--- a/docs/exports/06-KITS-GUIDE.docx
+++ b/docs/exports/06-KITS-GUIDE.docx
@@ -71,7 +71,21 @@
           <w:i/>
           <w:iCs/>
         </w:rPr>
-        <w:t xml:space="preserve">for each. Companion of the</w:t>
+        <w:t xml:space="preserve">for each. Each kit has its reference, with every operation it exposes (documents 10 to 18, linked in the</w:t>
+      </w:r>
+      <w:r>
+        <w:rPr>
+          <w:i/>
+          <w:iCs/>
+        </w:rPr>
+        <w:t xml:space="preserve"> </w:t>
+      </w:r>
+      <w:r>
+        <w:rPr>
+          <w:i/>
+          <w:iCs/>
+        </w:rPr>
+        <w:t xml:space="preserve">table below). Companion of the</w:t>
       </w:r>
       <w:r>
         <w:rPr>
@@ -102,7 +116,7 @@
           <w:i/>
           <w:iCs/>
         </w:rPr>
-        <w:t xml:space="preserve">(the reference: every call, the</w:t>
+        <w:t xml:space="preserve">(the build, the application</w:t>
       </w:r>
       <w:r>
         <w:rPr>
@@ -116,7 +130,7 @@
           <w:i/>
           <w:iCs/>
         </w:rPr>
-        <w:t xml:space="preserve">build, the ports) and of</w:t>
+        <w:t xml:space="preserve">model, the ports) and of</w:t>
       </w:r>
       <w:r>
         <w:rPr>
@@ -381,7 +395,7 @@
       </w:r>
     </w:p>
     <w:bookmarkEnd w:id="20"/>
-    <w:bookmarkStart w:id="21" w:name="Xf42949ce2155418547b745b31f0a8bd30f8ab19"/>
+    <w:bookmarkStart w:id="30" w:name="Xf42949ce2155418547b745b31f0a8bd30f8ab19"/>
     <w:p>
       <w:pPr>
         <w:pStyle w:val="Heading2"/>
@@ -424,10 +438,11 @@
         <w:tblLook w:firstRow="1" w:lastRow="0" w:firstColumn="0" w:lastColumn="0" w:noHBand="0" w:noVBand="0" w:val="0020"/>
       </w:tblPr>
       <w:tblGrid>
-        <w:gridCol w:w="1980"/>
-        <w:gridCol w:w="1980"/>
-        <w:gridCol w:w="1980"/>
-        <w:gridCol w:w="1980"/>
+        <w:gridCol w:w="1584"/>
+        <w:gridCol w:w="1584"/>
+        <w:gridCol w:w="1584"/>
+        <w:gridCol w:w="1584"/>
+        <w:gridCol w:w="1584"/>
       </w:tblGrid>
       <w:tr>
         <w:trPr>
@@ -477,8 +492,6 @@
             </w:r>
           </w:p>
         </w:tc>
-      </w:tr>
-      <w:tr>
         <w:tc>
           <w:tcPr/>
           <w:p>
@@ -486,65 +499,7 @@
               <w:pStyle w:val="Compact"/>
             </w:pPr>
             <w:r>
-              <w:rPr>
-                <w:b/>
-                <w:bCs/>
-              </w:rPr>
-              <w:t xml:space="preserve">AppKit</w:t>
-            </w:r>
-          </w:p>
-        </w:tc>
-        <w:tc>
-          <w:tcPr/>
-          <w:p>
-            <w:pPr>
-              <w:pStyle w:val="Compact"/>
-            </w:pPr>
-            <w:r>
-              <w:t xml:space="preserve">What makes a program run: the system's calls, strings, the console,</w:t>
-            </w:r>
-            <w:r>
-              <w:t xml:space="preserve"> </w:t>
-            </w:r>
-            <w:r>
-              <w:rPr>
-                <w:rStyle w:val="VerbatimChar"/>
-              </w:rPr>
-              <w:t xml:space="preserve">.ini</w:t>
-            </w:r>
-            <w:r>
-              <w:t xml:space="preserve"> </w:t>
-            </w:r>
-            <w:r>
-              <w:t xml:space="preserve">files, starting programs</w:t>
-            </w:r>
-          </w:p>
-        </w:tc>
-        <w:tc>
-          <w:tcPr/>
-          <w:p>
-            <w:pPr>
-              <w:pStyle w:val="Compact"/>
-            </w:pPr>
-            <w:r>
-              <w:rPr>
-                <w:rStyle w:val="VerbatimChar"/>
-              </w:rPr>
-              <w:t xml:space="preserve">SD:/lib/appkit.so</w:t>
-            </w:r>
-          </w:p>
-        </w:tc>
-        <w:tc>
-          <w:tcPr/>
-          <w:p>
-            <w:pPr>
-              <w:pStyle w:val="Compact"/>
-            </w:pPr>
-            <w:r>
-              <w:rPr>
-                <w:rStyle w:val="VerbatimChar"/>
-              </w:rPr>
-              <w:t xml:space="preserve">user/Kits/appkit</w:t>
+              <w:t xml:space="preserve">Reference</w:t>
             </w:r>
           </w:p>
         </w:tc>
@@ -561,7 +516,7 @@
                 <w:b/>
                 <w:bCs/>
               </w:rPr>
-              <w:t xml:space="preserve">UIKit</w:t>
+              <w:t xml:space="preserve">AppKit</w:t>
             </w:r>
           </w:p>
         </w:tc>
@@ -572,7 +527,22 @@
               <w:pStyle w:val="Compact"/>
             </w:pPr>
             <w:r>
-              <w:t xml:space="preserve">The interface: windows, widgets, dialogs, the theme, icons</w:t>
+              <w:t xml:space="preserve">What makes a program run: the system's calls, strings, the console,</w:t>
+            </w:r>
+            <w:r>
+              <w:t xml:space="preserve"> </w:t>
+            </w:r>
+            <w:r>
+              <w:rPr>
+                <w:rStyle w:val="VerbatimChar"/>
+              </w:rPr>
+              <w:t xml:space="preserve">.ini</w:t>
+            </w:r>
+            <w:r>
+              <w:t xml:space="preserve"> </w:t>
+            </w:r>
+            <w:r>
+              <w:t xml:space="preserve">files, starting programs</w:t>
             </w:r>
           </w:p>
         </w:tc>
@@ -586,7 +556,7 @@
               <w:rPr>
                 <w:rStyle w:val="VerbatimChar"/>
               </w:rPr>
-              <w:t xml:space="preserve">SD:/lib/uikit.so</w:t>
+              <w:t xml:space="preserve">SD:/lib/appkit.so</w:t>
             </w:r>
           </w:p>
         </w:tc>
@@ -600,8 +570,24 @@
               <w:rPr>
                 <w:rStyle w:val="VerbatimChar"/>
               </w:rPr>
-              <w:t xml:space="preserve">user/Kits/uikit</w:t>
-            </w:r>
+              <w:t xml:space="preserve">user/Kits/appkit</w:t>
+            </w:r>
+          </w:p>
+        </w:tc>
+        <w:tc>
+          <w:tcPr/>
+          <w:p>
+            <w:pPr>
+              <w:pStyle w:val="Compact"/>
+            </w:pPr>
+            <w:hyperlink r:id="rId21">
+              <w:r>
+                <w:rPr>
+                  <w:rStyle w:val="Hyperlink"/>
+                </w:rPr>
+                <w:t xml:space="preserve">10 — AppKit</w:t>
+              </w:r>
+            </w:hyperlink>
           </w:p>
         </w:tc>
       </w:tr>
@@ -617,7 +603,7 @@
                 <w:b/>
                 <w:bCs/>
               </w:rPr>
-              <w:t xml:space="preserve">SystemKit</w:t>
+              <w:t xml:space="preserve">UIKit</w:t>
             </w:r>
           </w:p>
         </w:tc>
@@ -628,7 +614,7 @@
               <w:pStyle w:val="Compact"/>
             </w:pPr>
             <w:r>
-              <w:t xml:space="preserve">Talking to the system and the other programs: notifications, clipboard, trash, volume, wallpaper, file associations, the dock</w:t>
+              <w:t xml:space="preserve">The interface: windows, widgets, dialogs, the theme, icons</w:t>
             </w:r>
           </w:p>
         </w:tc>
@@ -642,7 +628,7 @@
               <w:rPr>
                 <w:rStyle w:val="VerbatimChar"/>
               </w:rPr>
-              <w:t xml:space="preserve">SD:/lib/systemkit.so</w:t>
+              <w:t xml:space="preserve">SD:/lib/uikit.so</w:t>
             </w:r>
           </w:p>
         </w:tc>
@@ -656,8 +642,24 @@
               <w:rPr>
                 <w:rStyle w:val="VerbatimChar"/>
               </w:rPr>
-              <w:t xml:space="preserve">user/Kits/systemkit</w:t>
-            </w:r>
+              <w:t xml:space="preserve">user/Kits/uikit</w:t>
+            </w:r>
+          </w:p>
+        </w:tc>
+        <w:tc>
+          <w:tcPr/>
+          <w:p>
+            <w:pPr>
+              <w:pStyle w:val="Compact"/>
+            </w:pPr>
+            <w:hyperlink r:id="rId22">
+              <w:r>
+                <w:rPr>
+                  <w:rStyle w:val="Hyperlink"/>
+                </w:rPr>
+                <w:t xml:space="preserve">11 — UIKit</w:t>
+              </w:r>
+            </w:hyperlink>
           </w:p>
         </w:tc>
       </w:tr>
@@ -673,7 +675,7 @@
                 <w:b/>
                 <w:bCs/>
               </w:rPr>
-              <w:t xml:space="preserve">NetKit</w:t>
+              <w:t xml:space="preserve">SystemKit</w:t>
             </w:r>
           </w:p>
         </w:tc>
@@ -684,7 +686,7 @@
               <w:pStyle w:val="Compact"/>
             </w:pPr>
             <w:r>
-              <w:t xml:space="preserve">The network: HTTP, the FTP volumes</w:t>
+              <w:t xml:space="preserve">Talking to the system and the other programs: notifications, clipboard, trash, volume, wallpaper, file associations, the dock</w:t>
             </w:r>
           </w:p>
         </w:tc>
@@ -698,7 +700,7 @@
               <w:rPr>
                 <w:rStyle w:val="VerbatimChar"/>
               </w:rPr>
-              <w:t xml:space="preserve">SD:/lib/netkit.so</w:t>
+              <w:t xml:space="preserve">SD:/lib/systemkit.so</w:t>
             </w:r>
           </w:p>
         </w:tc>
@@ -712,8 +714,24 @@
               <w:rPr>
                 <w:rStyle w:val="VerbatimChar"/>
               </w:rPr>
-              <w:t xml:space="preserve">user/Kits/netkit</w:t>
-            </w:r>
+              <w:t xml:space="preserve">user/Kits/systemkit</w:t>
+            </w:r>
+          </w:p>
+        </w:tc>
+        <w:tc>
+          <w:tcPr/>
+          <w:p>
+            <w:pPr>
+              <w:pStyle w:val="Compact"/>
+            </w:pPr>
+            <w:hyperlink r:id="rId23">
+              <w:r>
+                <w:rPr>
+                  <w:rStyle w:val="Hyperlink"/>
+                </w:rPr>
+                <w:t xml:space="preserve">12 — SystemKit</w:t>
+              </w:r>
+            </w:hyperlink>
           </w:p>
         </w:tc>
       </w:tr>
@@ -729,7 +747,7 @@
                 <w:b/>
                 <w:bCs/>
               </w:rPr>
-              <w:t xml:space="preserve">FileKit</w:t>
+              <w:t xml:space="preserve">NetKit</w:t>
             </w:r>
           </w:p>
         </w:tc>
@@ -740,7 +758,7 @@
               <w:pStyle w:val="Compact"/>
             </w:pPr>
             <w:r>
-              <w:t xml:space="preserve">Files and folders, paths, compression, archives</w:t>
+              <w:t xml:space="preserve">The network: HTTP, the FTP volumes</w:t>
             </w:r>
           </w:p>
         </w:tc>
@@ -754,7 +772,7 @@
               <w:rPr>
                 <w:rStyle w:val="VerbatimChar"/>
               </w:rPr>
-              <w:t xml:space="preserve">SD:/lib/filekit.so</w:t>
+              <w:t xml:space="preserve">SD:/lib/netkit.so</w:t>
             </w:r>
           </w:p>
         </w:tc>
@@ -768,8 +786,24 @@
               <w:rPr>
                 <w:rStyle w:val="VerbatimChar"/>
               </w:rPr>
-              <w:t xml:space="preserve">user/Kits/filekit</w:t>
-            </w:r>
+              <w:t xml:space="preserve">user/Kits/netkit</w:t>
+            </w:r>
+          </w:p>
+        </w:tc>
+        <w:tc>
+          <w:tcPr/>
+          <w:p>
+            <w:pPr>
+              <w:pStyle w:val="Compact"/>
+            </w:pPr>
+            <w:hyperlink r:id="rId24">
+              <w:r>
+                <w:rPr>
+                  <w:rStyle w:val="Hyperlink"/>
+                </w:rPr>
+                <w:t xml:space="preserve">13 — NetKit</w:t>
+              </w:r>
+            </w:hyperlink>
           </w:p>
         </w:tc>
       </w:tr>
@@ -785,7 +819,7 @@
                 <w:b/>
                 <w:bCs/>
               </w:rPr>
-              <w:t xml:space="preserve">ImageKit</w:t>
+              <w:t xml:space="preserve">FileKit</w:t>
             </w:r>
           </w:p>
         </w:tc>
@@ -796,7 +830,7 @@
               <w:pStyle w:val="Compact"/>
             </w:pPr>
             <w:r>
-              <w:t xml:space="preserve">Pictures: reading, writing, resizing, adjusting</w:t>
+              <w:t xml:space="preserve">Files and folders, paths, compression, archives</w:t>
             </w:r>
           </w:p>
         </w:tc>
@@ -810,7 +844,7 @@
               <w:rPr>
                 <w:rStyle w:val="VerbatimChar"/>
               </w:rPr>
-              <w:t xml:space="preserve">SD:/lib/imagekit.so</w:t>
+              <w:t xml:space="preserve">SD:/lib/filekit.so</w:t>
             </w:r>
           </w:p>
         </w:tc>
@@ -824,8 +858,24 @@
               <w:rPr>
                 <w:rStyle w:val="VerbatimChar"/>
               </w:rPr>
-              <w:t xml:space="preserve">user/Kits/imagekit</w:t>
-            </w:r>
+              <w:t xml:space="preserve">user/Kits/filekit</w:t>
+            </w:r>
+          </w:p>
+        </w:tc>
+        <w:tc>
+          <w:tcPr/>
+          <w:p>
+            <w:pPr>
+              <w:pStyle w:val="Compact"/>
+            </w:pPr>
+            <w:hyperlink r:id="rId25">
+              <w:r>
+                <w:rPr>
+                  <w:rStyle w:val="Hyperlink"/>
+                </w:rPr>
+                <w:t xml:space="preserve">14 — FileKit</w:t>
+              </w:r>
+            </w:hyperlink>
           </w:p>
         </w:tc>
       </w:tr>
@@ -841,7 +891,7 @@
                 <w:b/>
                 <w:bCs/>
               </w:rPr>
-              <w:t xml:space="preserve">AudioKit</w:t>
+              <w:t xml:space="preserve">ImageKit</w:t>
             </w:r>
           </w:p>
         </w:tc>
@@ -852,7 +902,7 @@
               <w:pStyle w:val="Compact"/>
             </w:pPr>
             <w:r>
-              <w:t xml:space="preserve">Sound: playing files, notes, synthesis, the sound output</w:t>
+              <w:t xml:space="preserve">Pictures: reading, writing, resizing, adjusting</w:t>
             </w:r>
           </w:p>
         </w:tc>
@@ -866,7 +916,7 @@
               <w:rPr>
                 <w:rStyle w:val="VerbatimChar"/>
               </w:rPr>
-              <w:t xml:space="preserve">SD:/lib/audiokit.so</w:t>
+              <w:t xml:space="preserve">SD:/lib/imagekit.so</w:t>
             </w:r>
           </w:p>
         </w:tc>
@@ -880,8 +930,24 @@
               <w:rPr>
                 <w:rStyle w:val="VerbatimChar"/>
               </w:rPr>
-              <w:t xml:space="preserve">user/Kits/audiokit</w:t>
-            </w:r>
+              <w:t xml:space="preserve">user/Kits/imagekit</w:t>
+            </w:r>
+          </w:p>
+        </w:tc>
+        <w:tc>
+          <w:tcPr/>
+          <w:p>
+            <w:pPr>
+              <w:pStyle w:val="Compact"/>
+            </w:pPr>
+            <w:hyperlink r:id="rId26">
+              <w:r>
+                <w:rPr>
+                  <w:rStyle w:val="Hyperlink"/>
+                </w:rPr>
+                <w:t xml:space="preserve">15 — ImageKit</w:t>
+              </w:r>
+            </w:hyperlink>
           </w:p>
         </w:tc>
       </w:tr>
@@ -897,7 +963,7 @@
                 <w:b/>
                 <w:bCs/>
               </w:rPr>
-              <w:t xml:space="preserve">FontKit</w:t>
+              <w:t xml:space="preserve">AudioKit</w:t>
             </w:r>
           </w:p>
         </w:tc>
@@ -908,7 +974,7 @@
               <w:pStyle w:val="Compact"/>
             </w:pPr>
             <w:r>
-              <w:t xml:space="preserve">Fonts: FreeType, the font manager, anti-aliased text</w:t>
+              <w:t xml:space="preserve">Sound: playing files, notes, synthesis, the sound output</w:t>
             </w:r>
           </w:p>
         </w:tc>
@@ -922,7 +988,7 @@
               <w:rPr>
                 <w:rStyle w:val="VerbatimChar"/>
               </w:rPr>
-              <w:t xml:space="preserve">SD:/lib/fontkit.so</w:t>
+              <w:t xml:space="preserve">SD:/lib/audiokit.so</w:t>
             </w:r>
           </w:p>
         </w:tc>
@@ -936,8 +1002,24 @@
               <w:rPr>
                 <w:rStyle w:val="VerbatimChar"/>
               </w:rPr>
-              <w:t xml:space="preserve">user/Kits/fontkit</w:t>
-            </w:r>
+              <w:t xml:space="preserve">user/Kits/audiokit</w:t>
+            </w:r>
+          </w:p>
+        </w:tc>
+        <w:tc>
+          <w:tcPr/>
+          <w:p>
+            <w:pPr>
+              <w:pStyle w:val="Compact"/>
+            </w:pPr>
+            <w:hyperlink r:id="rId27">
+              <w:r>
+                <w:rPr>
+                  <w:rStyle w:val="Hyperlink"/>
+                </w:rPr>
+                <w:t xml:space="preserve">16 — AudioKit</w:t>
+              </w:r>
+            </w:hyperlink>
           </w:p>
         </w:tc>
       </w:tr>
@@ -953,7 +1035,7 @@
                 <w:b/>
                 <w:bCs/>
               </w:rPr>
-              <w:t xml:space="preserve">PrinterKit</w:t>
+              <w:t xml:space="preserve">FontKit</w:t>
             </w:r>
           </w:p>
         </w:tc>
@@ -964,7 +1046,7 @@
               <w:pStyle w:val="Compact"/>
             </w:pPr>
             <w:r>
-              <w:t xml:space="preserve">Printing: the Print dialog, a job's pages</w:t>
+              <w:t xml:space="preserve">Fonts: FreeType, the font manager, anti-aliased text</w:t>
             </w:r>
           </w:p>
         </w:tc>
@@ -978,7 +1060,7 @@
               <w:rPr>
                 <w:rStyle w:val="VerbatimChar"/>
               </w:rPr>
-              <w:t xml:space="preserve">SD:/lib/printerkit.so</w:t>
+              <w:t xml:space="preserve">SD:/lib/fontkit.so</w:t>
             </w:r>
           </w:p>
         </w:tc>
@@ -992,8 +1074,96 @@
               <w:rPr>
                 <w:rStyle w:val="VerbatimChar"/>
               </w:rPr>
+              <w:t xml:space="preserve">user/Kits/fontkit</w:t>
+            </w:r>
+          </w:p>
+        </w:tc>
+        <w:tc>
+          <w:tcPr/>
+          <w:p>
+            <w:pPr>
+              <w:pStyle w:val="Compact"/>
+            </w:pPr>
+            <w:hyperlink r:id="rId28">
+              <w:r>
+                <w:rPr>
+                  <w:rStyle w:val="Hyperlink"/>
+                </w:rPr>
+                <w:t xml:space="preserve">17 — FontKit</w:t>
+              </w:r>
+            </w:hyperlink>
+          </w:p>
+        </w:tc>
+      </w:tr>
+      <w:tr>
+        <w:tc>
+          <w:tcPr/>
+          <w:p>
+            <w:pPr>
+              <w:pStyle w:val="Compact"/>
+            </w:pPr>
+            <w:r>
+              <w:rPr>
+                <w:b/>
+                <w:bCs/>
+              </w:rPr>
+              <w:t xml:space="preserve">PrinterKit</w:t>
+            </w:r>
+          </w:p>
+        </w:tc>
+        <w:tc>
+          <w:tcPr/>
+          <w:p>
+            <w:pPr>
+              <w:pStyle w:val="Compact"/>
+            </w:pPr>
+            <w:r>
+              <w:t xml:space="preserve">Printing: the Print dialog, a job's pages</w:t>
+            </w:r>
+          </w:p>
+        </w:tc>
+        <w:tc>
+          <w:tcPr/>
+          <w:p>
+            <w:pPr>
+              <w:pStyle w:val="Compact"/>
+            </w:pPr>
+            <w:r>
+              <w:rPr>
+                <w:rStyle w:val="VerbatimChar"/>
+              </w:rPr>
+              <w:t xml:space="preserve">SD:/lib/printerkit.so</w:t>
+            </w:r>
+          </w:p>
+        </w:tc>
+        <w:tc>
+          <w:tcPr/>
+          <w:p>
+            <w:pPr>
+              <w:pStyle w:val="Compact"/>
+            </w:pPr>
+            <w:r>
+              <w:rPr>
+                <w:rStyle w:val="VerbatimChar"/>
+              </w:rPr>
               <w:t xml:space="preserve">user/Kits/printerkit</w:t>
             </w:r>
+          </w:p>
+        </w:tc>
+        <w:tc>
+          <w:tcPr/>
+          <w:p>
+            <w:pPr>
+              <w:pStyle w:val="Compact"/>
+            </w:pPr>
+            <w:hyperlink r:id="rId29">
+              <w:r>
+                <w:rPr>
+                  <w:rStyle w:val="Hyperlink"/>
+                </w:rPr>
+                <w:t xml:space="preserve">18 — PrinterKit</w:t>
+              </w:r>
+            </w:hyperlink>
           </w:p>
         </w:tc>
       </w:tr>
@@ -1083,7 +1253,7 @@
         <w:pStyle w:val="FirstParagraph"/>
       </w:pPr>
       <w:r>
-        <w:t xml:space="preserve">A kit's header</w:t>
+        <w:t xml:space="preserve">A kit has</w:t>
       </w:r>
       <w:r>
         <w:t xml:space="preserve"> </w:t>
@@ -1093,6 +1263,31 @@
           <w:b/>
           <w:bCs/>
         </w:rPr>
+        <w:t xml:space="preserve">one header</w:t>
+      </w:r>
+      <w:r>
+        <w:t xml:space="preserve">,</w:t>
+      </w:r>
+      <w:r>
+        <w:t xml:space="preserve"> </w:t>
+      </w:r>
+      <w:r>
+        <w:rPr>
+          <w:rStyle w:val="VerbatimChar"/>
+        </w:rPr>
+        <w:t xml:space="preserve">&lt;kit&gt;/&lt;kit&gt;.h</w:t>
+      </w:r>
+      <w:r>
+        <w:t xml:space="preserve">, which</w:t>
+      </w:r>
+      <w:r>
+        <w:t xml:space="preserve"> </w:t>
+      </w:r>
+      <w:r>
+        <w:rPr>
+          <w:b/>
+          <w:bCs/>
+        </w:rPr>
         <w:t xml:space="preserve">declares</w:t>
       </w:r>
       <w:r>
@@ -1105,8 +1300,8 @@
         <w:t xml:space="preserve">code is shared by every program that uses it.</w:t>
       </w:r>
     </w:p>
-    <w:bookmarkEnd w:id="21"/>
-    <w:bookmarkStart w:id="26" w:name="X85b9036d0c437b6d6abf0631055454f6f74ddb8"/>
+    <w:bookmarkEnd w:id="30"/>
+    <w:bookmarkStart w:id="35" w:name="X85b9036d0c437b6d6abf0631055454f6f74ddb8"/>
     <w:p>
       <w:pPr>
         <w:pStyle w:val="Heading2"/>
@@ -1115,7 +1310,7 @@
         <w:t xml:space="preserve">2. Using a kit in a program</w:t>
       </w:r>
     </w:p>
-    <w:bookmarkStart w:id="22" w:name="including"/>
+    <w:bookmarkStart w:id="31" w:name="including"/>
     <w:p>
       <w:pPr>
         <w:pStyle w:val="Heading3"/>
@@ -1215,19 +1410,19 @@
         <w:rPr>
           <w:rStyle w:val="ImportTok"/>
         </w:rPr>
-        <w:t xml:space="preserve">"systemkit/notify.h"</w:t>
+        <w:t xml:space="preserve">"systemkit/systemkit.h"</w:t>
       </w:r>
       <w:r>
         <w:rPr>
           <w:rStyle w:val="PreprocessorTok"/>
         </w:rPr>
-        <w:t xml:space="preserve">       </w:t>
+        <w:t xml:space="preserve">    </w:t>
       </w:r>
       <w:r>
         <w:rPr>
           <w:rStyle w:val="CommentTok"/>
         </w:rPr>
-        <w:t xml:space="preserve">// SystemKit: one header per subject</w:t>
+        <w:t xml:space="preserve">// SystemKit</w:t>
       </w:r>
       <w:r>
         <w:br/>
@@ -1242,13 +1437,13 @@
         <w:rPr>
           <w:rStyle w:val="ImportTok"/>
         </w:rPr>
-        <w:t xml:space="preserve">"netkit/httpc.h"</w:t>
+        <w:t xml:space="preserve">"netkit/netkit.h"</w:t>
       </w:r>
       <w:r>
         <w:rPr>
           <w:rStyle w:val="PreprocessorTok"/>
         </w:rPr>
-        <w:t xml:space="preserve">           </w:t>
+        <w:t xml:space="preserve">          </w:t>
       </w:r>
       <w:r>
         <w:rPr>
@@ -1392,8 +1587,8 @@
         <w:t xml:space="preserve">// PrinterKit</w:t>
       </w:r>
     </w:p>
-    <w:bookmarkEnd w:id="22"/>
-    <w:bookmarkStart w:id="23" w:name="linking"/>
+    <w:bookmarkEnd w:id="31"/>
+    <w:bookmarkStart w:id="32" w:name="linking"/>
     <w:p>
       <w:pPr>
         <w:pStyle w:val="Heading3"/>
@@ -1609,8 +1804,8 @@
         <w:t xml:space="preserve">mytool.elf: ../lib/systemkit.imp_c.a</w:t>
       </w:r>
     </w:p>
-    <w:bookmarkEnd w:id="23"/>
-    <w:bookmarkStart w:id="24" w:name="versions"/>
+    <w:bookmarkEnd w:id="32"/>
+    <w:bookmarkStart w:id="33" w:name="versions"/>
     <w:p>
       <w:pPr>
         <w:pStyle w:val="Heading3"/>
@@ -1669,8 +1864,8 @@
         <w:t xml:space="preserve">library first.</w:t>
       </w:r>
     </w:p>
-    <w:bookmarkEnd w:id="24"/>
-    <w:bookmarkStart w:id="25" w:name="on-a-pc"/>
+    <w:bookmarkEnd w:id="33"/>
+    <w:bookmarkStart w:id="34" w:name="on-a-pc"/>
     <w:p>
       <w:pPr>
         <w:pStyle w:val="Heading3"/>
@@ -1699,9 +1894,9 @@
         <w:t xml:space="preserve">changes in the program's code.</w:t>
       </w:r>
     </w:p>
-    <w:bookmarkEnd w:id="25"/>
-    <w:bookmarkEnd w:id="26"/>
-    <w:bookmarkStart w:id="27" w:name="X479a017f3f362789bae7c4b9122aafaba533bfa"/>
+    <w:bookmarkEnd w:id="34"/>
+    <w:bookmarkEnd w:id="35"/>
+    <w:bookmarkStart w:id="36" w:name="X479a017f3f362789bae7c4b9122aafaba533bfa"/>
     <w:p>
       <w:pPr>
         <w:pStyle w:val="Heading2"/>
@@ -3533,8 +3728,8 @@
         <w:t xml:space="preserve">// a file: by its runner</w:t>
       </w:r>
     </w:p>
-    <w:bookmarkEnd w:id="27"/>
-    <w:bookmarkStart w:id="28" w:name="X0a53c701f88fdf6f7c7ea97f28ca21204deb07c"/>
+    <w:bookmarkEnd w:id="36"/>
+    <w:bookmarkStart w:id="37" w:name="X0a53c701f88fdf6f7c7ea97f28ca21204deb07c"/>
     <w:p>
       <w:pPr>
         <w:pStyle w:val="Heading2"/>
@@ -5608,8 +5803,8 @@
         <w:t xml:space="preserve">(called about 60 times a second).</w:t>
       </w:r>
     </w:p>
-    <w:bookmarkEnd w:id="28"/>
-    <w:bookmarkStart w:id="29" w:name="X1c12e241ab2b4ebd18b32f840f751712082d5e1"/>
+    <w:bookmarkEnd w:id="37"/>
+    <w:bookmarkStart w:id="38" w:name="X1c12e241ab2b4ebd18b32f840f751712082d5e1"/>
     <w:p>
       <w:pPr>
         <w:pStyle w:val="Heading2"/>
@@ -5623,16 +5818,10 @@
         <w:pStyle w:val="FirstParagraph"/>
       </w:pPr>
       <w:r>
-        <w:t xml:space="preserve">One header per subject, in</w:t>
-      </w:r>
-      <w:r>
-        <w:t xml:space="preserve"> </w:t>
-      </w:r>
-      <w:r>
         <w:rPr>
           <w:rStyle w:val="VerbatimChar"/>
         </w:rPr>
-        <w:t xml:space="preserve">systemkit/</w:t>
+        <w:t xml:space="preserve">#include "systemkit/systemkit.h"</w:t>
       </w:r>
       <w:r>
         <w:t xml:space="preserve"> </w:t>
@@ -5669,6 +5858,18 @@
       </w:r>
       <w:r>
         <w:t xml:space="preserve">(C).</w:t>
+      </w:r>
+      <w:r>
+        <w:t xml:space="preserve"> </w:t>
+      </w:r>
+      <w:r>
+        <w:t xml:space="preserve">The one header brings every subject below (a C program gets those written in C: notifications,</w:t>
+      </w:r>
+      <w:r>
+        <w:t xml:space="preserve"> </w:t>
+      </w:r>
+      <w:r>
+        <w:t xml:space="preserve">volume, preload list, the applets' protocol).</w:t>
       </w:r>
     </w:p>
     <w:p>
@@ -5718,7 +5919,7 @@
         <w:rPr>
           <w:rStyle w:val="ImportTok"/>
         </w:rPr>
-        <w:t xml:space="preserve">"systemkit/notify.h"</w:t>
+        <w:t xml:space="preserve">"systemkit/systemkit.h"</w:t>
       </w:r>
       <w:r>
         <w:br/>
@@ -5861,7 +6062,7 @@
         <w:rPr>
           <w:rStyle w:val="ImportTok"/>
         </w:rPr>
-        <w:t xml:space="preserve">"systemkit/clipboard.h"</w:t>
+        <w:t xml:space="preserve">"systemkit/systemkit.h"</w:t>
       </w:r>
       <w:r>
         <w:br/>
@@ -6301,7 +6502,7 @@
         <w:rPr>
           <w:rStyle w:val="ImportTok"/>
         </w:rPr>
-        <w:t xml:space="preserve">"systemkit/trash.h"</w:t>
+        <w:t xml:space="preserve">"systemkit/systemkit.h"</w:t>
       </w:r>
       <w:r>
         <w:br/>
@@ -6471,7 +6672,7 @@
         <w:rPr>
           <w:rStyle w:val="ImportTok"/>
         </w:rPr>
-        <w:t xml:space="preserve">"systemkit/fileassoc.h"</w:t>
+        <w:t xml:space="preserve">"systemkit/systemkit.h"</w:t>
       </w:r>
       <w:r>
         <w:br/>
@@ -6698,37 +6899,7 @@
         <w:rPr>
           <w:rStyle w:val="ImportTok"/>
         </w:rPr>
-        <w:t xml:space="preserve">"systemkit/volume.h"</w:t>
-      </w:r>
-      <w:r>
-        <w:br/>
-      </w:r>
-      <w:r>
-        <w:rPr>
-          <w:rStyle w:val="PreprocessorTok"/>
-        </w:rPr>
-        <w:t xml:space="preserve">#include </w:t>
-      </w:r>
-      <w:r>
-        <w:rPr>
-          <w:rStyle w:val="ImportTok"/>
-        </w:rPr>
-        <w:t xml:space="preserve">"systemkit/wallpaper.h"</w:t>
-      </w:r>
-      <w:r>
-        <w:br/>
-      </w:r>
-      <w:r>
-        <w:rPr>
-          <w:rStyle w:val="PreprocessorTok"/>
-        </w:rPr>
-        <w:t xml:space="preserve">#include </w:t>
-      </w:r>
-      <w:r>
-        <w:rPr>
-          <w:rStyle w:val="ImportTok"/>
-        </w:rPr>
-        <w:t xml:space="preserve">"systemkit/dockconf.h"</w:t>
+        <w:t xml:space="preserve">"systemkit/systemkit.h"</w:t>
       </w:r>
       <w:r>
         <w:br/>
@@ -6935,7 +7106,19 @@
               <w:pStyle w:val="Compact"/>
             </w:pPr>
             <w:r>
-              <w:t xml:space="preserve">Header</w:t>
+              <w:t xml:space="preserve">Its part (a header of its own, beside</w:t>
+            </w:r>
+            <w:r>
+              <w:t xml:space="preserve"> </w:t>
+            </w:r>
+            <w:r>
+              <w:rPr>
+                <w:rStyle w:val="VerbatimChar"/>
+              </w:rPr>
+              <w:t xml:space="preserve">systemkit.h</w:t>
+            </w:r>
+            <w:r>
+              <w:t xml:space="preserve">)</w:t>
             </w:r>
           </w:p>
         </w:tc>
@@ -7210,8 +7393,8 @@
         </w:tc>
       </w:tr>
     </w:tbl>
-    <w:bookmarkEnd w:id="29"/>
-    <w:bookmarkStart w:id="30" w:name="X21c5dfbcb5a69cd5c428264b88180cd193f70a2"/>
+    <w:bookmarkEnd w:id="38"/>
+    <w:bookmarkStart w:id="39" w:name="X21c5dfbcb5a69cd5c428264b88180cd193f70a2"/>
     <w:p>
       <w:pPr>
         <w:pStyle w:val="Heading2"/>
@@ -7228,7 +7411,7 @@
         <w:rPr>
           <w:rStyle w:val="VerbatimChar"/>
         </w:rPr>
-        <w:t xml:space="preserve">#include "netkit/…"</w:t>
+        <w:t xml:space="preserve">#include "netkit/netkit.h"</w:t>
       </w:r>
       <w:r>
         <w:t xml:space="preserve"> </w:t>
@@ -7264,7 +7447,34 @@
         <w:t xml:space="preserve"> </w:t>
       </w:r>
       <w:r>
-        <w:t xml:space="preserve">(C).</w:t>
+        <w:t xml:space="preserve">(C). The</w:t>
+      </w:r>
+      <w:r>
+        <w:t xml:space="preserve"> </w:t>
+      </w:r>
+      <w:r>
+        <w:rPr>
+          <w:rStyle w:val="VerbatimChar"/>
+        </w:rPr>
+        <w:t xml:space="preserve">HttpClient</w:t>
+      </w:r>
+      <w:r>
+        <w:t xml:space="preserve"> </w:t>
+      </w:r>
+      <w:r>
+        <w:t xml:space="preserve">class is apart:</w:t>
+      </w:r>
+      <w:r>
+        <w:t xml:space="preserve"> </w:t>
+      </w:r>
+      <w:r>
+        <w:rPr>
+          <w:rStyle w:val="VerbatimChar"/>
+        </w:rPr>
+        <w:t xml:space="preserve">#include "netkit/http.hpp"</w:t>
+      </w:r>
+      <w:r>
+        <w:t xml:space="preserve">.</w:t>
       </w:r>
     </w:p>
     <w:p>
@@ -7314,7 +7524,7 @@
         <w:rPr>
           <w:rStyle w:val="ImportTok"/>
         </w:rPr>
-        <w:t xml:space="preserve">"netkit/httpc.h"</w:t>
+        <w:t xml:space="preserve">"netkit/netkit.h"</w:t>
       </w:r>
       <w:r>
         <w:br/>
@@ -8269,7 +8479,7 @@
         <w:rPr>
           <w:rStyle w:val="ImportTok"/>
         </w:rPr>
-        <w:t xml:space="preserve">"netkit/ftpfs.h"</w:t>
+        <w:t xml:space="preserve">"netkit/netkit.h"</w:t>
       </w:r>
       <w:r>
         <w:br/>
@@ -8517,8 +8727,8 @@
         <w:t xml:space="preserve">them belong.</w:t>
       </w:r>
     </w:p>
-    <w:bookmarkEnd w:id="30"/>
-    <w:bookmarkStart w:id="31" w:name="X491a56bd334c8c4c777570fe8bd846c18e7eccb"/>
+    <w:bookmarkEnd w:id="39"/>
+    <w:bookmarkStart w:id="40" w:name="X491a56bd334c8c4c777570fe8bd846c18e7eccb"/>
     <w:p>
       <w:pPr>
         <w:pStyle w:val="Heading2"/>
@@ -8541,19 +8751,7 @@
         <w:t xml:space="preserve"> </w:t>
       </w:r>
       <w:r>
-        <w:t xml:space="preserve">(and</w:t>
-      </w:r>
-      <w:r>
-        <w:t xml:space="preserve"> </w:t>
-      </w:r>
-      <w:r>
-        <w:rPr>
-          <w:rStyle w:val="VerbatimChar"/>
-        </w:rPr>
-        <w:t xml:space="preserve">"filekit/fsutil.h"</w:t>
-      </w:r>
-      <w:r>
-        <w:t xml:space="preserve">) — link</w:t>
+        <w:t xml:space="preserve">— link</w:t>
       </w:r>
       <w:r>
         <w:t xml:space="preserve"> </w:t>
@@ -8917,7 +9115,7 @@
         <w:rPr>
           <w:rStyle w:val="ImportTok"/>
         </w:rPr>
-        <w:t xml:space="preserve">"filekit/fsutil.h"</w:t>
+        <w:t xml:space="preserve">"filekit/filekit.h"</w:t>
       </w:r>
       <w:r>
         <w:br/>
@@ -10141,8 +10339,8 @@
         <w:t xml:space="preserve">) instead of keeping its own list.</w:t>
       </w:r>
     </w:p>
-    <w:bookmarkEnd w:id="31"/>
-    <w:bookmarkStart w:id="32" w:name="Xf777c6178c1b7acc606d863a1dc288d7a0b8399"/>
+    <w:bookmarkEnd w:id="40"/>
+    <w:bookmarkStart w:id="41" w:name="Xf777c6178c1b7acc606d863a1dc288d7a0b8399"/>
     <w:p>
       <w:pPr>
         <w:pStyle w:val="Heading2"/>
@@ -11006,8 +11204,8 @@
         <w:t xml:space="preserve">same header.</w:t>
       </w:r>
     </w:p>
-    <w:bookmarkEnd w:id="32"/>
-    <w:bookmarkStart w:id="33" w:name="X5d555d25266128ff4d9fa5481cdbbe513b622de"/>
+    <w:bookmarkEnd w:id="41"/>
+    <w:bookmarkStart w:id="42" w:name="X5d555d25266128ff4d9fa5481cdbbe513b622de"/>
     <w:p>
       <w:pPr>
         <w:pStyle w:val="Heading2"/>
@@ -11901,8 +12099,8 @@
         <w:t xml:space="preserve">}</w:t>
       </w:r>
     </w:p>
-    <w:bookmarkEnd w:id="33"/>
-    <w:bookmarkStart w:id="34" w:name="Xfe4ab0ec0802ddea0ccd1e2aa45325e2067bf65"/>
+    <w:bookmarkEnd w:id="42"/>
+    <w:bookmarkStart w:id="43" w:name="Xfe4ab0ec0802ddea0ccd1e2aa45325e2067bf65"/>
     <w:p>
       <w:pPr>
         <w:pStyle w:val="Heading2"/>
@@ -12936,8 +13134,8 @@
         <w:t xml:space="preserve">// in 26.6 units</w:t>
       </w:r>
     </w:p>
-    <w:bookmarkEnd w:id="34"/>
-    <w:bookmarkStart w:id="35" w:name="Xc2f542cdd1b9794d820c6abd4ac9243886c7e6b"/>
+    <w:bookmarkEnd w:id="43"/>
+    <w:bookmarkStart w:id="44" w:name="Xc2f542cdd1b9794d820c6abd4ac9243886c7e6b"/>
     <w:p>
       <w:pPr>
         <w:pStyle w:val="Heading2"/>
@@ -13998,8 +14196,8 @@
         <w:t xml:space="preserve">).</w:t>
       </w:r>
     </w:p>
-    <w:bookmarkEnd w:id="35"/>
-    <w:bookmarkStart w:id="38" w:name="Xf452947779f3bd1a7569ef68ee5cf3beada5d88"/>
+    <w:bookmarkEnd w:id="44"/>
+    <w:bookmarkStart w:id="47" w:name="Xf452947779f3bd1a7569ef68ee5cf3beada5d88"/>
     <w:p>
       <w:pPr>
         <w:pStyle w:val="Heading2"/>
@@ -14032,7 +14230,7 @@
         <w:t xml:space="preserve">kit.</w:t>
       </w:r>
     </w:p>
-    <w:bookmarkStart w:id="36" w:name="adding-a-function-to-a-kit"/>
+    <w:bookmarkStart w:id="45" w:name="adding-a-function-to-a-kit"/>
     <w:p>
       <w:pPr>
         <w:pStyle w:val="Heading3"/>
@@ -14250,11 +14448,44 @@
         <w:t xml:space="preserve"> </w:t>
       </w:r>
       <w:r>
-        <w:t xml:space="preserve">it — the Developer Guide, and here if it deserves an example.</w:t>
+        <w:t xml:space="preserve">it: its comment in the header is its documentation — run</w:t>
+      </w:r>
+      <w:r>
+        <w:t xml:space="preserve"> </w:t>
+      </w:r>
+      <w:r>
+        <w:rPr>
+          <w:rStyle w:val="VerbatimChar"/>
+        </w:rPr>
+        <w:t xml:space="preserve">python tools/docgen/kitdocs.py</w:t>
+      </w:r>
+      <w:r>
+        <w:t xml:space="preserve"> </w:t>
+      </w:r>
+      <w:r>
+        <w:t xml:space="preserve">(the kit's reference follows), add an example here if it deserves</w:t>
+      </w:r>
+      <w:r>
+        <w:t xml:space="preserve"> </w:t>
+      </w:r>
+      <w:r>
+        <w:t xml:space="preserve">one, then</w:t>
+      </w:r>
+      <w:r>
+        <w:t xml:space="preserve"> </w:t>
+      </w:r>
+      <w:r>
+        <w:rPr>
+          <w:rStyle w:val="VerbatimChar"/>
+        </w:rPr>
+        <w:t xml:space="preserve">python docs/build_docs.py</w:t>
+      </w:r>
+      <w:r>
+        <w:t xml:space="preserve">.</w:t>
       </w:r>
     </w:p>
-    <w:bookmarkEnd w:id="36"/>
-    <w:bookmarkStart w:id="37" w:name="creating-a-kit"/>
+    <w:bookmarkEnd w:id="45"/>
+    <w:bookmarkStart w:id="46" w:name="creating-a-kit"/>
     <w:p>
       <w:pPr>
         <w:pStyle w:val="Heading3"/>
@@ -14292,16 +14523,53 @@
         <w:t xml:space="preserve">user/Kits/&lt;kit&gt;/</w:t>
       </w:r>
       <w:r>
-        <w:t xml:space="preserve">: a header per subject that declares (</w:t>
+        <w:t xml:space="preserve">:</w:t>
+      </w:r>
+      <w:r>
+        <w:t xml:space="preserve"> </w:t>
+      </w:r>
+      <w:r>
+        <w:rPr>
+          <w:b/>
+          <w:bCs/>
+        </w:rPr>
+        <w:t xml:space="preserve">one header a program includes,</w:t>
+      </w:r>
+      <w:r>
+        <w:rPr>
+          <w:b/>
+          <w:bCs/>
+        </w:rPr>
+        <w:t xml:space="preserve"> </w:t>
       </w:r>
       <w:r>
         <w:rPr>
           <w:rStyle w:val="VerbatimChar"/>
+          <w:b/>
+          <w:bCs/>
+        </w:rPr>
+        <w:t xml:space="preserve">&lt;kit&gt;/&lt;kit&gt;.h</w:t>
+      </w:r>
+      <w:r>
+        <w:t xml:space="preserve"> </w:t>
+      </w:r>
+      <w:r>
+        <w:t xml:space="preserve">— it may bring a</w:t>
+      </w:r>
+      <w:r>
+        <w:t xml:space="preserve"> </w:t>
+      </w:r>
+      <w:r>
+        <w:t xml:space="preserve">header per subject, each declaring its functions (</w:t>
+      </w:r>
+      <w:r>
+        <w:rPr>
+          <w:rStyle w:val="VerbatimChar"/>
         </w:rPr>
         <w:t xml:space="preserve">XK_API int f (...);</w:t>
       </w:r>
       <w:r>
-        <w:t xml:space="preserve">), a</w:t>
+        <w:t xml:space="preserve">) with a</w:t>
       </w:r>
       <w:r>
         <w:t xml:space="preserve"> </w:t>
@@ -14316,7 +14584,13 @@
         <w:t xml:space="preserve"> </w:t>
       </w:r>
       <w:r>
-        <w:t xml:space="preserve">beside it with the code, and one source</w:t>
+        <w:t xml:space="preserve">beside it for</w:t>
+      </w:r>
+      <w:r>
+        <w:t xml:space="preserve"> </w:t>
+      </w:r>
+      <w:r>
+        <w:t xml:space="preserve">the code — and one source</w:t>
       </w:r>
       <w:r>
         <w:t xml:space="preserve"> </w:t>
@@ -14331,22 +14605,7 @@
         <w:t xml:space="preserve"> </w:t>
       </w:r>
       <w:r>
-        <w:t xml:space="preserve">that compiles every</w:t>
-      </w:r>
-      <w:r>
-        <w:t xml:space="preserve"> </w:t>
-      </w:r>
-      <w:r>
-        <w:rPr>
-          <w:rStyle w:val="VerbatimChar"/>
-        </w:rPr>
-        <w:t xml:space="preserve">.inc</w:t>
-      </w:r>
-      <w:r>
-        <w:t xml:space="preserve"> </w:t>
-      </w:r>
-      <w:r>
-        <w:t xml:space="preserve">into the library;</w:t>
+        <w:t xml:space="preserve">that compiles the code into the library;</w:t>
       </w:r>
     </w:p>
     <w:p>
@@ -14480,9 +14739,9 @@
         <w:t xml:space="preserve">The header of a kit a C program may use is written in C.</w:t>
       </w:r>
     </w:p>
-    <w:bookmarkEnd w:id="37"/>
-    <w:bookmarkEnd w:id="38"/>
-    <w:bookmarkStart w:id="39" w:name="X727ca5ffb7cfa954933197d729c7f04b3404e24"/>
+    <w:bookmarkEnd w:id="46"/>
+    <w:bookmarkEnd w:id="47"/>
+    <w:bookmarkStart w:id="48" w:name="X727ca5ffb7cfa954933197d729c7f04b3404e24"/>
     <w:p>
       <w:pPr>
         <w:pStyle w:val="Heading2"/>
@@ -15777,7 +16036,7 @@
         </w:tc>
       </w:tr>
     </w:tbl>
-    <w:bookmarkEnd w:id="39"/>
+    <w:bookmarkEnd w:id="48"/>
     <w:sectPr>
       <w:footerReference r:id="rId9" w:type="default"/>
       <w:footnotePr>

--- a/docs/exports/06-KITS-GUIDE.docx
+++ b/docs/exports/06-KITS-GUIDE.docx
@@ -1301,7 +1301,7 @@
       </w:r>
     </w:p>
     <w:bookmarkEnd w:id="30"/>
-    <w:bookmarkStart w:id="35" w:name="X85b9036d0c437b6d6abf0631055454f6f74ddb8"/>
+    <w:bookmarkStart w:id="36" w:name="X85b9036d0c437b6d6abf0631055454f6f74ddb8"/>
     <w:p>
       <w:pPr>
         <w:pStyle w:val="Heading2"/>
@@ -1865,13 +1865,13 @@
       </w:r>
     </w:p>
     <w:bookmarkEnd w:id="33"/>
-    <w:bookmarkStart w:id="34" w:name="on-a-pc"/>
+    <w:bookmarkStart w:id="34" w:name="from-basic"/>
     <w:p>
       <w:pPr>
         <w:pStyle w:val="Heading3"/>
       </w:pPr>
       <w:r>
-        <w:t xml:space="preserve">On a PC</w:t>
+        <w:t xml:space="preserve">From BASIC</w:t>
       </w:r>
     </w:p>
     <w:p>
@@ -1879,30 +1879,193 @@
         <w:pStyle w:val="FirstParagraph"/>
       </w:pPr>
       <w:r>
-        <w:t xml:space="preserve">The same sources build on a PC for the tests and the screenshots. There is no shared library there:</w:t>
-      </w:r>
-      <w:r>
-        <w:t xml:space="preserve"> </w:t>
-      </w:r>
-      <w:r>
-        <w:t xml:space="preserve">the kits' headers bring their code inline, and UIKit's sources are compiled with the program. Nothing</w:t>
-      </w:r>
-      <w:r>
-        <w:t xml:space="preserve"> </w:t>
-      </w:r>
-      <w:r>
-        <w:t xml:space="preserve">changes in the program's code.</w:t>
+        <w:t xml:space="preserve">A BASIC program uses the kits too:</w:t>
+      </w:r>
+      <w:r>
+        <w:t xml:space="preserve"> </w:t>
+      </w:r>
+      <w:r>
+        <w:rPr>
+          <w:rStyle w:val="VerbatimChar"/>
+        </w:rPr>
+        <w:t xml:space="preserve">#import filekit</w:t>
+      </w:r>
+      <w:r>
+        <w:t xml:space="preserve">, then</w:t>
+      </w:r>
+      <w:r>
+        <w:t xml:space="preserve"> </w:t>
+      </w:r>
+      <w:r>
+        <w:rPr>
+          <w:rStyle w:val="VerbatimChar"/>
+        </w:rPr>
+        <w:t xml:space="preserve">FileKit.copy (a$, b$, 0, 0)</w:t>
+      </w:r>
+      <w:r>
+        <w:t xml:space="preserve"> </w:t>
+      </w:r>
+      <w:r>
+        <w:t xml:space="preserve">— every function</w:t>
+      </w:r>
+      <w:r>
+        <w:t xml:space="preserve"> </w:t>
+      </w:r>
+      <w:r>
+        <w:t xml:space="preserve">of a kit that takes and returns numbers, strings and pointers, by its name (docs/04 §13,</w:t>
+      </w:r>
+      <w:r>
+        <w:t xml:space="preserve"> </w:t>
+      </w:r>
+      <w:r>
+        <w:rPr>
+          <w:i/>
+          <w:iCs/>
+        </w:rPr>
+        <w:t xml:space="preserve">The system's</w:t>
+      </w:r>
+      <w:r>
+        <w:rPr>
+          <w:i/>
+          <w:iCs/>
+        </w:rPr>
+        <w:t xml:space="preserve"> </w:t>
+      </w:r>
+      <w:r>
+        <w:rPr>
+          <w:i/>
+          <w:iCs/>
+        </w:rPr>
+        <w:t xml:space="preserve">kits</w:t>
+      </w:r>
+      <w:r>
+        <w:t xml:space="preserve">). BASIC knows a kit by its</w:t>
+      </w:r>
+      <w:r>
+        <w:t xml:space="preserve"> </w:t>
+      </w:r>
+      <w:r>
+        <w:rPr>
+          <w:b/>
+          <w:bCs/>
+        </w:rPr>
+        <w:t xml:space="preserve">description</w:t>
+      </w:r>
+      <w:r>
+        <w:t xml:space="preserve">,</w:t>
+      </w:r>
+      <w:r>
+        <w:t xml:space="preserve"> </w:t>
+      </w:r>
+      <w:r>
+        <w:rPr>
+          <w:rStyle w:val="VerbatimChar"/>
+        </w:rPr>
+        <w:t xml:space="preserve">SD:/lib/&lt;kit&gt;.bi</w:t>
+      </w:r>
+      <w:r>
+        <w:t xml:space="preserve">, made from the kit's</w:t>
+      </w:r>
+      <w:r>
+        <w:t xml:space="preserve"> </w:t>
+      </w:r>
+      <w:r>
+        <w:rPr>
+          <w:rStyle w:val="VerbatimChar"/>
+        </w:rPr>
+        <w:t xml:space="preserve">.abi</w:t>
+      </w:r>
+      <w:r>
+        <w:t xml:space="preserve"> </w:t>
+      </w:r>
+      <w:r>
+        <w:t xml:space="preserve">and its</w:t>
+      </w:r>
+      <w:r>
+        <w:t xml:space="preserve"> </w:t>
+      </w:r>
+      <w:r>
+        <w:t xml:space="preserve">headers by</w:t>
+      </w:r>
+      <w:r>
+        <w:t xml:space="preserve"> </w:t>
+      </w:r>
+      <w:r>
+        <w:rPr>
+          <w:rStyle w:val="VerbatimChar"/>
+        </w:rPr>
+        <w:t xml:space="preserve">tools/kitbi/kitbi.py</w:t>
+      </w:r>
+      <w:r>
+        <w:t xml:space="preserve"> </w:t>
+      </w:r>
+      <w:r>
+        <w:t xml:space="preserve">when the kits are built: nothing in BASIC names a kit, so</w:t>
+      </w:r>
+      <w:r>
+        <w:t xml:space="preserve"> </w:t>
+      </w:r>
+      <w:r>
+        <w:rPr>
+          <w:b/>
+          <w:bCs/>
+        </w:rPr>
+        <w:t xml:space="preserve">a new kit is</w:t>
+      </w:r>
+      <w:r>
+        <w:rPr>
+          <w:b/>
+          <w:bCs/>
+        </w:rPr>
+        <w:t xml:space="preserve"> </w:t>
+      </w:r>
+      <w:r>
+        <w:rPr>
+          <w:b/>
+          <w:bCs/>
+        </w:rPr>
+        <w:t xml:space="preserve">importable as soon as it is built</w:t>
+      </w:r>
+      <w:r>
+        <w:t xml:space="preserve"> </w:t>
+      </w:r>
+      <w:r>
+        <w:t xml:space="preserve">(docs/03,</w:t>
+      </w:r>
+      <w:r>
+        <w:t xml:space="preserve"> </w:t>
+      </w:r>
+      <w:r>
+        <w:rPr>
+          <w:i/>
+          <w:iCs/>
+        </w:rPr>
+        <w:t xml:space="preserve">BASIC and the kits</w:t>
+      </w:r>
+      <w:r>
+        <w:t xml:space="preserve">). What BASIC cannot call — C++ classes,</w:t>
+      </w:r>
+      <w:r>
+        <w:t xml:space="preserve"> </w:t>
+      </w:r>
+      <w:r>
+        <w:t xml:space="preserve">structures passed by value — is left out of the description: a kit meant for BASIC too exposes plain C</w:t>
+      </w:r>
+      <w:r>
+        <w:t xml:space="preserve"> </w:t>
+      </w:r>
+      <w:r>
+        <w:t xml:space="preserve">functions.</w:t>
       </w:r>
     </w:p>
     <w:bookmarkEnd w:id="34"/>
-    <w:bookmarkEnd w:id="35"/>
-    <w:bookmarkStart w:id="36" w:name="X479a017f3f362789bae7c4b9122aafaba533bfa"/>
+    <w:bookmarkStart w:id="35" w:name="on-a-pc"/>
     <w:p>
       <w:pPr>
-        <w:pStyle w:val="Heading2"/>
+        <w:pStyle w:val="Heading3"/>
       </w:pPr>
       <w:r>
-        <w:t xml:space="preserve">3. AppKit — what makes a program run</w:t>
+        <w:t xml:space="preserve">On a PC</w:t>
       </w:r>
     </w:p>
     <w:p>
@@ -1910,6 +2073,37 @@
         <w:pStyle w:val="FirstParagraph"/>
       </w:pPr>
       <w:r>
+        <w:t xml:space="preserve">The same sources build on a PC for the tests and the screenshots. There is no shared library there:</w:t>
+      </w:r>
+      <w:r>
+        <w:t xml:space="preserve"> </w:t>
+      </w:r>
+      <w:r>
+        <w:t xml:space="preserve">the kits' headers bring their code inline, and UIKit's sources are compiled with the program. Nothing</w:t>
+      </w:r>
+      <w:r>
+        <w:t xml:space="preserve"> </w:t>
+      </w:r>
+      <w:r>
+        <w:t xml:space="preserve">changes in the program's code.</w:t>
+      </w:r>
+    </w:p>
+    <w:bookmarkEnd w:id="35"/>
+    <w:bookmarkEnd w:id="36"/>
+    <w:bookmarkStart w:id="37" w:name="X479a017f3f362789bae7c4b9122aafaba533bfa"/>
+    <w:p>
+      <w:pPr>
+        <w:pStyle w:val="Heading2"/>
+      </w:pPr>
+      <w:r>
+        <w:t xml:space="preserve">3. AppKit — what makes a program run</w:t>
+      </w:r>
+    </w:p>
+    <w:p>
+      <w:pPr>
+        <w:pStyle w:val="FirstParagraph"/>
+      </w:pPr>
+      <w:r>
         <w:rPr>
           <w:rStyle w:val="VerbatimChar"/>
         </w:rPr>
@@ -3728,8 +3922,8 @@
         <w:t xml:space="preserve">// a file: by its runner</w:t>
       </w:r>
     </w:p>
-    <w:bookmarkEnd w:id="36"/>
-    <w:bookmarkStart w:id="37" w:name="X0a53c701f88fdf6f7c7ea97f28ca21204deb07c"/>
+    <w:bookmarkEnd w:id="37"/>
+    <w:bookmarkStart w:id="38" w:name="X0a53c701f88fdf6f7c7ea97f28ca21204deb07c"/>
     <w:p>
       <w:pPr>
         <w:pStyle w:val="Heading2"/>
@@ -5803,8 +5997,8 @@
         <w:t xml:space="preserve">(called about 60 times a second).</w:t>
       </w:r>
     </w:p>
-    <w:bookmarkEnd w:id="37"/>
-    <w:bookmarkStart w:id="38" w:name="X1c12e241ab2b4ebd18b32f840f751712082d5e1"/>
+    <w:bookmarkEnd w:id="38"/>
+    <w:bookmarkStart w:id="39" w:name="X1c12e241ab2b4ebd18b32f840f751712082d5e1"/>
     <w:p>
       <w:pPr>
         <w:pStyle w:val="Heading2"/>
@@ -7393,8 +7587,8 @@
         </w:tc>
       </w:tr>
     </w:tbl>
-    <w:bookmarkEnd w:id="38"/>
-    <w:bookmarkStart w:id="39" w:name="X21c5dfbcb5a69cd5c428264b88180cd193f70a2"/>
+    <w:bookmarkEnd w:id="39"/>
+    <w:bookmarkStart w:id="40" w:name="X21c5dfbcb5a69cd5c428264b88180cd193f70a2"/>
     <w:p>
       <w:pPr>
         <w:pStyle w:val="Heading2"/>
@@ -8727,8 +8921,8 @@
         <w:t xml:space="preserve">them belong.</w:t>
       </w:r>
     </w:p>
-    <w:bookmarkEnd w:id="39"/>
-    <w:bookmarkStart w:id="40" w:name="X491a56bd334c8c4c777570fe8bd846c18e7eccb"/>
+    <w:bookmarkEnd w:id="40"/>
+    <w:bookmarkStart w:id="41" w:name="X491a56bd334c8c4c777570fe8bd846c18e7eccb"/>
     <w:p>
       <w:pPr>
         <w:pStyle w:val="Heading2"/>
@@ -10339,8 +10533,8 @@
         <w:t xml:space="preserve">) instead of keeping its own list.</w:t>
       </w:r>
     </w:p>
-    <w:bookmarkEnd w:id="40"/>
-    <w:bookmarkStart w:id="41" w:name="Xf777c6178c1b7acc606d863a1dc288d7a0b8399"/>
+    <w:bookmarkEnd w:id="41"/>
+    <w:bookmarkStart w:id="42" w:name="Xf777c6178c1b7acc606d863a1dc288d7a0b8399"/>
     <w:p>
       <w:pPr>
         <w:pStyle w:val="Heading2"/>
@@ -11204,8 +11398,8 @@
         <w:t xml:space="preserve">same header.</w:t>
       </w:r>
     </w:p>
-    <w:bookmarkEnd w:id="41"/>
-    <w:bookmarkStart w:id="42" w:name="X5d555d25266128ff4d9fa5481cdbbe513b622de"/>
+    <w:bookmarkEnd w:id="42"/>
+    <w:bookmarkStart w:id="43" w:name="X5d555d25266128ff4d9fa5481cdbbe513b622de"/>
     <w:p>
       <w:pPr>
         <w:pStyle w:val="Heading2"/>
@@ -12099,8 +12293,8 @@
         <w:t xml:space="preserve">}</w:t>
       </w:r>
     </w:p>
-    <w:bookmarkEnd w:id="42"/>
-    <w:bookmarkStart w:id="43" w:name="Xfe4ab0ec0802ddea0ccd1e2aa45325e2067bf65"/>
+    <w:bookmarkEnd w:id="43"/>
+    <w:bookmarkStart w:id="44" w:name="Xfe4ab0ec0802ddea0ccd1e2aa45325e2067bf65"/>
     <w:p>
       <w:pPr>
         <w:pStyle w:val="Heading2"/>
@@ -13134,8 +13328,8 @@
         <w:t xml:space="preserve">// in 26.6 units</w:t>
       </w:r>
     </w:p>
-    <w:bookmarkEnd w:id="43"/>
-    <w:bookmarkStart w:id="44" w:name="Xc2f542cdd1b9794d820c6abd4ac9243886c7e6b"/>
+    <w:bookmarkEnd w:id="44"/>
+    <w:bookmarkStart w:id="45" w:name="Xc2f542cdd1b9794d820c6abd4ac9243886c7e6b"/>
     <w:p>
       <w:pPr>
         <w:pStyle w:val="Heading2"/>
@@ -14196,8 +14390,8 @@
         <w:t xml:space="preserve">).</w:t>
       </w:r>
     </w:p>
-    <w:bookmarkEnd w:id="44"/>
-    <w:bookmarkStart w:id="47" w:name="Xf452947779f3bd1a7569ef68ee5cf3beada5d88"/>
+    <w:bookmarkEnd w:id="45"/>
+    <w:bookmarkStart w:id="48" w:name="Xf452947779f3bd1a7569ef68ee5cf3beada5d88"/>
     <w:p>
       <w:pPr>
         <w:pStyle w:val="Heading2"/>
@@ -14230,7 +14424,7 @@
         <w:t xml:space="preserve">kit.</w:t>
       </w:r>
     </w:p>
-    <w:bookmarkStart w:id="45" w:name="adding-a-function-to-a-kit"/>
+    <w:bookmarkStart w:id="46" w:name="adding-a-function-to-a-kit"/>
     <w:p>
       <w:pPr>
         <w:pStyle w:val="Heading3"/>
@@ -14484,8 +14678,8 @@
         <w:t xml:space="preserve">.</w:t>
       </w:r>
     </w:p>
-    <w:bookmarkEnd w:id="45"/>
-    <w:bookmarkStart w:id="46" w:name="creating-a-kit"/>
+    <w:bookmarkEnd w:id="46"/>
+    <w:bookmarkStart w:id="47" w:name="creating-a-kit"/>
     <w:p>
       <w:pPr>
         <w:pStyle w:val="Heading3"/>
@@ -14725,10 +14919,50 @@
         <w:rPr>
           <w:rStyle w:val="VerbatimChar"/>
         </w:rPr>
-        <w:t xml:space="preserve">files = lib/&lt;kit&gt;.so</w:t>
-      </w:r>
-      <w:r>
-        <w:t xml:space="preserve">).</w:t>
+        <w:t xml:space="preserve">files = lib/&lt;kit&gt;.so lib/&lt;kit&gt;.bi</w:t>
+      </w:r>
+      <w:r>
+        <w:t xml:space="preserve"> </w:t>
+      </w:r>
+      <w:r>
+        <w:t xml:space="preserve">— the</w:t>
+      </w:r>
+      <w:r>
+        <w:t xml:space="preserve"> </w:t>
+      </w:r>
+      <w:r>
+        <w:rPr>
+          <w:rStyle w:val="VerbatimChar"/>
+        </w:rPr>
+        <w:t xml:space="preserve">.bi</w:t>
+      </w:r>
+      <w:r>
+        <w:t xml:space="preserve"> </w:t>
+      </w:r>
+      <w:r>
+        <w:t xml:space="preserve">is</w:t>
+      </w:r>
+      <w:r>
+        <w:t xml:space="preserve"> </w:t>
+      </w:r>
+      <w:r>
+        <w:t xml:space="preserve">what BASIC reads of it, made by the build:</w:t>
+      </w:r>
+      <w:r>
+        <w:t xml:space="preserve"> </w:t>
+      </w:r>
+      <w:r>
+        <w:rPr>
+          <w:i/>
+          <w:iCs/>
+        </w:rPr>
+        <w:t xml:space="preserve">From BASIC</w:t>
+      </w:r>
+      <w:r>
+        <w:t xml:space="preserve"> </w:t>
+      </w:r>
+      <w:r>
+        <w:t xml:space="preserve">above).</w:t>
       </w:r>
     </w:p>
     <w:p>
@@ -14739,9 +14973,9 @@
         <w:t xml:space="preserve">The header of a kit a C program may use is written in C.</w:t>
       </w:r>
     </w:p>
-    <w:bookmarkEnd w:id="46"/>
     <w:bookmarkEnd w:id="47"/>
-    <w:bookmarkStart w:id="48" w:name="X727ca5ffb7cfa954933197d729c7f04b3404e24"/>
+    <w:bookmarkEnd w:id="48"/>
+    <w:bookmarkStart w:id="49" w:name="X727ca5ffb7cfa954933197d729c7f04b3404e24"/>
     <w:p>
       <w:pPr>
         <w:pStyle w:val="Heading2"/>
@@ -16036,7 +16270,7 @@
         </w:tc>
       </w:tr>
     </w:tbl>
-    <w:bookmarkEnd w:id="48"/>
+    <w:bookmarkEnd w:id="49"/>
     <w:sectPr>
       <w:footerReference r:id="rId9" w:type="default"/>
       <w:footnotePr>

--- a/docs/exports/06-KITS-GUIDE.docx
+++ b/docs/exports/06-KITS-GUIDE.docx
@@ -1912,7 +1912,22 @@
         <w:t xml:space="preserve"> </w:t>
       </w:r>
       <w:r>
-        <w:t xml:space="preserve">of a kit that takes and returns numbers, strings and pointers, by its name (docs/04 §13,</w:t>
+        <w:t xml:space="preserve">of a kit that takes and returns numbers, strings and pointers, by its name, and its structures as TYPEs</w:t>
+      </w:r>
+      <w:r>
+        <w:t xml:space="preserve"> </w:t>
+      </w:r>
+      <w:r>
+        <w:t xml:space="preserve">(</w:t>
+      </w:r>
+      <w:r>
+        <w:rPr>
+          <w:rStyle w:val="VerbatimChar"/>
+        </w:rPr>
+        <w:t xml:space="preserve">DIM e AS FileKit.zip_entry</w:t>
+      </w:r>
+      <w:r>
+        <w:t xml:space="preserve">) (docs/04 §13,</w:t>
       </w:r>
       <w:r>
         <w:t xml:space="preserve"> </w:t>
@@ -1922,124 +1937,110 @@
           <w:i/>
           <w:iCs/>
         </w:rPr>
-        <w:t xml:space="preserve">The system's</w:t>
+        <w:t xml:space="preserve">The system's kits</w:t>
+      </w:r>
+      <w:r>
+        <w:t xml:space="preserve">). BASIC knows a kit by its</w:t>
+      </w:r>
+      <w:r>
+        <w:t xml:space="preserve"> </w:t>
+      </w:r>
+      <w:r>
+        <w:rPr>
+          <w:b/>
+          <w:bCs/>
+        </w:rPr>
+        <w:t xml:space="preserve">description</w:t>
+      </w:r>
+      <w:r>
+        <w:t xml:space="preserve">,</w:t>
+      </w:r>
+      <w:r>
+        <w:t xml:space="preserve"> </w:t>
+      </w:r>
+      <w:r>
+        <w:rPr>
+          <w:rStyle w:val="VerbatimChar"/>
+        </w:rPr>
+        <w:t xml:space="preserve">SD:/lib/&lt;kit&gt;.bi</w:t>
+      </w:r>
+      <w:r>
+        <w:t xml:space="preserve">, made from the kit's</w:t>
+      </w:r>
+      <w:r>
+        <w:t xml:space="preserve"> </w:t>
+      </w:r>
+      <w:r>
+        <w:rPr>
+          <w:rStyle w:val="VerbatimChar"/>
+        </w:rPr>
+        <w:t xml:space="preserve">.abi</w:t>
+      </w:r>
+      <w:r>
+        <w:t xml:space="preserve"> </w:t>
+      </w:r>
+      <w:r>
+        <w:t xml:space="preserve">and its</w:t>
+      </w:r>
+      <w:r>
+        <w:t xml:space="preserve"> </w:t>
+      </w:r>
+      <w:r>
+        <w:t xml:space="preserve">headers by</w:t>
+      </w:r>
+      <w:r>
+        <w:t xml:space="preserve"> </w:t>
+      </w:r>
+      <w:r>
+        <w:rPr>
+          <w:rStyle w:val="VerbatimChar"/>
+        </w:rPr>
+        <w:t xml:space="preserve">tools/kitbi/kitbi.py</w:t>
+      </w:r>
+      <w:r>
+        <w:t xml:space="preserve"> </w:t>
+      </w:r>
+      <w:r>
+        <w:t xml:space="preserve">when the kits are built: nothing in BASIC names a kit, so</w:t>
+      </w:r>
+      <w:r>
+        <w:t xml:space="preserve"> </w:t>
+      </w:r>
+      <w:r>
+        <w:rPr>
+          <w:b/>
+          <w:bCs/>
+        </w:rPr>
+        <w:t xml:space="preserve">a new kit is</w:t>
+      </w:r>
+      <w:r>
+        <w:rPr>
+          <w:b/>
+          <w:bCs/>
+        </w:rPr>
+        <w:t xml:space="preserve"> </w:t>
+      </w:r>
+      <w:r>
+        <w:rPr>
+          <w:b/>
+          <w:bCs/>
+        </w:rPr>
+        <w:t xml:space="preserve">importable as soon as it is built</w:t>
+      </w:r>
+      <w:r>
+        <w:t xml:space="preserve"> </w:t>
+      </w:r>
+      <w:r>
+        <w:t xml:space="preserve">(docs/03,</w:t>
+      </w:r>
+      <w:r>
+        <w:t xml:space="preserve"> </w:t>
       </w:r>
       <w:r>
         <w:rPr>
           <w:i/>
           <w:iCs/>
         </w:rPr>
-        <w:t xml:space="preserve"> </w:t>
-      </w:r>
-      <w:r>
-        <w:rPr>
-          <w:i/>
-          <w:iCs/>
-        </w:rPr>
-        <w:t xml:space="preserve">kits</w:t>
-      </w:r>
-      <w:r>
-        <w:t xml:space="preserve">). BASIC knows a kit by its</w:t>
-      </w:r>
-      <w:r>
-        <w:t xml:space="preserve"> </w:t>
-      </w:r>
-      <w:r>
-        <w:rPr>
-          <w:b/>
-          <w:bCs/>
-        </w:rPr>
-        <w:t xml:space="preserve">description</w:t>
-      </w:r>
-      <w:r>
-        <w:t xml:space="preserve">,</w:t>
-      </w:r>
-      <w:r>
-        <w:t xml:space="preserve"> </w:t>
-      </w:r>
-      <w:r>
-        <w:rPr>
-          <w:rStyle w:val="VerbatimChar"/>
-        </w:rPr>
-        <w:t xml:space="preserve">SD:/lib/&lt;kit&gt;.bi</w:t>
-      </w:r>
-      <w:r>
-        <w:t xml:space="preserve">, made from the kit's</w:t>
-      </w:r>
-      <w:r>
-        <w:t xml:space="preserve"> </w:t>
-      </w:r>
-      <w:r>
-        <w:rPr>
-          <w:rStyle w:val="VerbatimChar"/>
-        </w:rPr>
-        <w:t xml:space="preserve">.abi</w:t>
-      </w:r>
-      <w:r>
-        <w:t xml:space="preserve"> </w:t>
-      </w:r>
-      <w:r>
-        <w:t xml:space="preserve">and its</w:t>
-      </w:r>
-      <w:r>
-        <w:t xml:space="preserve"> </w:t>
-      </w:r>
-      <w:r>
-        <w:t xml:space="preserve">headers by</w:t>
-      </w:r>
-      <w:r>
-        <w:t xml:space="preserve"> </w:t>
-      </w:r>
-      <w:r>
-        <w:rPr>
-          <w:rStyle w:val="VerbatimChar"/>
-        </w:rPr>
-        <w:t xml:space="preserve">tools/kitbi/kitbi.py</w:t>
-      </w:r>
-      <w:r>
-        <w:t xml:space="preserve"> </w:t>
-      </w:r>
-      <w:r>
-        <w:t xml:space="preserve">when the kits are built: nothing in BASIC names a kit, so</w:t>
-      </w:r>
-      <w:r>
-        <w:t xml:space="preserve"> </w:t>
-      </w:r>
-      <w:r>
-        <w:rPr>
-          <w:b/>
-          <w:bCs/>
-        </w:rPr>
-        <w:t xml:space="preserve">a new kit is</w:t>
-      </w:r>
-      <w:r>
-        <w:rPr>
-          <w:b/>
-          <w:bCs/>
-        </w:rPr>
-        <w:t xml:space="preserve"> </w:t>
-      </w:r>
-      <w:r>
-        <w:rPr>
-          <w:b/>
-          <w:bCs/>
-        </w:rPr>
-        <w:t xml:space="preserve">importable as soon as it is built</w:t>
-      </w:r>
-      <w:r>
-        <w:t xml:space="preserve"> </w:t>
-      </w:r>
-      <w:r>
-        <w:t xml:space="preserve">(docs/03,</w:t>
-      </w:r>
-      <w:r>
-        <w:t xml:space="preserve"> </w:t>
-      </w:r>
-      <w:r>
-        <w:rPr>
-          <w:i/>
-          <w:iCs/>
-        </w:rPr>
         <w:t xml:space="preserve">BASIC and the kits</w:t>
       </w:r>
       <w:r>
@@ -2049,7 +2050,7 @@
         <w:t xml:space="preserve"> </w:t>
       </w:r>
       <w:r>
-        <w:t xml:space="preserve">structures passed by value — is left out of the description: a kit meant for BASIC too exposes plain C</w:t>
+        <w:t xml:space="preserve">structures passed by value, a structure with a union or a bit field — is left out of the description: a kit meant for BASIC too exposes plain C</w:t>
       </w:r>
       <w:r>
         <w:t xml:space="preserve"> </w:t>

--- a/docs/exports/06-KITS-GUIDE.docx
+++ b/docs/exports/06-KITS-GUIDE.docx
@@ -5652,6 +5652,717 @@
       </w:r>
       <w:r>
         <w:t xml:space="preserve">colours, so that the program follows the user's theme.</w:t>
+      </w:r>
+    </w:p>
+    <w:p>
+      <w:pPr>
+        <w:pStyle w:val="BodyText"/>
+      </w:pPr>
+      <w:r>
+        <w:rPr>
+          <w:b/>
+          <w:bCs/>
+        </w:rPr>
+        <w:t xml:space="preserve">Without C++</w:t>
+      </w:r>
+      <w:r>
+        <w:t xml:space="preserve"> </w:t>
+      </w:r>
+      <w:r>
+        <w:t xml:space="preserve">(</w:t>
+      </w:r>
+      <w:r>
+        <w:rPr>
+          <w:rStyle w:val="VerbatimChar"/>
+        </w:rPr>
+        <w:t xml:space="preserve">uikit/flat.h</w:t>
+      </w:r>
+      <w:r>
+        <w:t xml:space="preserve">, in</w:t>
+      </w:r>
+      <w:r>
+        <w:t xml:space="preserve"> </w:t>
+      </w:r>
+      <w:r>
+        <w:rPr>
+          <w:rStyle w:val="VerbatimChar"/>
+        </w:rPr>
+        <w:t xml:space="preserve">uikit/uikit.h</w:t>
+      </w:r>
+      <w:r>
+        <w:t xml:space="preserve">): the same window and widgets as handles, behind plain</w:t>
+      </w:r>
+      <w:r>
+        <w:t xml:space="preserve"> </w:t>
+      </w:r>
+      <w:r>
+        <w:t xml:space="preserve">C functions — what a BASIC program calls (</w:t>
+      </w:r>
+      <w:r>
+        <w:rPr>
+          <w:rStyle w:val="VerbatimChar"/>
+        </w:rPr>
+        <w:t xml:space="preserve">#import UIKit</w:t>
+      </w:r>
+      <w:r>
+        <w:t xml:space="preserve">), what QBStudio's generated code is made of,</w:t>
+      </w:r>
+      <w:r>
+        <w:t xml:space="preserve"> </w:t>
+      </w:r>
+      <w:r>
+        <w:t xml:space="preserve">and what a C program can use:</w:t>
+      </w:r>
+    </w:p>
+    <w:p>
+      <w:pPr>
+        <w:pStyle w:val="SourceCode"/>
+      </w:pPr>
+      <w:r>
+        <w:rPr>
+          <w:rStyle w:val="DataTypeTok"/>
+        </w:rPr>
+        <w:t xml:space="preserve">void</w:t>
+      </w:r>
+      <w:r>
+        <w:rPr>
+          <w:rStyle w:val="NormalTok"/>
+        </w:rPr>
+        <w:t xml:space="preserve"> </w:t>
+      </w:r>
+      <w:r>
+        <w:rPr>
+          <w:rStyle w:val="OperatorTok"/>
+        </w:rPr>
+        <w:t xml:space="preserve">*</w:t>
+      </w:r>
+      <w:r>
+        <w:rPr>
+          <w:rStyle w:val="NormalTok"/>
+        </w:rPr>
+        <w:t xml:space="preserve">win </w:t>
+      </w:r>
+      <w:r>
+        <w:rPr>
+          <w:rStyle w:val="OperatorTok"/>
+        </w:rPr>
+        <w:t xml:space="preserve">=</w:t>
+      </w:r>
+      <w:r>
+        <w:rPr>
+          <w:rStyle w:val="NormalTok"/>
+        </w:rPr>
+        <w:t xml:space="preserve"> uk_window </w:t>
+      </w:r>
+      <w:r>
+        <w:rPr>
+          <w:rStyle w:val="OperatorTok"/>
+        </w:rPr>
+        <w:t xml:space="preserve">(</w:t>
+      </w:r>
+      <w:r>
+        <w:rPr>
+          <w:rStyle w:val="StringTok"/>
+        </w:rPr>
+        <w:t xml:space="preserve">"Hello"</w:t>
+      </w:r>
+      <w:r>
+        <w:rPr>
+          <w:rStyle w:val="OperatorTok"/>
+        </w:rPr>
+        <w:t xml:space="preserve">,</w:t>
+      </w:r>
+      <w:r>
+        <w:rPr>
+          <w:rStyle w:val="NormalTok"/>
+        </w:rPr>
+        <w:t xml:space="preserve"> </w:t>
+      </w:r>
+      <w:r>
+        <w:rPr>
+          <w:rStyle w:val="DecValTok"/>
+        </w:rPr>
+        <w:t xml:space="preserve">320</w:t>
+      </w:r>
+      <w:r>
+        <w:rPr>
+          <w:rStyle w:val="OperatorTok"/>
+        </w:rPr>
+        <w:t xml:space="preserve">,</w:t>
+      </w:r>
+      <w:r>
+        <w:rPr>
+          <w:rStyle w:val="NormalTok"/>
+        </w:rPr>
+        <w:t xml:space="preserve"> </w:t>
+      </w:r>
+      <w:r>
+        <w:rPr>
+          <w:rStyle w:val="DecValTok"/>
+        </w:rPr>
+        <w:t xml:space="preserve">120</w:t>
+      </w:r>
+      <w:r>
+        <w:rPr>
+          <w:rStyle w:val="OperatorTok"/>
+        </w:rPr>
+        <w:t xml:space="preserve">,</w:t>
+      </w:r>
+      <w:r>
+        <w:rPr>
+          <w:rStyle w:val="NormalTok"/>
+        </w:rPr>
+        <w:t xml:space="preserve"> </w:t>
+      </w:r>
+      <w:r>
+        <w:rPr>
+          <w:rStyle w:val="DecValTok"/>
+        </w:rPr>
+        <w:t xml:space="preserve">0</w:t>
+      </w:r>
+      <w:r>
+        <w:rPr>
+          <w:rStyle w:val="OperatorTok"/>
+        </w:rPr>
+        <w:t xml:space="preserve">);</w:t>
+      </w:r>
+      <w:r>
+        <w:br/>
+      </w:r>
+      <w:r>
+        <w:rPr>
+          <w:rStyle w:val="NormalTok"/>
+        </w:rPr>
+        <w:t xml:space="preserve">uk_label </w:t>
+      </w:r>
+      <w:r>
+        <w:rPr>
+          <w:rStyle w:val="OperatorTok"/>
+        </w:rPr>
+        <w:t xml:space="preserve">(</w:t>
+      </w:r>
+      <w:r>
+        <w:rPr>
+          <w:rStyle w:val="NormalTok"/>
+        </w:rPr>
+        <w:t xml:space="preserve">win</w:t>
+      </w:r>
+      <w:r>
+        <w:rPr>
+          <w:rStyle w:val="OperatorTok"/>
+        </w:rPr>
+        <w:t xml:space="preserve">,</w:t>
+      </w:r>
+      <w:r>
+        <w:rPr>
+          <w:rStyle w:val="NormalTok"/>
+        </w:rPr>
+        <w:t xml:space="preserve"> </w:t>
+      </w:r>
+      <w:r>
+        <w:rPr>
+          <w:rStyle w:val="DecValTok"/>
+        </w:rPr>
+        <w:t xml:space="preserve">12</w:t>
+      </w:r>
+      <w:r>
+        <w:rPr>
+          <w:rStyle w:val="OperatorTok"/>
+        </w:rPr>
+        <w:t xml:space="preserve">,</w:t>
+      </w:r>
+      <w:r>
+        <w:rPr>
+          <w:rStyle w:val="NormalTok"/>
+        </w:rPr>
+        <w:t xml:space="preserve"> </w:t>
+      </w:r>
+      <w:r>
+        <w:rPr>
+          <w:rStyle w:val="DecValTok"/>
+        </w:rPr>
+        <w:t xml:space="preserve">12</w:t>
+      </w:r>
+      <w:r>
+        <w:rPr>
+          <w:rStyle w:val="OperatorTok"/>
+        </w:rPr>
+        <w:t xml:space="preserve">,</w:t>
+      </w:r>
+      <w:r>
+        <w:rPr>
+          <w:rStyle w:val="NormalTok"/>
+        </w:rPr>
+        <w:t xml:space="preserve"> </w:t>
+      </w:r>
+      <w:r>
+        <w:rPr>
+          <w:rStyle w:val="DecValTok"/>
+        </w:rPr>
+        <w:t xml:space="preserve">200</w:t>
+      </w:r>
+      <w:r>
+        <w:rPr>
+          <w:rStyle w:val="OperatorTok"/>
+        </w:rPr>
+        <w:t xml:space="preserve">,</w:t>
+      </w:r>
+      <w:r>
+        <w:rPr>
+          <w:rStyle w:val="NormalTok"/>
+        </w:rPr>
+        <w:t xml:space="preserve"> </w:t>
+      </w:r>
+      <w:r>
+        <w:rPr>
+          <w:rStyle w:val="DecValTok"/>
+        </w:rPr>
+        <w:t xml:space="preserve">20</w:t>
+      </w:r>
+      <w:r>
+        <w:rPr>
+          <w:rStyle w:val="OperatorTok"/>
+        </w:rPr>
+        <w:t xml:space="preserve">,</w:t>
+      </w:r>
+      <w:r>
+        <w:rPr>
+          <w:rStyle w:val="NormalTok"/>
+        </w:rPr>
+        <w:t xml:space="preserve"> </w:t>
+      </w:r>
+      <w:r>
+        <w:rPr>
+          <w:rStyle w:val="StringTok"/>
+        </w:rPr>
+        <w:t xml:space="preserve">"Your name:"</w:t>
+      </w:r>
+      <w:r>
+        <w:rPr>
+          <w:rStyle w:val="OperatorTok"/>
+        </w:rPr>
+        <w:t xml:space="preserve">);</w:t>
+      </w:r>
+      <w:r>
+        <w:br/>
+      </w:r>
+      <w:r>
+        <w:rPr>
+          <w:rStyle w:val="DataTypeTok"/>
+        </w:rPr>
+        <w:t xml:space="preserve">void</w:t>
+      </w:r>
+      <w:r>
+        <w:rPr>
+          <w:rStyle w:val="NormalTok"/>
+        </w:rPr>
+        <w:t xml:space="preserve"> </w:t>
+      </w:r>
+      <w:r>
+        <w:rPr>
+          <w:rStyle w:val="OperatorTok"/>
+        </w:rPr>
+        <w:t xml:space="preserve">*</w:t>
+      </w:r>
+      <w:r>
+        <w:rPr>
+          <w:rStyle w:val="NormalTok"/>
+        </w:rPr>
+        <w:t xml:space="preserve">name </w:t>
+      </w:r>
+      <w:r>
+        <w:rPr>
+          <w:rStyle w:val="OperatorTok"/>
+        </w:rPr>
+        <w:t xml:space="preserve">=</w:t>
+      </w:r>
+      <w:r>
+        <w:rPr>
+          <w:rStyle w:val="NormalTok"/>
+        </w:rPr>
+        <w:t xml:space="preserve"> uk_textbox </w:t>
+      </w:r>
+      <w:r>
+        <w:rPr>
+          <w:rStyle w:val="OperatorTok"/>
+        </w:rPr>
+        <w:t xml:space="preserve">(</w:t>
+      </w:r>
+      <w:r>
+        <w:rPr>
+          <w:rStyle w:val="NormalTok"/>
+        </w:rPr>
+        <w:t xml:space="preserve">win</w:t>
+      </w:r>
+      <w:r>
+        <w:rPr>
+          <w:rStyle w:val="OperatorTok"/>
+        </w:rPr>
+        <w:t xml:space="preserve">,</w:t>
+      </w:r>
+      <w:r>
+        <w:rPr>
+          <w:rStyle w:val="NormalTok"/>
+        </w:rPr>
+        <w:t xml:space="preserve"> </w:t>
+      </w:r>
+      <w:r>
+        <w:rPr>
+          <w:rStyle w:val="DecValTok"/>
+        </w:rPr>
+        <w:t xml:space="preserve">12</w:t>
+      </w:r>
+      <w:r>
+        <w:rPr>
+          <w:rStyle w:val="OperatorTok"/>
+        </w:rPr>
+        <w:t xml:space="preserve">,</w:t>
+      </w:r>
+      <w:r>
+        <w:rPr>
+          <w:rStyle w:val="NormalTok"/>
+        </w:rPr>
+        <w:t xml:space="preserve"> </w:t>
+      </w:r>
+      <w:r>
+        <w:rPr>
+          <w:rStyle w:val="DecValTok"/>
+        </w:rPr>
+        <w:t xml:space="preserve">36</w:t>
+      </w:r>
+      <w:r>
+        <w:rPr>
+          <w:rStyle w:val="OperatorTok"/>
+        </w:rPr>
+        <w:t xml:space="preserve">,</w:t>
+      </w:r>
+      <w:r>
+        <w:rPr>
+          <w:rStyle w:val="NormalTok"/>
+        </w:rPr>
+        <w:t xml:space="preserve"> </w:t>
+      </w:r>
+      <w:r>
+        <w:rPr>
+          <w:rStyle w:val="DecValTok"/>
+        </w:rPr>
+        <w:t xml:space="preserve">200</w:t>
+      </w:r>
+      <w:r>
+        <w:rPr>
+          <w:rStyle w:val="OperatorTok"/>
+        </w:rPr>
+        <w:t xml:space="preserve">,</w:t>
+      </w:r>
+      <w:r>
+        <w:rPr>
+          <w:rStyle w:val="NormalTok"/>
+        </w:rPr>
+        <w:t xml:space="preserve"> </w:t>
+      </w:r>
+      <w:r>
+        <w:rPr>
+          <w:rStyle w:val="DecValTok"/>
+        </w:rPr>
+        <w:t xml:space="preserve">24</w:t>
+      </w:r>
+      <w:r>
+        <w:rPr>
+          <w:rStyle w:val="OperatorTok"/>
+        </w:rPr>
+        <w:t xml:space="preserve">,</w:t>
+      </w:r>
+      <w:r>
+        <w:rPr>
+          <w:rStyle w:val="NormalTok"/>
+        </w:rPr>
+        <w:t xml:space="preserve"> </w:t>
+      </w:r>
+      <w:r>
+        <w:rPr>
+          <w:rStyle w:val="StringTok"/>
+        </w:rPr>
+        <w:t xml:space="preserve">""</w:t>
+      </w:r>
+      <w:r>
+        <w:rPr>
+          <w:rStyle w:val="OperatorTok"/>
+        </w:rPr>
+        <w:t xml:space="preserve">,</w:t>
+      </w:r>
+      <w:r>
+        <w:rPr>
+          <w:rStyle w:val="NormalTok"/>
+        </w:rPr>
+        <w:t xml:space="preserve"> </w:t>
+      </w:r>
+      <w:r>
+        <w:rPr>
+          <w:rStyle w:val="DecValTok"/>
+        </w:rPr>
+        <w:t xml:space="preserve">0</w:t>
+      </w:r>
+      <w:r>
+        <w:rPr>
+          <w:rStyle w:val="OperatorTok"/>
+        </w:rPr>
+        <w:t xml:space="preserve">);</w:t>
+      </w:r>
+      <w:r>
+        <w:br/>
+      </w:r>
+      <w:r>
+        <w:rPr>
+          <w:rStyle w:val="NormalTok"/>
+        </w:rPr>
+        <w:t xml:space="preserve">uk_button </w:t>
+      </w:r>
+      <w:r>
+        <w:rPr>
+          <w:rStyle w:val="OperatorTok"/>
+        </w:rPr>
+        <w:t xml:space="preserve">(</w:t>
+      </w:r>
+      <w:r>
+        <w:rPr>
+          <w:rStyle w:val="NormalTok"/>
+        </w:rPr>
+        <w:t xml:space="preserve">win</w:t>
+      </w:r>
+      <w:r>
+        <w:rPr>
+          <w:rStyle w:val="OperatorTok"/>
+        </w:rPr>
+        <w:t xml:space="preserve">,</w:t>
+      </w:r>
+      <w:r>
+        <w:rPr>
+          <w:rStyle w:val="NormalTok"/>
+        </w:rPr>
+        <w:t xml:space="preserve"> </w:t>
+      </w:r>
+      <w:r>
+        <w:rPr>
+          <w:rStyle w:val="DecValTok"/>
+        </w:rPr>
+        <w:t xml:space="preserve">220</w:t>
+      </w:r>
+      <w:r>
+        <w:rPr>
+          <w:rStyle w:val="OperatorTok"/>
+        </w:rPr>
+        <w:t xml:space="preserve">,</w:t>
+      </w:r>
+      <w:r>
+        <w:rPr>
+          <w:rStyle w:val="NormalTok"/>
+        </w:rPr>
+        <w:t xml:space="preserve"> </w:t>
+      </w:r>
+      <w:r>
+        <w:rPr>
+          <w:rStyle w:val="DecValTok"/>
+        </w:rPr>
+        <w:t xml:space="preserve">36</w:t>
+      </w:r>
+      <w:r>
+        <w:rPr>
+          <w:rStyle w:val="OperatorTok"/>
+        </w:rPr>
+        <w:t xml:space="preserve">,</w:t>
+      </w:r>
+      <w:r>
+        <w:rPr>
+          <w:rStyle w:val="NormalTok"/>
+        </w:rPr>
+        <w:t xml:space="preserve"> </w:t>
+      </w:r>
+      <w:r>
+        <w:rPr>
+          <w:rStyle w:val="DecValTok"/>
+        </w:rPr>
+        <w:t xml:space="preserve">80</w:t>
+      </w:r>
+      <w:r>
+        <w:rPr>
+          <w:rStyle w:val="OperatorTok"/>
+        </w:rPr>
+        <w:t xml:space="preserve">,</w:t>
+      </w:r>
+      <w:r>
+        <w:rPr>
+          <w:rStyle w:val="NormalTok"/>
+        </w:rPr>
+        <w:t xml:space="preserve"> </w:t>
+      </w:r>
+      <w:r>
+        <w:rPr>
+          <w:rStyle w:val="DecValTok"/>
+        </w:rPr>
+        <w:t xml:space="preserve">24</w:t>
+      </w:r>
+      <w:r>
+        <w:rPr>
+          <w:rStyle w:val="OperatorTok"/>
+        </w:rPr>
+        <w:t xml:space="preserve">,</w:t>
+      </w:r>
+      <w:r>
+        <w:rPr>
+          <w:rStyle w:val="NormalTok"/>
+        </w:rPr>
+        <w:t xml:space="preserve"> </w:t>
+      </w:r>
+      <w:r>
+        <w:rPr>
+          <w:rStyle w:val="StringTok"/>
+        </w:rPr>
+        <w:t xml:space="preserve">"OK"</w:t>
+      </w:r>
+      <w:r>
+        <w:rPr>
+          <w:rStyle w:val="OperatorTok"/>
+        </w:rPr>
+        <w:t xml:space="preserve">,</w:t>
+      </w:r>
+      <w:r>
+        <w:rPr>
+          <w:rStyle w:val="NormalTok"/>
+        </w:rPr>
+        <w:t xml:space="preserve"> on_ok</w:t>
+      </w:r>
+      <w:r>
+        <w:rPr>
+          <w:rStyle w:val="OperatorTok"/>
+        </w:rPr>
+        <w:t xml:space="preserve">);</w:t>
+      </w:r>
+      <w:r>
+        <w:rPr>
+          <w:rStyle w:val="NormalTok"/>
+        </w:rPr>
+        <w:t xml:space="preserve">          </w:t>
+      </w:r>
+      <w:r>
+        <w:rPr>
+          <w:rStyle w:val="CommentTok"/>
+        </w:rPr>
+        <w:t xml:space="preserve">/* void on_ok (void *button) */</w:t>
+      </w:r>
+      <w:r>
+        <w:br/>
+      </w:r>
+      <w:r>
+        <w:rPr>
+          <w:rStyle w:val="NormalTok"/>
+        </w:rPr>
+        <w:t xml:space="preserve">uk_window_run </w:t>
+      </w:r>
+      <w:r>
+        <w:rPr>
+          <w:rStyle w:val="OperatorTok"/>
+        </w:rPr>
+        <w:t xml:space="preserve">(</w:t>
+      </w:r>
+      <w:r>
+        <w:rPr>
+          <w:rStyle w:val="NormalTok"/>
+        </w:rPr>
+        <w:t xml:space="preserve">win</w:t>
+      </w:r>
+      <w:r>
+        <w:rPr>
+          <w:rStyle w:val="OperatorTok"/>
+        </w:rPr>
+        <w:t xml:space="preserve">);</w:t>
+      </w:r>
+      <w:r>
+        <w:rPr>
+          <w:rStyle w:val="NormalTok"/>
+        </w:rPr>
+        <w:t xml:space="preserve">                                     </w:t>
+      </w:r>
+      <w:r>
+        <w:rPr>
+          <w:rStyle w:val="CommentTok"/>
+        </w:rPr>
+        <w:t xml:space="preserve">/* until the window is closed */</w:t>
+      </w:r>
+    </w:p>
+    <w:p>
+      <w:pPr>
+        <w:pStyle w:val="SourceCode"/>
+      </w:pPr>
+      <w:r>
+        <w:rPr>
+          <w:rStyle w:val="VerbatimChar"/>
+        </w:rPr>
+        <w:t xml:space="preserve">#import UIKit</w:t>
+      </w:r>
+      <w:r>
+        <w:br/>
+      </w:r>
+      <w:r>
+        <w:rPr>
+          <w:rStyle w:val="VerbatimChar"/>
+        </w:rPr>
+        <w:t xml:space="preserve">win = UIKit.window("Hello", 320, 120, 0)</w:t>
+      </w:r>
+      <w:r>
+        <w:br/>
+      </w:r>
+      <w:r>
+        <w:rPr>
+          <w:rStyle w:val="VerbatimChar"/>
+        </w:rPr>
+        <w:t xml:space="preserve">ok = UIKit.button(win, 220, 36, 80, 24, "OK", ADDRESSOF(Clicked))</w:t>
+      </w:r>
+      <w:r>
+        <w:br/>
+      </w:r>
+      <w:r>
+        <w:rPr>
+          <w:rStyle w:val="VerbatimChar"/>
+        </w:rPr>
+        <w:t xml:space="preserve">DO WHILE UIKit.window_wait(win): LOOP</w:t>
+      </w:r>
+    </w:p>
+    <w:p>
+      <w:pPr>
+        <w:pStyle w:val="FirstParagraph"/>
+      </w:pPr>
+      <w:r>
+        <w:t xml:space="preserve">A widget added to UIKit that BASIC should reach gets its functions there (a maker, and</w:t>
+      </w:r>
+      <w:r>
+        <w:t xml:space="preserve"> </w:t>
+      </w:r>
+      <w:r>
+        <w:rPr>
+          <w:rStyle w:val="VerbatimChar"/>
+        </w:rPr>
+        <w:t xml:space="preserve">uk_set_text</w:t>
+      </w:r>
+      <w:r>
+        <w:t xml:space="preserve"> </w:t>
+      </w:r>
+      <w:r>
+        <w:t xml:space="preserve">/</w:t>
+      </w:r>
+      <w:r>
+        <w:t xml:space="preserve"> </w:t>
+      </w:r>
+      <w:r>
+        <w:rPr>
+          <w:rStyle w:val="VerbatimChar"/>
+        </w:rPr>
+        <w:t xml:space="preserve">uk_get_value</w:t>
+      </w:r>
+      <w:r>
+        <w:t xml:space="preserve"> </w:t>
+      </w:r>
+      <w:r>
+        <w:t xml:space="preserve">... taught its kind).</w:t>
       </w:r>
     </w:p>
     <w:p>

--- a/docs/exports/06-KITS-GUIDE.docx
+++ b/docs/exports/06-KITS-GUIDE.docx
@@ -6330,6 +6330,77 @@
     <w:p>
       <w:pPr>
         <w:pStyle w:val="FirstParagraph"/>
+      </w:pPr>
+      <w:r>
+        <w:rPr>
+          <w:rStyle w:val="VerbatimChar"/>
+        </w:rPr>
+        <w:t xml:space="preserve">uk_panel (window, x, y, w, h)</w:t>
+      </w:r>
+      <w:r>
+        <w:t xml:space="preserve"> </w:t>
+      </w:r>
+      <w:r>
+        <w:t xml:space="preserve">is an area with widgets of its own — every maker takes the window</w:t>
+      </w:r>
+      <w:r>
+        <w:t xml:space="preserve"> </w:t>
+      </w:r>
+      <w:r>
+        <w:rPr>
+          <w:i/>
+          <w:iCs/>
+        </w:rPr>
+        <w:t xml:space="preserve">or a</w:t>
+      </w:r>
+      <w:r>
+        <w:rPr>
+          <w:i/>
+          <w:iCs/>
+        </w:rPr>
+        <w:t xml:space="preserve"> </w:t>
+      </w:r>
+      <w:r>
+        <w:rPr>
+          <w:i/>
+          <w:iCs/>
+        </w:rPr>
+        <w:t xml:space="preserve">panel</w:t>
+      </w:r>
+      <w:r>
+        <w:t xml:space="preserve"> </w:t>
+      </w:r>
+      <w:r>
+        <w:t xml:space="preserve">as what holds the widget —: a page shown in place of another (</w:t>
+      </w:r>
+      <w:r>
+        <w:rPr>
+          <w:rStyle w:val="VerbatimChar"/>
+        </w:rPr>
+        <w:t xml:space="preserve">uk_show</w:t>
+      </w:r>
+      <w:r>
+        <w:t xml:space="preserve">), moved elsewhere</w:t>
+      </w:r>
+      <w:r>
+        <w:t xml:space="preserve"> </w:t>
+      </w:r>
+      <w:r>
+        <w:t xml:space="preserve">(</w:t>
+      </w:r>
+      <w:r>
+        <w:rPr>
+          <w:rStyle w:val="VerbatimChar"/>
+        </w:rPr>
+        <w:t xml:space="preserve">uk_set_parent</w:t>
+      </w:r>
+      <w:r>
+        <w:t xml:space="preserve">). QBStudio's user controls are panels.</w:t>
+      </w:r>
+    </w:p>
+    <w:p>
+      <w:pPr>
+        <w:pStyle w:val="BodyText"/>
       </w:pPr>
       <w:r>
         <w:t xml:space="preserve">A widget added to UIKit that BASIC should reach gets its functions there (a maker, and</w:t>

--- a/docs/exports/06-KITS-GUIDE.docx
+++ b/docs/exports/06-KITS-GUIDE.docx
@@ -24,140 +24,140 @@
       </w:pPr>
       <w:r>
         <w:rPr>
+          <w:iCs/>
           <w:i/>
+        </w:rPr>
+        <w:t xml:space="preserve">How an Onyx program is built on the system's shared libraries — the</w:t>
+      </w:r>
+      <w:r>
+        <w:rPr>
           <w:iCs/>
-        </w:rPr>
-        <w:t xml:space="preserve">How an Onyx program is built on the system's shared libraries — the</w:t>
-      </w:r>
-      <w:r>
-        <w:rPr>
           <w:i/>
+        </w:rPr>
+        <w:t xml:space="preserve"> </w:t>
+      </w:r>
+      <w:r>
+        <w:rPr>
+          <w:bCs/>
+          <w:b/>
           <w:iCs/>
-        </w:rPr>
-        <w:t xml:space="preserve"> </w:t>
-      </w:r>
-      <w:r>
-        <w:rPr>
-          <w:b/>
-          <w:bCs/>
           <w:i/>
+        </w:rPr>
+        <w:t xml:space="preserve">kits</w:t>
+      </w:r>
+      <w:r>
+        <w:rPr>
           <w:iCs/>
-        </w:rPr>
-        <w:t xml:space="preserve">kits</w:t>
-      </w:r>
-      <w:r>
-        <w:rPr>
           <w:i/>
+        </w:rPr>
+        <w:t xml:space="preserve"> </w:t>
+      </w:r>
+      <w:r>
+        <w:rPr>
           <w:iCs/>
-        </w:rPr>
-        <w:t xml:space="preserve"> </w:t>
-      </w:r>
-      <w:r>
-        <w:rPr>
           <w:i/>
+        </w:rPr>
+        <w:t xml:space="preserve">— with a short example</w:t>
+      </w:r>
+      <w:r>
+        <w:rPr>
           <w:iCs/>
-        </w:rPr>
-        <w:t xml:space="preserve">— with a short example</w:t>
-      </w:r>
-      <w:r>
-        <w:rPr>
           <w:i/>
+        </w:rPr>
+        <w:t xml:space="preserve"> </w:t>
+      </w:r>
+      <w:r>
+        <w:rPr>
           <w:iCs/>
-        </w:rPr>
-        <w:t xml:space="preserve"> </w:t>
-      </w:r>
-      <w:r>
-        <w:rPr>
           <w:i/>
+        </w:rPr>
+        <w:t xml:space="preserve">for each. Each kit has its reference, with every operation it exposes (documents 10 to 18, linked in the</w:t>
+      </w:r>
+      <w:r>
+        <w:rPr>
           <w:iCs/>
-        </w:rPr>
-        <w:t xml:space="preserve">for each. Each kit has its reference, with every operation it exposes (documents 10 to 18, linked in the</w:t>
-      </w:r>
-      <w:r>
-        <w:rPr>
           <w:i/>
+        </w:rPr>
+        <w:t xml:space="preserve"> </w:t>
+      </w:r>
+      <w:r>
+        <w:rPr>
           <w:iCs/>
-        </w:rPr>
-        <w:t xml:space="preserve"> </w:t>
-      </w:r>
-      <w:r>
-        <w:rPr>
           <w:i/>
+        </w:rPr>
+        <w:t xml:space="preserve">table below). Companion of the</w:t>
+      </w:r>
+      <w:r>
+        <w:rPr>
           <w:iCs/>
-        </w:rPr>
-        <w:t xml:space="preserve">table below). Companion of the</w:t>
-      </w:r>
-      <w:r>
-        <w:rPr>
           <w:i/>
-          <w:iCs/>
-        </w:rPr>
-        <w:t xml:space="preserve"> </w:t>
-      </w:r>
-      <w:hyperlink r:id="rId18">
+        </w:rPr>
+        <w:t xml:space="preserve"> </w:t>
+      </w:r>
+      <w:hyperlink r:id="rId20">
         <w:r>
           <w:rPr>
             <w:rStyle w:val="Hyperlink"/>
+            <w:iCs/>
             <w:i/>
-            <w:iCs/>
           </w:rPr>
           <w:t xml:space="preserve">Developer Guide</w:t>
         </w:r>
       </w:hyperlink>
       <w:r>
         <w:rPr>
+          <w:iCs/>
           <w:i/>
+        </w:rPr>
+        <w:t xml:space="preserve"> </w:t>
+      </w:r>
+      <w:r>
+        <w:rPr>
           <w:iCs/>
-        </w:rPr>
-        <w:t xml:space="preserve"> </w:t>
-      </w:r>
-      <w:r>
-        <w:rPr>
           <w:i/>
+        </w:rPr>
+        <w:t xml:space="preserve">(the build, the application</w:t>
+      </w:r>
+      <w:r>
+        <w:rPr>
           <w:iCs/>
-        </w:rPr>
-        <w:t xml:space="preserve">(the build, the application</w:t>
-      </w:r>
-      <w:r>
-        <w:rPr>
           <w:i/>
+        </w:rPr>
+        <w:t xml:space="preserve"> </w:t>
+      </w:r>
+      <w:r>
+        <w:rPr>
           <w:iCs/>
-        </w:rPr>
-        <w:t xml:space="preserve"> </w:t>
-      </w:r>
-      <w:r>
-        <w:rPr>
           <w:i/>
+        </w:rPr>
+        <w:t xml:space="preserve">model, the ports) and of</w:t>
+      </w:r>
+      <w:r>
+        <w:rPr>
           <w:iCs/>
-        </w:rPr>
-        <w:t xml:space="preserve">model, the ports) and of</w:t>
-      </w:r>
-      <w:r>
-        <w:rPr>
           <w:i/>
-          <w:iCs/>
-        </w:rPr>
-        <w:t xml:space="preserve"> </w:t>
-      </w:r>
-      <w:hyperlink r:id="rId19">
+        </w:rPr>
+        <w:t xml:space="preserve"> </w:t>
+      </w:r>
+      <w:hyperlink r:id="rId21">
         <w:r>
           <w:rPr>
             <w:rStyle w:val="Hyperlink"/>
+            <w:iCs/>
             <w:i/>
-            <w:iCs/>
           </w:rPr>
           <w:t xml:space="preserve">Kernel Internals</w:t>
         </w:r>
       </w:hyperlink>
       <w:r>
         <w:rPr>
+          <w:iCs/>
           <w:i/>
-          <w:iCs/>
         </w:rPr>
         <w:t xml:space="preserve">.</w:t>
       </w:r>
     </w:p>
-    <w:bookmarkStart w:id="20" w:name="table-of-contents"/>
+    <w:bookmarkStart w:id="22" w:name="table-of-contents"/>
     <w:p>
       <w:pPr>
         <w:pStyle w:val="Heading2"/>
@@ -168,11 +168,11 @@
     </w:p>
     <w:p>
       <w:pPr>
-        <w:pStyle w:val="Compact"/>
         <w:numPr>
           <w:ilvl w:val="0"/>
           <w:numId w:val="1001"/>
         </w:numPr>
+        <w:pStyle w:val="Compact"/>
       </w:pPr>
       <w:hyperlink w:anchor="Xf42949ce2155418547b745b31f0a8bd30f8ab19">
         <w:r>
@@ -185,11 +185,11 @@
     </w:p>
     <w:p>
       <w:pPr>
-        <w:pStyle w:val="Compact"/>
         <w:numPr>
           <w:ilvl w:val="0"/>
           <w:numId w:val="1001"/>
         </w:numPr>
+        <w:pStyle w:val="Compact"/>
       </w:pPr>
       <w:hyperlink w:anchor="X85b9036d0c437b6d6abf0631055454f6f74ddb8">
         <w:r>
@@ -202,11 +202,11 @@
     </w:p>
     <w:p>
       <w:pPr>
-        <w:pStyle w:val="Compact"/>
         <w:numPr>
           <w:ilvl w:val="0"/>
           <w:numId w:val="1001"/>
         </w:numPr>
+        <w:pStyle w:val="Compact"/>
       </w:pPr>
       <w:hyperlink w:anchor="X479a017f3f362789bae7c4b9122aafaba533bfa">
         <w:r>
@@ -219,11 +219,11 @@
     </w:p>
     <w:p>
       <w:pPr>
-        <w:pStyle w:val="Compact"/>
         <w:numPr>
           <w:ilvl w:val="0"/>
           <w:numId w:val="1001"/>
         </w:numPr>
+        <w:pStyle w:val="Compact"/>
       </w:pPr>
       <w:hyperlink w:anchor="X0a53c701f88fdf6f7c7ea97f28ca21204deb07c">
         <w:r>
@@ -236,11 +236,11 @@
     </w:p>
     <w:p>
       <w:pPr>
-        <w:pStyle w:val="Compact"/>
         <w:numPr>
           <w:ilvl w:val="0"/>
           <w:numId w:val="1001"/>
         </w:numPr>
+        <w:pStyle w:val="Compact"/>
       </w:pPr>
       <w:hyperlink w:anchor="X1c12e241ab2b4ebd18b32f840f751712082d5e1">
         <w:r>
@@ -253,11 +253,11 @@
     </w:p>
     <w:p>
       <w:pPr>
-        <w:pStyle w:val="Compact"/>
         <w:numPr>
           <w:ilvl w:val="0"/>
           <w:numId w:val="1001"/>
         </w:numPr>
+        <w:pStyle w:val="Compact"/>
       </w:pPr>
       <w:hyperlink w:anchor="X21c5dfbcb5a69cd5c428264b88180cd193f70a2">
         <w:r>
@@ -270,11 +270,11 @@
     </w:p>
     <w:p>
       <w:pPr>
-        <w:pStyle w:val="Compact"/>
         <w:numPr>
           <w:ilvl w:val="0"/>
           <w:numId w:val="1001"/>
         </w:numPr>
+        <w:pStyle w:val="Compact"/>
       </w:pPr>
       <w:hyperlink w:anchor="X491a56bd334c8c4c777570fe8bd846c18e7eccb">
         <w:r>
@@ -287,11 +287,11 @@
     </w:p>
     <w:p>
       <w:pPr>
-        <w:pStyle w:val="Compact"/>
         <w:numPr>
           <w:ilvl w:val="0"/>
           <w:numId w:val="1001"/>
         </w:numPr>
+        <w:pStyle w:val="Compact"/>
       </w:pPr>
       <w:hyperlink w:anchor="Xf777c6178c1b7acc606d863a1dc288d7a0b8399">
         <w:r>
@@ -304,11 +304,11 @@
     </w:p>
     <w:p>
       <w:pPr>
-        <w:pStyle w:val="Compact"/>
         <w:numPr>
           <w:ilvl w:val="0"/>
           <w:numId w:val="1001"/>
         </w:numPr>
+        <w:pStyle w:val="Compact"/>
       </w:pPr>
       <w:hyperlink w:anchor="X5d555d25266128ff4d9fa5481cdbbe513b622de">
         <w:r>
@@ -321,11 +321,11 @@
     </w:p>
     <w:p>
       <w:pPr>
-        <w:pStyle w:val="Compact"/>
         <w:numPr>
           <w:ilvl w:val="0"/>
           <w:numId w:val="1001"/>
         </w:numPr>
+        <w:pStyle w:val="Compact"/>
       </w:pPr>
       <w:hyperlink w:anchor="Xfe4ab0ec0802ddea0ccd1e2aa45325e2067bf65">
         <w:r>
@@ -338,11 +338,11 @@
     </w:p>
     <w:p>
       <w:pPr>
-        <w:pStyle w:val="Compact"/>
         <w:numPr>
           <w:ilvl w:val="0"/>
           <w:numId w:val="1001"/>
         </w:numPr>
+        <w:pStyle w:val="Compact"/>
       </w:pPr>
       <w:hyperlink w:anchor="Xc2f542cdd1b9794d820c6abd4ac9243886c7e6b">
         <w:r>
@@ -355,11 +355,11 @@
     </w:p>
     <w:p>
       <w:pPr>
-        <w:pStyle w:val="Compact"/>
         <w:numPr>
           <w:ilvl w:val="0"/>
           <w:numId w:val="1001"/>
         </w:numPr>
+        <w:pStyle w:val="Compact"/>
       </w:pPr>
       <w:hyperlink w:anchor="Xf452947779f3bd1a7569ef68ee5cf3beada5d88">
         <w:r>
@@ -372,11 +372,11 @@
     </w:p>
     <w:p>
       <w:pPr>
-        <w:pStyle w:val="Compact"/>
         <w:numPr>
           <w:ilvl w:val="0"/>
           <w:numId w:val="1001"/>
         </w:numPr>
+        <w:pStyle w:val="Compact"/>
       </w:pPr>
       <w:hyperlink w:anchor="X727ca5ffb7cfa954933197d729c7f04b3404e24">
         <w:r>
@@ -394,8 +394,8 @@
         </w:pict>
       </w:r>
     </w:p>
-    <w:bookmarkEnd w:id="20"/>
-    <w:bookmarkStart w:id="30" w:name="Xf42949ce2155418547b745b31f0a8bd30f8ab19"/>
+    <w:bookmarkEnd w:id="22"/>
+    <w:bookmarkStart w:id="32" w:name="Xf42949ce2155418547b745b31f0a8bd30f8ab19"/>
     <w:p>
       <w:pPr>
         <w:pStyle w:val="Heading2"/>
@@ -416,8 +416,8 @@
       </w:r>
       <w:r>
         <w:rPr>
+          <w:bCs/>
           <w:b/>
-          <w:bCs/>
         </w:rPr>
         <w:t xml:space="preserve">kits</w:t>
       </w:r>
@@ -436,6 +436,7 @@
         <w:tblStyle w:val="Table"/>
         <w:tblW w:type="auto" w:w="0"/>
         <w:tblLook w:firstRow="1" w:lastRow="0" w:firstColumn="0" w:lastColumn="0" w:noHBand="0" w:noVBand="0" w:val="0020"/>
+        <w:jc w:val="start"/>
       </w:tblPr>
       <w:tblGrid>
         <w:gridCol w:w="1584"/>
@@ -446,13 +447,14 @@
       </w:tblGrid>
       <w:tr>
         <w:trPr>
-          <w:tblHeader w:val="on"/>
+          <w:tblHeader w:val="true"/>
         </w:trPr>
         <w:tc>
           <w:tcPr/>
           <w:p>
             <w:pPr>
               <w:pStyle w:val="Compact"/>
+              <w:jc w:val="left"/>
             </w:pPr>
             <w:r>
               <w:t xml:space="preserve">Kit</w:t>
@@ -464,6 +466,7 @@
           <w:p>
             <w:pPr>
               <w:pStyle w:val="Compact"/>
+              <w:jc w:val="left"/>
             </w:pPr>
             <w:r>
               <w:t xml:space="preserve">Domain</w:t>
@@ -475,6 +478,7 @@
           <w:p>
             <w:pPr>
               <w:pStyle w:val="Compact"/>
+              <w:jc w:val="left"/>
             </w:pPr>
             <w:r>
               <w:t xml:space="preserve">On the card</w:t>
@@ -486,6 +490,7 @@
           <w:p>
             <w:pPr>
               <w:pStyle w:val="Compact"/>
+              <w:jc w:val="left"/>
             </w:pPr>
             <w:r>
               <w:t xml:space="preserve">Sources</w:t>
@@ -497,6 +502,7 @@
           <w:p>
             <w:pPr>
               <w:pStyle w:val="Compact"/>
+              <w:jc w:val="left"/>
             </w:pPr>
             <w:r>
               <w:t xml:space="preserve">Reference</w:t>
@@ -510,11 +516,12 @@
           <w:p>
             <w:pPr>
               <w:pStyle w:val="Compact"/>
+              <w:jc w:val="left"/>
             </w:pPr>
             <w:r>
               <w:rPr>
+                <w:bCs/>
                 <w:b/>
-                <w:bCs/>
               </w:rPr>
               <w:t xml:space="preserve">AppKit</w:t>
             </w:r>
@@ -525,6 +532,7 @@
           <w:p>
             <w:pPr>
               <w:pStyle w:val="Compact"/>
+              <w:jc w:val="left"/>
             </w:pPr>
             <w:r>
               <w:t xml:space="preserve">What makes a program run: the system's calls, strings, the console,</w:t>
@@ -551,6 +559,7 @@
           <w:p>
             <w:pPr>
               <w:pStyle w:val="Compact"/>
+              <w:jc w:val="left"/>
             </w:pPr>
             <w:r>
               <w:rPr>
@@ -565,6 +574,7 @@
           <w:p>
             <w:pPr>
               <w:pStyle w:val="Compact"/>
+              <w:jc w:val="left"/>
             </w:pPr>
             <w:r>
               <w:rPr>
@@ -579,8 +589,9 @@
           <w:p>
             <w:pPr>
               <w:pStyle w:val="Compact"/>
+              <w:jc w:val="left"/>
             </w:pPr>
-            <w:hyperlink r:id="rId21">
+            <w:hyperlink r:id="rId23">
               <w:r>
                 <w:rPr>
                   <w:rStyle w:val="Hyperlink"/>
@@ -597,11 +608,12 @@
           <w:p>
             <w:pPr>
               <w:pStyle w:val="Compact"/>
+              <w:jc w:val="left"/>
             </w:pPr>
             <w:r>
               <w:rPr>
+                <w:bCs/>
                 <w:b/>
-                <w:bCs/>
               </w:rPr>
               <w:t xml:space="preserve">UIKit</w:t>
             </w:r>
@@ -612,6 +624,7 @@
           <w:p>
             <w:pPr>
               <w:pStyle w:val="Compact"/>
+              <w:jc w:val="left"/>
             </w:pPr>
             <w:r>
               <w:t xml:space="preserve">The interface: windows, widgets, dialogs, the theme, icons</w:t>
@@ -623,6 +636,7 @@
           <w:p>
             <w:pPr>
               <w:pStyle w:val="Compact"/>
+              <w:jc w:val="left"/>
             </w:pPr>
             <w:r>
               <w:rPr>
@@ -637,6 +651,7 @@
           <w:p>
             <w:pPr>
               <w:pStyle w:val="Compact"/>
+              <w:jc w:val="left"/>
             </w:pPr>
             <w:r>
               <w:rPr>
@@ -651,8 +666,9 @@
           <w:p>
             <w:pPr>
               <w:pStyle w:val="Compact"/>
+              <w:jc w:val="left"/>
             </w:pPr>
-            <w:hyperlink r:id="rId22">
+            <w:hyperlink r:id="rId24">
               <w:r>
                 <w:rPr>
                   <w:rStyle w:val="Hyperlink"/>
@@ -669,11 +685,12 @@
           <w:p>
             <w:pPr>
               <w:pStyle w:val="Compact"/>
+              <w:jc w:val="left"/>
             </w:pPr>
             <w:r>
               <w:rPr>
+                <w:bCs/>
                 <w:b/>
-                <w:bCs/>
               </w:rPr>
               <w:t xml:space="preserve">SystemKit</w:t>
             </w:r>
@@ -684,6 +701,7 @@
           <w:p>
             <w:pPr>
               <w:pStyle w:val="Compact"/>
+              <w:jc w:val="left"/>
             </w:pPr>
             <w:r>
               <w:t xml:space="preserve">Talking to the system and the other programs: notifications, clipboard, trash, volume, wallpaper, file associations, the dock</w:t>
@@ -695,6 +713,7 @@
           <w:p>
             <w:pPr>
               <w:pStyle w:val="Compact"/>
+              <w:jc w:val="left"/>
             </w:pPr>
             <w:r>
               <w:rPr>
@@ -709,6 +728,7 @@
           <w:p>
             <w:pPr>
               <w:pStyle w:val="Compact"/>
+              <w:jc w:val="left"/>
             </w:pPr>
             <w:r>
               <w:rPr>
@@ -723,8 +743,9 @@
           <w:p>
             <w:pPr>
               <w:pStyle w:val="Compact"/>
+              <w:jc w:val="left"/>
             </w:pPr>
-            <w:hyperlink r:id="rId23">
+            <w:hyperlink r:id="rId25">
               <w:r>
                 <w:rPr>
                   <w:rStyle w:val="Hyperlink"/>
@@ -741,11 +762,12 @@
           <w:p>
             <w:pPr>
               <w:pStyle w:val="Compact"/>
+              <w:jc w:val="left"/>
             </w:pPr>
             <w:r>
               <w:rPr>
+                <w:bCs/>
                 <w:b/>
-                <w:bCs/>
               </w:rPr>
               <w:t xml:space="preserve">NetKit</w:t>
             </w:r>
@@ -756,6 +778,7 @@
           <w:p>
             <w:pPr>
               <w:pStyle w:val="Compact"/>
+              <w:jc w:val="left"/>
             </w:pPr>
             <w:r>
               <w:t xml:space="preserve">The network: HTTP, the FTP volumes</w:t>
@@ -767,6 +790,7 @@
           <w:p>
             <w:pPr>
               <w:pStyle w:val="Compact"/>
+              <w:jc w:val="left"/>
             </w:pPr>
             <w:r>
               <w:rPr>
@@ -781,6 +805,7 @@
           <w:p>
             <w:pPr>
               <w:pStyle w:val="Compact"/>
+              <w:jc w:val="left"/>
             </w:pPr>
             <w:r>
               <w:rPr>
@@ -795,8 +820,9 @@
           <w:p>
             <w:pPr>
               <w:pStyle w:val="Compact"/>
+              <w:jc w:val="left"/>
             </w:pPr>
-            <w:hyperlink r:id="rId24">
+            <w:hyperlink r:id="rId26">
               <w:r>
                 <w:rPr>
                   <w:rStyle w:val="Hyperlink"/>
@@ -813,11 +839,12 @@
           <w:p>
             <w:pPr>
               <w:pStyle w:val="Compact"/>
+              <w:jc w:val="left"/>
             </w:pPr>
             <w:r>
               <w:rPr>
+                <w:bCs/>
                 <w:b/>
-                <w:bCs/>
               </w:rPr>
               <w:t xml:space="preserve">FileKit</w:t>
             </w:r>
@@ -828,6 +855,7 @@
           <w:p>
             <w:pPr>
               <w:pStyle w:val="Compact"/>
+              <w:jc w:val="left"/>
             </w:pPr>
             <w:r>
               <w:t xml:space="preserve">Files and folders, paths, compression, archives</w:t>
@@ -839,6 +867,7 @@
           <w:p>
             <w:pPr>
               <w:pStyle w:val="Compact"/>
+              <w:jc w:val="left"/>
             </w:pPr>
             <w:r>
               <w:rPr>
@@ -853,6 +882,7 @@
           <w:p>
             <w:pPr>
               <w:pStyle w:val="Compact"/>
+              <w:jc w:val="left"/>
             </w:pPr>
             <w:r>
               <w:rPr>
@@ -867,8 +897,9 @@
           <w:p>
             <w:pPr>
               <w:pStyle w:val="Compact"/>
+              <w:jc w:val="left"/>
             </w:pPr>
-            <w:hyperlink r:id="rId25">
+            <w:hyperlink r:id="rId27">
               <w:r>
                 <w:rPr>
                   <w:rStyle w:val="Hyperlink"/>
@@ -885,11 +916,12 @@
           <w:p>
             <w:pPr>
               <w:pStyle w:val="Compact"/>
+              <w:jc w:val="left"/>
             </w:pPr>
             <w:r>
               <w:rPr>
+                <w:bCs/>
                 <w:b/>
-                <w:bCs/>
               </w:rPr>
               <w:t xml:space="preserve">ImageKit</w:t>
             </w:r>
@@ -900,6 +932,7 @@
           <w:p>
             <w:pPr>
               <w:pStyle w:val="Compact"/>
+              <w:jc w:val="left"/>
             </w:pPr>
             <w:r>
               <w:t xml:space="preserve">Pictures: reading, writing, resizing, adjusting</w:t>
@@ -911,6 +944,7 @@
           <w:p>
             <w:pPr>
               <w:pStyle w:val="Compact"/>
+              <w:jc w:val="left"/>
             </w:pPr>
             <w:r>
               <w:rPr>
@@ -925,6 +959,7 @@
           <w:p>
             <w:pPr>
               <w:pStyle w:val="Compact"/>
+              <w:jc w:val="left"/>
             </w:pPr>
             <w:r>
               <w:rPr>
@@ -939,8 +974,9 @@
           <w:p>
             <w:pPr>
               <w:pStyle w:val="Compact"/>
+              <w:jc w:val="left"/>
             </w:pPr>
-            <w:hyperlink r:id="rId26">
+            <w:hyperlink r:id="rId28">
               <w:r>
                 <w:rPr>
                   <w:rStyle w:val="Hyperlink"/>
@@ -957,11 +993,12 @@
           <w:p>
             <w:pPr>
               <w:pStyle w:val="Compact"/>
+              <w:jc w:val="left"/>
             </w:pPr>
             <w:r>
               <w:rPr>
+                <w:bCs/>
                 <w:b/>
-                <w:bCs/>
               </w:rPr>
               <w:t xml:space="preserve">AudioKit</w:t>
             </w:r>
@@ -972,6 +1009,7 @@
           <w:p>
             <w:pPr>
               <w:pStyle w:val="Compact"/>
+              <w:jc w:val="left"/>
             </w:pPr>
             <w:r>
               <w:t xml:space="preserve">Sound: playing files, notes, synthesis, the sound output</w:t>
@@ -983,6 +1021,7 @@
           <w:p>
             <w:pPr>
               <w:pStyle w:val="Compact"/>
+              <w:jc w:val="left"/>
             </w:pPr>
             <w:r>
               <w:rPr>
@@ -997,6 +1036,7 @@
           <w:p>
             <w:pPr>
               <w:pStyle w:val="Compact"/>
+              <w:jc w:val="left"/>
             </w:pPr>
             <w:r>
               <w:rPr>
@@ -1011,8 +1051,9 @@
           <w:p>
             <w:pPr>
               <w:pStyle w:val="Compact"/>
+              <w:jc w:val="left"/>
             </w:pPr>
-            <w:hyperlink r:id="rId27">
+            <w:hyperlink r:id="rId29">
               <w:r>
                 <w:rPr>
                   <w:rStyle w:val="Hyperlink"/>
@@ -1029,11 +1070,12 @@
           <w:p>
             <w:pPr>
               <w:pStyle w:val="Compact"/>
+              <w:jc w:val="left"/>
             </w:pPr>
             <w:r>
               <w:rPr>
+                <w:bCs/>
                 <w:b/>
-                <w:bCs/>
               </w:rPr>
               <w:t xml:space="preserve">FontKit</w:t>
             </w:r>
@@ -1044,6 +1086,7 @@
           <w:p>
             <w:pPr>
               <w:pStyle w:val="Compact"/>
+              <w:jc w:val="left"/>
             </w:pPr>
             <w:r>
               <w:t xml:space="preserve">Fonts: FreeType, the font manager, anti-aliased text</w:t>
@@ -1055,6 +1098,7 @@
           <w:p>
             <w:pPr>
               <w:pStyle w:val="Compact"/>
+              <w:jc w:val="left"/>
             </w:pPr>
             <w:r>
               <w:rPr>
@@ -1069,6 +1113,7 @@
           <w:p>
             <w:pPr>
               <w:pStyle w:val="Compact"/>
+              <w:jc w:val="left"/>
             </w:pPr>
             <w:r>
               <w:rPr>
@@ -1083,8 +1128,9 @@
           <w:p>
             <w:pPr>
               <w:pStyle w:val="Compact"/>
+              <w:jc w:val="left"/>
             </w:pPr>
-            <w:hyperlink r:id="rId28">
+            <w:hyperlink r:id="rId30">
               <w:r>
                 <w:rPr>
                   <w:rStyle w:val="Hyperlink"/>
@@ -1101,11 +1147,12 @@
           <w:p>
             <w:pPr>
               <w:pStyle w:val="Compact"/>
+              <w:jc w:val="left"/>
             </w:pPr>
             <w:r>
               <w:rPr>
+                <w:bCs/>
                 <w:b/>
-                <w:bCs/>
               </w:rPr>
               <w:t xml:space="preserve">PrinterKit</w:t>
             </w:r>
@@ -1116,6 +1163,7 @@
           <w:p>
             <w:pPr>
               <w:pStyle w:val="Compact"/>
+              <w:jc w:val="left"/>
             </w:pPr>
             <w:r>
               <w:t xml:space="preserve">Printing: the Print dialog, a job's pages</w:t>
@@ -1127,6 +1175,7 @@
           <w:p>
             <w:pPr>
               <w:pStyle w:val="Compact"/>
+              <w:jc w:val="left"/>
             </w:pPr>
             <w:r>
               <w:rPr>
@@ -1141,6 +1190,7 @@
           <w:p>
             <w:pPr>
               <w:pStyle w:val="Compact"/>
+              <w:jc w:val="left"/>
             </w:pPr>
             <w:r>
               <w:rPr>
@@ -1155,8 +1205,9 @@
           <w:p>
             <w:pPr>
               <w:pStyle w:val="Compact"/>
+              <w:jc w:val="left"/>
             </w:pPr>
-            <w:hyperlink r:id="rId29">
+            <w:hyperlink r:id="rId31">
               <w:r>
                 <w:rPr>
                   <w:rStyle w:val="Hyperlink"/>
@@ -1178,16 +1229,16 @@
     </w:p>
     <w:p>
       <w:pPr>
-        <w:pStyle w:val="Compact"/>
         <w:numPr>
           <w:ilvl w:val="0"/>
           <w:numId w:val="1002"/>
         </w:numPr>
+        <w:pStyle w:val="Compact"/>
       </w:pPr>
       <w:r>
         <w:rPr>
+          <w:bCs/>
           <w:b/>
-          <w:bCs/>
         </w:rPr>
         <w:t xml:space="preserve">Reusable code goes into the adequate kit</w:t>
       </w:r>
@@ -1206,16 +1257,16 @@
     </w:p>
     <w:p>
       <w:pPr>
-        <w:pStyle w:val="Compact"/>
         <w:numPr>
           <w:ilvl w:val="0"/>
           <w:numId w:val="1002"/>
         </w:numPr>
+        <w:pStyle w:val="Compact"/>
       </w:pPr>
       <w:r>
         <w:rPr>
+          <w:bCs/>
           <w:b/>
-          <w:bCs/>
         </w:rPr>
         <w:t xml:space="preserve">A program draws on the kits as much as it can</w:t>
       </w:r>
@@ -1231,16 +1282,16 @@
     </w:p>
     <w:p>
       <w:pPr>
-        <w:pStyle w:val="Compact"/>
         <w:numPr>
           <w:ilvl w:val="0"/>
           <w:numId w:val="1002"/>
         </w:numPr>
+        <w:pStyle w:val="Compact"/>
       </w:pPr>
       <w:r>
         <w:rPr>
+          <w:bCs/>
           <w:b/>
-          <w:bCs/>
         </w:rPr>
         <w:t xml:space="preserve">What one program alone uses stays beside that program</w:t>
       </w:r>
@@ -1260,33 +1311,33 @@
       </w:r>
       <w:r>
         <w:rPr>
+          <w:bCs/>
           <w:b/>
+        </w:rPr>
+        <w:t xml:space="preserve">one header</w:t>
+      </w:r>
+      <w:r>
+        <w:t xml:space="preserve">,</w:t>
+      </w:r>
+      <w:r>
+        <w:t xml:space="preserve"> </w:t>
+      </w:r>
+      <w:r>
+        <w:rPr>
+          <w:rStyle w:val="VerbatimChar"/>
+        </w:rPr>
+        <w:t xml:space="preserve">&lt;kit&gt;/&lt;kit&gt;.h</w:t>
+      </w:r>
+      <w:r>
+        <w:t xml:space="preserve">, which</w:t>
+      </w:r>
+      <w:r>
+        <w:t xml:space="preserve"> </w:t>
+      </w:r>
+      <w:r>
+        <w:rPr>
           <w:bCs/>
-        </w:rPr>
-        <w:t xml:space="preserve">one header</w:t>
-      </w:r>
-      <w:r>
-        <w:t xml:space="preserve">,</w:t>
-      </w:r>
-      <w:r>
-        <w:t xml:space="preserve"> </w:t>
-      </w:r>
-      <w:r>
-        <w:rPr>
-          <w:rStyle w:val="VerbatimChar"/>
-        </w:rPr>
-        <w:t xml:space="preserve">&lt;kit&gt;/&lt;kit&gt;.h</w:t>
-      </w:r>
-      <w:r>
-        <w:t xml:space="preserve">, which</w:t>
-      </w:r>
-      <w:r>
-        <w:t xml:space="preserve"> </w:t>
-      </w:r>
-      <w:r>
-        <w:rPr>
           <w:b/>
-          <w:bCs/>
         </w:rPr>
         <w:t xml:space="preserve">declares</w:t>
       </w:r>
@@ -1300,8 +1351,8 @@
         <w:t xml:space="preserve">code is shared by every program that uses it.</w:t>
       </w:r>
     </w:p>
-    <w:bookmarkEnd w:id="30"/>
-    <w:bookmarkStart w:id="36" w:name="X85b9036d0c437b6d6abf0631055454f6f74ddb8"/>
+    <w:bookmarkEnd w:id="32"/>
+    <w:bookmarkStart w:id="38" w:name="X85b9036d0c437b6d6abf0631055454f6f74ddb8"/>
     <w:p>
       <w:pPr>
         <w:pStyle w:val="Heading2"/>
@@ -1310,7 +1361,7 @@
         <w:t xml:space="preserve">2. Using a kit in a program</w:t>
       </w:r>
     </w:p>
-    <w:bookmarkStart w:id="31" w:name="including"/>
+    <w:bookmarkStart w:id="33" w:name="including"/>
     <w:p>
       <w:pPr>
         <w:pStyle w:val="Heading3"/>
@@ -1587,8 +1638,8 @@
         <w:t xml:space="preserve">// PrinterKit</w:t>
       </w:r>
     </w:p>
-    <w:bookmarkEnd w:id="31"/>
-    <w:bookmarkStart w:id="32" w:name="linking"/>
+    <w:bookmarkEnd w:id="33"/>
+    <w:bookmarkStart w:id="34" w:name="linking"/>
     <w:p>
       <w:pPr>
         <w:pStyle w:val="Heading3"/>
@@ -1615,8 +1666,8 @@
       </w:r>
       <w:r>
         <w:rPr>
+          <w:bCs/>
           <w:b/>
-          <w:bCs/>
         </w:rPr>
         <w:t xml:space="preserve">import archive</w:t>
       </w:r>
@@ -1641,6 +1692,7 @@
         <w:tblStyle w:val="Table"/>
         <w:tblW w:type="auto" w:w="0"/>
         <w:tblLook w:firstRow="1" w:lastRow="0" w:firstColumn="0" w:lastColumn="0" w:noHBand="0" w:noVBand="0" w:val="0020"/>
+        <w:jc w:val="start"/>
       </w:tblPr>
       <w:tblGrid>
         <w:gridCol w:w="3960"/>
@@ -1648,13 +1700,14 @@
       </w:tblGrid>
       <w:tr>
         <w:trPr>
-          <w:tblHeader w:val="on"/>
+          <w:tblHeader w:val="true"/>
         </w:trPr>
         <w:tc>
           <w:tcPr/>
           <w:p>
             <w:pPr>
               <w:pStyle w:val="Compact"/>
+              <w:jc w:val="left"/>
             </w:pPr>
             <w:r>
               <w:t xml:space="preserve">The program is</w:t>
@@ -1666,6 +1719,7 @@
           <w:p>
             <w:pPr>
               <w:pStyle w:val="Compact"/>
+              <w:jc w:val="left"/>
             </w:pPr>
             <w:r>
               <w:t xml:space="preserve">It links</w:t>
@@ -1679,6 +1733,7 @@
           <w:p>
             <w:pPr>
               <w:pStyle w:val="Compact"/>
+              <w:jc w:val="left"/>
             </w:pPr>
             <w:r>
               <w:t xml:space="preserve">C++ (an application)</w:t>
@@ -1690,6 +1745,7 @@
           <w:p>
             <w:pPr>
               <w:pStyle w:val="Compact"/>
+              <w:jc w:val="left"/>
             </w:pPr>
             <w:r>
               <w:rPr>
@@ -1706,6 +1762,7 @@
           <w:p>
             <w:pPr>
               <w:pStyle w:val="Compact"/>
+              <w:jc w:val="left"/>
             </w:pPr>
             <w:r>
               <w:t xml:space="preserve">C (a console tool)</w:t>
@@ -1717,6 +1774,7 @@
           <w:p>
             <w:pPr>
               <w:pStyle w:val="Compact"/>
+              <w:jc w:val="left"/>
             </w:pPr>
             <w:r>
               <w:rPr>
@@ -1804,8 +1862,8 @@
         <w:t xml:space="preserve">mytool.elf: ../lib/systemkit.imp_c.a</w:t>
       </w:r>
     </w:p>
-    <w:bookmarkEnd w:id="32"/>
-    <w:bookmarkStart w:id="33" w:name="versions"/>
+    <w:bookmarkEnd w:id="34"/>
+    <w:bookmarkStart w:id="35" w:name="versions"/>
     <w:p>
       <w:pPr>
         <w:pStyle w:val="Heading3"/>
@@ -1864,8 +1922,8 @@
         <w:t xml:space="preserve">library first.</w:t>
       </w:r>
     </w:p>
-    <w:bookmarkEnd w:id="33"/>
-    <w:bookmarkStart w:id="34" w:name="from-basic"/>
+    <w:bookmarkEnd w:id="35"/>
+    <w:bookmarkStart w:id="36" w:name="from-basic"/>
     <w:p>
       <w:pPr>
         <w:pStyle w:val="Heading3"/>
@@ -1934,112 +1992,112 @@
       </w:r>
       <w:r>
         <w:rPr>
+          <w:iCs/>
           <w:i/>
+        </w:rPr>
+        <w:t xml:space="preserve">The system's kits</w:t>
+      </w:r>
+      <w:r>
+        <w:t xml:space="preserve">). BASIC knows a kit by its</w:t>
+      </w:r>
+      <w:r>
+        <w:t xml:space="preserve"> </w:t>
+      </w:r>
+      <w:r>
+        <w:rPr>
+          <w:bCs/>
+          <w:b/>
+        </w:rPr>
+        <w:t xml:space="preserve">description</w:t>
+      </w:r>
+      <w:r>
+        <w:t xml:space="preserve">,</w:t>
+      </w:r>
+      <w:r>
+        <w:t xml:space="preserve"> </w:t>
+      </w:r>
+      <w:r>
+        <w:rPr>
+          <w:rStyle w:val="VerbatimChar"/>
+        </w:rPr>
+        <w:t xml:space="preserve">SD:/lib/&lt;kit&gt;.bi</w:t>
+      </w:r>
+      <w:r>
+        <w:t xml:space="preserve">, made from the kit's</w:t>
+      </w:r>
+      <w:r>
+        <w:t xml:space="preserve"> </w:t>
+      </w:r>
+      <w:r>
+        <w:rPr>
+          <w:rStyle w:val="VerbatimChar"/>
+        </w:rPr>
+        <w:t xml:space="preserve">.abi</w:t>
+      </w:r>
+      <w:r>
+        <w:t xml:space="preserve"> </w:t>
+      </w:r>
+      <w:r>
+        <w:t xml:space="preserve">and its</w:t>
+      </w:r>
+      <w:r>
+        <w:t xml:space="preserve"> </w:t>
+      </w:r>
+      <w:r>
+        <w:t xml:space="preserve">headers by</w:t>
+      </w:r>
+      <w:r>
+        <w:t xml:space="preserve"> </w:t>
+      </w:r>
+      <w:r>
+        <w:rPr>
+          <w:rStyle w:val="VerbatimChar"/>
+        </w:rPr>
+        <w:t xml:space="preserve">tools/kitbi/kitbi.py</w:t>
+      </w:r>
+      <w:r>
+        <w:t xml:space="preserve"> </w:t>
+      </w:r>
+      <w:r>
+        <w:t xml:space="preserve">when the kits are built: nothing in BASIC names a kit, so</w:t>
+      </w:r>
+      <w:r>
+        <w:t xml:space="preserve"> </w:t>
+      </w:r>
+      <w:r>
+        <w:rPr>
+          <w:bCs/>
+          <w:b/>
+        </w:rPr>
+        <w:t xml:space="preserve">a new kit is</w:t>
+      </w:r>
+      <w:r>
+        <w:rPr>
+          <w:bCs/>
+          <w:b/>
+        </w:rPr>
+        <w:t xml:space="preserve"> </w:t>
+      </w:r>
+      <w:r>
+        <w:rPr>
+          <w:bCs/>
+          <w:b/>
+        </w:rPr>
+        <w:t xml:space="preserve">importable as soon as it is built</w:t>
+      </w:r>
+      <w:r>
+        <w:t xml:space="preserve"> </w:t>
+      </w:r>
+      <w:r>
+        <w:t xml:space="preserve">(docs/03,</w:t>
+      </w:r>
+      <w:r>
+        <w:t xml:space="preserve"> </w:t>
+      </w:r>
+      <w:r>
+        <w:rPr>
           <w:iCs/>
-        </w:rPr>
-        <w:t xml:space="preserve">The system's kits</w:t>
-      </w:r>
-      <w:r>
-        <w:t xml:space="preserve">). BASIC knows a kit by its</w:t>
-      </w:r>
-      <w:r>
-        <w:t xml:space="preserve"> </w:t>
-      </w:r>
-      <w:r>
-        <w:rPr>
-          <w:b/>
-          <w:bCs/>
-        </w:rPr>
-        <w:t xml:space="preserve">description</w:t>
-      </w:r>
-      <w:r>
-        <w:t xml:space="preserve">,</w:t>
-      </w:r>
-      <w:r>
-        <w:t xml:space="preserve"> </w:t>
-      </w:r>
-      <w:r>
-        <w:rPr>
-          <w:rStyle w:val="VerbatimChar"/>
-        </w:rPr>
-        <w:t xml:space="preserve">SD:/lib/&lt;kit&gt;.bi</w:t>
-      </w:r>
-      <w:r>
-        <w:t xml:space="preserve">, made from the kit's</w:t>
-      </w:r>
-      <w:r>
-        <w:t xml:space="preserve"> </w:t>
-      </w:r>
-      <w:r>
-        <w:rPr>
-          <w:rStyle w:val="VerbatimChar"/>
-        </w:rPr>
-        <w:t xml:space="preserve">.abi</w:t>
-      </w:r>
-      <w:r>
-        <w:t xml:space="preserve"> </w:t>
-      </w:r>
-      <w:r>
-        <w:t xml:space="preserve">and its</w:t>
-      </w:r>
-      <w:r>
-        <w:t xml:space="preserve"> </w:t>
-      </w:r>
-      <w:r>
-        <w:t xml:space="preserve">headers by</w:t>
-      </w:r>
-      <w:r>
-        <w:t xml:space="preserve"> </w:t>
-      </w:r>
-      <w:r>
-        <w:rPr>
-          <w:rStyle w:val="VerbatimChar"/>
-        </w:rPr>
-        <w:t xml:space="preserve">tools/kitbi/kitbi.py</w:t>
-      </w:r>
-      <w:r>
-        <w:t xml:space="preserve"> </w:t>
-      </w:r>
-      <w:r>
-        <w:t xml:space="preserve">when the kits are built: nothing in BASIC names a kit, so</w:t>
-      </w:r>
-      <w:r>
-        <w:t xml:space="preserve"> </w:t>
-      </w:r>
-      <w:r>
-        <w:rPr>
-          <w:b/>
-          <w:bCs/>
-        </w:rPr>
-        <w:t xml:space="preserve">a new kit is</w:t>
-      </w:r>
-      <w:r>
-        <w:rPr>
-          <w:b/>
-          <w:bCs/>
-        </w:rPr>
-        <w:t xml:space="preserve"> </w:t>
-      </w:r>
-      <w:r>
-        <w:rPr>
-          <w:b/>
-          <w:bCs/>
-        </w:rPr>
-        <w:t xml:space="preserve">importable as soon as it is built</w:t>
-      </w:r>
-      <w:r>
-        <w:t xml:space="preserve"> </w:t>
-      </w:r>
-      <w:r>
-        <w:t xml:space="preserve">(docs/03,</w:t>
-      </w:r>
-      <w:r>
-        <w:t xml:space="preserve"> </w:t>
-      </w:r>
-      <w:r>
-        <w:rPr>
           <w:i/>
-          <w:iCs/>
         </w:rPr>
         <w:t xml:space="preserve">BASIC and the kits</w:t>
       </w:r>
@@ -2059,8 +2117,8 @@
         <w:t xml:space="preserve">functions.</w:t>
       </w:r>
     </w:p>
-    <w:bookmarkEnd w:id="34"/>
-    <w:bookmarkStart w:id="35" w:name="on-a-pc"/>
+    <w:bookmarkEnd w:id="36"/>
+    <w:bookmarkStart w:id="37" w:name="on-a-pc"/>
     <w:p>
       <w:pPr>
         <w:pStyle w:val="Heading3"/>
@@ -2089,9 +2147,9 @@
         <w:t xml:space="preserve">changes in the program's code.</w:t>
       </w:r>
     </w:p>
-    <w:bookmarkEnd w:id="35"/>
-    <w:bookmarkEnd w:id="36"/>
-    <w:bookmarkStart w:id="37" w:name="X479a017f3f362789bae7c4b9122aafaba533bfa"/>
+    <w:bookmarkEnd w:id="37"/>
+    <w:bookmarkEnd w:id="38"/>
+    <w:bookmarkStart w:id="39" w:name="X479a017f3f362789bae7c4b9122aafaba533bfa"/>
     <w:p>
       <w:pPr>
         <w:pStyle w:val="Heading2"/>
@@ -2167,8 +2225,8 @@
       </w:pPr>
       <w:r>
         <w:rPr>
+          <w:bCs/>
           <w:b/>
-          <w:bCs/>
         </w:rPr>
         <w:t xml:space="preserve">A console tool</w:t>
       </w:r>
@@ -2835,37 +2893,37 @@
       </w:pPr>
       <w:r>
         <w:rPr>
+          <w:bCs/>
           <w:b/>
+        </w:rPr>
+        <w:t xml:space="preserve">Settings from an</w:t>
+      </w:r>
+      <w:r>
+        <w:rPr>
           <w:bCs/>
-        </w:rPr>
-        <w:t xml:space="preserve">Settings from an</w:t>
-      </w:r>
-      <w:r>
-        <w:rPr>
           <w:b/>
+        </w:rPr>
+        <w:t xml:space="preserve"> </w:t>
+      </w:r>
+      <w:r>
+        <w:rPr>
+          <w:rStyle w:val="VerbatimChar"/>
           <w:bCs/>
-        </w:rPr>
-        <w:t xml:space="preserve"> </w:t>
-      </w:r>
-      <w:r>
-        <w:rPr>
-          <w:rStyle w:val="VerbatimChar"/>
           <w:b/>
+        </w:rPr>
+        <w:t xml:space="preserve">.ini</w:t>
+      </w:r>
+      <w:r>
+        <w:rPr>
           <w:bCs/>
-        </w:rPr>
-        <w:t xml:space="preserve">.ini</w:t>
-      </w:r>
-      <w:r>
-        <w:rPr>
           <w:b/>
+        </w:rPr>
+        <w:t xml:space="preserve"> </w:t>
+      </w:r>
+      <w:r>
+        <w:rPr>
           <w:bCs/>
-        </w:rPr>
-        <w:t xml:space="preserve"> </w:t>
-      </w:r>
-      <w:r>
-        <w:rPr>
           <w:b/>
-          <w:bCs/>
         </w:rPr>
         <w:t xml:space="preserve">file</w:t>
       </w:r>
@@ -3325,8 +3383,8 @@
       </w:pPr>
       <w:r>
         <w:rPr>
+          <w:bCs/>
           <w:b/>
-          <w:bCs/>
         </w:rPr>
         <w:t xml:space="preserve">Strings</w:t>
       </w:r>
@@ -3774,8 +3832,8 @@
       </w:pPr>
       <w:r>
         <w:rPr>
+          <w:bCs/>
           <w:b/>
-          <w:bCs/>
         </w:rPr>
         <w:t xml:space="preserve">Starting a program</w:t>
       </w:r>
@@ -3923,8 +3981,8 @@
         <w:t xml:space="preserve">// a file: by its runner</w:t>
       </w:r>
     </w:p>
-    <w:bookmarkEnd w:id="37"/>
-    <w:bookmarkStart w:id="38" w:name="X0a53c701f88fdf6f7c7ea97f28ca21204deb07c"/>
+    <w:bookmarkEnd w:id="39"/>
+    <w:bookmarkStart w:id="40" w:name="X0a53c701f88fdf6f7c7ea97f28ca21204deb07c"/>
     <w:p>
       <w:pPr>
         <w:pStyle w:val="Heading2"/>
@@ -4024,8 +4082,8 @@
       </w:pPr>
       <w:r>
         <w:rPr>
+          <w:bCs/>
           <w:b/>
-          <w:bCs/>
         </w:rPr>
         <w:t xml:space="preserve">A window, a label, a button:</w:t>
       </w:r>
@@ -5151,8 +5209,8 @@
       </w:pPr>
       <w:r>
         <w:rPr>
+          <w:bCs/>
           <w:b/>
-          <w:bCs/>
         </w:rPr>
         <w:t xml:space="preserve">Dialogs</w:t>
       </w:r>
@@ -5594,19 +5652,1044 @@
       </w:pPr>
       <w:r>
         <w:rPr>
+          <w:bCs/>
           <w:b/>
+        </w:rPr>
+        <w:t xml:space="preserve">Tabs</w:t>
+      </w:r>
+      <w:r>
+        <w:t xml:space="preserve"> </w:t>
+      </w:r>
+      <w:r>
+        <w:t xml:space="preserve">(</w:t>
+      </w:r>
+      <w:r>
+        <w:rPr>
+          <w:rStyle w:val="VerbatimChar"/>
+        </w:rPr>
+        <w:t xml:space="preserve">TabStrip</w:t>
+      </w:r>
+      <w:r>
+        <w:t xml:space="preserve">,</w:t>
+      </w:r>
+      <w:r>
+        <w:t xml:space="preserve"> </w:t>
+      </w:r>
+      <w:r>
+        <w:rPr>
+          <w:rStyle w:val="VerbatimChar"/>
+        </w:rPr>
+        <w:t xml:space="preserve">uikit/tabstrip.h</w:t>
+      </w:r>
+      <w:r>
+        <w:t xml:space="preserve">): a row of closable tabs over the program's own view — the</w:t>
+      </w:r>
+      <w:r>
+        <w:t xml:space="preserve"> </w:t>
+      </w:r>
+      <w:r>
+        <w:t xml:space="preserve">strip shows them, the program shows the chosen one's content. Each tab carries a pointer for the</w:t>
+      </w:r>
+      <w:r>
+        <w:t xml:space="preserve"> </w:t>
+      </w:r>
+      <w:r>
+        <w:t xml:space="preserve">program; a close is only</w:t>
+      </w:r>
+      <w:r>
+        <w:t xml:space="preserve"> </w:t>
+      </w:r>
+      <w:r>
+        <w:rPr>
           <w:bCs/>
-        </w:rPr>
-        <w:t xml:space="preserve">The theme</w:t>
-      </w:r>
-      <w:r>
-        <w:t xml:space="preserve">: draw with the palette (</w:t>
-      </w:r>
+          <w:b/>
+        </w:rPr>
+        <w:t xml:space="preserve">asked</w:t>
+      </w:r>
+      <w:r>
+        <w:t xml:space="preserve"> </w:t>
+      </w:r>
+      <w:r>
+        <w:t xml:space="preserve">(the cross, a middle click): the program decides, then removes it.</w:t>
+      </w:r>
+    </w:p>
+    <w:p>
+      <w:pPr>
+        <w:pStyle w:val="SourceCode"/>
+      </w:pPr>
+      <w:r>
+        <w:rPr>
+          <w:rStyle w:val="AttributeTok"/>
+        </w:rPr>
+        <w:t xml:space="preserve">static</w:t>
+      </w:r>
+      <w:r>
+        <w:rPr>
+          <w:rStyle w:val="NormalTok"/>
+        </w:rPr>
+        <w:t xml:space="preserve"> TabStrip </w:t>
+      </w:r>
+      <w:r>
+        <w:rPr>
+          <w:rStyle w:val="OperatorTok"/>
+        </w:rPr>
+        <w:t xml:space="preserve">*</w:t>
+      </w:r>
+      <w:r>
+        <w:rPr>
+          <w:rStyle w:val="VariableTok"/>
+        </w:rPr>
+        <w:t xml:space="preserve">g_tabs</w:t>
+      </w:r>
+      <w:r>
+        <w:rPr>
+          <w:rStyle w:val="OperatorTok"/>
+        </w:rPr>
+        <w:t xml:space="preserve">;</w:t>
+      </w:r>
+      <w:r>
+        <w:br/>
+      </w:r>
+      <w:r>
+        <w:rPr>
+          <w:rStyle w:val="AttributeTok"/>
+        </w:rPr>
+        <w:t xml:space="preserve">static</w:t>
+      </w:r>
+      <w:r>
+        <w:rPr>
+          <w:rStyle w:val="NormalTok"/>
+        </w:rPr>
+        <w:t xml:space="preserve"> </w:t>
+      </w:r>
+      <w:r>
+        <w:rPr>
+          <w:rStyle w:val="DataTypeTok"/>
+        </w:rPr>
+        <w:t xml:space="preserve">void</w:t>
+      </w:r>
+      <w:r>
+        <w:rPr>
+          <w:rStyle w:val="NormalTok"/>
+        </w:rPr>
+        <w:t xml:space="preserve"> onTab </w:t>
+      </w:r>
+      <w:r>
+        <w:rPr>
+          <w:rStyle w:val="OperatorTok"/>
+        </w:rPr>
+        <w:t xml:space="preserve">(</w:t>
+      </w:r>
+      <w:r>
+        <w:rPr>
+          <w:rStyle w:val="NormalTok"/>
+        </w:rPr>
+        <w:t xml:space="preserve">Widget </w:t>
+      </w:r>
+      <w:r>
+        <w:rPr>
+          <w:rStyle w:val="OperatorTok"/>
+        </w:rPr>
+        <w:t xml:space="preserve">&amp;)</w:t>
+      </w:r>
+      <w:r>
+        <w:rPr>
+          <w:rStyle w:val="NormalTok"/>
+        </w:rPr>
+        <w:t xml:space="preserve">   </w:t>
+      </w:r>
+      <w:r>
+        <w:rPr>
+          <w:rStyle w:val="OperatorTok"/>
+        </w:rPr>
+        <w:t xml:space="preserve">{</w:t>
+      </w:r>
+      <w:r>
+        <w:rPr>
+          <w:rStyle w:val="NormalTok"/>
+        </w:rPr>
+        <w:t xml:space="preserve"> show </w:t>
+      </w:r>
+      <w:r>
+        <w:rPr>
+          <w:rStyle w:val="OperatorTok"/>
+        </w:rPr>
+        <w:t xml:space="preserve">(</w:t>
+      </w:r>
+      <w:r>
+        <w:rPr>
+          <w:rStyle w:val="VariableTok"/>
+        </w:rPr>
+        <w:t xml:space="preserve">g_tabs</w:t>
+      </w:r>
+      <w:r>
+        <w:rPr>
+          <w:rStyle w:val="OperatorTok"/>
+        </w:rPr>
+        <w:t xml:space="preserve">-&gt;</w:t>
+      </w:r>
+      <w:r>
+        <w:rPr>
+          <w:rStyle w:val="NormalTok"/>
+        </w:rPr>
+        <w:t xml:space="preserve">data </w:t>
+      </w:r>
+      <w:r>
+        <w:rPr>
+          <w:rStyle w:val="OperatorTok"/>
+        </w:rPr>
+        <w:t xml:space="preserve">(</w:t>
+      </w:r>
+      <w:r>
+        <w:rPr>
+          <w:rStyle w:val="VariableTok"/>
+        </w:rPr>
+        <w:t xml:space="preserve">g_tabs</w:t>
+      </w:r>
+      <w:r>
+        <w:rPr>
+          <w:rStyle w:val="OperatorTok"/>
+        </w:rPr>
+        <w:t xml:space="preserve">-&gt;</w:t>
+      </w:r>
+      <w:r>
+        <w:rPr>
+          <w:rStyle w:val="NormalTok"/>
+        </w:rPr>
+        <w:t xml:space="preserve">selected</w:t>
+      </w:r>
+      <w:r>
+        <w:rPr>
+          <w:rStyle w:val="OperatorTok"/>
+        </w:rPr>
+        <w:t xml:space="preserve">));</w:t>
+      </w:r>
+      <w:r>
+        <w:rPr>
+          <w:rStyle w:val="NormalTok"/>
+        </w:rPr>
+        <w:t xml:space="preserve"> </w:t>
+      </w:r>
+      <w:r>
+        <w:rPr>
+          <w:rStyle w:val="OperatorTok"/>
+        </w:rPr>
+        <w:t xml:space="preserve">}</w:t>
+      </w:r>
+      <w:r>
+        <w:br/>
+      </w:r>
+      <w:r>
+        <w:rPr>
+          <w:rStyle w:val="AttributeTok"/>
+        </w:rPr>
+        <w:t xml:space="preserve">static</w:t>
+      </w:r>
+      <w:r>
+        <w:rPr>
+          <w:rStyle w:val="NormalTok"/>
+        </w:rPr>
+        <w:t xml:space="preserve"> </w:t>
+      </w:r>
+      <w:r>
+        <w:rPr>
+          <w:rStyle w:val="DataTypeTok"/>
+        </w:rPr>
+        <w:t xml:space="preserve">void</w:t>
+      </w:r>
+      <w:r>
+        <w:rPr>
+          <w:rStyle w:val="NormalTok"/>
+        </w:rPr>
+        <w:t xml:space="preserve"> onClose </w:t>
+      </w:r>
+      <w:r>
+        <w:rPr>
+          <w:rStyle w:val="OperatorTok"/>
+        </w:rPr>
+        <w:t xml:space="preserve">(</w:t>
+      </w:r>
+      <w:r>
+        <w:rPr>
+          <w:rStyle w:val="NormalTok"/>
+        </w:rPr>
+        <w:t xml:space="preserve">Widget </w:t>
+      </w:r>
+      <w:r>
+        <w:rPr>
+          <w:rStyle w:val="OperatorTok"/>
+        </w:rPr>
+        <w:t xml:space="preserve">&amp;)</w:t>
+      </w:r>
+      <w:r>
+        <w:rPr>
+          <w:rStyle w:val="NormalTok"/>
+        </w:rPr>
+        <w:t xml:space="preserve"> </w:t>
+      </w:r>
+      <w:r>
+        <w:rPr>
+          <w:rStyle w:val="OperatorTok"/>
+        </w:rPr>
+        <w:t xml:space="preserve">{</w:t>
+      </w:r>
+      <w:r>
+        <w:rPr>
+          <w:rStyle w:val="NormalTok"/>
+        </w:rPr>
+        <w:t xml:space="preserve"> </w:t>
+      </w:r>
+      <w:r>
+        <w:rPr>
+          <w:rStyle w:val="DataTypeTok"/>
+        </w:rPr>
+        <w:t xml:space="preserve">int</w:t>
+      </w:r>
+      <w:r>
+        <w:rPr>
+          <w:rStyle w:val="NormalTok"/>
+        </w:rPr>
+        <w:t xml:space="preserve"> i </w:t>
+      </w:r>
+      <w:r>
+        <w:rPr>
+          <w:rStyle w:val="OperatorTok"/>
+        </w:rPr>
+        <w:t xml:space="preserve">=</w:t>
+      </w:r>
+      <w:r>
+        <w:rPr>
+          <w:rStyle w:val="NormalTok"/>
+        </w:rPr>
+        <w:t xml:space="preserve"> </w:t>
+      </w:r>
+      <w:r>
+        <w:rPr>
+          <w:rStyle w:val="VariableTok"/>
+        </w:rPr>
+        <w:t xml:space="preserve">g_tabs</w:t>
+      </w:r>
+      <w:r>
+        <w:rPr>
+          <w:rStyle w:val="OperatorTok"/>
+        </w:rPr>
+        <w:t xml:space="preserve">-&gt;</w:t>
+      </w:r>
+      <w:r>
+        <w:rPr>
+          <w:rStyle w:val="NormalTok"/>
+        </w:rPr>
+        <w:t xml:space="preserve">closing</w:t>
+      </w:r>
+      <w:r>
+        <w:rPr>
+          <w:rStyle w:val="OperatorTok"/>
+        </w:rPr>
+        <w:t xml:space="preserve">;</w:t>
+      </w:r>
+      <w:r>
+        <w:rPr>
+          <w:rStyle w:val="NormalTok"/>
+        </w:rPr>
+        <w:t xml:space="preserve"> Doc </w:t>
+      </w:r>
+      <w:r>
+        <w:rPr>
+          <w:rStyle w:val="OperatorTok"/>
+        </w:rPr>
+        <w:t xml:space="preserve">*</w:t>
+      </w:r>
+      <w:r>
+        <w:rPr>
+          <w:rStyle w:val="NormalTok"/>
+        </w:rPr>
+        <w:t xml:space="preserve">d </w:t>
+      </w:r>
+      <w:r>
+        <w:rPr>
+          <w:rStyle w:val="OperatorTok"/>
+        </w:rPr>
+        <w:t xml:space="preserve">=</w:t>
+      </w:r>
+      <w:r>
+        <w:rPr>
+          <w:rStyle w:val="NormalTok"/>
+        </w:rPr>
+        <w:t xml:space="preserve"> </w:t>
+      </w:r>
+      <w:r>
+        <w:rPr>
+          <w:rStyle w:val="OperatorTok"/>
+        </w:rPr>
+        <w:t xml:space="preserve">(</w:t>
+      </w:r>
+      <w:r>
+        <w:rPr>
+          <w:rStyle w:val="NormalTok"/>
+        </w:rPr>
+        <w:t xml:space="preserve">Doc </w:t>
+      </w:r>
+      <w:r>
+        <w:rPr>
+          <w:rStyle w:val="OperatorTok"/>
+        </w:rPr>
+        <w:t xml:space="preserve">*)</w:t>
+      </w:r>
+      <w:r>
+        <w:rPr>
+          <w:rStyle w:val="NormalTok"/>
+        </w:rPr>
+        <w:t xml:space="preserve"> </w:t>
+      </w:r>
+      <w:r>
+        <w:rPr>
+          <w:rStyle w:val="VariableTok"/>
+        </w:rPr>
+        <w:t xml:space="preserve">g_tabs</w:t>
+      </w:r>
+      <w:r>
+        <w:rPr>
+          <w:rStyle w:val="OperatorTok"/>
+        </w:rPr>
+        <w:t xml:space="preserve">-&gt;</w:t>
+      </w:r>
+      <w:r>
+        <w:rPr>
+          <w:rStyle w:val="NormalTok"/>
+        </w:rPr>
+        <w:t xml:space="preserve">data </w:t>
+      </w:r>
+      <w:r>
+        <w:rPr>
+          <w:rStyle w:val="OperatorTok"/>
+        </w:rPr>
+        <w:t xml:space="preserve">(</w:t>
+      </w:r>
+      <w:r>
+        <w:rPr>
+          <w:rStyle w:val="NormalTok"/>
+        </w:rPr>
+        <w:t xml:space="preserve">i</w:t>
+      </w:r>
+      <w:r>
+        <w:rPr>
+          <w:rStyle w:val="OperatorTok"/>
+        </w:rPr>
+        <w:t xml:space="preserve">);</w:t>
+      </w:r>
+      <w:r>
+        <w:br/>
+      </w:r>
+      <w:r>
+        <w:rPr>
+          <w:rStyle w:val="NormalTok"/>
+        </w:rPr>
+        <w:t xml:space="preserve">                                 </w:t>
+      </w:r>
+      <w:r>
+        <w:rPr>
+          <w:rStyle w:val="ControlFlowTok"/>
+        </w:rPr>
+        <w:t xml:space="preserve">if</w:t>
+      </w:r>
+      <w:r>
+        <w:rPr>
+          <w:rStyle w:val="NormalTok"/>
+        </w:rPr>
+        <w:t xml:space="preserve"> </w:t>
+      </w:r>
+      <w:r>
+        <w:rPr>
+          <w:rStyle w:val="OperatorTok"/>
+        </w:rPr>
+        <w:t xml:space="preserve">(</w:t>
+      </w:r>
+      <w:r>
+        <w:rPr>
+          <w:rStyle w:val="NormalTok"/>
+        </w:rPr>
+        <w:t xml:space="preserve">doc_close </w:t>
+      </w:r>
+      <w:r>
+        <w:rPr>
+          <w:rStyle w:val="OperatorTok"/>
+        </w:rPr>
+        <w:t xml:space="preserve">(</w:t>
+      </w:r>
+      <w:r>
+        <w:rPr>
+          <w:rStyle w:val="NormalTok"/>
+        </w:rPr>
+        <w:t xml:space="preserve">d</w:t>
+      </w:r>
+      <w:r>
+        <w:rPr>
+          <w:rStyle w:val="OperatorTok"/>
+        </w:rPr>
+        <w:t xml:space="preserve">))</w:t>
+      </w:r>
+      <w:r>
+        <w:rPr>
+          <w:rStyle w:val="NormalTok"/>
+        </w:rPr>
+        <w:t xml:space="preserve"> </w:t>
+      </w:r>
+      <w:r>
+        <w:rPr>
+          <w:rStyle w:val="VariableTok"/>
+        </w:rPr>
+        <w:t xml:space="preserve">g_tabs</w:t>
+      </w:r>
+      <w:r>
+        <w:rPr>
+          <w:rStyle w:val="OperatorTok"/>
+        </w:rPr>
+        <w:t xml:space="preserve">-&gt;</w:t>
+      </w:r>
+      <w:r>
+        <w:rPr>
+          <w:rStyle w:val="NormalTok"/>
+        </w:rPr>
+        <w:t xml:space="preserve">remove </w:t>
+      </w:r>
+      <w:r>
+        <w:rPr>
+          <w:rStyle w:val="OperatorTok"/>
+        </w:rPr>
+        <w:t xml:space="preserve">(</w:t>
+      </w:r>
+      <w:r>
+        <w:rPr>
+          <w:rStyle w:val="NormalTok"/>
+        </w:rPr>
+        <w:t xml:space="preserve">i</w:t>
+      </w:r>
+      <w:r>
+        <w:rPr>
+          <w:rStyle w:val="OperatorTok"/>
+        </w:rPr>
+        <w:t xml:space="preserve">);</w:t>
+      </w:r>
+      <w:r>
+        <w:rPr>
+          <w:rStyle w:val="NormalTok"/>
+        </w:rPr>
+        <w:t xml:space="preserve"> </w:t>
+      </w:r>
+      <w:r>
+        <w:rPr>
+          <w:rStyle w:val="OperatorTok"/>
+        </w:rPr>
+        <w:t xml:space="preserve">}</w:t>
+      </w:r>
+      <w:r>
+        <w:rPr>
+          <w:rStyle w:val="NormalTok"/>
+        </w:rPr>
+        <w:t xml:space="preserve">    </w:t>
+      </w:r>
+      <w:r>
+        <w:rPr>
+          <w:rStyle w:val="CommentTok"/>
+        </w:rPr>
+        <w:t xml:space="preserve">// (a question first, if need be)</w:t>
+      </w:r>
+      <w:r>
+        <w:br/>
+      </w:r>
+      <w:r>
+        <w:rPr>
+          <w:rStyle w:val="AttributeTok"/>
+        </w:rPr>
+        <w:t xml:space="preserve">static</w:t>
+      </w:r>
+      <w:r>
+        <w:rPr>
+          <w:rStyle w:val="NormalTok"/>
+        </w:rPr>
+        <w:t xml:space="preserve"> </w:t>
+      </w:r>
+      <w:r>
+        <w:rPr>
+          <w:rStyle w:val="DataTypeTok"/>
+        </w:rPr>
+        <w:t xml:space="preserve">void</w:t>
+      </w:r>
+      <w:r>
+        <w:rPr>
+          <w:rStyle w:val="NormalTok"/>
+        </w:rPr>
+        <w:t xml:space="preserve"> onNew </w:t>
+      </w:r>
+      <w:r>
+        <w:rPr>
+          <w:rStyle w:val="OperatorTok"/>
+        </w:rPr>
+        <w:t xml:space="preserve">(</w:t>
+      </w:r>
+      <w:r>
+        <w:rPr>
+          <w:rStyle w:val="NormalTok"/>
+        </w:rPr>
+        <w:t xml:space="preserve">Widget </w:t>
+      </w:r>
+      <w:r>
+        <w:rPr>
+          <w:rStyle w:val="OperatorTok"/>
+        </w:rPr>
+        <w:t xml:space="preserve">&amp;)</w:t>
+      </w:r>
+      <w:r>
+        <w:rPr>
+          <w:rStyle w:val="NormalTok"/>
+        </w:rPr>
+        <w:t xml:space="preserve">   </w:t>
+      </w:r>
+      <w:r>
+        <w:rPr>
+          <w:rStyle w:val="OperatorTok"/>
+        </w:rPr>
+        <w:t xml:space="preserve">{</w:t>
+      </w:r>
+      <w:r>
+        <w:rPr>
+          <w:rStyle w:val="NormalTok"/>
+        </w:rPr>
+        <w:t xml:space="preserve"> </w:t>
+      </w:r>
+      <w:r>
+        <w:rPr>
+          <w:rStyle w:val="VariableTok"/>
+        </w:rPr>
+        <w:t xml:space="preserve">g_tabs</w:t>
+      </w:r>
+      <w:r>
+        <w:rPr>
+          <w:rStyle w:val="OperatorTok"/>
+        </w:rPr>
+        <w:t xml:space="preserve">-&gt;</w:t>
+      </w:r>
+      <w:r>
+        <w:rPr>
+          <w:rStyle w:val="NormalTok"/>
+        </w:rPr>
+        <w:t xml:space="preserve">select </w:t>
+      </w:r>
+      <w:r>
+        <w:rPr>
+          <w:rStyle w:val="OperatorTok"/>
+        </w:rPr>
+        <w:t xml:space="preserve">(</w:t>
+      </w:r>
+      <w:r>
+        <w:rPr>
+          <w:rStyle w:val="VariableTok"/>
+        </w:rPr>
+        <w:t xml:space="preserve">g_tabs</w:t>
+      </w:r>
+      <w:r>
+        <w:rPr>
+          <w:rStyle w:val="OperatorTok"/>
+        </w:rPr>
+        <w:t xml:space="preserve">-&gt;</w:t>
+      </w:r>
+      <w:r>
+        <w:rPr>
+          <w:rStyle w:val="NormalTok"/>
+        </w:rPr>
+        <w:t xml:space="preserve">add </w:t>
+      </w:r>
+      <w:r>
+        <w:rPr>
+          <w:rStyle w:val="OperatorTok"/>
+        </w:rPr>
+        <w:t xml:space="preserve">(</w:t>
+      </w:r>
+      <w:r>
+        <w:rPr>
+          <w:rStyle w:val="StringTok"/>
+        </w:rPr>
+        <w:t xml:space="preserve">"Untitled"</w:t>
+      </w:r>
+      <w:r>
+        <w:rPr>
+          <w:rStyle w:val="OperatorTok"/>
+        </w:rPr>
+        <w:t xml:space="preserve">,</w:t>
+      </w:r>
+      <w:r>
+        <w:rPr>
+          <w:rStyle w:val="NormalTok"/>
+        </w:rPr>
+        <w:t xml:space="preserve"> new_doc </w:t>
+      </w:r>
+      <w:r>
+        <w:rPr>
+          <w:rStyle w:val="OperatorTok"/>
+        </w:rPr>
+        <w:t xml:space="preserve">()),</w:t>
+      </w:r>
+      <w:r>
+        <w:rPr>
+          <w:rStyle w:val="NormalTok"/>
+        </w:rPr>
+        <w:t xml:space="preserve"> </w:t>
+      </w:r>
+      <w:r>
+        <w:rPr>
+          <w:rStyle w:val="KeywordTok"/>
+        </w:rPr>
+        <w:t xml:space="preserve">true</w:t>
+      </w:r>
+      <w:r>
+        <w:rPr>
+          <w:rStyle w:val="OperatorTok"/>
+        </w:rPr>
+        <w:t xml:space="preserve">);</w:t>
+      </w:r>
+      <w:r>
+        <w:rPr>
+          <w:rStyle w:val="NormalTok"/>
+        </w:rPr>
+        <w:t xml:space="preserve"> </w:t>
+      </w:r>
+      <w:r>
+        <w:rPr>
+          <w:rStyle w:val="OperatorTok"/>
+        </w:rPr>
+        <w:t xml:space="preserve">}</w:t>
+      </w:r>
+      <w:r>
+        <w:br/>
+      </w:r>
+      <w:r>
+        <w:rPr>
+          <w:rStyle w:val="OperatorTok"/>
+        </w:rPr>
+        <w:t xml:space="preserve">...</w:t>
+      </w:r>
+      <w:r>
+        <w:br/>
+      </w:r>
+      <w:r>
+        <w:rPr>
+          <w:rStyle w:val="VariableTok"/>
+        </w:rPr>
+        <w:t xml:space="preserve">g_tabs</w:t>
+      </w:r>
+      <w:r>
+        <w:rPr>
+          <w:rStyle w:val="NormalTok"/>
+        </w:rPr>
+        <w:t xml:space="preserve"> </w:t>
+      </w:r>
+      <w:r>
+        <w:rPr>
+          <w:rStyle w:val="OperatorTok"/>
+        </w:rPr>
+        <w:t xml:space="preserve">=</w:t>
+      </w:r>
+      <w:r>
+        <w:rPr>
+          <w:rStyle w:val="NormalTok"/>
+        </w:rPr>
+        <w:t xml:space="preserve"> </w:t>
+      </w:r>
+      <w:r>
+        <w:rPr>
+          <w:rStyle w:val="KeywordTok"/>
+        </w:rPr>
+        <w:t xml:space="preserve">new</w:t>
+      </w:r>
+      <w:r>
+        <w:rPr>
+          <w:rStyle w:val="NormalTok"/>
+        </w:rPr>
+        <w:t xml:space="preserve"> TabStrip </w:t>
+      </w:r>
+      <w:r>
+        <w:rPr>
+          <w:rStyle w:val="OperatorTok"/>
+        </w:rPr>
+        <w:t xml:space="preserve">(</w:t>
+      </w:r>
+      <w:r>
+        <w:rPr>
+          <w:rStyle w:val="DecValTok"/>
+        </w:rPr>
+        <w:t xml:space="preserve">0</w:t>
+      </w:r>
+      <w:r>
+        <w:rPr>
+          <w:rStyle w:val="OperatorTok"/>
+        </w:rPr>
+        <w:t xml:space="preserve">,</w:t>
+      </w:r>
+      <w:r>
+        <w:rPr>
+          <w:rStyle w:val="NormalTok"/>
+        </w:rPr>
+        <w:t xml:space="preserve"> </w:t>
+      </w:r>
+      <w:r>
+        <w:rPr>
+          <w:rStyle w:val="DecValTok"/>
+        </w:rPr>
+        <w:t xml:space="preserve">0</w:t>
+      </w:r>
+      <w:r>
+        <w:rPr>
+          <w:rStyle w:val="OperatorTok"/>
+        </w:rPr>
+        <w:t xml:space="preserve">,</w:t>
+      </w:r>
+      <w:r>
+        <w:rPr>
+          <w:rStyle w:val="NormalTok"/>
+        </w:rPr>
+        <w:t xml:space="preserve"> root</w:t>
+      </w:r>
+      <w:r>
+        <w:rPr>
+          <w:rStyle w:val="OperatorTok"/>
+        </w:rPr>
+        <w:t xml:space="preserve">.</w:t>
+      </w:r>
+      <w:r>
+        <w:rPr>
+          <w:rStyle w:val="NormalTok"/>
+        </w:rPr>
+        <w:t xml:space="preserve">width</w:t>
+      </w:r>
+      <w:r>
+        <w:rPr>
+          <w:rStyle w:val="OperatorTok"/>
+        </w:rPr>
+        <w:t xml:space="preserve">,</w:t>
+      </w:r>
+      <w:r>
+        <w:rPr>
+          <w:rStyle w:val="NormalTok"/>
+        </w:rPr>
+        <w:t xml:space="preserve"> </w:t>
+      </w:r>
+      <w:r>
+        <w:rPr>
+          <w:rStyle w:val="DecValTok"/>
+        </w:rPr>
+        <w:t xml:space="preserve">30</w:t>
+      </w:r>
+      <w:r>
+        <w:rPr>
+          <w:rStyle w:val="OperatorTok"/>
+        </w:rPr>
+        <w:t xml:space="preserve">,</w:t>
+      </w:r>
+      <w:r>
+        <w:rPr>
+          <w:rStyle w:val="NormalTok"/>
+        </w:rPr>
+        <w:t xml:space="preserve"> onTab</w:t>
+      </w:r>
+      <w:r>
+        <w:rPr>
+          <w:rStyle w:val="OperatorTok"/>
+        </w:rPr>
+        <w:t xml:space="preserve">);</w:t>
+      </w:r>
+      <w:r>
+        <w:br/>
+      </w:r>
+      <w:r>
+        <w:rPr>
+          <w:rStyle w:val="VariableTok"/>
+        </w:rPr>
+        <w:t xml:space="preserve">g_tabs</w:t>
+      </w:r>
+      <w:r>
+        <w:rPr>
+          <w:rStyle w:val="OperatorTok"/>
+        </w:rPr>
+        <w:t xml:space="preserve">-&gt;</w:t>
+      </w:r>
+      <w:r>
+        <w:rPr>
+          <w:rStyle w:val="NormalTok"/>
+        </w:rPr>
+        <w:t xml:space="preserve">onClose </w:t>
+      </w:r>
+      <w:r>
+        <w:rPr>
+          <w:rStyle w:val="OperatorTok"/>
+        </w:rPr>
+        <w:t xml:space="preserve">=</w:t>
+      </w:r>
+      <w:r>
+        <w:rPr>
+          <w:rStyle w:val="NormalTok"/>
+        </w:rPr>
+        <w:t xml:space="preserve"> onClose</w:t>
+      </w:r>
+      <w:r>
+        <w:rPr>
+          <w:rStyle w:val="OperatorTok"/>
+        </w:rPr>
+        <w:t xml:space="preserve">;</w:t>
+      </w:r>
+      <w:r>
+        <w:rPr>
+          <w:rStyle w:val="NormalTok"/>
+        </w:rPr>
+        <w:t xml:space="preserve"> </w:t>
+      </w:r>
+      <w:r>
+        <w:rPr>
+          <w:rStyle w:val="VariableTok"/>
+        </w:rPr>
+        <w:t xml:space="preserve">g_tabs</w:t>
+      </w:r>
+      <w:r>
+        <w:rPr>
+          <w:rStyle w:val="OperatorTok"/>
+        </w:rPr>
+        <w:t xml:space="preserve">-&gt;</w:t>
+      </w:r>
+      <w:r>
+        <w:rPr>
+          <w:rStyle w:val="NormalTok"/>
+        </w:rPr>
+        <w:t xml:space="preserve">onNew </w:t>
+      </w:r>
+      <w:r>
+        <w:rPr>
+          <w:rStyle w:val="OperatorTok"/>
+        </w:rPr>
+        <w:t xml:space="preserve">=</w:t>
+      </w:r>
+      <w:r>
+        <w:rPr>
+          <w:rStyle w:val="NormalTok"/>
+        </w:rPr>
+        <w:t xml:space="preserve"> onNew</w:t>
+      </w:r>
+      <w:r>
+        <w:rPr>
+          <w:rStyle w:val="OperatorTok"/>
+        </w:rPr>
+        <w:t xml:space="preserve">;</w:t>
+      </w:r>
+      <w:r>
+        <w:br/>
+      </w:r>
+      <w:r>
+        <w:rPr>
+          <w:rStyle w:val="VariableTok"/>
+        </w:rPr>
+        <w:t xml:space="preserve">g_tabs</w:t>
+      </w:r>
+      <w:r>
+        <w:rPr>
+          <w:rStyle w:val="OperatorTok"/>
+        </w:rPr>
+        <w:t xml:space="preserve">-&gt;</w:t>
+      </w:r>
+      <w:r>
+        <w:rPr>
+          <w:rStyle w:val="NormalTok"/>
+        </w:rPr>
+        <w:t xml:space="preserve">anchor </w:t>
+      </w:r>
+      <w:r>
+        <w:rPr>
+          <w:rStyle w:val="OperatorTok"/>
+        </w:rPr>
+        <w:t xml:space="preserve">=</w:t>
+      </w:r>
+      <w:r>
+        <w:rPr>
+          <w:rStyle w:val="NormalTok"/>
+        </w:rPr>
+        <w:t xml:space="preserve"> ANCHOR_LEFT </w:t>
+      </w:r>
+      <w:r>
+        <w:rPr>
+          <w:rStyle w:val="OperatorTok"/>
+        </w:rPr>
+        <w:t xml:space="preserve">|</w:t>
+      </w:r>
+      <w:r>
+        <w:rPr>
+          <w:rStyle w:val="NormalTok"/>
+        </w:rPr>
+        <w:t xml:space="preserve"> ANCHOR_TOP </w:t>
+      </w:r>
+      <w:r>
+        <w:rPr>
+          <w:rStyle w:val="OperatorTok"/>
+        </w:rPr>
+        <w:t xml:space="preserve">|</w:t>
+      </w:r>
+      <w:r>
+        <w:rPr>
+          <w:rStyle w:val="NormalTok"/>
+        </w:rPr>
+        <w:t xml:space="preserve"> ANCHOR_RIGHT</w:t>
+      </w:r>
+      <w:r>
+        <w:rPr>
+          <w:rStyle w:val="OperatorTok"/>
+        </w:rPr>
+        <w:t xml:space="preserve">;</w:t>
+      </w:r>
+      <w:r>
+        <w:br/>
+      </w:r>
+      <w:r>
+        <w:rPr>
+          <w:rStyle w:val="NormalTok"/>
+        </w:rPr>
+        <w:t xml:space="preserve">root</w:t>
+      </w:r>
+      <w:r>
+        <w:rPr>
+          <w:rStyle w:val="OperatorTok"/>
+        </w:rPr>
+        <w:t xml:space="preserve">.</w:t>
+      </w:r>
+      <w:r>
+        <w:rPr>
+          <w:rStyle w:val="NormalTok"/>
+        </w:rPr>
+        <w:t xml:space="preserve">addChild </w:t>
+      </w:r>
+      <w:r>
+        <w:rPr>
+          <w:rStyle w:val="OperatorTok"/>
+        </w:rPr>
+        <w:t xml:space="preserve">(</w:t>
+      </w:r>
+      <w:r>
+        <w:rPr>
+          <w:rStyle w:val="VariableTok"/>
+        </w:rPr>
+        <w:t xml:space="preserve">g_tabs</w:t>
+      </w:r>
+      <w:r>
+        <w:rPr>
+          <w:rStyle w:val="OperatorTok"/>
+        </w:rPr>
+        <w:t xml:space="preserve">);</w:t>
+      </w:r>
+    </w:p>
+    <w:p>
+      <w:pPr>
+        <w:pStyle w:val="FirstParagraph"/>
+      </w:pPr>
       <w:r>
         <w:rPr>
           <w:rStyle w:val="VerbatimChar"/>
         </w:rPr>
-        <w:t xml:space="preserve">C_BG</w:t>
+        <w:t xml:space="preserve">setTitle (i, s)</w:t>
       </w:r>
       <w:r>
         <w:t xml:space="preserve">,</w:t>
@@ -5618,10 +6701,13 @@
         <w:rPr>
           <w:rStyle w:val="VerbatimChar"/>
         </w:rPr>
-        <w:t xml:space="preserve">C_TEXT</w:t>
-      </w:r>
-      <w:r>
-        <w:t xml:space="preserve">,</w:t>
+        <w:t xml:space="preserve">setMark (i, on)</w:t>
+      </w:r>
+      <w:r>
+        <w:t xml:space="preserve"> </w:t>
+      </w:r>
+      <w:r>
+        <w:t xml:space="preserve">(a dot: something runs, something new),</w:t>
       </w:r>
       <w:r>
         <w:t xml:space="preserve"> </w:t>
@@ -5630,10 +6716,19 @@
         <w:rPr>
           <w:rStyle w:val="VerbatimChar"/>
         </w:rPr>
-        <w:t xml:space="preserve">C_ACCENT</w:t>
-      </w:r>
-      <w:r>
-        <w:t xml:space="preserve">,</w:t>
+        <w:t xml:space="preserve">selectNext (±1)</w:t>
+      </w:r>
+      <w:r>
+        <w:t xml:space="preserve"> </w:t>
+      </w:r>
+      <w:r>
+        <w:t xml:space="preserve">(the</w:t>
+      </w:r>
+      <w:r>
+        <w:t xml:space="preserve"> </w:t>
+      </w:r>
+      <w:r>
+        <w:t xml:space="preserve">program's Ctrl+Tab),</w:t>
       </w:r>
       <w:r>
         <w:t xml:space="preserve"> </w:t>
@@ -5642,16 +6737,13 @@
         <w:rPr>
           <w:rStyle w:val="VerbatimChar"/>
         </w:rPr>
-        <w:t xml:space="preserve">C_FACE</w:t>
-      </w:r>
-      <w:r>
-        <w:t xml:space="preserve">…), never with fixed</w:t>
-      </w:r>
-      <w:r>
-        <w:t xml:space="preserve"> </w:t>
-      </w:r>
-      <w:r>
-        <w:t xml:space="preserve">colours, so that the program follows the user's theme.</w:t>
+        <w:t xml:space="preserve">activeFace</w:t>
+      </w:r>
+      <w:r>
+        <w:t xml:space="preserve"> </w:t>
+      </w:r>
+      <w:r>
+        <w:t xml:space="preserve">(the chosen tab opens onto the content's colour). The Terminal's tabs.</w:t>
       </w:r>
     </w:p>
     <w:p>
@@ -5660,8 +6752,74 @@
       </w:pPr>
       <w:r>
         <w:rPr>
+          <w:bCs/>
           <w:b/>
+        </w:rPr>
+        <w:t xml:space="preserve">The theme</w:t>
+      </w:r>
+      <w:r>
+        <w:t xml:space="preserve">: draw with the palette (</w:t>
+      </w:r>
+      <w:r>
+        <w:rPr>
+          <w:rStyle w:val="VerbatimChar"/>
+        </w:rPr>
+        <w:t xml:space="preserve">C_BG</w:t>
+      </w:r>
+      <w:r>
+        <w:t xml:space="preserve">,</w:t>
+      </w:r>
+      <w:r>
+        <w:t xml:space="preserve"> </w:t>
+      </w:r>
+      <w:r>
+        <w:rPr>
+          <w:rStyle w:val="VerbatimChar"/>
+        </w:rPr>
+        <w:t xml:space="preserve">C_TEXT</w:t>
+      </w:r>
+      <w:r>
+        <w:t xml:space="preserve">,</w:t>
+      </w:r>
+      <w:r>
+        <w:t xml:space="preserve"> </w:t>
+      </w:r>
+      <w:r>
+        <w:rPr>
+          <w:rStyle w:val="VerbatimChar"/>
+        </w:rPr>
+        <w:t xml:space="preserve">C_ACCENT</w:t>
+      </w:r>
+      <w:r>
+        <w:t xml:space="preserve">,</w:t>
+      </w:r>
+      <w:r>
+        <w:t xml:space="preserve"> </w:t>
+      </w:r>
+      <w:r>
+        <w:rPr>
+          <w:rStyle w:val="VerbatimChar"/>
+        </w:rPr>
+        <w:t xml:space="preserve">C_FACE</w:t>
+      </w:r>
+      <w:r>
+        <w:t xml:space="preserve">…), never with fixed</w:t>
+      </w:r>
+      <w:r>
+        <w:t xml:space="preserve"> </w:t>
+      </w:r>
+      <w:r>
+        <w:t xml:space="preserve">colours, so that the program follows the user's theme.</w:t>
+      </w:r>
+    </w:p>
+    <w:p>
+      <w:pPr>
+        <w:pStyle w:val="BodyText"/>
+      </w:pPr>
+      <w:r>
+        <w:rPr>
           <w:bCs/>
+          <w:b/>
         </w:rPr>
         <w:t xml:space="preserve">Without C++</w:t>
       </w:r>
@@ -6348,22 +7506,22 @@
       </w:r>
       <w:r>
         <w:rPr>
+          <w:iCs/>
           <w:i/>
+        </w:rPr>
+        <w:t xml:space="preserve">or a</w:t>
+      </w:r>
+      <w:r>
+        <w:rPr>
           <w:iCs/>
-        </w:rPr>
-        <w:t xml:space="preserve">or a</w:t>
-      </w:r>
-      <w:r>
-        <w:rPr>
           <w:i/>
+        </w:rPr>
+        <w:t xml:space="preserve"> </w:t>
+      </w:r>
+      <w:r>
+        <w:rPr>
           <w:iCs/>
-        </w:rPr>
-        <w:t xml:space="preserve"> </w:t>
-      </w:r>
-      <w:r>
-        <w:rPr>
           <w:i/>
-          <w:iCs/>
         </w:rPr>
         <w:t xml:space="preserve">panel</w:t>
       </w:r>
@@ -6442,8 +7600,8 @@
       </w:pPr>
       <w:r>
         <w:rPr>
+          <w:bCs/>
           <w:b/>
-          <w:bCs/>
         </w:rPr>
         <w:t xml:space="preserve">An icon</w:t>
       </w:r>
@@ -6741,8 +7899,8 @@
       </w:pPr>
       <w:r>
         <w:rPr>
+          <w:bCs/>
           <w:b/>
-          <w:bCs/>
         </w:rPr>
         <w:t xml:space="preserve">A timer or polling</w:t>
       </w:r>
@@ -6780,8 +7938,8 @@
         <w:t xml:space="preserve">(called about 60 times a second).</w:t>
       </w:r>
     </w:p>
-    <w:bookmarkEnd w:id="38"/>
-    <w:bookmarkStart w:id="39" w:name="X1c12e241ab2b4ebd18b32f840f751712082d5e1"/>
+    <w:bookmarkEnd w:id="40"/>
+    <w:bookmarkStart w:id="41" w:name="X1c12e241ab2b4ebd18b32f840f751712082d5e1"/>
     <w:p>
       <w:pPr>
         <w:pStyle w:val="Heading2"/>
@@ -6855,8 +8013,8 @@
       </w:pPr>
       <w:r>
         <w:rPr>
+          <w:bCs/>
           <w:b/>
-          <w:bCs/>
         </w:rPr>
         <w:t xml:space="preserve">A notification</w:t>
       </w:r>
@@ -7016,8 +8174,8 @@
       </w:pPr>
       <w:r>
         <w:rPr>
+          <w:bCs/>
           <w:b/>
-          <w:bCs/>
         </w:rPr>
         <w:t xml:space="preserve">The clipboard</w:t>
       </w:r>
@@ -7453,8 +8611,8 @@
       </w:pPr>
       <w:r>
         <w:rPr>
+          <w:bCs/>
           <w:b/>
-          <w:bCs/>
         </w:rPr>
         <w:t xml:space="preserve">The trash</w:t>
       </w:r>
@@ -7623,8 +8781,8 @@
       </w:pPr>
       <w:r>
         <w:rPr>
+          <w:bCs/>
           <w:b/>
-          <w:bCs/>
         </w:rPr>
         <w:t xml:space="preserve">Opening a file with the right application</w:t>
       </w:r>
@@ -7850,8 +9008,8 @@
       </w:pPr>
       <w:r>
         <w:rPr>
+          <w:bCs/>
           <w:b/>
-          <w:bCs/>
         </w:rPr>
         <w:t xml:space="preserve">The volume, the wallpaper, the dock</w:t>
       </w:r>
@@ -8067,6 +9225,7 @@
         <w:tblStyle w:val="Table"/>
         <w:tblW w:type="auto" w:w="0"/>
         <w:tblLook w:firstRow="1" w:lastRow="0" w:firstColumn="0" w:lastColumn="0" w:noHBand="0" w:noVBand="0" w:val="0020"/>
+        <w:jc w:val="start"/>
       </w:tblPr>
       <w:tblGrid>
         <w:gridCol w:w="3960"/>
@@ -8074,13 +9233,14 @@
       </w:tblGrid>
       <w:tr>
         <w:trPr>
-          <w:tblHeader w:val="on"/>
+          <w:tblHeader w:val="true"/>
         </w:trPr>
         <w:tc>
           <w:tcPr/>
           <w:p>
             <w:pPr>
               <w:pStyle w:val="Compact"/>
+              <w:jc w:val="left"/>
             </w:pPr>
             <w:r>
               <w:t xml:space="preserve">Its part (a header of its own, beside</w:t>
@@ -8104,6 +9264,7 @@
           <w:p>
             <w:pPr>
               <w:pStyle w:val="Compact"/>
+              <w:jc w:val="left"/>
             </w:pPr>
             <w:r>
               <w:t xml:space="preserve">Subject</w:t>
@@ -8117,6 +9278,7 @@
           <w:p>
             <w:pPr>
               <w:pStyle w:val="Compact"/>
+              <w:jc w:val="left"/>
             </w:pPr>
             <w:r>
               <w:rPr>
@@ -8131,6 +9293,7 @@
           <w:p>
             <w:pPr>
               <w:pStyle w:val="Compact"/>
+              <w:jc w:val="left"/>
             </w:pPr>
             <w:r>
               <w:t xml:space="preserve">Notifications</w:t>
@@ -8144,6 +9307,7 @@
           <w:p>
             <w:pPr>
               <w:pStyle w:val="Compact"/>
+              <w:jc w:val="left"/>
             </w:pPr>
             <w:r>
               <w:rPr>
@@ -8173,6 +9337,7 @@
           <w:p>
             <w:pPr>
               <w:pStyle w:val="Compact"/>
+              <w:jc w:val="left"/>
             </w:pPr>
             <w:r>
               <w:t xml:space="preserve">The clipboard</w:t>
@@ -8186,6 +9351,7 @@
           <w:p>
             <w:pPr>
               <w:pStyle w:val="Compact"/>
+              <w:jc w:val="left"/>
             </w:pPr>
             <w:r>
               <w:rPr>
@@ -8200,6 +9366,7 @@
           <w:p>
             <w:pPr>
               <w:pStyle w:val="Compact"/>
+              <w:jc w:val="left"/>
             </w:pPr>
             <w:r>
               <w:t xml:space="preserve">The trash</w:t>
@@ -8213,6 +9380,7 @@
           <w:p>
             <w:pPr>
               <w:pStyle w:val="Compact"/>
+              <w:jc w:val="left"/>
             </w:pPr>
             <w:r>
               <w:rPr>
@@ -8227,6 +9395,7 @@
           <w:p>
             <w:pPr>
               <w:pStyle w:val="Compact"/>
+              <w:jc w:val="left"/>
             </w:pPr>
             <w:r>
               <w:t xml:space="preserve">Which application opens which file</w:t>
@@ -8240,6 +9409,7 @@
           <w:p>
             <w:pPr>
               <w:pStyle w:val="Compact"/>
+              <w:jc w:val="left"/>
             </w:pPr>
             <w:r>
               <w:rPr>
@@ -8254,6 +9424,7 @@
           <w:p>
             <w:pPr>
               <w:pStyle w:val="Compact"/>
+              <w:jc w:val="left"/>
             </w:pPr>
             <w:r>
               <w:t xml:space="preserve">The master volume, the output, each program's volume</w:t>
@@ -8267,6 +9438,7 @@
           <w:p>
             <w:pPr>
               <w:pStyle w:val="Compact"/>
+              <w:jc w:val="left"/>
             </w:pPr>
             <w:r>
               <w:rPr>
@@ -8281,6 +9453,7 @@
           <w:p>
             <w:pPr>
               <w:pStyle w:val="Compact"/>
+              <w:jc w:val="left"/>
             </w:pPr>
             <w:r>
               <w:t xml:space="preserve">The wallpaper's settings and its painter</w:t>
@@ -8294,6 +9467,7 @@
           <w:p>
             <w:pPr>
               <w:pStyle w:val="Compact"/>
+              <w:jc w:val="left"/>
             </w:pPr>
             <w:r>
               <w:rPr>
@@ -8308,6 +9482,7 @@
           <w:p>
             <w:pPr>
               <w:pStyle w:val="Compact"/>
+              <w:jc w:val="left"/>
             </w:pPr>
             <w:r>
               <w:t xml:space="preserve">The dock's settings</w:t>
@@ -8321,6 +9496,7 @@
           <w:p>
             <w:pPr>
               <w:pStyle w:val="Compact"/>
+              <w:jc w:val="left"/>
             </w:pPr>
             <w:r>
               <w:rPr>
@@ -8335,6 +9511,7 @@
           <w:p>
             <w:pPr>
               <w:pStyle w:val="Compact"/>
+              <w:jc w:val="left"/>
             </w:pPr>
             <w:r>
               <w:t xml:space="preserve">The programs loaded ahead at boot</w:t>
@@ -8348,6 +9525,7 @@
           <w:p>
             <w:pPr>
               <w:pStyle w:val="Compact"/>
+              <w:jc w:val="left"/>
             </w:pPr>
             <w:r>
               <w:rPr>
@@ -8362,6 +9540,7 @@
           <w:p>
             <w:pPr>
               <w:pStyle w:val="Compact"/>
+              <w:jc w:val="left"/>
             </w:pPr>
             <w:r>
               <w:t xml:space="preserve">A settings applet shown inside the Control Panel</w:t>
@@ -8370,8 +9549,8 @@
         </w:tc>
       </w:tr>
     </w:tbl>
-    <w:bookmarkEnd w:id="39"/>
-    <w:bookmarkStart w:id="40" w:name="X21c5dfbcb5a69cd5c428264b88180cd193f70a2"/>
+    <w:bookmarkEnd w:id="41"/>
+    <w:bookmarkStart w:id="42" w:name="X21c5dfbcb5a69cd5c428264b88180cd193f70a2"/>
     <w:p>
       <w:pPr>
         <w:pStyle w:val="Heading2"/>
@@ -8460,8 +9639,8 @@
       </w:pPr>
       <w:r>
         <w:rPr>
+          <w:bCs/>
           <w:b/>
-          <w:bCs/>
         </w:rPr>
         <w:t xml:space="preserve">A page fetched</w:t>
       </w:r>
@@ -9044,8 +10223,8 @@
       </w:pPr>
       <w:r>
         <w:rPr>
+          <w:bCs/>
           <w:b/>
-          <w:bCs/>
         </w:rPr>
         <w:t xml:space="preserve">A web API</w:t>
       </w:r>
@@ -9412,8 +10591,8 @@
       </w:pPr>
       <w:r>
         <w:rPr>
+          <w:bCs/>
           <w:b/>
-          <w:bCs/>
         </w:rPr>
         <w:t xml:space="preserve">An FTP server as a volume</w:t>
       </w:r>
@@ -9704,8 +10883,8 @@
         <w:t xml:space="preserve">them belong.</w:t>
       </w:r>
     </w:p>
-    <w:bookmarkEnd w:id="40"/>
-    <w:bookmarkStart w:id="41" w:name="X491a56bd334c8c4c777570fe8bd846c18e7eccb"/>
+    <w:bookmarkEnd w:id="42"/>
+    <w:bookmarkStart w:id="43" w:name="X491a56bd334c8c4c777570fe8bd846c18e7eccb"/>
     <w:p>
       <w:pPr>
         <w:pStyle w:val="Heading2"/>
@@ -9749,8 +10928,8 @@
       </w:pPr>
       <w:r>
         <w:rPr>
+          <w:bCs/>
           <w:b/>
-          <w:bCs/>
         </w:rPr>
         <w:t xml:space="preserve">A whole file, read and written:</w:t>
       </w:r>
@@ -10072,8 +11251,8 @@
       </w:pPr>
       <w:r>
         <w:rPr>
+          <w:bCs/>
           <w:b/>
-          <w:bCs/>
         </w:rPr>
         <w:t xml:space="preserve">Folders and paths:</w:t>
       </w:r>
@@ -10479,8 +11658,8 @@
       </w:pPr>
       <w:r>
         <w:rPr>
+          <w:bCs/>
           <w:b/>
-          <w:bCs/>
         </w:rPr>
         <w:t xml:space="preserve">A ZIP archive, read:</w:t>
       </w:r>
@@ -11051,8 +12230,8 @@
       </w:pPr>
       <w:r>
         <w:rPr>
+          <w:bCs/>
           <w:b/>
-          <w:bCs/>
         </w:rPr>
         <w:t xml:space="preserve">A ZIP archive, written:</w:t>
       </w:r>
@@ -11316,8 +12495,8 @@
         <w:t xml:space="preserve">) instead of keeping its own list.</w:t>
       </w:r>
     </w:p>
-    <w:bookmarkEnd w:id="41"/>
-    <w:bookmarkStart w:id="42" w:name="Xf777c6178c1b7acc606d863a1dc288d7a0b8399"/>
+    <w:bookmarkEnd w:id="43"/>
+    <w:bookmarkStart w:id="44" w:name="Xf777c6178c1b7acc606d863a1dc288d7a0b8399"/>
     <w:p>
       <w:pPr>
         <w:pStyle w:val="Heading2"/>
@@ -11375,8 +12554,8 @@
       </w:pPr>
       <w:r>
         <w:rPr>
+          <w:bCs/>
           <w:b/>
-          <w:bCs/>
         </w:rPr>
         <w:t xml:space="preserve">A picture read, turned, saved in another format:</w:t>
       </w:r>
@@ -11848,8 +13027,8 @@
       </w:pPr>
       <w:r>
         <w:rPr>
+          <w:bCs/>
           <w:b/>
-          <w:bCs/>
         </w:rPr>
         <w:t xml:space="preserve">Pixels of the program's own, saved:</w:t>
       </w:r>
@@ -12039,8 +13218,8 @@
       </w:pPr>
       <w:r>
         <w:rPr>
+          <w:bCs/>
           <w:b/>
-          <w:bCs/>
         </w:rPr>
         <w:t xml:space="preserve">The formats, asked</w:t>
       </w:r>
@@ -12181,8 +13360,8 @@
         <w:t xml:space="preserve">same header.</w:t>
       </w:r>
     </w:p>
-    <w:bookmarkEnd w:id="42"/>
-    <w:bookmarkStart w:id="43" w:name="X5d555d25266128ff4d9fa5481cdbbe513b622de"/>
+    <w:bookmarkEnd w:id="44"/>
+    <w:bookmarkStart w:id="45" w:name="X5d555d25266128ff4d9fa5481cdbbe513b622de"/>
     <w:p>
       <w:pPr>
         <w:pStyle w:val="Heading2"/>
@@ -12240,8 +13419,8 @@
       </w:pPr>
       <w:r>
         <w:rPr>
+          <w:bCs/>
           <w:b/>
-          <w:bCs/>
         </w:rPr>
         <w:t xml:space="preserve">A sound file</w:t>
       </w:r>
@@ -12458,8 +13637,8 @@
       </w:pPr>
       <w:r>
         <w:rPr>
+          <w:bCs/>
           <w:b/>
-          <w:bCs/>
         </w:rPr>
         <w:t xml:space="preserve">Notes</w:t>
       </w:r>
@@ -12625,8 +13804,8 @@
       </w:pPr>
       <w:r>
         <w:rPr>
+          <w:bCs/>
           <w:b/>
-          <w:bCs/>
         </w:rPr>
         <w:t xml:space="preserve">A sound effect</w:t>
       </w:r>
@@ -12792,8 +13971,8 @@
       </w:pPr>
       <w:r>
         <w:rPr>
+          <w:bCs/>
           <w:b/>
-          <w:bCs/>
         </w:rPr>
         <w:t xml:space="preserve">The program's own samples</w:t>
       </w:r>
@@ -13076,8 +14255,8 @@
         <w:t xml:space="preserve">}</w:t>
       </w:r>
     </w:p>
-    <w:bookmarkEnd w:id="43"/>
-    <w:bookmarkStart w:id="44" w:name="Xfe4ab0ec0802ddea0ccd1e2aa45325e2067bf65"/>
+    <w:bookmarkEnd w:id="45"/>
+    <w:bookmarkStart w:id="46" w:name="Xfe4ab0ec0802ddea0ccd1e2aa45325e2067bf65"/>
     <w:p>
       <w:pPr>
         <w:pStyle w:val="Heading2"/>
@@ -13153,8 +14332,8 @@
       </w:pPr>
       <w:r>
         <w:rPr>
+          <w:bCs/>
           <w:b/>
-          <w:bCs/>
         </w:rPr>
         <w:t xml:space="preserve">Anti-aliased text in a UIKit application</w:t>
       </w:r>
@@ -13599,8 +14778,8 @@
       </w:pPr>
       <w:r>
         <w:rPr>
+          <w:bCs/>
           <w:b/>
-          <w:bCs/>
         </w:rPr>
         <w:t xml:space="preserve">The font manager</w:t>
       </w:r>
@@ -14111,8 +15290,8 @@
         <w:t xml:space="preserve">// in 26.6 units</w:t>
       </w:r>
     </w:p>
-    <w:bookmarkEnd w:id="44"/>
-    <w:bookmarkStart w:id="45" w:name="Xc2f542cdd1b9794d820c6abd4ac9243886c7e6b"/>
+    <w:bookmarkEnd w:id="46"/>
+    <w:bookmarkStart w:id="47" w:name="Xc2f542cdd1b9794d820c6abd4ac9243886c7e6b"/>
     <w:p>
       <w:pPr>
         <w:pStyle w:val="Heading2"/>
@@ -15173,8 +16352,8 @@
         <w:t xml:space="preserve">).</w:t>
       </w:r>
     </w:p>
-    <w:bookmarkEnd w:id="45"/>
-    <w:bookmarkStart w:id="48" w:name="Xf452947779f3bd1a7569ef68ee5cf3beada5d88"/>
+    <w:bookmarkEnd w:id="47"/>
+    <w:bookmarkStart w:id="50" w:name="Xf452947779f3bd1a7569ef68ee5cf3beada5d88"/>
     <w:p>
       <w:pPr>
         <w:pStyle w:val="Heading2"/>
@@ -15189,8 +16368,8 @@
       </w:pPr>
       <w:r>
         <w:rPr>
+          <w:bCs/>
           <w:b/>
-          <w:bCs/>
         </w:rPr>
         <w:t xml:space="preserve">Before writing a helper, look for it in the kits.</w:t>
       </w:r>
@@ -15207,7 +16386,7 @@
         <w:t xml:space="preserve">kit.</w:t>
       </w:r>
     </w:p>
-    <w:bookmarkStart w:id="46" w:name="adding-a-function-to-a-kit"/>
+    <w:bookmarkStart w:id="48" w:name="adding-a-function-to-a-kit"/>
     <w:p>
       <w:pPr>
         <w:pStyle w:val="Heading3"/>
@@ -15218,16 +16397,16 @@
     </w:p>
     <w:p>
       <w:pPr>
-        <w:pStyle w:val="Compact"/>
         <w:numPr>
           <w:ilvl w:val="0"/>
           <w:numId w:val="1003"/>
         </w:numPr>
+        <w:pStyle w:val="Compact"/>
       </w:pPr>
       <w:r>
         <w:rPr>
+          <w:bCs/>
           <w:b/>
-          <w:bCs/>
         </w:rPr>
         <w:t xml:space="preserve">Declare</w:t>
       </w:r>
@@ -15240,16 +16419,16 @@
     </w:p>
     <w:p>
       <w:pPr>
-        <w:pStyle w:val="Compact"/>
         <w:numPr>
           <w:ilvl w:val="0"/>
           <w:numId w:val="1003"/>
         </w:numPr>
+        <w:pStyle w:val="Compact"/>
       </w:pPr>
       <w:r>
         <w:rPr>
+          <w:bCs/>
           <w:b/>
-          <w:bCs/>
         </w:rPr>
         <w:t xml:space="preserve">Write its code</w:t>
       </w:r>
@@ -15289,16 +16468,16 @@
     </w:p>
     <w:p>
       <w:pPr>
-        <w:pStyle w:val="Compact"/>
         <w:numPr>
           <w:ilvl w:val="0"/>
           <w:numId w:val="1003"/>
         </w:numPr>
+        <w:pStyle w:val="Compact"/>
       </w:pPr>
       <w:r>
         <w:rPr>
+          <w:bCs/>
           <w:b/>
-          <w:bCs/>
         </w:rPr>
         <w:t xml:space="preserve">Build</w:t>
       </w:r>
@@ -15335,16 +16514,16 @@
     </w:p>
     <w:p>
       <w:pPr>
-        <w:pStyle w:val="Compact"/>
         <w:numPr>
           <w:ilvl w:val="0"/>
           <w:numId w:val="1003"/>
         </w:numPr>
+        <w:pStyle w:val="Compact"/>
       </w:pPr>
       <w:r>
         <w:rPr>
+          <w:bCs/>
           <w:b/>
-          <w:bCs/>
         </w:rPr>
         <w:t xml:space="preserve">Raise the package's version</w:t>
       </w:r>
@@ -15408,16 +16587,16 @@
     </w:p>
     <w:p>
       <w:pPr>
-        <w:pStyle w:val="Compact"/>
         <w:numPr>
           <w:ilvl w:val="0"/>
           <w:numId w:val="1003"/>
         </w:numPr>
+        <w:pStyle w:val="Compact"/>
       </w:pPr>
       <w:r>
         <w:rPr>
+          <w:bCs/>
           <w:b/>
-          <w:bCs/>
         </w:rPr>
         <w:t xml:space="preserve">Document</w:t>
       </w:r>
@@ -15461,8 +16640,8 @@
         <w:t xml:space="preserve">.</w:t>
       </w:r>
     </w:p>
-    <w:bookmarkEnd w:id="46"/>
-    <w:bookmarkStart w:id="47" w:name="creating-a-kit"/>
+    <w:bookmarkEnd w:id="48"/>
+    <w:bookmarkStart w:id="49" w:name="creating-a-kit"/>
     <w:p>
       <w:pPr>
         <w:pStyle w:val="Heading3"/>
@@ -15481,11 +16660,11 @@
     </w:p>
     <w:p>
       <w:pPr>
-        <w:pStyle w:val="Compact"/>
         <w:numPr>
           <w:ilvl w:val="0"/>
           <w:numId w:val="1004"/>
         </w:numPr>
+        <w:pStyle w:val="Compact"/>
       </w:pPr>
       <w:r>
         <w:t xml:space="preserve">a folder</w:t>
@@ -15507,23 +16686,23 @@
       </w:r>
       <w:r>
         <w:rPr>
+          <w:bCs/>
           <w:b/>
+        </w:rPr>
+        <w:t xml:space="preserve">one header a program includes,</w:t>
+      </w:r>
+      <w:r>
+        <w:rPr>
           <w:bCs/>
-        </w:rPr>
-        <w:t xml:space="preserve">one header a program includes,</w:t>
-      </w:r>
-      <w:r>
-        <w:rPr>
           <w:b/>
+        </w:rPr>
+        <w:t xml:space="preserve"> </w:t>
+      </w:r>
+      <w:r>
+        <w:rPr>
+          <w:rStyle w:val="VerbatimChar"/>
           <w:bCs/>
-        </w:rPr>
-        <w:t xml:space="preserve"> </w:t>
-      </w:r>
-      <w:r>
-        <w:rPr>
-          <w:rStyle w:val="VerbatimChar"/>
           <w:b/>
-          <w:bCs/>
         </w:rPr>
         <w:t xml:space="preserve">&lt;kit&gt;/&lt;kit&gt;.h</w:t>
       </w:r>
@@ -15587,11 +16766,11 @@
     </w:p>
     <w:p>
       <w:pPr>
-        <w:pStyle w:val="Compact"/>
         <w:numPr>
           <w:ilvl w:val="0"/>
           <w:numId w:val="1004"/>
         </w:numPr>
+        <w:pStyle w:val="Compact"/>
       </w:pPr>
       <w:r>
         <w:t xml:space="preserve">its rules in</w:t>
@@ -15662,11 +16841,11 @@
     </w:p>
     <w:p>
       <w:pPr>
-        <w:pStyle w:val="Compact"/>
         <w:numPr>
           <w:ilvl w:val="0"/>
           <w:numId w:val="1004"/>
         </w:numPr>
+        <w:pStyle w:val="Compact"/>
       </w:pPr>
       <w:r>
         <w:t xml:space="preserve">its package in</w:t>
@@ -15736,8 +16915,8 @@
       </w:r>
       <w:r>
         <w:rPr>
+          <w:iCs/>
           <w:i/>
-          <w:iCs/>
         </w:rPr>
         <w:t xml:space="preserve">From BASIC</w:t>
       </w:r>
@@ -15756,9 +16935,9 @@
         <w:t xml:space="preserve">The header of a kit a C program may use is written in C.</w:t>
       </w:r>
     </w:p>
-    <w:bookmarkEnd w:id="47"/>
-    <w:bookmarkEnd w:id="48"/>
-    <w:bookmarkStart w:id="49" w:name="X727ca5ffb7cfa954933197d729c7f04b3404e24"/>
+    <w:bookmarkEnd w:id="49"/>
+    <w:bookmarkEnd w:id="50"/>
+    <w:bookmarkStart w:id="51" w:name="X727ca5ffb7cfa954933197d729c7f04b3404e24"/>
     <w:p>
       <w:pPr>
         <w:pStyle w:val="Heading2"/>
@@ -15772,6 +16951,7 @@
         <w:tblStyle w:val="Table"/>
         <w:tblW w:type="auto" w:w="0"/>
         <w:tblLook w:firstRow="1" w:lastRow="0" w:firstColumn="0" w:lastColumn="0" w:noHBand="0" w:noVBand="0" w:val="0020"/>
+        <w:jc w:val="start"/>
       </w:tblPr>
       <w:tblGrid>
         <w:gridCol w:w="2640"/>
@@ -15780,13 +16960,14 @@
       </w:tblGrid>
       <w:tr>
         <w:trPr>
-          <w:tblHeader w:val="on"/>
+          <w:tblHeader w:val="true"/>
         </w:trPr>
         <w:tc>
           <w:tcPr/>
           <w:p>
             <w:pPr>
               <w:pStyle w:val="Compact"/>
+              <w:jc w:val="left"/>
             </w:pPr>
             <w:r>
               <w:t xml:space="preserve">I want to…</w:t>
@@ -15798,6 +16979,7 @@
           <w:p>
             <w:pPr>
               <w:pStyle w:val="Compact"/>
+              <w:jc w:val="left"/>
             </w:pPr>
             <w:r>
               <w:t xml:space="preserve">Kit</w:t>
@@ -15809,6 +16991,7 @@
           <w:p>
             <w:pPr>
               <w:pStyle w:val="Compact"/>
+              <w:jc w:val="left"/>
             </w:pPr>
             <w:r>
               <w:t xml:space="preserve">Call</w:t>
@@ -15822,6 +17005,7 @@
           <w:p>
             <w:pPr>
               <w:pStyle w:val="Compact"/>
+              <w:jc w:val="left"/>
             </w:pPr>
             <w:r>
               <w:t xml:space="preserve">read or write a file</w:t>
@@ -15833,6 +17017,7 @@
           <w:p>
             <w:pPr>
               <w:pStyle w:val="Compact"/>
+              <w:jc w:val="left"/>
             </w:pPr>
             <w:r>
               <w:t xml:space="preserve">AppKit</w:t>
@@ -15844,6 +17029,7 @@
           <w:p>
             <w:pPr>
               <w:pStyle w:val="Compact"/>
+              <w:jc w:val="left"/>
             </w:pPr>
             <w:r>
               <w:rPr>
@@ -15884,6 +17070,7 @@
           <w:p>
             <w:pPr>
               <w:pStyle w:val="Compact"/>
+              <w:jc w:val="left"/>
             </w:pPr>
             <w:r>
               <w:t xml:space="preserve">load a whole file in memory</w:t>
@@ -15895,6 +17082,7 @@
           <w:p>
             <w:pPr>
               <w:pStyle w:val="Compact"/>
+              <w:jc w:val="left"/>
             </w:pPr>
             <w:r>
               <w:t xml:space="preserve">FileKit</w:t>
@@ -15906,6 +17094,7 @@
           <w:p>
             <w:pPr>
               <w:pStyle w:val="Compact"/>
+              <w:jc w:val="left"/>
             </w:pPr>
             <w:r>
               <w:rPr>
@@ -15934,6 +17123,7 @@
           <w:p>
             <w:pPr>
               <w:pStyle w:val="Compact"/>
+              <w:jc w:val="left"/>
             </w:pPr>
             <w:r>
               <w:t xml:space="preserve">copy or remove a folder</w:t>
@@ -15945,6 +17135,7 @@
           <w:p>
             <w:pPr>
               <w:pStyle w:val="Compact"/>
+              <w:jc w:val="left"/>
             </w:pPr>
             <w:r>
               <w:t xml:space="preserve">FileKit</w:t>
@@ -15956,6 +17147,7 @@
           <w:p>
             <w:pPr>
               <w:pStyle w:val="Compact"/>
+              <w:jc w:val="left"/>
             </w:pPr>
             <w:r>
               <w:rPr>
@@ -15984,6 +17176,7 @@
           <w:p>
             <w:pPr>
               <w:pStyle w:val="Compact"/>
+              <w:jc w:val="left"/>
             </w:pPr>
             <w:r>
               <w:t xml:space="preserve">build a path</w:t>
@@ -15995,6 +17188,7 @@
           <w:p>
             <w:pPr>
               <w:pStyle w:val="Compact"/>
+              <w:jc w:val="left"/>
             </w:pPr>
             <w:r>
               <w:t xml:space="preserve">FileKit</w:t>
@@ -16006,6 +17200,7 @@
           <w:p>
             <w:pPr>
               <w:pStyle w:val="Compact"/>
+              <w:jc w:val="left"/>
             </w:pPr>
             <w:r>
               <w:rPr>
@@ -16034,6 +17229,7 @@
           <w:p>
             <w:pPr>
               <w:pStyle w:val="Compact"/>
+              <w:jc w:val="left"/>
             </w:pPr>
             <w:r>
               <w:t xml:space="preserve">read or write a ZIP</w:t>
@@ -16045,6 +17241,7 @@
           <w:p>
             <w:pPr>
               <w:pStyle w:val="Compact"/>
+              <w:jc w:val="left"/>
             </w:pPr>
             <w:r>
               <w:t xml:space="preserve">FileKit</w:t>
@@ -16056,6 +17253,7 @@
           <w:p>
             <w:pPr>
               <w:pStyle w:val="Compact"/>
+              <w:jc w:val="left"/>
             </w:pPr>
             <w:r>
               <w:rPr>
@@ -16084,6 +17282,7 @@
           <w:p>
             <w:pPr>
               <w:pStyle w:val="Compact"/>
+              <w:jc w:val="left"/>
             </w:pPr>
             <w:r>
               <w:t xml:space="preserve">print to the console</w:t>
@@ -16095,6 +17294,7 @@
           <w:p>
             <w:pPr>
               <w:pStyle w:val="Compact"/>
+              <w:jc w:val="left"/>
             </w:pPr>
             <w:r>
               <w:t xml:space="preserve">AppKit</w:t>
@@ -16106,6 +17306,7 @@
           <w:p>
             <w:pPr>
               <w:pStyle w:val="Compact"/>
+              <w:jc w:val="left"/>
             </w:pPr>
             <w:r>
               <w:rPr>
@@ -16134,6 +17335,7 @@
           <w:p>
             <w:pPr>
               <w:pStyle w:val="Compact"/>
+              <w:jc w:val="left"/>
             </w:pPr>
             <w:r>
               <w:t xml:space="preserve">read an</w:t>
@@ -16160,6 +17362,7 @@
           <w:p>
             <w:pPr>
               <w:pStyle w:val="Compact"/>
+              <w:jc w:val="left"/>
             </w:pPr>
             <w:r>
               <w:t xml:space="preserve">AppKit</w:t>
@@ -16171,6 +17374,7 @@
           <w:p>
             <w:pPr>
               <w:pStyle w:val="Compact"/>
+              <w:jc w:val="left"/>
             </w:pPr>
             <w:r>
               <w:rPr>
@@ -16199,6 +17403,7 @@
           <w:p>
             <w:pPr>
               <w:pStyle w:val="Compact"/>
+              <w:jc w:val="left"/>
             </w:pPr>
             <w:r>
               <w:t xml:space="preserve">start another program</w:t>
@@ -16210,6 +17415,7 @@
           <w:p>
             <w:pPr>
               <w:pStyle w:val="Compact"/>
+              <w:jc w:val="left"/>
             </w:pPr>
             <w:r>
               <w:t xml:space="preserve">AppKit</w:t>
@@ -16221,6 +17427,7 @@
           <w:p>
             <w:pPr>
               <w:pStyle w:val="Compact"/>
+              <w:jc w:val="left"/>
             </w:pPr>
             <w:r>
               <w:rPr>
@@ -16249,6 +17456,7 @@
           <w:p>
             <w:pPr>
               <w:pStyle w:val="Compact"/>
+              <w:jc w:val="left"/>
             </w:pPr>
             <w:r>
               <w:t xml:space="preserve">open a window with widgets</w:t>
@@ -16260,6 +17468,7 @@
           <w:p>
             <w:pPr>
               <w:pStyle w:val="Compact"/>
+              <w:jc w:val="left"/>
             </w:pPr>
             <w:r>
               <w:t xml:space="preserve">UIKit</w:t>
@@ -16271,6 +17480,7 @@
           <w:p>
             <w:pPr>
               <w:pStyle w:val="Compact"/>
+              <w:jc w:val="left"/>
             </w:pPr>
             <w:r>
               <w:rPr>
@@ -16314,6 +17524,7 @@
           <w:p>
             <w:pPr>
               <w:pStyle w:val="Compact"/>
+              <w:jc w:val="left"/>
             </w:pPr>
             <w:r>
               <w:t xml:space="preserve">ask the user (message, file, colour)</w:t>
@@ -16325,6 +17536,7 @@
           <w:p>
             <w:pPr>
               <w:pStyle w:val="Compact"/>
+              <w:jc w:val="left"/>
             </w:pPr>
             <w:r>
               <w:t xml:space="preserve">UIKit</w:t>
@@ -16336,6 +17548,7 @@
           <w:p>
             <w:pPr>
               <w:pStyle w:val="Compact"/>
+              <w:jc w:val="left"/>
             </w:pPr>
             <w:r>
               <w:rPr>
@@ -16376,6 +17589,7 @@
           <w:p>
             <w:pPr>
               <w:pStyle w:val="Compact"/>
+              <w:jc w:val="left"/>
             </w:pPr>
             <w:r>
               <w:t xml:space="preserve">load an icon</w:t>
@@ -16387,6 +17601,7 @@
           <w:p>
             <w:pPr>
               <w:pStyle w:val="Compact"/>
+              <w:jc w:val="left"/>
             </w:pPr>
             <w:r>
               <w:t xml:space="preserve">UIKit</w:t>
@@ -16398,6 +17613,7 @@
           <w:p>
             <w:pPr>
               <w:pStyle w:val="Compact"/>
+              <w:jc w:val="left"/>
             </w:pPr>
             <w:r>
               <w:rPr>
@@ -16414,6 +17630,7 @@
           <w:p>
             <w:pPr>
               <w:pStyle w:val="Compact"/>
+              <w:jc w:val="left"/>
             </w:pPr>
             <w:r>
               <w:t xml:space="preserve">show a notification</w:t>
@@ -16425,6 +17642,7 @@
           <w:p>
             <w:pPr>
               <w:pStyle w:val="Compact"/>
+              <w:jc w:val="left"/>
             </w:pPr>
             <w:r>
               <w:t xml:space="preserve">SystemKit</w:t>
@@ -16436,6 +17654,7 @@
           <w:p>
             <w:pPr>
               <w:pStyle w:val="Compact"/>
+              <w:jc w:val="left"/>
             </w:pPr>
             <w:r>
               <w:rPr>
@@ -16464,6 +17683,7 @@
           <w:p>
             <w:pPr>
               <w:pStyle w:val="Compact"/>
+              <w:jc w:val="left"/>
             </w:pPr>
             <w:r>
               <w:t xml:space="preserve">copy / paste</w:t>
@@ -16475,6 +17695,7 @@
           <w:p>
             <w:pPr>
               <w:pStyle w:val="Compact"/>
+              <w:jc w:val="left"/>
             </w:pPr>
             <w:r>
               <w:t xml:space="preserve">SystemKit</w:t>
@@ -16486,6 +17707,7 @@
           <w:p>
             <w:pPr>
               <w:pStyle w:val="Compact"/>
+              <w:jc w:val="left"/>
             </w:pPr>
             <w:r>
               <w:rPr>
@@ -16514,6 +17736,7 @@
           <w:p>
             <w:pPr>
               <w:pStyle w:val="Compact"/>
+              <w:jc w:val="left"/>
             </w:pPr>
             <w:r>
               <w:t xml:space="preserve">move a file to the trash</w:t>
@@ -16525,6 +17748,7 @@
           <w:p>
             <w:pPr>
               <w:pStyle w:val="Compact"/>
+              <w:jc w:val="left"/>
             </w:pPr>
             <w:r>
               <w:t xml:space="preserve">SystemKit</w:t>
@@ -16536,6 +17760,7 @@
           <w:p>
             <w:pPr>
               <w:pStyle w:val="Compact"/>
+              <w:jc w:val="left"/>
             </w:pPr>
             <w:r>
               <w:rPr>
@@ -16552,6 +17777,7 @@
           <w:p>
             <w:pPr>
               <w:pStyle w:val="Compact"/>
+              <w:jc w:val="left"/>
             </w:pPr>
             <w:r>
               <w:t xml:space="preserve">open a file with its application</w:t>
@@ -16563,6 +17789,7 @@
           <w:p>
             <w:pPr>
               <w:pStyle w:val="Compact"/>
+              <w:jc w:val="left"/>
             </w:pPr>
             <w:r>
               <w:t xml:space="preserve">SystemKit</w:t>
@@ -16574,6 +17801,7 @@
           <w:p>
             <w:pPr>
               <w:pStyle w:val="Compact"/>
+              <w:jc w:val="left"/>
             </w:pPr>
             <w:r>
               <w:rPr>
@@ -16590,6 +17818,7 @@
           <w:p>
             <w:pPr>
               <w:pStyle w:val="Compact"/>
+              <w:jc w:val="left"/>
             </w:pPr>
             <w:r>
               <w:t xml:space="preserve">fetch a web page</w:t>
@@ -16601,6 +17830,7 @@
           <w:p>
             <w:pPr>
               <w:pStyle w:val="Compact"/>
+              <w:jc w:val="left"/>
             </w:pPr>
             <w:r>
               <w:t xml:space="preserve">NetKit</w:t>
@@ -16612,6 +17842,7 @@
           <w:p>
             <w:pPr>
               <w:pStyle w:val="Compact"/>
+              <w:jc w:val="left"/>
             </w:pPr>
             <w:r>
               <w:rPr>
@@ -16640,6 +17871,7 @@
           <w:p>
             <w:pPr>
               <w:pStyle w:val="Compact"/>
+              <w:jc w:val="left"/>
             </w:pPr>
             <w:r>
               <w:t xml:space="preserve">reach an FTP server</w:t>
@@ -16651,6 +17883,7 @@
           <w:p>
             <w:pPr>
               <w:pStyle w:val="Compact"/>
+              <w:jc w:val="left"/>
             </w:pPr>
             <w:r>
               <w:t xml:space="preserve">NetKit</w:t>
@@ -16662,6 +17895,7 @@
           <w:p>
             <w:pPr>
               <w:pStyle w:val="Compact"/>
+              <w:jc w:val="left"/>
             </w:pPr>
             <w:r>
               <w:rPr>
@@ -16696,6 +17930,7 @@
           <w:p>
             <w:pPr>
               <w:pStyle w:val="Compact"/>
+              <w:jc w:val="left"/>
             </w:pPr>
             <w:r>
               <w:t xml:space="preserve">load or save a picture</w:t>
@@ -16707,6 +17942,7 @@
           <w:p>
             <w:pPr>
               <w:pStyle w:val="Compact"/>
+              <w:jc w:val="left"/>
             </w:pPr>
             <w:r>
               <w:t xml:space="preserve">ImageKit</w:t>
@@ -16718,6 +17954,7 @@
           <w:p>
             <w:pPr>
               <w:pStyle w:val="Compact"/>
+              <w:jc w:val="left"/>
             </w:pPr>
             <w:r>
               <w:rPr>
@@ -16746,6 +17983,7 @@
           <w:p>
             <w:pPr>
               <w:pStyle w:val="Compact"/>
+              <w:jc w:val="left"/>
             </w:pPr>
             <w:r>
               <w:t xml:space="preserve">resize or turn a picture</w:t>
@@ -16757,6 +17995,7 @@
           <w:p>
             <w:pPr>
               <w:pStyle w:val="Compact"/>
+              <w:jc w:val="left"/>
             </w:pPr>
             <w:r>
               <w:t xml:space="preserve">ImageKit</w:t>
@@ -16768,6 +18007,7 @@
           <w:p>
             <w:pPr>
               <w:pStyle w:val="Compact"/>
+              <w:jc w:val="left"/>
             </w:pPr>
             <w:r>
               <w:rPr>
@@ -16796,6 +18036,7 @@
           <w:p>
             <w:pPr>
               <w:pStyle w:val="Compact"/>
+              <w:jc w:val="left"/>
             </w:pPr>
             <w:r>
               <w:t xml:space="preserve">play a sound file</w:t>
@@ -16807,6 +18048,7 @@
           <w:p>
             <w:pPr>
               <w:pStyle w:val="Compact"/>
+              <w:jc w:val="left"/>
             </w:pPr>
             <w:r>
               <w:t xml:space="preserve">AudioKit</w:t>
@@ -16818,6 +18060,7 @@
           <w:p>
             <w:pPr>
               <w:pStyle w:val="Compact"/>
+              <w:jc w:val="left"/>
             </w:pPr>
             <w:r>
               <w:rPr>
@@ -16834,6 +18077,7 @@
           <w:p>
             <w:pPr>
               <w:pStyle w:val="Compact"/>
+              <w:jc w:val="left"/>
             </w:pPr>
             <w:r>
               <w:t xml:space="preserve">play a note or an effect</w:t>
@@ -16845,6 +18089,7 @@
           <w:p>
             <w:pPr>
               <w:pStyle w:val="Compact"/>
+              <w:jc w:val="left"/>
             </w:pPr>
             <w:r>
               <w:t xml:space="preserve">AudioKit</w:t>
@@ -16856,6 +18101,7 @@
           <w:p>
             <w:pPr>
               <w:pStyle w:val="Compact"/>
+              <w:jc w:val="left"/>
             </w:pPr>
             <w:r>
               <w:rPr>
@@ -16884,6 +18130,7 @@
           <w:p>
             <w:pPr>
               <w:pStyle w:val="Compact"/>
+              <w:jc w:val="left"/>
             </w:pPr>
             <w:r>
               <w:t xml:space="preserve">send samples to the output</w:t>
@@ -16895,6 +18142,7 @@
           <w:p>
             <w:pPr>
               <w:pStyle w:val="Compact"/>
+              <w:jc w:val="left"/>
             </w:pPr>
             <w:r>
               <w:t xml:space="preserve">AudioKit</w:t>
@@ -16906,6 +18154,7 @@
           <w:p>
             <w:pPr>
               <w:pStyle w:val="Compact"/>
+              <w:jc w:val="left"/>
             </w:pPr>
             <w:r>
               <w:rPr>
@@ -16934,6 +18183,7 @@
           <w:p>
             <w:pPr>
               <w:pStyle w:val="Compact"/>
+              <w:jc w:val="left"/>
             </w:pPr>
             <w:r>
               <w:t xml:space="preserve">draw smooth text</w:t>
@@ -16945,6 +18195,7 @@
           <w:p>
             <w:pPr>
               <w:pStyle w:val="Compact"/>
+              <w:jc w:val="left"/>
             </w:pPr>
             <w:r>
               <w:t xml:space="preserve">FontKit</w:t>
@@ -16956,6 +18207,7 @@
           <w:p>
             <w:pPr>
               <w:pStyle w:val="Compact"/>
+              <w:jc w:val="left"/>
             </w:pPr>
             <w:r>
               <w:rPr>
@@ -16984,6 +18236,7 @@
           <w:p>
             <w:pPr>
               <w:pStyle w:val="Compact"/>
+              <w:jc w:val="left"/>
             </w:pPr>
             <w:r>
               <w:t xml:space="preserve">print</w:t>
@@ -16995,6 +18248,7 @@
           <w:p>
             <w:pPr>
               <w:pStyle w:val="Compact"/>
+              <w:jc w:val="left"/>
             </w:pPr>
             <w:r>
               <w:t xml:space="preserve">PrinterKit</w:t>
@@ -17006,6 +18260,7 @@
           <w:p>
             <w:pPr>
               <w:pStyle w:val="Compact"/>
+              <w:jc w:val="left"/>
             </w:pPr>
             <w:r>
               <w:rPr>
@@ -17053,7 +18308,7 @@
         </w:tc>
       </w:tr>
     </w:tbl>
-    <w:bookmarkEnd w:id="49"/>
+    <w:bookmarkEnd w:id="51"/>
     <w:sectPr>
       <w:footerReference r:id="rId9" w:type="default"/>
       <w:footnotePr>
@@ -17135,14 +18390,14 @@
 <file path=word/numbering.xml><?xml version="1.0" encoding="utf-8"?>
 <w:numbering xmlns:w="http://schemas.openxmlformats.org/wordprocessingml/2006/main">
   <w:abstractNum w:abstractNumId="990">
-    <w:nsid w:val="0000A990"/>
+    <w:nsid w:val="A990"/>
     <w:multiLevelType w:val="multilevel"/>
     <w:lvl w:ilvl="0">
       <w:numFmt w:val="bullet"/>
       <w:lvlText w:val=" "/>
       <w:lvlJc w:val="left"/>
       <w:pPr>
-        <w:ind w:left="720" w:hanging="360"/>
+        <w:ind w:left="720" w:hanging="480"/>
       </w:pPr>
     </w:lvl>
     <w:lvl w:ilvl="1">
@@ -17150,7 +18405,7 @@
       <w:lvlText w:val=" "/>
       <w:lvlJc w:val="left"/>
       <w:pPr>
-        <w:ind w:left="1440" w:hanging="360"/>
+        <w:ind w:left="1440" w:hanging="480"/>
       </w:pPr>
     </w:lvl>
     <w:lvl w:ilvl="2">
@@ -17158,7 +18413,7 @@
       <w:lvlText w:val=" "/>
       <w:lvlJc w:val="left"/>
       <w:pPr>
-        <w:ind w:left="2160" w:hanging="360"/>
+        <w:ind w:left="2160" w:hanging="480"/>
       </w:pPr>
     </w:lvl>
     <w:lvl w:ilvl="3">
@@ -17166,7 +18421,7 @@
       <w:lvlText w:val=" "/>
       <w:lvlJc w:val="left"/>
       <w:pPr>
-        <w:ind w:left="2880" w:hanging="360"/>
+        <w:ind w:left="2880" w:hanging="480"/>
       </w:pPr>
     </w:lvl>
     <w:lvl w:ilvl="4">
@@ -17174,7 +18429,7 @@
       <w:lvlText w:val=" "/>
       <w:lvlJc w:val="left"/>
       <w:pPr>
-        <w:ind w:left="3600" w:hanging="360"/>
+        <w:ind w:left="3600" w:hanging="480"/>
       </w:pPr>
     </w:lvl>
     <w:lvl w:ilvl="5">
@@ -17182,7 +18437,7 @@
       <w:lvlText w:val=" "/>
       <w:lvlJc w:val="left"/>
       <w:pPr>
-        <w:ind w:left="4320" w:hanging="360"/>
+        <w:ind w:left="4320" w:hanging="480"/>
       </w:pPr>
     </w:lvl>
     <w:lvl w:ilvl="6">
@@ -17190,7 +18445,7 @@
       <w:lvlText w:val=" "/>
       <w:lvlJc w:val="left"/>
       <w:pPr>
-        <w:ind w:left="5040" w:hanging="360"/>
+        <w:ind w:left="5040" w:hanging="480"/>
       </w:pPr>
     </w:lvl>
     <w:lvl w:ilvl="7">
@@ -17198,7 +18453,7 @@
       <w:lvlText w:val=" "/>
       <w:lvlJc w:val="left"/>
       <w:pPr>
-        <w:ind w:left="5760" w:hanging="360"/>
+        <w:ind w:left="5760" w:hanging="480"/>
       </w:pPr>
     </w:lvl>
     <w:lvl w:ilvl="8">
@@ -17206,12 +18461,12 @@
       <w:lvlText w:val=" "/>
       <w:lvlJc w:val="left"/>
       <w:pPr>
-        <w:ind w:left="6480" w:hanging="360"/>
+        <w:ind w:left="6480" w:hanging="480"/>
       </w:pPr>
     </w:lvl>
   </w:abstractNum>
   <w:abstractNum w:abstractNumId="99411">
-    <w:nsid w:val="00A99411"/>
+    <w:nsid w:val="A99411"/>
     <w:multiLevelType w:val="multilevel"/>
     <w:lvl w:ilvl="0">
       <w:start w:val="1"/>
@@ -17219,7 +18474,7 @@
       <w:lvlText w:val="%1."/>
       <w:lvlJc w:val="left"/>
       <w:pPr>
-        <w:ind w:left="720" w:hanging="360"/>
+        <w:ind w:left="720" w:hanging="480"/>
       </w:pPr>
     </w:lvl>
     <w:lvl w:ilvl="1">
@@ -17228,7 +18483,7 @@
       <w:lvlText w:val="%2."/>
       <w:lvlJc w:val="left"/>
       <w:pPr>
-        <w:ind w:left="1440" w:hanging="360"/>
+        <w:ind w:left="1440" w:hanging="480"/>
       </w:pPr>
     </w:lvl>
     <w:lvl w:ilvl="2">
@@ -17237,7 +18492,7 @@
       <w:lvlText w:val="%3."/>
       <w:lvlJc w:val="left"/>
       <w:pPr>
-        <w:ind w:left="2160" w:hanging="360"/>
+        <w:ind w:left="2160" w:hanging="480"/>
       </w:pPr>
     </w:lvl>
     <w:lvl w:ilvl="3">
@@ -17246,7 +18501,7 @@
       <w:lvlText w:val="%4."/>
       <w:lvlJc w:val="left"/>
       <w:pPr>
-        <w:ind w:left="2880" w:hanging="360"/>
+        <w:ind w:left="2880" w:hanging="480"/>
       </w:pPr>
     </w:lvl>
     <w:lvl w:ilvl="4">
@@ -17255,7 +18510,7 @@
       <w:lvlText w:val="%5."/>
       <w:lvlJc w:val="left"/>
       <w:pPr>
-        <w:ind w:left="3600" w:hanging="360"/>
+        <w:ind w:left="3600" w:hanging="480"/>
       </w:pPr>
     </w:lvl>
     <w:lvl w:ilvl="5">
@@ -17264,7 +18519,7 @@
       <w:lvlText w:val="%6."/>
       <w:lvlJc w:val="left"/>
       <w:pPr>
-        <w:ind w:left="4320" w:hanging="360"/>
+        <w:ind w:left="4320" w:hanging="480"/>
       </w:pPr>
     </w:lvl>
     <w:lvl w:ilvl="6">
@@ -17273,7 +18528,7 @@
       <w:lvlText w:val="%7."/>
       <w:lvlJc w:val="left"/>
       <w:pPr>
-        <w:ind w:left="5040" w:hanging="360"/>
+        <w:ind w:left="5040" w:hanging="480"/>
       </w:pPr>
     </w:lvl>
     <w:lvl w:ilvl="7">
@@ -17282,7 +18537,7 @@
       <w:lvlText w:val="%8."/>
       <w:lvlJc w:val="left"/>
       <w:pPr>
-        <w:ind w:left="5760" w:hanging="360"/>
+        <w:ind w:left="5760" w:hanging="480"/>
       </w:pPr>
     </w:lvl>
     <w:lvl w:ilvl="8">
@@ -17291,111 +18546,84 @@
       <w:lvlText w:val="%9."/>
       <w:lvlJc w:val="left"/>
       <w:pPr>
-        <w:ind w:left="6480" w:hanging="360"/>
+        <w:ind w:left="6480" w:hanging="480"/>
       </w:pPr>
     </w:lvl>
   </w:abstractNum>
   <w:abstractNum w:abstractNumId="991">
-    <w:nsid w:val="0000A991"/>
+    <w:nsid w:val="A991"/>
     <w:multiLevelType w:val="multilevel"/>
     <w:lvl w:ilvl="0">
       <w:numFmt w:val="bullet"/>
-      <w:lvlText w:val=""/>
+      <w:lvlText w:val="•"/>
       <w:lvlJc w:val="left"/>
       <w:pPr>
-        <w:ind w:left="720" w:hanging="360"/>
+        <w:ind w:left="720" w:hanging="480"/>
       </w:pPr>
-      <w:rPr>
-        <w:rFonts w:ascii="Symbol" w:hAnsi="Symbol" w:cs="Symbol" w:hint="default"/>
-      </w:rPr>
     </w:lvl>
     <w:lvl w:ilvl="1">
       <w:numFmt w:val="bullet"/>
-      <w:lvlText w:val="o"/>
+      <w:lvlText w:val="–"/>
       <w:lvlJc w:val="left"/>
       <w:pPr>
-        <w:ind w:left="1440" w:hanging="360"/>
+        <w:ind w:left="1440" w:hanging="480"/>
       </w:pPr>
-      <w:rPr>
-        <w:rFonts w:ascii="Courier New" w:hAnsi="Courier New" w:cs="Courier New" w:hint="default"/>
-      </w:rPr>
     </w:lvl>
     <w:lvl w:ilvl="2">
       <w:numFmt w:val="bullet"/>
-      <w:lvlText w:val=""/>
+      <w:lvlText w:val="•"/>
       <w:lvlJc w:val="left"/>
       <w:pPr>
-        <w:ind w:left="2160" w:hanging="360"/>
+        <w:ind w:left="2160" w:hanging="480"/>
       </w:pPr>
-      <w:rPr>
-        <w:rFonts w:ascii="Wingdings" w:hAnsi="Wingdings" w:cs="Wingdings" w:hint="default"/>
-      </w:rPr>
     </w:lvl>
     <w:lvl w:ilvl="3">
       <w:numFmt w:val="bullet"/>
-      <w:lvlText w:val=""/>
+      <w:lvlText w:val="–"/>
       <w:lvlJc w:val="left"/>
       <w:pPr>
-        <w:ind w:left="2880" w:hanging="360"/>
+        <w:ind w:left="2880" w:hanging="480"/>
       </w:pPr>
-      <w:rPr>
-        <w:rFonts w:ascii="Symbol" w:hAnsi="Symbol" w:cs="Symbol" w:hint="default"/>
-      </w:rPr>
     </w:lvl>
     <w:lvl w:ilvl="4">
       <w:numFmt w:val="bullet"/>
-      <w:lvlText w:val="o"/>
+      <w:lvlText w:val="•"/>
       <w:lvlJc w:val="left"/>
       <w:pPr>
-        <w:ind w:left="3600" w:hanging="360"/>
+        <w:ind w:left="3600" w:hanging="480"/>
       </w:pPr>
-      <w:rPr>
-        <w:rFonts w:ascii="Courier New" w:hAnsi="Courier New" w:cs="Courier New" w:hint="default"/>
-      </w:rPr>
     </w:lvl>
     <w:lvl w:ilvl="5">
       <w:numFmt w:val="bullet"/>
-      <w:lvlText w:val=""/>
+      <w:lvlText w:val="–"/>
       <w:lvlJc w:val="left"/>
       <w:pPr>
-        <w:ind w:left="4320" w:hanging="360"/>
+        <w:ind w:left="4320" w:hanging="480"/>
       </w:pPr>
-      <w:rPr>
-        <w:rFonts w:ascii="Wingdings" w:hAnsi="Wingdings" w:cs="Wingdings" w:hint="default"/>
-      </w:rPr>
     </w:lvl>
     <w:lvl w:ilvl="6">
       <w:numFmt w:val="bullet"/>
-      <w:lvlText w:val=""/>
+      <w:lvlText w:val="•"/>
       <w:lvlJc w:val="left"/>
       <w:pPr>
-        <w:ind w:left="5040" w:hanging="360"/>
+        <w:ind w:left="5040" w:hanging="480"/>
       </w:pPr>
-      <w:rPr>
-        <w:rFonts w:ascii="Symbol" w:hAnsi="Symbol" w:cs="Symbol" w:hint="default"/>
-      </w:rPr>
     </w:lvl>
     <w:lvl w:ilvl="7">
       <w:numFmt w:val="bullet"/>
-      <w:lvlText w:val="o"/>
+      <w:lvlText w:val="–"/>
       <w:lvlJc w:val="left"/>
       <w:pPr>
-        <w:ind w:left="5760" w:hanging="360"/>
+        <w:ind w:left="5760" w:hanging="480"/>
       </w:pPr>
-      <w:rPr>
-        <w:rFonts w:ascii="Courier New" w:hAnsi="Courier New" w:cs="Courier New" w:hint="default"/>
-      </w:rPr>
     </w:lvl>
     <w:lvl w:ilvl="8">
       <w:numFmt w:val="bullet"/>
-      <w:lvlText w:val=""/>
+      <w:lvlText w:val="•"/>
       <w:lvlJc w:val="left"/>
       <w:pPr>
-        <w:ind w:left="6480" w:hanging="360"/>
+        <w:ind w:left="6480" w:hanging="480"/>
       </w:pPr>
-      <w:rPr>
-        <w:rFonts w:ascii="Wingdings" w:hAnsi="Wingdings" w:cs="Wingdings" w:hint="default"/>
-      </w:rPr>
     </w:lvl>
   </w:abstractNum>
   <w:num w:numId="1000">
@@ -18168,8 +19396,8 @@
     <w:name w:val="KeywordTok"/>
     <w:basedOn w:val="VerbatimChar"/>
     <w:rPr>
+      <w:color w:val="007020"/>
       <w:b/>
-      <w:color w:val="007020"/>
     </w:rPr>
   </w:style>
   <w:style w:type="character" w:customStyle="1" w:styleId="DataTypeTok">
@@ -18246,42 +19474,42 @@
     <w:name w:val="ImportTok"/>
     <w:basedOn w:val="VerbatimChar"/>
     <w:rPr>
+      <w:color w:val="008000"/>
       <w:b/>
-      <w:color w:val="008000"/>
     </w:rPr>
   </w:style>
   <w:style w:type="character" w:customStyle="1" w:styleId="CommentTok">
     <w:name w:val="CommentTok"/>
     <w:basedOn w:val="VerbatimChar"/>
     <w:rPr>
+      <w:color w:val="60a0b0"/>
       <w:i/>
-      <w:color w:val="60a0b0"/>
     </w:rPr>
   </w:style>
   <w:style w:type="character" w:customStyle="1" w:styleId="DocumentationTok">
     <w:name w:val="DocumentationTok"/>
     <w:basedOn w:val="VerbatimChar"/>
     <w:rPr>
+      <w:color w:val="ba2121"/>
       <w:i/>
-      <w:color w:val="ba2121"/>
     </w:rPr>
   </w:style>
   <w:style w:type="character" w:customStyle="1" w:styleId="AnnotationTok">
     <w:name w:val="AnnotationTok"/>
     <w:basedOn w:val="VerbatimChar"/>
     <w:rPr>
+      <w:color w:val="60a0b0"/>
       <w:b/>
       <w:i/>
-      <w:color w:val="60a0b0"/>
     </w:rPr>
   </w:style>
   <w:style w:type="character" w:customStyle="1" w:styleId="CommentVarTok">
     <w:name w:val="CommentVarTok"/>
     <w:basedOn w:val="VerbatimChar"/>
     <w:rPr>
+      <w:color w:val="60a0b0"/>
       <w:b/>
       <w:i/>
-      <w:color w:val="60a0b0"/>
     </w:rPr>
   </w:style>
   <w:style w:type="character" w:customStyle="1" w:styleId="OtherTok">
@@ -18309,8 +19537,8 @@
     <w:name w:val="ControlFlowTok"/>
     <w:basedOn w:val="VerbatimChar"/>
     <w:rPr>
+      <w:color w:val="007020"/>
       <w:b/>
-      <w:color w:val="007020"/>
     </w:rPr>
   </w:style>
   <w:style w:type="character" w:customStyle="1" w:styleId="OperatorTok">
@@ -18355,34 +19583,34 @@
     <w:name w:val="InformationTok"/>
     <w:basedOn w:val="VerbatimChar"/>
     <w:rPr>
+      <w:color w:val="60a0b0"/>
       <w:b/>
       <w:i/>
-      <w:color w:val="60a0b0"/>
     </w:rPr>
   </w:style>
   <w:style w:type="character" w:customStyle="1" w:styleId="WarningTok">
     <w:name w:val="WarningTok"/>
     <w:basedOn w:val="VerbatimChar"/>
     <w:rPr>
+      <w:color w:val="60a0b0"/>
       <w:b/>
       <w:i/>
-      <w:color w:val="60a0b0"/>
     </w:rPr>
   </w:style>
   <w:style w:type="character" w:customStyle="1" w:styleId="AlertTok">
     <w:name w:val="AlertTok"/>
     <w:basedOn w:val="VerbatimChar"/>
     <w:rPr>
+      <w:color w:val="ff0000"/>
       <w:b/>
-      <w:color w:val="ff0000"/>
     </w:rPr>
   </w:style>
   <w:style w:type="character" w:customStyle="1" w:styleId="ErrorTok">
     <w:name w:val="ErrorTok"/>
     <w:basedOn w:val="VerbatimChar"/>
     <w:rPr>
+      <w:color w:val="ff0000"/>
       <w:b/>
-      <w:color w:val="ff0000"/>
     </w:rPr>
   </w:style>
   <w:style w:type="character" w:customStyle="1" w:styleId="NormalTok">

--- a/docs/exports/06-KITS-GUIDE.docx
+++ b/docs/exports/06-KITS-GUIDE.docx
@@ -24,140 +24,140 @@
       </w:pPr>
       <w:r>
         <w:rPr>
+          <w:iCs/>
           <w:i/>
+        </w:rPr>
+        <w:t xml:space="preserve">How an Onyx program is built on the system's shared libraries — the</w:t>
+      </w:r>
+      <w:r>
+        <w:rPr>
           <w:iCs/>
-        </w:rPr>
-        <w:t xml:space="preserve">How an Onyx program is built on the system's shared libraries — the</w:t>
-      </w:r>
-      <w:r>
-        <w:rPr>
           <w:i/>
+        </w:rPr>
+        <w:t xml:space="preserve"> </w:t>
+      </w:r>
+      <w:r>
+        <w:rPr>
+          <w:bCs/>
+          <w:b/>
           <w:iCs/>
-        </w:rPr>
-        <w:t xml:space="preserve"> </w:t>
-      </w:r>
-      <w:r>
-        <w:rPr>
-          <w:b/>
-          <w:bCs/>
           <w:i/>
+        </w:rPr>
+        <w:t xml:space="preserve">kits</w:t>
+      </w:r>
+      <w:r>
+        <w:rPr>
           <w:iCs/>
-        </w:rPr>
-        <w:t xml:space="preserve">kits</w:t>
-      </w:r>
-      <w:r>
-        <w:rPr>
           <w:i/>
+        </w:rPr>
+        <w:t xml:space="preserve"> </w:t>
+      </w:r>
+      <w:r>
+        <w:rPr>
           <w:iCs/>
-        </w:rPr>
-        <w:t xml:space="preserve"> </w:t>
-      </w:r>
-      <w:r>
-        <w:rPr>
           <w:i/>
+        </w:rPr>
+        <w:t xml:space="preserve">— with a short example</w:t>
+      </w:r>
+      <w:r>
+        <w:rPr>
           <w:iCs/>
-        </w:rPr>
-        <w:t xml:space="preserve">— with a short example</w:t>
-      </w:r>
-      <w:r>
-        <w:rPr>
           <w:i/>
+        </w:rPr>
+        <w:t xml:space="preserve"> </w:t>
+      </w:r>
+      <w:r>
+        <w:rPr>
           <w:iCs/>
-        </w:rPr>
-        <w:t xml:space="preserve"> </w:t>
-      </w:r>
-      <w:r>
-        <w:rPr>
           <w:i/>
+        </w:rPr>
+        <w:t xml:space="preserve">for each. Each kit has its reference, with every operation it exposes (documents 10 to 19, linked in the</w:t>
+      </w:r>
+      <w:r>
+        <w:rPr>
           <w:iCs/>
-        </w:rPr>
-        <w:t xml:space="preserve">for each. Each kit has its reference, with every operation it exposes (documents 10 to 18, linked in the</w:t>
-      </w:r>
-      <w:r>
-        <w:rPr>
           <w:i/>
+        </w:rPr>
+        <w:t xml:space="preserve"> </w:t>
+      </w:r>
+      <w:r>
+        <w:rPr>
           <w:iCs/>
-        </w:rPr>
-        <w:t xml:space="preserve"> </w:t>
-      </w:r>
-      <w:r>
-        <w:rPr>
           <w:i/>
+        </w:rPr>
+        <w:t xml:space="preserve">table below). Companion of the</w:t>
+      </w:r>
+      <w:r>
+        <w:rPr>
           <w:iCs/>
-        </w:rPr>
-        <w:t xml:space="preserve">table below). Companion of the</w:t>
-      </w:r>
-      <w:r>
-        <w:rPr>
           <w:i/>
-          <w:iCs/>
-        </w:rPr>
-        <w:t xml:space="preserve"> </w:t>
-      </w:r>
-      <w:hyperlink r:id="rId18">
+        </w:rPr>
+        <w:t xml:space="preserve"> </w:t>
+      </w:r>
+      <w:hyperlink r:id="rId20">
         <w:r>
           <w:rPr>
             <w:rStyle w:val="Hyperlink"/>
+            <w:iCs/>
             <w:i/>
-            <w:iCs/>
           </w:rPr>
           <w:t xml:space="preserve">Developer Guide</w:t>
         </w:r>
       </w:hyperlink>
       <w:r>
         <w:rPr>
+          <w:iCs/>
           <w:i/>
+        </w:rPr>
+        <w:t xml:space="preserve"> </w:t>
+      </w:r>
+      <w:r>
+        <w:rPr>
           <w:iCs/>
-        </w:rPr>
-        <w:t xml:space="preserve"> </w:t>
-      </w:r>
-      <w:r>
-        <w:rPr>
           <w:i/>
+        </w:rPr>
+        <w:t xml:space="preserve">(the build, the application</w:t>
+      </w:r>
+      <w:r>
+        <w:rPr>
           <w:iCs/>
-        </w:rPr>
-        <w:t xml:space="preserve">(the build, the application</w:t>
-      </w:r>
-      <w:r>
-        <w:rPr>
           <w:i/>
+        </w:rPr>
+        <w:t xml:space="preserve"> </w:t>
+      </w:r>
+      <w:r>
+        <w:rPr>
           <w:iCs/>
-        </w:rPr>
-        <w:t xml:space="preserve"> </w:t>
-      </w:r>
-      <w:r>
-        <w:rPr>
           <w:i/>
+        </w:rPr>
+        <w:t xml:space="preserve">model, the ports) and of</w:t>
+      </w:r>
+      <w:r>
+        <w:rPr>
           <w:iCs/>
-        </w:rPr>
-        <w:t xml:space="preserve">model, the ports) and of</w:t>
-      </w:r>
-      <w:r>
-        <w:rPr>
           <w:i/>
-          <w:iCs/>
-        </w:rPr>
-        <w:t xml:space="preserve"> </w:t>
-      </w:r>
-      <w:hyperlink r:id="rId19">
+        </w:rPr>
+        <w:t xml:space="preserve"> </w:t>
+      </w:r>
+      <w:hyperlink r:id="rId21">
         <w:r>
           <w:rPr>
             <w:rStyle w:val="Hyperlink"/>
+            <w:iCs/>
             <w:i/>
-            <w:iCs/>
           </w:rPr>
           <w:t xml:space="preserve">Kernel Internals</w:t>
         </w:r>
       </w:hyperlink>
       <w:r>
         <w:rPr>
+          <w:iCs/>
           <w:i/>
-          <w:iCs/>
         </w:rPr>
         <w:t xml:space="preserve">.</w:t>
       </w:r>
     </w:p>
-    <w:bookmarkStart w:id="20" w:name="table-of-contents"/>
+    <w:bookmarkStart w:id="22" w:name="table-of-contents"/>
     <w:p>
       <w:pPr>
         <w:pStyle w:val="Heading2"/>
@@ -168,11 +168,11 @@
     </w:p>
     <w:p>
       <w:pPr>
-        <w:pStyle w:val="Compact"/>
         <w:numPr>
           <w:ilvl w:val="0"/>
           <w:numId w:val="1001"/>
         </w:numPr>
+        <w:pStyle w:val="Compact"/>
       </w:pPr>
       <w:hyperlink w:anchor="Xf42949ce2155418547b745b31f0a8bd30f8ab19">
         <w:r>
@@ -185,11 +185,11 @@
     </w:p>
     <w:p>
       <w:pPr>
-        <w:pStyle w:val="Compact"/>
         <w:numPr>
           <w:ilvl w:val="0"/>
           <w:numId w:val="1001"/>
         </w:numPr>
+        <w:pStyle w:val="Compact"/>
       </w:pPr>
       <w:hyperlink w:anchor="X85b9036d0c437b6d6abf0631055454f6f74ddb8">
         <w:r>
@@ -202,11 +202,11 @@
     </w:p>
     <w:p>
       <w:pPr>
-        <w:pStyle w:val="Compact"/>
         <w:numPr>
           <w:ilvl w:val="0"/>
           <w:numId w:val="1001"/>
         </w:numPr>
+        <w:pStyle w:val="Compact"/>
       </w:pPr>
       <w:hyperlink w:anchor="X479a017f3f362789bae7c4b9122aafaba533bfa">
         <w:r>
@@ -219,11 +219,11 @@
     </w:p>
     <w:p>
       <w:pPr>
-        <w:pStyle w:val="Compact"/>
         <w:numPr>
           <w:ilvl w:val="0"/>
           <w:numId w:val="1001"/>
         </w:numPr>
+        <w:pStyle w:val="Compact"/>
       </w:pPr>
       <w:hyperlink w:anchor="X0a53c701f88fdf6f7c7ea97f28ca21204deb07c">
         <w:r>
@@ -236,11 +236,11 @@
     </w:p>
     <w:p>
       <w:pPr>
-        <w:pStyle w:val="Compact"/>
         <w:numPr>
           <w:ilvl w:val="0"/>
           <w:numId w:val="1001"/>
         </w:numPr>
+        <w:pStyle w:val="Compact"/>
       </w:pPr>
       <w:hyperlink w:anchor="X1c12e241ab2b4ebd18b32f840f751712082d5e1">
         <w:r>
@@ -253,11 +253,11 @@
     </w:p>
     <w:p>
       <w:pPr>
-        <w:pStyle w:val="Compact"/>
         <w:numPr>
           <w:ilvl w:val="0"/>
           <w:numId w:val="1001"/>
         </w:numPr>
+        <w:pStyle w:val="Compact"/>
       </w:pPr>
       <w:hyperlink w:anchor="X21c5dfbcb5a69cd5c428264b88180cd193f70a2">
         <w:r>
@@ -270,11 +270,11 @@
     </w:p>
     <w:p>
       <w:pPr>
-        <w:pStyle w:val="Compact"/>
         <w:numPr>
           <w:ilvl w:val="0"/>
           <w:numId w:val="1001"/>
         </w:numPr>
+        <w:pStyle w:val="Compact"/>
       </w:pPr>
       <w:hyperlink w:anchor="X491a56bd334c8c4c777570fe8bd846c18e7eccb">
         <w:r>
@@ -287,11 +287,11 @@
     </w:p>
     <w:p>
       <w:pPr>
-        <w:pStyle w:val="Compact"/>
         <w:numPr>
           <w:ilvl w:val="0"/>
           <w:numId w:val="1001"/>
         </w:numPr>
+        <w:pStyle w:val="Compact"/>
       </w:pPr>
       <w:hyperlink w:anchor="Xf777c6178c1b7acc606d863a1dc288d7a0b8399">
         <w:r>
@@ -304,11 +304,11 @@
     </w:p>
     <w:p>
       <w:pPr>
-        <w:pStyle w:val="Compact"/>
         <w:numPr>
           <w:ilvl w:val="0"/>
           <w:numId w:val="1001"/>
         </w:numPr>
+        <w:pStyle w:val="Compact"/>
       </w:pPr>
       <w:hyperlink w:anchor="X5d555d25266128ff4d9fa5481cdbbe513b622de">
         <w:r>
@@ -321,11 +321,11 @@
     </w:p>
     <w:p>
       <w:pPr>
-        <w:pStyle w:val="Compact"/>
         <w:numPr>
           <w:ilvl w:val="0"/>
           <w:numId w:val="1001"/>
         </w:numPr>
+        <w:pStyle w:val="Compact"/>
       </w:pPr>
       <w:hyperlink w:anchor="Xfe4ab0ec0802ddea0ccd1e2aa45325e2067bf65">
         <w:r>
@@ -338,11 +338,11 @@
     </w:p>
     <w:p>
       <w:pPr>
-        <w:pStyle w:val="Compact"/>
         <w:numPr>
           <w:ilvl w:val="0"/>
           <w:numId w:val="1001"/>
         </w:numPr>
+        <w:pStyle w:val="Compact"/>
       </w:pPr>
       <w:hyperlink w:anchor="Xc2f542cdd1b9794d820c6abd4ac9243886c7e6b">
         <w:r>
@@ -355,13 +355,30 @@
     </w:p>
     <w:p>
       <w:pPr>
-        <w:pStyle w:val="Compact"/>
         <w:numPr>
           <w:ilvl w:val="0"/>
           <w:numId w:val="1001"/>
         </w:numPr>
+        <w:pStyle w:val="Compact"/>
       </w:pPr>
-      <w:hyperlink w:anchor="Xf452947779f3bd1a7569ef68ee5cf3beada5d88">
+      <w:hyperlink w:anchor="Xb7d04fe5597e6f81749c2de70bfb4a609e0417c">
+        <w:r>
+          <w:rPr>
+            <w:rStyle w:val="Hyperlink"/>
+          </w:rPr>
+          <w:t xml:space="preserve">GPIOKit — the 40-pin header</w:t>
+        </w:r>
+      </w:hyperlink>
+    </w:p>
+    <w:p>
+      <w:pPr>
+        <w:numPr>
+          <w:ilvl w:val="0"/>
+          <w:numId w:val="1001"/>
+        </w:numPr>
+        <w:pStyle w:val="Compact"/>
+      </w:pPr>
+      <w:hyperlink w:anchor="X440ce3836194747007fb4a3bb83270039548fbd">
         <w:r>
           <w:rPr>
             <w:rStyle w:val="Hyperlink"/>
@@ -372,13 +389,13 @@
     </w:p>
     <w:p>
       <w:pPr>
-        <w:pStyle w:val="Compact"/>
         <w:numPr>
           <w:ilvl w:val="0"/>
           <w:numId w:val="1001"/>
         </w:numPr>
+        <w:pStyle w:val="Compact"/>
       </w:pPr>
-      <w:hyperlink w:anchor="X727ca5ffb7cfa954933197d729c7f04b3404e24">
+      <w:hyperlink w:anchor="Xa8610e431494495367c706e0625e40515e2d3d4">
         <w:r>
           <w:rPr>
             <w:rStyle w:val="Hyperlink"/>
@@ -394,8 +411,8 @@
         </w:pict>
       </w:r>
     </w:p>
-    <w:bookmarkEnd w:id="20"/>
-    <w:bookmarkStart w:id="30" w:name="Xf42949ce2155418547b745b31f0a8bd30f8ab19"/>
+    <w:bookmarkEnd w:id="22"/>
+    <w:bookmarkStart w:id="33" w:name="Xf42949ce2155418547b745b31f0a8bd30f8ab19"/>
     <w:p>
       <w:pPr>
         <w:pStyle w:val="Heading2"/>
@@ -416,8 +433,8 @@
       </w:r>
       <w:r>
         <w:rPr>
+          <w:bCs/>
           <w:b/>
-          <w:bCs/>
         </w:rPr>
         <w:t xml:space="preserve">kits</w:t>
       </w:r>
@@ -436,6 +453,7 @@
         <w:tblStyle w:val="Table"/>
         <w:tblW w:type="auto" w:w="0"/>
         <w:tblLook w:firstRow="1" w:lastRow="0" w:firstColumn="0" w:lastColumn="0" w:noHBand="0" w:noVBand="0" w:val="0020"/>
+        <w:jc w:val="start"/>
       </w:tblPr>
       <w:tblGrid>
         <w:gridCol w:w="1584"/>
@@ -446,13 +464,14 @@
       </w:tblGrid>
       <w:tr>
         <w:trPr>
-          <w:tblHeader w:val="on"/>
+          <w:tblHeader w:val="true"/>
         </w:trPr>
         <w:tc>
           <w:tcPr/>
           <w:p>
             <w:pPr>
               <w:pStyle w:val="Compact"/>
+              <w:jc w:val="left"/>
             </w:pPr>
             <w:r>
               <w:t xml:space="preserve">Kit</w:t>
@@ -464,6 +483,7 @@
           <w:p>
             <w:pPr>
               <w:pStyle w:val="Compact"/>
+              <w:jc w:val="left"/>
             </w:pPr>
             <w:r>
               <w:t xml:space="preserve">Domain</w:t>
@@ -475,6 +495,7 @@
           <w:p>
             <w:pPr>
               <w:pStyle w:val="Compact"/>
+              <w:jc w:val="left"/>
             </w:pPr>
             <w:r>
               <w:t xml:space="preserve">On the card</w:t>
@@ -486,6 +507,7 @@
           <w:p>
             <w:pPr>
               <w:pStyle w:val="Compact"/>
+              <w:jc w:val="left"/>
             </w:pPr>
             <w:r>
               <w:t xml:space="preserve">Sources</w:t>
@@ -497,6 +519,7 @@
           <w:p>
             <w:pPr>
               <w:pStyle w:val="Compact"/>
+              <w:jc w:val="left"/>
             </w:pPr>
             <w:r>
               <w:t xml:space="preserve">Reference</w:t>
@@ -510,11 +533,12 @@
           <w:p>
             <w:pPr>
               <w:pStyle w:val="Compact"/>
+              <w:jc w:val="left"/>
             </w:pPr>
             <w:r>
               <w:rPr>
+                <w:bCs/>
                 <w:b/>
-                <w:bCs/>
               </w:rPr>
               <w:t xml:space="preserve">AppKit</w:t>
             </w:r>
@@ -525,6 +549,7 @@
           <w:p>
             <w:pPr>
               <w:pStyle w:val="Compact"/>
+              <w:jc w:val="left"/>
             </w:pPr>
             <w:r>
               <w:t xml:space="preserve">What makes a program run: the system's calls, strings, the console,</w:t>
@@ -551,6 +576,7 @@
           <w:p>
             <w:pPr>
               <w:pStyle w:val="Compact"/>
+              <w:jc w:val="left"/>
             </w:pPr>
             <w:r>
               <w:rPr>
@@ -565,6 +591,7 @@
           <w:p>
             <w:pPr>
               <w:pStyle w:val="Compact"/>
+              <w:jc w:val="left"/>
             </w:pPr>
             <w:r>
               <w:rPr>
@@ -579,8 +606,9 @@
           <w:p>
             <w:pPr>
               <w:pStyle w:val="Compact"/>
+              <w:jc w:val="left"/>
             </w:pPr>
-            <w:hyperlink r:id="rId21">
+            <w:hyperlink r:id="rId23">
               <w:r>
                 <w:rPr>
                   <w:rStyle w:val="Hyperlink"/>
@@ -597,11 +625,12 @@
           <w:p>
             <w:pPr>
               <w:pStyle w:val="Compact"/>
+              <w:jc w:val="left"/>
             </w:pPr>
             <w:r>
               <w:rPr>
+                <w:bCs/>
                 <w:b/>
-                <w:bCs/>
               </w:rPr>
               <w:t xml:space="preserve">UIKit</w:t>
             </w:r>
@@ -612,6 +641,7 @@
           <w:p>
             <w:pPr>
               <w:pStyle w:val="Compact"/>
+              <w:jc w:val="left"/>
             </w:pPr>
             <w:r>
               <w:t xml:space="preserve">The interface: windows, widgets, dialogs, the theme, icons</w:t>
@@ -623,6 +653,7 @@
           <w:p>
             <w:pPr>
               <w:pStyle w:val="Compact"/>
+              <w:jc w:val="left"/>
             </w:pPr>
             <w:r>
               <w:rPr>
@@ -637,6 +668,7 @@
           <w:p>
             <w:pPr>
               <w:pStyle w:val="Compact"/>
+              <w:jc w:val="left"/>
             </w:pPr>
             <w:r>
               <w:rPr>
@@ -651,8 +683,9 @@
           <w:p>
             <w:pPr>
               <w:pStyle w:val="Compact"/>
+              <w:jc w:val="left"/>
             </w:pPr>
-            <w:hyperlink r:id="rId22">
+            <w:hyperlink r:id="rId24">
               <w:r>
                 <w:rPr>
                   <w:rStyle w:val="Hyperlink"/>
@@ -669,11 +702,12 @@
           <w:p>
             <w:pPr>
               <w:pStyle w:val="Compact"/>
+              <w:jc w:val="left"/>
             </w:pPr>
             <w:r>
               <w:rPr>
+                <w:bCs/>
                 <w:b/>
-                <w:bCs/>
               </w:rPr>
               <w:t xml:space="preserve">SystemKit</w:t>
             </w:r>
@@ -684,6 +718,7 @@
           <w:p>
             <w:pPr>
               <w:pStyle w:val="Compact"/>
+              <w:jc w:val="left"/>
             </w:pPr>
             <w:r>
               <w:t xml:space="preserve">Talking to the system and the other programs: notifications, clipboard, trash, volume, wallpaper, file associations, the dock</w:t>
@@ -695,6 +730,7 @@
           <w:p>
             <w:pPr>
               <w:pStyle w:val="Compact"/>
+              <w:jc w:val="left"/>
             </w:pPr>
             <w:r>
               <w:rPr>
@@ -709,6 +745,7 @@
           <w:p>
             <w:pPr>
               <w:pStyle w:val="Compact"/>
+              <w:jc w:val="left"/>
             </w:pPr>
             <w:r>
               <w:rPr>
@@ -723,8 +760,9 @@
           <w:p>
             <w:pPr>
               <w:pStyle w:val="Compact"/>
+              <w:jc w:val="left"/>
             </w:pPr>
-            <w:hyperlink r:id="rId23">
+            <w:hyperlink r:id="rId25">
               <w:r>
                 <w:rPr>
                   <w:rStyle w:val="Hyperlink"/>
@@ -741,11 +779,12 @@
           <w:p>
             <w:pPr>
               <w:pStyle w:val="Compact"/>
+              <w:jc w:val="left"/>
             </w:pPr>
             <w:r>
               <w:rPr>
+                <w:bCs/>
                 <w:b/>
-                <w:bCs/>
               </w:rPr>
               <w:t xml:space="preserve">NetKit</w:t>
             </w:r>
@@ -756,6 +795,7 @@
           <w:p>
             <w:pPr>
               <w:pStyle w:val="Compact"/>
+              <w:jc w:val="left"/>
             </w:pPr>
             <w:r>
               <w:t xml:space="preserve">The network: HTTP, the FTP volumes</w:t>
@@ -767,6 +807,7 @@
           <w:p>
             <w:pPr>
               <w:pStyle w:val="Compact"/>
+              <w:jc w:val="left"/>
             </w:pPr>
             <w:r>
               <w:rPr>
@@ -781,6 +822,7 @@
           <w:p>
             <w:pPr>
               <w:pStyle w:val="Compact"/>
+              <w:jc w:val="left"/>
             </w:pPr>
             <w:r>
               <w:rPr>
@@ -795,8 +837,9 @@
           <w:p>
             <w:pPr>
               <w:pStyle w:val="Compact"/>
+              <w:jc w:val="left"/>
             </w:pPr>
-            <w:hyperlink r:id="rId24">
+            <w:hyperlink r:id="rId26">
               <w:r>
                 <w:rPr>
                   <w:rStyle w:val="Hyperlink"/>
@@ -813,11 +856,12 @@
           <w:p>
             <w:pPr>
               <w:pStyle w:val="Compact"/>
+              <w:jc w:val="left"/>
             </w:pPr>
             <w:r>
               <w:rPr>
+                <w:bCs/>
                 <w:b/>
-                <w:bCs/>
               </w:rPr>
               <w:t xml:space="preserve">FileKit</w:t>
             </w:r>
@@ -828,6 +872,7 @@
           <w:p>
             <w:pPr>
               <w:pStyle w:val="Compact"/>
+              <w:jc w:val="left"/>
             </w:pPr>
             <w:r>
               <w:t xml:space="preserve">Files and folders, paths, compression, archives</w:t>
@@ -839,6 +884,7 @@
           <w:p>
             <w:pPr>
               <w:pStyle w:val="Compact"/>
+              <w:jc w:val="left"/>
             </w:pPr>
             <w:r>
               <w:rPr>
@@ -853,6 +899,7 @@
           <w:p>
             <w:pPr>
               <w:pStyle w:val="Compact"/>
+              <w:jc w:val="left"/>
             </w:pPr>
             <w:r>
               <w:rPr>
@@ -867,8 +914,9 @@
           <w:p>
             <w:pPr>
               <w:pStyle w:val="Compact"/>
+              <w:jc w:val="left"/>
             </w:pPr>
-            <w:hyperlink r:id="rId25">
+            <w:hyperlink r:id="rId27">
               <w:r>
                 <w:rPr>
                   <w:rStyle w:val="Hyperlink"/>
@@ -885,11 +933,12 @@
           <w:p>
             <w:pPr>
               <w:pStyle w:val="Compact"/>
+              <w:jc w:val="left"/>
             </w:pPr>
             <w:r>
               <w:rPr>
+                <w:bCs/>
                 <w:b/>
-                <w:bCs/>
               </w:rPr>
               <w:t xml:space="preserve">ImageKit</w:t>
             </w:r>
@@ -900,6 +949,7 @@
           <w:p>
             <w:pPr>
               <w:pStyle w:val="Compact"/>
+              <w:jc w:val="left"/>
             </w:pPr>
             <w:r>
               <w:t xml:space="preserve">Pictures: reading, writing, resizing, adjusting</w:t>
@@ -911,6 +961,7 @@
           <w:p>
             <w:pPr>
               <w:pStyle w:val="Compact"/>
+              <w:jc w:val="left"/>
             </w:pPr>
             <w:r>
               <w:rPr>
@@ -925,6 +976,7 @@
           <w:p>
             <w:pPr>
               <w:pStyle w:val="Compact"/>
+              <w:jc w:val="left"/>
             </w:pPr>
             <w:r>
               <w:rPr>
@@ -939,8 +991,9 @@
           <w:p>
             <w:pPr>
               <w:pStyle w:val="Compact"/>
+              <w:jc w:val="left"/>
             </w:pPr>
-            <w:hyperlink r:id="rId26">
+            <w:hyperlink r:id="rId28">
               <w:r>
                 <w:rPr>
                   <w:rStyle w:val="Hyperlink"/>
@@ -957,11 +1010,12 @@
           <w:p>
             <w:pPr>
               <w:pStyle w:val="Compact"/>
+              <w:jc w:val="left"/>
             </w:pPr>
             <w:r>
               <w:rPr>
+                <w:bCs/>
                 <w:b/>
-                <w:bCs/>
               </w:rPr>
               <w:t xml:space="preserve">AudioKit</w:t>
             </w:r>
@@ -972,6 +1026,7 @@
           <w:p>
             <w:pPr>
               <w:pStyle w:val="Compact"/>
+              <w:jc w:val="left"/>
             </w:pPr>
             <w:r>
               <w:t xml:space="preserve">Sound: playing files, notes, synthesis, the sound output</w:t>
@@ -983,6 +1038,7 @@
           <w:p>
             <w:pPr>
               <w:pStyle w:val="Compact"/>
+              <w:jc w:val="left"/>
             </w:pPr>
             <w:r>
               <w:rPr>
@@ -997,6 +1053,7 @@
           <w:p>
             <w:pPr>
               <w:pStyle w:val="Compact"/>
+              <w:jc w:val="left"/>
             </w:pPr>
             <w:r>
               <w:rPr>
@@ -1011,8 +1068,9 @@
           <w:p>
             <w:pPr>
               <w:pStyle w:val="Compact"/>
+              <w:jc w:val="left"/>
             </w:pPr>
-            <w:hyperlink r:id="rId27">
+            <w:hyperlink r:id="rId29">
               <w:r>
                 <w:rPr>
                   <w:rStyle w:val="Hyperlink"/>
@@ -1029,11 +1087,12 @@
           <w:p>
             <w:pPr>
               <w:pStyle w:val="Compact"/>
+              <w:jc w:val="left"/>
             </w:pPr>
             <w:r>
               <w:rPr>
+                <w:bCs/>
                 <w:b/>
-                <w:bCs/>
               </w:rPr>
               <w:t xml:space="preserve">FontKit</w:t>
             </w:r>
@@ -1044,6 +1103,7 @@
           <w:p>
             <w:pPr>
               <w:pStyle w:val="Compact"/>
+              <w:jc w:val="left"/>
             </w:pPr>
             <w:r>
               <w:t xml:space="preserve">Fonts: FreeType, the font manager, anti-aliased text</w:t>
@@ -1055,6 +1115,7 @@
           <w:p>
             <w:pPr>
               <w:pStyle w:val="Compact"/>
+              <w:jc w:val="left"/>
             </w:pPr>
             <w:r>
               <w:rPr>
@@ -1069,6 +1130,7 @@
           <w:p>
             <w:pPr>
               <w:pStyle w:val="Compact"/>
+              <w:jc w:val="left"/>
             </w:pPr>
             <w:r>
               <w:rPr>
@@ -1083,8 +1145,9 @@
           <w:p>
             <w:pPr>
               <w:pStyle w:val="Compact"/>
+              <w:jc w:val="left"/>
             </w:pPr>
-            <w:hyperlink r:id="rId28">
+            <w:hyperlink r:id="rId30">
               <w:r>
                 <w:rPr>
                   <w:rStyle w:val="Hyperlink"/>
@@ -1101,11 +1164,12 @@
           <w:p>
             <w:pPr>
               <w:pStyle w:val="Compact"/>
+              <w:jc w:val="left"/>
             </w:pPr>
             <w:r>
               <w:rPr>
+                <w:bCs/>
                 <w:b/>
-                <w:bCs/>
               </w:rPr>
               <w:t xml:space="preserve">PrinterKit</w:t>
             </w:r>
@@ -1116,6 +1180,7 @@
           <w:p>
             <w:pPr>
               <w:pStyle w:val="Compact"/>
+              <w:jc w:val="left"/>
             </w:pPr>
             <w:r>
               <w:t xml:space="preserve">Printing: the Print dialog, a job's pages</w:t>
@@ -1127,6 +1192,7 @@
           <w:p>
             <w:pPr>
               <w:pStyle w:val="Compact"/>
+              <w:jc w:val="left"/>
             </w:pPr>
             <w:r>
               <w:rPr>
@@ -1141,6 +1207,7 @@
           <w:p>
             <w:pPr>
               <w:pStyle w:val="Compact"/>
+              <w:jc w:val="left"/>
             </w:pPr>
             <w:r>
               <w:rPr>
@@ -1155,8 +1222,9 @@
           <w:p>
             <w:pPr>
               <w:pStyle w:val="Compact"/>
+              <w:jc w:val="left"/>
             </w:pPr>
-            <w:hyperlink r:id="rId29">
+            <w:hyperlink r:id="rId31">
               <w:r>
                 <w:rPr>
                   <w:rStyle w:val="Hyperlink"/>
@@ -1167,6 +1235,83 @@
           </w:p>
         </w:tc>
       </w:tr>
+      <w:tr>
+        <w:tc>
+          <w:tcPr/>
+          <w:p>
+            <w:pPr>
+              <w:pStyle w:val="Compact"/>
+              <w:jc w:val="left"/>
+            </w:pPr>
+            <w:r>
+              <w:rPr>
+                <w:bCs/>
+                <w:b/>
+              </w:rPr>
+              <w:t xml:space="preserve">GPIOKit</w:t>
+            </w:r>
+          </w:p>
+        </w:tc>
+        <w:tc>
+          <w:tcPr/>
+          <w:p>
+            <w:pPr>
+              <w:pStyle w:val="Compact"/>
+              <w:jc w:val="left"/>
+            </w:pPr>
+            <w:r>
+              <w:t xml:space="preserve">The Raspberry Pi's 40-pin header: pins, PWM, edges, I2C, SPI; a simulated board</w:t>
+            </w:r>
+          </w:p>
+        </w:tc>
+        <w:tc>
+          <w:tcPr/>
+          <w:p>
+            <w:pPr>
+              <w:pStyle w:val="Compact"/>
+              <w:jc w:val="left"/>
+            </w:pPr>
+            <w:r>
+              <w:rPr>
+                <w:rStyle w:val="VerbatimChar"/>
+              </w:rPr>
+              <w:t xml:space="preserve">SD:/lib/gpiokit.so</w:t>
+            </w:r>
+          </w:p>
+        </w:tc>
+        <w:tc>
+          <w:tcPr/>
+          <w:p>
+            <w:pPr>
+              <w:pStyle w:val="Compact"/>
+              <w:jc w:val="left"/>
+            </w:pPr>
+            <w:r>
+              <w:rPr>
+                <w:rStyle w:val="VerbatimChar"/>
+              </w:rPr>
+              <w:t xml:space="preserve">user/Kits/gpiokit</w:t>
+            </w:r>
+          </w:p>
+        </w:tc>
+        <w:tc>
+          <w:tcPr/>
+          <w:p>
+            <w:pPr>
+              <w:pStyle w:val="Compact"/>
+              <w:jc w:val="left"/>
+            </w:pPr>
+            <w:hyperlink r:id="rId32">
+              <w:r>
+                <w:rPr>
+                  <w:rStyle w:val="Hyperlink"/>
+                </w:rPr>
+                <w:t xml:space="preserve">19 — GPIOKit</w:t>
+              </w:r>
+            </w:hyperlink>
+          </w:p>
+        </w:tc>
+      </w:tr>
     </w:tbl>
     <w:p>
       <w:pPr>
@@ -1178,16 +1323,16 @@
     </w:p>
     <w:p>
       <w:pPr>
-        <w:pStyle w:val="Compact"/>
         <w:numPr>
           <w:ilvl w:val="0"/>
           <w:numId w:val="1002"/>
         </w:numPr>
+        <w:pStyle w:val="Compact"/>
       </w:pPr>
       <w:r>
         <w:rPr>
+          <w:bCs/>
           <w:b/>
-          <w:bCs/>
         </w:rPr>
         <w:t xml:space="preserve">Reusable code goes into the adequate kit</w:t>
       </w:r>
@@ -1201,46 +1346,89 @@
         <w:t xml:space="preserve"> </w:t>
       </w:r>
       <w:r>
-        <w:t xml:space="preserve">application. If no kit fits the domain, a new kit is created (§12).</w:t>
+        <w:t xml:space="preserve">application. If no kit fits the domain, a new kit is created (§13).</w:t>
       </w:r>
     </w:p>
     <w:p>
       <w:pPr>
-        <w:pStyle w:val="Compact"/>
         <w:numPr>
           <w:ilvl w:val="0"/>
           <w:numId w:val="1002"/>
         </w:numPr>
+        <w:pStyle w:val="Compact"/>
       </w:pPr>
       <w:r>
         <w:rPr>
+          <w:bCs/>
           <w:b/>
+        </w:rPr>
+        <w:t xml:space="preserve">A program draws on the kits as much as it can</w:t>
+      </w:r>
+      <w:r>
+        <w:t xml:space="preserve">, and never reaches the kernel itself. Only AppKit</w:t>
+      </w:r>
+      <w:r>
+        <w:t xml:space="preserve"> </w:t>
+      </w:r>
+      <w:r>
+        <w:t xml:space="preserve">reads the kernel's table; so the kernel can change without any program being rebuilt. (One exception,</w:t>
+      </w:r>
+      <w:r>
+        <w:t xml:space="preserve"> </w:t>
+      </w:r>
+      <w:r>
+        <w:t xml:space="preserve">decided by the user:</w:t>
+      </w:r>
+      <w:r>
+        <w:t xml:space="preserve"> </w:t>
+      </w:r>
+      <w:r>
+        <w:rPr>
           <w:bCs/>
-        </w:rPr>
-        <w:t xml:space="preserve">A program draws on the kits as much as it can</w:t>
-      </w:r>
-      <w:r>
-        <w:t xml:space="preserve">, and never reaches the kernel itself. Only AppKit</w:t>
-      </w:r>
-      <w:r>
-        <w:t xml:space="preserve"> </w:t>
-      </w:r>
-      <w:r>
-        <w:t xml:space="preserve">reads the kernel's table; so the kernel can change without any program being rebuilt.</w:t>
+          <w:b/>
+        </w:rPr>
+        <w:t xml:space="preserve">GPIOKit</w:t>
+      </w:r>
+      <w:r>
+        <w:t xml:space="preserve"> </w:t>
+      </w:r>
+      <w:r>
+        <w:t xml:space="preserve">calls the kernel's</w:t>
+      </w:r>
+      <w:r>
+        <w:t xml:space="preserve"> </w:t>
+      </w:r>
+      <w:r>
+        <w:rPr>
+          <w:rStyle w:val="VerbatimChar"/>
+        </w:rPr>
+        <w:t xml:space="preserve">gpio_ctl</w:t>
+      </w:r>
+      <w:r>
+        <w:t xml:space="preserve"> </w:t>
+      </w:r>
+      <w:r>
+        <w:t xml:space="preserve">entry itself — it ships with the kernel,</w:t>
+      </w:r>
+      <w:r>
+        <w:t xml:space="preserve"> </w:t>
+      </w:r>
+      <w:r>
+        <w:t xml:space="preserve">as AppKit does: §12.)</w:t>
       </w:r>
     </w:p>
     <w:p>
       <w:pPr>
-        <w:pStyle w:val="Compact"/>
         <w:numPr>
           <w:ilvl w:val="0"/>
           <w:numId w:val="1002"/>
         </w:numPr>
+        <w:pStyle w:val="Compact"/>
       </w:pPr>
       <w:r>
         <w:rPr>
+          <w:bCs/>
           <w:b/>
-          <w:bCs/>
         </w:rPr>
         <w:t xml:space="preserve">What one program alone uses stays beside that program</w:t>
       </w:r>
@@ -1260,33 +1448,33 @@
       </w:r>
       <w:r>
         <w:rPr>
+          <w:bCs/>
           <w:b/>
+        </w:rPr>
+        <w:t xml:space="preserve">one header</w:t>
+      </w:r>
+      <w:r>
+        <w:t xml:space="preserve">,</w:t>
+      </w:r>
+      <w:r>
+        <w:t xml:space="preserve"> </w:t>
+      </w:r>
+      <w:r>
+        <w:rPr>
+          <w:rStyle w:val="VerbatimChar"/>
+        </w:rPr>
+        <w:t xml:space="preserve">&lt;kit&gt;/&lt;kit&gt;.h</w:t>
+      </w:r>
+      <w:r>
+        <w:t xml:space="preserve">, which</w:t>
+      </w:r>
+      <w:r>
+        <w:t xml:space="preserve"> </w:t>
+      </w:r>
+      <w:r>
+        <w:rPr>
           <w:bCs/>
-        </w:rPr>
-        <w:t xml:space="preserve">one header</w:t>
-      </w:r>
-      <w:r>
-        <w:t xml:space="preserve">,</w:t>
-      </w:r>
-      <w:r>
-        <w:t xml:space="preserve"> </w:t>
-      </w:r>
-      <w:r>
-        <w:rPr>
-          <w:rStyle w:val="VerbatimChar"/>
-        </w:rPr>
-        <w:t xml:space="preserve">&lt;kit&gt;/&lt;kit&gt;.h</w:t>
-      </w:r>
-      <w:r>
-        <w:t xml:space="preserve">, which</w:t>
-      </w:r>
-      <w:r>
-        <w:t xml:space="preserve"> </w:t>
-      </w:r>
-      <w:r>
-        <w:rPr>
           <w:b/>
-          <w:bCs/>
         </w:rPr>
         <w:t xml:space="preserve">declares</w:t>
       </w:r>
@@ -1300,8 +1488,8 @@
         <w:t xml:space="preserve">code is shared by every program that uses it.</w:t>
       </w:r>
     </w:p>
-    <w:bookmarkEnd w:id="30"/>
-    <w:bookmarkStart w:id="36" w:name="X85b9036d0c437b6d6abf0631055454f6f74ddb8"/>
+    <w:bookmarkEnd w:id="33"/>
+    <w:bookmarkStart w:id="39" w:name="X85b9036d0c437b6d6abf0631055454f6f74ddb8"/>
     <w:p>
       <w:pPr>
         <w:pStyle w:val="Heading2"/>
@@ -1310,7 +1498,7 @@
         <w:t xml:space="preserve">2. Using a kit in a program</w:t>
       </w:r>
     </w:p>
-    <w:bookmarkStart w:id="31" w:name="including"/>
+    <w:bookmarkStart w:id="34" w:name="including"/>
     <w:p>
       <w:pPr>
         <w:pStyle w:val="Heading3"/>
@@ -1587,8 +1775,8 @@
         <w:t xml:space="preserve">// PrinterKit</w:t>
       </w:r>
     </w:p>
-    <w:bookmarkEnd w:id="31"/>
-    <w:bookmarkStart w:id="32" w:name="linking"/>
+    <w:bookmarkEnd w:id="34"/>
+    <w:bookmarkStart w:id="35" w:name="linking"/>
     <w:p>
       <w:pPr>
         <w:pStyle w:val="Heading3"/>
@@ -1615,8 +1803,8 @@
       </w:r>
       <w:r>
         <w:rPr>
+          <w:bCs/>
           <w:b/>
-          <w:bCs/>
         </w:rPr>
         <w:t xml:space="preserve">import archive</w:t>
       </w:r>
@@ -1641,6 +1829,7 @@
         <w:tblStyle w:val="Table"/>
         <w:tblW w:type="auto" w:w="0"/>
         <w:tblLook w:firstRow="1" w:lastRow="0" w:firstColumn="0" w:lastColumn="0" w:noHBand="0" w:noVBand="0" w:val="0020"/>
+        <w:jc w:val="start"/>
       </w:tblPr>
       <w:tblGrid>
         <w:gridCol w:w="3960"/>
@@ -1648,13 +1837,14 @@
       </w:tblGrid>
       <w:tr>
         <w:trPr>
-          <w:tblHeader w:val="on"/>
+          <w:tblHeader w:val="true"/>
         </w:trPr>
         <w:tc>
           <w:tcPr/>
           <w:p>
             <w:pPr>
               <w:pStyle w:val="Compact"/>
+              <w:jc w:val="left"/>
             </w:pPr>
             <w:r>
               <w:t xml:space="preserve">The program is</w:t>
@@ -1666,6 +1856,7 @@
           <w:p>
             <w:pPr>
               <w:pStyle w:val="Compact"/>
+              <w:jc w:val="left"/>
             </w:pPr>
             <w:r>
               <w:t xml:space="preserve">It links</w:t>
@@ -1679,6 +1870,7 @@
           <w:p>
             <w:pPr>
               <w:pStyle w:val="Compact"/>
+              <w:jc w:val="left"/>
             </w:pPr>
             <w:r>
               <w:t xml:space="preserve">C++ (an application)</w:t>
@@ -1690,6 +1882,7 @@
           <w:p>
             <w:pPr>
               <w:pStyle w:val="Compact"/>
+              <w:jc w:val="left"/>
             </w:pPr>
             <w:r>
               <w:rPr>
@@ -1706,6 +1899,7 @@
           <w:p>
             <w:pPr>
               <w:pStyle w:val="Compact"/>
+              <w:jc w:val="left"/>
             </w:pPr>
             <w:r>
               <w:t xml:space="preserve">C (a console tool)</w:t>
@@ -1717,6 +1911,7 @@
           <w:p>
             <w:pPr>
               <w:pStyle w:val="Compact"/>
+              <w:jc w:val="left"/>
             </w:pPr>
             <w:r>
               <w:rPr>
@@ -1804,8 +1999,8 @@
         <w:t xml:space="preserve">mytool.elf: ../lib/systemkit.imp_c.a</w:t>
       </w:r>
     </w:p>
-    <w:bookmarkEnd w:id="32"/>
-    <w:bookmarkStart w:id="33" w:name="versions"/>
+    <w:bookmarkEnd w:id="35"/>
+    <w:bookmarkStart w:id="36" w:name="versions"/>
     <w:p>
       <w:pPr>
         <w:pStyle w:val="Heading3"/>
@@ -1864,8 +2059,8 @@
         <w:t xml:space="preserve">library first.</w:t>
       </w:r>
     </w:p>
-    <w:bookmarkEnd w:id="33"/>
-    <w:bookmarkStart w:id="34" w:name="from-basic"/>
+    <w:bookmarkEnd w:id="36"/>
+    <w:bookmarkStart w:id="37" w:name="from-basic"/>
     <w:p>
       <w:pPr>
         <w:pStyle w:val="Heading3"/>
@@ -1934,112 +2129,112 @@
       </w:r>
       <w:r>
         <w:rPr>
+          <w:iCs/>
           <w:i/>
+        </w:rPr>
+        <w:t xml:space="preserve">The system's kits</w:t>
+      </w:r>
+      <w:r>
+        <w:t xml:space="preserve">). BASIC knows a kit by its</w:t>
+      </w:r>
+      <w:r>
+        <w:t xml:space="preserve"> </w:t>
+      </w:r>
+      <w:r>
+        <w:rPr>
+          <w:bCs/>
+          <w:b/>
+        </w:rPr>
+        <w:t xml:space="preserve">description</w:t>
+      </w:r>
+      <w:r>
+        <w:t xml:space="preserve">,</w:t>
+      </w:r>
+      <w:r>
+        <w:t xml:space="preserve"> </w:t>
+      </w:r>
+      <w:r>
+        <w:rPr>
+          <w:rStyle w:val="VerbatimChar"/>
+        </w:rPr>
+        <w:t xml:space="preserve">SD:/lib/&lt;kit&gt;.bi</w:t>
+      </w:r>
+      <w:r>
+        <w:t xml:space="preserve">, made from the kit's</w:t>
+      </w:r>
+      <w:r>
+        <w:t xml:space="preserve"> </w:t>
+      </w:r>
+      <w:r>
+        <w:rPr>
+          <w:rStyle w:val="VerbatimChar"/>
+        </w:rPr>
+        <w:t xml:space="preserve">.abi</w:t>
+      </w:r>
+      <w:r>
+        <w:t xml:space="preserve"> </w:t>
+      </w:r>
+      <w:r>
+        <w:t xml:space="preserve">and its</w:t>
+      </w:r>
+      <w:r>
+        <w:t xml:space="preserve"> </w:t>
+      </w:r>
+      <w:r>
+        <w:t xml:space="preserve">headers by</w:t>
+      </w:r>
+      <w:r>
+        <w:t xml:space="preserve"> </w:t>
+      </w:r>
+      <w:r>
+        <w:rPr>
+          <w:rStyle w:val="VerbatimChar"/>
+        </w:rPr>
+        <w:t xml:space="preserve">tools/kitbi/kitbi.py</w:t>
+      </w:r>
+      <w:r>
+        <w:t xml:space="preserve"> </w:t>
+      </w:r>
+      <w:r>
+        <w:t xml:space="preserve">when the kits are built: nothing in BASIC names a kit, so</w:t>
+      </w:r>
+      <w:r>
+        <w:t xml:space="preserve"> </w:t>
+      </w:r>
+      <w:r>
+        <w:rPr>
+          <w:bCs/>
+          <w:b/>
+        </w:rPr>
+        <w:t xml:space="preserve">a new kit is</w:t>
+      </w:r>
+      <w:r>
+        <w:rPr>
+          <w:bCs/>
+          <w:b/>
+        </w:rPr>
+        <w:t xml:space="preserve"> </w:t>
+      </w:r>
+      <w:r>
+        <w:rPr>
+          <w:bCs/>
+          <w:b/>
+        </w:rPr>
+        <w:t xml:space="preserve">importable as soon as it is built</w:t>
+      </w:r>
+      <w:r>
+        <w:t xml:space="preserve"> </w:t>
+      </w:r>
+      <w:r>
+        <w:t xml:space="preserve">(docs/03,</w:t>
+      </w:r>
+      <w:r>
+        <w:t xml:space="preserve"> </w:t>
+      </w:r>
+      <w:r>
+        <w:rPr>
           <w:iCs/>
-        </w:rPr>
-        <w:t xml:space="preserve">The system's kits</w:t>
-      </w:r>
-      <w:r>
-        <w:t xml:space="preserve">). BASIC knows a kit by its</w:t>
-      </w:r>
-      <w:r>
-        <w:t xml:space="preserve"> </w:t>
-      </w:r>
-      <w:r>
-        <w:rPr>
-          <w:b/>
-          <w:bCs/>
-        </w:rPr>
-        <w:t xml:space="preserve">description</w:t>
-      </w:r>
-      <w:r>
-        <w:t xml:space="preserve">,</w:t>
-      </w:r>
-      <w:r>
-        <w:t xml:space="preserve"> </w:t>
-      </w:r>
-      <w:r>
-        <w:rPr>
-          <w:rStyle w:val="VerbatimChar"/>
-        </w:rPr>
-        <w:t xml:space="preserve">SD:/lib/&lt;kit&gt;.bi</w:t>
-      </w:r>
-      <w:r>
-        <w:t xml:space="preserve">, made from the kit's</w:t>
-      </w:r>
-      <w:r>
-        <w:t xml:space="preserve"> </w:t>
-      </w:r>
-      <w:r>
-        <w:rPr>
-          <w:rStyle w:val="VerbatimChar"/>
-        </w:rPr>
-        <w:t xml:space="preserve">.abi</w:t>
-      </w:r>
-      <w:r>
-        <w:t xml:space="preserve"> </w:t>
-      </w:r>
-      <w:r>
-        <w:t xml:space="preserve">and its</w:t>
-      </w:r>
-      <w:r>
-        <w:t xml:space="preserve"> </w:t>
-      </w:r>
-      <w:r>
-        <w:t xml:space="preserve">headers by</w:t>
-      </w:r>
-      <w:r>
-        <w:t xml:space="preserve"> </w:t>
-      </w:r>
-      <w:r>
-        <w:rPr>
-          <w:rStyle w:val="VerbatimChar"/>
-        </w:rPr>
-        <w:t xml:space="preserve">tools/kitbi/kitbi.py</w:t>
-      </w:r>
-      <w:r>
-        <w:t xml:space="preserve"> </w:t>
-      </w:r>
-      <w:r>
-        <w:t xml:space="preserve">when the kits are built: nothing in BASIC names a kit, so</w:t>
-      </w:r>
-      <w:r>
-        <w:t xml:space="preserve"> </w:t>
-      </w:r>
-      <w:r>
-        <w:rPr>
-          <w:b/>
-          <w:bCs/>
-        </w:rPr>
-        <w:t xml:space="preserve">a new kit is</w:t>
-      </w:r>
-      <w:r>
-        <w:rPr>
-          <w:b/>
-          <w:bCs/>
-        </w:rPr>
-        <w:t xml:space="preserve"> </w:t>
-      </w:r>
-      <w:r>
-        <w:rPr>
-          <w:b/>
-          <w:bCs/>
-        </w:rPr>
-        <w:t xml:space="preserve">importable as soon as it is built</w:t>
-      </w:r>
-      <w:r>
-        <w:t xml:space="preserve"> </w:t>
-      </w:r>
-      <w:r>
-        <w:t xml:space="preserve">(docs/03,</w:t>
-      </w:r>
-      <w:r>
-        <w:t xml:space="preserve"> </w:t>
-      </w:r>
-      <w:r>
-        <w:rPr>
           <w:i/>
-          <w:iCs/>
         </w:rPr>
         <w:t xml:space="preserve">BASIC and the kits</w:t>
       </w:r>
@@ -2059,8 +2254,8 @@
         <w:t xml:space="preserve">functions.</w:t>
       </w:r>
     </w:p>
-    <w:bookmarkEnd w:id="34"/>
-    <w:bookmarkStart w:id="35" w:name="on-a-pc"/>
+    <w:bookmarkEnd w:id="37"/>
+    <w:bookmarkStart w:id="38" w:name="on-a-pc"/>
     <w:p>
       <w:pPr>
         <w:pStyle w:val="Heading3"/>
@@ -2089,9 +2284,9 @@
         <w:t xml:space="preserve">changes in the program's code.</w:t>
       </w:r>
     </w:p>
-    <w:bookmarkEnd w:id="35"/>
-    <w:bookmarkEnd w:id="36"/>
-    <w:bookmarkStart w:id="37" w:name="X479a017f3f362789bae7c4b9122aafaba533bfa"/>
+    <w:bookmarkEnd w:id="38"/>
+    <w:bookmarkEnd w:id="39"/>
+    <w:bookmarkStart w:id="40" w:name="X479a017f3f362789bae7c4b9122aafaba533bfa"/>
     <w:p>
       <w:pPr>
         <w:pStyle w:val="Heading2"/>
@@ -2167,8 +2362,8 @@
       </w:pPr>
       <w:r>
         <w:rPr>
+          <w:bCs/>
           <w:b/>
-          <w:bCs/>
         </w:rPr>
         <w:t xml:space="preserve">A console tool</w:t>
       </w:r>
@@ -2835,37 +3030,37 @@
       </w:pPr>
       <w:r>
         <w:rPr>
+          <w:bCs/>
           <w:b/>
+        </w:rPr>
+        <w:t xml:space="preserve">Settings from an</w:t>
+      </w:r>
+      <w:r>
+        <w:rPr>
           <w:bCs/>
-        </w:rPr>
-        <w:t xml:space="preserve">Settings from an</w:t>
-      </w:r>
-      <w:r>
-        <w:rPr>
           <w:b/>
+        </w:rPr>
+        <w:t xml:space="preserve"> </w:t>
+      </w:r>
+      <w:r>
+        <w:rPr>
+          <w:rStyle w:val="VerbatimChar"/>
           <w:bCs/>
-        </w:rPr>
-        <w:t xml:space="preserve"> </w:t>
-      </w:r>
-      <w:r>
-        <w:rPr>
-          <w:rStyle w:val="VerbatimChar"/>
           <w:b/>
+        </w:rPr>
+        <w:t xml:space="preserve">.ini</w:t>
+      </w:r>
+      <w:r>
+        <w:rPr>
           <w:bCs/>
-        </w:rPr>
-        <w:t xml:space="preserve">.ini</w:t>
-      </w:r>
-      <w:r>
-        <w:rPr>
           <w:b/>
+        </w:rPr>
+        <w:t xml:space="preserve"> </w:t>
+      </w:r>
+      <w:r>
+        <w:rPr>
           <w:bCs/>
-        </w:rPr>
-        <w:t xml:space="preserve"> </w:t>
-      </w:r>
-      <w:r>
-        <w:rPr>
           <w:b/>
-          <w:bCs/>
         </w:rPr>
         <w:t xml:space="preserve">file</w:t>
       </w:r>
@@ -3325,8 +3520,8 @@
       </w:pPr>
       <w:r>
         <w:rPr>
+          <w:bCs/>
           <w:b/>
-          <w:bCs/>
         </w:rPr>
         <w:t xml:space="preserve">Strings</w:t>
       </w:r>
@@ -3774,8 +3969,8 @@
       </w:pPr>
       <w:r>
         <w:rPr>
+          <w:bCs/>
           <w:b/>
-          <w:bCs/>
         </w:rPr>
         <w:t xml:space="preserve">Starting a program</w:t>
       </w:r>
@@ -3923,8 +4118,8 @@
         <w:t xml:space="preserve">// a file: by its runner</w:t>
       </w:r>
     </w:p>
-    <w:bookmarkEnd w:id="37"/>
-    <w:bookmarkStart w:id="38" w:name="X0a53c701f88fdf6f7c7ea97f28ca21204deb07c"/>
+    <w:bookmarkEnd w:id="40"/>
+    <w:bookmarkStart w:id="41" w:name="X0a53c701f88fdf6f7c7ea97f28ca21204deb07c"/>
     <w:p>
       <w:pPr>
         <w:pStyle w:val="Heading2"/>
@@ -4024,8 +4219,8 @@
       </w:pPr>
       <w:r>
         <w:rPr>
+          <w:bCs/>
           <w:b/>
-          <w:bCs/>
         </w:rPr>
         <w:t xml:space="preserve">A window, a label, a button:</w:t>
       </w:r>
@@ -5151,8 +5346,8 @@
       </w:pPr>
       <w:r>
         <w:rPr>
+          <w:bCs/>
           <w:b/>
-          <w:bCs/>
         </w:rPr>
         <w:t xml:space="preserve">Dialogs</w:t>
       </w:r>
@@ -5594,8 +5789,8 @@
       </w:pPr>
       <w:r>
         <w:rPr>
+          <w:bCs/>
           <w:b/>
-          <w:bCs/>
         </w:rPr>
         <w:t xml:space="preserve">The theme</w:t>
       </w:r>
@@ -5660,8 +5855,8 @@
       </w:pPr>
       <w:r>
         <w:rPr>
+          <w:bCs/>
           <w:b/>
-          <w:bCs/>
         </w:rPr>
         <w:t xml:space="preserve">Without C++</w:t>
       </w:r>
@@ -6348,22 +6543,22 @@
       </w:r>
       <w:r>
         <w:rPr>
+          <w:iCs/>
           <w:i/>
+        </w:rPr>
+        <w:t xml:space="preserve">or a</w:t>
+      </w:r>
+      <w:r>
+        <w:rPr>
           <w:iCs/>
-        </w:rPr>
-        <w:t xml:space="preserve">or a</w:t>
-      </w:r>
-      <w:r>
-        <w:rPr>
           <w:i/>
+        </w:rPr>
+        <w:t xml:space="preserve"> </w:t>
+      </w:r>
+      <w:r>
+        <w:rPr>
           <w:iCs/>
-        </w:rPr>
-        <w:t xml:space="preserve"> </w:t>
-      </w:r>
-      <w:r>
-        <w:rPr>
           <w:i/>
-          <w:iCs/>
         </w:rPr>
         <w:t xml:space="preserve">panel</w:t>
       </w:r>
@@ -6442,8 +6637,8 @@
       </w:pPr>
       <w:r>
         <w:rPr>
+          <w:bCs/>
           <w:b/>
-          <w:bCs/>
         </w:rPr>
         <w:t xml:space="preserve">An icon</w:t>
       </w:r>
@@ -6741,8 +6936,8 @@
       </w:pPr>
       <w:r>
         <w:rPr>
+          <w:bCs/>
           <w:b/>
-          <w:bCs/>
         </w:rPr>
         <w:t xml:space="preserve">A timer or polling</w:t>
       </w:r>
@@ -6780,8 +6975,8 @@
         <w:t xml:space="preserve">(called about 60 times a second).</w:t>
       </w:r>
     </w:p>
-    <w:bookmarkEnd w:id="38"/>
-    <w:bookmarkStart w:id="39" w:name="X1c12e241ab2b4ebd18b32f840f751712082d5e1"/>
+    <w:bookmarkEnd w:id="41"/>
+    <w:bookmarkStart w:id="42" w:name="X1c12e241ab2b4ebd18b32f840f751712082d5e1"/>
     <w:p>
       <w:pPr>
         <w:pStyle w:val="Heading2"/>
@@ -6855,8 +7050,8 @@
       </w:pPr>
       <w:r>
         <w:rPr>
+          <w:bCs/>
           <w:b/>
-          <w:bCs/>
         </w:rPr>
         <w:t xml:space="preserve">A notification</w:t>
       </w:r>
@@ -7016,8 +7211,8 @@
       </w:pPr>
       <w:r>
         <w:rPr>
+          <w:bCs/>
           <w:b/>
-          <w:bCs/>
         </w:rPr>
         <w:t xml:space="preserve">The clipboard</w:t>
       </w:r>
@@ -7453,8 +7648,8 @@
       </w:pPr>
       <w:r>
         <w:rPr>
+          <w:bCs/>
           <w:b/>
-          <w:bCs/>
         </w:rPr>
         <w:t xml:space="preserve">The trash</w:t>
       </w:r>
@@ -7623,8 +7818,8 @@
       </w:pPr>
       <w:r>
         <w:rPr>
+          <w:bCs/>
           <w:b/>
-          <w:bCs/>
         </w:rPr>
         <w:t xml:space="preserve">Opening a file with the right application</w:t>
       </w:r>
@@ -7850,8 +8045,8 @@
       </w:pPr>
       <w:r>
         <w:rPr>
+          <w:bCs/>
           <w:b/>
-          <w:bCs/>
         </w:rPr>
         <w:t xml:space="preserve">The volume, the wallpaper, the dock</w:t>
       </w:r>
@@ -8067,6 +8262,7 @@
         <w:tblStyle w:val="Table"/>
         <w:tblW w:type="auto" w:w="0"/>
         <w:tblLook w:firstRow="1" w:lastRow="0" w:firstColumn="0" w:lastColumn="0" w:noHBand="0" w:noVBand="0" w:val="0020"/>
+        <w:jc w:val="start"/>
       </w:tblPr>
       <w:tblGrid>
         <w:gridCol w:w="3960"/>
@@ -8074,13 +8270,14 @@
       </w:tblGrid>
       <w:tr>
         <w:trPr>
-          <w:tblHeader w:val="on"/>
+          <w:tblHeader w:val="true"/>
         </w:trPr>
         <w:tc>
           <w:tcPr/>
           <w:p>
             <w:pPr>
               <w:pStyle w:val="Compact"/>
+              <w:jc w:val="left"/>
             </w:pPr>
             <w:r>
               <w:t xml:space="preserve">Its part (a header of its own, beside</w:t>
@@ -8104,6 +8301,7 @@
           <w:p>
             <w:pPr>
               <w:pStyle w:val="Compact"/>
+              <w:jc w:val="left"/>
             </w:pPr>
             <w:r>
               <w:t xml:space="preserve">Subject</w:t>
@@ -8117,6 +8315,7 @@
           <w:p>
             <w:pPr>
               <w:pStyle w:val="Compact"/>
+              <w:jc w:val="left"/>
             </w:pPr>
             <w:r>
               <w:rPr>
@@ -8131,6 +8330,7 @@
           <w:p>
             <w:pPr>
               <w:pStyle w:val="Compact"/>
+              <w:jc w:val="left"/>
             </w:pPr>
             <w:r>
               <w:t xml:space="preserve">Notifications</w:t>
@@ -8144,6 +8344,7 @@
           <w:p>
             <w:pPr>
               <w:pStyle w:val="Compact"/>
+              <w:jc w:val="left"/>
             </w:pPr>
             <w:r>
               <w:rPr>
@@ -8173,6 +8374,7 @@
           <w:p>
             <w:pPr>
               <w:pStyle w:val="Compact"/>
+              <w:jc w:val="left"/>
             </w:pPr>
             <w:r>
               <w:t xml:space="preserve">The clipboard</w:t>
@@ -8186,6 +8388,7 @@
           <w:p>
             <w:pPr>
               <w:pStyle w:val="Compact"/>
+              <w:jc w:val="left"/>
             </w:pPr>
             <w:r>
               <w:rPr>
@@ -8200,6 +8403,7 @@
           <w:p>
             <w:pPr>
               <w:pStyle w:val="Compact"/>
+              <w:jc w:val="left"/>
             </w:pPr>
             <w:r>
               <w:t xml:space="preserve">The trash</w:t>
@@ -8213,6 +8417,7 @@
           <w:p>
             <w:pPr>
               <w:pStyle w:val="Compact"/>
+              <w:jc w:val="left"/>
             </w:pPr>
             <w:r>
               <w:rPr>
@@ -8227,6 +8432,7 @@
           <w:p>
             <w:pPr>
               <w:pStyle w:val="Compact"/>
+              <w:jc w:val="left"/>
             </w:pPr>
             <w:r>
               <w:t xml:space="preserve">Which application opens which file</w:t>
@@ -8240,6 +8446,7 @@
           <w:p>
             <w:pPr>
               <w:pStyle w:val="Compact"/>
+              <w:jc w:val="left"/>
             </w:pPr>
             <w:r>
               <w:rPr>
@@ -8254,6 +8461,7 @@
           <w:p>
             <w:pPr>
               <w:pStyle w:val="Compact"/>
+              <w:jc w:val="left"/>
             </w:pPr>
             <w:r>
               <w:t xml:space="preserve">The master volume, the output, each program's volume</w:t>
@@ -8267,6 +8475,7 @@
           <w:p>
             <w:pPr>
               <w:pStyle w:val="Compact"/>
+              <w:jc w:val="left"/>
             </w:pPr>
             <w:r>
               <w:rPr>
@@ -8281,6 +8490,7 @@
           <w:p>
             <w:pPr>
               <w:pStyle w:val="Compact"/>
+              <w:jc w:val="left"/>
             </w:pPr>
             <w:r>
               <w:t xml:space="preserve">The wallpaper's settings and its painter</w:t>
@@ -8294,6 +8504,7 @@
           <w:p>
             <w:pPr>
               <w:pStyle w:val="Compact"/>
+              <w:jc w:val="left"/>
             </w:pPr>
             <w:r>
               <w:rPr>
@@ -8308,6 +8519,7 @@
           <w:p>
             <w:pPr>
               <w:pStyle w:val="Compact"/>
+              <w:jc w:val="left"/>
             </w:pPr>
             <w:r>
               <w:t xml:space="preserve">The dock's settings</w:t>
@@ -8321,6 +8533,7 @@
           <w:p>
             <w:pPr>
               <w:pStyle w:val="Compact"/>
+              <w:jc w:val="left"/>
             </w:pPr>
             <w:r>
               <w:rPr>
@@ -8335,6 +8548,7 @@
           <w:p>
             <w:pPr>
               <w:pStyle w:val="Compact"/>
+              <w:jc w:val="left"/>
             </w:pPr>
             <w:r>
               <w:t xml:space="preserve">The programs loaded ahead at boot</w:t>
@@ -8348,6 +8562,7 @@
           <w:p>
             <w:pPr>
               <w:pStyle w:val="Compact"/>
+              <w:jc w:val="left"/>
             </w:pPr>
             <w:r>
               <w:rPr>
@@ -8362,6 +8577,7 @@
           <w:p>
             <w:pPr>
               <w:pStyle w:val="Compact"/>
+              <w:jc w:val="left"/>
             </w:pPr>
             <w:r>
               <w:t xml:space="preserve">A settings applet shown inside the Control Panel</w:t>
@@ -8370,8 +8586,8 @@
         </w:tc>
       </w:tr>
     </w:tbl>
-    <w:bookmarkEnd w:id="39"/>
-    <w:bookmarkStart w:id="40" w:name="X21c5dfbcb5a69cd5c428264b88180cd193f70a2"/>
+    <w:bookmarkEnd w:id="42"/>
+    <w:bookmarkStart w:id="43" w:name="X21c5dfbcb5a69cd5c428264b88180cd193f70a2"/>
     <w:p>
       <w:pPr>
         <w:pStyle w:val="Heading2"/>
@@ -8460,8 +8676,8 @@
       </w:pPr>
       <w:r>
         <w:rPr>
+          <w:bCs/>
           <w:b/>
-          <w:bCs/>
         </w:rPr>
         <w:t xml:space="preserve">A page fetched</w:t>
       </w:r>
@@ -9044,8 +9260,8 @@
       </w:pPr>
       <w:r>
         <w:rPr>
+          <w:bCs/>
           <w:b/>
-          <w:bCs/>
         </w:rPr>
         <w:t xml:space="preserve">A web API</w:t>
       </w:r>
@@ -9412,8 +9628,8 @@
       </w:pPr>
       <w:r>
         <w:rPr>
+          <w:bCs/>
           <w:b/>
-          <w:bCs/>
         </w:rPr>
         <w:t xml:space="preserve">An FTP server as a volume</w:t>
       </w:r>
@@ -9704,8 +9920,8 @@
         <w:t xml:space="preserve">them belong.</w:t>
       </w:r>
     </w:p>
-    <w:bookmarkEnd w:id="40"/>
-    <w:bookmarkStart w:id="41" w:name="X491a56bd334c8c4c777570fe8bd846c18e7eccb"/>
+    <w:bookmarkEnd w:id="43"/>
+    <w:bookmarkStart w:id="44" w:name="X491a56bd334c8c4c777570fe8bd846c18e7eccb"/>
     <w:p>
       <w:pPr>
         <w:pStyle w:val="Heading2"/>
@@ -9749,8 +9965,8 @@
       </w:pPr>
       <w:r>
         <w:rPr>
+          <w:bCs/>
           <w:b/>
-          <w:bCs/>
         </w:rPr>
         <w:t xml:space="preserve">A whole file, read and written:</w:t>
       </w:r>
@@ -10072,8 +10288,8 @@
       </w:pPr>
       <w:r>
         <w:rPr>
+          <w:bCs/>
           <w:b/>
-          <w:bCs/>
         </w:rPr>
         <w:t xml:space="preserve">Folders and paths:</w:t>
       </w:r>
@@ -10479,8 +10695,8 @@
       </w:pPr>
       <w:r>
         <w:rPr>
+          <w:bCs/>
           <w:b/>
-          <w:bCs/>
         </w:rPr>
         <w:t xml:space="preserve">A ZIP archive, read:</w:t>
       </w:r>
@@ -11051,8 +11267,8 @@
       </w:pPr>
       <w:r>
         <w:rPr>
+          <w:bCs/>
           <w:b/>
-          <w:bCs/>
         </w:rPr>
         <w:t xml:space="preserve">A ZIP archive, written:</w:t>
       </w:r>
@@ -11316,8 +11532,8 @@
         <w:t xml:space="preserve">) instead of keeping its own list.</w:t>
       </w:r>
     </w:p>
-    <w:bookmarkEnd w:id="41"/>
-    <w:bookmarkStart w:id="42" w:name="Xf777c6178c1b7acc606d863a1dc288d7a0b8399"/>
+    <w:bookmarkEnd w:id="44"/>
+    <w:bookmarkStart w:id="45" w:name="Xf777c6178c1b7acc606d863a1dc288d7a0b8399"/>
     <w:p>
       <w:pPr>
         <w:pStyle w:val="Heading2"/>
@@ -11375,8 +11591,8 @@
       </w:pPr>
       <w:r>
         <w:rPr>
+          <w:bCs/>
           <w:b/>
-          <w:bCs/>
         </w:rPr>
         <w:t xml:space="preserve">A picture read, turned, saved in another format:</w:t>
       </w:r>
@@ -11848,8 +12064,8 @@
       </w:pPr>
       <w:r>
         <w:rPr>
+          <w:bCs/>
           <w:b/>
-          <w:bCs/>
         </w:rPr>
         <w:t xml:space="preserve">Pixels of the program's own, saved:</w:t>
       </w:r>
@@ -12039,8 +12255,8 @@
       </w:pPr>
       <w:r>
         <w:rPr>
+          <w:bCs/>
           <w:b/>
-          <w:bCs/>
         </w:rPr>
         <w:t xml:space="preserve">The formats, asked</w:t>
       </w:r>
@@ -12181,8 +12397,8 @@
         <w:t xml:space="preserve">same header.</w:t>
       </w:r>
     </w:p>
-    <w:bookmarkEnd w:id="42"/>
-    <w:bookmarkStart w:id="43" w:name="X5d555d25266128ff4d9fa5481cdbbe513b622de"/>
+    <w:bookmarkEnd w:id="45"/>
+    <w:bookmarkStart w:id="46" w:name="X5d555d25266128ff4d9fa5481cdbbe513b622de"/>
     <w:p>
       <w:pPr>
         <w:pStyle w:val="Heading2"/>
@@ -12240,8 +12456,8 @@
       </w:pPr>
       <w:r>
         <w:rPr>
+          <w:bCs/>
           <w:b/>
-          <w:bCs/>
         </w:rPr>
         <w:t xml:space="preserve">A sound file</w:t>
       </w:r>
@@ -12458,8 +12674,8 @@
       </w:pPr>
       <w:r>
         <w:rPr>
+          <w:bCs/>
           <w:b/>
-          <w:bCs/>
         </w:rPr>
         <w:t xml:space="preserve">Notes</w:t>
       </w:r>
@@ -12625,8 +12841,8 @@
       </w:pPr>
       <w:r>
         <w:rPr>
+          <w:bCs/>
           <w:b/>
-          <w:bCs/>
         </w:rPr>
         <w:t xml:space="preserve">A sound effect</w:t>
       </w:r>
@@ -12792,8 +13008,8 @@
       </w:pPr>
       <w:r>
         <w:rPr>
+          <w:bCs/>
           <w:b/>
-          <w:bCs/>
         </w:rPr>
         <w:t xml:space="preserve">The program's own samples</w:t>
       </w:r>
@@ -13076,8 +13292,8 @@
         <w:t xml:space="preserve">}</w:t>
       </w:r>
     </w:p>
-    <w:bookmarkEnd w:id="43"/>
-    <w:bookmarkStart w:id="44" w:name="Xfe4ab0ec0802ddea0ccd1e2aa45325e2067bf65"/>
+    <w:bookmarkEnd w:id="46"/>
+    <w:bookmarkStart w:id="47" w:name="Xfe4ab0ec0802ddea0ccd1e2aa45325e2067bf65"/>
     <w:p>
       <w:pPr>
         <w:pStyle w:val="Heading2"/>
@@ -13153,8 +13369,8 @@
       </w:pPr>
       <w:r>
         <w:rPr>
+          <w:bCs/>
           <w:b/>
-          <w:bCs/>
         </w:rPr>
         <w:t xml:space="preserve">Anti-aliased text in a UIKit application</w:t>
       </w:r>
@@ -13599,8 +13815,8 @@
       </w:pPr>
       <w:r>
         <w:rPr>
+          <w:bCs/>
           <w:b/>
-          <w:bCs/>
         </w:rPr>
         <w:t xml:space="preserve">The font manager</w:t>
       </w:r>
@@ -14111,8 +14327,8 @@
         <w:t xml:space="preserve">// in 26.6 units</w:t>
       </w:r>
     </w:p>
-    <w:bookmarkEnd w:id="44"/>
-    <w:bookmarkStart w:id="45" w:name="Xc2f542cdd1b9794d820c6abd4ac9243886c7e6b"/>
+    <w:bookmarkEnd w:id="47"/>
+    <w:bookmarkStart w:id="48" w:name="Xc2f542cdd1b9794d820c6abd4ac9243886c7e6b"/>
     <w:p>
       <w:pPr>
         <w:pStyle w:val="Heading2"/>
@@ -15173,14 +15389,14 @@
         <w:t xml:space="preserve">).</w:t>
       </w:r>
     </w:p>
-    <w:bookmarkEnd w:id="45"/>
-    <w:bookmarkStart w:id="48" w:name="Xf452947779f3bd1a7569ef68ee5cf3beada5d88"/>
+    <w:bookmarkEnd w:id="48"/>
+    <w:bookmarkStart w:id="49" w:name="Xb7d04fe5597e6f81749c2de70bfb4a609e0417c"/>
     <w:p>
       <w:pPr>
         <w:pStyle w:val="Heading2"/>
       </w:pPr>
       <w:r>
-        <w:t xml:space="preserve">12. Adding to a kit, creating a kit</w:t>
+        <w:t xml:space="preserve">12. GPIOKit — the 40-pin header</w:t>
       </w:r>
     </w:p>
     <w:p>
@@ -15189,75 +15405,197 @@
       </w:pPr>
       <w:r>
         <w:rPr>
-          <w:b/>
-          <w:bCs/>
-        </w:rPr>
-        <w:t xml:space="preserve">Before writing a helper, look for it in the kits.</w:t>
-      </w:r>
-      <w:r>
-        <w:t xml:space="preserve"> </w:t>
-      </w:r>
-      <w:r>
-        <w:t xml:space="preserve">If two programs could use it, it belongs to a</w:t>
-      </w:r>
-      <w:r>
-        <w:t xml:space="preserve"> </w:t>
-      </w:r>
-      <w:r>
-        <w:t xml:space="preserve">kit.</w:t>
-      </w:r>
-    </w:p>
-    <w:bookmarkStart w:id="46" w:name="adding-a-function-to-a-kit"/>
-    <w:p>
-      <w:pPr>
-        <w:pStyle w:val="Heading3"/>
-      </w:pPr>
-      <w:r>
-        <w:t xml:space="preserve">Adding a function to a kit</w:t>
+          <w:rStyle w:val="VerbatimChar"/>
+        </w:rPr>
+        <w:t xml:space="preserve">#include "gpiokit/gpiokit.h"</w:t>
+      </w:r>
+      <w:r>
+        <w:t xml:space="preserve"> </w:t>
+      </w:r>
+      <w:r>
+        <w:t xml:space="preserve">— link</w:t>
+      </w:r>
+      <w:r>
+        <w:t xml:space="preserve"> </w:t>
+      </w:r>
+      <w:r>
+        <w:rPr>
+          <w:rStyle w:val="VerbatimChar"/>
+        </w:rPr>
+        <w:t xml:space="preserve">lib/gpiokit.imp.a</w:t>
+      </w:r>
+      <w:r>
+        <w:t xml:space="preserve"> </w:t>
+      </w:r>
+      <w:r>
+        <w:t xml:space="preserve">(C++) or</w:t>
+      </w:r>
+      <w:r>
+        <w:t xml:space="preserve"> </w:t>
+      </w:r>
+      <w:r>
+        <w:rPr>
+          <w:rStyle w:val="VerbatimChar"/>
+        </w:rPr>
+        <w:t xml:space="preserve">lib/gpiokit.imp_c.a</w:t>
+      </w:r>
+      <w:r>
+        <w:t xml:space="preserve"> </w:t>
+      </w:r>
+      <w:r>
+        <w:t xml:space="preserve">(C).</w:t>
       </w:r>
     </w:p>
     <w:p>
       <w:pPr>
-        <w:pStyle w:val="Compact"/>
-        <w:numPr>
-          <w:ilvl w:val="0"/>
-          <w:numId w:val="1003"/>
-        </w:numPr>
+        <w:pStyle w:val="BodyText"/>
       </w:pPr>
       <w:r>
-        <w:rPr>
+        <w:t xml:space="preserve">The Raspberry Pi's header from a program: a pin's mode, its level, PWM, edges, the I2C bus and SPI.</w:t>
+      </w:r>
+      <w:r>
+        <w:t xml:space="preserve"> </w:t>
+      </w:r>
+      <w:r>
+        <w:t xml:space="preserve">Pins are</w:t>
+      </w:r>
+      <w:r>
+        <w:t xml:space="preserve"> </w:t>
+      </w:r>
+      <w:r>
+        <w:rPr>
+          <w:bCs/>
           <w:b/>
+        </w:rPr>
+        <w:t xml:space="preserve">BCM GPIO numbers</w:t>
+      </w:r>
+      <w:r>
+        <w:t xml:space="preserve"> </w:t>
+      </w:r>
+      <w:r>
+        <w:t xml:space="preserve">(GPIO 17 is the header's pin 11:</w:t>
+      </w:r>
+      <w:r>
+        <w:t xml:space="preserve"> </w:t>
+      </w:r>
+      <w:r>
+        <w:rPr>
+          <w:rStyle w:val="VerbatimChar"/>
+        </w:rPr>
+        <w:t xml:space="preserve">gk_header_pin</w:t>
+      </w:r>
+      <w:r>
+        <w:t xml:space="preserve">).</w:t>
+      </w:r>
+      <w:r>
+        <w:t xml:space="preserve"> </w:t>
+      </w:r>
+      <w:r>
+        <w:rPr>
           <w:bCs/>
-        </w:rPr>
-        <w:t xml:space="preserve">Declare</w:t>
-      </w:r>
-      <w:r>
-        <w:t xml:space="preserve"> </w:t>
-      </w:r>
-      <w:r>
-        <w:t xml:space="preserve">it in the kit's header, with a comment that says what it does.</w:t>
+          <w:b/>
+        </w:rPr>
+        <w:t xml:space="preserve">The levels are</w:t>
+      </w:r>
+      <w:r>
+        <w:rPr>
+          <w:bCs/>
+          <w:b/>
+        </w:rPr>
+        <w:t xml:space="preserve"> </w:t>
+      </w:r>
+      <w:r>
+        <w:rPr>
+          <w:bCs/>
+          <w:b/>
+        </w:rPr>
+        <w:t xml:space="preserve">3.3 V</w:t>
+      </w:r>
+      <w:r>
+        <w:t xml:space="preserve">: never wire 5 V to a pin; at most about 16 mA a pin (an LED through a 330 Ω resistor). A pin is</w:t>
+      </w:r>
+      <w:r>
+        <w:t xml:space="preserve"> </w:t>
+      </w:r>
+      <w:r>
+        <w:t xml:space="preserve">the program's from its first use until it gives it back (</w:t>
+      </w:r>
+      <w:r>
+        <w:rPr>
+          <w:rStyle w:val="VerbatimChar"/>
+        </w:rPr>
+        <w:t xml:space="preserve">gk_mode (pin, GK_FREE)</w:t>
+      </w:r>
+      <w:r>
+        <w:t xml:space="preserve">,</w:t>
+      </w:r>
+      <w:r>
+        <w:t xml:space="preserve"> </w:t>
+      </w:r>
+      <w:r>
+        <w:rPr>
+          <w:rStyle w:val="VerbatimChar"/>
+        </w:rPr>
+        <w:t xml:space="preserve">gk_release</w:t>
+      </w:r>
+      <w:r>
+        <w:t xml:space="preserve">) or ends —</w:t>
+      </w:r>
+      <w:r>
+        <w:t xml:space="preserve"> </w:t>
+      </w:r>
+      <w:r>
+        <w:t xml:space="preserve">the system then makes it an input again, after a crash too. The system's pins (GPIO 14 / 15, the serial</w:t>
+      </w:r>
+      <w:r>
+        <w:t xml:space="preserve"> </w:t>
+      </w:r>
+      <w:r>
+        <w:t xml:space="preserve">console; 0 / 1, the HAT EEPROM) and a pin another program has are refused: every call returns ≥ 0, or a</w:t>
+      </w:r>
+      <w:r>
+        <w:t xml:space="preserve"> </w:t>
+      </w:r>
+      <w:r>
+        <w:t xml:space="preserve">negative</w:t>
+      </w:r>
+      <w:r>
+        <w:t xml:space="preserve"> </w:t>
+      </w:r>
+      <w:r>
+        <w:rPr>
+          <w:rStyle w:val="VerbatimChar"/>
+        </w:rPr>
+        <w:t xml:space="preserve">GK_E*</w:t>
+      </w:r>
+      <w:r>
+        <w:t xml:space="preserve"> </w:t>
+      </w:r>
+      <w:r>
+        <w:t xml:space="preserve">that</w:t>
+      </w:r>
+      <w:r>
+        <w:t xml:space="preserve"> </w:t>
+      </w:r>
+      <w:r>
+        <w:rPr>
+          <w:rStyle w:val="VerbatimChar"/>
+        </w:rPr>
+        <w:t xml:space="preserve">gk_error</w:t>
+      </w:r>
+      <w:r>
+        <w:t xml:space="preserve"> </w:t>
+      </w:r>
+      <w:r>
+        <w:t xml:space="preserve">says in words.</w:t>
       </w:r>
     </w:p>
     <w:p>
       <w:pPr>
-        <w:pStyle w:val="Compact"/>
-        <w:numPr>
-          <w:ilvl w:val="0"/>
-          <w:numId w:val="1003"/>
-        </w:numPr>
+        <w:pStyle w:val="BodyText"/>
       </w:pPr>
       <w:r>
-        <w:rPr>
-          <w:b/>
-          <w:bCs/>
-        </w:rPr>
-        <w:t xml:space="preserve">Write its code</w:t>
-      </w:r>
-      <w:r>
-        <w:t xml:space="preserve"> </w:t>
-      </w:r>
-      <w:r>
-        <w:t xml:space="preserve">in the kit's source (for SystemKit, NetKit and</w:t>
+        <w:t xml:space="preserve">GPIOKit is the one kit besides AppKit that calls the kernel itself (kapi v91</w:t>
       </w:r>
       <w:r>
         <w:t xml:space="preserve"> </w:t>
@@ -15266,10 +15604,16 @@
         <w:rPr>
           <w:rStyle w:val="VerbatimChar"/>
         </w:rPr>
-        <w:t xml:space="preserve">filekit/fsutil.h</w:t>
-      </w:r>
-      <w:r>
-        <w:t xml:space="preserve">: the</w:t>
+        <w:t xml:space="preserve">gpio_ctl</w:t>
+      </w:r>
+      <w:r>
+        <w:t xml:space="preserve">; the user's</w:t>
+      </w:r>
+      <w:r>
+        <w:t xml:space="preserve"> </w:t>
+      </w:r>
+      <w:r>
+        <w:t xml:space="preserve">exception, docs/03 §5.10); it is shipped with the kernel in the package</w:t>
       </w:r>
       <w:r>
         <w:t xml:space="preserve"> </w:t>
@@ -15278,197 +15622,501 @@
         <w:rPr>
           <w:rStyle w:val="VerbatimChar"/>
         </w:rPr>
-        <w:t xml:space="preserve">.inc</w:t>
-      </w:r>
-      <w:r>
-        <w:t xml:space="preserve"> </w:t>
-      </w:r>
-      <w:r>
-        <w:t xml:space="preserve">beside the header).</w:t>
+        <w:t xml:space="preserve">onyx</w:t>
+      </w:r>
+      <w:r>
+        <w:t xml:space="preserve">.</w:t>
       </w:r>
     </w:p>
     <w:p>
       <w:pPr>
-        <w:pStyle w:val="Compact"/>
-        <w:numPr>
-          <w:ilvl w:val="0"/>
-          <w:numId w:val="1003"/>
-        </w:numPr>
+        <w:pStyle w:val="BodyText"/>
       </w:pPr>
       <w:r>
         <w:rPr>
+          <w:bCs/>
           <w:b/>
-          <w:bCs/>
-        </w:rPr>
-        <w:t xml:space="preserve">Build</w:t>
-      </w:r>
-      <w:r>
-        <w:t xml:space="preserve">: the kit's table (</w:t>
-      </w:r>
-      <w:r>
-        <w:rPr>
-          <w:rStyle w:val="VerbatimChar"/>
-        </w:rPr>
-        <w:t xml:space="preserve">&lt;kit&gt;.abi</w:t>
-      </w:r>
-      <w:r>
-        <w:t xml:space="preserve">) gets the new name at its end. Commit the</w:t>
-      </w:r>
-      <w:r>
-        <w:t xml:space="preserve"> </w:t>
-      </w:r>
-      <w:r>
-        <w:rPr>
-          <w:rStyle w:val="VerbatimChar"/>
-        </w:rPr>
-        <w:t xml:space="preserve">.abi</w:t>
-      </w:r>
-      <w:r>
-        <w:t xml:space="preserve">. A name is</w:t>
-      </w:r>
-      <w:r>
-        <w:t xml:space="preserve"> </w:t>
-      </w:r>
-      <w:r>
-        <w:t xml:space="preserve">never removed nor renamed: a function that is no longer needed keeps a body.</w:t>
+        </w:rPr>
+        <w:t xml:space="preserve">An LED, a button</w:t>
+      </w:r>
+      <w:r>
+        <w:t xml:space="preserve"> </w:t>
+      </w:r>
+      <w:r>
+        <w:t xml:space="preserve">(C):</w:t>
       </w:r>
     </w:p>
     <w:p>
       <w:pPr>
-        <w:pStyle w:val="Compact"/>
-        <w:numPr>
-          <w:ilvl w:val="0"/>
-          <w:numId w:val="1003"/>
-        </w:numPr>
+        <w:pStyle w:val="SourceCode"/>
       </w:pPr>
       <w:r>
         <w:rPr>
-          <w:b/>
-          <w:bCs/>
-        </w:rPr>
-        <w:t xml:space="preserve">Raise the package's version</w:t>
-      </w:r>
-      <w:r>
-        <w:t xml:space="preserve"> </w:t>
-      </w:r>
-      <w:r>
+          <w:rStyle w:val="PreprocessorTok"/>
+        </w:rPr>
+        <w:t xml:space="preserve">#include </w:t>
+      </w:r>
+      <w:r>
+        <w:rPr>
+          <w:rStyle w:val="ImportTok"/>
+        </w:rPr>
+        <w:t xml:space="preserve">"gpiokit/gpiokit.h"</w:t>
+      </w:r>
+      <w:r>
+        <w:br/>
+      </w:r>
+      <w:r>
+        <w:br/>
+      </w:r>
+      <w:r>
+        <w:rPr>
+          <w:rStyle w:val="NormalTok"/>
+        </w:rPr>
+        <w:t xml:space="preserve">gk_mode </w:t>
+      </w:r>
+      <w:r>
+        <w:rPr>
+          <w:rStyle w:val="OperatorTok"/>
+        </w:rPr>
         <w:t xml:space="preserve">(</w:t>
       </w:r>
       <w:r>
         <w:rPr>
-          <w:rStyle w:val="VerbatimChar"/>
-        </w:rPr>
-        <w:t xml:space="preserve">tools/pkg/versions.ini</w:t>
-      </w:r>
-      <w:r>
-        <w:t xml:space="preserve">:</w:t>
-      </w:r>
-      <w:r>
-        <w:t xml:space="preserve"> </w:t>
-      </w:r>
-      <w:r>
-        <w:rPr>
-          <w:rStyle w:val="VerbatimChar"/>
-        </w:rPr>
-        <w:t xml:space="preserve">1.&lt;the table's size&gt;.0</w:t>
-      </w:r>
-      <w:r>
-        <w:t xml:space="preserve">) and what the</w:t>
-      </w:r>
-      <w:r>
-        <w:t xml:space="preserve"> </w:t>
-      </w:r>
-      <w:r>
-        <w:t xml:space="preserve">applications need (</w:t>
-      </w:r>
-      <w:r>
-        <w:rPr>
-          <w:rStyle w:val="VerbatimChar"/>
-        </w:rPr>
-        <w:t xml:space="preserve">needs = &lt;kit&gt; &gt;= 1.&lt;size&gt;</w:t>
-      </w:r>
-      <w:r>
-        <w:t xml:space="preserve"> </w:t>
-      </w:r>
-      <w:r>
-        <w:t xml:space="preserve">in</w:t>
-      </w:r>
-      <w:r>
-        <w:t xml:space="preserve"> </w:t>
-      </w:r>
-      <w:r>
-        <w:rPr>
-          <w:rStyle w:val="VerbatimChar"/>
-        </w:rPr>
-        <w:t xml:space="preserve">tools/pkg/packages.ini</w:t>
-      </w:r>
-      <w:r>
-        <w:t xml:space="preserve">).</w:t>
-      </w:r>
-    </w:p>
-    <w:p>
-      <w:pPr>
-        <w:pStyle w:val="Compact"/>
-        <w:numPr>
-          <w:ilvl w:val="0"/>
-          <w:numId w:val="1003"/>
-        </w:numPr>
-      </w:pPr>
-      <w:r>
-        <w:rPr>
-          <w:b/>
-          <w:bCs/>
-        </w:rPr>
-        <w:t xml:space="preserve">Document</w:t>
-      </w:r>
-      <w:r>
-        <w:t xml:space="preserve"> </w:t>
-      </w:r>
-      <w:r>
-        <w:t xml:space="preserve">it: its comment in the header is its documentation — run</w:t>
-      </w:r>
-      <w:r>
-        <w:t xml:space="preserve"> </w:t>
-      </w:r>
-      <w:r>
-        <w:rPr>
-          <w:rStyle w:val="VerbatimChar"/>
-        </w:rPr>
-        <w:t xml:space="preserve">python tools/docgen/kitdocs.py</w:t>
-      </w:r>
-      <w:r>
-        <w:t xml:space="preserve"> </w:t>
-      </w:r>
-      <w:r>
-        <w:t xml:space="preserve">(the kit's reference follows), add an example here if it deserves</w:t>
-      </w:r>
-      <w:r>
-        <w:t xml:space="preserve"> </w:t>
-      </w:r>
-      <w:r>
-        <w:t xml:space="preserve">one, then</w:t>
-      </w:r>
-      <w:r>
-        <w:t xml:space="preserve"> </w:t>
-      </w:r>
-      <w:r>
-        <w:rPr>
-          <w:rStyle w:val="VerbatimChar"/>
-        </w:rPr>
-        <w:t xml:space="preserve">python docs/build_docs.py</w:t>
-      </w:r>
-      <w:r>
-        <w:t xml:space="preserve">.</w:t>
-      </w:r>
-    </w:p>
-    <w:bookmarkEnd w:id="46"/>
-    <w:bookmarkStart w:id="47" w:name="creating-a-kit"/>
-    <w:p>
-      <w:pPr>
-        <w:pStyle w:val="Heading3"/>
-      </w:pPr>
-      <w:r>
-        <w:t xml:space="preserve">Creating a kit</w:t>
+          <w:rStyle w:val="DecValTok"/>
+        </w:rPr>
+        <w:t xml:space="preserve">17</w:t>
+      </w:r>
+      <w:r>
+        <w:rPr>
+          <w:rStyle w:val="OperatorTok"/>
+        </w:rPr>
+        <w:t xml:space="preserve">,</w:t>
+      </w:r>
+      <w:r>
+        <w:rPr>
+          <w:rStyle w:val="NormalTok"/>
+        </w:rPr>
+        <w:t xml:space="preserve"> GK_OUT</w:t>
+      </w:r>
+      <w:r>
+        <w:rPr>
+          <w:rStyle w:val="OperatorTok"/>
+        </w:rPr>
+        <w:t xml:space="preserve">);</w:t>
+      </w:r>
+      <w:r>
+        <w:rPr>
+          <w:rStyle w:val="NormalTok"/>
+        </w:rPr>
+        <w:t xml:space="preserve">                                 </w:t>
+      </w:r>
+      <w:r>
+        <w:rPr>
+          <w:rStyle w:val="CommentTok"/>
+        </w:rPr>
+        <w:t xml:space="preserve">// the LED: GPIO 17 -&gt; 330 ohm -&gt; LED -&gt; GND</w:t>
+      </w:r>
+      <w:r>
+        <w:br/>
+      </w:r>
+      <w:r>
+        <w:rPr>
+          <w:rStyle w:val="NormalTok"/>
+        </w:rPr>
+        <w:t xml:space="preserve">gk_mode </w:t>
+      </w:r>
+      <w:r>
+        <w:rPr>
+          <w:rStyle w:val="OperatorTok"/>
+        </w:rPr>
+        <w:t xml:space="preserve">(</w:t>
+      </w:r>
+      <w:r>
+        <w:rPr>
+          <w:rStyle w:val="DecValTok"/>
+        </w:rPr>
+        <w:t xml:space="preserve">27</w:t>
+      </w:r>
+      <w:r>
+        <w:rPr>
+          <w:rStyle w:val="OperatorTok"/>
+        </w:rPr>
+        <w:t xml:space="preserve">,</w:t>
+      </w:r>
+      <w:r>
+        <w:rPr>
+          <w:rStyle w:val="NormalTok"/>
+        </w:rPr>
+        <w:t xml:space="preserve"> GK_IN_PULLUP</w:t>
+      </w:r>
+      <w:r>
+        <w:rPr>
+          <w:rStyle w:val="OperatorTok"/>
+        </w:rPr>
+        <w:t xml:space="preserve">);</w:t>
+      </w:r>
+      <w:r>
+        <w:rPr>
+          <w:rStyle w:val="NormalTok"/>
+        </w:rPr>
+        <w:t xml:space="preserve">                           </w:t>
+      </w:r>
+      <w:r>
+        <w:rPr>
+          <w:rStyle w:val="CommentTok"/>
+        </w:rPr>
+        <w:t xml:space="preserve">// the button: GPIO 27 -&gt; button -&gt; GND (reads 0 pressed)</w:t>
+      </w:r>
+      <w:r>
+        <w:br/>
+      </w:r>
+      <w:r>
+        <w:rPr>
+          <w:rStyle w:val="NormalTok"/>
+        </w:rPr>
+        <w:t xml:space="preserve">gk_edges </w:t>
+      </w:r>
+      <w:r>
+        <w:rPr>
+          <w:rStyle w:val="OperatorTok"/>
+        </w:rPr>
+        <w:t xml:space="preserve">(</w:t>
+      </w:r>
+      <w:r>
+        <w:rPr>
+          <w:rStyle w:val="DecValTok"/>
+        </w:rPr>
+        <w:t xml:space="preserve">27</w:t>
+      </w:r>
+      <w:r>
+        <w:rPr>
+          <w:rStyle w:val="OperatorTok"/>
+        </w:rPr>
+        <w:t xml:space="preserve">,</w:t>
+      </w:r>
+      <w:r>
+        <w:rPr>
+          <w:rStyle w:val="NormalTok"/>
+        </w:rPr>
+        <w:t xml:space="preserve"> GK_FALLING</w:t>
+      </w:r>
+      <w:r>
+        <w:rPr>
+          <w:rStyle w:val="OperatorTok"/>
+        </w:rPr>
+        <w:t xml:space="preserve">);</w:t>
+      </w:r>
+      <w:r>
+        <w:rPr>
+          <w:rStyle w:val="NormalTok"/>
+        </w:rPr>
+        <w:t xml:space="preserve">                            </w:t>
+      </w:r>
+      <w:r>
+        <w:rPr>
+          <w:rStyle w:val="CommentTok"/>
+        </w:rPr>
+        <w:t xml:space="preserve">// its presses queued, with their time</w:t>
+      </w:r>
+      <w:r>
+        <w:br/>
+      </w:r>
+      <w:r>
+        <w:rPr>
+          <w:rStyle w:val="ControlFlowTok"/>
+        </w:rPr>
+        <w:t xml:space="preserve">for</w:t>
+      </w:r>
+      <w:r>
+        <w:rPr>
+          <w:rStyle w:val="NormalTok"/>
+        </w:rPr>
+        <w:t xml:space="preserve"> </w:t>
+      </w:r>
+      <w:r>
+        <w:rPr>
+          <w:rStyle w:val="OperatorTok"/>
+        </w:rPr>
+        <w:t xml:space="preserve">(;;)</w:t>
+      </w:r>
+      <w:r>
+        <w:br/>
+      </w:r>
+      <w:r>
+        <w:rPr>
+          <w:rStyle w:val="OperatorTok"/>
+        </w:rPr>
+        <w:t xml:space="preserve">{</w:t>
+      </w:r>
+      <w:r>
+        <w:br/>
+      </w:r>
+      <w:r>
+        <w:rPr>
+          <w:rStyle w:val="NormalTok"/>
+        </w:rPr>
+        <w:t xml:space="preserve">    gk_event e</w:t>
+      </w:r>
+      <w:r>
+        <w:rPr>
+          <w:rStyle w:val="OperatorTok"/>
+        </w:rPr>
+        <w:t xml:space="preserve">[</w:t>
+      </w:r>
+      <w:r>
+        <w:rPr>
+          <w:rStyle w:val="DecValTok"/>
+        </w:rPr>
+        <w:t xml:space="preserve">8</w:t>
+      </w:r>
+      <w:r>
+        <w:rPr>
+          <w:rStyle w:val="OperatorTok"/>
+        </w:rPr>
+        <w:t xml:space="preserve">];</w:t>
+      </w:r>
+      <w:r>
+        <w:br/>
+      </w:r>
+      <w:r>
+        <w:rPr>
+          <w:rStyle w:val="NormalTok"/>
+        </w:rPr>
+        <w:t xml:space="preserve">    </w:t>
+      </w:r>
+      <w:r>
+        <w:rPr>
+          <w:rStyle w:val="DataTypeTok"/>
+        </w:rPr>
+        <w:t xml:space="preserve">int</w:t>
+      </w:r>
+      <w:r>
+        <w:rPr>
+          <w:rStyle w:val="NormalTok"/>
+        </w:rPr>
+        <w:t xml:space="preserve"> n </w:t>
+      </w:r>
+      <w:r>
+        <w:rPr>
+          <w:rStyle w:val="OperatorTok"/>
+        </w:rPr>
+        <w:t xml:space="preserve">=</w:t>
+      </w:r>
+      <w:r>
+        <w:rPr>
+          <w:rStyle w:val="NormalTok"/>
+        </w:rPr>
+        <w:t xml:space="preserve"> gk_events </w:t>
+      </w:r>
+      <w:r>
+        <w:rPr>
+          <w:rStyle w:val="OperatorTok"/>
+        </w:rPr>
+        <w:t xml:space="preserve">(</w:t>
+      </w:r>
+      <w:r>
+        <w:rPr>
+          <w:rStyle w:val="NormalTok"/>
+        </w:rPr>
+        <w:t xml:space="preserve">e</w:t>
+      </w:r>
+      <w:r>
+        <w:rPr>
+          <w:rStyle w:val="OperatorTok"/>
+        </w:rPr>
+        <w:t xml:space="preserve">,</w:t>
+      </w:r>
+      <w:r>
+        <w:rPr>
+          <w:rStyle w:val="NormalTok"/>
+        </w:rPr>
+        <w:t xml:space="preserve"> </w:t>
+      </w:r>
+      <w:r>
+        <w:rPr>
+          <w:rStyle w:val="DecValTok"/>
+        </w:rPr>
+        <w:t xml:space="preserve">8</w:t>
+      </w:r>
+      <w:r>
+        <w:rPr>
+          <w:rStyle w:val="OperatorTok"/>
+        </w:rPr>
+        <w:t xml:space="preserve">,</w:t>
+      </w:r>
+      <w:r>
+        <w:rPr>
+          <w:rStyle w:val="NormalTok"/>
+        </w:rPr>
+        <w:t xml:space="preserve"> </w:t>
+      </w:r>
+      <w:r>
+        <w:rPr>
+          <w:rStyle w:val="DecValTok"/>
+        </w:rPr>
+        <w:t xml:space="preserve">1000</w:t>
+      </w:r>
+      <w:r>
+        <w:rPr>
+          <w:rStyle w:val="OperatorTok"/>
+        </w:rPr>
+        <w:t xml:space="preserve">);</w:t>
+      </w:r>
+      <w:r>
+        <w:rPr>
+          <w:rStyle w:val="NormalTok"/>
+        </w:rPr>
+        <w:t xml:space="preserve">                   </w:t>
+      </w:r>
+      <w:r>
+        <w:rPr>
+          <w:rStyle w:val="CommentTok"/>
+        </w:rPr>
+        <w:t xml:space="preserve">// waits up to 1 s for the first</w:t>
+      </w:r>
+      <w:r>
+        <w:br/>
+      </w:r>
+      <w:r>
+        <w:rPr>
+          <w:rStyle w:val="NormalTok"/>
+        </w:rPr>
+        <w:t xml:space="preserve">    </w:t>
+      </w:r>
+      <w:r>
+        <w:rPr>
+          <w:rStyle w:val="ControlFlowTok"/>
+        </w:rPr>
+        <w:t xml:space="preserve">for</w:t>
+      </w:r>
+      <w:r>
+        <w:rPr>
+          <w:rStyle w:val="NormalTok"/>
+        </w:rPr>
+        <w:t xml:space="preserve"> </w:t>
+      </w:r>
+      <w:r>
+        <w:rPr>
+          <w:rStyle w:val="OperatorTok"/>
+        </w:rPr>
+        <w:t xml:space="preserve">(</w:t>
+      </w:r>
+      <w:r>
+        <w:rPr>
+          <w:rStyle w:val="DataTypeTok"/>
+        </w:rPr>
+        <w:t xml:space="preserve">int</w:t>
+      </w:r>
+      <w:r>
+        <w:rPr>
+          <w:rStyle w:val="NormalTok"/>
+        </w:rPr>
+        <w:t xml:space="preserve"> i </w:t>
+      </w:r>
+      <w:r>
+        <w:rPr>
+          <w:rStyle w:val="OperatorTok"/>
+        </w:rPr>
+        <w:t xml:space="preserve">=</w:t>
+      </w:r>
+      <w:r>
+        <w:rPr>
+          <w:rStyle w:val="NormalTok"/>
+        </w:rPr>
+        <w:t xml:space="preserve"> </w:t>
+      </w:r>
+      <w:r>
+        <w:rPr>
+          <w:rStyle w:val="DecValTok"/>
+        </w:rPr>
+        <w:t xml:space="preserve">0</w:t>
+      </w:r>
+      <w:r>
+        <w:rPr>
+          <w:rStyle w:val="OperatorTok"/>
+        </w:rPr>
+        <w:t xml:space="preserve">;</w:t>
+      </w:r>
+      <w:r>
+        <w:rPr>
+          <w:rStyle w:val="NormalTok"/>
+        </w:rPr>
+        <w:t xml:space="preserve"> i </w:t>
+      </w:r>
+      <w:r>
+        <w:rPr>
+          <w:rStyle w:val="OperatorTok"/>
+        </w:rPr>
+        <w:t xml:space="preserve">&lt;</w:t>
+      </w:r>
+      <w:r>
+        <w:rPr>
+          <w:rStyle w:val="NormalTok"/>
+        </w:rPr>
+        <w:t xml:space="preserve"> n</w:t>
+      </w:r>
+      <w:r>
+        <w:rPr>
+          <w:rStyle w:val="OperatorTok"/>
+        </w:rPr>
+        <w:t xml:space="preserve">;</w:t>
+      </w:r>
+      <w:r>
+        <w:rPr>
+          <w:rStyle w:val="NormalTok"/>
+        </w:rPr>
+        <w:t xml:space="preserve"> i</w:t>
+      </w:r>
+      <w:r>
+        <w:rPr>
+          <w:rStyle w:val="OperatorTok"/>
+        </w:rPr>
+        <w:t xml:space="preserve">++)</w:t>
+      </w:r>
+      <w:r>
+        <w:rPr>
+          <w:rStyle w:val="NormalTok"/>
+        </w:rPr>
+        <w:t xml:space="preserve"> gk_toggle </w:t>
+      </w:r>
+      <w:r>
+        <w:rPr>
+          <w:rStyle w:val="OperatorTok"/>
+        </w:rPr>
+        <w:t xml:space="preserve">(</w:t>
+      </w:r>
+      <w:r>
+        <w:rPr>
+          <w:rStyle w:val="DecValTok"/>
+        </w:rPr>
+        <w:t xml:space="preserve">17</w:t>
+      </w:r>
+      <w:r>
+        <w:rPr>
+          <w:rStyle w:val="OperatorTok"/>
+        </w:rPr>
+        <w:t xml:space="preserve">);</w:t>
+      </w:r>
+      <w:r>
+        <w:rPr>
+          <w:rStyle w:val="NormalTok"/>
+        </w:rPr>
+        <w:t xml:space="preserve">       </w:t>
+      </w:r>
+      <w:r>
+        <w:rPr>
+          <w:rStyle w:val="CommentTok"/>
+        </w:rPr>
+        <w:t xml:space="preserve">// each press turns the LED over</w:t>
+      </w:r>
+      <w:r>
+        <w:br/>
+      </w:r>
+      <w:r>
+        <w:rPr>
+          <w:rStyle w:val="OperatorTok"/>
+        </w:rPr>
+        <w:t xml:space="preserve">}</w:t>
       </w:r>
     </w:p>
     <w:p>
@@ -15476,276 +16124,151 @@
         <w:pStyle w:val="FirstParagraph"/>
       </w:pPr>
       <w:r>
-        <w:t xml:space="preserve">When a domain has no kit (SystemKit and NetKit are the models — small, with no dependency):</w:t>
+        <w:rPr>
+          <w:bCs/>
+          <w:b/>
+        </w:rPr>
+        <w:t xml:space="preserve">PWM and a servo</w:t>
+      </w:r>
+      <w:r>
+        <w:t xml:space="preserve"> </w:t>
+      </w:r>
+      <w:r>
+        <w:t xml:space="preserve">(GPIO 12, 13, 18, 19; 12 / 18 and 13 / 19 share a channel):</w:t>
       </w:r>
     </w:p>
     <w:p>
       <w:pPr>
-        <w:pStyle w:val="Compact"/>
-        <w:numPr>
-          <w:ilvl w:val="0"/>
-          <w:numId w:val="1004"/>
-        </w:numPr>
+        <w:pStyle w:val="SourceCode"/>
       </w:pPr>
       <w:r>
-        <w:t xml:space="preserve">a folder</w:t>
-      </w:r>
-      <w:r>
-        <w:t xml:space="preserve"> </w:t>
-      </w:r>
-      <w:r>
-        <w:rPr>
-          <w:rStyle w:val="VerbatimChar"/>
-        </w:rPr>
-        <w:t xml:space="preserve">user/Kits/&lt;kit&gt;/</w:t>
-      </w:r>
-      <w:r>
-        <w:t xml:space="preserve">:</w:t>
-      </w:r>
-      <w:r>
-        <w:t xml:space="preserve"> </w:t>
-      </w:r>
-      <w:r>
-        <w:rPr>
-          <w:b/>
-          <w:bCs/>
-        </w:rPr>
-        <w:t xml:space="preserve">one header a program includes,</w:t>
-      </w:r>
-      <w:r>
-        <w:rPr>
-          <w:b/>
-          <w:bCs/>
-        </w:rPr>
-        <w:t xml:space="preserve"> </w:t>
-      </w:r>
-      <w:r>
-        <w:rPr>
-          <w:rStyle w:val="VerbatimChar"/>
-          <w:b/>
-          <w:bCs/>
-        </w:rPr>
-        <w:t xml:space="preserve">&lt;kit&gt;/&lt;kit&gt;.h</w:t>
-      </w:r>
-      <w:r>
-        <w:t xml:space="preserve"> </w:t>
-      </w:r>
-      <w:r>
-        <w:t xml:space="preserve">— it may bring a</w:t>
-      </w:r>
-      <w:r>
-        <w:t xml:space="preserve"> </w:t>
-      </w:r>
-      <w:r>
-        <w:t xml:space="preserve">header per subject, each declaring its functions (</w:t>
-      </w:r>
-      <w:r>
-        <w:rPr>
-          <w:rStyle w:val="VerbatimChar"/>
-        </w:rPr>
-        <w:t xml:space="preserve">XK_API int f (...);</w:t>
-      </w:r>
-      <w:r>
-        <w:t xml:space="preserve">) with a</w:t>
-      </w:r>
-      <w:r>
-        <w:t xml:space="preserve"> </w:t>
-      </w:r>
-      <w:r>
-        <w:rPr>
-          <w:rStyle w:val="VerbatimChar"/>
-        </w:rPr>
-        <w:t xml:space="preserve">.inc</w:t>
-      </w:r>
-      <w:r>
-        <w:t xml:space="preserve"> </w:t>
-      </w:r>
-      <w:r>
-        <w:t xml:space="preserve">beside it for</w:t>
-      </w:r>
-      <w:r>
-        <w:t xml:space="preserve"> </w:t>
-      </w:r>
-      <w:r>
-        <w:t xml:space="preserve">the code — and one source</w:t>
-      </w:r>
-      <w:r>
-        <w:t xml:space="preserve"> </w:t>
-      </w:r>
-      <w:r>
-        <w:rPr>
-          <w:rStyle w:val="VerbatimChar"/>
-        </w:rPr>
-        <w:t xml:space="preserve">&lt;kit&gt;.cpp</w:t>
-      </w:r>
-      <w:r>
-        <w:t xml:space="preserve"> </w:t>
-      </w:r>
-      <w:r>
-        <w:t xml:space="preserve">that compiles the code into the library;</w:t>
-      </w:r>
-    </w:p>
-    <w:p>
-      <w:pPr>
-        <w:pStyle w:val="Compact"/>
-        <w:numPr>
-          <w:ilvl w:val="0"/>
-          <w:numId w:val="1004"/>
-        </w:numPr>
-      </w:pPr>
-      <w:r>
-        <w:t xml:space="preserve">its rules in</w:t>
-      </w:r>
-      <w:r>
-        <w:t xml:space="preserve"> </w:t>
-      </w:r>
-      <w:r>
-        <w:rPr>
-          <w:rStyle w:val="VerbatimChar"/>
-        </w:rPr>
-        <w:t xml:space="preserve">user/Makefile</w:t>
-      </w:r>
-      <w:r>
-        <w:t xml:space="preserve"> </w:t>
-      </w:r>
-      <w:r>
-        <w:t xml:space="preserve">(copy SystemKit's block): the library</w:t>
-      </w:r>
-      <w:r>
-        <w:t xml:space="preserve"> </w:t>
-      </w:r>
-      <w:r>
-        <w:rPr>
-          <w:rStyle w:val="VerbatimChar"/>
-        </w:rPr>
-        <w:t xml:space="preserve">lib/&lt;kit&gt;.so</w:t>
-      </w:r>
-      <w:r>
-        <w:t xml:space="preserve">, its import</w:t>
-      </w:r>
-      <w:r>
-        <w:t xml:space="preserve"> </w:t>
-      </w:r>
-      <w:r>
-        <w:t xml:space="preserve">archives</w:t>
-      </w:r>
-      <w:r>
-        <w:t xml:space="preserve"> </w:t>
-      </w:r>
-      <w:r>
-        <w:rPr>
-          <w:rStyle w:val="VerbatimChar"/>
-        </w:rPr>
-        <w:t xml:space="preserve">lib/&lt;kit&gt;.imp.a</w:t>
-      </w:r>
-      <w:r>
-        <w:t xml:space="preserve"> </w:t>
-      </w:r>
-      <w:r>
-        <w:t xml:space="preserve">(C++) and</w:t>
-      </w:r>
-      <w:r>
-        <w:t xml:space="preserve"> </w:t>
-      </w:r>
-      <w:r>
-        <w:rPr>
-          <w:rStyle w:val="VerbatimChar"/>
-        </w:rPr>
-        <w:t xml:space="preserve">lib/&lt;kit&gt;.imp_c.a</w:t>
-      </w:r>
-      <w:r>
-        <w:t xml:space="preserve"> </w:t>
-      </w:r>
-      <w:r>
-        <w:t xml:space="preserve">(C);</w:t>
-      </w:r>
-    </w:p>
-    <w:p>
-      <w:pPr>
-        <w:pStyle w:val="Compact"/>
-        <w:numPr>
-          <w:ilvl w:val="0"/>
-          <w:numId w:val="1004"/>
-        </w:numPr>
-      </w:pPr>
-      <w:r>
-        <w:t xml:space="preserve">its package in</w:t>
-      </w:r>
-      <w:r>
-        <w:t xml:space="preserve"> </w:t>
-      </w:r>
-      <w:r>
-        <w:rPr>
-          <w:rStyle w:val="VerbatimChar"/>
-        </w:rPr>
-        <w:t xml:space="preserve">tools/pkg/packages.ini</w:t>
-      </w:r>
-      <w:r>
-        <w:t xml:space="preserve"> </w:t>
-      </w:r>
-      <w:r>
+        <w:rPr>
+          <w:rStyle w:val="NormalTok"/>
+        </w:rPr>
+        <w:t xml:space="preserve">gk_pwm </w:t>
+      </w:r>
+      <w:r>
+        <w:rPr>
+          <w:rStyle w:val="OperatorTok"/>
+        </w:rPr>
         <w:t xml:space="preserve">(</w:t>
       </w:r>
       <w:r>
         <w:rPr>
-          <w:rStyle w:val="VerbatimChar"/>
-        </w:rPr>
-        <w:t xml:space="preserve">required = 1</w:t>
-      </w:r>
-      <w:r>
+          <w:rStyle w:val="DecValTok"/>
+        </w:rPr>
+        <w:t xml:space="preserve">18</w:t>
+      </w:r>
+      <w:r>
+        <w:rPr>
+          <w:rStyle w:val="OperatorTok"/>
+        </w:rPr>
         <w:t xml:space="preserve">,</w:t>
       </w:r>
       <w:r>
-        <w:t xml:space="preserve"> </w:t>
-      </w:r>
-      <w:r>
-        <w:rPr>
-          <w:rStyle w:val="VerbatimChar"/>
-        </w:rPr>
-        <w:t xml:space="preserve">files = lib/&lt;kit&gt;.so lib/&lt;kit&gt;.bi</w:t>
-      </w:r>
-      <w:r>
-        <w:t xml:space="preserve"> </w:t>
-      </w:r>
-      <w:r>
-        <w:t xml:space="preserve">— the</w:t>
-      </w:r>
-      <w:r>
-        <w:t xml:space="preserve"> </w:t>
-      </w:r>
-      <w:r>
-        <w:rPr>
-          <w:rStyle w:val="VerbatimChar"/>
-        </w:rPr>
-        <w:t xml:space="preserve">.bi</w:t>
-      </w:r>
-      <w:r>
-        <w:t xml:space="preserve"> </w:t>
-      </w:r>
-      <w:r>
-        <w:t xml:space="preserve">is</w:t>
-      </w:r>
-      <w:r>
-        <w:t xml:space="preserve"> </w:t>
-      </w:r>
-      <w:r>
-        <w:t xml:space="preserve">what BASIC reads of it, made by the build:</w:t>
-      </w:r>
-      <w:r>
-        <w:t xml:space="preserve"> </w:t>
-      </w:r>
-      <w:r>
-        <w:rPr>
-          <w:i/>
-          <w:iCs/>
-        </w:rPr>
-        <w:t xml:space="preserve">From BASIC</w:t>
-      </w:r>
-      <w:r>
-        <w:t xml:space="preserve"> </w:t>
-      </w:r>
-      <w:r>
-        <w:t xml:space="preserve">above).</w:t>
+        <w:rPr>
+          <w:rStyle w:val="NormalTok"/>
+        </w:rPr>
+        <w:t xml:space="preserve"> </w:t>
+      </w:r>
+      <w:r>
+        <w:rPr>
+          <w:rStyle w:val="DecValTok"/>
+        </w:rPr>
+        <w:t xml:space="preserve">1000</w:t>
+      </w:r>
+      <w:r>
+        <w:rPr>
+          <w:rStyle w:val="OperatorTok"/>
+        </w:rPr>
+        <w:t xml:space="preserve">,</w:t>
+      </w:r>
+      <w:r>
+        <w:rPr>
+          <w:rStyle w:val="NormalTok"/>
+        </w:rPr>
+        <w:t xml:space="preserve"> </w:t>
+      </w:r>
+      <w:r>
+        <w:rPr>
+          <w:rStyle w:val="DecValTok"/>
+        </w:rPr>
+        <w:t xml:space="preserve">2500</w:t>
+      </w:r>
+      <w:r>
+        <w:rPr>
+          <w:rStyle w:val="OperatorTok"/>
+        </w:rPr>
+        <w:t xml:space="preserve">);</w:t>
+      </w:r>
+      <w:r>
+        <w:rPr>
+          <w:rStyle w:val="NormalTok"/>
+        </w:rPr>
+        <w:t xml:space="preserve">                              </w:t>
+      </w:r>
+      <w:r>
+        <w:rPr>
+          <w:rStyle w:val="CommentTok"/>
+        </w:rPr>
+        <w:t xml:space="preserve">// 1 kHz, 25 % high (duty in 1/10000)</w:t>
+      </w:r>
+      <w:r>
+        <w:br/>
+      </w:r>
+      <w:r>
+        <w:rPr>
+          <w:rStyle w:val="NormalTok"/>
+        </w:rPr>
+        <w:t xml:space="preserve">gk_servo </w:t>
+      </w:r>
+      <w:r>
+        <w:rPr>
+          <w:rStyle w:val="OperatorTok"/>
+        </w:rPr>
+        <w:t xml:space="preserve">(</w:t>
+      </w:r>
+      <w:r>
+        <w:rPr>
+          <w:rStyle w:val="DecValTok"/>
+        </w:rPr>
+        <w:t xml:space="preserve">18</w:t>
+      </w:r>
+      <w:r>
+        <w:rPr>
+          <w:rStyle w:val="OperatorTok"/>
+        </w:rPr>
+        <w:t xml:space="preserve">,</w:t>
+      </w:r>
+      <w:r>
+        <w:rPr>
+          <w:rStyle w:val="NormalTok"/>
+        </w:rPr>
+        <w:t xml:space="preserve"> </w:t>
+      </w:r>
+      <w:r>
+        <w:rPr>
+          <w:rStyle w:val="DecValTok"/>
+        </w:rPr>
+        <w:t xml:space="preserve">1500</w:t>
+      </w:r>
+      <w:r>
+        <w:rPr>
+          <w:rStyle w:val="OperatorTok"/>
+        </w:rPr>
+        <w:t xml:space="preserve">);</w:t>
+      </w:r>
+      <w:r>
+        <w:rPr>
+          <w:rStyle w:val="NormalTok"/>
+        </w:rPr>
+        <w:t xml:space="preserve">                                  </w:t>
+      </w:r>
+      <w:r>
+        <w:rPr>
+          <w:rStyle w:val="CommentTok"/>
+        </w:rPr>
+        <w:t xml:space="preserve">// a servo: 50 Hz, a 1.5 ms pulse (the middle)</w:t>
       </w:r>
     </w:p>
     <w:p>
@@ -15753,18 +16276,1418 @@
         <w:pStyle w:val="FirstParagraph"/>
       </w:pPr>
       <w:r>
-        <w:t xml:space="preserve">The header of a kit a C program may use is written in C.</w:t>
+        <w:rPr>
+          <w:bCs/>
+          <w:b/>
+        </w:rPr>
+        <w:t xml:space="preserve">I2C</w:t>
+      </w:r>
+      <w:r>
+        <w:t xml:space="preserve"> </w:t>
+      </w:r>
+      <w:r>
+        <w:t xml:space="preserve">(GPIO 2 SDA, GPIO 3 SCL) — a BME280's id, a scan:</w:t>
       </w:r>
     </w:p>
-    <w:bookmarkEnd w:id="47"/>
-    <w:bookmarkEnd w:id="48"/>
-    <w:bookmarkStart w:id="49" w:name="X727ca5ffb7cfa954933197d729c7f04b3404e24"/>
+    <w:p>
+      <w:pPr>
+        <w:pStyle w:val="SourceCode"/>
+      </w:pPr>
+      <w:r>
+        <w:rPr>
+          <w:rStyle w:val="ControlFlowTok"/>
+        </w:rPr>
+        <w:t xml:space="preserve">if</w:t>
+      </w:r>
+      <w:r>
+        <w:rPr>
+          <w:rStyle w:val="NormalTok"/>
+        </w:rPr>
+        <w:t xml:space="preserve"> </w:t>
+      </w:r>
+      <w:r>
+        <w:rPr>
+          <w:rStyle w:val="OperatorTok"/>
+        </w:rPr>
+        <w:t xml:space="preserve">(</w:t>
+      </w:r>
+      <w:r>
+        <w:rPr>
+          <w:rStyle w:val="NormalTok"/>
+        </w:rPr>
+        <w:t xml:space="preserve">gk_i2c_open </w:t>
+      </w:r>
+      <w:r>
+        <w:rPr>
+          <w:rStyle w:val="OperatorTok"/>
+        </w:rPr>
+        <w:t xml:space="preserve">(</w:t>
+      </w:r>
+      <w:r>
+        <w:rPr>
+          <w:rStyle w:val="DecValTok"/>
+        </w:rPr>
+        <w:t xml:space="preserve">0</w:t>
+      </w:r>
+      <w:r>
+        <w:rPr>
+          <w:rStyle w:val="OperatorTok"/>
+        </w:rPr>
+        <w:t xml:space="preserve">)</w:t>
+      </w:r>
+      <w:r>
+        <w:rPr>
+          <w:rStyle w:val="NormalTok"/>
+        </w:rPr>
+        <w:t xml:space="preserve"> </w:t>
+      </w:r>
+      <w:r>
+        <w:rPr>
+          <w:rStyle w:val="OperatorTok"/>
+        </w:rPr>
+        <w:t xml:space="preserve">==</w:t>
+      </w:r>
+      <w:r>
+        <w:rPr>
+          <w:rStyle w:val="NormalTok"/>
+        </w:rPr>
+        <w:t xml:space="preserve"> </w:t>
+      </w:r>
+      <w:r>
+        <w:rPr>
+          <w:rStyle w:val="DecValTok"/>
+        </w:rPr>
+        <w:t xml:space="preserve">0</w:t>
+      </w:r>
+      <w:r>
+        <w:rPr>
+          <w:rStyle w:val="OperatorTok"/>
+        </w:rPr>
+        <w:t xml:space="preserve">)</w:t>
+      </w:r>
+      <w:r>
+        <w:rPr>
+          <w:rStyle w:val="NormalTok"/>
+        </w:rPr>
+        <w:t xml:space="preserve">                             </w:t>
+      </w:r>
+      <w:r>
+        <w:rPr>
+          <w:rStyle w:val="CommentTok"/>
+        </w:rPr>
+        <w:t xml:space="preserve">// 0: 100 kHz</w:t>
+      </w:r>
+      <w:r>
+        <w:br/>
+      </w:r>
+      <w:r>
+        <w:rPr>
+          <w:rStyle w:val="OperatorTok"/>
+        </w:rPr>
+        <w:t xml:space="preserve">{</w:t>
+      </w:r>
+      <w:r>
+        <w:br/>
+      </w:r>
+      <w:r>
+        <w:rPr>
+          <w:rStyle w:val="NormalTok"/>
+        </w:rPr>
+        <w:t xml:space="preserve">    </w:t>
+      </w:r>
+      <w:r>
+        <w:rPr>
+          <w:rStyle w:val="DataTypeTok"/>
+        </w:rPr>
+        <w:t xml:space="preserve">unsigned</w:t>
+      </w:r>
+      <w:r>
+        <w:rPr>
+          <w:rStyle w:val="NormalTok"/>
+        </w:rPr>
+        <w:t xml:space="preserve"> </w:t>
+      </w:r>
+      <w:r>
+        <w:rPr>
+          <w:rStyle w:val="DataTypeTok"/>
+        </w:rPr>
+        <w:t xml:space="preserve">char</w:t>
+      </w:r>
+      <w:r>
+        <w:rPr>
+          <w:rStyle w:val="NormalTok"/>
+        </w:rPr>
+        <w:t xml:space="preserve"> map</w:t>
+      </w:r>
+      <w:r>
+        <w:rPr>
+          <w:rStyle w:val="OperatorTok"/>
+        </w:rPr>
+        <w:t xml:space="preserve">[</w:t>
+      </w:r>
+      <w:r>
+        <w:rPr>
+          <w:rStyle w:val="DecValTok"/>
+        </w:rPr>
+        <w:t xml:space="preserve">16</w:t>
+      </w:r>
+      <w:r>
+        <w:rPr>
+          <w:rStyle w:val="OperatorTok"/>
+        </w:rPr>
+        <w:t xml:space="preserve">];</w:t>
+      </w:r>
+      <w:r>
+        <w:br/>
+      </w:r>
+      <w:r>
+        <w:rPr>
+          <w:rStyle w:val="NormalTok"/>
+        </w:rPr>
+        <w:t xml:space="preserve">    </w:t>
+      </w:r>
+      <w:r>
+        <w:rPr>
+          <w:rStyle w:val="DataTypeTok"/>
+        </w:rPr>
+        <w:t xml:space="preserve">int</w:t>
+      </w:r>
+      <w:r>
+        <w:rPr>
+          <w:rStyle w:val="NormalTok"/>
+        </w:rPr>
+        <w:t xml:space="preserve"> n </w:t>
+      </w:r>
+      <w:r>
+        <w:rPr>
+          <w:rStyle w:val="OperatorTok"/>
+        </w:rPr>
+        <w:t xml:space="preserve">=</w:t>
+      </w:r>
+      <w:r>
+        <w:rPr>
+          <w:rStyle w:val="NormalTok"/>
+        </w:rPr>
+        <w:t xml:space="preserve"> gk_i2c_scan </w:t>
+      </w:r>
+      <w:r>
+        <w:rPr>
+          <w:rStyle w:val="OperatorTok"/>
+        </w:rPr>
+        <w:t xml:space="preserve">(</w:t>
+      </w:r>
+      <w:r>
+        <w:rPr>
+          <w:rStyle w:val="NormalTok"/>
+        </w:rPr>
+        <w:t xml:space="preserve">map</w:t>
+      </w:r>
+      <w:r>
+        <w:rPr>
+          <w:rStyle w:val="OperatorTok"/>
+        </w:rPr>
+        <w:t xml:space="preserve">);</w:t>
+      </w:r>
+      <w:r>
+        <w:rPr>
+          <w:rStyle w:val="NormalTok"/>
+        </w:rPr>
+        <w:t xml:space="preserve">                        </w:t>
+      </w:r>
+      <w:r>
+        <w:rPr>
+          <w:rStyle w:val="CommentTok"/>
+        </w:rPr>
+        <w:t xml:space="preserve">// bit a of map: something answers at a</w:t>
+      </w:r>
+      <w:r>
+        <w:br/>
+      </w:r>
+      <w:r>
+        <w:rPr>
+          <w:rStyle w:val="NormalTok"/>
+        </w:rPr>
+        <w:t xml:space="preserve">    </w:t>
+      </w:r>
+      <w:r>
+        <w:rPr>
+          <w:rStyle w:val="ControlFlowTok"/>
+        </w:rPr>
+        <w:t xml:space="preserve">if</w:t>
+      </w:r>
+      <w:r>
+        <w:rPr>
+          <w:rStyle w:val="NormalTok"/>
+        </w:rPr>
+        <w:t xml:space="preserve"> </w:t>
+      </w:r>
+      <w:r>
+        <w:rPr>
+          <w:rStyle w:val="OperatorTok"/>
+        </w:rPr>
+        <w:t xml:space="preserve">(</w:t>
+      </w:r>
+      <w:r>
+        <w:rPr>
+          <w:rStyle w:val="NormalTok"/>
+        </w:rPr>
+        <w:t xml:space="preserve">gk_i2c_reg_read </w:t>
+      </w:r>
+      <w:r>
+        <w:rPr>
+          <w:rStyle w:val="OperatorTok"/>
+        </w:rPr>
+        <w:t xml:space="preserve">(</w:t>
+      </w:r>
+      <w:r>
+        <w:rPr>
+          <w:rStyle w:val="BaseNTok"/>
+        </w:rPr>
+        <w:t xml:space="preserve">0x76</w:t>
+      </w:r>
+      <w:r>
+        <w:rPr>
+          <w:rStyle w:val="OperatorTok"/>
+        </w:rPr>
+        <w:t xml:space="preserve">,</w:t>
+      </w:r>
+      <w:r>
+        <w:rPr>
+          <w:rStyle w:val="NormalTok"/>
+        </w:rPr>
+        <w:t xml:space="preserve"> </w:t>
+      </w:r>
+      <w:r>
+        <w:rPr>
+          <w:rStyle w:val="BaseNTok"/>
+        </w:rPr>
+        <w:t xml:space="preserve">0xD0</w:t>
+      </w:r>
+      <w:r>
+        <w:rPr>
+          <w:rStyle w:val="OperatorTok"/>
+        </w:rPr>
+        <w:t xml:space="preserve">)</w:t>
+      </w:r>
+      <w:r>
+        <w:rPr>
+          <w:rStyle w:val="NormalTok"/>
+        </w:rPr>
+        <w:t xml:space="preserve"> </w:t>
+      </w:r>
+      <w:r>
+        <w:rPr>
+          <w:rStyle w:val="OperatorTok"/>
+        </w:rPr>
+        <w:t xml:space="preserve">==</w:t>
+      </w:r>
+      <w:r>
+        <w:rPr>
+          <w:rStyle w:val="NormalTok"/>
+        </w:rPr>
+        <w:t xml:space="preserve"> </w:t>
+      </w:r>
+      <w:r>
+        <w:rPr>
+          <w:rStyle w:val="BaseNTok"/>
+        </w:rPr>
+        <w:t xml:space="preserve">0x60</w:t>
+      </w:r>
+      <w:r>
+        <w:rPr>
+          <w:rStyle w:val="OperatorTok"/>
+        </w:rPr>
+        <w:t xml:space="preserve">)</w:t>
+      </w:r>
+      <w:r>
+        <w:rPr>
+          <w:rStyle w:val="NormalTok"/>
+        </w:rPr>
+        <w:t xml:space="preserve"> ax_putln </w:t>
+      </w:r>
+      <w:r>
+        <w:rPr>
+          <w:rStyle w:val="OperatorTok"/>
+        </w:rPr>
+        <w:t xml:space="preserve">(</w:t>
+      </w:r>
+      <w:r>
+        <w:rPr>
+          <w:rStyle w:val="StringTok"/>
+        </w:rPr>
+        <w:t xml:space="preserve">"a BME280 at 0x76"</w:t>
+      </w:r>
+      <w:r>
+        <w:rPr>
+          <w:rStyle w:val="OperatorTok"/>
+        </w:rPr>
+        <w:t xml:space="preserve">);</w:t>
+      </w:r>
+      <w:r>
+        <w:br/>
+      </w:r>
+      <w:r>
+        <w:rPr>
+          <w:rStyle w:val="NormalTok"/>
+        </w:rPr>
+        <w:t xml:space="preserve">    gk_i2c_close </w:t>
+      </w:r>
+      <w:r>
+        <w:rPr>
+          <w:rStyle w:val="OperatorTok"/>
+        </w:rPr>
+        <w:t xml:space="preserve">();</w:t>
+      </w:r>
+      <w:r>
+        <w:br/>
+      </w:r>
+      <w:r>
+        <w:rPr>
+          <w:rStyle w:val="OperatorTok"/>
+        </w:rPr>
+        <w:t xml:space="preserve">}</w:t>
+      </w:r>
+    </w:p>
+    <w:p>
+      <w:pPr>
+        <w:pStyle w:val="FirstParagraph"/>
+      </w:pPr>
+      <w:r>
+        <w:rPr>
+          <w:bCs/>
+          <w:b/>
+        </w:rPr>
+        <w:t xml:space="preserve">SPI 0</w:t>
+      </w:r>
+      <w:r>
+        <w:t xml:space="preserve"> </w:t>
+      </w:r>
+      <w:r>
+        <w:t xml:space="preserve">(GPIO 8 CE0, 7 CE1, 9 MISO, 10 MOSI, 11 SCLK):</w:t>
+      </w:r>
+      <w:r>
+        <w:t xml:space="preserve"> </w:t>
+      </w:r>
+      <w:r>
+        <w:rPr>
+          <w:rStyle w:val="VerbatimChar"/>
+        </w:rPr>
+        <w:t xml:space="preserve">gk_spi_open (1000000, 0)</w:t>
+      </w:r>
+      <w:r>
+        <w:t xml:space="preserve">, then</w:t>
+      </w:r>
+      <w:r>
+        <w:t xml:space="preserve"> </w:t>
+      </w:r>
+      <w:r>
+        <w:rPr>
+          <w:rStyle w:val="VerbatimChar"/>
+        </w:rPr>
+        <w:t xml:space="preserve">gk_spi_transfer (0, tx, rx, n)</w:t>
+      </w:r>
+      <w:r>
+        <w:t xml:space="preserve">.</w:t>
+      </w:r>
+    </w:p>
+    <w:p>
+      <w:pPr>
+        <w:pStyle w:val="BodyText"/>
+      </w:pPr>
+      <w:r>
+        <w:rPr>
+          <w:bCs/>
+          <w:b/>
+        </w:rPr>
+        <w:t xml:space="preserve">C++</w:t>
+      </w:r>
+      <w:r>
+        <w:t xml:space="preserve"> </w:t>
+      </w:r>
+      <w:r>
+        <w:t xml:space="preserve">has small classes that give the pin back by themselves:</w:t>
+      </w:r>
+    </w:p>
+    <w:p>
+      <w:pPr>
+        <w:pStyle w:val="SourceCode"/>
+      </w:pPr>
+      <w:r>
+        <w:rPr>
+          <w:rStyle w:val="NormalTok"/>
+        </w:rPr>
+        <w:t xml:space="preserve">gpiokit</w:t>
+      </w:r>
+      <w:r>
+        <w:rPr>
+          <w:rStyle w:val="OperatorTok"/>
+        </w:rPr>
+        <w:t xml:space="preserve">::</w:t>
+      </w:r>
+      <w:r>
+        <w:rPr>
+          <w:rStyle w:val="NormalTok"/>
+        </w:rPr>
+        <w:t xml:space="preserve">Pin led </w:t>
+      </w:r>
+      <w:r>
+        <w:rPr>
+          <w:rStyle w:val="OperatorTok"/>
+        </w:rPr>
+        <w:t xml:space="preserve">(</w:t>
+      </w:r>
+      <w:r>
+        <w:rPr>
+          <w:rStyle w:val="DecValTok"/>
+        </w:rPr>
+        <w:t xml:space="preserve">17</w:t>
+      </w:r>
+      <w:r>
+        <w:rPr>
+          <w:rStyle w:val="OperatorTok"/>
+        </w:rPr>
+        <w:t xml:space="preserve">,</w:t>
+      </w:r>
+      <w:r>
+        <w:rPr>
+          <w:rStyle w:val="NormalTok"/>
+        </w:rPr>
+        <w:t xml:space="preserve"> GK_OUT</w:t>
+      </w:r>
+      <w:r>
+        <w:rPr>
+          <w:rStyle w:val="OperatorTok"/>
+        </w:rPr>
+        <w:t xml:space="preserve">);</w:t>
+      </w:r>
+      <w:r>
+        <w:br/>
+      </w:r>
+      <w:r>
+        <w:rPr>
+          <w:rStyle w:val="ControlFlowTok"/>
+        </w:rPr>
+        <w:t xml:space="preserve">if</w:t>
+      </w:r>
+      <w:r>
+        <w:rPr>
+          <w:rStyle w:val="NormalTok"/>
+        </w:rPr>
+        <w:t xml:space="preserve"> </w:t>
+      </w:r>
+      <w:r>
+        <w:rPr>
+          <w:rStyle w:val="OperatorTok"/>
+        </w:rPr>
+        <w:t xml:space="preserve">(!</w:t>
+      </w:r>
+      <w:r>
+        <w:rPr>
+          <w:rStyle w:val="NormalTok"/>
+        </w:rPr>
+        <w:t xml:space="preserve">led</w:t>
+      </w:r>
+      <w:r>
+        <w:rPr>
+          <w:rStyle w:val="OperatorTok"/>
+        </w:rPr>
+        <w:t xml:space="preserve">.</w:t>
+      </w:r>
+      <w:r>
+        <w:rPr>
+          <w:rStyle w:val="NormalTok"/>
+        </w:rPr>
+        <w:t xml:space="preserve">ok </w:t>
+      </w:r>
+      <w:r>
+        <w:rPr>
+          <w:rStyle w:val="OperatorTok"/>
+        </w:rPr>
+        <w:t xml:space="preserve">())</w:t>
+      </w:r>
+      <w:r>
+        <w:rPr>
+          <w:rStyle w:val="NormalTok"/>
+        </w:rPr>
+        <w:t xml:space="preserve"> ax_putln </w:t>
+      </w:r>
+      <w:r>
+        <w:rPr>
+          <w:rStyle w:val="OperatorTok"/>
+        </w:rPr>
+        <w:t xml:space="preserve">(</w:t>
+      </w:r>
+      <w:r>
+        <w:rPr>
+          <w:rStyle w:val="NormalTok"/>
+        </w:rPr>
+        <w:t xml:space="preserve">gk_error </w:t>
+      </w:r>
+      <w:r>
+        <w:rPr>
+          <w:rStyle w:val="OperatorTok"/>
+        </w:rPr>
+        <w:t xml:space="preserve">(</w:t>
+      </w:r>
+      <w:r>
+        <w:rPr>
+          <w:rStyle w:val="NormalTok"/>
+        </w:rPr>
+        <w:t xml:space="preserve">led</w:t>
+      </w:r>
+      <w:r>
+        <w:rPr>
+          <w:rStyle w:val="OperatorTok"/>
+        </w:rPr>
+        <w:t xml:space="preserve">.</w:t>
+      </w:r>
+      <w:r>
+        <w:rPr>
+          <w:rStyle w:val="NormalTok"/>
+        </w:rPr>
+        <w:t xml:space="preserve">status </w:t>
+      </w:r>
+      <w:r>
+        <w:rPr>
+          <w:rStyle w:val="OperatorTok"/>
+        </w:rPr>
+        <w:t xml:space="preserve">()));</w:t>
+      </w:r>
+      <w:r>
+        <w:br/>
+      </w:r>
+      <w:r>
+        <w:rPr>
+          <w:rStyle w:val="NormalTok"/>
+        </w:rPr>
+        <w:t xml:space="preserve">led</w:t>
+      </w:r>
+      <w:r>
+        <w:rPr>
+          <w:rStyle w:val="OperatorTok"/>
+        </w:rPr>
+        <w:t xml:space="preserve">.</w:t>
+      </w:r>
+      <w:r>
+        <w:rPr>
+          <w:rStyle w:val="NormalTok"/>
+        </w:rPr>
+        <w:t xml:space="preserve">write </w:t>
+      </w:r>
+      <w:r>
+        <w:rPr>
+          <w:rStyle w:val="OperatorTok"/>
+        </w:rPr>
+        <w:t xml:space="preserve">(</w:t>
+      </w:r>
+      <w:r>
+        <w:rPr>
+          <w:rStyle w:val="DecValTok"/>
+        </w:rPr>
+        <w:t xml:space="preserve">1</w:t>
+      </w:r>
+      <w:r>
+        <w:rPr>
+          <w:rStyle w:val="OperatorTok"/>
+        </w:rPr>
+        <w:t xml:space="preserve">);</w:t>
+      </w:r>
+      <w:r>
+        <w:br/>
+      </w:r>
+      <w:r>
+        <w:rPr>
+          <w:rStyle w:val="NormalTok"/>
+        </w:rPr>
+        <w:t xml:space="preserve">gpiokit</w:t>
+      </w:r>
+      <w:r>
+        <w:rPr>
+          <w:rStyle w:val="OperatorTok"/>
+        </w:rPr>
+        <w:t xml:space="preserve">::</w:t>
+      </w:r>
+      <w:r>
+        <w:rPr>
+          <w:rStyle w:val="NormalTok"/>
+        </w:rPr>
+        <w:t xml:space="preserve">I2CDevice bme </w:t>
+      </w:r>
+      <w:r>
+        <w:rPr>
+          <w:rStyle w:val="OperatorTok"/>
+        </w:rPr>
+        <w:t xml:space="preserve">(</w:t>
+      </w:r>
+      <w:r>
+        <w:rPr>
+          <w:rStyle w:val="BaseNTok"/>
+        </w:rPr>
+        <w:t xml:space="preserve">0x76</w:t>
+      </w:r>
+      <w:r>
+        <w:rPr>
+          <w:rStyle w:val="OperatorTok"/>
+        </w:rPr>
+        <w:t xml:space="preserve">);</w:t>
+      </w:r>
+      <w:r>
+        <w:br/>
+      </w:r>
+      <w:r>
+        <w:rPr>
+          <w:rStyle w:val="DataTypeTok"/>
+        </w:rPr>
+        <w:t xml:space="preserve">int</w:t>
+      </w:r>
+      <w:r>
+        <w:rPr>
+          <w:rStyle w:val="NormalTok"/>
+        </w:rPr>
+        <w:t xml:space="preserve"> id </w:t>
+      </w:r>
+      <w:r>
+        <w:rPr>
+          <w:rStyle w:val="OperatorTok"/>
+        </w:rPr>
+        <w:t xml:space="preserve">=</w:t>
+      </w:r>
+      <w:r>
+        <w:rPr>
+          <w:rStyle w:val="NormalTok"/>
+        </w:rPr>
+        <w:t xml:space="preserve"> bme</w:t>
+      </w:r>
+      <w:r>
+        <w:rPr>
+          <w:rStyle w:val="OperatorTok"/>
+        </w:rPr>
+        <w:t xml:space="preserve">.</w:t>
+      </w:r>
+      <w:r>
+        <w:rPr>
+          <w:rStyle w:val="NormalTok"/>
+        </w:rPr>
+        <w:t xml:space="preserve">reg </w:t>
+      </w:r>
+      <w:r>
+        <w:rPr>
+          <w:rStyle w:val="OperatorTok"/>
+        </w:rPr>
+        <w:t xml:space="preserve">(</w:t>
+      </w:r>
+      <w:r>
+        <w:rPr>
+          <w:rStyle w:val="BaseNTok"/>
+        </w:rPr>
+        <w:t xml:space="preserve">0xD0</w:t>
+      </w:r>
+      <w:r>
+        <w:rPr>
+          <w:rStyle w:val="OperatorTok"/>
+        </w:rPr>
+        <w:t xml:space="preserve">);</w:t>
+      </w:r>
+    </w:p>
+    <w:p>
+      <w:pPr>
+        <w:pStyle w:val="FirstParagraph"/>
+      </w:pPr>
+      <w:r>
+        <w:rPr>
+          <w:bCs/>
+          <w:b/>
+        </w:rPr>
+        <w:t xml:space="preserve">No hardware?</w:t>
+      </w:r>
+      <w:r>
+        <w:t xml:space="preserve"> </w:t>
+      </w:r>
+      <w:r>
+        <w:t xml:space="preserve">GPIOKit has a</w:t>
+      </w:r>
+      <w:r>
+        <w:t xml:space="preserve"> </w:t>
+      </w:r>
+      <w:r>
+        <w:rPr>
+          <w:bCs/>
+          <w:b/>
+        </w:rPr>
+        <w:t xml:space="preserve">simulator</w:t>
+      </w:r>
+      <w:r>
+        <w:t xml:space="preserve"> </w:t>
+      </w:r>
+      <w:r>
+        <w:t xml:space="preserve">— a board in memory: the inputs set by</w:t>
+      </w:r>
+      <w:r>
+        <w:t xml:space="preserve"> </w:t>
+      </w:r>
+      <w:r>
+        <w:rPr>
+          <w:rStyle w:val="VerbatimChar"/>
+        </w:rPr>
+        <w:t xml:space="preserve">gk_sim_input</w:t>
+      </w:r>
+      <w:r>
+        <w:t xml:space="preserve">, the PWM's</w:t>
+      </w:r>
+      <w:r>
+        <w:t xml:space="preserve"> </w:t>
+      </w:r>
+      <w:r>
+        <w:t xml:space="preserve">waves, an I2C bus with an SSD1306 display (0x3C:</w:t>
+      </w:r>
+      <w:r>
+        <w:t xml:space="preserve"> </w:t>
+      </w:r>
+      <w:r>
+        <w:rPr>
+          <w:rStyle w:val="VerbatimChar"/>
+        </w:rPr>
+        <w:t xml:space="preserve">gk_sim_display</w:t>
+      </w:r>
+      <w:r>
+        <w:t xml:space="preserve"> </w:t>
+      </w:r>
+      <w:r>
+        <w:t xml:space="preserve">gives its pixels) and a BME280 sensor</w:t>
+      </w:r>
+      <w:r>
+        <w:t xml:space="preserve"> </w:t>
+      </w:r>
+      <w:r>
+        <w:t xml:space="preserve">(0x76), SPI looped back.</w:t>
+      </w:r>
+      <w:r>
+        <w:t xml:space="preserve"> </w:t>
+      </w:r>
+      <w:r>
+        <w:rPr>
+          <w:rStyle w:val="VerbatimChar"/>
+        </w:rPr>
+        <w:t xml:space="preserve">gk_sim (1)</w:t>
+      </w:r>
+      <w:r>
+        <w:t xml:space="preserve"> </w:t>
+      </w:r>
+      <w:r>
+        <w:t xml:space="preserve">switches to it; it runs by itself where the system has no GPIO, and</w:t>
+      </w:r>
+      <w:r>
+        <w:t xml:space="preserve"> </w:t>
+      </w:r>
+      <w:r>
+        <w:t xml:space="preserve">on a PC. GPIO Lab (docs/04) is built on GPIOKit; BASIC has statements for it (docs/04 §13</w:t>
+      </w:r>
+      <w:r>
+        <w:t xml:space="preserve"> </w:t>
+      </w:r>
+      <w:r>
+        <w:rPr>
+          <w:iCs/>
+          <w:i/>
+        </w:rPr>
+        <w:t xml:space="preserve">GPIO</w:t>
+      </w:r>
+      <w:r>
+        <w:t xml:space="preserve">).</w:t>
+      </w:r>
+    </w:p>
+    <w:bookmarkEnd w:id="49"/>
+    <w:bookmarkStart w:id="52" w:name="X440ce3836194747007fb4a3bb83270039548fbd"/>
     <w:p>
       <w:pPr>
         <w:pStyle w:val="Heading2"/>
       </w:pPr>
       <w:r>
-        <w:t xml:space="preserve">13. Quick reference</w:t>
+        <w:t xml:space="preserve">13. Adding to a kit, creating a kit</w:t>
+      </w:r>
+    </w:p>
+    <w:p>
+      <w:pPr>
+        <w:pStyle w:val="FirstParagraph"/>
+      </w:pPr>
+      <w:r>
+        <w:rPr>
+          <w:bCs/>
+          <w:b/>
+        </w:rPr>
+        <w:t xml:space="preserve">Before writing a helper, look for it in the kits.</w:t>
+      </w:r>
+      <w:r>
+        <w:t xml:space="preserve"> </w:t>
+      </w:r>
+      <w:r>
+        <w:t xml:space="preserve">If two programs could use it, it belongs to a</w:t>
+      </w:r>
+      <w:r>
+        <w:t xml:space="preserve"> </w:t>
+      </w:r>
+      <w:r>
+        <w:t xml:space="preserve">kit.</w:t>
+      </w:r>
+    </w:p>
+    <w:bookmarkStart w:id="50" w:name="adding-a-function-to-a-kit"/>
+    <w:p>
+      <w:pPr>
+        <w:pStyle w:val="Heading3"/>
+      </w:pPr>
+      <w:r>
+        <w:t xml:space="preserve">Adding a function to a kit</w:t>
+      </w:r>
+    </w:p>
+    <w:p>
+      <w:pPr>
+        <w:numPr>
+          <w:ilvl w:val="0"/>
+          <w:numId w:val="1003"/>
+        </w:numPr>
+        <w:pStyle w:val="Compact"/>
+      </w:pPr>
+      <w:r>
+        <w:rPr>
+          <w:bCs/>
+          <w:b/>
+        </w:rPr>
+        <w:t xml:space="preserve">Declare</w:t>
+      </w:r>
+      <w:r>
+        <w:t xml:space="preserve"> </w:t>
+      </w:r>
+      <w:r>
+        <w:t xml:space="preserve">it in the kit's header, with a comment that says what it does.</w:t>
+      </w:r>
+    </w:p>
+    <w:p>
+      <w:pPr>
+        <w:numPr>
+          <w:ilvl w:val="0"/>
+          <w:numId w:val="1003"/>
+        </w:numPr>
+        <w:pStyle w:val="Compact"/>
+      </w:pPr>
+      <w:r>
+        <w:rPr>
+          <w:bCs/>
+          <w:b/>
+        </w:rPr>
+        <w:t xml:space="preserve">Write its code</w:t>
+      </w:r>
+      <w:r>
+        <w:t xml:space="preserve"> </w:t>
+      </w:r>
+      <w:r>
+        <w:t xml:space="preserve">in the kit's source (for SystemKit, NetKit and</w:t>
+      </w:r>
+      <w:r>
+        <w:t xml:space="preserve"> </w:t>
+      </w:r>
+      <w:r>
+        <w:rPr>
+          <w:rStyle w:val="VerbatimChar"/>
+        </w:rPr>
+        <w:t xml:space="preserve">filekit/fsutil.h</w:t>
+      </w:r>
+      <w:r>
+        <w:t xml:space="preserve">: the</w:t>
+      </w:r>
+      <w:r>
+        <w:t xml:space="preserve"> </w:t>
+      </w:r>
+      <w:r>
+        <w:rPr>
+          <w:rStyle w:val="VerbatimChar"/>
+        </w:rPr>
+        <w:t xml:space="preserve">.inc</w:t>
+      </w:r>
+      <w:r>
+        <w:t xml:space="preserve"> </w:t>
+      </w:r>
+      <w:r>
+        <w:t xml:space="preserve">beside the header).</w:t>
+      </w:r>
+    </w:p>
+    <w:p>
+      <w:pPr>
+        <w:numPr>
+          <w:ilvl w:val="0"/>
+          <w:numId w:val="1003"/>
+        </w:numPr>
+        <w:pStyle w:val="Compact"/>
+      </w:pPr>
+      <w:r>
+        <w:rPr>
+          <w:bCs/>
+          <w:b/>
+        </w:rPr>
+        <w:t xml:space="preserve">Build</w:t>
+      </w:r>
+      <w:r>
+        <w:t xml:space="preserve">: the kit's table (</w:t>
+      </w:r>
+      <w:r>
+        <w:rPr>
+          <w:rStyle w:val="VerbatimChar"/>
+        </w:rPr>
+        <w:t xml:space="preserve">&lt;kit&gt;.abi</w:t>
+      </w:r>
+      <w:r>
+        <w:t xml:space="preserve">) gets the new name at its end. Commit the</w:t>
+      </w:r>
+      <w:r>
+        <w:t xml:space="preserve"> </w:t>
+      </w:r>
+      <w:r>
+        <w:rPr>
+          <w:rStyle w:val="VerbatimChar"/>
+        </w:rPr>
+        <w:t xml:space="preserve">.abi</w:t>
+      </w:r>
+      <w:r>
+        <w:t xml:space="preserve">. A name is</w:t>
+      </w:r>
+      <w:r>
+        <w:t xml:space="preserve"> </w:t>
+      </w:r>
+      <w:r>
+        <w:t xml:space="preserve">never removed nor renamed: a function that is no longer needed keeps a body.</w:t>
+      </w:r>
+    </w:p>
+    <w:p>
+      <w:pPr>
+        <w:numPr>
+          <w:ilvl w:val="0"/>
+          <w:numId w:val="1003"/>
+        </w:numPr>
+        <w:pStyle w:val="Compact"/>
+      </w:pPr>
+      <w:r>
+        <w:rPr>
+          <w:bCs/>
+          <w:b/>
+        </w:rPr>
+        <w:t xml:space="preserve">Raise the package's version</w:t>
+      </w:r>
+      <w:r>
+        <w:t xml:space="preserve"> </w:t>
+      </w:r>
+      <w:r>
+        <w:t xml:space="preserve">(</w:t>
+      </w:r>
+      <w:r>
+        <w:rPr>
+          <w:rStyle w:val="VerbatimChar"/>
+        </w:rPr>
+        <w:t xml:space="preserve">tools/pkg/versions.ini</w:t>
+      </w:r>
+      <w:r>
+        <w:t xml:space="preserve">:</w:t>
+      </w:r>
+      <w:r>
+        <w:t xml:space="preserve"> </w:t>
+      </w:r>
+      <w:r>
+        <w:rPr>
+          <w:rStyle w:val="VerbatimChar"/>
+        </w:rPr>
+        <w:t xml:space="preserve">1.&lt;the table's size&gt;.0</w:t>
+      </w:r>
+      <w:r>
+        <w:t xml:space="preserve">) and what the</w:t>
+      </w:r>
+      <w:r>
+        <w:t xml:space="preserve"> </w:t>
+      </w:r>
+      <w:r>
+        <w:t xml:space="preserve">applications need (</w:t>
+      </w:r>
+      <w:r>
+        <w:rPr>
+          <w:rStyle w:val="VerbatimChar"/>
+        </w:rPr>
+        <w:t xml:space="preserve">needs = &lt;kit&gt; &gt;= 1.&lt;size&gt;</w:t>
+      </w:r>
+      <w:r>
+        <w:t xml:space="preserve"> </w:t>
+      </w:r>
+      <w:r>
+        <w:t xml:space="preserve">in</w:t>
+      </w:r>
+      <w:r>
+        <w:t xml:space="preserve"> </w:t>
+      </w:r>
+      <w:r>
+        <w:rPr>
+          <w:rStyle w:val="VerbatimChar"/>
+        </w:rPr>
+        <w:t xml:space="preserve">tools/pkg/packages.ini</w:t>
+      </w:r>
+      <w:r>
+        <w:t xml:space="preserve">).</w:t>
+      </w:r>
+    </w:p>
+    <w:p>
+      <w:pPr>
+        <w:numPr>
+          <w:ilvl w:val="0"/>
+          <w:numId w:val="1003"/>
+        </w:numPr>
+        <w:pStyle w:val="Compact"/>
+      </w:pPr>
+      <w:r>
+        <w:rPr>
+          <w:bCs/>
+          <w:b/>
+        </w:rPr>
+        <w:t xml:space="preserve">Document</w:t>
+      </w:r>
+      <w:r>
+        <w:t xml:space="preserve"> </w:t>
+      </w:r>
+      <w:r>
+        <w:t xml:space="preserve">it: its comment in the header is its documentation — run</w:t>
+      </w:r>
+      <w:r>
+        <w:t xml:space="preserve"> </w:t>
+      </w:r>
+      <w:r>
+        <w:rPr>
+          <w:rStyle w:val="VerbatimChar"/>
+        </w:rPr>
+        <w:t xml:space="preserve">python tools/docgen/kitdocs.py</w:t>
+      </w:r>
+      <w:r>
+        <w:t xml:space="preserve"> </w:t>
+      </w:r>
+      <w:r>
+        <w:t xml:space="preserve">(the kit's reference follows), add an example here if it deserves</w:t>
+      </w:r>
+      <w:r>
+        <w:t xml:space="preserve"> </w:t>
+      </w:r>
+      <w:r>
+        <w:t xml:space="preserve">one, then</w:t>
+      </w:r>
+      <w:r>
+        <w:t xml:space="preserve"> </w:t>
+      </w:r>
+      <w:r>
+        <w:rPr>
+          <w:rStyle w:val="VerbatimChar"/>
+        </w:rPr>
+        <w:t xml:space="preserve">python docs/build_docs.py</w:t>
+      </w:r>
+      <w:r>
+        <w:t xml:space="preserve">.</w:t>
+      </w:r>
+    </w:p>
+    <w:bookmarkEnd w:id="50"/>
+    <w:bookmarkStart w:id="51" w:name="creating-a-kit"/>
+    <w:p>
+      <w:pPr>
+        <w:pStyle w:val="Heading3"/>
+      </w:pPr>
+      <w:r>
+        <w:t xml:space="preserve">Creating a kit</w:t>
+      </w:r>
+    </w:p>
+    <w:p>
+      <w:pPr>
+        <w:pStyle w:val="FirstParagraph"/>
+      </w:pPr>
+      <w:r>
+        <w:t xml:space="preserve">When a domain has no kit (SystemKit and NetKit are the models — small, with no dependency):</w:t>
+      </w:r>
+    </w:p>
+    <w:p>
+      <w:pPr>
+        <w:numPr>
+          <w:ilvl w:val="0"/>
+          <w:numId w:val="1004"/>
+        </w:numPr>
+        <w:pStyle w:val="Compact"/>
+      </w:pPr>
+      <w:r>
+        <w:t xml:space="preserve">a folder</w:t>
+      </w:r>
+      <w:r>
+        <w:t xml:space="preserve"> </w:t>
+      </w:r>
+      <w:r>
+        <w:rPr>
+          <w:rStyle w:val="VerbatimChar"/>
+        </w:rPr>
+        <w:t xml:space="preserve">user/Kits/&lt;kit&gt;/</w:t>
+      </w:r>
+      <w:r>
+        <w:t xml:space="preserve">:</w:t>
+      </w:r>
+      <w:r>
+        <w:t xml:space="preserve"> </w:t>
+      </w:r>
+      <w:r>
+        <w:rPr>
+          <w:bCs/>
+          <w:b/>
+        </w:rPr>
+        <w:t xml:space="preserve">one header a program includes,</w:t>
+      </w:r>
+      <w:r>
+        <w:rPr>
+          <w:bCs/>
+          <w:b/>
+        </w:rPr>
+        <w:t xml:space="preserve"> </w:t>
+      </w:r>
+      <w:r>
+        <w:rPr>
+          <w:rStyle w:val="VerbatimChar"/>
+          <w:bCs/>
+          <w:b/>
+        </w:rPr>
+        <w:t xml:space="preserve">&lt;kit&gt;/&lt;kit&gt;.h</w:t>
+      </w:r>
+      <w:r>
+        <w:t xml:space="preserve"> </w:t>
+      </w:r>
+      <w:r>
+        <w:t xml:space="preserve">— it may bring a</w:t>
+      </w:r>
+      <w:r>
+        <w:t xml:space="preserve"> </w:t>
+      </w:r>
+      <w:r>
+        <w:t xml:space="preserve">header per subject, each declaring its functions (</w:t>
+      </w:r>
+      <w:r>
+        <w:rPr>
+          <w:rStyle w:val="VerbatimChar"/>
+        </w:rPr>
+        <w:t xml:space="preserve">XK_API int f (...);</w:t>
+      </w:r>
+      <w:r>
+        <w:t xml:space="preserve">) with a</w:t>
+      </w:r>
+      <w:r>
+        <w:t xml:space="preserve"> </w:t>
+      </w:r>
+      <w:r>
+        <w:rPr>
+          <w:rStyle w:val="VerbatimChar"/>
+        </w:rPr>
+        <w:t xml:space="preserve">.inc</w:t>
+      </w:r>
+      <w:r>
+        <w:t xml:space="preserve"> </w:t>
+      </w:r>
+      <w:r>
+        <w:t xml:space="preserve">beside it for</w:t>
+      </w:r>
+      <w:r>
+        <w:t xml:space="preserve"> </w:t>
+      </w:r>
+      <w:r>
+        <w:t xml:space="preserve">the code — and one source</w:t>
+      </w:r>
+      <w:r>
+        <w:t xml:space="preserve"> </w:t>
+      </w:r>
+      <w:r>
+        <w:rPr>
+          <w:rStyle w:val="VerbatimChar"/>
+        </w:rPr>
+        <w:t xml:space="preserve">&lt;kit&gt;.cpp</w:t>
+      </w:r>
+      <w:r>
+        <w:t xml:space="preserve"> </w:t>
+      </w:r>
+      <w:r>
+        <w:t xml:space="preserve">that compiles the code into the library;</w:t>
+      </w:r>
+    </w:p>
+    <w:p>
+      <w:pPr>
+        <w:numPr>
+          <w:ilvl w:val="0"/>
+          <w:numId w:val="1004"/>
+        </w:numPr>
+        <w:pStyle w:val="Compact"/>
+      </w:pPr>
+      <w:r>
+        <w:t xml:space="preserve">its rules in</w:t>
+      </w:r>
+      <w:r>
+        <w:t xml:space="preserve"> </w:t>
+      </w:r>
+      <w:r>
+        <w:rPr>
+          <w:rStyle w:val="VerbatimChar"/>
+        </w:rPr>
+        <w:t xml:space="preserve">user/Makefile</w:t>
+      </w:r>
+      <w:r>
+        <w:t xml:space="preserve"> </w:t>
+      </w:r>
+      <w:r>
+        <w:t xml:space="preserve">(copy SystemKit's block): the library</w:t>
+      </w:r>
+      <w:r>
+        <w:t xml:space="preserve"> </w:t>
+      </w:r>
+      <w:r>
+        <w:rPr>
+          <w:rStyle w:val="VerbatimChar"/>
+        </w:rPr>
+        <w:t xml:space="preserve">lib/&lt;kit&gt;.so</w:t>
+      </w:r>
+      <w:r>
+        <w:t xml:space="preserve">, its import</w:t>
+      </w:r>
+      <w:r>
+        <w:t xml:space="preserve"> </w:t>
+      </w:r>
+      <w:r>
+        <w:t xml:space="preserve">archives</w:t>
+      </w:r>
+      <w:r>
+        <w:t xml:space="preserve"> </w:t>
+      </w:r>
+      <w:r>
+        <w:rPr>
+          <w:rStyle w:val="VerbatimChar"/>
+        </w:rPr>
+        <w:t xml:space="preserve">lib/&lt;kit&gt;.imp.a</w:t>
+      </w:r>
+      <w:r>
+        <w:t xml:space="preserve"> </w:t>
+      </w:r>
+      <w:r>
+        <w:t xml:space="preserve">(C++) and</w:t>
+      </w:r>
+      <w:r>
+        <w:t xml:space="preserve"> </w:t>
+      </w:r>
+      <w:r>
+        <w:rPr>
+          <w:rStyle w:val="VerbatimChar"/>
+        </w:rPr>
+        <w:t xml:space="preserve">lib/&lt;kit&gt;.imp_c.a</w:t>
+      </w:r>
+      <w:r>
+        <w:t xml:space="preserve"> </w:t>
+      </w:r>
+      <w:r>
+        <w:t xml:space="preserve">(C);</w:t>
+      </w:r>
+    </w:p>
+    <w:p>
+      <w:pPr>
+        <w:numPr>
+          <w:ilvl w:val="0"/>
+          <w:numId w:val="1004"/>
+        </w:numPr>
+        <w:pStyle w:val="Compact"/>
+      </w:pPr>
+      <w:r>
+        <w:t xml:space="preserve">its package in</w:t>
+      </w:r>
+      <w:r>
+        <w:t xml:space="preserve"> </w:t>
+      </w:r>
+      <w:r>
+        <w:rPr>
+          <w:rStyle w:val="VerbatimChar"/>
+        </w:rPr>
+        <w:t xml:space="preserve">tools/pkg/packages.ini</w:t>
+      </w:r>
+      <w:r>
+        <w:t xml:space="preserve"> </w:t>
+      </w:r>
+      <w:r>
+        <w:t xml:space="preserve">(</w:t>
+      </w:r>
+      <w:r>
+        <w:rPr>
+          <w:rStyle w:val="VerbatimChar"/>
+        </w:rPr>
+        <w:t xml:space="preserve">required = 1</w:t>
+      </w:r>
+      <w:r>
+        <w:t xml:space="preserve">,</w:t>
+      </w:r>
+      <w:r>
+        <w:t xml:space="preserve"> </w:t>
+      </w:r>
+      <w:r>
+        <w:rPr>
+          <w:rStyle w:val="VerbatimChar"/>
+        </w:rPr>
+        <w:t xml:space="preserve">files = lib/&lt;kit&gt;.so lib/&lt;kit&gt;.bi</w:t>
+      </w:r>
+      <w:r>
+        <w:t xml:space="preserve"> </w:t>
+      </w:r>
+      <w:r>
+        <w:t xml:space="preserve">— the</w:t>
+      </w:r>
+      <w:r>
+        <w:t xml:space="preserve"> </w:t>
+      </w:r>
+      <w:r>
+        <w:rPr>
+          <w:rStyle w:val="VerbatimChar"/>
+        </w:rPr>
+        <w:t xml:space="preserve">.bi</w:t>
+      </w:r>
+      <w:r>
+        <w:t xml:space="preserve"> </w:t>
+      </w:r>
+      <w:r>
+        <w:t xml:space="preserve">is</w:t>
+      </w:r>
+      <w:r>
+        <w:t xml:space="preserve"> </w:t>
+      </w:r>
+      <w:r>
+        <w:t xml:space="preserve">what BASIC reads of it, made by the build:</w:t>
+      </w:r>
+      <w:r>
+        <w:t xml:space="preserve"> </w:t>
+      </w:r>
+      <w:r>
+        <w:rPr>
+          <w:iCs/>
+          <w:i/>
+        </w:rPr>
+        <w:t xml:space="preserve">From BASIC</w:t>
+      </w:r>
+      <w:r>
+        <w:t xml:space="preserve"> </w:t>
+      </w:r>
+      <w:r>
+        <w:t xml:space="preserve">above).</w:t>
+      </w:r>
+    </w:p>
+    <w:p>
+      <w:pPr>
+        <w:pStyle w:val="FirstParagraph"/>
+      </w:pPr>
+      <w:r>
+        <w:t xml:space="preserve">The header of a kit a C program may use is written in C.</w:t>
+      </w:r>
+    </w:p>
+    <w:bookmarkEnd w:id="51"/>
+    <w:bookmarkEnd w:id="52"/>
+    <w:bookmarkStart w:id="53" w:name="Xa8610e431494495367c706e0625e40515e2d3d4"/>
+    <w:p>
+      <w:pPr>
+        <w:pStyle w:val="Heading2"/>
+      </w:pPr>
+      <w:r>
+        <w:t xml:space="preserve">14. Quick reference</w:t>
       </w:r>
     </w:p>
     <w:tbl>
@@ -15772,6 +17695,7 @@
         <w:tblStyle w:val="Table"/>
         <w:tblW w:type="auto" w:w="0"/>
         <w:tblLook w:firstRow="1" w:lastRow="0" w:firstColumn="0" w:lastColumn="0" w:noHBand="0" w:noVBand="0" w:val="0020"/>
+        <w:jc w:val="start"/>
       </w:tblPr>
       <w:tblGrid>
         <w:gridCol w:w="2640"/>
@@ -15780,13 +17704,14 @@
       </w:tblGrid>
       <w:tr>
         <w:trPr>
-          <w:tblHeader w:val="on"/>
+          <w:tblHeader w:val="true"/>
         </w:trPr>
         <w:tc>
           <w:tcPr/>
           <w:p>
             <w:pPr>
               <w:pStyle w:val="Compact"/>
+              <w:jc w:val="left"/>
             </w:pPr>
             <w:r>
               <w:t xml:space="preserve">I want to…</w:t>
@@ -15798,6 +17723,7 @@
           <w:p>
             <w:pPr>
               <w:pStyle w:val="Compact"/>
+              <w:jc w:val="left"/>
             </w:pPr>
             <w:r>
               <w:t xml:space="preserve">Kit</w:t>
@@ -15809,6 +17735,7 @@
           <w:p>
             <w:pPr>
               <w:pStyle w:val="Compact"/>
+              <w:jc w:val="left"/>
             </w:pPr>
             <w:r>
               <w:t xml:space="preserve">Call</w:t>
@@ -15822,6 +17749,7 @@
           <w:p>
             <w:pPr>
               <w:pStyle w:val="Compact"/>
+              <w:jc w:val="left"/>
             </w:pPr>
             <w:r>
               <w:t xml:space="preserve">read or write a file</w:t>
@@ -15833,6 +17761,7 @@
           <w:p>
             <w:pPr>
               <w:pStyle w:val="Compact"/>
+              <w:jc w:val="left"/>
             </w:pPr>
             <w:r>
               <w:t xml:space="preserve">AppKit</w:t>
@@ -15844,6 +17773,7 @@
           <w:p>
             <w:pPr>
               <w:pStyle w:val="Compact"/>
+              <w:jc w:val="left"/>
             </w:pPr>
             <w:r>
               <w:rPr>
@@ -15884,6 +17814,7 @@
           <w:p>
             <w:pPr>
               <w:pStyle w:val="Compact"/>
+              <w:jc w:val="left"/>
             </w:pPr>
             <w:r>
               <w:t xml:space="preserve">load a whole file in memory</w:t>
@@ -15895,6 +17826,7 @@
           <w:p>
             <w:pPr>
               <w:pStyle w:val="Compact"/>
+              <w:jc w:val="left"/>
             </w:pPr>
             <w:r>
               <w:t xml:space="preserve">FileKit</w:t>
@@ -15906,6 +17838,7 @@
           <w:p>
             <w:pPr>
               <w:pStyle w:val="Compact"/>
+              <w:jc w:val="left"/>
             </w:pPr>
             <w:r>
               <w:rPr>
@@ -15934,6 +17867,7 @@
           <w:p>
             <w:pPr>
               <w:pStyle w:val="Compact"/>
+              <w:jc w:val="left"/>
             </w:pPr>
             <w:r>
               <w:t xml:space="preserve">copy or remove a folder</w:t>
@@ -15945,6 +17879,7 @@
           <w:p>
             <w:pPr>
               <w:pStyle w:val="Compact"/>
+              <w:jc w:val="left"/>
             </w:pPr>
             <w:r>
               <w:t xml:space="preserve">FileKit</w:t>
@@ -15956,6 +17891,7 @@
           <w:p>
             <w:pPr>
               <w:pStyle w:val="Compact"/>
+              <w:jc w:val="left"/>
             </w:pPr>
             <w:r>
               <w:rPr>
@@ -15984,6 +17920,7 @@
           <w:p>
             <w:pPr>
               <w:pStyle w:val="Compact"/>
+              <w:jc w:val="left"/>
             </w:pPr>
             <w:r>
               <w:t xml:space="preserve">build a path</w:t>
@@ -15995,6 +17932,7 @@
           <w:p>
             <w:pPr>
               <w:pStyle w:val="Compact"/>
+              <w:jc w:val="left"/>
             </w:pPr>
             <w:r>
               <w:t xml:space="preserve">FileKit</w:t>
@@ -16006,6 +17944,7 @@
           <w:p>
             <w:pPr>
               <w:pStyle w:val="Compact"/>
+              <w:jc w:val="left"/>
             </w:pPr>
             <w:r>
               <w:rPr>
@@ -16034,6 +17973,7 @@
           <w:p>
             <w:pPr>
               <w:pStyle w:val="Compact"/>
+              <w:jc w:val="left"/>
             </w:pPr>
             <w:r>
               <w:t xml:space="preserve">read or write a ZIP</w:t>
@@ -16045,6 +17985,7 @@
           <w:p>
             <w:pPr>
               <w:pStyle w:val="Compact"/>
+              <w:jc w:val="left"/>
             </w:pPr>
             <w:r>
               <w:t xml:space="preserve">FileKit</w:t>
@@ -16056,6 +17997,7 @@
           <w:p>
             <w:pPr>
               <w:pStyle w:val="Compact"/>
+              <w:jc w:val="left"/>
             </w:pPr>
             <w:r>
               <w:rPr>
@@ -16084,6 +18026,7 @@
           <w:p>
             <w:pPr>
               <w:pStyle w:val="Compact"/>
+              <w:jc w:val="left"/>
             </w:pPr>
             <w:r>
               <w:t xml:space="preserve">print to the console</w:t>
@@ -16095,6 +18038,7 @@
           <w:p>
             <w:pPr>
               <w:pStyle w:val="Compact"/>
+              <w:jc w:val="left"/>
             </w:pPr>
             <w:r>
               <w:t xml:space="preserve">AppKit</w:t>
@@ -16106,6 +18050,7 @@
           <w:p>
             <w:pPr>
               <w:pStyle w:val="Compact"/>
+              <w:jc w:val="left"/>
             </w:pPr>
             <w:r>
               <w:rPr>
@@ -16134,6 +18079,7 @@
           <w:p>
             <w:pPr>
               <w:pStyle w:val="Compact"/>
+              <w:jc w:val="left"/>
             </w:pPr>
             <w:r>
               <w:t xml:space="preserve">read an</w:t>
@@ -16160,6 +18106,7 @@
           <w:p>
             <w:pPr>
               <w:pStyle w:val="Compact"/>
+              <w:jc w:val="left"/>
             </w:pPr>
             <w:r>
               <w:t xml:space="preserve">AppKit</w:t>
@@ -16171,6 +18118,7 @@
           <w:p>
             <w:pPr>
               <w:pStyle w:val="Compact"/>
+              <w:jc w:val="left"/>
             </w:pPr>
             <w:r>
               <w:rPr>
@@ -16199,6 +18147,7 @@
           <w:p>
             <w:pPr>
               <w:pStyle w:val="Compact"/>
+              <w:jc w:val="left"/>
             </w:pPr>
             <w:r>
               <w:t xml:space="preserve">start another program</w:t>
@@ -16210,6 +18159,7 @@
           <w:p>
             <w:pPr>
               <w:pStyle w:val="Compact"/>
+              <w:jc w:val="left"/>
             </w:pPr>
             <w:r>
               <w:t xml:space="preserve">AppKit</w:t>
@@ -16221,6 +18171,7 @@
           <w:p>
             <w:pPr>
               <w:pStyle w:val="Compact"/>
+              <w:jc w:val="left"/>
             </w:pPr>
             <w:r>
               <w:rPr>
@@ -16249,6 +18200,7 @@
           <w:p>
             <w:pPr>
               <w:pStyle w:val="Compact"/>
+              <w:jc w:val="left"/>
             </w:pPr>
             <w:r>
               <w:t xml:space="preserve">open a window with widgets</w:t>
@@ -16260,6 +18212,7 @@
           <w:p>
             <w:pPr>
               <w:pStyle w:val="Compact"/>
+              <w:jc w:val="left"/>
             </w:pPr>
             <w:r>
               <w:t xml:space="preserve">UIKit</w:t>
@@ -16271,6 +18224,7 @@
           <w:p>
             <w:pPr>
               <w:pStyle w:val="Compact"/>
+              <w:jc w:val="left"/>
             </w:pPr>
             <w:r>
               <w:rPr>
@@ -16314,6 +18268,7 @@
           <w:p>
             <w:pPr>
               <w:pStyle w:val="Compact"/>
+              <w:jc w:val="left"/>
             </w:pPr>
             <w:r>
               <w:t xml:space="preserve">ask the user (message, file, colour)</w:t>
@@ -16325,6 +18280,7 @@
           <w:p>
             <w:pPr>
               <w:pStyle w:val="Compact"/>
+              <w:jc w:val="left"/>
             </w:pPr>
             <w:r>
               <w:t xml:space="preserve">UIKit</w:t>
@@ -16336,6 +18292,7 @@
           <w:p>
             <w:pPr>
               <w:pStyle w:val="Compact"/>
+              <w:jc w:val="left"/>
             </w:pPr>
             <w:r>
               <w:rPr>
@@ -16376,6 +18333,7 @@
           <w:p>
             <w:pPr>
               <w:pStyle w:val="Compact"/>
+              <w:jc w:val="left"/>
             </w:pPr>
             <w:r>
               <w:t xml:space="preserve">load an icon</w:t>
@@ -16387,6 +18345,7 @@
           <w:p>
             <w:pPr>
               <w:pStyle w:val="Compact"/>
+              <w:jc w:val="left"/>
             </w:pPr>
             <w:r>
               <w:t xml:space="preserve">UIKit</w:t>
@@ -16398,6 +18357,7 @@
           <w:p>
             <w:pPr>
               <w:pStyle w:val="Compact"/>
+              <w:jc w:val="left"/>
             </w:pPr>
             <w:r>
               <w:rPr>
@@ -16414,6 +18374,7 @@
           <w:p>
             <w:pPr>
               <w:pStyle w:val="Compact"/>
+              <w:jc w:val="left"/>
             </w:pPr>
             <w:r>
               <w:t xml:space="preserve">show a notification</w:t>
@@ -16425,6 +18386,7 @@
           <w:p>
             <w:pPr>
               <w:pStyle w:val="Compact"/>
+              <w:jc w:val="left"/>
             </w:pPr>
             <w:r>
               <w:t xml:space="preserve">SystemKit</w:t>
@@ -16436,6 +18398,7 @@
           <w:p>
             <w:pPr>
               <w:pStyle w:val="Compact"/>
+              <w:jc w:val="left"/>
             </w:pPr>
             <w:r>
               <w:rPr>
@@ -16464,6 +18427,7 @@
           <w:p>
             <w:pPr>
               <w:pStyle w:val="Compact"/>
+              <w:jc w:val="left"/>
             </w:pPr>
             <w:r>
               <w:t xml:space="preserve">copy / paste</w:t>
@@ -16475,6 +18439,7 @@
           <w:p>
             <w:pPr>
               <w:pStyle w:val="Compact"/>
+              <w:jc w:val="left"/>
             </w:pPr>
             <w:r>
               <w:t xml:space="preserve">SystemKit</w:t>
@@ -16486,6 +18451,7 @@
           <w:p>
             <w:pPr>
               <w:pStyle w:val="Compact"/>
+              <w:jc w:val="left"/>
             </w:pPr>
             <w:r>
               <w:rPr>
@@ -16514,6 +18480,7 @@
           <w:p>
             <w:pPr>
               <w:pStyle w:val="Compact"/>
+              <w:jc w:val="left"/>
             </w:pPr>
             <w:r>
               <w:t xml:space="preserve">move a file to the trash</w:t>
@@ -16525,6 +18492,7 @@
           <w:p>
             <w:pPr>
               <w:pStyle w:val="Compact"/>
+              <w:jc w:val="left"/>
             </w:pPr>
             <w:r>
               <w:t xml:space="preserve">SystemKit</w:t>
@@ -16536,6 +18504,7 @@
           <w:p>
             <w:pPr>
               <w:pStyle w:val="Compact"/>
+              <w:jc w:val="left"/>
             </w:pPr>
             <w:r>
               <w:rPr>
@@ -16552,6 +18521,7 @@
           <w:p>
             <w:pPr>
               <w:pStyle w:val="Compact"/>
+              <w:jc w:val="left"/>
             </w:pPr>
             <w:r>
               <w:t xml:space="preserve">open a file with its application</w:t>
@@ -16563,6 +18533,7 @@
           <w:p>
             <w:pPr>
               <w:pStyle w:val="Compact"/>
+              <w:jc w:val="left"/>
             </w:pPr>
             <w:r>
               <w:t xml:space="preserve">SystemKit</w:t>
@@ -16574,6 +18545,7 @@
           <w:p>
             <w:pPr>
               <w:pStyle w:val="Compact"/>
+              <w:jc w:val="left"/>
             </w:pPr>
             <w:r>
               <w:rPr>
@@ -16590,6 +18562,7 @@
           <w:p>
             <w:pPr>
               <w:pStyle w:val="Compact"/>
+              <w:jc w:val="left"/>
             </w:pPr>
             <w:r>
               <w:t xml:space="preserve">fetch a web page</w:t>
@@ -16601,6 +18574,7 @@
           <w:p>
             <w:pPr>
               <w:pStyle w:val="Compact"/>
+              <w:jc w:val="left"/>
             </w:pPr>
             <w:r>
               <w:t xml:space="preserve">NetKit</w:t>
@@ -16612,6 +18586,7 @@
           <w:p>
             <w:pPr>
               <w:pStyle w:val="Compact"/>
+              <w:jc w:val="left"/>
             </w:pPr>
             <w:r>
               <w:rPr>
@@ -16640,6 +18615,7 @@
           <w:p>
             <w:pPr>
               <w:pStyle w:val="Compact"/>
+              <w:jc w:val="left"/>
             </w:pPr>
             <w:r>
               <w:t xml:space="preserve">reach an FTP server</w:t>
@@ -16651,6 +18627,7 @@
           <w:p>
             <w:pPr>
               <w:pStyle w:val="Compact"/>
+              <w:jc w:val="left"/>
             </w:pPr>
             <w:r>
               <w:t xml:space="preserve">NetKit</w:t>
@@ -16662,6 +18639,7 @@
           <w:p>
             <w:pPr>
               <w:pStyle w:val="Compact"/>
+              <w:jc w:val="left"/>
             </w:pPr>
             <w:r>
               <w:rPr>
@@ -16696,6 +18674,7 @@
           <w:p>
             <w:pPr>
               <w:pStyle w:val="Compact"/>
+              <w:jc w:val="left"/>
             </w:pPr>
             <w:r>
               <w:t xml:space="preserve">load or save a picture</w:t>
@@ -16707,6 +18686,7 @@
           <w:p>
             <w:pPr>
               <w:pStyle w:val="Compact"/>
+              <w:jc w:val="left"/>
             </w:pPr>
             <w:r>
               <w:t xml:space="preserve">ImageKit</w:t>
@@ -16718,6 +18698,7 @@
           <w:p>
             <w:pPr>
               <w:pStyle w:val="Compact"/>
+              <w:jc w:val="left"/>
             </w:pPr>
             <w:r>
               <w:rPr>
@@ -16746,6 +18727,7 @@
           <w:p>
             <w:pPr>
               <w:pStyle w:val="Compact"/>
+              <w:jc w:val="left"/>
             </w:pPr>
             <w:r>
               <w:t xml:space="preserve">resize or turn a picture</w:t>
@@ -16757,6 +18739,7 @@
           <w:p>
             <w:pPr>
               <w:pStyle w:val="Compact"/>
+              <w:jc w:val="left"/>
             </w:pPr>
             <w:r>
               <w:t xml:space="preserve">ImageKit</w:t>
@@ -16768,6 +18751,7 @@
           <w:p>
             <w:pPr>
               <w:pStyle w:val="Compact"/>
+              <w:jc w:val="left"/>
             </w:pPr>
             <w:r>
               <w:rPr>
@@ -16796,6 +18780,7 @@
           <w:p>
             <w:pPr>
               <w:pStyle w:val="Compact"/>
+              <w:jc w:val="left"/>
             </w:pPr>
             <w:r>
               <w:t xml:space="preserve">play a sound file</w:t>
@@ -16807,6 +18792,7 @@
           <w:p>
             <w:pPr>
               <w:pStyle w:val="Compact"/>
+              <w:jc w:val="left"/>
             </w:pPr>
             <w:r>
               <w:t xml:space="preserve">AudioKit</w:t>
@@ -16818,6 +18804,7 @@
           <w:p>
             <w:pPr>
               <w:pStyle w:val="Compact"/>
+              <w:jc w:val="left"/>
             </w:pPr>
             <w:r>
               <w:rPr>
@@ -16834,6 +18821,7 @@
           <w:p>
             <w:pPr>
               <w:pStyle w:val="Compact"/>
+              <w:jc w:val="left"/>
             </w:pPr>
             <w:r>
               <w:t xml:space="preserve">play a note or an effect</w:t>
@@ -16845,6 +18833,7 @@
           <w:p>
             <w:pPr>
               <w:pStyle w:val="Compact"/>
+              <w:jc w:val="left"/>
             </w:pPr>
             <w:r>
               <w:t xml:space="preserve">AudioKit</w:t>
@@ -16856,6 +18845,7 @@
           <w:p>
             <w:pPr>
               <w:pStyle w:val="Compact"/>
+              <w:jc w:val="left"/>
             </w:pPr>
             <w:r>
               <w:rPr>
@@ -16884,6 +18874,7 @@
           <w:p>
             <w:pPr>
               <w:pStyle w:val="Compact"/>
+              <w:jc w:val="left"/>
             </w:pPr>
             <w:r>
               <w:t xml:space="preserve">send samples to the output</w:t>
@@ -16895,6 +18886,7 @@
           <w:p>
             <w:pPr>
               <w:pStyle w:val="Compact"/>
+              <w:jc w:val="left"/>
             </w:pPr>
             <w:r>
               <w:t xml:space="preserve">AudioKit</w:t>
@@ -16906,6 +18898,7 @@
           <w:p>
             <w:pPr>
               <w:pStyle w:val="Compact"/>
+              <w:jc w:val="left"/>
             </w:pPr>
             <w:r>
               <w:rPr>
@@ -16934,6 +18927,7 @@
           <w:p>
             <w:pPr>
               <w:pStyle w:val="Compact"/>
+              <w:jc w:val="left"/>
             </w:pPr>
             <w:r>
               <w:t xml:space="preserve">draw smooth text</w:t>
@@ -16945,6 +18939,7 @@
           <w:p>
             <w:pPr>
               <w:pStyle w:val="Compact"/>
+              <w:jc w:val="left"/>
             </w:pPr>
             <w:r>
               <w:t xml:space="preserve">FontKit</w:t>
@@ -16956,6 +18951,7 @@
           <w:p>
             <w:pPr>
               <w:pStyle w:val="Compact"/>
+              <w:jc w:val="left"/>
             </w:pPr>
             <w:r>
               <w:rPr>
@@ -16984,6 +18980,7 @@
           <w:p>
             <w:pPr>
               <w:pStyle w:val="Compact"/>
+              <w:jc w:val="left"/>
             </w:pPr>
             <w:r>
               <w:t xml:space="preserve">print</w:t>
@@ -16995,6 +18992,7 @@
           <w:p>
             <w:pPr>
               <w:pStyle w:val="Compact"/>
+              <w:jc w:val="left"/>
             </w:pPr>
             <w:r>
               <w:t xml:space="preserve">PrinterKit</w:t>
@@ -17006,6 +19004,7 @@
           <w:p>
             <w:pPr>
               <w:pStyle w:val="Compact"/>
+              <w:jc w:val="left"/>
             </w:pPr>
             <w:r>
               <w:rPr>
@@ -17052,8 +19051,244 @@
           </w:p>
         </w:tc>
       </w:tr>
+      <w:tr>
+        <w:tc>
+          <w:tcPr/>
+          <w:p>
+            <w:pPr>
+              <w:pStyle w:val="Compact"/>
+              <w:jc w:val="left"/>
+            </w:pPr>
+            <w:r>
+              <w:t xml:space="preserve">light an LED, read a button</w:t>
+            </w:r>
+          </w:p>
+        </w:tc>
+        <w:tc>
+          <w:tcPr/>
+          <w:p>
+            <w:pPr>
+              <w:pStyle w:val="Compact"/>
+              <w:jc w:val="left"/>
+            </w:pPr>
+            <w:r>
+              <w:t xml:space="preserve">GPIOKit</w:t>
+            </w:r>
+          </w:p>
+        </w:tc>
+        <w:tc>
+          <w:tcPr/>
+          <w:p>
+            <w:pPr>
+              <w:pStyle w:val="Compact"/>
+              <w:jc w:val="left"/>
+            </w:pPr>
+            <w:r>
+              <w:rPr>
+                <w:rStyle w:val="VerbatimChar"/>
+              </w:rPr>
+              <w:t xml:space="preserve">gk_mode</w:t>
+            </w:r>
+            <w:r>
+              <w:t xml:space="preserve">,</w:t>
+            </w:r>
+            <w:r>
+              <w:t xml:space="preserve"> </w:t>
+            </w:r>
+            <w:r>
+              <w:rPr>
+                <w:rStyle w:val="VerbatimChar"/>
+              </w:rPr>
+              <w:t xml:space="preserve">gk_write</w:t>
+            </w:r>
+            <w:r>
+              <w:t xml:space="preserve">,</w:t>
+            </w:r>
+            <w:r>
+              <w:t xml:space="preserve"> </w:t>
+            </w:r>
+            <w:r>
+              <w:rPr>
+                <w:rStyle w:val="VerbatimChar"/>
+              </w:rPr>
+              <w:t xml:space="preserve">gk_read</w:t>
+            </w:r>
+          </w:p>
+        </w:tc>
+      </w:tr>
+      <w:tr>
+        <w:tc>
+          <w:tcPr/>
+          <w:p>
+            <w:pPr>
+              <w:pStyle w:val="Compact"/>
+              <w:jc w:val="left"/>
+            </w:pPr>
+            <w:r>
+              <w:t xml:space="preserve">wait for a button's press</w:t>
+            </w:r>
+          </w:p>
+        </w:tc>
+        <w:tc>
+          <w:tcPr/>
+          <w:p>
+            <w:pPr>
+              <w:pStyle w:val="Compact"/>
+              <w:jc w:val="left"/>
+            </w:pPr>
+            <w:r>
+              <w:t xml:space="preserve">GPIOKit</w:t>
+            </w:r>
+          </w:p>
+        </w:tc>
+        <w:tc>
+          <w:tcPr/>
+          <w:p>
+            <w:pPr>
+              <w:pStyle w:val="Compact"/>
+              <w:jc w:val="left"/>
+            </w:pPr>
+            <w:r>
+              <w:rPr>
+                <w:rStyle w:val="VerbatimChar"/>
+              </w:rPr>
+              <w:t xml:space="preserve">gk_edges</w:t>
+            </w:r>
+            <w:r>
+              <w:t xml:space="preserve">,</w:t>
+            </w:r>
+            <w:r>
+              <w:t xml:space="preserve"> </w:t>
+            </w:r>
+            <w:r>
+              <w:rPr>
+                <w:rStyle w:val="VerbatimChar"/>
+              </w:rPr>
+              <w:t xml:space="preserve">gk_events</w:t>
+            </w:r>
+          </w:p>
+        </w:tc>
+      </w:tr>
+      <w:tr>
+        <w:tc>
+          <w:tcPr/>
+          <w:p>
+            <w:pPr>
+              <w:pStyle w:val="Compact"/>
+              <w:jc w:val="left"/>
+            </w:pPr>
+            <w:r>
+              <w:t xml:space="preserve">dim an LED, move a servo</w:t>
+            </w:r>
+          </w:p>
+        </w:tc>
+        <w:tc>
+          <w:tcPr/>
+          <w:p>
+            <w:pPr>
+              <w:pStyle w:val="Compact"/>
+              <w:jc w:val="left"/>
+            </w:pPr>
+            <w:r>
+              <w:t xml:space="preserve">GPIOKit</w:t>
+            </w:r>
+          </w:p>
+        </w:tc>
+        <w:tc>
+          <w:tcPr/>
+          <w:p>
+            <w:pPr>
+              <w:pStyle w:val="Compact"/>
+              <w:jc w:val="left"/>
+            </w:pPr>
+            <w:r>
+              <w:rPr>
+                <w:rStyle w:val="VerbatimChar"/>
+              </w:rPr>
+              <w:t xml:space="preserve">gk_pwm</w:t>
+            </w:r>
+            <w:r>
+              <w:t xml:space="preserve">,</w:t>
+            </w:r>
+            <w:r>
+              <w:t xml:space="preserve"> </w:t>
+            </w:r>
+            <w:r>
+              <w:rPr>
+                <w:rStyle w:val="VerbatimChar"/>
+              </w:rPr>
+              <w:t xml:space="preserve">gk_servo</w:t>
+            </w:r>
+          </w:p>
+        </w:tc>
+      </w:tr>
+      <w:tr>
+        <w:tc>
+          <w:tcPr/>
+          <w:p>
+            <w:pPr>
+              <w:pStyle w:val="Compact"/>
+              <w:jc w:val="left"/>
+            </w:pPr>
+            <w:r>
+              <w:t xml:space="preserve">talk to an I2C / SPI device</w:t>
+            </w:r>
+          </w:p>
+        </w:tc>
+        <w:tc>
+          <w:tcPr/>
+          <w:p>
+            <w:pPr>
+              <w:pStyle w:val="Compact"/>
+              <w:jc w:val="left"/>
+            </w:pPr>
+            <w:r>
+              <w:t xml:space="preserve">GPIOKit</w:t>
+            </w:r>
+          </w:p>
+        </w:tc>
+        <w:tc>
+          <w:tcPr/>
+          <w:p>
+            <w:pPr>
+              <w:pStyle w:val="Compact"/>
+              <w:jc w:val="left"/>
+            </w:pPr>
+            <w:r>
+              <w:rPr>
+                <w:rStyle w:val="VerbatimChar"/>
+              </w:rPr>
+              <w:t xml:space="preserve">gk_i2c_reg_read</w:t>
+            </w:r>
+            <w:r>
+              <w:t xml:space="preserve">,</w:t>
+            </w:r>
+            <w:r>
+              <w:t xml:space="preserve"> </w:t>
+            </w:r>
+            <w:r>
+              <w:rPr>
+                <w:rStyle w:val="VerbatimChar"/>
+              </w:rPr>
+              <w:t xml:space="preserve">gk_i2c_write_read</w:t>
+            </w:r>
+            <w:r>
+              <w:t xml:space="preserve">,</w:t>
+            </w:r>
+            <w:r>
+              <w:t xml:space="preserve"> </w:t>
+            </w:r>
+            <w:r>
+              <w:rPr>
+                <w:rStyle w:val="VerbatimChar"/>
+              </w:rPr>
+              <w:t xml:space="preserve">gk_spi_transfer</w:t>
+            </w:r>
+          </w:p>
+        </w:tc>
+      </w:tr>
     </w:tbl>
-    <w:bookmarkEnd w:id="49"/>
+    <w:bookmarkEnd w:id="53"/>
     <w:sectPr>
       <w:footerReference r:id="rId9" w:type="default"/>
       <w:footnotePr>
@@ -17135,14 +19370,14 @@
 <file path=word/numbering.xml><?xml version="1.0" encoding="utf-8"?>
 <w:numbering xmlns:w="http://schemas.openxmlformats.org/wordprocessingml/2006/main">
   <w:abstractNum w:abstractNumId="990">
-    <w:nsid w:val="0000A990"/>
+    <w:nsid w:val="A990"/>
     <w:multiLevelType w:val="multilevel"/>
     <w:lvl w:ilvl="0">
       <w:numFmt w:val="bullet"/>
       <w:lvlText w:val=" "/>
       <w:lvlJc w:val="left"/>
       <w:pPr>
-        <w:ind w:left="720" w:hanging="360"/>
+        <w:ind w:left="720" w:hanging="480"/>
       </w:pPr>
     </w:lvl>
     <w:lvl w:ilvl="1">
@@ -17150,7 +19385,7 @@
       <w:lvlText w:val=" "/>
       <w:lvlJc w:val="left"/>
       <w:pPr>
-        <w:ind w:left="1440" w:hanging="360"/>
+        <w:ind w:left="1440" w:hanging="480"/>
       </w:pPr>
     </w:lvl>
     <w:lvl w:ilvl="2">
@@ -17158,7 +19393,7 @@
       <w:lvlText w:val=" "/>
       <w:lvlJc w:val="left"/>
       <w:pPr>
-        <w:ind w:left="2160" w:hanging="360"/>
+        <w:ind w:left="2160" w:hanging="480"/>
       </w:pPr>
     </w:lvl>
     <w:lvl w:ilvl="3">
@@ -17166,7 +19401,7 @@
       <w:lvlText w:val=" "/>
       <w:lvlJc w:val="left"/>
       <w:pPr>
-        <w:ind w:left="2880" w:hanging="360"/>
+        <w:ind w:left="2880" w:hanging="480"/>
       </w:pPr>
     </w:lvl>
     <w:lvl w:ilvl="4">
@@ -17174,7 +19409,7 @@
       <w:lvlText w:val=" "/>
       <w:lvlJc w:val="left"/>
       <w:pPr>
-        <w:ind w:left="3600" w:hanging="360"/>
+        <w:ind w:left="3600" w:hanging="480"/>
       </w:pPr>
     </w:lvl>
     <w:lvl w:ilvl="5">
@@ -17182,7 +19417,7 @@
       <w:lvlText w:val=" "/>
       <w:lvlJc w:val="left"/>
       <w:pPr>
-        <w:ind w:left="4320" w:hanging="360"/>
+        <w:ind w:left="4320" w:hanging="480"/>
       </w:pPr>
     </w:lvl>
     <w:lvl w:ilvl="6">
@@ -17190,7 +19425,7 @@
       <w:lvlText w:val=" "/>
       <w:lvlJc w:val="left"/>
       <w:pPr>
-        <w:ind w:left="5040" w:hanging="360"/>
+        <w:ind w:left="5040" w:hanging="480"/>
       </w:pPr>
     </w:lvl>
     <w:lvl w:ilvl="7">
@@ -17198,7 +19433,7 @@
       <w:lvlText w:val=" "/>
       <w:lvlJc w:val="left"/>
       <w:pPr>
-        <w:ind w:left="5760" w:hanging="360"/>
+        <w:ind w:left="5760" w:hanging="480"/>
       </w:pPr>
     </w:lvl>
     <w:lvl w:ilvl="8">
@@ -17206,12 +19441,12 @@
       <w:lvlText w:val=" "/>
       <w:lvlJc w:val="left"/>
       <w:pPr>
-        <w:ind w:left="6480" w:hanging="360"/>
+        <w:ind w:left="6480" w:hanging="480"/>
       </w:pPr>
     </w:lvl>
   </w:abstractNum>
   <w:abstractNum w:abstractNumId="99411">
-    <w:nsid w:val="00A99411"/>
+    <w:nsid w:val="A99411"/>
     <w:multiLevelType w:val="multilevel"/>
     <w:lvl w:ilvl="0">
       <w:start w:val="1"/>
@@ -17219,7 +19454,7 @@
       <w:lvlText w:val="%1."/>
       <w:lvlJc w:val="left"/>
       <w:pPr>
-        <w:ind w:left="720" w:hanging="360"/>
+        <w:ind w:left="720" w:hanging="480"/>
       </w:pPr>
     </w:lvl>
     <w:lvl w:ilvl="1">
@@ -17228,7 +19463,7 @@
       <w:lvlText w:val="%2."/>
       <w:lvlJc w:val="left"/>
       <w:pPr>
-        <w:ind w:left="1440" w:hanging="360"/>
+        <w:ind w:left="1440" w:hanging="480"/>
       </w:pPr>
     </w:lvl>
     <w:lvl w:ilvl="2">
@@ -17237,7 +19472,7 @@
       <w:lvlText w:val="%3."/>
       <w:lvlJc w:val="left"/>
       <w:pPr>
-        <w:ind w:left="2160" w:hanging="360"/>
+        <w:ind w:left="2160" w:hanging="480"/>
       </w:pPr>
     </w:lvl>
     <w:lvl w:ilvl="3">
@@ -17246,7 +19481,7 @@
       <w:lvlText w:val="%4."/>
       <w:lvlJc w:val="left"/>
       <w:pPr>
-        <w:ind w:left="2880" w:hanging="360"/>
+        <w:ind w:left="2880" w:hanging="480"/>
       </w:pPr>
     </w:lvl>
     <w:lvl w:ilvl="4">
@@ -17255,7 +19490,7 @@
       <w:lvlText w:val="%5."/>
       <w:lvlJc w:val="left"/>
       <w:pPr>
-        <w:ind w:left="3600" w:hanging="360"/>
+        <w:ind w:left="3600" w:hanging="480"/>
       </w:pPr>
     </w:lvl>
     <w:lvl w:ilvl="5">
@@ -17264,7 +19499,7 @@
       <w:lvlText w:val="%6."/>
       <w:lvlJc w:val="left"/>
       <w:pPr>
-        <w:ind w:left="4320" w:hanging="360"/>
+        <w:ind w:left="4320" w:hanging="480"/>
       </w:pPr>
     </w:lvl>
     <w:lvl w:ilvl="6">
@@ -17273,7 +19508,7 @@
       <w:lvlText w:val="%7."/>
       <w:lvlJc w:val="left"/>
       <w:pPr>
-        <w:ind w:left="5040" w:hanging="360"/>
+        <w:ind w:left="5040" w:hanging="480"/>
       </w:pPr>
     </w:lvl>
     <w:lvl w:ilvl="7">
@@ -17282,7 +19517,7 @@
       <w:lvlText w:val="%8."/>
       <w:lvlJc w:val="left"/>
       <w:pPr>
-        <w:ind w:left="5760" w:hanging="360"/>
+        <w:ind w:left="5760" w:hanging="480"/>
       </w:pPr>
     </w:lvl>
     <w:lvl w:ilvl="8">
@@ -17291,111 +19526,84 @@
       <w:lvlText w:val="%9."/>
       <w:lvlJc w:val="left"/>
       <w:pPr>
-        <w:ind w:left="6480" w:hanging="360"/>
+        <w:ind w:left="6480" w:hanging="480"/>
       </w:pPr>
     </w:lvl>
   </w:abstractNum>
   <w:abstractNum w:abstractNumId="991">
-    <w:nsid w:val="0000A991"/>
+    <w:nsid w:val="A991"/>
     <w:multiLevelType w:val="multilevel"/>
     <w:lvl w:ilvl="0">
       <w:numFmt w:val="bullet"/>
-      <w:lvlText w:val=""/>
+      <w:lvlText w:val="•"/>
       <w:lvlJc w:val="left"/>
       <w:pPr>
-        <w:ind w:left="720" w:hanging="360"/>
+        <w:ind w:left="720" w:hanging="480"/>
       </w:pPr>
-      <w:rPr>
-        <w:rFonts w:ascii="Symbol" w:hAnsi="Symbol" w:cs="Symbol" w:hint="default"/>
-      </w:rPr>
     </w:lvl>
     <w:lvl w:ilvl="1">
       <w:numFmt w:val="bullet"/>
-      <w:lvlText w:val="o"/>
+      <w:lvlText w:val="–"/>
       <w:lvlJc w:val="left"/>
       <w:pPr>
-        <w:ind w:left="1440" w:hanging="360"/>
+        <w:ind w:left="1440" w:hanging="480"/>
       </w:pPr>
-      <w:rPr>
-        <w:rFonts w:ascii="Courier New" w:hAnsi="Courier New" w:cs="Courier New" w:hint="default"/>
-      </w:rPr>
     </w:lvl>
     <w:lvl w:ilvl="2">
       <w:numFmt w:val="bullet"/>
-      <w:lvlText w:val=""/>
+      <w:lvlText w:val="•"/>
       <w:lvlJc w:val="left"/>
       <w:pPr>
-        <w:ind w:left="2160" w:hanging="360"/>
+        <w:ind w:left="2160" w:hanging="480"/>
       </w:pPr>
-      <w:rPr>
-        <w:rFonts w:ascii="Wingdings" w:hAnsi="Wingdings" w:cs="Wingdings" w:hint="default"/>
-      </w:rPr>
     </w:lvl>
     <w:lvl w:ilvl="3">
       <w:numFmt w:val="bullet"/>
-      <w:lvlText w:val=""/>
+      <w:lvlText w:val="–"/>
       <w:lvlJc w:val="left"/>
       <w:pPr>
-        <w:ind w:left="2880" w:hanging="360"/>
+        <w:ind w:left="2880" w:hanging="480"/>
       </w:pPr>
-      <w:rPr>
-        <w:rFonts w:ascii="Symbol" w:hAnsi="Symbol" w:cs="Symbol" w:hint="default"/>
-      </w:rPr>
     </w:lvl>
     <w:lvl w:ilvl="4">
       <w:numFmt w:val="bullet"/>
-      <w:lvlText w:val="o"/>
+      <w:lvlText w:val="•"/>
       <w:lvlJc w:val="left"/>
       <w:pPr>
-        <w:ind w:left="3600" w:hanging="360"/>
+        <w:ind w:left="3600" w:hanging="480"/>
       </w:pPr>
-      <w:rPr>
-        <w:rFonts w:ascii="Courier New" w:hAnsi="Courier New" w:cs="Courier New" w:hint="default"/>
-      </w:rPr>
     </w:lvl>
     <w:lvl w:ilvl="5">
       <w:numFmt w:val="bullet"/>
-      <w:lvlText w:val=""/>
+      <w:lvlText w:val="–"/>
       <w:lvlJc w:val="left"/>
       <w:pPr>
-        <w:ind w:left="4320" w:hanging="360"/>
+        <w:ind w:left="4320" w:hanging="480"/>
       </w:pPr>
-      <w:rPr>
-        <w:rFonts w:ascii="Wingdings" w:hAnsi="Wingdings" w:cs="Wingdings" w:hint="default"/>
-      </w:rPr>
     </w:lvl>
     <w:lvl w:ilvl="6">
       <w:numFmt w:val="bullet"/>
-      <w:lvlText w:val=""/>
+      <w:lvlText w:val="•"/>
       <w:lvlJc w:val="left"/>
       <w:pPr>
-        <w:ind w:left="5040" w:hanging="360"/>
+        <w:ind w:left="5040" w:hanging="480"/>
       </w:pPr>
-      <w:rPr>
-        <w:rFonts w:ascii="Symbol" w:hAnsi="Symbol" w:cs="Symbol" w:hint="default"/>
-      </w:rPr>
     </w:lvl>
     <w:lvl w:ilvl="7">
       <w:numFmt w:val="bullet"/>
-      <w:lvlText w:val="o"/>
+      <w:lvlText w:val="–"/>
       <w:lvlJc w:val="left"/>
       <w:pPr>
-        <w:ind w:left="5760" w:hanging="360"/>
+        <w:ind w:left="5760" w:hanging="480"/>
       </w:pPr>
-      <w:rPr>
-        <w:rFonts w:ascii="Courier New" w:hAnsi="Courier New" w:cs="Courier New" w:hint="default"/>
-      </w:rPr>
     </w:lvl>
     <w:lvl w:ilvl="8">
       <w:numFmt w:val="bullet"/>
-      <w:lvlText w:val=""/>
+      <w:lvlText w:val="•"/>
       <w:lvlJc w:val="left"/>
       <w:pPr>
-        <w:ind w:left="6480" w:hanging="360"/>
+        <w:ind w:left="6480" w:hanging="480"/>
       </w:pPr>
-      <w:rPr>
-        <w:rFonts w:ascii="Wingdings" w:hAnsi="Wingdings" w:cs="Wingdings" w:hint="default"/>
-      </w:rPr>
     </w:lvl>
   </w:abstractNum>
   <w:num w:numId="1000">
@@ -18168,8 +20376,8 @@
     <w:name w:val="KeywordTok"/>
     <w:basedOn w:val="VerbatimChar"/>
     <w:rPr>
+      <w:color w:val="007020"/>
       <w:b/>
-      <w:color w:val="007020"/>
     </w:rPr>
   </w:style>
   <w:style w:type="character" w:customStyle="1" w:styleId="DataTypeTok">
@@ -18246,42 +20454,42 @@
     <w:name w:val="ImportTok"/>
     <w:basedOn w:val="VerbatimChar"/>
     <w:rPr>
+      <w:color w:val="008000"/>
       <w:b/>
-      <w:color w:val="008000"/>
     </w:rPr>
   </w:style>
   <w:style w:type="character" w:customStyle="1" w:styleId="CommentTok">
     <w:name w:val="CommentTok"/>
     <w:basedOn w:val="VerbatimChar"/>
     <w:rPr>
+      <w:color w:val="60a0b0"/>
       <w:i/>
-      <w:color w:val="60a0b0"/>
     </w:rPr>
   </w:style>
   <w:style w:type="character" w:customStyle="1" w:styleId="DocumentationTok">
     <w:name w:val="DocumentationTok"/>
     <w:basedOn w:val="VerbatimChar"/>
     <w:rPr>
+      <w:color w:val="ba2121"/>
       <w:i/>
-      <w:color w:val="ba2121"/>
     </w:rPr>
   </w:style>
   <w:style w:type="character" w:customStyle="1" w:styleId="AnnotationTok">
     <w:name w:val="AnnotationTok"/>
     <w:basedOn w:val="VerbatimChar"/>
     <w:rPr>
+      <w:color w:val="60a0b0"/>
       <w:b/>
       <w:i/>
-      <w:color w:val="60a0b0"/>
     </w:rPr>
   </w:style>
   <w:style w:type="character" w:customStyle="1" w:styleId="CommentVarTok">
     <w:name w:val="CommentVarTok"/>
     <w:basedOn w:val="VerbatimChar"/>
     <w:rPr>
+      <w:color w:val="60a0b0"/>
       <w:b/>
       <w:i/>
-      <w:color w:val="60a0b0"/>
     </w:rPr>
   </w:style>
   <w:style w:type="character" w:customStyle="1" w:styleId="OtherTok">
@@ -18309,8 +20517,8 @@
     <w:name w:val="ControlFlowTok"/>
     <w:basedOn w:val="VerbatimChar"/>
     <w:rPr>
+      <w:color w:val="007020"/>
       <w:b/>
-      <w:color w:val="007020"/>
     </w:rPr>
   </w:style>
   <w:style w:type="character" w:customStyle="1" w:styleId="OperatorTok">
@@ -18355,34 +20563,34 @@
     <w:name w:val="InformationTok"/>
     <w:basedOn w:val="VerbatimChar"/>
     <w:rPr>
+      <w:color w:val="60a0b0"/>
       <w:b/>
       <w:i/>
-      <w:color w:val="60a0b0"/>
     </w:rPr>
   </w:style>
   <w:style w:type="character" w:customStyle="1" w:styleId="WarningTok">
     <w:name w:val="WarningTok"/>
     <w:basedOn w:val="VerbatimChar"/>
     <w:rPr>
+      <w:color w:val="60a0b0"/>
       <w:b/>
       <w:i/>
-      <w:color w:val="60a0b0"/>
     </w:rPr>
   </w:style>
   <w:style w:type="character" w:customStyle="1" w:styleId="AlertTok">
     <w:name w:val="AlertTok"/>
     <w:basedOn w:val="VerbatimChar"/>
     <w:rPr>
+      <w:color w:val="ff0000"/>
       <w:b/>
-      <w:color w:val="ff0000"/>
     </w:rPr>
   </w:style>
   <w:style w:type="character" w:customStyle="1" w:styleId="ErrorTok">
     <w:name w:val="ErrorTok"/>
     <w:basedOn w:val="VerbatimChar"/>
     <w:rPr>
+      <w:color w:val="ff0000"/>
       <w:b/>
-      <w:color w:val="ff0000"/>
     </w:rPr>
   </w:style>
   <w:style w:type="character" w:customStyle="1" w:styleId="NormalTok">

--- a/docs/exports/06-KITS-GUIDE.docx
+++ b/docs/exports/06-KITS-GUIDE.docx
@@ -24,140 +24,140 @@
       </w:pPr>
       <w:r>
         <w:rPr>
+          <w:iCs/>
           <w:i/>
+        </w:rPr>
+        <w:t xml:space="preserve">How an Onyx program is built on the system's shared libraries — the</w:t>
+      </w:r>
+      <w:r>
+        <w:rPr>
           <w:iCs/>
-        </w:rPr>
-        <w:t xml:space="preserve">How an Onyx program is built on the system's shared libraries — the</w:t>
-      </w:r>
-      <w:r>
-        <w:rPr>
           <w:i/>
+        </w:rPr>
+        <w:t xml:space="preserve"> </w:t>
+      </w:r>
+      <w:r>
+        <w:rPr>
+          <w:bCs/>
+          <w:b/>
           <w:iCs/>
-        </w:rPr>
-        <w:t xml:space="preserve"> </w:t>
-      </w:r>
-      <w:r>
-        <w:rPr>
-          <w:b/>
-          <w:bCs/>
           <w:i/>
+        </w:rPr>
+        <w:t xml:space="preserve">kits</w:t>
+      </w:r>
+      <w:r>
+        <w:rPr>
           <w:iCs/>
-        </w:rPr>
-        <w:t xml:space="preserve">kits</w:t>
-      </w:r>
-      <w:r>
-        <w:rPr>
           <w:i/>
+        </w:rPr>
+        <w:t xml:space="preserve"> </w:t>
+      </w:r>
+      <w:r>
+        <w:rPr>
           <w:iCs/>
-        </w:rPr>
-        <w:t xml:space="preserve"> </w:t>
-      </w:r>
-      <w:r>
-        <w:rPr>
           <w:i/>
+        </w:rPr>
+        <w:t xml:space="preserve">— with a short example</w:t>
+      </w:r>
+      <w:r>
+        <w:rPr>
           <w:iCs/>
-        </w:rPr>
-        <w:t xml:space="preserve">— with a short example</w:t>
-      </w:r>
-      <w:r>
-        <w:rPr>
           <w:i/>
+        </w:rPr>
+        <w:t xml:space="preserve"> </w:t>
+      </w:r>
+      <w:r>
+        <w:rPr>
           <w:iCs/>
-        </w:rPr>
-        <w:t xml:space="preserve"> </w:t>
-      </w:r>
-      <w:r>
-        <w:rPr>
           <w:i/>
+        </w:rPr>
+        <w:t xml:space="preserve">for each. Each kit has its reference, with every operation it exposes (documents 10 to 18, linked in the</w:t>
+      </w:r>
+      <w:r>
+        <w:rPr>
           <w:iCs/>
-        </w:rPr>
-        <w:t xml:space="preserve">for each. Each kit has its reference, with every operation it exposes (documents 10 to 18, linked in the</w:t>
-      </w:r>
-      <w:r>
-        <w:rPr>
           <w:i/>
+        </w:rPr>
+        <w:t xml:space="preserve"> </w:t>
+      </w:r>
+      <w:r>
+        <w:rPr>
           <w:iCs/>
-        </w:rPr>
-        <w:t xml:space="preserve"> </w:t>
-      </w:r>
-      <w:r>
-        <w:rPr>
           <w:i/>
+        </w:rPr>
+        <w:t xml:space="preserve">table below). Companion of the</w:t>
+      </w:r>
+      <w:r>
+        <w:rPr>
           <w:iCs/>
-        </w:rPr>
-        <w:t xml:space="preserve">table below). Companion of the</w:t>
-      </w:r>
-      <w:r>
-        <w:rPr>
           <w:i/>
-          <w:iCs/>
-        </w:rPr>
-        <w:t xml:space="preserve"> </w:t>
-      </w:r>
-      <w:hyperlink r:id="rId18">
+        </w:rPr>
+        <w:t xml:space="preserve"> </w:t>
+      </w:r>
+      <w:hyperlink r:id="rId20">
         <w:r>
           <w:rPr>
             <w:rStyle w:val="Hyperlink"/>
+            <w:iCs/>
             <w:i/>
-            <w:iCs/>
           </w:rPr>
           <w:t xml:space="preserve">Developer Guide</w:t>
         </w:r>
       </w:hyperlink>
       <w:r>
         <w:rPr>
+          <w:iCs/>
           <w:i/>
+        </w:rPr>
+        <w:t xml:space="preserve"> </w:t>
+      </w:r>
+      <w:r>
+        <w:rPr>
           <w:iCs/>
-        </w:rPr>
-        <w:t xml:space="preserve"> </w:t>
-      </w:r>
-      <w:r>
-        <w:rPr>
           <w:i/>
+        </w:rPr>
+        <w:t xml:space="preserve">(the build, the application</w:t>
+      </w:r>
+      <w:r>
+        <w:rPr>
           <w:iCs/>
-        </w:rPr>
-        <w:t xml:space="preserve">(the build, the application</w:t>
-      </w:r>
-      <w:r>
-        <w:rPr>
           <w:i/>
+        </w:rPr>
+        <w:t xml:space="preserve"> </w:t>
+      </w:r>
+      <w:r>
+        <w:rPr>
           <w:iCs/>
-        </w:rPr>
-        <w:t xml:space="preserve"> </w:t>
-      </w:r>
-      <w:r>
-        <w:rPr>
           <w:i/>
+        </w:rPr>
+        <w:t xml:space="preserve">model, the ports) and of</w:t>
+      </w:r>
+      <w:r>
+        <w:rPr>
           <w:iCs/>
-        </w:rPr>
-        <w:t xml:space="preserve">model, the ports) and of</w:t>
-      </w:r>
-      <w:r>
-        <w:rPr>
           <w:i/>
-          <w:iCs/>
-        </w:rPr>
-        <w:t xml:space="preserve"> </w:t>
-      </w:r>
-      <w:hyperlink r:id="rId19">
+        </w:rPr>
+        <w:t xml:space="preserve"> </w:t>
+      </w:r>
+      <w:hyperlink r:id="rId21">
         <w:r>
           <w:rPr>
             <w:rStyle w:val="Hyperlink"/>
+            <w:iCs/>
             <w:i/>
-            <w:iCs/>
           </w:rPr>
           <w:t xml:space="preserve">Kernel Internals</w:t>
         </w:r>
       </w:hyperlink>
       <w:r>
         <w:rPr>
+          <w:iCs/>
           <w:i/>
-          <w:iCs/>
         </w:rPr>
         <w:t xml:space="preserve">.</w:t>
       </w:r>
     </w:p>
-    <w:bookmarkStart w:id="20" w:name="table-of-contents"/>
+    <w:bookmarkStart w:id="22" w:name="table-of-contents"/>
     <w:p>
       <w:pPr>
         <w:pStyle w:val="Heading2"/>
@@ -168,11 +168,11 @@
     </w:p>
     <w:p>
       <w:pPr>
-        <w:pStyle w:val="Compact"/>
         <w:numPr>
           <w:ilvl w:val="0"/>
           <w:numId w:val="1001"/>
         </w:numPr>
+        <w:pStyle w:val="Compact"/>
       </w:pPr>
       <w:hyperlink w:anchor="Xf42949ce2155418547b745b31f0a8bd30f8ab19">
         <w:r>
@@ -185,11 +185,11 @@
     </w:p>
     <w:p>
       <w:pPr>
-        <w:pStyle w:val="Compact"/>
         <w:numPr>
           <w:ilvl w:val="0"/>
           <w:numId w:val="1001"/>
         </w:numPr>
+        <w:pStyle w:val="Compact"/>
       </w:pPr>
       <w:hyperlink w:anchor="X85b9036d0c437b6d6abf0631055454f6f74ddb8">
         <w:r>
@@ -202,11 +202,11 @@
     </w:p>
     <w:p>
       <w:pPr>
-        <w:pStyle w:val="Compact"/>
         <w:numPr>
           <w:ilvl w:val="0"/>
           <w:numId w:val="1001"/>
         </w:numPr>
+        <w:pStyle w:val="Compact"/>
       </w:pPr>
       <w:hyperlink w:anchor="X479a017f3f362789bae7c4b9122aafaba533bfa">
         <w:r>
@@ -219,11 +219,11 @@
     </w:p>
     <w:p>
       <w:pPr>
-        <w:pStyle w:val="Compact"/>
         <w:numPr>
           <w:ilvl w:val="0"/>
           <w:numId w:val="1001"/>
         </w:numPr>
+        <w:pStyle w:val="Compact"/>
       </w:pPr>
       <w:hyperlink w:anchor="X0a53c701f88fdf6f7c7ea97f28ca21204deb07c">
         <w:r>
@@ -236,11 +236,11 @@
     </w:p>
     <w:p>
       <w:pPr>
-        <w:pStyle w:val="Compact"/>
         <w:numPr>
           <w:ilvl w:val="0"/>
           <w:numId w:val="1001"/>
         </w:numPr>
+        <w:pStyle w:val="Compact"/>
       </w:pPr>
       <w:hyperlink w:anchor="X1c12e241ab2b4ebd18b32f840f751712082d5e1">
         <w:r>
@@ -253,11 +253,11 @@
     </w:p>
     <w:p>
       <w:pPr>
-        <w:pStyle w:val="Compact"/>
         <w:numPr>
           <w:ilvl w:val="0"/>
           <w:numId w:val="1001"/>
         </w:numPr>
+        <w:pStyle w:val="Compact"/>
       </w:pPr>
       <w:hyperlink w:anchor="X21c5dfbcb5a69cd5c428264b88180cd193f70a2">
         <w:r>
@@ -270,11 +270,11 @@
     </w:p>
     <w:p>
       <w:pPr>
-        <w:pStyle w:val="Compact"/>
         <w:numPr>
           <w:ilvl w:val="0"/>
           <w:numId w:val="1001"/>
         </w:numPr>
+        <w:pStyle w:val="Compact"/>
       </w:pPr>
       <w:hyperlink w:anchor="X491a56bd334c8c4c777570fe8bd846c18e7eccb">
         <w:r>
@@ -287,11 +287,11 @@
     </w:p>
     <w:p>
       <w:pPr>
-        <w:pStyle w:val="Compact"/>
         <w:numPr>
           <w:ilvl w:val="0"/>
           <w:numId w:val="1001"/>
         </w:numPr>
+        <w:pStyle w:val="Compact"/>
       </w:pPr>
       <w:hyperlink w:anchor="Xf777c6178c1b7acc606d863a1dc288d7a0b8399">
         <w:r>
@@ -304,11 +304,11 @@
     </w:p>
     <w:p>
       <w:pPr>
-        <w:pStyle w:val="Compact"/>
         <w:numPr>
           <w:ilvl w:val="0"/>
           <w:numId w:val="1001"/>
         </w:numPr>
+        <w:pStyle w:val="Compact"/>
       </w:pPr>
       <w:hyperlink w:anchor="X5d555d25266128ff4d9fa5481cdbbe513b622de">
         <w:r>
@@ -321,11 +321,11 @@
     </w:p>
     <w:p>
       <w:pPr>
-        <w:pStyle w:val="Compact"/>
         <w:numPr>
           <w:ilvl w:val="0"/>
           <w:numId w:val="1001"/>
         </w:numPr>
+        <w:pStyle w:val="Compact"/>
       </w:pPr>
       <w:hyperlink w:anchor="Xfe4ab0ec0802ddea0ccd1e2aa45325e2067bf65">
         <w:r>
@@ -338,11 +338,11 @@
     </w:p>
     <w:p>
       <w:pPr>
-        <w:pStyle w:val="Compact"/>
         <w:numPr>
           <w:ilvl w:val="0"/>
           <w:numId w:val="1001"/>
         </w:numPr>
+        <w:pStyle w:val="Compact"/>
       </w:pPr>
       <w:hyperlink w:anchor="Xc2f542cdd1b9794d820c6abd4ac9243886c7e6b">
         <w:r>
@@ -355,11 +355,11 @@
     </w:p>
     <w:p>
       <w:pPr>
-        <w:pStyle w:val="Compact"/>
         <w:numPr>
           <w:ilvl w:val="0"/>
           <w:numId w:val="1001"/>
         </w:numPr>
+        <w:pStyle w:val="Compact"/>
       </w:pPr>
       <w:hyperlink w:anchor="Xf452947779f3bd1a7569ef68ee5cf3beada5d88">
         <w:r>
@@ -372,11 +372,11 @@
     </w:p>
     <w:p>
       <w:pPr>
-        <w:pStyle w:val="Compact"/>
         <w:numPr>
           <w:ilvl w:val="0"/>
           <w:numId w:val="1001"/>
         </w:numPr>
+        <w:pStyle w:val="Compact"/>
       </w:pPr>
       <w:hyperlink w:anchor="X727ca5ffb7cfa954933197d729c7f04b3404e24">
         <w:r>
@@ -394,8 +394,8 @@
         </w:pict>
       </w:r>
     </w:p>
-    <w:bookmarkEnd w:id="20"/>
-    <w:bookmarkStart w:id="30" w:name="Xf42949ce2155418547b745b31f0a8bd30f8ab19"/>
+    <w:bookmarkEnd w:id="22"/>
+    <w:bookmarkStart w:id="32" w:name="Xf42949ce2155418547b745b31f0a8bd30f8ab19"/>
     <w:p>
       <w:pPr>
         <w:pStyle w:val="Heading2"/>
@@ -416,8 +416,8 @@
       </w:r>
       <w:r>
         <w:rPr>
+          <w:bCs/>
           <w:b/>
-          <w:bCs/>
         </w:rPr>
         <w:t xml:space="preserve">kits</w:t>
       </w:r>
@@ -436,6 +436,7 @@
         <w:tblStyle w:val="Table"/>
         <w:tblW w:type="auto" w:w="0"/>
         <w:tblLook w:firstRow="1" w:lastRow="0" w:firstColumn="0" w:lastColumn="0" w:noHBand="0" w:noVBand="0" w:val="0020"/>
+        <w:jc w:val="start"/>
       </w:tblPr>
       <w:tblGrid>
         <w:gridCol w:w="1584"/>
@@ -446,13 +447,14 @@
       </w:tblGrid>
       <w:tr>
         <w:trPr>
-          <w:tblHeader w:val="on"/>
+          <w:tblHeader w:val="true"/>
         </w:trPr>
         <w:tc>
           <w:tcPr/>
           <w:p>
             <w:pPr>
               <w:pStyle w:val="Compact"/>
+              <w:jc w:val="left"/>
             </w:pPr>
             <w:r>
               <w:t xml:space="preserve">Kit</w:t>
@@ -464,6 +466,7 @@
           <w:p>
             <w:pPr>
               <w:pStyle w:val="Compact"/>
+              <w:jc w:val="left"/>
             </w:pPr>
             <w:r>
               <w:t xml:space="preserve">Domain</w:t>
@@ -475,6 +478,7 @@
           <w:p>
             <w:pPr>
               <w:pStyle w:val="Compact"/>
+              <w:jc w:val="left"/>
             </w:pPr>
             <w:r>
               <w:t xml:space="preserve">On the card</w:t>
@@ -486,6 +490,7 @@
           <w:p>
             <w:pPr>
               <w:pStyle w:val="Compact"/>
+              <w:jc w:val="left"/>
             </w:pPr>
             <w:r>
               <w:t xml:space="preserve">Sources</w:t>
@@ -497,6 +502,7 @@
           <w:p>
             <w:pPr>
               <w:pStyle w:val="Compact"/>
+              <w:jc w:val="left"/>
             </w:pPr>
             <w:r>
               <w:t xml:space="preserve">Reference</w:t>
@@ -510,11 +516,12 @@
           <w:p>
             <w:pPr>
               <w:pStyle w:val="Compact"/>
+              <w:jc w:val="left"/>
             </w:pPr>
             <w:r>
               <w:rPr>
+                <w:bCs/>
                 <w:b/>
-                <w:bCs/>
               </w:rPr>
               <w:t xml:space="preserve">AppKit</w:t>
             </w:r>
@@ -525,6 +532,7 @@
           <w:p>
             <w:pPr>
               <w:pStyle w:val="Compact"/>
+              <w:jc w:val="left"/>
             </w:pPr>
             <w:r>
               <w:t xml:space="preserve">What makes a program run: the system's calls, strings, the console,</w:t>
@@ -551,6 +559,7 @@
           <w:p>
             <w:pPr>
               <w:pStyle w:val="Compact"/>
+              <w:jc w:val="left"/>
             </w:pPr>
             <w:r>
               <w:rPr>
@@ -565,6 +574,7 @@
           <w:p>
             <w:pPr>
               <w:pStyle w:val="Compact"/>
+              <w:jc w:val="left"/>
             </w:pPr>
             <w:r>
               <w:rPr>
@@ -579,8 +589,9 @@
           <w:p>
             <w:pPr>
               <w:pStyle w:val="Compact"/>
+              <w:jc w:val="left"/>
             </w:pPr>
-            <w:hyperlink r:id="rId21">
+            <w:hyperlink r:id="rId23">
               <w:r>
                 <w:rPr>
                   <w:rStyle w:val="Hyperlink"/>
@@ -597,11 +608,12 @@
           <w:p>
             <w:pPr>
               <w:pStyle w:val="Compact"/>
+              <w:jc w:val="left"/>
             </w:pPr>
             <w:r>
               <w:rPr>
+                <w:bCs/>
                 <w:b/>
-                <w:bCs/>
               </w:rPr>
               <w:t xml:space="preserve">UIKit</w:t>
             </w:r>
@@ -612,6 +624,7 @@
           <w:p>
             <w:pPr>
               <w:pStyle w:val="Compact"/>
+              <w:jc w:val="left"/>
             </w:pPr>
             <w:r>
               <w:t xml:space="preserve">The interface: windows, widgets, dialogs, the theme, icons</w:t>
@@ -623,6 +636,7 @@
           <w:p>
             <w:pPr>
               <w:pStyle w:val="Compact"/>
+              <w:jc w:val="left"/>
             </w:pPr>
             <w:r>
               <w:rPr>
@@ -637,6 +651,7 @@
           <w:p>
             <w:pPr>
               <w:pStyle w:val="Compact"/>
+              <w:jc w:val="left"/>
             </w:pPr>
             <w:r>
               <w:rPr>
@@ -651,8 +666,9 @@
           <w:p>
             <w:pPr>
               <w:pStyle w:val="Compact"/>
+              <w:jc w:val="left"/>
             </w:pPr>
-            <w:hyperlink r:id="rId22">
+            <w:hyperlink r:id="rId24">
               <w:r>
                 <w:rPr>
                   <w:rStyle w:val="Hyperlink"/>
@@ -669,11 +685,12 @@
           <w:p>
             <w:pPr>
               <w:pStyle w:val="Compact"/>
+              <w:jc w:val="left"/>
             </w:pPr>
             <w:r>
               <w:rPr>
+                <w:bCs/>
                 <w:b/>
-                <w:bCs/>
               </w:rPr>
               <w:t xml:space="preserve">SystemKit</w:t>
             </w:r>
@@ -684,6 +701,7 @@
           <w:p>
             <w:pPr>
               <w:pStyle w:val="Compact"/>
+              <w:jc w:val="left"/>
             </w:pPr>
             <w:r>
               <w:t xml:space="preserve">Talking to the system and the other programs: notifications, clipboard, trash, volume, wallpaper, file associations, the dock</w:t>
@@ -695,6 +713,7 @@
           <w:p>
             <w:pPr>
               <w:pStyle w:val="Compact"/>
+              <w:jc w:val="left"/>
             </w:pPr>
             <w:r>
               <w:rPr>
@@ -709,6 +728,7 @@
           <w:p>
             <w:pPr>
               <w:pStyle w:val="Compact"/>
+              <w:jc w:val="left"/>
             </w:pPr>
             <w:r>
               <w:rPr>
@@ -723,8 +743,9 @@
           <w:p>
             <w:pPr>
               <w:pStyle w:val="Compact"/>
+              <w:jc w:val="left"/>
             </w:pPr>
-            <w:hyperlink r:id="rId23">
+            <w:hyperlink r:id="rId25">
               <w:r>
                 <w:rPr>
                   <w:rStyle w:val="Hyperlink"/>
@@ -741,11 +762,12 @@
           <w:p>
             <w:pPr>
               <w:pStyle w:val="Compact"/>
+              <w:jc w:val="left"/>
             </w:pPr>
             <w:r>
               <w:rPr>
+                <w:bCs/>
                 <w:b/>
-                <w:bCs/>
               </w:rPr>
               <w:t xml:space="preserve">NetKit</w:t>
             </w:r>
@@ -756,6 +778,7 @@
           <w:p>
             <w:pPr>
               <w:pStyle w:val="Compact"/>
+              <w:jc w:val="left"/>
             </w:pPr>
             <w:r>
               <w:t xml:space="preserve">The network: HTTP, the FTP volumes</w:t>
@@ -767,6 +790,7 @@
           <w:p>
             <w:pPr>
               <w:pStyle w:val="Compact"/>
+              <w:jc w:val="left"/>
             </w:pPr>
             <w:r>
               <w:rPr>
@@ -781,6 +805,7 @@
           <w:p>
             <w:pPr>
               <w:pStyle w:val="Compact"/>
+              <w:jc w:val="left"/>
             </w:pPr>
             <w:r>
               <w:rPr>
@@ -795,8 +820,9 @@
           <w:p>
             <w:pPr>
               <w:pStyle w:val="Compact"/>
+              <w:jc w:val="left"/>
             </w:pPr>
-            <w:hyperlink r:id="rId24">
+            <w:hyperlink r:id="rId26">
               <w:r>
                 <w:rPr>
                   <w:rStyle w:val="Hyperlink"/>
@@ -813,11 +839,12 @@
           <w:p>
             <w:pPr>
               <w:pStyle w:val="Compact"/>
+              <w:jc w:val="left"/>
             </w:pPr>
             <w:r>
               <w:rPr>
+                <w:bCs/>
                 <w:b/>
-                <w:bCs/>
               </w:rPr>
               <w:t xml:space="preserve">FileKit</w:t>
             </w:r>
@@ -828,6 +855,7 @@
           <w:p>
             <w:pPr>
               <w:pStyle w:val="Compact"/>
+              <w:jc w:val="left"/>
             </w:pPr>
             <w:r>
               <w:t xml:space="preserve">Files and folders, paths, compression, archives</w:t>
@@ -839,6 +867,7 @@
           <w:p>
             <w:pPr>
               <w:pStyle w:val="Compact"/>
+              <w:jc w:val="left"/>
             </w:pPr>
             <w:r>
               <w:rPr>
@@ -853,6 +882,7 @@
           <w:p>
             <w:pPr>
               <w:pStyle w:val="Compact"/>
+              <w:jc w:val="left"/>
             </w:pPr>
             <w:r>
               <w:rPr>
@@ -867,8 +897,9 @@
           <w:p>
             <w:pPr>
               <w:pStyle w:val="Compact"/>
+              <w:jc w:val="left"/>
             </w:pPr>
-            <w:hyperlink r:id="rId25">
+            <w:hyperlink r:id="rId27">
               <w:r>
                 <w:rPr>
                   <w:rStyle w:val="Hyperlink"/>
@@ -885,11 +916,12 @@
           <w:p>
             <w:pPr>
               <w:pStyle w:val="Compact"/>
+              <w:jc w:val="left"/>
             </w:pPr>
             <w:r>
               <w:rPr>
+                <w:bCs/>
                 <w:b/>
-                <w:bCs/>
               </w:rPr>
               <w:t xml:space="preserve">ImageKit</w:t>
             </w:r>
@@ -900,6 +932,7 @@
           <w:p>
             <w:pPr>
               <w:pStyle w:val="Compact"/>
+              <w:jc w:val="left"/>
             </w:pPr>
             <w:r>
               <w:t xml:space="preserve">Pictures: reading, writing, resizing, adjusting</w:t>
@@ -911,6 +944,7 @@
           <w:p>
             <w:pPr>
               <w:pStyle w:val="Compact"/>
+              <w:jc w:val="left"/>
             </w:pPr>
             <w:r>
               <w:rPr>
@@ -925,6 +959,7 @@
           <w:p>
             <w:pPr>
               <w:pStyle w:val="Compact"/>
+              <w:jc w:val="left"/>
             </w:pPr>
             <w:r>
               <w:rPr>
@@ -939,8 +974,9 @@
           <w:p>
             <w:pPr>
               <w:pStyle w:val="Compact"/>
+              <w:jc w:val="left"/>
             </w:pPr>
-            <w:hyperlink r:id="rId26">
+            <w:hyperlink r:id="rId28">
               <w:r>
                 <w:rPr>
                   <w:rStyle w:val="Hyperlink"/>
@@ -957,11 +993,12 @@
           <w:p>
             <w:pPr>
               <w:pStyle w:val="Compact"/>
+              <w:jc w:val="left"/>
             </w:pPr>
             <w:r>
               <w:rPr>
+                <w:bCs/>
                 <w:b/>
-                <w:bCs/>
               </w:rPr>
               <w:t xml:space="preserve">AudioKit</w:t>
             </w:r>
@@ -972,6 +1009,7 @@
           <w:p>
             <w:pPr>
               <w:pStyle w:val="Compact"/>
+              <w:jc w:val="left"/>
             </w:pPr>
             <w:r>
               <w:t xml:space="preserve">Sound: playing files, notes, synthesis, the sound output</w:t>
@@ -983,6 +1021,7 @@
           <w:p>
             <w:pPr>
               <w:pStyle w:val="Compact"/>
+              <w:jc w:val="left"/>
             </w:pPr>
             <w:r>
               <w:rPr>
@@ -997,6 +1036,7 @@
           <w:p>
             <w:pPr>
               <w:pStyle w:val="Compact"/>
+              <w:jc w:val="left"/>
             </w:pPr>
             <w:r>
               <w:rPr>
@@ -1011,8 +1051,9 @@
           <w:p>
             <w:pPr>
               <w:pStyle w:val="Compact"/>
+              <w:jc w:val="left"/>
             </w:pPr>
-            <w:hyperlink r:id="rId27">
+            <w:hyperlink r:id="rId29">
               <w:r>
                 <w:rPr>
                   <w:rStyle w:val="Hyperlink"/>
@@ -1029,11 +1070,12 @@
           <w:p>
             <w:pPr>
               <w:pStyle w:val="Compact"/>
+              <w:jc w:val="left"/>
             </w:pPr>
             <w:r>
               <w:rPr>
+                <w:bCs/>
                 <w:b/>
-                <w:bCs/>
               </w:rPr>
               <w:t xml:space="preserve">FontKit</w:t>
             </w:r>
@@ -1044,6 +1086,7 @@
           <w:p>
             <w:pPr>
               <w:pStyle w:val="Compact"/>
+              <w:jc w:val="left"/>
             </w:pPr>
             <w:r>
               <w:t xml:space="preserve">Fonts: FreeType, the font manager, anti-aliased text</w:t>
@@ -1055,6 +1098,7 @@
           <w:p>
             <w:pPr>
               <w:pStyle w:val="Compact"/>
+              <w:jc w:val="left"/>
             </w:pPr>
             <w:r>
               <w:rPr>
@@ -1069,6 +1113,7 @@
           <w:p>
             <w:pPr>
               <w:pStyle w:val="Compact"/>
+              <w:jc w:val="left"/>
             </w:pPr>
             <w:r>
               <w:rPr>
@@ -1083,8 +1128,9 @@
           <w:p>
             <w:pPr>
               <w:pStyle w:val="Compact"/>
+              <w:jc w:val="left"/>
             </w:pPr>
-            <w:hyperlink r:id="rId28">
+            <w:hyperlink r:id="rId30">
               <w:r>
                 <w:rPr>
                   <w:rStyle w:val="Hyperlink"/>
@@ -1101,11 +1147,12 @@
           <w:p>
             <w:pPr>
               <w:pStyle w:val="Compact"/>
+              <w:jc w:val="left"/>
             </w:pPr>
             <w:r>
               <w:rPr>
+                <w:bCs/>
                 <w:b/>
-                <w:bCs/>
               </w:rPr>
               <w:t xml:space="preserve">PrinterKit</w:t>
             </w:r>
@@ -1116,6 +1163,7 @@
           <w:p>
             <w:pPr>
               <w:pStyle w:val="Compact"/>
+              <w:jc w:val="left"/>
             </w:pPr>
             <w:r>
               <w:t xml:space="preserve">Printing: the Print dialog, a job's pages</w:t>
@@ -1127,6 +1175,7 @@
           <w:p>
             <w:pPr>
               <w:pStyle w:val="Compact"/>
+              <w:jc w:val="left"/>
             </w:pPr>
             <w:r>
               <w:rPr>
@@ -1141,6 +1190,7 @@
           <w:p>
             <w:pPr>
               <w:pStyle w:val="Compact"/>
+              <w:jc w:val="left"/>
             </w:pPr>
             <w:r>
               <w:rPr>
@@ -1155,8 +1205,9 @@
           <w:p>
             <w:pPr>
               <w:pStyle w:val="Compact"/>
+              <w:jc w:val="left"/>
             </w:pPr>
-            <w:hyperlink r:id="rId29">
+            <w:hyperlink r:id="rId31">
               <w:r>
                 <w:rPr>
                   <w:rStyle w:val="Hyperlink"/>
@@ -1178,16 +1229,16 @@
     </w:p>
     <w:p>
       <w:pPr>
-        <w:pStyle w:val="Compact"/>
         <w:numPr>
           <w:ilvl w:val="0"/>
           <w:numId w:val="1002"/>
         </w:numPr>
+        <w:pStyle w:val="Compact"/>
       </w:pPr>
       <w:r>
         <w:rPr>
+          <w:bCs/>
           <w:b/>
-          <w:bCs/>
         </w:rPr>
         <w:t xml:space="preserve">Reusable code goes into the adequate kit</w:t>
       </w:r>
@@ -1206,16 +1257,16 @@
     </w:p>
     <w:p>
       <w:pPr>
-        <w:pStyle w:val="Compact"/>
         <w:numPr>
           <w:ilvl w:val="0"/>
           <w:numId w:val="1002"/>
         </w:numPr>
+        <w:pStyle w:val="Compact"/>
       </w:pPr>
       <w:r>
         <w:rPr>
+          <w:bCs/>
           <w:b/>
-          <w:bCs/>
         </w:rPr>
         <w:t xml:space="preserve">A program draws on the kits as much as it can</w:t>
       </w:r>
@@ -1231,16 +1282,16 @@
     </w:p>
     <w:p>
       <w:pPr>
-        <w:pStyle w:val="Compact"/>
         <w:numPr>
           <w:ilvl w:val="0"/>
           <w:numId w:val="1002"/>
         </w:numPr>
+        <w:pStyle w:val="Compact"/>
       </w:pPr>
       <w:r>
         <w:rPr>
+          <w:bCs/>
           <w:b/>
-          <w:bCs/>
         </w:rPr>
         <w:t xml:space="preserve">What one program alone uses stays beside that program</w:t>
       </w:r>
@@ -1260,33 +1311,33 @@
       </w:r>
       <w:r>
         <w:rPr>
+          <w:bCs/>
           <w:b/>
+        </w:rPr>
+        <w:t xml:space="preserve">one header</w:t>
+      </w:r>
+      <w:r>
+        <w:t xml:space="preserve">,</w:t>
+      </w:r>
+      <w:r>
+        <w:t xml:space="preserve"> </w:t>
+      </w:r>
+      <w:r>
+        <w:rPr>
+          <w:rStyle w:val="VerbatimChar"/>
+        </w:rPr>
+        <w:t xml:space="preserve">&lt;kit&gt;/&lt;kit&gt;.h</w:t>
+      </w:r>
+      <w:r>
+        <w:t xml:space="preserve">, which</w:t>
+      </w:r>
+      <w:r>
+        <w:t xml:space="preserve"> </w:t>
+      </w:r>
+      <w:r>
+        <w:rPr>
           <w:bCs/>
-        </w:rPr>
-        <w:t xml:space="preserve">one header</w:t>
-      </w:r>
-      <w:r>
-        <w:t xml:space="preserve">,</w:t>
-      </w:r>
-      <w:r>
-        <w:t xml:space="preserve"> </w:t>
-      </w:r>
-      <w:r>
-        <w:rPr>
-          <w:rStyle w:val="VerbatimChar"/>
-        </w:rPr>
-        <w:t xml:space="preserve">&lt;kit&gt;/&lt;kit&gt;.h</w:t>
-      </w:r>
-      <w:r>
-        <w:t xml:space="preserve">, which</w:t>
-      </w:r>
-      <w:r>
-        <w:t xml:space="preserve"> </w:t>
-      </w:r>
-      <w:r>
-        <w:rPr>
           <w:b/>
-          <w:bCs/>
         </w:rPr>
         <w:t xml:space="preserve">declares</w:t>
       </w:r>
@@ -1300,8 +1351,8 @@
         <w:t xml:space="preserve">code is shared by every program that uses it.</w:t>
       </w:r>
     </w:p>
-    <w:bookmarkEnd w:id="30"/>
-    <w:bookmarkStart w:id="36" w:name="X85b9036d0c437b6d6abf0631055454f6f74ddb8"/>
+    <w:bookmarkEnd w:id="32"/>
+    <w:bookmarkStart w:id="38" w:name="X85b9036d0c437b6d6abf0631055454f6f74ddb8"/>
     <w:p>
       <w:pPr>
         <w:pStyle w:val="Heading2"/>
@@ -1310,7 +1361,7 @@
         <w:t xml:space="preserve">2. Using a kit in a program</w:t>
       </w:r>
     </w:p>
-    <w:bookmarkStart w:id="31" w:name="including"/>
+    <w:bookmarkStart w:id="33" w:name="including"/>
     <w:p>
       <w:pPr>
         <w:pStyle w:val="Heading3"/>
@@ -1587,8 +1638,8 @@
         <w:t xml:space="preserve">// PrinterKit</w:t>
       </w:r>
     </w:p>
-    <w:bookmarkEnd w:id="31"/>
-    <w:bookmarkStart w:id="32" w:name="linking"/>
+    <w:bookmarkEnd w:id="33"/>
+    <w:bookmarkStart w:id="34" w:name="linking"/>
     <w:p>
       <w:pPr>
         <w:pStyle w:val="Heading3"/>
@@ -1615,8 +1666,8 @@
       </w:r>
       <w:r>
         <w:rPr>
+          <w:bCs/>
           <w:b/>
-          <w:bCs/>
         </w:rPr>
         <w:t xml:space="preserve">import archive</w:t>
       </w:r>
@@ -1641,6 +1692,7 @@
         <w:tblStyle w:val="Table"/>
         <w:tblW w:type="auto" w:w="0"/>
         <w:tblLook w:firstRow="1" w:lastRow="0" w:firstColumn="0" w:lastColumn="0" w:noHBand="0" w:noVBand="0" w:val="0020"/>
+        <w:jc w:val="start"/>
       </w:tblPr>
       <w:tblGrid>
         <w:gridCol w:w="3960"/>
@@ -1648,13 +1700,14 @@
       </w:tblGrid>
       <w:tr>
         <w:trPr>
-          <w:tblHeader w:val="on"/>
+          <w:tblHeader w:val="true"/>
         </w:trPr>
         <w:tc>
           <w:tcPr/>
           <w:p>
             <w:pPr>
               <w:pStyle w:val="Compact"/>
+              <w:jc w:val="left"/>
             </w:pPr>
             <w:r>
               <w:t xml:space="preserve">The program is</w:t>
@@ -1666,6 +1719,7 @@
           <w:p>
             <w:pPr>
               <w:pStyle w:val="Compact"/>
+              <w:jc w:val="left"/>
             </w:pPr>
             <w:r>
               <w:t xml:space="preserve">It links</w:t>
@@ -1679,6 +1733,7 @@
           <w:p>
             <w:pPr>
               <w:pStyle w:val="Compact"/>
+              <w:jc w:val="left"/>
             </w:pPr>
             <w:r>
               <w:t xml:space="preserve">C++ (an application)</w:t>
@@ -1690,6 +1745,7 @@
           <w:p>
             <w:pPr>
               <w:pStyle w:val="Compact"/>
+              <w:jc w:val="left"/>
             </w:pPr>
             <w:r>
               <w:rPr>
@@ -1706,6 +1762,7 @@
           <w:p>
             <w:pPr>
               <w:pStyle w:val="Compact"/>
+              <w:jc w:val="left"/>
             </w:pPr>
             <w:r>
               <w:t xml:space="preserve">C (a console tool)</w:t>
@@ -1717,6 +1774,7 @@
           <w:p>
             <w:pPr>
               <w:pStyle w:val="Compact"/>
+              <w:jc w:val="left"/>
             </w:pPr>
             <w:r>
               <w:rPr>
@@ -1804,8 +1862,8 @@
         <w:t xml:space="preserve">mytool.elf: ../lib/systemkit.imp_c.a</w:t>
       </w:r>
     </w:p>
-    <w:bookmarkEnd w:id="32"/>
-    <w:bookmarkStart w:id="33" w:name="versions"/>
+    <w:bookmarkEnd w:id="34"/>
+    <w:bookmarkStart w:id="35" w:name="versions"/>
     <w:p>
       <w:pPr>
         <w:pStyle w:val="Heading3"/>
@@ -1864,8 +1922,8 @@
         <w:t xml:space="preserve">library first.</w:t>
       </w:r>
     </w:p>
-    <w:bookmarkEnd w:id="33"/>
-    <w:bookmarkStart w:id="34" w:name="from-basic"/>
+    <w:bookmarkEnd w:id="35"/>
+    <w:bookmarkStart w:id="36" w:name="from-basic"/>
     <w:p>
       <w:pPr>
         <w:pStyle w:val="Heading3"/>
@@ -1934,112 +1992,112 @@
       </w:r>
       <w:r>
         <w:rPr>
+          <w:iCs/>
           <w:i/>
+        </w:rPr>
+        <w:t xml:space="preserve">The system's kits</w:t>
+      </w:r>
+      <w:r>
+        <w:t xml:space="preserve">). BASIC knows a kit by its</w:t>
+      </w:r>
+      <w:r>
+        <w:t xml:space="preserve"> </w:t>
+      </w:r>
+      <w:r>
+        <w:rPr>
+          <w:bCs/>
+          <w:b/>
+        </w:rPr>
+        <w:t xml:space="preserve">description</w:t>
+      </w:r>
+      <w:r>
+        <w:t xml:space="preserve">,</w:t>
+      </w:r>
+      <w:r>
+        <w:t xml:space="preserve"> </w:t>
+      </w:r>
+      <w:r>
+        <w:rPr>
+          <w:rStyle w:val="VerbatimChar"/>
+        </w:rPr>
+        <w:t xml:space="preserve">SD:/lib/&lt;kit&gt;.bi</w:t>
+      </w:r>
+      <w:r>
+        <w:t xml:space="preserve">, made from the kit's</w:t>
+      </w:r>
+      <w:r>
+        <w:t xml:space="preserve"> </w:t>
+      </w:r>
+      <w:r>
+        <w:rPr>
+          <w:rStyle w:val="VerbatimChar"/>
+        </w:rPr>
+        <w:t xml:space="preserve">.abi</w:t>
+      </w:r>
+      <w:r>
+        <w:t xml:space="preserve"> </w:t>
+      </w:r>
+      <w:r>
+        <w:t xml:space="preserve">and its</w:t>
+      </w:r>
+      <w:r>
+        <w:t xml:space="preserve"> </w:t>
+      </w:r>
+      <w:r>
+        <w:t xml:space="preserve">headers by</w:t>
+      </w:r>
+      <w:r>
+        <w:t xml:space="preserve"> </w:t>
+      </w:r>
+      <w:r>
+        <w:rPr>
+          <w:rStyle w:val="VerbatimChar"/>
+        </w:rPr>
+        <w:t xml:space="preserve">tools/kitbi/kitbi.py</w:t>
+      </w:r>
+      <w:r>
+        <w:t xml:space="preserve"> </w:t>
+      </w:r>
+      <w:r>
+        <w:t xml:space="preserve">when the kits are built: nothing in BASIC names a kit, so</w:t>
+      </w:r>
+      <w:r>
+        <w:t xml:space="preserve"> </w:t>
+      </w:r>
+      <w:r>
+        <w:rPr>
+          <w:bCs/>
+          <w:b/>
+        </w:rPr>
+        <w:t xml:space="preserve">a new kit is</w:t>
+      </w:r>
+      <w:r>
+        <w:rPr>
+          <w:bCs/>
+          <w:b/>
+        </w:rPr>
+        <w:t xml:space="preserve"> </w:t>
+      </w:r>
+      <w:r>
+        <w:rPr>
+          <w:bCs/>
+          <w:b/>
+        </w:rPr>
+        <w:t xml:space="preserve">importable as soon as it is built</w:t>
+      </w:r>
+      <w:r>
+        <w:t xml:space="preserve"> </w:t>
+      </w:r>
+      <w:r>
+        <w:t xml:space="preserve">(docs/03,</w:t>
+      </w:r>
+      <w:r>
+        <w:t xml:space="preserve"> </w:t>
+      </w:r>
+      <w:r>
+        <w:rPr>
           <w:iCs/>
-        </w:rPr>
-        <w:t xml:space="preserve">The system's kits</w:t>
-      </w:r>
-      <w:r>
-        <w:t xml:space="preserve">). BASIC knows a kit by its</w:t>
-      </w:r>
-      <w:r>
-        <w:t xml:space="preserve"> </w:t>
-      </w:r>
-      <w:r>
-        <w:rPr>
-          <w:b/>
-          <w:bCs/>
-        </w:rPr>
-        <w:t xml:space="preserve">description</w:t>
-      </w:r>
-      <w:r>
-        <w:t xml:space="preserve">,</w:t>
-      </w:r>
-      <w:r>
-        <w:t xml:space="preserve"> </w:t>
-      </w:r>
-      <w:r>
-        <w:rPr>
-          <w:rStyle w:val="VerbatimChar"/>
-        </w:rPr>
-        <w:t xml:space="preserve">SD:/lib/&lt;kit&gt;.bi</w:t>
-      </w:r>
-      <w:r>
-        <w:t xml:space="preserve">, made from the kit's</w:t>
-      </w:r>
-      <w:r>
-        <w:t xml:space="preserve"> </w:t>
-      </w:r>
-      <w:r>
-        <w:rPr>
-          <w:rStyle w:val="VerbatimChar"/>
-        </w:rPr>
-        <w:t xml:space="preserve">.abi</w:t>
-      </w:r>
-      <w:r>
-        <w:t xml:space="preserve"> </w:t>
-      </w:r>
-      <w:r>
-        <w:t xml:space="preserve">and its</w:t>
-      </w:r>
-      <w:r>
-        <w:t xml:space="preserve"> </w:t>
-      </w:r>
-      <w:r>
-        <w:t xml:space="preserve">headers by</w:t>
-      </w:r>
-      <w:r>
-        <w:t xml:space="preserve"> </w:t>
-      </w:r>
-      <w:r>
-        <w:rPr>
-          <w:rStyle w:val="VerbatimChar"/>
-        </w:rPr>
-        <w:t xml:space="preserve">tools/kitbi/kitbi.py</w:t>
-      </w:r>
-      <w:r>
-        <w:t xml:space="preserve"> </w:t>
-      </w:r>
-      <w:r>
-        <w:t xml:space="preserve">when the kits are built: nothing in BASIC names a kit, so</w:t>
-      </w:r>
-      <w:r>
-        <w:t xml:space="preserve"> </w:t>
-      </w:r>
-      <w:r>
-        <w:rPr>
-          <w:b/>
-          <w:bCs/>
-        </w:rPr>
-        <w:t xml:space="preserve">a new kit is</w:t>
-      </w:r>
-      <w:r>
-        <w:rPr>
-          <w:b/>
-          <w:bCs/>
-        </w:rPr>
-        <w:t xml:space="preserve"> </w:t>
-      </w:r>
-      <w:r>
-        <w:rPr>
-          <w:b/>
-          <w:bCs/>
-        </w:rPr>
-        <w:t xml:space="preserve">importable as soon as it is built</w:t>
-      </w:r>
-      <w:r>
-        <w:t xml:space="preserve"> </w:t>
-      </w:r>
-      <w:r>
-        <w:t xml:space="preserve">(docs/03,</w:t>
-      </w:r>
-      <w:r>
-        <w:t xml:space="preserve"> </w:t>
-      </w:r>
-      <w:r>
-        <w:rPr>
           <w:i/>
-          <w:iCs/>
         </w:rPr>
         <w:t xml:space="preserve">BASIC and the kits</w:t>
       </w:r>
@@ -2059,8 +2117,8 @@
         <w:t xml:space="preserve">functions.</w:t>
       </w:r>
     </w:p>
-    <w:bookmarkEnd w:id="34"/>
-    <w:bookmarkStart w:id="35" w:name="on-a-pc"/>
+    <w:bookmarkEnd w:id="36"/>
+    <w:bookmarkStart w:id="37" w:name="on-a-pc"/>
     <w:p>
       <w:pPr>
         <w:pStyle w:val="Heading3"/>
@@ -2089,9 +2147,9 @@
         <w:t xml:space="preserve">changes in the program's code.</w:t>
       </w:r>
     </w:p>
-    <w:bookmarkEnd w:id="35"/>
-    <w:bookmarkEnd w:id="36"/>
-    <w:bookmarkStart w:id="37" w:name="X479a017f3f362789bae7c4b9122aafaba533bfa"/>
+    <w:bookmarkEnd w:id="37"/>
+    <w:bookmarkEnd w:id="38"/>
+    <w:bookmarkStart w:id="39" w:name="X479a017f3f362789bae7c4b9122aafaba533bfa"/>
     <w:p>
       <w:pPr>
         <w:pStyle w:val="Heading2"/>
@@ -2167,8 +2225,8 @@
       </w:pPr>
       <w:r>
         <w:rPr>
+          <w:bCs/>
           <w:b/>
-          <w:bCs/>
         </w:rPr>
         <w:t xml:space="preserve">A console tool</w:t>
       </w:r>
@@ -2835,37 +2893,37 @@
       </w:pPr>
       <w:r>
         <w:rPr>
+          <w:bCs/>
           <w:b/>
+        </w:rPr>
+        <w:t xml:space="preserve">Settings from an</w:t>
+      </w:r>
+      <w:r>
+        <w:rPr>
           <w:bCs/>
-        </w:rPr>
-        <w:t xml:space="preserve">Settings from an</w:t>
-      </w:r>
-      <w:r>
-        <w:rPr>
           <w:b/>
+        </w:rPr>
+        <w:t xml:space="preserve"> </w:t>
+      </w:r>
+      <w:r>
+        <w:rPr>
+          <w:rStyle w:val="VerbatimChar"/>
           <w:bCs/>
-        </w:rPr>
-        <w:t xml:space="preserve"> </w:t>
-      </w:r>
-      <w:r>
-        <w:rPr>
-          <w:rStyle w:val="VerbatimChar"/>
           <w:b/>
+        </w:rPr>
+        <w:t xml:space="preserve">.ini</w:t>
+      </w:r>
+      <w:r>
+        <w:rPr>
           <w:bCs/>
-        </w:rPr>
-        <w:t xml:space="preserve">.ini</w:t>
-      </w:r>
-      <w:r>
-        <w:rPr>
           <w:b/>
+        </w:rPr>
+        <w:t xml:space="preserve"> </w:t>
+      </w:r>
+      <w:r>
+        <w:rPr>
           <w:bCs/>
-        </w:rPr>
-        <w:t xml:space="preserve"> </w:t>
-      </w:r>
-      <w:r>
-        <w:rPr>
           <w:b/>
-          <w:bCs/>
         </w:rPr>
         <w:t xml:space="preserve">file</w:t>
       </w:r>
@@ -3325,8 +3383,8 @@
       </w:pPr>
       <w:r>
         <w:rPr>
+          <w:bCs/>
           <w:b/>
-          <w:bCs/>
         </w:rPr>
         <w:t xml:space="preserve">Strings</w:t>
       </w:r>
@@ -3774,8 +3832,8 @@
       </w:pPr>
       <w:r>
         <w:rPr>
+          <w:bCs/>
           <w:b/>
-          <w:bCs/>
         </w:rPr>
         <w:t xml:space="preserve">Starting a program</w:t>
       </w:r>
@@ -3923,8 +3981,805 @@
         <w:t xml:space="preserve">// a file: by its runner</w:t>
       </w:r>
     </w:p>
-    <w:bookmarkEnd w:id="37"/>
-    <w:bookmarkStart w:id="38" w:name="X0a53c701f88fdf6f7c7ea97f28ca21204deb07c"/>
+    <w:p>
+      <w:pPr>
+        <w:pStyle w:val="FirstParagraph"/>
+      </w:pPr>
+      <w:r>
+        <w:rPr>
+          <w:bCs/>
+          <w:b/>
+        </w:rPr>
+        <w:t xml:space="preserve">The volumes, USB sticks</w:t>
+      </w:r>
+      <w:r>
+        <w:t xml:space="preserve"> </w:t>
+      </w:r>
+      <w:r>
+        <w:t xml:space="preserve">(kapi v91) — list them, eject a stick, format one:</w:t>
+      </w:r>
+    </w:p>
+    <w:p>
+      <w:pPr>
+        <w:pStyle w:val="SourceCode"/>
+      </w:pPr>
+      <w:r>
+        <w:rPr>
+          <w:rStyle w:val="KeywordTok"/>
+        </w:rPr>
+        <w:t xml:space="preserve">struct</w:t>
+      </w:r>
+      <w:r>
+        <w:rPr>
+          <w:rStyle w:val="NormalTok"/>
+        </w:rPr>
+        <w:t xml:space="preserve"> kapi_volume v</w:t>
+      </w:r>
+      <w:r>
+        <w:rPr>
+          <w:rStyle w:val="OperatorTok"/>
+        </w:rPr>
+        <w:t xml:space="preserve">[</w:t>
+      </w:r>
+      <w:r>
+        <w:rPr>
+          <w:rStyle w:val="DecValTok"/>
+        </w:rPr>
+        <w:t xml:space="preserve">16</w:t>
+      </w:r>
+      <w:r>
+        <w:rPr>
+          <w:rStyle w:val="OperatorTok"/>
+        </w:rPr>
+        <w:t xml:space="preserve">];</w:t>
+      </w:r>
+      <w:r>
+        <w:br/>
+      </w:r>
+      <w:r>
+        <w:rPr>
+          <w:rStyle w:val="DataTypeTok"/>
+        </w:rPr>
+        <w:t xml:space="preserve">int</w:t>
+      </w:r>
+      <w:r>
+        <w:rPr>
+          <w:rStyle w:val="NormalTok"/>
+        </w:rPr>
+        <w:t xml:space="preserve"> n </w:t>
+      </w:r>
+      <w:r>
+        <w:rPr>
+          <w:rStyle w:val="OperatorTok"/>
+        </w:rPr>
+        <w:t xml:space="preserve">=</w:t>
+      </w:r>
+      <w:r>
+        <w:rPr>
+          <w:rStyle w:val="NormalTok"/>
+        </w:rPr>
+        <w:t xml:space="preserve"> kapi_vol_list </w:t>
+      </w:r>
+      <w:r>
+        <w:rPr>
+          <w:rStyle w:val="OperatorTok"/>
+        </w:rPr>
+        <w:t xml:space="preserve">(</w:t>
+      </w:r>
+      <w:r>
+        <w:rPr>
+          <w:rStyle w:val="NormalTok"/>
+        </w:rPr>
+        <w:t xml:space="preserve">v</w:t>
+      </w:r>
+      <w:r>
+        <w:rPr>
+          <w:rStyle w:val="OperatorTok"/>
+        </w:rPr>
+        <w:t xml:space="preserve">,</w:t>
+      </w:r>
+      <w:r>
+        <w:rPr>
+          <w:rStyle w:val="NormalTok"/>
+        </w:rPr>
+        <w:t xml:space="preserve"> </w:t>
+      </w:r>
+      <w:r>
+        <w:rPr>
+          <w:rStyle w:val="DecValTok"/>
+        </w:rPr>
+        <w:t xml:space="preserve">16</w:t>
+      </w:r>
+      <w:r>
+        <w:rPr>
+          <w:rStyle w:val="OperatorTok"/>
+        </w:rPr>
+        <w:t xml:space="preserve">,</w:t>
+      </w:r>
+      <w:r>
+        <w:rPr>
+          <w:rStyle w:val="NormalTok"/>
+        </w:rPr>
+        <w:t xml:space="preserve"> KAPI_VOLS_ROOM</w:t>
+      </w:r>
+      <w:r>
+        <w:rPr>
+          <w:rStyle w:val="OperatorTok"/>
+        </w:rPr>
+        <w:t xml:space="preserve">);</w:t>
+      </w:r>
+      <w:r>
+        <w:rPr>
+          <w:rStyle w:val="NormalTok"/>
+        </w:rPr>
+        <w:t xml:space="preserve">        </w:t>
+      </w:r>
+      <w:r>
+        <w:rPr>
+          <w:rStyle w:val="CommentTok"/>
+        </w:rPr>
+        <w:t xml:space="preserve">// SD:, SD1:.., USB:.., RAM: (n: how many)</w:t>
+      </w:r>
+      <w:r>
+        <w:br/>
+      </w:r>
+      <w:r>
+        <w:rPr>
+          <w:rStyle w:val="ControlFlowTok"/>
+        </w:rPr>
+        <w:t xml:space="preserve">for</w:t>
+      </w:r>
+      <w:r>
+        <w:rPr>
+          <w:rStyle w:val="NormalTok"/>
+        </w:rPr>
+        <w:t xml:space="preserve"> </w:t>
+      </w:r>
+      <w:r>
+        <w:rPr>
+          <w:rStyle w:val="OperatorTok"/>
+        </w:rPr>
+        <w:t xml:space="preserve">(</w:t>
+      </w:r>
+      <w:r>
+        <w:rPr>
+          <w:rStyle w:val="DataTypeTok"/>
+        </w:rPr>
+        <w:t xml:space="preserve">int</w:t>
+      </w:r>
+      <w:r>
+        <w:rPr>
+          <w:rStyle w:val="NormalTok"/>
+        </w:rPr>
+        <w:t xml:space="preserve"> i </w:t>
+      </w:r>
+      <w:r>
+        <w:rPr>
+          <w:rStyle w:val="OperatorTok"/>
+        </w:rPr>
+        <w:t xml:space="preserve">=</w:t>
+      </w:r>
+      <w:r>
+        <w:rPr>
+          <w:rStyle w:val="NormalTok"/>
+        </w:rPr>
+        <w:t xml:space="preserve"> </w:t>
+      </w:r>
+      <w:r>
+        <w:rPr>
+          <w:rStyle w:val="DecValTok"/>
+        </w:rPr>
+        <w:t xml:space="preserve">0</w:t>
+      </w:r>
+      <w:r>
+        <w:rPr>
+          <w:rStyle w:val="OperatorTok"/>
+        </w:rPr>
+        <w:t xml:space="preserve">;</w:t>
+      </w:r>
+      <w:r>
+        <w:rPr>
+          <w:rStyle w:val="NormalTok"/>
+        </w:rPr>
+        <w:t xml:space="preserve"> i </w:t>
+      </w:r>
+      <w:r>
+        <w:rPr>
+          <w:rStyle w:val="OperatorTok"/>
+        </w:rPr>
+        <w:t xml:space="preserve">&lt;</w:t>
+      </w:r>
+      <w:r>
+        <w:rPr>
+          <w:rStyle w:val="NormalTok"/>
+        </w:rPr>
+        <w:t xml:space="preserve"> n </w:t>
+      </w:r>
+      <w:r>
+        <w:rPr>
+          <w:rStyle w:val="OperatorTok"/>
+        </w:rPr>
+        <w:t xml:space="preserve">&amp;&amp;</w:t>
+      </w:r>
+      <w:r>
+        <w:rPr>
+          <w:rStyle w:val="NormalTok"/>
+        </w:rPr>
+        <w:t xml:space="preserve"> i </w:t>
+      </w:r>
+      <w:r>
+        <w:rPr>
+          <w:rStyle w:val="OperatorTok"/>
+        </w:rPr>
+        <w:t xml:space="preserve">&lt;</w:t>
+      </w:r>
+      <w:r>
+        <w:rPr>
+          <w:rStyle w:val="NormalTok"/>
+        </w:rPr>
+        <w:t xml:space="preserve"> </w:t>
+      </w:r>
+      <w:r>
+        <w:rPr>
+          <w:rStyle w:val="DecValTok"/>
+        </w:rPr>
+        <w:t xml:space="preserve">16</w:t>
+      </w:r>
+      <w:r>
+        <w:rPr>
+          <w:rStyle w:val="OperatorTok"/>
+        </w:rPr>
+        <w:t xml:space="preserve">;</w:t>
+      </w:r>
+      <w:r>
+        <w:rPr>
+          <w:rStyle w:val="NormalTok"/>
+        </w:rPr>
+        <w:t xml:space="preserve"> i</w:t>
+      </w:r>
+      <w:r>
+        <w:rPr>
+          <w:rStyle w:val="OperatorTok"/>
+        </w:rPr>
+        <w:t xml:space="preserve">++)</w:t>
+      </w:r>
+      <w:r>
+        <w:br/>
+      </w:r>
+      <w:r>
+        <w:rPr>
+          <w:rStyle w:val="NormalTok"/>
+        </w:rPr>
+        <w:t xml:space="preserve">    </w:t>
+      </w:r>
+      <w:r>
+        <w:rPr>
+          <w:rStyle w:val="ControlFlowTok"/>
+        </w:rPr>
+        <w:t xml:space="preserve">if</w:t>
+      </w:r>
+      <w:r>
+        <w:rPr>
+          <w:rStyle w:val="NormalTok"/>
+        </w:rPr>
+        <w:t xml:space="preserve"> </w:t>
+      </w:r>
+      <w:r>
+        <w:rPr>
+          <w:rStyle w:val="OperatorTok"/>
+        </w:rPr>
+        <w:t xml:space="preserve">((</w:t>
+      </w:r>
+      <w:r>
+        <w:rPr>
+          <w:rStyle w:val="NormalTok"/>
+        </w:rPr>
+        <w:t xml:space="preserve">v</w:t>
+      </w:r>
+      <w:r>
+        <w:rPr>
+          <w:rStyle w:val="OperatorTok"/>
+        </w:rPr>
+        <w:t xml:space="preserve">[</w:t>
+      </w:r>
+      <w:r>
+        <w:rPr>
+          <w:rStyle w:val="NormalTok"/>
+        </w:rPr>
+        <w:t xml:space="preserve">i</w:t>
+      </w:r>
+      <w:r>
+        <w:rPr>
+          <w:rStyle w:val="OperatorTok"/>
+        </w:rPr>
+        <w:t xml:space="preserve">].</w:t>
+      </w:r>
+      <w:r>
+        <w:rPr>
+          <w:rStyle w:val="NormalTok"/>
+        </w:rPr>
+        <w:t xml:space="preserve">flags </w:t>
+      </w:r>
+      <w:r>
+        <w:rPr>
+          <w:rStyle w:val="OperatorTok"/>
+        </w:rPr>
+        <w:t xml:space="preserve">&amp;</w:t>
+      </w:r>
+      <w:r>
+        <w:rPr>
+          <w:rStyle w:val="NormalTok"/>
+        </w:rPr>
+        <w:t xml:space="preserve"> KAPI_VF_REMOVABLE</w:t>
+      </w:r>
+      <w:r>
+        <w:rPr>
+          <w:rStyle w:val="OperatorTok"/>
+        </w:rPr>
+        <w:t xml:space="preserve">)</w:t>
+      </w:r>
+      <w:r>
+        <w:rPr>
+          <w:rStyle w:val="NormalTok"/>
+        </w:rPr>
+        <w:t xml:space="preserve"> </w:t>
+      </w:r>
+      <w:r>
+        <w:rPr>
+          <w:rStyle w:val="OperatorTok"/>
+        </w:rPr>
+        <w:t xml:space="preserve">&amp;&amp;</w:t>
+      </w:r>
+      <w:r>
+        <w:rPr>
+          <w:rStyle w:val="NormalTok"/>
+        </w:rPr>
+        <w:t xml:space="preserve"> v</w:t>
+      </w:r>
+      <w:r>
+        <w:rPr>
+          <w:rStyle w:val="OperatorTok"/>
+        </w:rPr>
+        <w:t xml:space="preserve">[</w:t>
+      </w:r>
+      <w:r>
+        <w:rPr>
+          <w:rStyle w:val="NormalTok"/>
+        </w:rPr>
+        <w:t xml:space="preserve">i</w:t>
+      </w:r>
+      <w:r>
+        <w:rPr>
+          <w:rStyle w:val="OperatorTok"/>
+        </w:rPr>
+        <w:t xml:space="preserve">].</w:t>
+      </w:r>
+      <w:r>
+        <w:rPr>
+          <w:rStyle w:val="NormalTok"/>
+        </w:rPr>
+        <w:t xml:space="preserve">state </w:t>
+      </w:r>
+      <w:r>
+        <w:rPr>
+          <w:rStyle w:val="OperatorTok"/>
+        </w:rPr>
+        <w:t xml:space="preserve">==</w:t>
+      </w:r>
+      <w:r>
+        <w:rPr>
+          <w:rStyle w:val="NormalTok"/>
+        </w:rPr>
+        <w:t xml:space="preserve"> KAPI_VST_MOUNTED</w:t>
+      </w:r>
+      <w:r>
+        <w:rPr>
+          <w:rStyle w:val="OperatorTok"/>
+        </w:rPr>
+        <w:t xml:space="preserve">)</w:t>
+      </w:r>
+      <w:r>
+        <w:br/>
+      </w:r>
+      <w:r>
+        <w:rPr>
+          <w:rStyle w:val="NormalTok"/>
+        </w:rPr>
+        <w:t xml:space="preserve">        ax_putln </w:t>
+      </w:r>
+      <w:r>
+        <w:rPr>
+          <w:rStyle w:val="OperatorTok"/>
+        </w:rPr>
+        <w:t xml:space="preserve">(</w:t>
+      </w:r>
+      <w:r>
+        <w:rPr>
+          <w:rStyle w:val="NormalTok"/>
+        </w:rPr>
+        <w:t xml:space="preserve">v</w:t>
+      </w:r>
+      <w:r>
+        <w:rPr>
+          <w:rStyle w:val="OperatorTok"/>
+        </w:rPr>
+        <w:t xml:space="preserve">[</w:t>
+      </w:r>
+      <w:r>
+        <w:rPr>
+          <w:rStyle w:val="NormalTok"/>
+        </w:rPr>
+        <w:t xml:space="preserve">i</w:t>
+      </w:r>
+      <w:r>
+        <w:rPr>
+          <w:rStyle w:val="OperatorTok"/>
+        </w:rPr>
+        <w:t xml:space="preserve">].</w:t>
+      </w:r>
+      <w:r>
+        <w:rPr>
+          <w:rStyle w:val="NormalTok"/>
+        </w:rPr>
+        <w:t xml:space="preserve">label</w:t>
+      </w:r>
+      <w:r>
+        <w:rPr>
+          <w:rStyle w:val="OperatorTok"/>
+        </w:rPr>
+        <w:t xml:space="preserve">);</w:t>
+      </w:r>
+      <w:r>
+        <w:rPr>
+          <w:rStyle w:val="NormalTok"/>
+        </w:rPr>
+        <w:t xml:space="preserve">                        </w:t>
+      </w:r>
+      <w:r>
+        <w:rPr>
+          <w:rStyle w:val="CommentTok"/>
+        </w:rPr>
+        <w:t xml:space="preserve">// a stick plugged in: "USB" + its label</w:t>
+      </w:r>
+      <w:r>
+        <w:br/>
+      </w:r>
+      <w:r>
+        <w:br/>
+      </w:r>
+      <w:r>
+        <w:rPr>
+          <w:rStyle w:val="ControlFlowTok"/>
+        </w:rPr>
+        <w:t xml:space="preserve">if</w:t>
+      </w:r>
+      <w:r>
+        <w:rPr>
+          <w:rStyle w:val="NormalTok"/>
+        </w:rPr>
+        <w:t xml:space="preserve"> </w:t>
+      </w:r>
+      <w:r>
+        <w:rPr>
+          <w:rStyle w:val="OperatorTok"/>
+        </w:rPr>
+        <w:t xml:space="preserve">(</w:t>
+      </w:r>
+      <w:r>
+        <w:rPr>
+          <w:rStyle w:val="NormalTok"/>
+        </w:rPr>
+        <w:t xml:space="preserve">kapi_vol_eject </w:t>
+      </w:r>
+      <w:r>
+        <w:rPr>
+          <w:rStyle w:val="OperatorTok"/>
+        </w:rPr>
+        <w:t xml:space="preserve">(</w:t>
+      </w:r>
+      <w:r>
+        <w:rPr>
+          <w:rStyle w:val="StringTok"/>
+        </w:rPr>
+        <w:t xml:space="preserve">"USB:"</w:t>
+      </w:r>
+      <w:r>
+        <w:rPr>
+          <w:rStyle w:val="OperatorTok"/>
+        </w:rPr>
+        <w:t xml:space="preserve">,</w:t>
+      </w:r>
+      <w:r>
+        <w:rPr>
+          <w:rStyle w:val="NormalTok"/>
+        </w:rPr>
+        <w:t xml:space="preserve"> </w:t>
+      </w:r>
+      <w:r>
+        <w:rPr>
+          <w:rStyle w:val="DecValTok"/>
+        </w:rPr>
+        <w:t xml:space="preserve">0</w:t>
+      </w:r>
+      <w:r>
+        <w:rPr>
+          <w:rStyle w:val="OperatorTok"/>
+        </w:rPr>
+        <w:t xml:space="preserve">)</w:t>
+      </w:r>
+      <w:r>
+        <w:rPr>
+          <w:rStyle w:val="NormalTok"/>
+        </w:rPr>
+        <w:t xml:space="preserve"> </w:t>
+      </w:r>
+      <w:r>
+        <w:rPr>
+          <w:rStyle w:val="OperatorTok"/>
+        </w:rPr>
+        <w:t xml:space="preserve">==</w:t>
+      </w:r>
+      <w:r>
+        <w:rPr>
+          <w:rStyle w:val="NormalTok"/>
+        </w:rPr>
+        <w:t xml:space="preserve"> </w:t>
+      </w:r>
+      <w:r>
+        <w:rPr>
+          <w:rStyle w:val="OperatorTok"/>
+        </w:rPr>
+        <w:t xml:space="preserve">-</w:t>
+      </w:r>
+      <w:r>
+        <w:rPr>
+          <w:rStyle w:val="NormalTok"/>
+        </w:rPr>
+        <w:t xml:space="preserve">KAPI_EBUSY</w:t>
+      </w:r>
+      <w:r>
+        <w:rPr>
+          <w:rStyle w:val="OperatorTok"/>
+        </w:rPr>
+        <w:t xml:space="preserve">)</w:t>
+      </w:r>
+      <w:r>
+        <w:rPr>
+          <w:rStyle w:val="NormalTok"/>
+        </w:rPr>
+        <w:t xml:space="preserve">        </w:t>
+      </w:r>
+      <w:r>
+        <w:rPr>
+          <w:rStyle w:val="CommentTok"/>
+        </w:rPr>
+        <w:t xml:space="preserve">// files open on it (they were synced)</w:t>
+      </w:r>
+      <w:r>
+        <w:br/>
+      </w:r>
+      <w:r>
+        <w:rPr>
+          <w:rStyle w:val="NormalTok"/>
+        </w:rPr>
+        <w:t xml:space="preserve">    kapi_vol_eject </w:t>
+      </w:r>
+      <w:r>
+        <w:rPr>
+          <w:rStyle w:val="OperatorTok"/>
+        </w:rPr>
+        <w:t xml:space="preserve">(</w:t>
+      </w:r>
+      <w:r>
+        <w:rPr>
+          <w:rStyle w:val="StringTok"/>
+        </w:rPr>
+        <w:t xml:space="preserve">"USB:"</w:t>
+      </w:r>
+      <w:r>
+        <w:rPr>
+          <w:rStyle w:val="OperatorTok"/>
+        </w:rPr>
+        <w:t xml:space="preserve">,</w:t>
+      </w:r>
+      <w:r>
+        <w:rPr>
+          <w:rStyle w:val="NormalTok"/>
+        </w:rPr>
+        <w:t xml:space="preserve"> KAPI_EJECT_FORCE</w:t>
+      </w:r>
+      <w:r>
+        <w:rPr>
+          <w:rStyle w:val="OperatorTok"/>
+        </w:rPr>
+        <w:t xml:space="preserve">);</w:t>
+      </w:r>
+      <w:r>
+        <w:rPr>
+          <w:rStyle w:val="NormalTok"/>
+        </w:rPr>
+        <w:t xml:space="preserve">        </w:t>
+      </w:r>
+      <w:r>
+        <w:rPr>
+          <w:rStyle w:val="CommentTok"/>
+        </w:rPr>
+        <w:t xml:space="preserve">// ... after asking the user</w:t>
+      </w:r>
+      <w:r>
+        <w:br/>
+      </w:r>
+      <w:r>
+        <w:br/>
+      </w:r>
+      <w:r>
+        <w:rPr>
+          <w:rStyle w:val="KeywordTok"/>
+        </w:rPr>
+        <w:t xml:space="preserve">struct</w:t>
+      </w:r>
+      <w:r>
+        <w:rPr>
+          <w:rStyle w:val="NormalTok"/>
+        </w:rPr>
+        <w:t xml:space="preserve"> kapi_format f </w:t>
+      </w:r>
+      <w:r>
+        <w:rPr>
+          <w:rStyle w:val="OperatorTok"/>
+        </w:rPr>
+        <w:t xml:space="preserve">=</w:t>
+      </w:r>
+      <w:r>
+        <w:rPr>
+          <w:rStyle w:val="NormalTok"/>
+        </w:rPr>
+        <w:t xml:space="preserve"> </w:t>
+      </w:r>
+      <w:r>
+        <w:rPr>
+          <w:rStyle w:val="OperatorTok"/>
+        </w:rPr>
+        <w:t xml:space="preserve">{</w:t>
+      </w:r>
+      <w:r>
+        <w:rPr>
+          <w:rStyle w:val="NormalTok"/>
+        </w:rPr>
+        <w:t xml:space="preserve"> KAPI_FMT_EXFAT</w:t>
+      </w:r>
+      <w:r>
+        <w:rPr>
+          <w:rStyle w:val="OperatorTok"/>
+        </w:rPr>
+        <w:t xml:space="preserve">,</w:t>
+      </w:r>
+      <w:r>
+        <w:rPr>
+          <w:rStyle w:val="NormalTok"/>
+        </w:rPr>
+        <w:t xml:space="preserve"> </w:t>
+      </w:r>
+      <w:r>
+        <w:rPr>
+          <w:rStyle w:val="DecValTok"/>
+        </w:rPr>
+        <w:t xml:space="preserve">0</w:t>
+      </w:r>
+      <w:r>
+        <w:rPr>
+          <w:rStyle w:val="OperatorTok"/>
+        </w:rPr>
+        <w:t xml:space="preserve">,</w:t>
+      </w:r>
+      <w:r>
+        <w:rPr>
+          <w:rStyle w:val="NormalTok"/>
+        </w:rPr>
+        <w:t xml:space="preserve"> </w:t>
+      </w:r>
+      <w:r>
+        <w:rPr>
+          <w:rStyle w:val="DecValTok"/>
+        </w:rPr>
+        <w:t xml:space="preserve">0</w:t>
+      </w:r>
+      <w:r>
+        <w:rPr>
+          <w:rStyle w:val="OperatorTok"/>
+        </w:rPr>
+        <w:t xml:space="preserve">,</w:t>
+      </w:r>
+      <w:r>
+        <w:rPr>
+          <w:rStyle w:val="NormalTok"/>
+        </w:rPr>
+        <w:t xml:space="preserve"> </w:t>
+      </w:r>
+      <w:r>
+        <w:rPr>
+          <w:rStyle w:val="StringTok"/>
+        </w:rPr>
+        <w:t xml:space="preserve">"PHOTOS"</w:t>
+      </w:r>
+      <w:r>
+        <w:rPr>
+          <w:rStyle w:val="NormalTok"/>
+        </w:rPr>
+        <w:t xml:space="preserve"> </w:t>
+      </w:r>
+      <w:r>
+        <w:rPr>
+          <w:rStyle w:val="OperatorTok"/>
+        </w:rPr>
+        <w:t xml:space="preserve">};</w:t>
+      </w:r>
+      <w:r>
+        <w:br/>
+      </w:r>
+      <w:r>
+        <w:rPr>
+          <w:rStyle w:val="NormalTok"/>
+        </w:rPr>
+        <w:t xml:space="preserve">kapi_vol_format </w:t>
+      </w:r>
+      <w:r>
+        <w:rPr>
+          <w:rStyle w:val="OperatorTok"/>
+        </w:rPr>
+        <w:t xml:space="preserve">(</w:t>
+      </w:r>
+      <w:r>
+        <w:rPr>
+          <w:rStyle w:val="StringTok"/>
+        </w:rPr>
+        <w:t xml:space="preserve">"USB:"</w:t>
+      </w:r>
+      <w:r>
+        <w:rPr>
+          <w:rStyle w:val="OperatorTok"/>
+        </w:rPr>
+        <w:t xml:space="preserve">,</w:t>
+      </w:r>
+      <w:r>
+        <w:rPr>
+          <w:rStyle w:val="NormalTok"/>
+        </w:rPr>
+        <w:t xml:space="preserve"> </w:t>
+      </w:r>
+      <w:r>
+        <w:rPr>
+          <w:rStyle w:val="OperatorTok"/>
+        </w:rPr>
+        <w:t xml:space="preserve">&amp;</w:t>
+      </w:r>
+      <w:r>
+        <w:rPr>
+          <w:rStyle w:val="NormalTok"/>
+        </w:rPr>
+        <w:t xml:space="preserve">f</w:t>
+      </w:r>
+      <w:r>
+        <w:rPr>
+          <w:rStyle w:val="OperatorTok"/>
+        </w:rPr>
+        <w:t xml:space="preserve">);</w:t>
+      </w:r>
+      <w:r>
+        <w:rPr>
+          <w:rStyle w:val="NormalTok"/>
+        </w:rPr>
+        <w:t xml:space="preserve">                         </w:t>
+      </w:r>
+      <w:r>
+        <w:rPr>
+          <w:rStyle w:val="CommentTok"/>
+        </w:rPr>
+        <w:t xml:space="preserve">// erases it; SD: is always refused</w:t>
+      </w:r>
+    </w:p>
+    <w:bookmarkEnd w:id="39"/>
+    <w:bookmarkStart w:id="40" w:name="X0a53c701f88fdf6f7c7ea97f28ca21204deb07c"/>
     <w:p>
       <w:pPr>
         <w:pStyle w:val="Heading2"/>
@@ -4024,8 +4879,8 @@
       </w:pPr>
       <w:r>
         <w:rPr>
+          <w:bCs/>
           <w:b/>
-          <w:bCs/>
         </w:rPr>
         <w:t xml:space="preserve">A window, a label, a button:</w:t>
       </w:r>
@@ -5151,8 +6006,8 @@
       </w:pPr>
       <w:r>
         <w:rPr>
+          <w:bCs/>
           <w:b/>
-          <w:bCs/>
         </w:rPr>
         <w:t xml:space="preserve">Dialogs</w:t>
       </w:r>
@@ -5594,8 +6449,8 @@
       </w:pPr>
       <w:r>
         <w:rPr>
+          <w:bCs/>
           <w:b/>
-          <w:bCs/>
         </w:rPr>
         <w:t xml:space="preserve">The theme</w:t>
       </w:r>
@@ -5660,8 +6515,8 @@
       </w:pPr>
       <w:r>
         <w:rPr>
+          <w:bCs/>
           <w:b/>
-          <w:bCs/>
         </w:rPr>
         <w:t xml:space="preserve">Without C++</w:t>
       </w:r>
@@ -6348,22 +7203,22 @@
       </w:r>
       <w:r>
         <w:rPr>
+          <w:iCs/>
           <w:i/>
+        </w:rPr>
+        <w:t xml:space="preserve">or a</w:t>
+      </w:r>
+      <w:r>
+        <w:rPr>
           <w:iCs/>
-        </w:rPr>
-        <w:t xml:space="preserve">or a</w:t>
-      </w:r>
-      <w:r>
-        <w:rPr>
           <w:i/>
+        </w:rPr>
+        <w:t xml:space="preserve"> </w:t>
+      </w:r>
+      <w:r>
+        <w:rPr>
           <w:iCs/>
-        </w:rPr>
-        <w:t xml:space="preserve"> </w:t>
-      </w:r>
-      <w:r>
-        <w:rPr>
           <w:i/>
-          <w:iCs/>
         </w:rPr>
         <w:t xml:space="preserve">panel</w:t>
       </w:r>
@@ -6442,8 +7297,8 @@
       </w:pPr>
       <w:r>
         <w:rPr>
+          <w:bCs/>
           <w:b/>
-          <w:bCs/>
         </w:rPr>
         <w:t xml:space="preserve">An icon</w:t>
       </w:r>
@@ -6741,8 +7596,8 @@
       </w:pPr>
       <w:r>
         <w:rPr>
+          <w:bCs/>
           <w:b/>
-          <w:bCs/>
         </w:rPr>
         <w:t xml:space="preserve">A timer or polling</w:t>
       </w:r>
@@ -6780,8 +7635,8 @@
         <w:t xml:space="preserve">(called about 60 times a second).</w:t>
       </w:r>
     </w:p>
-    <w:bookmarkEnd w:id="38"/>
-    <w:bookmarkStart w:id="39" w:name="X1c12e241ab2b4ebd18b32f840f751712082d5e1"/>
+    <w:bookmarkEnd w:id="40"/>
+    <w:bookmarkStart w:id="41" w:name="X1c12e241ab2b4ebd18b32f840f751712082d5e1"/>
     <w:p>
       <w:pPr>
         <w:pStyle w:val="Heading2"/>
@@ -6855,8 +7710,8 @@
       </w:pPr>
       <w:r>
         <w:rPr>
+          <w:bCs/>
           <w:b/>
-          <w:bCs/>
         </w:rPr>
         <w:t xml:space="preserve">A notification</w:t>
       </w:r>
@@ -7016,8 +7871,8 @@
       </w:pPr>
       <w:r>
         <w:rPr>
+          <w:bCs/>
           <w:b/>
-          <w:bCs/>
         </w:rPr>
         <w:t xml:space="preserve">The clipboard</w:t>
       </w:r>
@@ -7453,8 +8308,8 @@
       </w:pPr>
       <w:r>
         <w:rPr>
+          <w:bCs/>
           <w:b/>
-          <w:bCs/>
         </w:rPr>
         <w:t xml:space="preserve">The trash</w:t>
       </w:r>
@@ -7623,8 +8478,8 @@
       </w:pPr>
       <w:r>
         <w:rPr>
+          <w:bCs/>
           <w:b/>
-          <w:bCs/>
         </w:rPr>
         <w:t xml:space="preserve">Opening a file with the right application</w:t>
       </w:r>
@@ -7850,8 +8705,8 @@
       </w:pPr>
       <w:r>
         <w:rPr>
+          <w:bCs/>
           <w:b/>
-          <w:bCs/>
         </w:rPr>
         <w:t xml:space="preserve">The volume, the wallpaper, the dock</w:t>
       </w:r>
@@ -8067,6 +8922,7 @@
         <w:tblStyle w:val="Table"/>
         <w:tblW w:type="auto" w:w="0"/>
         <w:tblLook w:firstRow="1" w:lastRow="0" w:firstColumn="0" w:lastColumn="0" w:noHBand="0" w:noVBand="0" w:val="0020"/>
+        <w:jc w:val="start"/>
       </w:tblPr>
       <w:tblGrid>
         <w:gridCol w:w="3960"/>
@@ -8074,13 +8930,14 @@
       </w:tblGrid>
       <w:tr>
         <w:trPr>
-          <w:tblHeader w:val="on"/>
+          <w:tblHeader w:val="true"/>
         </w:trPr>
         <w:tc>
           <w:tcPr/>
           <w:p>
             <w:pPr>
               <w:pStyle w:val="Compact"/>
+              <w:jc w:val="left"/>
             </w:pPr>
             <w:r>
               <w:t xml:space="preserve">Its part (a header of its own, beside</w:t>
@@ -8104,6 +8961,7 @@
           <w:p>
             <w:pPr>
               <w:pStyle w:val="Compact"/>
+              <w:jc w:val="left"/>
             </w:pPr>
             <w:r>
               <w:t xml:space="preserve">Subject</w:t>
@@ -8117,6 +8975,7 @@
           <w:p>
             <w:pPr>
               <w:pStyle w:val="Compact"/>
+              <w:jc w:val="left"/>
             </w:pPr>
             <w:r>
               <w:rPr>
@@ -8131,6 +8990,7 @@
           <w:p>
             <w:pPr>
               <w:pStyle w:val="Compact"/>
+              <w:jc w:val="left"/>
             </w:pPr>
             <w:r>
               <w:t xml:space="preserve">Notifications</w:t>
@@ -8144,6 +9004,7 @@
           <w:p>
             <w:pPr>
               <w:pStyle w:val="Compact"/>
+              <w:jc w:val="left"/>
             </w:pPr>
             <w:r>
               <w:rPr>
@@ -8173,6 +9034,7 @@
           <w:p>
             <w:pPr>
               <w:pStyle w:val="Compact"/>
+              <w:jc w:val="left"/>
             </w:pPr>
             <w:r>
               <w:t xml:space="preserve">The clipboard</w:t>
@@ -8186,6 +9048,7 @@
           <w:p>
             <w:pPr>
               <w:pStyle w:val="Compact"/>
+              <w:jc w:val="left"/>
             </w:pPr>
             <w:r>
               <w:rPr>
@@ -8200,6 +9063,7 @@
           <w:p>
             <w:pPr>
               <w:pStyle w:val="Compact"/>
+              <w:jc w:val="left"/>
             </w:pPr>
             <w:r>
               <w:t xml:space="preserve">The trash</w:t>
@@ -8213,6 +9077,7 @@
           <w:p>
             <w:pPr>
               <w:pStyle w:val="Compact"/>
+              <w:jc w:val="left"/>
             </w:pPr>
             <w:r>
               <w:rPr>
@@ -8227,6 +9092,7 @@
           <w:p>
             <w:pPr>
               <w:pStyle w:val="Compact"/>
+              <w:jc w:val="left"/>
             </w:pPr>
             <w:r>
               <w:t xml:space="preserve">Which application opens which file</w:t>
@@ -8240,6 +9106,7 @@
           <w:p>
             <w:pPr>
               <w:pStyle w:val="Compact"/>
+              <w:jc w:val="left"/>
             </w:pPr>
             <w:r>
               <w:rPr>
@@ -8254,6 +9121,7 @@
           <w:p>
             <w:pPr>
               <w:pStyle w:val="Compact"/>
+              <w:jc w:val="left"/>
             </w:pPr>
             <w:r>
               <w:t xml:space="preserve">The master volume, the output, each program's volume</w:t>
@@ -8267,6 +9135,7 @@
           <w:p>
             <w:pPr>
               <w:pStyle w:val="Compact"/>
+              <w:jc w:val="left"/>
             </w:pPr>
             <w:r>
               <w:rPr>
@@ -8281,6 +9150,7 @@
           <w:p>
             <w:pPr>
               <w:pStyle w:val="Compact"/>
+              <w:jc w:val="left"/>
             </w:pPr>
             <w:r>
               <w:t xml:space="preserve">The wallpaper's settings and its painter</w:t>
@@ -8294,6 +9164,7 @@
           <w:p>
             <w:pPr>
               <w:pStyle w:val="Compact"/>
+              <w:jc w:val="left"/>
             </w:pPr>
             <w:r>
               <w:rPr>
@@ -8308,6 +9179,7 @@
           <w:p>
             <w:pPr>
               <w:pStyle w:val="Compact"/>
+              <w:jc w:val="left"/>
             </w:pPr>
             <w:r>
               <w:t xml:space="preserve">The dock's settings</w:t>
@@ -8321,6 +9193,7 @@
           <w:p>
             <w:pPr>
               <w:pStyle w:val="Compact"/>
+              <w:jc w:val="left"/>
             </w:pPr>
             <w:r>
               <w:rPr>
@@ -8335,6 +9208,7 @@
           <w:p>
             <w:pPr>
               <w:pStyle w:val="Compact"/>
+              <w:jc w:val="left"/>
             </w:pPr>
             <w:r>
               <w:t xml:space="preserve">The programs loaded ahead at boot</w:t>
@@ -8348,6 +9222,7 @@
           <w:p>
             <w:pPr>
               <w:pStyle w:val="Compact"/>
+              <w:jc w:val="left"/>
             </w:pPr>
             <w:r>
               <w:rPr>
@@ -8362,6 +9237,7 @@
           <w:p>
             <w:pPr>
               <w:pStyle w:val="Compact"/>
+              <w:jc w:val="left"/>
             </w:pPr>
             <w:r>
               <w:t xml:space="preserve">A settings applet shown inside the Control Panel</w:t>
@@ -8370,8 +9246,8 @@
         </w:tc>
       </w:tr>
     </w:tbl>
-    <w:bookmarkEnd w:id="39"/>
-    <w:bookmarkStart w:id="40" w:name="X21c5dfbcb5a69cd5c428264b88180cd193f70a2"/>
+    <w:bookmarkEnd w:id="41"/>
+    <w:bookmarkStart w:id="42" w:name="X21c5dfbcb5a69cd5c428264b88180cd193f70a2"/>
     <w:p>
       <w:pPr>
         <w:pStyle w:val="Heading2"/>
@@ -8460,8 +9336,8 @@
       </w:pPr>
       <w:r>
         <w:rPr>
+          <w:bCs/>
           <w:b/>
-          <w:bCs/>
         </w:rPr>
         <w:t xml:space="preserve">A page fetched</w:t>
       </w:r>
@@ -9044,8 +9920,8 @@
       </w:pPr>
       <w:r>
         <w:rPr>
+          <w:bCs/>
           <w:b/>
-          <w:bCs/>
         </w:rPr>
         <w:t xml:space="preserve">A web API</w:t>
       </w:r>
@@ -9412,8 +10288,8 @@
       </w:pPr>
       <w:r>
         <w:rPr>
+          <w:bCs/>
           <w:b/>
-          <w:bCs/>
         </w:rPr>
         <w:t xml:space="preserve">An FTP server as a volume</w:t>
       </w:r>
@@ -9704,8 +10580,8 @@
         <w:t xml:space="preserve">them belong.</w:t>
       </w:r>
     </w:p>
-    <w:bookmarkEnd w:id="40"/>
-    <w:bookmarkStart w:id="41" w:name="X491a56bd334c8c4c777570fe8bd846c18e7eccb"/>
+    <w:bookmarkEnd w:id="42"/>
+    <w:bookmarkStart w:id="43" w:name="X491a56bd334c8c4c777570fe8bd846c18e7eccb"/>
     <w:p>
       <w:pPr>
         <w:pStyle w:val="Heading2"/>
@@ -9749,8 +10625,8 @@
       </w:pPr>
       <w:r>
         <w:rPr>
+          <w:bCs/>
           <w:b/>
-          <w:bCs/>
         </w:rPr>
         <w:t xml:space="preserve">A whole file, read and written:</w:t>
       </w:r>
@@ -10072,8 +10948,8 @@
       </w:pPr>
       <w:r>
         <w:rPr>
+          <w:bCs/>
           <w:b/>
-          <w:bCs/>
         </w:rPr>
         <w:t xml:space="preserve">Folders and paths:</w:t>
       </w:r>
@@ -10479,8 +11355,8 @@
       </w:pPr>
       <w:r>
         <w:rPr>
+          <w:bCs/>
           <w:b/>
-          <w:bCs/>
         </w:rPr>
         <w:t xml:space="preserve">A ZIP archive, read:</w:t>
       </w:r>
@@ -11051,8 +11927,8 @@
       </w:pPr>
       <w:r>
         <w:rPr>
+          <w:bCs/>
           <w:b/>
-          <w:bCs/>
         </w:rPr>
         <w:t xml:space="preserve">A ZIP archive, written:</w:t>
       </w:r>
@@ -11316,8 +12192,8 @@
         <w:t xml:space="preserve">) instead of keeping its own list.</w:t>
       </w:r>
     </w:p>
-    <w:bookmarkEnd w:id="41"/>
-    <w:bookmarkStart w:id="42" w:name="Xf777c6178c1b7acc606d863a1dc288d7a0b8399"/>
+    <w:bookmarkEnd w:id="43"/>
+    <w:bookmarkStart w:id="44" w:name="Xf777c6178c1b7acc606d863a1dc288d7a0b8399"/>
     <w:p>
       <w:pPr>
         <w:pStyle w:val="Heading2"/>
@@ -11375,8 +12251,8 @@
       </w:pPr>
       <w:r>
         <w:rPr>
+          <w:bCs/>
           <w:b/>
-          <w:bCs/>
         </w:rPr>
         <w:t xml:space="preserve">A picture read, turned, saved in another format:</w:t>
       </w:r>
@@ -11848,8 +12724,8 @@
       </w:pPr>
       <w:r>
         <w:rPr>
+          <w:bCs/>
           <w:b/>
-          <w:bCs/>
         </w:rPr>
         <w:t xml:space="preserve">Pixels of the program's own, saved:</w:t>
       </w:r>
@@ -12039,8 +12915,8 @@
       </w:pPr>
       <w:r>
         <w:rPr>
+          <w:bCs/>
           <w:b/>
-          <w:bCs/>
         </w:rPr>
         <w:t xml:space="preserve">The formats, asked</w:t>
       </w:r>
@@ -12181,8 +13057,8 @@
         <w:t xml:space="preserve">same header.</w:t>
       </w:r>
     </w:p>
-    <w:bookmarkEnd w:id="42"/>
-    <w:bookmarkStart w:id="43" w:name="X5d555d25266128ff4d9fa5481cdbbe513b622de"/>
+    <w:bookmarkEnd w:id="44"/>
+    <w:bookmarkStart w:id="45" w:name="X5d555d25266128ff4d9fa5481cdbbe513b622de"/>
     <w:p>
       <w:pPr>
         <w:pStyle w:val="Heading2"/>
@@ -12240,8 +13116,8 @@
       </w:pPr>
       <w:r>
         <w:rPr>
+          <w:bCs/>
           <w:b/>
-          <w:bCs/>
         </w:rPr>
         <w:t xml:space="preserve">A sound file</w:t>
       </w:r>
@@ -12458,8 +13334,8 @@
       </w:pPr>
       <w:r>
         <w:rPr>
+          <w:bCs/>
           <w:b/>
-          <w:bCs/>
         </w:rPr>
         <w:t xml:space="preserve">Notes</w:t>
       </w:r>
@@ -12625,8 +13501,8 @@
       </w:pPr>
       <w:r>
         <w:rPr>
+          <w:bCs/>
           <w:b/>
-          <w:bCs/>
         </w:rPr>
         <w:t xml:space="preserve">A sound effect</w:t>
       </w:r>
@@ -12792,8 +13668,8 @@
       </w:pPr>
       <w:r>
         <w:rPr>
+          <w:bCs/>
           <w:b/>
-          <w:bCs/>
         </w:rPr>
         <w:t xml:space="preserve">The program's own samples</w:t>
       </w:r>
@@ -13076,8 +13952,8 @@
         <w:t xml:space="preserve">}</w:t>
       </w:r>
     </w:p>
-    <w:bookmarkEnd w:id="43"/>
-    <w:bookmarkStart w:id="44" w:name="Xfe4ab0ec0802ddea0ccd1e2aa45325e2067bf65"/>
+    <w:bookmarkEnd w:id="45"/>
+    <w:bookmarkStart w:id="46" w:name="Xfe4ab0ec0802ddea0ccd1e2aa45325e2067bf65"/>
     <w:p>
       <w:pPr>
         <w:pStyle w:val="Heading2"/>
@@ -13153,8 +14029,8 @@
       </w:pPr>
       <w:r>
         <w:rPr>
+          <w:bCs/>
           <w:b/>
-          <w:bCs/>
         </w:rPr>
         <w:t xml:space="preserve">Anti-aliased text in a UIKit application</w:t>
       </w:r>
@@ -13599,8 +14475,8 @@
       </w:pPr>
       <w:r>
         <w:rPr>
+          <w:bCs/>
           <w:b/>
-          <w:bCs/>
         </w:rPr>
         <w:t xml:space="preserve">The font manager</w:t>
       </w:r>
@@ -14111,8 +14987,8 @@
         <w:t xml:space="preserve">// in 26.6 units</w:t>
       </w:r>
     </w:p>
-    <w:bookmarkEnd w:id="44"/>
-    <w:bookmarkStart w:id="45" w:name="Xc2f542cdd1b9794d820c6abd4ac9243886c7e6b"/>
+    <w:bookmarkEnd w:id="46"/>
+    <w:bookmarkStart w:id="47" w:name="Xc2f542cdd1b9794d820c6abd4ac9243886c7e6b"/>
     <w:p>
       <w:pPr>
         <w:pStyle w:val="Heading2"/>
@@ -15173,8 +16049,8 @@
         <w:t xml:space="preserve">).</w:t>
       </w:r>
     </w:p>
-    <w:bookmarkEnd w:id="45"/>
-    <w:bookmarkStart w:id="48" w:name="Xf452947779f3bd1a7569ef68ee5cf3beada5d88"/>
+    <w:bookmarkEnd w:id="47"/>
+    <w:bookmarkStart w:id="50" w:name="Xf452947779f3bd1a7569ef68ee5cf3beada5d88"/>
     <w:p>
       <w:pPr>
         <w:pStyle w:val="Heading2"/>
@@ -15189,8 +16065,8 @@
       </w:pPr>
       <w:r>
         <w:rPr>
+          <w:bCs/>
           <w:b/>
-          <w:bCs/>
         </w:rPr>
         <w:t xml:space="preserve">Before writing a helper, look for it in the kits.</w:t>
       </w:r>
@@ -15207,7 +16083,7 @@
         <w:t xml:space="preserve">kit.</w:t>
       </w:r>
     </w:p>
-    <w:bookmarkStart w:id="46" w:name="adding-a-function-to-a-kit"/>
+    <w:bookmarkStart w:id="48" w:name="adding-a-function-to-a-kit"/>
     <w:p>
       <w:pPr>
         <w:pStyle w:val="Heading3"/>
@@ -15218,16 +16094,16 @@
     </w:p>
     <w:p>
       <w:pPr>
-        <w:pStyle w:val="Compact"/>
         <w:numPr>
           <w:ilvl w:val="0"/>
           <w:numId w:val="1003"/>
         </w:numPr>
+        <w:pStyle w:val="Compact"/>
       </w:pPr>
       <w:r>
         <w:rPr>
+          <w:bCs/>
           <w:b/>
-          <w:bCs/>
         </w:rPr>
         <w:t xml:space="preserve">Declare</w:t>
       </w:r>
@@ -15240,16 +16116,16 @@
     </w:p>
     <w:p>
       <w:pPr>
-        <w:pStyle w:val="Compact"/>
         <w:numPr>
           <w:ilvl w:val="0"/>
           <w:numId w:val="1003"/>
         </w:numPr>
+        <w:pStyle w:val="Compact"/>
       </w:pPr>
       <w:r>
         <w:rPr>
+          <w:bCs/>
           <w:b/>
-          <w:bCs/>
         </w:rPr>
         <w:t xml:space="preserve">Write its code</w:t>
       </w:r>
@@ -15289,16 +16165,16 @@
     </w:p>
     <w:p>
       <w:pPr>
-        <w:pStyle w:val="Compact"/>
         <w:numPr>
           <w:ilvl w:val="0"/>
           <w:numId w:val="1003"/>
         </w:numPr>
+        <w:pStyle w:val="Compact"/>
       </w:pPr>
       <w:r>
         <w:rPr>
+          <w:bCs/>
           <w:b/>
-          <w:bCs/>
         </w:rPr>
         <w:t xml:space="preserve">Build</w:t>
       </w:r>
@@ -15335,16 +16211,16 @@
     </w:p>
     <w:p>
       <w:pPr>
-        <w:pStyle w:val="Compact"/>
         <w:numPr>
           <w:ilvl w:val="0"/>
           <w:numId w:val="1003"/>
         </w:numPr>
+        <w:pStyle w:val="Compact"/>
       </w:pPr>
       <w:r>
         <w:rPr>
+          <w:bCs/>
           <w:b/>
-          <w:bCs/>
         </w:rPr>
         <w:t xml:space="preserve">Raise the package's version</w:t>
       </w:r>
@@ -15408,16 +16284,16 @@
     </w:p>
     <w:p>
       <w:pPr>
-        <w:pStyle w:val="Compact"/>
         <w:numPr>
           <w:ilvl w:val="0"/>
           <w:numId w:val="1003"/>
         </w:numPr>
+        <w:pStyle w:val="Compact"/>
       </w:pPr>
       <w:r>
         <w:rPr>
+          <w:bCs/>
           <w:b/>
-          <w:bCs/>
         </w:rPr>
         <w:t xml:space="preserve">Document</w:t>
       </w:r>
@@ -15461,8 +16337,8 @@
         <w:t xml:space="preserve">.</w:t>
       </w:r>
     </w:p>
-    <w:bookmarkEnd w:id="46"/>
-    <w:bookmarkStart w:id="47" w:name="creating-a-kit"/>
+    <w:bookmarkEnd w:id="48"/>
+    <w:bookmarkStart w:id="49" w:name="creating-a-kit"/>
     <w:p>
       <w:pPr>
         <w:pStyle w:val="Heading3"/>
@@ -15481,11 +16357,11 @@
     </w:p>
     <w:p>
       <w:pPr>
-        <w:pStyle w:val="Compact"/>
         <w:numPr>
           <w:ilvl w:val="0"/>
           <w:numId w:val="1004"/>
         </w:numPr>
+        <w:pStyle w:val="Compact"/>
       </w:pPr>
       <w:r>
         <w:t xml:space="preserve">a folder</w:t>
@@ -15507,23 +16383,23 @@
       </w:r>
       <w:r>
         <w:rPr>
+          <w:bCs/>
           <w:b/>
+        </w:rPr>
+        <w:t xml:space="preserve">one header a program includes,</w:t>
+      </w:r>
+      <w:r>
+        <w:rPr>
           <w:bCs/>
-        </w:rPr>
-        <w:t xml:space="preserve">one header a program includes,</w:t>
-      </w:r>
-      <w:r>
-        <w:rPr>
           <w:b/>
+        </w:rPr>
+        <w:t xml:space="preserve"> </w:t>
+      </w:r>
+      <w:r>
+        <w:rPr>
+          <w:rStyle w:val="VerbatimChar"/>
           <w:bCs/>
-        </w:rPr>
-        <w:t xml:space="preserve"> </w:t>
-      </w:r>
-      <w:r>
-        <w:rPr>
-          <w:rStyle w:val="VerbatimChar"/>
           <w:b/>
-          <w:bCs/>
         </w:rPr>
         <w:t xml:space="preserve">&lt;kit&gt;/&lt;kit&gt;.h</w:t>
       </w:r>
@@ -15587,11 +16463,11 @@
     </w:p>
     <w:p>
       <w:pPr>
-        <w:pStyle w:val="Compact"/>
         <w:numPr>
           <w:ilvl w:val="0"/>
           <w:numId w:val="1004"/>
         </w:numPr>
+        <w:pStyle w:val="Compact"/>
       </w:pPr>
       <w:r>
         <w:t xml:space="preserve">its rules in</w:t>
@@ -15662,11 +16538,11 @@
     </w:p>
     <w:p>
       <w:pPr>
-        <w:pStyle w:val="Compact"/>
         <w:numPr>
           <w:ilvl w:val="0"/>
           <w:numId w:val="1004"/>
         </w:numPr>
+        <w:pStyle w:val="Compact"/>
       </w:pPr>
       <w:r>
         <w:t xml:space="preserve">its package in</w:t>
@@ -15736,8 +16612,8 @@
       </w:r>
       <w:r>
         <w:rPr>
+          <w:iCs/>
           <w:i/>
-          <w:iCs/>
         </w:rPr>
         <w:t xml:space="preserve">From BASIC</w:t>
       </w:r>
@@ -15756,9 +16632,9 @@
         <w:t xml:space="preserve">The header of a kit a C program may use is written in C.</w:t>
       </w:r>
     </w:p>
-    <w:bookmarkEnd w:id="47"/>
-    <w:bookmarkEnd w:id="48"/>
-    <w:bookmarkStart w:id="49" w:name="X727ca5ffb7cfa954933197d729c7f04b3404e24"/>
+    <w:bookmarkEnd w:id="49"/>
+    <w:bookmarkEnd w:id="50"/>
+    <w:bookmarkStart w:id="51" w:name="X727ca5ffb7cfa954933197d729c7f04b3404e24"/>
     <w:p>
       <w:pPr>
         <w:pStyle w:val="Heading2"/>
@@ -15772,6 +16648,7 @@
         <w:tblStyle w:val="Table"/>
         <w:tblW w:type="auto" w:w="0"/>
         <w:tblLook w:firstRow="1" w:lastRow="0" w:firstColumn="0" w:lastColumn="0" w:noHBand="0" w:noVBand="0" w:val="0020"/>
+        <w:jc w:val="start"/>
       </w:tblPr>
       <w:tblGrid>
         <w:gridCol w:w="2640"/>
@@ -15780,13 +16657,14 @@
       </w:tblGrid>
       <w:tr>
         <w:trPr>
-          <w:tblHeader w:val="on"/>
+          <w:tblHeader w:val="true"/>
         </w:trPr>
         <w:tc>
           <w:tcPr/>
           <w:p>
             <w:pPr>
               <w:pStyle w:val="Compact"/>
+              <w:jc w:val="left"/>
             </w:pPr>
             <w:r>
               <w:t xml:space="preserve">I want to…</w:t>
@@ -15798,6 +16676,7 @@
           <w:p>
             <w:pPr>
               <w:pStyle w:val="Compact"/>
+              <w:jc w:val="left"/>
             </w:pPr>
             <w:r>
               <w:t xml:space="preserve">Kit</w:t>
@@ -15809,6 +16688,7 @@
           <w:p>
             <w:pPr>
               <w:pStyle w:val="Compact"/>
+              <w:jc w:val="left"/>
             </w:pPr>
             <w:r>
               <w:t xml:space="preserve">Call</w:t>
@@ -15822,6 +16702,7 @@
           <w:p>
             <w:pPr>
               <w:pStyle w:val="Compact"/>
+              <w:jc w:val="left"/>
             </w:pPr>
             <w:r>
               <w:t xml:space="preserve">read or write a file</w:t>
@@ -15833,6 +16714,7 @@
           <w:p>
             <w:pPr>
               <w:pStyle w:val="Compact"/>
+              <w:jc w:val="left"/>
             </w:pPr>
             <w:r>
               <w:t xml:space="preserve">AppKit</w:t>
@@ -15844,6 +16726,7 @@
           <w:p>
             <w:pPr>
               <w:pStyle w:val="Compact"/>
+              <w:jc w:val="left"/>
             </w:pPr>
             <w:r>
               <w:rPr>
@@ -15884,6 +16767,7 @@
           <w:p>
             <w:pPr>
               <w:pStyle w:val="Compact"/>
+              <w:jc w:val="left"/>
             </w:pPr>
             <w:r>
               <w:t xml:space="preserve">load a whole file in memory</w:t>
@@ -15895,6 +16779,7 @@
           <w:p>
             <w:pPr>
               <w:pStyle w:val="Compact"/>
+              <w:jc w:val="left"/>
             </w:pPr>
             <w:r>
               <w:t xml:space="preserve">FileKit</w:t>
@@ -15906,6 +16791,7 @@
           <w:p>
             <w:pPr>
               <w:pStyle w:val="Compact"/>
+              <w:jc w:val="left"/>
             </w:pPr>
             <w:r>
               <w:rPr>
@@ -15934,6 +16820,7 @@
           <w:p>
             <w:pPr>
               <w:pStyle w:val="Compact"/>
+              <w:jc w:val="left"/>
             </w:pPr>
             <w:r>
               <w:t xml:space="preserve">copy or remove a folder</w:t>
@@ -15945,6 +16832,7 @@
           <w:p>
             <w:pPr>
               <w:pStyle w:val="Compact"/>
+              <w:jc w:val="left"/>
             </w:pPr>
             <w:r>
               <w:t xml:space="preserve">FileKit</w:t>
@@ -15956,6 +16844,7 @@
           <w:p>
             <w:pPr>
               <w:pStyle w:val="Compact"/>
+              <w:jc w:val="left"/>
             </w:pPr>
             <w:r>
               <w:rPr>
@@ -15984,6 +16873,7 @@
           <w:p>
             <w:pPr>
               <w:pStyle w:val="Compact"/>
+              <w:jc w:val="left"/>
             </w:pPr>
             <w:r>
               <w:t xml:space="preserve">build a path</w:t>
@@ -15995,6 +16885,7 @@
           <w:p>
             <w:pPr>
               <w:pStyle w:val="Compact"/>
+              <w:jc w:val="left"/>
             </w:pPr>
             <w:r>
               <w:t xml:space="preserve">FileKit</w:t>
@@ -16006,6 +16897,7 @@
           <w:p>
             <w:pPr>
               <w:pStyle w:val="Compact"/>
+              <w:jc w:val="left"/>
             </w:pPr>
             <w:r>
               <w:rPr>
@@ -16034,6 +16926,7 @@
           <w:p>
             <w:pPr>
               <w:pStyle w:val="Compact"/>
+              <w:jc w:val="left"/>
             </w:pPr>
             <w:r>
               <w:t xml:space="preserve">read or write a ZIP</w:t>
@@ -16045,6 +16938,7 @@
           <w:p>
             <w:pPr>
               <w:pStyle w:val="Compact"/>
+              <w:jc w:val="left"/>
             </w:pPr>
             <w:r>
               <w:t xml:space="preserve">FileKit</w:t>
@@ -16056,6 +16950,7 @@
           <w:p>
             <w:pPr>
               <w:pStyle w:val="Compact"/>
+              <w:jc w:val="left"/>
             </w:pPr>
             <w:r>
               <w:rPr>
@@ -16084,6 +16979,7 @@
           <w:p>
             <w:pPr>
               <w:pStyle w:val="Compact"/>
+              <w:jc w:val="left"/>
             </w:pPr>
             <w:r>
               <w:t xml:space="preserve">print to the console</w:t>
@@ -16095,6 +16991,7 @@
           <w:p>
             <w:pPr>
               <w:pStyle w:val="Compact"/>
+              <w:jc w:val="left"/>
             </w:pPr>
             <w:r>
               <w:t xml:space="preserve">AppKit</w:t>
@@ -16106,6 +17003,7 @@
           <w:p>
             <w:pPr>
               <w:pStyle w:val="Compact"/>
+              <w:jc w:val="left"/>
             </w:pPr>
             <w:r>
               <w:rPr>
@@ -16134,6 +17032,7 @@
           <w:p>
             <w:pPr>
               <w:pStyle w:val="Compact"/>
+              <w:jc w:val="left"/>
             </w:pPr>
             <w:r>
               <w:t xml:space="preserve">read an</w:t>
@@ -16160,6 +17059,7 @@
           <w:p>
             <w:pPr>
               <w:pStyle w:val="Compact"/>
+              <w:jc w:val="left"/>
             </w:pPr>
             <w:r>
               <w:t xml:space="preserve">AppKit</w:t>
@@ -16171,6 +17071,7 @@
           <w:p>
             <w:pPr>
               <w:pStyle w:val="Compact"/>
+              <w:jc w:val="left"/>
             </w:pPr>
             <w:r>
               <w:rPr>
@@ -16199,6 +17100,7 @@
           <w:p>
             <w:pPr>
               <w:pStyle w:val="Compact"/>
+              <w:jc w:val="left"/>
             </w:pPr>
             <w:r>
               <w:t xml:space="preserve">start another program</w:t>
@@ -16210,6 +17112,7 @@
           <w:p>
             <w:pPr>
               <w:pStyle w:val="Compact"/>
+              <w:jc w:val="left"/>
             </w:pPr>
             <w:r>
               <w:t xml:space="preserve">AppKit</w:t>
@@ -16221,6 +17124,7 @@
           <w:p>
             <w:pPr>
               <w:pStyle w:val="Compact"/>
+              <w:jc w:val="left"/>
             </w:pPr>
             <w:r>
               <w:rPr>
@@ -16249,6 +17153,7 @@
           <w:p>
             <w:pPr>
               <w:pStyle w:val="Compact"/>
+              <w:jc w:val="left"/>
             </w:pPr>
             <w:r>
               <w:t xml:space="preserve">open a window with widgets</w:t>
@@ -16260,6 +17165,7 @@
           <w:p>
             <w:pPr>
               <w:pStyle w:val="Compact"/>
+              <w:jc w:val="left"/>
             </w:pPr>
             <w:r>
               <w:t xml:space="preserve">UIKit</w:t>
@@ -16271,6 +17177,7 @@
           <w:p>
             <w:pPr>
               <w:pStyle w:val="Compact"/>
+              <w:jc w:val="left"/>
             </w:pPr>
             <w:r>
               <w:rPr>
@@ -16314,6 +17221,7 @@
           <w:p>
             <w:pPr>
               <w:pStyle w:val="Compact"/>
+              <w:jc w:val="left"/>
             </w:pPr>
             <w:r>
               <w:t xml:space="preserve">ask the user (message, file, colour)</w:t>
@@ -16325,6 +17233,7 @@
           <w:p>
             <w:pPr>
               <w:pStyle w:val="Compact"/>
+              <w:jc w:val="left"/>
             </w:pPr>
             <w:r>
               <w:t xml:space="preserve">UIKit</w:t>
@@ -16336,6 +17245,7 @@
           <w:p>
             <w:pPr>
               <w:pStyle w:val="Compact"/>
+              <w:jc w:val="left"/>
             </w:pPr>
             <w:r>
               <w:rPr>
@@ -16376,6 +17286,7 @@
           <w:p>
             <w:pPr>
               <w:pStyle w:val="Compact"/>
+              <w:jc w:val="left"/>
             </w:pPr>
             <w:r>
               <w:t xml:space="preserve">load an icon</w:t>
@@ -16387,6 +17298,7 @@
           <w:p>
             <w:pPr>
               <w:pStyle w:val="Compact"/>
+              <w:jc w:val="left"/>
             </w:pPr>
             <w:r>
               <w:t xml:space="preserve">UIKit</w:t>
@@ -16398,6 +17310,7 @@
           <w:p>
             <w:pPr>
               <w:pStyle w:val="Compact"/>
+              <w:jc w:val="left"/>
             </w:pPr>
             <w:r>
               <w:rPr>
@@ -16414,6 +17327,7 @@
           <w:p>
             <w:pPr>
               <w:pStyle w:val="Compact"/>
+              <w:jc w:val="left"/>
             </w:pPr>
             <w:r>
               <w:t xml:space="preserve">show a notification</w:t>
@@ -16425,6 +17339,7 @@
           <w:p>
             <w:pPr>
               <w:pStyle w:val="Compact"/>
+              <w:jc w:val="left"/>
             </w:pPr>
             <w:r>
               <w:t xml:space="preserve">SystemKit</w:t>
@@ -16436,6 +17351,7 @@
           <w:p>
             <w:pPr>
               <w:pStyle w:val="Compact"/>
+              <w:jc w:val="left"/>
             </w:pPr>
             <w:r>
               <w:rPr>
@@ -16464,6 +17380,7 @@
           <w:p>
             <w:pPr>
               <w:pStyle w:val="Compact"/>
+              <w:jc w:val="left"/>
             </w:pPr>
             <w:r>
               <w:t xml:space="preserve">copy / paste</w:t>
@@ -16475,6 +17392,7 @@
           <w:p>
             <w:pPr>
               <w:pStyle w:val="Compact"/>
+              <w:jc w:val="left"/>
             </w:pPr>
             <w:r>
               <w:t xml:space="preserve">SystemKit</w:t>
@@ -16486,6 +17404,7 @@
           <w:p>
             <w:pPr>
               <w:pStyle w:val="Compact"/>
+              <w:jc w:val="left"/>
             </w:pPr>
             <w:r>
               <w:rPr>
@@ -16514,6 +17433,7 @@
           <w:p>
             <w:pPr>
               <w:pStyle w:val="Compact"/>
+              <w:jc w:val="left"/>
             </w:pPr>
             <w:r>
               <w:t xml:space="preserve">move a file to the trash</w:t>
@@ -16525,6 +17445,7 @@
           <w:p>
             <w:pPr>
               <w:pStyle w:val="Compact"/>
+              <w:jc w:val="left"/>
             </w:pPr>
             <w:r>
               <w:t xml:space="preserve">SystemKit</w:t>
@@ -16536,6 +17457,7 @@
           <w:p>
             <w:pPr>
               <w:pStyle w:val="Compact"/>
+              <w:jc w:val="left"/>
             </w:pPr>
             <w:r>
               <w:rPr>
@@ -16552,6 +17474,7 @@
           <w:p>
             <w:pPr>
               <w:pStyle w:val="Compact"/>
+              <w:jc w:val="left"/>
             </w:pPr>
             <w:r>
               <w:t xml:space="preserve">open a file with its application</w:t>
@@ -16563,6 +17486,7 @@
           <w:p>
             <w:pPr>
               <w:pStyle w:val="Compact"/>
+              <w:jc w:val="left"/>
             </w:pPr>
             <w:r>
               <w:t xml:space="preserve">SystemKit</w:t>
@@ -16574,6 +17498,7 @@
           <w:p>
             <w:pPr>
               <w:pStyle w:val="Compact"/>
+              <w:jc w:val="left"/>
             </w:pPr>
             <w:r>
               <w:rPr>
@@ -16590,6 +17515,7 @@
           <w:p>
             <w:pPr>
               <w:pStyle w:val="Compact"/>
+              <w:jc w:val="left"/>
             </w:pPr>
             <w:r>
               <w:t xml:space="preserve">fetch a web page</w:t>
@@ -16601,6 +17527,7 @@
           <w:p>
             <w:pPr>
               <w:pStyle w:val="Compact"/>
+              <w:jc w:val="left"/>
             </w:pPr>
             <w:r>
               <w:t xml:space="preserve">NetKit</w:t>
@@ -16612,6 +17539,7 @@
           <w:p>
             <w:pPr>
               <w:pStyle w:val="Compact"/>
+              <w:jc w:val="left"/>
             </w:pPr>
             <w:r>
               <w:rPr>
@@ -16640,6 +17568,7 @@
           <w:p>
             <w:pPr>
               <w:pStyle w:val="Compact"/>
+              <w:jc w:val="left"/>
             </w:pPr>
             <w:r>
               <w:t xml:space="preserve">reach an FTP server</w:t>
@@ -16651,6 +17580,7 @@
           <w:p>
             <w:pPr>
               <w:pStyle w:val="Compact"/>
+              <w:jc w:val="left"/>
             </w:pPr>
             <w:r>
               <w:t xml:space="preserve">NetKit</w:t>
@@ -16662,6 +17592,7 @@
           <w:p>
             <w:pPr>
               <w:pStyle w:val="Compact"/>
+              <w:jc w:val="left"/>
             </w:pPr>
             <w:r>
               <w:rPr>
@@ -16696,6 +17627,7 @@
           <w:p>
             <w:pPr>
               <w:pStyle w:val="Compact"/>
+              <w:jc w:val="left"/>
             </w:pPr>
             <w:r>
               <w:t xml:space="preserve">load or save a picture</w:t>
@@ -16707,6 +17639,7 @@
           <w:p>
             <w:pPr>
               <w:pStyle w:val="Compact"/>
+              <w:jc w:val="left"/>
             </w:pPr>
             <w:r>
               <w:t xml:space="preserve">ImageKit</w:t>
@@ -16718,6 +17651,7 @@
           <w:p>
             <w:pPr>
               <w:pStyle w:val="Compact"/>
+              <w:jc w:val="left"/>
             </w:pPr>
             <w:r>
               <w:rPr>
@@ -16746,6 +17680,7 @@
           <w:p>
             <w:pPr>
               <w:pStyle w:val="Compact"/>
+              <w:jc w:val="left"/>
             </w:pPr>
             <w:r>
               <w:t xml:space="preserve">resize or turn a picture</w:t>
@@ -16757,6 +17692,7 @@
           <w:p>
             <w:pPr>
               <w:pStyle w:val="Compact"/>
+              <w:jc w:val="left"/>
             </w:pPr>
             <w:r>
               <w:t xml:space="preserve">ImageKit</w:t>
@@ -16768,6 +17704,7 @@
           <w:p>
             <w:pPr>
               <w:pStyle w:val="Compact"/>
+              <w:jc w:val="left"/>
             </w:pPr>
             <w:r>
               <w:rPr>
@@ -16796,6 +17733,7 @@
           <w:p>
             <w:pPr>
               <w:pStyle w:val="Compact"/>
+              <w:jc w:val="left"/>
             </w:pPr>
             <w:r>
               <w:t xml:space="preserve">play a sound file</w:t>
@@ -16807,6 +17745,7 @@
           <w:p>
             <w:pPr>
               <w:pStyle w:val="Compact"/>
+              <w:jc w:val="left"/>
             </w:pPr>
             <w:r>
               <w:t xml:space="preserve">AudioKit</w:t>
@@ -16818,6 +17757,7 @@
           <w:p>
             <w:pPr>
               <w:pStyle w:val="Compact"/>
+              <w:jc w:val="left"/>
             </w:pPr>
             <w:r>
               <w:rPr>
@@ -16834,6 +17774,7 @@
           <w:p>
             <w:pPr>
               <w:pStyle w:val="Compact"/>
+              <w:jc w:val="left"/>
             </w:pPr>
             <w:r>
               <w:t xml:space="preserve">play a note or an effect</w:t>
@@ -16845,6 +17786,7 @@
           <w:p>
             <w:pPr>
               <w:pStyle w:val="Compact"/>
+              <w:jc w:val="left"/>
             </w:pPr>
             <w:r>
               <w:t xml:space="preserve">AudioKit</w:t>
@@ -16856,6 +17798,7 @@
           <w:p>
             <w:pPr>
               <w:pStyle w:val="Compact"/>
+              <w:jc w:val="left"/>
             </w:pPr>
             <w:r>
               <w:rPr>
@@ -16884,6 +17827,7 @@
           <w:p>
             <w:pPr>
               <w:pStyle w:val="Compact"/>
+              <w:jc w:val="left"/>
             </w:pPr>
             <w:r>
               <w:t xml:space="preserve">send samples to the output</w:t>
@@ -16895,6 +17839,7 @@
           <w:p>
             <w:pPr>
               <w:pStyle w:val="Compact"/>
+              <w:jc w:val="left"/>
             </w:pPr>
             <w:r>
               <w:t xml:space="preserve">AudioKit</w:t>
@@ -16906,6 +17851,7 @@
           <w:p>
             <w:pPr>
               <w:pStyle w:val="Compact"/>
+              <w:jc w:val="left"/>
             </w:pPr>
             <w:r>
               <w:rPr>
@@ -16934,6 +17880,7 @@
           <w:p>
             <w:pPr>
               <w:pStyle w:val="Compact"/>
+              <w:jc w:val="left"/>
             </w:pPr>
             <w:r>
               <w:t xml:space="preserve">draw smooth text</w:t>
@@ -16945,6 +17892,7 @@
           <w:p>
             <w:pPr>
               <w:pStyle w:val="Compact"/>
+              <w:jc w:val="left"/>
             </w:pPr>
             <w:r>
               <w:t xml:space="preserve">FontKit</w:t>
@@ -16956,6 +17904,7 @@
           <w:p>
             <w:pPr>
               <w:pStyle w:val="Compact"/>
+              <w:jc w:val="left"/>
             </w:pPr>
             <w:r>
               <w:rPr>
@@ -16984,6 +17933,7 @@
           <w:p>
             <w:pPr>
               <w:pStyle w:val="Compact"/>
+              <w:jc w:val="left"/>
             </w:pPr>
             <w:r>
               <w:t xml:space="preserve">print</w:t>
@@ -16995,6 +17945,7 @@
           <w:p>
             <w:pPr>
               <w:pStyle w:val="Compact"/>
+              <w:jc w:val="left"/>
             </w:pPr>
             <w:r>
               <w:t xml:space="preserve">PrinterKit</w:t>
@@ -17006,6 +17957,7 @@
           <w:p>
             <w:pPr>
               <w:pStyle w:val="Compact"/>
+              <w:jc w:val="left"/>
             </w:pPr>
             <w:r>
               <w:rPr>
@@ -17053,7 +18005,7 @@
         </w:tc>
       </w:tr>
     </w:tbl>
-    <w:bookmarkEnd w:id="49"/>
+    <w:bookmarkEnd w:id="51"/>
     <w:sectPr>
       <w:footerReference r:id="rId9" w:type="default"/>
       <w:footnotePr>
@@ -17135,14 +18087,14 @@
 <file path=word/numbering.xml><?xml version="1.0" encoding="utf-8"?>
 <w:numbering xmlns:w="http://schemas.openxmlformats.org/wordprocessingml/2006/main">
   <w:abstractNum w:abstractNumId="990">
-    <w:nsid w:val="0000A990"/>
+    <w:nsid w:val="A990"/>
     <w:multiLevelType w:val="multilevel"/>
     <w:lvl w:ilvl="0">
       <w:numFmt w:val="bullet"/>
       <w:lvlText w:val=" "/>
       <w:lvlJc w:val="left"/>
       <w:pPr>
-        <w:ind w:left="720" w:hanging="360"/>
+        <w:ind w:left="720" w:hanging="480"/>
       </w:pPr>
     </w:lvl>
     <w:lvl w:ilvl="1">
@@ -17150,7 +18102,7 @@
       <w:lvlText w:val=" "/>
       <w:lvlJc w:val="left"/>
       <w:pPr>
-        <w:ind w:left="1440" w:hanging="360"/>
+        <w:ind w:left="1440" w:hanging="480"/>
       </w:pPr>
     </w:lvl>
     <w:lvl w:ilvl="2">
@@ -17158,7 +18110,7 @@
       <w:lvlText w:val=" "/>
       <w:lvlJc w:val="left"/>
       <w:pPr>
-        <w:ind w:left="2160" w:hanging="360"/>
+        <w:ind w:left="2160" w:hanging="480"/>
       </w:pPr>
     </w:lvl>
     <w:lvl w:ilvl="3">
@@ -17166,7 +18118,7 @@
       <w:lvlText w:val=" "/>
       <w:lvlJc w:val="left"/>
       <w:pPr>
-        <w:ind w:left="2880" w:hanging="360"/>
+        <w:ind w:left="2880" w:hanging="480"/>
       </w:pPr>
     </w:lvl>
     <w:lvl w:ilvl="4">
@@ -17174,7 +18126,7 @@
       <w:lvlText w:val=" "/>
       <w:lvlJc w:val="left"/>
       <w:pPr>
-        <w:ind w:left="3600" w:hanging="360"/>
+        <w:ind w:left="3600" w:hanging="480"/>
       </w:pPr>
     </w:lvl>
     <w:lvl w:ilvl="5">
@@ -17182,7 +18134,7 @@
       <w:lvlText w:val=" "/>
       <w:lvlJc w:val="left"/>
       <w:pPr>
-        <w:ind w:left="4320" w:hanging="360"/>
+        <w:ind w:left="4320" w:hanging="480"/>
       </w:pPr>
     </w:lvl>
     <w:lvl w:ilvl="6">
@@ -17190,7 +18142,7 @@
       <w:lvlText w:val=" "/>
       <w:lvlJc w:val="left"/>
       <w:pPr>
-        <w:ind w:left="5040" w:hanging="360"/>
+        <w:ind w:left="5040" w:hanging="480"/>
       </w:pPr>
     </w:lvl>
     <w:lvl w:ilvl="7">
@@ -17198,7 +18150,7 @@
       <w:lvlText w:val=" "/>
       <w:lvlJc w:val="left"/>
       <w:pPr>
-        <w:ind w:left="5760" w:hanging="360"/>
+        <w:ind w:left="5760" w:hanging="480"/>
       </w:pPr>
     </w:lvl>
     <w:lvl w:ilvl="8">
@@ -17206,12 +18158,12 @@
       <w:lvlText w:val=" "/>
       <w:lvlJc w:val="left"/>
       <w:pPr>
-        <w:ind w:left="6480" w:hanging="360"/>
+        <w:ind w:left="6480" w:hanging="480"/>
       </w:pPr>
     </w:lvl>
   </w:abstractNum>
   <w:abstractNum w:abstractNumId="99411">
-    <w:nsid w:val="00A99411"/>
+    <w:nsid w:val="A99411"/>
     <w:multiLevelType w:val="multilevel"/>
     <w:lvl w:ilvl="0">
       <w:start w:val="1"/>
@@ -17219,7 +18171,7 @@
       <w:lvlText w:val="%1."/>
       <w:lvlJc w:val="left"/>
       <w:pPr>
-        <w:ind w:left="720" w:hanging="360"/>
+        <w:ind w:left="720" w:hanging="480"/>
       </w:pPr>
     </w:lvl>
     <w:lvl w:ilvl="1">
@@ -17228,7 +18180,7 @@
       <w:lvlText w:val="%2."/>
       <w:lvlJc w:val="left"/>
       <w:pPr>
-        <w:ind w:left="1440" w:hanging="360"/>
+        <w:ind w:left="1440" w:hanging="480"/>
       </w:pPr>
     </w:lvl>
     <w:lvl w:ilvl="2">
@@ -17237,7 +18189,7 @@
       <w:lvlText w:val="%3."/>
       <w:lvlJc w:val="left"/>
       <w:pPr>
-        <w:ind w:left="2160" w:hanging="360"/>
+        <w:ind w:left="2160" w:hanging="480"/>
       </w:pPr>
     </w:lvl>
     <w:lvl w:ilvl="3">
@@ -17246,7 +18198,7 @@
       <w:lvlText w:val="%4."/>
       <w:lvlJc w:val="left"/>
       <w:pPr>
-        <w:ind w:left="2880" w:hanging="360"/>
+        <w:ind w:left="2880" w:hanging="480"/>
       </w:pPr>
     </w:lvl>
     <w:lvl w:ilvl="4">
@@ -17255,7 +18207,7 @@
       <w:lvlText w:val="%5."/>
       <w:lvlJc w:val="left"/>
       <w:pPr>
-        <w:ind w:left="3600" w:hanging="360"/>
+        <w:ind w:left="3600" w:hanging="480"/>
       </w:pPr>
     </w:lvl>
     <w:lvl w:ilvl="5">
@@ -17264,7 +18216,7 @@
       <w:lvlText w:val="%6."/>
       <w:lvlJc w:val="left"/>
       <w:pPr>
-        <w:ind w:left="4320" w:hanging="360"/>
+        <w:ind w:left="4320" w:hanging="480"/>
       </w:pPr>
     </w:lvl>
     <w:lvl w:ilvl="6">
@@ -17273,7 +18225,7 @@
       <w:lvlText w:val="%7."/>
       <w:lvlJc w:val="left"/>
       <w:pPr>
-        <w:ind w:left="5040" w:hanging="360"/>
+        <w:ind w:left="5040" w:hanging="480"/>
       </w:pPr>
     </w:lvl>
     <w:lvl w:ilvl="7">
@@ -17282,7 +18234,7 @@
       <w:lvlText w:val="%8."/>
       <w:lvlJc w:val="left"/>
       <w:pPr>
-        <w:ind w:left="5760" w:hanging="360"/>
+        <w:ind w:left="5760" w:hanging="480"/>
       </w:pPr>
     </w:lvl>
     <w:lvl w:ilvl="8">
@@ -17291,111 +18243,84 @@
       <w:lvlText w:val="%9."/>
       <w:lvlJc w:val="left"/>
       <w:pPr>
-        <w:ind w:left="6480" w:hanging="360"/>
+        <w:ind w:left="6480" w:hanging="480"/>
       </w:pPr>
     </w:lvl>
   </w:abstractNum>
   <w:abstractNum w:abstractNumId="991">
-    <w:nsid w:val="0000A991"/>
+    <w:nsid w:val="A991"/>
     <w:multiLevelType w:val="multilevel"/>
     <w:lvl w:ilvl="0">
       <w:numFmt w:val="bullet"/>
-      <w:lvlText w:val=""/>
+      <w:lvlText w:val="•"/>
       <w:lvlJc w:val="left"/>
       <w:pPr>
-        <w:ind w:left="720" w:hanging="360"/>
+        <w:ind w:left="720" w:hanging="480"/>
       </w:pPr>
-      <w:rPr>
-        <w:rFonts w:ascii="Symbol" w:hAnsi="Symbol" w:cs="Symbol" w:hint="default"/>
-      </w:rPr>
     </w:lvl>
     <w:lvl w:ilvl="1">
       <w:numFmt w:val="bullet"/>
-      <w:lvlText w:val="o"/>
+      <w:lvlText w:val="–"/>
       <w:lvlJc w:val="left"/>
       <w:pPr>
-        <w:ind w:left="1440" w:hanging="360"/>
+        <w:ind w:left="1440" w:hanging="480"/>
       </w:pPr>
-      <w:rPr>
-        <w:rFonts w:ascii="Courier New" w:hAnsi="Courier New" w:cs="Courier New" w:hint="default"/>
-      </w:rPr>
     </w:lvl>
     <w:lvl w:ilvl="2">
       <w:numFmt w:val="bullet"/>
-      <w:lvlText w:val=""/>
+      <w:lvlText w:val="•"/>
       <w:lvlJc w:val="left"/>
       <w:pPr>
-        <w:ind w:left="2160" w:hanging="360"/>
+        <w:ind w:left="2160" w:hanging="480"/>
       </w:pPr>
-      <w:rPr>
-        <w:rFonts w:ascii="Wingdings" w:hAnsi="Wingdings" w:cs="Wingdings" w:hint="default"/>
-      </w:rPr>
     </w:lvl>
     <w:lvl w:ilvl="3">
       <w:numFmt w:val="bullet"/>
-      <w:lvlText w:val=""/>
+      <w:lvlText w:val="–"/>
       <w:lvlJc w:val="left"/>
       <w:pPr>
-        <w:ind w:left="2880" w:hanging="360"/>
+        <w:ind w:left="2880" w:hanging="480"/>
       </w:pPr>
-      <w:rPr>
-        <w:rFonts w:ascii="Symbol" w:hAnsi="Symbol" w:cs="Symbol" w:hint="default"/>
-      </w:rPr>
     </w:lvl>
     <w:lvl w:ilvl="4">
       <w:numFmt w:val="bullet"/>
-      <w:lvlText w:val="o"/>
+      <w:lvlText w:val="•"/>
       <w:lvlJc w:val="left"/>
       <w:pPr>
-        <w:ind w:left="3600" w:hanging="360"/>
+        <w:ind w:left="3600" w:hanging="480"/>
       </w:pPr>
-      <w:rPr>
-        <w:rFonts w:ascii="Courier New" w:hAnsi="Courier New" w:cs="Courier New" w:hint="default"/>
-      </w:rPr>
     </w:lvl>
     <w:lvl w:ilvl="5">
       <w:numFmt w:val="bullet"/>
-      <w:lvlText w:val=""/>
+      <w:lvlText w:val="–"/>
       <w:lvlJc w:val="left"/>
       <w:pPr>
-        <w:ind w:left="4320" w:hanging="360"/>
+        <w:ind w:left="4320" w:hanging="480"/>
       </w:pPr>
-      <w:rPr>
-        <w:rFonts w:ascii="Wingdings" w:hAnsi="Wingdings" w:cs="Wingdings" w:hint="default"/>
-      </w:rPr>
     </w:lvl>
     <w:lvl w:ilvl="6">
       <w:numFmt w:val="bullet"/>
-      <w:lvlText w:val=""/>
+      <w:lvlText w:val="•"/>
       <w:lvlJc w:val="left"/>
       <w:pPr>
-        <w:ind w:left="5040" w:hanging="360"/>
+        <w:ind w:left="5040" w:hanging="480"/>
       </w:pPr>
-      <w:rPr>
-        <w:rFonts w:ascii="Symbol" w:hAnsi="Symbol" w:cs="Symbol" w:hint="default"/>
-      </w:rPr>
     </w:lvl>
     <w:lvl w:ilvl="7">
       <w:numFmt w:val="bullet"/>
-      <w:lvlText w:val="o"/>
+      <w:lvlText w:val="–"/>
       <w:lvlJc w:val="left"/>
       <w:pPr>
-        <w:ind w:left="5760" w:hanging="360"/>
+        <w:ind w:left="5760" w:hanging="480"/>
       </w:pPr>
-      <w:rPr>
-        <w:rFonts w:ascii="Courier New" w:hAnsi="Courier New" w:cs="Courier New" w:hint="default"/>
-      </w:rPr>
     </w:lvl>
     <w:lvl w:ilvl="8">
       <w:numFmt w:val="bullet"/>
-      <w:lvlText w:val=""/>
+      <w:lvlText w:val="•"/>
       <w:lvlJc w:val="left"/>
       <w:pPr>
-        <w:ind w:left="6480" w:hanging="360"/>
+        <w:ind w:left="6480" w:hanging="480"/>
       </w:pPr>
-      <w:rPr>
-        <w:rFonts w:ascii="Wingdings" w:hAnsi="Wingdings" w:cs="Wingdings" w:hint="default"/>
-      </w:rPr>
     </w:lvl>
   </w:abstractNum>
   <w:num w:numId="1000">
@@ -18168,8 +19093,8 @@
     <w:name w:val="KeywordTok"/>
     <w:basedOn w:val="VerbatimChar"/>
     <w:rPr>
+      <w:color w:val="007020"/>
       <w:b/>
-      <w:color w:val="007020"/>
     </w:rPr>
   </w:style>
   <w:style w:type="character" w:customStyle="1" w:styleId="DataTypeTok">
@@ -18246,42 +19171,42 @@
     <w:name w:val="ImportTok"/>
     <w:basedOn w:val="VerbatimChar"/>
     <w:rPr>
+      <w:color w:val="008000"/>
       <w:b/>
-      <w:color w:val="008000"/>
     </w:rPr>
   </w:style>
   <w:style w:type="character" w:customStyle="1" w:styleId="CommentTok">
     <w:name w:val="CommentTok"/>
     <w:basedOn w:val="VerbatimChar"/>
     <w:rPr>
+      <w:color w:val="60a0b0"/>
       <w:i/>
-      <w:color w:val="60a0b0"/>
     </w:rPr>
   </w:style>
   <w:style w:type="character" w:customStyle="1" w:styleId="DocumentationTok">
     <w:name w:val="DocumentationTok"/>
     <w:basedOn w:val="VerbatimChar"/>
     <w:rPr>
+      <w:color w:val="ba2121"/>
       <w:i/>
-      <w:color w:val="ba2121"/>
     </w:rPr>
   </w:style>
   <w:style w:type="character" w:customStyle="1" w:styleId="AnnotationTok">
     <w:name w:val="AnnotationTok"/>
     <w:basedOn w:val="VerbatimChar"/>
     <w:rPr>
+      <w:color w:val="60a0b0"/>
       <w:b/>
       <w:i/>
-      <w:color w:val="60a0b0"/>
     </w:rPr>
   </w:style>
   <w:style w:type="character" w:customStyle="1" w:styleId="CommentVarTok">
     <w:name w:val="CommentVarTok"/>
     <w:basedOn w:val="VerbatimChar"/>
     <w:rPr>
+      <w:color w:val="60a0b0"/>
       <w:b/>
       <w:i/>
-      <w:color w:val="60a0b0"/>
     </w:rPr>
   </w:style>
   <w:style w:type="character" w:customStyle="1" w:styleId="OtherTok">
@@ -18309,8 +19234,8 @@
     <w:name w:val="ControlFlowTok"/>
     <w:basedOn w:val="VerbatimChar"/>
     <w:rPr>
+      <w:color w:val="007020"/>
       <w:b/>
-      <w:color w:val="007020"/>
     </w:rPr>
   </w:style>
   <w:style w:type="character" w:customStyle="1" w:styleId="OperatorTok">
@@ -18355,34 +19280,34 @@
     <w:name w:val="InformationTok"/>
     <w:basedOn w:val="VerbatimChar"/>
     <w:rPr>
+      <w:color w:val="60a0b0"/>
       <w:b/>
       <w:i/>
-      <w:color w:val="60a0b0"/>
     </w:rPr>
   </w:style>
   <w:style w:type="character" w:customStyle="1" w:styleId="WarningTok">
     <w:name w:val="WarningTok"/>
     <w:basedOn w:val="VerbatimChar"/>
     <w:rPr>
+      <w:color w:val="60a0b0"/>
       <w:b/>
       <w:i/>
-      <w:color w:val="60a0b0"/>
     </w:rPr>
   </w:style>
   <w:style w:type="character" w:customStyle="1" w:styleId="AlertTok">
     <w:name w:val="AlertTok"/>
     <w:basedOn w:val="VerbatimChar"/>
     <w:rPr>
+      <w:color w:val="ff0000"/>
       <w:b/>
-      <w:color w:val="ff0000"/>
     </w:rPr>
   </w:style>
   <w:style w:type="character" w:customStyle="1" w:styleId="ErrorTok">
     <w:name w:val="ErrorTok"/>
     <w:basedOn w:val="VerbatimChar"/>
     <w:rPr>
+      <w:color w:val="ff0000"/>
       <w:b/>
-      <w:color w:val="ff0000"/>
     </w:rPr>
   </w:style>
   <w:style w:type="character" w:customStyle="1" w:styleId="NormalTok">

--- a/docs/exports/06-KITS-GUIDE.docx
+++ b/docs/exports/06-KITS-GUIDE.docx
@@ -24,140 +24,140 @@
       </w:pPr>
       <w:r>
         <w:rPr>
+          <w:iCs/>
           <w:i/>
+        </w:rPr>
+        <w:t xml:space="preserve">How an Onyx program is built on the system's shared libraries — the</w:t>
+      </w:r>
+      <w:r>
+        <w:rPr>
           <w:iCs/>
-        </w:rPr>
-        <w:t xml:space="preserve">How an Onyx program is built on the system's shared libraries — the</w:t>
-      </w:r>
-      <w:r>
-        <w:rPr>
           <w:i/>
+        </w:rPr>
+        <w:t xml:space="preserve"> </w:t>
+      </w:r>
+      <w:r>
+        <w:rPr>
+          <w:bCs/>
+          <w:b/>
           <w:iCs/>
-        </w:rPr>
-        <w:t xml:space="preserve"> </w:t>
-      </w:r>
-      <w:r>
-        <w:rPr>
-          <w:b/>
-          <w:bCs/>
           <w:i/>
+        </w:rPr>
+        <w:t xml:space="preserve">kits</w:t>
+      </w:r>
+      <w:r>
+        <w:rPr>
           <w:iCs/>
-        </w:rPr>
-        <w:t xml:space="preserve">kits</w:t>
-      </w:r>
-      <w:r>
-        <w:rPr>
           <w:i/>
+        </w:rPr>
+        <w:t xml:space="preserve"> </w:t>
+      </w:r>
+      <w:r>
+        <w:rPr>
           <w:iCs/>
-        </w:rPr>
-        <w:t xml:space="preserve"> </w:t>
-      </w:r>
-      <w:r>
-        <w:rPr>
           <w:i/>
+        </w:rPr>
+        <w:t xml:space="preserve">— with a short example</w:t>
+      </w:r>
+      <w:r>
+        <w:rPr>
           <w:iCs/>
-        </w:rPr>
-        <w:t xml:space="preserve">— with a short example</w:t>
-      </w:r>
-      <w:r>
-        <w:rPr>
           <w:i/>
+        </w:rPr>
+        <w:t xml:space="preserve"> </w:t>
+      </w:r>
+      <w:r>
+        <w:rPr>
           <w:iCs/>
-        </w:rPr>
-        <w:t xml:space="preserve"> </w:t>
-      </w:r>
-      <w:r>
-        <w:rPr>
           <w:i/>
+        </w:rPr>
+        <w:t xml:space="preserve">for each. Each kit has its reference, with every operation it exposes (documents 10 to 18, linked in the</w:t>
+      </w:r>
+      <w:r>
+        <w:rPr>
           <w:iCs/>
-        </w:rPr>
-        <w:t xml:space="preserve">for each. Each kit has its reference, with every operation it exposes (documents 10 to 18, linked in the</w:t>
-      </w:r>
-      <w:r>
-        <w:rPr>
           <w:i/>
+        </w:rPr>
+        <w:t xml:space="preserve"> </w:t>
+      </w:r>
+      <w:r>
+        <w:rPr>
           <w:iCs/>
-        </w:rPr>
-        <w:t xml:space="preserve"> </w:t>
-      </w:r>
-      <w:r>
-        <w:rPr>
           <w:i/>
+        </w:rPr>
+        <w:t xml:space="preserve">table below). Companion of the</w:t>
+      </w:r>
+      <w:r>
+        <w:rPr>
           <w:iCs/>
-        </w:rPr>
-        <w:t xml:space="preserve">table below). Companion of the</w:t>
-      </w:r>
-      <w:r>
-        <w:rPr>
           <w:i/>
-          <w:iCs/>
-        </w:rPr>
-        <w:t xml:space="preserve"> </w:t>
-      </w:r>
-      <w:hyperlink r:id="rId18">
+        </w:rPr>
+        <w:t xml:space="preserve"> </w:t>
+      </w:r>
+      <w:hyperlink r:id="rId20">
         <w:r>
           <w:rPr>
             <w:rStyle w:val="Hyperlink"/>
+            <w:iCs/>
             <w:i/>
-            <w:iCs/>
           </w:rPr>
           <w:t xml:space="preserve">Developer Guide</w:t>
         </w:r>
       </w:hyperlink>
       <w:r>
         <w:rPr>
+          <w:iCs/>
           <w:i/>
+        </w:rPr>
+        <w:t xml:space="preserve"> </w:t>
+      </w:r>
+      <w:r>
+        <w:rPr>
           <w:iCs/>
-        </w:rPr>
-        <w:t xml:space="preserve"> </w:t>
-      </w:r>
-      <w:r>
-        <w:rPr>
           <w:i/>
+        </w:rPr>
+        <w:t xml:space="preserve">(the build, the application</w:t>
+      </w:r>
+      <w:r>
+        <w:rPr>
           <w:iCs/>
-        </w:rPr>
-        <w:t xml:space="preserve">(the build, the application</w:t>
-      </w:r>
-      <w:r>
-        <w:rPr>
           <w:i/>
+        </w:rPr>
+        <w:t xml:space="preserve"> </w:t>
+      </w:r>
+      <w:r>
+        <w:rPr>
           <w:iCs/>
-        </w:rPr>
-        <w:t xml:space="preserve"> </w:t>
-      </w:r>
-      <w:r>
-        <w:rPr>
           <w:i/>
+        </w:rPr>
+        <w:t xml:space="preserve">model, the ports) and of</w:t>
+      </w:r>
+      <w:r>
+        <w:rPr>
           <w:iCs/>
-        </w:rPr>
-        <w:t xml:space="preserve">model, the ports) and of</w:t>
-      </w:r>
-      <w:r>
-        <w:rPr>
           <w:i/>
-          <w:iCs/>
-        </w:rPr>
-        <w:t xml:space="preserve"> </w:t>
-      </w:r>
-      <w:hyperlink r:id="rId19">
+        </w:rPr>
+        <w:t xml:space="preserve"> </w:t>
+      </w:r>
+      <w:hyperlink r:id="rId21">
         <w:r>
           <w:rPr>
             <w:rStyle w:val="Hyperlink"/>
+            <w:iCs/>
             <w:i/>
-            <w:iCs/>
           </w:rPr>
           <w:t xml:space="preserve">Kernel Internals</w:t>
         </w:r>
       </w:hyperlink>
       <w:r>
         <w:rPr>
+          <w:iCs/>
           <w:i/>
-          <w:iCs/>
         </w:rPr>
         <w:t xml:space="preserve">.</w:t>
       </w:r>
     </w:p>
-    <w:bookmarkStart w:id="20" w:name="table-of-contents"/>
+    <w:bookmarkStart w:id="22" w:name="table-of-contents"/>
     <w:p>
       <w:pPr>
         <w:pStyle w:val="Heading2"/>
@@ -168,11 +168,11 @@
     </w:p>
     <w:p>
       <w:pPr>
-        <w:pStyle w:val="Compact"/>
         <w:numPr>
           <w:ilvl w:val="0"/>
           <w:numId w:val="1001"/>
         </w:numPr>
+        <w:pStyle w:val="Compact"/>
       </w:pPr>
       <w:hyperlink w:anchor="Xf42949ce2155418547b745b31f0a8bd30f8ab19">
         <w:r>
@@ -185,11 +185,11 @@
     </w:p>
     <w:p>
       <w:pPr>
-        <w:pStyle w:val="Compact"/>
         <w:numPr>
           <w:ilvl w:val="0"/>
           <w:numId w:val="1001"/>
         </w:numPr>
+        <w:pStyle w:val="Compact"/>
       </w:pPr>
       <w:hyperlink w:anchor="X85b9036d0c437b6d6abf0631055454f6f74ddb8">
         <w:r>
@@ -202,11 +202,11 @@
     </w:p>
     <w:p>
       <w:pPr>
-        <w:pStyle w:val="Compact"/>
         <w:numPr>
           <w:ilvl w:val="0"/>
           <w:numId w:val="1001"/>
         </w:numPr>
+        <w:pStyle w:val="Compact"/>
       </w:pPr>
       <w:hyperlink w:anchor="X479a017f3f362789bae7c4b9122aafaba533bfa">
         <w:r>
@@ -219,11 +219,11 @@
     </w:p>
     <w:p>
       <w:pPr>
-        <w:pStyle w:val="Compact"/>
         <w:numPr>
           <w:ilvl w:val="0"/>
           <w:numId w:val="1001"/>
         </w:numPr>
+        <w:pStyle w:val="Compact"/>
       </w:pPr>
       <w:hyperlink w:anchor="X0a53c701f88fdf6f7c7ea97f28ca21204deb07c">
         <w:r>
@@ -236,11 +236,11 @@
     </w:p>
     <w:p>
       <w:pPr>
-        <w:pStyle w:val="Compact"/>
         <w:numPr>
           <w:ilvl w:val="0"/>
           <w:numId w:val="1001"/>
         </w:numPr>
+        <w:pStyle w:val="Compact"/>
       </w:pPr>
       <w:hyperlink w:anchor="X1c12e241ab2b4ebd18b32f840f751712082d5e1">
         <w:r>
@@ -253,11 +253,11 @@
     </w:p>
     <w:p>
       <w:pPr>
-        <w:pStyle w:val="Compact"/>
         <w:numPr>
           <w:ilvl w:val="0"/>
           <w:numId w:val="1001"/>
         </w:numPr>
+        <w:pStyle w:val="Compact"/>
       </w:pPr>
       <w:hyperlink w:anchor="X21c5dfbcb5a69cd5c428264b88180cd193f70a2">
         <w:r>
@@ -270,11 +270,11 @@
     </w:p>
     <w:p>
       <w:pPr>
-        <w:pStyle w:val="Compact"/>
         <w:numPr>
           <w:ilvl w:val="0"/>
           <w:numId w:val="1001"/>
         </w:numPr>
+        <w:pStyle w:val="Compact"/>
       </w:pPr>
       <w:hyperlink w:anchor="X491a56bd334c8c4c777570fe8bd846c18e7eccb">
         <w:r>
@@ -287,11 +287,11 @@
     </w:p>
     <w:p>
       <w:pPr>
-        <w:pStyle w:val="Compact"/>
         <w:numPr>
           <w:ilvl w:val="0"/>
           <w:numId w:val="1001"/>
         </w:numPr>
+        <w:pStyle w:val="Compact"/>
       </w:pPr>
       <w:hyperlink w:anchor="Xf777c6178c1b7acc606d863a1dc288d7a0b8399">
         <w:r>
@@ -304,11 +304,11 @@
     </w:p>
     <w:p>
       <w:pPr>
-        <w:pStyle w:val="Compact"/>
         <w:numPr>
           <w:ilvl w:val="0"/>
           <w:numId w:val="1001"/>
         </w:numPr>
+        <w:pStyle w:val="Compact"/>
       </w:pPr>
       <w:hyperlink w:anchor="X5d555d25266128ff4d9fa5481cdbbe513b622de">
         <w:r>
@@ -321,11 +321,11 @@
     </w:p>
     <w:p>
       <w:pPr>
-        <w:pStyle w:val="Compact"/>
         <w:numPr>
           <w:ilvl w:val="0"/>
           <w:numId w:val="1001"/>
         </w:numPr>
+        <w:pStyle w:val="Compact"/>
       </w:pPr>
       <w:hyperlink w:anchor="Xfe4ab0ec0802ddea0ccd1e2aa45325e2067bf65">
         <w:r>
@@ -338,11 +338,11 @@
     </w:p>
     <w:p>
       <w:pPr>
-        <w:pStyle w:val="Compact"/>
         <w:numPr>
           <w:ilvl w:val="0"/>
           <w:numId w:val="1001"/>
         </w:numPr>
+        <w:pStyle w:val="Compact"/>
       </w:pPr>
       <w:hyperlink w:anchor="Xc2f542cdd1b9794d820c6abd4ac9243886c7e6b">
         <w:r>
@@ -355,11 +355,11 @@
     </w:p>
     <w:p>
       <w:pPr>
-        <w:pStyle w:val="Compact"/>
         <w:numPr>
           <w:ilvl w:val="0"/>
           <w:numId w:val="1001"/>
         </w:numPr>
+        <w:pStyle w:val="Compact"/>
       </w:pPr>
       <w:hyperlink w:anchor="Xf452947779f3bd1a7569ef68ee5cf3beada5d88">
         <w:r>
@@ -372,11 +372,11 @@
     </w:p>
     <w:p>
       <w:pPr>
-        <w:pStyle w:val="Compact"/>
         <w:numPr>
           <w:ilvl w:val="0"/>
           <w:numId w:val="1001"/>
         </w:numPr>
+        <w:pStyle w:val="Compact"/>
       </w:pPr>
       <w:hyperlink w:anchor="X727ca5ffb7cfa954933197d729c7f04b3404e24">
         <w:r>
@@ -394,8 +394,8 @@
         </w:pict>
       </w:r>
     </w:p>
-    <w:bookmarkEnd w:id="20"/>
-    <w:bookmarkStart w:id="30" w:name="Xf42949ce2155418547b745b31f0a8bd30f8ab19"/>
+    <w:bookmarkEnd w:id="22"/>
+    <w:bookmarkStart w:id="32" w:name="Xf42949ce2155418547b745b31f0a8bd30f8ab19"/>
     <w:p>
       <w:pPr>
         <w:pStyle w:val="Heading2"/>
@@ -416,8 +416,8 @@
       </w:r>
       <w:r>
         <w:rPr>
+          <w:bCs/>
           <w:b/>
-          <w:bCs/>
         </w:rPr>
         <w:t xml:space="preserve">kits</w:t>
       </w:r>
@@ -436,6 +436,7 @@
         <w:tblStyle w:val="Table"/>
         <w:tblW w:type="auto" w:w="0"/>
         <w:tblLook w:firstRow="1" w:lastRow="0" w:firstColumn="0" w:lastColumn="0" w:noHBand="0" w:noVBand="0" w:val="0020"/>
+        <w:jc w:val="start"/>
       </w:tblPr>
       <w:tblGrid>
         <w:gridCol w:w="1584"/>
@@ -446,13 +447,14 @@
       </w:tblGrid>
       <w:tr>
         <w:trPr>
-          <w:tblHeader w:val="on"/>
+          <w:tblHeader w:val="true"/>
         </w:trPr>
         <w:tc>
           <w:tcPr/>
           <w:p>
             <w:pPr>
               <w:pStyle w:val="Compact"/>
+              <w:jc w:val="left"/>
             </w:pPr>
             <w:r>
               <w:t xml:space="preserve">Kit</w:t>
@@ -464,6 +466,7 @@
           <w:p>
             <w:pPr>
               <w:pStyle w:val="Compact"/>
+              <w:jc w:val="left"/>
             </w:pPr>
             <w:r>
               <w:t xml:space="preserve">Domain</w:t>
@@ -475,6 +478,7 @@
           <w:p>
             <w:pPr>
               <w:pStyle w:val="Compact"/>
+              <w:jc w:val="left"/>
             </w:pPr>
             <w:r>
               <w:t xml:space="preserve">On the card</w:t>
@@ -486,6 +490,7 @@
           <w:p>
             <w:pPr>
               <w:pStyle w:val="Compact"/>
+              <w:jc w:val="left"/>
             </w:pPr>
             <w:r>
               <w:t xml:space="preserve">Sources</w:t>
@@ -497,6 +502,7 @@
           <w:p>
             <w:pPr>
               <w:pStyle w:val="Compact"/>
+              <w:jc w:val="left"/>
             </w:pPr>
             <w:r>
               <w:t xml:space="preserve">Reference</w:t>
@@ -510,11 +516,12 @@
           <w:p>
             <w:pPr>
               <w:pStyle w:val="Compact"/>
+              <w:jc w:val="left"/>
             </w:pPr>
             <w:r>
               <w:rPr>
+                <w:bCs/>
                 <w:b/>
-                <w:bCs/>
               </w:rPr>
               <w:t xml:space="preserve">AppKit</w:t>
             </w:r>
@@ -525,6 +532,7 @@
           <w:p>
             <w:pPr>
               <w:pStyle w:val="Compact"/>
+              <w:jc w:val="left"/>
             </w:pPr>
             <w:r>
               <w:t xml:space="preserve">What makes a program run: the system's calls, strings, the console,</w:t>
@@ -551,6 +559,7 @@
           <w:p>
             <w:pPr>
               <w:pStyle w:val="Compact"/>
+              <w:jc w:val="left"/>
             </w:pPr>
             <w:r>
               <w:rPr>
@@ -565,6 +574,7 @@
           <w:p>
             <w:pPr>
               <w:pStyle w:val="Compact"/>
+              <w:jc w:val="left"/>
             </w:pPr>
             <w:r>
               <w:rPr>
@@ -579,8 +589,9 @@
           <w:p>
             <w:pPr>
               <w:pStyle w:val="Compact"/>
+              <w:jc w:val="left"/>
             </w:pPr>
-            <w:hyperlink r:id="rId21">
+            <w:hyperlink r:id="rId23">
               <w:r>
                 <w:rPr>
                   <w:rStyle w:val="Hyperlink"/>
@@ -597,11 +608,12 @@
           <w:p>
             <w:pPr>
               <w:pStyle w:val="Compact"/>
+              <w:jc w:val="left"/>
             </w:pPr>
             <w:r>
               <w:rPr>
+                <w:bCs/>
                 <w:b/>
-                <w:bCs/>
               </w:rPr>
               <w:t xml:space="preserve">UIKit</w:t>
             </w:r>
@@ -612,6 +624,7 @@
           <w:p>
             <w:pPr>
               <w:pStyle w:val="Compact"/>
+              <w:jc w:val="left"/>
             </w:pPr>
             <w:r>
               <w:t xml:space="preserve">The interface: windows, widgets, dialogs, the theme, icons</w:t>
@@ -623,6 +636,7 @@
           <w:p>
             <w:pPr>
               <w:pStyle w:val="Compact"/>
+              <w:jc w:val="left"/>
             </w:pPr>
             <w:r>
               <w:rPr>
@@ -637,6 +651,7 @@
           <w:p>
             <w:pPr>
               <w:pStyle w:val="Compact"/>
+              <w:jc w:val="left"/>
             </w:pPr>
             <w:r>
               <w:rPr>
@@ -651,8 +666,9 @@
           <w:p>
             <w:pPr>
               <w:pStyle w:val="Compact"/>
+              <w:jc w:val="left"/>
             </w:pPr>
-            <w:hyperlink r:id="rId22">
+            <w:hyperlink r:id="rId24">
               <w:r>
                 <w:rPr>
                   <w:rStyle w:val="Hyperlink"/>
@@ -669,11 +685,12 @@
           <w:p>
             <w:pPr>
               <w:pStyle w:val="Compact"/>
+              <w:jc w:val="left"/>
             </w:pPr>
             <w:r>
               <w:rPr>
+                <w:bCs/>
                 <w:b/>
-                <w:bCs/>
               </w:rPr>
               <w:t xml:space="preserve">SystemKit</w:t>
             </w:r>
@@ -684,6 +701,7 @@
           <w:p>
             <w:pPr>
               <w:pStyle w:val="Compact"/>
+              <w:jc w:val="left"/>
             </w:pPr>
             <w:r>
               <w:t xml:space="preserve">Talking to the system and the other programs: notifications, clipboard, trash, volume, wallpaper, file associations, the dock</w:t>
@@ -695,6 +713,7 @@
           <w:p>
             <w:pPr>
               <w:pStyle w:val="Compact"/>
+              <w:jc w:val="left"/>
             </w:pPr>
             <w:r>
               <w:rPr>
@@ -709,6 +728,7 @@
           <w:p>
             <w:pPr>
               <w:pStyle w:val="Compact"/>
+              <w:jc w:val="left"/>
             </w:pPr>
             <w:r>
               <w:rPr>
@@ -723,8 +743,9 @@
           <w:p>
             <w:pPr>
               <w:pStyle w:val="Compact"/>
+              <w:jc w:val="left"/>
             </w:pPr>
-            <w:hyperlink r:id="rId23">
+            <w:hyperlink r:id="rId25">
               <w:r>
                 <w:rPr>
                   <w:rStyle w:val="Hyperlink"/>
@@ -741,11 +762,12 @@
           <w:p>
             <w:pPr>
               <w:pStyle w:val="Compact"/>
+              <w:jc w:val="left"/>
             </w:pPr>
             <w:r>
               <w:rPr>
+                <w:bCs/>
                 <w:b/>
-                <w:bCs/>
               </w:rPr>
               <w:t xml:space="preserve">NetKit</w:t>
             </w:r>
@@ -756,6 +778,7 @@
           <w:p>
             <w:pPr>
               <w:pStyle w:val="Compact"/>
+              <w:jc w:val="left"/>
             </w:pPr>
             <w:r>
               <w:t xml:space="preserve">The network: HTTP, the FTP volumes</w:t>
@@ -767,6 +790,7 @@
           <w:p>
             <w:pPr>
               <w:pStyle w:val="Compact"/>
+              <w:jc w:val="left"/>
             </w:pPr>
             <w:r>
               <w:rPr>
@@ -781,6 +805,7 @@
           <w:p>
             <w:pPr>
               <w:pStyle w:val="Compact"/>
+              <w:jc w:val="left"/>
             </w:pPr>
             <w:r>
               <w:rPr>
@@ -795,8 +820,9 @@
           <w:p>
             <w:pPr>
               <w:pStyle w:val="Compact"/>
+              <w:jc w:val="left"/>
             </w:pPr>
-            <w:hyperlink r:id="rId24">
+            <w:hyperlink r:id="rId26">
               <w:r>
                 <w:rPr>
                   <w:rStyle w:val="Hyperlink"/>
@@ -813,11 +839,12 @@
           <w:p>
             <w:pPr>
               <w:pStyle w:val="Compact"/>
+              <w:jc w:val="left"/>
             </w:pPr>
             <w:r>
               <w:rPr>
+                <w:bCs/>
                 <w:b/>
-                <w:bCs/>
               </w:rPr>
               <w:t xml:space="preserve">FileKit</w:t>
             </w:r>
@@ -828,6 +855,7 @@
           <w:p>
             <w:pPr>
               <w:pStyle w:val="Compact"/>
+              <w:jc w:val="left"/>
             </w:pPr>
             <w:r>
               <w:t xml:space="preserve">Files and folders, paths, compression, archives</w:t>
@@ -839,6 +867,7 @@
           <w:p>
             <w:pPr>
               <w:pStyle w:val="Compact"/>
+              <w:jc w:val="left"/>
             </w:pPr>
             <w:r>
               <w:rPr>
@@ -853,6 +882,7 @@
           <w:p>
             <w:pPr>
               <w:pStyle w:val="Compact"/>
+              <w:jc w:val="left"/>
             </w:pPr>
             <w:r>
               <w:rPr>
@@ -867,8 +897,9 @@
           <w:p>
             <w:pPr>
               <w:pStyle w:val="Compact"/>
+              <w:jc w:val="left"/>
             </w:pPr>
-            <w:hyperlink r:id="rId25">
+            <w:hyperlink r:id="rId27">
               <w:r>
                 <w:rPr>
                   <w:rStyle w:val="Hyperlink"/>
@@ -885,11 +916,12 @@
           <w:p>
             <w:pPr>
               <w:pStyle w:val="Compact"/>
+              <w:jc w:val="left"/>
             </w:pPr>
             <w:r>
               <w:rPr>
+                <w:bCs/>
                 <w:b/>
-                <w:bCs/>
               </w:rPr>
               <w:t xml:space="preserve">ImageKit</w:t>
             </w:r>
@@ -900,6 +932,7 @@
           <w:p>
             <w:pPr>
               <w:pStyle w:val="Compact"/>
+              <w:jc w:val="left"/>
             </w:pPr>
             <w:r>
               <w:t xml:space="preserve">Pictures: reading, writing, resizing, adjusting</w:t>
@@ -911,6 +944,7 @@
           <w:p>
             <w:pPr>
               <w:pStyle w:val="Compact"/>
+              <w:jc w:val="left"/>
             </w:pPr>
             <w:r>
               <w:rPr>
@@ -925,6 +959,7 @@
           <w:p>
             <w:pPr>
               <w:pStyle w:val="Compact"/>
+              <w:jc w:val="left"/>
             </w:pPr>
             <w:r>
               <w:rPr>
@@ -939,8 +974,9 @@
           <w:p>
             <w:pPr>
               <w:pStyle w:val="Compact"/>
+              <w:jc w:val="left"/>
             </w:pPr>
-            <w:hyperlink r:id="rId26">
+            <w:hyperlink r:id="rId28">
               <w:r>
                 <w:rPr>
                   <w:rStyle w:val="Hyperlink"/>
@@ -957,11 +993,12 @@
           <w:p>
             <w:pPr>
               <w:pStyle w:val="Compact"/>
+              <w:jc w:val="left"/>
             </w:pPr>
             <w:r>
               <w:rPr>
+                <w:bCs/>
                 <w:b/>
-                <w:bCs/>
               </w:rPr>
               <w:t xml:space="preserve">AudioKit</w:t>
             </w:r>
@@ -972,6 +1009,7 @@
           <w:p>
             <w:pPr>
               <w:pStyle w:val="Compact"/>
+              <w:jc w:val="left"/>
             </w:pPr>
             <w:r>
               <w:t xml:space="preserve">Sound: playing files, notes, synthesis, the sound output</w:t>
@@ -983,6 +1021,7 @@
           <w:p>
             <w:pPr>
               <w:pStyle w:val="Compact"/>
+              <w:jc w:val="left"/>
             </w:pPr>
             <w:r>
               <w:rPr>
@@ -997,6 +1036,7 @@
           <w:p>
             <w:pPr>
               <w:pStyle w:val="Compact"/>
+              <w:jc w:val="left"/>
             </w:pPr>
             <w:r>
               <w:rPr>
@@ -1011,8 +1051,9 @@
           <w:p>
             <w:pPr>
               <w:pStyle w:val="Compact"/>
+              <w:jc w:val="left"/>
             </w:pPr>
-            <w:hyperlink r:id="rId27">
+            <w:hyperlink r:id="rId29">
               <w:r>
                 <w:rPr>
                   <w:rStyle w:val="Hyperlink"/>
@@ -1029,11 +1070,12 @@
           <w:p>
             <w:pPr>
               <w:pStyle w:val="Compact"/>
+              <w:jc w:val="left"/>
             </w:pPr>
             <w:r>
               <w:rPr>
+                <w:bCs/>
                 <w:b/>
-                <w:bCs/>
               </w:rPr>
               <w:t xml:space="preserve">FontKit</w:t>
             </w:r>
@@ -1044,6 +1086,7 @@
           <w:p>
             <w:pPr>
               <w:pStyle w:val="Compact"/>
+              <w:jc w:val="left"/>
             </w:pPr>
             <w:r>
               <w:t xml:space="preserve">Fonts: FreeType, the font manager, anti-aliased text</w:t>
@@ -1055,6 +1098,7 @@
           <w:p>
             <w:pPr>
               <w:pStyle w:val="Compact"/>
+              <w:jc w:val="left"/>
             </w:pPr>
             <w:r>
               <w:rPr>
@@ -1069,6 +1113,7 @@
           <w:p>
             <w:pPr>
               <w:pStyle w:val="Compact"/>
+              <w:jc w:val="left"/>
             </w:pPr>
             <w:r>
               <w:rPr>
@@ -1083,8 +1128,9 @@
           <w:p>
             <w:pPr>
               <w:pStyle w:val="Compact"/>
+              <w:jc w:val="left"/>
             </w:pPr>
-            <w:hyperlink r:id="rId28">
+            <w:hyperlink r:id="rId30">
               <w:r>
                 <w:rPr>
                   <w:rStyle w:val="Hyperlink"/>
@@ -1101,11 +1147,12 @@
           <w:p>
             <w:pPr>
               <w:pStyle w:val="Compact"/>
+              <w:jc w:val="left"/>
             </w:pPr>
             <w:r>
               <w:rPr>
+                <w:bCs/>
                 <w:b/>
-                <w:bCs/>
               </w:rPr>
               <w:t xml:space="preserve">PrinterKit</w:t>
             </w:r>
@@ -1116,6 +1163,7 @@
           <w:p>
             <w:pPr>
               <w:pStyle w:val="Compact"/>
+              <w:jc w:val="left"/>
             </w:pPr>
             <w:r>
               <w:t xml:space="preserve">Printing: the Print dialog, a job's pages</w:t>
@@ -1127,6 +1175,7 @@
           <w:p>
             <w:pPr>
               <w:pStyle w:val="Compact"/>
+              <w:jc w:val="left"/>
             </w:pPr>
             <w:r>
               <w:rPr>
@@ -1141,6 +1190,7 @@
           <w:p>
             <w:pPr>
               <w:pStyle w:val="Compact"/>
+              <w:jc w:val="left"/>
             </w:pPr>
             <w:r>
               <w:rPr>
@@ -1155,8 +1205,9 @@
           <w:p>
             <w:pPr>
               <w:pStyle w:val="Compact"/>
+              <w:jc w:val="left"/>
             </w:pPr>
-            <w:hyperlink r:id="rId29">
+            <w:hyperlink r:id="rId31">
               <w:r>
                 <w:rPr>
                   <w:rStyle w:val="Hyperlink"/>
@@ -1178,16 +1229,16 @@
     </w:p>
     <w:p>
       <w:pPr>
-        <w:pStyle w:val="Compact"/>
         <w:numPr>
           <w:ilvl w:val="0"/>
           <w:numId w:val="1002"/>
         </w:numPr>
+        <w:pStyle w:val="Compact"/>
       </w:pPr>
       <w:r>
         <w:rPr>
+          <w:bCs/>
           <w:b/>
-          <w:bCs/>
         </w:rPr>
         <w:t xml:space="preserve">Reusable code goes into the adequate kit</w:t>
       </w:r>
@@ -1206,16 +1257,16 @@
     </w:p>
     <w:p>
       <w:pPr>
-        <w:pStyle w:val="Compact"/>
         <w:numPr>
           <w:ilvl w:val="0"/>
           <w:numId w:val="1002"/>
         </w:numPr>
+        <w:pStyle w:val="Compact"/>
       </w:pPr>
       <w:r>
         <w:rPr>
+          <w:bCs/>
           <w:b/>
-          <w:bCs/>
         </w:rPr>
         <w:t xml:space="preserve">A program draws on the kits as much as it can</w:t>
       </w:r>
@@ -1231,16 +1282,16 @@
     </w:p>
     <w:p>
       <w:pPr>
-        <w:pStyle w:val="Compact"/>
         <w:numPr>
           <w:ilvl w:val="0"/>
           <w:numId w:val="1002"/>
         </w:numPr>
+        <w:pStyle w:val="Compact"/>
       </w:pPr>
       <w:r>
         <w:rPr>
+          <w:bCs/>
           <w:b/>
-          <w:bCs/>
         </w:rPr>
         <w:t xml:space="preserve">What one program alone uses stays beside that program</w:t>
       </w:r>
@@ -1260,33 +1311,33 @@
       </w:r>
       <w:r>
         <w:rPr>
+          <w:bCs/>
           <w:b/>
+        </w:rPr>
+        <w:t xml:space="preserve">one header</w:t>
+      </w:r>
+      <w:r>
+        <w:t xml:space="preserve">,</w:t>
+      </w:r>
+      <w:r>
+        <w:t xml:space="preserve"> </w:t>
+      </w:r>
+      <w:r>
+        <w:rPr>
+          <w:rStyle w:val="VerbatimChar"/>
+        </w:rPr>
+        <w:t xml:space="preserve">&lt;kit&gt;/&lt;kit&gt;.h</w:t>
+      </w:r>
+      <w:r>
+        <w:t xml:space="preserve">, which</w:t>
+      </w:r>
+      <w:r>
+        <w:t xml:space="preserve"> </w:t>
+      </w:r>
+      <w:r>
+        <w:rPr>
           <w:bCs/>
-        </w:rPr>
-        <w:t xml:space="preserve">one header</w:t>
-      </w:r>
-      <w:r>
-        <w:t xml:space="preserve">,</w:t>
-      </w:r>
-      <w:r>
-        <w:t xml:space="preserve"> </w:t>
-      </w:r>
-      <w:r>
-        <w:rPr>
-          <w:rStyle w:val="VerbatimChar"/>
-        </w:rPr>
-        <w:t xml:space="preserve">&lt;kit&gt;/&lt;kit&gt;.h</w:t>
-      </w:r>
-      <w:r>
-        <w:t xml:space="preserve">, which</w:t>
-      </w:r>
-      <w:r>
-        <w:t xml:space="preserve"> </w:t>
-      </w:r>
-      <w:r>
-        <w:rPr>
           <w:b/>
-          <w:bCs/>
         </w:rPr>
         <w:t xml:space="preserve">declares</w:t>
       </w:r>
@@ -1300,8 +1351,8 @@
         <w:t xml:space="preserve">code is shared by every program that uses it.</w:t>
       </w:r>
     </w:p>
-    <w:bookmarkEnd w:id="30"/>
-    <w:bookmarkStart w:id="36" w:name="X85b9036d0c437b6d6abf0631055454f6f74ddb8"/>
+    <w:bookmarkEnd w:id="32"/>
+    <w:bookmarkStart w:id="38" w:name="X85b9036d0c437b6d6abf0631055454f6f74ddb8"/>
     <w:p>
       <w:pPr>
         <w:pStyle w:val="Heading2"/>
@@ -1310,7 +1361,7 @@
         <w:t xml:space="preserve">2. Using a kit in a program</w:t>
       </w:r>
     </w:p>
-    <w:bookmarkStart w:id="31" w:name="including"/>
+    <w:bookmarkStart w:id="33" w:name="including"/>
     <w:p>
       <w:pPr>
         <w:pStyle w:val="Heading3"/>
@@ -1587,8 +1638,8 @@
         <w:t xml:space="preserve">// PrinterKit</w:t>
       </w:r>
     </w:p>
-    <w:bookmarkEnd w:id="31"/>
-    <w:bookmarkStart w:id="32" w:name="linking"/>
+    <w:bookmarkEnd w:id="33"/>
+    <w:bookmarkStart w:id="34" w:name="linking"/>
     <w:p>
       <w:pPr>
         <w:pStyle w:val="Heading3"/>
@@ -1615,8 +1666,8 @@
       </w:r>
       <w:r>
         <w:rPr>
+          <w:bCs/>
           <w:b/>
-          <w:bCs/>
         </w:rPr>
         <w:t xml:space="preserve">import archive</w:t>
       </w:r>
@@ -1641,6 +1692,7 @@
         <w:tblStyle w:val="Table"/>
         <w:tblW w:type="auto" w:w="0"/>
         <w:tblLook w:firstRow="1" w:lastRow="0" w:firstColumn="0" w:lastColumn="0" w:noHBand="0" w:noVBand="0" w:val="0020"/>
+        <w:jc w:val="start"/>
       </w:tblPr>
       <w:tblGrid>
         <w:gridCol w:w="3960"/>
@@ -1648,13 +1700,14 @@
       </w:tblGrid>
       <w:tr>
         <w:trPr>
-          <w:tblHeader w:val="on"/>
+          <w:tblHeader w:val="true"/>
         </w:trPr>
         <w:tc>
           <w:tcPr/>
           <w:p>
             <w:pPr>
               <w:pStyle w:val="Compact"/>
+              <w:jc w:val="left"/>
             </w:pPr>
             <w:r>
               <w:t xml:space="preserve">The program is</w:t>
@@ -1666,6 +1719,7 @@
           <w:p>
             <w:pPr>
               <w:pStyle w:val="Compact"/>
+              <w:jc w:val="left"/>
             </w:pPr>
             <w:r>
               <w:t xml:space="preserve">It links</w:t>
@@ -1679,6 +1733,7 @@
           <w:p>
             <w:pPr>
               <w:pStyle w:val="Compact"/>
+              <w:jc w:val="left"/>
             </w:pPr>
             <w:r>
               <w:t xml:space="preserve">C++ (an application)</w:t>
@@ -1690,6 +1745,7 @@
           <w:p>
             <w:pPr>
               <w:pStyle w:val="Compact"/>
+              <w:jc w:val="left"/>
             </w:pPr>
             <w:r>
               <w:rPr>
@@ -1706,6 +1762,7 @@
           <w:p>
             <w:pPr>
               <w:pStyle w:val="Compact"/>
+              <w:jc w:val="left"/>
             </w:pPr>
             <w:r>
               <w:t xml:space="preserve">C (a console tool)</w:t>
@@ -1717,6 +1774,7 @@
           <w:p>
             <w:pPr>
               <w:pStyle w:val="Compact"/>
+              <w:jc w:val="left"/>
             </w:pPr>
             <w:r>
               <w:rPr>
@@ -1804,8 +1862,8 @@
         <w:t xml:space="preserve">mytool.elf: ../lib/systemkit.imp_c.a</w:t>
       </w:r>
     </w:p>
-    <w:bookmarkEnd w:id="32"/>
-    <w:bookmarkStart w:id="33" w:name="versions"/>
+    <w:bookmarkEnd w:id="34"/>
+    <w:bookmarkStart w:id="35" w:name="versions"/>
     <w:p>
       <w:pPr>
         <w:pStyle w:val="Heading3"/>
@@ -1864,8 +1922,8 @@
         <w:t xml:space="preserve">library first.</w:t>
       </w:r>
     </w:p>
-    <w:bookmarkEnd w:id="33"/>
-    <w:bookmarkStart w:id="34" w:name="from-basic"/>
+    <w:bookmarkEnd w:id="35"/>
+    <w:bookmarkStart w:id="36" w:name="from-basic"/>
     <w:p>
       <w:pPr>
         <w:pStyle w:val="Heading3"/>
@@ -1934,112 +1992,112 @@
       </w:r>
       <w:r>
         <w:rPr>
+          <w:iCs/>
           <w:i/>
+        </w:rPr>
+        <w:t xml:space="preserve">The system's kits</w:t>
+      </w:r>
+      <w:r>
+        <w:t xml:space="preserve">). BASIC knows a kit by its</w:t>
+      </w:r>
+      <w:r>
+        <w:t xml:space="preserve"> </w:t>
+      </w:r>
+      <w:r>
+        <w:rPr>
+          <w:bCs/>
+          <w:b/>
+        </w:rPr>
+        <w:t xml:space="preserve">description</w:t>
+      </w:r>
+      <w:r>
+        <w:t xml:space="preserve">,</w:t>
+      </w:r>
+      <w:r>
+        <w:t xml:space="preserve"> </w:t>
+      </w:r>
+      <w:r>
+        <w:rPr>
+          <w:rStyle w:val="VerbatimChar"/>
+        </w:rPr>
+        <w:t xml:space="preserve">SD:/lib/&lt;kit&gt;.bi</w:t>
+      </w:r>
+      <w:r>
+        <w:t xml:space="preserve">, made from the kit's</w:t>
+      </w:r>
+      <w:r>
+        <w:t xml:space="preserve"> </w:t>
+      </w:r>
+      <w:r>
+        <w:rPr>
+          <w:rStyle w:val="VerbatimChar"/>
+        </w:rPr>
+        <w:t xml:space="preserve">.abi</w:t>
+      </w:r>
+      <w:r>
+        <w:t xml:space="preserve"> </w:t>
+      </w:r>
+      <w:r>
+        <w:t xml:space="preserve">and its</w:t>
+      </w:r>
+      <w:r>
+        <w:t xml:space="preserve"> </w:t>
+      </w:r>
+      <w:r>
+        <w:t xml:space="preserve">headers by</w:t>
+      </w:r>
+      <w:r>
+        <w:t xml:space="preserve"> </w:t>
+      </w:r>
+      <w:r>
+        <w:rPr>
+          <w:rStyle w:val="VerbatimChar"/>
+        </w:rPr>
+        <w:t xml:space="preserve">tools/kitbi/kitbi.py</w:t>
+      </w:r>
+      <w:r>
+        <w:t xml:space="preserve"> </w:t>
+      </w:r>
+      <w:r>
+        <w:t xml:space="preserve">when the kits are built: nothing in BASIC names a kit, so</w:t>
+      </w:r>
+      <w:r>
+        <w:t xml:space="preserve"> </w:t>
+      </w:r>
+      <w:r>
+        <w:rPr>
+          <w:bCs/>
+          <w:b/>
+        </w:rPr>
+        <w:t xml:space="preserve">a new kit is</w:t>
+      </w:r>
+      <w:r>
+        <w:rPr>
+          <w:bCs/>
+          <w:b/>
+        </w:rPr>
+        <w:t xml:space="preserve"> </w:t>
+      </w:r>
+      <w:r>
+        <w:rPr>
+          <w:bCs/>
+          <w:b/>
+        </w:rPr>
+        <w:t xml:space="preserve">importable as soon as it is built</w:t>
+      </w:r>
+      <w:r>
+        <w:t xml:space="preserve"> </w:t>
+      </w:r>
+      <w:r>
+        <w:t xml:space="preserve">(docs/03,</w:t>
+      </w:r>
+      <w:r>
+        <w:t xml:space="preserve"> </w:t>
+      </w:r>
+      <w:r>
+        <w:rPr>
           <w:iCs/>
-        </w:rPr>
-        <w:t xml:space="preserve">The system's kits</w:t>
-      </w:r>
-      <w:r>
-        <w:t xml:space="preserve">). BASIC knows a kit by its</w:t>
-      </w:r>
-      <w:r>
-        <w:t xml:space="preserve"> </w:t>
-      </w:r>
-      <w:r>
-        <w:rPr>
-          <w:b/>
-          <w:bCs/>
-        </w:rPr>
-        <w:t xml:space="preserve">description</w:t>
-      </w:r>
-      <w:r>
-        <w:t xml:space="preserve">,</w:t>
-      </w:r>
-      <w:r>
-        <w:t xml:space="preserve"> </w:t>
-      </w:r>
-      <w:r>
-        <w:rPr>
-          <w:rStyle w:val="VerbatimChar"/>
-        </w:rPr>
-        <w:t xml:space="preserve">SD:/lib/&lt;kit&gt;.bi</w:t>
-      </w:r>
-      <w:r>
-        <w:t xml:space="preserve">, made from the kit's</w:t>
-      </w:r>
-      <w:r>
-        <w:t xml:space="preserve"> </w:t>
-      </w:r>
-      <w:r>
-        <w:rPr>
-          <w:rStyle w:val="VerbatimChar"/>
-        </w:rPr>
-        <w:t xml:space="preserve">.abi</w:t>
-      </w:r>
-      <w:r>
-        <w:t xml:space="preserve"> </w:t>
-      </w:r>
-      <w:r>
-        <w:t xml:space="preserve">and its</w:t>
-      </w:r>
-      <w:r>
-        <w:t xml:space="preserve"> </w:t>
-      </w:r>
-      <w:r>
-        <w:t xml:space="preserve">headers by</w:t>
-      </w:r>
-      <w:r>
-        <w:t xml:space="preserve"> </w:t>
-      </w:r>
-      <w:r>
-        <w:rPr>
-          <w:rStyle w:val="VerbatimChar"/>
-        </w:rPr>
-        <w:t xml:space="preserve">tools/kitbi/kitbi.py</w:t>
-      </w:r>
-      <w:r>
-        <w:t xml:space="preserve"> </w:t>
-      </w:r>
-      <w:r>
-        <w:t xml:space="preserve">when the kits are built: nothing in BASIC names a kit, so</w:t>
-      </w:r>
-      <w:r>
-        <w:t xml:space="preserve"> </w:t>
-      </w:r>
-      <w:r>
-        <w:rPr>
-          <w:b/>
-          <w:bCs/>
-        </w:rPr>
-        <w:t xml:space="preserve">a new kit is</w:t>
-      </w:r>
-      <w:r>
-        <w:rPr>
-          <w:b/>
-          <w:bCs/>
-        </w:rPr>
-        <w:t xml:space="preserve"> </w:t>
-      </w:r>
-      <w:r>
-        <w:rPr>
-          <w:b/>
-          <w:bCs/>
-        </w:rPr>
-        <w:t xml:space="preserve">importable as soon as it is built</w:t>
-      </w:r>
-      <w:r>
-        <w:t xml:space="preserve"> </w:t>
-      </w:r>
-      <w:r>
-        <w:t xml:space="preserve">(docs/03,</w:t>
-      </w:r>
-      <w:r>
-        <w:t xml:space="preserve"> </w:t>
-      </w:r>
-      <w:r>
-        <w:rPr>
           <w:i/>
-          <w:iCs/>
         </w:rPr>
         <w:t xml:space="preserve">BASIC and the kits</w:t>
       </w:r>
@@ -2059,8 +2117,8 @@
         <w:t xml:space="preserve">functions.</w:t>
       </w:r>
     </w:p>
-    <w:bookmarkEnd w:id="34"/>
-    <w:bookmarkStart w:id="35" w:name="on-a-pc"/>
+    <w:bookmarkEnd w:id="36"/>
+    <w:bookmarkStart w:id="37" w:name="on-a-pc"/>
     <w:p>
       <w:pPr>
         <w:pStyle w:val="Heading3"/>
@@ -2089,9 +2147,9 @@
         <w:t xml:space="preserve">changes in the program's code.</w:t>
       </w:r>
     </w:p>
-    <w:bookmarkEnd w:id="35"/>
-    <w:bookmarkEnd w:id="36"/>
-    <w:bookmarkStart w:id="37" w:name="X479a017f3f362789bae7c4b9122aafaba533bfa"/>
+    <w:bookmarkEnd w:id="37"/>
+    <w:bookmarkEnd w:id="38"/>
+    <w:bookmarkStart w:id="39" w:name="X479a017f3f362789bae7c4b9122aafaba533bfa"/>
     <w:p>
       <w:pPr>
         <w:pStyle w:val="Heading2"/>
@@ -2167,8 +2225,8 @@
       </w:pPr>
       <w:r>
         <w:rPr>
+          <w:bCs/>
           <w:b/>
-          <w:bCs/>
         </w:rPr>
         <w:t xml:space="preserve">A console tool</w:t>
       </w:r>
@@ -2835,37 +2893,37 @@
       </w:pPr>
       <w:r>
         <w:rPr>
+          <w:bCs/>
           <w:b/>
+        </w:rPr>
+        <w:t xml:space="preserve">Settings from an</w:t>
+      </w:r>
+      <w:r>
+        <w:rPr>
           <w:bCs/>
-        </w:rPr>
-        <w:t xml:space="preserve">Settings from an</w:t>
-      </w:r>
-      <w:r>
-        <w:rPr>
           <w:b/>
+        </w:rPr>
+        <w:t xml:space="preserve"> </w:t>
+      </w:r>
+      <w:r>
+        <w:rPr>
+          <w:rStyle w:val="VerbatimChar"/>
           <w:bCs/>
-        </w:rPr>
-        <w:t xml:space="preserve"> </w:t>
-      </w:r>
-      <w:r>
-        <w:rPr>
-          <w:rStyle w:val="VerbatimChar"/>
           <w:b/>
+        </w:rPr>
+        <w:t xml:space="preserve">.ini</w:t>
+      </w:r>
+      <w:r>
+        <w:rPr>
           <w:bCs/>
-        </w:rPr>
-        <w:t xml:space="preserve">.ini</w:t>
-      </w:r>
-      <w:r>
-        <w:rPr>
           <w:b/>
+        </w:rPr>
+        <w:t xml:space="preserve"> </w:t>
+      </w:r>
+      <w:r>
+        <w:rPr>
           <w:bCs/>
-        </w:rPr>
-        <w:t xml:space="preserve"> </w:t>
-      </w:r>
-      <w:r>
-        <w:rPr>
           <w:b/>
-          <w:bCs/>
         </w:rPr>
         <w:t xml:space="preserve">file</w:t>
       </w:r>
@@ -3325,8 +3383,8 @@
       </w:pPr>
       <w:r>
         <w:rPr>
+          <w:bCs/>
           <w:b/>
-          <w:bCs/>
         </w:rPr>
         <w:t xml:space="preserve">Strings</w:t>
       </w:r>
@@ -3774,8 +3832,8 @@
       </w:pPr>
       <w:r>
         <w:rPr>
+          <w:bCs/>
           <w:b/>
-          <w:bCs/>
         </w:rPr>
         <w:t xml:space="preserve">Starting a program</w:t>
       </w:r>
@@ -3923,8 +3981,8 @@
         <w:t xml:space="preserve">// a file: by its runner</w:t>
       </w:r>
     </w:p>
-    <w:bookmarkEnd w:id="37"/>
-    <w:bookmarkStart w:id="38" w:name="X0a53c701f88fdf6f7c7ea97f28ca21204deb07c"/>
+    <w:bookmarkEnd w:id="39"/>
+    <w:bookmarkStart w:id="40" w:name="X0a53c701f88fdf6f7c7ea97f28ca21204deb07c"/>
     <w:p>
       <w:pPr>
         <w:pStyle w:val="Heading2"/>
@@ -4024,8 +4082,8 @@
       </w:pPr>
       <w:r>
         <w:rPr>
+          <w:bCs/>
           <w:b/>
-          <w:bCs/>
         </w:rPr>
         <w:t xml:space="preserve">A window, a label, a button:</w:t>
       </w:r>
@@ -5151,8 +5209,8 @@
       </w:pPr>
       <w:r>
         <w:rPr>
+          <w:bCs/>
           <w:b/>
-          <w:bCs/>
         </w:rPr>
         <w:t xml:space="preserve">Dialogs</w:t>
       </w:r>
@@ -5594,8 +5652,8 @@
       </w:pPr>
       <w:r>
         <w:rPr>
+          <w:bCs/>
           <w:b/>
-          <w:bCs/>
         </w:rPr>
         <w:t xml:space="preserve">The theme</w:t>
       </w:r>
@@ -5660,8 +5718,8 @@
       </w:pPr>
       <w:r>
         <w:rPr>
+          <w:bCs/>
           <w:b/>
-          <w:bCs/>
         </w:rPr>
         <w:t xml:space="preserve">Without C++</w:t>
       </w:r>
@@ -6348,22 +6406,22 @@
       </w:r>
       <w:r>
         <w:rPr>
+          <w:iCs/>
           <w:i/>
+        </w:rPr>
+        <w:t xml:space="preserve">or a</w:t>
+      </w:r>
+      <w:r>
+        <w:rPr>
           <w:iCs/>
-        </w:rPr>
-        <w:t xml:space="preserve">or a</w:t>
-      </w:r>
-      <w:r>
-        <w:rPr>
           <w:i/>
+        </w:rPr>
+        <w:t xml:space="preserve"> </w:t>
+      </w:r>
+      <w:r>
+        <w:rPr>
           <w:iCs/>
-        </w:rPr>
-        <w:t xml:space="preserve"> </w:t>
-      </w:r>
-      <w:r>
-        <w:rPr>
           <w:i/>
-          <w:iCs/>
         </w:rPr>
         <w:t xml:space="preserve">panel</w:t>
       </w:r>
@@ -6442,8 +6500,8 @@
       </w:pPr>
       <w:r>
         <w:rPr>
+          <w:bCs/>
           <w:b/>
-          <w:bCs/>
         </w:rPr>
         <w:t xml:space="preserve">An icon</w:t>
       </w:r>
@@ -6741,53 +6799,606 @@
       </w:pPr>
       <w:r>
         <w:rPr>
+          <w:bCs/>
           <w:b/>
-          <w:bCs/>
-        </w:rPr>
-        <w:t xml:space="preserve">A timer or polling</w:t>
-      </w:r>
-      <w:r>
-        <w:t xml:space="preserve">: derive from</w:t>
-      </w:r>
-      <w:r>
-        <w:t xml:space="preserve"> </w:t>
+        </w:rPr>
+        <w:t xml:space="preserve">A code editor</w:t>
+      </w:r>
+      <w:r>
+        <w:t xml:space="preserve"> </w:t>
+      </w:r>
+      <w:r>
+        <w:t xml:space="preserve">(</w:t>
       </w:r>
       <w:r>
         <w:rPr>
           <w:rStyle w:val="VerbatimChar"/>
         </w:rPr>
-        <w:t xml:space="preserve">Root</w:t>
-      </w:r>
-      <w:r>
-        <w:t xml:space="preserve"> </w:t>
-      </w:r>
-      <w:r>
-        <w:t xml:space="preserve">and override</w:t>
-      </w:r>
-      <w:r>
-        <w:t xml:space="preserve"> </w:t>
+        <w:t xml:space="preserve">uikit/codeedit.h</w:t>
+      </w:r>
+      <w:r>
+        <w:t xml:space="preserve">, 2026-10-06 — QBStudio's, made a widget of the kit for every program that</w:t>
+      </w:r>
+      <w:r>
+        <w:t xml:space="preserve"> </w:t>
+      </w:r>
+      <w:r>
+        <w:t xml:space="preserve">edits code: QBStudio, Turtle Quest): BASIC in a monospaced face with its colours, the line numbers, the</w:t>
+      </w:r>
+      <w:r>
+        <w:t xml:space="preserve"> </w:t>
+      </w:r>
+      <w:r>
+        <w:t xml:space="preserve">indentation's guides, a line lit (</w:t>
       </w:r>
       <w:r>
         <w:rPr>
           <w:rStyle w:val="VerbatimChar"/>
         </w:rPr>
-        <w:t xml:space="preserve">onTick ()</w:t>
-      </w:r>
-      <w:r>
-        <w:t xml:space="preserve"> </w:t>
-      </w:r>
-      <w:r>
-        <w:t xml:space="preserve">(called about 60 times a second).</w:t>
+        <w:t xml:space="preserve">hiLine</w:t>
+      </w:r>
+      <w:r>
+        <w:t xml:space="preserve">: an error's, a debugger's current line), the lines with a problem</w:t>
+      </w:r>
+      <w:r>
+        <w:t xml:space="preserve"> </w:t>
+      </w:r>
+      <w:r>
+        <w:t xml:space="preserve">marked, undo / redo, the clipboard, the completion, UTF-8 comments:</w:t>
       </w:r>
     </w:p>
-    <w:bookmarkEnd w:id="38"/>
-    <w:bookmarkStart w:id="39" w:name="X1c12e241ab2b4ebd18b32f840f751712082d5e1"/>
     <w:p>
       <w:pPr>
-        <w:pStyle w:val="Heading2"/>
+        <w:pStyle w:val="SourceCode"/>
       </w:pPr>
       <w:r>
-        <w:t xml:space="preserve">5. SystemKit — talking to the system and the other programs</w:t>
+        <w:rPr>
+          <w:rStyle w:val="NormalTok"/>
+        </w:rPr>
+        <w:t xml:space="preserve">CodeEdit </w:t>
+      </w:r>
+      <w:r>
+        <w:rPr>
+          <w:rStyle w:val="OperatorTok"/>
+        </w:rPr>
+        <w:t xml:space="preserve">*</w:t>
+      </w:r>
+      <w:r>
+        <w:rPr>
+          <w:rStyle w:val="NormalTok"/>
+        </w:rPr>
+        <w:t xml:space="preserve">ed </w:t>
+      </w:r>
+      <w:r>
+        <w:rPr>
+          <w:rStyle w:val="OperatorTok"/>
+        </w:rPr>
+        <w:t xml:space="preserve">=</w:t>
+      </w:r>
+      <w:r>
+        <w:rPr>
+          <w:rStyle w:val="NormalTok"/>
+        </w:rPr>
+        <w:t xml:space="preserve"> </w:t>
+      </w:r>
+      <w:r>
+        <w:rPr>
+          <w:rStyle w:val="KeywordTok"/>
+        </w:rPr>
+        <w:t xml:space="preserve">new</w:t>
+      </w:r>
+      <w:r>
+        <w:rPr>
+          <w:rStyle w:val="NormalTok"/>
+        </w:rPr>
+        <w:t xml:space="preserve"> CodeEdit </w:t>
+      </w:r>
+      <w:r>
+        <w:rPr>
+          <w:rStyle w:val="OperatorTok"/>
+        </w:rPr>
+        <w:t xml:space="preserve">(</w:t>
+      </w:r>
+      <w:r>
+        <w:rPr>
+          <w:rStyle w:val="DecValTok"/>
+        </w:rPr>
+        <w:t xml:space="preserve">10</w:t>
+      </w:r>
+      <w:r>
+        <w:rPr>
+          <w:rStyle w:val="OperatorTok"/>
+        </w:rPr>
+        <w:t xml:space="preserve">,</w:t>
+      </w:r>
+      <w:r>
+        <w:rPr>
+          <w:rStyle w:val="NormalTok"/>
+        </w:rPr>
+        <w:t xml:space="preserve"> </w:t>
+      </w:r>
+      <w:r>
+        <w:rPr>
+          <w:rStyle w:val="DecValTok"/>
+        </w:rPr>
+        <w:t xml:space="preserve">10</w:t>
+      </w:r>
+      <w:r>
+        <w:rPr>
+          <w:rStyle w:val="OperatorTok"/>
+        </w:rPr>
+        <w:t xml:space="preserve">,</w:t>
+      </w:r>
+      <w:r>
+        <w:rPr>
+          <w:rStyle w:val="NormalTok"/>
+        </w:rPr>
+        <w:t xml:space="preserve"> </w:t>
+      </w:r>
+      <w:r>
+        <w:rPr>
+          <w:rStyle w:val="DecValTok"/>
+        </w:rPr>
+        <w:t xml:space="preserve">400</w:t>
+      </w:r>
+      <w:r>
+        <w:rPr>
+          <w:rStyle w:val="OperatorTok"/>
+        </w:rPr>
+        <w:t xml:space="preserve">,</w:t>
+      </w:r>
+      <w:r>
+        <w:rPr>
+          <w:rStyle w:val="NormalTok"/>
+        </w:rPr>
+        <w:t xml:space="preserve"> </w:t>
+      </w:r>
+      <w:r>
+        <w:rPr>
+          <w:rStyle w:val="DecValTok"/>
+        </w:rPr>
+        <w:t xml:space="preserve">300</w:t>
+      </w:r>
+      <w:r>
+        <w:rPr>
+          <w:rStyle w:val="OperatorTok"/>
+        </w:rPr>
+        <w:t xml:space="preserve">);</w:t>
+      </w:r>
+      <w:r>
+        <w:br/>
+      </w:r>
+      <w:r>
+        <w:rPr>
+          <w:rStyle w:val="NormalTok"/>
+        </w:rPr>
+        <w:t xml:space="preserve">ed</w:t>
+      </w:r>
+      <w:r>
+        <w:rPr>
+          <w:rStyle w:val="OperatorTok"/>
+        </w:rPr>
+        <w:t xml:space="preserve">-&gt;</w:t>
+      </w:r>
+      <w:r>
+        <w:rPr>
+          <w:rStyle w:val="NormalTok"/>
+        </w:rPr>
+        <w:t xml:space="preserve">mono </w:t>
+      </w:r>
+      <w:r>
+        <w:rPr>
+          <w:rStyle w:val="OperatorTok"/>
+        </w:rPr>
+        <w:t xml:space="preserve">=</w:t>
+      </w:r>
+      <w:r>
+        <w:rPr>
+          <w:rStyle w:val="NormalTok"/>
+        </w:rPr>
+        <w:t xml:space="preserve"> myMonoFace</w:t>
+      </w:r>
+      <w:r>
+        <w:rPr>
+          <w:rStyle w:val="OperatorTok"/>
+        </w:rPr>
+        <w:t xml:space="preserve">;</w:t>
+      </w:r>
+      <w:r>
+        <w:rPr>
+          <w:rStyle w:val="NormalTok"/>
+        </w:rPr>
+        <w:t xml:space="preserve">                  </w:t>
+      </w:r>
+      <w:r>
+        <w:rPr>
+          <w:rStyle w:val="CommentTok"/>
+        </w:rPr>
+        <w:t xml:space="preserve">// (0: the UI's face)</w:t>
+      </w:r>
+      <w:r>
+        <w:br/>
+      </w:r>
+      <w:r>
+        <w:rPr>
+          <w:rStyle w:val="NormalTok"/>
+        </w:rPr>
+        <w:t xml:space="preserve">ed</w:t>
+      </w:r>
+      <w:r>
+        <w:rPr>
+          <w:rStyle w:val="OperatorTok"/>
+        </w:rPr>
+        <w:t xml:space="preserve">-&gt;</w:t>
+      </w:r>
+      <w:r>
+        <w:rPr>
+          <w:rStyle w:val="NormalTok"/>
+        </w:rPr>
+        <w:t xml:space="preserve">isKeyword </w:t>
+      </w:r>
+      <w:r>
+        <w:rPr>
+          <w:rStyle w:val="OperatorTok"/>
+        </w:rPr>
+        <w:t xml:space="preserve">=</w:t>
+      </w:r>
+      <w:r>
+        <w:rPr>
+          <w:rStyle w:val="NormalTok"/>
+        </w:rPr>
+        <w:t xml:space="preserve"> is_basic_word</w:t>
+      </w:r>
+      <w:r>
+        <w:rPr>
+          <w:rStyle w:val="OperatorTok"/>
+        </w:rPr>
+        <w:t xml:space="preserve">;</w:t>
+      </w:r>
+      <w:r>
+        <w:rPr>
+          <w:rStyle w:val="NormalTok"/>
+        </w:rPr>
+        <w:t xml:space="preserve">          </w:t>
+      </w:r>
+      <w:r>
+        <w:rPr>
+          <w:rStyle w:val="CommentTok"/>
+        </w:rPr>
+        <w:t xml:space="preserve">// bool (const char *w, int n): the words coloured and put in capitals</w:t>
+      </w:r>
+      <w:r>
+        <w:br/>
+      </w:r>
+      <w:r>
+        <w:rPr>
+          <w:rStyle w:val="NormalTok"/>
+        </w:rPr>
+        <w:t xml:space="preserve">ed</w:t>
+      </w:r>
+      <w:r>
+        <w:rPr>
+          <w:rStyle w:val="OperatorTok"/>
+        </w:rPr>
+        <w:t xml:space="preserve">-&gt;</w:t>
+      </w:r>
+      <w:r>
+        <w:rPr>
+          <w:rStyle w:val="NormalTok"/>
+        </w:rPr>
+        <w:t xml:space="preserve">setText </w:t>
+      </w:r>
+      <w:r>
+        <w:rPr>
+          <w:rStyle w:val="OperatorTok"/>
+        </w:rPr>
+        <w:t xml:space="preserve">(</w:t>
+      </w:r>
+      <w:r>
+        <w:rPr>
+          <w:rStyle w:val="StringTok"/>
+        </w:rPr>
+        <w:t xml:space="preserve">"FOR i = 1 TO 3</w:t>
+      </w:r>
+      <w:r>
+        <w:rPr>
+          <w:rStyle w:val="SpecialCharTok"/>
+        </w:rPr>
+        <w:t xml:space="preserve">\n</w:t>
+      </w:r>
+      <w:r>
+        <w:rPr>
+          <w:rStyle w:val="StringTok"/>
+        </w:rPr>
+        <w:t xml:space="preserve">  PRINT i</w:t>
+      </w:r>
+      <w:r>
+        <w:rPr>
+          <w:rStyle w:val="SpecialCharTok"/>
+        </w:rPr>
+        <w:t xml:space="preserve">\n</w:t>
+      </w:r>
+      <w:r>
+        <w:rPr>
+          <w:rStyle w:val="StringTok"/>
+        </w:rPr>
+        <w:t xml:space="preserve">NEXT</w:t>
+      </w:r>
+      <w:r>
+        <w:rPr>
+          <w:rStyle w:val="SpecialCharTok"/>
+        </w:rPr>
+        <w:t xml:space="preserve">\n</w:t>
+      </w:r>
+      <w:r>
+        <w:rPr>
+          <w:rStyle w:val="StringTok"/>
+        </w:rPr>
+        <w:t xml:space="preserve">"</w:t>
+      </w:r>
+      <w:r>
+        <w:rPr>
+          <w:rStyle w:val="OperatorTok"/>
+        </w:rPr>
+        <w:t xml:space="preserve">);</w:t>
+      </w:r>
+      <w:r>
+        <w:br/>
+      </w:r>
+      <w:r>
+        <w:rPr>
+          <w:rStyle w:val="NormalTok"/>
+        </w:rPr>
+        <w:t xml:space="preserve">ed</w:t>
+      </w:r>
+      <w:r>
+        <w:rPr>
+          <w:rStyle w:val="OperatorTok"/>
+        </w:rPr>
+        <w:t xml:space="preserve">-&gt;</w:t>
+      </w:r>
+      <w:r>
+        <w:rPr>
+          <w:rStyle w:val="NormalTok"/>
+        </w:rPr>
+        <w:t xml:space="preserve">onChange </w:t>
+      </w:r>
+      <w:r>
+        <w:rPr>
+          <w:rStyle w:val="OperatorTok"/>
+        </w:rPr>
+        <w:t xml:space="preserve">=</w:t>
+      </w:r>
+      <w:r>
+        <w:rPr>
+          <w:rStyle w:val="NormalTok"/>
+        </w:rPr>
+        <w:t xml:space="preserve"> changed</w:t>
+      </w:r>
+      <w:r>
+        <w:rPr>
+          <w:rStyle w:val="OperatorTok"/>
+        </w:rPr>
+        <w:t xml:space="preserve">;</w:t>
+      </w:r>
+      <w:r>
+        <w:rPr>
+          <w:rStyle w:val="NormalTok"/>
+        </w:rPr>
+        <w:t xml:space="preserve">                 </w:t>
+      </w:r>
+      <w:r>
+        <w:rPr>
+          <w:rStyle w:val="CommentTok"/>
+        </w:rPr>
+        <w:t xml:space="preserve">// Action: the text changed</w:t>
+      </w:r>
+      <w:r>
+        <w:br/>
+      </w:r>
+      <w:r>
+        <w:rPr>
+          <w:rStyle w:val="NormalTok"/>
+        </w:rPr>
+        <w:t xml:space="preserve">root</w:t>
+      </w:r>
+      <w:r>
+        <w:rPr>
+          <w:rStyle w:val="OperatorTok"/>
+        </w:rPr>
+        <w:t xml:space="preserve">.</w:t>
+      </w:r>
+      <w:r>
+        <w:rPr>
+          <w:rStyle w:val="NormalTok"/>
+        </w:rPr>
+        <w:t xml:space="preserve">addChild </w:t>
+      </w:r>
+      <w:r>
+        <w:rPr>
+          <w:rStyle w:val="OperatorTok"/>
+        </w:rPr>
+        <w:t xml:space="preserve">(</w:t>
+      </w:r>
+      <w:r>
+        <w:rPr>
+          <w:rStyle w:val="NormalTok"/>
+        </w:rPr>
+        <w:t xml:space="preserve">ed</w:t>
+      </w:r>
+      <w:r>
+        <w:rPr>
+          <w:rStyle w:val="OperatorTok"/>
+        </w:rPr>
+        <w:t xml:space="preserve">);</w:t>
+      </w:r>
+      <w:r>
+        <w:br/>
+      </w:r>
+      <w:r>
+        <w:rPr>
+          <w:rStyle w:val="NormalTok"/>
+        </w:rPr>
+        <w:t xml:space="preserve">ed</w:t>
+      </w:r>
+      <w:r>
+        <w:rPr>
+          <w:rStyle w:val="OperatorTok"/>
+        </w:rPr>
+        <w:t xml:space="preserve">-&gt;</w:t>
+      </w:r>
+      <w:r>
+        <w:rPr>
+          <w:rStyle w:val="NormalTok"/>
+        </w:rPr>
+        <w:t xml:space="preserve">hiLine </w:t>
+      </w:r>
+      <w:r>
+        <w:rPr>
+          <w:rStyle w:val="OperatorTok"/>
+        </w:rPr>
+        <w:t xml:space="preserve">=</w:t>
+      </w:r>
+      <w:r>
+        <w:rPr>
+          <w:rStyle w:val="NormalTok"/>
+        </w:rPr>
+        <w:t xml:space="preserve"> </w:t>
+      </w:r>
+      <w:r>
+        <w:rPr>
+          <w:rStyle w:val="DecValTok"/>
+        </w:rPr>
+        <w:t xml:space="preserve">2</w:t>
+      </w:r>
+      <w:r>
+        <w:rPr>
+          <w:rStyle w:val="OperatorTok"/>
+        </w:rPr>
+        <w:t xml:space="preserve">;</w:t>
+      </w:r>
+      <w:r>
+        <w:rPr>
+          <w:rStyle w:val="NormalTok"/>
+        </w:rPr>
+        <w:t xml:space="preserve"> ed</w:t>
+      </w:r>
+      <w:r>
+        <w:rPr>
+          <w:rStyle w:val="OperatorTok"/>
+        </w:rPr>
+        <w:t xml:space="preserve">-&gt;</w:t>
+      </w:r>
+      <w:r>
+        <w:rPr>
+          <w:rStyle w:val="NormalTok"/>
+        </w:rPr>
+        <w:t xml:space="preserve">showLine </w:t>
+      </w:r>
+      <w:r>
+        <w:rPr>
+          <w:rStyle w:val="OperatorTok"/>
+        </w:rPr>
+        <w:t xml:space="preserve">(</w:t>
+      </w:r>
+      <w:r>
+        <w:rPr>
+          <w:rStyle w:val="DecValTok"/>
+        </w:rPr>
+        <w:t xml:space="preserve">1</w:t>
+      </w:r>
+      <w:r>
+        <w:rPr>
+          <w:rStyle w:val="OperatorTok"/>
+        </w:rPr>
+        <w:t xml:space="preserve">);</w:t>
+      </w:r>
+      <w:r>
+        <w:rPr>
+          <w:rStyle w:val="NormalTok"/>
+        </w:rPr>
+        <w:t xml:space="preserve">       </w:t>
+      </w:r>
+      <w:r>
+        <w:rPr>
+          <w:rStyle w:val="CommentTok"/>
+        </w:rPr>
+        <w:t xml:space="preserve">// line 2 lit and shown (hiLine 1-based, showLine 0-based)</w:t>
+      </w:r>
+      <w:r>
+        <w:br/>
+      </w:r>
+      <w:r>
+        <w:rPr>
+          <w:rStyle w:val="NormalTok"/>
+        </w:rPr>
+        <w:t xml:space="preserve">ed</w:t>
+      </w:r>
+      <w:r>
+        <w:rPr>
+          <w:rStyle w:val="OperatorTok"/>
+        </w:rPr>
+        <w:t xml:space="preserve">-&gt;</w:t>
+      </w:r>
+      <w:r>
+        <w:rPr>
+          <w:rStyle w:val="NormalTok"/>
+        </w:rPr>
+        <w:t xml:space="preserve">clearMarks </w:t>
+      </w:r>
+      <w:r>
+        <w:rPr>
+          <w:rStyle w:val="OperatorTok"/>
+        </w:rPr>
+        <w:t xml:space="preserve">();</w:t>
+      </w:r>
+      <w:r>
+        <w:rPr>
+          <w:rStyle w:val="NormalTok"/>
+        </w:rPr>
+        <w:t xml:space="preserve"> ed</w:t>
+      </w:r>
+      <w:r>
+        <w:rPr>
+          <w:rStyle w:val="OperatorTok"/>
+        </w:rPr>
+        <w:t xml:space="preserve">-&gt;</w:t>
+      </w:r>
+      <w:r>
+        <w:rPr>
+          <w:rStyle w:val="NormalTok"/>
+        </w:rPr>
+        <w:t xml:space="preserve">addMark </w:t>
+      </w:r>
+      <w:r>
+        <w:rPr>
+          <w:rStyle w:val="OperatorTok"/>
+        </w:rPr>
+        <w:t xml:space="preserve">(</w:t>
+      </w:r>
+      <w:r>
+        <w:rPr>
+          <w:rStyle w:val="DecValTok"/>
+        </w:rPr>
+        <w:t xml:space="preserve">3</w:t>
+      </w:r>
+      <w:r>
+        <w:rPr>
+          <w:rStyle w:val="OperatorTok"/>
+        </w:rPr>
+        <w:t xml:space="preserve">);</w:t>
+      </w:r>
+      <w:r>
+        <w:rPr>
+          <w:rStyle w:val="NormalTok"/>
+        </w:rPr>
+        <w:t xml:space="preserve">     </w:t>
+      </w:r>
+      <w:r>
+        <w:rPr>
+          <w:rStyle w:val="CommentTok"/>
+        </w:rPr>
+        <w:t xml:space="preserve">// line 3 has a problem</w:t>
       </w:r>
     </w:p>
     <w:p>
@@ -6795,31 +7406,31 @@
         <w:pStyle w:val="FirstParagraph"/>
       </w:pPr>
       <w:r>
+        <w:t xml:space="preserve">The completion: set</w:t>
+      </w:r>
+      <w:r>
+        <w:t xml:space="preserve"> </w:t>
+      </w:r>
+      <w:r>
         <w:rPr>
           <w:rStyle w:val="VerbatimChar"/>
         </w:rPr>
-        <w:t xml:space="preserve">#include "systemkit/systemkit.h"</w:t>
-      </w:r>
-      <w:r>
-        <w:t xml:space="preserve"> </w:t>
-      </w:r>
-      <w:r>
-        <w:t xml:space="preserve">— link</w:t>
-      </w:r>
-      <w:r>
-        <w:t xml:space="preserve"> </w:t>
+        <w:t xml:space="preserve">complete</w:t>
+      </w:r>
+      <w:r>
+        <w:t xml:space="preserve"> </w:t>
+      </w:r>
+      <w:r>
+        <w:t xml:space="preserve">(</w:t>
       </w:r>
       <w:r>
         <w:rPr>
           <w:rStyle w:val="VerbatimChar"/>
         </w:rPr>
-        <w:t xml:space="preserve">lib/systemkit.imp.a</w:t>
-      </w:r>
-      <w:r>
-        <w:t xml:space="preserve"> </w:t>
-      </w:r>
-      <w:r>
-        <w:t xml:space="preserve">(C++) or</w:t>
+        <w:t xml:space="preserve">void (CodeEdit &amp;, const char *object)</w:t>
+      </w:r>
+      <w:r>
+        <w:t xml:space="preserve">), which calls</w:t>
       </w:r>
       <w:r>
         <w:t xml:space="preserve"> </w:t>
@@ -6828,25 +7439,43 @@
         <w:rPr>
           <w:rStyle w:val="VerbatimChar"/>
         </w:rPr>
-        <w:t xml:space="preserve">lib/systemkit.imp_c.a</w:t>
-      </w:r>
-      <w:r>
-        <w:t xml:space="preserve"> </w:t>
-      </w:r>
-      <w:r>
-        <w:t xml:space="preserve">(C).</w:t>
-      </w:r>
-      <w:r>
-        <w:t xml:space="preserve"> </w:t>
-      </w:r>
-      <w:r>
-        <w:t xml:space="preserve">The one header brings every subject below (a C program gets those written in C: notifications,</w:t>
-      </w:r>
-      <w:r>
-        <w:t xml:space="preserve"> </w:t>
-      </w:r>
-      <w:r>
-        <w:t xml:space="preserve">volume, preload list, the applets' protocol).</w:t>
+        <w:t xml:space="preserve">ed.addCompletion (name, kind, detail)</w:t>
+      </w:r>
+      <w:r>
+        <w:t xml:space="preserve"> </w:t>
+      </w:r>
+      <w:r>
+        <w:t xml:space="preserve">for each item offered after</w:t>
+      </w:r>
+      <w:r>
+        <w:t xml:space="preserve"> </w:t>
+      </w:r>
+      <w:r>
+        <w:rPr>
+          <w:rStyle w:val="VerbatimChar"/>
+        </w:rPr>
+        <w:t xml:space="preserve">object.</w:t>
+      </w:r>
+      <w:r>
+        <w:t xml:space="preserve"> </w:t>
+      </w:r>
+      <w:r>
+        <w:t xml:space="preserve">(or Ctrl+Space:</w:t>
+      </w:r>
+      <w:r>
+        <w:t xml:space="preserve"> </w:t>
+      </w:r>
+      <w:r>
+        <w:rPr>
+          <w:rStyle w:val="VerbatimChar"/>
+        </w:rPr>
+        <w:t xml:space="preserve">object</w:t>
+      </w:r>
+      <w:r>
+        <w:t xml:space="preserve"> </w:t>
+      </w:r>
+      <w:r>
+        <w:t xml:space="preserve">empty).</w:t>
       </w:r>
     </w:p>
     <w:p>
@@ -6855,8 +7484,122 @@
       </w:pPr>
       <w:r>
         <w:rPr>
+          <w:bCs/>
           <w:b/>
+        </w:rPr>
+        <w:t xml:space="preserve">A timer or polling</w:t>
+      </w:r>
+      <w:r>
+        <w:t xml:space="preserve">: derive from</w:t>
+      </w:r>
+      <w:r>
+        <w:t xml:space="preserve"> </w:t>
+      </w:r>
+      <w:r>
+        <w:rPr>
+          <w:rStyle w:val="VerbatimChar"/>
+        </w:rPr>
+        <w:t xml:space="preserve">Root</w:t>
+      </w:r>
+      <w:r>
+        <w:t xml:space="preserve"> </w:t>
+      </w:r>
+      <w:r>
+        <w:t xml:space="preserve">and override</w:t>
+      </w:r>
+      <w:r>
+        <w:t xml:space="preserve"> </w:t>
+      </w:r>
+      <w:r>
+        <w:rPr>
+          <w:rStyle w:val="VerbatimChar"/>
+        </w:rPr>
+        <w:t xml:space="preserve">onTick ()</w:t>
+      </w:r>
+      <w:r>
+        <w:t xml:space="preserve"> </w:t>
+      </w:r>
+      <w:r>
+        <w:t xml:space="preserve">(called about 60 times a second).</w:t>
+      </w:r>
+    </w:p>
+    <w:bookmarkEnd w:id="40"/>
+    <w:bookmarkStart w:id="41" w:name="X1c12e241ab2b4ebd18b32f840f751712082d5e1"/>
+    <w:p>
+      <w:pPr>
+        <w:pStyle w:val="Heading2"/>
+      </w:pPr>
+      <w:r>
+        <w:t xml:space="preserve">5. SystemKit — talking to the system and the other programs</w:t>
+      </w:r>
+    </w:p>
+    <w:p>
+      <w:pPr>
+        <w:pStyle w:val="FirstParagraph"/>
+      </w:pPr>
+      <w:r>
+        <w:rPr>
+          <w:rStyle w:val="VerbatimChar"/>
+        </w:rPr>
+        <w:t xml:space="preserve">#include "systemkit/systemkit.h"</w:t>
+      </w:r>
+      <w:r>
+        <w:t xml:space="preserve"> </w:t>
+      </w:r>
+      <w:r>
+        <w:t xml:space="preserve">— link</w:t>
+      </w:r>
+      <w:r>
+        <w:t xml:space="preserve"> </w:t>
+      </w:r>
+      <w:r>
+        <w:rPr>
+          <w:rStyle w:val="VerbatimChar"/>
+        </w:rPr>
+        <w:t xml:space="preserve">lib/systemkit.imp.a</w:t>
+      </w:r>
+      <w:r>
+        <w:t xml:space="preserve"> </w:t>
+      </w:r>
+      <w:r>
+        <w:t xml:space="preserve">(C++) or</w:t>
+      </w:r>
+      <w:r>
+        <w:t xml:space="preserve"> </w:t>
+      </w:r>
+      <w:r>
+        <w:rPr>
+          <w:rStyle w:val="VerbatimChar"/>
+        </w:rPr>
+        <w:t xml:space="preserve">lib/systemkit.imp_c.a</w:t>
+      </w:r>
+      <w:r>
+        <w:t xml:space="preserve"> </w:t>
+      </w:r>
+      <w:r>
+        <w:t xml:space="preserve">(C).</w:t>
+      </w:r>
+      <w:r>
+        <w:t xml:space="preserve"> </w:t>
+      </w:r>
+      <w:r>
+        <w:t xml:space="preserve">The one header brings every subject below (a C program gets those written in C: notifications,</w:t>
+      </w:r>
+      <w:r>
+        <w:t xml:space="preserve"> </w:t>
+      </w:r>
+      <w:r>
+        <w:t xml:space="preserve">volume, preload list, the applets' protocol).</w:t>
+      </w:r>
+    </w:p>
+    <w:p>
+      <w:pPr>
+        <w:pStyle w:val="BodyText"/>
+      </w:pPr>
+      <w:r>
+        <w:rPr>
           <w:bCs/>
+          <w:b/>
         </w:rPr>
         <w:t xml:space="preserve">A notification</w:t>
       </w:r>
@@ -7016,8 +7759,8 @@
       </w:pPr>
       <w:r>
         <w:rPr>
+          <w:bCs/>
           <w:b/>
-          <w:bCs/>
         </w:rPr>
         <w:t xml:space="preserve">The clipboard</w:t>
       </w:r>
@@ -7453,8 +8196,8 @@
       </w:pPr>
       <w:r>
         <w:rPr>
+          <w:bCs/>
           <w:b/>
-          <w:bCs/>
         </w:rPr>
         <w:t xml:space="preserve">The trash</w:t>
       </w:r>
@@ -7623,8 +8366,8 @@
       </w:pPr>
       <w:r>
         <w:rPr>
+          <w:bCs/>
           <w:b/>
-          <w:bCs/>
         </w:rPr>
         <w:t xml:space="preserve">Opening a file with the right application</w:t>
       </w:r>
@@ -7850,8 +8593,8 @@
       </w:pPr>
       <w:r>
         <w:rPr>
+          <w:bCs/>
           <w:b/>
-          <w:bCs/>
         </w:rPr>
         <w:t xml:space="preserve">The volume, the wallpaper, the dock</w:t>
       </w:r>
@@ -8067,6 +8810,7 @@
         <w:tblStyle w:val="Table"/>
         <w:tblW w:type="auto" w:w="0"/>
         <w:tblLook w:firstRow="1" w:lastRow="0" w:firstColumn="0" w:lastColumn="0" w:noHBand="0" w:noVBand="0" w:val="0020"/>
+        <w:jc w:val="start"/>
       </w:tblPr>
       <w:tblGrid>
         <w:gridCol w:w="3960"/>
@@ -8074,13 +8818,14 @@
       </w:tblGrid>
       <w:tr>
         <w:trPr>
-          <w:tblHeader w:val="on"/>
+          <w:tblHeader w:val="true"/>
         </w:trPr>
         <w:tc>
           <w:tcPr/>
           <w:p>
             <w:pPr>
               <w:pStyle w:val="Compact"/>
+              <w:jc w:val="left"/>
             </w:pPr>
             <w:r>
               <w:t xml:space="preserve">Its part (a header of its own, beside</w:t>
@@ -8104,6 +8849,7 @@
           <w:p>
             <w:pPr>
               <w:pStyle w:val="Compact"/>
+              <w:jc w:val="left"/>
             </w:pPr>
             <w:r>
               <w:t xml:space="preserve">Subject</w:t>
@@ -8117,6 +8863,7 @@
           <w:p>
             <w:pPr>
               <w:pStyle w:val="Compact"/>
+              <w:jc w:val="left"/>
             </w:pPr>
             <w:r>
               <w:rPr>
@@ -8131,6 +8878,7 @@
           <w:p>
             <w:pPr>
               <w:pStyle w:val="Compact"/>
+              <w:jc w:val="left"/>
             </w:pPr>
             <w:r>
               <w:t xml:space="preserve">Notifications</w:t>
@@ -8144,6 +8892,7 @@
           <w:p>
             <w:pPr>
               <w:pStyle w:val="Compact"/>
+              <w:jc w:val="left"/>
             </w:pPr>
             <w:r>
               <w:rPr>
@@ -8173,6 +8922,7 @@
           <w:p>
             <w:pPr>
               <w:pStyle w:val="Compact"/>
+              <w:jc w:val="left"/>
             </w:pPr>
             <w:r>
               <w:t xml:space="preserve">The clipboard</w:t>
@@ -8186,6 +8936,7 @@
           <w:p>
             <w:pPr>
               <w:pStyle w:val="Compact"/>
+              <w:jc w:val="left"/>
             </w:pPr>
             <w:r>
               <w:rPr>
@@ -8200,6 +8951,7 @@
           <w:p>
             <w:pPr>
               <w:pStyle w:val="Compact"/>
+              <w:jc w:val="left"/>
             </w:pPr>
             <w:r>
               <w:t xml:space="preserve">The trash</w:t>
@@ -8213,6 +8965,7 @@
           <w:p>
             <w:pPr>
               <w:pStyle w:val="Compact"/>
+              <w:jc w:val="left"/>
             </w:pPr>
             <w:r>
               <w:rPr>
@@ -8227,6 +8980,7 @@
           <w:p>
             <w:pPr>
               <w:pStyle w:val="Compact"/>
+              <w:jc w:val="left"/>
             </w:pPr>
             <w:r>
               <w:t xml:space="preserve">Which application opens which file</w:t>
@@ -8240,6 +8994,7 @@
           <w:p>
             <w:pPr>
               <w:pStyle w:val="Compact"/>
+              <w:jc w:val="left"/>
             </w:pPr>
             <w:r>
               <w:rPr>
@@ -8254,6 +9009,7 @@
           <w:p>
             <w:pPr>
               <w:pStyle w:val="Compact"/>
+              <w:jc w:val="left"/>
             </w:pPr>
             <w:r>
               <w:t xml:space="preserve">The master volume, the output, each program's volume</w:t>
@@ -8267,6 +9023,7 @@
           <w:p>
             <w:pPr>
               <w:pStyle w:val="Compact"/>
+              <w:jc w:val="left"/>
             </w:pPr>
             <w:r>
               <w:rPr>
@@ -8281,6 +9038,7 @@
           <w:p>
             <w:pPr>
               <w:pStyle w:val="Compact"/>
+              <w:jc w:val="left"/>
             </w:pPr>
             <w:r>
               <w:t xml:space="preserve">The wallpaper's settings and its painter</w:t>
@@ -8294,6 +9052,7 @@
           <w:p>
             <w:pPr>
               <w:pStyle w:val="Compact"/>
+              <w:jc w:val="left"/>
             </w:pPr>
             <w:r>
               <w:rPr>
@@ -8308,6 +9067,7 @@
           <w:p>
             <w:pPr>
               <w:pStyle w:val="Compact"/>
+              <w:jc w:val="left"/>
             </w:pPr>
             <w:r>
               <w:t xml:space="preserve">The dock's settings</w:t>
@@ -8321,6 +9081,7 @@
           <w:p>
             <w:pPr>
               <w:pStyle w:val="Compact"/>
+              <w:jc w:val="left"/>
             </w:pPr>
             <w:r>
               <w:rPr>
@@ -8335,6 +9096,7 @@
           <w:p>
             <w:pPr>
               <w:pStyle w:val="Compact"/>
+              <w:jc w:val="left"/>
             </w:pPr>
             <w:r>
               <w:t xml:space="preserve">The programs loaded ahead at boot</w:t>
@@ -8348,6 +9110,7 @@
           <w:p>
             <w:pPr>
               <w:pStyle w:val="Compact"/>
+              <w:jc w:val="left"/>
             </w:pPr>
             <w:r>
               <w:rPr>
@@ -8362,6 +9125,7 @@
           <w:p>
             <w:pPr>
               <w:pStyle w:val="Compact"/>
+              <w:jc w:val="left"/>
             </w:pPr>
             <w:r>
               <w:t xml:space="preserve">A settings applet shown inside the Control Panel</w:t>
@@ -8370,8 +9134,8 @@
         </w:tc>
       </w:tr>
     </w:tbl>
-    <w:bookmarkEnd w:id="39"/>
-    <w:bookmarkStart w:id="40" w:name="X21c5dfbcb5a69cd5c428264b88180cd193f70a2"/>
+    <w:bookmarkEnd w:id="41"/>
+    <w:bookmarkStart w:id="42" w:name="X21c5dfbcb5a69cd5c428264b88180cd193f70a2"/>
     <w:p>
       <w:pPr>
         <w:pStyle w:val="Heading2"/>
@@ -8460,8 +9224,8 @@
       </w:pPr>
       <w:r>
         <w:rPr>
+          <w:bCs/>
           <w:b/>
-          <w:bCs/>
         </w:rPr>
         <w:t xml:space="preserve">A page fetched</w:t>
       </w:r>
@@ -9044,8 +9808,8 @@
       </w:pPr>
       <w:r>
         <w:rPr>
+          <w:bCs/>
           <w:b/>
-          <w:bCs/>
         </w:rPr>
         <w:t xml:space="preserve">A web API</w:t>
       </w:r>
@@ -9412,8 +10176,8 @@
       </w:pPr>
       <w:r>
         <w:rPr>
+          <w:bCs/>
           <w:b/>
-          <w:bCs/>
         </w:rPr>
         <w:t xml:space="preserve">An FTP server as a volume</w:t>
       </w:r>
@@ -9704,8 +10468,8 @@
         <w:t xml:space="preserve">them belong.</w:t>
       </w:r>
     </w:p>
-    <w:bookmarkEnd w:id="40"/>
-    <w:bookmarkStart w:id="41" w:name="X491a56bd334c8c4c777570fe8bd846c18e7eccb"/>
+    <w:bookmarkEnd w:id="42"/>
+    <w:bookmarkStart w:id="43" w:name="X491a56bd334c8c4c777570fe8bd846c18e7eccb"/>
     <w:p>
       <w:pPr>
         <w:pStyle w:val="Heading2"/>
@@ -9749,8 +10513,8 @@
       </w:pPr>
       <w:r>
         <w:rPr>
+          <w:bCs/>
           <w:b/>
-          <w:bCs/>
         </w:rPr>
         <w:t xml:space="preserve">A whole file, read and written:</w:t>
       </w:r>
@@ -10072,8 +10836,8 @@
       </w:pPr>
       <w:r>
         <w:rPr>
+          <w:bCs/>
           <w:b/>
-          <w:bCs/>
         </w:rPr>
         <w:t xml:space="preserve">Folders and paths:</w:t>
       </w:r>
@@ -10479,8 +11243,8 @@
       </w:pPr>
       <w:r>
         <w:rPr>
+          <w:bCs/>
           <w:b/>
-          <w:bCs/>
         </w:rPr>
         <w:t xml:space="preserve">A ZIP archive, read:</w:t>
       </w:r>
@@ -11051,8 +11815,8 @@
       </w:pPr>
       <w:r>
         <w:rPr>
+          <w:bCs/>
           <w:b/>
-          <w:bCs/>
         </w:rPr>
         <w:t xml:space="preserve">A ZIP archive, written:</w:t>
       </w:r>
@@ -11316,8 +12080,8 @@
         <w:t xml:space="preserve">) instead of keeping its own list.</w:t>
       </w:r>
     </w:p>
-    <w:bookmarkEnd w:id="41"/>
-    <w:bookmarkStart w:id="42" w:name="Xf777c6178c1b7acc606d863a1dc288d7a0b8399"/>
+    <w:bookmarkEnd w:id="43"/>
+    <w:bookmarkStart w:id="44" w:name="Xf777c6178c1b7acc606d863a1dc288d7a0b8399"/>
     <w:p>
       <w:pPr>
         <w:pStyle w:val="Heading2"/>
@@ -11375,8 +12139,8 @@
       </w:pPr>
       <w:r>
         <w:rPr>
+          <w:bCs/>
           <w:b/>
-          <w:bCs/>
         </w:rPr>
         <w:t xml:space="preserve">A picture read, turned, saved in another format:</w:t>
       </w:r>
@@ -11848,8 +12612,8 @@
       </w:pPr>
       <w:r>
         <w:rPr>
+          <w:bCs/>
           <w:b/>
-          <w:bCs/>
         </w:rPr>
         <w:t xml:space="preserve">Pixels of the program's own, saved:</w:t>
       </w:r>
@@ -12039,8 +12803,8 @@
       </w:pPr>
       <w:r>
         <w:rPr>
+          <w:bCs/>
           <w:b/>
-          <w:bCs/>
         </w:rPr>
         <w:t xml:space="preserve">The formats, asked</w:t>
       </w:r>
@@ -12181,8 +12945,8 @@
         <w:t xml:space="preserve">same header.</w:t>
       </w:r>
     </w:p>
-    <w:bookmarkEnd w:id="42"/>
-    <w:bookmarkStart w:id="43" w:name="X5d555d25266128ff4d9fa5481cdbbe513b622de"/>
+    <w:bookmarkEnd w:id="44"/>
+    <w:bookmarkStart w:id="45" w:name="X5d555d25266128ff4d9fa5481cdbbe513b622de"/>
     <w:p>
       <w:pPr>
         <w:pStyle w:val="Heading2"/>
@@ -12240,8 +13004,8 @@
       </w:pPr>
       <w:r>
         <w:rPr>
+          <w:bCs/>
           <w:b/>
-          <w:bCs/>
         </w:rPr>
         <w:t xml:space="preserve">A sound file</w:t>
       </w:r>
@@ -12458,8 +13222,8 @@
       </w:pPr>
       <w:r>
         <w:rPr>
+          <w:bCs/>
           <w:b/>
-          <w:bCs/>
         </w:rPr>
         <w:t xml:space="preserve">Notes</w:t>
       </w:r>
@@ -12625,8 +13389,8 @@
       </w:pPr>
       <w:r>
         <w:rPr>
+          <w:bCs/>
           <w:b/>
-          <w:bCs/>
         </w:rPr>
         <w:t xml:space="preserve">A sound effect</w:t>
       </w:r>
@@ -12792,8 +13556,8 @@
       </w:pPr>
       <w:r>
         <w:rPr>
+          <w:bCs/>
           <w:b/>
-          <w:bCs/>
         </w:rPr>
         <w:t xml:space="preserve">The program's own samples</w:t>
       </w:r>
@@ -13076,8 +13840,8 @@
         <w:t xml:space="preserve">}</w:t>
       </w:r>
     </w:p>
-    <w:bookmarkEnd w:id="43"/>
-    <w:bookmarkStart w:id="44" w:name="Xfe4ab0ec0802ddea0ccd1e2aa45325e2067bf65"/>
+    <w:bookmarkEnd w:id="45"/>
+    <w:bookmarkStart w:id="46" w:name="Xfe4ab0ec0802ddea0ccd1e2aa45325e2067bf65"/>
     <w:p>
       <w:pPr>
         <w:pStyle w:val="Heading2"/>
@@ -13153,8 +13917,8 @@
       </w:pPr>
       <w:r>
         <w:rPr>
+          <w:bCs/>
           <w:b/>
-          <w:bCs/>
         </w:rPr>
         <w:t xml:space="preserve">Anti-aliased text in a UIKit application</w:t>
       </w:r>
@@ -13599,8 +14363,8 @@
       </w:pPr>
       <w:r>
         <w:rPr>
+          <w:bCs/>
           <w:b/>
-          <w:bCs/>
         </w:rPr>
         <w:t xml:space="preserve">The font manager</w:t>
       </w:r>
@@ -14111,8 +14875,8 @@
         <w:t xml:space="preserve">// in 26.6 units</w:t>
       </w:r>
     </w:p>
-    <w:bookmarkEnd w:id="44"/>
-    <w:bookmarkStart w:id="45" w:name="Xc2f542cdd1b9794d820c6abd4ac9243886c7e6b"/>
+    <w:bookmarkEnd w:id="46"/>
+    <w:bookmarkStart w:id="47" w:name="Xc2f542cdd1b9794d820c6abd4ac9243886c7e6b"/>
     <w:p>
       <w:pPr>
         <w:pStyle w:val="Heading2"/>
@@ -15173,8 +15937,8 @@
         <w:t xml:space="preserve">).</w:t>
       </w:r>
     </w:p>
-    <w:bookmarkEnd w:id="45"/>
-    <w:bookmarkStart w:id="48" w:name="Xf452947779f3bd1a7569ef68ee5cf3beada5d88"/>
+    <w:bookmarkEnd w:id="47"/>
+    <w:bookmarkStart w:id="50" w:name="Xf452947779f3bd1a7569ef68ee5cf3beada5d88"/>
     <w:p>
       <w:pPr>
         <w:pStyle w:val="Heading2"/>
@@ -15189,8 +15953,8 @@
       </w:pPr>
       <w:r>
         <w:rPr>
+          <w:bCs/>
           <w:b/>
-          <w:bCs/>
         </w:rPr>
         <w:t xml:space="preserve">Before writing a helper, look for it in the kits.</w:t>
       </w:r>
@@ -15207,7 +15971,7 @@
         <w:t xml:space="preserve">kit.</w:t>
       </w:r>
     </w:p>
-    <w:bookmarkStart w:id="46" w:name="adding-a-function-to-a-kit"/>
+    <w:bookmarkStart w:id="48" w:name="adding-a-function-to-a-kit"/>
     <w:p>
       <w:pPr>
         <w:pStyle w:val="Heading3"/>
@@ -15218,16 +15982,16 @@
     </w:p>
     <w:p>
       <w:pPr>
-        <w:pStyle w:val="Compact"/>
         <w:numPr>
           <w:ilvl w:val="0"/>
           <w:numId w:val="1003"/>
         </w:numPr>
+        <w:pStyle w:val="Compact"/>
       </w:pPr>
       <w:r>
         <w:rPr>
+          <w:bCs/>
           <w:b/>
-          <w:bCs/>
         </w:rPr>
         <w:t xml:space="preserve">Declare</w:t>
       </w:r>
@@ -15240,16 +16004,16 @@
     </w:p>
     <w:p>
       <w:pPr>
-        <w:pStyle w:val="Compact"/>
         <w:numPr>
           <w:ilvl w:val="0"/>
           <w:numId w:val="1003"/>
         </w:numPr>
+        <w:pStyle w:val="Compact"/>
       </w:pPr>
       <w:r>
         <w:rPr>
+          <w:bCs/>
           <w:b/>
-          <w:bCs/>
         </w:rPr>
         <w:t xml:space="preserve">Write its code</w:t>
       </w:r>
@@ -15289,16 +16053,16 @@
     </w:p>
     <w:p>
       <w:pPr>
-        <w:pStyle w:val="Compact"/>
         <w:numPr>
           <w:ilvl w:val="0"/>
           <w:numId w:val="1003"/>
         </w:numPr>
+        <w:pStyle w:val="Compact"/>
       </w:pPr>
       <w:r>
         <w:rPr>
+          <w:bCs/>
           <w:b/>
-          <w:bCs/>
         </w:rPr>
         <w:t xml:space="preserve">Build</w:t>
       </w:r>
@@ -15335,16 +16099,16 @@
     </w:p>
     <w:p>
       <w:pPr>
-        <w:pStyle w:val="Compact"/>
         <w:numPr>
           <w:ilvl w:val="0"/>
           <w:numId w:val="1003"/>
         </w:numPr>
+        <w:pStyle w:val="Compact"/>
       </w:pPr>
       <w:r>
         <w:rPr>
+          <w:bCs/>
           <w:b/>
-          <w:bCs/>
         </w:rPr>
         <w:t xml:space="preserve">Raise the package's version</w:t>
       </w:r>
@@ -15408,16 +16172,16 @@
     </w:p>
     <w:p>
       <w:pPr>
-        <w:pStyle w:val="Compact"/>
         <w:numPr>
           <w:ilvl w:val="0"/>
           <w:numId w:val="1003"/>
         </w:numPr>
+        <w:pStyle w:val="Compact"/>
       </w:pPr>
       <w:r>
         <w:rPr>
+          <w:bCs/>
           <w:b/>
-          <w:bCs/>
         </w:rPr>
         <w:t xml:space="preserve">Document</w:t>
       </w:r>
@@ -15461,8 +16225,8 @@
         <w:t xml:space="preserve">.</w:t>
       </w:r>
     </w:p>
-    <w:bookmarkEnd w:id="46"/>
-    <w:bookmarkStart w:id="47" w:name="creating-a-kit"/>
+    <w:bookmarkEnd w:id="48"/>
+    <w:bookmarkStart w:id="49" w:name="creating-a-kit"/>
     <w:p>
       <w:pPr>
         <w:pStyle w:val="Heading3"/>
@@ -15481,11 +16245,11 @@
     </w:p>
     <w:p>
       <w:pPr>
-        <w:pStyle w:val="Compact"/>
         <w:numPr>
           <w:ilvl w:val="0"/>
           <w:numId w:val="1004"/>
         </w:numPr>
+        <w:pStyle w:val="Compact"/>
       </w:pPr>
       <w:r>
         <w:t xml:space="preserve">a folder</w:t>
@@ -15507,23 +16271,23 @@
       </w:r>
       <w:r>
         <w:rPr>
+          <w:bCs/>
           <w:b/>
+        </w:rPr>
+        <w:t xml:space="preserve">one header a program includes,</w:t>
+      </w:r>
+      <w:r>
+        <w:rPr>
           <w:bCs/>
-        </w:rPr>
-        <w:t xml:space="preserve">one header a program includes,</w:t>
-      </w:r>
-      <w:r>
-        <w:rPr>
           <w:b/>
+        </w:rPr>
+        <w:t xml:space="preserve"> </w:t>
+      </w:r>
+      <w:r>
+        <w:rPr>
+          <w:rStyle w:val="VerbatimChar"/>
           <w:bCs/>
-        </w:rPr>
-        <w:t xml:space="preserve"> </w:t>
-      </w:r>
-      <w:r>
-        <w:rPr>
-          <w:rStyle w:val="VerbatimChar"/>
           <w:b/>
-          <w:bCs/>
         </w:rPr>
         <w:t xml:space="preserve">&lt;kit&gt;/&lt;kit&gt;.h</w:t>
       </w:r>
@@ -15587,11 +16351,11 @@
     </w:p>
     <w:p>
       <w:pPr>
-        <w:pStyle w:val="Compact"/>
         <w:numPr>
           <w:ilvl w:val="0"/>
           <w:numId w:val="1004"/>
         </w:numPr>
+        <w:pStyle w:val="Compact"/>
       </w:pPr>
       <w:r>
         <w:t xml:space="preserve">its rules in</w:t>
@@ -15662,11 +16426,11 @@
     </w:p>
     <w:p>
       <w:pPr>
-        <w:pStyle w:val="Compact"/>
         <w:numPr>
           <w:ilvl w:val="0"/>
           <w:numId w:val="1004"/>
         </w:numPr>
+        <w:pStyle w:val="Compact"/>
       </w:pPr>
       <w:r>
         <w:t xml:space="preserve">its package in</w:t>
@@ -15736,8 +16500,8 @@
       </w:r>
       <w:r>
         <w:rPr>
+          <w:iCs/>
           <w:i/>
-          <w:iCs/>
         </w:rPr>
         <w:t xml:space="preserve">From BASIC</w:t>
       </w:r>
@@ -15756,9 +16520,9 @@
         <w:t xml:space="preserve">The header of a kit a C program may use is written in C.</w:t>
       </w:r>
     </w:p>
-    <w:bookmarkEnd w:id="47"/>
-    <w:bookmarkEnd w:id="48"/>
-    <w:bookmarkStart w:id="49" w:name="X727ca5ffb7cfa954933197d729c7f04b3404e24"/>
+    <w:bookmarkEnd w:id="49"/>
+    <w:bookmarkEnd w:id="50"/>
+    <w:bookmarkStart w:id="51" w:name="X727ca5ffb7cfa954933197d729c7f04b3404e24"/>
     <w:p>
       <w:pPr>
         <w:pStyle w:val="Heading2"/>
@@ -15772,6 +16536,7 @@
         <w:tblStyle w:val="Table"/>
         <w:tblW w:type="auto" w:w="0"/>
         <w:tblLook w:firstRow="1" w:lastRow="0" w:firstColumn="0" w:lastColumn="0" w:noHBand="0" w:noVBand="0" w:val="0020"/>
+        <w:jc w:val="start"/>
       </w:tblPr>
       <w:tblGrid>
         <w:gridCol w:w="2640"/>
@@ -15780,13 +16545,14 @@
       </w:tblGrid>
       <w:tr>
         <w:trPr>
-          <w:tblHeader w:val="on"/>
+          <w:tblHeader w:val="true"/>
         </w:trPr>
         <w:tc>
           <w:tcPr/>
           <w:p>
             <w:pPr>
               <w:pStyle w:val="Compact"/>
+              <w:jc w:val="left"/>
             </w:pPr>
             <w:r>
               <w:t xml:space="preserve">I want to…</w:t>
@@ -15798,6 +16564,7 @@
           <w:p>
             <w:pPr>
               <w:pStyle w:val="Compact"/>
+              <w:jc w:val="left"/>
             </w:pPr>
             <w:r>
               <w:t xml:space="preserve">Kit</w:t>
@@ -15809,6 +16576,7 @@
           <w:p>
             <w:pPr>
               <w:pStyle w:val="Compact"/>
+              <w:jc w:val="left"/>
             </w:pPr>
             <w:r>
               <w:t xml:space="preserve">Call</w:t>
@@ -15822,6 +16590,7 @@
           <w:p>
             <w:pPr>
               <w:pStyle w:val="Compact"/>
+              <w:jc w:val="left"/>
             </w:pPr>
             <w:r>
               <w:t xml:space="preserve">read or write a file</w:t>
@@ -15833,6 +16602,7 @@
           <w:p>
             <w:pPr>
               <w:pStyle w:val="Compact"/>
+              <w:jc w:val="left"/>
             </w:pPr>
             <w:r>
               <w:t xml:space="preserve">AppKit</w:t>
@@ -15844,6 +16614,7 @@
           <w:p>
             <w:pPr>
               <w:pStyle w:val="Compact"/>
+              <w:jc w:val="left"/>
             </w:pPr>
             <w:r>
               <w:rPr>
@@ -15884,6 +16655,7 @@
           <w:p>
             <w:pPr>
               <w:pStyle w:val="Compact"/>
+              <w:jc w:val="left"/>
             </w:pPr>
             <w:r>
               <w:t xml:space="preserve">load a whole file in memory</w:t>
@@ -15895,6 +16667,7 @@
           <w:p>
             <w:pPr>
               <w:pStyle w:val="Compact"/>
+              <w:jc w:val="left"/>
             </w:pPr>
             <w:r>
               <w:t xml:space="preserve">FileKit</w:t>
@@ -15906,6 +16679,7 @@
           <w:p>
             <w:pPr>
               <w:pStyle w:val="Compact"/>
+              <w:jc w:val="left"/>
             </w:pPr>
             <w:r>
               <w:rPr>
@@ -15934,6 +16708,7 @@
           <w:p>
             <w:pPr>
               <w:pStyle w:val="Compact"/>
+              <w:jc w:val="left"/>
             </w:pPr>
             <w:r>
               <w:t xml:space="preserve">copy or remove a folder</w:t>
@@ -15945,6 +16720,7 @@
           <w:p>
             <w:pPr>
               <w:pStyle w:val="Compact"/>
+              <w:jc w:val="left"/>
             </w:pPr>
             <w:r>
               <w:t xml:space="preserve">FileKit</w:t>
@@ -15956,6 +16732,7 @@
           <w:p>
             <w:pPr>
               <w:pStyle w:val="Compact"/>
+              <w:jc w:val="left"/>
             </w:pPr>
             <w:r>
               <w:rPr>
@@ -15984,6 +16761,7 @@
           <w:p>
             <w:pPr>
               <w:pStyle w:val="Compact"/>
+              <w:jc w:val="left"/>
             </w:pPr>
             <w:r>
               <w:t xml:space="preserve">build a path</w:t>
@@ -15995,6 +16773,7 @@
           <w:p>
             <w:pPr>
               <w:pStyle w:val="Compact"/>
+              <w:jc w:val="left"/>
             </w:pPr>
             <w:r>
               <w:t xml:space="preserve">FileKit</w:t>
@@ -16006,6 +16785,7 @@
           <w:p>
             <w:pPr>
               <w:pStyle w:val="Compact"/>
+              <w:jc w:val="left"/>
             </w:pPr>
             <w:r>
               <w:rPr>
@@ -16034,6 +16814,7 @@
           <w:p>
             <w:pPr>
               <w:pStyle w:val="Compact"/>
+              <w:jc w:val="left"/>
             </w:pPr>
             <w:r>
               <w:t xml:space="preserve">read or write a ZIP</w:t>
@@ -16045,6 +16826,7 @@
           <w:p>
             <w:pPr>
               <w:pStyle w:val="Compact"/>
+              <w:jc w:val="left"/>
             </w:pPr>
             <w:r>
               <w:t xml:space="preserve">FileKit</w:t>
@@ -16056,6 +16838,7 @@
           <w:p>
             <w:pPr>
               <w:pStyle w:val="Compact"/>
+              <w:jc w:val="left"/>
             </w:pPr>
             <w:r>
               <w:rPr>
@@ -16084,6 +16867,7 @@
           <w:p>
             <w:pPr>
               <w:pStyle w:val="Compact"/>
+              <w:jc w:val="left"/>
             </w:pPr>
             <w:r>
               <w:t xml:space="preserve">print to the console</w:t>
@@ -16095,6 +16879,7 @@
           <w:p>
             <w:pPr>
               <w:pStyle w:val="Compact"/>
+              <w:jc w:val="left"/>
             </w:pPr>
             <w:r>
               <w:t xml:space="preserve">AppKit</w:t>
@@ -16106,6 +16891,7 @@
           <w:p>
             <w:pPr>
               <w:pStyle w:val="Compact"/>
+              <w:jc w:val="left"/>
             </w:pPr>
             <w:r>
               <w:rPr>
@@ -16134,6 +16920,7 @@
           <w:p>
             <w:pPr>
               <w:pStyle w:val="Compact"/>
+              <w:jc w:val="left"/>
             </w:pPr>
             <w:r>
               <w:t xml:space="preserve">read an</w:t>
@@ -16160,6 +16947,7 @@
           <w:p>
             <w:pPr>
               <w:pStyle w:val="Compact"/>
+              <w:jc w:val="left"/>
             </w:pPr>
             <w:r>
               <w:t xml:space="preserve">AppKit</w:t>
@@ -16171,6 +16959,7 @@
           <w:p>
             <w:pPr>
               <w:pStyle w:val="Compact"/>
+              <w:jc w:val="left"/>
             </w:pPr>
             <w:r>
               <w:rPr>
@@ -16199,6 +16988,7 @@
           <w:p>
             <w:pPr>
               <w:pStyle w:val="Compact"/>
+              <w:jc w:val="left"/>
             </w:pPr>
             <w:r>
               <w:t xml:space="preserve">start another program</w:t>
@@ -16210,6 +17000,7 @@
           <w:p>
             <w:pPr>
               <w:pStyle w:val="Compact"/>
+              <w:jc w:val="left"/>
             </w:pPr>
             <w:r>
               <w:t xml:space="preserve">AppKit</w:t>
@@ -16221,6 +17012,7 @@
           <w:p>
             <w:pPr>
               <w:pStyle w:val="Compact"/>
+              <w:jc w:val="left"/>
             </w:pPr>
             <w:r>
               <w:rPr>
@@ -16249,6 +17041,7 @@
           <w:p>
             <w:pPr>
               <w:pStyle w:val="Compact"/>
+              <w:jc w:val="left"/>
             </w:pPr>
             <w:r>
               <w:t xml:space="preserve">open a window with widgets</w:t>
@@ -16260,6 +17053,7 @@
           <w:p>
             <w:pPr>
               <w:pStyle w:val="Compact"/>
+              <w:jc w:val="left"/>
             </w:pPr>
             <w:r>
               <w:t xml:space="preserve">UIKit</w:t>
@@ -16271,6 +17065,7 @@
           <w:p>
             <w:pPr>
               <w:pStyle w:val="Compact"/>
+              <w:jc w:val="left"/>
             </w:pPr>
             <w:r>
               <w:rPr>
@@ -16314,6 +17109,7 @@
           <w:p>
             <w:pPr>
               <w:pStyle w:val="Compact"/>
+              <w:jc w:val="left"/>
             </w:pPr>
             <w:r>
               <w:t xml:space="preserve">ask the user (message, file, colour)</w:t>
@@ -16325,6 +17121,7 @@
           <w:p>
             <w:pPr>
               <w:pStyle w:val="Compact"/>
+              <w:jc w:val="left"/>
             </w:pPr>
             <w:r>
               <w:t xml:space="preserve">UIKit</w:t>
@@ -16336,6 +17133,7 @@
           <w:p>
             <w:pPr>
               <w:pStyle w:val="Compact"/>
+              <w:jc w:val="left"/>
             </w:pPr>
             <w:r>
               <w:rPr>
@@ -16376,6 +17174,7 @@
           <w:p>
             <w:pPr>
               <w:pStyle w:val="Compact"/>
+              <w:jc w:val="left"/>
             </w:pPr>
             <w:r>
               <w:t xml:space="preserve">load an icon</w:t>
@@ -16387,6 +17186,7 @@
           <w:p>
             <w:pPr>
               <w:pStyle w:val="Compact"/>
+              <w:jc w:val="left"/>
             </w:pPr>
             <w:r>
               <w:t xml:space="preserve">UIKit</w:t>
@@ -16398,6 +17198,7 @@
           <w:p>
             <w:pPr>
               <w:pStyle w:val="Compact"/>
+              <w:jc w:val="left"/>
             </w:pPr>
             <w:r>
               <w:rPr>
@@ -16414,6 +17215,7 @@
           <w:p>
             <w:pPr>
               <w:pStyle w:val="Compact"/>
+              <w:jc w:val="left"/>
             </w:pPr>
             <w:r>
               <w:t xml:space="preserve">show a notification</w:t>
@@ -16425,6 +17227,7 @@
           <w:p>
             <w:pPr>
               <w:pStyle w:val="Compact"/>
+              <w:jc w:val="left"/>
             </w:pPr>
             <w:r>
               <w:t xml:space="preserve">SystemKit</w:t>
@@ -16436,6 +17239,7 @@
           <w:p>
             <w:pPr>
               <w:pStyle w:val="Compact"/>
+              <w:jc w:val="left"/>
             </w:pPr>
             <w:r>
               <w:rPr>
@@ -16464,6 +17268,7 @@
           <w:p>
             <w:pPr>
               <w:pStyle w:val="Compact"/>
+              <w:jc w:val="left"/>
             </w:pPr>
             <w:r>
               <w:t xml:space="preserve">copy / paste</w:t>
@@ -16475,6 +17280,7 @@
           <w:p>
             <w:pPr>
               <w:pStyle w:val="Compact"/>
+              <w:jc w:val="left"/>
             </w:pPr>
             <w:r>
               <w:t xml:space="preserve">SystemKit</w:t>
@@ -16486,6 +17292,7 @@
           <w:p>
             <w:pPr>
               <w:pStyle w:val="Compact"/>
+              <w:jc w:val="left"/>
             </w:pPr>
             <w:r>
               <w:rPr>
@@ -16514,6 +17321,7 @@
           <w:p>
             <w:pPr>
               <w:pStyle w:val="Compact"/>
+              <w:jc w:val="left"/>
             </w:pPr>
             <w:r>
               <w:t xml:space="preserve">move a file to the trash</w:t>
@@ -16525,6 +17333,7 @@
           <w:p>
             <w:pPr>
               <w:pStyle w:val="Compact"/>
+              <w:jc w:val="left"/>
             </w:pPr>
             <w:r>
               <w:t xml:space="preserve">SystemKit</w:t>
@@ -16536,6 +17345,7 @@
           <w:p>
             <w:pPr>
               <w:pStyle w:val="Compact"/>
+              <w:jc w:val="left"/>
             </w:pPr>
             <w:r>
               <w:rPr>
@@ -16552,6 +17362,7 @@
           <w:p>
             <w:pPr>
               <w:pStyle w:val="Compact"/>
+              <w:jc w:val="left"/>
             </w:pPr>
             <w:r>
               <w:t xml:space="preserve">open a file with its application</w:t>
@@ -16563,6 +17374,7 @@
           <w:p>
             <w:pPr>
               <w:pStyle w:val="Compact"/>
+              <w:jc w:val="left"/>
             </w:pPr>
             <w:r>
               <w:t xml:space="preserve">SystemKit</w:t>
@@ -16574,6 +17386,7 @@
           <w:p>
             <w:pPr>
               <w:pStyle w:val="Compact"/>
+              <w:jc w:val="left"/>
             </w:pPr>
             <w:r>
               <w:rPr>
@@ -16590,6 +17403,7 @@
           <w:p>
             <w:pPr>
               <w:pStyle w:val="Compact"/>
+              <w:jc w:val="left"/>
             </w:pPr>
             <w:r>
               <w:t xml:space="preserve">fetch a web page</w:t>
@@ -16601,6 +17415,7 @@
           <w:p>
             <w:pPr>
               <w:pStyle w:val="Compact"/>
+              <w:jc w:val="left"/>
             </w:pPr>
             <w:r>
               <w:t xml:space="preserve">NetKit</w:t>
@@ -16612,6 +17427,7 @@
           <w:p>
             <w:pPr>
               <w:pStyle w:val="Compact"/>
+              <w:jc w:val="left"/>
             </w:pPr>
             <w:r>
               <w:rPr>
@@ -16640,6 +17456,7 @@
           <w:p>
             <w:pPr>
               <w:pStyle w:val="Compact"/>
+              <w:jc w:val="left"/>
             </w:pPr>
             <w:r>
               <w:t xml:space="preserve">reach an FTP server</w:t>
@@ -16651,6 +17468,7 @@
           <w:p>
             <w:pPr>
               <w:pStyle w:val="Compact"/>
+              <w:jc w:val="left"/>
             </w:pPr>
             <w:r>
               <w:t xml:space="preserve">NetKit</w:t>
@@ -16662,6 +17480,7 @@
           <w:p>
             <w:pPr>
               <w:pStyle w:val="Compact"/>
+              <w:jc w:val="left"/>
             </w:pPr>
             <w:r>
               <w:rPr>
@@ -16696,6 +17515,7 @@
           <w:p>
             <w:pPr>
               <w:pStyle w:val="Compact"/>
+              <w:jc w:val="left"/>
             </w:pPr>
             <w:r>
               <w:t xml:space="preserve">load or save a picture</w:t>
@@ -16707,6 +17527,7 @@
           <w:p>
             <w:pPr>
               <w:pStyle w:val="Compact"/>
+              <w:jc w:val="left"/>
             </w:pPr>
             <w:r>
               <w:t xml:space="preserve">ImageKit</w:t>
@@ -16718,6 +17539,7 @@
           <w:p>
             <w:pPr>
               <w:pStyle w:val="Compact"/>
+              <w:jc w:val="left"/>
             </w:pPr>
             <w:r>
               <w:rPr>
@@ -16746,6 +17568,7 @@
           <w:p>
             <w:pPr>
               <w:pStyle w:val="Compact"/>
+              <w:jc w:val="left"/>
             </w:pPr>
             <w:r>
               <w:t xml:space="preserve">resize or turn a picture</w:t>
@@ -16757,6 +17580,7 @@
           <w:p>
             <w:pPr>
               <w:pStyle w:val="Compact"/>
+              <w:jc w:val="left"/>
             </w:pPr>
             <w:r>
               <w:t xml:space="preserve">ImageKit</w:t>
@@ -16768,6 +17592,7 @@
           <w:p>
             <w:pPr>
               <w:pStyle w:val="Compact"/>
+              <w:jc w:val="left"/>
             </w:pPr>
             <w:r>
               <w:rPr>
@@ -16796,6 +17621,7 @@
           <w:p>
             <w:pPr>
               <w:pStyle w:val="Compact"/>
+              <w:jc w:val="left"/>
             </w:pPr>
             <w:r>
               <w:t xml:space="preserve">play a sound file</w:t>
@@ -16807,6 +17633,7 @@
           <w:p>
             <w:pPr>
               <w:pStyle w:val="Compact"/>
+              <w:jc w:val="left"/>
             </w:pPr>
             <w:r>
               <w:t xml:space="preserve">AudioKit</w:t>
@@ -16818,6 +17645,7 @@
           <w:p>
             <w:pPr>
               <w:pStyle w:val="Compact"/>
+              <w:jc w:val="left"/>
             </w:pPr>
             <w:r>
               <w:rPr>
@@ -16834,6 +17662,7 @@
           <w:p>
             <w:pPr>
               <w:pStyle w:val="Compact"/>
+              <w:jc w:val="left"/>
             </w:pPr>
             <w:r>
               <w:t xml:space="preserve">play a note or an effect</w:t>
@@ -16845,6 +17674,7 @@
           <w:p>
             <w:pPr>
               <w:pStyle w:val="Compact"/>
+              <w:jc w:val="left"/>
             </w:pPr>
             <w:r>
               <w:t xml:space="preserve">AudioKit</w:t>
@@ -16856,6 +17686,7 @@
           <w:p>
             <w:pPr>
               <w:pStyle w:val="Compact"/>
+              <w:jc w:val="left"/>
             </w:pPr>
             <w:r>
               <w:rPr>
@@ -16884,6 +17715,7 @@
           <w:p>
             <w:pPr>
               <w:pStyle w:val="Compact"/>
+              <w:jc w:val="left"/>
             </w:pPr>
             <w:r>
               <w:t xml:space="preserve">send samples to the output</w:t>
@@ -16895,6 +17727,7 @@
           <w:p>
             <w:pPr>
               <w:pStyle w:val="Compact"/>
+              <w:jc w:val="left"/>
             </w:pPr>
             <w:r>
               <w:t xml:space="preserve">AudioKit</w:t>
@@ -16906,6 +17739,7 @@
           <w:p>
             <w:pPr>
               <w:pStyle w:val="Compact"/>
+              <w:jc w:val="left"/>
             </w:pPr>
             <w:r>
               <w:rPr>
@@ -16934,6 +17768,7 @@
           <w:p>
             <w:pPr>
               <w:pStyle w:val="Compact"/>
+              <w:jc w:val="left"/>
             </w:pPr>
             <w:r>
               <w:t xml:space="preserve">draw smooth text</w:t>
@@ -16945,6 +17780,7 @@
           <w:p>
             <w:pPr>
               <w:pStyle w:val="Compact"/>
+              <w:jc w:val="left"/>
             </w:pPr>
             <w:r>
               <w:t xml:space="preserve">FontKit</w:t>
@@ -16956,6 +17792,7 @@
           <w:p>
             <w:pPr>
               <w:pStyle w:val="Compact"/>
+              <w:jc w:val="left"/>
             </w:pPr>
             <w:r>
               <w:rPr>
@@ -16984,6 +17821,7 @@
           <w:p>
             <w:pPr>
               <w:pStyle w:val="Compact"/>
+              <w:jc w:val="left"/>
             </w:pPr>
             <w:r>
               <w:t xml:space="preserve">print</w:t>
@@ -16995,6 +17833,7 @@
           <w:p>
             <w:pPr>
               <w:pStyle w:val="Compact"/>
+              <w:jc w:val="left"/>
             </w:pPr>
             <w:r>
               <w:t xml:space="preserve">PrinterKit</w:t>
@@ -17006,6 +17845,7 @@
           <w:p>
             <w:pPr>
               <w:pStyle w:val="Compact"/>
+              <w:jc w:val="left"/>
             </w:pPr>
             <w:r>
               <w:rPr>
@@ -17053,7 +17893,7 @@
         </w:tc>
       </w:tr>
     </w:tbl>
-    <w:bookmarkEnd w:id="49"/>
+    <w:bookmarkEnd w:id="51"/>
     <w:sectPr>
       <w:footerReference r:id="rId9" w:type="default"/>
       <w:footnotePr>
@@ -17135,14 +17975,14 @@
 <file path=word/numbering.xml><?xml version="1.0" encoding="utf-8"?>
 <w:numbering xmlns:w="http://schemas.openxmlformats.org/wordprocessingml/2006/main">
   <w:abstractNum w:abstractNumId="990">
-    <w:nsid w:val="0000A990"/>
+    <w:nsid w:val="A990"/>
     <w:multiLevelType w:val="multilevel"/>
     <w:lvl w:ilvl="0">
       <w:numFmt w:val="bullet"/>
       <w:lvlText w:val=" "/>
       <w:lvlJc w:val="left"/>
       <w:pPr>
-        <w:ind w:left="720" w:hanging="360"/>
+        <w:ind w:left="720" w:hanging="480"/>
       </w:pPr>
     </w:lvl>
     <w:lvl w:ilvl="1">
@@ -17150,7 +17990,7 @@
       <w:lvlText w:val=" "/>
       <w:lvlJc w:val="left"/>
       <w:pPr>
-        <w:ind w:left="1440" w:hanging="360"/>
+        <w:ind w:left="1440" w:hanging="480"/>
       </w:pPr>
     </w:lvl>
     <w:lvl w:ilvl="2">
@@ -17158,7 +17998,7 @@
       <w:lvlText w:val=" "/>
       <w:lvlJc w:val="left"/>
       <w:pPr>
-        <w:ind w:left="2160" w:hanging="360"/>
+        <w:ind w:left="2160" w:hanging="480"/>
       </w:pPr>
     </w:lvl>
     <w:lvl w:ilvl="3">
@@ -17166,7 +18006,7 @@
       <w:lvlText w:val=" "/>
       <w:lvlJc w:val="left"/>
       <w:pPr>
-        <w:ind w:left="2880" w:hanging="360"/>
+        <w:ind w:left="2880" w:hanging="480"/>
       </w:pPr>
     </w:lvl>
     <w:lvl w:ilvl="4">
@@ -17174,7 +18014,7 @@
       <w:lvlText w:val=" "/>
       <w:lvlJc w:val="left"/>
       <w:pPr>
-        <w:ind w:left="3600" w:hanging="360"/>
+        <w:ind w:left="3600" w:hanging="480"/>
       </w:pPr>
     </w:lvl>
     <w:lvl w:ilvl="5">
@@ -17182,7 +18022,7 @@
       <w:lvlText w:val=" "/>
       <w:lvlJc w:val="left"/>
       <w:pPr>
-        <w:ind w:left="4320" w:hanging="360"/>
+        <w:ind w:left="4320" w:hanging="480"/>
       </w:pPr>
     </w:lvl>
     <w:lvl w:ilvl="6">
@@ -17190,7 +18030,7 @@
       <w:lvlText w:val=" "/>
       <w:lvlJc w:val="left"/>
       <w:pPr>
-        <w:ind w:left="5040" w:hanging="360"/>
+        <w:ind w:left="5040" w:hanging="480"/>
       </w:pPr>
     </w:lvl>
     <w:lvl w:ilvl="7">
@@ -17198,7 +18038,7 @@
       <w:lvlText w:val=" "/>
       <w:lvlJc w:val="left"/>
       <w:pPr>
-        <w:ind w:left="5760" w:hanging="360"/>
+        <w:ind w:left="5760" w:hanging="480"/>
       </w:pPr>
     </w:lvl>
     <w:lvl w:ilvl="8">
@@ -17206,12 +18046,12 @@
       <w:lvlText w:val=" "/>
       <w:lvlJc w:val="left"/>
       <w:pPr>
-        <w:ind w:left="6480" w:hanging="360"/>
+        <w:ind w:left="6480" w:hanging="480"/>
       </w:pPr>
     </w:lvl>
   </w:abstractNum>
   <w:abstractNum w:abstractNumId="99411">
-    <w:nsid w:val="00A99411"/>
+    <w:nsid w:val="A99411"/>
     <w:multiLevelType w:val="multilevel"/>
     <w:lvl w:ilvl="0">
       <w:start w:val="1"/>
@@ -17219,7 +18059,7 @@
       <w:lvlText w:val="%1."/>
       <w:lvlJc w:val="left"/>
       <w:pPr>
-        <w:ind w:left="720" w:hanging="360"/>
+        <w:ind w:left="720" w:hanging="480"/>
       </w:pPr>
     </w:lvl>
     <w:lvl w:ilvl="1">
@@ -17228,7 +18068,7 @@
       <w:lvlText w:val="%2."/>
       <w:lvlJc w:val="left"/>
       <w:pPr>
-        <w:ind w:left="1440" w:hanging="360"/>
+        <w:ind w:left="1440" w:hanging="480"/>
       </w:pPr>
     </w:lvl>
     <w:lvl w:ilvl="2">
@@ -17237,7 +18077,7 @@
       <w:lvlText w:val="%3."/>
       <w:lvlJc w:val="left"/>
       <w:pPr>
-        <w:ind w:left="2160" w:hanging="360"/>
+        <w:ind w:left="2160" w:hanging="480"/>
       </w:pPr>
     </w:lvl>
     <w:lvl w:ilvl="3">
@@ -17246,7 +18086,7 @@
       <w:lvlText w:val="%4."/>
       <w:lvlJc w:val="left"/>
       <w:pPr>
-        <w:ind w:left="2880" w:hanging="360"/>
+        <w:ind w:left="2880" w:hanging="480"/>
       </w:pPr>
     </w:lvl>
     <w:lvl w:ilvl="4">
@@ -17255,7 +18095,7 @@
       <w:lvlText w:val="%5."/>
       <w:lvlJc w:val="left"/>
       <w:pPr>
-        <w:ind w:left="3600" w:hanging="360"/>
+        <w:ind w:left="3600" w:hanging="480"/>
       </w:pPr>
     </w:lvl>
     <w:lvl w:ilvl="5">
@@ -17264,7 +18104,7 @@
       <w:lvlText w:val="%6."/>
       <w:lvlJc w:val="left"/>
       <w:pPr>
-        <w:ind w:left="4320" w:hanging="360"/>
+        <w:ind w:left="4320" w:hanging="480"/>
       </w:pPr>
     </w:lvl>
     <w:lvl w:ilvl="6">
@@ -17273,7 +18113,7 @@
       <w:lvlText w:val="%7."/>
       <w:lvlJc w:val="left"/>
       <w:pPr>
-        <w:ind w:left="5040" w:hanging="360"/>
+        <w:ind w:left="5040" w:hanging="480"/>
       </w:pPr>
     </w:lvl>
     <w:lvl w:ilvl="7">
@@ -17282,7 +18122,7 @@
       <w:lvlText w:val="%8."/>
       <w:lvlJc w:val="left"/>
       <w:pPr>
-        <w:ind w:left="5760" w:hanging="360"/>
+        <w:ind w:left="5760" w:hanging="480"/>
       </w:pPr>
     </w:lvl>
     <w:lvl w:ilvl="8">
@@ -17291,111 +18131,84 @@
       <w:lvlText w:val="%9."/>
       <w:lvlJc w:val="left"/>
       <w:pPr>
-        <w:ind w:left="6480" w:hanging="360"/>
+        <w:ind w:left="6480" w:hanging="480"/>
       </w:pPr>
     </w:lvl>
   </w:abstractNum>
   <w:abstractNum w:abstractNumId="991">
-    <w:nsid w:val="0000A991"/>
+    <w:nsid w:val="A991"/>
     <w:multiLevelType w:val="multilevel"/>
     <w:lvl w:ilvl="0">
       <w:numFmt w:val="bullet"/>
-      <w:lvlText w:val=""/>
+      <w:lvlText w:val="•"/>
       <w:lvlJc w:val="left"/>
       <w:pPr>
-        <w:ind w:left="720" w:hanging="360"/>
+        <w:ind w:left="720" w:hanging="480"/>
       </w:pPr>
-      <w:rPr>
-        <w:rFonts w:ascii="Symbol" w:hAnsi="Symbol" w:cs="Symbol" w:hint="default"/>
-      </w:rPr>
     </w:lvl>
     <w:lvl w:ilvl="1">
       <w:numFmt w:val="bullet"/>
-      <w:lvlText w:val="o"/>
+      <w:lvlText w:val="–"/>
       <w:lvlJc w:val="left"/>
       <w:pPr>
-        <w:ind w:left="1440" w:hanging="360"/>
+        <w:ind w:left="1440" w:hanging="480"/>
       </w:pPr>
-      <w:rPr>
-        <w:rFonts w:ascii="Courier New" w:hAnsi="Courier New" w:cs="Courier New" w:hint="default"/>
-      </w:rPr>
     </w:lvl>
     <w:lvl w:ilvl="2">
       <w:numFmt w:val="bullet"/>
-      <w:lvlText w:val=""/>
+      <w:lvlText w:val="•"/>
       <w:lvlJc w:val="left"/>
       <w:pPr>
-        <w:ind w:left="2160" w:hanging="360"/>
+        <w:ind w:left="2160" w:hanging="480"/>
       </w:pPr>
-      <w:rPr>
-        <w:rFonts w:ascii="Wingdings" w:hAnsi="Wingdings" w:cs="Wingdings" w:hint="default"/>
-      </w:rPr>
     </w:lvl>
     <w:lvl w:ilvl="3">
       <w:numFmt w:val="bullet"/>
-      <w:lvlText w:val=""/>
+      <w:lvlText w:val="–"/>
       <w:lvlJc w:val="left"/>
       <w:pPr>
-        <w:ind w:left="2880" w:hanging="360"/>
+        <w:ind w:left="2880" w:hanging="480"/>
       </w:pPr>
-      <w:rPr>
-        <w:rFonts w:ascii="Symbol" w:hAnsi="Symbol" w:cs="Symbol" w:hint="default"/>
-      </w:rPr>
     </w:lvl>
     <w:lvl w:ilvl="4">
       <w:numFmt w:val="bullet"/>
-      <w:lvlText w:val="o"/>
+      <w:lvlText w:val="•"/>
       <w:lvlJc w:val="left"/>
       <w:pPr>
-        <w:ind w:left="3600" w:hanging="360"/>
+        <w:ind w:left="3600" w:hanging="480"/>
       </w:pPr>
-      <w:rPr>
-        <w:rFonts w:ascii="Courier New" w:hAnsi="Courier New" w:cs="Courier New" w:hint="default"/>
-      </w:rPr>
     </w:lvl>
     <w:lvl w:ilvl="5">
       <w:numFmt w:val="bullet"/>
-      <w:lvlText w:val=""/>
+      <w:lvlText w:val="–"/>
       <w:lvlJc w:val="left"/>
       <w:pPr>
-        <w:ind w:left="4320" w:hanging="360"/>
+        <w:ind w:left="4320" w:hanging="480"/>
       </w:pPr>
-      <w:rPr>
-        <w:rFonts w:ascii="Wingdings" w:hAnsi="Wingdings" w:cs="Wingdings" w:hint="default"/>
-      </w:rPr>
     </w:lvl>
     <w:lvl w:ilvl="6">
       <w:numFmt w:val="bullet"/>
-      <w:lvlText w:val=""/>
+      <w:lvlText w:val="•"/>
       <w:lvlJc w:val="left"/>
       <w:pPr>
-        <w:ind w:left="5040" w:hanging="360"/>
+        <w:ind w:left="5040" w:hanging="480"/>
       </w:pPr>
-      <w:rPr>
-        <w:rFonts w:ascii="Symbol" w:hAnsi="Symbol" w:cs="Symbol" w:hint="default"/>
-      </w:rPr>
     </w:lvl>
     <w:lvl w:ilvl="7">
       <w:numFmt w:val="bullet"/>
-      <w:lvlText w:val="o"/>
+      <w:lvlText w:val="–"/>
       <w:lvlJc w:val="left"/>
       <w:pPr>
-        <w:ind w:left="5760" w:hanging="360"/>
+        <w:ind w:left="5760" w:hanging="480"/>
       </w:pPr>
-      <w:rPr>
-        <w:rFonts w:ascii="Courier New" w:hAnsi="Courier New" w:cs="Courier New" w:hint="default"/>
-      </w:rPr>
     </w:lvl>
     <w:lvl w:ilvl="8">
       <w:numFmt w:val="bullet"/>
-      <w:lvlText w:val=""/>
+      <w:lvlText w:val="•"/>
       <w:lvlJc w:val="left"/>
       <w:pPr>
-        <w:ind w:left="6480" w:hanging="360"/>
+        <w:ind w:left="6480" w:hanging="480"/>
       </w:pPr>
-      <w:rPr>
-        <w:rFonts w:ascii="Wingdings" w:hAnsi="Wingdings" w:cs="Wingdings" w:hint="default"/>
-      </w:rPr>
     </w:lvl>
   </w:abstractNum>
   <w:num w:numId="1000">
@@ -18168,8 +18981,8 @@
     <w:name w:val="KeywordTok"/>
     <w:basedOn w:val="VerbatimChar"/>
     <w:rPr>
+      <w:color w:val="007020"/>
       <w:b/>
-      <w:color w:val="007020"/>
     </w:rPr>
   </w:style>
   <w:style w:type="character" w:customStyle="1" w:styleId="DataTypeTok">
@@ -18246,42 +19059,42 @@
     <w:name w:val="ImportTok"/>
     <w:basedOn w:val="VerbatimChar"/>
     <w:rPr>
+      <w:color w:val="008000"/>
       <w:b/>
-      <w:color w:val="008000"/>
     </w:rPr>
   </w:style>
   <w:style w:type="character" w:customStyle="1" w:styleId="CommentTok">
     <w:name w:val="CommentTok"/>
     <w:basedOn w:val="VerbatimChar"/>
     <w:rPr>
+      <w:color w:val="60a0b0"/>
       <w:i/>
-      <w:color w:val="60a0b0"/>
     </w:rPr>
   </w:style>
   <w:style w:type="character" w:customStyle="1" w:styleId="DocumentationTok">
     <w:name w:val="DocumentationTok"/>
     <w:basedOn w:val="VerbatimChar"/>
     <w:rPr>
+      <w:color w:val="ba2121"/>
       <w:i/>
-      <w:color w:val="ba2121"/>
     </w:rPr>
   </w:style>
   <w:style w:type="character" w:customStyle="1" w:styleId="AnnotationTok">
     <w:name w:val="AnnotationTok"/>
     <w:basedOn w:val="VerbatimChar"/>
     <w:rPr>
+      <w:color w:val="60a0b0"/>
       <w:b/>
       <w:i/>
-      <w:color w:val="60a0b0"/>
     </w:rPr>
   </w:style>
   <w:style w:type="character" w:customStyle="1" w:styleId="CommentVarTok">
     <w:name w:val="CommentVarTok"/>
     <w:basedOn w:val="VerbatimChar"/>
     <w:rPr>
+      <w:color w:val="60a0b0"/>
       <w:b/>
       <w:i/>
-      <w:color w:val="60a0b0"/>
     </w:rPr>
   </w:style>
   <w:style w:type="character" w:customStyle="1" w:styleId="OtherTok">
@@ -18309,8 +19122,8 @@
     <w:name w:val="ControlFlowTok"/>
     <w:basedOn w:val="VerbatimChar"/>
     <w:rPr>
+      <w:color w:val="007020"/>
       <w:b/>
-      <w:color w:val="007020"/>
     </w:rPr>
   </w:style>
   <w:style w:type="character" w:customStyle="1" w:styleId="OperatorTok">
@@ -18355,34 +19168,34 @@
     <w:name w:val="InformationTok"/>
     <w:basedOn w:val="VerbatimChar"/>
     <w:rPr>
+      <w:color w:val="60a0b0"/>
       <w:b/>
       <w:i/>
-      <w:color w:val="60a0b0"/>
     </w:rPr>
   </w:style>
   <w:style w:type="character" w:customStyle="1" w:styleId="WarningTok">
     <w:name w:val="WarningTok"/>
     <w:basedOn w:val="VerbatimChar"/>
     <w:rPr>
+      <w:color w:val="60a0b0"/>
       <w:b/>
       <w:i/>
-      <w:color w:val="60a0b0"/>
     </w:rPr>
   </w:style>
   <w:style w:type="character" w:customStyle="1" w:styleId="AlertTok">
     <w:name w:val="AlertTok"/>
     <w:basedOn w:val="VerbatimChar"/>
     <w:rPr>
+      <w:color w:val="ff0000"/>
       <w:b/>
-      <w:color w:val="ff0000"/>
     </w:rPr>
   </w:style>
   <w:style w:type="character" w:customStyle="1" w:styleId="ErrorTok">
     <w:name w:val="ErrorTok"/>
     <w:basedOn w:val="VerbatimChar"/>
     <w:rPr>
+      <w:color w:val="ff0000"/>
       <w:b/>
-      <w:color w:val="ff0000"/>
     </w:rPr>
   </w:style>
   <w:style w:type="character" w:customStyle="1" w:styleId="NormalTok">

--- a/docs/exports/06-KITS-GUIDE.docx
+++ b/docs/exports/06-KITS-GUIDE.docx
@@ -4255,7 +4255,7 @@
         <w:rPr>
           <w:rStyle w:val="CommentTok"/>
         </w:rPr>
-        <w:t xml:space="preserve">// SD:, SD1:.., USB:.., RAM: (n: how many)</w:t>
+        <w:t xml:space="preserve">// SD:, SD1:.., USB1:.., USB1P1:.., RAM:</w:t>
       </w:r>
       <w:r>
         <w:br/>
@@ -4618,7 +4618,7 @@
         <w:rPr>
           <w:rStyle w:val="StringTok"/>
         </w:rPr>
-        <w:t xml:space="preserve">"USB:"</w:t>
+        <w:t xml:space="preserve">"USB1:"</w:t>
       </w:r>
       <w:r>
         <w:rPr>
@@ -4711,7 +4711,7 @@
         <w:rPr>
           <w:rStyle w:val="StringTok"/>
         </w:rPr>
-        <w:t xml:space="preserve">"USB:"</w:t>
+        <w:t xml:space="preserve">"USB1:"</w:t>
       </w:r>
       <w:r>
         <w:rPr>
@@ -4870,7 +4870,7 @@
         <w:rPr>
           <w:rStyle w:val="StringTok"/>
         </w:rPr>
-        <w:t xml:space="preserve">"USB:"</w:t>
+        <w:t xml:space="preserve">"USB1:"</w:t>
       </w:r>
       <w:r>
         <w:rPr>

--- a/docs/exports/06-KITS-GUIDE.docx
+++ b/docs/exports/06-KITS-GUIDE.docx
@@ -7755,6 +7755,1067 @@
           <w:bCs/>
           <w:b/>
         </w:rPr>
+        <w:t xml:space="preserve">Text in an owner-drawn widget</w:t>
+      </w:r>
+      <w:r>
+        <w:t xml:space="preserve"> </w:t>
+      </w:r>
+      <w:r>
+        <w:t xml:space="preserve">(</w:t>
+      </w:r>
+      <w:r>
+        <w:rPr>
+          <w:rStyle w:val="VerbatimChar"/>
+        </w:rPr>
+        <w:t xml:space="preserve">uikit/text.h</w:t>
+      </w:r>
+      <w:r>
+        <w:t xml:space="preserve">):</w:t>
+      </w:r>
+      <w:r>
+        <w:t xml:space="preserve"> </w:t>
+      </w:r>
+      <w:r>
+        <w:rPr>
+          <w:rStyle w:val="VerbatimChar"/>
+        </w:rPr>
+        <w:t xml:space="preserve">uk_text_fit</w:t>
+      </w:r>
+      <w:r>
+        <w:t xml:space="preserve"> </w:t>
+      </w:r>
+      <w:r>
+        <w:t xml:space="preserve">cuts a line with "…",</w:t>
+      </w:r>
+      <w:r>
+        <w:t xml:space="preserve"> </w:t>
+      </w:r>
+      <w:r>
+        <w:rPr>
+          <w:rStyle w:val="VerbatimChar"/>
+        </w:rPr>
+        <w:t xml:space="preserve">uk_text_wrap</w:t>
+      </w:r>
+      <w:r>
+        <w:t xml:space="preserve"> </w:t>
+      </w:r>
+      <w:r>
+        <w:t xml:space="preserve">word-wraps a paragraph into lines of a width (Stickies' cards),</w:t>
+      </w:r>
+      <w:r>
+        <w:t xml:space="preserve"> </w:t>
+      </w:r>
+      <w:r>
+        <w:rPr>
+          <w:rStyle w:val="VerbatimChar"/>
+        </w:rPr>
+        <w:t xml:space="preserve">uk_text_over</w:t>
+      </w:r>
+      <w:r>
+        <w:t xml:space="preserve"> </w:t>
+      </w:r>
+      <w:r>
+        <w:t xml:space="preserve">writes straight on a</w:t>
+      </w:r>
+      <w:r>
+        <w:t xml:space="preserve"> </w:t>
+      </w:r>
+      <w:r>
+        <w:t xml:space="preserve">see-through window — the wallpaper — blended by coverage, with a soft shadow or engraved (the agenda's and</w:t>
+      </w:r>
+      <w:r>
+        <w:t xml:space="preserve"> </w:t>
+      </w:r>
+      <w:r>
+        <w:t xml:space="preserve">Stickies' headers). The tool bar's icons (</w:t>
+      </w:r>
+      <w:r>
+        <w:rPr>
+          <w:rStyle w:val="VerbatimChar"/>
+        </w:rPr>
+        <w:t xml:space="preserve">uikit/toolbar.h</w:t>
+      </w:r>
+      <w:r>
+        <w:t xml:space="preserve">,</w:t>
+      </w:r>
+      <w:r>
+        <w:t xml:space="preserve"> </w:t>
+      </w:r>
+      <w:r>
+        <w:rPr>
+          <w:rStyle w:val="VerbatimChar"/>
+        </w:rPr>
+        <w:t xml:space="preserve">WKT_*</w:t>
+      </w:r>
+      <w:r>
+        <w:t xml:space="preserve">) include</w:t>
+      </w:r>
+      <w:r>
+        <w:t xml:space="preserve"> </w:t>
+      </w:r>
+      <w:r>
+        <w:rPr>
+          <w:rStyle w:val="VerbatimChar"/>
+        </w:rPr>
+        <w:t xml:space="preserve">WKT_TRASH</w:t>
+      </w:r>
+      <w:r>
+        <w:t xml:space="preserve"> </w:t>
+      </w:r>
+      <w:r>
+        <w:t xml:space="preserve">and</w:t>
+      </w:r>
+      <w:r>
+        <w:t xml:space="preserve"> </w:t>
+      </w:r>
+      <w:r>
+        <w:rPr>
+          <w:rStyle w:val="VerbatimChar"/>
+        </w:rPr>
+        <w:t xml:space="preserve">WKT_PIN</w:t>
+      </w:r>
+      <w:r>
+        <w:t xml:space="preserve">:</w:t>
+      </w:r>
+    </w:p>
+    <w:p>
+      <w:pPr>
+        <w:pStyle w:val="SourceCode"/>
+      </w:pPr>
+      <w:r>
+        <w:rPr>
+          <w:rStyle w:val="DataTypeTok"/>
+        </w:rPr>
+        <w:t xml:space="preserve">int</w:t>
+      </w:r>
+      <w:r>
+        <w:rPr>
+          <w:rStyle w:val="NormalTok"/>
+        </w:rPr>
+        <w:t xml:space="preserve"> st</w:t>
+      </w:r>
+      <w:r>
+        <w:rPr>
+          <w:rStyle w:val="OperatorTok"/>
+        </w:rPr>
+        <w:t xml:space="preserve">[</w:t>
+      </w:r>
+      <w:r>
+        <w:rPr>
+          <w:rStyle w:val="DecValTok"/>
+        </w:rPr>
+        <w:t xml:space="preserve">6</w:t>
+      </w:r>
+      <w:r>
+        <w:rPr>
+          <w:rStyle w:val="OperatorTok"/>
+        </w:rPr>
+        <w:t xml:space="preserve">],</w:t>
+      </w:r>
+      <w:r>
+        <w:rPr>
+          <w:rStyle w:val="NormalTok"/>
+        </w:rPr>
+        <w:t xml:space="preserve"> ln</w:t>
+      </w:r>
+      <w:r>
+        <w:rPr>
+          <w:rStyle w:val="OperatorTok"/>
+        </w:rPr>
+        <w:t xml:space="preserve">[</w:t>
+      </w:r>
+      <w:r>
+        <w:rPr>
+          <w:rStyle w:val="DecValTok"/>
+        </w:rPr>
+        <w:t xml:space="preserve">6</w:t>
+      </w:r>
+      <w:r>
+        <w:rPr>
+          <w:rStyle w:val="OperatorTok"/>
+        </w:rPr>
+        <w:t xml:space="preserve">];</w:t>
+      </w:r>
+      <w:r>
+        <w:rPr>
+          <w:rStyle w:val="NormalTok"/>
+        </w:rPr>
+        <w:t xml:space="preserve"> </w:t>
+      </w:r>
+      <w:r>
+        <w:rPr>
+          <w:rStyle w:val="DataTypeTok"/>
+        </w:rPr>
+        <w:t xml:space="preserve">bool</w:t>
+      </w:r>
+      <w:r>
+        <w:rPr>
+          <w:rStyle w:val="NormalTok"/>
+        </w:rPr>
+        <w:t xml:space="preserve"> more</w:t>
+      </w:r>
+      <w:r>
+        <w:rPr>
+          <w:rStyle w:val="OperatorTok"/>
+        </w:rPr>
+        <w:t xml:space="preserve">;</w:t>
+      </w:r>
+      <w:r>
+        <w:br/>
+      </w:r>
+      <w:r>
+        <w:rPr>
+          <w:rStyle w:val="DataTypeTok"/>
+        </w:rPr>
+        <w:t xml:space="preserve">int</w:t>
+      </w:r>
+      <w:r>
+        <w:rPr>
+          <w:rStyle w:val="NormalTok"/>
+        </w:rPr>
+        <w:t xml:space="preserve"> k </w:t>
+      </w:r>
+      <w:r>
+        <w:rPr>
+          <w:rStyle w:val="OperatorTok"/>
+        </w:rPr>
+        <w:t xml:space="preserve">=</w:t>
+      </w:r>
+      <w:r>
+        <w:rPr>
+          <w:rStyle w:val="NormalTok"/>
+        </w:rPr>
+        <w:t xml:space="preserve"> uk_text_wrap </w:t>
+      </w:r>
+      <w:r>
+        <w:rPr>
+          <w:rStyle w:val="OperatorTok"/>
+        </w:rPr>
+        <w:t xml:space="preserve">(</w:t>
+      </w:r>
+      <w:r>
+        <w:rPr>
+          <w:rStyle w:val="NormalTok"/>
+        </w:rPr>
+        <w:t xml:space="preserve">text</w:t>
+      </w:r>
+      <w:r>
+        <w:rPr>
+          <w:rStyle w:val="OperatorTok"/>
+        </w:rPr>
+        <w:t xml:space="preserve">,</w:t>
+      </w:r>
+      <w:r>
+        <w:rPr>
+          <w:rStyle w:val="NormalTok"/>
+        </w:rPr>
+        <w:t xml:space="preserve"> len</w:t>
+      </w:r>
+      <w:r>
+        <w:rPr>
+          <w:rStyle w:val="OperatorTok"/>
+        </w:rPr>
+        <w:t xml:space="preserve">,</w:t>
+      </w:r>
+      <w:r>
+        <w:rPr>
+          <w:rStyle w:val="NormalTok"/>
+        </w:rPr>
+        <w:t xml:space="preserve"> </w:t>
+      </w:r>
+      <w:r>
+        <w:rPr>
+          <w:rStyle w:val="DecValTok"/>
+        </w:rPr>
+        <w:t xml:space="preserve">196</w:t>
+      </w:r>
+      <w:r>
+        <w:rPr>
+          <w:rStyle w:val="OperatorTok"/>
+        </w:rPr>
+        <w:t xml:space="preserve">,</w:t>
+      </w:r>
+      <w:r>
+        <w:rPr>
+          <w:rStyle w:val="NormalTok"/>
+        </w:rPr>
+        <w:t xml:space="preserve"> </w:t>
+      </w:r>
+      <w:r>
+        <w:rPr>
+          <w:rStyle w:val="DecValTok"/>
+        </w:rPr>
+        <w:t xml:space="preserve">6</w:t>
+      </w:r>
+      <w:r>
+        <w:rPr>
+          <w:rStyle w:val="OperatorTok"/>
+        </w:rPr>
+        <w:t xml:space="preserve">,</w:t>
+      </w:r>
+      <w:r>
+        <w:rPr>
+          <w:rStyle w:val="NormalTok"/>
+        </w:rPr>
+        <w:t xml:space="preserve"> st</w:t>
+      </w:r>
+      <w:r>
+        <w:rPr>
+          <w:rStyle w:val="OperatorTok"/>
+        </w:rPr>
+        <w:t xml:space="preserve">,</w:t>
+      </w:r>
+      <w:r>
+        <w:rPr>
+          <w:rStyle w:val="NormalTok"/>
+        </w:rPr>
+        <w:t xml:space="preserve"> ln</w:t>
+      </w:r>
+      <w:r>
+        <w:rPr>
+          <w:rStyle w:val="OperatorTok"/>
+        </w:rPr>
+        <w:t xml:space="preserve">,</w:t>
+      </w:r>
+      <w:r>
+        <w:rPr>
+          <w:rStyle w:val="NormalTok"/>
+        </w:rPr>
+        <w:t xml:space="preserve"> </w:t>
+      </w:r>
+      <w:r>
+        <w:rPr>
+          <w:rStyle w:val="OperatorTok"/>
+        </w:rPr>
+        <w:t xml:space="preserve">&amp;</w:t>
+      </w:r>
+      <w:r>
+        <w:rPr>
+          <w:rStyle w:val="NormalTok"/>
+        </w:rPr>
+        <w:t xml:space="preserve">more</w:t>
+      </w:r>
+      <w:r>
+        <w:rPr>
+          <w:rStyle w:val="OperatorTok"/>
+        </w:rPr>
+        <w:t xml:space="preserve">);</w:t>
+      </w:r>
+      <w:r>
+        <w:rPr>
+          <w:rStyle w:val="NormalTok"/>
+        </w:rPr>
+        <w:t xml:space="preserve">   </w:t>
+      </w:r>
+      <w:r>
+        <w:rPr>
+          <w:rStyle w:val="CommentTok"/>
+        </w:rPr>
+        <w:t xml:space="preserve">// up to 6 lines of 196 px</w:t>
+      </w:r>
+      <w:r>
+        <w:br/>
+      </w:r>
+      <w:r>
+        <w:rPr>
+          <w:rStyle w:val="ControlFlowTok"/>
+        </w:rPr>
+        <w:t xml:space="preserve">for</w:t>
+      </w:r>
+      <w:r>
+        <w:rPr>
+          <w:rStyle w:val="NormalTok"/>
+        </w:rPr>
+        <w:t xml:space="preserve"> </w:t>
+      </w:r>
+      <w:r>
+        <w:rPr>
+          <w:rStyle w:val="OperatorTok"/>
+        </w:rPr>
+        <w:t xml:space="preserve">(</w:t>
+      </w:r>
+      <w:r>
+        <w:rPr>
+          <w:rStyle w:val="DataTypeTok"/>
+        </w:rPr>
+        <w:t xml:space="preserve">int</w:t>
+      </w:r>
+      <w:r>
+        <w:rPr>
+          <w:rStyle w:val="NormalTok"/>
+        </w:rPr>
+        <w:t xml:space="preserve"> i </w:t>
+      </w:r>
+      <w:r>
+        <w:rPr>
+          <w:rStyle w:val="OperatorTok"/>
+        </w:rPr>
+        <w:t xml:space="preserve">=</w:t>
+      </w:r>
+      <w:r>
+        <w:rPr>
+          <w:rStyle w:val="NormalTok"/>
+        </w:rPr>
+        <w:t xml:space="preserve"> </w:t>
+      </w:r>
+      <w:r>
+        <w:rPr>
+          <w:rStyle w:val="DecValTok"/>
+        </w:rPr>
+        <w:t xml:space="preserve">0</w:t>
+      </w:r>
+      <w:r>
+        <w:rPr>
+          <w:rStyle w:val="OperatorTok"/>
+        </w:rPr>
+        <w:t xml:space="preserve">;</w:t>
+      </w:r>
+      <w:r>
+        <w:rPr>
+          <w:rStyle w:val="NormalTok"/>
+        </w:rPr>
+        <w:t xml:space="preserve"> i </w:t>
+      </w:r>
+      <w:r>
+        <w:rPr>
+          <w:rStyle w:val="OperatorTok"/>
+        </w:rPr>
+        <w:t xml:space="preserve">&lt;</w:t>
+      </w:r>
+      <w:r>
+        <w:rPr>
+          <w:rStyle w:val="NormalTok"/>
+        </w:rPr>
+        <w:t xml:space="preserve"> k</w:t>
+      </w:r>
+      <w:r>
+        <w:rPr>
+          <w:rStyle w:val="OperatorTok"/>
+        </w:rPr>
+        <w:t xml:space="preserve">;</w:t>
+      </w:r>
+      <w:r>
+        <w:rPr>
+          <w:rStyle w:val="NormalTok"/>
+        </w:rPr>
+        <w:t xml:space="preserve"> i</w:t>
+      </w:r>
+      <w:r>
+        <w:rPr>
+          <w:rStyle w:val="OperatorTok"/>
+        </w:rPr>
+        <w:t xml:space="preserve">++)</w:t>
+      </w:r>
+      <w:r>
+        <w:rPr>
+          <w:rStyle w:val="NormalTok"/>
+        </w:rPr>
+        <w:t xml:space="preserve"> </w:t>
+      </w:r>
+      <w:r>
+        <w:rPr>
+          <w:rStyle w:val="OperatorTok"/>
+        </w:rPr>
+        <w:t xml:space="preserve">{</w:t>
+      </w:r>
+      <w:r>
+        <w:rPr>
+          <w:rStyle w:val="NormalTok"/>
+        </w:rPr>
+        <w:t xml:space="preserve"> </w:t>
+      </w:r>
+      <w:r>
+        <w:rPr>
+          <w:rStyle w:val="DataTypeTok"/>
+        </w:rPr>
+        <w:t xml:space="preserve">char</w:t>
+      </w:r>
+      <w:r>
+        <w:rPr>
+          <w:rStyle w:val="NormalTok"/>
+        </w:rPr>
+        <w:t xml:space="preserve"> l</w:t>
+      </w:r>
+      <w:r>
+        <w:rPr>
+          <w:rStyle w:val="OperatorTok"/>
+        </w:rPr>
+        <w:t xml:space="preserve">[</w:t>
+      </w:r>
+      <w:r>
+        <w:rPr>
+          <w:rStyle w:val="DecValTok"/>
+        </w:rPr>
+        <w:t xml:space="preserve">256</w:t>
+      </w:r>
+      <w:r>
+        <w:rPr>
+          <w:rStyle w:val="OperatorTok"/>
+        </w:rPr>
+        <w:t xml:space="preserve">];</w:t>
+      </w:r>
+      <w:r>
+        <w:rPr>
+          <w:rStyle w:val="NormalTok"/>
+        </w:rPr>
+        <w:t xml:space="preserve"> </w:t>
+      </w:r>
+      <w:r>
+        <w:rPr>
+          <w:rStyle w:val="DataTypeTok"/>
+        </w:rPr>
+        <w:t xml:space="preserve">int</w:t>
+      </w:r>
+      <w:r>
+        <w:rPr>
+          <w:rStyle w:val="NormalTok"/>
+        </w:rPr>
+        <w:t xml:space="preserve"> n </w:t>
+      </w:r>
+      <w:r>
+        <w:rPr>
+          <w:rStyle w:val="OperatorTok"/>
+        </w:rPr>
+        <w:t xml:space="preserve">=</w:t>
+      </w:r>
+      <w:r>
+        <w:rPr>
+          <w:rStyle w:val="NormalTok"/>
+        </w:rPr>
+        <w:t xml:space="preserve"> ln</w:t>
+      </w:r>
+      <w:r>
+        <w:rPr>
+          <w:rStyle w:val="OperatorTok"/>
+        </w:rPr>
+        <w:t xml:space="preserve">[</w:t>
+      </w:r>
+      <w:r>
+        <w:rPr>
+          <w:rStyle w:val="NormalTok"/>
+        </w:rPr>
+        <w:t xml:space="preserve">i</w:t>
+      </w:r>
+      <w:r>
+        <w:rPr>
+          <w:rStyle w:val="OperatorTok"/>
+        </w:rPr>
+        <w:t xml:space="preserve">]</w:t>
+      </w:r>
+      <w:r>
+        <w:rPr>
+          <w:rStyle w:val="NormalTok"/>
+        </w:rPr>
+        <w:t xml:space="preserve"> </w:t>
+      </w:r>
+      <w:r>
+        <w:rPr>
+          <w:rStyle w:val="OperatorTok"/>
+        </w:rPr>
+        <w:t xml:space="preserve">&lt;</w:t>
+      </w:r>
+      <w:r>
+        <w:rPr>
+          <w:rStyle w:val="NormalTok"/>
+        </w:rPr>
+        <w:t xml:space="preserve"> </w:t>
+      </w:r>
+      <w:r>
+        <w:rPr>
+          <w:rStyle w:val="DecValTok"/>
+        </w:rPr>
+        <w:t xml:space="preserve">255</w:t>
+      </w:r>
+      <w:r>
+        <w:rPr>
+          <w:rStyle w:val="NormalTok"/>
+        </w:rPr>
+        <w:t xml:space="preserve"> </w:t>
+      </w:r>
+      <w:r>
+        <w:rPr>
+          <w:rStyle w:val="OperatorTok"/>
+        </w:rPr>
+        <w:t xml:space="preserve">?</w:t>
+      </w:r>
+      <w:r>
+        <w:rPr>
+          <w:rStyle w:val="NormalTok"/>
+        </w:rPr>
+        <w:t xml:space="preserve"> ln</w:t>
+      </w:r>
+      <w:r>
+        <w:rPr>
+          <w:rStyle w:val="OperatorTok"/>
+        </w:rPr>
+        <w:t xml:space="preserve">[</w:t>
+      </w:r>
+      <w:r>
+        <w:rPr>
+          <w:rStyle w:val="NormalTok"/>
+        </w:rPr>
+        <w:t xml:space="preserve">i</w:t>
+      </w:r>
+      <w:r>
+        <w:rPr>
+          <w:rStyle w:val="OperatorTok"/>
+        </w:rPr>
+        <w:t xml:space="preserve">]</w:t>
+      </w:r>
+      <w:r>
+        <w:rPr>
+          <w:rStyle w:val="NormalTok"/>
+        </w:rPr>
+        <w:t xml:space="preserve"> </w:t>
+      </w:r>
+      <w:r>
+        <w:rPr>
+          <w:rStyle w:val="OperatorTok"/>
+        </w:rPr>
+        <w:t xml:space="preserve">:</w:t>
+      </w:r>
+      <w:r>
+        <w:rPr>
+          <w:rStyle w:val="NormalTok"/>
+        </w:rPr>
+        <w:t xml:space="preserve"> </w:t>
+      </w:r>
+      <w:r>
+        <w:rPr>
+          <w:rStyle w:val="DecValTok"/>
+        </w:rPr>
+        <w:t xml:space="preserve">255</w:t>
+      </w:r>
+      <w:r>
+        <w:rPr>
+          <w:rStyle w:val="OperatorTok"/>
+        </w:rPr>
+        <w:t xml:space="preserve">;</w:t>
+      </w:r>
+      <w:r>
+        <w:br/>
+      </w:r>
+      <w:r>
+        <w:rPr>
+          <w:rStyle w:val="NormalTok"/>
+        </w:rPr>
+        <w:t xml:space="preserve">    memcpy </w:t>
+      </w:r>
+      <w:r>
+        <w:rPr>
+          <w:rStyle w:val="OperatorTok"/>
+        </w:rPr>
+        <w:t xml:space="preserve">(</w:t>
+      </w:r>
+      <w:r>
+        <w:rPr>
+          <w:rStyle w:val="NormalTok"/>
+        </w:rPr>
+        <w:t xml:space="preserve">l</w:t>
+      </w:r>
+      <w:r>
+        <w:rPr>
+          <w:rStyle w:val="OperatorTok"/>
+        </w:rPr>
+        <w:t xml:space="preserve">,</w:t>
+      </w:r>
+      <w:r>
+        <w:rPr>
+          <w:rStyle w:val="NormalTok"/>
+        </w:rPr>
+        <w:t xml:space="preserve"> text </w:t>
+      </w:r>
+      <w:r>
+        <w:rPr>
+          <w:rStyle w:val="OperatorTok"/>
+        </w:rPr>
+        <w:t xml:space="preserve">+</w:t>
+      </w:r>
+      <w:r>
+        <w:rPr>
+          <w:rStyle w:val="NormalTok"/>
+        </w:rPr>
+        <w:t xml:space="preserve"> st</w:t>
+      </w:r>
+      <w:r>
+        <w:rPr>
+          <w:rStyle w:val="OperatorTok"/>
+        </w:rPr>
+        <w:t xml:space="preserve">[</w:t>
+      </w:r>
+      <w:r>
+        <w:rPr>
+          <w:rStyle w:val="NormalTok"/>
+        </w:rPr>
+        <w:t xml:space="preserve">i</w:t>
+      </w:r>
+      <w:r>
+        <w:rPr>
+          <w:rStyle w:val="OperatorTok"/>
+        </w:rPr>
+        <w:t xml:space="preserve">],</w:t>
+      </w:r>
+      <w:r>
+        <w:rPr>
+          <w:rStyle w:val="NormalTok"/>
+        </w:rPr>
+        <w:t xml:space="preserve"> n</w:t>
+      </w:r>
+      <w:r>
+        <w:rPr>
+          <w:rStyle w:val="OperatorTok"/>
+        </w:rPr>
+        <w:t xml:space="preserve">);</w:t>
+      </w:r>
+      <w:r>
+        <w:rPr>
+          <w:rStyle w:val="NormalTok"/>
+        </w:rPr>
+        <w:t xml:space="preserve"> l</w:t>
+      </w:r>
+      <w:r>
+        <w:rPr>
+          <w:rStyle w:val="OperatorTok"/>
+        </w:rPr>
+        <w:t xml:space="preserve">[</w:t>
+      </w:r>
+      <w:r>
+        <w:rPr>
+          <w:rStyle w:val="NormalTok"/>
+        </w:rPr>
+        <w:t xml:space="preserve">n</w:t>
+      </w:r>
+      <w:r>
+        <w:rPr>
+          <w:rStyle w:val="OperatorTok"/>
+        </w:rPr>
+        <w:t xml:space="preserve">]</w:t>
+      </w:r>
+      <w:r>
+        <w:rPr>
+          <w:rStyle w:val="NormalTok"/>
+        </w:rPr>
+        <w:t xml:space="preserve"> </w:t>
+      </w:r>
+      <w:r>
+        <w:rPr>
+          <w:rStyle w:val="OperatorTok"/>
+        </w:rPr>
+        <w:t xml:space="preserve">=</w:t>
+      </w:r>
+      <w:r>
+        <w:rPr>
+          <w:rStyle w:val="NormalTok"/>
+        </w:rPr>
+        <w:t xml:space="preserve"> </w:t>
+      </w:r>
+      <w:r>
+        <w:rPr>
+          <w:rStyle w:val="DecValTok"/>
+        </w:rPr>
+        <w:t xml:space="preserve">0</w:t>
+      </w:r>
+      <w:r>
+        <w:rPr>
+          <w:rStyle w:val="OperatorTok"/>
+        </w:rPr>
+        <w:t xml:space="preserve">;</w:t>
+      </w:r>
+      <w:r>
+        <w:rPr>
+          <w:rStyle w:val="NormalTok"/>
+        </w:rPr>
+        <w:t xml:space="preserve"> uk_text </w:t>
+      </w:r>
+      <w:r>
+        <w:rPr>
+          <w:rStyle w:val="OperatorTok"/>
+        </w:rPr>
+        <w:t xml:space="preserve">(</w:t>
+      </w:r>
+      <w:r>
+        <w:rPr>
+          <w:rStyle w:val="NormalTok"/>
+        </w:rPr>
+        <w:t xml:space="preserve">canvas</w:t>
+      </w:r>
+      <w:r>
+        <w:rPr>
+          <w:rStyle w:val="OperatorTok"/>
+        </w:rPr>
+        <w:t xml:space="preserve">,</w:t>
+      </w:r>
+      <w:r>
+        <w:rPr>
+          <w:rStyle w:val="NormalTok"/>
+        </w:rPr>
+        <w:t xml:space="preserve"> </w:t>
+      </w:r>
+      <w:r>
+        <w:rPr>
+          <w:rStyle w:val="DecValTok"/>
+        </w:rPr>
+        <w:t xml:space="preserve">22</w:t>
+      </w:r>
+      <w:r>
+        <w:rPr>
+          <w:rStyle w:val="OperatorTok"/>
+        </w:rPr>
+        <w:t xml:space="preserve">,</w:t>
+      </w:r>
+      <w:r>
+        <w:rPr>
+          <w:rStyle w:val="NormalTok"/>
+        </w:rPr>
+        <w:t xml:space="preserve"> </w:t>
+      </w:r>
+      <w:r>
+        <w:rPr>
+          <w:rStyle w:val="DecValTok"/>
+        </w:rPr>
+        <w:t xml:space="preserve">33</w:t>
+      </w:r>
+      <w:r>
+        <w:rPr>
+          <w:rStyle w:val="NormalTok"/>
+        </w:rPr>
+        <w:t xml:space="preserve"> </w:t>
+      </w:r>
+      <w:r>
+        <w:rPr>
+          <w:rStyle w:val="OperatorTok"/>
+        </w:rPr>
+        <w:t xml:space="preserve">+</w:t>
+      </w:r>
+      <w:r>
+        <w:rPr>
+          <w:rStyle w:val="NormalTok"/>
+        </w:rPr>
+        <w:t xml:space="preserve"> </w:t>
+      </w:r>
+      <w:r>
+        <w:rPr>
+          <w:rStyle w:val="DecValTok"/>
+        </w:rPr>
+        <w:t xml:space="preserve">17</w:t>
+      </w:r>
+      <w:r>
+        <w:rPr>
+          <w:rStyle w:val="NormalTok"/>
+        </w:rPr>
+        <w:t xml:space="preserve"> </w:t>
+      </w:r>
+      <w:r>
+        <w:rPr>
+          <w:rStyle w:val="OperatorTok"/>
+        </w:rPr>
+        <w:t xml:space="preserve">*</w:t>
+      </w:r>
+      <w:r>
+        <w:rPr>
+          <w:rStyle w:val="NormalTok"/>
+        </w:rPr>
+        <w:t xml:space="preserve"> i</w:t>
+      </w:r>
+      <w:r>
+        <w:rPr>
+          <w:rStyle w:val="OperatorTok"/>
+        </w:rPr>
+        <w:t xml:space="preserve">,</w:t>
+      </w:r>
+      <w:r>
+        <w:rPr>
+          <w:rStyle w:val="NormalTok"/>
+        </w:rPr>
+        <w:t xml:space="preserve"> l</w:t>
+      </w:r>
+      <w:r>
+        <w:rPr>
+          <w:rStyle w:val="OperatorTok"/>
+        </w:rPr>
+        <w:t xml:space="preserve">,</w:t>
+      </w:r>
+      <w:r>
+        <w:rPr>
+          <w:rStyle w:val="NormalTok"/>
+        </w:rPr>
+        <w:t xml:space="preserve"> ink</w:t>
+      </w:r>
+      <w:r>
+        <w:rPr>
+          <w:rStyle w:val="OperatorTok"/>
+        </w:rPr>
+        <w:t xml:space="preserve">);</w:t>
+      </w:r>
+      <w:r>
+        <w:rPr>
+          <w:rStyle w:val="NormalTok"/>
+        </w:rPr>
+        <w:t xml:space="preserve"> </w:t>
+      </w:r>
+      <w:r>
+        <w:rPr>
+          <w:rStyle w:val="OperatorTok"/>
+        </w:rPr>
+        <w:t xml:space="preserve">}</w:t>
+      </w:r>
+      <w:r>
+        <w:br/>
+      </w:r>
+      <w:r>
+        <w:rPr>
+          <w:rStyle w:val="NormalTok"/>
+        </w:rPr>
+        <w:t xml:space="preserve">uk_text_over </w:t>
+      </w:r>
+      <w:r>
+        <w:rPr>
+          <w:rStyle w:val="OperatorTok"/>
+        </w:rPr>
+        <w:t xml:space="preserve">(</w:t>
+      </w:r>
+      <w:r>
+        <w:rPr>
+          <w:rStyle w:val="NormalTok"/>
+        </w:rPr>
+        <w:t xml:space="preserve">canvas</w:t>
+      </w:r>
+      <w:r>
+        <w:rPr>
+          <w:rStyle w:val="OperatorTok"/>
+        </w:rPr>
+        <w:t xml:space="preserve">,</w:t>
+      </w:r>
+      <w:r>
+        <w:rPr>
+          <w:rStyle w:val="NormalTok"/>
+        </w:rPr>
+        <w:t xml:space="preserve"> </w:t>
+      </w:r>
+      <w:r>
+        <w:rPr>
+          <w:rStyle w:val="DecValTok"/>
+        </w:rPr>
+        <w:t xml:space="preserve">38</w:t>
+      </w:r>
+      <w:r>
+        <w:rPr>
+          <w:rStyle w:val="OperatorTok"/>
+        </w:rPr>
+        <w:t xml:space="preserve">,</w:t>
+      </w:r>
+      <w:r>
+        <w:rPr>
+          <w:rStyle w:val="NormalTok"/>
+        </w:rPr>
+        <w:t xml:space="preserve"> </w:t>
+      </w:r>
+      <w:r>
+        <w:rPr>
+          <w:rStyle w:val="DecValTok"/>
+        </w:rPr>
+        <w:t xml:space="preserve">9</w:t>
+      </w:r>
+      <w:r>
+        <w:rPr>
+          <w:rStyle w:val="OperatorTok"/>
+        </w:rPr>
+        <w:t xml:space="preserve">,</w:t>
+      </w:r>
+      <w:r>
+        <w:rPr>
+          <w:rStyle w:val="NormalTok"/>
+        </w:rPr>
+        <w:t xml:space="preserve"> </w:t>
+      </w:r>
+      <w:r>
+        <w:rPr>
+          <w:rStyle w:val="StringTok"/>
+        </w:rPr>
+        <w:t xml:space="preserve">"Pinned notes"</w:t>
+      </w:r>
+      <w:r>
+        <w:rPr>
+          <w:rStyle w:val="OperatorTok"/>
+        </w:rPr>
+        <w:t xml:space="preserve">,</w:t>
+      </w:r>
+      <w:r>
+        <w:rPr>
+          <w:rStyle w:val="NormalTok"/>
+        </w:rPr>
+        <w:t xml:space="preserve"> </w:t>
+      </w:r>
+      <w:r>
+        <w:rPr>
+          <w:rStyle w:val="BaseNTok"/>
+        </w:rPr>
+        <w:t xml:space="preserve">0x00FAFCFF</w:t>
+      </w:r>
+      <w:r>
+        <w:rPr>
+          <w:rStyle w:val="OperatorTok"/>
+        </w:rPr>
+        <w:t xml:space="preserve">,</w:t>
+      </w:r>
+      <w:r>
+        <w:rPr>
+          <w:rStyle w:val="NormalTok"/>
+        </w:rPr>
+        <w:t xml:space="preserve"> </w:t>
+      </w:r>
+      <w:r>
+        <w:rPr>
+          <w:rStyle w:val="DecValTok"/>
+        </w:rPr>
+        <w:t xml:space="preserve">2</w:t>
+      </w:r>
+      <w:r>
+        <w:rPr>
+          <w:rStyle w:val="OperatorTok"/>
+        </w:rPr>
+        <w:t xml:space="preserve">,</w:t>
+      </w:r>
+      <w:r>
+        <w:rPr>
+          <w:rStyle w:val="NormalTok"/>
+        </w:rPr>
+        <w:t xml:space="preserve"> </w:t>
+      </w:r>
+      <w:r>
+        <w:rPr>
+          <w:rStyle w:val="DecValTok"/>
+        </w:rPr>
+        <w:t xml:space="preserve">1</w:t>
+      </w:r>
+      <w:r>
+        <w:rPr>
+          <w:rStyle w:val="OperatorTok"/>
+        </w:rPr>
+        <w:t xml:space="preserve">);</w:t>
+      </w:r>
+      <w:r>
+        <w:rPr>
+          <w:rStyle w:val="NormalTok"/>
+        </w:rPr>
+        <w:t xml:space="preserve">   </w:t>
+      </w:r>
+      <w:r>
+        <w:rPr>
+          <w:rStyle w:val="CommentTok"/>
+        </w:rPr>
+        <w:t xml:space="preserve">// bold, a soft shadow, on the wallpaper</w:t>
+      </w:r>
+    </w:p>
+    <w:p>
+      <w:pPr>
+        <w:pStyle w:val="FirstParagraph"/>
+      </w:pPr>
+      <w:r>
+        <w:rPr>
+          <w:bCs/>
+          <w:b/>
+        </w:rPr>
         <w:t xml:space="preserve">Without C++</w:t>
       </w:r>
       <w:r>
@@ -9623,7 +10684,7 @@
         <w:t xml:space="preserve"> </w:t>
       </w:r>
       <w:r>
-        <w:t xml:space="preserve">volume, preload list, the applets' protocol).</w:t>
+        <w:t xml:space="preserve">volume, preload list, autostart, the applets' protocol).</w:t>
       </w:r>
     </w:p>
     <w:p>
@@ -10837,6 +11898,182 @@
           <w:rStyle w:val="CommentTok"/>
         </w:rPr>
         <w:t xml:space="preserve">// the dock reads its settings again</w:t>
+      </w:r>
+    </w:p>
+    <w:p>
+      <w:pPr>
+        <w:pStyle w:val="FirstParagraph"/>
+      </w:pPr>
+      <w:r>
+        <w:rPr>
+          <w:bCs/>
+          <w:b/>
+        </w:rPr>
+        <w:t xml:space="preserve">Starting a program at every boot</w:t>
+      </w:r>
+      <w:r>
+        <w:t xml:space="preserve"> </w:t>
+      </w:r>
+      <w:r>
+        <w:t xml:space="preserve">— a line of</w:t>
+      </w:r>
+      <w:r>
+        <w:t xml:space="preserve"> </w:t>
+      </w:r>
+      <w:r>
+        <w:rPr>
+          <w:rStyle w:val="VerbatimChar"/>
+        </w:rPr>
+        <w:t xml:space="preserve">SD:/etc/autostart</w:t>
+      </w:r>
+      <w:r>
+        <w:t xml:space="preserve"> </w:t>
+      </w:r>
+      <w:r>
+        <w:t xml:space="preserve">looked for, or added where it</w:t>
+      </w:r>
+      <w:r>
+        <w:t xml:space="preserve"> </w:t>
+      </w:r>
+      <w:r>
+        <w:t xml:space="preserve">belongs (after a given line, else before</w:t>
+      </w:r>
+      <w:r>
+        <w:t xml:space="preserve"> </w:t>
+      </w:r>
+      <w:r>
+        <w:rPr>
+          <w:rStyle w:val="VerbatimChar"/>
+        </w:rPr>
+        <w:t xml:space="preserve">preload /boot</w:t>
+      </w:r>
+      <w:r>
+        <w:t xml:space="preserve">, which stays last; Setup's held-back</w:t>
+      </w:r>
+      <w:r>
+        <w:t xml:space="preserve"> </w:t>
+      </w:r>
+      <w:r>
+        <w:rPr>
+          <w:rStyle w:val="VerbatimChar"/>
+        </w:rPr>
+        <w:t xml:space="preserve">#setup:</w:t>
+      </w:r>
+      <w:r>
+        <w:t xml:space="preserve"> </w:t>
+      </w:r>
+      <w:r>
+        <w:t xml:space="preserve">lines respected), and the user told so:</w:t>
+      </w:r>
+    </w:p>
+    <w:p>
+      <w:pPr>
+        <w:pStyle w:val="SourceCode"/>
+      </w:pPr>
+      <w:r>
+        <w:rPr>
+          <w:rStyle w:val="PreprocessorTok"/>
+        </w:rPr>
+        <w:t xml:space="preserve">#include </w:t>
+      </w:r>
+      <w:r>
+        <w:rPr>
+          <w:rStyle w:val="ImportTok"/>
+        </w:rPr>
+        <w:t xml:space="preserve">"systemkit/systemkit.h"</w:t>
+      </w:r>
+      <w:r>
+        <w:br/>
+      </w:r>
+      <w:r>
+        <w:br/>
+      </w:r>
+      <w:r>
+        <w:rPr>
+          <w:rStyle w:val="DataTypeTok"/>
+        </w:rPr>
+        <w:t xml:space="preserve">int</w:t>
+      </w:r>
+      <w:r>
+        <w:rPr>
+          <w:rStyle w:val="NormalTok"/>
+        </w:rPr>
+        <w:t xml:space="preserve"> r </w:t>
+      </w:r>
+      <w:r>
+        <w:rPr>
+          <w:rStyle w:val="OperatorTok"/>
+        </w:rPr>
+        <w:t xml:space="preserve">=</w:t>
+      </w:r>
+      <w:r>
+        <w:rPr>
+          <w:rStyle w:val="NormalTok"/>
+        </w:rPr>
+        <w:t xml:space="preserve"> autostart_ensure </w:t>
+      </w:r>
+      <w:r>
+        <w:rPr>
+          <w:rStyle w:val="OperatorTok"/>
+        </w:rPr>
+        <w:t xml:space="preserve">(</w:t>
+      </w:r>
+      <w:r>
+        <w:rPr>
+          <w:rStyle w:val="StringTok"/>
+        </w:rPr>
+        <w:t xml:space="preserve">"run stickies"</w:t>
+      </w:r>
+      <w:r>
+        <w:rPr>
+          <w:rStyle w:val="OperatorTok"/>
+        </w:rPr>
+        <w:t xml:space="preserve">,</w:t>
+      </w:r>
+      <w:r>
+        <w:rPr>
+          <w:rStyle w:val="NormalTok"/>
+        </w:rPr>
+        <w:t xml:space="preserve"> </w:t>
+      </w:r>
+      <w:r>
+        <w:rPr>
+          <w:rStyle w:val="StringTok"/>
+        </w:rPr>
+        <w:t xml:space="preserve">"run agenda"</w:t>
+      </w:r>
+      <w:r>
+        <w:rPr>
+          <w:rStyle w:val="OperatorTok"/>
+        </w:rPr>
+        <w:t xml:space="preserve">,</w:t>
+      </w:r>
+      <w:r>
+        <w:rPr>
+          <w:rStyle w:val="NormalTok"/>
+        </w:rPr>
+        <w:t xml:space="preserve"> </w:t>
+      </w:r>
+      <w:r>
+        <w:rPr>
+          <w:rStyle w:val="StringTok"/>
+        </w:rPr>
+        <w:t xml:space="preserve">"# Stickies: the pinned notes on the desktop"</w:t>
+      </w:r>
+      <w:r>
+        <w:rPr>
+          <w:rStyle w:val="OperatorTok"/>
+        </w:rPr>
+        <w:t xml:space="preserve">);</w:t>
+      </w:r>
+      <w:r>
+        <w:br/>
+      </w:r>
+      <w:r>
+        <w:rPr>
+          <w:rStyle w:val="CommentTok"/>
+        </w:rPr>
+        <w:t xml:space="preserve">/* 2 added, 1 already there (autostart_has), 0 not written */</w:t>
       </w:r>
     </w:p>
     <w:tbl>
@@ -11134,6 +12371,44 @@
             </w:pPr>
             <w:r>
               <w:t xml:space="preserve">The programs loaded ahead at boot</w:t>
+            </w:r>
+          </w:p>
+        </w:tc>
+      </w:tr>
+      <w:tr>
+        <w:tc>
+          <w:tcPr/>
+          <w:p>
+            <w:pPr>
+              <w:pStyle w:val="Compact"/>
+              <w:jc w:val="left"/>
+            </w:pPr>
+            <w:r>
+              <w:rPr>
+                <w:rStyle w:val="VerbatimChar"/>
+              </w:rPr>
+              <w:t xml:space="preserve">autostart.h</w:t>
+            </w:r>
+          </w:p>
+        </w:tc>
+        <w:tc>
+          <w:tcPr/>
+          <w:p>
+            <w:pPr>
+              <w:pStyle w:val="Compact"/>
+              <w:jc w:val="left"/>
+            </w:pPr>
+            <w:r>
+              <w:t xml:space="preserve">The programs started at boot (</w:t>
+            </w:r>
+            <w:r>
+              <w:rPr>
+                <w:rStyle w:val="VerbatimChar"/>
+              </w:rPr>
+              <w:t xml:space="preserve">SD:/etc/autostart</w:t>
+            </w:r>
+            <w:r>
+              <w:t xml:space="preserve">)</w:t>
             </w:r>
           </w:p>
         </w:tc>

--- a/docs/exports/06-KITS-GUIDE.docx
+++ b/docs/exports/06-KITS-GUIDE.docx
@@ -721,7 +721,7 @@
               <w:jc w:val="left"/>
             </w:pPr>
             <w:r>
-              <w:t xml:space="preserve">Talking to the system and the other programs: notifications, clipboard, trash, volume, wallpaper, file associations, the dock</w:t>
+              <w:t xml:space="preserve">Talking to the system and the other programs: notifications, clipboard, trash, volume, wallpaper, file associations, the dock, the language and the time zone</w:t>
             </w:r>
           </w:p>
         </w:tc>
@@ -12076,6 +12076,359 @@
         <w:t xml:space="preserve">/* 2 added, 1 already there (autostart_has), 0 not written */</w:t>
       </w:r>
     </w:p>
+    <w:p>
+      <w:pPr>
+        <w:pStyle w:val="FirstParagraph"/>
+      </w:pPr>
+      <w:r>
+        <w:rPr>
+          <w:bCs/>
+          <w:b/>
+        </w:rPr>
+        <w:t xml:space="preserve">The system's language</w:t>
+      </w:r>
+      <w:r>
+        <w:t xml:space="preserve"> </w:t>
+      </w:r>
+      <w:r>
+        <w:t xml:space="preserve">(the Control Panel's Language &amp; Region): an app's words go through UIKit's</w:t>
+      </w:r>
+      <w:r>
+        <w:t xml:space="preserve"> </w:t>
+      </w:r>
+      <w:r>
+        <w:rPr>
+          <w:rStyle w:val="VerbatimChar"/>
+        </w:rPr>
+        <w:t xml:space="preserve">TR ("...")</w:t>
+      </w:r>
+      <w:r>
+        <w:t xml:space="preserve"> </w:t>
+      </w:r>
+      <w:r>
+        <w:t xml:space="preserve">after</w:t>
+      </w:r>
+      <w:r>
+        <w:t xml:space="preserve"> </w:t>
+      </w:r>
+      <w:r>
+        <w:rPr>
+          <w:rStyle w:val="VerbatimChar"/>
+        </w:rPr>
+        <w:t xml:space="preserve">uk_lang_init ()</w:t>
+      </w:r>
+      <w:r>
+        <w:t xml:space="preserve"> </w:t>
+      </w:r>
+      <w:r>
+        <w:t xml:space="preserve">(section 3); a program with words of its own asks SystemKit:</w:t>
+      </w:r>
+    </w:p>
+    <w:p>
+      <w:pPr>
+        <w:pStyle w:val="SourceCode"/>
+      </w:pPr>
+      <w:r>
+        <w:rPr>
+          <w:rStyle w:val="DataTypeTok"/>
+        </w:rPr>
+        <w:t xml:space="preserve">const</w:t>
+      </w:r>
+      <w:r>
+        <w:rPr>
+          <w:rStyle w:val="NormalTok"/>
+        </w:rPr>
+        <w:t xml:space="preserve"> </w:t>
+      </w:r>
+      <w:r>
+        <w:rPr>
+          <w:rStyle w:val="DataTypeTok"/>
+        </w:rPr>
+        <w:t xml:space="preserve">char</w:t>
+      </w:r>
+      <w:r>
+        <w:rPr>
+          <w:rStyle w:val="NormalTok"/>
+        </w:rPr>
+        <w:t xml:space="preserve"> </w:t>
+      </w:r>
+      <w:r>
+        <w:rPr>
+          <w:rStyle w:val="OperatorTok"/>
+        </w:rPr>
+        <w:t xml:space="preserve">*</w:t>
+      </w:r>
+      <w:r>
+        <w:rPr>
+          <w:rStyle w:val="NormalTok"/>
+        </w:rPr>
+        <w:t xml:space="preserve">code </w:t>
+      </w:r>
+      <w:r>
+        <w:rPr>
+          <w:rStyle w:val="OperatorTok"/>
+        </w:rPr>
+        <w:t xml:space="preserve">=</w:t>
+      </w:r>
+      <w:r>
+        <w:rPr>
+          <w:rStyle w:val="NormalTok"/>
+        </w:rPr>
+        <w:t xml:space="preserve"> locale_language </w:t>
+      </w:r>
+      <w:r>
+        <w:rPr>
+          <w:rStyle w:val="OperatorTok"/>
+        </w:rPr>
+        <w:t xml:space="preserve">();</w:t>
+      </w:r>
+      <w:r>
+        <w:rPr>
+          <w:rStyle w:val="NormalTok"/>
+        </w:rPr>
+        <w:t xml:space="preserve">                </w:t>
+      </w:r>
+      <w:r>
+        <w:rPr>
+          <w:rStyle w:val="CommentTok"/>
+        </w:rPr>
+        <w:t xml:space="preserve">// "en", "fr" (system.ini's language=; none: "en")</w:t>
+      </w:r>
+      <w:r>
+        <w:br/>
+      </w:r>
+      <w:r>
+        <w:rPr>
+          <w:rStyle w:val="ControlFlowTok"/>
+        </w:rPr>
+        <w:t xml:space="preserve">for</w:t>
+      </w:r>
+      <w:r>
+        <w:rPr>
+          <w:rStyle w:val="NormalTok"/>
+        </w:rPr>
+        <w:t xml:space="preserve"> </w:t>
+      </w:r>
+      <w:r>
+        <w:rPr>
+          <w:rStyle w:val="OperatorTok"/>
+        </w:rPr>
+        <w:t xml:space="preserve">(</w:t>
+      </w:r>
+      <w:r>
+        <w:rPr>
+          <w:rStyle w:val="DataTypeTok"/>
+        </w:rPr>
+        <w:t xml:space="preserve">int</w:t>
+      </w:r>
+      <w:r>
+        <w:rPr>
+          <w:rStyle w:val="NormalTok"/>
+        </w:rPr>
+        <w:t xml:space="preserve"> i </w:t>
+      </w:r>
+      <w:r>
+        <w:rPr>
+          <w:rStyle w:val="OperatorTok"/>
+        </w:rPr>
+        <w:t xml:space="preserve">=</w:t>
+      </w:r>
+      <w:r>
+        <w:rPr>
+          <w:rStyle w:val="NormalTok"/>
+        </w:rPr>
+        <w:t xml:space="preserve"> </w:t>
+      </w:r>
+      <w:r>
+        <w:rPr>
+          <w:rStyle w:val="DecValTok"/>
+        </w:rPr>
+        <w:t xml:space="preserve">0</w:t>
+      </w:r>
+      <w:r>
+        <w:rPr>
+          <w:rStyle w:val="OperatorTok"/>
+        </w:rPr>
+        <w:t xml:space="preserve">;</w:t>
+      </w:r>
+      <w:r>
+        <w:rPr>
+          <w:rStyle w:val="NormalTok"/>
+        </w:rPr>
+        <w:t xml:space="preserve"> i </w:t>
+      </w:r>
+      <w:r>
+        <w:rPr>
+          <w:rStyle w:val="OperatorTok"/>
+        </w:rPr>
+        <w:t xml:space="preserve">&lt;</w:t>
+      </w:r>
+      <w:r>
+        <w:rPr>
+          <w:rStyle w:val="NormalTok"/>
+        </w:rPr>
+        <w:t xml:space="preserve"> locale_language_count </w:t>
+      </w:r>
+      <w:r>
+        <w:rPr>
+          <w:rStyle w:val="OperatorTok"/>
+        </w:rPr>
+        <w:t xml:space="preserve">();</w:t>
+      </w:r>
+      <w:r>
+        <w:rPr>
+          <w:rStyle w:val="NormalTok"/>
+        </w:rPr>
+        <w:t xml:space="preserve"> i</w:t>
+      </w:r>
+      <w:r>
+        <w:rPr>
+          <w:rStyle w:val="OperatorTok"/>
+        </w:rPr>
+        <w:t xml:space="preserve">++)</w:t>
+      </w:r>
+      <w:r>
+        <w:rPr>
+          <w:rStyle w:val="NormalTok"/>
+        </w:rPr>
+        <w:t xml:space="preserve">    </w:t>
+      </w:r>
+      <w:r>
+        <w:rPr>
+          <w:rStyle w:val="CommentTok"/>
+        </w:rPr>
+        <w:t xml:space="preserve">// the languages Onyx speaks, each in its own words</w:t>
+      </w:r>
+      <w:r>
+        <w:br/>
+      </w:r>
+      <w:r>
+        <w:rPr>
+          <w:rStyle w:val="NormalTok"/>
+        </w:rPr>
+        <w:t xml:space="preserve">    list</w:t>
+      </w:r>
+      <w:r>
+        <w:rPr>
+          <w:rStyle w:val="OperatorTok"/>
+        </w:rPr>
+        <w:t xml:space="preserve">-&gt;</w:t>
+      </w:r>
+      <w:r>
+        <w:rPr>
+          <w:rStyle w:val="NormalTok"/>
+        </w:rPr>
+        <w:t xml:space="preserve">add </w:t>
+      </w:r>
+      <w:r>
+        <w:rPr>
+          <w:rStyle w:val="OperatorTok"/>
+        </w:rPr>
+        <w:t xml:space="preserve">(</w:t>
+      </w:r>
+      <w:r>
+        <w:rPr>
+          <w:rStyle w:val="NormalTok"/>
+        </w:rPr>
+        <w:t xml:space="preserve">locale_language_name </w:t>
+      </w:r>
+      <w:r>
+        <w:rPr>
+          <w:rStyle w:val="OperatorTok"/>
+        </w:rPr>
+        <w:t xml:space="preserve">(</w:t>
+      </w:r>
+      <w:r>
+        <w:rPr>
+          <w:rStyle w:val="NormalTok"/>
+        </w:rPr>
+        <w:t xml:space="preserve">i</w:t>
+      </w:r>
+      <w:r>
+        <w:rPr>
+          <w:rStyle w:val="OperatorTok"/>
+        </w:rPr>
+        <w:t xml:space="preserve">));</w:t>
+      </w:r>
+      <w:r>
+        <w:br/>
+      </w:r>
+      <w:r>
+        <w:rPr>
+          <w:rStyle w:val="NormalTok"/>
+        </w:rPr>
+        <w:t xml:space="preserve">locale_set_language </w:t>
+      </w:r>
+      <w:r>
+        <w:rPr>
+          <w:rStyle w:val="OperatorTok"/>
+        </w:rPr>
+        <w:t xml:space="preserve">(</w:t>
+      </w:r>
+      <w:r>
+        <w:rPr>
+          <w:rStyle w:val="StringTok"/>
+        </w:rPr>
+        <w:t xml:space="preserve">"fr"</w:t>
+      </w:r>
+      <w:r>
+        <w:rPr>
+          <w:rStyle w:val="OperatorTok"/>
+        </w:rPr>
+        <w:t xml:space="preserve">);</w:t>
+      </w:r>
+      <w:r>
+        <w:rPr>
+          <w:rStyle w:val="NormalTok"/>
+        </w:rPr>
+        <w:t xml:space="preserve">                           </w:t>
+      </w:r>
+      <w:r>
+        <w:rPr>
+          <w:rStyle w:val="CommentTok"/>
+        </w:rPr>
+        <w:t xml:space="preserve">// kept: the programs started next speak it</w:t>
+      </w:r>
+      <w:r>
+        <w:br/>
+      </w:r>
+      <w:r>
+        <w:rPr>
+          <w:rStyle w:val="NormalTok"/>
+        </w:rPr>
+        <w:t xml:space="preserve">locale_set_zone </w:t>
+      </w:r>
+      <w:r>
+        <w:rPr>
+          <w:rStyle w:val="OperatorTok"/>
+        </w:rPr>
+        <w:t xml:space="preserve">(</w:t>
+      </w:r>
+      <w:r>
+        <w:rPr>
+          <w:rStyle w:val="DecValTok"/>
+        </w:rPr>
+        <w:t xml:space="preserve">0</w:t>
+      </w:r>
+      <w:r>
+        <w:rPr>
+          <w:rStyle w:val="OperatorTok"/>
+        </w:rPr>
+        <w:t xml:space="preserve">);</w:t>
+      </w:r>
+      <w:r>
+        <w:rPr>
+          <w:rStyle w:val="NormalTok"/>
+        </w:rPr>
+        <w:t xml:space="preserve">                                  </w:t>
+      </w:r>
+      <w:r>
+        <w:rPr>
+          <w:rStyle w:val="CommentTok"/>
+        </w:rPr>
+        <w:t xml:space="preserve">// a time zone (locale_zone_count / _city / _offset): now, and kept</w:t>
+      </w:r>
+    </w:p>
     <w:tbl>
       <w:tblPr>
         <w:tblStyle w:val="Table"/>
@@ -12442,6 +12795,44 @@
           </w:p>
         </w:tc>
       </w:tr>
+      <w:tr>
+        <w:tc>
+          <w:tcPr/>
+          <w:p>
+            <w:pPr>
+              <w:pStyle w:val="Compact"/>
+              <w:jc w:val="left"/>
+            </w:pPr>
+            <w:r>
+              <w:rPr>
+                <w:rStyle w:val="VerbatimChar"/>
+              </w:rPr>
+              <w:t xml:space="preserve">locale.h</w:t>
+            </w:r>
+          </w:p>
+        </w:tc>
+        <w:tc>
+          <w:tcPr/>
+          <w:p>
+            <w:pPr>
+              <w:pStyle w:val="Compact"/>
+              <w:jc w:val="left"/>
+            </w:pPr>
+            <w:r>
+              <w:t xml:space="preserve">The system's language and time zone (</w:t>
+            </w:r>
+            <w:r>
+              <w:rPr>
+                <w:rStyle w:val="VerbatimChar"/>
+              </w:rPr>
+              <w:t xml:space="preserve">SD:/etc/system.ini</w:t>
+            </w:r>
+            <w:r>
+              <w:t xml:space="preserve">)</w:t>
+            </w:r>
+          </w:p>
+        </w:tc>
+      </w:tr>
     </w:tbl>
     <w:bookmarkEnd w:id="42"/>
     <w:bookmarkStart w:id="43" w:name="X21c5dfbcb5a69cd5c428264b88180cd193f70a2"/>
@@ -15387,6 +15778,676 @@
       </w:r>
       <w:r>
         <w:t xml:space="preserve">) instead of keeping its own list.</w:t>
+      </w:r>
+    </w:p>
+    <w:p>
+      <w:pPr>
+        <w:pStyle w:val="BodyText"/>
+      </w:pPr>
+      <w:r>
+        <w:rPr>
+          <w:bCs/>
+          <w:b/>
+        </w:rPr>
+        <w:t xml:space="preserve">A settings or progress file with sections, read and written back</w:t>
+      </w:r>
+      <w:r>
+        <w:t xml:space="preserve"> </w:t>
+      </w:r>
+      <w:r>
+        <w:t xml:space="preserve">(</w:t>
+      </w:r>
+      <w:r>
+        <w:rPr>
+          <w:rStyle w:val="VerbatimChar"/>
+        </w:rPr>
+        <w:t xml:space="preserve">filekit/kvtext.h</w:t>
+      </w:r>
+      <w:r>
+        <w:t xml:space="preserve">, C and C++): the</w:t>
+      </w:r>
+      <w:r>
+        <w:t xml:space="preserve"> </w:t>
+      </w:r>
+      <w:r>
+        <w:t xml:space="preserve">entries stay in the file's order, the keys a program does not know are kept, values may hold new lines.</w:t>
+      </w:r>
+    </w:p>
+    <w:p>
+      <w:pPr>
+        <w:pStyle w:val="SourceCode"/>
+      </w:pPr>
+      <w:r>
+        <w:rPr>
+          <w:rStyle w:val="NormalTok"/>
+        </w:rPr>
+        <w:t xml:space="preserve">fk_kv </w:t>
+      </w:r>
+      <w:r>
+        <w:rPr>
+          <w:rStyle w:val="OperatorTok"/>
+        </w:rPr>
+        <w:t xml:space="preserve">*</w:t>
+      </w:r>
+      <w:r>
+        <w:rPr>
+          <w:rStyle w:val="NormalTok"/>
+        </w:rPr>
+        <w:t xml:space="preserve">kv </w:t>
+      </w:r>
+      <w:r>
+        <w:rPr>
+          <w:rStyle w:val="OperatorTok"/>
+        </w:rPr>
+        <w:t xml:space="preserve">=</w:t>
+      </w:r>
+      <w:r>
+        <w:rPr>
+          <w:rStyle w:val="NormalTok"/>
+        </w:rPr>
+        <w:t xml:space="preserve"> fk_kv_load </w:t>
+      </w:r>
+      <w:r>
+        <w:rPr>
+          <w:rStyle w:val="OperatorTok"/>
+        </w:rPr>
+        <w:t xml:space="preserve">(</w:t>
+      </w:r>
+      <w:r>
+        <w:rPr>
+          <w:rStyle w:val="StringTok"/>
+        </w:rPr>
+        <w:t xml:space="preserve">"SD:/apps/game.app/progress.ini"</w:t>
+      </w:r>
+      <w:r>
+        <w:rPr>
+          <w:rStyle w:val="OperatorTok"/>
+        </w:rPr>
+        <w:t xml:space="preserve">,</w:t>
+      </w:r>
+      <w:r>
+        <w:rPr>
+          <w:rStyle w:val="NormalTok"/>
+        </w:rPr>
+        <w:t xml:space="preserve"> FK_KV_ESCAPES</w:t>
+      </w:r>
+      <w:r>
+        <w:rPr>
+          <w:rStyle w:val="OperatorTok"/>
+        </w:rPr>
+        <w:t xml:space="preserve">);</w:t>
+      </w:r>
+      <w:r>
+        <w:br/>
+      </w:r>
+      <w:r>
+        <w:rPr>
+          <w:rStyle w:val="ControlFlowTok"/>
+        </w:rPr>
+        <w:t xml:space="preserve">if</w:t>
+      </w:r>
+      <w:r>
+        <w:rPr>
+          <w:rStyle w:val="NormalTok"/>
+        </w:rPr>
+        <w:t xml:space="preserve"> </w:t>
+      </w:r>
+      <w:r>
+        <w:rPr>
+          <w:rStyle w:val="OperatorTok"/>
+        </w:rPr>
+        <w:t xml:space="preserve">(!</w:t>
+      </w:r>
+      <w:r>
+        <w:rPr>
+          <w:rStyle w:val="NormalTok"/>
+        </w:rPr>
+        <w:t xml:space="preserve">kv</w:t>
+      </w:r>
+      <w:r>
+        <w:rPr>
+          <w:rStyle w:val="OperatorTok"/>
+        </w:rPr>
+        <w:t xml:space="preserve">)</w:t>
+      </w:r>
+      <w:r>
+        <w:rPr>
+          <w:rStyle w:val="NormalTok"/>
+        </w:rPr>
+        <w:t xml:space="preserve"> kv </w:t>
+      </w:r>
+      <w:r>
+        <w:rPr>
+          <w:rStyle w:val="OperatorTok"/>
+        </w:rPr>
+        <w:t xml:space="preserve">=</w:t>
+      </w:r>
+      <w:r>
+        <w:rPr>
+          <w:rStyle w:val="NormalTok"/>
+        </w:rPr>
+        <w:t xml:space="preserve"> fk_kv_new </w:t>
+      </w:r>
+      <w:r>
+        <w:rPr>
+          <w:rStyle w:val="OperatorTok"/>
+        </w:rPr>
+        <w:t xml:space="preserve">(</w:t>
+      </w:r>
+      <w:r>
+        <w:rPr>
+          <w:rStyle w:val="NormalTok"/>
+        </w:rPr>
+        <w:t xml:space="preserve">FK_KV_ESCAPES</w:t>
+      </w:r>
+      <w:r>
+        <w:rPr>
+          <w:rStyle w:val="OperatorTok"/>
+        </w:rPr>
+        <w:t xml:space="preserve">);</w:t>
+      </w:r>
+      <w:r>
+        <w:rPr>
+          <w:rStyle w:val="NormalTok"/>
+        </w:rPr>
+        <w:t xml:space="preserve">                    </w:t>
+      </w:r>
+      <w:r>
+        <w:rPr>
+          <w:rStyle w:val="CommentTok"/>
+        </w:rPr>
+        <w:t xml:space="preserve">// no file yet: a fresh start</w:t>
+      </w:r>
+      <w:r>
+        <w:br/>
+      </w:r>
+      <w:r>
+        <w:rPr>
+          <w:rStyle w:val="DataTypeTok"/>
+        </w:rPr>
+        <w:t xml:space="preserve">int</w:t>
+      </w:r>
+      <w:r>
+        <w:rPr>
+          <w:rStyle w:val="NormalTok"/>
+        </w:rPr>
+        <w:t xml:space="preserve"> stars </w:t>
+      </w:r>
+      <w:r>
+        <w:rPr>
+          <w:rStyle w:val="OperatorTok"/>
+        </w:rPr>
+        <w:t xml:space="preserve">=</w:t>
+      </w:r>
+      <w:r>
+        <w:rPr>
+          <w:rStyle w:val="NormalTok"/>
+        </w:rPr>
+        <w:t xml:space="preserve"> atoi </w:t>
+      </w:r>
+      <w:r>
+        <w:rPr>
+          <w:rStyle w:val="OperatorTok"/>
+        </w:rPr>
+        <w:t xml:space="preserve">(</w:t>
+      </w:r>
+      <w:r>
+        <w:rPr>
+          <w:rStyle w:val="NormalTok"/>
+        </w:rPr>
+        <w:t xml:space="preserve">fk_kv_get </w:t>
+      </w:r>
+      <w:r>
+        <w:rPr>
+          <w:rStyle w:val="OperatorTok"/>
+        </w:rPr>
+        <w:t xml:space="preserve">(</w:t>
+      </w:r>
+      <w:r>
+        <w:rPr>
+          <w:rStyle w:val="NormalTok"/>
+        </w:rPr>
+        <w:t xml:space="preserve">kv</w:t>
+      </w:r>
+      <w:r>
+        <w:rPr>
+          <w:rStyle w:val="OperatorTok"/>
+        </w:rPr>
+        <w:t xml:space="preserve">,</w:t>
+      </w:r>
+      <w:r>
+        <w:rPr>
+          <w:rStyle w:val="NormalTok"/>
+        </w:rPr>
+        <w:t xml:space="preserve"> </w:t>
+      </w:r>
+      <w:r>
+        <w:rPr>
+          <w:rStyle w:val="StringTok"/>
+        </w:rPr>
+        <w:t xml:space="preserve">"Player"</w:t>
+      </w:r>
+      <w:r>
+        <w:rPr>
+          <w:rStyle w:val="OperatorTok"/>
+        </w:rPr>
+        <w:t xml:space="preserve">,</w:t>
+      </w:r>
+      <w:r>
+        <w:rPr>
+          <w:rStyle w:val="NormalTok"/>
+        </w:rPr>
+        <w:t xml:space="preserve"> </w:t>
+      </w:r>
+      <w:r>
+        <w:rPr>
+          <w:rStyle w:val="StringTok"/>
+        </w:rPr>
+        <w:t xml:space="preserve">"level1"</w:t>
+      </w:r>
+      <w:r>
+        <w:rPr>
+          <w:rStyle w:val="OperatorTok"/>
+        </w:rPr>
+        <w:t xml:space="preserve">,</w:t>
+      </w:r>
+      <w:r>
+        <w:rPr>
+          <w:rStyle w:val="NormalTok"/>
+        </w:rPr>
+        <w:t xml:space="preserve"> </w:t>
+      </w:r>
+      <w:r>
+        <w:rPr>
+          <w:rStyle w:val="StringTok"/>
+        </w:rPr>
+        <w:t xml:space="preserve">"0"</w:t>
+      </w:r>
+      <w:r>
+        <w:rPr>
+          <w:rStyle w:val="OperatorTok"/>
+        </w:rPr>
+        <w:t xml:space="preserve">));</w:t>
+      </w:r>
+      <w:r>
+        <w:br/>
+      </w:r>
+      <w:r>
+        <w:rPr>
+          <w:rStyle w:val="NormalTok"/>
+        </w:rPr>
+        <w:t xml:space="preserve">fk_kv_set </w:t>
+      </w:r>
+      <w:r>
+        <w:rPr>
+          <w:rStyle w:val="OperatorTok"/>
+        </w:rPr>
+        <w:t xml:space="preserve">(</w:t>
+      </w:r>
+      <w:r>
+        <w:rPr>
+          <w:rStyle w:val="NormalTok"/>
+        </w:rPr>
+        <w:t xml:space="preserve">kv</w:t>
+      </w:r>
+      <w:r>
+        <w:rPr>
+          <w:rStyle w:val="OperatorTok"/>
+        </w:rPr>
+        <w:t xml:space="preserve">,</w:t>
+      </w:r>
+      <w:r>
+        <w:rPr>
+          <w:rStyle w:val="NormalTok"/>
+        </w:rPr>
+        <w:t xml:space="preserve"> </w:t>
+      </w:r>
+      <w:r>
+        <w:rPr>
+          <w:rStyle w:val="StringTok"/>
+        </w:rPr>
+        <w:t xml:space="preserve">"Player"</w:t>
+      </w:r>
+      <w:r>
+        <w:rPr>
+          <w:rStyle w:val="OperatorTok"/>
+        </w:rPr>
+        <w:t xml:space="preserve">,</w:t>
+      </w:r>
+      <w:r>
+        <w:rPr>
+          <w:rStyle w:val="NormalTok"/>
+        </w:rPr>
+        <w:t xml:space="preserve"> </w:t>
+      </w:r>
+      <w:r>
+        <w:rPr>
+          <w:rStyle w:val="StringTok"/>
+        </w:rPr>
+        <w:t xml:space="preserve">"level1"</w:t>
+      </w:r>
+      <w:r>
+        <w:rPr>
+          <w:rStyle w:val="OperatorTok"/>
+        </w:rPr>
+        <w:t xml:space="preserve">,</w:t>
+      </w:r>
+      <w:r>
+        <w:rPr>
+          <w:rStyle w:val="NormalTok"/>
+        </w:rPr>
+        <w:t xml:space="preserve"> </w:t>
+      </w:r>
+      <w:r>
+        <w:rPr>
+          <w:rStyle w:val="StringTok"/>
+        </w:rPr>
+        <w:t xml:space="preserve">"3"</w:t>
+      </w:r>
+      <w:r>
+        <w:rPr>
+          <w:rStyle w:val="OperatorTok"/>
+        </w:rPr>
+        <w:t xml:space="preserve">);</w:t>
+      </w:r>
+      <w:r>
+        <w:br/>
+      </w:r>
+      <w:r>
+        <w:rPr>
+          <w:rStyle w:val="NormalTok"/>
+        </w:rPr>
+        <w:t xml:space="preserve">fk_kv_set </w:t>
+      </w:r>
+      <w:r>
+        <w:rPr>
+          <w:rStyle w:val="OperatorTok"/>
+        </w:rPr>
+        <w:t xml:space="preserve">(</w:t>
+      </w:r>
+      <w:r>
+        <w:rPr>
+          <w:rStyle w:val="NormalTok"/>
+        </w:rPr>
+        <w:t xml:space="preserve">kv</w:t>
+      </w:r>
+      <w:r>
+        <w:rPr>
+          <w:rStyle w:val="OperatorTok"/>
+        </w:rPr>
+        <w:t xml:space="preserve">,</w:t>
+      </w:r>
+      <w:r>
+        <w:rPr>
+          <w:rStyle w:val="NormalTok"/>
+        </w:rPr>
+        <w:t xml:space="preserve"> </w:t>
+      </w:r>
+      <w:r>
+        <w:rPr>
+          <w:rStyle w:val="StringTok"/>
+        </w:rPr>
+        <w:t xml:space="preserve">""</w:t>
+      </w:r>
+      <w:r>
+        <w:rPr>
+          <w:rStyle w:val="OperatorTok"/>
+        </w:rPr>
+        <w:t xml:space="preserve">,</w:t>
+      </w:r>
+      <w:r>
+        <w:rPr>
+          <w:rStyle w:val="NormalTok"/>
+        </w:rPr>
+        <w:t xml:space="preserve"> </w:t>
+      </w:r>
+      <w:r>
+        <w:rPr>
+          <w:rStyle w:val="StringTok"/>
+        </w:rPr>
+        <w:t xml:space="preserve">"last"</w:t>
+      </w:r>
+      <w:r>
+        <w:rPr>
+          <w:rStyle w:val="OperatorTok"/>
+        </w:rPr>
+        <w:t xml:space="preserve">,</w:t>
+      </w:r>
+      <w:r>
+        <w:rPr>
+          <w:rStyle w:val="NormalTok"/>
+        </w:rPr>
+        <w:t xml:space="preserve"> </w:t>
+      </w:r>
+      <w:r>
+        <w:rPr>
+          <w:rStyle w:val="StringTok"/>
+        </w:rPr>
+        <w:t xml:space="preserve">"level1"</w:t>
+      </w:r>
+      <w:r>
+        <w:rPr>
+          <w:rStyle w:val="OperatorTok"/>
+        </w:rPr>
+        <w:t xml:space="preserve">);</w:t>
+      </w:r>
+      <w:r>
+        <w:rPr>
+          <w:rStyle w:val="NormalTok"/>
+        </w:rPr>
+        <w:t xml:space="preserve">                       </w:t>
+      </w:r>
+      <w:r>
+        <w:rPr>
+          <w:rStyle w:val="CommentTok"/>
+        </w:rPr>
+        <w:t xml:space="preserve">// "": before the first [header]</w:t>
+      </w:r>
+      <w:r>
+        <w:br/>
+      </w:r>
+      <w:r>
+        <w:rPr>
+          <w:rStyle w:val="NormalTok"/>
+        </w:rPr>
+        <w:t xml:space="preserve">fk_kv_save </w:t>
+      </w:r>
+      <w:r>
+        <w:rPr>
+          <w:rStyle w:val="OperatorTok"/>
+        </w:rPr>
+        <w:t xml:space="preserve">(</w:t>
+      </w:r>
+      <w:r>
+        <w:rPr>
+          <w:rStyle w:val="NormalTok"/>
+        </w:rPr>
+        <w:t xml:space="preserve">kv</w:t>
+      </w:r>
+      <w:r>
+        <w:rPr>
+          <w:rStyle w:val="OperatorTok"/>
+        </w:rPr>
+        <w:t xml:space="preserve">,</w:t>
+      </w:r>
+      <w:r>
+        <w:rPr>
+          <w:rStyle w:val="NormalTok"/>
+        </w:rPr>
+        <w:t xml:space="preserve"> </w:t>
+      </w:r>
+      <w:r>
+        <w:rPr>
+          <w:rStyle w:val="StringTok"/>
+        </w:rPr>
+        <w:t xml:space="preserve">"SD:/apps/game.app/progress.ini"</w:t>
+      </w:r>
+      <w:r>
+        <w:rPr>
+          <w:rStyle w:val="OperatorTok"/>
+        </w:rPr>
+        <w:t xml:space="preserve">,</w:t>
+      </w:r>
+      <w:r>
+        <w:rPr>
+          <w:rStyle w:val="NormalTok"/>
+        </w:rPr>
+        <w:t xml:space="preserve"> </w:t>
+      </w:r>
+      <w:r>
+        <w:rPr>
+          <w:rStyle w:val="StringTok"/>
+        </w:rPr>
+        <w:t xml:space="preserve">"# my game's progress"</w:t>
+      </w:r>
+      <w:r>
+        <w:rPr>
+          <w:rStyle w:val="OperatorTok"/>
+        </w:rPr>
+        <w:t xml:space="preserve">);</w:t>
+      </w:r>
+      <w:r>
+        <w:br/>
+      </w:r>
+      <w:r>
+        <w:rPr>
+          <w:rStyle w:val="NormalTok"/>
+        </w:rPr>
+        <w:t xml:space="preserve">fk_kv_free </w:t>
+      </w:r>
+      <w:r>
+        <w:rPr>
+          <w:rStyle w:val="OperatorTok"/>
+        </w:rPr>
+        <w:t xml:space="preserve">(</w:t>
+      </w:r>
+      <w:r>
+        <w:rPr>
+          <w:rStyle w:val="NormalTok"/>
+        </w:rPr>
+        <w:t xml:space="preserve">kv</w:t>
+      </w:r>
+      <w:r>
+        <w:rPr>
+          <w:rStyle w:val="OperatorTok"/>
+        </w:rPr>
+        <w:t xml:space="preserve">);</w:t>
+      </w:r>
+    </w:p>
+    <w:p>
+      <w:pPr>
+        <w:pStyle w:val="FirstParagraph"/>
+      </w:pPr>
+      <w:r>
+        <w:t xml:space="preserve">A level pack (</w:t>
+      </w:r>
+      <w:r>
+        <w:rPr>
+          <w:rStyle w:val="VerbatimChar"/>
+        </w:rPr>
+        <w:t xml:space="preserve">FK_KV_PIPES</w:t>
+      </w:r>
+      <w:r>
+        <w:t xml:space="preserve">): many</w:t>
+      </w:r>
+      <w:r>
+        <w:t xml:space="preserve"> </w:t>
+      </w:r>
+      <w:r>
+        <w:rPr>
+          <w:rStyle w:val="VerbatimChar"/>
+        </w:rPr>
+        <w:t xml:space="preserve">[level]</w:t>
+      </w:r>
+      <w:r>
+        <w:t xml:space="preserve"> </w:t>
+      </w:r>
+      <w:r>
+        <w:t xml:space="preserve">blocks (</w:t>
+      </w:r>
+      <w:r>
+        <w:rPr>
+          <w:rStyle w:val="VerbatimChar"/>
+        </w:rPr>
+        <w:t xml:space="preserve">fk_kv_block</w:t>
+      </w:r>
+      <w:r>
+        <w:t xml:space="preserve">,</w:t>
+      </w:r>
+      <w:r>
+        <w:t xml:space="preserve"> </w:t>
+      </w:r>
+      <w:r>
+        <w:rPr>
+          <w:rStyle w:val="VerbatimChar"/>
+        </w:rPr>
+        <w:t xml:space="preserve">fk_kv_blocks</w:t>
+      </w:r>
+      <w:r>
+        <w:t xml:space="preserve">,</w:t>
+      </w:r>
+      <w:r>
+        <w:t xml:space="preserve"> </w:t>
+      </w:r>
+      <w:r>
+        <w:rPr>
+          <w:rStyle w:val="VerbatimChar"/>
+        </w:rPr>
+        <w:t xml:space="preserve">fk_kv_block_name</w:t>
+      </w:r>
+      <w:r>
+        <w:t xml:space="preserve">), a value</w:t>
+      </w:r>
+      <w:r>
+        <w:t xml:space="preserve"> </w:t>
+      </w:r>
+      <w:r>
+        <w:t xml:space="preserve">going on over the</w:t>
+      </w:r>
+      <w:r>
+        <w:t xml:space="preserve"> </w:t>
+      </w:r>
+      <w:r>
+        <w:rPr>
+          <w:rStyle w:val="VerbatimChar"/>
+        </w:rPr>
+        <w:t xml:space="preserve">|</w:t>
+      </w:r>
+      <w:r>
+        <w:t xml:space="preserve"> </w:t>
+      </w:r>
+      <w:r>
+        <w:t xml:space="preserve">lines that follow, and the line of each value (</w:t>
+      </w:r>
+      <w:r>
+        <w:rPr>
+          <w:rStyle w:val="VerbatimChar"/>
+        </w:rPr>
+        <w:t xml:space="preserve">fk_kv_line</w:t>
+      </w:r>
+      <w:r>
+        <w:t xml:space="preserve">) for an error message. Circuits</w:t>
+      </w:r>
+      <w:r>
+        <w:t xml:space="preserve"> </w:t>
+      </w:r>
+      <w:r>
+        <w:t xml:space="preserve">reads its packs and its</w:t>
+      </w:r>
+      <w:r>
+        <w:t xml:space="preserve"> </w:t>
+      </w:r>
+      <w:r>
+        <w:rPr>
+          <w:rStyle w:val="VerbatimChar"/>
+        </w:rPr>
+        <w:t xml:space="preserve">progress.ini</w:t>
+      </w:r>
+      <w:r>
+        <w:t xml:space="preserve"> </w:t>
+      </w:r>
+      <w:r>
+        <w:t xml:space="preserve">so.</w:t>
       </w:r>
     </w:p>
     <w:bookmarkEnd w:id="44"/>
@@ -21886,7 +22947,7 @@
               <w:jc w:val="left"/>
             </w:pPr>
             <w:r>
-              <w:t xml:space="preserve">print to the console</w:t>
+              <w:t xml:space="preserve">read and write a settings / progress file with sections</w:t>
             </w:r>
           </w:p>
         </w:tc>
@@ -21898,7 +22959,7 @@
               <w:jc w:val="left"/>
             </w:pPr>
             <w:r>
-              <w:t xml:space="preserve">AppKit</w:t>
+              <w:t xml:space="preserve">FileKit</w:t>
             </w:r>
           </w:p>
         </w:tc>
@@ -21913,7 +22974,7 @@
               <w:rPr>
                 <w:rStyle w:val="VerbatimChar"/>
               </w:rPr>
-              <w:t xml:space="preserve">ax_puts</w:t>
+              <w:t xml:space="preserve">fk_kv_load</w:t>
             </w:r>
             <w:r>
               <w:t xml:space="preserve">,</w:t>
@@ -21925,7 +22986,19 @@
               <w:rPr>
                 <w:rStyle w:val="VerbatimChar"/>
               </w:rPr>
-              <w:t xml:space="preserve">ax_putln</w:t>
+              <w:t xml:space="preserve">fk_kv_set</w:t>
+            </w:r>
+            <w:r>
+              <w:t xml:space="preserve">,</w:t>
+            </w:r>
+            <w:r>
+              <w:t xml:space="preserve"> </w:t>
+            </w:r>
+            <w:r>
+              <w:rPr>
+                <w:rStyle w:val="VerbatimChar"/>
+              </w:rPr>
+              <w:t xml:space="preserve">fk_kv_save</w:t>
             </w:r>
           </w:p>
         </w:tc>
@@ -21939,22 +23012,7 @@
               <w:jc w:val="left"/>
             </w:pPr>
             <w:r>
-              <w:t xml:space="preserve">read an</w:t>
-            </w:r>
-            <w:r>
-              <w:t xml:space="preserve"> </w:t>
-            </w:r>
-            <w:r>
-              <w:rPr>
-                <w:rStyle w:val="VerbatimChar"/>
-              </w:rPr>
-              <w:t xml:space="preserve">.ini</w:t>
-            </w:r>
-            <w:r>
-              <w:t xml:space="preserve"> </w:t>
-            </w:r>
-            <w:r>
-              <w:t xml:space="preserve">file</w:t>
+              <w:t xml:space="preserve">print to the console</w:t>
             </w:r>
           </w:p>
         </w:tc>
@@ -21981,7 +23039,7 @@
               <w:rPr>
                 <w:rStyle w:val="VerbatimChar"/>
               </w:rPr>
-              <w:t xml:space="preserve">app_ini_load</w:t>
+              <w:t xml:space="preserve">ax_puts</w:t>
             </w:r>
             <w:r>
               <w:t xml:space="preserve">,</w:t>
@@ -21993,7 +23051,7 @@
               <w:rPr>
                 <w:rStyle w:val="VerbatimChar"/>
               </w:rPr>
-              <w:t xml:space="preserve">app_ini_get</w:t>
+              <w:t xml:space="preserve">ax_putln</w:t>
             </w:r>
           </w:p>
         </w:tc>
@@ -22007,7 +23065,22 @@
               <w:jc w:val="left"/>
             </w:pPr>
             <w:r>
-              <w:t xml:space="preserve">start another program</w:t>
+              <w:t xml:space="preserve">read an</w:t>
+            </w:r>
+            <w:r>
+              <w:t xml:space="preserve"> </w:t>
+            </w:r>
+            <w:r>
+              <w:rPr>
+                <w:rStyle w:val="VerbatimChar"/>
+              </w:rPr>
+              <w:t xml:space="preserve">.ini</w:t>
+            </w:r>
+            <w:r>
+              <w:t xml:space="preserve"> </w:t>
+            </w:r>
+            <w:r>
+              <w:t xml:space="preserve">file</w:t>
             </w:r>
           </w:p>
         </w:tc>
@@ -22034,7 +23107,7 @@
               <w:rPr>
                 <w:rStyle w:val="VerbatimChar"/>
               </w:rPr>
-              <w:t xml:space="preserve">lx_launch</w:t>
+              <w:t xml:space="preserve">app_ini_load</w:t>
             </w:r>
             <w:r>
               <w:t xml:space="preserve">,</w:t>
@@ -22046,7 +23119,7 @@
               <w:rPr>
                 <w:rStyle w:val="VerbatimChar"/>
               </w:rPr>
-              <w:t xml:space="preserve">lx_open</w:t>
+              <w:t xml:space="preserve">app_ini_get</w:t>
             </w:r>
           </w:p>
         </w:tc>
@@ -22060,7 +23133,7 @@
               <w:jc w:val="left"/>
             </w:pPr>
             <w:r>
-              <w:t xml:space="preserve">open a window with widgets</w:t>
+              <w:t xml:space="preserve">start another program</w:t>
             </w:r>
           </w:p>
         </w:tc>
@@ -22072,7 +23145,7 @@
               <w:jc w:val="left"/>
             </w:pPr>
             <w:r>
-              <w:t xml:space="preserve">UIKit</w:t>
+              <w:t xml:space="preserve">AppKit</w:t>
             </w:r>
           </w:p>
         </w:tc>
@@ -22087,7 +23160,7 @@
               <w:rPr>
                 <w:rStyle w:val="VerbatimChar"/>
               </w:rPr>
-              <w:t xml:space="preserve">Root</w:t>
+              <w:t xml:space="preserve">lx_launch</w:t>
             </w:r>
             <w:r>
               <w:t xml:space="preserve">,</w:t>
@@ -22099,22 +23172,7 @@
               <w:rPr>
                 <w:rStyle w:val="VerbatimChar"/>
               </w:rPr>
-              <w:t xml:space="preserve">Label</w:t>
-            </w:r>
-            <w:r>
-              <w:t xml:space="preserve">,</w:t>
-            </w:r>
-            <w:r>
-              <w:t xml:space="preserve"> </w:t>
-            </w:r>
-            <w:r>
-              <w:rPr>
-                <w:rStyle w:val="VerbatimChar"/>
-              </w:rPr>
-              <w:t xml:space="preserve">Button</w:t>
-            </w:r>
-            <w:r>
-              <w:t xml:space="preserve">…</w:t>
+              <w:t xml:space="preserve">lx_open</w:t>
             </w:r>
           </w:p>
         </w:tc>
@@ -22128,7 +23186,7 @@
               <w:jc w:val="left"/>
             </w:pPr>
             <w:r>
-              <w:t xml:space="preserve">ask the user (message, file, colour)</w:t>
+              <w:t xml:space="preserve">open a window with widgets</w:t>
             </w:r>
           </w:p>
         </w:tc>
@@ -22155,7 +23213,7 @@
               <w:rPr>
                 <w:rStyle w:val="VerbatimChar"/>
               </w:rPr>
-              <w:t xml:space="preserve">uk_messagebox</w:t>
+              <w:t xml:space="preserve">Root</w:t>
             </w:r>
             <w:r>
               <w:t xml:space="preserve">,</w:t>
@@ -22167,7 +23225,7 @@
               <w:rPr>
                 <w:rStyle w:val="VerbatimChar"/>
               </w:rPr>
-              <w:t xml:space="preserve">uk_file_open</w:t>
+              <w:t xml:space="preserve">Label</w:t>
             </w:r>
             <w:r>
               <w:t xml:space="preserve">,</w:t>
@@ -22179,7 +23237,10 @@
               <w:rPr>
                 <w:rStyle w:val="VerbatimChar"/>
               </w:rPr>
-              <w:t xml:space="preserve">uk_color_dialog</w:t>
+              <w:t xml:space="preserve">Button</w:t>
+            </w:r>
+            <w:r>
+              <w:t xml:space="preserve">…</w:t>
             </w:r>
           </w:p>
         </w:tc>
@@ -22193,7 +23254,7 @@
               <w:jc w:val="left"/>
             </w:pPr>
             <w:r>
-              <w:t xml:space="preserve">load an icon</w:t>
+              <w:t xml:space="preserve">ask the user (message, file, colour)</w:t>
             </w:r>
           </w:p>
         </w:tc>
@@ -22220,7 +23281,31 @@
               <w:rPr>
                 <w:rStyle w:val="VerbatimChar"/>
               </w:rPr>
-              <w:t xml:space="preserve">ui::icon_load</w:t>
+              <w:t xml:space="preserve">uk_messagebox</w:t>
+            </w:r>
+            <w:r>
+              <w:t xml:space="preserve">,</w:t>
+            </w:r>
+            <w:r>
+              <w:t xml:space="preserve"> </w:t>
+            </w:r>
+            <w:r>
+              <w:rPr>
+                <w:rStyle w:val="VerbatimChar"/>
+              </w:rPr>
+              <w:t xml:space="preserve">uk_file_open</w:t>
+            </w:r>
+            <w:r>
+              <w:t xml:space="preserve">,</w:t>
+            </w:r>
+            <w:r>
+              <w:t xml:space="preserve"> </w:t>
+            </w:r>
+            <w:r>
+              <w:rPr>
+                <w:rStyle w:val="VerbatimChar"/>
+              </w:rPr>
+              <w:t xml:space="preserve">uk_color_dialog</w:t>
             </w:r>
           </w:p>
         </w:tc>
@@ -22234,7 +23319,7 @@
               <w:jc w:val="left"/>
             </w:pPr>
             <w:r>
-              <w:t xml:space="preserve">show a notification</w:t>
+              <w:t xml:space="preserve">load an icon</w:t>
             </w:r>
           </w:p>
         </w:tc>
@@ -22246,7 +23331,7 @@
               <w:jc w:val="left"/>
             </w:pPr>
             <w:r>
-              <w:t xml:space="preserve">SystemKit</w:t>
+              <w:t xml:space="preserve">UIKit</w:t>
             </w:r>
           </w:p>
         </w:tc>
@@ -22261,19 +23346,7 @@
               <w:rPr>
                 <w:rStyle w:val="VerbatimChar"/>
               </w:rPr>
-              <w:t xml:space="preserve">notify</w:t>
-            </w:r>
-            <w:r>
-              <w:t xml:space="preserve">,</w:t>
-            </w:r>
-            <w:r>
-              <w:t xml:space="preserve"> </w:t>
-            </w:r>
-            <w:r>
-              <w:rPr>
-                <w:rStyle w:val="VerbatimChar"/>
-              </w:rPr>
-              <w:t xml:space="preserve">notify_action</w:t>
+              <w:t xml:space="preserve">ui::icon_load</w:t>
             </w:r>
           </w:p>
         </w:tc>
@@ -22287,7 +23360,7 @@
               <w:jc w:val="left"/>
             </w:pPr>
             <w:r>
-              <w:t xml:space="preserve">copy / paste</w:t>
+              <w:t xml:space="preserve">show a notification</w:t>
             </w:r>
           </w:p>
         </w:tc>
@@ -22314,6 +23387,59 @@
               <w:rPr>
                 <w:rStyle w:val="VerbatimChar"/>
               </w:rPr>
+              <w:t xml:space="preserve">notify</w:t>
+            </w:r>
+            <w:r>
+              <w:t xml:space="preserve">,</w:t>
+            </w:r>
+            <w:r>
+              <w:t xml:space="preserve"> </w:t>
+            </w:r>
+            <w:r>
+              <w:rPr>
+                <w:rStyle w:val="VerbatimChar"/>
+              </w:rPr>
+              <w:t xml:space="preserve">notify_action</w:t>
+            </w:r>
+          </w:p>
+        </w:tc>
+      </w:tr>
+      <w:tr>
+        <w:tc>
+          <w:tcPr/>
+          <w:p>
+            <w:pPr>
+              <w:pStyle w:val="Compact"/>
+              <w:jc w:val="left"/>
+            </w:pPr>
+            <w:r>
+              <w:t xml:space="preserve">copy / paste</w:t>
+            </w:r>
+          </w:p>
+        </w:tc>
+        <w:tc>
+          <w:tcPr/>
+          <w:p>
+            <w:pPr>
+              <w:pStyle w:val="Compact"/>
+              <w:jc w:val="left"/>
+            </w:pPr>
+            <w:r>
+              <w:t xml:space="preserve">SystemKit</w:t>
+            </w:r>
+          </w:p>
+        </w:tc>
+        <w:tc>
+          <w:tcPr/>
+          <w:p>
+            <w:pPr>
+              <w:pStyle w:val="Compact"/>
+              <w:jc w:val="left"/>
+            </w:pPr>
+            <w:r>
+              <w:rPr>
+                <w:rStyle w:val="VerbatimChar"/>
+              </w:rPr>
               <w:t xml:space="preserve">clip_set_text</w:t>
             </w:r>
             <w:r>
@@ -22327,6 +23453,74 @@
                 <w:rStyle w:val="VerbatimChar"/>
               </w:rPr>
               <w:t xml:space="preserve">clip_get_text</w:t>
+            </w:r>
+          </w:p>
+        </w:tc>
+      </w:tr>
+      <w:tr>
+        <w:tc>
+          <w:tcPr/>
+          <w:p>
+            <w:pPr>
+              <w:pStyle w:val="Compact"/>
+              <w:jc w:val="left"/>
+            </w:pPr>
+            <w:r>
+              <w:t xml:space="preserve">know the system's language</w:t>
+            </w:r>
+          </w:p>
+        </w:tc>
+        <w:tc>
+          <w:tcPr/>
+          <w:p>
+            <w:pPr>
+              <w:pStyle w:val="Compact"/>
+              <w:jc w:val="left"/>
+            </w:pPr>
+            <w:r>
+              <w:t xml:space="preserve">SystemKit (UIKit's</w:t>
+            </w:r>
+            <w:r>
+              <w:t xml:space="preserve"> </w:t>
+            </w:r>
+            <w:r>
+              <w:rPr>
+                <w:rStyle w:val="VerbatimChar"/>
+              </w:rPr>
+              <w:t xml:space="preserve">TR ()</w:t>
+            </w:r>
+            <w:r>
+              <w:t xml:space="preserve"> </w:t>
+            </w:r>
+            <w:r>
+              <w:t xml:space="preserve">for the words)</w:t>
+            </w:r>
+          </w:p>
+        </w:tc>
+        <w:tc>
+          <w:tcPr/>
+          <w:p>
+            <w:pPr>
+              <w:pStyle w:val="Compact"/>
+              <w:jc w:val="left"/>
+            </w:pPr>
+            <w:r>
+              <w:rPr>
+                <w:rStyle w:val="VerbatimChar"/>
+              </w:rPr>
+              <w:t xml:space="preserve">locale_language</w:t>
+            </w:r>
+            <w:r>
+              <w:t xml:space="preserve">,</w:t>
+            </w:r>
+            <w:r>
+              <w:t xml:space="preserve"> </w:t>
+            </w:r>
+            <w:r>
+              <w:rPr>
+                <w:rStyle w:val="VerbatimChar"/>
+              </w:rPr>
+              <w:t xml:space="preserve">uk_lang_init</w:t>
             </w:r>
           </w:p>
         </w:tc>

--- a/docs/exports/06-KITS-GUIDE.docx
+++ b/docs/exports/06-KITS-GUIDE.docx
@@ -10616,6 +10616,831 @@
       </w:r>
       <w:r>
         <w:t xml:space="preserve">(called about 60 times a second).</w:t>
+      </w:r>
+    </w:p>
+    <w:p>
+      <w:pPr>
+        <w:pStyle w:val="BodyText"/>
+      </w:pPr>
+      <w:r>
+        <w:rPr>
+          <w:bCs/>
+          <w:b/>
+        </w:rPr>
+        <w:t xml:space="preserve">Several windows</w:t>
+      </w:r>
+      <w:r>
+        <w:t xml:space="preserve"> </w:t>
+      </w:r>
+      <w:r>
+        <w:t xml:space="preserve">(2026-10-07, kapi v94): one more window of the program is a</w:t>
+      </w:r>
+      <w:r>
+        <w:t xml:space="preserve"> </w:t>
+      </w:r>
+      <w:r>
+        <w:rPr>
+          <w:rStyle w:val="VerbatimChar"/>
+        </w:rPr>
+        <w:t xml:space="preserve">Root</w:t>
+      </w:r>
+      <w:r>
+        <w:t xml:space="preserve"> </w:t>
+      </w:r>
+      <w:r>
+        <w:t xml:space="preserve">made with</w:t>
+      </w:r>
+      <w:r>
+        <w:t xml:space="preserve"> </w:t>
+      </w:r>
+      <w:r>
+        <w:rPr>
+          <w:rStyle w:val="VerbatimChar"/>
+        </w:rPr>
+        <w:t xml:space="preserve">NewWindow</w:t>
+      </w:r>
+      <w:r>
+        <w:t xml:space="preserve">; the first</w:t>
+      </w:r>
+      <w:r>
+        <w:t xml:space="preserve"> </w:t>
+      </w:r>
+      <w:r>
+        <w:t xml:space="preserve">window's</w:t>
+      </w:r>
+      <w:r>
+        <w:t xml:space="preserve"> </w:t>
+      </w:r>
+      <w:r>
+        <w:rPr>
+          <w:rStyle w:val="VerbatimChar"/>
+        </w:rPr>
+        <w:t xml:space="preserve">run ()</w:t>
+      </w:r>
+      <w:r>
+        <w:t xml:space="preserve"> </w:t>
+      </w:r>
+      <w:r>
+        <w:t xml:space="preserve">serves them all (their events,</w:t>
+      </w:r>
+      <w:r>
+        <w:t xml:space="preserve"> </w:t>
+      </w:r>
+      <w:r>
+        <w:rPr>
+          <w:rStyle w:val="VerbatimChar"/>
+        </w:rPr>
+        <w:t xml:space="preserve">onTick</w:t>
+      </w:r>
+      <w:r>
+        <w:t xml:space="preserve">, drawing), a click in one makes it</w:t>
+      </w:r>
+      <w:r>
+        <w:t xml:space="preserve"> </w:t>
+      </w:r>
+      <w:r>
+        <w:rPr>
+          <w:rStyle w:val="VerbatimChar"/>
+        </w:rPr>
+        <w:t xml:space="preserve">Root::current ()</w:t>
+      </w:r>
+      <w:r>
+        <w:t xml:space="preserve">, its close</w:t>
+      </w:r>
+      <w:r>
+        <w:t xml:space="preserve"> </w:t>
+      </w:r>
+      <w:r>
+        <w:t xml:space="preserve">box calls</w:t>
+      </w:r>
+      <w:r>
+        <w:t xml:space="preserve"> </w:t>
+      </w:r>
+      <w:r>
+        <w:rPr>
+          <w:rStyle w:val="VerbatimChar"/>
+        </w:rPr>
+        <w:t xml:space="preserve">onClose ()</w:t>
+      </w:r>
+      <w:r>
+        <w:t xml:space="preserve"> </w:t>
+      </w:r>
+      <w:r>
+        <w:t xml:space="preserve">(by default</w:t>
+      </w:r>
+      <w:r>
+        <w:t xml:space="preserve"> </w:t>
+      </w:r>
+      <w:r>
+        <w:rPr>
+          <w:rStyle w:val="VerbatimChar"/>
+        </w:rPr>
+        <w:t xml:space="preserve">closeWindow ()</w:t>
+      </w:r>
+      <w:r>
+        <w:t xml:space="preserve">; closing the first window ends the program). Telegram has one a</w:t>
+      </w:r>
+      <w:r>
+        <w:t xml:space="preserve"> </w:t>
+      </w:r>
+      <w:r>
+        <w:t xml:space="preserve">conversation (docs/03 §6</w:t>
+      </w:r>
+      <w:r>
+        <w:t xml:space="preserve"> </w:t>
+      </w:r>
+      <w:r>
+        <w:rPr>
+          <w:iCs/>
+          <w:i/>
+        </w:rPr>
+        <w:t xml:space="preserve">Several windows</w:t>
+      </w:r>
+      <w:r>
+        <w:t xml:space="preserve">).</w:t>
+      </w:r>
+    </w:p>
+    <w:p>
+      <w:pPr>
+        <w:pStyle w:val="SourceCode"/>
+      </w:pPr>
+      <w:r>
+        <w:rPr>
+          <w:rStyle w:val="KeywordTok"/>
+        </w:rPr>
+        <w:t xml:space="preserve">class</w:t>
+      </w:r>
+      <w:r>
+        <w:rPr>
+          <w:rStyle w:val="NormalTok"/>
+        </w:rPr>
+        <w:t xml:space="preserve"> ChatWin </w:t>
+      </w:r>
+      <w:r>
+        <w:rPr>
+          <w:rStyle w:val="OperatorTok"/>
+        </w:rPr>
+        <w:t xml:space="preserve">:</w:t>
+      </w:r>
+      <w:r>
+        <w:rPr>
+          <w:rStyle w:val="NormalTok"/>
+        </w:rPr>
+        <w:t xml:space="preserve"> </w:t>
+      </w:r>
+      <w:r>
+        <w:rPr>
+          <w:rStyle w:val="KeywordTok"/>
+        </w:rPr>
+        <w:t xml:space="preserve">public</w:t>
+      </w:r>
+      <w:r>
+        <w:rPr>
+          <w:rStyle w:val="NormalTok"/>
+        </w:rPr>
+        <w:t xml:space="preserve"> Root</w:t>
+      </w:r>
+      <w:r>
+        <w:br/>
+      </w:r>
+      <w:r>
+        <w:rPr>
+          <w:rStyle w:val="OperatorTok"/>
+        </w:rPr>
+        <w:t xml:space="preserve">{</w:t>
+      </w:r>
+      <w:r>
+        <w:br/>
+      </w:r>
+      <w:r>
+        <w:rPr>
+          <w:rStyle w:val="KeywordTok"/>
+        </w:rPr>
+        <w:t xml:space="preserve">public</w:t>
+      </w:r>
+      <w:r>
+        <w:rPr>
+          <w:rStyle w:val="OperatorTok"/>
+        </w:rPr>
+        <w:t xml:space="preserve">:</w:t>
+      </w:r>
+      <w:r>
+        <w:br/>
+      </w:r>
+      <w:r>
+        <w:rPr>
+          <w:rStyle w:val="NormalTok"/>
+        </w:rPr>
+        <w:t xml:space="preserve">    ChatWin </w:t>
+      </w:r>
+      <w:r>
+        <w:rPr>
+          <w:rStyle w:val="OperatorTok"/>
+        </w:rPr>
+        <w:t xml:space="preserve">(</w:t>
+      </w:r>
+      <w:r>
+        <w:rPr>
+          <w:rStyle w:val="AttributeTok"/>
+        </w:rPr>
+        <w:t xml:space="preserve">const</w:t>
+      </w:r>
+      <w:r>
+        <w:rPr>
+          <w:rStyle w:val="NormalTok"/>
+        </w:rPr>
+        <w:t xml:space="preserve"> </w:t>
+      </w:r>
+      <w:r>
+        <w:rPr>
+          <w:rStyle w:val="DataTypeTok"/>
+        </w:rPr>
+        <w:t xml:space="preserve">char</w:t>
+      </w:r>
+      <w:r>
+        <w:rPr>
+          <w:rStyle w:val="NormalTok"/>
+        </w:rPr>
+        <w:t xml:space="preserve"> </w:t>
+      </w:r>
+      <w:r>
+        <w:rPr>
+          <w:rStyle w:val="OperatorTok"/>
+        </w:rPr>
+        <w:t xml:space="preserve">*</w:t>
+      </w:r>
+      <w:r>
+        <w:rPr>
+          <w:rStyle w:val="NormalTok"/>
+        </w:rPr>
+        <w:t xml:space="preserve">who</w:t>
+      </w:r>
+      <w:r>
+        <w:rPr>
+          <w:rStyle w:val="OperatorTok"/>
+        </w:rPr>
+        <w:t xml:space="preserve">)</w:t>
+      </w:r>
+      <w:r>
+        <w:rPr>
+          <w:rStyle w:val="NormalTok"/>
+        </w:rPr>
+        <w:t xml:space="preserve"> </w:t>
+      </w:r>
+      <w:r>
+        <w:rPr>
+          <w:rStyle w:val="OperatorTok"/>
+        </w:rPr>
+        <w:t xml:space="preserve">:</w:t>
+      </w:r>
+      <w:r>
+        <w:rPr>
+          <w:rStyle w:val="NormalTok"/>
+        </w:rPr>
+        <w:t xml:space="preserve"> Root </w:t>
+      </w:r>
+      <w:r>
+        <w:rPr>
+          <w:rStyle w:val="OperatorTok"/>
+        </w:rPr>
+        <w:t xml:space="preserve">(</w:t>
+      </w:r>
+      <w:r>
+        <w:rPr>
+          <w:rStyle w:val="NormalTok"/>
+        </w:rPr>
+        <w:t xml:space="preserve">NewWindow </w:t>
+      </w:r>
+      <w:r>
+        <w:rPr>
+          <w:rStyle w:val="OperatorTok"/>
+        </w:rPr>
+        <w:t xml:space="preserve">(),</w:t>
+      </w:r>
+      <w:r>
+        <w:rPr>
+          <w:rStyle w:val="NormalTok"/>
+        </w:rPr>
+        <w:t xml:space="preserve"> </w:t>
+      </w:r>
+      <w:r>
+        <w:rPr>
+          <w:rStyle w:val="OperatorTok"/>
+        </w:rPr>
+        <w:t xml:space="preserve">-</w:t>
+      </w:r>
+      <w:r>
+        <w:rPr>
+          <w:rStyle w:val="DecValTok"/>
+        </w:rPr>
+        <w:t xml:space="preserve">1</w:t>
+      </w:r>
+      <w:r>
+        <w:rPr>
+          <w:rStyle w:val="OperatorTok"/>
+        </w:rPr>
+        <w:t xml:space="preserve">,</w:t>
+      </w:r>
+      <w:r>
+        <w:rPr>
+          <w:rStyle w:val="NormalTok"/>
+        </w:rPr>
+        <w:t xml:space="preserve"> </w:t>
+      </w:r>
+      <w:r>
+        <w:rPr>
+          <w:rStyle w:val="OperatorTok"/>
+        </w:rPr>
+        <w:t xml:space="preserve">-</w:t>
+      </w:r>
+      <w:r>
+        <w:rPr>
+          <w:rStyle w:val="DecValTok"/>
+        </w:rPr>
+        <w:t xml:space="preserve">1</w:t>
+      </w:r>
+      <w:r>
+        <w:rPr>
+          <w:rStyle w:val="OperatorTok"/>
+        </w:rPr>
+        <w:t xml:space="preserve">,</w:t>
+      </w:r>
+      <w:r>
+        <w:rPr>
+          <w:rStyle w:val="NormalTok"/>
+        </w:rPr>
+        <w:t xml:space="preserve"> </w:t>
+      </w:r>
+      <w:r>
+        <w:rPr>
+          <w:rStyle w:val="DecValTok"/>
+        </w:rPr>
+        <w:t xml:space="preserve">500</w:t>
+      </w:r>
+      <w:r>
+        <w:rPr>
+          <w:rStyle w:val="OperatorTok"/>
+        </w:rPr>
+        <w:t xml:space="preserve">,</w:t>
+      </w:r>
+      <w:r>
+        <w:rPr>
+          <w:rStyle w:val="NormalTok"/>
+        </w:rPr>
+        <w:t xml:space="preserve"> </w:t>
+      </w:r>
+      <w:r>
+        <w:rPr>
+          <w:rStyle w:val="DecValTok"/>
+        </w:rPr>
+        <w:t xml:space="preserve">400</w:t>
+      </w:r>
+      <w:r>
+        <w:rPr>
+          <w:rStyle w:val="OperatorTok"/>
+        </w:rPr>
+        <w:t xml:space="preserve">,</w:t>
+      </w:r>
+      <w:r>
+        <w:rPr>
+          <w:rStyle w:val="NormalTok"/>
+        </w:rPr>
+        <w:t xml:space="preserve"> who</w:t>
+      </w:r>
+      <w:r>
+        <w:rPr>
+          <w:rStyle w:val="OperatorTok"/>
+        </w:rPr>
+        <w:t xml:space="preserve">)</w:t>
+      </w:r>
+      <w:r>
+        <w:rPr>
+          <w:rStyle w:val="NormalTok"/>
+        </w:rPr>
+        <w:t xml:space="preserve"> </w:t>
+      </w:r>
+      <w:r>
+        <w:rPr>
+          <w:rStyle w:val="OperatorTok"/>
+        </w:rPr>
+        <w:t xml:space="preserve">{</w:t>
+      </w:r>
+      <w:r>
+        <w:rPr>
+          <w:rStyle w:val="NormalTok"/>
+        </w:rPr>
+        <w:t xml:space="preserve"> </w:t>
+      </w:r>
+      <w:r>
+        <w:rPr>
+          <w:rStyle w:val="ControlFlowTok"/>
+        </w:rPr>
+        <w:t xml:space="preserve">if</w:t>
+      </w:r>
+      <w:r>
+        <w:rPr>
+          <w:rStyle w:val="NormalTok"/>
+        </w:rPr>
+        <w:t xml:space="preserve"> </w:t>
+      </w:r>
+      <w:r>
+        <w:rPr>
+          <w:rStyle w:val="OperatorTok"/>
+        </w:rPr>
+        <w:t xml:space="preserve">(!</w:t>
+      </w:r>
+      <w:r>
+        <w:rPr>
+          <w:rStyle w:val="NormalTok"/>
+        </w:rPr>
+        <w:t xml:space="preserve">winOpened </w:t>
+      </w:r>
+      <w:r>
+        <w:rPr>
+          <w:rStyle w:val="OperatorTok"/>
+        </w:rPr>
+        <w:t xml:space="preserve">())</w:t>
+      </w:r>
+      <w:r>
+        <w:rPr>
+          <w:rStyle w:val="NormalTok"/>
+        </w:rPr>
+        <w:t xml:space="preserve"> </w:t>
+      </w:r>
+      <w:r>
+        <w:rPr>
+          <w:rStyle w:val="ControlFlowTok"/>
+        </w:rPr>
+        <w:t xml:space="preserve">return</w:t>
+      </w:r>
+      <w:r>
+        <w:rPr>
+          <w:rStyle w:val="OperatorTok"/>
+        </w:rPr>
+        <w:t xml:space="preserve">;</w:t>
+      </w:r>
+      <w:r>
+        <w:rPr>
+          <w:rStyle w:val="NormalTok"/>
+        </w:rPr>
+        <w:t xml:space="preserve"> </w:t>
+      </w:r>
+      <w:r>
+        <w:rPr>
+          <w:rStyle w:val="CommentTok"/>
+        </w:rPr>
+        <w:t xml:space="preserve">/* its widgets */</w:t>
+      </w:r>
+      <w:r>
+        <w:rPr>
+          <w:rStyle w:val="NormalTok"/>
+        </w:rPr>
+        <w:t xml:space="preserve"> </w:t>
+      </w:r>
+      <w:r>
+        <w:rPr>
+          <w:rStyle w:val="OperatorTok"/>
+        </w:rPr>
+        <w:t xml:space="preserve">}</w:t>
+      </w:r>
+      <w:r>
+        <w:br/>
+      </w:r>
+      <w:r>
+        <w:rPr>
+          <w:rStyle w:val="NormalTok"/>
+        </w:rPr>
+        <w:t xml:space="preserve">    </w:t>
+      </w:r>
+      <w:r>
+        <w:rPr>
+          <w:rStyle w:val="DataTypeTok"/>
+        </w:rPr>
+        <w:t xml:space="preserve">void</w:t>
+      </w:r>
+      <w:r>
+        <w:rPr>
+          <w:rStyle w:val="NormalTok"/>
+        </w:rPr>
+        <w:t xml:space="preserve"> onClose </w:t>
+      </w:r>
+      <w:r>
+        <w:rPr>
+          <w:rStyle w:val="OperatorTok"/>
+        </w:rPr>
+        <w:t xml:space="preserve">()</w:t>
+      </w:r>
+      <w:r>
+        <w:rPr>
+          <w:rStyle w:val="NormalTok"/>
+        </w:rPr>
+        <w:t xml:space="preserve"> </w:t>
+      </w:r>
+      <w:r>
+        <w:rPr>
+          <w:rStyle w:val="KeywordTok"/>
+        </w:rPr>
+        <w:t xml:space="preserve">override</w:t>
+      </w:r>
+      <w:r>
+        <w:rPr>
+          <w:rStyle w:val="NormalTok"/>
+        </w:rPr>
+        <w:t xml:space="preserve"> </w:t>
+      </w:r>
+      <w:r>
+        <w:rPr>
+          <w:rStyle w:val="OperatorTok"/>
+        </w:rPr>
+        <w:t xml:space="preserve">{</w:t>
+      </w:r>
+      <w:r>
+        <w:rPr>
+          <w:rStyle w:val="NormalTok"/>
+        </w:rPr>
+        <w:t xml:space="preserve"> closeWindow </w:t>
+      </w:r>
+      <w:r>
+        <w:rPr>
+          <w:rStyle w:val="OperatorTok"/>
+        </w:rPr>
+        <w:t xml:space="preserve">();</w:t>
+      </w:r>
+      <w:r>
+        <w:rPr>
+          <w:rStyle w:val="NormalTok"/>
+        </w:rPr>
+        <w:t xml:space="preserve"> gone </w:t>
+      </w:r>
+      <w:r>
+        <w:rPr>
+          <w:rStyle w:val="OperatorTok"/>
+        </w:rPr>
+        <w:t xml:space="preserve">=</w:t>
+      </w:r>
+      <w:r>
+        <w:rPr>
+          <w:rStyle w:val="NormalTok"/>
+        </w:rPr>
+        <w:t xml:space="preserve"> </w:t>
+      </w:r>
+      <w:r>
+        <w:rPr>
+          <w:rStyle w:val="KeywordTok"/>
+        </w:rPr>
+        <w:t xml:space="preserve">true</w:t>
+      </w:r>
+      <w:r>
+        <w:rPr>
+          <w:rStyle w:val="OperatorTok"/>
+        </w:rPr>
+        <w:t xml:space="preserve">;</w:t>
+      </w:r>
+      <w:r>
+        <w:rPr>
+          <w:rStyle w:val="NormalTok"/>
+        </w:rPr>
+        <w:t xml:space="preserve"> </w:t>
+      </w:r>
+      <w:r>
+        <w:rPr>
+          <w:rStyle w:val="OperatorTok"/>
+        </w:rPr>
+        <w:t xml:space="preserve">}</w:t>
+      </w:r>
+      <w:r>
+        <w:rPr>
+          <w:rStyle w:val="NormalTok"/>
+        </w:rPr>
+        <w:t xml:space="preserve">   </w:t>
+      </w:r>
+      <w:r>
+        <w:rPr>
+          <w:rStyle w:val="CommentTok"/>
+        </w:rPr>
+        <w:t xml:space="preserve">// (deleted later, by the main window's onTick)</w:t>
+      </w:r>
+      <w:r>
+        <w:br/>
+      </w:r>
+      <w:r>
+        <w:rPr>
+          <w:rStyle w:val="NormalTok"/>
+        </w:rPr>
+        <w:t xml:space="preserve">    </w:t>
+      </w:r>
+      <w:r>
+        <w:rPr>
+          <w:rStyle w:val="DataTypeTok"/>
+        </w:rPr>
+        <w:t xml:space="preserve">bool</w:t>
+      </w:r>
+      <w:r>
+        <w:rPr>
+          <w:rStyle w:val="NormalTok"/>
+        </w:rPr>
+        <w:t xml:space="preserve"> gone </w:t>
+      </w:r>
+      <w:r>
+        <w:rPr>
+          <w:rStyle w:val="OperatorTok"/>
+        </w:rPr>
+        <w:t xml:space="preserve">=</w:t>
+      </w:r>
+      <w:r>
+        <w:rPr>
+          <w:rStyle w:val="NormalTok"/>
+        </w:rPr>
+        <w:t xml:space="preserve"> </w:t>
+      </w:r>
+      <w:r>
+        <w:rPr>
+          <w:rStyle w:val="KeywordTok"/>
+        </w:rPr>
+        <w:t xml:space="preserve">false</w:t>
+      </w:r>
+      <w:r>
+        <w:rPr>
+          <w:rStyle w:val="OperatorTok"/>
+        </w:rPr>
+        <w:t xml:space="preserve">;</w:t>
+      </w:r>
+      <w:r>
+        <w:br/>
+      </w:r>
+      <w:r>
+        <w:rPr>
+          <w:rStyle w:val="OperatorTok"/>
+        </w:rPr>
+        <w:t xml:space="preserve">};</w:t>
+      </w:r>
+      <w:r>
+        <w:br/>
+      </w:r>
+      <w:r>
+        <w:rPr>
+          <w:rStyle w:val="NormalTok"/>
+        </w:rPr>
+        <w:t xml:space="preserve">ChatWin </w:t>
+      </w:r>
+      <w:r>
+        <w:rPr>
+          <w:rStyle w:val="OperatorTok"/>
+        </w:rPr>
+        <w:t xml:space="preserve">*</w:t>
+      </w:r>
+      <w:r>
+        <w:rPr>
+          <w:rStyle w:val="NormalTok"/>
+        </w:rPr>
+        <w:t xml:space="preserve">w </w:t>
+      </w:r>
+      <w:r>
+        <w:rPr>
+          <w:rStyle w:val="OperatorTok"/>
+        </w:rPr>
+        <w:t xml:space="preserve">=</w:t>
+      </w:r>
+      <w:r>
+        <w:rPr>
+          <w:rStyle w:val="NormalTok"/>
+        </w:rPr>
+        <w:t xml:space="preserve"> </w:t>
+      </w:r>
+      <w:r>
+        <w:rPr>
+          <w:rStyle w:val="KeywordTok"/>
+        </w:rPr>
+        <w:t xml:space="preserve">new</w:t>
+      </w:r>
+      <w:r>
+        <w:rPr>
+          <w:rStyle w:val="NormalTok"/>
+        </w:rPr>
+        <w:t xml:space="preserve"> ChatWin </w:t>
+      </w:r>
+      <w:r>
+        <w:rPr>
+          <w:rStyle w:val="OperatorTok"/>
+        </w:rPr>
+        <w:t xml:space="preserve">(</w:t>
+      </w:r>
+      <w:r>
+        <w:rPr>
+          <w:rStyle w:val="StringTok"/>
+        </w:rPr>
+        <w:t xml:space="preserve">"Alice"</w:t>
+      </w:r>
+      <w:r>
+        <w:rPr>
+          <w:rStyle w:val="OperatorTok"/>
+        </w:rPr>
+        <w:t xml:space="preserve">);</w:t>
+      </w:r>
+      <w:r>
+        <w:br/>
+      </w:r>
+      <w:r>
+        <w:rPr>
+          <w:rStyle w:val="ControlFlowTok"/>
+        </w:rPr>
+        <w:t xml:space="preserve">if</w:t>
+      </w:r>
+      <w:r>
+        <w:rPr>
+          <w:rStyle w:val="NormalTok"/>
+        </w:rPr>
+        <w:t xml:space="preserve"> </w:t>
+      </w:r>
+      <w:r>
+        <w:rPr>
+          <w:rStyle w:val="OperatorTok"/>
+        </w:rPr>
+        <w:t xml:space="preserve">(!</w:t>
+      </w:r>
+      <w:r>
+        <w:rPr>
+          <w:rStyle w:val="NormalTok"/>
+        </w:rPr>
+        <w:t xml:space="preserve">w</w:t>
+      </w:r>
+      <w:r>
+        <w:rPr>
+          <w:rStyle w:val="OperatorTok"/>
+        </w:rPr>
+        <w:t xml:space="preserve">-&gt;</w:t>
+      </w:r>
+      <w:r>
+        <w:rPr>
+          <w:rStyle w:val="NormalTok"/>
+        </w:rPr>
+        <w:t xml:space="preserve">winOpened </w:t>
+      </w:r>
+      <w:r>
+        <w:rPr>
+          <w:rStyle w:val="OperatorTok"/>
+        </w:rPr>
+        <w:t xml:space="preserve">())</w:t>
+      </w:r>
+      <w:r>
+        <w:rPr>
+          <w:rStyle w:val="NormalTok"/>
+        </w:rPr>
+        <w:t xml:space="preserve"> </w:t>
+      </w:r>
+      <w:r>
+        <w:rPr>
+          <w:rStyle w:val="OperatorTok"/>
+        </w:rPr>
+        <w:t xml:space="preserve">{</w:t>
+      </w:r>
+      <w:r>
+        <w:rPr>
+          <w:rStyle w:val="NormalTok"/>
+        </w:rPr>
+        <w:t xml:space="preserve"> </w:t>
+      </w:r>
+      <w:r>
+        <w:rPr>
+          <w:rStyle w:val="KeywordTok"/>
+        </w:rPr>
+        <w:t xml:space="preserve">delete</w:t>
+      </w:r>
+      <w:r>
+        <w:rPr>
+          <w:rStyle w:val="NormalTok"/>
+        </w:rPr>
+        <w:t xml:space="preserve"> w</w:t>
+      </w:r>
+      <w:r>
+        <w:rPr>
+          <w:rStyle w:val="OperatorTok"/>
+        </w:rPr>
+        <w:t xml:space="preserve">;</w:t>
+      </w:r>
+      <w:r>
+        <w:rPr>
+          <w:rStyle w:val="NormalTok"/>
+        </w:rPr>
+        <w:t xml:space="preserve"> </w:t>
+      </w:r>
+      <w:r>
+        <w:rPr>
+          <w:rStyle w:val="CommentTok"/>
+        </w:rPr>
+        <w:t xml:space="preserve">/* one window only: show it beside */</w:t>
+      </w:r>
+      <w:r>
+        <w:rPr>
+          <w:rStyle w:val="NormalTok"/>
+        </w:rPr>
+        <w:t xml:space="preserve"> </w:t>
+      </w:r>
+      <w:r>
+        <w:rPr>
+          <w:rStyle w:val="OperatorTok"/>
+        </w:rPr>
+        <w:t xml:space="preserve">}</w:t>
       </w:r>
     </w:p>
     <w:bookmarkEnd w:id="41"/>

--- a/docs/exports/06-KITS-GUIDE.docx
+++ b/docs/exports/06-KITS-GUIDE.docx
@@ -11441,6 +11441,99 @@
           <w:rStyle w:val="OperatorTok"/>
         </w:rPr>
         <w:t xml:space="preserve">}</w:t>
+      </w:r>
+    </w:p>
+    <w:p>
+      <w:pPr>
+        <w:pStyle w:val="FirstParagraph"/>
+      </w:pPr>
+      <w:r>
+        <w:rPr>
+          <w:bCs/>
+          <w:b/>
+        </w:rPr>
+        <w:t xml:space="preserve">An icon in the menu bar's status area</w:t>
+      </w:r>
+      <w:r>
+        <w:t xml:space="preserve"> </w:t>
+      </w:r>
+      <w:r>
+        <w:t xml:space="preserve">(kapi v95):</w:t>
+      </w:r>
+      <w:r>
+        <w:t xml:space="preserve"> </w:t>
+      </w:r>
+      <w:r>
+        <w:rPr>
+          <w:rStyle w:val="VerbatimChar"/>
+        </w:rPr>
+        <w:t xml:space="preserve">uk_tray ("SD:/apps/myapp.app/icon.bmp", "My App - 3 new")</w:t>
+      </w:r>
+      <w:r>
+        <w:t xml:space="preserve">; a double</w:t>
+      </w:r>
+      <w:r>
+        <w:t xml:space="preserve"> </w:t>
+      </w:r>
+      <w:r>
+        <w:t xml:space="preserve">click on it shows the program's first window again (even minimised) and calls the first</w:t>
+      </w:r>
+      <w:r>
+        <w:t xml:space="preserve"> </w:t>
+      </w:r>
+      <w:r>
+        <w:rPr>
+          <w:rStyle w:val="VerbatimChar"/>
+        </w:rPr>
+        <w:t xml:space="preserve">Root</w:t>
+      </w:r>
+      <w:r>
+        <w:t xml:space="preserve">'s</w:t>
+      </w:r>
+      <w:r>
+        <w:t xml:space="preserve"> </w:t>
+      </w:r>
+      <w:r>
+        <w:rPr>
+          <w:rStyle w:val="VerbatimChar"/>
+        </w:rPr>
+        <w:t xml:space="preserve">onTray (KAPI_TRAY_OPEN)</w:t>
+      </w:r>
+      <w:r>
+        <w:t xml:space="preserve">,</w:t>
+      </w:r>
+      <w:r>
+        <w:t xml:space="preserve"> </w:t>
+      </w:r>
+      <w:r>
+        <w:t xml:space="preserve">a right click</w:t>
+      </w:r>
+      <w:r>
+        <w:t xml:space="preserve"> </w:t>
+      </w:r>
+      <w:r>
+        <w:rPr>
+          <w:rStyle w:val="VerbatimChar"/>
+        </w:rPr>
+        <w:t xml:space="preserve">onTray (KAPI_TRAY_MENU)</w:t>
+      </w:r>
+      <w:r>
+        <w:t xml:space="preserve">;</w:t>
+      </w:r>
+      <w:r>
+        <w:t xml:space="preserve"> </w:t>
+      </w:r>
+      <w:r>
+        <w:rPr>
+          <w:rStyle w:val="VerbatimChar"/>
+        </w:rPr>
+        <w:t xml:space="preserve">uk_tray_clear ()</w:t>
+      </w:r>
+      <w:r>
+        <w:t xml:space="preserve"> </w:t>
+      </w:r>
+      <w:r>
+        <w:t xml:space="preserve">takes it away.</w:t>
       </w:r>
     </w:p>
     <w:bookmarkEnd w:id="41"/>

--- a/docs/exports/06-KITS-GUIDE.docx
+++ b/docs/exports/06-KITS-GUIDE.docx
@@ -13347,6 +13347,604 @@
         <w:t xml:space="preserve">// a time zone (locale_zone_count / _city / _offset): now, and kept</w:t>
       </w:r>
     </w:p>
+    <w:p>
+      <w:pPr>
+        <w:pStyle w:val="FirstParagraph"/>
+      </w:pPr>
+      <w:r>
+        <w:rPr>
+          <w:bCs/>
+          <w:b/>
+        </w:rPr>
+        <w:t xml:space="preserve">The time zones at an instant</w:t>
+      </w:r>
+      <w:r>
+        <w:t xml:space="preserve"> </w:t>
+      </w:r>
+      <w:r>
+        <w:t xml:space="preserve">(the Clock's World tab):</w:t>
+      </w:r>
+      <w:r>
+        <w:t xml:space="preserve"> </w:t>
+      </w:r>
+      <w:r>
+        <w:rPr>
+          <w:rStyle w:val="VerbatimChar"/>
+        </w:rPr>
+        <w:t xml:space="preserve">locale_zone_offset (z)</w:t>
+      </w:r>
+      <w:r>
+        <w:t xml:space="preserve"> </w:t>
+      </w:r>
+      <w:r>
+        <w:t xml:space="preserve">judges the summer time by</w:t>
+      </w:r>
+      <w:r>
+        <w:t xml:space="preserve"> </w:t>
+      </w:r>
+      <w:r>
+        <w:t xml:space="preserve">today's date only;</w:t>
+      </w:r>
+      <w:r>
+        <w:t xml:space="preserve"> </w:t>
+      </w:r>
+      <w:r>
+        <w:rPr>
+          <w:rStyle w:val="VerbatimChar"/>
+        </w:rPr>
+        <w:t xml:space="preserve">locale_zone_offset_at (z, utc_minutes)</w:t>
+      </w:r>
+      <w:r>
+        <w:t xml:space="preserve"> </w:t>
+      </w:r>
+      <w:r>
+        <w:t xml:space="preserve">gives a zone's offset at an exact instant, the hour of</w:t>
+      </w:r>
+      <w:r>
+        <w:t xml:space="preserve"> </w:t>
+      </w:r>
+      <w:r>
+        <w:t xml:space="preserve">the change counted (the EU's at 01:00 UTC, the US' at 02:00 local) — a city's time is its UTC plus that offset,</w:t>
+      </w:r>
+      <w:r>
+        <w:t xml:space="preserve"> </w:t>
+      </w:r>
+      <w:r>
+        <w:t xml:space="preserve">right on the night of a change whatever the local day says:</w:t>
+      </w:r>
+    </w:p>
+    <w:p>
+      <w:pPr>
+        <w:pStyle w:val="SourceCode"/>
+      </w:pPr>
+      <w:r>
+        <w:rPr>
+          <w:rStyle w:val="KeywordTok"/>
+        </w:rPr>
+        <w:t xml:space="preserve">struct</w:t>
+      </w:r>
+      <w:r>
+        <w:rPr>
+          <w:rStyle w:val="NormalTok"/>
+        </w:rPr>
+        <w:t xml:space="preserve"> kapi_clock_info ci</w:t>
+      </w:r>
+      <w:r>
+        <w:rPr>
+          <w:rStyle w:val="OperatorTok"/>
+        </w:rPr>
+        <w:t xml:space="preserve">;</w:t>
+      </w:r>
+      <w:r>
+        <w:br/>
+      </w:r>
+      <w:r>
+        <w:rPr>
+          <w:rStyle w:val="ControlFlowTok"/>
+        </w:rPr>
+        <w:t xml:space="preserve">if</w:t>
+      </w:r>
+      <w:r>
+        <w:rPr>
+          <w:rStyle w:val="NormalTok"/>
+        </w:rPr>
+        <w:t xml:space="preserve"> </w:t>
+      </w:r>
+      <w:r>
+        <w:rPr>
+          <w:rStyle w:val="OperatorTok"/>
+        </w:rPr>
+        <w:t xml:space="preserve">(</w:t>
+      </w:r>
+      <w:r>
+        <w:rPr>
+          <w:rStyle w:val="NormalTok"/>
+        </w:rPr>
+        <w:t xml:space="preserve">kapi_clock_info </w:t>
+      </w:r>
+      <w:r>
+        <w:rPr>
+          <w:rStyle w:val="OperatorTok"/>
+        </w:rPr>
+        <w:t xml:space="preserve">(&amp;</w:t>
+      </w:r>
+      <w:r>
+        <w:rPr>
+          <w:rStyle w:val="NormalTok"/>
+        </w:rPr>
+        <w:t xml:space="preserve">ci</w:t>
+      </w:r>
+      <w:r>
+        <w:rPr>
+          <w:rStyle w:val="OperatorTok"/>
+        </w:rPr>
+        <w:t xml:space="preserve">)</w:t>
+      </w:r>
+      <w:r>
+        <w:rPr>
+          <w:rStyle w:val="NormalTok"/>
+        </w:rPr>
+        <w:t xml:space="preserve"> </w:t>
+      </w:r>
+      <w:r>
+        <w:rPr>
+          <w:rStyle w:val="OperatorTok"/>
+        </w:rPr>
+        <w:t xml:space="preserve">==</w:t>
+      </w:r>
+      <w:r>
+        <w:rPr>
+          <w:rStyle w:val="NormalTok"/>
+        </w:rPr>
+        <w:t xml:space="preserve"> </w:t>
+      </w:r>
+      <w:r>
+        <w:rPr>
+          <w:rStyle w:val="DecValTok"/>
+        </w:rPr>
+        <w:t xml:space="preserve">0</w:t>
+      </w:r>
+      <w:r>
+        <w:rPr>
+          <w:rStyle w:val="NormalTok"/>
+        </w:rPr>
+        <w:t xml:space="preserve"> </w:t>
+      </w:r>
+      <w:r>
+        <w:rPr>
+          <w:rStyle w:val="OperatorTok"/>
+        </w:rPr>
+        <w:t xml:space="preserve">&amp;&amp;</w:t>
+      </w:r>
+      <w:r>
+        <w:rPr>
+          <w:rStyle w:val="NormalTok"/>
+        </w:rPr>
+        <w:t xml:space="preserve"> </w:t>
+      </w:r>
+      <w:r>
+        <w:rPr>
+          <w:rStyle w:val="OperatorTok"/>
+        </w:rPr>
+        <w:t xml:space="preserve">(</w:t>
+      </w:r>
+      <w:r>
+        <w:rPr>
+          <w:rStyle w:val="NormalTok"/>
+        </w:rPr>
+        <w:t xml:space="preserve">ci</w:t>
+      </w:r>
+      <w:r>
+        <w:rPr>
+          <w:rStyle w:val="OperatorTok"/>
+        </w:rPr>
+        <w:t xml:space="preserve">.</w:t>
+      </w:r>
+      <w:r>
+        <w:rPr>
+          <w:rStyle w:val="NormalTok"/>
+        </w:rPr>
+        <w:t xml:space="preserve">flags </w:t>
+      </w:r>
+      <w:r>
+        <w:rPr>
+          <w:rStyle w:val="OperatorTok"/>
+        </w:rPr>
+        <w:t xml:space="preserve">&amp;</w:t>
+      </w:r>
+      <w:r>
+        <w:rPr>
+          <w:rStyle w:val="NormalTok"/>
+        </w:rPr>
+        <w:t xml:space="preserve"> KAPI_CLOCK_REALTIME_VALID</w:t>
+      </w:r>
+      <w:r>
+        <w:rPr>
+          <w:rStyle w:val="OperatorTok"/>
+        </w:rPr>
+        <w:t xml:space="preserve">))</w:t>
+      </w:r>
+      <w:r>
+        <w:br/>
+      </w:r>
+      <w:r>
+        <w:rPr>
+          <w:rStyle w:val="OperatorTok"/>
+        </w:rPr>
+        <w:t xml:space="preserve">{</w:t>
+      </w:r>
+      <w:r>
+        <w:br/>
+      </w:r>
+      <w:r>
+        <w:rPr>
+          <w:rStyle w:val="NormalTok"/>
+        </w:rPr>
+        <w:t xml:space="preserve">    </w:t>
+      </w:r>
+      <w:r>
+        <w:rPr>
+          <w:rStyle w:val="DataTypeTok"/>
+        </w:rPr>
+        <w:t xml:space="preserve">long</w:t>
+      </w:r>
+      <w:r>
+        <w:rPr>
+          <w:rStyle w:val="NormalTok"/>
+        </w:rPr>
+        <w:t xml:space="preserve"> </w:t>
+      </w:r>
+      <w:r>
+        <w:rPr>
+          <w:rStyle w:val="DataTypeTok"/>
+        </w:rPr>
+        <w:t xml:space="preserve">long</w:t>
+      </w:r>
+      <w:r>
+        <w:rPr>
+          <w:rStyle w:val="NormalTok"/>
+        </w:rPr>
+        <w:t xml:space="preserve"> utc </w:t>
+      </w:r>
+      <w:r>
+        <w:rPr>
+          <w:rStyle w:val="OperatorTok"/>
+        </w:rPr>
+        <w:t xml:space="preserve">=</w:t>
+      </w:r>
+      <w:r>
+        <w:rPr>
+          <w:rStyle w:val="NormalTok"/>
+        </w:rPr>
+        <w:t xml:space="preserve"> ci</w:t>
+      </w:r>
+      <w:r>
+        <w:rPr>
+          <w:rStyle w:val="OperatorTok"/>
+        </w:rPr>
+        <w:t xml:space="preserve">.</w:t>
+      </w:r>
+      <w:r>
+        <w:rPr>
+          <w:rStyle w:val="NormalTok"/>
+        </w:rPr>
+        <w:t xml:space="preserve">utc_us </w:t>
+      </w:r>
+      <w:r>
+        <w:rPr>
+          <w:rStyle w:val="OperatorTok"/>
+        </w:rPr>
+        <w:t xml:space="preserve">/</w:t>
+      </w:r>
+      <w:r>
+        <w:rPr>
+          <w:rStyle w:val="NormalTok"/>
+        </w:rPr>
+        <w:t xml:space="preserve"> </w:t>
+      </w:r>
+      <w:r>
+        <w:rPr>
+          <w:rStyle w:val="DecValTok"/>
+        </w:rPr>
+        <w:t xml:space="preserve">60000000</w:t>
+      </w:r>
+      <w:r>
+        <w:rPr>
+          <w:rStyle w:val="OperatorTok"/>
+        </w:rPr>
+        <w:t xml:space="preserve">;</w:t>
+      </w:r>
+      <w:r>
+        <w:rPr>
+          <w:rStyle w:val="NormalTok"/>
+        </w:rPr>
+        <w:t xml:space="preserve">                        </w:t>
+      </w:r>
+      <w:r>
+        <w:rPr>
+          <w:rStyle w:val="CommentTok"/>
+        </w:rPr>
+        <w:t xml:space="preserve">// minutes since 1970, UTC</w:t>
+      </w:r>
+      <w:r>
+        <w:br/>
+      </w:r>
+      <w:r>
+        <w:rPr>
+          <w:rStyle w:val="NormalTok"/>
+        </w:rPr>
+        <w:t xml:space="preserve">    </w:t>
+      </w:r>
+      <w:r>
+        <w:rPr>
+          <w:rStyle w:val="DataTypeTok"/>
+        </w:rPr>
+        <w:t xml:space="preserve">int</w:t>
+      </w:r>
+      <w:r>
+        <w:rPr>
+          <w:rStyle w:val="NormalTok"/>
+        </w:rPr>
+        <w:t xml:space="preserve"> ny </w:t>
+      </w:r>
+      <w:r>
+        <w:rPr>
+          <w:rStyle w:val="OperatorTok"/>
+        </w:rPr>
+        <w:t xml:space="preserve">=</w:t>
+      </w:r>
+      <w:r>
+        <w:rPr>
+          <w:rStyle w:val="NormalTok"/>
+        </w:rPr>
+        <w:t xml:space="preserve"> </w:t>
+      </w:r>
+      <w:r>
+        <w:rPr>
+          <w:rStyle w:val="DecValTok"/>
+        </w:rPr>
+        <w:t xml:space="preserve">16</w:t>
+      </w:r>
+      <w:r>
+        <w:rPr>
+          <w:rStyle w:val="OperatorTok"/>
+        </w:rPr>
+        <w:t xml:space="preserve">;</w:t>
+      </w:r>
+      <w:r>
+        <w:rPr>
+          <w:rStyle w:val="NormalTok"/>
+        </w:rPr>
+        <w:t xml:space="preserve">                                                 </w:t>
+      </w:r>
+      <w:r>
+        <w:rPr>
+          <w:rStyle w:val="CommentTok"/>
+        </w:rPr>
+        <w:t xml:space="preserve">// locale_zone_city (16): "New York"</w:t>
+      </w:r>
+      <w:r>
+        <w:br/>
+      </w:r>
+      <w:r>
+        <w:rPr>
+          <w:rStyle w:val="NormalTok"/>
+        </w:rPr>
+        <w:t xml:space="preserve">    </w:t>
+      </w:r>
+      <w:r>
+        <w:rPr>
+          <w:rStyle w:val="DataTypeTok"/>
+        </w:rPr>
+        <w:t xml:space="preserve">long</w:t>
+      </w:r>
+      <w:r>
+        <w:rPr>
+          <w:rStyle w:val="NormalTok"/>
+        </w:rPr>
+        <w:t xml:space="preserve"> </w:t>
+      </w:r>
+      <w:r>
+        <w:rPr>
+          <w:rStyle w:val="DataTypeTok"/>
+        </w:rPr>
+        <w:t xml:space="preserve">long</w:t>
+      </w:r>
+      <w:r>
+        <w:rPr>
+          <w:rStyle w:val="NormalTok"/>
+        </w:rPr>
+        <w:t xml:space="preserve"> there </w:t>
+      </w:r>
+      <w:r>
+        <w:rPr>
+          <w:rStyle w:val="OperatorTok"/>
+        </w:rPr>
+        <w:t xml:space="preserve">=</w:t>
+      </w:r>
+      <w:r>
+        <w:rPr>
+          <w:rStyle w:val="NormalTok"/>
+        </w:rPr>
+        <w:t xml:space="preserve"> utc </w:t>
+      </w:r>
+      <w:r>
+        <w:rPr>
+          <w:rStyle w:val="OperatorTok"/>
+        </w:rPr>
+        <w:t xml:space="preserve">+</w:t>
+      </w:r>
+      <w:r>
+        <w:rPr>
+          <w:rStyle w:val="NormalTok"/>
+        </w:rPr>
+        <w:t xml:space="preserve"> locale_zone_offset_at </w:t>
+      </w:r>
+      <w:r>
+        <w:rPr>
+          <w:rStyle w:val="OperatorTok"/>
+        </w:rPr>
+        <w:t xml:space="preserve">(</w:t>
+      </w:r>
+      <w:r>
+        <w:rPr>
+          <w:rStyle w:val="NormalTok"/>
+        </w:rPr>
+        <w:t xml:space="preserve">ny</w:t>
+      </w:r>
+      <w:r>
+        <w:rPr>
+          <w:rStyle w:val="OperatorTok"/>
+        </w:rPr>
+        <w:t xml:space="preserve">,</w:t>
+      </w:r>
+      <w:r>
+        <w:rPr>
+          <w:rStyle w:val="NormalTok"/>
+        </w:rPr>
+        <w:t xml:space="preserve"> utc</w:t>
+      </w:r>
+      <w:r>
+        <w:rPr>
+          <w:rStyle w:val="OperatorTok"/>
+        </w:rPr>
+        <w:t xml:space="preserve">);</w:t>
+      </w:r>
+      <w:r>
+        <w:rPr>
+          <w:rStyle w:val="NormalTok"/>
+        </w:rPr>
+        <w:t xml:space="preserve">     </w:t>
+      </w:r>
+      <w:r>
+        <w:rPr>
+          <w:rStyle w:val="CommentTok"/>
+        </w:rPr>
+        <w:t xml:space="preserve">// its wall minute now</w:t>
+      </w:r>
+      <w:r>
+        <w:br/>
+      </w:r>
+      <w:r>
+        <w:rPr>
+          <w:rStyle w:val="OperatorTok"/>
+        </w:rPr>
+        <w:t xml:space="preserve">}</w:t>
+      </w:r>
+    </w:p>
+    <w:p>
+      <w:pPr>
+        <w:pStyle w:val="FirstParagraph"/>
+      </w:pPr>
+      <w:r>
+        <w:t xml:space="preserve">The kernel reads</w:t>
+      </w:r>
+      <w:r>
+        <w:t xml:space="preserve"> </w:t>
+      </w:r>
+      <w:r>
+        <w:rPr>
+          <w:rStyle w:val="VerbatimChar"/>
+        </w:rPr>
+        <w:t xml:space="preserve">timezone=</w:t>
+      </w:r>
+      <w:r>
+        <w:t xml:space="preserve"> </w:t>
+      </w:r>
+      <w:r>
+        <w:t xml:space="preserve">once at boot;</w:t>
+      </w:r>
+      <w:r>
+        <w:t xml:space="preserve"> </w:t>
+      </w:r>
+      <w:r>
+        <w:rPr>
+          <w:rStyle w:val="VerbatimChar"/>
+        </w:rPr>
+        <w:t xml:space="preserve">locale_zone_sync ()</w:t>
+      </w:r>
+      <w:r>
+        <w:t xml:space="preserve"> </w:t>
+      </w:r>
+      <w:r>
+        <w:t xml:space="preserve">puts the system's clock on the zone chosen in</w:t>
+      </w:r>
+      <w:r>
+        <w:t xml:space="preserve"> </w:t>
+      </w:r>
+      <w:r>
+        <w:t xml:space="preserve">Language &amp; Region or Setup (</w:t>
+      </w:r>
+      <w:r>
+        <w:rPr>
+          <w:rStyle w:val="VerbatimChar"/>
+        </w:rPr>
+        <w:t xml:space="preserve">zone=</w:t>
+      </w:r>
+      <w:r>
+        <w:t xml:space="preserve"> </w:t>
+      </w:r>
+      <w:r>
+        <w:t xml:space="preserve">only — a card with a</w:t>
+      </w:r>
+      <w:r>
+        <w:t xml:space="preserve"> </w:t>
+      </w:r>
+      <w:r>
+        <w:rPr>
+          <w:rStyle w:val="VerbatimChar"/>
+        </w:rPr>
+        <w:t xml:space="preserve">timezone=</w:t>
+      </w:r>
+      <w:r>
+        <w:t xml:space="preserve"> </w:t>
+      </w:r>
+      <w:r>
+        <w:t xml:space="preserve">and no</w:t>
+      </w:r>
+      <w:r>
+        <w:t xml:space="preserve"> </w:t>
+      </w:r>
+      <w:r>
+        <w:rPr>
+          <w:rStyle w:val="VerbatimChar"/>
+        </w:rPr>
+        <w:t xml:space="preserve">zone=</w:t>
+      </w:r>
+      <w:r>
+        <w:t xml:space="preserve"> </w:t>
+      </w:r>
+      <w:r>
+        <w:t xml:space="preserve">is left as it is) when the summer</w:t>
+      </w:r>
+      <w:r>
+        <w:t xml:space="preserve"> </w:t>
+      </w:r>
+      <w:r>
+        <w:t xml:space="preserve">time begins or ends: called once a minute (clockd, the Clock's service, does), on 25 October 2026 at 03:00 CEST the</w:t>
+      </w:r>
+      <w:r>
+        <w:t xml:space="preserve"> </w:t>
+      </w:r>
+      <w:r>
+        <w:t xml:space="preserve">clock becomes 02:00 CET,</w:t>
+      </w:r>
+      <w:r>
+        <w:t xml:space="preserve"> </w:t>
+      </w:r>
+      <w:r>
+        <w:rPr>
+          <w:rStyle w:val="VerbatimChar"/>
+        </w:rPr>
+        <w:t xml:space="preserve">timezone=</w:t>
+      </w:r>
+      <w:r>
+        <w:t xml:space="preserve"> </w:t>
+      </w:r>
+      <w:r>
+        <w:t xml:space="preserve">rewritten (1 changed, 0 not).</w:t>
+      </w:r>
+    </w:p>
     <w:tbl>
       <w:tblPr>
         <w:tblStyle w:val="Table"/>
@@ -17366,6 +17964,457 @@
       </w:r>
       <w:r>
         <w:t xml:space="preserve">so.</w:t>
+      </w:r>
+    </w:p>
+    <w:p>
+      <w:pPr>
+        <w:pStyle w:val="BodyText"/>
+      </w:pPr>
+      <w:r>
+        <w:t xml:space="preserve">Blocks of the same name written (the Clock's</w:t>
+      </w:r>
+      <w:r>
+        <w:t xml:space="preserve"> </w:t>
+      </w:r>
+      <w:r>
+        <w:rPr>
+          <w:rStyle w:val="VerbatimChar"/>
+        </w:rPr>
+        <w:t xml:space="preserve">[alarm]</w:t>
+      </w:r>
+      <w:r>
+        <w:t xml:space="preserve"> </w:t>
+      </w:r>
+      <w:r>
+        <w:t xml:space="preserve">list;</w:t>
+      </w:r>
+      <w:r>
+        <w:t xml:space="preserve"> </w:t>
+      </w:r>
+      <w:r>
+        <w:rPr>
+          <w:rStyle w:val="VerbatimChar"/>
+        </w:rPr>
+        <w:t xml:space="preserve">fk_kv_set</w:t>
+      </w:r>
+      <w:r>
+        <w:t xml:space="preserve"> </w:t>
+      </w:r>
+      <w:r>
+        <w:t xml:space="preserve">reaches only a name's first block): a new</w:t>
+      </w:r>
+      <w:r>
+        <w:t xml:space="preserve"> </w:t>
+      </w:r>
+      <w:r>
+        <w:t xml:space="preserve">block made at the end, its keys set and read by its number —</w:t>
+      </w:r>
+    </w:p>
+    <w:p>
+      <w:pPr>
+        <w:pStyle w:val="SourceCode"/>
+      </w:pPr>
+      <w:r>
+        <w:rPr>
+          <w:rStyle w:val="NormalTok"/>
+        </w:rPr>
+        <w:t xml:space="preserve">fk_kv </w:t>
+      </w:r>
+      <w:r>
+        <w:rPr>
+          <w:rStyle w:val="OperatorTok"/>
+        </w:rPr>
+        <w:t xml:space="preserve">*</w:t>
+      </w:r>
+      <w:r>
+        <w:rPr>
+          <w:rStyle w:val="NormalTok"/>
+        </w:rPr>
+        <w:t xml:space="preserve">kv </w:t>
+      </w:r>
+      <w:r>
+        <w:rPr>
+          <w:rStyle w:val="OperatorTok"/>
+        </w:rPr>
+        <w:t xml:space="preserve">=</w:t>
+      </w:r>
+      <w:r>
+        <w:rPr>
+          <w:rStyle w:val="NormalTok"/>
+        </w:rPr>
+        <w:t xml:space="preserve"> fk_kv_new </w:t>
+      </w:r>
+      <w:r>
+        <w:rPr>
+          <w:rStyle w:val="OperatorTok"/>
+        </w:rPr>
+        <w:t xml:space="preserve">(</w:t>
+      </w:r>
+      <w:r>
+        <w:rPr>
+          <w:rStyle w:val="DecValTok"/>
+        </w:rPr>
+        <w:t xml:space="preserve">0</w:t>
+      </w:r>
+      <w:r>
+        <w:rPr>
+          <w:rStyle w:val="OperatorTok"/>
+        </w:rPr>
+        <w:t xml:space="preserve">);</w:t>
+      </w:r>
+      <w:r>
+        <w:br/>
+      </w:r>
+      <w:r>
+        <w:rPr>
+          <w:rStyle w:val="DataTypeTok"/>
+        </w:rPr>
+        <w:t xml:space="preserve">int</w:t>
+      </w:r>
+      <w:r>
+        <w:rPr>
+          <w:rStyle w:val="NormalTok"/>
+        </w:rPr>
+        <w:t xml:space="preserve"> b </w:t>
+      </w:r>
+      <w:r>
+        <w:rPr>
+          <w:rStyle w:val="OperatorTok"/>
+        </w:rPr>
+        <w:t xml:space="preserve">=</w:t>
+      </w:r>
+      <w:r>
+        <w:rPr>
+          <w:rStyle w:val="NormalTok"/>
+        </w:rPr>
+        <w:t xml:space="preserve"> fk_kv_block_new </w:t>
+      </w:r>
+      <w:r>
+        <w:rPr>
+          <w:rStyle w:val="OperatorTok"/>
+        </w:rPr>
+        <w:t xml:space="preserve">(</w:t>
+      </w:r>
+      <w:r>
+        <w:rPr>
+          <w:rStyle w:val="NormalTok"/>
+        </w:rPr>
+        <w:t xml:space="preserve">kv</w:t>
+      </w:r>
+      <w:r>
+        <w:rPr>
+          <w:rStyle w:val="OperatorTok"/>
+        </w:rPr>
+        <w:t xml:space="preserve">,</w:t>
+      </w:r>
+      <w:r>
+        <w:rPr>
+          <w:rStyle w:val="NormalTok"/>
+        </w:rPr>
+        <w:t xml:space="preserve"> </w:t>
+      </w:r>
+      <w:r>
+        <w:rPr>
+          <w:rStyle w:val="StringTok"/>
+        </w:rPr>
+        <w:t xml:space="preserve">"alarm"</w:t>
+      </w:r>
+      <w:r>
+        <w:rPr>
+          <w:rStyle w:val="OperatorTok"/>
+        </w:rPr>
+        <w:t xml:space="preserve">);</w:t>
+      </w:r>
+      <w:r>
+        <w:rPr>
+          <w:rStyle w:val="NormalTok"/>
+        </w:rPr>
+        <w:t xml:space="preserve">                      </w:t>
+      </w:r>
+      <w:r>
+        <w:rPr>
+          <w:rStyle w:val="CommentTok"/>
+        </w:rPr>
+        <w:t xml:space="preserve">// its number (1-based), -1 no memory</w:t>
+      </w:r>
+      <w:r>
+        <w:br/>
+      </w:r>
+      <w:r>
+        <w:rPr>
+          <w:rStyle w:val="NormalTok"/>
+        </w:rPr>
+        <w:t xml:space="preserve">fk_kv_block_set </w:t>
+      </w:r>
+      <w:r>
+        <w:rPr>
+          <w:rStyle w:val="OperatorTok"/>
+        </w:rPr>
+        <w:t xml:space="preserve">(</w:t>
+      </w:r>
+      <w:r>
+        <w:rPr>
+          <w:rStyle w:val="NormalTok"/>
+        </w:rPr>
+        <w:t xml:space="preserve">kv</w:t>
+      </w:r>
+      <w:r>
+        <w:rPr>
+          <w:rStyle w:val="OperatorTok"/>
+        </w:rPr>
+        <w:t xml:space="preserve">,</w:t>
+      </w:r>
+      <w:r>
+        <w:rPr>
+          <w:rStyle w:val="NormalTok"/>
+        </w:rPr>
+        <w:t xml:space="preserve"> b</w:t>
+      </w:r>
+      <w:r>
+        <w:rPr>
+          <w:rStyle w:val="OperatorTok"/>
+        </w:rPr>
+        <w:t xml:space="preserve">,</w:t>
+      </w:r>
+      <w:r>
+        <w:rPr>
+          <w:rStyle w:val="NormalTok"/>
+        </w:rPr>
+        <w:t xml:space="preserve"> </w:t>
+      </w:r>
+      <w:r>
+        <w:rPr>
+          <w:rStyle w:val="StringTok"/>
+        </w:rPr>
+        <w:t xml:space="preserve">"time"</w:t>
+      </w:r>
+      <w:r>
+        <w:rPr>
+          <w:rStyle w:val="OperatorTok"/>
+        </w:rPr>
+        <w:t xml:space="preserve">,</w:t>
+      </w:r>
+      <w:r>
+        <w:rPr>
+          <w:rStyle w:val="NormalTok"/>
+        </w:rPr>
+        <w:t xml:space="preserve"> </w:t>
+      </w:r>
+      <w:r>
+        <w:rPr>
+          <w:rStyle w:val="StringTok"/>
+        </w:rPr>
+        <w:t xml:space="preserve">"07:00"</w:t>
+      </w:r>
+      <w:r>
+        <w:rPr>
+          <w:rStyle w:val="OperatorTok"/>
+        </w:rPr>
+        <w:t xml:space="preserve">);</w:t>
+      </w:r>
+      <w:r>
+        <w:rPr>
+          <w:rStyle w:val="NormalTok"/>
+        </w:rPr>
+        <w:t xml:space="preserve">                   </w:t>
+      </w:r>
+      <w:r>
+        <w:rPr>
+          <w:rStyle w:val="CommentTok"/>
+        </w:rPr>
+        <w:t xml:space="preserve">// replaced in block b, else added at its end</w:t>
+      </w:r>
+      <w:r>
+        <w:br/>
+      </w:r>
+      <w:r>
+        <w:rPr>
+          <w:rStyle w:val="DataTypeTok"/>
+        </w:rPr>
+        <w:t xml:space="preserve">const</w:t>
+      </w:r>
+      <w:r>
+        <w:rPr>
+          <w:rStyle w:val="NormalTok"/>
+        </w:rPr>
+        <w:t xml:space="preserve"> </w:t>
+      </w:r>
+      <w:r>
+        <w:rPr>
+          <w:rStyle w:val="DataTypeTok"/>
+        </w:rPr>
+        <w:t xml:space="preserve">char</w:t>
+      </w:r>
+      <w:r>
+        <w:rPr>
+          <w:rStyle w:val="NormalTok"/>
+        </w:rPr>
+        <w:t xml:space="preserve"> </w:t>
+      </w:r>
+      <w:r>
+        <w:rPr>
+          <w:rStyle w:val="OperatorTok"/>
+        </w:rPr>
+        <w:t xml:space="preserve">*</w:t>
+      </w:r>
+      <w:r>
+        <w:rPr>
+          <w:rStyle w:val="NormalTok"/>
+        </w:rPr>
+        <w:t xml:space="preserve">t </w:t>
+      </w:r>
+      <w:r>
+        <w:rPr>
+          <w:rStyle w:val="OperatorTok"/>
+        </w:rPr>
+        <w:t xml:space="preserve">=</w:t>
+      </w:r>
+      <w:r>
+        <w:rPr>
+          <w:rStyle w:val="NormalTok"/>
+        </w:rPr>
+        <w:t xml:space="preserve"> fk_kv_block_get </w:t>
+      </w:r>
+      <w:r>
+        <w:rPr>
+          <w:rStyle w:val="OperatorTok"/>
+        </w:rPr>
+        <w:t xml:space="preserve">(</w:t>
+      </w:r>
+      <w:r>
+        <w:rPr>
+          <w:rStyle w:val="NormalTok"/>
+        </w:rPr>
+        <w:t xml:space="preserve">kv</w:t>
+      </w:r>
+      <w:r>
+        <w:rPr>
+          <w:rStyle w:val="OperatorTok"/>
+        </w:rPr>
+        <w:t xml:space="preserve">,</w:t>
+      </w:r>
+      <w:r>
+        <w:rPr>
+          <w:rStyle w:val="NormalTok"/>
+        </w:rPr>
+        <w:t xml:space="preserve"> b</w:t>
+      </w:r>
+      <w:r>
+        <w:rPr>
+          <w:rStyle w:val="OperatorTok"/>
+        </w:rPr>
+        <w:t xml:space="preserve">,</w:t>
+      </w:r>
+      <w:r>
+        <w:rPr>
+          <w:rStyle w:val="NormalTok"/>
+        </w:rPr>
+        <w:t xml:space="preserve"> </w:t>
+      </w:r>
+      <w:r>
+        <w:rPr>
+          <w:rStyle w:val="StringTok"/>
+        </w:rPr>
+        <w:t xml:space="preserve">"time"</w:t>
+      </w:r>
+      <w:r>
+        <w:rPr>
+          <w:rStyle w:val="OperatorTok"/>
+        </w:rPr>
+        <w:t xml:space="preserve">,</w:t>
+      </w:r>
+      <w:r>
+        <w:rPr>
+          <w:rStyle w:val="NormalTok"/>
+        </w:rPr>
+        <w:t xml:space="preserve"> </w:t>
+      </w:r>
+      <w:r>
+        <w:rPr>
+          <w:rStyle w:val="StringTok"/>
+        </w:rPr>
+        <w:t xml:space="preserve">""</w:t>
+      </w:r>
+      <w:r>
+        <w:rPr>
+          <w:rStyle w:val="OperatorTok"/>
+        </w:rPr>
+        <w:t xml:space="preserve">);</w:t>
+      </w:r>
+      <w:r>
+        <w:rPr>
+          <w:rStyle w:val="NormalTok"/>
+        </w:rPr>
+        <w:t xml:space="preserve">        </w:t>
+      </w:r>
+      <w:r>
+        <w:rPr>
+          <w:rStyle w:val="CommentTok"/>
+        </w:rPr>
+        <w:t xml:space="preserve">// block b's value ("" if none)</w:t>
+      </w:r>
+      <w:r>
+        <w:br/>
+      </w:r>
+      <w:r>
+        <w:rPr>
+          <w:rStyle w:val="NormalTok"/>
+        </w:rPr>
+        <w:t xml:space="preserve">fk_kv_save </w:t>
+      </w:r>
+      <w:r>
+        <w:rPr>
+          <w:rStyle w:val="OperatorTok"/>
+        </w:rPr>
+        <w:t xml:space="preserve">(</w:t>
+      </w:r>
+      <w:r>
+        <w:rPr>
+          <w:rStyle w:val="NormalTok"/>
+        </w:rPr>
+        <w:t xml:space="preserve">kv</w:t>
+      </w:r>
+      <w:r>
+        <w:rPr>
+          <w:rStyle w:val="OperatorTok"/>
+        </w:rPr>
+        <w:t xml:space="preserve">,</w:t>
+      </w:r>
+      <w:r>
+        <w:rPr>
+          <w:rStyle w:val="NormalTok"/>
+        </w:rPr>
+        <w:t xml:space="preserve"> </w:t>
+      </w:r>
+      <w:r>
+        <w:rPr>
+          <w:rStyle w:val="StringTok"/>
+        </w:rPr>
+        <w:t xml:space="preserve">"SD:/apps/clock.app/alarms.txt"</w:t>
+      </w:r>
+      <w:r>
+        <w:rPr>
+          <w:rStyle w:val="OperatorTok"/>
+        </w:rPr>
+        <w:t xml:space="preserve">,</w:t>
+      </w:r>
+      <w:r>
+        <w:rPr>
+          <w:rStyle w:val="NormalTok"/>
+        </w:rPr>
+        <w:t xml:space="preserve"> </w:t>
+      </w:r>
+      <w:r>
+        <w:rPr>
+          <w:rStyle w:val="StringTok"/>
+        </w:rPr>
+        <w:t xml:space="preserve">"# Clock -- the alarms"</w:t>
+      </w:r>
+      <w:r>
+        <w:rPr>
+          <w:rStyle w:val="OperatorTok"/>
+        </w:rPr>
+        <w:t xml:space="preserve">);</w:t>
       </w:r>
     </w:p>
     <w:bookmarkEnd w:id="44"/>

--- a/docs/exports/06-KITS-GUIDE.docx
+++ b/docs/exports/06-KITS-GUIDE.docx
@@ -2275,13 +2275,31 @@
         <w:t xml:space="preserve"> </w:t>
       </w:r>
       <w:r>
-        <w:t xml:space="preserve">the kits' headers bring their code inline, and UIKit's sources are compiled with the program. Nothing</w:t>
-      </w:r>
-      <w:r>
-        <w:t xml:space="preserve"> </w:t>
-      </w:r>
-      <w:r>
-        <w:t xml:space="preserve">changes in the program's code.</w:t>
+        <w:t xml:space="preserve">the kits' headers bring their code inline, and UIKit's sources are compiled with the program (its window</w:t>
+      </w:r>
+      <w:r>
+        <w:t xml:space="preserve"> </w:t>
+      </w:r>
+      <w:r>
+        <w:t xml:space="preserve">API relayed to the stand-in kernel's window manager:</w:t>
+      </w:r>
+      <w:r>
+        <w:t xml:space="preserve"> </w:t>
+      </w:r>
+      <w:r>
+        <w:rPr>
+          <w:rStyle w:val="VerbatimChar"/>
+        </w:rPr>
+        <w:t xml:space="preserve">user/Kits/uikit/port.cpp</w:t>
+      </w:r>
+      <w:r>
+        <w:t xml:space="preserve">). Nothing changes in the</w:t>
+      </w:r>
+      <w:r>
+        <w:t xml:space="preserve"> </w:t>
+      </w:r>
+      <w:r>
+        <w:t xml:space="preserve">program's code.</w:t>
       </w:r>
     </w:p>
     <w:bookmarkEnd w:id="38"/>
@@ -2317,7 +2335,7 @@
         <w:pStyle w:val="BodyText"/>
       </w:pPr>
       <w:r>
-        <w:t xml:space="preserve">AppKit is the program's link to the system: files, processes, time, windows, sockets… (the</w:t>
+        <w:t xml:space="preserve">AppKit is the program's link to the system: files, processes, time, sockets, the events' pump… (the</w:t>
       </w:r>
       <w:r>
         <w:t xml:space="preserve"> </w:t>
@@ -2332,7 +2350,19 @@
         <w:t xml:space="preserve"> </w:t>
       </w:r>
       <w:r>
-        <w:t xml:space="preserve">calls, listed in the Developer Guide), plus the small services every program needs: strings without a</w:t>
+        <w:t xml:space="preserve">calls, listed in the Developer Guide; the windows are UIKit's since 2026-10-08:</w:t>
+      </w:r>
+      <w:r>
+        <w:t xml:space="preserve"> </w:t>
+      </w:r>
+      <w:r>
+        <w:rPr>
+          <w:rStyle w:val="VerbatimChar"/>
+        </w:rPr>
+        <w:t xml:space="preserve">uk_win_*</w:t>
+      </w:r>
+      <w:r>
+        <w:t xml:space="preserve">, §4), plus the small services every program needs: strings without a</w:t>
       </w:r>
       <w:r>
         <w:t xml:space="preserve"> </w:t>
@@ -11534,6 +11564,1301 @@
       </w:r>
       <w:r>
         <w:t xml:space="preserve">takes it away.</w:t>
+      </w:r>
+    </w:p>
+    <w:p>
+      <w:pPr>
+        <w:pStyle w:val="BodyText"/>
+      </w:pPr>
+      <w:r>
+        <w:rPr>
+          <w:bCs/>
+          <w:b/>
+        </w:rPr>
+        <w:t xml:space="preserve">The window API</w:t>
+      </w:r>
+      <w:r>
+        <w:t xml:space="preserve"> </w:t>
+      </w:r>
+      <w:r>
+        <w:t xml:space="preserve">(</w:t>
+      </w:r>
+      <w:r>
+        <w:rPr>
+          <w:rStyle w:val="VerbatimChar"/>
+        </w:rPr>
+        <w:t xml:space="preserve">uikit/win.h</w:t>
+      </w:r>
+      <w:r>
+        <w:t xml:space="preserve">, 2026-10-08; in</w:t>
+      </w:r>
+      <w:r>
+        <w:t xml:space="preserve"> </w:t>
+      </w:r>
+      <w:r>
+        <w:rPr>
+          <w:rStyle w:val="VerbatimChar"/>
+        </w:rPr>
+        <w:t xml:space="preserve">uikit/uikit.h</w:t>
+      </w:r>
+      <w:r>
+        <w:t xml:space="preserve">, or included alone by a C program, which links</w:t>
+      </w:r>
+      <w:r>
+        <w:t xml:space="preserve"> </w:t>
+      </w:r>
+      <w:r>
+        <w:rPr>
+          <w:rStyle w:val="VerbatimChar"/>
+        </w:rPr>
+        <w:t xml:space="preserve">lib/uikit.imp_c.a</w:t>
+      </w:r>
+      <w:r>
+        <w:t xml:space="preserve">): the program's windows and what it asks of the graphics server, as plain C functions —</w:t>
+      </w:r>
+      <w:r>
+        <w:t xml:space="preserve"> </w:t>
+      </w:r>
+      <w:r>
+        <w:rPr>
+          <w:rStyle w:val="VerbatimChar"/>
+        </w:rPr>
+        <w:t xml:space="preserve">uk_win_create</w:t>
+      </w:r>
+      <w:r>
+        <w:t xml:space="preserve">,</w:t>
+      </w:r>
+      <w:r>
+        <w:t xml:space="preserve"> </w:t>
+      </w:r>
+      <w:r>
+        <w:rPr>
+          <w:rStyle w:val="VerbatimChar"/>
+        </w:rPr>
+        <w:t xml:space="preserve">uk_win_present</w:t>
+      </w:r>
+      <w:r>
+        <w:t xml:space="preserve">,</w:t>
+      </w:r>
+      <w:r>
+        <w:t xml:space="preserve"> </w:t>
+      </w:r>
+      <w:r>
+        <w:rPr>
+          <w:rStyle w:val="VerbatimChar"/>
+        </w:rPr>
+        <w:t xml:space="preserve">uk_win_on_key</w:t>
+      </w:r>
+      <w:r>
+        <w:t xml:space="preserve">,</w:t>
+      </w:r>
+      <w:r>
+        <w:t xml:space="preserve"> </w:t>
+      </w:r>
+      <w:r>
+        <w:rPr>
+          <w:rStyle w:val="VerbatimChar"/>
+        </w:rPr>
+        <w:t xml:space="preserve">uk_win_menu_set</w:t>
+      </w:r>
+      <w:r>
+        <w:t xml:space="preserve">,</w:t>
+      </w:r>
+      <w:r>
+        <w:t xml:space="preserve"> </w:t>
+      </w:r>
+      <w:r>
+        <w:rPr>
+          <w:rStyle w:val="VerbatimChar"/>
+        </w:rPr>
+        <w:t xml:space="preserve">uk_win_list</w:t>
+      </w:r>
+      <w:r>
+        <w:t xml:space="preserve">,</w:t>
+      </w:r>
+      <w:r>
+        <w:t xml:space="preserve"> </w:t>
+      </w:r>
+      <w:r>
+        <w:rPr>
+          <w:rStyle w:val="VerbatimChar"/>
+        </w:rPr>
+        <w:t xml:space="preserve">uk_win_tray_set</w:t>
+      </w:r>
+      <w:r>
+        <w:t xml:space="preserve">,</w:t>
+      </w:r>
+      <w:r>
+        <w:t xml:space="preserve"> </w:t>
+      </w:r>
+      <w:r>
+        <w:rPr>
+          <w:rStyle w:val="VerbatimChar"/>
+        </w:rPr>
+        <w:t xml:space="preserve">uk_win_fullscreen_begin</w:t>
+      </w:r>
+      <w:r>
+        <w:t xml:space="preserve">… (they were AppKit's</w:t>
+      </w:r>
+      <w:r>
+        <w:t xml:space="preserve"> </w:t>
+      </w:r>
+      <w:r>
+        <w:rPr>
+          <w:rStyle w:val="VerbatimChar"/>
+        </w:rPr>
+        <w:t xml:space="preserve">kapi_create_window</w:t>
+      </w:r>
+      <w:r>
+        <w:t xml:space="preserve">,</w:t>
+      </w:r>
+      <w:r>
+        <w:t xml:space="preserve"> </w:t>
+      </w:r>
+      <w:r>
+        <w:rPr>
+          <w:rStyle w:val="VerbatimChar"/>
+        </w:rPr>
+        <w:t xml:space="preserve">kapi_present</w:t>
+      </w:r>
+      <w:r>
+        <w:t xml:space="preserve">…: docs/03 §5.10.1 has the</w:t>
+      </w:r>
+      <w:r>
+        <w:t xml:space="preserve"> </w:t>
+      </w:r>
+      <w:r>
+        <w:t xml:space="preserve">table). A</w:t>
+      </w:r>
+      <w:r>
+        <w:t xml:space="preserve"> </w:t>
+      </w:r>
+      <w:r>
+        <w:rPr>
+          <w:rStyle w:val="VerbatimChar"/>
+        </w:rPr>
+        <w:t xml:space="preserve">Root</w:t>
+      </w:r>
+      <w:r>
+        <w:t xml:space="preserve"> </w:t>
+      </w:r>
+      <w:r>
+        <w:t xml:space="preserve">calls them for you; a game that draws its own canvas, a full-screen program or a shell</w:t>
+      </w:r>
+      <w:r>
+        <w:t xml:space="preserve"> </w:t>
+      </w:r>
+      <w:r>
+        <w:t xml:space="preserve">program (the dock, the menu bar) calls them itself. Each graphics server has its own UIKit (the desktop's</w:t>
+      </w:r>
+      <w:r>
+        <w:t xml:space="preserve"> </w:t>
+      </w:r>
+      <w:r>
+        <w:t xml:space="preserve">speaks to Elegant), so the same binary runs on every one;</w:t>
+      </w:r>
+      <w:r>
+        <w:t xml:space="preserve"> </w:t>
+      </w:r>
+      <w:r>
+        <w:rPr>
+          <w:rStyle w:val="VerbatimChar"/>
+        </w:rPr>
+        <w:t xml:space="preserve">uk_win_server</w:t>
+      </w:r>
+      <w:r>
+        <w:t xml:space="preserve"> </w:t>
+      </w:r>
+      <w:r>
+        <w:t xml:space="preserve">says which.</w:t>
+      </w:r>
+    </w:p>
+    <w:p>
+      <w:pPr>
+        <w:pStyle w:val="SourceCode"/>
+      </w:pPr>
+      <w:r>
+        <w:rPr>
+          <w:rStyle w:val="PreprocessorTok"/>
+        </w:rPr>
+        <w:t xml:space="preserve">#include </w:t>
+      </w:r>
+      <w:r>
+        <w:rPr>
+          <w:rStyle w:val="ImportTok"/>
+        </w:rPr>
+        <w:t xml:space="preserve">"appkit/appkit.h"</w:t>
+      </w:r>
+      <w:r>
+        <w:br/>
+      </w:r>
+      <w:r>
+        <w:rPr>
+          <w:rStyle w:val="PreprocessorTok"/>
+        </w:rPr>
+        <w:t xml:space="preserve">#include </w:t>
+      </w:r>
+      <w:r>
+        <w:rPr>
+          <w:rStyle w:val="ImportTok"/>
+        </w:rPr>
+        <w:t xml:space="preserve">"uikit/win.h"</w:t>
+      </w:r>
+      <w:r>
+        <w:br/>
+      </w:r>
+      <w:r>
+        <w:br/>
+      </w:r>
+      <w:r>
+        <w:rPr>
+          <w:rStyle w:val="DataTypeTok"/>
+        </w:rPr>
+        <w:t xml:space="preserve">static</w:t>
+      </w:r>
+      <w:r>
+        <w:rPr>
+          <w:rStyle w:val="NormalTok"/>
+        </w:rPr>
+        <w:t xml:space="preserve"> </w:t>
+      </w:r>
+      <w:r>
+        <w:rPr>
+          <w:rStyle w:val="DataTypeTok"/>
+        </w:rPr>
+        <w:t xml:space="preserve">void</w:t>
+      </w:r>
+      <w:r>
+        <w:rPr>
+          <w:rStyle w:val="NormalTok"/>
+        </w:rPr>
+        <w:t xml:space="preserve"> on_key </w:t>
+      </w:r>
+      <w:r>
+        <w:rPr>
+          <w:rStyle w:val="OperatorTok"/>
+        </w:rPr>
+        <w:t xml:space="preserve">(</w:t>
+      </w:r>
+      <w:r>
+        <w:rPr>
+          <w:rStyle w:val="DataTypeTok"/>
+        </w:rPr>
+        <w:t xml:space="preserve">unsigned</w:t>
+      </w:r>
+      <w:r>
+        <w:rPr>
+          <w:rStyle w:val="NormalTok"/>
+        </w:rPr>
+        <w:t xml:space="preserve"> </w:t>
+      </w:r>
+      <w:r>
+        <w:rPr>
+          <w:rStyle w:val="DataTypeTok"/>
+        </w:rPr>
+        <w:t xml:space="preserve">long</w:t>
+      </w:r>
+      <w:r>
+        <w:rPr>
+          <w:rStyle w:val="NormalTok"/>
+        </w:rPr>
+        <w:t xml:space="preserve"> sender</w:t>
+      </w:r>
+      <w:r>
+        <w:rPr>
+          <w:rStyle w:val="OperatorTok"/>
+        </w:rPr>
+        <w:t xml:space="preserve">,</w:t>
+      </w:r>
+      <w:r>
+        <w:rPr>
+          <w:rStyle w:val="NormalTok"/>
+        </w:rPr>
+        <w:t xml:space="preserve"> </w:t>
+      </w:r>
+      <w:r>
+        <w:rPr>
+          <w:rStyle w:val="DataTypeTok"/>
+        </w:rPr>
+        <w:t xml:space="preserve">int</w:t>
+      </w:r>
+      <w:r>
+        <w:rPr>
+          <w:rStyle w:val="NormalTok"/>
+        </w:rPr>
+        <w:t xml:space="preserve"> ev</w:t>
+      </w:r>
+      <w:r>
+        <w:rPr>
+          <w:rStyle w:val="OperatorTok"/>
+        </w:rPr>
+        <w:t xml:space="preserve">,</w:t>
+      </w:r>
+      <w:r>
+        <w:rPr>
+          <w:rStyle w:val="NormalTok"/>
+        </w:rPr>
+        <w:t xml:space="preserve"> gui_value v</w:t>
+      </w:r>
+      <w:r>
+        <w:rPr>
+          <w:rStyle w:val="OperatorTok"/>
+        </w:rPr>
+        <w:t xml:space="preserve">)</w:t>
+      </w:r>
+      <w:r>
+        <w:rPr>
+          <w:rStyle w:val="NormalTok"/>
+        </w:rPr>
+        <w:t xml:space="preserve"> </w:t>
+      </w:r>
+      <w:r>
+        <w:rPr>
+          <w:rStyle w:val="OperatorTok"/>
+        </w:rPr>
+        <w:t xml:space="preserve">{</w:t>
+      </w:r>
+      <w:r>
+        <w:rPr>
+          <w:rStyle w:val="NormalTok"/>
+        </w:rPr>
+        <w:t xml:space="preserve"> </w:t>
+      </w:r>
+      <w:r>
+        <w:rPr>
+          <w:rStyle w:val="OperatorTok"/>
+        </w:rPr>
+        <w:t xml:space="preserve">(</w:t>
+      </w:r>
+      <w:r>
+        <w:rPr>
+          <w:rStyle w:val="DataTypeTok"/>
+        </w:rPr>
+        <w:t xml:space="preserve">void</w:t>
+      </w:r>
+      <w:r>
+        <w:rPr>
+          <w:rStyle w:val="OperatorTok"/>
+        </w:rPr>
+        <w:t xml:space="preserve">)</w:t>
+      </w:r>
+      <w:r>
+        <w:rPr>
+          <w:rStyle w:val="NormalTok"/>
+        </w:rPr>
+        <w:t xml:space="preserve"> sender</w:t>
+      </w:r>
+      <w:r>
+        <w:rPr>
+          <w:rStyle w:val="OperatorTok"/>
+        </w:rPr>
+        <w:t xml:space="preserve">;</w:t>
+      </w:r>
+      <w:r>
+        <w:rPr>
+          <w:rStyle w:val="NormalTok"/>
+        </w:rPr>
+        <w:t xml:space="preserve"> </w:t>
+      </w:r>
+      <w:r>
+        <w:rPr>
+          <w:rStyle w:val="ControlFlowTok"/>
+        </w:rPr>
+        <w:t xml:space="preserve">if</w:t>
+      </w:r>
+      <w:r>
+        <w:rPr>
+          <w:rStyle w:val="NormalTok"/>
+        </w:rPr>
+        <w:t xml:space="preserve"> </w:t>
+      </w:r>
+      <w:r>
+        <w:rPr>
+          <w:rStyle w:val="OperatorTok"/>
+        </w:rPr>
+        <w:t xml:space="preserve">(</w:t>
+      </w:r>
+      <w:r>
+        <w:rPr>
+          <w:rStyle w:val="NormalTok"/>
+        </w:rPr>
+        <w:t xml:space="preserve">ev </w:t>
+      </w:r>
+      <w:r>
+        <w:rPr>
+          <w:rStyle w:val="OperatorTok"/>
+        </w:rPr>
+        <w:t xml:space="preserve">==</w:t>
+      </w:r>
+      <w:r>
+        <w:rPr>
+          <w:rStyle w:val="NormalTok"/>
+        </w:rPr>
+        <w:t xml:space="preserve"> GUI_EVENT_KEY </w:t>
+      </w:r>
+      <w:r>
+        <w:rPr>
+          <w:rStyle w:val="OperatorTok"/>
+        </w:rPr>
+        <w:t xml:space="preserve">&amp;&amp;</w:t>
+      </w:r>
+      <w:r>
+        <w:rPr>
+          <w:rStyle w:val="NormalTok"/>
+        </w:rPr>
+        <w:t xml:space="preserve"> v </w:t>
+      </w:r>
+      <w:r>
+        <w:rPr>
+          <w:rStyle w:val="OperatorTok"/>
+        </w:rPr>
+        <w:t xml:space="preserve">==</w:t>
+      </w:r>
+      <w:r>
+        <w:rPr>
+          <w:rStyle w:val="NormalTok"/>
+        </w:rPr>
+        <w:t xml:space="preserve"> </w:t>
+      </w:r>
+      <w:r>
+        <w:rPr>
+          <w:rStyle w:val="DecValTok"/>
+        </w:rPr>
+        <w:t xml:space="preserve">27</w:t>
+      </w:r>
+      <w:r>
+        <w:rPr>
+          <w:rStyle w:val="OperatorTok"/>
+        </w:rPr>
+        <w:t xml:space="preserve">)</w:t>
+      </w:r>
+      <w:r>
+        <w:rPr>
+          <w:rStyle w:val="NormalTok"/>
+        </w:rPr>
+        <w:t xml:space="preserve"> kapi_exit </w:t>
+      </w:r>
+      <w:r>
+        <w:rPr>
+          <w:rStyle w:val="OperatorTok"/>
+        </w:rPr>
+        <w:t xml:space="preserve">(</w:t>
+      </w:r>
+      <w:r>
+        <w:rPr>
+          <w:rStyle w:val="DecValTok"/>
+        </w:rPr>
+        <w:t xml:space="preserve">0</w:t>
+      </w:r>
+      <w:r>
+        <w:rPr>
+          <w:rStyle w:val="OperatorTok"/>
+        </w:rPr>
+        <w:t xml:space="preserve">);</w:t>
+      </w:r>
+      <w:r>
+        <w:rPr>
+          <w:rStyle w:val="NormalTok"/>
+        </w:rPr>
+        <w:t xml:space="preserve"> </w:t>
+      </w:r>
+      <w:r>
+        <w:rPr>
+          <w:rStyle w:val="OperatorTok"/>
+        </w:rPr>
+        <w:t xml:space="preserve">}</w:t>
+      </w:r>
+      <w:r>
+        <w:br/>
+      </w:r>
+      <w:r>
+        <w:br/>
+      </w:r>
+      <w:r>
+        <w:rPr>
+          <w:rStyle w:val="DataTypeTok"/>
+        </w:rPr>
+        <w:t xml:space="preserve">int</w:t>
+      </w:r>
+      <w:r>
+        <w:rPr>
+          <w:rStyle w:val="NormalTok"/>
+        </w:rPr>
+        <w:t xml:space="preserve"> main </w:t>
+      </w:r>
+      <w:r>
+        <w:rPr>
+          <w:rStyle w:val="OperatorTok"/>
+        </w:rPr>
+        <w:t xml:space="preserve">(</w:t>
+      </w:r>
+      <w:r>
+        <w:rPr>
+          <w:rStyle w:val="DataTypeTok"/>
+        </w:rPr>
+        <w:t xml:space="preserve">void</w:t>
+      </w:r>
+      <w:r>
+        <w:rPr>
+          <w:rStyle w:val="OperatorTok"/>
+        </w:rPr>
+        <w:t xml:space="preserve">)</w:t>
+      </w:r>
+      <w:r>
+        <w:br/>
+      </w:r>
+      <w:r>
+        <w:rPr>
+          <w:rStyle w:val="OperatorTok"/>
+        </w:rPr>
+        <w:t xml:space="preserve">{</w:t>
+      </w:r>
+      <w:r>
+        <w:br/>
+      </w:r>
+      <w:r>
+        <w:rPr>
+          <w:rStyle w:val="NormalTok"/>
+        </w:rPr>
+        <w:t xml:space="preserve">    </w:t>
+      </w:r>
+      <w:r>
+        <w:rPr>
+          <w:rStyle w:val="DataTypeTok"/>
+        </w:rPr>
+        <w:t xml:space="preserve">unsigned</w:t>
+      </w:r>
+      <w:r>
+        <w:rPr>
+          <w:rStyle w:val="NormalTok"/>
+        </w:rPr>
+        <w:t xml:space="preserve"> </w:t>
+      </w:r>
+      <w:r>
+        <w:rPr>
+          <w:rStyle w:val="OperatorTok"/>
+        </w:rPr>
+        <w:t xml:space="preserve">*</w:t>
+      </w:r>
+      <w:r>
+        <w:rPr>
+          <w:rStyle w:val="NormalTok"/>
+        </w:rPr>
+        <w:t xml:space="preserve">fb </w:t>
+      </w:r>
+      <w:r>
+        <w:rPr>
+          <w:rStyle w:val="OperatorTok"/>
+        </w:rPr>
+        <w:t xml:space="preserve">=</w:t>
+      </w:r>
+      <w:r>
+        <w:rPr>
+          <w:rStyle w:val="NormalTok"/>
+        </w:rPr>
+        <w:t xml:space="preserve"> uk_win_create </w:t>
+      </w:r>
+      <w:r>
+        <w:rPr>
+          <w:rStyle w:val="OperatorTok"/>
+        </w:rPr>
+        <w:t xml:space="preserve">(</w:t>
+      </w:r>
+      <w:r>
+        <w:rPr>
+          <w:rStyle w:val="DecValTok"/>
+        </w:rPr>
+        <w:t xml:space="preserve">320</w:t>
+      </w:r>
+      <w:r>
+        <w:rPr>
+          <w:rStyle w:val="OperatorTok"/>
+        </w:rPr>
+        <w:t xml:space="preserve">,</w:t>
+      </w:r>
+      <w:r>
+        <w:rPr>
+          <w:rStyle w:val="NormalTok"/>
+        </w:rPr>
+        <w:t xml:space="preserve"> </w:t>
+      </w:r>
+      <w:r>
+        <w:rPr>
+          <w:rStyle w:val="DecValTok"/>
+        </w:rPr>
+        <w:t xml:space="preserve">200</w:t>
+      </w:r>
+      <w:r>
+        <w:rPr>
+          <w:rStyle w:val="OperatorTok"/>
+        </w:rPr>
+        <w:t xml:space="preserve">,</w:t>
+      </w:r>
+      <w:r>
+        <w:rPr>
+          <w:rStyle w:val="NormalTok"/>
+        </w:rPr>
+        <w:t xml:space="preserve"> </w:t>
+      </w:r>
+      <w:r>
+        <w:rPr>
+          <w:rStyle w:val="StringTok"/>
+        </w:rPr>
+        <w:t xml:space="preserve">"Plasma"</w:t>
+      </w:r>
+      <w:r>
+        <w:rPr>
+          <w:rStyle w:val="OperatorTok"/>
+        </w:rPr>
+        <w:t xml:space="preserve">);</w:t>
+      </w:r>
+      <w:r>
+        <w:rPr>
+          <w:rStyle w:val="NormalTok"/>
+        </w:rPr>
+        <w:t xml:space="preserve">     </w:t>
+      </w:r>
+      <w:r>
+        <w:rPr>
+          <w:rStyle w:val="CommentTok"/>
+        </w:rPr>
+        <w:t xml:space="preserve">/* the canvas: 0x00RRGGBB, 320 a row */</w:t>
+      </w:r>
+      <w:r>
+        <w:br/>
+      </w:r>
+      <w:r>
+        <w:rPr>
+          <w:rStyle w:val="NormalTok"/>
+        </w:rPr>
+        <w:t xml:space="preserve">    </w:t>
+      </w:r>
+      <w:r>
+        <w:rPr>
+          <w:rStyle w:val="ControlFlowTok"/>
+        </w:rPr>
+        <w:t xml:space="preserve">if</w:t>
+      </w:r>
+      <w:r>
+        <w:rPr>
+          <w:rStyle w:val="NormalTok"/>
+        </w:rPr>
+        <w:t xml:space="preserve"> </w:t>
+      </w:r>
+      <w:r>
+        <w:rPr>
+          <w:rStyle w:val="OperatorTok"/>
+        </w:rPr>
+        <w:t xml:space="preserve">(</w:t>
+      </w:r>
+      <w:r>
+        <w:rPr>
+          <w:rStyle w:val="NormalTok"/>
+        </w:rPr>
+        <w:t xml:space="preserve">fb </w:t>
+      </w:r>
+      <w:r>
+        <w:rPr>
+          <w:rStyle w:val="OperatorTok"/>
+        </w:rPr>
+        <w:t xml:space="preserve">==</w:t>
+      </w:r>
+      <w:r>
+        <w:rPr>
+          <w:rStyle w:val="NormalTok"/>
+        </w:rPr>
+        <w:t xml:space="preserve"> </w:t>
+      </w:r>
+      <w:r>
+        <w:rPr>
+          <w:rStyle w:val="DecValTok"/>
+        </w:rPr>
+        <w:t xml:space="preserve">0</w:t>
+      </w:r>
+      <w:r>
+        <w:rPr>
+          <w:rStyle w:val="OperatorTok"/>
+        </w:rPr>
+        <w:t xml:space="preserve">)</w:t>
+      </w:r>
+      <w:r>
+        <w:rPr>
+          <w:rStyle w:val="NormalTok"/>
+        </w:rPr>
+        <w:t xml:space="preserve"> </w:t>
+      </w:r>
+      <w:r>
+        <w:rPr>
+          <w:rStyle w:val="ControlFlowTok"/>
+        </w:rPr>
+        <w:t xml:space="preserve">return</w:t>
+      </w:r>
+      <w:r>
+        <w:rPr>
+          <w:rStyle w:val="NormalTok"/>
+        </w:rPr>
+        <w:t xml:space="preserve"> </w:t>
+      </w:r>
+      <w:r>
+        <w:rPr>
+          <w:rStyle w:val="DecValTok"/>
+        </w:rPr>
+        <w:t xml:space="preserve">1</w:t>
+      </w:r>
+      <w:r>
+        <w:rPr>
+          <w:rStyle w:val="OperatorTok"/>
+        </w:rPr>
+        <w:t xml:space="preserve">;</w:t>
+      </w:r>
+      <w:r>
+        <w:br/>
+      </w:r>
+      <w:r>
+        <w:rPr>
+          <w:rStyle w:val="NormalTok"/>
+        </w:rPr>
+        <w:t xml:space="preserve">    uk_win_on_key </w:t>
+      </w:r>
+      <w:r>
+        <w:rPr>
+          <w:rStyle w:val="OperatorTok"/>
+        </w:rPr>
+        <w:t xml:space="preserve">(</w:t>
+      </w:r>
+      <w:r>
+        <w:rPr>
+          <w:rStyle w:val="NormalTok"/>
+        </w:rPr>
+        <w:t xml:space="preserve">on_key</w:t>
+      </w:r>
+      <w:r>
+        <w:rPr>
+          <w:rStyle w:val="OperatorTok"/>
+        </w:rPr>
+        <w:t xml:space="preserve">);</w:t>
+      </w:r>
+      <w:r>
+        <w:br/>
+      </w:r>
+      <w:r>
+        <w:rPr>
+          <w:rStyle w:val="NormalTok"/>
+        </w:rPr>
+        <w:t xml:space="preserve">    </w:t>
+      </w:r>
+      <w:r>
+        <w:rPr>
+          <w:rStyle w:val="ControlFlowTok"/>
+        </w:rPr>
+        <w:t xml:space="preserve">for</w:t>
+      </w:r>
+      <w:r>
+        <w:rPr>
+          <w:rStyle w:val="NormalTok"/>
+        </w:rPr>
+        <w:t xml:space="preserve"> </w:t>
+      </w:r>
+      <w:r>
+        <w:rPr>
+          <w:rStyle w:val="OperatorTok"/>
+        </w:rPr>
+        <w:t xml:space="preserve">(</w:t>
+      </w:r>
+      <w:r>
+        <w:rPr>
+          <w:rStyle w:val="DataTypeTok"/>
+        </w:rPr>
+        <w:t xml:space="preserve">int</w:t>
+      </w:r>
+      <w:r>
+        <w:rPr>
+          <w:rStyle w:val="NormalTok"/>
+        </w:rPr>
+        <w:t xml:space="preserve"> t </w:t>
+      </w:r>
+      <w:r>
+        <w:rPr>
+          <w:rStyle w:val="OperatorTok"/>
+        </w:rPr>
+        <w:t xml:space="preserve">=</w:t>
+      </w:r>
+      <w:r>
+        <w:rPr>
+          <w:rStyle w:val="NormalTok"/>
+        </w:rPr>
+        <w:t xml:space="preserve"> </w:t>
+      </w:r>
+      <w:r>
+        <w:rPr>
+          <w:rStyle w:val="DecValTok"/>
+        </w:rPr>
+        <w:t xml:space="preserve">0</w:t>
+      </w:r>
+      <w:r>
+        <w:rPr>
+          <w:rStyle w:val="OperatorTok"/>
+        </w:rPr>
+        <w:t xml:space="preserve">;</w:t>
+      </w:r>
+      <w:r>
+        <w:rPr>
+          <w:rStyle w:val="NormalTok"/>
+        </w:rPr>
+        <w:t xml:space="preserve"> </w:t>
+      </w:r>
+      <w:r>
+        <w:rPr>
+          <w:rStyle w:val="OperatorTok"/>
+        </w:rPr>
+        <w:t xml:space="preserve">!</w:t>
+      </w:r>
+      <w:r>
+        <w:rPr>
+          <w:rStyle w:val="NormalTok"/>
+        </w:rPr>
+        <w:t xml:space="preserve">kapi_should_exit </w:t>
+      </w:r>
+      <w:r>
+        <w:rPr>
+          <w:rStyle w:val="OperatorTok"/>
+        </w:rPr>
+        <w:t xml:space="preserve">();</w:t>
+      </w:r>
+      <w:r>
+        <w:rPr>
+          <w:rStyle w:val="NormalTok"/>
+        </w:rPr>
+        <w:t xml:space="preserve"> t</w:t>
+      </w:r>
+      <w:r>
+        <w:rPr>
+          <w:rStyle w:val="OperatorTok"/>
+        </w:rPr>
+        <w:t xml:space="preserve">++)</w:t>
+      </w:r>
+      <w:r>
+        <w:br/>
+      </w:r>
+      <w:r>
+        <w:rPr>
+          <w:rStyle w:val="NormalTok"/>
+        </w:rPr>
+        <w:t xml:space="preserve">    </w:t>
+      </w:r>
+      <w:r>
+        <w:rPr>
+          <w:rStyle w:val="OperatorTok"/>
+        </w:rPr>
+        <w:t xml:space="preserve">{</w:t>
+      </w:r>
+      <w:r>
+        <w:br/>
+      </w:r>
+      <w:r>
+        <w:rPr>
+          <w:rStyle w:val="NormalTok"/>
+        </w:rPr>
+        <w:t xml:space="preserve">        </w:t>
+      </w:r>
+      <w:r>
+        <w:rPr>
+          <w:rStyle w:val="ControlFlowTok"/>
+        </w:rPr>
+        <w:t xml:space="preserve">for</w:t>
+      </w:r>
+      <w:r>
+        <w:rPr>
+          <w:rStyle w:val="NormalTok"/>
+        </w:rPr>
+        <w:t xml:space="preserve"> </w:t>
+      </w:r>
+      <w:r>
+        <w:rPr>
+          <w:rStyle w:val="OperatorTok"/>
+        </w:rPr>
+        <w:t xml:space="preserve">(</w:t>
+      </w:r>
+      <w:r>
+        <w:rPr>
+          <w:rStyle w:val="DataTypeTok"/>
+        </w:rPr>
+        <w:t xml:space="preserve">int</w:t>
+      </w:r>
+      <w:r>
+        <w:rPr>
+          <w:rStyle w:val="NormalTok"/>
+        </w:rPr>
+        <w:t xml:space="preserve"> i </w:t>
+      </w:r>
+      <w:r>
+        <w:rPr>
+          <w:rStyle w:val="OperatorTok"/>
+        </w:rPr>
+        <w:t xml:space="preserve">=</w:t>
+      </w:r>
+      <w:r>
+        <w:rPr>
+          <w:rStyle w:val="NormalTok"/>
+        </w:rPr>
+        <w:t xml:space="preserve"> </w:t>
+      </w:r>
+      <w:r>
+        <w:rPr>
+          <w:rStyle w:val="DecValTok"/>
+        </w:rPr>
+        <w:t xml:space="preserve">0</w:t>
+      </w:r>
+      <w:r>
+        <w:rPr>
+          <w:rStyle w:val="OperatorTok"/>
+        </w:rPr>
+        <w:t xml:space="preserve">;</w:t>
+      </w:r>
+      <w:r>
+        <w:rPr>
+          <w:rStyle w:val="NormalTok"/>
+        </w:rPr>
+        <w:t xml:space="preserve"> i </w:t>
+      </w:r>
+      <w:r>
+        <w:rPr>
+          <w:rStyle w:val="OperatorTok"/>
+        </w:rPr>
+        <w:t xml:space="preserve">&lt;</w:t>
+      </w:r>
+      <w:r>
+        <w:rPr>
+          <w:rStyle w:val="NormalTok"/>
+        </w:rPr>
+        <w:t xml:space="preserve"> </w:t>
+      </w:r>
+      <w:r>
+        <w:rPr>
+          <w:rStyle w:val="DecValTok"/>
+        </w:rPr>
+        <w:t xml:space="preserve">320</w:t>
+      </w:r>
+      <w:r>
+        <w:rPr>
+          <w:rStyle w:val="NormalTok"/>
+        </w:rPr>
+        <w:t xml:space="preserve"> </w:t>
+      </w:r>
+      <w:r>
+        <w:rPr>
+          <w:rStyle w:val="OperatorTok"/>
+        </w:rPr>
+        <w:t xml:space="preserve">*</w:t>
+      </w:r>
+      <w:r>
+        <w:rPr>
+          <w:rStyle w:val="NormalTok"/>
+        </w:rPr>
+        <w:t xml:space="preserve"> </w:t>
+      </w:r>
+      <w:r>
+        <w:rPr>
+          <w:rStyle w:val="DecValTok"/>
+        </w:rPr>
+        <w:t xml:space="preserve">200</w:t>
+      </w:r>
+      <w:r>
+        <w:rPr>
+          <w:rStyle w:val="OperatorTok"/>
+        </w:rPr>
+        <w:t xml:space="preserve">;</w:t>
+      </w:r>
+      <w:r>
+        <w:rPr>
+          <w:rStyle w:val="NormalTok"/>
+        </w:rPr>
+        <w:t xml:space="preserve"> i</w:t>
+      </w:r>
+      <w:r>
+        <w:rPr>
+          <w:rStyle w:val="OperatorTok"/>
+        </w:rPr>
+        <w:t xml:space="preserve">++)</w:t>
+      </w:r>
+      <w:r>
+        <w:rPr>
+          <w:rStyle w:val="NormalTok"/>
+        </w:rPr>
+        <w:t xml:space="preserve"> fb</w:t>
+      </w:r>
+      <w:r>
+        <w:rPr>
+          <w:rStyle w:val="OperatorTok"/>
+        </w:rPr>
+        <w:t xml:space="preserve">[</w:t>
+      </w:r>
+      <w:r>
+        <w:rPr>
+          <w:rStyle w:val="NormalTok"/>
+        </w:rPr>
+        <w:t xml:space="preserve">i</w:t>
+      </w:r>
+      <w:r>
+        <w:rPr>
+          <w:rStyle w:val="OperatorTok"/>
+        </w:rPr>
+        <w:t xml:space="preserve">]</w:t>
+      </w:r>
+      <w:r>
+        <w:rPr>
+          <w:rStyle w:val="NormalTok"/>
+        </w:rPr>
+        <w:t xml:space="preserve"> </w:t>
+      </w:r>
+      <w:r>
+        <w:rPr>
+          <w:rStyle w:val="OperatorTok"/>
+        </w:rPr>
+        <w:t xml:space="preserve">=</w:t>
+      </w:r>
+      <w:r>
+        <w:rPr>
+          <w:rStyle w:val="NormalTok"/>
+        </w:rPr>
+        <w:t xml:space="preserve"> </w:t>
+      </w:r>
+      <w:r>
+        <w:rPr>
+          <w:rStyle w:val="OperatorTok"/>
+        </w:rPr>
+        <w:t xml:space="preserve">(</w:t>
+      </w:r>
+      <w:r>
+        <w:rPr>
+          <w:rStyle w:val="DataTypeTok"/>
+        </w:rPr>
+        <w:t xml:space="preserve">unsigned</w:t>
+      </w:r>
+      <w:r>
+        <w:rPr>
+          <w:rStyle w:val="OperatorTok"/>
+        </w:rPr>
+        <w:t xml:space="preserve">)</w:t>
+      </w:r>
+      <w:r>
+        <w:rPr>
+          <w:rStyle w:val="NormalTok"/>
+        </w:rPr>
+        <w:t xml:space="preserve"> </w:t>
+      </w:r>
+      <w:r>
+        <w:rPr>
+          <w:rStyle w:val="OperatorTok"/>
+        </w:rPr>
+        <w:t xml:space="preserve">(</w:t>
+      </w:r>
+      <w:r>
+        <w:rPr>
+          <w:rStyle w:val="NormalTok"/>
+        </w:rPr>
+        <w:t xml:space="preserve">i </w:t>
+      </w:r>
+      <w:r>
+        <w:rPr>
+          <w:rStyle w:val="OperatorTok"/>
+        </w:rPr>
+        <w:t xml:space="preserve">+</w:t>
+      </w:r>
+      <w:r>
+        <w:rPr>
+          <w:rStyle w:val="NormalTok"/>
+        </w:rPr>
+        <w:t xml:space="preserve"> t</w:t>
+      </w:r>
+      <w:r>
+        <w:rPr>
+          <w:rStyle w:val="OperatorTok"/>
+        </w:rPr>
+        <w:t xml:space="preserve">)</w:t>
+      </w:r>
+      <w:r>
+        <w:rPr>
+          <w:rStyle w:val="NormalTok"/>
+        </w:rPr>
+        <w:t xml:space="preserve"> </w:t>
+      </w:r>
+      <w:r>
+        <w:rPr>
+          <w:rStyle w:val="OperatorTok"/>
+        </w:rPr>
+        <w:t xml:space="preserve">*</w:t>
+      </w:r>
+      <w:r>
+        <w:rPr>
+          <w:rStyle w:val="NormalTok"/>
+        </w:rPr>
+        <w:t xml:space="preserve"> </w:t>
+      </w:r>
+      <w:r>
+        <w:rPr>
+          <w:rStyle w:val="DecValTok"/>
+        </w:rPr>
+        <w:t xml:space="preserve">2654435761</w:t>
+      </w:r>
+      <w:r>
+        <w:rPr>
+          <w:rStyle w:val="BuiltInTok"/>
+        </w:rPr>
+        <w:t xml:space="preserve">u</w:t>
+      </w:r>
+      <w:r>
+        <w:rPr>
+          <w:rStyle w:val="NormalTok"/>
+        </w:rPr>
+        <w:t xml:space="preserve"> </w:t>
+      </w:r>
+      <w:r>
+        <w:rPr>
+          <w:rStyle w:val="OperatorTok"/>
+        </w:rPr>
+        <w:t xml:space="preserve">&gt;&gt;</w:t>
+      </w:r>
+      <w:r>
+        <w:rPr>
+          <w:rStyle w:val="NormalTok"/>
+        </w:rPr>
+        <w:t xml:space="preserve"> </w:t>
+      </w:r>
+      <w:r>
+        <w:rPr>
+          <w:rStyle w:val="DecValTok"/>
+        </w:rPr>
+        <w:t xml:space="preserve">8</w:t>
+      </w:r>
+      <w:r>
+        <w:rPr>
+          <w:rStyle w:val="OperatorTok"/>
+        </w:rPr>
+        <w:t xml:space="preserve">;</w:t>
+      </w:r>
+      <w:r>
+        <w:br/>
+      </w:r>
+      <w:r>
+        <w:rPr>
+          <w:rStyle w:val="NormalTok"/>
+        </w:rPr>
+        <w:t xml:space="preserve">        uk_win_present </w:t>
+      </w:r>
+      <w:r>
+        <w:rPr>
+          <w:rStyle w:val="OperatorTok"/>
+        </w:rPr>
+        <w:t xml:space="preserve">();</w:t>
+      </w:r>
+      <w:r>
+        <w:rPr>
+          <w:rStyle w:val="NormalTok"/>
+        </w:rPr>
+        <w:t xml:space="preserve">                                 </w:t>
+      </w:r>
+      <w:r>
+        <w:rPr>
+          <w:rStyle w:val="CommentTok"/>
+        </w:rPr>
+        <w:t xml:space="preserve">/* the server shows it */</w:t>
+      </w:r>
+      <w:r>
+        <w:br/>
+      </w:r>
+      <w:r>
+        <w:rPr>
+          <w:rStyle w:val="NormalTok"/>
+        </w:rPr>
+        <w:t xml:space="preserve">        kapi_pump_wait </w:t>
+      </w:r>
+      <w:r>
+        <w:rPr>
+          <w:rStyle w:val="OperatorTok"/>
+        </w:rPr>
+        <w:t xml:space="preserve">(</w:t>
+      </w:r>
+      <w:r>
+        <w:rPr>
+          <w:rStyle w:val="DecValTok"/>
+        </w:rPr>
+        <w:t xml:space="preserve">16</w:t>
+      </w:r>
+      <w:r>
+        <w:rPr>
+          <w:rStyle w:val="OperatorTok"/>
+        </w:rPr>
+        <w:t xml:space="preserve">);</w:t>
+      </w:r>
+      <w:r>
+        <w:rPr>
+          <w:rStyle w:val="NormalTok"/>
+        </w:rPr>
+        <w:t xml:space="preserve">                               </w:t>
+      </w:r>
+      <w:r>
+        <w:rPr>
+          <w:rStyle w:val="CommentTok"/>
+        </w:rPr>
+        <w:t xml:space="preserve">/* the events (AppKit's pump) */</w:t>
+      </w:r>
+      <w:r>
+        <w:br/>
+      </w:r>
+      <w:r>
+        <w:rPr>
+          <w:rStyle w:val="NormalTok"/>
+        </w:rPr>
+        <w:t xml:space="preserve">    </w:t>
+      </w:r>
+      <w:r>
+        <w:rPr>
+          <w:rStyle w:val="OperatorTok"/>
+        </w:rPr>
+        <w:t xml:space="preserve">}</w:t>
+      </w:r>
+      <w:r>
+        <w:br/>
+      </w:r>
+      <w:r>
+        <w:rPr>
+          <w:rStyle w:val="NormalTok"/>
+        </w:rPr>
+        <w:t xml:space="preserve">    </w:t>
+      </w:r>
+      <w:r>
+        <w:rPr>
+          <w:rStyle w:val="ControlFlowTok"/>
+        </w:rPr>
+        <w:t xml:space="preserve">return</w:t>
+      </w:r>
+      <w:r>
+        <w:rPr>
+          <w:rStyle w:val="NormalTok"/>
+        </w:rPr>
+        <w:t xml:space="preserve"> </w:t>
+      </w:r>
+      <w:r>
+        <w:rPr>
+          <w:rStyle w:val="DecValTok"/>
+        </w:rPr>
+        <w:t xml:space="preserve">0</w:t>
+      </w:r>
+      <w:r>
+        <w:rPr>
+          <w:rStyle w:val="OperatorTok"/>
+        </w:rPr>
+        <w:t xml:space="preserve">;</w:t>
+      </w:r>
+      <w:r>
+        <w:br/>
+      </w:r>
+      <w:r>
+        <w:rPr>
+          <w:rStyle w:val="OperatorTok"/>
+        </w:rPr>
+        <w:t xml:space="preserve">}</w:t>
       </w:r>
     </w:p>
     <w:bookmarkEnd w:id="41"/>
@@ -25208,6 +26533,201 @@
             </w:r>
             <w:r>
               <w:t xml:space="preserve">…</w:t>
+            </w:r>
+          </w:p>
+        </w:tc>
+      </w:tr>
+      <w:tr>
+        <w:tc>
+          <w:tcPr/>
+          <w:p>
+            <w:pPr>
+              <w:pStyle w:val="Compact"/>
+              <w:jc w:val="left"/>
+            </w:pPr>
+            <w:r>
+              <w:t xml:space="preserve">open a bare window, draw its pixels</w:t>
+            </w:r>
+          </w:p>
+        </w:tc>
+        <w:tc>
+          <w:tcPr/>
+          <w:p>
+            <w:pPr>
+              <w:pStyle w:val="Compact"/>
+              <w:jc w:val="left"/>
+            </w:pPr>
+            <w:r>
+              <w:t xml:space="preserve">UIKit</w:t>
+            </w:r>
+          </w:p>
+        </w:tc>
+        <w:tc>
+          <w:tcPr/>
+          <w:p>
+            <w:pPr>
+              <w:pStyle w:val="Compact"/>
+              <w:jc w:val="left"/>
+            </w:pPr>
+            <w:r>
+              <w:rPr>
+                <w:rStyle w:val="VerbatimChar"/>
+              </w:rPr>
+              <w:t xml:space="preserve">uk_win_create</w:t>
+            </w:r>
+            <w:r>
+              <w:t xml:space="preserve">,</w:t>
+            </w:r>
+            <w:r>
+              <w:t xml:space="preserve"> </w:t>
+            </w:r>
+            <w:r>
+              <w:rPr>
+                <w:rStyle w:val="VerbatimChar"/>
+              </w:rPr>
+              <w:t xml:space="preserve">uk_win_present</w:t>
+            </w:r>
+            <w:r>
+              <w:t xml:space="preserve">,</w:t>
+            </w:r>
+            <w:r>
+              <w:t xml:space="preserve"> </w:t>
+            </w:r>
+            <w:r>
+              <w:rPr>
+                <w:rStyle w:val="VerbatimChar"/>
+              </w:rPr>
+              <w:t xml:space="preserve">uk_win_on_key</w:t>
+            </w:r>
+          </w:p>
+        </w:tc>
+      </w:tr>
+      <w:tr>
+        <w:tc>
+          <w:tcPr/>
+          <w:p>
+            <w:pPr>
+              <w:pStyle w:val="Compact"/>
+              <w:jc w:val="left"/>
+            </w:pPr>
+            <w:r>
+              <w:t xml:space="preserve">take the whole screen (a game, an emulator)</w:t>
+            </w:r>
+          </w:p>
+        </w:tc>
+        <w:tc>
+          <w:tcPr/>
+          <w:p>
+            <w:pPr>
+              <w:pStyle w:val="Compact"/>
+              <w:jc w:val="left"/>
+            </w:pPr>
+            <w:r>
+              <w:t xml:space="preserve">UIKit (then AppKit's</w:t>
+            </w:r>
+            <w:r>
+              <w:t xml:space="preserve"> </w:t>
+            </w:r>
+            <w:r>
+              <w:rPr>
+                <w:rStyle w:val="VerbatimChar"/>
+              </w:rPr>
+              <w:t xml:space="preserve">kapi_present_fb</w:t>
+            </w:r>
+            <w:r>
+              <w:t xml:space="preserve">)</w:t>
+            </w:r>
+          </w:p>
+        </w:tc>
+        <w:tc>
+          <w:tcPr/>
+          <w:p>
+            <w:pPr>
+              <w:pStyle w:val="Compact"/>
+              <w:jc w:val="left"/>
+            </w:pPr>
+            <w:r>
+              <w:rPr>
+                <w:rStyle w:val="VerbatimChar"/>
+              </w:rPr>
+              <w:t xml:space="preserve">uk_win_fullscreen_begin</w:t>
+            </w:r>
+            <w:r>
+              <w:t xml:space="preserve">,</w:t>
+            </w:r>
+            <w:r>
+              <w:t xml:space="preserve"> </w:t>
+            </w:r>
+            <w:r>
+              <w:rPr>
+                <w:rStyle w:val="VerbatimChar"/>
+              </w:rPr>
+              <w:t xml:space="preserve">uk_win_fullscreen_end</w:t>
+            </w:r>
+          </w:p>
+        </w:tc>
+      </w:tr>
+      <w:tr>
+        <w:tc>
+          <w:tcPr/>
+          <w:p>
+            <w:pPr>
+              <w:pStyle w:val="Compact"/>
+              <w:jc w:val="left"/>
+            </w:pPr>
+            <w:r>
+              <w:t xml:space="preserve">list, raise, move the windows (a shell)</w:t>
+            </w:r>
+          </w:p>
+        </w:tc>
+        <w:tc>
+          <w:tcPr/>
+          <w:p>
+            <w:pPr>
+              <w:pStyle w:val="Compact"/>
+              <w:jc w:val="left"/>
+            </w:pPr>
+            <w:r>
+              <w:t xml:space="preserve">UIKit</w:t>
+            </w:r>
+          </w:p>
+        </w:tc>
+        <w:tc>
+          <w:tcPr/>
+          <w:p>
+            <w:pPr>
+              <w:pStyle w:val="Compact"/>
+              <w:jc w:val="left"/>
+            </w:pPr>
+            <w:r>
+              <w:rPr>
+                <w:rStyle w:val="VerbatimChar"/>
+              </w:rPr>
+              <w:t xml:space="preserve">uk_win_list</w:t>
+            </w:r>
+            <w:r>
+              <w:t xml:space="preserve">,</w:t>
+            </w:r>
+            <w:r>
+              <w:t xml:space="preserve"> </w:t>
+            </w:r>
+            <w:r>
+              <w:rPr>
+                <w:rStyle w:val="VerbatimChar"/>
+              </w:rPr>
+              <w:t xml:space="preserve">uk_win_raise</w:t>
+            </w:r>
+            <w:r>
+              <w:t xml:space="preserve">,</w:t>
+            </w:r>
+            <w:r>
+              <w:t xml:space="preserve"> </w:t>
+            </w:r>
+            <w:r>
+              <w:rPr>
+                <w:rStyle w:val="VerbatimChar"/>
+              </w:rPr>
+              <w:t xml:space="preserve">uk_win_place</w:t>
             </w:r>
           </w:p>
         </w:tc>

--- a/docs/exports/06-KITS-GUIDE.docx
+++ b/docs/exports/06-KITS-GUIDE.docx
@@ -15270,6 +15270,787 @@
         <w:t xml:space="preserve">rewritten (1 changed, 0 not).</w:t>
       </w:r>
     </w:p>
+    <w:p>
+      <w:pPr>
+        <w:pStyle w:val="BodyText"/>
+      </w:pPr>
+      <w:r>
+        <w:rPr>
+          <w:bCs/>
+          <w:b/>
+        </w:rPr>
+        <w:t xml:space="preserve">The interface's mode and its session</w:t>
+      </w:r>
+      <w:r>
+        <w:t xml:space="preserve"> </w:t>
+      </w:r>
+      <w:r>
+        <w:t xml:space="preserve">(</w:t>
+      </w:r>
+      <w:r>
+        <w:rPr>
+          <w:rStyle w:val="VerbatimChar"/>
+        </w:rPr>
+        <w:t xml:space="preserve">session.h</w:t>
+      </w:r>
+      <w:r>
+        <w:t xml:space="preserve">, 2026-10-08): the mode —</w:t>
+      </w:r>
+      <w:r>
+        <w:t xml:space="preserve"> </w:t>
+      </w:r>
+      <w:r>
+        <w:rPr>
+          <w:rStyle w:val="VerbatimChar"/>
+        </w:rPr>
+        <w:t xml:space="preserve">SESSION_DESKTOP</w:t>
+      </w:r>
+      <w:r>
+        <w:t xml:space="preserve">,</w:t>
+      </w:r>
+      <w:r>
+        <w:t xml:space="preserve"> </w:t>
+      </w:r>
+      <w:r>
+        <w:rPr>
+          <w:rStyle w:val="VerbatimChar"/>
+        </w:rPr>
+        <w:t xml:space="preserve">SESSION_POCKET</w:t>
+      </w:r>
+      <w:r>
+        <w:t xml:space="preserve">,</w:t>
+      </w:r>
+      <w:r>
+        <w:t xml:space="preserve"> </w:t>
+      </w:r>
+      <w:r>
+        <w:rPr>
+          <w:rStyle w:val="VerbatimChar"/>
+        </w:rPr>
+        <w:t xml:space="preserve">SESSION_CONSOLE</w:t>
+      </w:r>
+      <w:r>
+        <w:t xml:space="preserve"> </w:t>
+      </w:r>
+      <w:r>
+        <w:t xml:space="preserve">— is</w:t>
+      </w:r>
+      <w:r>
+        <w:t xml:space="preserve"> </w:t>
+      </w:r>
+      <w:r>
+        <w:rPr>
+          <w:rStyle w:val="VerbatimChar"/>
+        </w:rPr>
+        <w:t xml:space="preserve">system.ini</w:t>
+      </w:r>
+      <w:r>
+        <w:t xml:space="preserve">'s</w:t>
+      </w:r>
+      <w:r>
+        <w:t xml:space="preserve"> </w:t>
+      </w:r>
+      <w:r>
+        <w:rPr>
+          <w:rStyle w:val="VerbatimChar"/>
+        </w:rPr>
+        <w:t xml:space="preserve">shell=</w:t>
+      </w:r>
+      <w:r>
+        <w:t xml:space="preserve">; each mode's programs are its session file</w:t>
+      </w:r>
+      <w:r>
+        <w:t xml:space="preserve"> </w:t>
+      </w:r>
+      <w:r>
+        <w:rPr>
+          <w:rStyle w:val="VerbatimChar"/>
+        </w:rPr>
+        <w:t xml:space="preserve">SD:/etc/session/&lt;mode&gt;</w:t>
+      </w:r>
+      <w:r>
+        <w:t xml:space="preserve">.</w:t>
+      </w:r>
+      <w:r>
+        <w:t xml:space="preserve"> </w:t>
+      </w:r>
+      <w:r>
+        <w:t xml:space="preserve">A settings page switches the mode as the Control Panel's Mode applet does:</w:t>
+      </w:r>
+      <w:r>
+        <w:t xml:space="preserve"> </w:t>
+      </w:r>
+      <w:r>
+        <w:rPr>
+          <w:rStyle w:val="VerbatimChar"/>
+        </w:rPr>
+        <w:t xml:space="preserve">/bin/session</w:t>
+      </w:r>
+      <w:r>
+        <w:t xml:space="preserve"> </w:t>
+      </w:r>
+      <w:r>
+        <w:t xml:space="preserve">is started, closes the</w:t>
+      </w:r>
+      <w:r>
+        <w:t xml:space="preserve"> </w:t>
+      </w:r>
+      <w:r>
+        <w:t xml:space="preserve">open programs (each one asks about its unsaved work), and the caller polls it:</w:t>
+      </w:r>
+    </w:p>
+    <w:p>
+      <w:pPr>
+        <w:pStyle w:val="SourceCode"/>
+      </w:pPr>
+      <w:r>
+        <w:rPr>
+          <w:rStyle w:val="DataTypeTok"/>
+        </w:rPr>
+        <w:t xml:space="preserve">void</w:t>
+      </w:r>
+      <w:r>
+        <w:rPr>
+          <w:rStyle w:val="NormalTok"/>
+        </w:rPr>
+        <w:t xml:space="preserve"> </w:t>
+      </w:r>
+      <w:r>
+        <w:rPr>
+          <w:rStyle w:val="OperatorTok"/>
+        </w:rPr>
+        <w:t xml:space="preserve">*</w:t>
+      </w:r>
+      <w:r>
+        <w:rPr>
+          <w:rStyle w:val="NormalTok"/>
+        </w:rPr>
+        <w:t xml:space="preserve">h </w:t>
+      </w:r>
+      <w:r>
+        <w:rPr>
+          <w:rStyle w:val="OperatorTok"/>
+        </w:rPr>
+        <w:t xml:space="preserve">=</w:t>
+      </w:r>
+      <w:r>
+        <w:rPr>
+          <w:rStyle w:val="NormalTok"/>
+        </w:rPr>
+        <w:t xml:space="preserve"> session_switch_start </w:t>
+      </w:r>
+      <w:r>
+        <w:rPr>
+          <w:rStyle w:val="OperatorTok"/>
+        </w:rPr>
+        <w:t xml:space="preserve">(</w:t>
+      </w:r>
+      <w:r>
+        <w:rPr>
+          <w:rStyle w:val="NormalTok"/>
+        </w:rPr>
+        <w:t xml:space="preserve">SESSION_POCKET</w:t>
+      </w:r>
+      <w:r>
+        <w:rPr>
+          <w:rStyle w:val="OperatorTok"/>
+        </w:rPr>
+        <w:t xml:space="preserve">,</w:t>
+      </w:r>
+      <w:r>
+        <w:rPr>
+          <w:rStyle w:val="NormalTok"/>
+        </w:rPr>
+        <w:t xml:space="preserve"> </w:t>
+      </w:r>
+      <w:r>
+        <w:rPr>
+          <w:rStyle w:val="DecValTok"/>
+        </w:rPr>
+        <w:t xml:space="preserve">0</w:t>
+      </w:r>
+      <w:r>
+        <w:rPr>
+          <w:rStyle w:val="OperatorTok"/>
+        </w:rPr>
+        <w:t xml:space="preserve">,</w:t>
+      </w:r>
+      <w:r>
+        <w:rPr>
+          <w:rStyle w:val="NormalTok"/>
+        </w:rPr>
+        <w:t xml:space="preserve"> </w:t>
+      </w:r>
+      <w:r>
+        <w:rPr>
+          <w:rStyle w:val="DecValTok"/>
+        </w:rPr>
+        <w:t xml:space="preserve">0</w:t>
+      </w:r>
+      <w:r>
+        <w:rPr>
+          <w:rStyle w:val="OperatorTok"/>
+        </w:rPr>
+        <w:t xml:space="preserve">);</w:t>
+      </w:r>
+      <w:r>
+        <w:rPr>
+          <w:rStyle w:val="NormalTok"/>
+        </w:rPr>
+        <w:t xml:space="preserve">     </w:t>
+      </w:r>
+      <w:r>
+        <w:rPr>
+          <w:rStyle w:val="CommentTok"/>
+        </w:rPr>
+        <w:t xml:space="preserve">// the caller and its parents are kept open, then ended</w:t>
+      </w:r>
+      <w:r>
+        <w:br/>
+      </w:r>
+      <w:r>
+        <w:rPr>
+          <w:rStyle w:val="CommentTok"/>
+        </w:rPr>
+        <w:t xml:space="preserve">/* ... each turn: */</w:t>
+      </w:r>
+      <w:r>
+        <w:rPr>
+          <w:rStyle w:val="NormalTok"/>
+        </w:rPr>
+        <w:t xml:space="preserve"> </w:t>
+      </w:r>
+      <w:r>
+        <w:rPr>
+          <w:rStyle w:val="ControlFlowTok"/>
+        </w:rPr>
+        <w:t xml:space="preserve">if</w:t>
+      </w:r>
+      <w:r>
+        <w:rPr>
+          <w:rStyle w:val="NormalTok"/>
+        </w:rPr>
+        <w:t xml:space="preserve"> </w:t>
+      </w:r>
+      <w:r>
+        <w:rPr>
+          <w:rStyle w:val="OperatorTok"/>
+        </w:rPr>
+        <w:t xml:space="preserve">(</w:t>
+      </w:r>
+      <w:r>
+        <w:rPr>
+          <w:rStyle w:val="NormalTok"/>
+        </w:rPr>
+        <w:t xml:space="preserve">h </w:t>
+      </w:r>
+      <w:r>
+        <w:rPr>
+          <w:rStyle w:val="OperatorTok"/>
+        </w:rPr>
+        <w:t xml:space="preserve">&amp;&amp;</w:t>
+      </w:r>
+      <w:r>
+        <w:rPr>
+          <w:rStyle w:val="NormalTok"/>
+        </w:rPr>
+        <w:t xml:space="preserve"> kapi_proc_done </w:t>
+      </w:r>
+      <w:r>
+        <w:rPr>
+          <w:rStyle w:val="OperatorTok"/>
+        </w:rPr>
+        <w:t xml:space="preserve">(</w:t>
+      </w:r>
+      <w:r>
+        <w:rPr>
+          <w:rStyle w:val="NormalTok"/>
+        </w:rPr>
+        <w:t xml:space="preserve">h</w:t>
+      </w:r>
+      <w:r>
+        <w:rPr>
+          <w:rStyle w:val="OperatorTok"/>
+        </w:rPr>
+        <w:t xml:space="preserve">))</w:t>
+      </w:r>
+      <w:r>
+        <w:rPr>
+          <w:rStyle w:val="NormalTok"/>
+        </w:rPr>
+        <w:t xml:space="preserve"> </w:t>
+      </w:r>
+      <w:r>
+        <w:rPr>
+          <w:rStyle w:val="OperatorTok"/>
+        </w:rPr>
+        <w:t xml:space="preserve">{</w:t>
+      </w:r>
+      <w:r>
+        <w:br/>
+      </w:r>
+      <w:r>
+        <w:rPr>
+          <w:rStyle w:val="NormalTok"/>
+        </w:rPr>
+        <w:t xml:space="preserve">    </w:t>
+      </w:r>
+      <w:r>
+        <w:rPr>
+          <w:rStyle w:val="DataTypeTok"/>
+        </w:rPr>
+        <w:t xml:space="preserve">int</w:t>
+      </w:r>
+      <w:r>
+        <w:rPr>
+          <w:rStyle w:val="NormalTok"/>
+        </w:rPr>
+        <w:t xml:space="preserve"> r </w:t>
+      </w:r>
+      <w:r>
+        <w:rPr>
+          <w:rStyle w:val="OperatorTok"/>
+        </w:rPr>
+        <w:t xml:space="preserve">=</w:t>
+      </w:r>
+      <w:r>
+        <w:rPr>
+          <w:rStyle w:val="NormalTok"/>
+        </w:rPr>
+        <w:t xml:space="preserve"> kapi_wait </w:t>
+      </w:r>
+      <w:r>
+        <w:rPr>
+          <w:rStyle w:val="OperatorTok"/>
+        </w:rPr>
+        <w:t xml:space="preserve">(</w:t>
+      </w:r>
+      <w:r>
+        <w:rPr>
+          <w:rStyle w:val="NormalTok"/>
+        </w:rPr>
+        <w:t xml:space="preserve">h</w:t>
+      </w:r>
+      <w:r>
+        <w:rPr>
+          <w:rStyle w:val="OperatorTok"/>
+        </w:rPr>
+        <w:t xml:space="preserve">);</w:t>
+      </w:r>
+      <w:r>
+        <w:rPr>
+          <w:rStyle w:val="NormalTok"/>
+        </w:rPr>
+        <w:t xml:space="preserve"> h </w:t>
+      </w:r>
+      <w:r>
+        <w:rPr>
+          <w:rStyle w:val="OperatorTok"/>
+        </w:rPr>
+        <w:t xml:space="preserve">=</w:t>
+      </w:r>
+      <w:r>
+        <w:rPr>
+          <w:rStyle w:val="NormalTok"/>
+        </w:rPr>
+        <w:t xml:space="preserve"> </w:t>
+      </w:r>
+      <w:r>
+        <w:rPr>
+          <w:rStyle w:val="DecValTok"/>
+        </w:rPr>
+        <w:t xml:space="preserve">0</w:t>
+      </w:r>
+      <w:r>
+        <w:rPr>
+          <w:rStyle w:val="OperatorTok"/>
+        </w:rPr>
+        <w:t xml:space="preserve">;</w:t>
+      </w:r>
+      <w:r>
+        <w:br/>
+      </w:r>
+      <w:r>
+        <w:rPr>
+          <w:rStyle w:val="NormalTok"/>
+        </w:rPr>
+        <w:t xml:space="preserve">    </w:t>
+      </w:r>
+      <w:r>
+        <w:rPr>
+          <w:rStyle w:val="ControlFlowTok"/>
+        </w:rPr>
+        <w:t xml:space="preserve">if</w:t>
+      </w:r>
+      <w:r>
+        <w:rPr>
+          <w:rStyle w:val="NormalTok"/>
+        </w:rPr>
+        <w:t xml:space="preserve"> </w:t>
+      </w:r>
+      <w:r>
+        <w:rPr>
+          <w:rStyle w:val="OperatorTok"/>
+        </w:rPr>
+        <w:t xml:space="preserve">(</w:t>
+      </w:r>
+      <w:r>
+        <w:rPr>
+          <w:rStyle w:val="NormalTok"/>
+        </w:rPr>
+        <w:t xml:space="preserve">r </w:t>
+      </w:r>
+      <w:r>
+        <w:rPr>
+          <w:rStyle w:val="OperatorTok"/>
+        </w:rPr>
+        <w:t xml:space="preserve">==</w:t>
+      </w:r>
+      <w:r>
+        <w:rPr>
+          <w:rStyle w:val="NormalTok"/>
+        </w:rPr>
+        <w:t xml:space="preserve"> SESSION_WAITING_APPS</w:t>
+      </w:r>
+      <w:r>
+        <w:rPr>
+          <w:rStyle w:val="OperatorTok"/>
+        </w:rPr>
+        <w:t xml:space="preserve">)</w:t>
+      </w:r>
+      <w:r>
+        <w:rPr>
+          <w:rStyle w:val="NormalTok"/>
+        </w:rPr>
+        <w:t xml:space="preserve"> </w:t>
+      </w:r>
+      <w:r>
+        <w:rPr>
+          <w:rStyle w:val="OperatorTok"/>
+        </w:rPr>
+        <w:t xml:space="preserve">{</w:t>
+      </w:r>
+      <w:r>
+        <w:rPr>
+          <w:rStyle w:val="NormalTok"/>
+        </w:rPr>
+        <w:t xml:space="preserve"> </w:t>
+      </w:r>
+      <w:r>
+        <w:rPr>
+          <w:rStyle w:val="DataTypeTok"/>
+        </w:rPr>
+        <w:t xml:space="preserve">char</w:t>
+      </w:r>
+      <w:r>
+        <w:rPr>
+          <w:rStyle w:val="NormalTok"/>
+        </w:rPr>
+        <w:t xml:space="preserve"> who</w:t>
+      </w:r>
+      <w:r>
+        <w:rPr>
+          <w:rStyle w:val="OperatorTok"/>
+        </w:rPr>
+        <w:t xml:space="preserve">[</w:t>
+      </w:r>
+      <w:r>
+        <w:rPr>
+          <w:rStyle w:val="DecValTok"/>
+        </w:rPr>
+        <w:t xml:space="preserve">512</w:t>
+      </w:r>
+      <w:r>
+        <w:rPr>
+          <w:rStyle w:val="OperatorTok"/>
+        </w:rPr>
+        <w:t xml:space="preserve">];</w:t>
+      </w:r>
+      <w:r>
+        <w:rPr>
+          <w:rStyle w:val="NormalTok"/>
+        </w:rPr>
+        <w:t xml:space="preserve"> session_waiting </w:t>
+      </w:r>
+      <w:r>
+        <w:rPr>
+          <w:rStyle w:val="OperatorTok"/>
+        </w:rPr>
+        <w:t xml:space="preserve">(</w:t>
+      </w:r>
+      <w:r>
+        <w:rPr>
+          <w:rStyle w:val="NormalTok"/>
+        </w:rPr>
+        <w:t xml:space="preserve">who</w:t>
+      </w:r>
+      <w:r>
+        <w:rPr>
+          <w:rStyle w:val="OperatorTok"/>
+        </w:rPr>
+        <w:t xml:space="preserve">,</w:t>
+      </w:r>
+      <w:r>
+        <w:rPr>
+          <w:rStyle w:val="NormalTok"/>
+        </w:rPr>
+        <w:t xml:space="preserve"> </w:t>
+      </w:r>
+      <w:r>
+        <w:rPr>
+          <w:rStyle w:val="KeywordTok"/>
+        </w:rPr>
+        <w:t xml:space="preserve">sizeof</w:t>
+      </w:r>
+      <w:r>
+        <w:rPr>
+          <w:rStyle w:val="NormalTok"/>
+        </w:rPr>
+        <w:t xml:space="preserve"> who</w:t>
+      </w:r>
+      <w:r>
+        <w:rPr>
+          <w:rStyle w:val="OperatorTok"/>
+        </w:rPr>
+        <w:t xml:space="preserve">);</w:t>
+      </w:r>
+      <w:r>
+        <w:rPr>
+          <w:rStyle w:val="NormalTok"/>
+        </w:rPr>
+        <w:t xml:space="preserve">   </w:t>
+      </w:r>
+      <w:r>
+        <w:rPr>
+          <w:rStyle w:val="CommentTok"/>
+        </w:rPr>
+        <w:t xml:space="preserve">// "name\ttitle" lines</w:t>
+      </w:r>
+      <w:r>
+        <w:br/>
+      </w:r>
+      <w:r>
+        <w:rPr>
+          <w:rStyle w:val="NormalTok"/>
+        </w:rPr>
+        <w:t xml:space="preserve">        </w:t>
+      </w:r>
+      <w:r>
+        <w:rPr>
+          <w:rStyle w:val="CommentTok"/>
+        </w:rPr>
+        <w:t xml:space="preserve">/* ask: Wait -&gt; session_switch_start (m, SESSION_NO_ASK, 0); Force -&gt; ... SESSION_NO_ASK | SESSION_FORCE */</w:t>
+      </w:r>
+      <w:r>
+        <w:rPr>
+          <w:rStyle w:val="NormalTok"/>
+        </w:rPr>
+        <w:t xml:space="preserve"> </w:t>
+      </w:r>
+      <w:r>
+        <w:rPr>
+          <w:rStyle w:val="OperatorTok"/>
+        </w:rPr>
+        <w:t xml:space="preserve">}</w:t>
+      </w:r>
+      <w:r>
+        <w:br/>
+      </w:r>
+      <w:r>
+        <w:rPr>
+          <w:rStyle w:val="OperatorTok"/>
+        </w:rPr>
+        <w:t xml:space="preserve">}</w:t>
+      </w:r>
+      <w:r>
+        <w:br/>
+      </w:r>
+      <w:r>
+        <w:rPr>
+          <w:rStyle w:val="DataTypeTok"/>
+        </w:rPr>
+        <w:t xml:space="preserve">int</w:t>
+      </w:r>
+      <w:r>
+        <w:rPr>
+          <w:rStyle w:val="NormalTok"/>
+        </w:rPr>
+        <w:t xml:space="preserve"> m </w:t>
+      </w:r>
+      <w:r>
+        <w:rPr>
+          <w:rStyle w:val="OperatorTok"/>
+        </w:rPr>
+        <w:t xml:space="preserve">=</w:t>
+      </w:r>
+      <w:r>
+        <w:rPr>
+          <w:rStyle w:val="NormalTok"/>
+        </w:rPr>
+        <w:t xml:space="preserve"> session_mode </w:t>
+      </w:r>
+      <w:r>
+        <w:rPr>
+          <w:rStyle w:val="OperatorTok"/>
+        </w:rPr>
+        <w:t xml:space="preserve">();</w:t>
+      </w:r>
+      <w:r>
+        <w:rPr>
+          <w:rStyle w:val="NormalTok"/>
+        </w:rPr>
+        <w:t xml:space="preserve">                                   </w:t>
+      </w:r>
+      <w:r>
+        <w:rPr>
+          <w:rStyle w:val="CommentTok"/>
+        </w:rPr>
+        <w:t xml:space="preserve">// the mode chosen (no line: the desktop)</w:t>
+      </w:r>
+      <w:r>
+        <w:br/>
+      </w:r>
+      <w:r>
+        <w:rPr>
+          <w:rStyle w:val="DataTypeTok"/>
+        </w:rPr>
+        <w:t xml:space="preserve">char</w:t>
+      </w:r>
+      <w:r>
+        <w:rPr>
+          <w:rStyle w:val="NormalTok"/>
+        </w:rPr>
+        <w:t xml:space="preserve"> names</w:t>
+      </w:r>
+      <w:r>
+        <w:rPr>
+          <w:rStyle w:val="OperatorTok"/>
+        </w:rPr>
+        <w:t xml:space="preserve">[</w:t>
+      </w:r>
+      <w:r>
+        <w:rPr>
+          <w:rStyle w:val="DecValTok"/>
+        </w:rPr>
+        <w:t xml:space="preserve">512</w:t>
+      </w:r>
+      <w:r>
+        <w:rPr>
+          <w:rStyle w:val="OperatorTok"/>
+        </w:rPr>
+        <w:t xml:space="preserve">];</w:t>
+      </w:r>
+      <w:r>
+        <w:rPr>
+          <w:rStyle w:val="NormalTok"/>
+        </w:rPr>
+        <w:t xml:space="preserve"> session_programs </w:t>
+      </w:r>
+      <w:r>
+        <w:rPr>
+          <w:rStyle w:val="OperatorTok"/>
+        </w:rPr>
+        <w:t xml:space="preserve">(</w:t>
+      </w:r>
+      <w:r>
+        <w:rPr>
+          <w:rStyle w:val="NormalTok"/>
+        </w:rPr>
+        <w:t xml:space="preserve">m</w:t>
+      </w:r>
+      <w:r>
+        <w:rPr>
+          <w:rStyle w:val="OperatorTok"/>
+        </w:rPr>
+        <w:t xml:space="preserve">,</w:t>
+      </w:r>
+      <w:r>
+        <w:rPr>
+          <w:rStyle w:val="NormalTok"/>
+        </w:rPr>
+        <w:t xml:space="preserve"> names</w:t>
+      </w:r>
+      <w:r>
+        <w:rPr>
+          <w:rStyle w:val="OperatorTok"/>
+        </w:rPr>
+        <w:t xml:space="preserve">,</w:t>
+      </w:r>
+      <w:r>
+        <w:rPr>
+          <w:rStyle w:val="NormalTok"/>
+        </w:rPr>
+        <w:t xml:space="preserve"> </w:t>
+      </w:r>
+      <w:r>
+        <w:rPr>
+          <w:rStyle w:val="KeywordTok"/>
+        </w:rPr>
+        <w:t xml:space="preserve">sizeof</w:t>
+      </w:r>
+      <w:r>
+        <w:rPr>
+          <w:rStyle w:val="NormalTok"/>
+        </w:rPr>
+        <w:t xml:space="preserve"> names</w:t>
+      </w:r>
+      <w:r>
+        <w:rPr>
+          <w:rStyle w:val="OperatorTok"/>
+        </w:rPr>
+        <w:t xml:space="preserve">);</w:t>
+      </w:r>
+      <w:r>
+        <w:rPr>
+          <w:rStyle w:val="NormalTok"/>
+        </w:rPr>
+        <w:t xml:space="preserve"> </w:t>
+      </w:r>
+      <w:r>
+        <w:rPr>
+          <w:rStyle w:val="CommentTok"/>
+        </w:rPr>
+        <w:t xml:space="preserve">// "menubar\nterminal\n": what its session starts</w:t>
+      </w:r>
+    </w:p>
+    <w:p>
+      <w:pPr>
+        <w:pStyle w:val="FirstParagraph"/>
+      </w:pPr>
+      <w:r>
+        <w:rPr>
+          <w:rStyle w:val="VerbatimChar"/>
+        </w:rPr>
+        <w:t xml:space="preserve">autostart_has</w:t>
+      </w:r>
+      <w:r>
+        <w:t xml:space="preserve"> </w:t>
+      </w:r>
+      <w:r>
+        <w:t xml:space="preserve">/</w:t>
+      </w:r>
+      <w:r>
+        <w:t xml:space="preserve"> </w:t>
+      </w:r>
+      <w:r>
+        <w:rPr>
+          <w:rStyle w:val="VerbatimChar"/>
+        </w:rPr>
+        <w:t xml:space="preserve">autostart_ensure</w:t>
+      </w:r>
+      <w:r>
+        <w:t xml:space="preserve"> </w:t>
+      </w:r>
+      <w:r>
+        <w:t xml:space="preserve">look in the autostart and in the session files: a line added after an anchor</w:t>
+      </w:r>
+      <w:r>
+        <w:t xml:space="preserve"> </w:t>
+      </w:r>
+      <w:r>
+        <w:t xml:space="preserve">goes into the file that has it.</w:t>
+      </w:r>
+    </w:p>
     <w:tbl>
       <w:tblPr>
         <w:tblStyle w:val="Table"/>
@@ -15602,7 +16383,10 @@
               <w:t xml:space="preserve">SD:/etc/autostart</w:t>
             </w:r>
             <w:r>
-              <w:t xml:space="preserve">)</w:t>
+              <w:t xml:space="preserve"> </w:t>
+            </w:r>
+            <w:r>
+              <w:t xml:space="preserve">and the session files)</w:t>
             </w:r>
           </w:p>
         </w:tc>
@@ -15670,6 +16454,47 @@
             </w:r>
             <w:r>
               <w:t xml:space="preserve">)</w:t>
+            </w:r>
+          </w:p>
+        </w:tc>
+      </w:tr>
+      <w:tr>
+        <w:tc>
+          <w:tcPr/>
+          <w:p>
+            <w:pPr>
+              <w:pStyle w:val="Compact"/>
+              <w:jc w:val="left"/>
+            </w:pPr>
+            <w:r>
+              <w:rPr>
+                <w:rStyle w:val="VerbatimChar"/>
+              </w:rPr>
+              <w:t xml:space="preserve">session.h</w:t>
+            </w:r>
+          </w:p>
+        </w:tc>
+        <w:tc>
+          <w:tcPr/>
+          <w:p>
+            <w:pPr>
+              <w:pStyle w:val="Compact"/>
+              <w:jc w:val="left"/>
+            </w:pPr>
+            <w:r>
+              <w:t xml:space="preserve">The interface's mode (desktop, pocket, console) and its session:</w:t>
+            </w:r>
+            <w:r>
+              <w:t xml:space="preserve"> </w:t>
+            </w:r>
+            <w:r>
+              <w:rPr>
+                <w:rStyle w:val="VerbatimChar"/>
+              </w:rPr>
+              <w:t xml:space="preserve">SD:/etc/session/&lt;mode&gt;</w:t>
+            </w:r>
+            <w:r>
+              <w:t xml:space="preserve">, the switch</w:t>
             </w:r>
           </w:p>
         </w:tc>

--- a/docs/exports/06-KITS-GUIDE.docx
+++ b/docs/exports/06-KITS-GUIDE.docx
@@ -16051,6 +16051,134 @@
         <w:t xml:space="preserve">goes into the file that has it.</w:t>
       </w:r>
     </w:p>
+    <w:p>
+      <w:pPr>
+        <w:pStyle w:val="BodyText"/>
+      </w:pPr>
+      <w:r>
+        <w:rPr>
+          <w:bCs/>
+          <w:b/>
+        </w:rPr>
+        <w:t xml:space="preserve">The pocket shell</w:t>
+      </w:r>
+      <w:r>
+        <w:t xml:space="preserve"> </w:t>
+      </w:r>
+      <w:r>
+        <w:t xml:space="preserve">(</w:t>
+      </w:r>
+      <w:r>
+        <w:rPr>
+          <w:rStyle w:val="VerbatimChar"/>
+        </w:rPr>
+        <w:t xml:space="preserve">shell.h</w:t>
+      </w:r>
+      <w:r>
+        <w:t xml:space="preserve">, 2026-10-08): in the pocket mode a program may open one of the pocket shell's screens</w:t>
+      </w:r>
+      <w:r>
+        <w:t xml:space="preserve"> </w:t>
+      </w:r>
+      <w:r>
+        <w:t xml:space="preserve">(</w:t>
+      </w:r>
+      <w:r>
+        <w:rPr>
+          <w:rStyle w:val="VerbatimChar"/>
+        </w:rPr>
+        <w:t xml:space="preserve">pocketshell</w:t>
+      </w:r>
+      <w:r>
+        <w:t xml:space="preserve"> </w:t>
+      </w:r>
+      <w:r>
+        <w:t xml:space="preserve">serves the IPC service</w:t>
+      </w:r>
+      <w:r>
+        <w:t xml:space="preserve"> </w:t>
+      </w:r>
+      <w:r>
+        <w:rPr>
+          <w:rStyle w:val="VerbatimChar"/>
+        </w:rPr>
+        <w:t xml:space="preserve">shell</w:t>
+      </w:r>
+      <w:r>
+        <w:t xml:space="preserve">); on the desktop nothing serves it and the call answers 0:</w:t>
+      </w:r>
+    </w:p>
+    <w:p>
+      <w:pPr>
+        <w:pStyle w:val="SourceCode"/>
+      </w:pPr>
+      <w:r>
+        <w:rPr>
+          <w:rStyle w:val="ControlFlowTok"/>
+        </w:rPr>
+        <w:t xml:space="preserve">if</w:t>
+      </w:r>
+      <w:r>
+        <w:rPr>
+          <w:rStyle w:val="NormalTok"/>
+        </w:rPr>
+        <w:t xml:space="preserve"> </w:t>
+      </w:r>
+      <w:r>
+        <w:rPr>
+          <w:rStyle w:val="OperatorTok"/>
+        </w:rPr>
+        <w:t xml:space="preserve">(</w:t>
+      </w:r>
+      <w:r>
+        <w:rPr>
+          <w:rStyle w:val="NormalTok"/>
+        </w:rPr>
+        <w:t xml:space="preserve">shell_running </w:t>
+      </w:r>
+      <w:r>
+        <w:rPr>
+          <w:rStyle w:val="OperatorTok"/>
+        </w:rPr>
+        <w:t xml:space="preserve">())</w:t>
+      </w:r>
+      <w:r>
+        <w:rPr>
+          <w:rStyle w:val="NormalTok"/>
+        </w:rPr>
+        <w:t xml:space="preserve"> shell_ask </w:t>
+      </w:r>
+      <w:r>
+        <w:rPr>
+          <w:rStyle w:val="OperatorTok"/>
+        </w:rPr>
+        <w:t xml:space="preserve">(</w:t>
+      </w:r>
+      <w:r>
+        <w:rPr>
+          <w:rStyle w:val="NormalTok"/>
+        </w:rPr>
+        <w:t xml:space="preserve">SHELL_MSG_QUICK</w:t>
+      </w:r>
+      <w:r>
+        <w:rPr>
+          <w:rStyle w:val="OperatorTok"/>
+        </w:rPr>
+        <w:t xml:space="preserve">);</w:t>
+      </w:r>
+      <w:r>
+        <w:rPr>
+          <w:rStyle w:val="NormalTok"/>
+        </w:rPr>
+        <w:t xml:space="preserve">          </w:t>
+      </w:r>
+      <w:r>
+        <w:rPr>
+          <w:rStyle w:val="CommentTok"/>
+        </w:rPr>
+        <w:t xml:space="preserve">// quick settings and the notifications (else: our own)</w:t>
+      </w:r>
+    </w:p>
     <w:tbl>
       <w:tblPr>
         <w:tblStyle w:val="Table"/>
@@ -16495,6 +16623,56 @@
             </w:r>
             <w:r>
               <w:t xml:space="preserve">, the switch</w:t>
+            </w:r>
+          </w:p>
+        </w:tc>
+      </w:tr>
+      <w:tr>
+        <w:tc>
+          <w:tcPr/>
+          <w:p>
+            <w:pPr>
+              <w:pStyle w:val="Compact"/>
+              <w:jc w:val="left"/>
+            </w:pPr>
+            <w:r>
+              <w:rPr>
+                <w:rStyle w:val="VerbatimChar"/>
+              </w:rPr>
+              <w:t xml:space="preserve">shell.h</w:t>
+            </w:r>
+          </w:p>
+        </w:tc>
+        <w:tc>
+          <w:tcPr/>
+          <w:p>
+            <w:pPr>
+              <w:pStyle w:val="Compact"/>
+              <w:jc w:val="left"/>
+            </w:pPr>
+            <w:r>
+              <w:t xml:space="preserve">The pocket shell's screens asked (</w:t>
+            </w:r>
+            <w:r>
+              <w:rPr>
+                <w:rStyle w:val="VerbatimChar"/>
+              </w:rPr>
+              <w:t xml:space="preserve">shell_ask (SHELL_MSG_HOME / _SWITCHER / _QUICK / _SEARCH)</w:t>
+            </w:r>
+            <w:r>
+              <w:t xml:space="preserve">,</w:t>
+            </w:r>
+            <w:r>
+              <w:t xml:space="preserve"> </w:t>
+            </w:r>
+            <w:r>
+              <w:rPr>
+                <w:rStyle w:val="VerbatimChar"/>
+              </w:rPr>
+              <w:t xml:space="preserve">shell_running ()</w:t>
+            </w:r>
+            <w:r>
+              <w:t xml:space="preserve">): the menu bar's way in pocket</w:t>
             </w:r>
           </w:p>
         </w:tc>

--- a/docs/exports/06-KITS-GUIDE.docx
+++ b/docs/exports/06-KITS-GUIDE.docx
@@ -12861,6 +12861,1666 @@
         <w:t xml:space="preserve">}</w:t>
       </w:r>
     </w:p>
+    <w:p>
+      <w:pPr>
+        <w:pStyle w:val="FirstParagraph"/>
+      </w:pPr>
+      <w:r>
+        <w:rPr>
+          <w:bCs/>
+          <w:b/>
+        </w:rPr>
+        <w:t xml:space="preserve">The adaptive widgets</w:t>
+      </w:r>
+      <w:r>
+        <w:t xml:space="preserve"> </w:t>
+      </w:r>
+      <w:r>
+        <w:t xml:space="preserve">(</w:t>
+      </w:r>
+      <w:r>
+        <w:rPr>
+          <w:rStyle w:val="VerbatimChar"/>
+        </w:rPr>
+        <w:t xml:space="preserve">uikit/adapt.h</w:t>
+      </w:r>
+      <w:r>
+        <w:t xml:space="preserve">,</w:t>
+      </w:r>
+      <w:r>
+        <w:t xml:space="preserve"> </w:t>
+      </w:r>
+      <w:r>
+        <w:rPr>
+          <w:rStyle w:val="VerbatimChar"/>
+        </w:rPr>
+        <w:t xml:space="preserve">sidepanel.h</w:t>
+      </w:r>
+      <w:r>
+        <w:t xml:space="preserve">,</w:t>
+      </w:r>
+      <w:r>
+        <w:t xml:space="preserve"> </w:t>
+      </w:r>
+      <w:r>
+        <w:rPr>
+          <w:rStyle w:val="VerbatimChar"/>
+        </w:rPr>
+        <w:t xml:space="preserve">form.h</w:t>
+      </w:r>
+      <w:r>
+        <w:t xml:space="preserve">, PocketUI's phase P6; docs/03 §5.10.6): the</w:t>
+      </w:r>
+      <w:r>
+        <w:t xml:space="preserve"> </w:t>
+      </w:r>
+      <w:r>
+        <w:t xml:space="preserve">same binary runs on the desktop, in pocket and in console; the app says</w:t>
+      </w:r>
+      <w:r>
+        <w:t xml:space="preserve"> </w:t>
+      </w:r>
+      <w:r>
+        <w:rPr>
+          <w:bCs/>
+          <w:b/>
+        </w:rPr>
+        <w:t xml:space="preserve">what</w:t>
+      </w:r>
+      <w:r>
+        <w:t xml:space="preserve"> </w:t>
+      </w:r>
+      <w:r>
+        <w:t xml:space="preserve">its parts are and each UIKit shows</w:t>
+      </w:r>
+      <w:r>
+        <w:t xml:space="preserve"> </w:t>
+      </w:r>
+      <w:r>
+        <w:t xml:space="preserve">them for its mode — on the desktop exactly as before. A navigation</w:t>
+      </w:r>
+      <w:r>
+        <w:t xml:space="preserve"> </w:t>
+      </w:r>
+      <w:r>
+        <w:rPr>
+          <w:bCs/>
+          <w:b/>
+        </w:rPr>
+        <w:t xml:space="preserve">SidePanel</w:t>
+      </w:r>
+      <w:r>
+        <w:t xml:space="preserve"> </w:t>
+      </w:r>
+      <w:r>
+        <w:t xml:space="preserve">(a rail, a drawer, a console column</w:t>
+      </w:r>
+      <w:r>
+        <w:t xml:space="preserve"> </w:t>
+      </w:r>
+      <w:r>
+        <w:t xml:space="preserve">away from the desktop), tools with</w:t>
+      </w:r>
+      <w:r>
+        <w:t xml:space="preserve"> </w:t>
+      </w:r>
+      <w:r>
+        <w:rPr>
+          <w:bCs/>
+          <w:b/>
+        </w:rPr>
+        <w:t xml:space="preserve">priorities</w:t>
+      </w:r>
+      <w:r>
+        <w:t xml:space="preserve"> </w:t>
+      </w:r>
+      <w:r>
+        <w:t xml:space="preserve">(pocket: one row and</w:t>
+      </w:r>
+      <w:r>
+        <w:t xml:space="preserve"> </w:t>
+      </w:r>
+      <w:r>
+        <w:rPr>
+          <w:bCs/>
+          <w:b/>
+        </w:rPr>
+        <w:t xml:space="preserve">»</w:t>
+      </w:r>
+      <w:r>
+        <w:t xml:space="preserve">),</w:t>
+      </w:r>
+      <w:r>
+        <w:t xml:space="preserve"> </w:t>
+      </w:r>
+      <w:r>
+        <w:rPr>
+          <w:bCs/>
+          <w:b/>
+        </w:rPr>
+        <w:t xml:space="preserve">column roles</w:t>
+      </w:r>
+      <w:r>
+        <w:t xml:space="preserve"> </w:t>
+      </w:r>
+      <w:r>
+        <w:t xml:space="preserve">(portrait: cards), a</w:t>
+      </w:r>
+      <w:r>
+        <w:t xml:space="preserve"> </w:t>
+      </w:r>
+      <w:r>
+        <w:rPr>
+          <w:bCs/>
+          <w:b/>
+        </w:rPr>
+        <w:t xml:space="preserve">FormDialog</w:t>
+      </w:r>
+      <w:r>
+        <w:t xml:space="preserve"> </w:t>
+      </w:r>
+      <w:r>
+        <w:t xml:space="preserve">(portrait: a sheet), a field's</w:t>
+      </w:r>
+      <w:r>
+        <w:t xml:space="preserve"> </w:t>
+      </w:r>
+      <w:r>
+        <w:rPr>
+          <w:bCs/>
+          <w:b/>
+        </w:rPr>
+        <w:t xml:space="preserve">type</w:t>
+      </w:r>
+      <w:r>
+        <w:t xml:space="preserve">, the</w:t>
+      </w:r>
+      <w:r>
+        <w:t xml:space="preserve"> </w:t>
+      </w:r>
+      <w:r>
+        <w:rPr>
+          <w:bCs/>
+          <w:b/>
+        </w:rPr>
+        <w:t xml:space="preserve">size class</w:t>
+      </w:r>
+      <w:r>
+        <w:t xml:space="preserve">:</w:t>
+      </w:r>
+    </w:p>
+    <w:p>
+      <w:pPr>
+        <w:pStyle w:val="SourceCode"/>
+      </w:pPr>
+      <w:r>
+        <w:rPr>
+          <w:rStyle w:val="PreprocessorTok"/>
+        </w:rPr>
+        <w:t xml:space="preserve">#include </w:t>
+      </w:r>
+      <w:r>
+        <w:rPr>
+          <w:rStyle w:val="ImportTok"/>
+        </w:rPr>
+        <w:t xml:space="preserve">"uikit/uikit.h"</w:t>
+      </w:r>
+      <w:r>
+        <w:br/>
+      </w:r>
+      <w:r>
+        <w:rPr>
+          <w:rStyle w:val="PreprocessorTok"/>
+        </w:rPr>
+        <w:t xml:space="preserve">#include </w:t>
+      </w:r>
+      <w:r>
+        <w:rPr>
+          <w:rStyle w:val="ImportTok"/>
+        </w:rPr>
+        <w:t xml:space="preserve">"uikit/toolbar.h"</w:t>
+      </w:r>
+      <w:r>
+        <w:br/>
+      </w:r>
+      <w:r>
+        <w:br/>
+      </w:r>
+      <w:r>
+        <w:rPr>
+          <w:rStyle w:val="NormalTok"/>
+        </w:rPr>
+        <w:t xml:space="preserve">SidePanel </w:t>
+      </w:r>
+      <w:r>
+        <w:rPr>
+          <w:rStyle w:val="OperatorTok"/>
+        </w:rPr>
+        <w:t xml:space="preserve">*</w:t>
+      </w:r>
+      <w:r>
+        <w:rPr>
+          <w:rStyle w:val="NormalTok"/>
+        </w:rPr>
+        <w:t xml:space="preserve">nav </w:t>
+      </w:r>
+      <w:r>
+        <w:rPr>
+          <w:rStyle w:val="OperatorTok"/>
+        </w:rPr>
+        <w:t xml:space="preserve">=</w:t>
+      </w:r>
+      <w:r>
+        <w:rPr>
+          <w:rStyle w:val="NormalTok"/>
+        </w:rPr>
+        <w:t xml:space="preserve"> </w:t>
+      </w:r>
+      <w:r>
+        <w:rPr>
+          <w:rStyle w:val="KeywordTok"/>
+        </w:rPr>
+        <w:t xml:space="preserve">new</w:t>
+      </w:r>
+      <w:r>
+        <w:rPr>
+          <w:rStyle w:val="NormalTok"/>
+        </w:rPr>
+        <w:t xml:space="preserve"> SidePanel </w:t>
+      </w:r>
+      <w:r>
+        <w:rPr>
+          <w:rStyle w:val="OperatorTok"/>
+        </w:rPr>
+        <w:t xml:space="preserve">(</w:t>
+      </w:r>
+      <w:r>
+        <w:rPr>
+          <w:rStyle w:val="DecValTok"/>
+        </w:rPr>
+        <w:t xml:space="preserve">0</w:t>
+      </w:r>
+      <w:r>
+        <w:rPr>
+          <w:rStyle w:val="OperatorTok"/>
+        </w:rPr>
+        <w:t xml:space="preserve">,</w:t>
+      </w:r>
+      <w:r>
+        <w:rPr>
+          <w:rStyle w:val="NormalTok"/>
+        </w:rPr>
+        <w:t xml:space="preserve"> </w:t>
+      </w:r>
+      <w:r>
+        <w:rPr>
+          <w:rStyle w:val="DecValTok"/>
+        </w:rPr>
+        <w:t xml:space="preserve">40</w:t>
+      </w:r>
+      <w:r>
+        <w:rPr>
+          <w:rStyle w:val="OperatorTok"/>
+        </w:rPr>
+        <w:t xml:space="preserve">,</w:t>
+      </w:r>
+      <w:r>
+        <w:rPr>
+          <w:rStyle w:val="NormalTok"/>
+        </w:rPr>
+        <w:t xml:space="preserve"> </w:t>
+      </w:r>
+      <w:r>
+        <w:rPr>
+          <w:rStyle w:val="DecValTok"/>
+        </w:rPr>
+        <w:t xml:space="preserve">200</w:t>
+      </w:r>
+      <w:r>
+        <w:rPr>
+          <w:rStyle w:val="OperatorTok"/>
+        </w:rPr>
+        <w:t xml:space="preserve">,</w:t>
+      </w:r>
+      <w:r>
+        <w:rPr>
+          <w:rStyle w:val="NormalTok"/>
+        </w:rPr>
+        <w:t xml:space="preserve"> </w:t>
+      </w:r>
+      <w:r>
+        <w:rPr>
+          <w:rStyle w:val="DecValTok"/>
+        </w:rPr>
+        <w:t xml:space="preserve">560</w:t>
+      </w:r>
+      <w:r>
+        <w:rPr>
+          <w:rStyle w:val="OperatorTok"/>
+        </w:rPr>
+        <w:t xml:space="preserve">,</w:t>
+      </w:r>
+      <w:r>
+        <w:rPr>
+          <w:rStyle w:val="NormalTok"/>
+        </w:rPr>
+        <w:t xml:space="preserve"> UK_SP_LEFT</w:t>
+      </w:r>
+      <w:r>
+        <w:rPr>
+          <w:rStyle w:val="OperatorTok"/>
+        </w:rPr>
+        <w:t xml:space="preserve">,</w:t>
+      </w:r>
+      <w:r>
+        <w:rPr>
+          <w:rStyle w:val="NormalTok"/>
+        </w:rPr>
+        <w:t xml:space="preserve"> UK_SP_NAVIGATION</w:t>
+      </w:r>
+      <w:r>
+        <w:rPr>
+          <w:rStyle w:val="OperatorTok"/>
+        </w:rPr>
+        <w:t xml:space="preserve">);</w:t>
+      </w:r>
+      <w:r>
+        <w:br/>
+      </w:r>
+      <w:r>
+        <w:rPr>
+          <w:rStyle w:val="NormalTok"/>
+        </w:rPr>
+        <w:t xml:space="preserve">nav</w:t>
+      </w:r>
+      <w:r>
+        <w:rPr>
+          <w:rStyle w:val="OperatorTok"/>
+        </w:rPr>
+        <w:t xml:space="preserve">-&gt;</w:t>
+      </w:r>
+      <w:r>
+        <w:rPr>
+          <w:rStyle w:val="NormalTok"/>
+        </w:rPr>
+        <w:t xml:space="preserve">addHeading </w:t>
+      </w:r>
+      <w:r>
+        <w:rPr>
+          <w:rStyle w:val="OperatorTok"/>
+        </w:rPr>
+        <w:t xml:space="preserve">(</w:t>
+      </w:r>
+      <w:r>
+        <w:rPr>
+          <w:rStyle w:val="StringTok"/>
+        </w:rPr>
+        <w:t xml:space="preserve">"LIBRARY"</w:t>
+      </w:r>
+      <w:r>
+        <w:rPr>
+          <w:rStyle w:val="OperatorTok"/>
+        </w:rPr>
+        <w:t xml:space="preserve">);</w:t>
+      </w:r>
+      <w:r>
+        <w:rPr>
+          <w:rStyle w:val="NormalTok"/>
+        </w:rPr>
+        <w:t xml:space="preserve">  nav</w:t>
+      </w:r>
+      <w:r>
+        <w:rPr>
+          <w:rStyle w:val="OperatorTok"/>
+        </w:rPr>
+        <w:t xml:space="preserve">-&gt;</w:t>
+      </w:r>
+      <w:r>
+        <w:rPr>
+          <w:rStyle w:val="NormalTok"/>
+        </w:rPr>
+        <w:t xml:space="preserve">addItem </w:t>
+      </w:r>
+      <w:r>
+        <w:rPr>
+          <w:rStyle w:val="OperatorTok"/>
+        </w:rPr>
+        <w:t xml:space="preserve">(</w:t>
+      </w:r>
+      <w:r>
+        <w:rPr>
+          <w:rStyle w:val="DecValTok"/>
+        </w:rPr>
+        <w:t xml:space="preserve">1</w:t>
+      </w:r>
+      <w:r>
+        <w:rPr>
+          <w:rStyle w:val="OperatorTok"/>
+        </w:rPr>
+        <w:t xml:space="preserve">,</w:t>
+      </w:r>
+      <w:r>
+        <w:rPr>
+          <w:rStyle w:val="NormalTok"/>
+        </w:rPr>
+        <w:t xml:space="preserve"> </w:t>
+      </w:r>
+      <w:r>
+        <w:rPr>
+          <w:rStyle w:val="StringTok"/>
+        </w:rPr>
+        <w:t xml:space="preserve">"Songs"</w:t>
+      </w:r>
+      <w:r>
+        <w:rPr>
+          <w:rStyle w:val="OperatorTok"/>
+        </w:rPr>
+        <w:t xml:space="preserve">,</w:t>
+      </w:r>
+      <w:r>
+        <w:rPr>
+          <w:rStyle w:val="NormalTok"/>
+        </w:rPr>
+        <w:t xml:space="preserve"> WKG_HOME</w:t>
+      </w:r>
+      <w:r>
+        <w:rPr>
+          <w:rStyle w:val="OperatorTok"/>
+        </w:rPr>
+        <w:t xml:space="preserve">);</w:t>
+      </w:r>
+      <w:r>
+        <w:rPr>
+          <w:rStyle w:val="NormalTok"/>
+        </w:rPr>
+        <w:t xml:space="preserve">  nav</w:t>
+      </w:r>
+      <w:r>
+        <w:rPr>
+          <w:rStyle w:val="OperatorTok"/>
+        </w:rPr>
+        <w:t xml:space="preserve">-&gt;</w:t>
+      </w:r>
+      <w:r>
+        <w:rPr>
+          <w:rStyle w:val="NormalTok"/>
+        </w:rPr>
+        <w:t xml:space="preserve">setBadge </w:t>
+      </w:r>
+      <w:r>
+        <w:rPr>
+          <w:rStyle w:val="OperatorTok"/>
+        </w:rPr>
+        <w:t xml:space="preserve">(</w:t>
+      </w:r>
+      <w:r>
+        <w:rPr>
+          <w:rStyle w:val="DecValTok"/>
+        </w:rPr>
+        <w:t xml:space="preserve">1</w:t>
+      </w:r>
+      <w:r>
+        <w:rPr>
+          <w:rStyle w:val="OperatorTok"/>
+        </w:rPr>
+        <w:t xml:space="preserve">,</w:t>
+      </w:r>
+      <w:r>
+        <w:rPr>
+          <w:rStyle w:val="NormalTok"/>
+        </w:rPr>
+        <w:t xml:space="preserve"> </w:t>
+      </w:r>
+      <w:r>
+        <w:rPr>
+          <w:rStyle w:val="DecValTok"/>
+        </w:rPr>
+        <w:t xml:space="preserve">12</w:t>
+      </w:r>
+      <w:r>
+        <w:rPr>
+          <w:rStyle w:val="OperatorTok"/>
+        </w:rPr>
+        <w:t xml:space="preserve">);</w:t>
+      </w:r>
+      <w:r>
+        <w:br/>
+      </w:r>
+      <w:r>
+        <w:rPr>
+          <w:rStyle w:val="NormalTok"/>
+        </w:rPr>
+        <w:t xml:space="preserve">nav</w:t>
+      </w:r>
+      <w:r>
+        <w:rPr>
+          <w:rStyle w:val="OperatorTok"/>
+        </w:rPr>
+        <w:t xml:space="preserve">-&gt;</w:t>
+      </w:r>
+      <w:r>
+        <w:rPr>
+          <w:rStyle w:val="NormalTok"/>
+        </w:rPr>
+        <w:t xml:space="preserve">onSelect </w:t>
+      </w:r>
+      <w:r>
+        <w:rPr>
+          <w:rStyle w:val="OperatorTok"/>
+        </w:rPr>
+        <w:t xml:space="preserve">=</w:t>
+      </w:r>
+      <w:r>
+        <w:rPr>
+          <w:rStyle w:val="NormalTok"/>
+        </w:rPr>
+        <w:t xml:space="preserve"> </w:t>
+      </w:r>
+      <w:r>
+        <w:rPr>
+          <w:rStyle w:val="OperatorTok"/>
+        </w:rPr>
+        <w:t xml:space="preserve">[]</w:t>
+      </w:r>
+      <w:r>
+        <w:rPr>
+          <w:rStyle w:val="NormalTok"/>
+        </w:rPr>
+        <w:t xml:space="preserve"> </w:t>
+      </w:r>
+      <w:r>
+        <w:rPr>
+          <w:rStyle w:val="OperatorTok"/>
+        </w:rPr>
+        <w:t xml:space="preserve">(</w:t>
+      </w:r>
+      <w:r>
+        <w:rPr>
+          <w:rStyle w:val="NormalTok"/>
+        </w:rPr>
+        <w:t xml:space="preserve">SidePanel </w:t>
+      </w:r>
+      <w:r>
+        <w:rPr>
+          <w:rStyle w:val="OperatorTok"/>
+        </w:rPr>
+        <w:t xml:space="preserve">&amp;,</w:t>
+      </w:r>
+      <w:r>
+        <w:rPr>
+          <w:rStyle w:val="NormalTok"/>
+        </w:rPr>
+        <w:t xml:space="preserve"> </w:t>
+      </w:r>
+      <w:r>
+        <w:rPr>
+          <w:rStyle w:val="DataTypeTok"/>
+        </w:rPr>
+        <w:t xml:space="preserve">int</w:t>
+      </w:r>
+      <w:r>
+        <w:rPr>
+          <w:rStyle w:val="NormalTok"/>
+        </w:rPr>
+        <w:t xml:space="preserve"> id</w:t>
+      </w:r>
+      <w:r>
+        <w:rPr>
+          <w:rStyle w:val="OperatorTok"/>
+        </w:rPr>
+        <w:t xml:space="preserve">)</w:t>
+      </w:r>
+      <w:r>
+        <w:rPr>
+          <w:rStyle w:val="NormalTok"/>
+        </w:rPr>
+        <w:t xml:space="preserve"> </w:t>
+      </w:r>
+      <w:r>
+        <w:rPr>
+          <w:rStyle w:val="OperatorTok"/>
+        </w:rPr>
+        <w:t xml:space="preserve">{</w:t>
+      </w:r>
+      <w:r>
+        <w:rPr>
+          <w:rStyle w:val="NormalTok"/>
+        </w:rPr>
+        <w:t xml:space="preserve"> show </w:t>
+      </w:r>
+      <w:r>
+        <w:rPr>
+          <w:rStyle w:val="OperatorTok"/>
+        </w:rPr>
+        <w:t xml:space="preserve">(</w:t>
+      </w:r>
+      <w:r>
+        <w:rPr>
+          <w:rStyle w:val="NormalTok"/>
+        </w:rPr>
+        <w:t xml:space="preserve">id</w:t>
+      </w:r>
+      <w:r>
+        <w:rPr>
+          <w:rStyle w:val="OperatorTok"/>
+        </w:rPr>
+        <w:t xml:space="preserve">);</w:t>
+      </w:r>
+      <w:r>
+        <w:rPr>
+          <w:rStyle w:val="NormalTok"/>
+        </w:rPr>
+        <w:t xml:space="preserve"> </w:t>
+      </w:r>
+      <w:r>
+        <w:rPr>
+          <w:rStyle w:val="OperatorTok"/>
+        </w:rPr>
+        <w:t xml:space="preserve">};</w:t>
+      </w:r>
+      <w:r>
+        <w:br/>
+      </w:r>
+      <w:r>
+        <w:rPr>
+          <w:rStyle w:val="NormalTok"/>
+        </w:rPr>
+        <w:t xml:space="preserve">bar</w:t>
+      </w:r>
+      <w:r>
+        <w:rPr>
+          <w:rStyle w:val="OperatorTok"/>
+        </w:rPr>
+        <w:t xml:space="preserve">-&gt;</w:t>
+      </w:r>
+      <w:r>
+        <w:rPr>
+          <w:rStyle w:val="NormalTok"/>
+        </w:rPr>
+        <w:t xml:space="preserve">setPriority </w:t>
+      </w:r>
+      <w:r>
+        <w:rPr>
+          <w:rStyle w:val="OperatorTok"/>
+        </w:rPr>
+        <w:t xml:space="preserve">(</w:t>
+      </w:r>
+      <w:r>
+        <w:rPr>
+          <w:rStyle w:val="NormalTok"/>
+        </w:rPr>
+        <w:t xml:space="preserve">cut</w:t>
+      </w:r>
+      <w:r>
+        <w:rPr>
+          <w:rStyle w:val="OperatorTok"/>
+        </w:rPr>
+        <w:t xml:space="preserve">,</w:t>
+      </w:r>
+      <w:r>
+        <w:rPr>
+          <w:rStyle w:val="NormalTok"/>
+        </w:rPr>
+        <w:t xml:space="preserve"> UK_TB_IF_ROOM</w:t>
+      </w:r>
+      <w:r>
+        <w:rPr>
+          <w:rStyle w:val="OperatorTok"/>
+        </w:rPr>
+        <w:t xml:space="preserve">,</w:t>
+      </w:r>
+      <w:r>
+        <w:rPr>
+          <w:rStyle w:val="NormalTok"/>
+        </w:rPr>
+        <w:t xml:space="preserve"> </w:t>
+      </w:r>
+      <w:r>
+        <w:rPr>
+          <w:rStyle w:val="DecValTok"/>
+        </w:rPr>
+        <w:t xml:space="preserve">2</w:t>
+      </w:r>
+      <w:r>
+        <w:rPr>
+          <w:rStyle w:val="OperatorTok"/>
+        </w:rPr>
+        <w:t xml:space="preserve">);</w:t>
+      </w:r>
+      <w:r>
+        <w:rPr>
+          <w:rStyle w:val="NormalTok"/>
+        </w:rPr>
+        <w:t xml:space="preserve">  bar</w:t>
+      </w:r>
+      <w:r>
+        <w:rPr>
+          <w:rStyle w:val="OperatorTok"/>
+        </w:rPr>
+        <w:t xml:space="preserve">-&gt;</w:t>
+      </w:r>
+      <w:r>
+        <w:rPr>
+          <w:rStyle w:val="NormalTok"/>
+        </w:rPr>
+        <w:t xml:space="preserve">setPriority </w:t>
+      </w:r>
+      <w:r>
+        <w:rPr>
+          <w:rStyle w:val="OperatorTok"/>
+        </w:rPr>
+        <w:t xml:space="preserve">(</w:t>
+      </w:r>
+      <w:r>
+        <w:rPr>
+          <w:rStyle w:val="NormalTok"/>
+        </w:rPr>
+        <w:t xml:space="preserve">settings</w:t>
+      </w:r>
+      <w:r>
+        <w:rPr>
+          <w:rStyle w:val="OperatorTok"/>
+        </w:rPr>
+        <w:t xml:space="preserve">,</w:t>
+      </w:r>
+      <w:r>
+        <w:rPr>
+          <w:rStyle w:val="NormalTok"/>
+        </w:rPr>
+        <w:t xml:space="preserve"> UK_TB_OVERFLOW</w:t>
+      </w:r>
+      <w:r>
+        <w:rPr>
+          <w:rStyle w:val="OperatorTok"/>
+        </w:rPr>
+        <w:t xml:space="preserve">);</w:t>
+      </w:r>
+      <w:r>
+        <w:br/>
+      </w:r>
+      <w:r>
+        <w:rPr>
+          <w:rStyle w:val="NormalTok"/>
+        </w:rPr>
+        <w:t xml:space="preserve">grid</w:t>
+      </w:r>
+      <w:r>
+        <w:rPr>
+          <w:rStyle w:val="OperatorTok"/>
+        </w:rPr>
+        <w:t xml:space="preserve">-&gt;</w:t>
+      </w:r>
+      <w:r>
+        <w:rPr>
+          <w:rStyle w:val="NormalTok"/>
+        </w:rPr>
+        <w:t xml:space="preserve">setColumnRole </w:t>
+      </w:r>
+      <w:r>
+        <w:rPr>
+          <w:rStyle w:val="OperatorTok"/>
+        </w:rPr>
+        <w:t xml:space="preserve">(</w:t>
+      </w:r>
+      <w:r>
+        <w:rPr>
+          <w:rStyle w:val="DecValTok"/>
+        </w:rPr>
+        <w:t xml:space="preserve">0</w:t>
+      </w:r>
+      <w:r>
+        <w:rPr>
+          <w:rStyle w:val="OperatorTok"/>
+        </w:rPr>
+        <w:t xml:space="preserve">,</w:t>
+      </w:r>
+      <w:r>
+        <w:rPr>
+          <w:rStyle w:val="NormalTok"/>
+        </w:rPr>
+        <w:t xml:space="preserve"> UK_COL_PRIMARY</w:t>
+      </w:r>
+      <w:r>
+        <w:rPr>
+          <w:rStyle w:val="OperatorTok"/>
+        </w:rPr>
+        <w:t xml:space="preserve">);</w:t>
+      </w:r>
+      <w:r>
+        <w:rPr>
+          <w:rStyle w:val="NormalTok"/>
+        </w:rPr>
+        <w:t xml:space="preserve">  grid</w:t>
+      </w:r>
+      <w:r>
+        <w:rPr>
+          <w:rStyle w:val="OperatorTok"/>
+        </w:rPr>
+        <w:t xml:space="preserve">-&gt;</w:t>
+      </w:r>
+      <w:r>
+        <w:rPr>
+          <w:rStyle w:val="NormalTok"/>
+        </w:rPr>
+        <w:t xml:space="preserve">setColumnRole </w:t>
+      </w:r>
+      <w:r>
+        <w:rPr>
+          <w:rStyle w:val="OperatorTok"/>
+        </w:rPr>
+        <w:t xml:space="preserve">(</w:t>
+      </w:r>
+      <w:r>
+        <w:rPr>
+          <w:rStyle w:val="DecValTok"/>
+        </w:rPr>
+        <w:t xml:space="preserve">1</w:t>
+      </w:r>
+      <w:r>
+        <w:rPr>
+          <w:rStyle w:val="OperatorTok"/>
+        </w:rPr>
+        <w:t xml:space="preserve">,</w:t>
+      </w:r>
+      <w:r>
+        <w:rPr>
+          <w:rStyle w:val="NormalTok"/>
+        </w:rPr>
+        <w:t xml:space="preserve"> UK_COL_SECONDARY</w:t>
+      </w:r>
+      <w:r>
+        <w:rPr>
+          <w:rStyle w:val="OperatorTok"/>
+        </w:rPr>
+        <w:t xml:space="preserve">);</w:t>
+      </w:r>
+      <w:r>
+        <w:rPr>
+          <w:rStyle w:val="NormalTok"/>
+        </w:rPr>
+        <w:t xml:space="preserve">  grid</w:t>
+      </w:r>
+      <w:r>
+        <w:rPr>
+          <w:rStyle w:val="OperatorTok"/>
+        </w:rPr>
+        <w:t xml:space="preserve">-&gt;</w:t>
+      </w:r>
+      <w:r>
+        <w:rPr>
+          <w:rStyle w:val="NormalTok"/>
+        </w:rPr>
+        <w:t xml:space="preserve">setColumnRole </w:t>
+      </w:r>
+      <w:r>
+        <w:rPr>
+          <w:rStyle w:val="OperatorTok"/>
+        </w:rPr>
+        <w:t xml:space="preserve">(</w:t>
+      </w:r>
+      <w:r>
+        <w:rPr>
+          <w:rStyle w:val="DecValTok"/>
+        </w:rPr>
+        <w:t xml:space="preserve">3</w:t>
+      </w:r>
+      <w:r>
+        <w:rPr>
+          <w:rStyle w:val="OperatorTok"/>
+        </w:rPr>
+        <w:t xml:space="preserve">,</w:t>
+      </w:r>
+      <w:r>
+        <w:rPr>
+          <w:rStyle w:val="NormalTok"/>
+        </w:rPr>
+        <w:t xml:space="preserve"> UK_COL_DETAIL</w:t>
+      </w:r>
+      <w:r>
+        <w:rPr>
+          <w:rStyle w:val="OperatorTok"/>
+        </w:rPr>
+        <w:t xml:space="preserve">,</w:t>
+      </w:r>
+      <w:r>
+        <w:rPr>
+          <w:rStyle w:val="NormalTok"/>
+        </w:rPr>
+        <w:t xml:space="preserve"> </w:t>
+      </w:r>
+      <w:r>
+        <w:rPr>
+          <w:rStyle w:val="DecValTok"/>
+        </w:rPr>
+        <w:t xml:space="preserve">1</w:t>
+      </w:r>
+      <w:r>
+        <w:rPr>
+          <w:rStyle w:val="OperatorTok"/>
+        </w:rPr>
+        <w:t xml:space="preserve">);</w:t>
+      </w:r>
+      <w:r>
+        <w:br/>
+      </w:r>
+      <w:r>
+        <w:rPr>
+          <w:rStyle w:val="DataTypeTok"/>
+        </w:rPr>
+        <w:t xml:space="preserve">uk_set_input_type</w:t>
+      </w:r>
+      <w:r>
+        <w:rPr>
+          <w:rStyle w:val="NormalTok"/>
+        </w:rPr>
+        <w:t xml:space="preserve"> </w:t>
+      </w:r>
+      <w:r>
+        <w:rPr>
+          <w:rStyle w:val="OperatorTok"/>
+        </w:rPr>
+        <w:t xml:space="preserve">(</w:t>
+      </w:r>
+      <w:r>
+        <w:rPr>
+          <w:rStyle w:val="NormalTok"/>
+        </w:rPr>
+        <w:t xml:space="preserve">urlBox</w:t>
+      </w:r>
+      <w:r>
+        <w:rPr>
+          <w:rStyle w:val="OperatorTok"/>
+        </w:rPr>
+        <w:t xml:space="preserve">,</w:t>
+      </w:r>
+      <w:r>
+        <w:rPr>
+          <w:rStyle w:val="NormalTok"/>
+        </w:rPr>
+        <w:t xml:space="preserve"> UK_IN_URL</w:t>
+      </w:r>
+      <w:r>
+        <w:rPr>
+          <w:rStyle w:val="OperatorTok"/>
+        </w:rPr>
+        <w:t xml:space="preserve">);</w:t>
+      </w:r>
+      <w:r>
+        <w:br/>
+      </w:r>
+      <w:r>
+        <w:rPr>
+          <w:rStyle w:val="DataTypeTok"/>
+        </w:rPr>
+        <w:t xml:space="preserve">void</w:t>
+      </w:r>
+      <w:r>
+        <w:rPr>
+          <w:rStyle w:val="NormalTok"/>
+        </w:rPr>
+        <w:t xml:space="preserve"> relayout </w:t>
+      </w:r>
+      <w:r>
+        <w:rPr>
+          <w:rStyle w:val="OperatorTok"/>
+        </w:rPr>
+        <w:t xml:space="preserve">()</w:t>
+      </w:r>
+      <w:r>
+        <w:rPr>
+          <w:rStyle w:val="NormalTok"/>
+        </w:rPr>
+        <w:t xml:space="preserve"> </w:t>
+      </w:r>
+      <w:r>
+        <w:rPr>
+          <w:rStyle w:val="OperatorTok"/>
+        </w:rPr>
+        <w:t xml:space="preserve">{</w:t>
+      </w:r>
+      <w:r>
+        <w:rPr>
+          <w:rStyle w:val="NormalTok"/>
+        </w:rPr>
+        <w:t xml:space="preserve">                                     </w:t>
+      </w:r>
+      <w:r>
+        <w:rPr>
+          <w:rStyle w:val="CommentTok"/>
+        </w:rPr>
+        <w:t xml:space="preserve">// the window's resize, Root::onSizeClass, nav-&gt;onPresentation</w:t>
+      </w:r>
+      <w:r>
+        <w:br/>
+      </w:r>
+      <w:r>
+        <w:rPr>
+          <w:rStyle w:val="NormalTok"/>
+        </w:rPr>
+        <w:t xml:space="preserve">    nav</w:t>
+      </w:r>
+      <w:r>
+        <w:rPr>
+          <w:rStyle w:val="OperatorTok"/>
+        </w:rPr>
+        <w:t xml:space="preserve">-&gt;</w:t>
+      </w:r>
+      <w:r>
+        <w:rPr>
+          <w:rStyle w:val="NormalTok"/>
+        </w:rPr>
+        <w:t xml:space="preserve">place </w:t>
+      </w:r>
+      <w:r>
+        <w:rPr>
+          <w:rStyle w:val="OperatorTok"/>
+        </w:rPr>
+        <w:t xml:space="preserve">(</w:t>
+      </w:r>
+      <w:r>
+        <w:rPr>
+          <w:rStyle w:val="DecValTok"/>
+        </w:rPr>
+        <w:t xml:space="preserve">0</w:t>
+      </w:r>
+      <w:r>
+        <w:rPr>
+          <w:rStyle w:val="OperatorTok"/>
+        </w:rPr>
+        <w:t xml:space="preserve">,</w:t>
+      </w:r>
+      <w:r>
+        <w:rPr>
+          <w:rStyle w:val="NormalTok"/>
+        </w:rPr>
+        <w:t xml:space="preserve"> </w:t>
+      </w:r>
+      <w:r>
+        <w:rPr>
+          <w:rStyle w:val="DecValTok"/>
+        </w:rPr>
+        <w:t xml:space="preserve">40</w:t>
+      </w:r>
+      <w:r>
+        <w:rPr>
+          <w:rStyle w:val="OperatorTok"/>
+        </w:rPr>
+        <w:t xml:space="preserve">,</w:t>
+      </w:r>
+      <w:r>
+        <w:rPr>
+          <w:rStyle w:val="NormalTok"/>
+        </w:rPr>
+        <w:t xml:space="preserve"> </w:t>
+      </w:r>
+      <w:r>
+        <w:rPr>
+          <w:rStyle w:val="DecValTok"/>
+        </w:rPr>
+        <w:t xml:space="preserve">200</w:t>
+      </w:r>
+      <w:r>
+        <w:rPr>
+          <w:rStyle w:val="OperatorTok"/>
+        </w:rPr>
+        <w:t xml:space="preserve">,</w:t>
+      </w:r>
+      <w:r>
+        <w:rPr>
+          <w:rStyle w:val="NormalTok"/>
+        </w:rPr>
+        <w:t xml:space="preserve"> height </w:t>
+      </w:r>
+      <w:r>
+        <w:rPr>
+          <w:rStyle w:val="OperatorTok"/>
+        </w:rPr>
+        <w:t xml:space="preserve">-</w:t>
+      </w:r>
+      <w:r>
+        <w:rPr>
+          <w:rStyle w:val="NormalTok"/>
+        </w:rPr>
+        <w:t xml:space="preserve"> </w:t>
+      </w:r>
+      <w:r>
+        <w:rPr>
+          <w:rStyle w:val="DecValTok"/>
+        </w:rPr>
+        <w:t xml:space="preserve">40</w:t>
+      </w:r>
+      <w:r>
+        <w:rPr>
+          <w:rStyle w:val="OperatorTok"/>
+        </w:rPr>
+        <w:t xml:space="preserve">);</w:t>
+      </w:r>
+      <w:r>
+        <w:br/>
+      </w:r>
+      <w:r>
+        <w:rPr>
+          <w:rStyle w:val="NormalTok"/>
+        </w:rPr>
+        <w:t xml:space="preserve">    content</w:t>
+      </w:r>
+      <w:r>
+        <w:rPr>
+          <w:rStyle w:val="OperatorTok"/>
+        </w:rPr>
+        <w:t xml:space="preserve">-&gt;</w:t>
+      </w:r>
+      <w:r>
+        <w:rPr>
+          <w:rStyle w:val="NormalTok"/>
+        </w:rPr>
+        <w:t xml:space="preserve">left </w:t>
+      </w:r>
+      <w:r>
+        <w:rPr>
+          <w:rStyle w:val="OperatorTok"/>
+        </w:rPr>
+        <w:t xml:space="preserve">=</w:t>
+      </w:r>
+      <w:r>
+        <w:rPr>
+          <w:rStyle w:val="NormalTok"/>
+        </w:rPr>
+        <w:t xml:space="preserve"> nav</w:t>
+      </w:r>
+      <w:r>
+        <w:rPr>
+          <w:rStyle w:val="OperatorTok"/>
+        </w:rPr>
+        <w:t xml:space="preserve">-&gt;</w:t>
+      </w:r>
+      <w:r>
+        <w:rPr>
+          <w:rStyle w:val="NormalTok"/>
+        </w:rPr>
+        <w:t xml:space="preserve">reservedWidth </w:t>
+      </w:r>
+      <w:r>
+        <w:rPr>
+          <w:rStyle w:val="OperatorTok"/>
+        </w:rPr>
+        <w:t xml:space="preserve">();</w:t>
+      </w:r>
+      <w:r>
+        <w:rPr>
+          <w:rStyle w:val="NormalTok"/>
+        </w:rPr>
+        <w:t xml:space="preserve">             </w:t>
+      </w:r>
+      <w:r>
+        <w:rPr>
+          <w:rStyle w:val="CommentTok"/>
+        </w:rPr>
+        <w:t xml:space="preserve">// 200 whole, 48 a rail, 0 a drawer</w:t>
+      </w:r>
+      <w:r>
+        <w:br/>
+      </w:r>
+      <w:r>
+        <w:rPr>
+          <w:rStyle w:val="NormalTok"/>
+        </w:rPr>
+        <w:t xml:space="preserve">    </w:t>
+      </w:r>
+      <w:r>
+        <w:rPr>
+          <w:rStyle w:val="ControlFlowTok"/>
+        </w:rPr>
+        <w:t xml:space="preserve">if</w:t>
+      </w:r>
+      <w:r>
+        <w:rPr>
+          <w:rStyle w:val="NormalTok"/>
+        </w:rPr>
+        <w:t xml:space="preserve"> </w:t>
+      </w:r>
+      <w:r>
+        <w:rPr>
+          <w:rStyle w:val="OperatorTok"/>
+        </w:rPr>
+        <w:t xml:space="preserve">(</w:t>
+      </w:r>
+      <w:r>
+        <w:rPr>
+          <w:rStyle w:val="NormalTok"/>
+        </w:rPr>
+        <w:t xml:space="preserve">uk_size_class </w:t>
+      </w:r>
+      <w:r>
+        <w:rPr>
+          <w:rStyle w:val="OperatorTok"/>
+        </w:rPr>
+        <w:t xml:space="preserve">()</w:t>
+      </w:r>
+      <w:r>
+        <w:rPr>
+          <w:rStyle w:val="NormalTok"/>
+        </w:rPr>
+        <w:t xml:space="preserve"> </w:t>
+      </w:r>
+      <w:r>
+        <w:rPr>
+          <w:rStyle w:val="OperatorTok"/>
+        </w:rPr>
+        <w:t xml:space="preserve">==</w:t>
+      </w:r>
+      <w:r>
+        <w:rPr>
+          <w:rStyle w:val="NormalTok"/>
+        </w:rPr>
+        <w:t xml:space="preserve"> UK_SC_NARROW</w:t>
+      </w:r>
+      <w:r>
+        <w:rPr>
+          <w:rStyle w:val="OperatorTok"/>
+        </w:rPr>
+        <w:t xml:space="preserve">)</w:t>
+      </w:r>
+      <w:r>
+        <w:rPr>
+          <w:rStyle w:val="NormalTok"/>
+        </w:rPr>
+        <w:t xml:space="preserve"> </w:t>
+      </w:r>
+      <w:r>
+        <w:rPr>
+          <w:rStyle w:val="OperatorTok"/>
+        </w:rPr>
+        <w:t xml:space="preserve">{</w:t>
+      </w:r>
+      <w:r>
+        <w:rPr>
+          <w:rStyle w:val="NormalTok"/>
+        </w:rPr>
+        <w:t xml:space="preserve"> </w:t>
+      </w:r>
+      <w:r>
+        <w:rPr>
+          <w:rStyle w:val="CommentTok"/>
+        </w:rPr>
+        <w:t xml:space="preserve">/* portrait: the app's own choices */</w:t>
+      </w:r>
+      <w:r>
+        <w:rPr>
+          <w:rStyle w:val="NormalTok"/>
+        </w:rPr>
+        <w:t xml:space="preserve"> </w:t>
+      </w:r>
+      <w:r>
+        <w:rPr>
+          <w:rStyle w:val="OperatorTok"/>
+        </w:rPr>
+        <w:t xml:space="preserve">}</w:t>
+      </w:r>
+      <w:r>
+        <w:br/>
+      </w:r>
+      <w:r>
+        <w:rPr>
+          <w:rStyle w:val="OperatorTok"/>
+        </w:rPr>
+        <w:t xml:space="preserve">}</w:t>
+      </w:r>
+      <w:r>
+        <w:br/>
+      </w:r>
+      <w:r>
+        <w:rPr>
+          <w:rStyle w:val="NormalTok"/>
+        </w:rPr>
+        <w:t xml:space="preserve">FormDialog f </w:t>
+      </w:r>
+      <w:r>
+        <w:rPr>
+          <w:rStyle w:val="OperatorTok"/>
+        </w:rPr>
+        <w:t xml:space="preserve">(</w:t>
+      </w:r>
+      <w:r>
+        <w:rPr>
+          <w:rStyle w:val="StringTok"/>
+        </w:rPr>
+        <w:t xml:space="preserve">"New Playlist"</w:t>
+      </w:r>
+      <w:r>
+        <w:rPr>
+          <w:rStyle w:val="OperatorTok"/>
+        </w:rPr>
+        <w:t xml:space="preserve">);</w:t>
+      </w:r>
+      <w:r>
+        <w:rPr>
+          <w:rStyle w:val="NormalTok"/>
+        </w:rPr>
+        <w:t xml:space="preserve">  f</w:t>
+      </w:r>
+      <w:r>
+        <w:rPr>
+          <w:rStyle w:val="OperatorTok"/>
+        </w:rPr>
+        <w:t xml:space="preserve">.</w:t>
+      </w:r>
+      <w:r>
+        <w:rPr>
+          <w:rStyle w:val="NormalTok"/>
+        </w:rPr>
+        <w:t xml:space="preserve">addRow </w:t>
+      </w:r>
+      <w:r>
+        <w:rPr>
+          <w:rStyle w:val="OperatorTok"/>
+        </w:rPr>
+        <w:t xml:space="preserve">(</w:t>
+      </w:r>
+      <w:r>
+        <w:rPr>
+          <w:rStyle w:val="StringTok"/>
+        </w:rPr>
+        <w:t xml:space="preserve">"Name:"</w:t>
+      </w:r>
+      <w:r>
+        <w:rPr>
+          <w:rStyle w:val="OperatorTok"/>
+        </w:rPr>
+        <w:t xml:space="preserve">,</w:t>
+      </w:r>
+      <w:r>
+        <w:rPr>
+          <w:rStyle w:val="NormalTok"/>
+        </w:rPr>
+        <w:t xml:space="preserve"> </w:t>
+      </w:r>
+      <w:r>
+        <w:rPr>
+          <w:rStyle w:val="KeywordTok"/>
+        </w:rPr>
+        <w:t xml:space="preserve">new</w:t>
+      </w:r>
+      <w:r>
+        <w:rPr>
+          <w:rStyle w:val="NormalTok"/>
+        </w:rPr>
+        <w:t xml:space="preserve"> Textbox </w:t>
+      </w:r>
+      <w:r>
+        <w:rPr>
+          <w:rStyle w:val="OperatorTok"/>
+        </w:rPr>
+        <w:t xml:space="preserve">(</w:t>
+      </w:r>
+      <w:r>
+        <w:rPr>
+          <w:rStyle w:val="DecValTok"/>
+        </w:rPr>
+        <w:t xml:space="preserve">0</w:t>
+      </w:r>
+      <w:r>
+        <w:rPr>
+          <w:rStyle w:val="OperatorTok"/>
+        </w:rPr>
+        <w:t xml:space="preserve">,</w:t>
+      </w:r>
+      <w:r>
+        <w:rPr>
+          <w:rStyle w:val="NormalTok"/>
+        </w:rPr>
+        <w:t xml:space="preserve"> </w:t>
+      </w:r>
+      <w:r>
+        <w:rPr>
+          <w:rStyle w:val="DecValTok"/>
+        </w:rPr>
+        <w:t xml:space="preserve">0</w:t>
+      </w:r>
+      <w:r>
+        <w:rPr>
+          <w:rStyle w:val="OperatorTok"/>
+        </w:rPr>
+        <w:t xml:space="preserve">,</w:t>
+      </w:r>
+      <w:r>
+        <w:rPr>
+          <w:rStyle w:val="NormalTok"/>
+        </w:rPr>
+        <w:t xml:space="preserve"> </w:t>
+      </w:r>
+      <w:r>
+        <w:rPr>
+          <w:rStyle w:val="DecValTok"/>
+        </w:rPr>
+        <w:t xml:space="preserve">240</w:t>
+      </w:r>
+      <w:r>
+        <w:rPr>
+          <w:rStyle w:val="OperatorTok"/>
+        </w:rPr>
+        <w:t xml:space="preserve">,</w:t>
+      </w:r>
+      <w:r>
+        <w:rPr>
+          <w:rStyle w:val="NormalTok"/>
+        </w:rPr>
+        <w:t xml:space="preserve"> </w:t>
+      </w:r>
+      <w:r>
+        <w:rPr>
+          <w:rStyle w:val="DecValTok"/>
+        </w:rPr>
+        <w:t xml:space="preserve">26</w:t>
+      </w:r>
+      <w:r>
+        <w:rPr>
+          <w:rStyle w:val="OperatorTok"/>
+        </w:rPr>
+        <w:t xml:space="preserve">,</w:t>
+      </w:r>
+      <w:r>
+        <w:rPr>
+          <w:rStyle w:val="NormalTok"/>
+        </w:rPr>
+        <w:t xml:space="preserve"> </w:t>
+      </w:r>
+      <w:r>
+        <w:rPr>
+          <w:rStyle w:val="StringTok"/>
+        </w:rPr>
+        <w:t xml:space="preserve">""</w:t>
+      </w:r>
+      <w:r>
+        <w:rPr>
+          <w:rStyle w:val="OperatorTok"/>
+        </w:rPr>
+        <w:t xml:space="preserve">));</w:t>
+      </w:r>
+      <w:r>
+        <w:br/>
+      </w:r>
+      <w:r>
+        <w:rPr>
+          <w:rStyle w:val="NormalTok"/>
+        </w:rPr>
+        <w:t xml:space="preserve">f</w:t>
+      </w:r>
+      <w:r>
+        <w:rPr>
+          <w:rStyle w:val="OperatorTok"/>
+        </w:rPr>
+        <w:t xml:space="preserve">.</w:t>
+      </w:r>
+      <w:r>
+        <w:rPr>
+          <w:rStyle w:val="NormalTok"/>
+        </w:rPr>
+        <w:t xml:space="preserve">addButton </w:t>
+      </w:r>
+      <w:r>
+        <w:rPr>
+          <w:rStyle w:val="OperatorTok"/>
+        </w:rPr>
+        <w:t xml:space="preserve">(</w:t>
+      </w:r>
+      <w:r>
+        <w:rPr>
+          <w:rStyle w:val="StringTok"/>
+        </w:rPr>
+        <w:t xml:space="preserve">"Create"</w:t>
+      </w:r>
+      <w:r>
+        <w:rPr>
+          <w:rStyle w:val="OperatorTok"/>
+        </w:rPr>
+        <w:t xml:space="preserve">,</w:t>
+      </w:r>
+      <w:r>
+        <w:rPr>
+          <w:rStyle w:val="NormalTok"/>
+        </w:rPr>
+        <w:t xml:space="preserve"> UK_FB_DEFAULT</w:t>
+      </w:r>
+      <w:r>
+        <w:rPr>
+          <w:rStyle w:val="OperatorTok"/>
+        </w:rPr>
+        <w:t xml:space="preserve">,</w:t>
+      </w:r>
+      <w:r>
+        <w:rPr>
+          <w:rStyle w:val="NormalTok"/>
+        </w:rPr>
+        <w:t xml:space="preserve"> </w:t>
+      </w:r>
+      <w:r>
+        <w:rPr>
+          <w:rStyle w:val="DecValTok"/>
+        </w:rPr>
+        <w:t xml:space="preserve">1</w:t>
+      </w:r>
+      <w:r>
+        <w:rPr>
+          <w:rStyle w:val="OperatorTok"/>
+        </w:rPr>
+        <w:t xml:space="preserve">);</w:t>
+      </w:r>
+      <w:r>
+        <w:rPr>
+          <w:rStyle w:val="NormalTok"/>
+        </w:rPr>
+        <w:t xml:space="preserve">  f</w:t>
+      </w:r>
+      <w:r>
+        <w:rPr>
+          <w:rStyle w:val="OperatorTok"/>
+        </w:rPr>
+        <w:t xml:space="preserve">.</w:t>
+      </w:r>
+      <w:r>
+        <w:rPr>
+          <w:rStyle w:val="NormalTok"/>
+        </w:rPr>
+        <w:t xml:space="preserve">addButton </w:t>
+      </w:r>
+      <w:r>
+        <w:rPr>
+          <w:rStyle w:val="OperatorTok"/>
+        </w:rPr>
+        <w:t xml:space="preserve">(</w:t>
+      </w:r>
+      <w:r>
+        <w:rPr>
+          <w:rStyle w:val="StringTok"/>
+        </w:rPr>
+        <w:t xml:space="preserve">"Cancel"</w:t>
+      </w:r>
+      <w:r>
+        <w:rPr>
+          <w:rStyle w:val="OperatorTok"/>
+        </w:rPr>
+        <w:t xml:space="preserve">,</w:t>
+      </w:r>
+      <w:r>
+        <w:rPr>
+          <w:rStyle w:val="NormalTok"/>
+        </w:rPr>
+        <w:t xml:space="preserve"> UK_FB_CANCEL</w:t>
+      </w:r>
+      <w:r>
+        <w:rPr>
+          <w:rStyle w:val="OperatorTok"/>
+        </w:rPr>
+        <w:t xml:space="preserve">,</w:t>
+      </w:r>
+      <w:r>
+        <w:rPr>
+          <w:rStyle w:val="NormalTok"/>
+        </w:rPr>
+        <w:t xml:space="preserve"> </w:t>
+      </w:r>
+      <w:r>
+        <w:rPr>
+          <w:rStyle w:val="DecValTok"/>
+        </w:rPr>
+        <w:t xml:space="preserve">0</w:t>
+      </w:r>
+      <w:r>
+        <w:rPr>
+          <w:rStyle w:val="OperatorTok"/>
+        </w:rPr>
+        <w:t xml:space="preserve">);</w:t>
+      </w:r>
+      <w:r>
+        <w:rPr>
+          <w:rStyle w:val="NormalTok"/>
+        </w:rPr>
+        <w:t xml:space="preserve">  </w:t>
+      </w:r>
+      <w:r>
+        <w:rPr>
+          <w:rStyle w:val="DataTypeTok"/>
+        </w:rPr>
+        <w:t xml:space="preserve">int</w:t>
+      </w:r>
+      <w:r>
+        <w:rPr>
+          <w:rStyle w:val="NormalTok"/>
+        </w:rPr>
+        <w:t xml:space="preserve"> r </w:t>
+      </w:r>
+      <w:r>
+        <w:rPr>
+          <w:rStyle w:val="OperatorTok"/>
+        </w:rPr>
+        <w:t xml:space="preserve">=</w:t>
+      </w:r>
+      <w:r>
+        <w:rPr>
+          <w:rStyle w:val="NormalTok"/>
+        </w:rPr>
+        <w:t xml:space="preserve"> f</w:t>
+      </w:r>
+      <w:r>
+        <w:rPr>
+          <w:rStyle w:val="OperatorTok"/>
+        </w:rPr>
+        <w:t xml:space="preserve">.</w:t>
+      </w:r>
+      <w:r>
+        <w:rPr>
+          <w:rStyle w:val="NormalTok"/>
+        </w:rPr>
+        <w:t xml:space="preserve">run </w:t>
+      </w:r>
+      <w:r>
+        <w:rPr>
+          <w:rStyle w:val="OperatorTok"/>
+        </w:rPr>
+        <w:t xml:space="preserve">();</w:t>
+      </w:r>
+    </w:p>
     <w:bookmarkEnd w:id="41"/>
     <w:bookmarkStart w:id="42" w:name="X1c12e241ab2b4ebd18b32f840f751712082d5e1"/>
     <w:p>
@@ -27796,6 +29456,107 @@
                 <w:rStyle w:val="VerbatimChar"/>
               </w:rPr>
               <w:t xml:space="preserve">uk_color_dialog</w:t>
+            </w:r>
+          </w:p>
+        </w:tc>
+      </w:tr>
+      <w:tr>
+        <w:tc>
+          <w:tcPr/>
+          <w:p>
+            <w:pPr>
+              <w:pStyle w:val="Compact"/>
+              <w:jc w:val="left"/>
+            </w:pPr>
+            <w:r>
+              <w:t xml:space="preserve">lay the app out for every mode (desktop, pocket, console)</w:t>
+            </w:r>
+          </w:p>
+        </w:tc>
+        <w:tc>
+          <w:tcPr/>
+          <w:p>
+            <w:pPr>
+              <w:pStyle w:val="Compact"/>
+              <w:jc w:val="left"/>
+            </w:pPr>
+            <w:r>
+              <w:t xml:space="preserve">UIKit</w:t>
+            </w:r>
+          </w:p>
+        </w:tc>
+        <w:tc>
+          <w:tcPr/>
+          <w:p>
+            <w:pPr>
+              <w:pStyle w:val="Compact"/>
+              <w:jc w:val="left"/>
+            </w:pPr>
+            <w:r>
+              <w:rPr>
+                <w:rStyle w:val="VerbatimChar"/>
+              </w:rPr>
+              <w:t xml:space="preserve">SidePanel</w:t>
+            </w:r>
+            <w:r>
+              <w:t xml:space="preserve">,</w:t>
+            </w:r>
+            <w:r>
+              <w:t xml:space="preserve"> </w:t>
+            </w:r>
+            <w:r>
+              <w:rPr>
+                <w:rStyle w:val="VerbatimChar"/>
+              </w:rPr>
+              <w:t xml:space="preserve">ToolBar::setPriority</w:t>
+            </w:r>
+            <w:r>
+              <w:t xml:space="preserve">,</w:t>
+            </w:r>
+            <w:r>
+              <w:t xml:space="preserve"> </w:t>
+            </w:r>
+            <w:r>
+              <w:rPr>
+                <w:rStyle w:val="VerbatimChar"/>
+              </w:rPr>
+              <w:t xml:space="preserve">DataGrid::setColumnRole</w:t>
+            </w:r>
+            <w:r>
+              <w:t xml:space="preserve">,</w:t>
+            </w:r>
+            <w:r>
+              <w:t xml:space="preserve"> </w:t>
+            </w:r>
+            <w:r>
+              <w:rPr>
+                <w:rStyle w:val="VerbatimChar"/>
+              </w:rPr>
+              <w:t xml:space="preserve">FormDialog</w:t>
+            </w:r>
+            <w:r>
+              <w:t xml:space="preserve">,</w:t>
+            </w:r>
+            <w:r>
+              <w:t xml:space="preserve"> </w:t>
+            </w:r>
+            <w:r>
+              <w:rPr>
+                <w:rStyle w:val="VerbatimChar"/>
+              </w:rPr>
+              <w:t xml:space="preserve">uk_size_class</w:t>
+            </w:r>
+            <w:r>
+              <w:t xml:space="preserve">,</w:t>
+            </w:r>
+            <w:r>
+              <w:t xml:space="preserve"> </w:t>
+            </w:r>
+            <w:r>
+              <w:rPr>
+                <w:rStyle w:val="VerbatimChar"/>
+              </w:rPr>
+              <w:t xml:space="preserve">Root::onSizeClass</w:t>
             </w:r>
           </w:p>
         </w:tc>

--- a/docs/exports/06-KITS-GUIDE.docx
+++ b/docs/exports/06-KITS-GUIDE.docx
@@ -17839,6 +17839,206 @@
         <w:t xml:space="preserve">// quick settings and the notifications (else: our own)</w:t>
       </w:r>
     </w:p>
+    <w:p>
+      <w:pPr>
+        <w:pStyle w:val="FirstParagraph"/>
+      </w:pPr>
+      <w:r>
+        <w:rPr>
+          <w:bCs/>
+          <w:b/>
+        </w:rPr>
+        <w:t xml:space="preserve">The documents opened last</w:t>
+      </w:r>
+      <w:r>
+        <w:t xml:space="preserve"> </w:t>
+      </w:r>
+      <w:r>
+        <w:t xml:space="preserve">(</w:t>
+      </w:r>
+      <w:r>
+        <w:rPr>
+          <w:rStyle w:val="VerbatimChar"/>
+        </w:rPr>
+        <w:t xml:space="preserve">recent.h</w:t>
+      </w:r>
+      <w:r>
+        <w:t xml:space="preserve">, 2026-10-08):</w:t>
+      </w:r>
+      <w:r>
+        <w:t xml:space="preserve"> </w:t>
+      </w:r>
+      <w:r>
+        <w:rPr>
+          <w:rStyle w:val="VerbatimChar"/>
+        </w:rPr>
+        <w:t xml:space="preserve">fa_open</w:t>
+      </w:r>
+      <w:r>
+        <w:t xml:space="preserve"> </w:t>
+      </w:r>
+      <w:r>
+        <w:t xml:space="preserve">notes every file it opens with its app; an app that</w:t>
+      </w:r>
+      <w:r>
+        <w:t xml:space="preserve"> </w:t>
+      </w:r>
+      <w:r>
+        <w:t xml:space="preserve">opens a file by itself (its own Open dialog) may note it too. The pocket launcher's Recent shows them:</w:t>
+      </w:r>
+    </w:p>
+    <w:p>
+      <w:pPr>
+        <w:pStyle w:val="SourceCode"/>
+      </w:pPr>
+      <w:r>
+        <w:rPr>
+          <w:rStyle w:val="NormalTok"/>
+        </w:rPr>
+        <w:t xml:space="preserve">recent_doc_add </w:t>
+      </w:r>
+      <w:r>
+        <w:rPr>
+          <w:rStyle w:val="OperatorTok"/>
+        </w:rPr>
+        <w:t xml:space="preserve">(</w:t>
+      </w:r>
+      <w:r>
+        <w:rPr>
+          <w:rStyle w:val="StringTok"/>
+        </w:rPr>
+        <w:t xml:space="preserve">"SD:/docs/letters-tour.rtf"</w:t>
+      </w:r>
+      <w:r>
+        <w:rPr>
+          <w:rStyle w:val="OperatorTok"/>
+        </w:rPr>
+        <w:t xml:space="preserve">);</w:t>
+      </w:r>
+      <w:r>
+        <w:rPr>
+          <w:rStyle w:val="NormalTok"/>
+        </w:rPr>
+        <w:t xml:space="preserve">             </w:t>
+      </w:r>
+      <w:r>
+        <w:rPr>
+          <w:rStyle w:val="CommentTok"/>
+        </w:rPr>
+        <w:t xml:space="preserve">// first of SD:/etc/recent-docs (24 at most, a path once)</w:t>
+      </w:r>
+      <w:r>
+        <w:br/>
+      </w:r>
+      <w:r>
+        <w:rPr>
+          <w:rStyle w:val="KeywordTok"/>
+        </w:rPr>
+        <w:t xml:space="preserve">struct</w:t>
+      </w:r>
+      <w:r>
+        <w:rPr>
+          <w:rStyle w:val="NormalTok"/>
+        </w:rPr>
+        <w:t xml:space="preserve"> recent_doc d</w:t>
+      </w:r>
+      <w:r>
+        <w:rPr>
+          <w:rStyle w:val="OperatorTok"/>
+        </w:rPr>
+        <w:t xml:space="preserve">[</w:t>
+      </w:r>
+      <w:r>
+        <w:rPr>
+          <w:rStyle w:val="DecValTok"/>
+        </w:rPr>
+        <w:t xml:space="preserve">12</w:t>
+      </w:r>
+      <w:r>
+        <w:rPr>
+          <w:rStyle w:val="OperatorTok"/>
+        </w:rPr>
+        <w:t xml:space="preserve">];</w:t>
+      </w:r>
+      <w:r>
+        <w:rPr>
+          <w:rStyle w:val="NormalTok"/>
+        </w:rPr>
+        <w:t xml:space="preserve"> </w:t>
+      </w:r>
+      <w:r>
+        <w:rPr>
+          <w:rStyle w:val="DataTypeTok"/>
+        </w:rPr>
+        <w:t xml:space="preserve">int</w:t>
+      </w:r>
+      <w:r>
+        <w:rPr>
+          <w:rStyle w:val="NormalTok"/>
+        </w:rPr>
+        <w:t xml:space="preserve"> n </w:t>
+      </w:r>
+      <w:r>
+        <w:rPr>
+          <w:rStyle w:val="OperatorTok"/>
+        </w:rPr>
+        <w:t xml:space="preserve">=</w:t>
+      </w:r>
+      <w:r>
+        <w:rPr>
+          <w:rStyle w:val="NormalTok"/>
+        </w:rPr>
+        <w:t xml:space="preserve"> recent_docs </w:t>
+      </w:r>
+      <w:r>
+        <w:rPr>
+          <w:rStyle w:val="OperatorTok"/>
+        </w:rPr>
+        <w:t xml:space="preserve">(</w:t>
+      </w:r>
+      <w:r>
+        <w:rPr>
+          <w:rStyle w:val="NormalTok"/>
+        </w:rPr>
+        <w:t xml:space="preserve">d</w:t>
+      </w:r>
+      <w:r>
+        <w:rPr>
+          <w:rStyle w:val="OperatorTok"/>
+        </w:rPr>
+        <w:t xml:space="preserve">,</w:t>
+      </w:r>
+      <w:r>
+        <w:rPr>
+          <w:rStyle w:val="NormalTok"/>
+        </w:rPr>
+        <w:t xml:space="preserve"> </w:t>
+      </w:r>
+      <w:r>
+        <w:rPr>
+          <w:rStyle w:val="DecValTok"/>
+        </w:rPr>
+        <w:t xml:space="preserve">12</w:t>
+      </w:r>
+      <w:r>
+        <w:rPr>
+          <w:rStyle w:val="OperatorTok"/>
+        </w:rPr>
+        <w:t xml:space="preserve">);</w:t>
+      </w:r>
+      <w:r>
+        <w:rPr>
+          <w:rStyle w:val="NormalTok"/>
+        </w:rPr>
+        <w:t xml:space="preserve">       </w:t>
+      </w:r>
+      <w:r>
+        <w:rPr>
+          <w:rStyle w:val="CommentTok"/>
+        </w:rPr>
+        <w:t xml:space="preserve">// the latest first: d[i].path, .date (YYYYMMDD), .time (HHMM)</w:t>
+      </w:r>
+    </w:p>
     <w:tbl>
       <w:tblPr>
         <w:tblStyle w:val="Table"/>
@@ -18333,6 +18533,83 @@
             </w:r>
             <w:r>
               <w:t xml:space="preserve">): the menu bar's way in pocket</w:t>
+            </w:r>
+          </w:p>
+        </w:tc>
+      </w:tr>
+      <w:tr>
+        <w:tc>
+          <w:tcPr/>
+          <w:p>
+            <w:pPr>
+              <w:pStyle w:val="Compact"/>
+              <w:jc w:val="left"/>
+            </w:pPr>
+            <w:r>
+              <w:rPr>
+                <w:rStyle w:val="VerbatimChar"/>
+              </w:rPr>
+              <w:t xml:space="preserve">recent.h</w:t>
+            </w:r>
+          </w:p>
+        </w:tc>
+        <w:tc>
+          <w:tcPr/>
+          <w:p>
+            <w:pPr>
+              <w:pStyle w:val="Compact"/>
+              <w:jc w:val="left"/>
+            </w:pPr>
+            <w:r>
+              <w:t xml:space="preserve">The documents opened last (</w:t>
+            </w:r>
+            <w:r>
+              <w:rPr>
+                <w:rStyle w:val="VerbatimChar"/>
+              </w:rPr>
+              <w:t xml:space="preserve">recent_doc_add</w:t>
+            </w:r>
+            <w:r>
+              <w:t xml:space="preserve">,</w:t>
+            </w:r>
+            <w:r>
+              <w:t xml:space="preserve"> </w:t>
+            </w:r>
+            <w:r>
+              <w:rPr>
+                <w:rStyle w:val="VerbatimChar"/>
+              </w:rPr>
+              <w:t xml:space="preserve">recent_docs</w:t>
+            </w:r>
+            <w:r>
+              <w:t xml:space="preserve">:</w:t>
+            </w:r>
+            <w:r>
+              <w:t xml:space="preserve"> </w:t>
+            </w:r>
+            <w:r>
+              <w:rPr>
+                <w:rStyle w:val="VerbatimChar"/>
+              </w:rPr>
+              <w:t xml:space="preserve">SD:/etc/recent-docs</w:t>
+            </w:r>
+            <w:r>
+              <w:t xml:space="preserve">;</w:t>
+            </w:r>
+            <w:r>
+              <w:t xml:space="preserve"> </w:t>
+            </w:r>
+            <w:r>
+              <w:rPr>
+                <w:rStyle w:val="VerbatimChar"/>
+              </w:rPr>
+              <w:t xml:space="preserve">fa_open</w:t>
+            </w:r>
+            <w:r>
+              <w:t xml:space="preserve"> </w:t>
+            </w:r>
+            <w:r>
+              <w:t xml:space="preserve">notes them)</w:t>
             </w:r>
           </w:p>
         </w:tc>

--- a/docs/exports/06-KITS-GUIDE.docx
+++ b/docs/exports/06-KITS-GUIDE.docx
@@ -378,7 +378,24 @@
         </w:numPr>
         <w:pStyle w:val="Compact"/>
       </w:pPr>
-      <w:hyperlink w:anchor="X440ce3836194747007fb4a3bb83270039548fbd">
+      <w:hyperlink w:anchor="X7bee38e3dabe969bc7760c3e9f8efbee9e9a335">
+        <w:r>
+          <w:rPr>
+            <w:rStyle w:val="Hyperlink"/>
+          </w:rPr>
+          <w:t xml:space="preserve">GameKit — the games of the card's ROMs</w:t>
+        </w:r>
+      </w:hyperlink>
+    </w:p>
+    <w:p>
+      <w:pPr>
+        <w:numPr>
+          <w:ilvl w:val="0"/>
+          <w:numId w:val="1001"/>
+        </w:numPr>
+        <w:pStyle w:val="Compact"/>
+      </w:pPr>
+      <w:hyperlink w:anchor="Xbcc3c9982cb41910d48a6fc07f420d59f65e738">
         <w:r>
           <w:rPr>
             <w:rStyle w:val="Hyperlink"/>
@@ -395,7 +412,7 @@
         </w:numPr>
         <w:pStyle w:val="Compact"/>
       </w:pPr>
-      <w:hyperlink w:anchor="Xa8610e431494495367c706e0625e40515e2d3d4">
+      <w:hyperlink w:anchor="X3af01a0667e17ad839a7c64a0acda15c6c35965">
         <w:r>
           <w:rPr>
             <w:rStyle w:val="Hyperlink"/>
@@ -412,7 +429,7 @@
       </w:r>
     </w:p>
     <w:bookmarkEnd w:id="22"/>
-    <w:bookmarkStart w:id="33" w:name="Xf42949ce2155418547b745b31f0a8bd30f8ab19"/>
+    <w:bookmarkStart w:id="34" w:name="Xf42949ce2155418547b745b31f0a8bd30f8ab19"/>
     <w:p>
       <w:pPr>
         <w:pStyle w:val="Heading2"/>
@@ -1312,6 +1329,83 @@
           </w:p>
         </w:tc>
       </w:tr>
+      <w:tr>
+        <w:tc>
+          <w:tcPr/>
+          <w:p>
+            <w:pPr>
+              <w:pStyle w:val="Compact"/>
+              <w:jc w:val="left"/>
+            </w:pPr>
+            <w:r>
+              <w:rPr>
+                <w:bCs/>
+                <w:b/>
+              </w:rPr>
+              <w:t xml:space="preserve">GameKit</w:t>
+            </w:r>
+          </w:p>
+        </w:tc>
+        <w:tc>
+          <w:tcPr/>
+          <w:p>
+            <w:pPr>
+              <w:pStyle w:val="Compact"/>
+              <w:jc w:val="left"/>
+            </w:pPr>
+            <w:r>
+              <w:t xml:space="preserve">The games of the card's ROMs: the emulators' consoles, the watched folders, the ROMs, their pictures</w:t>
+            </w:r>
+          </w:p>
+        </w:tc>
+        <w:tc>
+          <w:tcPr/>
+          <w:p>
+            <w:pPr>
+              <w:pStyle w:val="Compact"/>
+              <w:jc w:val="left"/>
+            </w:pPr>
+            <w:r>
+              <w:rPr>
+                <w:rStyle w:val="VerbatimChar"/>
+              </w:rPr>
+              <w:t xml:space="preserve">SD:/lib/gamekit.so</w:t>
+            </w:r>
+          </w:p>
+        </w:tc>
+        <w:tc>
+          <w:tcPr/>
+          <w:p>
+            <w:pPr>
+              <w:pStyle w:val="Compact"/>
+              <w:jc w:val="left"/>
+            </w:pPr>
+            <w:r>
+              <w:rPr>
+                <w:rStyle w:val="VerbatimChar"/>
+              </w:rPr>
+              <w:t xml:space="preserve">user/Kits/gamekit</w:t>
+            </w:r>
+          </w:p>
+        </w:tc>
+        <w:tc>
+          <w:tcPr/>
+          <w:p>
+            <w:pPr>
+              <w:pStyle w:val="Compact"/>
+              <w:jc w:val="left"/>
+            </w:pPr>
+            <w:hyperlink r:id="rId33">
+              <w:r>
+                <w:rPr>
+                  <w:rStyle w:val="Hyperlink"/>
+                </w:rPr>
+                <w:t xml:space="preserve">20 — GameKit</w:t>
+              </w:r>
+            </w:hyperlink>
+          </w:p>
+        </w:tc>
+      </w:tr>
     </w:tbl>
     <w:p>
       <w:pPr>
@@ -1346,7 +1440,7 @@
         <w:t xml:space="preserve"> </w:t>
       </w:r>
       <w:r>
-        <w:t xml:space="preserve">application. If no kit fits the domain, a new kit is created (§13).</w:t>
+        <w:t xml:space="preserve">application. If no kit fits the domain, a new kit is created (§14).</w:t>
       </w:r>
     </w:p>
     <w:p>
@@ -1488,8 +1582,8 @@
         <w:t xml:space="preserve">code is shared by every program that uses it.</w:t>
       </w:r>
     </w:p>
-    <w:bookmarkEnd w:id="33"/>
-    <w:bookmarkStart w:id="39" w:name="X85b9036d0c437b6d6abf0631055454f6f74ddb8"/>
+    <w:bookmarkEnd w:id="34"/>
+    <w:bookmarkStart w:id="40" w:name="X85b9036d0c437b6d6abf0631055454f6f74ddb8"/>
     <w:p>
       <w:pPr>
         <w:pStyle w:val="Heading2"/>
@@ -1498,7 +1592,7 @@
         <w:t xml:space="preserve">2. Using a kit in a program</w:t>
       </w:r>
     </w:p>
-    <w:bookmarkStart w:id="34" w:name="including"/>
+    <w:bookmarkStart w:id="35" w:name="including"/>
     <w:p>
       <w:pPr>
         <w:pStyle w:val="Heading3"/>
@@ -1775,8 +1869,8 @@
         <w:t xml:space="preserve">// PrinterKit</w:t>
       </w:r>
     </w:p>
-    <w:bookmarkEnd w:id="34"/>
-    <w:bookmarkStart w:id="35" w:name="linking"/>
+    <w:bookmarkEnd w:id="35"/>
+    <w:bookmarkStart w:id="36" w:name="linking"/>
     <w:p>
       <w:pPr>
         <w:pStyle w:val="Heading3"/>
@@ -1999,8 +2093,8 @@
         <w:t xml:space="preserve">mytool.elf: ../lib/systemkit.imp_c.a</w:t>
       </w:r>
     </w:p>
-    <w:bookmarkEnd w:id="35"/>
-    <w:bookmarkStart w:id="36" w:name="versions"/>
+    <w:bookmarkEnd w:id="36"/>
+    <w:bookmarkStart w:id="37" w:name="versions"/>
     <w:p>
       <w:pPr>
         <w:pStyle w:val="Heading3"/>
@@ -2059,8 +2153,8 @@
         <w:t xml:space="preserve">library first.</w:t>
       </w:r>
     </w:p>
-    <w:bookmarkEnd w:id="36"/>
-    <w:bookmarkStart w:id="37" w:name="from-basic"/>
+    <w:bookmarkEnd w:id="37"/>
+    <w:bookmarkStart w:id="38" w:name="from-basic"/>
     <w:p>
       <w:pPr>
         <w:pStyle w:val="Heading3"/>
@@ -2254,8 +2348,8 @@
         <w:t xml:space="preserve">functions.</w:t>
       </w:r>
     </w:p>
-    <w:bookmarkEnd w:id="37"/>
-    <w:bookmarkStart w:id="38" w:name="on-a-pc"/>
+    <w:bookmarkEnd w:id="38"/>
+    <w:bookmarkStart w:id="39" w:name="on-a-pc"/>
     <w:p>
       <w:pPr>
         <w:pStyle w:val="Heading3"/>
@@ -2302,9 +2396,9 @@
         <w:t xml:space="preserve">program's code.</w:t>
       </w:r>
     </w:p>
-    <w:bookmarkEnd w:id="38"/>
     <w:bookmarkEnd w:id="39"/>
-    <w:bookmarkStart w:id="40" w:name="X479a017f3f362789bae7c4b9122aafaba533bfa"/>
+    <w:bookmarkEnd w:id="40"/>
+    <w:bookmarkStart w:id="41" w:name="X479a017f3f362789bae7c4b9122aafaba533bfa"/>
     <w:p>
       <w:pPr>
         <w:pStyle w:val="Heading2"/>
@@ -4945,8 +5039,8 @@
         <w:t xml:space="preserve">// erases it; SD: is always refused</w:t>
       </w:r>
     </w:p>
-    <w:bookmarkEnd w:id="40"/>
-    <w:bookmarkStart w:id="41" w:name="X0a53c701f88fdf6f7c7ea97f28ca21204deb07c"/>
+    <w:bookmarkEnd w:id="41"/>
+    <w:bookmarkStart w:id="42" w:name="X0a53c701f88fdf6f7c7ea97f28ca21204deb07c"/>
     <w:p>
       <w:pPr>
         <w:pStyle w:val="Heading2"/>
@@ -14521,8 +14615,8 @@
         <w:t xml:space="preserve">();</w:t>
       </w:r>
     </w:p>
-    <w:bookmarkEnd w:id="41"/>
-    <w:bookmarkStart w:id="42" w:name="X1c12e241ab2b4ebd18b32f840f751712082d5e1"/>
+    <w:bookmarkEnd w:id="42"/>
+    <w:bookmarkStart w:id="43" w:name="X1c12e241ab2b4ebd18b32f840f751712082d5e1"/>
     <w:p>
       <w:pPr>
         <w:pStyle w:val="Heading2"/>
@@ -18615,8 +18709,8 @@
         </w:tc>
       </w:tr>
     </w:tbl>
-    <w:bookmarkEnd w:id="42"/>
-    <w:bookmarkStart w:id="43" w:name="X21c5dfbcb5a69cd5c428264b88180cd193f70a2"/>
+    <w:bookmarkEnd w:id="43"/>
+    <w:bookmarkStart w:id="44" w:name="X21c5dfbcb5a69cd5c428264b88180cd193f70a2"/>
     <w:p>
       <w:pPr>
         <w:pStyle w:val="Heading2"/>
@@ -19949,8 +20043,8 @@
         <w:t xml:space="preserve">them belong.</w:t>
       </w:r>
     </w:p>
-    <w:bookmarkEnd w:id="43"/>
-    <w:bookmarkStart w:id="44" w:name="X491a56bd334c8c4c777570fe8bd846c18e7eccb"/>
+    <w:bookmarkEnd w:id="44"/>
+    <w:bookmarkStart w:id="45" w:name="X491a56bd334c8c4c777570fe8bd846c18e7eccb"/>
     <w:p>
       <w:pPr>
         <w:pStyle w:val="Heading2"/>
@@ -22682,8 +22776,8 @@
         <w:t xml:space="preserve">);</w:t>
       </w:r>
     </w:p>
-    <w:bookmarkEnd w:id="44"/>
-    <w:bookmarkStart w:id="45" w:name="Xf777c6178c1b7acc606d863a1dc288d7a0b8399"/>
+    <w:bookmarkEnd w:id="45"/>
+    <w:bookmarkStart w:id="46" w:name="Xf777c6178c1b7acc606d863a1dc288d7a0b8399"/>
     <w:p>
       <w:pPr>
         <w:pStyle w:val="Heading2"/>
@@ -23547,8 +23641,8 @@
         <w:t xml:space="preserve">same header.</w:t>
       </w:r>
     </w:p>
-    <w:bookmarkEnd w:id="45"/>
-    <w:bookmarkStart w:id="46" w:name="X5d555d25266128ff4d9fa5481cdbbe513b622de"/>
+    <w:bookmarkEnd w:id="46"/>
+    <w:bookmarkStart w:id="47" w:name="X5d555d25266128ff4d9fa5481cdbbe513b622de"/>
     <w:p>
       <w:pPr>
         <w:pStyle w:val="Heading2"/>
@@ -24442,8 +24536,8 @@
         <w:t xml:space="preserve">}</w:t>
       </w:r>
     </w:p>
-    <w:bookmarkEnd w:id="46"/>
-    <w:bookmarkStart w:id="47" w:name="Xfe4ab0ec0802ddea0ccd1e2aa45325e2067bf65"/>
+    <w:bookmarkEnd w:id="47"/>
+    <w:bookmarkStart w:id="48" w:name="Xfe4ab0ec0802ddea0ccd1e2aa45325e2067bf65"/>
     <w:p>
       <w:pPr>
         <w:pStyle w:val="Heading2"/>
@@ -25477,8 +25571,8 @@
         <w:t xml:space="preserve">// in 26.6 units</w:t>
       </w:r>
     </w:p>
-    <w:bookmarkEnd w:id="47"/>
-    <w:bookmarkStart w:id="48" w:name="Xc2f542cdd1b9794d820c6abd4ac9243886c7e6b"/>
+    <w:bookmarkEnd w:id="48"/>
+    <w:bookmarkStart w:id="49" w:name="Xc2f542cdd1b9794d820c6abd4ac9243886c7e6b"/>
     <w:p>
       <w:pPr>
         <w:pStyle w:val="Heading2"/>
@@ -26539,8 +26633,8 @@
         <w:t xml:space="preserve">).</w:t>
       </w:r>
     </w:p>
-    <w:bookmarkEnd w:id="48"/>
-    <w:bookmarkStart w:id="49" w:name="Xb7d04fe5597e6f81749c2de70bfb4a609e0417c"/>
+    <w:bookmarkEnd w:id="49"/>
+    <w:bookmarkStart w:id="50" w:name="Xb7d04fe5597e6f81749c2de70bfb4a609e0417c"/>
     <w:p>
       <w:pPr>
         <w:pStyle w:val="Heading2"/>
@@ -28246,14 +28340,14 @@
         <w:t xml:space="preserve">).</w:t>
       </w:r>
     </w:p>
-    <w:bookmarkEnd w:id="49"/>
-    <w:bookmarkStart w:id="52" w:name="X440ce3836194747007fb4a3bb83270039548fbd"/>
+    <w:bookmarkEnd w:id="50"/>
+    <w:bookmarkStart w:id="51" w:name="X7bee38e3dabe969bc7760c3e9f8efbee9e9a335"/>
     <w:p>
       <w:pPr>
         <w:pStyle w:val="Heading2"/>
       </w:pPr>
       <w:r>
-        <w:t xml:space="preserve">13. Adding to a kit, creating a kit</w:t>
+        <w:t xml:space="preserve">13. GameKit — the games of the card's ROMs</w:t>
       </w:r>
     </w:p>
     <w:p>
@@ -28262,9 +28356,1279 @@
       </w:pPr>
       <w:r>
         <w:rPr>
+          <w:rStyle w:val="VerbatimChar"/>
+        </w:rPr>
+        <w:t xml:space="preserve">#include "gamekit/gamekit.h"</w:t>
+      </w:r>
+      <w:r>
+        <w:t xml:space="preserve"> </w:t>
+      </w:r>
+      <w:r>
+        <w:t xml:space="preserve">— link</w:t>
+      </w:r>
+      <w:r>
+        <w:t xml:space="preserve"> </w:t>
+      </w:r>
+      <w:r>
+        <w:rPr>
+          <w:rStyle w:val="VerbatimChar"/>
+        </w:rPr>
+        <w:t xml:space="preserve">lib/gamekit.imp.a</w:t>
+      </w:r>
+      <w:r>
+        <w:t xml:space="preserve"> </w:t>
+      </w:r>
+      <w:r>
+        <w:t xml:space="preserve">(C++) or</w:t>
+      </w:r>
+      <w:r>
+        <w:t xml:space="preserve"> </w:t>
+      </w:r>
+      <w:r>
+        <w:rPr>
+          <w:rStyle w:val="VerbatimChar"/>
+        </w:rPr>
+        <w:t xml:space="preserve">lib/gamekit.imp_c.a</w:t>
+      </w:r>
+      <w:r>
+        <w:t xml:space="preserve"> </w:t>
+      </w:r>
+      <w:r>
+        <w:t xml:space="preserve">(C).</w:t>
+      </w:r>
+    </w:p>
+    <w:p>
+      <w:pPr>
+        <w:pStyle w:val="BodyText"/>
+      </w:pPr>
+      <w:r>
+        <w:t xml:space="preserve">What the Game Library and the console's home share about the games:</w:t>
+      </w:r>
+      <w:r>
+        <w:t xml:space="preserve"> </w:t>
+      </w:r>
+      <w:r>
+        <w:rPr>
           <w:bCs/>
           <w:b/>
         </w:rPr>
+        <w:t xml:space="preserve">the consoles</w:t>
+      </w:r>
+      <w:r>
+        <w:t xml:space="preserve"> </w:t>
+      </w:r>
+      <w:r>
+        <w:t xml:space="preserve">the installed emulators play</w:t>
+      </w:r>
+      <w:r>
+        <w:t xml:space="preserve"> </w:t>
+      </w:r>
+      <w:r>
+        <w:t xml:space="preserve">(each emulator's</w:t>
+      </w:r>
+      <w:r>
+        <w:t xml:space="preserve"> </w:t>
+      </w:r>
+      <w:r>
+        <w:rPr>
+          <w:rStyle w:val="VerbatimChar"/>
+        </w:rPr>
+        <w:t xml:space="preserve">app.txt</w:t>
+      </w:r>
+      <w:r>
+        <w:t xml:space="preserve">:</w:t>
+      </w:r>
+      <w:r>
+        <w:t xml:space="preserve"> </w:t>
+      </w:r>
+      <w:r>
+        <w:rPr>
+          <w:rStyle w:val="VerbatimChar"/>
+        </w:rPr>
+        <w:t xml:space="preserve">games = Game Boy Color: gbc; Game Boy: gb</w:t>
+      </w:r>
+      <w:r>
+        <w:t xml:space="preserve">,</w:t>
+      </w:r>
+      <w:r>
+        <w:t xml:space="preserve"> </w:t>
+      </w:r>
+      <w:r>
+        <w:rPr>
+          <w:rStyle w:val="VerbatimChar"/>
+        </w:rPr>
+        <w:t xml:space="preserve">order = 50</w:t>
+      </w:r>
+      <w:r>
+        <w:t xml:space="preserve"> </w:t>
+      </w:r>
+      <w:r>
+        <w:t xml:space="preserve">— an emulator's package</w:t>
+      </w:r>
+      <w:r>
+        <w:t xml:space="preserve"> </w:t>
+      </w:r>
+      <w:r>
+        <w:t xml:space="preserve">installed, its console appears),</w:t>
+      </w:r>
+      <w:r>
+        <w:t xml:space="preserve"> </w:t>
+      </w:r>
+      <w:r>
+        <w:rPr>
+          <w:bCs/>
+          <w:b/>
+        </w:rPr>
+        <w:t xml:space="preserve">the watched folders</w:t>
+      </w:r>
+      <w:r>
+        <w:t xml:space="preserve"> </w:t>
+      </w:r>
+      <w:r>
+        <w:t xml:space="preserve">(</w:t>
+      </w:r>
+      <w:r>
+        <w:rPr>
+          <w:rStyle w:val="VerbatimChar"/>
+        </w:rPr>
+        <w:t xml:space="preserve">SD:/apps/gamelib.app/config.ini</w:t>
+      </w:r>
+      <w:r>
+        <w:t xml:space="preserve">, one</w:t>
+      </w:r>
+      <w:r>
+        <w:t xml:space="preserve"> </w:t>
+      </w:r>
+      <w:r>
+        <w:rPr>
+          <w:rStyle w:val="VerbatimChar"/>
+        </w:rPr>
+        <w:t xml:space="preserve">folder =</w:t>
+      </w:r>
+      <w:r>
+        <w:t xml:space="preserve"> </w:t>
+      </w:r>
+      <w:r>
+        <w:t xml:space="preserve">line each;</w:t>
+      </w:r>
+      <w:r>
+        <w:t xml:space="preserve"> </w:t>
+      </w:r>
+      <w:r>
+        <w:rPr>
+          <w:rStyle w:val="VerbatimChar"/>
+        </w:rPr>
+        <w:t xml:space="preserve">SD:/roms</w:t>
+      </w:r>
+      <w:r>
+        <w:t xml:space="preserve"> </w:t>
+      </w:r>
+      <w:r>
+        <w:t xml:space="preserve">when none is said),</w:t>
+      </w:r>
+      <w:r>
+        <w:t xml:space="preserve"> </w:t>
+      </w:r>
+      <w:r>
+        <w:rPr>
+          <w:bCs/>
+          <w:b/>
+        </w:rPr>
+        <w:t xml:space="preserve">the ROMs</w:t>
+      </w:r>
+      <w:r>
+        <w:t xml:space="preserve"> </w:t>
+      </w:r>
+      <w:r>
+        <w:t xml:space="preserve">found in them and their sub-folders by their extension — sorted by console,</w:t>
+      </w:r>
+      <w:r>
+        <w:t xml:space="preserve"> </w:t>
+      </w:r>
+      <w:r>
+        <w:t xml:space="preserve">then by name, each with a name to show (</w:t>
+      </w:r>
+      <w:r>
+        <w:rPr>
+          <w:rStyle w:val="VerbatimChar"/>
+        </w:rPr>
+        <w:t xml:space="preserve">ZeldaOracleOfSeason.gbc</w:t>
+      </w:r>
+      <w:r>
+        <w:t xml:space="preserve"> </w:t>
+      </w:r>
+      <w:r>
+        <w:t xml:space="preserve">→</w:t>
+      </w:r>
+      <w:r>
+        <w:t xml:space="preserve"> </w:t>
+      </w:r>
+      <w:r>
+        <w:rPr>
+          <w:iCs/>
+          <w:i/>
+        </w:rPr>
+        <w:t xml:space="preserve">Zelda Oracle Of Season</w:t>
+      </w:r>
+      <w:r>
+        <w:t xml:space="preserve">) — and</w:t>
+      </w:r>
+      <w:r>
+        <w:t xml:space="preserve"> </w:t>
+      </w:r>
+      <w:r>
+        <w:rPr>
+          <w:bCs/>
+          <w:b/>
+        </w:rPr>
+        <w:t xml:space="preserve">their</w:t>
+      </w:r>
+      <w:r>
+        <w:rPr>
+          <w:bCs/>
+          <w:b/>
+        </w:rPr>
+        <w:t xml:space="preserve"> </w:t>
+      </w:r>
+      <w:r>
+        <w:rPr>
+          <w:bCs/>
+          <w:b/>
+        </w:rPr>
+        <w:t xml:space="preserve">pictures</w:t>
+      </w:r>
+      <w:r>
+        <w:t xml:space="preserve">, the title screens the Game Library makes (</w:t>
+      </w:r>
+      <w:r>
+        <w:rPr>
+          <w:rStyle w:val="VerbatimChar"/>
+        </w:rPr>
+        <w:t xml:space="preserve">SD:/apps/gamelib.app/thumbs/&lt;file&gt;.thm</w:t>
+      </w:r>
+      <w:r>
+        <w:t xml:space="preserve">, 160 × 144).</w:t>
+      </w:r>
+      <w:r>
+        <w:t xml:space="preserve"> </w:t>
+      </w:r>
+      <w:r>
+        <w:t xml:space="preserve">The gamepads' buttons and their settings are not in it:</w:t>
+      </w:r>
+      <w:r>
+        <w:t xml:space="preserve"> </w:t>
+      </w:r>
+      <w:r>
+        <w:rPr>
+          <w:rStyle w:val="VerbatimChar"/>
+        </w:rPr>
+        <w:t xml:space="preserve">Include/gamepad.h</w:t>
+      </w:r>
+      <w:r>
+        <w:t xml:space="preserve"> </w:t>
+      </w:r>
+      <w:r>
+        <w:t xml:space="preserve">keeps them.</w:t>
+      </w:r>
+    </w:p>
+    <w:p>
+      <w:pPr>
+        <w:pStyle w:val="BodyText"/>
+      </w:pPr>
+      <w:r>
+        <w:rPr>
+          <w:bCs/>
+          <w:b/>
+        </w:rPr>
+        <w:t xml:space="preserve">Every Game Boy Advance game, its picture</w:t>
+      </w:r>
+      <w:r>
+        <w:t xml:space="preserve"> </w:t>
+      </w:r>
+      <w:r>
+        <w:t xml:space="preserve">(C):</w:t>
+      </w:r>
+    </w:p>
+    <w:p>
+      <w:pPr>
+        <w:pStyle w:val="SourceCode"/>
+      </w:pPr>
+      <w:r>
+        <w:rPr>
+          <w:rStyle w:val="PreprocessorTok"/>
+        </w:rPr>
+        <w:t xml:space="preserve">#include </w:t>
+      </w:r>
+      <w:r>
+        <w:rPr>
+          <w:rStyle w:val="ImportTok"/>
+        </w:rPr>
+        <w:t xml:space="preserve">"gamekit/gamekit.h"</w:t>
+      </w:r>
+      <w:r>
+        <w:br/>
+      </w:r>
+      <w:r>
+        <w:br/>
+      </w:r>
+      <w:r>
+        <w:rPr>
+          <w:rStyle w:val="DataTypeTok"/>
+        </w:rPr>
+        <w:t xml:space="preserve">static</w:t>
+      </w:r>
+      <w:r>
+        <w:rPr>
+          <w:rStyle w:val="NormalTok"/>
+        </w:rPr>
+        <w:t xml:space="preserve"> </w:t>
+      </w:r>
+      <w:r>
+        <w:rPr>
+          <w:rStyle w:val="KeywordTok"/>
+        </w:rPr>
+        <w:t xml:space="preserve">struct</w:t>
+      </w:r>
+      <w:r>
+        <w:rPr>
+          <w:rStyle w:val="NormalTok"/>
+        </w:rPr>
+        <w:t xml:space="preserve"> game_system sys</w:t>
+      </w:r>
+      <w:r>
+        <w:rPr>
+          <w:rStyle w:val="OperatorTok"/>
+        </w:rPr>
+        <w:t xml:space="preserve">[</w:t>
+      </w:r>
+      <w:r>
+        <w:rPr>
+          <w:rStyle w:val="NormalTok"/>
+        </w:rPr>
+        <w:t xml:space="preserve">GAMES_SYSTEMS_MAX</w:t>
+      </w:r>
+      <w:r>
+        <w:rPr>
+          <w:rStyle w:val="OperatorTok"/>
+        </w:rPr>
+        <w:t xml:space="preserve">];</w:t>
+      </w:r>
+      <w:r>
+        <w:br/>
+      </w:r>
+      <w:r>
+        <w:rPr>
+          <w:rStyle w:val="DataTypeTok"/>
+        </w:rPr>
+        <w:t xml:space="preserve">static</w:t>
+      </w:r>
+      <w:r>
+        <w:rPr>
+          <w:rStyle w:val="NormalTok"/>
+        </w:rPr>
+        <w:t xml:space="preserve"> </w:t>
+      </w:r>
+      <w:r>
+        <w:rPr>
+          <w:rStyle w:val="DataTypeTok"/>
+        </w:rPr>
+        <w:t xml:space="preserve">char</w:t>
+      </w:r>
+      <w:r>
+        <w:rPr>
+          <w:rStyle w:val="NormalTok"/>
+        </w:rPr>
+        <w:t xml:space="preserve"> dirs</w:t>
+      </w:r>
+      <w:r>
+        <w:rPr>
+          <w:rStyle w:val="OperatorTok"/>
+        </w:rPr>
+        <w:t xml:space="preserve">[</w:t>
+      </w:r>
+      <w:r>
+        <w:rPr>
+          <w:rStyle w:val="NormalTok"/>
+        </w:rPr>
+        <w:t xml:space="preserve">GAMES_FOLDERS_MAX</w:t>
+      </w:r>
+      <w:r>
+        <w:rPr>
+          <w:rStyle w:val="OperatorTok"/>
+        </w:rPr>
+        <w:t xml:space="preserve">][</w:t>
+      </w:r>
+      <w:r>
+        <w:rPr>
+          <w:rStyle w:val="NormalTok"/>
+        </w:rPr>
+        <w:t xml:space="preserve">GAMES_PATH</w:t>
+      </w:r>
+      <w:r>
+        <w:rPr>
+          <w:rStyle w:val="OperatorTok"/>
+        </w:rPr>
+        <w:t xml:space="preserve">];</w:t>
+      </w:r>
+      <w:r>
+        <w:br/>
+      </w:r>
+      <w:r>
+        <w:rPr>
+          <w:rStyle w:val="DataTypeTok"/>
+        </w:rPr>
+        <w:t xml:space="preserve">static</w:t>
+      </w:r>
+      <w:r>
+        <w:rPr>
+          <w:rStyle w:val="NormalTok"/>
+        </w:rPr>
+        <w:t xml:space="preserve"> </w:t>
+      </w:r>
+      <w:r>
+        <w:rPr>
+          <w:rStyle w:val="KeywordTok"/>
+        </w:rPr>
+        <w:t xml:space="preserve">struct</w:t>
+      </w:r>
+      <w:r>
+        <w:rPr>
+          <w:rStyle w:val="NormalTok"/>
+        </w:rPr>
+        <w:t xml:space="preserve"> game g</w:t>
+      </w:r>
+      <w:r>
+        <w:rPr>
+          <w:rStyle w:val="OperatorTok"/>
+        </w:rPr>
+        <w:t xml:space="preserve">[</w:t>
+      </w:r>
+      <w:r>
+        <w:rPr>
+          <w:rStyle w:val="DecValTok"/>
+        </w:rPr>
+        <w:t xml:space="preserve">256</w:t>
+      </w:r>
+      <w:r>
+        <w:rPr>
+          <w:rStyle w:val="OperatorTok"/>
+        </w:rPr>
+        <w:t xml:space="preserve">];</w:t>
+      </w:r>
+      <w:r>
+        <w:br/>
+      </w:r>
+      <w:r>
+        <w:rPr>
+          <w:rStyle w:val="DataTypeTok"/>
+        </w:rPr>
+        <w:t xml:space="preserve">static</w:t>
+      </w:r>
+      <w:r>
+        <w:rPr>
+          <w:rStyle w:val="NormalTok"/>
+        </w:rPr>
+        <w:t xml:space="preserve"> </w:t>
+      </w:r>
+      <w:r>
+        <w:rPr>
+          <w:rStyle w:val="DataTypeTok"/>
+        </w:rPr>
+        <w:t xml:space="preserve">unsigned</w:t>
+      </w:r>
+      <w:r>
+        <w:rPr>
+          <w:rStyle w:val="NormalTok"/>
+        </w:rPr>
+        <w:t xml:space="preserve"> pic</w:t>
+      </w:r>
+      <w:r>
+        <w:rPr>
+          <w:rStyle w:val="OperatorTok"/>
+        </w:rPr>
+        <w:t xml:space="preserve">[</w:t>
+      </w:r>
+      <w:r>
+        <w:rPr>
+          <w:rStyle w:val="NormalTok"/>
+        </w:rPr>
+        <w:t xml:space="preserve">GAMES_THUMB_W </w:t>
+      </w:r>
+      <w:r>
+        <w:rPr>
+          <w:rStyle w:val="OperatorTok"/>
+        </w:rPr>
+        <w:t xml:space="preserve">*</w:t>
+      </w:r>
+      <w:r>
+        <w:rPr>
+          <w:rStyle w:val="NormalTok"/>
+        </w:rPr>
+        <w:t xml:space="preserve"> GAMES_THUMB_H</w:t>
+      </w:r>
+      <w:r>
+        <w:rPr>
+          <w:rStyle w:val="OperatorTok"/>
+        </w:rPr>
+        <w:t xml:space="preserve">];</w:t>
+      </w:r>
+      <w:r>
+        <w:br/>
+      </w:r>
+      <w:r>
+        <w:br/>
+      </w:r>
+      <w:r>
+        <w:rPr>
+          <w:rStyle w:val="DataTypeTok"/>
+        </w:rPr>
+        <w:t xml:space="preserve">int</w:t>
+      </w:r>
+      <w:r>
+        <w:rPr>
+          <w:rStyle w:val="NormalTok"/>
+        </w:rPr>
+        <w:t xml:space="preserve"> ns </w:t>
+      </w:r>
+      <w:r>
+        <w:rPr>
+          <w:rStyle w:val="OperatorTok"/>
+        </w:rPr>
+        <w:t xml:space="preserve">=</w:t>
+      </w:r>
+      <w:r>
+        <w:rPr>
+          <w:rStyle w:val="NormalTok"/>
+        </w:rPr>
+        <w:t xml:space="preserve"> games_systems </w:t>
+      </w:r>
+      <w:r>
+        <w:rPr>
+          <w:rStyle w:val="OperatorTok"/>
+        </w:rPr>
+        <w:t xml:space="preserve">(</w:t>
+      </w:r>
+      <w:r>
+        <w:rPr>
+          <w:rStyle w:val="NormalTok"/>
+        </w:rPr>
+        <w:t xml:space="preserve">sys</w:t>
+      </w:r>
+      <w:r>
+        <w:rPr>
+          <w:rStyle w:val="OperatorTok"/>
+        </w:rPr>
+        <w:t xml:space="preserve">,</w:t>
+      </w:r>
+      <w:r>
+        <w:rPr>
+          <w:rStyle w:val="NormalTok"/>
+        </w:rPr>
+        <w:t xml:space="preserve"> GAMES_SYSTEMS_MAX</w:t>
+      </w:r>
+      <w:r>
+        <w:rPr>
+          <w:rStyle w:val="OperatorTok"/>
+        </w:rPr>
+        <w:t xml:space="preserve">);</w:t>
+      </w:r>
+      <w:r>
+        <w:rPr>
+          <w:rStyle w:val="NormalTok"/>
+        </w:rPr>
+        <w:t xml:space="preserve">        </w:t>
+      </w:r>
+      <w:r>
+        <w:rPr>
+          <w:rStyle w:val="CommentTok"/>
+        </w:rPr>
+        <w:t xml:space="preserve">// the consoles, by their order</w:t>
+      </w:r>
+      <w:r>
+        <w:br/>
+      </w:r>
+      <w:r>
+        <w:rPr>
+          <w:rStyle w:val="DataTypeTok"/>
+        </w:rPr>
+        <w:t xml:space="preserve">int</w:t>
+      </w:r>
+      <w:r>
+        <w:rPr>
+          <w:rStyle w:val="NormalTok"/>
+        </w:rPr>
+        <w:t xml:space="preserve"> nd </w:t>
+      </w:r>
+      <w:r>
+        <w:rPr>
+          <w:rStyle w:val="OperatorTok"/>
+        </w:rPr>
+        <w:t xml:space="preserve">=</w:t>
+      </w:r>
+      <w:r>
+        <w:rPr>
+          <w:rStyle w:val="NormalTok"/>
+        </w:rPr>
+        <w:t xml:space="preserve"> games_folders </w:t>
+      </w:r>
+      <w:r>
+        <w:rPr>
+          <w:rStyle w:val="OperatorTok"/>
+        </w:rPr>
+        <w:t xml:space="preserve">(</w:t>
+      </w:r>
+      <w:r>
+        <w:rPr>
+          <w:rStyle w:val="NormalTok"/>
+        </w:rPr>
+        <w:t xml:space="preserve">dirs</w:t>
+      </w:r>
+      <w:r>
+        <w:rPr>
+          <w:rStyle w:val="OperatorTok"/>
+        </w:rPr>
+        <w:t xml:space="preserve">,</w:t>
+      </w:r>
+      <w:r>
+        <w:rPr>
+          <w:rStyle w:val="NormalTok"/>
+        </w:rPr>
+        <w:t xml:space="preserve"> GAMES_FOLDERS_MAX</w:t>
+      </w:r>
+      <w:r>
+        <w:rPr>
+          <w:rStyle w:val="OperatorTok"/>
+        </w:rPr>
+        <w:t xml:space="preserve">);</w:t>
+      </w:r>
+      <w:r>
+        <w:rPr>
+          <w:rStyle w:val="NormalTok"/>
+        </w:rPr>
+        <w:t xml:space="preserve">       </w:t>
+      </w:r>
+      <w:r>
+        <w:rPr>
+          <w:rStyle w:val="CommentTok"/>
+        </w:rPr>
+        <w:t xml:space="preserve">// the watched folders</w:t>
+      </w:r>
+      <w:r>
+        <w:br/>
+      </w:r>
+      <w:r>
+        <w:rPr>
+          <w:rStyle w:val="DataTypeTok"/>
+        </w:rPr>
+        <w:t xml:space="preserve">int</w:t>
+      </w:r>
+      <w:r>
+        <w:rPr>
+          <w:rStyle w:val="NormalTok"/>
+        </w:rPr>
+        <w:t xml:space="preserve"> n </w:t>
+      </w:r>
+      <w:r>
+        <w:rPr>
+          <w:rStyle w:val="OperatorTok"/>
+        </w:rPr>
+        <w:t xml:space="preserve">=</w:t>
+      </w:r>
+      <w:r>
+        <w:rPr>
+          <w:rStyle w:val="NormalTok"/>
+        </w:rPr>
+        <w:t xml:space="preserve"> games_scan </w:t>
+      </w:r>
+      <w:r>
+        <w:rPr>
+          <w:rStyle w:val="OperatorTok"/>
+        </w:rPr>
+        <w:t xml:space="preserve">(</w:t>
+      </w:r>
+      <w:r>
+        <w:rPr>
+          <w:rStyle w:val="NormalTok"/>
+        </w:rPr>
+        <w:t xml:space="preserve">dirs</w:t>
+      </w:r>
+      <w:r>
+        <w:rPr>
+          <w:rStyle w:val="OperatorTok"/>
+        </w:rPr>
+        <w:t xml:space="preserve">,</w:t>
+      </w:r>
+      <w:r>
+        <w:rPr>
+          <w:rStyle w:val="NormalTok"/>
+        </w:rPr>
+        <w:t xml:space="preserve"> nd</w:t>
+      </w:r>
+      <w:r>
+        <w:rPr>
+          <w:rStyle w:val="OperatorTok"/>
+        </w:rPr>
+        <w:t xml:space="preserve">,</w:t>
+      </w:r>
+      <w:r>
+        <w:rPr>
+          <w:rStyle w:val="NormalTok"/>
+        </w:rPr>
+        <w:t xml:space="preserve"> sys</w:t>
+      </w:r>
+      <w:r>
+        <w:rPr>
+          <w:rStyle w:val="OperatorTok"/>
+        </w:rPr>
+        <w:t xml:space="preserve">,</w:t>
+      </w:r>
+      <w:r>
+        <w:rPr>
+          <w:rStyle w:val="NormalTok"/>
+        </w:rPr>
+        <w:t xml:space="preserve"> ns</w:t>
+      </w:r>
+      <w:r>
+        <w:rPr>
+          <w:rStyle w:val="OperatorTok"/>
+        </w:rPr>
+        <w:t xml:space="preserve">,</w:t>
+      </w:r>
+      <w:r>
+        <w:rPr>
+          <w:rStyle w:val="NormalTok"/>
+        </w:rPr>
+        <w:t xml:space="preserve"> g</w:t>
+      </w:r>
+      <w:r>
+        <w:rPr>
+          <w:rStyle w:val="OperatorTok"/>
+        </w:rPr>
+        <w:t xml:space="preserve">,</w:t>
+      </w:r>
+      <w:r>
+        <w:rPr>
+          <w:rStyle w:val="NormalTok"/>
+        </w:rPr>
+        <w:t xml:space="preserve"> </w:t>
+      </w:r>
+      <w:r>
+        <w:rPr>
+          <w:rStyle w:val="DecValTok"/>
+        </w:rPr>
+        <w:t xml:space="preserve">256</w:t>
+      </w:r>
+      <w:r>
+        <w:rPr>
+          <w:rStyle w:val="OperatorTok"/>
+        </w:rPr>
+        <w:t xml:space="preserve">);</w:t>
+      </w:r>
+      <w:r>
+        <w:rPr>
+          <w:rStyle w:val="NormalTok"/>
+        </w:rPr>
+        <w:t xml:space="preserve">         </w:t>
+      </w:r>
+      <w:r>
+        <w:rPr>
+          <w:rStyle w:val="CommentTok"/>
+        </w:rPr>
+        <w:t xml:space="preserve">// by console, then by name</w:t>
+      </w:r>
+      <w:r>
+        <w:br/>
+      </w:r>
+      <w:r>
+        <w:rPr>
+          <w:rStyle w:val="ControlFlowTok"/>
+        </w:rPr>
+        <w:t xml:space="preserve">for</w:t>
+      </w:r>
+      <w:r>
+        <w:rPr>
+          <w:rStyle w:val="NormalTok"/>
+        </w:rPr>
+        <w:t xml:space="preserve"> </w:t>
+      </w:r>
+      <w:r>
+        <w:rPr>
+          <w:rStyle w:val="OperatorTok"/>
+        </w:rPr>
+        <w:t xml:space="preserve">(</w:t>
+      </w:r>
+      <w:r>
+        <w:rPr>
+          <w:rStyle w:val="DataTypeTok"/>
+        </w:rPr>
+        <w:t xml:space="preserve">int</w:t>
+      </w:r>
+      <w:r>
+        <w:rPr>
+          <w:rStyle w:val="NormalTok"/>
+        </w:rPr>
+        <w:t xml:space="preserve"> i </w:t>
+      </w:r>
+      <w:r>
+        <w:rPr>
+          <w:rStyle w:val="OperatorTok"/>
+        </w:rPr>
+        <w:t xml:space="preserve">=</w:t>
+      </w:r>
+      <w:r>
+        <w:rPr>
+          <w:rStyle w:val="NormalTok"/>
+        </w:rPr>
+        <w:t xml:space="preserve"> </w:t>
+      </w:r>
+      <w:r>
+        <w:rPr>
+          <w:rStyle w:val="DecValTok"/>
+        </w:rPr>
+        <w:t xml:space="preserve">0</w:t>
+      </w:r>
+      <w:r>
+        <w:rPr>
+          <w:rStyle w:val="OperatorTok"/>
+        </w:rPr>
+        <w:t xml:space="preserve">;</w:t>
+      </w:r>
+      <w:r>
+        <w:rPr>
+          <w:rStyle w:val="NormalTok"/>
+        </w:rPr>
+        <w:t xml:space="preserve"> i </w:t>
+      </w:r>
+      <w:r>
+        <w:rPr>
+          <w:rStyle w:val="OperatorTok"/>
+        </w:rPr>
+        <w:t xml:space="preserve">&lt;</w:t>
+      </w:r>
+      <w:r>
+        <w:rPr>
+          <w:rStyle w:val="NormalTok"/>
+        </w:rPr>
+        <w:t xml:space="preserve"> n</w:t>
+      </w:r>
+      <w:r>
+        <w:rPr>
+          <w:rStyle w:val="OperatorTok"/>
+        </w:rPr>
+        <w:t xml:space="preserve">;</w:t>
+      </w:r>
+      <w:r>
+        <w:rPr>
+          <w:rStyle w:val="NormalTok"/>
+        </w:rPr>
+        <w:t xml:space="preserve"> i</w:t>
+      </w:r>
+      <w:r>
+        <w:rPr>
+          <w:rStyle w:val="OperatorTok"/>
+        </w:rPr>
+        <w:t xml:space="preserve">++)</w:t>
+      </w:r>
+      <w:r>
+        <w:br/>
+      </w:r>
+      <w:r>
+        <w:rPr>
+          <w:rStyle w:val="NormalTok"/>
+        </w:rPr>
+        <w:t xml:space="preserve">    </w:t>
+      </w:r>
+      <w:r>
+        <w:rPr>
+          <w:rStyle w:val="ControlFlowTok"/>
+        </w:rPr>
+        <w:t xml:space="preserve">if</w:t>
+      </w:r>
+      <w:r>
+        <w:rPr>
+          <w:rStyle w:val="NormalTok"/>
+        </w:rPr>
+        <w:t xml:space="preserve"> </w:t>
+      </w:r>
+      <w:r>
+        <w:rPr>
+          <w:rStyle w:val="OperatorTok"/>
+        </w:rPr>
+        <w:t xml:space="preserve">(</w:t>
+      </w:r>
+      <w:r>
+        <w:rPr>
+          <w:rStyle w:val="NormalTok"/>
+        </w:rPr>
+        <w:t xml:space="preserve">ax_streq </w:t>
+      </w:r>
+      <w:r>
+        <w:rPr>
+          <w:rStyle w:val="OperatorTok"/>
+        </w:rPr>
+        <w:t xml:space="preserve">(</w:t>
+      </w:r>
+      <w:r>
+        <w:rPr>
+          <w:rStyle w:val="NormalTok"/>
+        </w:rPr>
+        <w:t xml:space="preserve">sys</w:t>
+      </w:r>
+      <w:r>
+        <w:rPr>
+          <w:rStyle w:val="OperatorTok"/>
+        </w:rPr>
+        <w:t xml:space="preserve">[</w:t>
+      </w:r>
+      <w:r>
+        <w:rPr>
+          <w:rStyle w:val="NormalTok"/>
+        </w:rPr>
+        <w:t xml:space="preserve">g</w:t>
+      </w:r>
+      <w:r>
+        <w:rPr>
+          <w:rStyle w:val="OperatorTok"/>
+        </w:rPr>
+        <w:t xml:space="preserve">[</w:t>
+      </w:r>
+      <w:r>
+        <w:rPr>
+          <w:rStyle w:val="NormalTok"/>
+        </w:rPr>
+        <w:t xml:space="preserve">i</w:t>
+      </w:r>
+      <w:r>
+        <w:rPr>
+          <w:rStyle w:val="OperatorTok"/>
+        </w:rPr>
+        <w:t xml:space="preserve">].</w:t>
+      </w:r>
+      <w:r>
+        <w:rPr>
+          <w:rStyle w:val="NormalTok"/>
+        </w:rPr>
+        <w:t xml:space="preserve">sys</w:t>
+      </w:r>
+      <w:r>
+        <w:rPr>
+          <w:rStyle w:val="OperatorTok"/>
+        </w:rPr>
+        <w:t xml:space="preserve">].</w:t>
+      </w:r>
+      <w:r>
+        <w:rPr>
+          <w:rStyle w:val="NormalTok"/>
+        </w:rPr>
+        <w:t xml:space="preserve">name</w:t>
+      </w:r>
+      <w:r>
+        <w:rPr>
+          <w:rStyle w:val="OperatorTok"/>
+        </w:rPr>
+        <w:t xml:space="preserve">,</w:t>
+      </w:r>
+      <w:r>
+        <w:rPr>
+          <w:rStyle w:val="NormalTok"/>
+        </w:rPr>
+        <w:t xml:space="preserve"> </w:t>
+      </w:r>
+      <w:r>
+        <w:rPr>
+          <w:rStyle w:val="StringTok"/>
+        </w:rPr>
+        <w:t xml:space="preserve">"Game Boy Advance"</w:t>
+      </w:r>
+      <w:r>
+        <w:rPr>
+          <w:rStyle w:val="OperatorTok"/>
+        </w:rPr>
+        <w:t xml:space="preserve">))</w:t>
+      </w:r>
+      <w:r>
+        <w:br/>
+      </w:r>
+      <w:r>
+        <w:rPr>
+          <w:rStyle w:val="NormalTok"/>
+        </w:rPr>
+        <w:t xml:space="preserve">    </w:t>
+      </w:r>
+      <w:r>
+        <w:rPr>
+          <w:rStyle w:val="OperatorTok"/>
+        </w:rPr>
+        <w:t xml:space="preserve">{</w:t>
+      </w:r>
+      <w:r>
+        <w:br/>
+      </w:r>
+      <w:r>
+        <w:rPr>
+          <w:rStyle w:val="NormalTok"/>
+        </w:rPr>
+        <w:t xml:space="preserve">        ax_putln </w:t>
+      </w:r>
+      <w:r>
+        <w:rPr>
+          <w:rStyle w:val="OperatorTok"/>
+        </w:rPr>
+        <w:t xml:space="preserve">(</w:t>
+      </w:r>
+      <w:r>
+        <w:rPr>
+          <w:rStyle w:val="NormalTok"/>
+        </w:rPr>
+        <w:t xml:space="preserve">g</w:t>
+      </w:r>
+      <w:r>
+        <w:rPr>
+          <w:rStyle w:val="OperatorTok"/>
+        </w:rPr>
+        <w:t xml:space="preserve">[</w:t>
+      </w:r>
+      <w:r>
+        <w:rPr>
+          <w:rStyle w:val="NormalTok"/>
+        </w:rPr>
+        <w:t xml:space="preserve">i</w:t>
+      </w:r>
+      <w:r>
+        <w:rPr>
+          <w:rStyle w:val="OperatorTok"/>
+        </w:rPr>
+        <w:t xml:space="preserve">].</w:t>
+      </w:r>
+      <w:r>
+        <w:rPr>
+          <w:rStyle w:val="NormalTok"/>
+        </w:rPr>
+        <w:t xml:space="preserve">name</w:t>
+      </w:r>
+      <w:r>
+        <w:rPr>
+          <w:rStyle w:val="OperatorTok"/>
+        </w:rPr>
+        <w:t xml:space="preserve">);</w:t>
+      </w:r>
+      <w:r>
+        <w:rPr>
+          <w:rStyle w:val="NormalTok"/>
+        </w:rPr>
+        <w:t xml:space="preserve">                           </w:t>
+      </w:r>
+      <w:r>
+        <w:rPr>
+          <w:rStyle w:val="CommentTok"/>
+        </w:rPr>
+        <w:t xml:space="preserve">// "Star Courier"</w:t>
+      </w:r>
+      <w:r>
+        <w:br/>
+      </w:r>
+      <w:r>
+        <w:rPr>
+          <w:rStyle w:val="NormalTok"/>
+        </w:rPr>
+        <w:t xml:space="preserve">        </w:t>
+      </w:r>
+      <w:r>
+        <w:rPr>
+          <w:rStyle w:val="ControlFlowTok"/>
+        </w:rPr>
+        <w:t xml:space="preserve">if</w:t>
+      </w:r>
+      <w:r>
+        <w:rPr>
+          <w:rStyle w:val="NormalTok"/>
+        </w:rPr>
+        <w:t xml:space="preserve"> </w:t>
+      </w:r>
+      <w:r>
+        <w:rPr>
+          <w:rStyle w:val="OperatorTok"/>
+        </w:rPr>
+        <w:t xml:space="preserve">(</w:t>
+      </w:r>
+      <w:r>
+        <w:rPr>
+          <w:rStyle w:val="NormalTok"/>
+        </w:rPr>
+        <w:t xml:space="preserve">games_thumb_load </w:t>
+      </w:r>
+      <w:r>
+        <w:rPr>
+          <w:rStyle w:val="OperatorTok"/>
+        </w:rPr>
+        <w:t xml:space="preserve">(&amp;</w:t>
+      </w:r>
+      <w:r>
+        <w:rPr>
+          <w:rStyle w:val="NormalTok"/>
+        </w:rPr>
+        <w:t xml:space="preserve">g</w:t>
+      </w:r>
+      <w:r>
+        <w:rPr>
+          <w:rStyle w:val="OperatorTok"/>
+        </w:rPr>
+        <w:t xml:space="preserve">[</w:t>
+      </w:r>
+      <w:r>
+        <w:rPr>
+          <w:rStyle w:val="NormalTok"/>
+        </w:rPr>
+        <w:t xml:space="preserve">i</w:t>
+      </w:r>
+      <w:r>
+        <w:rPr>
+          <w:rStyle w:val="OperatorTok"/>
+        </w:rPr>
+        <w:t xml:space="preserve">],</w:t>
+      </w:r>
+      <w:r>
+        <w:rPr>
+          <w:rStyle w:val="NormalTok"/>
+        </w:rPr>
+        <w:t xml:space="preserve"> pic</w:t>
+      </w:r>
+      <w:r>
+        <w:rPr>
+          <w:rStyle w:val="OperatorTok"/>
+        </w:rPr>
+        <w:t xml:space="preserve">))</w:t>
+      </w:r>
+      <w:r>
+        <w:rPr>
+          <w:rStyle w:val="NormalTok"/>
+        </w:rPr>
+        <w:t xml:space="preserve"> </w:t>
+      </w:r>
+      <w:r>
+        <w:rPr>
+          <w:rStyle w:val="OperatorTok"/>
+        </w:rPr>
+        <w:t xml:space="preserve">{</w:t>
+      </w:r>
+      <w:r>
+        <w:rPr>
+          <w:rStyle w:val="NormalTok"/>
+        </w:rPr>
+        <w:t xml:space="preserve"> </w:t>
+      </w:r>
+      <w:r>
+        <w:rPr>
+          <w:rStyle w:val="CommentTok"/>
+        </w:rPr>
+        <w:t xml:space="preserve">/* 0xRRGGBB, 160 x 144 */</w:t>
+      </w:r>
+      <w:r>
+        <w:rPr>
+          <w:rStyle w:val="NormalTok"/>
+        </w:rPr>
+        <w:t xml:space="preserve"> </w:t>
+      </w:r>
+      <w:r>
+        <w:rPr>
+          <w:rStyle w:val="OperatorTok"/>
+        </w:rPr>
+        <w:t xml:space="preserve">}</w:t>
+      </w:r>
+      <w:r>
+        <w:br/>
+      </w:r>
+      <w:r>
+        <w:rPr>
+          <w:rStyle w:val="NormalTok"/>
+        </w:rPr>
+        <w:t xml:space="preserve">    </w:t>
+      </w:r>
+      <w:r>
+        <w:rPr>
+          <w:rStyle w:val="OperatorTok"/>
+        </w:rPr>
+        <w:t xml:space="preserve">}</w:t>
+      </w:r>
+    </w:p>
+    <w:p>
+      <w:pPr>
+        <w:pStyle w:val="FirstParagraph"/>
+      </w:pPr>
+      <w:r>
+        <w:t xml:space="preserve">A game is opened with its emulator by AppKit (</w:t>
+      </w:r>
+      <w:r>
+        <w:rPr>
+          <w:rStyle w:val="VerbatimChar"/>
+        </w:rPr>
+        <w:t xml:space="preserve">lx_open (g[i].path, "")</w:t>
+      </w:r>
+      <w:r>
+        <w:t xml:space="preserve">: the emulator found by the same</w:t>
+      </w:r>
+      <w:r>
+        <w:t xml:space="preserve"> </w:t>
+      </w:r>
+      <w:r>
+        <w:rPr>
+          <w:rStyle w:val="VerbatimChar"/>
+        </w:rPr>
+        <w:t xml:space="preserve">app.txt</w:t>
+      </w:r>
+      <w:r>
+        <w:t xml:space="preserve">).</w:t>
+      </w:r>
+      <w:r>
+        <w:t xml:space="preserve"> </w:t>
+      </w:r>
+      <w:r>
+        <w:t xml:space="preserve">A folder added:</w:t>
+      </w:r>
+      <w:r>
+        <w:t xml:space="preserve"> </w:t>
+      </w:r>
+      <w:r>
+        <w:rPr>
+          <w:rStyle w:val="VerbatimChar"/>
+        </w:rPr>
+        <w:t xml:space="preserve">games_folders_save (dirs, nd + 1)</w:t>
+      </w:r>
+      <w:r>
+        <w:t xml:space="preserve">. A program that makes the pictures saves them with</w:t>
+      </w:r>
+      <w:r>
+        <w:t xml:space="preserve"> </w:t>
+      </w:r>
+      <w:r>
+        <w:rPr>
+          <w:rStyle w:val="VerbatimChar"/>
+        </w:rPr>
+        <w:t xml:space="preserve">games_thumb_save</w:t>
+      </w:r>
+      <w:r>
+        <w:t xml:space="preserve">.</w:t>
+      </w:r>
+    </w:p>
+    <w:bookmarkEnd w:id="51"/>
+    <w:bookmarkStart w:id="54" w:name="Xbcc3c9982cb41910d48a6fc07f420d59f65e738"/>
+    <w:p>
+      <w:pPr>
+        <w:pStyle w:val="Heading2"/>
+      </w:pPr>
+      <w:r>
+        <w:t xml:space="preserve">14. Adding to a kit, creating a kit</w:t>
+      </w:r>
+    </w:p>
+    <w:p>
+      <w:pPr>
+        <w:pStyle w:val="FirstParagraph"/>
+      </w:pPr>
+      <w:r>
+        <w:rPr>
+          <w:bCs/>
+          <w:b/>
+        </w:rPr>
         <w:t xml:space="preserve">Before writing a helper, look for it in the kits.</w:t>
       </w:r>
       <w:r>
@@ -28280,7 +29644,7 @@
         <w:t xml:space="preserve">kit.</w:t>
       </w:r>
     </w:p>
-    <w:bookmarkStart w:id="50" w:name="adding-a-function-to-a-kit"/>
+    <w:bookmarkStart w:id="52" w:name="adding-a-function-to-a-kit"/>
     <w:p>
       <w:pPr>
         <w:pStyle w:val="Heading3"/>
@@ -28534,8 +29898,8 @@
         <w:t xml:space="preserve">.</w:t>
       </w:r>
     </w:p>
-    <w:bookmarkEnd w:id="50"/>
-    <w:bookmarkStart w:id="51" w:name="creating-a-kit"/>
+    <w:bookmarkEnd w:id="52"/>
+    <w:bookmarkStart w:id="53" w:name="creating-a-kit"/>
     <w:p>
       <w:pPr>
         <w:pStyle w:val="Heading3"/>
@@ -28829,15 +30193,15 @@
         <w:t xml:space="preserve">The header of a kit a C program may use is written in C.</w:t>
       </w:r>
     </w:p>
-    <w:bookmarkEnd w:id="51"/>
-    <w:bookmarkEnd w:id="52"/>
-    <w:bookmarkStart w:id="53" w:name="Xa8610e431494495367c706e0625e40515e2d3d4"/>
+    <w:bookmarkEnd w:id="53"/>
+    <w:bookmarkEnd w:id="54"/>
+    <w:bookmarkStart w:id="55" w:name="X3af01a0667e17ad839a7c64a0acda15c6c35965"/>
     <w:p>
       <w:pPr>
         <w:pStyle w:val="Heading2"/>
       </w:pPr>
       <w:r>
-        <w:t xml:space="preserve">14. Quick reference</w:t>
+        <w:t xml:space="preserve">15. Quick reference</w:t>
       </w:r>
     </w:p>
     <w:tbl>
@@ -29888,7 +31252,7 @@
               <w:jc w:val="left"/>
             </w:pPr>
             <w:r>
-              <w:t xml:space="preserve">show a notification</w:t>
+              <w:t xml:space="preserve">list the card's games (ROMs), their consoles, their pictures</w:t>
             </w:r>
           </w:p>
         </w:tc>
@@ -29900,7 +31264,7 @@
               <w:jc w:val="left"/>
             </w:pPr>
             <w:r>
-              <w:t xml:space="preserve">SystemKit</w:t>
+              <w:t xml:space="preserve">GameKit</w:t>
             </w:r>
           </w:p>
         </w:tc>
@@ -29915,7 +31279,7 @@
               <w:rPr>
                 <w:rStyle w:val="VerbatimChar"/>
               </w:rPr>
-              <w:t xml:space="preserve">notify</w:t>
+              <w:t xml:space="preserve">games_systems</w:t>
             </w:r>
             <w:r>
               <w:t xml:space="preserve">,</w:t>
@@ -29927,7 +31291,31 @@
               <w:rPr>
                 <w:rStyle w:val="VerbatimChar"/>
               </w:rPr>
-              <w:t xml:space="preserve">notify_action</w:t>
+              <w:t xml:space="preserve">games_folders</w:t>
+            </w:r>
+            <w:r>
+              <w:t xml:space="preserve">,</w:t>
+            </w:r>
+            <w:r>
+              <w:t xml:space="preserve"> </w:t>
+            </w:r>
+            <w:r>
+              <w:rPr>
+                <w:rStyle w:val="VerbatimChar"/>
+              </w:rPr>
+              <w:t xml:space="preserve">games_scan</w:t>
+            </w:r>
+            <w:r>
+              <w:t xml:space="preserve">,</w:t>
+            </w:r>
+            <w:r>
+              <w:t xml:space="preserve"> </w:t>
+            </w:r>
+            <w:r>
+              <w:rPr>
+                <w:rStyle w:val="VerbatimChar"/>
+              </w:rPr>
+              <w:t xml:space="preserve">games_thumb_load</w:t>
             </w:r>
           </w:p>
         </w:tc>
@@ -29941,7 +31329,7 @@
               <w:jc w:val="left"/>
             </w:pPr>
             <w:r>
-              <w:t xml:space="preserve">copy / paste</w:t>
+              <w:t xml:space="preserve">show a notification</w:t>
             </w:r>
           </w:p>
         </w:tc>
@@ -29968,7 +31356,7 @@
               <w:rPr>
                 <w:rStyle w:val="VerbatimChar"/>
               </w:rPr>
-              <w:t xml:space="preserve">clip_set_text</w:t>
+              <w:t xml:space="preserve">notify</w:t>
             </w:r>
             <w:r>
               <w:t xml:space="preserve">,</w:t>
@@ -29980,7 +31368,7 @@
               <w:rPr>
                 <w:rStyle w:val="VerbatimChar"/>
               </w:rPr>
-              <w:t xml:space="preserve">clip_get_text</w:t>
+              <w:t xml:space="preserve">notify_action</w:t>
             </w:r>
           </w:p>
         </w:tc>
@@ -29994,7 +31382,7 @@
               <w:jc w:val="left"/>
             </w:pPr>
             <w:r>
-              <w:t xml:space="preserve">know the system's language</w:t>
+              <w:t xml:space="preserve">copy / paste</w:t>
             </w:r>
           </w:p>
         </w:tc>
@@ -30006,22 +31394,7 @@
               <w:jc w:val="left"/>
             </w:pPr>
             <w:r>
-              <w:t xml:space="preserve">SystemKit (UIKit's</w:t>
-            </w:r>
-            <w:r>
-              <w:t xml:space="preserve"> </w:t>
-            </w:r>
-            <w:r>
-              <w:rPr>
-                <w:rStyle w:val="VerbatimChar"/>
-              </w:rPr>
-              <w:t xml:space="preserve">TR ()</w:t>
-            </w:r>
-            <w:r>
-              <w:t xml:space="preserve"> </w:t>
-            </w:r>
-            <w:r>
-              <w:t xml:space="preserve">for the words)</w:t>
+              <w:t xml:space="preserve">SystemKit</w:t>
             </w:r>
           </w:p>
         </w:tc>
@@ -30036,7 +31409,7 @@
               <w:rPr>
                 <w:rStyle w:val="VerbatimChar"/>
               </w:rPr>
-              <w:t xml:space="preserve">locale_language</w:t>
+              <w:t xml:space="preserve">clip_set_text</w:t>
             </w:r>
             <w:r>
               <w:t xml:space="preserve">,</w:t>
@@ -30048,7 +31421,7 @@
               <w:rPr>
                 <w:rStyle w:val="VerbatimChar"/>
               </w:rPr>
-              <w:t xml:space="preserve">uk_lang_init</w:t>
+              <w:t xml:space="preserve">clip_get_text</w:t>
             </w:r>
           </w:p>
         </w:tc>
@@ -30062,7 +31435,7 @@
               <w:jc w:val="left"/>
             </w:pPr>
             <w:r>
-              <w:t xml:space="preserve">move a file to the trash</w:t>
+              <w:t xml:space="preserve">know the system's language</w:t>
             </w:r>
           </w:p>
         </w:tc>
@@ -30074,7 +31447,22 @@
               <w:jc w:val="left"/>
             </w:pPr>
             <w:r>
-              <w:t xml:space="preserve">SystemKit</w:t>
+              <w:t xml:space="preserve">SystemKit (UIKit's</w:t>
+            </w:r>
+            <w:r>
+              <w:t xml:space="preserve"> </w:t>
+            </w:r>
+            <w:r>
+              <w:rPr>
+                <w:rStyle w:val="VerbatimChar"/>
+              </w:rPr>
+              <w:t xml:space="preserve">TR ()</w:t>
+            </w:r>
+            <w:r>
+              <w:t xml:space="preserve"> </w:t>
+            </w:r>
+            <w:r>
+              <w:t xml:space="preserve">for the words)</w:t>
             </w:r>
           </w:p>
         </w:tc>
@@ -30089,7 +31477,19 @@
               <w:rPr>
                 <w:rStyle w:val="VerbatimChar"/>
               </w:rPr>
-              <w:t xml:space="preserve">trash_move</w:t>
+              <w:t xml:space="preserve">locale_language</w:t>
+            </w:r>
+            <w:r>
+              <w:t xml:space="preserve">,</w:t>
+            </w:r>
+            <w:r>
+              <w:t xml:space="preserve"> </w:t>
+            </w:r>
+            <w:r>
+              <w:rPr>
+                <w:rStyle w:val="VerbatimChar"/>
+              </w:rPr>
+              <w:t xml:space="preserve">uk_lang_init</w:t>
             </w:r>
           </w:p>
         </w:tc>
@@ -30103,7 +31503,7 @@
               <w:jc w:val="left"/>
             </w:pPr>
             <w:r>
-              <w:t xml:space="preserve">open a file with its application</w:t>
+              <w:t xml:space="preserve">move a file to the trash</w:t>
             </w:r>
           </w:p>
         </w:tc>
@@ -30130,7 +31530,7 @@
               <w:rPr>
                 <w:rStyle w:val="VerbatimChar"/>
               </w:rPr>
-              <w:t xml:space="preserve">fa_open</w:t>
+              <w:t xml:space="preserve">trash_move</w:t>
             </w:r>
           </w:p>
         </w:tc>
@@ -30144,7 +31544,7 @@
               <w:jc w:val="left"/>
             </w:pPr>
             <w:r>
-              <w:t xml:space="preserve">fetch a web page</w:t>
+              <w:t xml:space="preserve">open a file with its application</w:t>
             </w:r>
           </w:p>
         </w:tc>
@@ -30156,7 +31556,7 @@
               <w:jc w:val="left"/>
             </w:pPr>
             <w:r>
-              <w:t xml:space="preserve">NetKit</w:t>
+              <w:t xml:space="preserve">SystemKit</w:t>
             </w:r>
           </w:p>
         </w:tc>
@@ -30171,19 +31571,7 @@
               <w:rPr>
                 <w:rStyle w:val="VerbatimChar"/>
               </w:rPr>
-              <w:t xml:space="preserve">http_get</w:t>
-            </w:r>
-            <w:r>
-              <w:t xml:space="preserve">,</w:t>
-            </w:r>
-            <w:r>
-              <w:t xml:space="preserve"> </w:t>
-            </w:r>
-            <w:r>
-              <w:rPr>
-                <w:rStyle w:val="VerbatimChar"/>
-              </w:rPr>
-              <w:t xml:space="preserve">HttpClient</w:t>
+              <w:t xml:space="preserve">fa_open</w:t>
             </w:r>
           </w:p>
         </w:tc>
@@ -30197,7 +31585,7 @@
               <w:jc w:val="left"/>
             </w:pPr>
             <w:r>
-              <w:t xml:space="preserve">reach an FTP server</w:t>
+              <w:t xml:space="preserve">fetch a web page</w:t>
             </w:r>
           </w:p>
         </w:tc>
@@ -30224,10 +31612,10 @@
               <w:rPr>
                 <w:rStyle w:val="VerbatimChar"/>
               </w:rPr>
-              <w:t xml:space="preserve">ftpfs_login</w:t>
-            </w:r>
-            <w:r>
-              <w:t xml:space="preserve">, then</w:t>
+              <w:t xml:space="preserve">http_get</w:t>
+            </w:r>
+            <w:r>
+              <w:t xml:space="preserve">,</w:t>
             </w:r>
             <w:r>
               <w:t xml:space="preserve"> </w:t>
@@ -30236,13 +31624,7 @@
               <w:rPr>
                 <w:rStyle w:val="VerbatimChar"/>
               </w:rPr>
-              <w:t xml:space="preserve">FTP:</w:t>
-            </w:r>
-            <w:r>
-              <w:t xml:space="preserve"> </w:t>
-            </w:r>
-            <w:r>
-              <w:t xml:space="preserve">paths</w:t>
+              <w:t xml:space="preserve">HttpClient</w:t>
             </w:r>
           </w:p>
         </w:tc>
@@ -30256,7 +31638,7 @@
               <w:jc w:val="left"/>
             </w:pPr>
             <w:r>
-              <w:t xml:space="preserve">load or save a picture</w:t>
+              <w:t xml:space="preserve">reach an FTP server</w:t>
             </w:r>
           </w:p>
         </w:tc>
@@ -30268,7 +31650,7 @@
               <w:jc w:val="left"/>
             </w:pPr>
             <w:r>
-              <w:t xml:space="preserve">ImageKit</w:t>
+              <w:t xml:space="preserve">NetKit</w:t>
             </w:r>
           </w:p>
         </w:tc>
@@ -30283,10 +31665,10 @@
               <w:rPr>
                 <w:rStyle w:val="VerbatimChar"/>
               </w:rPr>
-              <w:t xml:space="preserve">ik_load</w:t>
-            </w:r>
-            <w:r>
-              <w:t xml:space="preserve">,</w:t>
+              <w:t xml:space="preserve">ftpfs_login</w:t>
+            </w:r>
+            <w:r>
+              <w:t xml:space="preserve">, then</w:t>
             </w:r>
             <w:r>
               <w:t xml:space="preserve"> </w:t>
@@ -30295,7 +31677,13 @@
               <w:rPr>
                 <w:rStyle w:val="VerbatimChar"/>
               </w:rPr>
-              <w:t xml:space="preserve">ik_save</w:t>
+              <w:t xml:space="preserve">FTP:</w:t>
+            </w:r>
+            <w:r>
+              <w:t xml:space="preserve"> </w:t>
+            </w:r>
+            <w:r>
+              <w:t xml:space="preserve">paths</w:t>
             </w:r>
           </w:p>
         </w:tc>
@@ -30309,7 +31697,7 @@
               <w:jc w:val="left"/>
             </w:pPr>
             <w:r>
-              <w:t xml:space="preserve">resize or turn a picture</w:t>
+              <w:t xml:space="preserve">load or save a picture</w:t>
             </w:r>
           </w:p>
         </w:tc>
@@ -30336,7 +31724,7 @@
               <w:rPr>
                 <w:rStyle w:val="VerbatimChar"/>
               </w:rPr>
-              <w:t xml:space="preserve">ik_scale</w:t>
+              <w:t xml:space="preserve">ik_load</w:t>
             </w:r>
             <w:r>
               <w:t xml:space="preserve">,</w:t>
@@ -30348,7 +31736,7 @@
               <w:rPr>
                 <w:rStyle w:val="VerbatimChar"/>
               </w:rPr>
-              <w:t xml:space="preserve">ik_rotate</w:t>
+              <w:t xml:space="preserve">ik_save</w:t>
             </w:r>
           </w:p>
         </w:tc>
@@ -30362,7 +31750,7 @@
               <w:jc w:val="left"/>
             </w:pPr>
             <w:r>
-              <w:t xml:space="preserve">play a sound file</w:t>
+              <w:t xml:space="preserve">resize or turn a picture</w:t>
             </w:r>
           </w:p>
         </w:tc>
@@ -30374,7 +31762,7 @@
               <w:jc w:val="left"/>
             </w:pPr>
             <w:r>
-              <w:t xml:space="preserve">AudioKit</w:t>
+              <w:t xml:space="preserve">ImageKit</w:t>
             </w:r>
           </w:p>
         </w:tc>
@@ -30389,7 +31777,19 @@
               <w:rPr>
                 <w:rStyle w:val="VerbatimChar"/>
               </w:rPr>
-              <w:t xml:space="preserve">ak_play</w:t>
+              <w:t xml:space="preserve">ik_scale</w:t>
+            </w:r>
+            <w:r>
+              <w:t xml:space="preserve">,</w:t>
+            </w:r>
+            <w:r>
+              <w:t xml:space="preserve"> </w:t>
+            </w:r>
+            <w:r>
+              <w:rPr>
+                <w:rStyle w:val="VerbatimChar"/>
+              </w:rPr>
+              <w:t xml:space="preserve">ik_rotate</w:t>
             </w:r>
           </w:p>
         </w:tc>
@@ -30403,7 +31803,7 @@
               <w:jc w:val="left"/>
             </w:pPr>
             <w:r>
-              <w:t xml:space="preserve">play a note or an effect</w:t>
+              <w:t xml:space="preserve">play a sound file</w:t>
             </w:r>
           </w:p>
         </w:tc>
@@ -30430,19 +31830,7 @@
               <w:rPr>
                 <w:rStyle w:val="VerbatimChar"/>
               </w:rPr>
-              <w:t xml:space="preserve">ak_note_on</w:t>
-            </w:r>
-            <w:r>
-              <w:t xml:space="preserve">,</w:t>
-            </w:r>
-            <w:r>
-              <w:t xml:space="preserve"> </w:t>
-            </w:r>
-            <w:r>
-              <w:rPr>
-                <w:rStyle w:val="VerbatimChar"/>
-              </w:rPr>
-              <w:t xml:space="preserve">ak_fm_start</w:t>
+              <w:t xml:space="preserve">ak_play</w:t>
             </w:r>
           </w:p>
         </w:tc>
@@ -30456,7 +31844,7 @@
               <w:jc w:val="left"/>
             </w:pPr>
             <w:r>
-              <w:t xml:space="preserve">send samples to the output</w:t>
+              <w:t xml:space="preserve">play a note or an effect</w:t>
             </w:r>
           </w:p>
         </w:tc>
@@ -30483,7 +31871,7 @@
               <w:rPr>
                 <w:rStyle w:val="VerbatimChar"/>
               </w:rPr>
-              <w:t xml:space="preserve">ak_out_open</w:t>
+              <w:t xml:space="preserve">ak_note_on</w:t>
             </w:r>
             <w:r>
               <w:t xml:space="preserve">,</w:t>
@@ -30495,7 +31883,7 @@
               <w:rPr>
                 <w:rStyle w:val="VerbatimChar"/>
               </w:rPr>
-              <w:t xml:space="preserve">ak_out_write</w:t>
+              <w:t xml:space="preserve">ak_fm_start</w:t>
             </w:r>
           </w:p>
         </w:tc>
@@ -30509,7 +31897,7 @@
               <w:jc w:val="left"/>
             </w:pPr>
             <w:r>
-              <w:t xml:space="preserve">draw smooth text</w:t>
+              <w:t xml:space="preserve">send samples to the output</w:t>
             </w:r>
           </w:p>
         </w:tc>
@@ -30521,7 +31909,7 @@
               <w:jc w:val="left"/>
             </w:pPr>
             <w:r>
-              <w:t xml:space="preserve">FontKit</w:t>
+              <w:t xml:space="preserve">AudioKit</w:t>
             </w:r>
           </w:p>
         </w:tc>
@@ -30536,7 +31924,7 @@
               <w:rPr>
                 <w:rStyle w:val="VerbatimChar"/>
               </w:rPr>
-              <w:t xml:space="preserve">ft_uikit_install</w:t>
+              <w:t xml:space="preserve">ak_out_open</w:t>
             </w:r>
             <w:r>
               <w:t xml:space="preserve">,</w:t>
@@ -30548,7 +31936,7 @@
               <w:rPr>
                 <w:rStyle w:val="VerbatimChar"/>
               </w:rPr>
-              <w:t xml:space="preserve">fnt::get</w:t>
+              <w:t xml:space="preserve">ak_out_write</w:t>
             </w:r>
           </w:p>
         </w:tc>
@@ -30562,7 +31950,7 @@
               <w:jc w:val="left"/>
             </w:pPr>
             <w:r>
-              <w:t xml:space="preserve">print</w:t>
+              <w:t xml:space="preserve">draw smooth text</w:t>
             </w:r>
           </w:p>
         </w:tc>
@@ -30574,7 +31962,7 @@
               <w:jc w:val="left"/>
             </w:pPr>
             <w:r>
-              <w:t xml:space="preserve">PrinterKit</w:t>
+              <w:t xml:space="preserve">FontKit</w:t>
             </w:r>
           </w:p>
         </w:tc>
@@ -30589,7 +31977,7 @@
               <w:rPr>
                 <w:rStyle w:val="VerbatimChar"/>
               </w:rPr>
-              <w:t xml:space="preserve">print_dialog</w:t>
+              <w:t xml:space="preserve">ft_uikit_install</w:t>
             </w:r>
             <w:r>
               <w:t xml:space="preserve">,</w:t>
@@ -30601,31 +31989,7 @@
               <w:rPr>
                 <w:rStyle w:val="VerbatimChar"/>
               </w:rPr>
-              <w:t xml:space="preserve">print_begin</w:t>
-            </w:r>
-            <w:r>
-              <w:t xml:space="preserve">,</w:t>
-            </w:r>
-            <w:r>
-              <w:t xml:space="preserve"> </w:t>
-            </w:r>
-            <w:r>
-              <w:rPr>
-                <w:rStyle w:val="VerbatimChar"/>
-              </w:rPr>
-              <w:t xml:space="preserve">print_page</w:t>
-            </w:r>
-            <w:r>
-              <w:t xml:space="preserve">,</w:t>
-            </w:r>
-            <w:r>
-              <w:t xml:space="preserve"> </w:t>
-            </w:r>
-            <w:r>
-              <w:rPr>
-                <w:rStyle w:val="VerbatimChar"/>
-              </w:rPr>
-              <w:t xml:space="preserve">print_end</w:t>
+              <w:t xml:space="preserve">fnt::get</w:t>
             </w:r>
           </w:p>
         </w:tc>
@@ -30639,7 +32003,7 @@
               <w:jc w:val="left"/>
             </w:pPr>
             <w:r>
-              <w:t xml:space="preserve">light an LED, read a button</w:t>
+              <w:t xml:space="preserve">print</w:t>
             </w:r>
           </w:p>
         </w:tc>
@@ -30651,7 +32015,7 @@
               <w:jc w:val="left"/>
             </w:pPr>
             <w:r>
-              <w:t xml:space="preserve">GPIOKit</w:t>
+              <w:t xml:space="preserve">PrinterKit</w:t>
             </w:r>
           </w:p>
         </w:tc>
@@ -30666,7 +32030,7 @@
               <w:rPr>
                 <w:rStyle w:val="VerbatimChar"/>
               </w:rPr>
-              <w:t xml:space="preserve">gk_mode</w:t>
+              <w:t xml:space="preserve">print_dialog</w:t>
             </w:r>
             <w:r>
               <w:t xml:space="preserve">,</w:t>
@@ -30678,7 +32042,7 @@
               <w:rPr>
                 <w:rStyle w:val="VerbatimChar"/>
               </w:rPr>
-              <w:t xml:space="preserve">gk_write</w:t>
+              <w:t xml:space="preserve">print_begin</w:t>
             </w:r>
             <w:r>
               <w:t xml:space="preserve">,</w:t>
@@ -30690,7 +32054,19 @@
               <w:rPr>
                 <w:rStyle w:val="VerbatimChar"/>
               </w:rPr>
-              <w:t xml:space="preserve">gk_read</w:t>
+              <w:t xml:space="preserve">print_page</w:t>
+            </w:r>
+            <w:r>
+              <w:t xml:space="preserve">,</w:t>
+            </w:r>
+            <w:r>
+              <w:t xml:space="preserve"> </w:t>
+            </w:r>
+            <w:r>
+              <w:rPr>
+                <w:rStyle w:val="VerbatimChar"/>
+              </w:rPr>
+              <w:t xml:space="preserve">print_end</w:t>
             </w:r>
           </w:p>
         </w:tc>
@@ -30704,7 +32080,7 @@
               <w:jc w:val="left"/>
             </w:pPr>
             <w:r>
-              <w:t xml:space="preserve">wait for a button's press</w:t>
+              <w:t xml:space="preserve">light an LED, read a button</w:t>
             </w:r>
           </w:p>
         </w:tc>
@@ -30731,7 +32107,7 @@
               <w:rPr>
                 <w:rStyle w:val="VerbatimChar"/>
               </w:rPr>
-              <w:t xml:space="preserve">gk_edges</w:t>
+              <w:t xml:space="preserve">gk_mode</w:t>
             </w:r>
             <w:r>
               <w:t xml:space="preserve">,</w:t>
@@ -30743,7 +32119,19 @@
               <w:rPr>
                 <w:rStyle w:val="VerbatimChar"/>
               </w:rPr>
-              <w:t xml:space="preserve">gk_events</w:t>
+              <w:t xml:space="preserve">gk_write</w:t>
+            </w:r>
+            <w:r>
+              <w:t xml:space="preserve">,</w:t>
+            </w:r>
+            <w:r>
+              <w:t xml:space="preserve"> </w:t>
+            </w:r>
+            <w:r>
+              <w:rPr>
+                <w:rStyle w:val="VerbatimChar"/>
+              </w:rPr>
+              <w:t xml:space="preserve">gk_read</w:t>
             </w:r>
           </w:p>
         </w:tc>
@@ -30757,7 +32145,7 @@
               <w:jc w:val="left"/>
             </w:pPr>
             <w:r>
-              <w:t xml:space="preserve">dim an LED, move a servo</w:t>
+              <w:t xml:space="preserve">wait for a button's press</w:t>
             </w:r>
           </w:p>
         </w:tc>
@@ -30784,7 +32172,7 @@
               <w:rPr>
                 <w:rStyle w:val="VerbatimChar"/>
               </w:rPr>
-              <w:t xml:space="preserve">gk_pwm</w:t>
+              <w:t xml:space="preserve">gk_edges</w:t>
             </w:r>
             <w:r>
               <w:t xml:space="preserve">,</w:t>
@@ -30796,7 +32184,7 @@
               <w:rPr>
                 <w:rStyle w:val="VerbatimChar"/>
               </w:rPr>
-              <w:t xml:space="preserve">gk_servo</w:t>
+              <w:t xml:space="preserve">gk_events</w:t>
             </w:r>
           </w:p>
         </w:tc>
@@ -30810,7 +32198,7 @@
               <w:jc w:val="left"/>
             </w:pPr>
             <w:r>
-              <w:t xml:space="preserve">talk to an I2C / SPI device</w:t>
+              <w:t xml:space="preserve">dim an LED, move a servo</w:t>
             </w:r>
           </w:p>
         </w:tc>
@@ -30837,6 +32225,59 @@
               <w:rPr>
                 <w:rStyle w:val="VerbatimChar"/>
               </w:rPr>
+              <w:t xml:space="preserve">gk_pwm</w:t>
+            </w:r>
+            <w:r>
+              <w:t xml:space="preserve">,</w:t>
+            </w:r>
+            <w:r>
+              <w:t xml:space="preserve"> </w:t>
+            </w:r>
+            <w:r>
+              <w:rPr>
+                <w:rStyle w:val="VerbatimChar"/>
+              </w:rPr>
+              <w:t xml:space="preserve">gk_servo</w:t>
+            </w:r>
+          </w:p>
+        </w:tc>
+      </w:tr>
+      <w:tr>
+        <w:tc>
+          <w:tcPr/>
+          <w:p>
+            <w:pPr>
+              <w:pStyle w:val="Compact"/>
+              <w:jc w:val="left"/>
+            </w:pPr>
+            <w:r>
+              <w:t xml:space="preserve">talk to an I2C / SPI device</w:t>
+            </w:r>
+          </w:p>
+        </w:tc>
+        <w:tc>
+          <w:tcPr/>
+          <w:p>
+            <w:pPr>
+              <w:pStyle w:val="Compact"/>
+              <w:jc w:val="left"/>
+            </w:pPr>
+            <w:r>
+              <w:t xml:space="preserve">GPIOKit</w:t>
+            </w:r>
+          </w:p>
+        </w:tc>
+        <w:tc>
+          <w:tcPr/>
+          <w:p>
+            <w:pPr>
+              <w:pStyle w:val="Compact"/>
+              <w:jc w:val="left"/>
+            </w:pPr>
+            <w:r>
+              <w:rPr>
+                <w:rStyle w:val="VerbatimChar"/>
+              </w:rPr>
               <w:t xml:space="preserve">gk_i2c_reg_read</w:t>
             </w:r>
             <w:r>
@@ -30867,7 +32308,7 @@
         </w:tc>
       </w:tr>
     </w:tbl>
-    <w:bookmarkEnd w:id="53"/>
+    <w:bookmarkEnd w:id="55"/>
     <w:sectPr>
       <w:footerReference r:id="rId9" w:type="default"/>
       <w:footnotePr>

--- a/docs/exports/06-KITS-GUIDE.docx
+++ b/docs/exports/06-KITS-GUIDE.docx
@@ -18133,6 +18133,982 @@
         <w:t xml:space="preserve">// the latest first: d[i].path, .date (YYYYMMDD), .time (HHMM)</w:t>
       </w:r>
     </w:p>
+    <w:p>
+      <w:pPr>
+        <w:pStyle w:val="FirstParagraph"/>
+      </w:pPr>
+      <w:r>
+        <w:rPr>
+          <w:bCs/>
+          <w:b/>
+        </w:rPr>
+        <w:t xml:space="preserve">The screen's resolution</w:t>
+      </w:r>
+      <w:r>
+        <w:t xml:space="preserve"> </w:t>
+      </w:r>
+      <w:r>
+        <w:t xml:space="preserve">(</w:t>
+      </w:r>
+      <w:r>
+        <w:rPr>
+          <w:rStyle w:val="VerbatimChar"/>
+        </w:rPr>
+        <w:t xml:space="preserve">display.h</w:t>
+      </w:r>
+      <w:r>
+        <w:t xml:space="preserve">, 2026-10-09): the sizes offered, the one kept for the next start, and in the</w:t>
+      </w:r>
+      <w:r>
+        <w:t xml:space="preserve"> </w:t>
+      </w:r>
+      <w:r>
+        <w:t xml:space="preserve">console mode each app's own (an emulator's</w:t>
+      </w:r>
+      <w:r>
+        <w:t xml:space="preserve"> </w:t>
+      </w:r>
+      <w:r>
+        <w:rPr>
+          <w:rStyle w:val="VerbatimChar"/>
+        </w:rPr>
+        <w:t xml:space="preserve">resolution =</w:t>
+      </w:r>
+      <w:r>
+        <w:t xml:space="preserve">,</w:t>
+      </w:r>
+      <w:r>
+        <w:t xml:space="preserve"> </w:t>
+      </w:r>
+      <w:r>
+        <w:rPr>
+          <w:rStyle w:val="VerbatimChar"/>
+        </w:rPr>
+        <w:t xml:space="preserve">SD:/etc/console.ini [screen]</w:t>
+      </w:r>
+      <w:r>
+        <w:t xml:space="preserve">). The Display applet and the</w:t>
+      </w:r>
+      <w:r>
+        <w:t xml:space="preserve"> </w:t>
+      </w:r>
+      <w:r>
+        <w:t xml:space="preserve">console's Display page share it:</w:t>
+      </w:r>
+    </w:p>
+    <w:p>
+      <w:pPr>
+        <w:pStyle w:val="SourceCode"/>
+      </w:pPr>
+      <w:r>
+        <w:rPr>
+          <w:rStyle w:val="DataTypeTok"/>
+        </w:rPr>
+        <w:t xml:space="preserve">int</w:t>
+      </w:r>
+      <w:r>
+        <w:rPr>
+          <w:rStyle w:val="NormalTok"/>
+        </w:rPr>
+        <w:t xml:space="preserve"> w</w:t>
+      </w:r>
+      <w:r>
+        <w:rPr>
+          <w:rStyle w:val="OperatorTok"/>
+        </w:rPr>
+        <w:t xml:space="preserve">,</w:t>
+      </w:r>
+      <w:r>
+        <w:rPr>
+          <w:rStyle w:val="NormalTok"/>
+        </w:rPr>
+        <w:t xml:space="preserve"> h</w:t>
+      </w:r>
+      <w:r>
+        <w:rPr>
+          <w:rStyle w:val="OperatorTok"/>
+        </w:rPr>
+        <w:t xml:space="preserve">;</w:t>
+      </w:r>
+      <w:r>
+        <w:br/>
+      </w:r>
+      <w:r>
+        <w:rPr>
+          <w:rStyle w:val="DataTypeTok"/>
+        </w:rPr>
+        <w:t xml:space="preserve">const</w:t>
+      </w:r>
+      <w:r>
+        <w:rPr>
+          <w:rStyle w:val="NormalTok"/>
+        </w:rPr>
+        <w:t xml:space="preserve"> </w:t>
+      </w:r>
+      <w:r>
+        <w:rPr>
+          <w:rStyle w:val="DataTypeTok"/>
+        </w:rPr>
+        <w:t xml:space="preserve">char</w:t>
+      </w:r>
+      <w:r>
+        <w:rPr>
+          <w:rStyle w:val="NormalTok"/>
+        </w:rPr>
+        <w:t xml:space="preserve"> </w:t>
+      </w:r>
+      <w:r>
+        <w:rPr>
+          <w:rStyle w:val="OperatorTok"/>
+        </w:rPr>
+        <w:t xml:space="preserve">*</w:t>
+      </w:r>
+      <w:r>
+        <w:rPr>
+          <w:rStyle w:val="NormalTok"/>
+        </w:rPr>
+        <w:t xml:space="preserve">what </w:t>
+      </w:r>
+      <w:r>
+        <w:rPr>
+          <w:rStyle w:val="OperatorTok"/>
+        </w:rPr>
+        <w:t xml:space="preserve">=</w:t>
+      </w:r>
+      <w:r>
+        <w:rPr>
+          <w:rStyle w:val="NormalTok"/>
+        </w:rPr>
+        <w:t xml:space="preserve"> display_mode </w:t>
+      </w:r>
+      <w:r>
+        <w:rPr>
+          <w:rStyle w:val="OperatorTok"/>
+        </w:rPr>
+        <w:t xml:space="preserve">(</w:t>
+      </w:r>
+      <w:r>
+        <w:rPr>
+          <w:rStyle w:val="DecValTok"/>
+        </w:rPr>
+        <w:t xml:space="preserve">8</w:t>
+      </w:r>
+      <w:r>
+        <w:rPr>
+          <w:rStyle w:val="OperatorTok"/>
+        </w:rPr>
+        <w:t xml:space="preserve">,</w:t>
+      </w:r>
+      <w:r>
+        <w:rPr>
+          <w:rStyle w:val="NormalTok"/>
+        </w:rPr>
+        <w:t xml:space="preserve"> </w:t>
+      </w:r>
+      <w:r>
+        <w:rPr>
+          <w:rStyle w:val="OperatorTok"/>
+        </w:rPr>
+        <w:t xml:space="preserve">&amp;</w:t>
+      </w:r>
+      <w:r>
+        <w:rPr>
+          <w:rStyle w:val="NormalTok"/>
+        </w:rPr>
+        <w:t xml:space="preserve">w</w:t>
+      </w:r>
+      <w:r>
+        <w:rPr>
+          <w:rStyle w:val="OperatorTok"/>
+        </w:rPr>
+        <w:t xml:space="preserve">,</w:t>
+      </w:r>
+      <w:r>
+        <w:rPr>
+          <w:rStyle w:val="NormalTok"/>
+        </w:rPr>
+        <w:t xml:space="preserve"> </w:t>
+      </w:r>
+      <w:r>
+        <w:rPr>
+          <w:rStyle w:val="OperatorTok"/>
+        </w:rPr>
+        <w:t xml:space="preserve">&amp;</w:t>
+      </w:r>
+      <w:r>
+        <w:rPr>
+          <w:rStyle w:val="NormalTok"/>
+        </w:rPr>
+        <w:t xml:space="preserve">h</w:t>
+      </w:r>
+      <w:r>
+        <w:rPr>
+          <w:rStyle w:val="OperatorTok"/>
+        </w:rPr>
+        <w:t xml:space="preserve">);</w:t>
+      </w:r>
+      <w:r>
+        <w:rPr>
+          <w:rStyle w:val="NormalTok"/>
+        </w:rPr>
+        <w:t xml:space="preserve">               </w:t>
+      </w:r>
+      <w:r>
+        <w:rPr>
+          <w:rStyle w:val="CommentTok"/>
+        </w:rPr>
+        <w:t xml:space="preserve">// 1920 x 1080, "16:9, Full HD" (English: translate it)</w:t>
+      </w:r>
+      <w:r>
+        <w:br/>
+      </w:r>
+      <w:r>
+        <w:rPr>
+          <w:rStyle w:val="ControlFlowTok"/>
+        </w:rPr>
+        <w:t xml:space="preserve">if</w:t>
+      </w:r>
+      <w:r>
+        <w:rPr>
+          <w:rStyle w:val="NormalTok"/>
+        </w:rPr>
+        <w:t xml:space="preserve"> </w:t>
+      </w:r>
+      <w:r>
+        <w:rPr>
+          <w:rStyle w:val="OperatorTok"/>
+        </w:rPr>
+        <w:t xml:space="preserve">(</w:t>
+      </w:r>
+      <w:r>
+        <w:rPr>
+          <w:rStyle w:val="NormalTok"/>
+        </w:rPr>
+        <w:t xml:space="preserve">kapi_screen_set </w:t>
+      </w:r>
+      <w:r>
+        <w:rPr>
+          <w:rStyle w:val="OperatorTok"/>
+        </w:rPr>
+        <w:t xml:space="preserve">(</w:t>
+      </w:r>
+      <w:r>
+        <w:rPr>
+          <w:rStyle w:val="NormalTok"/>
+        </w:rPr>
+        <w:t xml:space="preserve">w</w:t>
+      </w:r>
+      <w:r>
+        <w:rPr>
+          <w:rStyle w:val="OperatorTok"/>
+        </w:rPr>
+        <w:t xml:space="preserve">,</w:t>
+      </w:r>
+      <w:r>
+        <w:rPr>
+          <w:rStyle w:val="NormalTok"/>
+        </w:rPr>
+        <w:t xml:space="preserve"> h</w:t>
+      </w:r>
+      <w:r>
+        <w:rPr>
+          <w:rStyle w:val="OperatorTok"/>
+        </w:rPr>
+        <w:t xml:space="preserve">)</w:t>
+      </w:r>
+      <w:r>
+        <w:rPr>
+          <w:rStyle w:val="NormalTok"/>
+        </w:rPr>
+        <w:t xml:space="preserve"> </w:t>
+      </w:r>
+      <w:r>
+        <w:rPr>
+          <w:rStyle w:val="OperatorTok"/>
+        </w:rPr>
+        <w:t xml:space="preserve">==</w:t>
+      </w:r>
+      <w:r>
+        <w:rPr>
+          <w:rStyle w:val="NormalTok"/>
+        </w:rPr>
+        <w:t xml:space="preserve"> </w:t>
+      </w:r>
+      <w:r>
+        <w:rPr>
+          <w:rStyle w:val="DecValTok"/>
+        </w:rPr>
+        <w:t xml:space="preserve">0</w:t>
+      </w:r>
+      <w:r>
+        <w:rPr>
+          <w:rStyle w:val="OperatorTok"/>
+        </w:rPr>
+        <w:t xml:space="preserve">)</w:t>
+      </w:r>
+      <w:r>
+        <w:rPr>
+          <w:rStyle w:val="NormalTok"/>
+        </w:rPr>
+        <w:t xml:space="preserve"> display_save_size </w:t>
+      </w:r>
+      <w:r>
+        <w:rPr>
+          <w:rStyle w:val="OperatorTok"/>
+        </w:rPr>
+        <w:t xml:space="preserve">(</w:t>
+      </w:r>
+      <w:r>
+        <w:rPr>
+          <w:rStyle w:val="NormalTok"/>
+        </w:rPr>
+        <w:t xml:space="preserve">w</w:t>
+      </w:r>
+      <w:r>
+        <w:rPr>
+          <w:rStyle w:val="OperatorTok"/>
+        </w:rPr>
+        <w:t xml:space="preserve">,</w:t>
+      </w:r>
+      <w:r>
+        <w:rPr>
+          <w:rStyle w:val="NormalTok"/>
+        </w:rPr>
+        <w:t xml:space="preserve"> h</w:t>
+      </w:r>
+      <w:r>
+        <w:rPr>
+          <w:rStyle w:val="OperatorTok"/>
+        </w:rPr>
+        <w:t xml:space="preserve">);</w:t>
+      </w:r>
+      <w:r>
+        <w:rPr>
+          <w:rStyle w:val="NormalTok"/>
+        </w:rPr>
+        <w:t xml:space="preserve">  </w:t>
+      </w:r>
+      <w:r>
+        <w:rPr>
+          <w:rStyle w:val="CommentTok"/>
+        </w:rPr>
+        <w:t xml:space="preserve">// applied, then kept in SD:/cmdline.txt</w:t>
+      </w:r>
+      <w:r>
+        <w:br/>
+      </w:r>
+      <w:r>
+        <w:rPr>
+          <w:rStyle w:val="NormalTok"/>
+        </w:rPr>
+        <w:t xml:space="preserve">display_game_set </w:t>
+      </w:r>
+      <w:r>
+        <w:rPr>
+          <w:rStyle w:val="OperatorTok"/>
+        </w:rPr>
+        <w:t xml:space="preserve">(</w:t>
+      </w:r>
+      <w:r>
+        <w:rPr>
+          <w:rStyle w:val="StringTok"/>
+        </w:rPr>
+        <w:t xml:space="preserve">"n64emu"</w:t>
+      </w:r>
+      <w:r>
+        <w:rPr>
+          <w:rStyle w:val="OperatorTok"/>
+        </w:rPr>
+        <w:t xml:space="preserve">,</w:t>
+      </w:r>
+      <w:r>
+        <w:rPr>
+          <w:rStyle w:val="NormalTok"/>
+        </w:rPr>
+        <w:t xml:space="preserve"> </w:t>
+      </w:r>
+      <w:r>
+        <w:rPr>
+          <w:rStyle w:val="DecValTok"/>
+        </w:rPr>
+        <w:t xml:space="preserve">1024</w:t>
+      </w:r>
+      <w:r>
+        <w:rPr>
+          <w:rStyle w:val="OperatorTok"/>
+        </w:rPr>
+        <w:t xml:space="preserve">,</w:t>
+      </w:r>
+      <w:r>
+        <w:rPr>
+          <w:rStyle w:val="NormalTok"/>
+        </w:rPr>
+        <w:t xml:space="preserve"> </w:t>
+      </w:r>
+      <w:r>
+        <w:rPr>
+          <w:rStyle w:val="DecValTok"/>
+        </w:rPr>
+        <w:t xml:space="preserve">768</w:t>
+      </w:r>
+      <w:r>
+        <w:rPr>
+          <w:rStyle w:val="OperatorTok"/>
+        </w:rPr>
+        <w:t xml:space="preserve">);</w:t>
+      </w:r>
+      <w:r>
+        <w:rPr>
+          <w:rStyle w:val="NormalTok"/>
+        </w:rPr>
+        <w:t xml:space="preserve">                    </w:t>
+      </w:r>
+      <w:r>
+        <w:rPr>
+          <w:rStyle w:val="CommentTok"/>
+        </w:rPr>
+        <w:t xml:space="preserve">// the N64 emulator at 1024 x 768 while it plays</w:t>
+      </w:r>
+      <w:r>
+        <w:br/>
+      </w:r>
+      <w:r>
+        <w:rPr>
+          <w:rStyle w:val="NormalTok"/>
+        </w:rPr>
+        <w:t xml:space="preserve">display_game_set </w:t>
+      </w:r>
+      <w:r>
+        <w:rPr>
+          <w:rStyle w:val="OperatorTok"/>
+        </w:rPr>
+        <w:t xml:space="preserve">(</w:t>
+      </w:r>
+      <w:r>
+        <w:rPr>
+          <w:rStyle w:val="StringTok"/>
+        </w:rPr>
+        <w:t xml:space="preserve">"gcemu"</w:t>
+      </w:r>
+      <w:r>
+        <w:rPr>
+          <w:rStyle w:val="OperatorTok"/>
+        </w:rPr>
+        <w:t xml:space="preserve">,</w:t>
+      </w:r>
+      <w:r>
+        <w:rPr>
+          <w:rStyle w:val="NormalTok"/>
+        </w:rPr>
+        <w:t xml:space="preserve"> DISPLAY_SYSTEM</w:t>
+      </w:r>
+      <w:r>
+        <w:rPr>
+          <w:rStyle w:val="OperatorTok"/>
+        </w:rPr>
+        <w:t xml:space="preserve">,</w:t>
+      </w:r>
+      <w:r>
+        <w:rPr>
+          <w:rStyle w:val="NormalTok"/>
+        </w:rPr>
+        <w:t xml:space="preserve"> </w:t>
+      </w:r>
+      <w:r>
+        <w:rPr>
+          <w:rStyle w:val="DecValTok"/>
+        </w:rPr>
+        <w:t xml:space="preserve">0</w:t>
+      </w:r>
+      <w:r>
+        <w:rPr>
+          <w:rStyle w:val="OperatorTok"/>
+        </w:rPr>
+        <w:t xml:space="preserve">);</w:t>
+      </w:r>
+      <w:r>
+        <w:rPr>
+          <w:rStyle w:val="NormalTok"/>
+        </w:rPr>
+        <w:t xml:space="preserve">             </w:t>
+      </w:r>
+      <w:r>
+        <w:rPr>
+          <w:rStyle w:val="CommentTok"/>
+        </w:rPr>
+        <w:t xml:space="preserve">// ... the system's size; DISPLAY_OWN: its app.txt's again</w:t>
+      </w:r>
+      <w:r>
+        <w:br/>
+      </w:r>
+      <w:r>
+        <w:rPr>
+          <w:rStyle w:val="ControlFlowTok"/>
+        </w:rPr>
+        <w:t xml:space="preserve">if</w:t>
+      </w:r>
+      <w:r>
+        <w:rPr>
+          <w:rStyle w:val="NormalTok"/>
+        </w:rPr>
+        <w:t xml:space="preserve"> </w:t>
+      </w:r>
+      <w:r>
+        <w:rPr>
+          <w:rStyle w:val="OperatorTok"/>
+        </w:rPr>
+        <w:t xml:space="preserve">(</w:t>
+      </w:r>
+      <w:r>
+        <w:rPr>
+          <w:rStyle w:val="NormalTok"/>
+        </w:rPr>
+        <w:t xml:space="preserve">display_game_size </w:t>
+      </w:r>
+      <w:r>
+        <w:rPr>
+          <w:rStyle w:val="OperatorTok"/>
+        </w:rPr>
+        <w:t xml:space="preserve">(</w:t>
+      </w:r>
+      <w:r>
+        <w:rPr>
+          <w:rStyle w:val="StringTok"/>
+        </w:rPr>
+        <w:t xml:space="preserve">"snesemu"</w:t>
+      </w:r>
+      <w:r>
+        <w:rPr>
+          <w:rStyle w:val="OperatorTok"/>
+        </w:rPr>
+        <w:t xml:space="preserve">,</w:t>
+      </w:r>
+      <w:r>
+        <w:rPr>
+          <w:rStyle w:val="NormalTok"/>
+        </w:rPr>
+        <w:t xml:space="preserve"> </w:t>
+      </w:r>
+      <w:r>
+        <w:rPr>
+          <w:rStyle w:val="OperatorTok"/>
+        </w:rPr>
+        <w:t xml:space="preserve">&amp;</w:t>
+      </w:r>
+      <w:r>
+        <w:rPr>
+          <w:rStyle w:val="NormalTok"/>
+        </w:rPr>
+        <w:t xml:space="preserve">w</w:t>
+      </w:r>
+      <w:r>
+        <w:rPr>
+          <w:rStyle w:val="OperatorTok"/>
+        </w:rPr>
+        <w:t xml:space="preserve">,</w:t>
+      </w:r>
+      <w:r>
+        <w:rPr>
+          <w:rStyle w:val="NormalTok"/>
+        </w:rPr>
+        <w:t xml:space="preserve"> </w:t>
+      </w:r>
+      <w:r>
+        <w:rPr>
+          <w:rStyle w:val="OperatorTok"/>
+        </w:rPr>
+        <w:t xml:space="preserve">&amp;</w:t>
+      </w:r>
+      <w:r>
+        <w:rPr>
+          <w:rStyle w:val="NormalTok"/>
+        </w:rPr>
+        <w:t xml:space="preserve">h</w:t>
+      </w:r>
+      <w:r>
+        <w:rPr>
+          <w:rStyle w:val="OperatorTok"/>
+        </w:rPr>
+        <w:t xml:space="preserve">))</w:t>
+      </w:r>
+      <w:r>
+        <w:rPr>
+          <w:rStyle w:val="NormalTok"/>
+        </w:rPr>
+        <w:t xml:space="preserve"> </w:t>
+      </w:r>
+      <w:r>
+        <w:rPr>
+          <w:rStyle w:val="OperatorTok"/>
+        </w:rPr>
+        <w:t xml:space="preserve">{</w:t>
+      </w:r>
+      <w:r>
+        <w:rPr>
+          <w:rStyle w:val="NormalTok"/>
+        </w:rPr>
+        <w:t xml:space="preserve"> </w:t>
+      </w:r>
+      <w:r>
+        <w:rPr>
+          <w:rStyle w:val="CommentTok"/>
+        </w:rPr>
+        <w:t xml:space="preserve">/* the size consolehome switches to */</w:t>
+      </w:r>
+      <w:r>
+        <w:rPr>
+          <w:rStyle w:val="NormalTok"/>
+        </w:rPr>
+        <w:t xml:space="preserve"> </w:t>
+      </w:r>
+      <w:r>
+        <w:rPr>
+          <w:rStyle w:val="OperatorTok"/>
+        </w:rPr>
+        <w:t xml:space="preserve">}</w:t>
+      </w:r>
+    </w:p>
+    <w:p>
+      <w:pPr>
+        <w:pStyle w:val="FirstParagraph"/>
+      </w:pPr>
+      <w:r>
+        <w:rPr>
+          <w:bCs/>
+          <w:b/>
+        </w:rPr>
+        <w:t xml:space="preserve">The keyboard and the mouse</w:t>
+      </w:r>
+      <w:r>
+        <w:t xml:space="preserve"> </w:t>
+      </w:r>
+      <w:r>
+        <w:t xml:space="preserve">(</w:t>
+      </w:r>
+      <w:r>
+        <w:rPr>
+          <w:rStyle w:val="VerbatimChar"/>
+        </w:rPr>
+        <w:t xml:space="preserve">input.h</w:t>
+      </w:r>
+      <w:r>
+        <w:t xml:space="preserve">, 2026-10-09): the layouts on the card, the one in use, taking one (kept for</w:t>
+      </w:r>
+      <w:r>
+        <w:t xml:space="preserve"> </w:t>
+      </w:r>
+      <w:r>
+        <w:t xml:space="preserve">every start), whether it is AZERTY or QWERTZ (a virtual keyboard follows it), the wheel's speed:</w:t>
+      </w:r>
+    </w:p>
+    <w:p>
+      <w:pPr>
+        <w:pStyle w:val="SourceCode"/>
+      </w:pPr>
+      <w:r>
+        <w:rPr>
+          <w:rStyle w:val="DataTypeTok"/>
+        </w:rPr>
+        <w:t xml:space="preserve">char</w:t>
+      </w:r>
+      <w:r>
+        <w:rPr>
+          <w:rStyle w:val="NormalTok"/>
+        </w:rPr>
+        <w:t xml:space="preserve"> maps</w:t>
+      </w:r>
+      <w:r>
+        <w:rPr>
+          <w:rStyle w:val="OperatorTok"/>
+        </w:rPr>
+        <w:t xml:space="preserve">[</w:t>
+      </w:r>
+      <w:r>
+        <w:rPr>
+          <w:rStyle w:val="NormalTok"/>
+        </w:rPr>
+        <w:t xml:space="preserve">INPUT_KEYMAPS_MAX</w:t>
+      </w:r>
+      <w:r>
+        <w:rPr>
+          <w:rStyle w:val="OperatorTok"/>
+        </w:rPr>
+        <w:t xml:space="preserve">][</w:t>
+      </w:r>
+      <w:r>
+        <w:rPr>
+          <w:rStyle w:val="DecValTok"/>
+        </w:rPr>
+        <w:t xml:space="preserve">12</w:t>
+      </w:r>
+      <w:r>
+        <w:rPr>
+          <w:rStyle w:val="OperatorTok"/>
+        </w:rPr>
+        <w:t xml:space="preserve">];</w:t>
+      </w:r>
+      <w:r>
+        <w:rPr>
+          <w:rStyle w:val="NormalTok"/>
+        </w:rPr>
+        <w:t xml:space="preserve"> </w:t>
+      </w:r>
+      <w:r>
+        <w:rPr>
+          <w:rStyle w:val="DataTypeTok"/>
+        </w:rPr>
+        <w:t xml:space="preserve">int</w:t>
+      </w:r>
+      <w:r>
+        <w:rPr>
+          <w:rStyle w:val="NormalTok"/>
+        </w:rPr>
+        <w:t xml:space="preserve"> n </w:t>
+      </w:r>
+      <w:r>
+        <w:rPr>
+          <w:rStyle w:val="OperatorTok"/>
+        </w:rPr>
+        <w:t xml:space="preserve">=</w:t>
+      </w:r>
+      <w:r>
+        <w:rPr>
+          <w:rStyle w:val="NormalTok"/>
+        </w:rPr>
+        <w:t xml:space="preserve"> input_keymaps </w:t>
+      </w:r>
+      <w:r>
+        <w:rPr>
+          <w:rStyle w:val="OperatorTok"/>
+        </w:rPr>
+        <w:t xml:space="preserve">(</w:t>
+      </w:r>
+      <w:r>
+        <w:rPr>
+          <w:rStyle w:val="NormalTok"/>
+        </w:rPr>
+        <w:t xml:space="preserve">maps</w:t>
+      </w:r>
+      <w:r>
+        <w:rPr>
+          <w:rStyle w:val="OperatorTok"/>
+        </w:rPr>
+        <w:t xml:space="preserve">,</w:t>
+      </w:r>
+      <w:r>
+        <w:rPr>
+          <w:rStyle w:val="NormalTok"/>
+        </w:rPr>
+        <w:t xml:space="preserve"> INPUT_KEYMAPS_MAX</w:t>
+      </w:r>
+      <w:r>
+        <w:rPr>
+          <w:rStyle w:val="OperatorTok"/>
+        </w:rPr>
+        <w:t xml:space="preserve">);</w:t>
+      </w:r>
+      <w:r>
+        <w:rPr>
+          <w:rStyle w:val="NormalTok"/>
+        </w:rPr>
+        <w:t xml:space="preserve">   </w:t>
+      </w:r>
+      <w:r>
+        <w:rPr>
+          <w:rStyle w:val="CommentTok"/>
+        </w:rPr>
+        <w:t xml:space="preserve">// "BE", "DE", "FR", "US"...</w:t>
+      </w:r>
+      <w:r>
+        <w:br/>
+      </w:r>
+      <w:r>
+        <w:rPr>
+          <w:rStyle w:val="NormalTok"/>
+        </w:rPr>
+        <w:t xml:space="preserve">input_keymap_set </w:t>
+      </w:r>
+      <w:r>
+        <w:rPr>
+          <w:rStyle w:val="OperatorTok"/>
+        </w:rPr>
+        <w:t xml:space="preserve">(</w:t>
+      </w:r>
+      <w:r>
+        <w:rPr>
+          <w:rStyle w:val="StringTok"/>
+        </w:rPr>
+        <w:t xml:space="preserve">"BE"</w:t>
+      </w:r>
+      <w:r>
+        <w:rPr>
+          <w:rStyle w:val="OperatorTok"/>
+        </w:rPr>
+        <w:t xml:space="preserve">);</w:t>
+      </w:r>
+      <w:r>
+        <w:rPr>
+          <w:rStyle w:val="NormalTok"/>
+        </w:rPr>
+        <w:t xml:space="preserve">                                    </w:t>
+      </w:r>
+      <w:r>
+        <w:rPr>
+          <w:rStyle w:val="CommentTok"/>
+        </w:rPr>
+        <w:t xml:space="preserve">// INPUT_KEPT: loaded now and in SD:/etc/autostart</w:t>
+      </w:r>
+      <w:r>
+        <w:br/>
+      </w:r>
+      <w:r>
+        <w:rPr>
+          <w:rStyle w:val="ControlFlowTok"/>
+        </w:rPr>
+        <w:t xml:space="preserve">if</w:t>
+      </w:r>
+      <w:r>
+        <w:rPr>
+          <w:rStyle w:val="NormalTok"/>
+        </w:rPr>
+        <w:t xml:space="preserve"> </w:t>
+      </w:r>
+      <w:r>
+        <w:rPr>
+          <w:rStyle w:val="OperatorTok"/>
+        </w:rPr>
+        <w:t xml:space="preserve">(</w:t>
+      </w:r>
+      <w:r>
+        <w:rPr>
+          <w:rStyle w:val="NormalTok"/>
+        </w:rPr>
+        <w:t xml:space="preserve">input_keymap_kind </w:t>
+      </w:r>
+      <w:r>
+        <w:rPr>
+          <w:rStyle w:val="OperatorTok"/>
+        </w:rPr>
+        <w:t xml:space="preserve">(</w:t>
+      </w:r>
+      <w:r>
+        <w:rPr>
+          <w:rStyle w:val="StringTok"/>
+        </w:rPr>
+        <w:t xml:space="preserve">"FR"</w:t>
+      </w:r>
+      <w:r>
+        <w:rPr>
+          <w:rStyle w:val="OperatorTok"/>
+        </w:rPr>
+        <w:t xml:space="preserve">)</w:t>
+      </w:r>
+      <w:r>
+        <w:rPr>
+          <w:rStyle w:val="NormalTok"/>
+        </w:rPr>
+        <w:t xml:space="preserve"> </w:t>
+      </w:r>
+      <w:r>
+        <w:rPr>
+          <w:rStyle w:val="OperatorTok"/>
+        </w:rPr>
+        <w:t xml:space="preserve">==</w:t>
+      </w:r>
+      <w:r>
+        <w:rPr>
+          <w:rStyle w:val="NormalTok"/>
+        </w:rPr>
+        <w:t xml:space="preserve"> </w:t>
+      </w:r>
+      <w:r>
+        <w:rPr>
+          <w:rStyle w:val="DecValTok"/>
+        </w:rPr>
+        <w:t xml:space="preserve">1</w:t>
+      </w:r>
+      <w:r>
+        <w:rPr>
+          <w:rStyle w:val="OperatorTok"/>
+        </w:rPr>
+        <w:t xml:space="preserve">)</w:t>
+      </w:r>
+      <w:r>
+        <w:rPr>
+          <w:rStyle w:val="NormalTok"/>
+        </w:rPr>
+        <w:t xml:space="preserve"> </w:t>
+      </w:r>
+      <w:r>
+        <w:rPr>
+          <w:rStyle w:val="OperatorTok"/>
+        </w:rPr>
+        <w:t xml:space="preserve">{</w:t>
+      </w:r>
+      <w:r>
+        <w:rPr>
+          <w:rStyle w:val="NormalTok"/>
+        </w:rPr>
+        <w:t xml:space="preserve"> </w:t>
+      </w:r>
+      <w:r>
+        <w:rPr>
+          <w:rStyle w:val="CommentTok"/>
+        </w:rPr>
+        <w:t xml:space="preserve">/* AZERTY */</w:t>
+      </w:r>
+      <w:r>
+        <w:rPr>
+          <w:rStyle w:val="NormalTok"/>
+        </w:rPr>
+        <w:t xml:space="preserve"> </w:t>
+      </w:r>
+      <w:r>
+        <w:rPr>
+          <w:rStyle w:val="OperatorTok"/>
+        </w:rPr>
+        <w:t xml:space="preserve">}</w:t>
+      </w:r>
+      <w:r>
+        <w:br/>
+      </w:r>
+      <w:r>
+        <w:rPr>
+          <w:rStyle w:val="NormalTok"/>
+        </w:rPr>
+        <w:t xml:space="preserve">input_wheel_save </w:t>
+      </w:r>
+      <w:r>
+        <w:rPr>
+          <w:rStyle w:val="OperatorTok"/>
+        </w:rPr>
+        <w:t xml:space="preserve">(</w:t>
+      </w:r>
+      <w:r>
+        <w:rPr>
+          <w:rStyle w:val="DecValTok"/>
+        </w:rPr>
+        <w:t xml:space="preserve">3</w:t>
+      </w:r>
+      <w:r>
+        <w:rPr>
+          <w:rStyle w:val="OperatorTok"/>
+        </w:rPr>
+        <w:t xml:space="preserve">);</w:t>
+      </w:r>
+      <w:r>
+        <w:rPr>
+          <w:rStyle w:val="NormalTok"/>
+        </w:rPr>
+        <w:t xml:space="preserve">                                       </w:t>
+      </w:r>
+      <w:r>
+        <w:rPr>
+          <w:rStyle w:val="CommentTok"/>
+        </w:rPr>
+        <w:t xml:space="preserve">// SD:/etc/theme.txt wheelspeed= (apply: uk_win_wheel_set)</w:t>
+      </w:r>
+    </w:p>
     <w:tbl>
       <w:tblPr>
         <w:tblStyle w:val="Table"/>
@@ -18708,6 +19684,103 @@
           </w:p>
         </w:tc>
       </w:tr>
+      <w:tr>
+        <w:tc>
+          <w:tcPr/>
+          <w:p>
+            <w:pPr>
+              <w:pStyle w:val="Compact"/>
+              <w:jc w:val="left"/>
+            </w:pPr>
+            <w:r>
+              <w:rPr>
+                <w:rStyle w:val="VerbatimChar"/>
+              </w:rPr>
+              <w:t xml:space="preserve">display.h</w:t>
+            </w:r>
+          </w:p>
+        </w:tc>
+        <w:tc>
+          <w:tcPr/>
+          <w:p>
+            <w:pPr>
+              <w:pStyle w:val="Compact"/>
+              <w:jc w:val="left"/>
+            </w:pPr>
+            <w:r>
+              <w:t xml:space="preserve">The screen's resolution: the sizes, the one kept (</w:t>
+            </w:r>
+            <w:r>
+              <w:rPr>
+                <w:rStyle w:val="VerbatimChar"/>
+              </w:rPr>
+              <w:t xml:space="preserve">SD:/cmdline.txt</w:t>
+            </w:r>
+            <w:r>
+              <w:t xml:space="preserve">), the console's games' own (</w:t>
+            </w:r>
+            <w:r>
+              <w:rPr>
+                <w:rStyle w:val="VerbatimChar"/>
+              </w:rPr>
+              <w:t xml:space="preserve">SD:/etc/console.ini [screen]</w:t>
+            </w:r>
+            <w:r>
+              <w:t xml:space="preserve">)</w:t>
+            </w:r>
+          </w:p>
+        </w:tc>
+      </w:tr>
+      <w:tr>
+        <w:tc>
+          <w:tcPr/>
+          <w:p>
+            <w:pPr>
+              <w:pStyle w:val="Compact"/>
+              <w:jc w:val="left"/>
+            </w:pPr>
+            <w:r>
+              <w:rPr>
+                <w:rStyle w:val="VerbatimChar"/>
+              </w:rPr>
+              <w:t xml:space="preserve">input.h</w:t>
+            </w:r>
+          </w:p>
+        </w:tc>
+        <w:tc>
+          <w:tcPr/>
+          <w:p>
+            <w:pPr>
+              <w:pStyle w:val="Compact"/>
+              <w:jc w:val="left"/>
+            </w:pPr>
+            <w:r>
+              <w:t xml:space="preserve">The keyboard's layouts (</w:t>
+            </w:r>
+            <w:r>
+              <w:rPr>
+                <w:rStyle w:val="VerbatimChar"/>
+              </w:rPr>
+              <w:t xml:space="preserve">SD:/etc/keymaps</w:t>
+            </w:r>
+            <w:r>
+              <w:t xml:space="preserve">, kept in</w:t>
+            </w:r>
+            <w:r>
+              <w:t xml:space="preserve"> </w:t>
+            </w:r>
+            <w:r>
+              <w:rPr>
+                <w:rStyle w:val="VerbatimChar"/>
+              </w:rPr>
+              <w:t xml:space="preserve">SD:/etc/autostart</w:t>
+            </w:r>
+            <w:r>
+              <w:t xml:space="preserve">) and the mouse wheel's speed</w:t>
+            </w:r>
+          </w:p>
+        </w:tc>
+      </w:tr>
     </w:tbl>
     <w:bookmarkEnd w:id="43"/>
     <w:bookmarkStart w:id="44" w:name="X21c5dfbcb5a69cd5c428264b88180cd193f70a2"/>
@@ -20011,6 +21084,397 @@
     <w:p>
       <w:pPr>
         <w:pStyle w:val="FirstParagraph"/>
+      </w:pPr>
+      <w:r>
+        <w:rPr>
+          <w:bCs/>
+          <w:b/>
+        </w:rPr>
+        <w:t xml:space="preserve">The known Wi-Fi networks</w:t>
+      </w:r>
+      <w:r>
+        <w:t xml:space="preserve"> </w:t>
+      </w:r>
+      <w:r>
+        <w:t xml:space="preserve">(</w:t>
+      </w:r>
+      <w:r>
+        <w:rPr>
+          <w:rStyle w:val="VerbatimChar"/>
+        </w:rPr>
+        <w:t xml:space="preserve">wifi.h</w:t>
+      </w:r>
+      <w:r>
+        <w:t xml:space="preserve">, 2026-10-09):</w:t>
+      </w:r>
+      <w:r>
+        <w:t xml:space="preserve"> </w:t>
+      </w:r>
+      <w:r>
+        <w:rPr>
+          <w:rStyle w:val="VerbatimChar"/>
+        </w:rPr>
+        <w:t xml:space="preserve">SD:/etc/wpa_supplicant.conf</w:t>
+      </w:r>
+      <w:r>
+        <w:t xml:space="preserve"> </w:t>
+      </w:r>
+      <w:r>
+        <w:t xml:space="preserve">read and written with every</w:t>
+      </w:r>
+      <w:r>
+        <w:t xml:space="preserve"> </w:t>
+      </w:r>
+      <w:r>
+        <w:t xml:space="preserve">network kept (the one joined last first), joining one at once (the scan itself is AppKit's</w:t>
+      </w:r>
+      <w:r>
+        <w:t xml:space="preserve"> </w:t>
+      </w:r>
+      <w:r>
+        <w:rPr>
+          <w:rStyle w:val="VerbatimChar"/>
+        </w:rPr>
+        <w:t xml:space="preserve">kapi_wlan_scan</w:t>
+      </w:r>
+      <w:r>
+        <w:t xml:space="preserve">). The menu</w:t>
+      </w:r>
+      <w:r>
+        <w:t xml:space="preserve"> </w:t>
+      </w:r>
+      <w:r>
+        <w:t xml:space="preserve">bar's Wi-Fi menu, the Wi-Fi applet and the console's Wi-Fi page share it:</w:t>
+      </w:r>
+    </w:p>
+    <w:p>
+      <w:pPr>
+        <w:pStyle w:val="SourceCode"/>
+      </w:pPr>
+      <w:r>
+        <w:rPr>
+          <w:rStyle w:val="KeywordTok"/>
+        </w:rPr>
+        <w:t xml:space="preserve">struct</w:t>
+      </w:r>
+      <w:r>
+        <w:rPr>
+          <w:rStyle w:val="NormalTok"/>
+        </w:rPr>
+        <w:t xml:space="preserve"> wifi_known k</w:t>
+      </w:r>
+      <w:r>
+        <w:rPr>
+          <w:rStyle w:val="OperatorTok"/>
+        </w:rPr>
+        <w:t xml:space="preserve">[</w:t>
+      </w:r>
+      <w:r>
+        <w:rPr>
+          <w:rStyle w:val="NormalTok"/>
+        </w:rPr>
+        <w:t xml:space="preserve">WIFI_KNOWN_MAX</w:t>
+      </w:r>
+      <w:r>
+        <w:rPr>
+          <w:rStyle w:val="OperatorTok"/>
+        </w:rPr>
+        <w:t xml:space="preserve">];</w:t>
+      </w:r>
+      <w:r>
+        <w:rPr>
+          <w:rStyle w:val="NormalTok"/>
+        </w:rPr>
+        <w:t xml:space="preserve"> </w:t>
+      </w:r>
+      <w:r>
+        <w:rPr>
+          <w:rStyle w:val="DataTypeTok"/>
+        </w:rPr>
+        <w:t xml:space="preserve">char</w:t>
+      </w:r>
+      <w:r>
+        <w:rPr>
+          <w:rStyle w:val="NormalTok"/>
+        </w:rPr>
+        <w:t xml:space="preserve"> cc</w:t>
+      </w:r>
+      <w:r>
+        <w:rPr>
+          <w:rStyle w:val="OperatorTok"/>
+        </w:rPr>
+        <w:t xml:space="preserve">[</w:t>
+      </w:r>
+      <w:r>
+        <w:rPr>
+          <w:rStyle w:val="DecValTok"/>
+        </w:rPr>
+        <w:t xml:space="preserve">8</w:t>
+      </w:r>
+      <w:r>
+        <w:rPr>
+          <w:rStyle w:val="OperatorTok"/>
+        </w:rPr>
+        <w:t xml:space="preserve">];</w:t>
+      </w:r>
+      <w:r>
+        <w:br/>
+      </w:r>
+      <w:r>
+        <w:rPr>
+          <w:rStyle w:val="DataTypeTok"/>
+        </w:rPr>
+        <w:t xml:space="preserve">int</w:t>
+      </w:r>
+      <w:r>
+        <w:rPr>
+          <w:rStyle w:val="NormalTok"/>
+        </w:rPr>
+        <w:t xml:space="preserve"> n </w:t>
+      </w:r>
+      <w:r>
+        <w:rPr>
+          <w:rStyle w:val="OperatorTok"/>
+        </w:rPr>
+        <w:t xml:space="preserve">=</w:t>
+      </w:r>
+      <w:r>
+        <w:rPr>
+          <w:rStyle w:val="NormalTok"/>
+        </w:rPr>
+        <w:t xml:space="preserve"> wifi_known_load </w:t>
+      </w:r>
+      <w:r>
+        <w:rPr>
+          <w:rStyle w:val="OperatorTok"/>
+        </w:rPr>
+        <w:t xml:space="preserve">(</w:t>
+      </w:r>
+      <w:r>
+        <w:rPr>
+          <w:rStyle w:val="NormalTok"/>
+        </w:rPr>
+        <w:t xml:space="preserve">k</w:t>
+      </w:r>
+      <w:r>
+        <w:rPr>
+          <w:rStyle w:val="OperatorTok"/>
+        </w:rPr>
+        <w:t xml:space="preserve">,</w:t>
+      </w:r>
+      <w:r>
+        <w:rPr>
+          <w:rStyle w:val="NormalTok"/>
+        </w:rPr>
+        <w:t xml:space="preserve"> WIFI_KNOWN_MAX</w:t>
+      </w:r>
+      <w:r>
+        <w:rPr>
+          <w:rStyle w:val="OperatorTok"/>
+        </w:rPr>
+        <w:t xml:space="preserve">,</w:t>
+      </w:r>
+      <w:r>
+        <w:rPr>
+          <w:rStyle w:val="NormalTok"/>
+        </w:rPr>
+        <w:t xml:space="preserve"> cc</w:t>
+      </w:r>
+      <w:r>
+        <w:rPr>
+          <w:rStyle w:val="OperatorTok"/>
+        </w:rPr>
+        <w:t xml:space="preserve">,</w:t>
+      </w:r>
+      <w:r>
+        <w:rPr>
+          <w:rStyle w:val="NormalTok"/>
+        </w:rPr>
+        <w:t xml:space="preserve"> </w:t>
+      </w:r>
+      <w:r>
+        <w:rPr>
+          <w:rStyle w:val="KeywordTok"/>
+        </w:rPr>
+        <w:t xml:space="preserve">sizeof</w:t>
+      </w:r>
+      <w:r>
+        <w:rPr>
+          <w:rStyle w:val="NormalTok"/>
+        </w:rPr>
+        <w:t xml:space="preserve"> cc</w:t>
+      </w:r>
+      <w:r>
+        <w:rPr>
+          <w:rStyle w:val="OperatorTok"/>
+        </w:rPr>
+        <w:t xml:space="preserve">);</w:t>
+      </w:r>
+      <w:r>
+        <w:rPr>
+          <w:rStyle w:val="NormalTok"/>
+        </w:rPr>
+        <w:t xml:space="preserve">   </w:t>
+      </w:r>
+      <w:r>
+        <w:rPr>
+          <w:rStyle w:val="CommentTok"/>
+        </w:rPr>
+        <w:t xml:space="preserve">// the networks, the country</w:t>
+      </w:r>
+      <w:r>
+        <w:br/>
+      </w:r>
+      <w:r>
+        <w:rPr>
+          <w:rStyle w:val="DataTypeTok"/>
+        </w:rPr>
+        <w:t xml:space="preserve">int</w:t>
+      </w:r>
+      <w:r>
+        <w:rPr>
+          <w:rStyle w:val="NormalTok"/>
+        </w:rPr>
+        <w:t xml:space="preserve"> r </w:t>
+      </w:r>
+      <w:r>
+        <w:rPr>
+          <w:rStyle w:val="OperatorTok"/>
+        </w:rPr>
+        <w:t xml:space="preserve">=</w:t>
+      </w:r>
+      <w:r>
+        <w:rPr>
+          <w:rStyle w:val="NormalTok"/>
+        </w:rPr>
+        <w:t xml:space="preserve"> wifi_join </w:t>
+      </w:r>
+      <w:r>
+        <w:rPr>
+          <w:rStyle w:val="OperatorTok"/>
+        </w:rPr>
+        <w:t xml:space="preserve">(</w:t>
+      </w:r>
+      <w:r>
+        <w:rPr>
+          <w:rStyle w:val="StringTok"/>
+        </w:rPr>
+        <w:t xml:space="preserve">"Maison"</w:t>
+      </w:r>
+      <w:r>
+        <w:rPr>
+          <w:rStyle w:val="OperatorTok"/>
+        </w:rPr>
+        <w:t xml:space="preserve">,</w:t>
+      </w:r>
+      <w:r>
+        <w:rPr>
+          <w:rStyle w:val="NormalTok"/>
+        </w:rPr>
+        <w:t xml:space="preserve"> WLAN_SEC_WPA2</w:t>
+      </w:r>
+      <w:r>
+        <w:rPr>
+          <w:rStyle w:val="OperatorTok"/>
+        </w:rPr>
+        <w:t xml:space="preserve">,</w:t>
+      </w:r>
+      <w:r>
+        <w:rPr>
+          <w:rStyle w:val="NormalTok"/>
+        </w:rPr>
+        <w:t xml:space="preserve"> </w:t>
+      </w:r>
+      <w:r>
+        <w:rPr>
+          <w:rStyle w:val="StringTok"/>
+        </w:rPr>
+        <w:t xml:space="preserve">"the password"</w:t>
+      </w:r>
+      <w:r>
+        <w:rPr>
+          <w:rStyle w:val="OperatorTok"/>
+        </w:rPr>
+        <w:t xml:space="preserve">);</w:t>
+      </w:r>
+      <w:r>
+        <w:rPr>
+          <w:rStyle w:val="NormalTok"/>
+        </w:rPr>
+        <w:t xml:space="preserve">  </w:t>
+      </w:r>
+      <w:r>
+        <w:rPr>
+          <w:rStyle w:val="CommentTok"/>
+        </w:rPr>
+        <w:t xml:space="preserve">// WIFI_OK (joining), WIFI_SAVED (a reboot joins it), WIFI_E*</w:t>
+      </w:r>
+      <w:r>
+        <w:br/>
+      </w:r>
+      <w:r>
+        <w:rPr>
+          <w:rStyle w:val="NormalTok"/>
+        </w:rPr>
+        <w:t xml:space="preserve">wifi_forget </w:t>
+      </w:r>
+      <w:r>
+        <w:rPr>
+          <w:rStyle w:val="OperatorTok"/>
+        </w:rPr>
+        <w:t xml:space="preserve">(</w:t>
+      </w:r>
+      <w:r>
+        <w:rPr>
+          <w:rStyle w:val="StringTok"/>
+        </w:rPr>
+        <w:t xml:space="preserve">"Voisin"</w:t>
+      </w:r>
+      <w:r>
+        <w:rPr>
+          <w:rStyle w:val="OperatorTok"/>
+        </w:rPr>
+        <w:t xml:space="preserve">);</w:t>
+      </w:r>
+      <w:r>
+        <w:br/>
+      </w:r>
+      <w:r>
+        <w:rPr>
+          <w:rStyle w:val="NormalTok"/>
+        </w:rPr>
+        <w:t xml:space="preserve">wifi_set_country </w:t>
+      </w:r>
+      <w:r>
+        <w:rPr>
+          <w:rStyle w:val="OperatorTok"/>
+        </w:rPr>
+        <w:t xml:space="preserve">(</w:t>
+      </w:r>
+      <w:r>
+        <w:rPr>
+          <w:rStyle w:val="StringTok"/>
+        </w:rPr>
+        <w:t xml:space="preserve">"BE"</w:t>
+      </w:r>
+      <w:r>
+        <w:rPr>
+          <w:rStyle w:val="OperatorTok"/>
+        </w:rPr>
+        <w:t xml:space="preserve">);</w:t>
+      </w:r>
+    </w:p>
+    <w:p>
+      <w:pPr>
+        <w:pStyle w:val="FirstParagraph"/>
+      </w:pPr>
+      <w:r>
+        <w:t xml:space="preserve">The passwords are in clear text on the card (the radio needs them).</w:t>
+      </w:r>
+    </w:p>
+    <w:p>
+      <w:pPr>
+        <w:pStyle w:val="BodyText"/>
       </w:pPr>
       <w:r>
         <w:t xml:space="preserve">The raw sockets (</w:t>

--- a/docs/exports/06-KITS-GUIDE.docx
+++ b/docs/exports/06-KITS-GUIDE.docx
@@ -24,140 +24,140 @@
       </w:pPr>
       <w:r>
         <w:rPr>
+          <w:i/>
           <w:iCs/>
+        </w:rPr>
+        <w:t xml:space="preserve">How an Onyx program is built on the system's shared libraries — the</w:t>
+      </w:r>
+      <w:r>
+        <w:rPr>
           <w:i/>
-        </w:rPr>
-        <w:t xml:space="preserve">How an Onyx program is built on the system's shared libraries — the</w:t>
-      </w:r>
-      <w:r>
-        <w:rPr>
           <w:iCs/>
+        </w:rPr>
+        <w:t xml:space="preserve"> </w:t>
+      </w:r>
+      <w:r>
+        <w:rPr>
+          <w:b/>
+          <w:bCs/>
           <w:i/>
-        </w:rPr>
-        <w:t xml:space="preserve"> </w:t>
-      </w:r>
-      <w:r>
-        <w:rPr>
-          <w:bCs/>
-          <w:b/>
           <w:iCs/>
+        </w:rPr>
+        <w:t xml:space="preserve">kits</w:t>
+      </w:r>
+      <w:r>
+        <w:rPr>
           <w:i/>
-        </w:rPr>
-        <w:t xml:space="preserve">kits</w:t>
-      </w:r>
-      <w:r>
-        <w:rPr>
           <w:iCs/>
+        </w:rPr>
+        <w:t xml:space="preserve"> </w:t>
+      </w:r>
+      <w:r>
+        <w:rPr>
           <w:i/>
-        </w:rPr>
-        <w:t xml:space="preserve"> </w:t>
-      </w:r>
-      <w:r>
-        <w:rPr>
           <w:iCs/>
+        </w:rPr>
+        <w:t xml:space="preserve">— with a short example</w:t>
+      </w:r>
+      <w:r>
+        <w:rPr>
           <w:i/>
-        </w:rPr>
-        <w:t xml:space="preserve">— with a short example</w:t>
-      </w:r>
-      <w:r>
-        <w:rPr>
           <w:iCs/>
+        </w:rPr>
+        <w:t xml:space="preserve"> </w:t>
+      </w:r>
+      <w:r>
+        <w:rPr>
           <w:i/>
-        </w:rPr>
-        <w:t xml:space="preserve"> </w:t>
-      </w:r>
-      <w:r>
-        <w:rPr>
           <w:iCs/>
+        </w:rPr>
+        <w:t xml:space="preserve">for each. Each kit has its reference, with every operation it exposes (documents 10 to 19, linked in the</w:t>
+      </w:r>
+      <w:r>
+        <w:rPr>
           <w:i/>
-        </w:rPr>
-        <w:t xml:space="preserve">for each. Each kit has its reference, with every operation it exposes (documents 10 to 19, linked in the</w:t>
-      </w:r>
-      <w:r>
-        <w:rPr>
           <w:iCs/>
+        </w:rPr>
+        <w:t xml:space="preserve"> </w:t>
+      </w:r>
+      <w:r>
+        <w:rPr>
           <w:i/>
-        </w:rPr>
-        <w:t xml:space="preserve"> </w:t>
-      </w:r>
-      <w:r>
-        <w:rPr>
           <w:iCs/>
+        </w:rPr>
+        <w:t xml:space="preserve">table below). Companion of the</w:t>
+      </w:r>
+      <w:r>
+        <w:rPr>
           <w:i/>
-        </w:rPr>
-        <w:t xml:space="preserve">table below). Companion of the</w:t>
-      </w:r>
-      <w:r>
-        <w:rPr>
           <w:iCs/>
-          <w:i/>
-        </w:rPr>
-        <w:t xml:space="preserve"> </w:t>
-      </w:r>
-      <w:hyperlink r:id="rId20">
+        </w:rPr>
+        <w:t xml:space="preserve"> </w:t>
+      </w:r>
+      <w:hyperlink r:id="rId18">
         <w:r>
           <w:rPr>
             <w:rStyle w:val="Hyperlink"/>
+            <w:i/>
             <w:iCs/>
-            <w:i/>
           </w:rPr>
           <w:t xml:space="preserve">Developer Guide</w:t>
         </w:r>
       </w:hyperlink>
       <w:r>
         <w:rPr>
+          <w:i/>
           <w:iCs/>
+        </w:rPr>
+        <w:t xml:space="preserve"> </w:t>
+      </w:r>
+      <w:r>
+        <w:rPr>
           <w:i/>
-        </w:rPr>
-        <w:t xml:space="preserve"> </w:t>
-      </w:r>
-      <w:r>
-        <w:rPr>
           <w:iCs/>
+        </w:rPr>
+        <w:t xml:space="preserve">(the build, the application</w:t>
+      </w:r>
+      <w:r>
+        <w:rPr>
           <w:i/>
-        </w:rPr>
-        <w:t xml:space="preserve">(the build, the application</w:t>
-      </w:r>
-      <w:r>
-        <w:rPr>
           <w:iCs/>
+        </w:rPr>
+        <w:t xml:space="preserve"> </w:t>
+      </w:r>
+      <w:r>
+        <w:rPr>
           <w:i/>
-        </w:rPr>
-        <w:t xml:space="preserve"> </w:t>
-      </w:r>
-      <w:r>
-        <w:rPr>
           <w:iCs/>
+        </w:rPr>
+        <w:t xml:space="preserve">model, the ports) and of</w:t>
+      </w:r>
+      <w:r>
+        <w:rPr>
           <w:i/>
-        </w:rPr>
-        <w:t xml:space="preserve">model, the ports) and of</w:t>
-      </w:r>
-      <w:r>
-        <w:rPr>
           <w:iCs/>
-          <w:i/>
-        </w:rPr>
-        <w:t xml:space="preserve"> </w:t>
-      </w:r>
-      <w:hyperlink r:id="rId21">
+        </w:rPr>
+        <w:t xml:space="preserve"> </w:t>
+      </w:r>
+      <w:hyperlink r:id="rId19">
         <w:r>
           <w:rPr>
             <w:rStyle w:val="Hyperlink"/>
+            <w:i/>
             <w:iCs/>
-            <w:i/>
           </w:rPr>
           <w:t xml:space="preserve">Kernel Internals</w:t>
         </w:r>
       </w:hyperlink>
       <w:r>
         <w:rPr>
+          <w:i/>
           <w:iCs/>
-          <w:i/>
         </w:rPr>
         <w:t xml:space="preserve">.</w:t>
       </w:r>
     </w:p>
-    <w:bookmarkStart w:id="22" w:name="table-of-contents"/>
+    <w:bookmarkStart w:id="20" w:name="table-of-contents"/>
     <w:p>
       <w:pPr>
         <w:pStyle w:val="Heading2"/>
@@ -168,11 +168,11 @@
     </w:p>
     <w:p>
       <w:pPr>
+        <w:pStyle w:val="Compact"/>
         <w:numPr>
           <w:ilvl w:val="0"/>
           <w:numId w:val="1001"/>
         </w:numPr>
-        <w:pStyle w:val="Compact"/>
       </w:pPr>
       <w:hyperlink w:anchor="Xf42949ce2155418547b745b31f0a8bd30f8ab19">
         <w:r>
@@ -185,11 +185,11 @@
     </w:p>
     <w:p>
       <w:pPr>
+        <w:pStyle w:val="Compact"/>
         <w:numPr>
           <w:ilvl w:val="0"/>
           <w:numId w:val="1001"/>
         </w:numPr>
-        <w:pStyle w:val="Compact"/>
       </w:pPr>
       <w:hyperlink w:anchor="X85b9036d0c437b6d6abf0631055454f6f74ddb8">
         <w:r>
@@ -202,11 +202,11 @@
     </w:p>
     <w:p>
       <w:pPr>
+        <w:pStyle w:val="Compact"/>
         <w:numPr>
           <w:ilvl w:val="0"/>
           <w:numId w:val="1001"/>
         </w:numPr>
-        <w:pStyle w:val="Compact"/>
       </w:pPr>
       <w:hyperlink w:anchor="X479a017f3f362789bae7c4b9122aafaba533bfa">
         <w:r>
@@ -219,11 +219,11 @@
     </w:p>
     <w:p>
       <w:pPr>
+        <w:pStyle w:val="Compact"/>
         <w:numPr>
           <w:ilvl w:val="0"/>
           <w:numId w:val="1001"/>
         </w:numPr>
-        <w:pStyle w:val="Compact"/>
       </w:pPr>
       <w:hyperlink w:anchor="X0a53c701f88fdf6f7c7ea97f28ca21204deb07c">
         <w:r>
@@ -236,11 +236,11 @@
     </w:p>
     <w:p>
       <w:pPr>
+        <w:pStyle w:val="Compact"/>
         <w:numPr>
           <w:ilvl w:val="0"/>
           <w:numId w:val="1001"/>
         </w:numPr>
-        <w:pStyle w:val="Compact"/>
       </w:pPr>
       <w:hyperlink w:anchor="X1c12e241ab2b4ebd18b32f840f751712082d5e1">
         <w:r>
@@ -253,11 +253,11 @@
     </w:p>
     <w:p>
       <w:pPr>
+        <w:pStyle w:val="Compact"/>
         <w:numPr>
           <w:ilvl w:val="0"/>
           <w:numId w:val="1001"/>
         </w:numPr>
-        <w:pStyle w:val="Compact"/>
       </w:pPr>
       <w:hyperlink w:anchor="X21c5dfbcb5a69cd5c428264b88180cd193f70a2">
         <w:r>
@@ -270,11 +270,11 @@
     </w:p>
     <w:p>
       <w:pPr>
+        <w:pStyle w:val="Compact"/>
         <w:numPr>
           <w:ilvl w:val="0"/>
           <w:numId w:val="1001"/>
         </w:numPr>
-        <w:pStyle w:val="Compact"/>
       </w:pPr>
       <w:hyperlink w:anchor="X491a56bd334c8c4c777570fe8bd846c18e7eccb">
         <w:r>
@@ -287,11 +287,11 @@
     </w:p>
     <w:p>
       <w:pPr>
+        <w:pStyle w:val="Compact"/>
         <w:numPr>
           <w:ilvl w:val="0"/>
           <w:numId w:val="1001"/>
         </w:numPr>
-        <w:pStyle w:val="Compact"/>
       </w:pPr>
       <w:hyperlink w:anchor="Xf777c6178c1b7acc606d863a1dc288d7a0b8399">
         <w:r>
@@ -304,11 +304,11 @@
     </w:p>
     <w:p>
       <w:pPr>
+        <w:pStyle w:val="Compact"/>
         <w:numPr>
           <w:ilvl w:val="0"/>
           <w:numId w:val="1001"/>
         </w:numPr>
-        <w:pStyle w:val="Compact"/>
       </w:pPr>
       <w:hyperlink w:anchor="X5d555d25266128ff4d9fa5481cdbbe513b622de">
         <w:r>
@@ -321,11 +321,11 @@
     </w:p>
     <w:p>
       <w:pPr>
+        <w:pStyle w:val="Compact"/>
         <w:numPr>
           <w:ilvl w:val="0"/>
           <w:numId w:val="1001"/>
         </w:numPr>
-        <w:pStyle w:val="Compact"/>
       </w:pPr>
       <w:hyperlink w:anchor="Xfe4ab0ec0802ddea0ccd1e2aa45325e2067bf65">
         <w:r>
@@ -338,11 +338,11 @@
     </w:p>
     <w:p>
       <w:pPr>
+        <w:pStyle w:val="Compact"/>
         <w:numPr>
           <w:ilvl w:val="0"/>
           <w:numId w:val="1001"/>
         </w:numPr>
-        <w:pStyle w:val="Compact"/>
       </w:pPr>
       <w:hyperlink w:anchor="Xc2f542cdd1b9794d820c6abd4ac9243886c7e6b">
         <w:r>
@@ -355,11 +355,11 @@
     </w:p>
     <w:p>
       <w:pPr>
+        <w:pStyle w:val="Compact"/>
         <w:numPr>
           <w:ilvl w:val="0"/>
           <w:numId w:val="1001"/>
         </w:numPr>
-        <w:pStyle w:val="Compact"/>
       </w:pPr>
       <w:hyperlink w:anchor="Xb7d04fe5597e6f81749c2de70bfb4a609e0417c">
         <w:r>
@@ -372,11 +372,11 @@
     </w:p>
     <w:p>
       <w:pPr>
+        <w:pStyle w:val="Compact"/>
         <w:numPr>
           <w:ilvl w:val="0"/>
           <w:numId w:val="1001"/>
         </w:numPr>
-        <w:pStyle w:val="Compact"/>
       </w:pPr>
       <w:hyperlink w:anchor="X7bee38e3dabe969bc7760c3e9f8efbee9e9a335">
         <w:r>
@@ -389,11 +389,11 @@
     </w:p>
     <w:p>
       <w:pPr>
+        <w:pStyle w:val="Compact"/>
         <w:numPr>
           <w:ilvl w:val="0"/>
           <w:numId w:val="1001"/>
         </w:numPr>
-        <w:pStyle w:val="Compact"/>
       </w:pPr>
       <w:hyperlink w:anchor="Xbcc3c9982cb41910d48a6fc07f420d59f65e738">
         <w:r>
@@ -406,11 +406,11 @@
     </w:p>
     <w:p>
       <w:pPr>
+        <w:pStyle w:val="Compact"/>
         <w:numPr>
           <w:ilvl w:val="0"/>
           <w:numId w:val="1001"/>
         </w:numPr>
-        <w:pStyle w:val="Compact"/>
       </w:pPr>
       <w:hyperlink w:anchor="X3af01a0667e17ad839a7c64a0acda15c6c35965">
         <w:r>
@@ -428,8 +428,8 @@
         </w:pict>
       </w:r>
     </w:p>
-    <w:bookmarkEnd w:id="22"/>
-    <w:bookmarkStart w:id="34" w:name="Xf42949ce2155418547b745b31f0a8bd30f8ab19"/>
+    <w:bookmarkEnd w:id="20"/>
+    <w:bookmarkStart w:id="32" w:name="Xf42949ce2155418547b745b31f0a8bd30f8ab19"/>
     <w:p>
       <w:pPr>
         <w:pStyle w:val="Heading2"/>
@@ -450,8 +450,8 @@
       </w:r>
       <w:r>
         <w:rPr>
+          <w:b/>
           <w:bCs/>
-          <w:b/>
         </w:rPr>
         <w:t xml:space="preserve">kits</w:t>
       </w:r>
@@ -470,7 +470,6 @@
         <w:tblStyle w:val="Table"/>
         <w:tblW w:type="auto" w:w="0"/>
         <w:tblLook w:firstRow="1" w:lastRow="0" w:firstColumn="0" w:lastColumn="0" w:noHBand="0" w:noVBand="0" w:val="0020"/>
-        <w:jc w:val="start"/>
       </w:tblPr>
       <w:tblGrid>
         <w:gridCol w:w="1584"/>
@@ -481,14 +480,13 @@
       </w:tblGrid>
       <w:tr>
         <w:trPr>
-          <w:tblHeader w:val="true"/>
+          <w:tblHeader w:val="on"/>
         </w:trPr>
         <w:tc>
           <w:tcPr/>
           <w:p>
             <w:pPr>
               <w:pStyle w:val="Compact"/>
-              <w:jc w:val="left"/>
             </w:pPr>
             <w:r>
               <w:t xml:space="preserve">Kit</w:t>
@@ -500,7 +498,6 @@
           <w:p>
             <w:pPr>
               <w:pStyle w:val="Compact"/>
-              <w:jc w:val="left"/>
             </w:pPr>
             <w:r>
               <w:t xml:space="preserve">Domain</w:t>
@@ -512,7 +509,6 @@
           <w:p>
             <w:pPr>
               <w:pStyle w:val="Compact"/>
-              <w:jc w:val="left"/>
             </w:pPr>
             <w:r>
               <w:t xml:space="preserve">On the card</w:t>
@@ -524,7 +520,6 @@
           <w:p>
             <w:pPr>
               <w:pStyle w:val="Compact"/>
-              <w:jc w:val="left"/>
             </w:pPr>
             <w:r>
               <w:t xml:space="preserve">Sources</w:t>
@@ -536,7 +531,6 @@
           <w:p>
             <w:pPr>
               <w:pStyle w:val="Compact"/>
-              <w:jc w:val="left"/>
             </w:pPr>
             <w:r>
               <w:t xml:space="preserve">Reference</w:t>
@@ -550,12 +544,11 @@
           <w:p>
             <w:pPr>
               <w:pStyle w:val="Compact"/>
-              <w:jc w:val="left"/>
             </w:pPr>
             <w:r>
               <w:rPr>
+                <w:b/>
                 <w:bCs/>
-                <w:b/>
               </w:rPr>
               <w:t xml:space="preserve">AppKit</w:t>
             </w:r>
@@ -566,7 +559,6 @@
           <w:p>
             <w:pPr>
               <w:pStyle w:val="Compact"/>
-              <w:jc w:val="left"/>
             </w:pPr>
             <w:r>
               <w:t xml:space="preserve">What makes a program run: the system's calls, strings, the console,</w:t>
@@ -593,7 +585,6 @@
           <w:p>
             <w:pPr>
               <w:pStyle w:val="Compact"/>
-              <w:jc w:val="left"/>
             </w:pPr>
             <w:r>
               <w:rPr>
@@ -608,7 +599,6 @@
           <w:p>
             <w:pPr>
               <w:pStyle w:val="Compact"/>
-              <w:jc w:val="left"/>
             </w:pPr>
             <w:r>
               <w:rPr>
@@ -623,9 +613,8 @@
           <w:p>
             <w:pPr>
               <w:pStyle w:val="Compact"/>
-              <w:jc w:val="left"/>
             </w:pPr>
-            <w:hyperlink r:id="rId23">
+            <w:hyperlink r:id="rId21">
               <w:r>
                 <w:rPr>
                   <w:rStyle w:val="Hyperlink"/>
@@ -642,12 +631,11 @@
           <w:p>
             <w:pPr>
               <w:pStyle w:val="Compact"/>
-              <w:jc w:val="left"/>
             </w:pPr>
             <w:r>
               <w:rPr>
+                <w:b/>
                 <w:bCs/>
-                <w:b/>
               </w:rPr>
               <w:t xml:space="preserve">UIKit</w:t>
             </w:r>
@@ -658,7 +646,6 @@
           <w:p>
             <w:pPr>
               <w:pStyle w:val="Compact"/>
-              <w:jc w:val="left"/>
             </w:pPr>
             <w:r>
               <w:t xml:space="preserve">The interface: windows, widgets, dialogs, the theme, icons</w:t>
@@ -670,7 +657,6 @@
           <w:p>
             <w:pPr>
               <w:pStyle w:val="Compact"/>
-              <w:jc w:val="left"/>
             </w:pPr>
             <w:r>
               <w:rPr>
@@ -685,7 +671,6 @@
           <w:p>
             <w:pPr>
               <w:pStyle w:val="Compact"/>
-              <w:jc w:val="left"/>
             </w:pPr>
             <w:r>
               <w:rPr>
@@ -700,9 +685,8 @@
           <w:p>
             <w:pPr>
               <w:pStyle w:val="Compact"/>
-              <w:jc w:val="left"/>
             </w:pPr>
-            <w:hyperlink r:id="rId24">
+            <w:hyperlink r:id="rId22">
               <w:r>
                 <w:rPr>
                   <w:rStyle w:val="Hyperlink"/>
@@ -719,12 +703,11 @@
           <w:p>
             <w:pPr>
               <w:pStyle w:val="Compact"/>
-              <w:jc w:val="left"/>
             </w:pPr>
             <w:r>
               <w:rPr>
+                <w:b/>
                 <w:bCs/>
-                <w:b/>
               </w:rPr>
               <w:t xml:space="preserve">SystemKit</w:t>
             </w:r>
@@ -735,7 +718,6 @@
           <w:p>
             <w:pPr>
               <w:pStyle w:val="Compact"/>
-              <w:jc w:val="left"/>
             </w:pPr>
             <w:r>
               <w:t xml:space="preserve">Talking to the system and the other programs: notifications, clipboard, trash, volume, wallpaper, file associations, the dock, the language and the time zone</w:t>
@@ -747,7 +729,6 @@
           <w:p>
             <w:pPr>
               <w:pStyle w:val="Compact"/>
-              <w:jc w:val="left"/>
             </w:pPr>
             <w:r>
               <w:rPr>
@@ -762,7 +743,6 @@
           <w:p>
             <w:pPr>
               <w:pStyle w:val="Compact"/>
-              <w:jc w:val="left"/>
             </w:pPr>
             <w:r>
               <w:rPr>
@@ -777,9 +757,8 @@
           <w:p>
             <w:pPr>
               <w:pStyle w:val="Compact"/>
-              <w:jc w:val="left"/>
             </w:pPr>
-            <w:hyperlink r:id="rId25">
+            <w:hyperlink r:id="rId23">
               <w:r>
                 <w:rPr>
                   <w:rStyle w:val="Hyperlink"/>
@@ -796,12 +775,11 @@
           <w:p>
             <w:pPr>
               <w:pStyle w:val="Compact"/>
-              <w:jc w:val="left"/>
             </w:pPr>
             <w:r>
               <w:rPr>
+                <w:b/>
                 <w:bCs/>
-                <w:b/>
               </w:rPr>
               <w:t xml:space="preserve">NetKit</w:t>
             </w:r>
@@ -812,7 +790,6 @@
           <w:p>
             <w:pPr>
               <w:pStyle w:val="Compact"/>
-              <w:jc w:val="left"/>
             </w:pPr>
             <w:r>
               <w:t xml:space="preserve">The network: HTTP, the FTP volumes</w:t>
@@ -824,7 +801,6 @@
           <w:p>
             <w:pPr>
               <w:pStyle w:val="Compact"/>
-              <w:jc w:val="left"/>
             </w:pPr>
             <w:r>
               <w:rPr>
@@ -839,7 +815,6 @@
           <w:p>
             <w:pPr>
               <w:pStyle w:val="Compact"/>
-              <w:jc w:val="left"/>
             </w:pPr>
             <w:r>
               <w:rPr>
@@ -854,9 +829,8 @@
           <w:p>
             <w:pPr>
               <w:pStyle w:val="Compact"/>
-              <w:jc w:val="left"/>
             </w:pPr>
-            <w:hyperlink r:id="rId26">
+            <w:hyperlink r:id="rId24">
               <w:r>
                 <w:rPr>
                   <w:rStyle w:val="Hyperlink"/>
@@ -873,12 +847,11 @@
           <w:p>
             <w:pPr>
               <w:pStyle w:val="Compact"/>
-              <w:jc w:val="left"/>
             </w:pPr>
             <w:r>
               <w:rPr>
+                <w:b/>
                 <w:bCs/>
-                <w:b/>
               </w:rPr>
               <w:t xml:space="preserve">FileKit</w:t>
             </w:r>
@@ -889,7 +862,6 @@
           <w:p>
             <w:pPr>
               <w:pStyle w:val="Compact"/>
-              <w:jc w:val="left"/>
             </w:pPr>
             <w:r>
               <w:t xml:space="preserve">Files and folders, paths, compression, archives</w:t>
@@ -901,7 +873,6 @@
           <w:p>
             <w:pPr>
               <w:pStyle w:val="Compact"/>
-              <w:jc w:val="left"/>
             </w:pPr>
             <w:r>
               <w:rPr>
@@ -916,7 +887,6 @@
           <w:p>
             <w:pPr>
               <w:pStyle w:val="Compact"/>
-              <w:jc w:val="left"/>
             </w:pPr>
             <w:r>
               <w:rPr>
@@ -931,9 +901,8 @@
           <w:p>
             <w:pPr>
               <w:pStyle w:val="Compact"/>
-              <w:jc w:val="left"/>
             </w:pPr>
-            <w:hyperlink r:id="rId27">
+            <w:hyperlink r:id="rId25">
               <w:r>
                 <w:rPr>
                   <w:rStyle w:val="Hyperlink"/>
@@ -950,12 +919,11 @@
           <w:p>
             <w:pPr>
               <w:pStyle w:val="Compact"/>
-              <w:jc w:val="left"/>
             </w:pPr>
             <w:r>
               <w:rPr>
+                <w:b/>
                 <w:bCs/>
-                <w:b/>
               </w:rPr>
               <w:t xml:space="preserve">ImageKit</w:t>
             </w:r>
@@ -966,7 +934,6 @@
           <w:p>
             <w:pPr>
               <w:pStyle w:val="Compact"/>
-              <w:jc w:val="left"/>
             </w:pPr>
             <w:r>
               <w:t xml:space="preserve">Pictures: reading, writing, resizing, adjusting</w:t>
@@ -978,7 +945,6 @@
           <w:p>
             <w:pPr>
               <w:pStyle w:val="Compact"/>
-              <w:jc w:val="left"/>
             </w:pPr>
             <w:r>
               <w:rPr>
@@ -993,7 +959,6 @@
           <w:p>
             <w:pPr>
               <w:pStyle w:val="Compact"/>
-              <w:jc w:val="left"/>
             </w:pPr>
             <w:r>
               <w:rPr>
@@ -1008,9 +973,8 @@
           <w:p>
             <w:pPr>
               <w:pStyle w:val="Compact"/>
-              <w:jc w:val="left"/>
             </w:pPr>
-            <w:hyperlink r:id="rId28">
+            <w:hyperlink r:id="rId26">
               <w:r>
                 <w:rPr>
                   <w:rStyle w:val="Hyperlink"/>
@@ -1027,12 +991,11 @@
           <w:p>
             <w:pPr>
               <w:pStyle w:val="Compact"/>
-              <w:jc w:val="left"/>
             </w:pPr>
             <w:r>
               <w:rPr>
+                <w:b/>
                 <w:bCs/>
-                <w:b/>
               </w:rPr>
               <w:t xml:space="preserve">AudioKit</w:t>
             </w:r>
@@ -1043,7 +1006,6 @@
           <w:p>
             <w:pPr>
               <w:pStyle w:val="Compact"/>
-              <w:jc w:val="left"/>
             </w:pPr>
             <w:r>
               <w:t xml:space="preserve">Sound: playing files, notes, synthesis, the sound output</w:t>
@@ -1055,7 +1017,6 @@
           <w:p>
             <w:pPr>
               <w:pStyle w:val="Compact"/>
-              <w:jc w:val="left"/>
             </w:pPr>
             <w:r>
               <w:rPr>
@@ -1070,7 +1031,6 @@
           <w:p>
             <w:pPr>
               <w:pStyle w:val="Compact"/>
-              <w:jc w:val="left"/>
             </w:pPr>
             <w:r>
               <w:rPr>
@@ -1085,9 +1045,8 @@
           <w:p>
             <w:pPr>
               <w:pStyle w:val="Compact"/>
-              <w:jc w:val="left"/>
             </w:pPr>
-            <w:hyperlink r:id="rId29">
+            <w:hyperlink r:id="rId27">
               <w:r>
                 <w:rPr>
                   <w:rStyle w:val="Hyperlink"/>
@@ -1104,12 +1063,11 @@
           <w:p>
             <w:pPr>
               <w:pStyle w:val="Compact"/>
-              <w:jc w:val="left"/>
             </w:pPr>
             <w:r>
               <w:rPr>
+                <w:b/>
                 <w:bCs/>
-                <w:b/>
               </w:rPr>
               <w:t xml:space="preserve">FontKit</w:t>
             </w:r>
@@ -1120,7 +1078,6 @@
           <w:p>
             <w:pPr>
               <w:pStyle w:val="Compact"/>
-              <w:jc w:val="left"/>
             </w:pPr>
             <w:r>
               <w:t xml:space="preserve">Fonts: FreeType, the font manager, anti-aliased text</w:t>
@@ -1132,7 +1089,6 @@
           <w:p>
             <w:pPr>
               <w:pStyle w:val="Compact"/>
-              <w:jc w:val="left"/>
             </w:pPr>
             <w:r>
               <w:rPr>
@@ -1147,7 +1103,6 @@
           <w:p>
             <w:pPr>
               <w:pStyle w:val="Compact"/>
-              <w:jc w:val="left"/>
             </w:pPr>
             <w:r>
               <w:rPr>
@@ -1162,9 +1117,8 @@
           <w:p>
             <w:pPr>
               <w:pStyle w:val="Compact"/>
-              <w:jc w:val="left"/>
             </w:pPr>
-            <w:hyperlink r:id="rId30">
+            <w:hyperlink r:id="rId28">
               <w:r>
                 <w:rPr>
                   <w:rStyle w:val="Hyperlink"/>
@@ -1181,12 +1135,11 @@
           <w:p>
             <w:pPr>
               <w:pStyle w:val="Compact"/>
-              <w:jc w:val="left"/>
             </w:pPr>
             <w:r>
               <w:rPr>
+                <w:b/>
                 <w:bCs/>
-                <w:b/>
               </w:rPr>
               <w:t xml:space="preserve">PrinterKit</w:t>
             </w:r>
@@ -1197,7 +1150,6 @@
           <w:p>
             <w:pPr>
               <w:pStyle w:val="Compact"/>
-              <w:jc w:val="left"/>
             </w:pPr>
             <w:r>
               <w:t xml:space="preserve">Printing: the Print dialog, a job's pages</w:t>
@@ -1209,7 +1161,6 @@
           <w:p>
             <w:pPr>
               <w:pStyle w:val="Compact"/>
-              <w:jc w:val="left"/>
             </w:pPr>
             <w:r>
               <w:rPr>
@@ -1224,7 +1175,6 @@
           <w:p>
             <w:pPr>
               <w:pStyle w:val="Compact"/>
-              <w:jc w:val="left"/>
             </w:pPr>
             <w:r>
               <w:rPr>
@@ -1239,9 +1189,8 @@
           <w:p>
             <w:pPr>
               <w:pStyle w:val="Compact"/>
-              <w:jc w:val="left"/>
             </w:pPr>
-            <w:hyperlink r:id="rId31">
+            <w:hyperlink r:id="rId29">
               <w:r>
                 <w:rPr>
                   <w:rStyle w:val="Hyperlink"/>
@@ -1258,12 +1207,11 @@
           <w:p>
             <w:pPr>
               <w:pStyle w:val="Compact"/>
-              <w:jc w:val="left"/>
             </w:pPr>
             <w:r>
               <w:rPr>
+                <w:b/>
                 <w:bCs/>
-                <w:b/>
               </w:rPr>
               <w:t xml:space="preserve">GPIOKit</w:t>
             </w:r>
@@ -1274,7 +1222,6 @@
           <w:p>
             <w:pPr>
               <w:pStyle w:val="Compact"/>
-              <w:jc w:val="left"/>
             </w:pPr>
             <w:r>
               <w:t xml:space="preserve">The Raspberry Pi's 40-pin header: pins, PWM, edges, I2C, SPI; a simulated board</w:t>
@@ -1286,7 +1233,6 @@
           <w:p>
             <w:pPr>
               <w:pStyle w:val="Compact"/>
-              <w:jc w:val="left"/>
             </w:pPr>
             <w:r>
               <w:rPr>
@@ -1301,7 +1247,6 @@
           <w:p>
             <w:pPr>
               <w:pStyle w:val="Compact"/>
-              <w:jc w:val="left"/>
             </w:pPr>
             <w:r>
               <w:rPr>
@@ -1316,9 +1261,8 @@
           <w:p>
             <w:pPr>
               <w:pStyle w:val="Compact"/>
-              <w:jc w:val="left"/>
             </w:pPr>
-            <w:hyperlink r:id="rId32">
+            <w:hyperlink r:id="rId30">
               <w:r>
                 <w:rPr>
                   <w:rStyle w:val="Hyperlink"/>
@@ -1335,12 +1279,11 @@
           <w:p>
             <w:pPr>
               <w:pStyle w:val="Compact"/>
-              <w:jc w:val="left"/>
             </w:pPr>
             <w:r>
               <w:rPr>
+                <w:b/>
                 <w:bCs/>
-                <w:b/>
               </w:rPr>
               <w:t xml:space="preserve">GameKit</w:t>
             </w:r>
@@ -1351,7 +1294,6 @@
           <w:p>
             <w:pPr>
               <w:pStyle w:val="Compact"/>
-              <w:jc w:val="left"/>
             </w:pPr>
             <w:r>
               <w:t xml:space="preserve">The games of the card's ROMs: the emulators' consoles, the watched folders, the ROMs, their pictures</w:t>
@@ -1363,7 +1305,6 @@
           <w:p>
             <w:pPr>
               <w:pStyle w:val="Compact"/>
-              <w:jc w:val="left"/>
             </w:pPr>
             <w:r>
               <w:rPr>
@@ -1378,7 +1319,6 @@
           <w:p>
             <w:pPr>
               <w:pStyle w:val="Compact"/>
-              <w:jc w:val="left"/>
             </w:pPr>
             <w:r>
               <w:rPr>
@@ -1393,9 +1333,8 @@
           <w:p>
             <w:pPr>
               <w:pStyle w:val="Compact"/>
-              <w:jc w:val="left"/>
             </w:pPr>
-            <w:hyperlink r:id="rId33">
+            <w:hyperlink r:id="rId31">
               <w:r>
                 <w:rPr>
                   <w:rStyle w:val="Hyperlink"/>
@@ -1417,16 +1356,16 @@
     </w:p>
     <w:p>
       <w:pPr>
+        <w:pStyle w:val="Compact"/>
         <w:numPr>
           <w:ilvl w:val="0"/>
           <w:numId w:val="1002"/>
         </w:numPr>
-        <w:pStyle w:val="Compact"/>
       </w:pPr>
       <w:r>
         <w:rPr>
+          <w:b/>
           <w:bCs/>
-          <w:b/>
         </w:rPr>
         <w:t xml:space="preserve">Reusable code goes into the adequate kit</w:t>
       </w:r>
@@ -1445,41 +1384,41 @@
     </w:p>
     <w:p>
       <w:pPr>
+        <w:pStyle w:val="Compact"/>
         <w:numPr>
           <w:ilvl w:val="0"/>
           <w:numId w:val="1002"/>
         </w:numPr>
-        <w:pStyle w:val="Compact"/>
       </w:pPr>
       <w:r>
         <w:rPr>
+          <w:b/>
           <w:bCs/>
+        </w:rPr>
+        <w:t xml:space="preserve">A program draws on the kits as much as it can</w:t>
+      </w:r>
+      <w:r>
+        <w:t xml:space="preserve">, and never reaches the kernel itself. Only AppKit</w:t>
+      </w:r>
+      <w:r>
+        <w:t xml:space="preserve"> </w:t>
+      </w:r>
+      <w:r>
+        <w:t xml:space="preserve">reads the kernel's table; so the kernel can change without any program being rebuilt. (One exception,</w:t>
+      </w:r>
+      <w:r>
+        <w:t xml:space="preserve"> </w:t>
+      </w:r>
+      <w:r>
+        <w:t xml:space="preserve">decided by the user:</w:t>
+      </w:r>
+      <w:r>
+        <w:t xml:space="preserve"> </w:t>
+      </w:r>
+      <w:r>
+        <w:rPr>
           <w:b/>
-        </w:rPr>
-        <w:t xml:space="preserve">A program draws on the kits as much as it can</w:t>
-      </w:r>
-      <w:r>
-        <w:t xml:space="preserve">, and never reaches the kernel itself. Only AppKit</w:t>
-      </w:r>
-      <w:r>
-        <w:t xml:space="preserve"> </w:t>
-      </w:r>
-      <w:r>
-        <w:t xml:space="preserve">reads the kernel's table; so the kernel can change without any program being rebuilt. (One exception,</w:t>
-      </w:r>
-      <w:r>
-        <w:t xml:space="preserve"> </w:t>
-      </w:r>
-      <w:r>
-        <w:t xml:space="preserve">decided by the user:</w:t>
-      </w:r>
-      <w:r>
-        <w:t xml:space="preserve"> </w:t>
-      </w:r>
-      <w:r>
-        <w:rPr>
           <w:bCs/>
-          <w:b/>
         </w:rPr>
         <w:t xml:space="preserve">GPIOKit</w:t>
       </w:r>
@@ -1513,16 +1452,16 @@
     </w:p>
     <w:p>
       <w:pPr>
+        <w:pStyle w:val="Compact"/>
         <w:numPr>
           <w:ilvl w:val="0"/>
           <w:numId w:val="1002"/>
         </w:numPr>
-        <w:pStyle w:val="Compact"/>
       </w:pPr>
       <w:r>
         <w:rPr>
+          <w:b/>
           <w:bCs/>
-          <w:b/>
         </w:rPr>
         <w:t xml:space="preserve">What one program alone uses stays beside that program</w:t>
       </w:r>
@@ -1542,33 +1481,33 @@
       </w:r>
       <w:r>
         <w:rPr>
+          <w:b/>
           <w:bCs/>
+        </w:rPr>
+        <w:t xml:space="preserve">one header</w:t>
+      </w:r>
+      <w:r>
+        <w:t xml:space="preserve">,</w:t>
+      </w:r>
+      <w:r>
+        <w:t xml:space="preserve"> </w:t>
+      </w:r>
+      <w:r>
+        <w:rPr>
+          <w:rStyle w:val="VerbatimChar"/>
+        </w:rPr>
+        <w:t xml:space="preserve">&lt;kit&gt;/&lt;kit&gt;.h</w:t>
+      </w:r>
+      <w:r>
+        <w:t xml:space="preserve">, which</w:t>
+      </w:r>
+      <w:r>
+        <w:t xml:space="preserve"> </w:t>
+      </w:r>
+      <w:r>
+        <w:rPr>
           <w:b/>
-        </w:rPr>
-        <w:t xml:space="preserve">one header</w:t>
-      </w:r>
-      <w:r>
-        <w:t xml:space="preserve">,</w:t>
-      </w:r>
-      <w:r>
-        <w:t xml:space="preserve"> </w:t>
-      </w:r>
-      <w:r>
-        <w:rPr>
-          <w:rStyle w:val="VerbatimChar"/>
-        </w:rPr>
-        <w:t xml:space="preserve">&lt;kit&gt;/&lt;kit&gt;.h</w:t>
-      </w:r>
-      <w:r>
-        <w:t xml:space="preserve">, which</w:t>
-      </w:r>
-      <w:r>
-        <w:t xml:space="preserve"> </w:t>
-      </w:r>
-      <w:r>
-        <w:rPr>
           <w:bCs/>
-          <w:b/>
         </w:rPr>
         <w:t xml:space="preserve">declares</w:t>
       </w:r>
@@ -1582,8 +1521,8 @@
         <w:t xml:space="preserve">code is shared by every program that uses it.</w:t>
       </w:r>
     </w:p>
-    <w:bookmarkEnd w:id="34"/>
-    <w:bookmarkStart w:id="40" w:name="X85b9036d0c437b6d6abf0631055454f6f74ddb8"/>
+    <w:bookmarkEnd w:id="32"/>
+    <w:bookmarkStart w:id="38" w:name="X85b9036d0c437b6d6abf0631055454f6f74ddb8"/>
     <w:p>
       <w:pPr>
         <w:pStyle w:val="Heading2"/>
@@ -1592,7 +1531,7 @@
         <w:t xml:space="preserve">2. Using a kit in a program</w:t>
       </w:r>
     </w:p>
-    <w:bookmarkStart w:id="35" w:name="including"/>
+    <w:bookmarkStart w:id="33" w:name="including"/>
     <w:p>
       <w:pPr>
         <w:pStyle w:val="Heading3"/>
@@ -1869,8 +1808,8 @@
         <w:t xml:space="preserve">// PrinterKit</w:t>
       </w:r>
     </w:p>
-    <w:bookmarkEnd w:id="35"/>
-    <w:bookmarkStart w:id="36" w:name="linking"/>
+    <w:bookmarkEnd w:id="33"/>
+    <w:bookmarkStart w:id="34" w:name="linking"/>
     <w:p>
       <w:pPr>
         <w:pStyle w:val="Heading3"/>
@@ -1897,8 +1836,8 @@
       </w:r>
       <w:r>
         <w:rPr>
+          <w:b/>
           <w:bCs/>
-          <w:b/>
         </w:rPr>
         <w:t xml:space="preserve">import archive</w:t>
       </w:r>
@@ -1923,7 +1862,6 @@
         <w:tblStyle w:val="Table"/>
         <w:tblW w:type="auto" w:w="0"/>
         <w:tblLook w:firstRow="1" w:lastRow="0" w:firstColumn="0" w:lastColumn="0" w:noHBand="0" w:noVBand="0" w:val="0020"/>
-        <w:jc w:val="start"/>
       </w:tblPr>
       <w:tblGrid>
         <w:gridCol w:w="3960"/>
@@ -1931,14 +1869,13 @@
       </w:tblGrid>
       <w:tr>
         <w:trPr>
-          <w:tblHeader w:val="true"/>
+          <w:tblHeader w:val="on"/>
         </w:trPr>
         <w:tc>
           <w:tcPr/>
           <w:p>
             <w:pPr>
               <w:pStyle w:val="Compact"/>
-              <w:jc w:val="left"/>
             </w:pPr>
             <w:r>
               <w:t xml:space="preserve">The program is</w:t>
@@ -1950,7 +1887,6 @@
           <w:p>
             <w:pPr>
               <w:pStyle w:val="Compact"/>
-              <w:jc w:val="left"/>
             </w:pPr>
             <w:r>
               <w:t xml:space="preserve">It links</w:t>
@@ -1964,7 +1900,6 @@
           <w:p>
             <w:pPr>
               <w:pStyle w:val="Compact"/>
-              <w:jc w:val="left"/>
             </w:pPr>
             <w:r>
               <w:t xml:space="preserve">C++ (an application)</w:t>
@@ -1976,7 +1911,6 @@
           <w:p>
             <w:pPr>
               <w:pStyle w:val="Compact"/>
-              <w:jc w:val="left"/>
             </w:pPr>
             <w:r>
               <w:rPr>
@@ -1993,7 +1927,6 @@
           <w:p>
             <w:pPr>
               <w:pStyle w:val="Compact"/>
-              <w:jc w:val="left"/>
             </w:pPr>
             <w:r>
               <w:t xml:space="preserve">C (a console tool)</w:t>
@@ -2005,7 +1938,6 @@
           <w:p>
             <w:pPr>
               <w:pStyle w:val="Compact"/>
-              <w:jc w:val="left"/>
             </w:pPr>
             <w:r>
               <w:rPr>
@@ -2093,8 +2025,8 @@
         <w:t xml:space="preserve">mytool.elf: ../lib/systemkit.imp_c.a</w:t>
       </w:r>
     </w:p>
-    <w:bookmarkEnd w:id="36"/>
-    <w:bookmarkStart w:id="37" w:name="versions"/>
+    <w:bookmarkEnd w:id="34"/>
+    <w:bookmarkStart w:id="35" w:name="versions"/>
     <w:p>
       <w:pPr>
         <w:pStyle w:val="Heading3"/>
@@ -2153,8 +2085,8 @@
         <w:t xml:space="preserve">library first.</w:t>
       </w:r>
     </w:p>
-    <w:bookmarkEnd w:id="37"/>
-    <w:bookmarkStart w:id="38" w:name="from-basic"/>
+    <w:bookmarkEnd w:id="35"/>
+    <w:bookmarkStart w:id="36" w:name="from-basic"/>
     <w:p>
       <w:pPr>
         <w:pStyle w:val="Heading3"/>
@@ -2223,112 +2155,112 @@
       </w:r>
       <w:r>
         <w:rPr>
+          <w:i/>
           <w:iCs/>
+        </w:rPr>
+        <w:t xml:space="preserve">The system's kits</w:t>
+      </w:r>
+      <w:r>
+        <w:t xml:space="preserve">). BASIC knows a kit by its</w:t>
+      </w:r>
+      <w:r>
+        <w:t xml:space="preserve"> </w:t>
+      </w:r>
+      <w:r>
+        <w:rPr>
+          <w:b/>
+          <w:bCs/>
+        </w:rPr>
+        <w:t xml:space="preserve">description</w:t>
+      </w:r>
+      <w:r>
+        <w:t xml:space="preserve">,</w:t>
+      </w:r>
+      <w:r>
+        <w:t xml:space="preserve"> </w:t>
+      </w:r>
+      <w:r>
+        <w:rPr>
+          <w:rStyle w:val="VerbatimChar"/>
+        </w:rPr>
+        <w:t xml:space="preserve">SD:/lib/&lt;kit&gt;.bi</w:t>
+      </w:r>
+      <w:r>
+        <w:t xml:space="preserve">, made from the kit's</w:t>
+      </w:r>
+      <w:r>
+        <w:t xml:space="preserve"> </w:t>
+      </w:r>
+      <w:r>
+        <w:rPr>
+          <w:rStyle w:val="VerbatimChar"/>
+        </w:rPr>
+        <w:t xml:space="preserve">.abi</w:t>
+      </w:r>
+      <w:r>
+        <w:t xml:space="preserve"> </w:t>
+      </w:r>
+      <w:r>
+        <w:t xml:space="preserve">and its</w:t>
+      </w:r>
+      <w:r>
+        <w:t xml:space="preserve"> </w:t>
+      </w:r>
+      <w:r>
+        <w:t xml:space="preserve">headers by</w:t>
+      </w:r>
+      <w:r>
+        <w:t xml:space="preserve"> </w:t>
+      </w:r>
+      <w:r>
+        <w:rPr>
+          <w:rStyle w:val="VerbatimChar"/>
+        </w:rPr>
+        <w:t xml:space="preserve">tools/kitbi/kitbi.py</w:t>
+      </w:r>
+      <w:r>
+        <w:t xml:space="preserve"> </w:t>
+      </w:r>
+      <w:r>
+        <w:t xml:space="preserve">when the kits are built: nothing in BASIC names a kit, so</w:t>
+      </w:r>
+      <w:r>
+        <w:t xml:space="preserve"> </w:t>
+      </w:r>
+      <w:r>
+        <w:rPr>
+          <w:b/>
+          <w:bCs/>
+        </w:rPr>
+        <w:t xml:space="preserve">a new kit is</w:t>
+      </w:r>
+      <w:r>
+        <w:rPr>
+          <w:b/>
+          <w:bCs/>
+        </w:rPr>
+        <w:t xml:space="preserve"> </w:t>
+      </w:r>
+      <w:r>
+        <w:rPr>
+          <w:b/>
+          <w:bCs/>
+        </w:rPr>
+        <w:t xml:space="preserve">importable as soon as it is built</w:t>
+      </w:r>
+      <w:r>
+        <w:t xml:space="preserve"> </w:t>
+      </w:r>
+      <w:r>
+        <w:t xml:space="preserve">(docs/03,</w:t>
+      </w:r>
+      <w:r>
+        <w:t xml:space="preserve"> </w:t>
+      </w:r>
+      <w:r>
+        <w:rPr>
           <w:i/>
-        </w:rPr>
-        <w:t xml:space="preserve">The system's kits</w:t>
-      </w:r>
-      <w:r>
-        <w:t xml:space="preserve">). BASIC knows a kit by its</w:t>
-      </w:r>
-      <w:r>
-        <w:t xml:space="preserve"> </w:t>
-      </w:r>
-      <w:r>
-        <w:rPr>
-          <w:bCs/>
-          <w:b/>
-        </w:rPr>
-        <w:t xml:space="preserve">description</w:t>
-      </w:r>
-      <w:r>
-        <w:t xml:space="preserve">,</w:t>
-      </w:r>
-      <w:r>
-        <w:t xml:space="preserve"> </w:t>
-      </w:r>
-      <w:r>
-        <w:rPr>
-          <w:rStyle w:val="VerbatimChar"/>
-        </w:rPr>
-        <w:t xml:space="preserve">SD:/lib/&lt;kit&gt;.bi</w:t>
-      </w:r>
-      <w:r>
-        <w:t xml:space="preserve">, made from the kit's</w:t>
-      </w:r>
-      <w:r>
-        <w:t xml:space="preserve"> </w:t>
-      </w:r>
-      <w:r>
-        <w:rPr>
-          <w:rStyle w:val="VerbatimChar"/>
-        </w:rPr>
-        <w:t xml:space="preserve">.abi</w:t>
-      </w:r>
-      <w:r>
-        <w:t xml:space="preserve"> </w:t>
-      </w:r>
-      <w:r>
-        <w:t xml:space="preserve">and its</w:t>
-      </w:r>
-      <w:r>
-        <w:t xml:space="preserve"> </w:t>
-      </w:r>
-      <w:r>
-        <w:t xml:space="preserve">headers by</w:t>
-      </w:r>
-      <w:r>
-        <w:t xml:space="preserve"> </w:t>
-      </w:r>
-      <w:r>
-        <w:rPr>
-          <w:rStyle w:val="VerbatimChar"/>
-        </w:rPr>
-        <w:t xml:space="preserve">tools/kitbi/kitbi.py</w:t>
-      </w:r>
-      <w:r>
-        <w:t xml:space="preserve"> </w:t>
-      </w:r>
-      <w:r>
-        <w:t xml:space="preserve">when the kits are built: nothing in BASIC names a kit, so</w:t>
-      </w:r>
-      <w:r>
-        <w:t xml:space="preserve"> </w:t>
-      </w:r>
-      <w:r>
-        <w:rPr>
-          <w:bCs/>
-          <w:b/>
-        </w:rPr>
-        <w:t xml:space="preserve">a new kit is</w:t>
-      </w:r>
-      <w:r>
-        <w:rPr>
-          <w:bCs/>
-          <w:b/>
-        </w:rPr>
-        <w:t xml:space="preserve"> </w:t>
-      </w:r>
-      <w:r>
-        <w:rPr>
-          <w:bCs/>
-          <w:b/>
-        </w:rPr>
-        <w:t xml:space="preserve">importable as soon as it is built</w:t>
-      </w:r>
-      <w:r>
-        <w:t xml:space="preserve"> </w:t>
-      </w:r>
-      <w:r>
-        <w:t xml:space="preserve">(docs/03,</w:t>
-      </w:r>
-      <w:r>
-        <w:t xml:space="preserve"> </w:t>
-      </w:r>
-      <w:r>
-        <w:rPr>
           <w:iCs/>
-          <w:i/>
         </w:rPr>
         <w:t xml:space="preserve">BASIC and the kits</w:t>
       </w:r>
@@ -2348,8 +2280,8 @@
         <w:t xml:space="preserve">functions.</w:t>
       </w:r>
     </w:p>
-    <w:bookmarkEnd w:id="38"/>
-    <w:bookmarkStart w:id="39" w:name="on-a-pc"/>
+    <w:bookmarkEnd w:id="36"/>
+    <w:bookmarkStart w:id="37" w:name="on-a-pc"/>
     <w:p>
       <w:pPr>
         <w:pStyle w:val="Heading3"/>
@@ -2396,9 +2328,9 @@
         <w:t xml:space="preserve">program's code.</w:t>
       </w:r>
     </w:p>
-    <w:bookmarkEnd w:id="39"/>
-    <w:bookmarkEnd w:id="40"/>
-    <w:bookmarkStart w:id="41" w:name="X479a017f3f362789bae7c4b9122aafaba533bfa"/>
+    <w:bookmarkEnd w:id="37"/>
+    <w:bookmarkEnd w:id="38"/>
+    <w:bookmarkStart w:id="39" w:name="X479a017f3f362789bae7c4b9122aafaba533bfa"/>
     <w:p>
       <w:pPr>
         <w:pStyle w:val="Heading2"/>
@@ -2486,8 +2418,8 @@
       </w:pPr>
       <w:r>
         <w:rPr>
+          <w:b/>
           <w:bCs/>
-          <w:b/>
         </w:rPr>
         <w:t xml:space="preserve">A console tool</w:t>
       </w:r>
@@ -3154,37 +3086,37 @@
       </w:pPr>
       <w:r>
         <w:rPr>
+          <w:b/>
           <w:bCs/>
+        </w:rPr>
+        <w:t xml:space="preserve">Settings from an</w:t>
+      </w:r>
+      <w:r>
+        <w:rPr>
           <w:b/>
-        </w:rPr>
-        <w:t xml:space="preserve">Settings from an</w:t>
-      </w:r>
-      <w:r>
-        <w:rPr>
           <w:bCs/>
+        </w:rPr>
+        <w:t xml:space="preserve"> </w:t>
+      </w:r>
+      <w:r>
+        <w:rPr>
+          <w:rStyle w:val="VerbatimChar"/>
           <w:b/>
-        </w:rPr>
-        <w:t xml:space="preserve"> </w:t>
-      </w:r>
-      <w:r>
-        <w:rPr>
-          <w:rStyle w:val="VerbatimChar"/>
           <w:bCs/>
+        </w:rPr>
+        <w:t xml:space="preserve">.ini</w:t>
+      </w:r>
+      <w:r>
+        <w:rPr>
           <w:b/>
-        </w:rPr>
-        <w:t xml:space="preserve">.ini</w:t>
-      </w:r>
-      <w:r>
-        <w:rPr>
           <w:bCs/>
+        </w:rPr>
+        <w:t xml:space="preserve"> </w:t>
+      </w:r>
+      <w:r>
+        <w:rPr>
           <w:b/>
-        </w:rPr>
-        <w:t xml:space="preserve"> </w:t>
-      </w:r>
-      <w:r>
-        <w:rPr>
           <w:bCs/>
-          <w:b/>
         </w:rPr>
         <w:t xml:space="preserve">file</w:t>
       </w:r>
@@ -3644,8 +3576,8 @@
       </w:pPr>
       <w:r>
         <w:rPr>
+          <w:b/>
           <w:bCs/>
-          <w:b/>
         </w:rPr>
         <w:t xml:space="preserve">Strings</w:t>
       </w:r>
@@ -4093,8 +4025,8 @@
       </w:pPr>
       <w:r>
         <w:rPr>
+          <w:b/>
           <w:bCs/>
-          <w:b/>
         </w:rPr>
         <w:t xml:space="preserve">Starting a program</w:t>
       </w:r>
@@ -4248,8 +4180,8 @@
       </w:pPr>
       <w:r>
         <w:rPr>
+          <w:b/>
           <w:bCs/>
-          <w:b/>
         </w:rPr>
         <w:t xml:space="preserve">The volumes, USB sticks</w:t>
       </w:r>
@@ -5039,8 +4971,8 @@
         <w:t xml:space="preserve">// erases it; SD: is always refused</w:t>
       </w:r>
     </w:p>
-    <w:bookmarkEnd w:id="41"/>
-    <w:bookmarkStart w:id="42" w:name="X0a53c701f88fdf6f7c7ea97f28ca21204deb07c"/>
+    <w:bookmarkEnd w:id="39"/>
+    <w:bookmarkStart w:id="40" w:name="X0a53c701f88fdf6f7c7ea97f28ca21204deb07c"/>
     <w:p>
       <w:pPr>
         <w:pStyle w:val="Heading2"/>
@@ -5140,8 +5072,8 @@
       </w:pPr>
       <w:r>
         <w:rPr>
+          <w:b/>
           <w:bCs/>
-          <w:b/>
         </w:rPr>
         <w:t xml:space="preserve">A window, a label, a button:</w:t>
       </w:r>
@@ -6267,8 +6199,8 @@
       </w:pPr>
       <w:r>
         <w:rPr>
+          <w:b/>
           <w:bCs/>
-          <w:b/>
         </w:rPr>
         <w:t xml:space="preserve">Dialogs</w:t>
       </w:r>
@@ -6710,57 +6642,57 @@
       </w:pPr>
       <w:r>
         <w:rPr>
+          <w:b/>
           <w:bCs/>
+        </w:rPr>
+        <w:t xml:space="preserve">Tabs</w:t>
+      </w:r>
+      <w:r>
+        <w:t xml:space="preserve"> </w:t>
+      </w:r>
+      <w:r>
+        <w:t xml:space="preserve">(</w:t>
+      </w:r>
+      <w:r>
+        <w:rPr>
+          <w:rStyle w:val="VerbatimChar"/>
+        </w:rPr>
+        <w:t xml:space="preserve">TabStrip</w:t>
+      </w:r>
+      <w:r>
+        <w:t xml:space="preserve">,</w:t>
+      </w:r>
+      <w:r>
+        <w:t xml:space="preserve"> </w:t>
+      </w:r>
+      <w:r>
+        <w:rPr>
+          <w:rStyle w:val="VerbatimChar"/>
+        </w:rPr>
+        <w:t xml:space="preserve">uikit/tabstrip.h</w:t>
+      </w:r>
+      <w:r>
+        <w:t xml:space="preserve">): a row of closable tabs over the program's own view — the</w:t>
+      </w:r>
+      <w:r>
+        <w:t xml:space="preserve"> </w:t>
+      </w:r>
+      <w:r>
+        <w:t xml:space="preserve">strip shows them, the program shows the chosen one's content. Each tab carries a pointer for the</w:t>
+      </w:r>
+      <w:r>
+        <w:t xml:space="preserve"> </w:t>
+      </w:r>
+      <w:r>
+        <w:t xml:space="preserve">program; a close is only</w:t>
+      </w:r>
+      <w:r>
+        <w:t xml:space="preserve"> </w:t>
+      </w:r>
+      <w:r>
+        <w:rPr>
           <w:b/>
-        </w:rPr>
-        <w:t xml:space="preserve">Tabs</w:t>
-      </w:r>
-      <w:r>
-        <w:t xml:space="preserve"> </w:t>
-      </w:r>
-      <w:r>
-        <w:t xml:space="preserve">(</w:t>
-      </w:r>
-      <w:r>
-        <w:rPr>
-          <w:rStyle w:val="VerbatimChar"/>
-        </w:rPr>
-        <w:t xml:space="preserve">TabStrip</w:t>
-      </w:r>
-      <w:r>
-        <w:t xml:space="preserve">,</w:t>
-      </w:r>
-      <w:r>
-        <w:t xml:space="preserve"> </w:t>
-      </w:r>
-      <w:r>
-        <w:rPr>
-          <w:rStyle w:val="VerbatimChar"/>
-        </w:rPr>
-        <w:t xml:space="preserve">uikit/tabstrip.h</w:t>
-      </w:r>
-      <w:r>
-        <w:t xml:space="preserve">): a row of closable tabs over the program's own view — the</w:t>
-      </w:r>
-      <w:r>
-        <w:t xml:space="preserve"> </w:t>
-      </w:r>
-      <w:r>
-        <w:t xml:space="preserve">strip shows them, the program shows the chosen one's content. Each tab carries a pointer for the</w:t>
-      </w:r>
-      <w:r>
-        <w:t xml:space="preserve"> </w:t>
-      </w:r>
-      <w:r>
-        <w:t xml:space="preserve">program; a close is only</w:t>
-      </w:r>
-      <w:r>
-        <w:t xml:space="preserve"> </w:t>
-      </w:r>
-      <w:r>
-        <w:rPr>
           <w:bCs/>
-          <w:b/>
         </w:rPr>
         <w:t xml:space="preserve">asked</w:t>
       </w:r>
@@ -7810,8 +7742,8 @@
       </w:pPr>
       <w:r>
         <w:rPr>
+          <w:b/>
           <w:bCs/>
-          <w:b/>
         </w:rPr>
         <w:t xml:space="preserve">The theme</w:t>
       </w:r>
@@ -7876,8 +7808,8 @@
       </w:pPr>
       <w:r>
         <w:rPr>
+          <w:b/>
           <w:bCs/>
-          <w:b/>
         </w:rPr>
         <w:t xml:space="preserve">Text in an owner-drawn widget</w:t>
       </w:r>
@@ -8937,8 +8869,8 @@
       </w:pPr>
       <w:r>
         <w:rPr>
+          <w:b/>
           <w:bCs/>
-          <w:b/>
         </w:rPr>
         <w:t xml:space="preserve">Without C++</w:t>
       </w:r>
@@ -9625,22 +9557,22 @@
       </w:r>
       <w:r>
         <w:rPr>
+          <w:i/>
           <w:iCs/>
+        </w:rPr>
+        <w:t xml:space="preserve">or a</w:t>
+      </w:r>
+      <w:r>
+        <w:rPr>
           <w:i/>
-        </w:rPr>
-        <w:t xml:space="preserve">or a</w:t>
-      </w:r>
-      <w:r>
-        <w:rPr>
           <w:iCs/>
+        </w:rPr>
+        <w:t xml:space="preserve"> </w:t>
+      </w:r>
+      <w:r>
+        <w:rPr>
           <w:i/>
-        </w:rPr>
-        <w:t xml:space="preserve"> </w:t>
-      </w:r>
-      <w:r>
-        <w:rPr>
           <w:iCs/>
-          <w:i/>
         </w:rPr>
         <w:t xml:space="preserve">panel</w:t>
       </w:r>
@@ -9719,8 +9651,8 @@
       </w:pPr>
       <w:r>
         <w:rPr>
+          <w:b/>
           <w:bCs/>
-          <w:b/>
         </w:rPr>
         <w:t xml:space="preserve">An icon</w:t>
       </w:r>
@@ -10018,8 +9950,8 @@
       </w:pPr>
       <w:r>
         <w:rPr>
+          <w:b/>
           <w:bCs/>
-          <w:b/>
         </w:rPr>
         <w:t xml:space="preserve">A code editor</w:t>
       </w:r>
@@ -10703,8 +10635,8 @@
       </w:pPr>
       <w:r>
         <w:rPr>
+          <w:b/>
           <w:bCs/>
-          <w:b/>
         </w:rPr>
         <w:t xml:space="preserve">A timer or polling</w:t>
       </w:r>
@@ -10748,8 +10680,8 @@
       </w:pPr>
       <w:r>
         <w:rPr>
+          <w:b/>
           <w:bCs/>
-          <w:b/>
         </w:rPr>
         <w:t xml:space="preserve">Several windows</w:t>
       </w:r>
@@ -10875,8 +10807,8 @@
       </w:r>
       <w:r>
         <w:rPr>
+          <w:i/>
           <w:iCs/>
-          <w:i/>
         </w:rPr>
         <w:t xml:space="preserve">Several windows</w:t>
       </w:r>
@@ -11573,8 +11505,8 @@
       </w:pPr>
       <w:r>
         <w:rPr>
+          <w:b/>
           <w:bCs/>
-          <w:b/>
         </w:rPr>
         <w:t xml:space="preserve">An icon in the menu bar's status area</w:t>
       </w:r>
@@ -11666,8 +11598,8 @@
       </w:pPr>
       <w:r>
         <w:rPr>
+          <w:b/>
           <w:bCs/>
-          <w:b/>
         </w:rPr>
         <w:t xml:space="preserve">The window API</w:t>
       </w:r>
@@ -12961,181 +12893,181 @@
       </w:pPr>
       <w:r>
         <w:rPr>
+          <w:b/>
           <w:bCs/>
+        </w:rPr>
+        <w:t xml:space="preserve">The adaptive widgets</w:t>
+      </w:r>
+      <w:r>
+        <w:t xml:space="preserve"> </w:t>
+      </w:r>
+      <w:r>
+        <w:t xml:space="preserve">(</w:t>
+      </w:r>
+      <w:r>
+        <w:rPr>
+          <w:rStyle w:val="VerbatimChar"/>
+        </w:rPr>
+        <w:t xml:space="preserve">uikit/adapt.h</w:t>
+      </w:r>
+      <w:r>
+        <w:t xml:space="preserve">,</w:t>
+      </w:r>
+      <w:r>
+        <w:t xml:space="preserve"> </w:t>
+      </w:r>
+      <w:r>
+        <w:rPr>
+          <w:rStyle w:val="VerbatimChar"/>
+        </w:rPr>
+        <w:t xml:space="preserve">sidepanel.h</w:t>
+      </w:r>
+      <w:r>
+        <w:t xml:space="preserve">,</w:t>
+      </w:r>
+      <w:r>
+        <w:t xml:space="preserve"> </w:t>
+      </w:r>
+      <w:r>
+        <w:rPr>
+          <w:rStyle w:val="VerbatimChar"/>
+        </w:rPr>
+        <w:t xml:space="preserve">form.h</w:t>
+      </w:r>
+      <w:r>
+        <w:t xml:space="preserve">, PocketUI's phase P6; docs/03 §5.10.6): the</w:t>
+      </w:r>
+      <w:r>
+        <w:t xml:space="preserve"> </w:t>
+      </w:r>
+      <w:r>
+        <w:t xml:space="preserve">same binary runs on the desktop, in pocket and in console; the app says</w:t>
+      </w:r>
+      <w:r>
+        <w:t xml:space="preserve"> </w:t>
+      </w:r>
+      <w:r>
+        <w:rPr>
           <w:b/>
-        </w:rPr>
-        <w:t xml:space="preserve">The adaptive widgets</w:t>
-      </w:r>
-      <w:r>
-        <w:t xml:space="preserve"> </w:t>
-      </w:r>
-      <w:r>
-        <w:t xml:space="preserve">(</w:t>
-      </w:r>
-      <w:r>
-        <w:rPr>
-          <w:rStyle w:val="VerbatimChar"/>
-        </w:rPr>
-        <w:t xml:space="preserve">uikit/adapt.h</w:t>
-      </w:r>
-      <w:r>
-        <w:t xml:space="preserve">,</w:t>
-      </w:r>
-      <w:r>
-        <w:t xml:space="preserve"> </w:t>
-      </w:r>
-      <w:r>
-        <w:rPr>
-          <w:rStyle w:val="VerbatimChar"/>
-        </w:rPr>
-        <w:t xml:space="preserve">sidepanel.h</w:t>
-      </w:r>
-      <w:r>
-        <w:t xml:space="preserve">,</w:t>
-      </w:r>
-      <w:r>
-        <w:t xml:space="preserve"> </w:t>
-      </w:r>
-      <w:r>
-        <w:rPr>
-          <w:rStyle w:val="VerbatimChar"/>
-        </w:rPr>
-        <w:t xml:space="preserve">form.h</w:t>
-      </w:r>
-      <w:r>
-        <w:t xml:space="preserve">, PocketUI's phase P6; docs/03 §5.10.6): the</w:t>
-      </w:r>
-      <w:r>
-        <w:t xml:space="preserve"> </w:t>
-      </w:r>
-      <w:r>
-        <w:t xml:space="preserve">same binary runs on the desktop, in pocket and in console; the app says</w:t>
-      </w:r>
-      <w:r>
-        <w:t xml:space="preserve"> </w:t>
-      </w:r>
-      <w:r>
-        <w:rPr>
           <w:bCs/>
+        </w:rPr>
+        <w:t xml:space="preserve">what</w:t>
+      </w:r>
+      <w:r>
+        <w:t xml:space="preserve"> </w:t>
+      </w:r>
+      <w:r>
+        <w:t xml:space="preserve">its parts are and each UIKit shows</w:t>
+      </w:r>
+      <w:r>
+        <w:t xml:space="preserve"> </w:t>
+      </w:r>
+      <w:r>
+        <w:t xml:space="preserve">them for its mode — on the desktop exactly as before. A navigation</w:t>
+      </w:r>
+      <w:r>
+        <w:t xml:space="preserve"> </w:t>
+      </w:r>
+      <w:r>
+        <w:rPr>
           <w:b/>
-        </w:rPr>
-        <w:t xml:space="preserve">what</w:t>
-      </w:r>
-      <w:r>
-        <w:t xml:space="preserve"> </w:t>
-      </w:r>
-      <w:r>
-        <w:t xml:space="preserve">its parts are and each UIKit shows</w:t>
-      </w:r>
-      <w:r>
-        <w:t xml:space="preserve"> </w:t>
-      </w:r>
-      <w:r>
-        <w:t xml:space="preserve">them for its mode — on the desktop exactly as before. A navigation</w:t>
-      </w:r>
-      <w:r>
-        <w:t xml:space="preserve"> </w:t>
-      </w:r>
-      <w:r>
-        <w:rPr>
           <w:bCs/>
+        </w:rPr>
+        <w:t xml:space="preserve">SidePanel</w:t>
+      </w:r>
+      <w:r>
+        <w:t xml:space="preserve"> </w:t>
+      </w:r>
+      <w:r>
+        <w:t xml:space="preserve">(a rail, a drawer, a console column</w:t>
+      </w:r>
+      <w:r>
+        <w:t xml:space="preserve"> </w:t>
+      </w:r>
+      <w:r>
+        <w:t xml:space="preserve">away from the desktop), tools with</w:t>
+      </w:r>
+      <w:r>
+        <w:t xml:space="preserve"> </w:t>
+      </w:r>
+      <w:r>
+        <w:rPr>
           <w:b/>
-        </w:rPr>
-        <w:t xml:space="preserve">SidePanel</w:t>
-      </w:r>
-      <w:r>
-        <w:t xml:space="preserve"> </w:t>
-      </w:r>
-      <w:r>
-        <w:t xml:space="preserve">(a rail, a drawer, a console column</w:t>
-      </w:r>
-      <w:r>
-        <w:t xml:space="preserve"> </w:t>
-      </w:r>
-      <w:r>
-        <w:t xml:space="preserve">away from the desktop), tools with</w:t>
-      </w:r>
-      <w:r>
-        <w:t xml:space="preserve"> </w:t>
-      </w:r>
-      <w:r>
-        <w:rPr>
           <w:bCs/>
+        </w:rPr>
+        <w:t xml:space="preserve">priorities</w:t>
+      </w:r>
+      <w:r>
+        <w:t xml:space="preserve"> </w:t>
+      </w:r>
+      <w:r>
+        <w:t xml:space="preserve">(pocket: one row and</w:t>
+      </w:r>
+      <w:r>
+        <w:t xml:space="preserve"> </w:t>
+      </w:r>
+      <w:r>
+        <w:rPr>
           <w:b/>
-        </w:rPr>
-        <w:t xml:space="preserve">priorities</w:t>
-      </w:r>
-      <w:r>
-        <w:t xml:space="preserve"> </w:t>
-      </w:r>
-      <w:r>
-        <w:t xml:space="preserve">(pocket: one row and</w:t>
-      </w:r>
-      <w:r>
-        <w:t xml:space="preserve"> </w:t>
-      </w:r>
-      <w:r>
-        <w:rPr>
           <w:bCs/>
+        </w:rPr>
+        <w:t xml:space="preserve">»</w:t>
+      </w:r>
+      <w:r>
+        <w:t xml:space="preserve">),</w:t>
+      </w:r>
+      <w:r>
+        <w:t xml:space="preserve"> </w:t>
+      </w:r>
+      <w:r>
+        <w:rPr>
           <w:b/>
-        </w:rPr>
-        <w:t xml:space="preserve">»</w:t>
-      </w:r>
-      <w:r>
-        <w:t xml:space="preserve">),</w:t>
-      </w:r>
-      <w:r>
-        <w:t xml:space="preserve"> </w:t>
-      </w:r>
-      <w:r>
-        <w:rPr>
           <w:bCs/>
+        </w:rPr>
+        <w:t xml:space="preserve">column roles</w:t>
+      </w:r>
+      <w:r>
+        <w:t xml:space="preserve"> </w:t>
+      </w:r>
+      <w:r>
+        <w:t xml:space="preserve">(portrait: cards), a</w:t>
+      </w:r>
+      <w:r>
+        <w:t xml:space="preserve"> </w:t>
+      </w:r>
+      <w:r>
+        <w:rPr>
           <w:b/>
-        </w:rPr>
-        <w:t xml:space="preserve">column roles</w:t>
-      </w:r>
-      <w:r>
-        <w:t xml:space="preserve"> </w:t>
-      </w:r>
-      <w:r>
-        <w:t xml:space="preserve">(portrait: cards), a</w:t>
-      </w:r>
-      <w:r>
-        <w:t xml:space="preserve"> </w:t>
-      </w:r>
-      <w:r>
-        <w:rPr>
           <w:bCs/>
+        </w:rPr>
+        <w:t xml:space="preserve">FormDialog</w:t>
+      </w:r>
+      <w:r>
+        <w:t xml:space="preserve"> </w:t>
+      </w:r>
+      <w:r>
+        <w:t xml:space="preserve">(portrait: a sheet), a field's</w:t>
+      </w:r>
+      <w:r>
+        <w:t xml:space="preserve"> </w:t>
+      </w:r>
+      <w:r>
+        <w:rPr>
           <w:b/>
-        </w:rPr>
-        <w:t xml:space="preserve">FormDialog</w:t>
-      </w:r>
-      <w:r>
-        <w:t xml:space="preserve"> </w:t>
-      </w:r>
-      <w:r>
-        <w:t xml:space="preserve">(portrait: a sheet), a field's</w:t>
-      </w:r>
-      <w:r>
-        <w:t xml:space="preserve"> </w:t>
-      </w:r>
-      <w:r>
-        <w:rPr>
           <w:bCs/>
+        </w:rPr>
+        <w:t xml:space="preserve">type</w:t>
+      </w:r>
+      <w:r>
+        <w:t xml:space="preserve">, the</w:t>
+      </w:r>
+      <w:r>
+        <w:t xml:space="preserve"> </w:t>
+      </w:r>
+      <w:r>
+        <w:rPr>
           <w:b/>
-        </w:rPr>
-        <w:t xml:space="preserve">type</w:t>
-      </w:r>
-      <w:r>
-        <w:t xml:space="preserve">, the</w:t>
-      </w:r>
-      <w:r>
-        <w:t xml:space="preserve"> </w:t>
-      </w:r>
-      <w:r>
-        <w:rPr>
           <w:bCs/>
-          <w:b/>
         </w:rPr>
         <w:t xml:space="preserve">size class</w:t>
       </w:r>
@@ -14615,8 +14547,8 @@
         <w:t xml:space="preserve">();</w:t>
       </w:r>
     </w:p>
-    <w:bookmarkEnd w:id="42"/>
-    <w:bookmarkStart w:id="43" w:name="X1c12e241ab2b4ebd18b32f840f751712082d5e1"/>
+    <w:bookmarkEnd w:id="40"/>
+    <w:bookmarkStart w:id="41" w:name="X1c12e241ab2b4ebd18b32f840f751712082d5e1"/>
     <w:p>
       <w:pPr>
         <w:pStyle w:val="Heading2"/>
@@ -14690,8 +14622,8 @@
       </w:pPr>
       <w:r>
         <w:rPr>
+          <w:b/>
           <w:bCs/>
-          <w:b/>
         </w:rPr>
         <w:t xml:space="preserve">A notification</w:t>
       </w:r>
@@ -14851,8 +14783,8 @@
       </w:pPr>
       <w:r>
         <w:rPr>
+          <w:b/>
           <w:bCs/>
-          <w:b/>
         </w:rPr>
         <w:t xml:space="preserve">The clipboard</w:t>
       </w:r>
@@ -15288,8 +15220,8 @@
       </w:pPr>
       <w:r>
         <w:rPr>
+          <w:b/>
           <w:bCs/>
-          <w:b/>
         </w:rPr>
         <w:t xml:space="preserve">The trash</w:t>
       </w:r>
@@ -15458,8 +15390,8 @@
       </w:pPr>
       <w:r>
         <w:rPr>
+          <w:b/>
           <w:bCs/>
-          <w:b/>
         </w:rPr>
         <w:t xml:space="preserve">Opening a file with the right application</w:t>
       </w:r>
@@ -15685,8 +15617,8 @@
       </w:pPr>
       <w:r>
         <w:rPr>
+          <w:b/>
           <w:bCs/>
-          <w:b/>
         </w:rPr>
         <w:t xml:space="preserve">The volume, the wallpaper, the dock</w:t>
       </w:r>
@@ -15903,8 +15835,8 @@
       </w:pPr>
       <w:r>
         <w:rPr>
+          <w:b/>
           <w:bCs/>
-          <w:b/>
         </w:rPr>
         <w:t xml:space="preserve">Starting a program at every boot</w:t>
       </w:r>
@@ -16079,8 +16011,8 @@
       </w:pPr>
       <w:r>
         <w:rPr>
+          <w:b/>
           <w:bCs/>
-          <w:b/>
         </w:rPr>
         <w:t xml:space="preserve">The system's language</w:t>
       </w:r>
@@ -16432,8 +16364,8 @@
       </w:pPr>
       <w:r>
         <w:rPr>
+          <w:b/>
           <w:bCs/>
-          <w:b/>
         </w:rPr>
         <w:t xml:space="preserve">The time zones at an instant</w:t>
       </w:r>
@@ -17030,8 +16962,8 @@
       </w:pPr>
       <w:r>
         <w:rPr>
+          <w:b/>
           <w:bCs/>
-          <w:b/>
         </w:rPr>
         <w:t xml:space="preserve">The interface's mode and its session</w:t>
       </w:r>
@@ -17811,8 +17743,8 @@
       </w:pPr>
       <w:r>
         <w:rPr>
+          <w:b/>
           <w:bCs/>
-          <w:b/>
         </w:rPr>
         <w:t xml:space="preserve">The pocket shell</w:t>
       </w:r>
@@ -17939,8 +17871,8 @@
       </w:pPr>
       <w:r>
         <w:rPr>
+          <w:b/>
           <w:bCs/>
-          <w:b/>
         </w:rPr>
         <w:t xml:space="preserve">The documents opened last</w:t>
       </w:r>
@@ -18139,8 +18071,8 @@
       </w:pPr>
       <w:r>
         <w:rPr>
+          <w:b/>
           <w:bCs/>
-          <w:b/>
         </w:rPr>
         <w:t xml:space="preserve">The screen's resolution</w:t>
       </w:r>
@@ -18774,8 +18706,8 @@
       </w:pPr>
       <w:r>
         <w:rPr>
+          <w:b/>
           <w:bCs/>
-          <w:b/>
         </w:rPr>
         <w:t xml:space="preserve">The keyboard and the mouse</w:t>
       </w:r>
@@ -19114,7 +19046,6 @@
         <w:tblStyle w:val="Table"/>
         <w:tblW w:type="auto" w:w="0"/>
         <w:tblLook w:firstRow="1" w:lastRow="0" w:firstColumn="0" w:lastColumn="0" w:noHBand="0" w:noVBand="0" w:val="0020"/>
-        <w:jc w:val="start"/>
       </w:tblPr>
       <w:tblGrid>
         <w:gridCol w:w="3960"/>
@@ -19122,14 +19053,13 @@
       </w:tblGrid>
       <w:tr>
         <w:trPr>
-          <w:tblHeader w:val="true"/>
+          <w:tblHeader w:val="on"/>
         </w:trPr>
         <w:tc>
           <w:tcPr/>
           <w:p>
             <w:pPr>
               <w:pStyle w:val="Compact"/>
-              <w:jc w:val="left"/>
             </w:pPr>
             <w:r>
               <w:t xml:space="preserve">Its part (a header of its own, beside</w:t>
@@ -19153,7 +19083,6 @@
           <w:p>
             <w:pPr>
               <w:pStyle w:val="Compact"/>
-              <w:jc w:val="left"/>
             </w:pPr>
             <w:r>
               <w:t xml:space="preserve">Subject</w:t>
@@ -19167,7 +19096,6 @@
           <w:p>
             <w:pPr>
               <w:pStyle w:val="Compact"/>
-              <w:jc w:val="left"/>
             </w:pPr>
             <w:r>
               <w:rPr>
@@ -19182,7 +19110,6 @@
           <w:p>
             <w:pPr>
               <w:pStyle w:val="Compact"/>
-              <w:jc w:val="left"/>
             </w:pPr>
             <w:r>
               <w:t xml:space="preserve">Notifications</w:t>
@@ -19196,7 +19123,6 @@
           <w:p>
             <w:pPr>
               <w:pStyle w:val="Compact"/>
-              <w:jc w:val="left"/>
             </w:pPr>
             <w:r>
               <w:rPr>
@@ -19226,7 +19152,6 @@
           <w:p>
             <w:pPr>
               <w:pStyle w:val="Compact"/>
-              <w:jc w:val="left"/>
             </w:pPr>
             <w:r>
               <w:t xml:space="preserve">The clipboard</w:t>
@@ -19240,7 +19165,6 @@
           <w:p>
             <w:pPr>
               <w:pStyle w:val="Compact"/>
-              <w:jc w:val="left"/>
             </w:pPr>
             <w:r>
               <w:rPr>
@@ -19255,7 +19179,6 @@
           <w:p>
             <w:pPr>
               <w:pStyle w:val="Compact"/>
-              <w:jc w:val="left"/>
             </w:pPr>
             <w:r>
               <w:t xml:space="preserve">The trash</w:t>
@@ -19269,7 +19192,6 @@
           <w:p>
             <w:pPr>
               <w:pStyle w:val="Compact"/>
-              <w:jc w:val="left"/>
             </w:pPr>
             <w:r>
               <w:rPr>
@@ -19284,7 +19206,6 @@
           <w:p>
             <w:pPr>
               <w:pStyle w:val="Compact"/>
-              <w:jc w:val="left"/>
             </w:pPr>
             <w:r>
               <w:t xml:space="preserve">Which application opens which file</w:t>
@@ -19298,7 +19219,6 @@
           <w:p>
             <w:pPr>
               <w:pStyle w:val="Compact"/>
-              <w:jc w:val="left"/>
             </w:pPr>
             <w:r>
               <w:rPr>
@@ -19313,7 +19233,6 @@
           <w:p>
             <w:pPr>
               <w:pStyle w:val="Compact"/>
-              <w:jc w:val="left"/>
             </w:pPr>
             <w:r>
               <w:t xml:space="preserve">The master volume, the output, each program's volume</w:t>
@@ -19327,7 +19246,6 @@
           <w:p>
             <w:pPr>
               <w:pStyle w:val="Compact"/>
-              <w:jc w:val="left"/>
             </w:pPr>
             <w:r>
               <w:rPr>
@@ -19342,7 +19260,6 @@
           <w:p>
             <w:pPr>
               <w:pStyle w:val="Compact"/>
-              <w:jc w:val="left"/>
             </w:pPr>
             <w:r>
               <w:t xml:space="preserve">The wallpaper's settings and its painter</w:t>
@@ -19356,7 +19273,6 @@
           <w:p>
             <w:pPr>
               <w:pStyle w:val="Compact"/>
-              <w:jc w:val="left"/>
             </w:pPr>
             <w:r>
               <w:rPr>
@@ -19371,7 +19287,6 @@
           <w:p>
             <w:pPr>
               <w:pStyle w:val="Compact"/>
-              <w:jc w:val="left"/>
             </w:pPr>
             <w:r>
               <w:t xml:space="preserve">The dock's settings</w:t>
@@ -19385,7 +19300,6 @@
           <w:p>
             <w:pPr>
               <w:pStyle w:val="Compact"/>
-              <w:jc w:val="left"/>
             </w:pPr>
             <w:r>
               <w:rPr>
@@ -19400,7 +19314,6 @@
           <w:p>
             <w:pPr>
               <w:pStyle w:val="Compact"/>
-              <w:jc w:val="left"/>
             </w:pPr>
             <w:r>
               <w:t xml:space="preserve">The programs loaded ahead at boot</w:t>
@@ -19414,7 +19327,6 @@
           <w:p>
             <w:pPr>
               <w:pStyle w:val="Compact"/>
-              <w:jc w:val="left"/>
             </w:pPr>
             <w:r>
               <w:rPr>
@@ -19429,7 +19341,6 @@
           <w:p>
             <w:pPr>
               <w:pStyle w:val="Compact"/>
-              <w:jc w:val="left"/>
             </w:pPr>
             <w:r>
               <w:t xml:space="preserve">The programs started at boot (</w:t>
@@ -19455,7 +19366,6 @@
           <w:p>
             <w:pPr>
               <w:pStyle w:val="Compact"/>
-              <w:jc w:val="left"/>
             </w:pPr>
             <w:r>
               <w:rPr>
@@ -19470,7 +19380,6 @@
           <w:p>
             <w:pPr>
               <w:pStyle w:val="Compact"/>
-              <w:jc w:val="left"/>
             </w:pPr>
             <w:r>
               <w:t xml:space="preserve">A settings applet shown inside the Control Panel</w:t>
@@ -19484,7 +19393,6 @@
           <w:p>
             <w:pPr>
               <w:pStyle w:val="Compact"/>
-              <w:jc w:val="left"/>
             </w:pPr>
             <w:r>
               <w:rPr>
@@ -19499,7 +19407,6 @@
           <w:p>
             <w:pPr>
               <w:pStyle w:val="Compact"/>
-              <w:jc w:val="left"/>
             </w:pPr>
             <w:r>
               <w:t xml:space="preserve">The system's language and time zone (</w:t>
@@ -19522,7 +19429,6 @@
           <w:p>
             <w:pPr>
               <w:pStyle w:val="Compact"/>
-              <w:jc w:val="left"/>
             </w:pPr>
             <w:r>
               <w:rPr>
@@ -19537,7 +19443,6 @@
           <w:p>
             <w:pPr>
               <w:pStyle w:val="Compact"/>
-              <w:jc w:val="left"/>
             </w:pPr>
             <w:r>
               <w:t xml:space="preserve">The interface's mode (desktop, pocket, console) and its session:</w:t>
@@ -19563,7 +19468,6 @@
           <w:p>
             <w:pPr>
               <w:pStyle w:val="Compact"/>
-              <w:jc w:val="left"/>
             </w:pPr>
             <w:r>
               <w:rPr>
@@ -19578,7 +19482,6 @@
           <w:p>
             <w:pPr>
               <w:pStyle w:val="Compact"/>
-              <w:jc w:val="left"/>
             </w:pPr>
             <w:r>
               <w:t xml:space="preserve">The pocket shell's screens asked (</w:t>
@@ -19613,7 +19516,6 @@
           <w:p>
             <w:pPr>
               <w:pStyle w:val="Compact"/>
-              <w:jc w:val="left"/>
             </w:pPr>
             <w:r>
               <w:rPr>
@@ -19628,7 +19530,6 @@
           <w:p>
             <w:pPr>
               <w:pStyle w:val="Compact"/>
-              <w:jc w:val="left"/>
             </w:pPr>
             <w:r>
               <w:t xml:space="preserve">The documents opened last (</w:t>
@@ -19690,7 +19591,6 @@
           <w:p>
             <w:pPr>
               <w:pStyle w:val="Compact"/>
-              <w:jc w:val="left"/>
             </w:pPr>
             <w:r>
               <w:rPr>
@@ -19705,7 +19605,6 @@
           <w:p>
             <w:pPr>
               <w:pStyle w:val="Compact"/>
-              <w:jc w:val="left"/>
             </w:pPr>
             <w:r>
               <w:t xml:space="preserve">The screen's resolution: the sizes, the one kept (</w:t>
@@ -19737,7 +19636,6 @@
           <w:p>
             <w:pPr>
               <w:pStyle w:val="Compact"/>
-              <w:jc w:val="left"/>
             </w:pPr>
             <w:r>
               <w:rPr>
@@ -19752,7 +19650,6 @@
           <w:p>
             <w:pPr>
               <w:pStyle w:val="Compact"/>
-              <w:jc w:val="left"/>
             </w:pPr>
             <w:r>
               <w:t xml:space="preserve">The keyboard's layouts (</w:t>
@@ -19782,8 +19679,8 @@
         </w:tc>
       </w:tr>
     </w:tbl>
-    <w:bookmarkEnd w:id="43"/>
-    <w:bookmarkStart w:id="44" w:name="X21c5dfbcb5a69cd5c428264b88180cd193f70a2"/>
+    <w:bookmarkEnd w:id="41"/>
+    <w:bookmarkStart w:id="42" w:name="X21c5dfbcb5a69cd5c428264b88180cd193f70a2"/>
     <w:p>
       <w:pPr>
         <w:pStyle w:val="Heading2"/>
@@ -19872,8 +19769,8 @@
       </w:pPr>
       <w:r>
         <w:rPr>
+          <w:b/>
           <w:bCs/>
-          <w:b/>
         </w:rPr>
         <w:t xml:space="preserve">A page fetched</w:t>
       </w:r>
@@ -20456,8 +20353,8 @@
       </w:pPr>
       <w:r>
         <w:rPr>
+          <w:b/>
           <w:bCs/>
-          <w:b/>
         </w:rPr>
         <w:t xml:space="preserve">A web API</w:t>
       </w:r>
@@ -20824,8 +20721,8 @@
       </w:pPr>
       <w:r>
         <w:rPr>
+          <w:b/>
           <w:bCs/>
-          <w:b/>
         </w:rPr>
         <w:t xml:space="preserve">An FTP server as a volume</w:t>
       </w:r>
@@ -21087,8 +20984,8 @@
       </w:pPr>
       <w:r>
         <w:rPr>
+          <w:b/>
           <w:bCs/>
-          <w:b/>
         </w:rPr>
         <w:t xml:space="preserve">The known Wi-Fi networks</w:t>
       </w:r>
@@ -21507,8 +21404,8 @@
         <w:t xml:space="preserve">them belong.</w:t>
       </w:r>
     </w:p>
-    <w:bookmarkEnd w:id="44"/>
-    <w:bookmarkStart w:id="45" w:name="X491a56bd334c8c4c777570fe8bd846c18e7eccb"/>
+    <w:bookmarkEnd w:id="42"/>
+    <w:bookmarkStart w:id="43" w:name="X491a56bd334c8c4c777570fe8bd846c18e7eccb"/>
     <w:p>
       <w:pPr>
         <w:pStyle w:val="Heading2"/>
@@ -21552,8 +21449,8 @@
       </w:pPr>
       <w:r>
         <w:rPr>
+          <w:b/>
           <w:bCs/>
-          <w:b/>
         </w:rPr>
         <w:t xml:space="preserve">A whole file, read and written:</w:t>
       </w:r>
@@ -21875,8 +21772,8 @@
       </w:pPr>
       <w:r>
         <w:rPr>
+          <w:b/>
           <w:bCs/>
-          <w:b/>
         </w:rPr>
         <w:t xml:space="preserve">Folders and paths:</w:t>
       </w:r>
@@ -22282,8 +22179,8 @@
       </w:pPr>
       <w:r>
         <w:rPr>
+          <w:b/>
           <w:bCs/>
-          <w:b/>
         </w:rPr>
         <w:t xml:space="preserve">A ZIP archive, read:</w:t>
       </w:r>
@@ -22854,8 +22751,8 @@
       </w:pPr>
       <w:r>
         <w:rPr>
+          <w:b/>
           <w:bCs/>
-          <w:b/>
         </w:rPr>
         <w:t xml:space="preserve">A ZIP archive, written:</w:t>
       </w:r>
@@ -23125,8 +23022,8 @@
       </w:pPr>
       <w:r>
         <w:rPr>
+          <w:b/>
           <w:bCs/>
-          <w:b/>
         </w:rPr>
         <w:t xml:space="preserve">A settings or progress file with sections, read and written back</w:t>
       </w:r>
@@ -24240,8 +24137,8 @@
         <w:t xml:space="preserve">);</w:t>
       </w:r>
     </w:p>
-    <w:bookmarkEnd w:id="45"/>
-    <w:bookmarkStart w:id="46" w:name="Xf777c6178c1b7acc606d863a1dc288d7a0b8399"/>
+    <w:bookmarkEnd w:id="43"/>
+    <w:bookmarkStart w:id="44" w:name="Xf777c6178c1b7acc606d863a1dc288d7a0b8399"/>
     <w:p>
       <w:pPr>
         <w:pStyle w:val="Heading2"/>
@@ -24299,8 +24196,8 @@
       </w:pPr>
       <w:r>
         <w:rPr>
+          <w:b/>
           <w:bCs/>
-          <w:b/>
         </w:rPr>
         <w:t xml:space="preserve">A picture read, turned, saved in another format:</w:t>
       </w:r>
@@ -24772,8 +24669,8 @@
       </w:pPr>
       <w:r>
         <w:rPr>
+          <w:b/>
           <w:bCs/>
-          <w:b/>
         </w:rPr>
         <w:t xml:space="preserve">Pixels of the program's own, saved:</w:t>
       </w:r>
@@ -24963,8 +24860,8 @@
       </w:pPr>
       <w:r>
         <w:rPr>
+          <w:b/>
           <w:bCs/>
-          <w:b/>
         </w:rPr>
         <w:t xml:space="preserve">The formats, asked</w:t>
       </w:r>
@@ -25105,8 +25002,8 @@
         <w:t xml:space="preserve">same header.</w:t>
       </w:r>
     </w:p>
-    <w:bookmarkEnd w:id="46"/>
-    <w:bookmarkStart w:id="47" w:name="X5d555d25266128ff4d9fa5481cdbbe513b622de"/>
+    <w:bookmarkEnd w:id="44"/>
+    <w:bookmarkStart w:id="45" w:name="X5d555d25266128ff4d9fa5481cdbbe513b622de"/>
     <w:p>
       <w:pPr>
         <w:pStyle w:val="Heading2"/>
@@ -25164,8 +25061,8 @@
       </w:pPr>
       <w:r>
         <w:rPr>
+          <w:b/>
           <w:bCs/>
-          <w:b/>
         </w:rPr>
         <w:t xml:space="preserve">A sound file</w:t>
       </w:r>
@@ -25382,8 +25279,8 @@
       </w:pPr>
       <w:r>
         <w:rPr>
+          <w:b/>
           <w:bCs/>
-          <w:b/>
         </w:rPr>
         <w:t xml:space="preserve">Notes</w:t>
       </w:r>
@@ -25549,8 +25446,8 @@
       </w:pPr>
       <w:r>
         <w:rPr>
+          <w:b/>
           <w:bCs/>
-          <w:b/>
         </w:rPr>
         <w:t xml:space="preserve">A sound effect</w:t>
       </w:r>
@@ -25716,8 +25613,8 @@
       </w:pPr>
       <w:r>
         <w:rPr>
+          <w:b/>
           <w:bCs/>
-          <w:b/>
         </w:rPr>
         <w:t xml:space="preserve">The program's own samples</w:t>
       </w:r>
@@ -26000,8 +25897,8 @@
         <w:t xml:space="preserve">}</w:t>
       </w:r>
     </w:p>
-    <w:bookmarkEnd w:id="47"/>
-    <w:bookmarkStart w:id="48" w:name="Xfe4ab0ec0802ddea0ccd1e2aa45325e2067bf65"/>
+    <w:bookmarkEnd w:id="45"/>
+    <w:bookmarkStart w:id="46" w:name="Xfe4ab0ec0802ddea0ccd1e2aa45325e2067bf65"/>
     <w:p>
       <w:pPr>
         <w:pStyle w:val="Heading2"/>
@@ -26077,8 +25974,8 @@
       </w:pPr>
       <w:r>
         <w:rPr>
+          <w:b/>
           <w:bCs/>
-          <w:b/>
         </w:rPr>
         <w:t xml:space="preserve">Anti-aliased text in a UIKit application</w:t>
       </w:r>
@@ -26523,8 +26420,8 @@
       </w:pPr>
       <w:r>
         <w:rPr>
+          <w:b/>
           <w:bCs/>
-          <w:b/>
         </w:rPr>
         <w:t xml:space="preserve">The font manager</w:t>
       </w:r>
@@ -27035,8 +26932,8 @@
         <w:t xml:space="preserve">// in 26.6 units</w:t>
       </w:r>
     </w:p>
-    <w:bookmarkEnd w:id="48"/>
-    <w:bookmarkStart w:id="49" w:name="Xc2f542cdd1b9794d820c6abd4ac9243886c7e6b"/>
+    <w:bookmarkEnd w:id="46"/>
+    <w:bookmarkStart w:id="47" w:name="Xc2f542cdd1b9794d820c6abd4ac9243886c7e6b"/>
     <w:p>
       <w:pPr>
         <w:pStyle w:val="Heading2"/>
@@ -28097,8 +27994,8 @@
         <w:t xml:space="preserve">).</w:t>
       </w:r>
     </w:p>
-    <w:bookmarkEnd w:id="49"/>
-    <w:bookmarkStart w:id="50" w:name="Xb7d04fe5597e6f81749c2de70bfb4a609e0417c"/>
+    <w:bookmarkEnd w:id="47"/>
+    <w:bookmarkStart w:id="48" w:name="Xb7d04fe5597e6f81749c2de70bfb4a609e0417c"/>
     <w:p>
       <w:pPr>
         <w:pStyle w:val="Heading2"/>
@@ -28172,50 +28069,50 @@
       </w:r>
       <w:r>
         <w:rPr>
+          <w:b/>
           <w:bCs/>
+        </w:rPr>
+        <w:t xml:space="preserve">BCM GPIO numbers</w:t>
+      </w:r>
+      <w:r>
+        <w:t xml:space="preserve"> </w:t>
+      </w:r>
+      <w:r>
+        <w:t xml:space="preserve">(GPIO 17 is the header's pin 11:</w:t>
+      </w:r>
+      <w:r>
+        <w:t xml:space="preserve"> </w:t>
+      </w:r>
+      <w:r>
+        <w:rPr>
+          <w:rStyle w:val="VerbatimChar"/>
+        </w:rPr>
+        <w:t xml:space="preserve">gk_header_pin</w:t>
+      </w:r>
+      <w:r>
+        <w:t xml:space="preserve">).</w:t>
+      </w:r>
+      <w:r>
+        <w:t xml:space="preserve"> </w:t>
+      </w:r>
+      <w:r>
+        <w:rPr>
           <w:b/>
-        </w:rPr>
-        <w:t xml:space="preserve">BCM GPIO numbers</w:t>
-      </w:r>
-      <w:r>
-        <w:t xml:space="preserve"> </w:t>
-      </w:r>
-      <w:r>
-        <w:t xml:space="preserve">(GPIO 17 is the header's pin 11:</w:t>
-      </w:r>
-      <w:r>
-        <w:t xml:space="preserve"> </w:t>
-      </w:r>
-      <w:r>
-        <w:rPr>
-          <w:rStyle w:val="VerbatimChar"/>
-        </w:rPr>
-        <w:t xml:space="preserve">gk_header_pin</w:t>
-      </w:r>
-      <w:r>
-        <w:t xml:space="preserve">).</w:t>
-      </w:r>
-      <w:r>
-        <w:t xml:space="preserve"> </w:t>
-      </w:r>
-      <w:r>
-        <w:rPr>
           <w:bCs/>
+        </w:rPr>
+        <w:t xml:space="preserve">The levels are</w:t>
+      </w:r>
+      <w:r>
+        <w:rPr>
           <w:b/>
-        </w:rPr>
-        <w:t xml:space="preserve">The levels are</w:t>
-      </w:r>
-      <w:r>
-        <w:rPr>
           <w:bCs/>
+        </w:rPr>
+        <w:t xml:space="preserve"> </w:t>
+      </w:r>
+      <w:r>
+        <w:rPr>
           <w:b/>
-        </w:rPr>
-        <w:t xml:space="preserve"> </w:t>
-      </w:r>
-      <w:r>
-        <w:rPr>
           <w:bCs/>
-          <w:b/>
         </w:rPr>
         <w:t xml:space="preserve">3.3 V</w:t>
       </w:r>
@@ -28342,8 +28239,8 @@
       </w:pPr>
       <w:r>
         <w:rPr>
+          <w:b/>
           <w:bCs/>
-          <w:b/>
         </w:rPr>
         <w:t xml:space="preserve">An LED, a button</w:t>
       </w:r>
@@ -28833,8 +28730,8 @@
       </w:pPr>
       <w:r>
         <w:rPr>
+          <w:b/>
           <w:bCs/>
-          <w:b/>
         </w:rPr>
         <w:t xml:space="preserve">PWM and a servo</w:t>
       </w:r>
@@ -28985,8 +28882,8 @@
       </w:pPr>
       <w:r>
         <w:rPr>
+          <w:b/>
           <w:bCs/>
-          <w:b/>
         </w:rPr>
         <w:t xml:space="preserve">I2C</w:t>
       </w:r>
@@ -29362,8 +29259,8 @@
       </w:pPr>
       <w:r>
         <w:rPr>
+          <w:b/>
           <w:bCs/>
-          <w:b/>
         </w:rPr>
         <w:t xml:space="preserve">SPI 0</w:t>
       </w:r>
@@ -29404,8 +29301,8 @@
       </w:pPr>
       <w:r>
         <w:rPr>
+          <w:b/>
           <w:bCs/>
-          <w:b/>
         </w:rPr>
         <w:t xml:space="preserve">C++</w:t>
       </w:r>
@@ -29703,24 +29600,24 @@
       </w:pPr>
       <w:r>
         <w:rPr>
+          <w:b/>
           <w:bCs/>
+        </w:rPr>
+        <w:t xml:space="preserve">No hardware?</w:t>
+      </w:r>
+      <w:r>
+        <w:t xml:space="preserve"> </w:t>
+      </w:r>
+      <w:r>
+        <w:t xml:space="preserve">GPIOKit has a</w:t>
+      </w:r>
+      <w:r>
+        <w:t xml:space="preserve"> </w:t>
+      </w:r>
+      <w:r>
+        <w:rPr>
           <w:b/>
-        </w:rPr>
-        <w:t xml:space="preserve">No hardware?</w:t>
-      </w:r>
-      <w:r>
-        <w:t xml:space="preserve"> </w:t>
-      </w:r>
-      <w:r>
-        <w:t xml:space="preserve">GPIOKit has a</w:t>
-      </w:r>
-      <w:r>
-        <w:t xml:space="preserve"> </w:t>
-      </w:r>
-      <w:r>
-        <w:rPr>
           <w:bCs/>
-          <w:b/>
         </w:rPr>
         <w:t xml:space="preserve">simulator</w:t>
       </w:r>
@@ -29795,8 +29692,8 @@
       </w:r>
       <w:r>
         <w:rPr>
+          <w:i/>
           <w:iCs/>
-          <w:i/>
         </w:rPr>
         <w:t xml:space="preserve">GPIO</w:t>
       </w:r>
@@ -29804,8 +29701,8 @@
         <w:t xml:space="preserve">).</w:t>
       </w:r>
     </w:p>
-    <w:bookmarkEnd w:id="50"/>
-    <w:bookmarkStart w:id="51" w:name="X7bee38e3dabe969bc7760c3e9f8efbee9e9a335"/>
+    <w:bookmarkEnd w:id="48"/>
+    <w:bookmarkStart w:id="49" w:name="X7bee38e3dabe969bc7760c3e9f8efbee9e9a335"/>
     <w:p>
       <w:pPr>
         <w:pStyle w:val="Heading2"/>
@@ -29873,34 +29770,92 @@
       </w:r>
       <w:r>
         <w:rPr>
+          <w:b/>
           <w:bCs/>
+        </w:rPr>
+        <w:t xml:space="preserve">the consoles</w:t>
+      </w:r>
+      <w:r>
+        <w:t xml:space="preserve"> </w:t>
+      </w:r>
+      <w:r>
+        <w:t xml:space="preserve">the installed emulators play</w:t>
+      </w:r>
+      <w:r>
+        <w:t xml:space="preserve"> </w:t>
+      </w:r>
+      <w:r>
+        <w:t xml:space="preserve">(each emulator's</w:t>
+      </w:r>
+      <w:r>
+        <w:t xml:space="preserve"> </w:t>
+      </w:r>
+      <w:r>
+        <w:rPr>
+          <w:rStyle w:val="VerbatimChar"/>
+        </w:rPr>
+        <w:t xml:space="preserve">app.txt</w:t>
+      </w:r>
+      <w:r>
+        <w:t xml:space="preserve">:</w:t>
+      </w:r>
+      <w:r>
+        <w:t xml:space="preserve"> </w:t>
+      </w:r>
+      <w:r>
+        <w:rPr>
+          <w:rStyle w:val="VerbatimChar"/>
+        </w:rPr>
+        <w:t xml:space="preserve">games = Game Boy Color: gbc; Game Boy: gb</w:t>
+      </w:r>
+      <w:r>
+        <w:t xml:space="preserve">,</w:t>
+      </w:r>
+      <w:r>
+        <w:t xml:space="preserve"> </w:t>
+      </w:r>
+      <w:r>
+        <w:rPr>
+          <w:rStyle w:val="VerbatimChar"/>
+        </w:rPr>
+        <w:t xml:space="preserve">order = 50</w:t>
+      </w:r>
+      <w:r>
+        <w:t xml:space="preserve"> </w:t>
+      </w:r>
+      <w:r>
+        <w:t xml:space="preserve">— an emulator's package</w:t>
+      </w:r>
+      <w:r>
+        <w:t xml:space="preserve"> </w:t>
+      </w:r>
+      <w:r>
+        <w:t xml:space="preserve">installed, its console appears),</w:t>
+      </w:r>
+      <w:r>
+        <w:t xml:space="preserve"> </w:t>
+      </w:r>
+      <w:r>
+        <w:rPr>
           <w:b/>
-        </w:rPr>
-        <w:t xml:space="preserve">the consoles</w:t>
-      </w:r>
-      <w:r>
-        <w:t xml:space="preserve"> </w:t>
-      </w:r>
-      <w:r>
-        <w:t xml:space="preserve">the installed emulators play</w:t>
-      </w:r>
-      <w:r>
-        <w:t xml:space="preserve"> </w:t>
-      </w:r>
-      <w:r>
-        <w:t xml:space="preserve">(each emulator's</w:t>
-      </w:r>
-      <w:r>
-        <w:t xml:space="preserve"> </w:t>
+          <w:bCs/>
+        </w:rPr>
+        <w:t xml:space="preserve">the watched folders</w:t>
+      </w:r>
+      <w:r>
+        <w:t xml:space="preserve"> </w:t>
+      </w:r>
+      <w:r>
+        <w:t xml:space="preserve">(</w:t>
       </w:r>
       <w:r>
         <w:rPr>
           <w:rStyle w:val="VerbatimChar"/>
         </w:rPr>
-        <w:t xml:space="preserve">app.txt</w:t>
-      </w:r>
-      <w:r>
-        <w:t xml:space="preserve">:</w:t>
+        <w:t xml:space="preserve">SD:/apps/gamelib.app/config.ini</w:t>
+      </w:r>
+      <w:r>
+        <w:t xml:space="preserve">, one</w:t>
       </w:r>
       <w:r>
         <w:t xml:space="preserve"> </w:t>
@@ -29909,10 +29864,13 @@
         <w:rPr>
           <w:rStyle w:val="VerbatimChar"/>
         </w:rPr>
-        <w:t xml:space="preserve">games = Game Boy Color: gbc; Game Boy: gb</w:t>
-      </w:r>
-      <w:r>
-        <w:t xml:space="preserve">,</w:t>
+        <w:t xml:space="preserve">folder =</w:t>
+      </w:r>
+      <w:r>
+        <w:t xml:space="preserve"> </w:t>
+      </w:r>
+      <w:r>
+        <w:t xml:space="preserve">line each;</w:t>
       </w:r>
       <w:r>
         <w:t xml:space="preserve"> </w:t>
@@ -29921,143 +29879,82 @@
         <w:rPr>
           <w:rStyle w:val="VerbatimChar"/>
         </w:rPr>
-        <w:t xml:space="preserve">order = 50</w:t>
-      </w:r>
-      <w:r>
-        <w:t xml:space="preserve"> </w:t>
-      </w:r>
-      <w:r>
-        <w:t xml:space="preserve">— an emulator's package</w:t>
-      </w:r>
-      <w:r>
-        <w:t xml:space="preserve"> </w:t>
-      </w:r>
-      <w:r>
-        <w:t xml:space="preserve">installed, its console appears),</w:t>
-      </w:r>
-      <w:r>
-        <w:t xml:space="preserve"> </w:t>
-      </w:r>
-      <w:r>
-        <w:rPr>
+        <w:t xml:space="preserve">SD:/roms</w:t>
+      </w:r>
+      <w:r>
+        <w:t xml:space="preserve"> </w:t>
+      </w:r>
+      <w:r>
+        <w:t xml:space="preserve">when none is said),</w:t>
+      </w:r>
+      <w:r>
+        <w:t xml:space="preserve"> </w:t>
+      </w:r>
+      <w:r>
+        <w:rPr>
+          <w:b/>
           <w:bCs/>
+        </w:rPr>
+        <w:t xml:space="preserve">the ROMs</w:t>
+      </w:r>
+      <w:r>
+        <w:t xml:space="preserve"> </w:t>
+      </w:r>
+      <w:r>
+        <w:t xml:space="preserve">found in them and their sub-folders by their extension — sorted by console,</w:t>
+      </w:r>
+      <w:r>
+        <w:t xml:space="preserve"> </w:t>
+      </w:r>
+      <w:r>
+        <w:t xml:space="preserve">then by name, each with a name to show (</w:t>
+      </w:r>
+      <w:r>
+        <w:rPr>
+          <w:rStyle w:val="VerbatimChar"/>
+        </w:rPr>
+        <w:t xml:space="preserve">ZeldaOracleOfSeason.gbc</w:t>
+      </w:r>
+      <w:r>
+        <w:t xml:space="preserve"> </w:t>
+      </w:r>
+      <w:r>
+        <w:t xml:space="preserve">→</w:t>
+      </w:r>
+      <w:r>
+        <w:t xml:space="preserve"> </w:t>
+      </w:r>
+      <w:r>
+        <w:rPr>
+          <w:i/>
+          <w:iCs/>
+        </w:rPr>
+        <w:t xml:space="preserve">Zelda Oracle Of Season</w:t>
+      </w:r>
+      <w:r>
+        <w:t xml:space="preserve">) — and</w:t>
+      </w:r>
+      <w:r>
+        <w:t xml:space="preserve"> </w:t>
+      </w:r>
+      <w:r>
+        <w:rPr>
           <w:b/>
-        </w:rPr>
-        <w:t xml:space="preserve">the watched folders</w:t>
-      </w:r>
-      <w:r>
-        <w:t xml:space="preserve"> </w:t>
-      </w:r>
-      <w:r>
-        <w:t xml:space="preserve">(</w:t>
-      </w:r>
-      <w:r>
-        <w:rPr>
-          <w:rStyle w:val="VerbatimChar"/>
-        </w:rPr>
-        <w:t xml:space="preserve">SD:/apps/gamelib.app/config.ini</w:t>
-      </w:r>
-      <w:r>
-        <w:t xml:space="preserve">, one</w:t>
-      </w:r>
-      <w:r>
-        <w:t xml:space="preserve"> </w:t>
-      </w:r>
-      <w:r>
-        <w:rPr>
-          <w:rStyle w:val="VerbatimChar"/>
-        </w:rPr>
-        <w:t xml:space="preserve">folder =</w:t>
-      </w:r>
-      <w:r>
-        <w:t xml:space="preserve"> </w:t>
-      </w:r>
-      <w:r>
-        <w:t xml:space="preserve">line each;</w:t>
-      </w:r>
-      <w:r>
-        <w:t xml:space="preserve"> </w:t>
-      </w:r>
-      <w:r>
-        <w:rPr>
-          <w:rStyle w:val="VerbatimChar"/>
-        </w:rPr>
-        <w:t xml:space="preserve">SD:/roms</w:t>
-      </w:r>
-      <w:r>
-        <w:t xml:space="preserve"> </w:t>
-      </w:r>
-      <w:r>
-        <w:t xml:space="preserve">when none is said),</w:t>
-      </w:r>
-      <w:r>
-        <w:t xml:space="preserve"> </w:t>
-      </w:r>
-      <w:r>
-        <w:rPr>
           <w:bCs/>
+        </w:rPr>
+        <w:t xml:space="preserve">their</w:t>
+      </w:r>
+      <w:r>
+        <w:rPr>
           <w:b/>
-        </w:rPr>
-        <w:t xml:space="preserve">the ROMs</w:t>
-      </w:r>
-      <w:r>
-        <w:t xml:space="preserve"> </w:t>
-      </w:r>
-      <w:r>
-        <w:t xml:space="preserve">found in them and their sub-folders by their extension — sorted by console,</w:t>
-      </w:r>
-      <w:r>
-        <w:t xml:space="preserve"> </w:t>
-      </w:r>
-      <w:r>
-        <w:t xml:space="preserve">then by name, each with a name to show (</w:t>
-      </w:r>
-      <w:r>
-        <w:rPr>
-          <w:rStyle w:val="VerbatimChar"/>
-        </w:rPr>
-        <w:t xml:space="preserve">ZeldaOracleOfSeason.gbc</w:t>
-      </w:r>
-      <w:r>
-        <w:t xml:space="preserve"> </w:t>
-      </w:r>
-      <w:r>
-        <w:t xml:space="preserve">→</w:t>
-      </w:r>
-      <w:r>
-        <w:t xml:space="preserve"> </w:t>
-      </w:r>
-      <w:r>
-        <w:rPr>
-          <w:iCs/>
-          <w:i/>
-        </w:rPr>
-        <w:t xml:space="preserve">Zelda Oracle Of Season</w:t>
-      </w:r>
-      <w:r>
-        <w:t xml:space="preserve">) — and</w:t>
-      </w:r>
-      <w:r>
-        <w:t xml:space="preserve"> </w:t>
-      </w:r>
-      <w:r>
-        <w:rPr>
           <w:bCs/>
+        </w:rPr>
+        <w:t xml:space="preserve"> </w:t>
+      </w:r>
+      <w:r>
+        <w:rPr>
           <w:b/>
-        </w:rPr>
-        <w:t xml:space="preserve">their</w:t>
-      </w:r>
-      <w:r>
-        <w:rPr>
           <w:bCs/>
-          <w:b/>
-        </w:rPr>
-        <w:t xml:space="preserve"> </w:t>
-      </w:r>
-      <w:r>
-        <w:rPr>
-          <w:bCs/>
-          <w:b/>
         </w:rPr>
         <w:t xml:space="preserve">pictures</w:t>
       </w:r>
@@ -30101,8 +29998,8 @@
       </w:pPr>
       <w:r>
         <w:rPr>
+          <w:b/>
           <w:bCs/>
-          <w:b/>
         </w:rPr>
         <w:t xml:space="preserve">Every Game Boy Advance game, its picture</w:t>
       </w:r>
@@ -31074,8 +30971,8 @@
         <w:t xml:space="preserve">.</w:t>
       </w:r>
     </w:p>
-    <w:bookmarkEnd w:id="51"/>
-    <w:bookmarkStart w:id="54" w:name="Xbcc3c9982cb41910d48a6fc07f420d59f65e738"/>
+    <w:bookmarkEnd w:id="49"/>
+    <w:bookmarkStart w:id="52" w:name="Xbcc3c9982cb41910d48a6fc07f420d59f65e738"/>
     <w:p>
       <w:pPr>
         <w:pStyle w:val="Heading2"/>
@@ -31090,8 +30987,8 @@
       </w:pPr>
       <w:r>
         <w:rPr>
+          <w:b/>
           <w:bCs/>
-          <w:b/>
         </w:rPr>
         <w:t xml:space="preserve">Before writing a helper, look for it in the kits.</w:t>
       </w:r>
@@ -31108,7 +31005,7 @@
         <w:t xml:space="preserve">kit.</w:t>
       </w:r>
     </w:p>
-    <w:bookmarkStart w:id="52" w:name="adding-a-function-to-a-kit"/>
+    <w:bookmarkStart w:id="50" w:name="adding-a-function-to-a-kit"/>
     <w:p>
       <w:pPr>
         <w:pStyle w:val="Heading3"/>
@@ -31119,16 +31016,16 @@
     </w:p>
     <w:p>
       <w:pPr>
+        <w:pStyle w:val="Compact"/>
         <w:numPr>
           <w:ilvl w:val="0"/>
           <w:numId w:val="1003"/>
         </w:numPr>
-        <w:pStyle w:val="Compact"/>
       </w:pPr>
       <w:r>
         <w:rPr>
+          <w:b/>
           <w:bCs/>
-          <w:b/>
         </w:rPr>
         <w:t xml:space="preserve">Declare</w:t>
       </w:r>
@@ -31141,16 +31038,16 @@
     </w:p>
     <w:p>
       <w:pPr>
+        <w:pStyle w:val="Compact"/>
         <w:numPr>
           <w:ilvl w:val="0"/>
           <w:numId w:val="1003"/>
         </w:numPr>
-        <w:pStyle w:val="Compact"/>
       </w:pPr>
       <w:r>
         <w:rPr>
+          <w:b/>
           <w:bCs/>
-          <w:b/>
         </w:rPr>
         <w:t xml:space="preserve">Write its code</w:t>
       </w:r>
@@ -31190,16 +31087,16 @@
     </w:p>
     <w:p>
       <w:pPr>
+        <w:pStyle w:val="Compact"/>
         <w:numPr>
           <w:ilvl w:val="0"/>
           <w:numId w:val="1003"/>
         </w:numPr>
-        <w:pStyle w:val="Compact"/>
       </w:pPr>
       <w:r>
         <w:rPr>
+          <w:b/>
           <w:bCs/>
-          <w:b/>
         </w:rPr>
         <w:t xml:space="preserve">Build</w:t>
       </w:r>
@@ -31236,16 +31133,16 @@
     </w:p>
     <w:p>
       <w:pPr>
+        <w:pStyle w:val="Compact"/>
         <w:numPr>
           <w:ilvl w:val="0"/>
           <w:numId w:val="1003"/>
         </w:numPr>
-        <w:pStyle w:val="Compact"/>
       </w:pPr>
       <w:r>
         <w:rPr>
+          <w:b/>
           <w:bCs/>
-          <w:b/>
         </w:rPr>
         <w:t xml:space="preserve">Raise the package's version</w:t>
       </w:r>
@@ -31309,16 +31206,16 @@
     </w:p>
     <w:p>
       <w:pPr>
+        <w:pStyle w:val="Compact"/>
         <w:numPr>
           <w:ilvl w:val="0"/>
           <w:numId w:val="1003"/>
         </w:numPr>
-        <w:pStyle w:val="Compact"/>
       </w:pPr>
       <w:r>
         <w:rPr>
+          <w:b/>
           <w:bCs/>
-          <w:b/>
         </w:rPr>
         <w:t xml:space="preserve">Document</w:t>
       </w:r>
@@ -31362,8 +31259,8 @@
         <w:t xml:space="preserve">.</w:t>
       </w:r>
     </w:p>
-    <w:bookmarkEnd w:id="52"/>
-    <w:bookmarkStart w:id="53" w:name="creating-a-kit"/>
+    <w:bookmarkEnd w:id="50"/>
+    <w:bookmarkStart w:id="51" w:name="creating-a-kit"/>
     <w:p>
       <w:pPr>
         <w:pStyle w:val="Heading3"/>
@@ -31382,11 +31279,11 @@
     </w:p>
     <w:p>
       <w:pPr>
+        <w:pStyle w:val="Compact"/>
         <w:numPr>
           <w:ilvl w:val="0"/>
           <w:numId w:val="1004"/>
         </w:numPr>
-        <w:pStyle w:val="Compact"/>
       </w:pPr>
       <w:r>
         <w:t xml:space="preserve">a folder</w:t>
@@ -31408,23 +31305,23 @@
       </w:r>
       <w:r>
         <w:rPr>
+          <w:b/>
           <w:bCs/>
+        </w:rPr>
+        <w:t xml:space="preserve">one header a program includes,</w:t>
+      </w:r>
+      <w:r>
+        <w:rPr>
           <w:b/>
-        </w:rPr>
-        <w:t xml:space="preserve">one header a program includes,</w:t>
-      </w:r>
-      <w:r>
-        <w:rPr>
           <w:bCs/>
+        </w:rPr>
+        <w:t xml:space="preserve"> </w:t>
+      </w:r>
+      <w:r>
+        <w:rPr>
+          <w:rStyle w:val="VerbatimChar"/>
           <w:b/>
-        </w:rPr>
-        <w:t xml:space="preserve"> </w:t>
-      </w:r>
-      <w:r>
-        <w:rPr>
-          <w:rStyle w:val="VerbatimChar"/>
           <w:bCs/>
-          <w:b/>
         </w:rPr>
         <w:t xml:space="preserve">&lt;kit&gt;/&lt;kit&gt;.h</w:t>
       </w:r>
@@ -31488,11 +31385,11 @@
     </w:p>
     <w:p>
       <w:pPr>
+        <w:pStyle w:val="Compact"/>
         <w:numPr>
           <w:ilvl w:val="0"/>
           <w:numId w:val="1004"/>
         </w:numPr>
-        <w:pStyle w:val="Compact"/>
       </w:pPr>
       <w:r>
         <w:t xml:space="preserve">its rules in</w:t>
@@ -31563,11 +31460,11 @@
     </w:p>
     <w:p>
       <w:pPr>
+        <w:pStyle w:val="Compact"/>
         <w:numPr>
           <w:ilvl w:val="0"/>
           <w:numId w:val="1004"/>
         </w:numPr>
-        <w:pStyle w:val="Compact"/>
       </w:pPr>
       <w:r>
         <w:t xml:space="preserve">its package in</w:t>
@@ -31637,8 +31534,8 @@
       </w:r>
       <w:r>
         <w:rPr>
+          <w:i/>
           <w:iCs/>
-          <w:i/>
         </w:rPr>
         <w:t xml:space="preserve">From BASIC</w:t>
       </w:r>
@@ -31657,9 +31554,9 @@
         <w:t xml:space="preserve">The header of a kit a C program may use is written in C.</w:t>
       </w:r>
     </w:p>
-    <w:bookmarkEnd w:id="53"/>
-    <w:bookmarkEnd w:id="54"/>
-    <w:bookmarkStart w:id="55" w:name="X3af01a0667e17ad839a7c64a0acda15c6c35965"/>
+    <w:bookmarkEnd w:id="51"/>
+    <w:bookmarkEnd w:id="52"/>
+    <w:bookmarkStart w:id="53" w:name="X3af01a0667e17ad839a7c64a0acda15c6c35965"/>
     <w:p>
       <w:pPr>
         <w:pStyle w:val="Heading2"/>
@@ -31673,7 +31570,6 @@
         <w:tblStyle w:val="Table"/>
         <w:tblW w:type="auto" w:w="0"/>
         <w:tblLook w:firstRow="1" w:lastRow="0" w:firstColumn="0" w:lastColumn="0" w:noHBand="0" w:noVBand="0" w:val="0020"/>
-        <w:jc w:val="start"/>
       </w:tblPr>
       <w:tblGrid>
         <w:gridCol w:w="2640"/>
@@ -31682,14 +31578,13 @@
       </w:tblGrid>
       <w:tr>
         <w:trPr>
-          <w:tblHeader w:val="true"/>
+          <w:tblHeader w:val="on"/>
         </w:trPr>
         <w:tc>
           <w:tcPr/>
           <w:p>
             <w:pPr>
               <w:pStyle w:val="Compact"/>
-              <w:jc w:val="left"/>
             </w:pPr>
             <w:r>
               <w:t xml:space="preserve">I want to…</w:t>
@@ -31701,7 +31596,6 @@
           <w:p>
             <w:pPr>
               <w:pStyle w:val="Compact"/>
-              <w:jc w:val="left"/>
             </w:pPr>
             <w:r>
               <w:t xml:space="preserve">Kit</w:t>
@@ -31713,7 +31607,6 @@
           <w:p>
             <w:pPr>
               <w:pStyle w:val="Compact"/>
-              <w:jc w:val="left"/>
             </w:pPr>
             <w:r>
               <w:t xml:space="preserve">Call</w:t>
@@ -31727,7 +31620,6 @@
           <w:p>
             <w:pPr>
               <w:pStyle w:val="Compact"/>
-              <w:jc w:val="left"/>
             </w:pPr>
             <w:r>
               <w:t xml:space="preserve">read or write a file</w:t>
@@ -31739,7 +31631,6 @@
           <w:p>
             <w:pPr>
               <w:pStyle w:val="Compact"/>
-              <w:jc w:val="left"/>
             </w:pPr>
             <w:r>
               <w:t xml:space="preserve">AppKit</w:t>
@@ -31751,7 +31642,6 @@
           <w:p>
             <w:pPr>
               <w:pStyle w:val="Compact"/>
-              <w:jc w:val="left"/>
             </w:pPr>
             <w:r>
               <w:rPr>
@@ -31792,7 +31682,6 @@
           <w:p>
             <w:pPr>
               <w:pStyle w:val="Compact"/>
-              <w:jc w:val="left"/>
             </w:pPr>
             <w:r>
               <w:t xml:space="preserve">load a whole file in memory</w:t>
@@ -31804,7 +31693,6 @@
           <w:p>
             <w:pPr>
               <w:pStyle w:val="Compact"/>
-              <w:jc w:val="left"/>
             </w:pPr>
             <w:r>
               <w:t xml:space="preserve">FileKit</w:t>
@@ -31816,7 +31704,6 @@
           <w:p>
             <w:pPr>
               <w:pStyle w:val="Compact"/>
-              <w:jc w:val="left"/>
             </w:pPr>
             <w:r>
               <w:rPr>
@@ -31845,7 +31732,6 @@
           <w:p>
             <w:pPr>
               <w:pStyle w:val="Compact"/>
-              <w:jc w:val="left"/>
             </w:pPr>
             <w:r>
               <w:t xml:space="preserve">copy or remove a folder</w:t>
@@ -31857,7 +31743,6 @@
           <w:p>
             <w:pPr>
               <w:pStyle w:val="Compact"/>
-              <w:jc w:val="left"/>
             </w:pPr>
             <w:r>
               <w:t xml:space="preserve">FileKit</w:t>
@@ -31869,7 +31754,6 @@
           <w:p>
             <w:pPr>
               <w:pStyle w:val="Compact"/>
-              <w:jc w:val="left"/>
             </w:pPr>
             <w:r>
               <w:rPr>
@@ -31898,7 +31782,6 @@
           <w:p>
             <w:pPr>
               <w:pStyle w:val="Compact"/>
-              <w:jc w:val="left"/>
             </w:pPr>
             <w:r>
               <w:t xml:space="preserve">build a path</w:t>
@@ -31910,7 +31793,6 @@
           <w:p>
             <w:pPr>
               <w:pStyle w:val="Compact"/>
-              <w:jc w:val="left"/>
             </w:pPr>
             <w:r>
               <w:t xml:space="preserve">FileKit</w:t>
@@ -31922,7 +31804,6 @@
           <w:p>
             <w:pPr>
               <w:pStyle w:val="Compact"/>
-              <w:jc w:val="left"/>
             </w:pPr>
             <w:r>
               <w:rPr>
@@ -31951,7 +31832,6 @@
           <w:p>
             <w:pPr>
               <w:pStyle w:val="Compact"/>
-              <w:jc w:val="left"/>
             </w:pPr>
             <w:r>
               <w:t xml:space="preserve">read or write a ZIP</w:t>
@@ -31963,7 +31843,6 @@
           <w:p>
             <w:pPr>
               <w:pStyle w:val="Compact"/>
-              <w:jc w:val="left"/>
             </w:pPr>
             <w:r>
               <w:t xml:space="preserve">FileKit</w:t>
@@ -31975,7 +31854,6 @@
           <w:p>
             <w:pPr>
               <w:pStyle w:val="Compact"/>
-              <w:jc w:val="left"/>
             </w:pPr>
             <w:r>
               <w:rPr>
@@ -32004,7 +31882,6 @@
           <w:p>
             <w:pPr>
               <w:pStyle w:val="Compact"/>
-              <w:jc w:val="left"/>
             </w:pPr>
             <w:r>
               <w:t xml:space="preserve">read and write a settings / progress file with sections</w:t>
@@ -32016,7 +31893,6 @@
           <w:p>
             <w:pPr>
               <w:pStyle w:val="Compact"/>
-              <w:jc w:val="left"/>
             </w:pPr>
             <w:r>
               <w:t xml:space="preserve">FileKit</w:t>
@@ -32028,7 +31904,6 @@
           <w:p>
             <w:pPr>
               <w:pStyle w:val="Compact"/>
-              <w:jc w:val="left"/>
             </w:pPr>
             <w:r>
               <w:rPr>
@@ -32069,7 +31944,6 @@
           <w:p>
             <w:pPr>
               <w:pStyle w:val="Compact"/>
-              <w:jc w:val="left"/>
             </w:pPr>
             <w:r>
               <w:t xml:space="preserve">print to the console</w:t>
@@ -32081,7 +31955,6 @@
           <w:p>
             <w:pPr>
               <w:pStyle w:val="Compact"/>
-              <w:jc w:val="left"/>
             </w:pPr>
             <w:r>
               <w:t xml:space="preserve">AppKit</w:t>
@@ -32093,7 +31966,6 @@
           <w:p>
             <w:pPr>
               <w:pStyle w:val="Compact"/>
-              <w:jc w:val="left"/>
             </w:pPr>
             <w:r>
               <w:rPr>
@@ -32122,7 +31994,6 @@
           <w:p>
             <w:pPr>
               <w:pStyle w:val="Compact"/>
-              <w:jc w:val="left"/>
             </w:pPr>
             <w:r>
               <w:t xml:space="preserve">read an</w:t>
@@ -32149,7 +32020,6 @@
           <w:p>
             <w:pPr>
               <w:pStyle w:val="Compact"/>
-              <w:jc w:val="left"/>
             </w:pPr>
             <w:r>
               <w:t xml:space="preserve">AppKit</w:t>
@@ -32161,7 +32031,6 @@
           <w:p>
             <w:pPr>
               <w:pStyle w:val="Compact"/>
-              <w:jc w:val="left"/>
             </w:pPr>
             <w:r>
               <w:rPr>
@@ -32190,7 +32059,6 @@
           <w:p>
             <w:pPr>
               <w:pStyle w:val="Compact"/>
-              <w:jc w:val="left"/>
             </w:pPr>
             <w:r>
               <w:t xml:space="preserve">start another program</w:t>
@@ -32202,7 +32070,6 @@
           <w:p>
             <w:pPr>
               <w:pStyle w:val="Compact"/>
-              <w:jc w:val="left"/>
             </w:pPr>
             <w:r>
               <w:t xml:space="preserve">AppKit</w:t>
@@ -32214,7 +32081,6 @@
           <w:p>
             <w:pPr>
               <w:pStyle w:val="Compact"/>
-              <w:jc w:val="left"/>
             </w:pPr>
             <w:r>
               <w:rPr>
@@ -32243,7 +32109,6 @@
           <w:p>
             <w:pPr>
               <w:pStyle w:val="Compact"/>
-              <w:jc w:val="left"/>
             </w:pPr>
             <w:r>
               <w:t xml:space="preserve">open a window with widgets</w:t>
@@ -32255,7 +32120,6 @@
           <w:p>
             <w:pPr>
               <w:pStyle w:val="Compact"/>
-              <w:jc w:val="left"/>
             </w:pPr>
             <w:r>
               <w:t xml:space="preserve">UIKit</w:t>
@@ -32267,7 +32131,6 @@
           <w:p>
             <w:pPr>
               <w:pStyle w:val="Compact"/>
-              <w:jc w:val="left"/>
             </w:pPr>
             <w:r>
               <w:rPr>
@@ -32311,7 +32174,6 @@
           <w:p>
             <w:pPr>
               <w:pStyle w:val="Compact"/>
-              <w:jc w:val="left"/>
             </w:pPr>
             <w:r>
               <w:t xml:space="preserve">open a bare window, draw its pixels</w:t>
@@ -32323,7 +32185,6 @@
           <w:p>
             <w:pPr>
               <w:pStyle w:val="Compact"/>
-              <w:jc w:val="left"/>
             </w:pPr>
             <w:r>
               <w:t xml:space="preserve">UIKit</w:t>
@@ -32335,7 +32196,6 @@
           <w:p>
             <w:pPr>
               <w:pStyle w:val="Compact"/>
-              <w:jc w:val="left"/>
             </w:pPr>
             <w:r>
               <w:rPr>
@@ -32376,7 +32236,6 @@
           <w:p>
             <w:pPr>
               <w:pStyle w:val="Compact"/>
-              <w:jc w:val="left"/>
             </w:pPr>
             <w:r>
               <w:t xml:space="preserve">take the whole screen (a game, an emulator)</w:t>
@@ -32388,7 +32247,6 @@
           <w:p>
             <w:pPr>
               <w:pStyle w:val="Compact"/>
-              <w:jc w:val="left"/>
             </w:pPr>
             <w:r>
               <w:t xml:space="preserve">UIKit (then AppKit's</w:t>
@@ -32412,7 +32270,6 @@
           <w:p>
             <w:pPr>
               <w:pStyle w:val="Compact"/>
-              <w:jc w:val="left"/>
             </w:pPr>
             <w:r>
               <w:rPr>
@@ -32441,7 +32298,6 @@
           <w:p>
             <w:pPr>
               <w:pStyle w:val="Compact"/>
-              <w:jc w:val="left"/>
             </w:pPr>
             <w:r>
               <w:t xml:space="preserve">list, raise, move the windows (a shell)</w:t>
@@ -32453,7 +32309,6 @@
           <w:p>
             <w:pPr>
               <w:pStyle w:val="Compact"/>
-              <w:jc w:val="left"/>
             </w:pPr>
             <w:r>
               <w:t xml:space="preserve">UIKit</w:t>
@@ -32465,7 +32320,6 @@
           <w:p>
             <w:pPr>
               <w:pStyle w:val="Compact"/>
-              <w:jc w:val="left"/>
             </w:pPr>
             <w:r>
               <w:rPr>
@@ -32506,7 +32360,6 @@
           <w:p>
             <w:pPr>
               <w:pStyle w:val="Compact"/>
-              <w:jc w:val="left"/>
             </w:pPr>
             <w:r>
               <w:t xml:space="preserve">ask the user (message, file, colour)</w:t>
@@ -32518,7 +32371,6 @@
           <w:p>
             <w:pPr>
               <w:pStyle w:val="Compact"/>
-              <w:jc w:val="left"/>
             </w:pPr>
             <w:r>
               <w:t xml:space="preserve">UIKit</w:t>
@@ -32530,7 +32382,6 @@
           <w:p>
             <w:pPr>
               <w:pStyle w:val="Compact"/>
-              <w:jc w:val="left"/>
             </w:pPr>
             <w:r>
               <w:rPr>
@@ -32571,7 +32422,6 @@
           <w:p>
             <w:pPr>
               <w:pStyle w:val="Compact"/>
-              <w:jc w:val="left"/>
             </w:pPr>
             <w:r>
               <w:t xml:space="preserve">lay the app out for every mode (desktop, pocket, console)</w:t>
@@ -32583,7 +32433,6 @@
           <w:p>
             <w:pPr>
               <w:pStyle w:val="Compact"/>
-              <w:jc w:val="left"/>
             </w:pPr>
             <w:r>
               <w:t xml:space="preserve">UIKit</w:t>
@@ -32595,7 +32444,6 @@
           <w:p>
             <w:pPr>
               <w:pStyle w:val="Compact"/>
-              <w:jc w:val="left"/>
             </w:pPr>
             <w:r>
               <w:rPr>
@@ -32672,7 +32520,6 @@
           <w:p>
             <w:pPr>
               <w:pStyle w:val="Compact"/>
-              <w:jc w:val="left"/>
             </w:pPr>
             <w:r>
               <w:t xml:space="preserve">load an icon</w:t>
@@ -32684,7 +32531,6 @@
           <w:p>
             <w:pPr>
               <w:pStyle w:val="Compact"/>
-              <w:jc w:val="left"/>
             </w:pPr>
             <w:r>
               <w:t xml:space="preserve">UIKit</w:t>
@@ -32696,7 +32542,6 @@
           <w:p>
             <w:pPr>
               <w:pStyle w:val="Compact"/>
-              <w:jc w:val="left"/>
             </w:pPr>
             <w:r>
               <w:rPr>
@@ -32713,7 +32558,6 @@
           <w:p>
             <w:pPr>
               <w:pStyle w:val="Compact"/>
-              <w:jc w:val="left"/>
             </w:pPr>
             <w:r>
               <w:t xml:space="preserve">list the card's games (ROMs), their consoles, their pictures</w:t>
@@ -32725,7 +32569,6 @@
           <w:p>
             <w:pPr>
               <w:pStyle w:val="Compact"/>
-              <w:jc w:val="left"/>
             </w:pPr>
             <w:r>
               <w:t xml:space="preserve">GameKit</w:t>
@@ -32737,7 +32580,6 @@
           <w:p>
             <w:pPr>
               <w:pStyle w:val="Compact"/>
-              <w:jc w:val="left"/>
             </w:pPr>
             <w:r>
               <w:rPr>
@@ -32790,7 +32632,6 @@
           <w:p>
             <w:pPr>
               <w:pStyle w:val="Compact"/>
-              <w:jc w:val="left"/>
             </w:pPr>
             <w:r>
               <w:t xml:space="preserve">show a notification</w:t>
@@ -32802,7 +32643,6 @@
           <w:p>
             <w:pPr>
               <w:pStyle w:val="Compact"/>
-              <w:jc w:val="left"/>
             </w:pPr>
             <w:r>
               <w:t xml:space="preserve">SystemKit</w:t>
@@ -32814,7 +32654,6 @@
           <w:p>
             <w:pPr>
               <w:pStyle w:val="Compact"/>
-              <w:jc w:val="left"/>
             </w:pPr>
             <w:r>
               <w:rPr>
@@ -32843,7 +32682,6 @@
           <w:p>
             <w:pPr>
               <w:pStyle w:val="Compact"/>
-              <w:jc w:val="left"/>
             </w:pPr>
             <w:r>
               <w:t xml:space="preserve">copy / paste</w:t>
@@ -32855,7 +32693,6 @@
           <w:p>
             <w:pPr>
               <w:pStyle w:val="Compact"/>
-              <w:jc w:val="left"/>
             </w:pPr>
             <w:r>
               <w:t xml:space="preserve">SystemKit</w:t>
@@ -32867,7 +32704,6 @@
           <w:p>
             <w:pPr>
               <w:pStyle w:val="Compact"/>
-              <w:jc w:val="left"/>
             </w:pPr>
             <w:r>
               <w:rPr>
@@ -32896,7 +32732,6 @@
           <w:p>
             <w:pPr>
               <w:pStyle w:val="Compact"/>
-              <w:jc w:val="left"/>
             </w:pPr>
             <w:r>
               <w:t xml:space="preserve">know the system's language</w:t>
@@ -32908,7 +32743,6 @@
           <w:p>
             <w:pPr>
               <w:pStyle w:val="Compact"/>
-              <w:jc w:val="left"/>
             </w:pPr>
             <w:r>
               <w:t xml:space="preserve">SystemKit (UIKit's</w:t>
@@ -32935,7 +32769,6 @@
           <w:p>
             <w:pPr>
               <w:pStyle w:val="Compact"/>
-              <w:jc w:val="left"/>
             </w:pPr>
             <w:r>
               <w:rPr>
@@ -32964,7 +32797,6 @@
           <w:p>
             <w:pPr>
               <w:pStyle w:val="Compact"/>
-              <w:jc w:val="left"/>
             </w:pPr>
             <w:r>
               <w:t xml:space="preserve">move a file to the trash</w:t>
@@ -32976,7 +32808,6 @@
           <w:p>
             <w:pPr>
               <w:pStyle w:val="Compact"/>
-              <w:jc w:val="left"/>
             </w:pPr>
             <w:r>
               <w:t xml:space="preserve">SystemKit</w:t>
@@ -32988,7 +32819,6 @@
           <w:p>
             <w:pPr>
               <w:pStyle w:val="Compact"/>
-              <w:jc w:val="left"/>
             </w:pPr>
             <w:r>
               <w:rPr>
@@ -33005,7 +32835,6 @@
           <w:p>
             <w:pPr>
               <w:pStyle w:val="Compact"/>
-              <w:jc w:val="left"/>
             </w:pPr>
             <w:r>
               <w:t xml:space="preserve">open a file with its application</w:t>
@@ -33017,7 +32846,6 @@
           <w:p>
             <w:pPr>
               <w:pStyle w:val="Compact"/>
-              <w:jc w:val="left"/>
             </w:pPr>
             <w:r>
               <w:t xml:space="preserve">SystemKit</w:t>
@@ -33029,7 +32857,6 @@
           <w:p>
             <w:pPr>
               <w:pStyle w:val="Compact"/>
-              <w:jc w:val="left"/>
             </w:pPr>
             <w:r>
               <w:rPr>
@@ -33046,7 +32873,6 @@
           <w:p>
             <w:pPr>
               <w:pStyle w:val="Compact"/>
-              <w:jc w:val="left"/>
             </w:pPr>
             <w:r>
               <w:t xml:space="preserve">fetch a web page</w:t>
@@ -33058,7 +32884,6 @@
           <w:p>
             <w:pPr>
               <w:pStyle w:val="Compact"/>
-              <w:jc w:val="left"/>
             </w:pPr>
             <w:r>
               <w:t xml:space="preserve">NetKit</w:t>
@@ -33070,7 +32895,6 @@
           <w:p>
             <w:pPr>
               <w:pStyle w:val="Compact"/>
-              <w:jc w:val="left"/>
             </w:pPr>
             <w:r>
               <w:rPr>
@@ -33099,7 +32923,6 @@
           <w:p>
             <w:pPr>
               <w:pStyle w:val="Compact"/>
-              <w:jc w:val="left"/>
             </w:pPr>
             <w:r>
               <w:t xml:space="preserve">reach an FTP server</w:t>
@@ -33111,7 +32934,6 @@
           <w:p>
             <w:pPr>
               <w:pStyle w:val="Compact"/>
-              <w:jc w:val="left"/>
             </w:pPr>
             <w:r>
               <w:t xml:space="preserve">NetKit</w:t>
@@ -33123,7 +32945,6 @@
           <w:p>
             <w:pPr>
               <w:pStyle w:val="Compact"/>
-              <w:jc w:val="left"/>
             </w:pPr>
             <w:r>
               <w:rPr>
@@ -33158,7 +32979,6 @@
           <w:p>
             <w:pPr>
               <w:pStyle w:val="Compact"/>
-              <w:jc w:val="left"/>
             </w:pPr>
             <w:r>
               <w:t xml:space="preserve">load or save a picture</w:t>
@@ -33170,7 +32990,6 @@
           <w:p>
             <w:pPr>
               <w:pStyle w:val="Compact"/>
-              <w:jc w:val="left"/>
             </w:pPr>
             <w:r>
               <w:t xml:space="preserve">ImageKit</w:t>
@@ -33182,7 +33001,6 @@
           <w:p>
             <w:pPr>
               <w:pStyle w:val="Compact"/>
-              <w:jc w:val="left"/>
             </w:pPr>
             <w:r>
               <w:rPr>
@@ -33211,7 +33029,6 @@
           <w:p>
             <w:pPr>
               <w:pStyle w:val="Compact"/>
-              <w:jc w:val="left"/>
             </w:pPr>
             <w:r>
               <w:t xml:space="preserve">resize or turn a picture</w:t>
@@ -33223,7 +33040,6 @@
           <w:p>
             <w:pPr>
               <w:pStyle w:val="Compact"/>
-              <w:jc w:val="left"/>
             </w:pPr>
             <w:r>
               <w:t xml:space="preserve">ImageKit</w:t>
@@ -33235,7 +33051,6 @@
           <w:p>
             <w:pPr>
               <w:pStyle w:val="Compact"/>
-              <w:jc w:val="left"/>
             </w:pPr>
             <w:r>
               <w:rPr>
@@ -33264,7 +33079,6 @@
           <w:p>
             <w:pPr>
               <w:pStyle w:val="Compact"/>
-              <w:jc w:val="left"/>
             </w:pPr>
             <w:r>
               <w:t xml:space="preserve">play a sound file</w:t>
@@ -33276,7 +33090,6 @@
           <w:p>
             <w:pPr>
               <w:pStyle w:val="Compact"/>
-              <w:jc w:val="left"/>
             </w:pPr>
             <w:r>
               <w:t xml:space="preserve">AudioKit</w:t>
@@ -33288,7 +33101,6 @@
           <w:p>
             <w:pPr>
               <w:pStyle w:val="Compact"/>
-              <w:jc w:val="left"/>
             </w:pPr>
             <w:r>
               <w:rPr>
@@ -33305,7 +33117,6 @@
           <w:p>
             <w:pPr>
               <w:pStyle w:val="Compact"/>
-              <w:jc w:val="left"/>
             </w:pPr>
             <w:r>
               <w:t xml:space="preserve">play a note or an effect</w:t>
@@ -33317,7 +33128,6 @@
           <w:p>
             <w:pPr>
               <w:pStyle w:val="Compact"/>
-              <w:jc w:val="left"/>
             </w:pPr>
             <w:r>
               <w:t xml:space="preserve">AudioKit</w:t>
@@ -33329,7 +33139,6 @@
           <w:p>
             <w:pPr>
               <w:pStyle w:val="Compact"/>
-              <w:jc w:val="left"/>
             </w:pPr>
             <w:r>
               <w:rPr>
@@ -33358,7 +33167,6 @@
           <w:p>
             <w:pPr>
               <w:pStyle w:val="Compact"/>
-              <w:jc w:val="left"/>
             </w:pPr>
             <w:r>
               <w:t xml:space="preserve">send samples to the output</w:t>
@@ -33370,7 +33178,6 @@
           <w:p>
             <w:pPr>
               <w:pStyle w:val="Compact"/>
-              <w:jc w:val="left"/>
             </w:pPr>
             <w:r>
               <w:t xml:space="preserve">AudioKit</w:t>
@@ -33382,7 +33189,6 @@
           <w:p>
             <w:pPr>
               <w:pStyle w:val="Compact"/>
-              <w:jc w:val="left"/>
             </w:pPr>
             <w:r>
               <w:rPr>
@@ -33411,7 +33217,6 @@
           <w:p>
             <w:pPr>
               <w:pStyle w:val="Compact"/>
-              <w:jc w:val="left"/>
             </w:pPr>
             <w:r>
               <w:t xml:space="preserve">draw smooth text</w:t>
@@ -33423,7 +33228,6 @@
           <w:p>
             <w:pPr>
               <w:pStyle w:val="Compact"/>
-              <w:jc w:val="left"/>
             </w:pPr>
             <w:r>
               <w:t xml:space="preserve">FontKit</w:t>
@@ -33435,7 +33239,6 @@
           <w:p>
             <w:pPr>
               <w:pStyle w:val="Compact"/>
-              <w:jc w:val="left"/>
             </w:pPr>
             <w:r>
               <w:rPr>
@@ -33464,7 +33267,6 @@
           <w:p>
             <w:pPr>
               <w:pStyle w:val="Compact"/>
-              <w:jc w:val="left"/>
             </w:pPr>
             <w:r>
               <w:t xml:space="preserve">print</w:t>
@@ -33476,7 +33278,6 @@
           <w:p>
             <w:pPr>
               <w:pStyle w:val="Compact"/>
-              <w:jc w:val="left"/>
             </w:pPr>
             <w:r>
               <w:t xml:space="preserve">PrinterKit</w:t>
@@ -33488,7 +33289,6 @@
           <w:p>
             <w:pPr>
               <w:pStyle w:val="Compact"/>
-              <w:jc w:val="left"/>
             </w:pPr>
             <w:r>
               <w:rPr>
@@ -33541,7 +33341,6 @@
           <w:p>
             <w:pPr>
               <w:pStyle w:val="Compact"/>
-              <w:jc w:val="left"/>
             </w:pPr>
             <w:r>
               <w:t xml:space="preserve">light an LED, read a button</w:t>
@@ -33553,7 +33352,6 @@
           <w:p>
             <w:pPr>
               <w:pStyle w:val="Compact"/>
-              <w:jc w:val="left"/>
             </w:pPr>
             <w:r>
               <w:t xml:space="preserve">GPIOKit</w:t>
@@ -33565,7 +33363,6 @@
           <w:p>
             <w:pPr>
               <w:pStyle w:val="Compact"/>
-              <w:jc w:val="left"/>
             </w:pPr>
             <w:r>
               <w:rPr>
@@ -33606,7 +33403,6 @@
           <w:p>
             <w:pPr>
               <w:pStyle w:val="Compact"/>
-              <w:jc w:val="left"/>
             </w:pPr>
             <w:r>
               <w:t xml:space="preserve">wait for a button's press</w:t>
@@ -33618,7 +33414,6 @@
           <w:p>
             <w:pPr>
               <w:pStyle w:val="Compact"/>
-              <w:jc w:val="left"/>
             </w:pPr>
             <w:r>
               <w:t xml:space="preserve">GPIOKit</w:t>
@@ -33630,7 +33425,6 @@
           <w:p>
             <w:pPr>
               <w:pStyle w:val="Compact"/>
-              <w:jc w:val="left"/>
             </w:pPr>
             <w:r>
               <w:rPr>
@@ -33659,7 +33453,6 @@
           <w:p>
             <w:pPr>
               <w:pStyle w:val="Compact"/>
-              <w:jc w:val="left"/>
             </w:pPr>
             <w:r>
               <w:t xml:space="preserve">dim an LED, move a servo</w:t>
@@ -33671,7 +33464,6 @@
           <w:p>
             <w:pPr>
               <w:pStyle w:val="Compact"/>
-              <w:jc w:val="left"/>
             </w:pPr>
             <w:r>
               <w:t xml:space="preserve">GPIOKit</w:t>
@@ -33683,7 +33475,6 @@
           <w:p>
             <w:pPr>
               <w:pStyle w:val="Compact"/>
-              <w:jc w:val="left"/>
             </w:pPr>
             <w:r>
               <w:rPr>
@@ -33712,7 +33503,6 @@
           <w:p>
             <w:pPr>
               <w:pStyle w:val="Compact"/>
-              <w:jc w:val="left"/>
             </w:pPr>
             <w:r>
               <w:t xml:space="preserve">talk to an I2C / SPI device</w:t>
@@ -33724,7 +33514,6 @@
           <w:p>
             <w:pPr>
               <w:pStyle w:val="Compact"/>
-              <w:jc w:val="left"/>
             </w:pPr>
             <w:r>
               <w:t xml:space="preserve">GPIOKit</w:t>
@@ -33736,7 +33525,6 @@
           <w:p>
             <w:pPr>
               <w:pStyle w:val="Compact"/>
-              <w:jc w:val="left"/>
             </w:pPr>
             <w:r>
               <w:rPr>
@@ -33772,7 +33560,7 @@
         </w:tc>
       </w:tr>
     </w:tbl>
-    <w:bookmarkEnd w:id="55"/>
+    <w:bookmarkEnd w:id="53"/>
     <w:sectPr>
       <w:footerReference r:id="rId9" w:type="default"/>
       <w:footnotePr>
@@ -33854,14 +33642,14 @@
 <file path=word/numbering.xml><?xml version="1.0" encoding="utf-8"?>
 <w:numbering xmlns:w="http://schemas.openxmlformats.org/wordprocessingml/2006/main">
   <w:abstractNum w:abstractNumId="990">
-    <w:nsid w:val="A990"/>
+    <w:nsid w:val="0000A990"/>
     <w:multiLevelType w:val="multilevel"/>
     <w:lvl w:ilvl="0">
       <w:numFmt w:val="bullet"/>
       <w:lvlText w:val=" "/>
       <w:lvlJc w:val="left"/>
       <w:pPr>
-        <w:ind w:left="720" w:hanging="480"/>
+        <w:ind w:left="720" w:hanging="360"/>
       </w:pPr>
     </w:lvl>
     <w:lvl w:ilvl="1">
@@ -33869,7 +33657,7 @@
       <w:lvlText w:val=" "/>
       <w:lvlJc w:val="left"/>
       <w:pPr>
-        <w:ind w:left="1440" w:hanging="480"/>
+        <w:ind w:left="1440" w:hanging="360"/>
       </w:pPr>
     </w:lvl>
     <w:lvl w:ilvl="2">
@@ -33877,7 +33665,7 @@
       <w:lvlText w:val=" "/>
       <w:lvlJc w:val="left"/>
       <w:pPr>
-        <w:ind w:left="2160" w:hanging="480"/>
+        <w:ind w:left="2160" w:hanging="360"/>
       </w:pPr>
     </w:lvl>
     <w:lvl w:ilvl="3">
@@ -33885,7 +33673,7 @@
       <w:lvlText w:val=" "/>
       <w:lvlJc w:val="left"/>
       <w:pPr>
-        <w:ind w:left="2880" w:hanging="480"/>
+        <w:ind w:left="2880" w:hanging="360"/>
       </w:pPr>
     </w:lvl>
     <w:lvl w:ilvl="4">
@@ -33893,7 +33681,7 @@
       <w:lvlText w:val=" "/>
       <w:lvlJc w:val="left"/>
       <w:pPr>
-        <w:ind w:left="3600" w:hanging="480"/>
+        <w:ind w:left="3600" w:hanging="360"/>
       </w:pPr>
     </w:lvl>
     <w:lvl w:ilvl="5">
@@ -33901,7 +33689,7 @@
       <w:lvlText w:val=" "/>
       <w:lvlJc w:val="left"/>
       <w:pPr>
-        <w:ind w:left="4320" w:hanging="480"/>
+        <w:ind w:left="4320" w:hanging="360"/>
       </w:pPr>
     </w:lvl>
     <w:lvl w:ilvl="6">
@@ -33909,7 +33697,7 @@
       <w:lvlText w:val=" "/>
       <w:lvlJc w:val="left"/>
       <w:pPr>
-        <w:ind w:left="5040" w:hanging="480"/>
+        <w:ind w:left="5040" w:hanging="360"/>
       </w:pPr>
     </w:lvl>
     <w:lvl w:ilvl="7">
@@ -33917,7 +33705,7 @@
       <w:lvlText w:val=" "/>
       <w:lvlJc w:val="left"/>
       <w:pPr>
-        <w:ind w:left="5760" w:hanging="480"/>
+        <w:ind w:left="5760" w:hanging="360"/>
       </w:pPr>
     </w:lvl>
     <w:lvl w:ilvl="8">
@@ -33925,12 +33713,12 @@
       <w:lvlText w:val=" "/>
       <w:lvlJc w:val="left"/>
       <w:pPr>
-        <w:ind w:left="6480" w:hanging="480"/>
+        <w:ind w:left="6480" w:hanging="360"/>
       </w:pPr>
     </w:lvl>
   </w:abstractNum>
   <w:abstractNum w:abstractNumId="99411">
-    <w:nsid w:val="A99411"/>
+    <w:nsid w:val="00A99411"/>
     <w:multiLevelType w:val="multilevel"/>
     <w:lvl w:ilvl="0">
       <w:start w:val="1"/>
@@ -33938,7 +33726,7 @@
       <w:lvlText w:val="%1."/>
       <w:lvlJc w:val="left"/>
       <w:pPr>
-        <w:ind w:left="720" w:hanging="480"/>
+        <w:ind w:left="720" w:hanging="360"/>
       </w:pPr>
     </w:lvl>
     <w:lvl w:ilvl="1">
@@ -33947,7 +33735,7 @@
       <w:lvlText w:val="%2."/>
       <w:lvlJc w:val="left"/>
       <w:pPr>
-        <w:ind w:left="1440" w:hanging="480"/>
+        <w:ind w:left="1440" w:hanging="360"/>
       </w:pPr>
     </w:lvl>
     <w:lvl w:ilvl="2">
@@ -33956,7 +33744,7 @@
       <w:lvlText w:val="%3."/>
       <w:lvlJc w:val="left"/>
       <w:pPr>
-        <w:ind w:left="2160" w:hanging="480"/>
+        <w:ind w:left="2160" w:hanging="360"/>
       </w:pPr>
     </w:lvl>
     <w:lvl w:ilvl="3">
@@ -33965,7 +33753,7 @@
       <w:lvlText w:val="%4."/>
       <w:lvlJc w:val="left"/>
       <w:pPr>
-        <w:ind w:left="2880" w:hanging="480"/>
+        <w:ind w:left="2880" w:hanging="360"/>
       </w:pPr>
     </w:lvl>
     <w:lvl w:ilvl="4">
@@ -33974,7 +33762,7 @@
       <w:lvlText w:val="%5."/>
       <w:lvlJc w:val="left"/>
       <w:pPr>
-        <w:ind w:left="3600" w:hanging="480"/>
+        <w:ind w:left="3600" w:hanging="360"/>
       </w:pPr>
     </w:lvl>
     <w:lvl w:ilvl="5">
@@ -33983,7 +33771,7 @@
       <w:lvlText w:val="%6."/>
       <w:lvlJc w:val="left"/>
       <w:pPr>
-        <w:ind w:left="4320" w:hanging="480"/>
+        <w:ind w:left="4320" w:hanging="360"/>
       </w:pPr>
     </w:lvl>
     <w:lvl w:ilvl="6">
@@ -33992,7 +33780,7 @@
       <w:lvlText w:val="%7."/>
       <w:lvlJc w:val="left"/>
       <w:pPr>
-        <w:ind w:left="5040" w:hanging="480"/>
+        <w:ind w:left="5040" w:hanging="360"/>
       </w:pPr>
     </w:lvl>
     <w:lvl w:ilvl="7">
@@ -34001,7 +33789,7 @@
       <w:lvlText w:val="%8."/>
       <w:lvlJc w:val="left"/>
       <w:pPr>
-        <w:ind w:left="5760" w:hanging="480"/>
+        <w:ind w:left="5760" w:hanging="360"/>
       </w:pPr>
     </w:lvl>
     <w:lvl w:ilvl="8">
@@ -34010,84 +33798,111 @@
       <w:lvlText w:val="%9."/>
       <w:lvlJc w:val="left"/>
       <w:pPr>
-        <w:ind w:left="6480" w:hanging="480"/>
+        <w:ind w:left="6480" w:hanging="360"/>
       </w:pPr>
     </w:lvl>
   </w:abstractNum>
   <w:abstractNum w:abstractNumId="991">
-    <w:nsid w:val="A991"/>
+    <w:nsid w:val="0000A991"/>
     <w:multiLevelType w:val="multilevel"/>
     <w:lvl w:ilvl="0">
       <w:numFmt w:val="bullet"/>
-      <w:lvlText w:val="•"/>
+      <w:lvlText w:val=""/>
       <w:lvlJc w:val="left"/>
       <w:pPr>
-        <w:ind w:left="720" w:hanging="480"/>
+        <w:ind w:left="720" w:hanging="360"/>
       </w:pPr>
+      <w:rPr>
+        <w:rFonts w:ascii="Symbol" w:hAnsi="Symbol" w:cs="Symbol" w:hint="default"/>
+      </w:rPr>
     </w:lvl>
     <w:lvl w:ilvl="1">
       <w:numFmt w:val="bullet"/>
-      <w:lvlText w:val="–"/>
+      <w:lvlText w:val="o"/>
       <w:lvlJc w:val="left"/>
       <w:pPr>
-        <w:ind w:left="1440" w:hanging="480"/>
+        <w:ind w:left="1440" w:hanging="360"/>
       </w:pPr>
+      <w:rPr>
+        <w:rFonts w:ascii="Courier New" w:hAnsi="Courier New" w:cs="Courier New" w:hint="default"/>
+      </w:rPr>
     </w:lvl>
     <w:lvl w:ilvl="2">
       <w:numFmt w:val="bullet"/>
-      <w:lvlText w:val="•"/>
+      <w:lvlText w:val=""/>
       <w:lvlJc w:val="left"/>
       <w:pPr>
-        <w:ind w:left="2160" w:hanging="480"/>
+        <w:ind w:left="2160" w:hanging="360"/>
       </w:pPr>
+      <w:rPr>
+        <w:rFonts w:ascii="Wingdings" w:hAnsi="Wingdings" w:cs="Wingdings" w:hint="default"/>
+      </w:rPr>
     </w:lvl>
     <w:lvl w:ilvl="3">
       <w:numFmt w:val="bullet"/>
-      <w:lvlText w:val="–"/>
+      <w:lvlText w:val=""/>
       <w:lvlJc w:val="left"/>
       <w:pPr>
-        <w:ind w:left="2880" w:hanging="480"/>
+        <w:ind w:left="2880" w:hanging="360"/>
       </w:pPr>
+      <w:rPr>
+        <w:rFonts w:ascii="Symbol" w:hAnsi="Symbol" w:cs="Symbol" w:hint="default"/>
+      </w:rPr>
     </w:lvl>
     <w:lvl w:ilvl="4">
       <w:numFmt w:val="bullet"/>
-      <w:lvlText w:val="•"/>
+      <w:lvlText w:val="o"/>
       <w:lvlJc w:val="left"/>
       <w:pPr>
-        <w:ind w:left="3600" w:hanging="480"/>
+        <w:ind w:left="3600" w:hanging="360"/>
       </w:pPr>
+      <w:rPr>
+        <w:rFonts w:ascii="Courier New" w:hAnsi="Courier New" w:cs="Courier New" w:hint="default"/>
+      </w:rPr>
     </w:lvl>
     <w:lvl w:ilvl="5">
       <w:numFmt w:val="bullet"/>
-      <w:lvlText w:val="–"/>
+      <w:lvlText w:val=""/>
       <w:lvlJc w:val="left"/>
       <w:pPr>
-        <w:ind w:left="4320" w:hanging="480"/>
+        <w:ind w:left="4320" w:hanging="360"/>
       </w:pPr>
+      <w:rPr>
+        <w:rFonts w:ascii="Wingdings" w:hAnsi="Wingdings" w:cs="Wingdings" w:hint="default"/>
+      </w:rPr>
     </w:lvl>
     <w:lvl w:ilvl="6">
       <w:numFmt w:val="bullet"/>
-      <w:lvlText w:val="•"/>
+      <w:lvlText w:val=""/>
       <w:lvlJc w:val="left"/>
       <w:pPr>
-        <w:ind w:left="5040" w:hanging="480"/>
+        <w:ind w:left="5040" w:hanging="360"/>
       </w:pPr>
+      <w:rPr>
+        <w:rFonts w:ascii="Symbol" w:hAnsi="Symbol" w:cs="Symbol" w:hint="default"/>
+      </w:rPr>
     </w:lvl>
     <w:lvl w:ilvl="7">
       <w:numFmt w:val="bullet"/>
-      <w:lvlText w:val="–"/>
+      <w:lvlText w:val="o"/>
       <w:lvlJc w:val="left"/>
       <w:pPr>
-        <w:ind w:left="5760" w:hanging="480"/>
+        <w:ind w:left="5760" w:hanging="360"/>
       </w:pPr>
+      <w:rPr>
+        <w:rFonts w:ascii="Courier New" w:hAnsi="Courier New" w:cs="Courier New" w:hint="default"/>
+      </w:rPr>
     </w:lvl>
     <w:lvl w:ilvl="8">
       <w:numFmt w:val="bullet"/>
-      <w:lvlText w:val="•"/>
+      <w:lvlText w:val=""/>
       <w:lvlJc w:val="left"/>
       <w:pPr>
-        <w:ind w:left="6480" w:hanging="480"/>
+        <w:ind w:left="6480" w:hanging="360"/>
       </w:pPr>
+      <w:rPr>
+        <w:rFonts w:ascii="Wingdings" w:hAnsi="Wingdings" w:cs="Wingdings" w:hint="default"/>
+      </w:rPr>
     </w:lvl>
   </w:abstractNum>
   <w:num w:numId="1000">
@@ -34860,8 +34675,8 @@
     <w:name w:val="KeywordTok"/>
     <w:basedOn w:val="VerbatimChar"/>
     <w:rPr>
+      <w:b/>
       <w:color w:val="007020"/>
-      <w:b/>
     </w:rPr>
   </w:style>
   <w:style w:type="character" w:customStyle="1" w:styleId="DataTypeTok">
@@ -34938,42 +34753,42 @@
     <w:name w:val="ImportTok"/>
     <w:basedOn w:val="VerbatimChar"/>
     <w:rPr>
+      <w:b/>
       <w:color w:val="008000"/>
-      <w:b/>
     </w:rPr>
   </w:style>
   <w:style w:type="character" w:customStyle="1" w:styleId="CommentTok">
     <w:name w:val="CommentTok"/>
     <w:basedOn w:val="VerbatimChar"/>
     <w:rPr>
+      <w:i/>
       <w:color w:val="60a0b0"/>
-      <w:i/>
     </w:rPr>
   </w:style>
   <w:style w:type="character" w:customStyle="1" w:styleId="DocumentationTok">
     <w:name w:val="DocumentationTok"/>
     <w:basedOn w:val="VerbatimChar"/>
     <w:rPr>
+      <w:i/>
       <w:color w:val="ba2121"/>
-      <w:i/>
     </w:rPr>
   </w:style>
   <w:style w:type="character" w:customStyle="1" w:styleId="AnnotationTok">
     <w:name w:val="AnnotationTok"/>
     <w:basedOn w:val="VerbatimChar"/>
     <w:rPr>
-      <w:color w:val="60a0b0"/>
       <w:b/>
       <w:i/>
+      <w:color w:val="60a0b0"/>
     </w:rPr>
   </w:style>
   <w:style w:type="character" w:customStyle="1" w:styleId="CommentVarTok">
     <w:name w:val="CommentVarTok"/>
     <w:basedOn w:val="VerbatimChar"/>
     <w:rPr>
-      <w:color w:val="60a0b0"/>
       <w:b/>
       <w:i/>
+      <w:color w:val="60a0b0"/>
     </w:rPr>
   </w:style>
   <w:style w:type="character" w:customStyle="1" w:styleId="OtherTok">
@@ -35001,8 +34816,8 @@
     <w:name w:val="ControlFlowTok"/>
     <w:basedOn w:val="VerbatimChar"/>
     <w:rPr>
+      <w:b/>
       <w:color w:val="007020"/>
-      <w:b/>
     </w:rPr>
   </w:style>
   <w:style w:type="character" w:customStyle="1" w:styleId="OperatorTok">
@@ -35047,34 +34862,34 @@
     <w:name w:val="InformationTok"/>
     <w:basedOn w:val="VerbatimChar"/>
     <w:rPr>
-      <w:color w:val="60a0b0"/>
       <w:b/>
       <w:i/>
+      <w:color w:val="60a0b0"/>
     </w:rPr>
   </w:style>
   <w:style w:type="character" w:customStyle="1" w:styleId="WarningTok">
     <w:name w:val="WarningTok"/>
     <w:basedOn w:val="VerbatimChar"/>
     <w:rPr>
-      <w:color w:val="60a0b0"/>
       <w:b/>
       <w:i/>
+      <w:color w:val="60a0b0"/>
     </w:rPr>
   </w:style>
   <w:style w:type="character" w:customStyle="1" w:styleId="AlertTok">
     <w:name w:val="AlertTok"/>
     <w:basedOn w:val="VerbatimChar"/>
     <w:rPr>
+      <w:b/>
       <w:color w:val="ff0000"/>
-      <w:b/>
     </w:rPr>
   </w:style>
   <w:style w:type="character" w:customStyle="1" w:styleId="ErrorTok">
     <w:name w:val="ErrorTok"/>
     <w:basedOn w:val="VerbatimChar"/>
     <w:rPr>
+      <w:b/>
       <w:color w:val="ff0000"/>
-      <w:b/>
     </w:rPr>
   </w:style>
   <w:style w:type="character" w:customStyle="1" w:styleId="NormalTok">

--- a/docs/exports/06-KITS-GUIDE.docx
+++ b/docs/exports/06-KITS-GUIDE.docx
@@ -24,140 +24,140 @@
       </w:pPr>
       <w:r>
         <w:rPr>
+          <w:iCs/>
           <w:i/>
+        </w:rPr>
+        <w:t xml:space="preserve">How an Onyx program is built on the system's shared libraries — the</w:t>
+      </w:r>
+      <w:r>
+        <w:rPr>
           <w:iCs/>
-        </w:rPr>
-        <w:t xml:space="preserve">How an Onyx program is built on the system's shared libraries — the</w:t>
-      </w:r>
-      <w:r>
-        <w:rPr>
           <w:i/>
+        </w:rPr>
+        <w:t xml:space="preserve"> </w:t>
+      </w:r>
+      <w:r>
+        <w:rPr>
+          <w:bCs/>
+          <w:b/>
           <w:iCs/>
-        </w:rPr>
-        <w:t xml:space="preserve"> </w:t>
-      </w:r>
-      <w:r>
-        <w:rPr>
-          <w:b/>
-          <w:bCs/>
           <w:i/>
+        </w:rPr>
+        <w:t xml:space="preserve">kits</w:t>
+      </w:r>
+      <w:r>
+        <w:rPr>
           <w:iCs/>
-        </w:rPr>
-        <w:t xml:space="preserve">kits</w:t>
-      </w:r>
-      <w:r>
-        <w:rPr>
           <w:i/>
+        </w:rPr>
+        <w:t xml:space="preserve"> </w:t>
+      </w:r>
+      <w:r>
+        <w:rPr>
           <w:iCs/>
-        </w:rPr>
-        <w:t xml:space="preserve"> </w:t>
-      </w:r>
-      <w:r>
-        <w:rPr>
           <w:i/>
+        </w:rPr>
+        <w:t xml:space="preserve">— with a short example</w:t>
+      </w:r>
+      <w:r>
+        <w:rPr>
           <w:iCs/>
-        </w:rPr>
-        <w:t xml:space="preserve">— with a short example</w:t>
-      </w:r>
-      <w:r>
-        <w:rPr>
           <w:i/>
+        </w:rPr>
+        <w:t xml:space="preserve"> </w:t>
+      </w:r>
+      <w:r>
+        <w:rPr>
           <w:iCs/>
-        </w:rPr>
-        <w:t xml:space="preserve"> </w:t>
-      </w:r>
-      <w:r>
-        <w:rPr>
           <w:i/>
+        </w:rPr>
+        <w:t xml:space="preserve">for each. Each kit has its reference, with every operation it exposes (documents 10 to 19, linked in the</w:t>
+      </w:r>
+      <w:r>
+        <w:rPr>
           <w:iCs/>
-        </w:rPr>
-        <w:t xml:space="preserve">for each. Each kit has its reference, with every operation it exposes (documents 10 to 19, linked in the</w:t>
-      </w:r>
-      <w:r>
-        <w:rPr>
           <w:i/>
+        </w:rPr>
+        <w:t xml:space="preserve"> </w:t>
+      </w:r>
+      <w:r>
+        <w:rPr>
           <w:iCs/>
-        </w:rPr>
-        <w:t xml:space="preserve"> </w:t>
-      </w:r>
-      <w:r>
-        <w:rPr>
           <w:i/>
+        </w:rPr>
+        <w:t xml:space="preserve">table below). Companion of the</w:t>
+      </w:r>
+      <w:r>
+        <w:rPr>
           <w:iCs/>
-        </w:rPr>
-        <w:t xml:space="preserve">table below). Companion of the</w:t>
-      </w:r>
-      <w:r>
-        <w:rPr>
           <w:i/>
-          <w:iCs/>
-        </w:rPr>
-        <w:t xml:space="preserve"> </w:t>
-      </w:r>
-      <w:hyperlink r:id="rId18">
+        </w:rPr>
+        <w:t xml:space="preserve"> </w:t>
+      </w:r>
+      <w:hyperlink r:id="rId20">
         <w:r>
           <w:rPr>
             <w:rStyle w:val="Hyperlink"/>
+            <w:iCs/>
             <w:i/>
-            <w:iCs/>
           </w:rPr>
           <w:t xml:space="preserve">Developer Guide</w:t>
         </w:r>
       </w:hyperlink>
       <w:r>
         <w:rPr>
+          <w:iCs/>
           <w:i/>
+        </w:rPr>
+        <w:t xml:space="preserve"> </w:t>
+      </w:r>
+      <w:r>
+        <w:rPr>
           <w:iCs/>
-        </w:rPr>
-        <w:t xml:space="preserve"> </w:t>
-      </w:r>
-      <w:r>
-        <w:rPr>
           <w:i/>
+        </w:rPr>
+        <w:t xml:space="preserve">(the build, the application</w:t>
+      </w:r>
+      <w:r>
+        <w:rPr>
           <w:iCs/>
-        </w:rPr>
-        <w:t xml:space="preserve">(the build, the application</w:t>
-      </w:r>
-      <w:r>
-        <w:rPr>
           <w:i/>
+        </w:rPr>
+        <w:t xml:space="preserve"> </w:t>
+      </w:r>
+      <w:r>
+        <w:rPr>
           <w:iCs/>
-        </w:rPr>
-        <w:t xml:space="preserve"> </w:t>
-      </w:r>
-      <w:r>
-        <w:rPr>
           <w:i/>
+        </w:rPr>
+        <w:t xml:space="preserve">model, the ports) and of</w:t>
+      </w:r>
+      <w:r>
+        <w:rPr>
           <w:iCs/>
-        </w:rPr>
-        <w:t xml:space="preserve">model, the ports) and of</w:t>
-      </w:r>
-      <w:r>
-        <w:rPr>
           <w:i/>
-          <w:iCs/>
-        </w:rPr>
-        <w:t xml:space="preserve"> </w:t>
-      </w:r>
-      <w:hyperlink r:id="rId19">
+        </w:rPr>
+        <w:t xml:space="preserve"> </w:t>
+      </w:r>
+      <w:hyperlink r:id="rId21">
         <w:r>
           <w:rPr>
             <w:rStyle w:val="Hyperlink"/>
+            <w:iCs/>
             <w:i/>
-            <w:iCs/>
           </w:rPr>
           <w:t xml:space="preserve">Kernel Internals</w:t>
         </w:r>
       </w:hyperlink>
       <w:r>
         <w:rPr>
+          <w:iCs/>
           <w:i/>
-          <w:iCs/>
         </w:rPr>
         <w:t xml:space="preserve">.</w:t>
       </w:r>
     </w:p>
-    <w:bookmarkStart w:id="20" w:name="table-of-contents"/>
+    <w:bookmarkStart w:id="22" w:name="table-of-contents"/>
     <w:p>
       <w:pPr>
         <w:pStyle w:val="Heading2"/>
@@ -168,11 +168,11 @@
     </w:p>
     <w:p>
       <w:pPr>
-        <w:pStyle w:val="Compact"/>
         <w:numPr>
           <w:ilvl w:val="0"/>
           <w:numId w:val="1001"/>
         </w:numPr>
+        <w:pStyle w:val="Compact"/>
       </w:pPr>
       <w:hyperlink w:anchor="Xf42949ce2155418547b745b31f0a8bd30f8ab19">
         <w:r>
@@ -185,11 +185,11 @@
     </w:p>
     <w:p>
       <w:pPr>
-        <w:pStyle w:val="Compact"/>
         <w:numPr>
           <w:ilvl w:val="0"/>
           <w:numId w:val="1001"/>
         </w:numPr>
+        <w:pStyle w:val="Compact"/>
       </w:pPr>
       <w:hyperlink w:anchor="X85b9036d0c437b6d6abf0631055454f6f74ddb8">
         <w:r>
@@ -202,11 +202,11 @@
     </w:p>
     <w:p>
       <w:pPr>
-        <w:pStyle w:val="Compact"/>
         <w:numPr>
           <w:ilvl w:val="0"/>
           <w:numId w:val="1001"/>
         </w:numPr>
+        <w:pStyle w:val="Compact"/>
       </w:pPr>
       <w:hyperlink w:anchor="X479a017f3f362789bae7c4b9122aafaba533bfa">
         <w:r>
@@ -219,11 +219,11 @@
     </w:p>
     <w:p>
       <w:pPr>
-        <w:pStyle w:val="Compact"/>
         <w:numPr>
           <w:ilvl w:val="0"/>
           <w:numId w:val="1001"/>
         </w:numPr>
+        <w:pStyle w:val="Compact"/>
       </w:pPr>
       <w:hyperlink w:anchor="X0a53c701f88fdf6f7c7ea97f28ca21204deb07c">
         <w:r>
@@ -236,11 +236,11 @@
     </w:p>
     <w:p>
       <w:pPr>
-        <w:pStyle w:val="Compact"/>
         <w:numPr>
           <w:ilvl w:val="0"/>
           <w:numId w:val="1001"/>
         </w:numPr>
+        <w:pStyle w:val="Compact"/>
       </w:pPr>
       <w:hyperlink w:anchor="X1c12e241ab2b4ebd18b32f840f751712082d5e1">
         <w:r>
@@ -253,11 +253,11 @@
     </w:p>
     <w:p>
       <w:pPr>
-        <w:pStyle w:val="Compact"/>
         <w:numPr>
           <w:ilvl w:val="0"/>
           <w:numId w:val="1001"/>
         </w:numPr>
+        <w:pStyle w:val="Compact"/>
       </w:pPr>
       <w:hyperlink w:anchor="X21c5dfbcb5a69cd5c428264b88180cd193f70a2">
         <w:r>
@@ -270,11 +270,11 @@
     </w:p>
     <w:p>
       <w:pPr>
-        <w:pStyle w:val="Compact"/>
         <w:numPr>
           <w:ilvl w:val="0"/>
           <w:numId w:val="1001"/>
         </w:numPr>
+        <w:pStyle w:val="Compact"/>
       </w:pPr>
       <w:hyperlink w:anchor="X491a56bd334c8c4c777570fe8bd846c18e7eccb">
         <w:r>
@@ -287,11 +287,11 @@
     </w:p>
     <w:p>
       <w:pPr>
-        <w:pStyle w:val="Compact"/>
         <w:numPr>
           <w:ilvl w:val="0"/>
           <w:numId w:val="1001"/>
         </w:numPr>
+        <w:pStyle w:val="Compact"/>
       </w:pPr>
       <w:hyperlink w:anchor="Xf777c6178c1b7acc606d863a1dc288d7a0b8399">
         <w:r>
@@ -304,11 +304,11 @@
     </w:p>
     <w:p>
       <w:pPr>
-        <w:pStyle w:val="Compact"/>
         <w:numPr>
           <w:ilvl w:val="0"/>
           <w:numId w:val="1001"/>
         </w:numPr>
+        <w:pStyle w:val="Compact"/>
       </w:pPr>
       <w:hyperlink w:anchor="X5d555d25266128ff4d9fa5481cdbbe513b622de">
         <w:r>
@@ -321,11 +321,11 @@
     </w:p>
     <w:p>
       <w:pPr>
-        <w:pStyle w:val="Compact"/>
         <w:numPr>
           <w:ilvl w:val="0"/>
           <w:numId w:val="1001"/>
         </w:numPr>
+        <w:pStyle w:val="Compact"/>
       </w:pPr>
       <w:hyperlink w:anchor="Xfe4ab0ec0802ddea0ccd1e2aa45325e2067bf65">
         <w:r>
@@ -338,11 +338,11 @@
     </w:p>
     <w:p>
       <w:pPr>
-        <w:pStyle w:val="Compact"/>
         <w:numPr>
           <w:ilvl w:val="0"/>
           <w:numId w:val="1001"/>
         </w:numPr>
+        <w:pStyle w:val="Compact"/>
       </w:pPr>
       <w:hyperlink w:anchor="Xc2f542cdd1b9794d820c6abd4ac9243886c7e6b">
         <w:r>
@@ -355,11 +355,11 @@
     </w:p>
     <w:p>
       <w:pPr>
-        <w:pStyle w:val="Compact"/>
         <w:numPr>
           <w:ilvl w:val="0"/>
           <w:numId w:val="1001"/>
         </w:numPr>
+        <w:pStyle w:val="Compact"/>
       </w:pPr>
       <w:hyperlink w:anchor="Xb7d04fe5597e6f81749c2de70bfb4a609e0417c">
         <w:r>
@@ -372,11 +372,11 @@
     </w:p>
     <w:p>
       <w:pPr>
-        <w:pStyle w:val="Compact"/>
         <w:numPr>
           <w:ilvl w:val="0"/>
           <w:numId w:val="1001"/>
         </w:numPr>
+        <w:pStyle w:val="Compact"/>
       </w:pPr>
       <w:hyperlink w:anchor="X7bee38e3dabe969bc7760c3e9f8efbee9e9a335">
         <w:r>
@@ -389,11 +389,11 @@
     </w:p>
     <w:p>
       <w:pPr>
-        <w:pStyle w:val="Compact"/>
         <w:numPr>
           <w:ilvl w:val="0"/>
           <w:numId w:val="1001"/>
         </w:numPr>
+        <w:pStyle w:val="Compact"/>
       </w:pPr>
       <w:hyperlink w:anchor="Xbcc3c9982cb41910d48a6fc07f420d59f65e738">
         <w:r>
@@ -406,11 +406,11 @@
     </w:p>
     <w:p>
       <w:pPr>
-        <w:pStyle w:val="Compact"/>
         <w:numPr>
           <w:ilvl w:val="0"/>
           <w:numId w:val="1001"/>
         </w:numPr>
+        <w:pStyle w:val="Compact"/>
       </w:pPr>
       <w:hyperlink w:anchor="X3af01a0667e17ad839a7c64a0acda15c6c35965">
         <w:r>
@@ -428,8 +428,8 @@
         </w:pict>
       </w:r>
     </w:p>
-    <w:bookmarkEnd w:id="20"/>
-    <w:bookmarkStart w:id="32" w:name="Xf42949ce2155418547b745b31f0a8bd30f8ab19"/>
+    <w:bookmarkEnd w:id="22"/>
+    <w:bookmarkStart w:id="34" w:name="Xf42949ce2155418547b745b31f0a8bd30f8ab19"/>
     <w:p>
       <w:pPr>
         <w:pStyle w:val="Heading2"/>
@@ -450,8 +450,8 @@
       </w:r>
       <w:r>
         <w:rPr>
+          <w:bCs/>
           <w:b/>
-          <w:bCs/>
         </w:rPr>
         <w:t xml:space="preserve">kits</w:t>
       </w:r>
@@ -470,6 +470,7 @@
         <w:tblStyle w:val="Table"/>
         <w:tblW w:type="auto" w:w="0"/>
         <w:tblLook w:firstRow="1" w:lastRow="0" w:firstColumn="0" w:lastColumn="0" w:noHBand="0" w:noVBand="0" w:val="0020"/>
+        <w:jc w:val="start"/>
       </w:tblPr>
       <w:tblGrid>
         <w:gridCol w:w="1584"/>
@@ -480,13 +481,14 @@
       </w:tblGrid>
       <w:tr>
         <w:trPr>
-          <w:tblHeader w:val="on"/>
+          <w:tblHeader w:val="true"/>
         </w:trPr>
         <w:tc>
           <w:tcPr/>
           <w:p>
             <w:pPr>
               <w:pStyle w:val="Compact"/>
+              <w:jc w:val="left"/>
             </w:pPr>
             <w:r>
               <w:t xml:space="preserve">Kit</w:t>
@@ -498,6 +500,7 @@
           <w:p>
             <w:pPr>
               <w:pStyle w:val="Compact"/>
+              <w:jc w:val="left"/>
             </w:pPr>
             <w:r>
               <w:t xml:space="preserve">Domain</w:t>
@@ -509,6 +512,7 @@
           <w:p>
             <w:pPr>
               <w:pStyle w:val="Compact"/>
+              <w:jc w:val="left"/>
             </w:pPr>
             <w:r>
               <w:t xml:space="preserve">On the card</w:t>
@@ -520,6 +524,7 @@
           <w:p>
             <w:pPr>
               <w:pStyle w:val="Compact"/>
+              <w:jc w:val="left"/>
             </w:pPr>
             <w:r>
               <w:t xml:space="preserve">Sources</w:t>
@@ -531,6 +536,7 @@
           <w:p>
             <w:pPr>
               <w:pStyle w:val="Compact"/>
+              <w:jc w:val="left"/>
             </w:pPr>
             <w:r>
               <w:t xml:space="preserve">Reference</w:t>
@@ -544,11 +550,12 @@
           <w:p>
             <w:pPr>
               <w:pStyle w:val="Compact"/>
+              <w:jc w:val="left"/>
             </w:pPr>
             <w:r>
               <w:rPr>
+                <w:bCs/>
                 <w:b/>
-                <w:bCs/>
               </w:rPr>
               <w:t xml:space="preserve">AppKit</w:t>
             </w:r>
@@ -559,6 +566,7 @@
           <w:p>
             <w:pPr>
               <w:pStyle w:val="Compact"/>
+              <w:jc w:val="left"/>
             </w:pPr>
             <w:r>
               <w:t xml:space="preserve">What makes a program run: the system's calls, strings, the console,</w:t>
@@ -585,6 +593,7 @@
           <w:p>
             <w:pPr>
               <w:pStyle w:val="Compact"/>
+              <w:jc w:val="left"/>
             </w:pPr>
             <w:r>
               <w:rPr>
@@ -599,6 +608,7 @@
           <w:p>
             <w:pPr>
               <w:pStyle w:val="Compact"/>
+              <w:jc w:val="left"/>
             </w:pPr>
             <w:r>
               <w:rPr>
@@ -613,8 +623,9 @@
           <w:p>
             <w:pPr>
               <w:pStyle w:val="Compact"/>
+              <w:jc w:val="left"/>
             </w:pPr>
-            <w:hyperlink r:id="rId21">
+            <w:hyperlink r:id="rId23">
               <w:r>
                 <w:rPr>
                   <w:rStyle w:val="Hyperlink"/>
@@ -631,11 +642,12 @@
           <w:p>
             <w:pPr>
               <w:pStyle w:val="Compact"/>
+              <w:jc w:val="left"/>
             </w:pPr>
             <w:r>
               <w:rPr>
+                <w:bCs/>
                 <w:b/>
-                <w:bCs/>
               </w:rPr>
               <w:t xml:space="preserve">UIKit</w:t>
             </w:r>
@@ -646,6 +658,7 @@
           <w:p>
             <w:pPr>
               <w:pStyle w:val="Compact"/>
+              <w:jc w:val="left"/>
             </w:pPr>
             <w:r>
               <w:t xml:space="preserve">The interface: windows, widgets, dialogs, the theme, icons</w:t>
@@ -657,6 +670,7 @@
           <w:p>
             <w:pPr>
               <w:pStyle w:val="Compact"/>
+              <w:jc w:val="left"/>
             </w:pPr>
             <w:r>
               <w:rPr>
@@ -671,6 +685,7 @@
           <w:p>
             <w:pPr>
               <w:pStyle w:val="Compact"/>
+              <w:jc w:val="left"/>
             </w:pPr>
             <w:r>
               <w:rPr>
@@ -685,8 +700,9 @@
           <w:p>
             <w:pPr>
               <w:pStyle w:val="Compact"/>
+              <w:jc w:val="left"/>
             </w:pPr>
-            <w:hyperlink r:id="rId22">
+            <w:hyperlink r:id="rId24">
               <w:r>
                 <w:rPr>
                   <w:rStyle w:val="Hyperlink"/>
@@ -703,11 +719,12 @@
           <w:p>
             <w:pPr>
               <w:pStyle w:val="Compact"/>
+              <w:jc w:val="left"/>
             </w:pPr>
             <w:r>
               <w:rPr>
+                <w:bCs/>
                 <w:b/>
-                <w:bCs/>
               </w:rPr>
               <w:t xml:space="preserve">SystemKit</w:t>
             </w:r>
@@ -718,6 +735,7 @@
           <w:p>
             <w:pPr>
               <w:pStyle w:val="Compact"/>
+              <w:jc w:val="left"/>
             </w:pPr>
             <w:r>
               <w:t xml:space="preserve">Talking to the system and the other programs: notifications, clipboard, trash, volume, wallpaper, file associations, the dock, the language and the time zone</w:t>
@@ -729,6 +747,7 @@
           <w:p>
             <w:pPr>
               <w:pStyle w:val="Compact"/>
+              <w:jc w:val="left"/>
             </w:pPr>
             <w:r>
               <w:rPr>
@@ -743,6 +762,7 @@
           <w:p>
             <w:pPr>
               <w:pStyle w:val="Compact"/>
+              <w:jc w:val="left"/>
             </w:pPr>
             <w:r>
               <w:rPr>
@@ -757,8 +777,9 @@
           <w:p>
             <w:pPr>
               <w:pStyle w:val="Compact"/>
+              <w:jc w:val="left"/>
             </w:pPr>
-            <w:hyperlink r:id="rId23">
+            <w:hyperlink r:id="rId25">
               <w:r>
                 <w:rPr>
                   <w:rStyle w:val="Hyperlink"/>
@@ -775,11 +796,12 @@
           <w:p>
             <w:pPr>
               <w:pStyle w:val="Compact"/>
+              <w:jc w:val="left"/>
             </w:pPr>
             <w:r>
               <w:rPr>
+                <w:bCs/>
                 <w:b/>
-                <w:bCs/>
               </w:rPr>
               <w:t xml:space="preserve">NetKit</w:t>
             </w:r>
@@ -790,6 +812,7 @@
           <w:p>
             <w:pPr>
               <w:pStyle w:val="Compact"/>
+              <w:jc w:val="left"/>
             </w:pPr>
             <w:r>
               <w:t xml:space="preserve">The network: HTTP, the FTP volumes</w:t>
@@ -801,6 +824,7 @@
           <w:p>
             <w:pPr>
               <w:pStyle w:val="Compact"/>
+              <w:jc w:val="left"/>
             </w:pPr>
             <w:r>
               <w:rPr>
@@ -815,6 +839,7 @@
           <w:p>
             <w:pPr>
               <w:pStyle w:val="Compact"/>
+              <w:jc w:val="left"/>
             </w:pPr>
             <w:r>
               <w:rPr>
@@ -829,8 +854,9 @@
           <w:p>
             <w:pPr>
               <w:pStyle w:val="Compact"/>
+              <w:jc w:val="left"/>
             </w:pPr>
-            <w:hyperlink r:id="rId24">
+            <w:hyperlink r:id="rId26">
               <w:r>
                 <w:rPr>
                   <w:rStyle w:val="Hyperlink"/>
@@ -847,11 +873,12 @@
           <w:p>
             <w:pPr>
               <w:pStyle w:val="Compact"/>
+              <w:jc w:val="left"/>
             </w:pPr>
             <w:r>
               <w:rPr>
+                <w:bCs/>
                 <w:b/>
-                <w:bCs/>
               </w:rPr>
               <w:t xml:space="preserve">FileKit</w:t>
             </w:r>
@@ -862,6 +889,7 @@
           <w:p>
             <w:pPr>
               <w:pStyle w:val="Compact"/>
+              <w:jc w:val="left"/>
             </w:pPr>
             <w:r>
               <w:t xml:space="preserve">Files and folders, paths, compression, archives</w:t>
@@ -873,6 +901,7 @@
           <w:p>
             <w:pPr>
               <w:pStyle w:val="Compact"/>
+              <w:jc w:val="left"/>
             </w:pPr>
             <w:r>
               <w:rPr>
@@ -887,6 +916,7 @@
           <w:p>
             <w:pPr>
               <w:pStyle w:val="Compact"/>
+              <w:jc w:val="left"/>
             </w:pPr>
             <w:r>
               <w:rPr>
@@ -901,8 +931,9 @@
           <w:p>
             <w:pPr>
               <w:pStyle w:val="Compact"/>
+              <w:jc w:val="left"/>
             </w:pPr>
-            <w:hyperlink r:id="rId25">
+            <w:hyperlink r:id="rId27">
               <w:r>
                 <w:rPr>
                   <w:rStyle w:val="Hyperlink"/>
@@ -919,11 +950,12 @@
           <w:p>
             <w:pPr>
               <w:pStyle w:val="Compact"/>
+              <w:jc w:val="left"/>
             </w:pPr>
             <w:r>
               <w:rPr>
+                <w:bCs/>
                 <w:b/>
-                <w:bCs/>
               </w:rPr>
               <w:t xml:space="preserve">ImageKit</w:t>
             </w:r>
@@ -934,6 +966,7 @@
           <w:p>
             <w:pPr>
               <w:pStyle w:val="Compact"/>
+              <w:jc w:val="left"/>
             </w:pPr>
             <w:r>
               <w:t xml:space="preserve">Pictures: reading, writing, resizing, adjusting</w:t>
@@ -945,6 +978,7 @@
           <w:p>
             <w:pPr>
               <w:pStyle w:val="Compact"/>
+              <w:jc w:val="left"/>
             </w:pPr>
             <w:r>
               <w:rPr>
@@ -959,6 +993,7 @@
           <w:p>
             <w:pPr>
               <w:pStyle w:val="Compact"/>
+              <w:jc w:val="left"/>
             </w:pPr>
             <w:r>
               <w:rPr>
@@ -973,8 +1008,9 @@
           <w:p>
             <w:pPr>
               <w:pStyle w:val="Compact"/>
+              <w:jc w:val="left"/>
             </w:pPr>
-            <w:hyperlink r:id="rId26">
+            <w:hyperlink r:id="rId28">
               <w:r>
                 <w:rPr>
                   <w:rStyle w:val="Hyperlink"/>
@@ -991,11 +1027,12 @@
           <w:p>
             <w:pPr>
               <w:pStyle w:val="Compact"/>
+              <w:jc w:val="left"/>
             </w:pPr>
             <w:r>
               <w:rPr>
+                <w:bCs/>
                 <w:b/>
-                <w:bCs/>
               </w:rPr>
               <w:t xml:space="preserve">AudioKit</w:t>
             </w:r>
@@ -1006,6 +1043,7 @@
           <w:p>
             <w:pPr>
               <w:pStyle w:val="Compact"/>
+              <w:jc w:val="left"/>
             </w:pPr>
             <w:r>
               <w:t xml:space="preserve">Sound: playing files, notes, synthesis, the sound output</w:t>
@@ -1017,6 +1055,7 @@
           <w:p>
             <w:pPr>
               <w:pStyle w:val="Compact"/>
+              <w:jc w:val="left"/>
             </w:pPr>
             <w:r>
               <w:rPr>
@@ -1031,6 +1070,7 @@
           <w:p>
             <w:pPr>
               <w:pStyle w:val="Compact"/>
+              <w:jc w:val="left"/>
             </w:pPr>
             <w:r>
               <w:rPr>
@@ -1045,8 +1085,9 @@
           <w:p>
             <w:pPr>
               <w:pStyle w:val="Compact"/>
+              <w:jc w:val="left"/>
             </w:pPr>
-            <w:hyperlink r:id="rId27">
+            <w:hyperlink r:id="rId29">
               <w:r>
                 <w:rPr>
                   <w:rStyle w:val="Hyperlink"/>
@@ -1063,11 +1104,12 @@
           <w:p>
             <w:pPr>
               <w:pStyle w:val="Compact"/>
+              <w:jc w:val="left"/>
             </w:pPr>
             <w:r>
               <w:rPr>
+                <w:bCs/>
                 <w:b/>
-                <w:bCs/>
               </w:rPr>
               <w:t xml:space="preserve">FontKit</w:t>
             </w:r>
@@ -1078,6 +1120,7 @@
           <w:p>
             <w:pPr>
               <w:pStyle w:val="Compact"/>
+              <w:jc w:val="left"/>
             </w:pPr>
             <w:r>
               <w:t xml:space="preserve">Fonts: FreeType, the font manager, anti-aliased text</w:t>
@@ -1089,6 +1132,7 @@
           <w:p>
             <w:pPr>
               <w:pStyle w:val="Compact"/>
+              <w:jc w:val="left"/>
             </w:pPr>
             <w:r>
               <w:rPr>
@@ -1103,6 +1147,7 @@
           <w:p>
             <w:pPr>
               <w:pStyle w:val="Compact"/>
+              <w:jc w:val="left"/>
             </w:pPr>
             <w:r>
               <w:rPr>
@@ -1117,8 +1162,9 @@
           <w:p>
             <w:pPr>
               <w:pStyle w:val="Compact"/>
+              <w:jc w:val="left"/>
             </w:pPr>
-            <w:hyperlink r:id="rId28">
+            <w:hyperlink r:id="rId30">
               <w:r>
                 <w:rPr>
                   <w:rStyle w:val="Hyperlink"/>
@@ -1135,11 +1181,12 @@
           <w:p>
             <w:pPr>
               <w:pStyle w:val="Compact"/>
+              <w:jc w:val="left"/>
             </w:pPr>
             <w:r>
               <w:rPr>
+                <w:bCs/>
                 <w:b/>
-                <w:bCs/>
               </w:rPr>
               <w:t xml:space="preserve">PrinterKit</w:t>
             </w:r>
@@ -1150,6 +1197,7 @@
           <w:p>
             <w:pPr>
               <w:pStyle w:val="Compact"/>
+              <w:jc w:val="left"/>
             </w:pPr>
             <w:r>
               <w:t xml:space="preserve">Printing: the Print dialog, a job's pages</w:t>
@@ -1161,6 +1209,7 @@
           <w:p>
             <w:pPr>
               <w:pStyle w:val="Compact"/>
+              <w:jc w:val="left"/>
             </w:pPr>
             <w:r>
               <w:rPr>
@@ -1175,6 +1224,7 @@
           <w:p>
             <w:pPr>
               <w:pStyle w:val="Compact"/>
+              <w:jc w:val="left"/>
             </w:pPr>
             <w:r>
               <w:rPr>
@@ -1189,8 +1239,9 @@
           <w:p>
             <w:pPr>
               <w:pStyle w:val="Compact"/>
+              <w:jc w:val="left"/>
             </w:pPr>
-            <w:hyperlink r:id="rId29">
+            <w:hyperlink r:id="rId31">
               <w:r>
                 <w:rPr>
                   <w:rStyle w:val="Hyperlink"/>
@@ -1207,11 +1258,12 @@
           <w:p>
             <w:pPr>
               <w:pStyle w:val="Compact"/>
+              <w:jc w:val="left"/>
             </w:pPr>
             <w:r>
               <w:rPr>
+                <w:bCs/>
                 <w:b/>
-                <w:bCs/>
               </w:rPr>
               <w:t xml:space="preserve">GPIOKit</w:t>
             </w:r>
@@ -1222,6 +1274,7 @@
           <w:p>
             <w:pPr>
               <w:pStyle w:val="Compact"/>
+              <w:jc w:val="left"/>
             </w:pPr>
             <w:r>
               <w:t xml:space="preserve">The Raspberry Pi's 40-pin header: pins, PWM, edges, I2C, SPI; a simulated board</w:t>
@@ -1233,6 +1286,7 @@
           <w:p>
             <w:pPr>
               <w:pStyle w:val="Compact"/>
+              <w:jc w:val="left"/>
             </w:pPr>
             <w:r>
               <w:rPr>
@@ -1247,6 +1301,7 @@
           <w:p>
             <w:pPr>
               <w:pStyle w:val="Compact"/>
+              <w:jc w:val="left"/>
             </w:pPr>
             <w:r>
               <w:rPr>
@@ -1261,8 +1316,9 @@
           <w:p>
             <w:pPr>
               <w:pStyle w:val="Compact"/>
+              <w:jc w:val="left"/>
             </w:pPr>
-            <w:hyperlink r:id="rId30">
+            <w:hyperlink r:id="rId32">
               <w:r>
                 <w:rPr>
                   <w:rStyle w:val="Hyperlink"/>
@@ -1279,11 +1335,12 @@
           <w:p>
             <w:pPr>
               <w:pStyle w:val="Compact"/>
+              <w:jc w:val="left"/>
             </w:pPr>
             <w:r>
               <w:rPr>
+                <w:bCs/>
                 <w:b/>
-                <w:bCs/>
               </w:rPr>
               <w:t xml:space="preserve">GameKit</w:t>
             </w:r>
@@ -1294,6 +1351,7 @@
           <w:p>
             <w:pPr>
               <w:pStyle w:val="Compact"/>
+              <w:jc w:val="left"/>
             </w:pPr>
             <w:r>
               <w:t xml:space="preserve">The games of the card's ROMs: the emulators' consoles, the watched folders, the ROMs, their pictures</w:t>
@@ -1305,6 +1363,7 @@
           <w:p>
             <w:pPr>
               <w:pStyle w:val="Compact"/>
+              <w:jc w:val="left"/>
             </w:pPr>
             <w:r>
               <w:rPr>
@@ -1319,6 +1378,7 @@
           <w:p>
             <w:pPr>
               <w:pStyle w:val="Compact"/>
+              <w:jc w:val="left"/>
             </w:pPr>
             <w:r>
               <w:rPr>
@@ -1333,8 +1393,9 @@
           <w:p>
             <w:pPr>
               <w:pStyle w:val="Compact"/>
+              <w:jc w:val="left"/>
             </w:pPr>
-            <w:hyperlink r:id="rId31">
+            <w:hyperlink r:id="rId33">
               <w:r>
                 <w:rPr>
                   <w:rStyle w:val="Hyperlink"/>
@@ -1356,16 +1417,16 @@
     </w:p>
     <w:p>
       <w:pPr>
-        <w:pStyle w:val="Compact"/>
         <w:numPr>
           <w:ilvl w:val="0"/>
           <w:numId w:val="1002"/>
         </w:numPr>
+        <w:pStyle w:val="Compact"/>
       </w:pPr>
       <w:r>
         <w:rPr>
+          <w:bCs/>
           <w:b/>
-          <w:bCs/>
         </w:rPr>
         <w:t xml:space="preserve">Reusable code goes into the adequate kit</w:t>
       </w:r>
@@ -1384,41 +1445,41 @@
     </w:p>
     <w:p>
       <w:pPr>
-        <w:pStyle w:val="Compact"/>
         <w:numPr>
           <w:ilvl w:val="0"/>
           <w:numId w:val="1002"/>
         </w:numPr>
+        <w:pStyle w:val="Compact"/>
       </w:pPr>
       <w:r>
         <w:rPr>
+          <w:bCs/>
           <w:b/>
+        </w:rPr>
+        <w:t xml:space="preserve">A program draws on the kits as much as it can</w:t>
+      </w:r>
+      <w:r>
+        <w:t xml:space="preserve">, and never reaches the kernel itself. Only AppKit</w:t>
+      </w:r>
+      <w:r>
+        <w:t xml:space="preserve"> </w:t>
+      </w:r>
+      <w:r>
+        <w:t xml:space="preserve">reads the kernel's table; so the kernel can change without any program being rebuilt. (One exception,</w:t>
+      </w:r>
+      <w:r>
+        <w:t xml:space="preserve"> </w:t>
+      </w:r>
+      <w:r>
+        <w:t xml:space="preserve">decided by the user:</w:t>
+      </w:r>
+      <w:r>
+        <w:t xml:space="preserve"> </w:t>
+      </w:r>
+      <w:r>
+        <w:rPr>
           <w:bCs/>
-        </w:rPr>
-        <w:t xml:space="preserve">A program draws on the kits as much as it can</w:t>
-      </w:r>
-      <w:r>
-        <w:t xml:space="preserve">, and never reaches the kernel itself. Only AppKit</w:t>
-      </w:r>
-      <w:r>
-        <w:t xml:space="preserve"> </w:t>
-      </w:r>
-      <w:r>
-        <w:t xml:space="preserve">reads the kernel's table; so the kernel can change without any program being rebuilt. (One exception,</w:t>
-      </w:r>
-      <w:r>
-        <w:t xml:space="preserve"> </w:t>
-      </w:r>
-      <w:r>
-        <w:t xml:space="preserve">decided by the user:</w:t>
-      </w:r>
-      <w:r>
-        <w:t xml:space="preserve"> </w:t>
-      </w:r>
-      <w:r>
-        <w:rPr>
           <w:b/>
-          <w:bCs/>
         </w:rPr>
         <w:t xml:space="preserve">GPIOKit</w:t>
       </w:r>
@@ -1452,16 +1513,16 @@
     </w:p>
     <w:p>
       <w:pPr>
-        <w:pStyle w:val="Compact"/>
         <w:numPr>
           <w:ilvl w:val="0"/>
           <w:numId w:val="1002"/>
         </w:numPr>
+        <w:pStyle w:val="Compact"/>
       </w:pPr>
       <w:r>
         <w:rPr>
+          <w:bCs/>
           <w:b/>
-          <w:bCs/>
         </w:rPr>
         <w:t xml:space="preserve">What one program alone uses stays beside that program</w:t>
       </w:r>
@@ -1481,33 +1542,33 @@
       </w:r>
       <w:r>
         <w:rPr>
+          <w:bCs/>
           <w:b/>
+        </w:rPr>
+        <w:t xml:space="preserve">one header</w:t>
+      </w:r>
+      <w:r>
+        <w:t xml:space="preserve">,</w:t>
+      </w:r>
+      <w:r>
+        <w:t xml:space="preserve"> </w:t>
+      </w:r>
+      <w:r>
+        <w:rPr>
+          <w:rStyle w:val="VerbatimChar"/>
+        </w:rPr>
+        <w:t xml:space="preserve">&lt;kit&gt;/&lt;kit&gt;.h</w:t>
+      </w:r>
+      <w:r>
+        <w:t xml:space="preserve">, which</w:t>
+      </w:r>
+      <w:r>
+        <w:t xml:space="preserve"> </w:t>
+      </w:r>
+      <w:r>
+        <w:rPr>
           <w:bCs/>
-        </w:rPr>
-        <w:t xml:space="preserve">one header</w:t>
-      </w:r>
-      <w:r>
-        <w:t xml:space="preserve">,</w:t>
-      </w:r>
-      <w:r>
-        <w:t xml:space="preserve"> </w:t>
-      </w:r>
-      <w:r>
-        <w:rPr>
-          <w:rStyle w:val="VerbatimChar"/>
-        </w:rPr>
-        <w:t xml:space="preserve">&lt;kit&gt;/&lt;kit&gt;.h</w:t>
-      </w:r>
-      <w:r>
-        <w:t xml:space="preserve">, which</w:t>
-      </w:r>
-      <w:r>
-        <w:t xml:space="preserve"> </w:t>
-      </w:r>
-      <w:r>
-        <w:rPr>
           <w:b/>
-          <w:bCs/>
         </w:rPr>
         <w:t xml:space="preserve">declares</w:t>
       </w:r>
@@ -1521,8 +1582,8 @@
         <w:t xml:space="preserve">code is shared by every program that uses it.</w:t>
       </w:r>
     </w:p>
-    <w:bookmarkEnd w:id="32"/>
-    <w:bookmarkStart w:id="38" w:name="X85b9036d0c437b6d6abf0631055454f6f74ddb8"/>
+    <w:bookmarkEnd w:id="34"/>
+    <w:bookmarkStart w:id="40" w:name="X85b9036d0c437b6d6abf0631055454f6f74ddb8"/>
     <w:p>
       <w:pPr>
         <w:pStyle w:val="Heading2"/>
@@ -1531,7 +1592,7 @@
         <w:t xml:space="preserve">2. Using a kit in a program</w:t>
       </w:r>
     </w:p>
-    <w:bookmarkStart w:id="33" w:name="including"/>
+    <w:bookmarkStart w:id="35" w:name="including"/>
     <w:p>
       <w:pPr>
         <w:pStyle w:val="Heading3"/>
@@ -1808,8 +1869,8 @@
         <w:t xml:space="preserve">// PrinterKit</w:t>
       </w:r>
     </w:p>
-    <w:bookmarkEnd w:id="33"/>
-    <w:bookmarkStart w:id="34" w:name="linking"/>
+    <w:bookmarkEnd w:id="35"/>
+    <w:bookmarkStart w:id="36" w:name="linking"/>
     <w:p>
       <w:pPr>
         <w:pStyle w:val="Heading3"/>
@@ -1836,8 +1897,8 @@
       </w:r>
       <w:r>
         <w:rPr>
+          <w:bCs/>
           <w:b/>
-          <w:bCs/>
         </w:rPr>
         <w:t xml:space="preserve">import archive</w:t>
       </w:r>
@@ -1862,6 +1923,7 @@
         <w:tblStyle w:val="Table"/>
         <w:tblW w:type="auto" w:w="0"/>
         <w:tblLook w:firstRow="1" w:lastRow="0" w:firstColumn="0" w:lastColumn="0" w:noHBand="0" w:noVBand="0" w:val="0020"/>
+        <w:jc w:val="start"/>
       </w:tblPr>
       <w:tblGrid>
         <w:gridCol w:w="3960"/>
@@ -1869,13 +1931,14 @@
       </w:tblGrid>
       <w:tr>
         <w:trPr>
-          <w:tblHeader w:val="on"/>
+          <w:tblHeader w:val="true"/>
         </w:trPr>
         <w:tc>
           <w:tcPr/>
           <w:p>
             <w:pPr>
               <w:pStyle w:val="Compact"/>
+              <w:jc w:val="left"/>
             </w:pPr>
             <w:r>
               <w:t xml:space="preserve">The program is</w:t>
@@ -1887,6 +1950,7 @@
           <w:p>
             <w:pPr>
               <w:pStyle w:val="Compact"/>
+              <w:jc w:val="left"/>
             </w:pPr>
             <w:r>
               <w:t xml:space="preserve">It links</w:t>
@@ -1900,6 +1964,7 @@
           <w:p>
             <w:pPr>
               <w:pStyle w:val="Compact"/>
+              <w:jc w:val="left"/>
             </w:pPr>
             <w:r>
               <w:t xml:space="preserve">C++ (an application)</w:t>
@@ -1911,6 +1976,7 @@
           <w:p>
             <w:pPr>
               <w:pStyle w:val="Compact"/>
+              <w:jc w:val="left"/>
             </w:pPr>
             <w:r>
               <w:rPr>
@@ -1927,6 +1993,7 @@
           <w:p>
             <w:pPr>
               <w:pStyle w:val="Compact"/>
+              <w:jc w:val="left"/>
             </w:pPr>
             <w:r>
               <w:t xml:space="preserve">C (a console tool)</w:t>
@@ -1938,6 +2005,7 @@
           <w:p>
             <w:pPr>
               <w:pStyle w:val="Compact"/>
+              <w:jc w:val="left"/>
             </w:pPr>
             <w:r>
               <w:rPr>
@@ -2025,8 +2093,8 @@
         <w:t xml:space="preserve">mytool.elf: ../lib/systemkit.imp_c.a</w:t>
       </w:r>
     </w:p>
-    <w:bookmarkEnd w:id="34"/>
-    <w:bookmarkStart w:id="35" w:name="versions"/>
+    <w:bookmarkEnd w:id="36"/>
+    <w:bookmarkStart w:id="37" w:name="versions"/>
     <w:p>
       <w:pPr>
         <w:pStyle w:val="Heading3"/>
@@ -2085,8 +2153,8 @@
         <w:t xml:space="preserve">library first.</w:t>
       </w:r>
     </w:p>
-    <w:bookmarkEnd w:id="35"/>
-    <w:bookmarkStart w:id="36" w:name="from-basic"/>
+    <w:bookmarkEnd w:id="37"/>
+    <w:bookmarkStart w:id="38" w:name="from-basic"/>
     <w:p>
       <w:pPr>
         <w:pStyle w:val="Heading3"/>
@@ -2155,112 +2223,112 @@
       </w:r>
       <w:r>
         <w:rPr>
+          <w:iCs/>
           <w:i/>
+        </w:rPr>
+        <w:t xml:space="preserve">The system's kits</w:t>
+      </w:r>
+      <w:r>
+        <w:t xml:space="preserve">). BASIC knows a kit by its</w:t>
+      </w:r>
+      <w:r>
+        <w:t xml:space="preserve"> </w:t>
+      </w:r>
+      <w:r>
+        <w:rPr>
+          <w:bCs/>
+          <w:b/>
+        </w:rPr>
+        <w:t xml:space="preserve">description</w:t>
+      </w:r>
+      <w:r>
+        <w:t xml:space="preserve">,</w:t>
+      </w:r>
+      <w:r>
+        <w:t xml:space="preserve"> </w:t>
+      </w:r>
+      <w:r>
+        <w:rPr>
+          <w:rStyle w:val="VerbatimChar"/>
+        </w:rPr>
+        <w:t xml:space="preserve">SD:/lib/&lt;kit&gt;.bi</w:t>
+      </w:r>
+      <w:r>
+        <w:t xml:space="preserve">, made from the kit's</w:t>
+      </w:r>
+      <w:r>
+        <w:t xml:space="preserve"> </w:t>
+      </w:r>
+      <w:r>
+        <w:rPr>
+          <w:rStyle w:val="VerbatimChar"/>
+        </w:rPr>
+        <w:t xml:space="preserve">.abi</w:t>
+      </w:r>
+      <w:r>
+        <w:t xml:space="preserve"> </w:t>
+      </w:r>
+      <w:r>
+        <w:t xml:space="preserve">and its</w:t>
+      </w:r>
+      <w:r>
+        <w:t xml:space="preserve"> </w:t>
+      </w:r>
+      <w:r>
+        <w:t xml:space="preserve">headers by</w:t>
+      </w:r>
+      <w:r>
+        <w:t xml:space="preserve"> </w:t>
+      </w:r>
+      <w:r>
+        <w:rPr>
+          <w:rStyle w:val="VerbatimChar"/>
+        </w:rPr>
+        <w:t xml:space="preserve">tools/kitbi/kitbi.py</w:t>
+      </w:r>
+      <w:r>
+        <w:t xml:space="preserve"> </w:t>
+      </w:r>
+      <w:r>
+        <w:t xml:space="preserve">when the kits are built: nothing in BASIC names a kit, so</w:t>
+      </w:r>
+      <w:r>
+        <w:t xml:space="preserve"> </w:t>
+      </w:r>
+      <w:r>
+        <w:rPr>
+          <w:bCs/>
+          <w:b/>
+        </w:rPr>
+        <w:t xml:space="preserve">a new kit is</w:t>
+      </w:r>
+      <w:r>
+        <w:rPr>
+          <w:bCs/>
+          <w:b/>
+        </w:rPr>
+        <w:t xml:space="preserve"> </w:t>
+      </w:r>
+      <w:r>
+        <w:rPr>
+          <w:bCs/>
+          <w:b/>
+        </w:rPr>
+        <w:t xml:space="preserve">importable as soon as it is built</w:t>
+      </w:r>
+      <w:r>
+        <w:t xml:space="preserve"> </w:t>
+      </w:r>
+      <w:r>
+        <w:t xml:space="preserve">(docs/03,</w:t>
+      </w:r>
+      <w:r>
+        <w:t xml:space="preserve"> </w:t>
+      </w:r>
+      <w:r>
+        <w:rPr>
           <w:iCs/>
-        </w:rPr>
-        <w:t xml:space="preserve">The system's kits</w:t>
-      </w:r>
-      <w:r>
-        <w:t xml:space="preserve">). BASIC knows a kit by its</w:t>
-      </w:r>
-      <w:r>
-        <w:t xml:space="preserve"> </w:t>
-      </w:r>
-      <w:r>
-        <w:rPr>
-          <w:b/>
-          <w:bCs/>
-        </w:rPr>
-        <w:t xml:space="preserve">description</w:t>
-      </w:r>
-      <w:r>
-        <w:t xml:space="preserve">,</w:t>
-      </w:r>
-      <w:r>
-        <w:t xml:space="preserve"> </w:t>
-      </w:r>
-      <w:r>
-        <w:rPr>
-          <w:rStyle w:val="VerbatimChar"/>
-        </w:rPr>
-        <w:t xml:space="preserve">SD:/lib/&lt;kit&gt;.bi</w:t>
-      </w:r>
-      <w:r>
-        <w:t xml:space="preserve">, made from the kit's</w:t>
-      </w:r>
-      <w:r>
-        <w:t xml:space="preserve"> </w:t>
-      </w:r>
-      <w:r>
-        <w:rPr>
-          <w:rStyle w:val="VerbatimChar"/>
-        </w:rPr>
-        <w:t xml:space="preserve">.abi</w:t>
-      </w:r>
-      <w:r>
-        <w:t xml:space="preserve"> </w:t>
-      </w:r>
-      <w:r>
-        <w:t xml:space="preserve">and its</w:t>
-      </w:r>
-      <w:r>
-        <w:t xml:space="preserve"> </w:t>
-      </w:r>
-      <w:r>
-        <w:t xml:space="preserve">headers by</w:t>
-      </w:r>
-      <w:r>
-        <w:t xml:space="preserve"> </w:t>
-      </w:r>
-      <w:r>
-        <w:rPr>
-          <w:rStyle w:val="VerbatimChar"/>
-        </w:rPr>
-        <w:t xml:space="preserve">tools/kitbi/kitbi.py</w:t>
-      </w:r>
-      <w:r>
-        <w:t xml:space="preserve"> </w:t>
-      </w:r>
-      <w:r>
-        <w:t xml:space="preserve">when the kits are built: nothing in BASIC names a kit, so</w:t>
-      </w:r>
-      <w:r>
-        <w:t xml:space="preserve"> </w:t>
-      </w:r>
-      <w:r>
-        <w:rPr>
-          <w:b/>
-          <w:bCs/>
-        </w:rPr>
-        <w:t xml:space="preserve">a new kit is</w:t>
-      </w:r>
-      <w:r>
-        <w:rPr>
-          <w:b/>
-          <w:bCs/>
-        </w:rPr>
-        <w:t xml:space="preserve"> </w:t>
-      </w:r>
-      <w:r>
-        <w:rPr>
-          <w:b/>
-          <w:bCs/>
-        </w:rPr>
-        <w:t xml:space="preserve">importable as soon as it is built</w:t>
-      </w:r>
-      <w:r>
-        <w:t xml:space="preserve"> </w:t>
-      </w:r>
-      <w:r>
-        <w:t xml:space="preserve">(docs/03,</w:t>
-      </w:r>
-      <w:r>
-        <w:t xml:space="preserve"> </w:t>
-      </w:r>
-      <w:r>
-        <w:rPr>
           <w:i/>
-          <w:iCs/>
         </w:rPr>
         <w:t xml:space="preserve">BASIC and the kits</w:t>
       </w:r>
@@ -2280,8 +2348,8 @@
         <w:t xml:space="preserve">functions.</w:t>
       </w:r>
     </w:p>
-    <w:bookmarkEnd w:id="36"/>
-    <w:bookmarkStart w:id="37" w:name="on-a-pc"/>
+    <w:bookmarkEnd w:id="38"/>
+    <w:bookmarkStart w:id="39" w:name="on-a-pc"/>
     <w:p>
       <w:pPr>
         <w:pStyle w:val="Heading3"/>
@@ -2328,9 +2396,9 @@
         <w:t xml:space="preserve">program's code.</w:t>
       </w:r>
     </w:p>
-    <w:bookmarkEnd w:id="37"/>
-    <w:bookmarkEnd w:id="38"/>
-    <w:bookmarkStart w:id="39" w:name="X479a017f3f362789bae7c4b9122aafaba533bfa"/>
+    <w:bookmarkEnd w:id="39"/>
+    <w:bookmarkEnd w:id="40"/>
+    <w:bookmarkStart w:id="41" w:name="X479a017f3f362789bae7c4b9122aafaba533bfa"/>
     <w:p>
       <w:pPr>
         <w:pStyle w:val="Heading2"/>
@@ -2418,8 +2486,8 @@
       </w:pPr>
       <w:r>
         <w:rPr>
+          <w:bCs/>
           <w:b/>
-          <w:bCs/>
         </w:rPr>
         <w:t xml:space="preserve">A console tool</w:t>
       </w:r>
@@ -3086,37 +3154,37 @@
       </w:pPr>
       <w:r>
         <w:rPr>
+          <w:bCs/>
           <w:b/>
+        </w:rPr>
+        <w:t xml:space="preserve">Settings from an</w:t>
+      </w:r>
+      <w:r>
+        <w:rPr>
           <w:bCs/>
-        </w:rPr>
-        <w:t xml:space="preserve">Settings from an</w:t>
-      </w:r>
-      <w:r>
-        <w:rPr>
           <w:b/>
+        </w:rPr>
+        <w:t xml:space="preserve"> </w:t>
+      </w:r>
+      <w:r>
+        <w:rPr>
+          <w:rStyle w:val="VerbatimChar"/>
           <w:bCs/>
-        </w:rPr>
-        <w:t xml:space="preserve"> </w:t>
-      </w:r>
-      <w:r>
-        <w:rPr>
-          <w:rStyle w:val="VerbatimChar"/>
           <w:b/>
+        </w:rPr>
+        <w:t xml:space="preserve">.ini</w:t>
+      </w:r>
+      <w:r>
+        <w:rPr>
           <w:bCs/>
-        </w:rPr>
-        <w:t xml:space="preserve">.ini</w:t>
-      </w:r>
-      <w:r>
-        <w:rPr>
           <w:b/>
+        </w:rPr>
+        <w:t xml:space="preserve"> </w:t>
+      </w:r>
+      <w:r>
+        <w:rPr>
           <w:bCs/>
-        </w:rPr>
-        <w:t xml:space="preserve"> </w:t>
-      </w:r>
-      <w:r>
-        <w:rPr>
           <w:b/>
-          <w:bCs/>
         </w:rPr>
         <w:t xml:space="preserve">file</w:t>
       </w:r>
@@ -3576,8 +3644,8 @@
       </w:pPr>
       <w:r>
         <w:rPr>
+          <w:bCs/>
           <w:b/>
-          <w:bCs/>
         </w:rPr>
         <w:t xml:space="preserve">Strings</w:t>
       </w:r>
@@ -4025,8 +4093,8 @@
       </w:pPr>
       <w:r>
         <w:rPr>
+          <w:bCs/>
           <w:b/>
-          <w:bCs/>
         </w:rPr>
         <w:t xml:space="preserve">Starting a program</w:t>
       </w:r>
@@ -4180,8 +4248,8 @@
       </w:pPr>
       <w:r>
         <w:rPr>
+          <w:bCs/>
           <w:b/>
-          <w:bCs/>
         </w:rPr>
         <w:t xml:space="preserve">The volumes, USB sticks</w:t>
       </w:r>
@@ -4971,8 +5039,8 @@
         <w:t xml:space="preserve">// erases it; SD: is always refused</w:t>
       </w:r>
     </w:p>
-    <w:bookmarkEnd w:id="39"/>
-    <w:bookmarkStart w:id="40" w:name="X0a53c701f88fdf6f7c7ea97f28ca21204deb07c"/>
+    <w:bookmarkEnd w:id="41"/>
+    <w:bookmarkStart w:id="42" w:name="X0a53c701f88fdf6f7c7ea97f28ca21204deb07c"/>
     <w:p>
       <w:pPr>
         <w:pStyle w:val="Heading2"/>
@@ -5072,8 +5140,8 @@
       </w:pPr>
       <w:r>
         <w:rPr>
+          <w:bCs/>
           <w:b/>
-          <w:bCs/>
         </w:rPr>
         <w:t xml:space="preserve">A window, a label, a button:</w:t>
       </w:r>
@@ -6199,8 +6267,8 @@
       </w:pPr>
       <w:r>
         <w:rPr>
+          <w:bCs/>
           <w:b/>
-          <w:bCs/>
         </w:rPr>
         <w:t xml:space="preserve">Dialogs</w:t>
       </w:r>
@@ -6642,57 +6710,57 @@
       </w:pPr>
       <w:r>
         <w:rPr>
+          <w:bCs/>
           <w:b/>
+        </w:rPr>
+        <w:t xml:space="preserve">Tabs</w:t>
+      </w:r>
+      <w:r>
+        <w:t xml:space="preserve"> </w:t>
+      </w:r>
+      <w:r>
+        <w:t xml:space="preserve">(</w:t>
+      </w:r>
+      <w:r>
+        <w:rPr>
+          <w:rStyle w:val="VerbatimChar"/>
+        </w:rPr>
+        <w:t xml:space="preserve">TabStrip</w:t>
+      </w:r>
+      <w:r>
+        <w:t xml:space="preserve">,</w:t>
+      </w:r>
+      <w:r>
+        <w:t xml:space="preserve"> </w:t>
+      </w:r>
+      <w:r>
+        <w:rPr>
+          <w:rStyle w:val="VerbatimChar"/>
+        </w:rPr>
+        <w:t xml:space="preserve">uikit/tabstrip.h</w:t>
+      </w:r>
+      <w:r>
+        <w:t xml:space="preserve">): a row of closable tabs over the program's own view — the</w:t>
+      </w:r>
+      <w:r>
+        <w:t xml:space="preserve"> </w:t>
+      </w:r>
+      <w:r>
+        <w:t xml:space="preserve">strip shows them, the program shows the chosen one's content. Each tab carries a pointer for the</w:t>
+      </w:r>
+      <w:r>
+        <w:t xml:space="preserve"> </w:t>
+      </w:r>
+      <w:r>
+        <w:t xml:space="preserve">program; a close is only</w:t>
+      </w:r>
+      <w:r>
+        <w:t xml:space="preserve"> </w:t>
+      </w:r>
+      <w:r>
+        <w:rPr>
           <w:bCs/>
-        </w:rPr>
-        <w:t xml:space="preserve">Tabs</w:t>
-      </w:r>
-      <w:r>
-        <w:t xml:space="preserve"> </w:t>
-      </w:r>
-      <w:r>
-        <w:t xml:space="preserve">(</w:t>
-      </w:r>
-      <w:r>
-        <w:rPr>
-          <w:rStyle w:val="VerbatimChar"/>
-        </w:rPr>
-        <w:t xml:space="preserve">TabStrip</w:t>
-      </w:r>
-      <w:r>
-        <w:t xml:space="preserve">,</w:t>
-      </w:r>
-      <w:r>
-        <w:t xml:space="preserve"> </w:t>
-      </w:r>
-      <w:r>
-        <w:rPr>
-          <w:rStyle w:val="VerbatimChar"/>
-        </w:rPr>
-        <w:t xml:space="preserve">uikit/tabstrip.h</w:t>
-      </w:r>
-      <w:r>
-        <w:t xml:space="preserve">): a row of closable tabs over the program's own view — the</w:t>
-      </w:r>
-      <w:r>
-        <w:t xml:space="preserve"> </w:t>
-      </w:r>
-      <w:r>
-        <w:t xml:space="preserve">strip shows them, the program shows the chosen one's content. Each tab carries a pointer for the</w:t>
-      </w:r>
-      <w:r>
-        <w:t xml:space="preserve"> </w:t>
-      </w:r>
-      <w:r>
-        <w:t xml:space="preserve">program; a close is only</w:t>
-      </w:r>
-      <w:r>
-        <w:t xml:space="preserve"> </w:t>
-      </w:r>
-      <w:r>
-        <w:rPr>
           <w:b/>
-          <w:bCs/>
         </w:rPr>
         <w:t xml:space="preserve">asked</w:t>
       </w:r>
@@ -7742,8 +7810,8 @@
       </w:pPr>
       <w:r>
         <w:rPr>
+          <w:bCs/>
           <w:b/>
-          <w:bCs/>
         </w:rPr>
         <w:t xml:space="preserve">The theme</w:t>
       </w:r>
@@ -7808,8 +7876,8 @@
       </w:pPr>
       <w:r>
         <w:rPr>
+          <w:bCs/>
           <w:b/>
-          <w:bCs/>
         </w:rPr>
         <w:t xml:space="preserve">Text in an owner-drawn widget</w:t>
       </w:r>
@@ -8869,8 +8937,8 @@
       </w:pPr>
       <w:r>
         <w:rPr>
+          <w:bCs/>
           <w:b/>
-          <w:bCs/>
         </w:rPr>
         <w:t xml:space="preserve">Without C++</w:t>
       </w:r>
@@ -9557,22 +9625,22 @@
       </w:r>
       <w:r>
         <w:rPr>
+          <w:iCs/>
           <w:i/>
+        </w:rPr>
+        <w:t xml:space="preserve">or a</w:t>
+      </w:r>
+      <w:r>
+        <w:rPr>
           <w:iCs/>
-        </w:rPr>
-        <w:t xml:space="preserve">or a</w:t>
-      </w:r>
-      <w:r>
-        <w:rPr>
           <w:i/>
+        </w:rPr>
+        <w:t xml:space="preserve"> </w:t>
+      </w:r>
+      <w:r>
+        <w:rPr>
           <w:iCs/>
-        </w:rPr>
-        <w:t xml:space="preserve"> </w:t>
-      </w:r>
-      <w:r>
-        <w:rPr>
           <w:i/>
-          <w:iCs/>
         </w:rPr>
         <w:t xml:space="preserve">panel</w:t>
       </w:r>
@@ -9651,8 +9719,8 @@
       </w:pPr>
       <w:r>
         <w:rPr>
+          <w:bCs/>
           <w:b/>
-          <w:bCs/>
         </w:rPr>
         <w:t xml:space="preserve">An icon</w:t>
       </w:r>
@@ -9950,8 +10018,8 @@
       </w:pPr>
       <w:r>
         <w:rPr>
+          <w:bCs/>
           <w:b/>
-          <w:bCs/>
         </w:rPr>
         <w:t xml:space="preserve">A code editor</w:t>
       </w:r>
@@ -10635,8 +10703,8 @@
       </w:pPr>
       <w:r>
         <w:rPr>
+          <w:bCs/>
           <w:b/>
-          <w:bCs/>
         </w:rPr>
         <w:t xml:space="preserve">A timer or polling</w:t>
       </w:r>
@@ -10680,8 +10748,8 @@
       </w:pPr>
       <w:r>
         <w:rPr>
+          <w:bCs/>
           <w:b/>
-          <w:bCs/>
         </w:rPr>
         <w:t xml:space="preserve">Several windows</w:t>
       </w:r>
@@ -10807,8 +10875,8 @@
       </w:r>
       <w:r>
         <w:rPr>
+          <w:iCs/>
           <w:i/>
-          <w:iCs/>
         </w:rPr>
         <w:t xml:space="preserve">Several windows</w:t>
       </w:r>
@@ -11505,8 +11573,8 @@
       </w:pPr>
       <w:r>
         <w:rPr>
+          <w:bCs/>
           <w:b/>
-          <w:bCs/>
         </w:rPr>
         <w:t xml:space="preserve">An icon in the menu bar's status area</w:t>
       </w:r>
@@ -11598,8 +11666,8 @@
       </w:pPr>
       <w:r>
         <w:rPr>
+          <w:bCs/>
           <w:b/>
-          <w:bCs/>
         </w:rPr>
         <w:t xml:space="preserve">The window API</w:t>
       </w:r>
@@ -12893,181 +12961,181 @@
       </w:pPr>
       <w:r>
         <w:rPr>
+          <w:bCs/>
           <w:b/>
+        </w:rPr>
+        <w:t xml:space="preserve">The adaptive widgets</w:t>
+      </w:r>
+      <w:r>
+        <w:t xml:space="preserve"> </w:t>
+      </w:r>
+      <w:r>
+        <w:t xml:space="preserve">(</w:t>
+      </w:r>
+      <w:r>
+        <w:rPr>
+          <w:rStyle w:val="VerbatimChar"/>
+        </w:rPr>
+        <w:t xml:space="preserve">uikit/adapt.h</w:t>
+      </w:r>
+      <w:r>
+        <w:t xml:space="preserve">,</w:t>
+      </w:r>
+      <w:r>
+        <w:t xml:space="preserve"> </w:t>
+      </w:r>
+      <w:r>
+        <w:rPr>
+          <w:rStyle w:val="VerbatimChar"/>
+        </w:rPr>
+        <w:t xml:space="preserve">sidepanel.h</w:t>
+      </w:r>
+      <w:r>
+        <w:t xml:space="preserve">,</w:t>
+      </w:r>
+      <w:r>
+        <w:t xml:space="preserve"> </w:t>
+      </w:r>
+      <w:r>
+        <w:rPr>
+          <w:rStyle w:val="VerbatimChar"/>
+        </w:rPr>
+        <w:t xml:space="preserve">form.h</w:t>
+      </w:r>
+      <w:r>
+        <w:t xml:space="preserve">, PocketUI's phase P6; docs/03 §5.10.6): the</w:t>
+      </w:r>
+      <w:r>
+        <w:t xml:space="preserve"> </w:t>
+      </w:r>
+      <w:r>
+        <w:t xml:space="preserve">same binary runs on the desktop, in pocket and in console; the app says</w:t>
+      </w:r>
+      <w:r>
+        <w:t xml:space="preserve"> </w:t>
+      </w:r>
+      <w:r>
+        <w:rPr>
           <w:bCs/>
-        </w:rPr>
-        <w:t xml:space="preserve">The adaptive widgets</w:t>
-      </w:r>
-      <w:r>
-        <w:t xml:space="preserve"> </w:t>
-      </w:r>
-      <w:r>
-        <w:t xml:space="preserve">(</w:t>
-      </w:r>
-      <w:r>
-        <w:rPr>
-          <w:rStyle w:val="VerbatimChar"/>
-        </w:rPr>
-        <w:t xml:space="preserve">uikit/adapt.h</w:t>
-      </w:r>
-      <w:r>
-        <w:t xml:space="preserve">,</w:t>
-      </w:r>
-      <w:r>
-        <w:t xml:space="preserve"> </w:t>
-      </w:r>
-      <w:r>
-        <w:rPr>
-          <w:rStyle w:val="VerbatimChar"/>
-        </w:rPr>
-        <w:t xml:space="preserve">sidepanel.h</w:t>
-      </w:r>
-      <w:r>
-        <w:t xml:space="preserve">,</w:t>
-      </w:r>
-      <w:r>
-        <w:t xml:space="preserve"> </w:t>
-      </w:r>
-      <w:r>
-        <w:rPr>
-          <w:rStyle w:val="VerbatimChar"/>
-        </w:rPr>
-        <w:t xml:space="preserve">form.h</w:t>
-      </w:r>
-      <w:r>
-        <w:t xml:space="preserve">, PocketUI's phase P6; docs/03 §5.10.6): the</w:t>
-      </w:r>
-      <w:r>
-        <w:t xml:space="preserve"> </w:t>
-      </w:r>
-      <w:r>
-        <w:t xml:space="preserve">same binary runs on the desktop, in pocket and in console; the app says</w:t>
-      </w:r>
-      <w:r>
-        <w:t xml:space="preserve"> </w:t>
-      </w:r>
-      <w:r>
-        <w:rPr>
           <w:b/>
+        </w:rPr>
+        <w:t xml:space="preserve">what</w:t>
+      </w:r>
+      <w:r>
+        <w:t xml:space="preserve"> </w:t>
+      </w:r>
+      <w:r>
+        <w:t xml:space="preserve">its parts are and each UIKit shows</w:t>
+      </w:r>
+      <w:r>
+        <w:t xml:space="preserve"> </w:t>
+      </w:r>
+      <w:r>
+        <w:t xml:space="preserve">them for its mode — on the desktop exactly as before. A navigation</w:t>
+      </w:r>
+      <w:r>
+        <w:t xml:space="preserve"> </w:t>
+      </w:r>
+      <w:r>
+        <w:rPr>
           <w:bCs/>
-        </w:rPr>
-        <w:t xml:space="preserve">what</w:t>
-      </w:r>
-      <w:r>
-        <w:t xml:space="preserve"> </w:t>
-      </w:r>
-      <w:r>
-        <w:t xml:space="preserve">its parts are and each UIKit shows</w:t>
-      </w:r>
-      <w:r>
-        <w:t xml:space="preserve"> </w:t>
-      </w:r>
-      <w:r>
-        <w:t xml:space="preserve">them for its mode — on the desktop exactly as before. A navigation</w:t>
-      </w:r>
-      <w:r>
-        <w:t xml:space="preserve"> </w:t>
-      </w:r>
-      <w:r>
-        <w:rPr>
           <w:b/>
+        </w:rPr>
+        <w:t xml:space="preserve">SidePanel</w:t>
+      </w:r>
+      <w:r>
+        <w:t xml:space="preserve"> </w:t>
+      </w:r>
+      <w:r>
+        <w:t xml:space="preserve">(a rail, a drawer, a console column</w:t>
+      </w:r>
+      <w:r>
+        <w:t xml:space="preserve"> </w:t>
+      </w:r>
+      <w:r>
+        <w:t xml:space="preserve">away from the desktop), tools with</w:t>
+      </w:r>
+      <w:r>
+        <w:t xml:space="preserve"> </w:t>
+      </w:r>
+      <w:r>
+        <w:rPr>
           <w:bCs/>
-        </w:rPr>
-        <w:t xml:space="preserve">SidePanel</w:t>
-      </w:r>
-      <w:r>
-        <w:t xml:space="preserve"> </w:t>
-      </w:r>
-      <w:r>
-        <w:t xml:space="preserve">(a rail, a drawer, a console column</w:t>
-      </w:r>
-      <w:r>
-        <w:t xml:space="preserve"> </w:t>
-      </w:r>
-      <w:r>
-        <w:t xml:space="preserve">away from the desktop), tools with</w:t>
-      </w:r>
-      <w:r>
-        <w:t xml:space="preserve"> </w:t>
-      </w:r>
-      <w:r>
-        <w:rPr>
           <w:b/>
+        </w:rPr>
+        <w:t xml:space="preserve">priorities</w:t>
+      </w:r>
+      <w:r>
+        <w:t xml:space="preserve"> </w:t>
+      </w:r>
+      <w:r>
+        <w:t xml:space="preserve">(pocket: one row and</w:t>
+      </w:r>
+      <w:r>
+        <w:t xml:space="preserve"> </w:t>
+      </w:r>
+      <w:r>
+        <w:rPr>
           <w:bCs/>
-        </w:rPr>
-        <w:t xml:space="preserve">priorities</w:t>
-      </w:r>
-      <w:r>
-        <w:t xml:space="preserve"> </w:t>
-      </w:r>
-      <w:r>
-        <w:t xml:space="preserve">(pocket: one row and</w:t>
-      </w:r>
-      <w:r>
-        <w:t xml:space="preserve"> </w:t>
-      </w:r>
-      <w:r>
-        <w:rPr>
           <w:b/>
+        </w:rPr>
+        <w:t xml:space="preserve">»</w:t>
+      </w:r>
+      <w:r>
+        <w:t xml:space="preserve">),</w:t>
+      </w:r>
+      <w:r>
+        <w:t xml:space="preserve"> </w:t>
+      </w:r>
+      <w:r>
+        <w:rPr>
           <w:bCs/>
-        </w:rPr>
-        <w:t xml:space="preserve">»</w:t>
-      </w:r>
-      <w:r>
-        <w:t xml:space="preserve">),</w:t>
-      </w:r>
-      <w:r>
-        <w:t xml:space="preserve"> </w:t>
-      </w:r>
-      <w:r>
-        <w:rPr>
           <w:b/>
+        </w:rPr>
+        <w:t xml:space="preserve">column roles</w:t>
+      </w:r>
+      <w:r>
+        <w:t xml:space="preserve"> </w:t>
+      </w:r>
+      <w:r>
+        <w:t xml:space="preserve">(portrait: cards), a</w:t>
+      </w:r>
+      <w:r>
+        <w:t xml:space="preserve"> </w:t>
+      </w:r>
+      <w:r>
+        <w:rPr>
           <w:bCs/>
-        </w:rPr>
-        <w:t xml:space="preserve">column roles</w:t>
-      </w:r>
-      <w:r>
-        <w:t xml:space="preserve"> </w:t>
-      </w:r>
-      <w:r>
-        <w:t xml:space="preserve">(portrait: cards), a</w:t>
-      </w:r>
-      <w:r>
-        <w:t xml:space="preserve"> </w:t>
-      </w:r>
-      <w:r>
-        <w:rPr>
           <w:b/>
+        </w:rPr>
+        <w:t xml:space="preserve">FormDialog</w:t>
+      </w:r>
+      <w:r>
+        <w:t xml:space="preserve"> </w:t>
+      </w:r>
+      <w:r>
+        <w:t xml:space="preserve">(portrait: a sheet), a field's</w:t>
+      </w:r>
+      <w:r>
+        <w:t xml:space="preserve"> </w:t>
+      </w:r>
+      <w:r>
+        <w:rPr>
           <w:bCs/>
-        </w:rPr>
-        <w:t xml:space="preserve">FormDialog</w:t>
-      </w:r>
-      <w:r>
-        <w:t xml:space="preserve"> </w:t>
-      </w:r>
-      <w:r>
-        <w:t xml:space="preserve">(portrait: a sheet), a field's</w:t>
-      </w:r>
-      <w:r>
-        <w:t xml:space="preserve"> </w:t>
-      </w:r>
-      <w:r>
-        <w:rPr>
           <w:b/>
+        </w:rPr>
+        <w:t xml:space="preserve">type</w:t>
+      </w:r>
+      <w:r>
+        <w:t xml:space="preserve">, the</w:t>
+      </w:r>
+      <w:r>
+        <w:t xml:space="preserve"> </w:t>
+      </w:r>
+      <w:r>
+        <w:rPr>
           <w:bCs/>
-        </w:rPr>
-        <w:t xml:space="preserve">type</w:t>
-      </w:r>
-      <w:r>
-        <w:t xml:space="preserve">, the</w:t>
-      </w:r>
-      <w:r>
-        <w:t xml:space="preserve"> </w:t>
-      </w:r>
-      <w:r>
-        <w:rPr>
           <w:b/>
-          <w:bCs/>
         </w:rPr>
         <w:t xml:space="preserve">size class</w:t>
       </w:r>
@@ -14547,8 +14615,8 @@
         <w:t xml:space="preserve">();</w:t>
       </w:r>
     </w:p>
-    <w:bookmarkEnd w:id="40"/>
-    <w:bookmarkStart w:id="41" w:name="X1c12e241ab2b4ebd18b32f840f751712082d5e1"/>
+    <w:bookmarkEnd w:id="42"/>
+    <w:bookmarkStart w:id="43" w:name="X1c12e241ab2b4ebd18b32f840f751712082d5e1"/>
     <w:p>
       <w:pPr>
         <w:pStyle w:val="Heading2"/>
@@ -14622,8 +14690,8 @@
       </w:pPr>
       <w:r>
         <w:rPr>
+          <w:bCs/>
           <w:b/>
-          <w:bCs/>
         </w:rPr>
         <w:t xml:space="preserve">A notification</w:t>
       </w:r>
@@ -14783,8 +14851,8 @@
       </w:pPr>
       <w:r>
         <w:rPr>
+          <w:bCs/>
           <w:b/>
-          <w:bCs/>
         </w:rPr>
         <w:t xml:space="preserve">The clipboard</w:t>
       </w:r>
@@ -15220,8 +15288,8 @@
       </w:pPr>
       <w:r>
         <w:rPr>
+          <w:bCs/>
           <w:b/>
-          <w:bCs/>
         </w:rPr>
         <w:t xml:space="preserve">The trash</w:t>
       </w:r>
@@ -15390,8 +15458,8 @@
       </w:pPr>
       <w:r>
         <w:rPr>
+          <w:bCs/>
           <w:b/>
-          <w:bCs/>
         </w:rPr>
         <w:t xml:space="preserve">Opening a file with the right application</w:t>
       </w:r>
@@ -15617,8 +15685,8 @@
       </w:pPr>
       <w:r>
         <w:rPr>
+          <w:bCs/>
           <w:b/>
-          <w:bCs/>
         </w:rPr>
         <w:t xml:space="preserve">The volume, the wallpaper, the dock</w:t>
       </w:r>
@@ -15835,8 +15903,8 @@
       </w:pPr>
       <w:r>
         <w:rPr>
+          <w:bCs/>
           <w:b/>
-          <w:bCs/>
         </w:rPr>
         <w:t xml:space="preserve">Starting a program at every boot</w:t>
       </w:r>
@@ -16011,8 +16079,8 @@
       </w:pPr>
       <w:r>
         <w:rPr>
+          <w:bCs/>
           <w:b/>
-          <w:bCs/>
         </w:rPr>
         <w:t xml:space="preserve">The system's language</w:t>
       </w:r>
@@ -16364,8 +16432,8 @@
       </w:pPr>
       <w:r>
         <w:rPr>
+          <w:bCs/>
           <w:b/>
-          <w:bCs/>
         </w:rPr>
         <w:t xml:space="preserve">The time zones at an instant</w:t>
       </w:r>
@@ -16962,8 +17030,8 @@
       </w:pPr>
       <w:r>
         <w:rPr>
+          <w:bCs/>
           <w:b/>
-          <w:bCs/>
         </w:rPr>
         <w:t xml:space="preserve">The interface's mode and its session</w:t>
       </w:r>
@@ -17743,8 +17811,8 @@
       </w:pPr>
       <w:r>
         <w:rPr>
+          <w:bCs/>
           <w:b/>
-          <w:bCs/>
         </w:rPr>
         <w:t xml:space="preserve">The pocket shell</w:t>
       </w:r>
@@ -17871,8 +17939,8 @@
       </w:pPr>
       <w:r>
         <w:rPr>
+          <w:bCs/>
           <w:b/>
-          <w:bCs/>
         </w:rPr>
         <w:t xml:space="preserve">The documents opened last</w:t>
       </w:r>
@@ -18071,8 +18139,8 @@
       </w:pPr>
       <w:r>
         <w:rPr>
+          <w:bCs/>
           <w:b/>
-          <w:bCs/>
         </w:rPr>
         <w:t xml:space="preserve">The screen's resolution</w:t>
       </w:r>
@@ -18706,8 +18774,8 @@
       </w:pPr>
       <w:r>
         <w:rPr>
+          <w:bCs/>
           <w:b/>
-          <w:bCs/>
         </w:rPr>
         <w:t xml:space="preserve">The keyboard and the mouse</w:t>
       </w:r>
@@ -19046,6 +19114,7 @@
         <w:tblStyle w:val="Table"/>
         <w:tblW w:type="auto" w:w="0"/>
         <w:tblLook w:firstRow="1" w:lastRow="0" w:firstColumn="0" w:lastColumn="0" w:noHBand="0" w:noVBand="0" w:val="0020"/>
+        <w:jc w:val="start"/>
       </w:tblPr>
       <w:tblGrid>
         <w:gridCol w:w="3960"/>
@@ -19053,13 +19122,14 @@
       </w:tblGrid>
       <w:tr>
         <w:trPr>
-          <w:tblHeader w:val="on"/>
+          <w:tblHeader w:val="true"/>
         </w:trPr>
         <w:tc>
           <w:tcPr/>
           <w:p>
             <w:pPr>
               <w:pStyle w:val="Compact"/>
+              <w:jc w:val="left"/>
             </w:pPr>
             <w:r>
               <w:t xml:space="preserve">Its part (a header of its own, beside</w:t>
@@ -19083,6 +19153,7 @@
           <w:p>
             <w:pPr>
               <w:pStyle w:val="Compact"/>
+              <w:jc w:val="left"/>
             </w:pPr>
             <w:r>
               <w:t xml:space="preserve">Subject</w:t>
@@ -19096,6 +19167,7 @@
           <w:p>
             <w:pPr>
               <w:pStyle w:val="Compact"/>
+              <w:jc w:val="left"/>
             </w:pPr>
             <w:r>
               <w:rPr>
@@ -19110,6 +19182,7 @@
           <w:p>
             <w:pPr>
               <w:pStyle w:val="Compact"/>
+              <w:jc w:val="left"/>
             </w:pPr>
             <w:r>
               <w:t xml:space="preserve">Notifications</w:t>
@@ -19123,6 +19196,7 @@
           <w:p>
             <w:pPr>
               <w:pStyle w:val="Compact"/>
+              <w:jc w:val="left"/>
             </w:pPr>
             <w:r>
               <w:rPr>
@@ -19152,6 +19226,7 @@
           <w:p>
             <w:pPr>
               <w:pStyle w:val="Compact"/>
+              <w:jc w:val="left"/>
             </w:pPr>
             <w:r>
               <w:t xml:space="preserve">The clipboard</w:t>
@@ -19165,6 +19240,7 @@
           <w:p>
             <w:pPr>
               <w:pStyle w:val="Compact"/>
+              <w:jc w:val="left"/>
             </w:pPr>
             <w:r>
               <w:rPr>
@@ -19179,6 +19255,7 @@
           <w:p>
             <w:pPr>
               <w:pStyle w:val="Compact"/>
+              <w:jc w:val="left"/>
             </w:pPr>
             <w:r>
               <w:t xml:space="preserve">The trash</w:t>
@@ -19192,6 +19269,7 @@
           <w:p>
             <w:pPr>
               <w:pStyle w:val="Compact"/>
+              <w:jc w:val="left"/>
             </w:pPr>
             <w:r>
               <w:rPr>
@@ -19206,6 +19284,7 @@
           <w:p>
             <w:pPr>
               <w:pStyle w:val="Compact"/>
+              <w:jc w:val="left"/>
             </w:pPr>
             <w:r>
               <w:t xml:space="preserve">Which application opens which file</w:t>
@@ -19219,6 +19298,7 @@
           <w:p>
             <w:pPr>
               <w:pStyle w:val="Compact"/>
+              <w:jc w:val="left"/>
             </w:pPr>
             <w:r>
               <w:rPr>
@@ -19233,6 +19313,7 @@
           <w:p>
             <w:pPr>
               <w:pStyle w:val="Compact"/>
+              <w:jc w:val="left"/>
             </w:pPr>
             <w:r>
               <w:t xml:space="preserve">The master volume, the output, each program's volume</w:t>
@@ -19246,6 +19327,7 @@
           <w:p>
             <w:pPr>
               <w:pStyle w:val="Compact"/>
+              <w:jc w:val="left"/>
             </w:pPr>
             <w:r>
               <w:rPr>
@@ -19260,6 +19342,7 @@
           <w:p>
             <w:pPr>
               <w:pStyle w:val="Compact"/>
+              <w:jc w:val="left"/>
             </w:pPr>
             <w:r>
               <w:t xml:space="preserve">The wallpaper's settings and its painter</w:t>
@@ -19273,6 +19356,7 @@
           <w:p>
             <w:pPr>
               <w:pStyle w:val="Compact"/>
+              <w:jc w:val="left"/>
             </w:pPr>
             <w:r>
               <w:rPr>
@@ -19287,6 +19371,7 @@
           <w:p>
             <w:pPr>
               <w:pStyle w:val="Compact"/>
+              <w:jc w:val="left"/>
             </w:pPr>
             <w:r>
               <w:t xml:space="preserve">The dock's settings</w:t>
@@ -19300,6 +19385,7 @@
           <w:p>
             <w:pPr>
               <w:pStyle w:val="Compact"/>
+              <w:jc w:val="left"/>
             </w:pPr>
             <w:r>
               <w:rPr>
@@ -19314,6 +19400,7 @@
           <w:p>
             <w:pPr>
               <w:pStyle w:val="Compact"/>
+              <w:jc w:val="left"/>
             </w:pPr>
             <w:r>
               <w:t xml:space="preserve">The programs loaded ahead at boot</w:t>
@@ -19327,6 +19414,7 @@
           <w:p>
             <w:pPr>
               <w:pStyle w:val="Compact"/>
+              <w:jc w:val="left"/>
             </w:pPr>
             <w:r>
               <w:rPr>
@@ -19341,6 +19429,7 @@
           <w:p>
             <w:pPr>
               <w:pStyle w:val="Compact"/>
+              <w:jc w:val="left"/>
             </w:pPr>
             <w:r>
               <w:t xml:space="preserve">The programs started at boot (</w:t>
@@ -19366,6 +19455,7 @@
           <w:p>
             <w:pPr>
               <w:pStyle w:val="Compact"/>
+              <w:jc w:val="left"/>
             </w:pPr>
             <w:r>
               <w:rPr>
@@ -19380,6 +19470,7 @@
           <w:p>
             <w:pPr>
               <w:pStyle w:val="Compact"/>
+              <w:jc w:val="left"/>
             </w:pPr>
             <w:r>
               <w:t xml:space="preserve">A settings applet shown inside the Control Panel</w:t>
@@ -19393,6 +19484,7 @@
           <w:p>
             <w:pPr>
               <w:pStyle w:val="Compact"/>
+              <w:jc w:val="left"/>
             </w:pPr>
             <w:r>
               <w:rPr>
@@ -19407,6 +19499,7 @@
           <w:p>
             <w:pPr>
               <w:pStyle w:val="Compact"/>
+              <w:jc w:val="left"/>
             </w:pPr>
             <w:r>
               <w:t xml:space="preserve">The system's language and time zone (</w:t>
@@ -19429,6 +19522,7 @@
           <w:p>
             <w:pPr>
               <w:pStyle w:val="Compact"/>
+              <w:jc w:val="left"/>
             </w:pPr>
             <w:r>
               <w:rPr>
@@ -19443,6 +19537,7 @@
           <w:p>
             <w:pPr>
               <w:pStyle w:val="Compact"/>
+              <w:jc w:val="left"/>
             </w:pPr>
             <w:r>
               <w:t xml:space="preserve">The interface's mode (desktop, pocket, console) and its session:</w:t>
@@ -19468,6 +19563,7 @@
           <w:p>
             <w:pPr>
               <w:pStyle w:val="Compact"/>
+              <w:jc w:val="left"/>
             </w:pPr>
             <w:r>
               <w:rPr>
@@ -19482,6 +19578,7 @@
           <w:p>
             <w:pPr>
               <w:pStyle w:val="Compact"/>
+              <w:jc w:val="left"/>
             </w:pPr>
             <w:r>
               <w:t xml:space="preserve">The pocket shell's screens asked (</w:t>
@@ -19516,6 +19613,7 @@
           <w:p>
             <w:pPr>
               <w:pStyle w:val="Compact"/>
+              <w:jc w:val="left"/>
             </w:pPr>
             <w:r>
               <w:rPr>
@@ -19530,6 +19628,7 @@
           <w:p>
             <w:pPr>
               <w:pStyle w:val="Compact"/>
+              <w:jc w:val="left"/>
             </w:pPr>
             <w:r>
               <w:t xml:space="preserve">The documents opened last (</w:t>
@@ -19591,6 +19690,7 @@
           <w:p>
             <w:pPr>
               <w:pStyle w:val="Compact"/>
+              <w:jc w:val="left"/>
             </w:pPr>
             <w:r>
               <w:rPr>
@@ -19605,6 +19705,7 @@
           <w:p>
             <w:pPr>
               <w:pStyle w:val="Compact"/>
+              <w:jc w:val="left"/>
             </w:pPr>
             <w:r>
               <w:t xml:space="preserve">The screen's resolution: the sizes, the one kept (</w:t>
@@ -19636,6 +19737,7 @@
           <w:p>
             <w:pPr>
               <w:pStyle w:val="Compact"/>
+              <w:jc w:val="left"/>
             </w:pPr>
             <w:r>
               <w:rPr>
@@ -19650,6 +19752,7 @@
           <w:p>
             <w:pPr>
               <w:pStyle w:val="Compact"/>
+              <w:jc w:val="left"/>
             </w:pPr>
             <w:r>
               <w:t xml:space="preserve">The keyboard's layouts (</w:t>
@@ -19679,8 +19782,8 @@
         </w:tc>
       </w:tr>
     </w:tbl>
-    <w:bookmarkEnd w:id="41"/>
-    <w:bookmarkStart w:id="42" w:name="X21c5dfbcb5a69cd5c428264b88180cd193f70a2"/>
+    <w:bookmarkEnd w:id="43"/>
+    <w:bookmarkStart w:id="44" w:name="X21c5dfbcb5a69cd5c428264b88180cd193f70a2"/>
     <w:p>
       <w:pPr>
         <w:pStyle w:val="Heading2"/>
@@ -19769,8 +19872,8 @@
       </w:pPr>
       <w:r>
         <w:rPr>
+          <w:bCs/>
           <w:b/>
-          <w:bCs/>
         </w:rPr>
         <w:t xml:space="preserve">A page fetched</w:t>
       </w:r>
@@ -20353,8 +20456,8 @@
       </w:pPr>
       <w:r>
         <w:rPr>
+          <w:bCs/>
           <w:b/>
-          <w:bCs/>
         </w:rPr>
         <w:t xml:space="preserve">A web API</w:t>
       </w:r>
@@ -20721,8 +20824,8 @@
       </w:pPr>
       <w:r>
         <w:rPr>
+          <w:bCs/>
           <w:b/>
-          <w:bCs/>
         </w:rPr>
         <w:t xml:space="preserve">An FTP server as a volume</w:t>
       </w:r>
@@ -20984,8 +21087,8 @@
       </w:pPr>
       <w:r>
         <w:rPr>
+          <w:bCs/>
           <w:b/>
-          <w:bCs/>
         </w:rPr>
         <w:t xml:space="preserve">The known Wi-Fi networks</w:t>
       </w:r>
@@ -21404,8 +21507,8 @@
         <w:t xml:space="preserve">them belong.</w:t>
       </w:r>
     </w:p>
-    <w:bookmarkEnd w:id="42"/>
-    <w:bookmarkStart w:id="43" w:name="X491a56bd334c8c4c777570fe8bd846c18e7eccb"/>
+    <w:bookmarkEnd w:id="44"/>
+    <w:bookmarkStart w:id="45" w:name="X491a56bd334c8c4c777570fe8bd846c18e7eccb"/>
     <w:p>
       <w:pPr>
         <w:pStyle w:val="Heading2"/>
@@ -21449,8 +21552,8 @@
       </w:pPr>
       <w:r>
         <w:rPr>
+          <w:bCs/>
           <w:b/>
-          <w:bCs/>
         </w:rPr>
         <w:t xml:space="preserve">A whole file, read and written:</w:t>
       </w:r>
@@ -21772,8 +21875,8 @@
       </w:pPr>
       <w:r>
         <w:rPr>
+          <w:bCs/>
           <w:b/>
-          <w:bCs/>
         </w:rPr>
         <w:t xml:space="preserve">Folders and paths:</w:t>
       </w:r>
@@ -22179,8 +22282,8 @@
       </w:pPr>
       <w:r>
         <w:rPr>
+          <w:bCs/>
           <w:b/>
-          <w:bCs/>
         </w:rPr>
         <w:t xml:space="preserve">A ZIP archive, read:</w:t>
       </w:r>
@@ -22751,8 +22854,8 @@
       </w:pPr>
       <w:r>
         <w:rPr>
+          <w:bCs/>
           <w:b/>
-          <w:bCs/>
         </w:rPr>
         <w:t xml:space="preserve">A ZIP archive, written:</w:t>
       </w:r>
@@ -23022,8 +23125,8 @@
       </w:pPr>
       <w:r>
         <w:rPr>
+          <w:bCs/>
           <w:b/>
-          <w:bCs/>
         </w:rPr>
         <w:t xml:space="preserve">A settings or progress file with sections, read and written back</w:t>
       </w:r>
@@ -24137,8 +24240,8 @@
         <w:t xml:space="preserve">);</w:t>
       </w:r>
     </w:p>
-    <w:bookmarkEnd w:id="43"/>
-    <w:bookmarkStart w:id="44" w:name="Xf777c6178c1b7acc606d863a1dc288d7a0b8399"/>
+    <w:bookmarkEnd w:id="45"/>
+    <w:bookmarkStart w:id="46" w:name="Xf777c6178c1b7acc606d863a1dc288d7a0b8399"/>
     <w:p>
       <w:pPr>
         <w:pStyle w:val="Heading2"/>
@@ -24196,8 +24299,8 @@
       </w:pPr>
       <w:r>
         <w:rPr>
+          <w:bCs/>
           <w:b/>
-          <w:bCs/>
         </w:rPr>
         <w:t xml:space="preserve">A picture read, turned, saved in another format:</w:t>
       </w:r>
@@ -24669,8 +24772,8 @@
       </w:pPr>
       <w:r>
         <w:rPr>
+          <w:bCs/>
           <w:b/>
-          <w:bCs/>
         </w:rPr>
         <w:t xml:space="preserve">Pixels of the program's own, saved:</w:t>
       </w:r>
@@ -24860,8 +24963,8 @@
       </w:pPr>
       <w:r>
         <w:rPr>
+          <w:bCs/>
           <w:b/>
-          <w:bCs/>
         </w:rPr>
         <w:t xml:space="preserve">The formats, asked</w:t>
       </w:r>
@@ -25002,8 +25105,8 @@
         <w:t xml:space="preserve">same header.</w:t>
       </w:r>
     </w:p>
-    <w:bookmarkEnd w:id="44"/>
-    <w:bookmarkStart w:id="45" w:name="X5d555d25266128ff4d9fa5481cdbbe513b622de"/>
+    <w:bookmarkEnd w:id="46"/>
+    <w:bookmarkStart w:id="47" w:name="X5d555d25266128ff4d9fa5481cdbbe513b622de"/>
     <w:p>
       <w:pPr>
         <w:pStyle w:val="Heading2"/>
@@ -25061,8 +25164,8 @@
       </w:pPr>
       <w:r>
         <w:rPr>
+          <w:bCs/>
           <w:b/>
-          <w:bCs/>
         </w:rPr>
         <w:t xml:space="preserve">A sound file</w:t>
       </w:r>
@@ -25279,8 +25382,8 @@
       </w:pPr>
       <w:r>
         <w:rPr>
+          <w:bCs/>
           <w:b/>
-          <w:bCs/>
         </w:rPr>
         <w:t xml:space="preserve">Notes</w:t>
       </w:r>
@@ -25446,8 +25549,8 @@
       </w:pPr>
       <w:r>
         <w:rPr>
+          <w:bCs/>
           <w:b/>
-          <w:bCs/>
         </w:rPr>
         <w:t xml:space="preserve">A sound effect</w:t>
       </w:r>
@@ -25613,8 +25716,8 @@
       </w:pPr>
       <w:r>
         <w:rPr>
+          <w:bCs/>
           <w:b/>
-          <w:bCs/>
         </w:rPr>
         <w:t xml:space="preserve">The program's own samples</w:t>
       </w:r>
@@ -25897,8 +26000,8 @@
         <w:t xml:space="preserve">}</w:t>
       </w:r>
     </w:p>
-    <w:bookmarkEnd w:id="45"/>
-    <w:bookmarkStart w:id="46" w:name="Xfe4ab0ec0802ddea0ccd1e2aa45325e2067bf65"/>
+    <w:bookmarkEnd w:id="47"/>
+    <w:bookmarkStart w:id="48" w:name="Xfe4ab0ec0802ddea0ccd1e2aa45325e2067bf65"/>
     <w:p>
       <w:pPr>
         <w:pStyle w:val="Heading2"/>
@@ -25974,8 +26077,8 @@
       </w:pPr>
       <w:r>
         <w:rPr>
+          <w:bCs/>
           <w:b/>
-          <w:bCs/>
         </w:rPr>
         <w:t xml:space="preserve">Anti-aliased text in a UIKit application</w:t>
       </w:r>
@@ -26420,8 +26523,8 @@
       </w:pPr>
       <w:r>
         <w:rPr>
+          <w:bCs/>
           <w:b/>
-          <w:bCs/>
         </w:rPr>
         <w:t xml:space="preserve">The font manager</w:t>
       </w:r>
@@ -26932,8 +27035,8 @@
         <w:t xml:space="preserve">// in 26.6 units</w:t>
       </w:r>
     </w:p>
-    <w:bookmarkEnd w:id="46"/>
-    <w:bookmarkStart w:id="47" w:name="Xc2f542cdd1b9794d820c6abd4ac9243886c7e6b"/>
+    <w:bookmarkEnd w:id="48"/>
+    <w:bookmarkStart w:id="49" w:name="Xc2f542cdd1b9794d820c6abd4ac9243886c7e6b"/>
     <w:p>
       <w:pPr>
         <w:pStyle w:val="Heading2"/>
@@ -27994,8 +28097,8 @@
         <w:t xml:space="preserve">).</w:t>
       </w:r>
     </w:p>
-    <w:bookmarkEnd w:id="47"/>
-    <w:bookmarkStart w:id="48" w:name="Xb7d04fe5597e6f81749c2de70bfb4a609e0417c"/>
+    <w:bookmarkEnd w:id="49"/>
+    <w:bookmarkStart w:id="50" w:name="Xb7d04fe5597e6f81749c2de70bfb4a609e0417c"/>
     <w:p>
       <w:pPr>
         <w:pStyle w:val="Heading2"/>
@@ -28069,50 +28172,50 @@
       </w:r>
       <w:r>
         <w:rPr>
+          <w:bCs/>
           <w:b/>
+        </w:rPr>
+        <w:t xml:space="preserve">BCM GPIO numbers</w:t>
+      </w:r>
+      <w:r>
+        <w:t xml:space="preserve"> </w:t>
+      </w:r>
+      <w:r>
+        <w:t xml:space="preserve">(GPIO 17 is the header's pin 11:</w:t>
+      </w:r>
+      <w:r>
+        <w:t xml:space="preserve"> </w:t>
+      </w:r>
+      <w:r>
+        <w:rPr>
+          <w:rStyle w:val="VerbatimChar"/>
+        </w:rPr>
+        <w:t xml:space="preserve">gk_header_pin</w:t>
+      </w:r>
+      <w:r>
+        <w:t xml:space="preserve">).</w:t>
+      </w:r>
+      <w:r>
+        <w:t xml:space="preserve"> </w:t>
+      </w:r>
+      <w:r>
+        <w:rPr>
           <w:bCs/>
-        </w:rPr>
-        <w:t xml:space="preserve">BCM GPIO numbers</w:t>
-      </w:r>
-      <w:r>
-        <w:t xml:space="preserve"> </w:t>
-      </w:r>
-      <w:r>
-        <w:t xml:space="preserve">(GPIO 17 is the header's pin 11:</w:t>
-      </w:r>
-      <w:r>
-        <w:t xml:space="preserve"> </w:t>
-      </w:r>
-      <w:r>
-        <w:rPr>
-          <w:rStyle w:val="VerbatimChar"/>
-        </w:rPr>
-        <w:t xml:space="preserve">gk_header_pin</w:t>
-      </w:r>
-      <w:r>
-        <w:t xml:space="preserve">).</w:t>
-      </w:r>
-      <w:r>
-        <w:t xml:space="preserve"> </w:t>
-      </w:r>
-      <w:r>
-        <w:rPr>
           <w:b/>
+        </w:rPr>
+        <w:t xml:space="preserve">The levels are</w:t>
+      </w:r>
+      <w:r>
+        <w:rPr>
           <w:bCs/>
-        </w:rPr>
-        <w:t xml:space="preserve">The levels are</w:t>
-      </w:r>
-      <w:r>
-        <w:rPr>
           <w:b/>
+        </w:rPr>
+        <w:t xml:space="preserve"> </w:t>
+      </w:r>
+      <w:r>
+        <w:rPr>
           <w:bCs/>
-        </w:rPr>
-        <w:t xml:space="preserve"> </w:t>
-      </w:r>
-      <w:r>
-        <w:rPr>
           <w:b/>
-          <w:bCs/>
         </w:rPr>
         <w:t xml:space="preserve">3.3 V</w:t>
       </w:r>
@@ -28239,8 +28342,8 @@
       </w:pPr>
       <w:r>
         <w:rPr>
+          <w:bCs/>
           <w:b/>
-          <w:bCs/>
         </w:rPr>
         <w:t xml:space="preserve">An LED, a button</w:t>
       </w:r>
@@ -28730,8 +28833,8 @@
       </w:pPr>
       <w:r>
         <w:rPr>
+          <w:bCs/>
           <w:b/>
-          <w:bCs/>
         </w:rPr>
         <w:t xml:space="preserve">PWM and a servo</w:t>
       </w:r>
@@ -28882,8 +28985,8 @@
       </w:pPr>
       <w:r>
         <w:rPr>
+          <w:bCs/>
           <w:b/>
-          <w:bCs/>
         </w:rPr>
         <w:t xml:space="preserve">I2C</w:t>
       </w:r>
@@ -29259,8 +29362,8 @@
       </w:pPr>
       <w:r>
         <w:rPr>
+          <w:bCs/>
           <w:b/>
-          <w:bCs/>
         </w:rPr>
         <w:t xml:space="preserve">SPI 0</w:t>
       </w:r>
@@ -29301,8 +29404,8 @@
       </w:pPr>
       <w:r>
         <w:rPr>
+          <w:bCs/>
           <w:b/>
-          <w:bCs/>
         </w:rPr>
         <w:t xml:space="preserve">C++</w:t>
       </w:r>
@@ -29600,24 +29703,24 @@
       </w:pPr>
       <w:r>
         <w:rPr>
+          <w:bCs/>
           <w:b/>
+        </w:rPr>
+        <w:t xml:space="preserve">No hardware?</w:t>
+      </w:r>
+      <w:r>
+        <w:t xml:space="preserve"> </w:t>
+      </w:r>
+      <w:r>
+        <w:t xml:space="preserve">GPIOKit has a</w:t>
+      </w:r>
+      <w:r>
+        <w:t xml:space="preserve"> </w:t>
+      </w:r>
+      <w:r>
+        <w:rPr>
           <w:bCs/>
-        </w:rPr>
-        <w:t xml:space="preserve">No hardware?</w:t>
-      </w:r>
-      <w:r>
-        <w:t xml:space="preserve"> </w:t>
-      </w:r>
-      <w:r>
-        <w:t xml:space="preserve">GPIOKit has a</w:t>
-      </w:r>
-      <w:r>
-        <w:t xml:space="preserve"> </w:t>
-      </w:r>
-      <w:r>
-        <w:rPr>
           <w:b/>
-          <w:bCs/>
         </w:rPr>
         <w:t xml:space="preserve">simulator</w:t>
       </w:r>
@@ -29692,8 +29795,8 @@
       </w:r>
       <w:r>
         <w:rPr>
+          <w:iCs/>
           <w:i/>
-          <w:iCs/>
         </w:rPr>
         <w:t xml:space="preserve">GPIO</w:t>
       </w:r>
@@ -29701,8 +29804,8 @@
         <w:t xml:space="preserve">).</w:t>
       </w:r>
     </w:p>
-    <w:bookmarkEnd w:id="48"/>
-    <w:bookmarkStart w:id="49" w:name="X7bee38e3dabe969bc7760c3e9f8efbee9e9a335"/>
+    <w:bookmarkEnd w:id="50"/>
+    <w:bookmarkStart w:id="51" w:name="X7bee38e3dabe969bc7760c3e9f8efbee9e9a335"/>
     <w:p>
       <w:pPr>
         <w:pStyle w:val="Heading2"/>
@@ -29770,34 +29873,92 @@
       </w:r>
       <w:r>
         <w:rPr>
+          <w:bCs/>
           <w:b/>
+        </w:rPr>
+        <w:t xml:space="preserve">the consoles</w:t>
+      </w:r>
+      <w:r>
+        <w:t xml:space="preserve"> </w:t>
+      </w:r>
+      <w:r>
+        <w:t xml:space="preserve">the installed emulators play</w:t>
+      </w:r>
+      <w:r>
+        <w:t xml:space="preserve"> </w:t>
+      </w:r>
+      <w:r>
+        <w:t xml:space="preserve">(each emulator's</w:t>
+      </w:r>
+      <w:r>
+        <w:t xml:space="preserve"> </w:t>
+      </w:r>
+      <w:r>
+        <w:rPr>
+          <w:rStyle w:val="VerbatimChar"/>
+        </w:rPr>
+        <w:t xml:space="preserve">app.txt</w:t>
+      </w:r>
+      <w:r>
+        <w:t xml:space="preserve">:</w:t>
+      </w:r>
+      <w:r>
+        <w:t xml:space="preserve"> </w:t>
+      </w:r>
+      <w:r>
+        <w:rPr>
+          <w:rStyle w:val="VerbatimChar"/>
+        </w:rPr>
+        <w:t xml:space="preserve">games = Game Boy Color: gbc; Game Boy: gb</w:t>
+      </w:r>
+      <w:r>
+        <w:t xml:space="preserve">,</w:t>
+      </w:r>
+      <w:r>
+        <w:t xml:space="preserve"> </w:t>
+      </w:r>
+      <w:r>
+        <w:rPr>
+          <w:rStyle w:val="VerbatimChar"/>
+        </w:rPr>
+        <w:t xml:space="preserve">order = 50</w:t>
+      </w:r>
+      <w:r>
+        <w:t xml:space="preserve"> </w:t>
+      </w:r>
+      <w:r>
+        <w:t xml:space="preserve">— an emulator's package</w:t>
+      </w:r>
+      <w:r>
+        <w:t xml:space="preserve"> </w:t>
+      </w:r>
+      <w:r>
+        <w:t xml:space="preserve">installed, its console appears),</w:t>
+      </w:r>
+      <w:r>
+        <w:t xml:space="preserve"> </w:t>
+      </w:r>
+      <w:r>
+        <w:rPr>
           <w:bCs/>
-        </w:rPr>
-        <w:t xml:space="preserve">the consoles</w:t>
-      </w:r>
-      <w:r>
-        <w:t xml:space="preserve"> </w:t>
-      </w:r>
-      <w:r>
-        <w:t xml:space="preserve">the installed emulators play</w:t>
-      </w:r>
-      <w:r>
-        <w:t xml:space="preserve"> </w:t>
-      </w:r>
-      <w:r>
-        <w:t xml:space="preserve">(each emulator's</w:t>
-      </w:r>
-      <w:r>
-        <w:t xml:space="preserve"> </w:t>
+          <w:b/>
+        </w:rPr>
+        <w:t xml:space="preserve">the watched folders</w:t>
+      </w:r>
+      <w:r>
+        <w:t xml:space="preserve"> </w:t>
+      </w:r>
+      <w:r>
+        <w:t xml:space="preserve">(</w:t>
       </w:r>
       <w:r>
         <w:rPr>
           <w:rStyle w:val="VerbatimChar"/>
         </w:rPr>
-        <w:t xml:space="preserve">app.txt</w:t>
-      </w:r>
-      <w:r>
-        <w:t xml:space="preserve">:</w:t>
+        <w:t xml:space="preserve">SD:/apps/gamelib.app/config.ini</w:t>
+      </w:r>
+      <w:r>
+        <w:t xml:space="preserve">, one</w:t>
       </w:r>
       <w:r>
         <w:t xml:space="preserve"> </w:t>
@@ -29806,10 +29967,13 @@
         <w:rPr>
           <w:rStyle w:val="VerbatimChar"/>
         </w:rPr>
-        <w:t xml:space="preserve">games = Game Boy Color: gbc; Game Boy: gb</w:t>
-      </w:r>
-      <w:r>
-        <w:t xml:space="preserve">,</w:t>
+        <w:t xml:space="preserve">folder =</w:t>
+      </w:r>
+      <w:r>
+        <w:t xml:space="preserve"> </w:t>
+      </w:r>
+      <w:r>
+        <w:t xml:space="preserve">line each;</w:t>
       </w:r>
       <w:r>
         <w:t xml:space="preserve"> </w:t>
@@ -29818,143 +29982,82 @@
         <w:rPr>
           <w:rStyle w:val="VerbatimChar"/>
         </w:rPr>
-        <w:t xml:space="preserve">order = 50</w:t>
-      </w:r>
-      <w:r>
-        <w:t xml:space="preserve"> </w:t>
-      </w:r>
-      <w:r>
-        <w:t xml:space="preserve">— an emulator's package</w:t>
-      </w:r>
-      <w:r>
-        <w:t xml:space="preserve"> </w:t>
-      </w:r>
-      <w:r>
-        <w:t xml:space="preserve">installed, its console appears),</w:t>
-      </w:r>
-      <w:r>
-        <w:t xml:space="preserve"> </w:t>
-      </w:r>
-      <w:r>
-        <w:rPr>
+        <w:t xml:space="preserve">SD:/roms</w:t>
+      </w:r>
+      <w:r>
+        <w:t xml:space="preserve"> </w:t>
+      </w:r>
+      <w:r>
+        <w:t xml:space="preserve">when none is said),</w:t>
+      </w:r>
+      <w:r>
+        <w:t xml:space="preserve"> </w:t>
+      </w:r>
+      <w:r>
+        <w:rPr>
+          <w:bCs/>
           <w:b/>
+        </w:rPr>
+        <w:t xml:space="preserve">the ROMs</w:t>
+      </w:r>
+      <w:r>
+        <w:t xml:space="preserve"> </w:t>
+      </w:r>
+      <w:r>
+        <w:t xml:space="preserve">found in them and their sub-folders by their extension — sorted by console,</w:t>
+      </w:r>
+      <w:r>
+        <w:t xml:space="preserve"> </w:t>
+      </w:r>
+      <w:r>
+        <w:t xml:space="preserve">then by name, each with a name to show (</w:t>
+      </w:r>
+      <w:r>
+        <w:rPr>
+          <w:rStyle w:val="VerbatimChar"/>
+        </w:rPr>
+        <w:t xml:space="preserve">ZeldaOracleOfSeason.gbc</w:t>
+      </w:r>
+      <w:r>
+        <w:t xml:space="preserve"> </w:t>
+      </w:r>
+      <w:r>
+        <w:t xml:space="preserve">→</w:t>
+      </w:r>
+      <w:r>
+        <w:t xml:space="preserve"> </w:t>
+      </w:r>
+      <w:r>
+        <w:rPr>
+          <w:iCs/>
+          <w:i/>
+        </w:rPr>
+        <w:t xml:space="preserve">Zelda Oracle Of Season</w:t>
+      </w:r>
+      <w:r>
+        <w:t xml:space="preserve">) — and</w:t>
+      </w:r>
+      <w:r>
+        <w:t xml:space="preserve"> </w:t>
+      </w:r>
+      <w:r>
+        <w:rPr>
           <w:bCs/>
-        </w:rPr>
-        <w:t xml:space="preserve">the watched folders</w:t>
-      </w:r>
-      <w:r>
-        <w:t xml:space="preserve"> </w:t>
-      </w:r>
-      <w:r>
-        <w:t xml:space="preserve">(</w:t>
-      </w:r>
-      <w:r>
-        <w:rPr>
-          <w:rStyle w:val="VerbatimChar"/>
-        </w:rPr>
-        <w:t xml:space="preserve">SD:/apps/gamelib.app/config.ini</w:t>
-      </w:r>
-      <w:r>
-        <w:t xml:space="preserve">, one</w:t>
-      </w:r>
-      <w:r>
-        <w:t xml:space="preserve"> </w:t>
-      </w:r>
-      <w:r>
-        <w:rPr>
-          <w:rStyle w:val="VerbatimChar"/>
-        </w:rPr>
-        <w:t xml:space="preserve">folder =</w:t>
-      </w:r>
-      <w:r>
-        <w:t xml:space="preserve"> </w:t>
-      </w:r>
-      <w:r>
-        <w:t xml:space="preserve">line each;</w:t>
-      </w:r>
-      <w:r>
-        <w:t xml:space="preserve"> </w:t>
-      </w:r>
-      <w:r>
-        <w:rPr>
-          <w:rStyle w:val="VerbatimChar"/>
-        </w:rPr>
-        <w:t xml:space="preserve">SD:/roms</w:t>
-      </w:r>
-      <w:r>
-        <w:t xml:space="preserve"> </w:t>
-      </w:r>
-      <w:r>
-        <w:t xml:space="preserve">when none is said),</w:t>
-      </w:r>
-      <w:r>
-        <w:t xml:space="preserve"> </w:t>
-      </w:r>
-      <w:r>
-        <w:rPr>
           <w:b/>
+        </w:rPr>
+        <w:t xml:space="preserve">their</w:t>
+      </w:r>
+      <w:r>
+        <w:rPr>
           <w:bCs/>
-        </w:rPr>
-        <w:t xml:space="preserve">the ROMs</w:t>
-      </w:r>
-      <w:r>
-        <w:t xml:space="preserve"> </w:t>
-      </w:r>
-      <w:r>
-        <w:t xml:space="preserve">found in them and their sub-folders by their extension — sorted by console,</w:t>
-      </w:r>
-      <w:r>
-        <w:t xml:space="preserve"> </w:t>
-      </w:r>
-      <w:r>
-        <w:t xml:space="preserve">then by name, each with a name to show (</w:t>
-      </w:r>
-      <w:r>
-        <w:rPr>
-          <w:rStyle w:val="VerbatimChar"/>
-        </w:rPr>
-        <w:t xml:space="preserve">ZeldaOracleOfSeason.gbc</w:t>
-      </w:r>
-      <w:r>
-        <w:t xml:space="preserve"> </w:t>
-      </w:r>
-      <w:r>
-        <w:t xml:space="preserve">→</w:t>
-      </w:r>
-      <w:r>
-        <w:t xml:space="preserve"> </w:t>
-      </w:r>
-      <w:r>
-        <w:rPr>
-          <w:i/>
-          <w:iCs/>
-        </w:rPr>
-        <w:t xml:space="preserve">Zelda Oracle Of Season</w:t>
-      </w:r>
-      <w:r>
-        <w:t xml:space="preserve">) — and</w:t>
-      </w:r>
-      <w:r>
-        <w:t xml:space="preserve"> </w:t>
-      </w:r>
-      <w:r>
-        <w:rPr>
           <w:b/>
+        </w:rPr>
+        <w:t xml:space="preserve"> </w:t>
+      </w:r>
+      <w:r>
+        <w:rPr>
           <w:bCs/>
-        </w:rPr>
-        <w:t xml:space="preserve">their</w:t>
-      </w:r>
-      <w:r>
-        <w:rPr>
           <w:b/>
-          <w:bCs/>
-        </w:rPr>
-        <w:t xml:space="preserve"> </w:t>
-      </w:r>
-      <w:r>
-        <w:rPr>
-          <w:b/>
-          <w:bCs/>
         </w:rPr>
         <w:t xml:space="preserve">pictures</w:t>
       </w:r>
@@ -29998,8 +30101,8 @@
       </w:pPr>
       <w:r>
         <w:rPr>
+          <w:bCs/>
           <w:b/>
-          <w:bCs/>
         </w:rPr>
         <w:t xml:space="preserve">Every Game Boy Advance game, its picture</w:t>
       </w:r>
@@ -30971,8 +31074,8 @@
         <w:t xml:space="preserve">.</w:t>
       </w:r>
     </w:p>
-    <w:bookmarkEnd w:id="49"/>
-    <w:bookmarkStart w:id="52" w:name="Xbcc3c9982cb41910d48a6fc07f420d59f65e738"/>
+    <w:bookmarkEnd w:id="51"/>
+    <w:bookmarkStart w:id="54" w:name="Xbcc3c9982cb41910d48a6fc07f420d59f65e738"/>
     <w:p>
       <w:pPr>
         <w:pStyle w:val="Heading2"/>
@@ -30987,8 +31090,8 @@
       </w:pPr>
       <w:r>
         <w:rPr>
+          <w:bCs/>
           <w:b/>
-          <w:bCs/>
         </w:rPr>
         <w:t xml:space="preserve">Before writing a helper, look for it in the kits.</w:t>
       </w:r>
@@ -31005,7 +31108,7 @@
         <w:t xml:space="preserve">kit.</w:t>
       </w:r>
     </w:p>
-    <w:bookmarkStart w:id="50" w:name="adding-a-function-to-a-kit"/>
+    <w:bookmarkStart w:id="52" w:name="adding-a-function-to-a-kit"/>
     <w:p>
       <w:pPr>
         <w:pStyle w:val="Heading3"/>
@@ -31016,16 +31119,16 @@
     </w:p>
     <w:p>
       <w:pPr>
-        <w:pStyle w:val="Compact"/>
         <w:numPr>
           <w:ilvl w:val="0"/>
           <w:numId w:val="1003"/>
         </w:numPr>
+        <w:pStyle w:val="Compact"/>
       </w:pPr>
       <w:r>
         <w:rPr>
+          <w:bCs/>
           <w:b/>
-          <w:bCs/>
         </w:rPr>
         <w:t xml:space="preserve">Declare</w:t>
       </w:r>
@@ -31038,16 +31141,16 @@
     </w:p>
     <w:p>
       <w:pPr>
-        <w:pStyle w:val="Compact"/>
         <w:numPr>
           <w:ilvl w:val="0"/>
           <w:numId w:val="1003"/>
         </w:numPr>
+        <w:pStyle w:val="Compact"/>
       </w:pPr>
       <w:r>
         <w:rPr>
+          <w:bCs/>
           <w:b/>
-          <w:bCs/>
         </w:rPr>
         <w:t xml:space="preserve">Write its code</w:t>
       </w:r>
@@ -31087,16 +31190,16 @@
     </w:p>
     <w:p>
       <w:pPr>
-        <w:pStyle w:val="Compact"/>
         <w:numPr>
           <w:ilvl w:val="0"/>
           <w:numId w:val="1003"/>
         </w:numPr>
+        <w:pStyle w:val="Compact"/>
       </w:pPr>
       <w:r>
         <w:rPr>
+          <w:bCs/>
           <w:b/>
-          <w:bCs/>
         </w:rPr>
         <w:t xml:space="preserve">Build</w:t>
       </w:r>
@@ -31133,16 +31236,16 @@
     </w:p>
     <w:p>
       <w:pPr>
-        <w:pStyle w:val="Compact"/>
         <w:numPr>
           <w:ilvl w:val="0"/>
           <w:numId w:val="1003"/>
         </w:numPr>
+        <w:pStyle w:val="Compact"/>
       </w:pPr>
       <w:r>
         <w:rPr>
+          <w:bCs/>
           <w:b/>
-          <w:bCs/>
         </w:rPr>
         <w:t xml:space="preserve">Raise the package's version</w:t>
       </w:r>
@@ -31206,16 +31309,16 @@
     </w:p>
     <w:p>
       <w:pPr>
-        <w:pStyle w:val="Compact"/>
         <w:numPr>
           <w:ilvl w:val="0"/>
           <w:numId w:val="1003"/>
         </w:numPr>
+        <w:pStyle w:val="Compact"/>
       </w:pPr>
       <w:r>
         <w:rPr>
+          <w:bCs/>
           <w:b/>
-          <w:bCs/>
         </w:rPr>
         <w:t xml:space="preserve">Document</w:t>
       </w:r>
@@ -31259,8 +31362,8 @@
         <w:t xml:space="preserve">.</w:t>
       </w:r>
     </w:p>
-    <w:bookmarkEnd w:id="50"/>
-    <w:bookmarkStart w:id="51" w:name="creating-a-kit"/>
+    <w:bookmarkEnd w:id="52"/>
+    <w:bookmarkStart w:id="53" w:name="creating-a-kit"/>
     <w:p>
       <w:pPr>
         <w:pStyle w:val="Heading3"/>
@@ -31279,11 +31382,11 @@
     </w:p>
     <w:p>
       <w:pPr>
-        <w:pStyle w:val="Compact"/>
         <w:numPr>
           <w:ilvl w:val="0"/>
           <w:numId w:val="1004"/>
         </w:numPr>
+        <w:pStyle w:val="Compact"/>
       </w:pPr>
       <w:r>
         <w:t xml:space="preserve">a folder</w:t>
@@ -31305,23 +31408,23 @@
       </w:r>
       <w:r>
         <w:rPr>
+          <w:bCs/>
           <w:b/>
+        </w:rPr>
+        <w:t xml:space="preserve">one header a program includes,</w:t>
+      </w:r>
+      <w:r>
+        <w:rPr>
           <w:bCs/>
-        </w:rPr>
-        <w:t xml:space="preserve">one header a program includes,</w:t>
-      </w:r>
-      <w:r>
-        <w:rPr>
           <w:b/>
+        </w:rPr>
+        <w:t xml:space="preserve"> </w:t>
+      </w:r>
+      <w:r>
+        <w:rPr>
+          <w:rStyle w:val="VerbatimChar"/>
           <w:bCs/>
-        </w:rPr>
-        <w:t xml:space="preserve"> </w:t>
-      </w:r>
-      <w:r>
-        <w:rPr>
-          <w:rStyle w:val="VerbatimChar"/>
           <w:b/>
-          <w:bCs/>
         </w:rPr>
         <w:t xml:space="preserve">&lt;kit&gt;/&lt;kit&gt;.h</w:t>
       </w:r>
@@ -31385,11 +31488,11 @@
     </w:p>
     <w:p>
       <w:pPr>
-        <w:pStyle w:val="Compact"/>
         <w:numPr>
           <w:ilvl w:val="0"/>
           <w:numId w:val="1004"/>
         </w:numPr>
+        <w:pStyle w:val="Compact"/>
       </w:pPr>
       <w:r>
         <w:t xml:space="preserve">its rules in</w:t>
@@ -31460,11 +31563,11 @@
     </w:p>
     <w:p>
       <w:pPr>
-        <w:pStyle w:val="Compact"/>
         <w:numPr>
           <w:ilvl w:val="0"/>
           <w:numId w:val="1004"/>
         </w:numPr>
+        <w:pStyle w:val="Compact"/>
       </w:pPr>
       <w:r>
         <w:t xml:space="preserve">its package in</w:t>
@@ -31534,8 +31637,8 @@
       </w:r>
       <w:r>
         <w:rPr>
+          <w:iCs/>
           <w:i/>
-          <w:iCs/>
         </w:rPr>
         <w:t xml:space="preserve">From BASIC</w:t>
       </w:r>
@@ -31554,9 +31657,9 @@
         <w:t xml:space="preserve">The header of a kit a C program may use is written in C.</w:t>
       </w:r>
     </w:p>
-    <w:bookmarkEnd w:id="51"/>
-    <w:bookmarkEnd w:id="52"/>
-    <w:bookmarkStart w:id="53" w:name="X3af01a0667e17ad839a7c64a0acda15c6c35965"/>
+    <w:bookmarkEnd w:id="53"/>
+    <w:bookmarkEnd w:id="54"/>
+    <w:bookmarkStart w:id="55" w:name="X3af01a0667e17ad839a7c64a0acda15c6c35965"/>
     <w:p>
       <w:pPr>
         <w:pStyle w:val="Heading2"/>
@@ -31570,6 +31673,7 @@
         <w:tblStyle w:val="Table"/>
         <w:tblW w:type="auto" w:w="0"/>
         <w:tblLook w:firstRow="1" w:lastRow="0" w:firstColumn="0" w:lastColumn="0" w:noHBand="0" w:noVBand="0" w:val="0020"/>
+        <w:jc w:val="start"/>
       </w:tblPr>
       <w:tblGrid>
         <w:gridCol w:w="2640"/>
@@ -31578,13 +31682,14 @@
       </w:tblGrid>
       <w:tr>
         <w:trPr>
-          <w:tblHeader w:val="on"/>
+          <w:tblHeader w:val="true"/>
         </w:trPr>
         <w:tc>
           <w:tcPr/>
           <w:p>
             <w:pPr>
               <w:pStyle w:val="Compact"/>
+              <w:jc w:val="left"/>
             </w:pPr>
             <w:r>
               <w:t xml:space="preserve">I want to…</w:t>
@@ -31596,6 +31701,7 @@
           <w:p>
             <w:pPr>
               <w:pStyle w:val="Compact"/>
+              <w:jc w:val="left"/>
             </w:pPr>
             <w:r>
               <w:t xml:space="preserve">Kit</w:t>
@@ -31607,6 +31713,7 @@
           <w:p>
             <w:pPr>
               <w:pStyle w:val="Compact"/>
+              <w:jc w:val="left"/>
             </w:pPr>
             <w:r>
               <w:t xml:space="preserve">Call</w:t>
@@ -31620,6 +31727,7 @@
           <w:p>
             <w:pPr>
               <w:pStyle w:val="Compact"/>
+              <w:jc w:val="left"/>
             </w:pPr>
             <w:r>
               <w:t xml:space="preserve">read or write a file</w:t>
@@ -31631,6 +31739,7 @@
           <w:p>
             <w:pPr>
               <w:pStyle w:val="Compact"/>
+              <w:jc w:val="left"/>
             </w:pPr>
             <w:r>
               <w:t xml:space="preserve">AppKit</w:t>
@@ -31642,6 +31751,7 @@
           <w:p>
             <w:pPr>
               <w:pStyle w:val="Compact"/>
+              <w:jc w:val="left"/>
             </w:pPr>
             <w:r>
               <w:rPr>
@@ -31682,6 +31792,7 @@
           <w:p>
             <w:pPr>
               <w:pStyle w:val="Compact"/>
+              <w:jc w:val="left"/>
             </w:pPr>
             <w:r>
               <w:t xml:space="preserve">load a whole file in memory</w:t>
@@ -31693,6 +31804,7 @@
           <w:p>
             <w:pPr>
               <w:pStyle w:val="Compact"/>
+              <w:jc w:val="left"/>
             </w:pPr>
             <w:r>
               <w:t xml:space="preserve">FileKit</w:t>
@@ -31704,6 +31816,7 @@
           <w:p>
             <w:pPr>
               <w:pStyle w:val="Compact"/>
+              <w:jc w:val="left"/>
             </w:pPr>
             <w:r>
               <w:rPr>
@@ -31732,6 +31845,7 @@
           <w:p>
             <w:pPr>
               <w:pStyle w:val="Compact"/>
+              <w:jc w:val="left"/>
             </w:pPr>
             <w:r>
               <w:t xml:space="preserve">copy or remove a folder</w:t>
@@ -31743,6 +31857,7 @@
           <w:p>
             <w:pPr>
               <w:pStyle w:val="Compact"/>
+              <w:jc w:val="left"/>
             </w:pPr>
             <w:r>
               <w:t xml:space="preserve">FileKit</w:t>
@@ -31754,6 +31869,7 @@
           <w:p>
             <w:pPr>
               <w:pStyle w:val="Compact"/>
+              <w:jc w:val="left"/>
             </w:pPr>
             <w:r>
               <w:rPr>
@@ -31782,6 +31898,7 @@
           <w:p>
             <w:pPr>
               <w:pStyle w:val="Compact"/>
+              <w:jc w:val="left"/>
             </w:pPr>
             <w:r>
               <w:t xml:space="preserve">build a path</w:t>
@@ -31793,6 +31910,7 @@
           <w:p>
             <w:pPr>
               <w:pStyle w:val="Compact"/>
+              <w:jc w:val="left"/>
             </w:pPr>
             <w:r>
               <w:t xml:space="preserve">FileKit</w:t>
@@ -31804,6 +31922,7 @@
           <w:p>
             <w:pPr>
               <w:pStyle w:val="Compact"/>
+              <w:jc w:val="left"/>
             </w:pPr>
             <w:r>
               <w:rPr>
@@ -31832,6 +31951,7 @@
           <w:p>
             <w:pPr>
               <w:pStyle w:val="Compact"/>
+              <w:jc w:val="left"/>
             </w:pPr>
             <w:r>
               <w:t xml:space="preserve">read or write a ZIP</w:t>
@@ -31843,6 +31963,7 @@
           <w:p>
             <w:pPr>
               <w:pStyle w:val="Compact"/>
+              <w:jc w:val="left"/>
             </w:pPr>
             <w:r>
               <w:t xml:space="preserve">FileKit</w:t>
@@ -31854,6 +31975,7 @@
           <w:p>
             <w:pPr>
               <w:pStyle w:val="Compact"/>
+              <w:jc w:val="left"/>
             </w:pPr>
             <w:r>
               <w:rPr>
@@ -31882,6 +32004,7 @@
           <w:p>
             <w:pPr>
               <w:pStyle w:val="Compact"/>
+              <w:jc w:val="left"/>
             </w:pPr>
             <w:r>
               <w:t xml:space="preserve">read and write a settings / progress file with sections</w:t>
@@ -31893,6 +32016,7 @@
           <w:p>
             <w:pPr>
               <w:pStyle w:val="Compact"/>
+              <w:jc w:val="left"/>
             </w:pPr>
             <w:r>
               <w:t xml:space="preserve">FileKit</w:t>
@@ -31904,6 +32028,7 @@
           <w:p>
             <w:pPr>
               <w:pStyle w:val="Compact"/>
+              <w:jc w:val="left"/>
             </w:pPr>
             <w:r>
               <w:rPr>
@@ -31944,6 +32069,7 @@
           <w:p>
             <w:pPr>
               <w:pStyle w:val="Compact"/>
+              <w:jc w:val="left"/>
             </w:pPr>
             <w:r>
               <w:t xml:space="preserve">print to the console</w:t>
@@ -31955,6 +32081,7 @@
           <w:p>
             <w:pPr>
               <w:pStyle w:val="Compact"/>
+              <w:jc w:val="left"/>
             </w:pPr>
             <w:r>
               <w:t xml:space="preserve">AppKit</w:t>
@@ -31966,6 +32093,7 @@
           <w:p>
             <w:pPr>
               <w:pStyle w:val="Compact"/>
+              <w:jc w:val="left"/>
             </w:pPr>
             <w:r>
               <w:rPr>
@@ -31994,6 +32122,7 @@
           <w:p>
             <w:pPr>
               <w:pStyle w:val="Compact"/>
+              <w:jc w:val="left"/>
             </w:pPr>
             <w:r>
               <w:t xml:space="preserve">read an</w:t>
@@ -32020,6 +32149,7 @@
           <w:p>
             <w:pPr>
               <w:pStyle w:val="Compact"/>
+              <w:jc w:val="left"/>
             </w:pPr>
             <w:r>
               <w:t xml:space="preserve">AppKit</w:t>
@@ -32031,6 +32161,7 @@
           <w:p>
             <w:pPr>
               <w:pStyle w:val="Compact"/>
+              <w:jc w:val="left"/>
             </w:pPr>
             <w:r>
               <w:rPr>
@@ -32059,6 +32190,7 @@
           <w:p>
             <w:pPr>
               <w:pStyle w:val="Compact"/>
+              <w:jc w:val="left"/>
             </w:pPr>
             <w:r>
               <w:t xml:space="preserve">start another program</w:t>
@@ -32070,6 +32202,7 @@
           <w:p>
             <w:pPr>
               <w:pStyle w:val="Compact"/>
+              <w:jc w:val="left"/>
             </w:pPr>
             <w:r>
               <w:t xml:space="preserve">AppKit</w:t>
@@ -32081,6 +32214,7 @@
           <w:p>
             <w:pPr>
               <w:pStyle w:val="Compact"/>
+              <w:jc w:val="left"/>
             </w:pPr>
             <w:r>
               <w:rPr>
@@ -32109,6 +32243,7 @@
           <w:p>
             <w:pPr>
               <w:pStyle w:val="Compact"/>
+              <w:jc w:val="left"/>
             </w:pPr>
             <w:r>
               <w:t xml:space="preserve">open a window with widgets</w:t>
@@ -32120,6 +32255,7 @@
           <w:p>
             <w:pPr>
               <w:pStyle w:val="Compact"/>
+              <w:jc w:val="left"/>
             </w:pPr>
             <w:r>
               <w:t xml:space="preserve">UIKit</w:t>
@@ -32131,6 +32267,7 @@
           <w:p>
             <w:pPr>
               <w:pStyle w:val="Compact"/>
+              <w:jc w:val="left"/>
             </w:pPr>
             <w:r>
               <w:rPr>
@@ -32174,6 +32311,7 @@
           <w:p>
             <w:pPr>
               <w:pStyle w:val="Compact"/>
+              <w:jc w:val="left"/>
             </w:pPr>
             <w:r>
               <w:t xml:space="preserve">open a bare window, draw its pixels</w:t>
@@ -32185,6 +32323,7 @@
           <w:p>
             <w:pPr>
               <w:pStyle w:val="Compact"/>
+              <w:jc w:val="left"/>
             </w:pPr>
             <w:r>
               <w:t xml:space="preserve">UIKit</w:t>
@@ -32196,6 +32335,7 @@
           <w:p>
             <w:pPr>
               <w:pStyle w:val="Compact"/>
+              <w:jc w:val="left"/>
             </w:pPr>
             <w:r>
               <w:rPr>
@@ -32236,6 +32376,7 @@
           <w:p>
             <w:pPr>
               <w:pStyle w:val="Compact"/>
+              <w:jc w:val="left"/>
             </w:pPr>
             <w:r>
               <w:t xml:space="preserve">take the whole screen (a game, an emulator)</w:t>
@@ -32247,6 +32388,7 @@
           <w:p>
             <w:pPr>
               <w:pStyle w:val="Compact"/>
+              <w:jc w:val="left"/>
             </w:pPr>
             <w:r>
               <w:t xml:space="preserve">UIKit (then AppKit's</w:t>
@@ -32270,6 +32412,7 @@
           <w:p>
             <w:pPr>
               <w:pStyle w:val="Compact"/>
+              <w:jc w:val="left"/>
             </w:pPr>
             <w:r>
               <w:rPr>
@@ -32298,6 +32441,7 @@
           <w:p>
             <w:pPr>
               <w:pStyle w:val="Compact"/>
+              <w:jc w:val="left"/>
             </w:pPr>
             <w:r>
               <w:t xml:space="preserve">list, raise, move the windows (a shell)</w:t>
@@ -32309,6 +32453,7 @@
           <w:p>
             <w:pPr>
               <w:pStyle w:val="Compact"/>
+              <w:jc w:val="left"/>
             </w:pPr>
             <w:r>
               <w:t xml:space="preserve">UIKit</w:t>
@@ -32320,6 +32465,7 @@
           <w:p>
             <w:pPr>
               <w:pStyle w:val="Compact"/>
+              <w:jc w:val="left"/>
             </w:pPr>
             <w:r>
               <w:rPr>
@@ -32360,6 +32506,7 @@
           <w:p>
             <w:pPr>
               <w:pStyle w:val="Compact"/>
+              <w:jc w:val="left"/>
             </w:pPr>
             <w:r>
               <w:t xml:space="preserve">ask the user (message, file, colour)</w:t>
@@ -32371,6 +32518,7 @@
           <w:p>
             <w:pPr>
               <w:pStyle w:val="Compact"/>
+              <w:jc w:val="left"/>
             </w:pPr>
             <w:r>
               <w:t xml:space="preserve">UIKit</w:t>
@@ -32382,6 +32530,7 @@
           <w:p>
             <w:pPr>
               <w:pStyle w:val="Compact"/>
+              <w:jc w:val="left"/>
             </w:pPr>
             <w:r>
               <w:rPr>
@@ -32422,6 +32571,7 @@
           <w:p>
             <w:pPr>
               <w:pStyle w:val="Compact"/>
+              <w:jc w:val="left"/>
             </w:pPr>
             <w:r>
               <w:t xml:space="preserve">lay the app out for every mode (desktop, pocket, console)</w:t>
@@ -32433,6 +32583,7 @@
           <w:p>
             <w:pPr>
               <w:pStyle w:val="Compact"/>
+              <w:jc w:val="left"/>
             </w:pPr>
             <w:r>
               <w:t xml:space="preserve">UIKit</w:t>
@@ -32444,6 +32595,7 @@
           <w:p>
             <w:pPr>
               <w:pStyle w:val="Compact"/>
+              <w:jc w:val="left"/>
             </w:pPr>
             <w:r>
               <w:rPr>
@@ -32520,6 +32672,7 @@
           <w:p>
             <w:pPr>
               <w:pStyle w:val="Compact"/>
+              <w:jc w:val="left"/>
             </w:pPr>
             <w:r>
               <w:t xml:space="preserve">load an icon</w:t>
@@ -32531,6 +32684,7 @@
           <w:p>
             <w:pPr>
               <w:pStyle w:val="Compact"/>
+              <w:jc w:val="left"/>
             </w:pPr>
             <w:r>
               <w:t xml:space="preserve">UIKit</w:t>
@@ -32542,6 +32696,7 @@
           <w:p>
             <w:pPr>
               <w:pStyle w:val="Compact"/>
+              <w:jc w:val="left"/>
             </w:pPr>
             <w:r>
               <w:rPr>
@@ -32558,6 +32713,7 @@
           <w:p>
             <w:pPr>
               <w:pStyle w:val="Compact"/>
+              <w:jc w:val="left"/>
             </w:pPr>
             <w:r>
               <w:t xml:space="preserve">list the card's games (ROMs), their consoles, their pictures</w:t>
@@ -32569,6 +32725,7 @@
           <w:p>
             <w:pPr>
               <w:pStyle w:val="Compact"/>
+              <w:jc w:val="left"/>
             </w:pPr>
             <w:r>
               <w:t xml:space="preserve">GameKit</w:t>
@@ -32580,6 +32737,7 @@
           <w:p>
             <w:pPr>
               <w:pStyle w:val="Compact"/>
+              <w:jc w:val="left"/>
             </w:pPr>
             <w:r>
               <w:rPr>
@@ -32632,6 +32790,7 @@
           <w:p>
             <w:pPr>
               <w:pStyle w:val="Compact"/>
+              <w:jc w:val="left"/>
             </w:pPr>
             <w:r>
               <w:t xml:space="preserve">show a notification</w:t>
@@ -32643,6 +32802,7 @@
           <w:p>
             <w:pPr>
               <w:pStyle w:val="Compact"/>
+              <w:jc w:val="left"/>
             </w:pPr>
             <w:r>
               <w:t xml:space="preserve">SystemKit</w:t>
@@ -32654,6 +32814,7 @@
           <w:p>
             <w:pPr>
               <w:pStyle w:val="Compact"/>
+              <w:jc w:val="left"/>
             </w:pPr>
             <w:r>
               <w:rPr>
@@ -32682,6 +32843,7 @@
           <w:p>
             <w:pPr>
               <w:pStyle w:val="Compact"/>
+              <w:jc w:val="left"/>
             </w:pPr>
             <w:r>
               <w:t xml:space="preserve">copy / paste</w:t>
@@ -32693,6 +32855,7 @@
           <w:p>
             <w:pPr>
               <w:pStyle w:val="Compact"/>
+              <w:jc w:val="left"/>
             </w:pPr>
             <w:r>
               <w:t xml:space="preserve">SystemKit</w:t>
@@ -32704,6 +32867,7 @@
           <w:p>
             <w:pPr>
               <w:pStyle w:val="Compact"/>
+              <w:jc w:val="left"/>
             </w:pPr>
             <w:r>
               <w:rPr>
@@ -32732,6 +32896,7 @@
           <w:p>
             <w:pPr>
               <w:pStyle w:val="Compact"/>
+              <w:jc w:val="left"/>
             </w:pPr>
             <w:r>
               <w:t xml:space="preserve">know the system's language</w:t>
@@ -32743,6 +32908,7 @@
           <w:p>
             <w:pPr>
               <w:pStyle w:val="Compact"/>
+              <w:jc w:val="left"/>
             </w:pPr>
             <w:r>
               <w:t xml:space="preserve">SystemKit (UIKit's</w:t>
@@ -32769,6 +32935,7 @@
           <w:p>
             <w:pPr>
               <w:pStyle w:val="Compact"/>
+              <w:jc w:val="left"/>
             </w:pPr>
             <w:r>
               <w:rPr>
@@ -32797,6 +32964,7 @@
           <w:p>
             <w:pPr>
               <w:pStyle w:val="Compact"/>
+              <w:jc w:val="left"/>
             </w:pPr>
             <w:r>
               <w:t xml:space="preserve">move a file to the trash</w:t>
@@ -32808,6 +32976,7 @@
           <w:p>
             <w:pPr>
               <w:pStyle w:val="Compact"/>
+              <w:jc w:val="left"/>
             </w:pPr>
             <w:r>
               <w:t xml:space="preserve">SystemKit</w:t>
@@ -32819,6 +32988,7 @@
           <w:p>
             <w:pPr>
               <w:pStyle w:val="Compact"/>
+              <w:jc w:val="left"/>
             </w:pPr>
             <w:r>
               <w:rPr>
@@ -32835,6 +33005,7 @@
           <w:p>
             <w:pPr>
               <w:pStyle w:val="Compact"/>
+              <w:jc w:val="left"/>
             </w:pPr>
             <w:r>
               <w:t xml:space="preserve">open a file with its application</w:t>
@@ -32846,6 +33017,7 @@
           <w:p>
             <w:pPr>
               <w:pStyle w:val="Compact"/>
+              <w:jc w:val="left"/>
             </w:pPr>
             <w:r>
               <w:t xml:space="preserve">SystemKit</w:t>
@@ -32857,6 +33029,7 @@
           <w:p>
             <w:pPr>
               <w:pStyle w:val="Compact"/>
+              <w:jc w:val="left"/>
             </w:pPr>
             <w:r>
               <w:rPr>
@@ -32873,6 +33046,7 @@
           <w:p>
             <w:pPr>
               <w:pStyle w:val="Compact"/>
+              <w:jc w:val="left"/>
             </w:pPr>
             <w:r>
               <w:t xml:space="preserve">fetch a web page</w:t>
@@ -32884,6 +33058,7 @@
           <w:p>
             <w:pPr>
               <w:pStyle w:val="Compact"/>
+              <w:jc w:val="left"/>
             </w:pPr>
             <w:r>
               <w:t xml:space="preserve">NetKit</w:t>
@@ -32895,6 +33070,7 @@
           <w:p>
             <w:pPr>
               <w:pStyle w:val="Compact"/>
+              <w:jc w:val="left"/>
             </w:pPr>
             <w:r>
               <w:rPr>
@@ -32923,6 +33099,7 @@
           <w:p>
             <w:pPr>
               <w:pStyle w:val="Compact"/>
+              <w:jc w:val="left"/>
             </w:pPr>
             <w:r>
               <w:t xml:space="preserve">reach an FTP server</w:t>
@@ -32934,6 +33111,7 @@
           <w:p>
             <w:pPr>
               <w:pStyle w:val="Compact"/>
+              <w:jc w:val="left"/>
             </w:pPr>
             <w:r>
               <w:t xml:space="preserve">NetKit</w:t>
@@ -32945,6 +33123,7 @@
           <w:p>
             <w:pPr>
               <w:pStyle w:val="Compact"/>
+              <w:jc w:val="left"/>
             </w:pPr>
             <w:r>
               <w:rPr>
@@ -32979,6 +33158,7 @@
           <w:p>
             <w:pPr>
               <w:pStyle w:val="Compact"/>
+              <w:jc w:val="left"/>
             </w:pPr>
             <w:r>
               <w:t xml:space="preserve">load or save a picture</w:t>
@@ -32990,6 +33170,7 @@
           <w:p>
             <w:pPr>
               <w:pStyle w:val="Compact"/>
+              <w:jc w:val="left"/>
             </w:pPr>
             <w:r>
               <w:t xml:space="preserve">ImageKit</w:t>
@@ -33001,6 +33182,7 @@
           <w:p>
             <w:pPr>
               <w:pStyle w:val="Compact"/>
+              <w:jc w:val="left"/>
             </w:pPr>
             <w:r>
               <w:rPr>
@@ -33029,6 +33211,7 @@
           <w:p>
             <w:pPr>
               <w:pStyle w:val="Compact"/>
+              <w:jc w:val="left"/>
             </w:pPr>
             <w:r>
               <w:t xml:space="preserve">resize or turn a picture</w:t>
@@ -33040,6 +33223,7 @@
           <w:p>
             <w:pPr>
               <w:pStyle w:val="Compact"/>
+              <w:jc w:val="left"/>
             </w:pPr>
             <w:r>
               <w:t xml:space="preserve">ImageKit</w:t>
@@ -33051,6 +33235,7 @@
           <w:p>
             <w:pPr>
               <w:pStyle w:val="Compact"/>
+              <w:jc w:val="left"/>
             </w:pPr>
             <w:r>
               <w:rPr>
@@ -33079,6 +33264,7 @@
           <w:p>
             <w:pPr>
               <w:pStyle w:val="Compact"/>
+              <w:jc w:val="left"/>
             </w:pPr>
             <w:r>
               <w:t xml:space="preserve">play a sound file</w:t>
@@ -33090,6 +33276,7 @@
           <w:p>
             <w:pPr>
               <w:pStyle w:val="Compact"/>
+              <w:jc w:val="left"/>
             </w:pPr>
             <w:r>
               <w:t xml:space="preserve">AudioKit</w:t>
@@ -33101,6 +33288,7 @@
           <w:p>
             <w:pPr>
               <w:pStyle w:val="Compact"/>
+              <w:jc w:val="left"/>
             </w:pPr>
             <w:r>
               <w:rPr>
@@ -33117,6 +33305,7 @@
           <w:p>
             <w:pPr>
               <w:pStyle w:val="Compact"/>
+              <w:jc w:val="left"/>
             </w:pPr>
             <w:r>
               <w:t xml:space="preserve">play a note or an effect</w:t>
@@ -33128,6 +33317,7 @@
           <w:p>
             <w:pPr>
               <w:pStyle w:val="Compact"/>
+              <w:jc w:val="left"/>
             </w:pPr>
             <w:r>
               <w:t xml:space="preserve">AudioKit</w:t>
@@ -33139,6 +33329,7 @@
           <w:p>
             <w:pPr>
               <w:pStyle w:val="Compact"/>
+              <w:jc w:val="left"/>
             </w:pPr>
             <w:r>
               <w:rPr>
@@ -33167,6 +33358,7 @@
           <w:p>
             <w:pPr>
               <w:pStyle w:val="Compact"/>
+              <w:jc w:val="left"/>
             </w:pPr>
             <w:r>
               <w:t xml:space="preserve">send samples to the output</w:t>
@@ -33178,6 +33370,7 @@
           <w:p>
             <w:pPr>
               <w:pStyle w:val="Compact"/>
+              <w:jc w:val="left"/>
             </w:pPr>
             <w:r>
               <w:t xml:space="preserve">AudioKit</w:t>
@@ -33189,6 +33382,7 @@
           <w:p>
             <w:pPr>
               <w:pStyle w:val="Compact"/>
+              <w:jc w:val="left"/>
             </w:pPr>
             <w:r>
               <w:rPr>
@@ -33217,6 +33411,7 @@
           <w:p>
             <w:pPr>
               <w:pStyle w:val="Compact"/>
+              <w:jc w:val="left"/>
             </w:pPr>
             <w:r>
               <w:t xml:space="preserve">draw smooth text</w:t>
@@ -33228,6 +33423,7 @@
           <w:p>
             <w:pPr>
               <w:pStyle w:val="Compact"/>
+              <w:jc w:val="left"/>
             </w:pPr>
             <w:r>
               <w:t xml:space="preserve">FontKit</w:t>
@@ -33239,6 +33435,7 @@
           <w:p>
             <w:pPr>
               <w:pStyle w:val="Compact"/>
+              <w:jc w:val="left"/>
             </w:pPr>
             <w:r>
               <w:rPr>
@@ -33267,6 +33464,7 @@
           <w:p>
             <w:pPr>
               <w:pStyle w:val="Compact"/>
+              <w:jc w:val="left"/>
             </w:pPr>
             <w:r>
               <w:t xml:space="preserve">print</w:t>
@@ -33278,6 +33476,7 @@
           <w:p>
             <w:pPr>
               <w:pStyle w:val="Compact"/>
+              <w:jc w:val="left"/>
             </w:pPr>
             <w:r>
               <w:t xml:space="preserve">PrinterKit</w:t>
@@ -33289,6 +33488,7 @@
           <w:p>
             <w:pPr>
               <w:pStyle w:val="Compact"/>
+              <w:jc w:val="left"/>
             </w:pPr>
             <w:r>
               <w:rPr>
@@ -33341,6 +33541,7 @@
           <w:p>
             <w:pPr>
               <w:pStyle w:val="Compact"/>
+              <w:jc w:val="left"/>
             </w:pPr>
             <w:r>
               <w:t xml:space="preserve">light an LED, read a button</w:t>
@@ -33352,6 +33553,7 @@
           <w:p>
             <w:pPr>
               <w:pStyle w:val="Compact"/>
+              <w:jc w:val="left"/>
             </w:pPr>
             <w:r>
               <w:t xml:space="preserve">GPIOKit</w:t>
@@ -33363,6 +33565,7 @@
           <w:p>
             <w:pPr>
               <w:pStyle w:val="Compact"/>
+              <w:jc w:val="left"/>
             </w:pPr>
             <w:r>
               <w:rPr>
@@ -33403,6 +33606,7 @@
           <w:p>
             <w:pPr>
               <w:pStyle w:val="Compact"/>
+              <w:jc w:val="left"/>
             </w:pPr>
             <w:r>
               <w:t xml:space="preserve">wait for a button's press</w:t>
@@ -33414,6 +33618,7 @@
           <w:p>
             <w:pPr>
               <w:pStyle w:val="Compact"/>
+              <w:jc w:val="left"/>
             </w:pPr>
             <w:r>
               <w:t xml:space="preserve">GPIOKit</w:t>
@@ -33425,6 +33630,7 @@
           <w:p>
             <w:pPr>
               <w:pStyle w:val="Compact"/>
+              <w:jc w:val="left"/>
             </w:pPr>
             <w:r>
               <w:rPr>
@@ -33453,6 +33659,7 @@
           <w:p>
             <w:pPr>
               <w:pStyle w:val="Compact"/>
+              <w:jc w:val="left"/>
             </w:pPr>
             <w:r>
               <w:t xml:space="preserve">dim an LED, move a servo</w:t>
@@ -33464,6 +33671,7 @@
           <w:p>
             <w:pPr>
               <w:pStyle w:val="Compact"/>
+              <w:jc w:val="left"/>
             </w:pPr>
             <w:r>
               <w:t xml:space="preserve">GPIOKit</w:t>
@@ -33475,6 +33683,7 @@
           <w:p>
             <w:pPr>
               <w:pStyle w:val="Compact"/>
+              <w:jc w:val="left"/>
             </w:pPr>
             <w:r>
               <w:rPr>
@@ -33503,6 +33712,7 @@
           <w:p>
             <w:pPr>
               <w:pStyle w:val="Compact"/>
+              <w:jc w:val="left"/>
             </w:pPr>
             <w:r>
               <w:t xml:space="preserve">talk to an I2C / SPI device</w:t>
@@ -33514,6 +33724,7 @@
           <w:p>
             <w:pPr>
               <w:pStyle w:val="Compact"/>
+              <w:jc w:val="left"/>
             </w:pPr>
             <w:r>
               <w:t xml:space="preserve">GPIOKit</w:t>
@@ -33525,6 +33736,7 @@
           <w:p>
             <w:pPr>
               <w:pStyle w:val="Compact"/>
+              <w:jc w:val="left"/>
             </w:pPr>
             <w:r>
               <w:rPr>
@@ -33560,7 +33772,7 @@
         </w:tc>
       </w:tr>
     </w:tbl>
-    <w:bookmarkEnd w:id="53"/>
+    <w:bookmarkEnd w:id="55"/>
     <w:sectPr>
       <w:footerReference r:id="rId9" w:type="default"/>
       <w:footnotePr>
@@ -33642,14 +33854,14 @@
 <file path=word/numbering.xml><?xml version="1.0" encoding="utf-8"?>
 <w:numbering xmlns:w="http://schemas.openxmlformats.org/wordprocessingml/2006/main">
   <w:abstractNum w:abstractNumId="990">
-    <w:nsid w:val="0000A990"/>
+    <w:nsid w:val="A990"/>
     <w:multiLevelType w:val="multilevel"/>
     <w:lvl w:ilvl="0">
       <w:numFmt w:val="bullet"/>
       <w:lvlText w:val=" "/>
       <w:lvlJc w:val="left"/>
       <w:pPr>
-        <w:ind w:left="720" w:hanging="360"/>
+        <w:ind w:left="720" w:hanging="480"/>
       </w:pPr>
     </w:lvl>
     <w:lvl w:ilvl="1">
@@ -33657,7 +33869,7 @@
       <w:lvlText w:val=" "/>
       <w:lvlJc w:val="left"/>
       <w:pPr>
-        <w:ind w:left="1440" w:hanging="360"/>
+        <w:ind w:left="1440" w:hanging="480"/>
       </w:pPr>
     </w:lvl>
     <w:lvl w:ilvl="2">
@@ -33665,7 +33877,7 @@
       <w:lvlText w:val=" "/>
       <w:lvlJc w:val="left"/>
       <w:pPr>
-        <w:ind w:left="2160" w:hanging="360"/>
+        <w:ind w:left="2160" w:hanging="480"/>
       </w:pPr>
     </w:lvl>
     <w:lvl w:ilvl="3">
@@ -33673,7 +33885,7 @@
       <w:lvlText w:val=" "/>
       <w:lvlJc w:val="left"/>
       <w:pPr>
-        <w:ind w:left="2880" w:hanging="360"/>
+        <w:ind w:left="2880" w:hanging="480"/>
       </w:pPr>
     </w:lvl>
     <w:lvl w:ilvl="4">
@@ -33681,7 +33893,7 @@
       <w:lvlText w:val=" "/>
       <w:lvlJc w:val="left"/>
       <w:pPr>
-        <w:ind w:left="3600" w:hanging="360"/>
+        <w:ind w:left="3600" w:hanging="480"/>
       </w:pPr>
     </w:lvl>
     <w:lvl w:ilvl="5">
@@ -33689,7 +33901,7 @@
       <w:lvlText w:val=" "/>
       <w:lvlJc w:val="left"/>
       <w:pPr>
-        <w:ind w:left="4320" w:hanging="360"/>
+        <w:ind w:left="4320" w:hanging="480"/>
       </w:pPr>
     </w:lvl>
     <w:lvl w:ilvl="6">
@@ -33697,7 +33909,7 @@
       <w:lvlText w:val=" "/>
       <w:lvlJc w:val="left"/>
       <w:pPr>
-        <w:ind w:left="5040" w:hanging="360"/>
+        <w:ind w:left="5040" w:hanging="480"/>
       </w:pPr>
     </w:lvl>
     <w:lvl w:ilvl="7">
@@ -33705,7 +33917,7 @@
       <w:lvlText w:val=" "/>
       <w:lvlJc w:val="left"/>
       <w:pPr>
-        <w:ind w:left="5760" w:hanging="360"/>
+        <w:ind w:left="5760" w:hanging="480"/>
       </w:pPr>
     </w:lvl>
     <w:lvl w:ilvl="8">
@@ -33713,12 +33925,12 @@
       <w:lvlText w:val=" "/>
       <w:lvlJc w:val="left"/>
       <w:pPr>
-        <w:ind w:left="6480" w:hanging="360"/>
+        <w:ind w:left="6480" w:hanging="480"/>
       </w:pPr>
     </w:lvl>
   </w:abstractNum>
   <w:abstractNum w:abstractNumId="99411">
-    <w:nsid w:val="00A99411"/>
+    <w:nsid w:val="A99411"/>
     <w:multiLevelType w:val="multilevel"/>
     <w:lvl w:ilvl="0">
       <w:start w:val="1"/>
@@ -33726,7 +33938,7 @@
       <w:lvlText w:val="%1."/>
       <w:lvlJc w:val="left"/>
       <w:pPr>
-        <w:ind w:left="720" w:hanging="360"/>
+        <w:ind w:left="720" w:hanging="480"/>
       </w:pPr>
     </w:lvl>
     <w:lvl w:ilvl="1">
@@ -33735,7 +33947,7 @@
       <w:lvlText w:val="%2."/>
       <w:lvlJc w:val="left"/>
       <w:pPr>
-        <w:ind w:left="1440" w:hanging="360"/>
+        <w:ind w:left="1440" w:hanging="480"/>
       </w:pPr>
     </w:lvl>
     <w:lvl w:ilvl="2">
@@ -33744,7 +33956,7 @@
       <w:lvlText w:val="%3."/>
       <w:lvlJc w:val="left"/>
       <w:pPr>
-        <w:ind w:left="2160" w:hanging="360"/>
+        <w:ind w:left="2160" w:hanging="480"/>
       </w:pPr>
     </w:lvl>
     <w:lvl w:ilvl="3">
@@ -33753,7 +33965,7 @@
       <w:lvlText w:val="%4."/>
       <w:lvlJc w:val="left"/>
       <w:pPr>
-        <w:ind w:left="2880" w:hanging="360"/>
+        <w:ind w:left="2880" w:hanging="480"/>
       </w:pPr>
     </w:lvl>
     <w:lvl w:ilvl="4">
@@ -33762,7 +33974,7 @@
       <w:lvlText w:val="%5."/>
       <w:lvlJc w:val="left"/>
       <w:pPr>
-        <w:ind w:left="3600" w:hanging="360"/>
+        <w:ind w:left="3600" w:hanging="480"/>
       </w:pPr>
     </w:lvl>
     <w:lvl w:ilvl="5">
@@ -33771,7 +33983,7 @@
       <w:lvlText w:val="%6."/>
       <w:lvlJc w:val="left"/>
       <w:pPr>
-        <w:ind w:left="4320" w:hanging="360"/>
+        <w:ind w:left="4320" w:hanging="480"/>
       </w:pPr>
     </w:lvl>
     <w:lvl w:ilvl="6">
@@ -33780,7 +33992,7 @@
       <w:lvlText w:val="%7."/>
       <w:lvlJc w:val="left"/>
       <w:pPr>
-        <w:ind w:left="5040" w:hanging="360"/>
+        <w:ind w:left="5040" w:hanging="480"/>
       </w:pPr>
     </w:lvl>
     <w:lvl w:ilvl="7">
@@ -33789,7 +34001,7 @@
       <w:lvlText w:val="%8."/>
       <w:lvlJc w:val="left"/>
       <w:pPr>
-        <w:ind w:left="5760" w:hanging="360"/>
+        <w:ind w:left="5760" w:hanging="480"/>
       </w:pPr>
     </w:lvl>
     <w:lvl w:ilvl="8">
@@ -33798,111 +34010,84 @@
       <w:lvlText w:val="%9."/>
       <w:lvlJc w:val="left"/>
       <w:pPr>
-        <w:ind w:left="6480" w:hanging="360"/>
+        <w:ind w:left="6480" w:hanging="480"/>
       </w:pPr>
     </w:lvl>
   </w:abstractNum>
   <w:abstractNum w:abstractNumId="991">
-    <w:nsid w:val="0000A991"/>
+    <w:nsid w:val="A991"/>
     <w:multiLevelType w:val="multilevel"/>
     <w:lvl w:ilvl="0">
       <w:numFmt w:val="bullet"/>
-      <w:lvlText w:val=""/>
+      <w:lvlText w:val="•"/>
       <w:lvlJc w:val="left"/>
       <w:pPr>
-        <w:ind w:left="720" w:hanging="360"/>
+        <w:ind w:left="720" w:hanging="480"/>
       </w:pPr>
-      <w:rPr>
-        <w:rFonts w:ascii="Symbol" w:hAnsi="Symbol" w:cs="Symbol" w:hint="default"/>
-      </w:rPr>
     </w:lvl>
     <w:lvl w:ilvl="1">
       <w:numFmt w:val="bullet"/>
-      <w:lvlText w:val="o"/>
+      <w:lvlText w:val="–"/>
       <w:lvlJc w:val="left"/>
       <w:pPr>
-        <w:ind w:left="1440" w:hanging="360"/>
+        <w:ind w:left="1440" w:hanging="480"/>
       </w:pPr>
-      <w:rPr>
-        <w:rFonts w:ascii="Courier New" w:hAnsi="Courier New" w:cs="Courier New" w:hint="default"/>
-      </w:rPr>
     </w:lvl>
     <w:lvl w:ilvl="2">
       <w:numFmt w:val="bullet"/>
-      <w:lvlText w:val=""/>
+      <w:lvlText w:val="•"/>
       <w:lvlJc w:val="left"/>
       <w:pPr>
-        <w:ind w:left="2160" w:hanging="360"/>
+        <w:ind w:left="2160" w:hanging="480"/>
       </w:pPr>
-      <w:rPr>
-        <w:rFonts w:ascii="Wingdings" w:hAnsi="Wingdings" w:cs="Wingdings" w:hint="default"/>
-      </w:rPr>
     </w:lvl>
     <w:lvl w:ilvl="3">
       <w:numFmt w:val="bullet"/>
-      <w:lvlText w:val=""/>
+      <w:lvlText w:val="–"/>
       <w:lvlJc w:val="left"/>
       <w:pPr>
-        <w:ind w:left="2880" w:hanging="360"/>
+        <w:ind w:left="2880" w:hanging="480"/>
       </w:pPr>
-      <w:rPr>
-        <w:rFonts w:ascii="Symbol" w:hAnsi="Symbol" w:cs="Symbol" w:hint="default"/>
-      </w:rPr>
     </w:lvl>
     <w:lvl w:ilvl="4">
       <w:numFmt w:val="bullet"/>
-      <w:lvlText w:val="o"/>
+      <w:lvlText w:val="•"/>
       <w:lvlJc w:val="left"/>
       <w:pPr>
-        <w:ind w:left="3600" w:hanging="360"/>
+        <w:ind w:left="3600" w:hanging="480"/>
       </w:pPr>
-      <w:rPr>
-        <w:rFonts w:ascii="Courier New" w:hAnsi="Courier New" w:cs="Courier New" w:hint="default"/>
-      </w:rPr>
     </w:lvl>
     <w:lvl w:ilvl="5">
       <w:numFmt w:val="bullet"/>
-      <w:lvlText w:val=""/>
+      <w:lvlText w:val="–"/>
       <w:lvlJc w:val="left"/>
       <w:pPr>
-        <w:ind w:left="4320" w:hanging="360"/>
+        <w:ind w:left="4320" w:hanging="480"/>
       </w:pPr>
-      <w:rPr>
-        <w:rFonts w:ascii="Wingdings" w:hAnsi="Wingdings" w:cs="Wingdings" w:hint="default"/>
-      </w:rPr>
     </w:lvl>
     <w:lvl w:ilvl="6">
       <w:numFmt w:val="bullet"/>
-      <w:lvlText w:val=""/>
+      <w:lvlText w:val="•"/>
       <w:lvlJc w:val="left"/>
       <w:pPr>
-        <w:ind w:left="5040" w:hanging="360"/>
+        <w:ind w:left="5040" w:hanging="480"/>
       </w:pPr>
-      <w:rPr>
-        <w:rFonts w:ascii="Symbol" w:hAnsi="Symbol" w:cs="Symbol" w:hint="default"/>
-      </w:rPr>
     </w:lvl>
     <w:lvl w:ilvl="7">
       <w:numFmt w:val="bullet"/>
-      <w:lvlText w:val="o"/>
+      <w:lvlText w:val="–"/>
       <w:lvlJc w:val="left"/>
       <w:pPr>
-        <w:ind w:left="5760" w:hanging="360"/>
+        <w:ind w:left="5760" w:hanging="480"/>
       </w:pPr>
-      <w:rPr>
-        <w:rFonts w:ascii="Courier New" w:hAnsi="Courier New" w:cs="Courier New" w:hint="default"/>
-      </w:rPr>
     </w:lvl>
     <w:lvl w:ilvl="8">
       <w:numFmt w:val="bullet"/>
-      <w:lvlText w:val=""/>
+      <w:lvlText w:val="•"/>
       <w:lvlJc w:val="left"/>
       <w:pPr>
-        <w:ind w:left="6480" w:hanging="360"/>
+        <w:ind w:left="6480" w:hanging="480"/>
       </w:pPr>
-      <w:rPr>
-        <w:rFonts w:ascii="Wingdings" w:hAnsi="Wingdings" w:cs="Wingdings" w:hint="default"/>
-      </w:rPr>
     </w:lvl>
   </w:abstractNum>
   <w:num w:numId="1000">
@@ -34675,8 +34860,8 @@
     <w:name w:val="KeywordTok"/>
     <w:basedOn w:val="VerbatimChar"/>
     <w:rPr>
+      <w:color w:val="007020"/>
       <w:b/>
-      <w:color w:val="007020"/>
     </w:rPr>
   </w:style>
   <w:style w:type="character" w:customStyle="1" w:styleId="DataTypeTok">
@@ -34753,42 +34938,42 @@
     <w:name w:val="ImportTok"/>
     <w:basedOn w:val="VerbatimChar"/>
     <w:rPr>
+      <w:color w:val="008000"/>
       <w:b/>
-      <w:color w:val="008000"/>
     </w:rPr>
   </w:style>
   <w:style w:type="character" w:customStyle="1" w:styleId="CommentTok">
     <w:name w:val="CommentTok"/>
     <w:basedOn w:val="VerbatimChar"/>
     <w:rPr>
+      <w:color w:val="60a0b0"/>
       <w:i/>
-      <w:color w:val="60a0b0"/>
     </w:rPr>
   </w:style>
   <w:style w:type="character" w:customStyle="1" w:styleId="DocumentationTok">
     <w:name w:val="DocumentationTok"/>
     <w:basedOn w:val="VerbatimChar"/>
     <w:rPr>
+      <w:color w:val="ba2121"/>
       <w:i/>
-      <w:color w:val="ba2121"/>
     </w:rPr>
   </w:style>
   <w:style w:type="character" w:customStyle="1" w:styleId="AnnotationTok">
     <w:name w:val="AnnotationTok"/>
     <w:basedOn w:val="VerbatimChar"/>
     <w:rPr>
+      <w:color w:val="60a0b0"/>
       <w:b/>
       <w:i/>
-      <w:color w:val="60a0b0"/>
     </w:rPr>
   </w:style>
   <w:style w:type="character" w:customStyle="1" w:styleId="CommentVarTok">
     <w:name w:val="CommentVarTok"/>
     <w:basedOn w:val="VerbatimChar"/>
     <w:rPr>
+      <w:color w:val="60a0b0"/>
       <w:b/>
       <w:i/>
-      <w:color w:val="60a0b0"/>
     </w:rPr>
   </w:style>
   <w:style w:type="character" w:customStyle="1" w:styleId="OtherTok">
@@ -34816,8 +35001,8 @@
     <w:name w:val="ControlFlowTok"/>
     <w:basedOn w:val="VerbatimChar"/>
     <w:rPr>
+      <w:color w:val="007020"/>
       <w:b/>
-      <w:color w:val="007020"/>
     </w:rPr>
   </w:style>
   <w:style w:type="character" w:customStyle="1" w:styleId="OperatorTok">
@@ -34862,34 +35047,34 @@
     <w:name w:val="InformationTok"/>
     <w:basedOn w:val="VerbatimChar"/>
     <w:rPr>
+      <w:color w:val="60a0b0"/>
       <w:b/>
       <w:i/>
-      <w:color w:val="60a0b0"/>
     </w:rPr>
   </w:style>
   <w:style w:type="character" w:customStyle="1" w:styleId="WarningTok">
     <w:name w:val="WarningTok"/>
     <w:basedOn w:val="VerbatimChar"/>
     <w:rPr>
+      <w:color w:val="60a0b0"/>
       <w:b/>
       <w:i/>
-      <w:color w:val="60a0b0"/>
     </w:rPr>
   </w:style>
   <w:style w:type="character" w:customStyle="1" w:styleId="AlertTok">
     <w:name w:val="AlertTok"/>
     <w:basedOn w:val="VerbatimChar"/>
     <w:rPr>
+      <w:color w:val="ff0000"/>
       <w:b/>
-      <w:color w:val="ff0000"/>
     </w:rPr>
   </w:style>
   <w:style w:type="character" w:customStyle="1" w:styleId="ErrorTok">
     <w:name w:val="ErrorTok"/>
     <w:basedOn w:val="VerbatimChar"/>
     <w:rPr>
+      <w:color w:val="ff0000"/>
       <w:b/>
-      <w:color w:val="ff0000"/>
     </w:rPr>
   </w:style>
   <w:style w:type="character" w:customStyle="1" w:styleId="NormalTok">

--- a/docs/exports/06-KITS-GUIDE.docx
+++ b/docs/exports/06-KITS-GUIDE.docx
@@ -18754,6 +18754,246 @@
           <w:rStyle w:val="CommentTok"/>
         </w:rPr>
         <w:t xml:space="preserve">/* the size consolehome switches to */</w:t>
+      </w:r>
+      <w:r>
+        <w:rPr>
+          <w:rStyle w:val="NormalTok"/>
+        </w:rPr>
+        <w:t xml:space="preserve"> </w:t>
+      </w:r>
+      <w:r>
+        <w:rPr>
+          <w:rStyle w:val="OperatorTok"/>
+        </w:rPr>
+        <w:t xml:space="preserve">}</w:t>
+      </w:r>
+      <w:r>
+        <w:br/>
+      </w:r>
+      <w:r>
+        <w:rPr>
+          <w:rStyle w:val="NormalTok"/>
+        </w:rPr>
+        <w:t xml:space="preserve">display_save_option </w:t>
+      </w:r>
+      <w:r>
+        <w:rPr>
+          <w:rStyle w:val="OperatorTok"/>
+        </w:rPr>
+        <w:t xml:space="preserve">(</w:t>
+      </w:r>
+      <w:r>
+        <w:rPr>
+          <w:rStyle w:val="StringTok"/>
+        </w:rPr>
+        <w:t xml:space="preserve">"opaque"</w:t>
+      </w:r>
+      <w:r>
+        <w:rPr>
+          <w:rStyle w:val="OperatorTok"/>
+        </w:rPr>
+        <w:t xml:space="preserve">,</w:t>
+      </w:r>
+      <w:r>
+        <w:rPr>
+          <w:rStyle w:val="NormalTok"/>
+        </w:rPr>
+        <w:t xml:space="preserve"> </w:t>
+      </w:r>
+      <w:r>
+        <w:rPr>
+          <w:rStyle w:val="StringTok"/>
+        </w:rPr>
+        <w:t xml:space="preserve">"0"</w:t>
+      </w:r>
+      <w:r>
+        <w:rPr>
+          <w:rStyle w:val="OperatorTok"/>
+        </w:rPr>
+        <w:t xml:space="preserve">);</w:t>
+      </w:r>
+      <w:r>
+        <w:rPr>
+          <w:rStyle w:val="NormalTok"/>
+        </w:rPr>
+        <w:t xml:space="preserve">                       </w:t>
+      </w:r>
+      <w:r>
+        <w:rPr>
+          <w:rStyle w:val="CommentTok"/>
+        </w:rPr>
+        <w:t xml:space="preserve">// another kernel option of SD:/cmdline.txt (0: removed)</w:t>
+      </w:r>
+      <w:r>
+        <w:br/>
+      </w:r>
+      <w:r>
+        <w:rPr>
+          <w:rStyle w:val="DataTypeTok"/>
+        </w:rPr>
+        <w:t xml:space="preserve">char</w:t>
+      </w:r>
+      <w:r>
+        <w:rPr>
+          <w:rStyle w:val="NormalTok"/>
+        </w:rPr>
+        <w:t xml:space="preserve"> v</w:t>
+      </w:r>
+      <w:r>
+        <w:rPr>
+          <w:rStyle w:val="OperatorTok"/>
+        </w:rPr>
+        <w:t xml:space="preserve">[</w:t>
+      </w:r>
+      <w:r>
+        <w:rPr>
+          <w:rStyle w:val="DecValTok"/>
+        </w:rPr>
+        <w:t xml:space="preserve">8</w:t>
+      </w:r>
+      <w:r>
+        <w:rPr>
+          <w:rStyle w:val="OperatorTok"/>
+        </w:rPr>
+        <w:t xml:space="preserve">];</w:t>
+      </w:r>
+      <w:r>
+        <w:rPr>
+          <w:rStyle w:val="NormalTok"/>
+        </w:rPr>
+        <w:t xml:space="preserve"> </w:t>
+      </w:r>
+      <w:r>
+        <w:rPr>
+          <w:rStyle w:val="ControlFlowTok"/>
+        </w:rPr>
+        <w:t xml:space="preserve">if</w:t>
+      </w:r>
+      <w:r>
+        <w:rPr>
+          <w:rStyle w:val="NormalTok"/>
+        </w:rPr>
+        <w:t xml:space="preserve"> </w:t>
+      </w:r>
+      <w:r>
+        <w:rPr>
+          <w:rStyle w:val="OperatorTok"/>
+        </w:rPr>
+        <w:t xml:space="preserve">(</w:t>
+      </w:r>
+      <w:r>
+        <w:rPr>
+          <w:rStyle w:val="NormalTok"/>
+        </w:rPr>
+        <w:t xml:space="preserve">display_saved_option </w:t>
+      </w:r>
+      <w:r>
+        <w:rPr>
+          <w:rStyle w:val="OperatorTok"/>
+        </w:rPr>
+        <w:t xml:space="preserve">(</w:t>
+      </w:r>
+      <w:r>
+        <w:rPr>
+          <w:rStyle w:val="StringTok"/>
+        </w:rPr>
+        <w:t xml:space="preserve">"opaque"</w:t>
+      </w:r>
+      <w:r>
+        <w:rPr>
+          <w:rStyle w:val="OperatorTok"/>
+        </w:rPr>
+        <w:t xml:space="preserve">,</w:t>
+      </w:r>
+      <w:r>
+        <w:rPr>
+          <w:rStyle w:val="NormalTok"/>
+        </w:rPr>
+        <w:t xml:space="preserve"> v</w:t>
+      </w:r>
+      <w:r>
+        <w:rPr>
+          <w:rStyle w:val="OperatorTok"/>
+        </w:rPr>
+        <w:t xml:space="preserve">,</w:t>
+      </w:r>
+      <w:r>
+        <w:rPr>
+          <w:rStyle w:val="NormalTok"/>
+        </w:rPr>
+        <w:t xml:space="preserve"> </w:t>
+      </w:r>
+      <w:r>
+        <w:rPr>
+          <w:rStyle w:val="KeywordTok"/>
+        </w:rPr>
+        <w:t xml:space="preserve">sizeof</w:t>
+      </w:r>
+      <w:r>
+        <w:rPr>
+          <w:rStyle w:val="NormalTok"/>
+        </w:rPr>
+        <w:t xml:space="preserve"> v</w:t>
+      </w:r>
+      <w:r>
+        <w:rPr>
+          <w:rStyle w:val="OperatorTok"/>
+        </w:rPr>
+        <w:t xml:space="preserve">)</w:t>
+      </w:r>
+      <w:r>
+        <w:rPr>
+          <w:rStyle w:val="NormalTok"/>
+        </w:rPr>
+        <w:t xml:space="preserve"> </w:t>
+      </w:r>
+      <w:r>
+        <w:rPr>
+          <w:rStyle w:val="OperatorTok"/>
+        </w:rPr>
+        <w:t xml:space="preserve">&gt;</w:t>
+      </w:r>
+      <w:r>
+        <w:rPr>
+          <w:rStyle w:val="NormalTok"/>
+        </w:rPr>
+        <w:t xml:space="preserve"> </w:t>
+      </w:r>
+      <w:r>
+        <w:rPr>
+          <w:rStyle w:val="DecValTok"/>
+        </w:rPr>
+        <w:t xml:space="preserve">0</w:t>
+      </w:r>
+      <w:r>
+        <w:rPr>
+          <w:rStyle w:val="OperatorTok"/>
+        </w:rPr>
+        <w:t xml:space="preserve">)</w:t>
+      </w:r>
+      <w:r>
+        <w:rPr>
+          <w:rStyle w:val="NormalTok"/>
+        </w:rPr>
+        <w:t xml:space="preserve"> </w:t>
+      </w:r>
+      <w:r>
+        <w:rPr>
+          <w:rStyle w:val="OperatorTok"/>
+        </w:rPr>
+        <w:t xml:space="preserve">{</w:t>
+      </w:r>
+      <w:r>
+        <w:rPr>
+          <w:rStyle w:val="NormalTok"/>
+        </w:rPr>
+        <w:t xml:space="preserve"> </w:t>
+      </w:r>
+      <w:r>
+        <w:rPr>
+          <w:rStyle w:val="CommentTok"/>
+        </w:rPr>
+        <w:t xml:space="preserve">/* "0" */</w:t>
       </w:r>
       <w:r>
         <w:rPr>

--- a/docs/exports/06-KITS-GUIDE.docx
+++ b/docs/exports/06-KITS-GUIDE.docx
@@ -24,140 +24,140 @@
       </w:pPr>
       <w:r>
         <w:rPr>
+          <w:i/>
           <w:iCs/>
+        </w:rPr>
+        <w:t xml:space="preserve">How an Onyx program is built on the system's shared libraries — the</w:t>
+      </w:r>
+      <w:r>
+        <w:rPr>
           <w:i/>
-        </w:rPr>
-        <w:t xml:space="preserve">How an Onyx program is built on the system's shared libraries — the</w:t>
-      </w:r>
-      <w:r>
-        <w:rPr>
           <w:iCs/>
+        </w:rPr>
+        <w:t xml:space="preserve"> </w:t>
+      </w:r>
+      <w:r>
+        <w:rPr>
+          <w:b/>
+          <w:bCs/>
           <w:i/>
-        </w:rPr>
-        <w:t xml:space="preserve"> </w:t>
-      </w:r>
-      <w:r>
-        <w:rPr>
-          <w:bCs/>
-          <w:b/>
           <w:iCs/>
+        </w:rPr>
+        <w:t xml:space="preserve">kits</w:t>
+      </w:r>
+      <w:r>
+        <w:rPr>
           <w:i/>
-        </w:rPr>
-        <w:t xml:space="preserve">kits</w:t>
-      </w:r>
-      <w:r>
-        <w:rPr>
           <w:iCs/>
+        </w:rPr>
+        <w:t xml:space="preserve"> </w:t>
+      </w:r>
+      <w:r>
+        <w:rPr>
           <w:i/>
-        </w:rPr>
-        <w:t xml:space="preserve"> </w:t>
-      </w:r>
-      <w:r>
-        <w:rPr>
           <w:iCs/>
+        </w:rPr>
+        <w:t xml:space="preserve">— with a short example</w:t>
+      </w:r>
+      <w:r>
+        <w:rPr>
           <w:i/>
-        </w:rPr>
-        <w:t xml:space="preserve">— with a short example</w:t>
-      </w:r>
-      <w:r>
-        <w:rPr>
           <w:iCs/>
+        </w:rPr>
+        <w:t xml:space="preserve"> </w:t>
+      </w:r>
+      <w:r>
+        <w:rPr>
           <w:i/>
-        </w:rPr>
-        <w:t xml:space="preserve"> </w:t>
-      </w:r>
-      <w:r>
-        <w:rPr>
           <w:iCs/>
+        </w:rPr>
+        <w:t xml:space="preserve">for each. Each kit has its reference, with every operation it exposes (documents 10 to 19, linked in the</w:t>
+      </w:r>
+      <w:r>
+        <w:rPr>
           <w:i/>
-        </w:rPr>
-        <w:t xml:space="preserve">for each. Each kit has its reference, with every operation it exposes (documents 10 to 19, linked in the</w:t>
-      </w:r>
-      <w:r>
-        <w:rPr>
           <w:iCs/>
+        </w:rPr>
+        <w:t xml:space="preserve"> </w:t>
+      </w:r>
+      <w:r>
+        <w:rPr>
           <w:i/>
-        </w:rPr>
-        <w:t xml:space="preserve"> </w:t>
-      </w:r>
-      <w:r>
-        <w:rPr>
           <w:iCs/>
+        </w:rPr>
+        <w:t xml:space="preserve">table below). Companion of the</w:t>
+      </w:r>
+      <w:r>
+        <w:rPr>
           <w:i/>
-        </w:rPr>
-        <w:t xml:space="preserve">table below). Companion of the</w:t>
-      </w:r>
-      <w:r>
-        <w:rPr>
           <w:iCs/>
-          <w:i/>
-        </w:rPr>
-        <w:t xml:space="preserve"> </w:t>
-      </w:r>
-      <w:hyperlink r:id="rId20">
+        </w:rPr>
+        <w:t xml:space="preserve"> </w:t>
+      </w:r>
+      <w:hyperlink r:id="rId18">
         <w:r>
           <w:rPr>
             <w:rStyle w:val="Hyperlink"/>
+            <w:i/>
             <w:iCs/>
-            <w:i/>
           </w:rPr>
           <w:t xml:space="preserve">Developer Guide</w:t>
         </w:r>
       </w:hyperlink>
       <w:r>
         <w:rPr>
+          <w:i/>
           <w:iCs/>
+        </w:rPr>
+        <w:t xml:space="preserve"> </w:t>
+      </w:r>
+      <w:r>
+        <w:rPr>
           <w:i/>
-        </w:rPr>
-        <w:t xml:space="preserve"> </w:t>
-      </w:r>
-      <w:r>
-        <w:rPr>
           <w:iCs/>
+        </w:rPr>
+        <w:t xml:space="preserve">(the build, the application</w:t>
+      </w:r>
+      <w:r>
+        <w:rPr>
           <w:i/>
-        </w:rPr>
-        <w:t xml:space="preserve">(the build, the application</w:t>
-      </w:r>
-      <w:r>
-        <w:rPr>
           <w:iCs/>
+        </w:rPr>
+        <w:t xml:space="preserve"> </w:t>
+      </w:r>
+      <w:r>
+        <w:rPr>
           <w:i/>
-        </w:rPr>
-        <w:t xml:space="preserve"> </w:t>
-      </w:r>
-      <w:r>
-        <w:rPr>
           <w:iCs/>
+        </w:rPr>
+        <w:t xml:space="preserve">model, the ports) and of</w:t>
+      </w:r>
+      <w:r>
+        <w:rPr>
           <w:i/>
-        </w:rPr>
-        <w:t xml:space="preserve">model, the ports) and of</w:t>
-      </w:r>
-      <w:r>
-        <w:rPr>
           <w:iCs/>
-          <w:i/>
-        </w:rPr>
-        <w:t xml:space="preserve"> </w:t>
-      </w:r>
-      <w:hyperlink r:id="rId21">
+        </w:rPr>
+        <w:t xml:space="preserve"> </w:t>
+      </w:r>
+      <w:hyperlink r:id="rId19">
         <w:r>
           <w:rPr>
             <w:rStyle w:val="Hyperlink"/>
+            <w:i/>
             <w:iCs/>
-            <w:i/>
           </w:rPr>
           <w:t xml:space="preserve">Kernel Internals</w:t>
         </w:r>
       </w:hyperlink>
       <w:r>
         <w:rPr>
+          <w:i/>
           <w:iCs/>
-          <w:i/>
         </w:rPr>
         <w:t xml:space="preserve">.</w:t>
       </w:r>
     </w:p>
-    <w:bookmarkStart w:id="22" w:name="table-of-contents"/>
+    <w:bookmarkStart w:id="20" w:name="table-of-contents"/>
     <w:p>
       <w:pPr>
         <w:pStyle w:val="Heading2"/>
@@ -168,11 +168,11 @@
     </w:p>
     <w:p>
       <w:pPr>
+        <w:pStyle w:val="Compact"/>
         <w:numPr>
           <w:ilvl w:val="0"/>
           <w:numId w:val="1001"/>
         </w:numPr>
-        <w:pStyle w:val="Compact"/>
       </w:pPr>
       <w:hyperlink w:anchor="Xf42949ce2155418547b745b31f0a8bd30f8ab19">
         <w:r>
@@ -185,11 +185,11 @@
     </w:p>
     <w:p>
       <w:pPr>
+        <w:pStyle w:val="Compact"/>
         <w:numPr>
           <w:ilvl w:val="0"/>
           <w:numId w:val="1001"/>
         </w:numPr>
-        <w:pStyle w:val="Compact"/>
       </w:pPr>
       <w:hyperlink w:anchor="X85b9036d0c437b6d6abf0631055454f6f74ddb8">
         <w:r>
@@ -202,11 +202,11 @@
     </w:p>
     <w:p>
       <w:pPr>
+        <w:pStyle w:val="Compact"/>
         <w:numPr>
           <w:ilvl w:val="0"/>
           <w:numId w:val="1001"/>
         </w:numPr>
-        <w:pStyle w:val="Compact"/>
       </w:pPr>
       <w:hyperlink w:anchor="X479a017f3f362789bae7c4b9122aafaba533bfa">
         <w:r>
@@ -219,11 +219,11 @@
     </w:p>
     <w:p>
       <w:pPr>
+        <w:pStyle w:val="Compact"/>
         <w:numPr>
           <w:ilvl w:val="0"/>
           <w:numId w:val="1001"/>
         </w:numPr>
-        <w:pStyle w:val="Compact"/>
       </w:pPr>
       <w:hyperlink w:anchor="X0a53c701f88fdf6f7c7ea97f28ca21204deb07c">
         <w:r>
@@ -236,11 +236,11 @@
     </w:p>
     <w:p>
       <w:pPr>
+        <w:pStyle w:val="Compact"/>
         <w:numPr>
           <w:ilvl w:val="0"/>
           <w:numId w:val="1001"/>
         </w:numPr>
-        <w:pStyle w:val="Compact"/>
       </w:pPr>
       <w:hyperlink w:anchor="X1c12e241ab2b4ebd18b32f840f751712082d5e1">
         <w:r>
@@ -253,11 +253,11 @@
     </w:p>
     <w:p>
       <w:pPr>
+        <w:pStyle w:val="Compact"/>
         <w:numPr>
           <w:ilvl w:val="0"/>
           <w:numId w:val="1001"/>
         </w:numPr>
-        <w:pStyle w:val="Compact"/>
       </w:pPr>
       <w:hyperlink w:anchor="X21c5dfbcb5a69cd5c428264b88180cd193f70a2">
         <w:r>
@@ -270,11 +270,11 @@
     </w:p>
     <w:p>
       <w:pPr>
+        <w:pStyle w:val="Compact"/>
         <w:numPr>
           <w:ilvl w:val="0"/>
           <w:numId w:val="1001"/>
         </w:numPr>
-        <w:pStyle w:val="Compact"/>
       </w:pPr>
       <w:hyperlink w:anchor="X491a56bd334c8c4c777570fe8bd846c18e7eccb">
         <w:r>
@@ -287,11 +287,11 @@
     </w:p>
     <w:p>
       <w:pPr>
+        <w:pStyle w:val="Compact"/>
         <w:numPr>
           <w:ilvl w:val="0"/>
           <w:numId w:val="1001"/>
         </w:numPr>
-        <w:pStyle w:val="Compact"/>
       </w:pPr>
       <w:hyperlink w:anchor="Xf777c6178c1b7acc606d863a1dc288d7a0b8399">
         <w:r>
@@ -304,11 +304,11 @@
     </w:p>
     <w:p>
       <w:pPr>
+        <w:pStyle w:val="Compact"/>
         <w:numPr>
           <w:ilvl w:val="0"/>
           <w:numId w:val="1001"/>
         </w:numPr>
-        <w:pStyle w:val="Compact"/>
       </w:pPr>
       <w:hyperlink w:anchor="X5d555d25266128ff4d9fa5481cdbbe513b622de">
         <w:r>
@@ -321,11 +321,11 @@
     </w:p>
     <w:p>
       <w:pPr>
+        <w:pStyle w:val="Compact"/>
         <w:numPr>
           <w:ilvl w:val="0"/>
           <w:numId w:val="1001"/>
         </w:numPr>
-        <w:pStyle w:val="Compact"/>
       </w:pPr>
       <w:hyperlink w:anchor="Xfe4ab0ec0802ddea0ccd1e2aa45325e2067bf65">
         <w:r>
@@ -338,11 +338,11 @@
     </w:p>
     <w:p>
       <w:pPr>
+        <w:pStyle w:val="Compact"/>
         <w:numPr>
           <w:ilvl w:val="0"/>
           <w:numId w:val="1001"/>
         </w:numPr>
-        <w:pStyle w:val="Compact"/>
       </w:pPr>
       <w:hyperlink w:anchor="Xc2f542cdd1b9794d820c6abd4ac9243886c7e6b">
         <w:r>
@@ -355,11 +355,11 @@
     </w:p>
     <w:p>
       <w:pPr>
+        <w:pStyle w:val="Compact"/>
         <w:numPr>
           <w:ilvl w:val="0"/>
           <w:numId w:val="1001"/>
         </w:numPr>
-        <w:pStyle w:val="Compact"/>
       </w:pPr>
       <w:hyperlink w:anchor="Xb7d04fe5597e6f81749c2de70bfb4a609e0417c">
         <w:r>
@@ -372,11 +372,11 @@
     </w:p>
     <w:p>
       <w:pPr>
+        <w:pStyle w:val="Compact"/>
         <w:numPr>
           <w:ilvl w:val="0"/>
           <w:numId w:val="1001"/>
         </w:numPr>
-        <w:pStyle w:val="Compact"/>
       </w:pPr>
       <w:hyperlink w:anchor="X7bee38e3dabe969bc7760c3e9f8efbee9e9a335">
         <w:r>
@@ -389,11 +389,11 @@
     </w:p>
     <w:p>
       <w:pPr>
+        <w:pStyle w:val="Compact"/>
         <w:numPr>
           <w:ilvl w:val="0"/>
           <w:numId w:val="1001"/>
         </w:numPr>
-        <w:pStyle w:val="Compact"/>
       </w:pPr>
       <w:hyperlink w:anchor="Xbcc3c9982cb41910d48a6fc07f420d59f65e738">
         <w:r>
@@ -406,11 +406,11 @@
     </w:p>
     <w:p>
       <w:pPr>
+        <w:pStyle w:val="Compact"/>
         <w:numPr>
           <w:ilvl w:val="0"/>
           <w:numId w:val="1001"/>
         </w:numPr>
-        <w:pStyle w:val="Compact"/>
       </w:pPr>
       <w:hyperlink w:anchor="X3af01a0667e17ad839a7c64a0acda15c6c35965">
         <w:r>
@@ -428,8 +428,8 @@
         </w:pict>
       </w:r>
     </w:p>
-    <w:bookmarkEnd w:id="22"/>
-    <w:bookmarkStart w:id="34" w:name="Xf42949ce2155418547b745b31f0a8bd30f8ab19"/>
+    <w:bookmarkEnd w:id="20"/>
+    <w:bookmarkStart w:id="32" w:name="Xf42949ce2155418547b745b31f0a8bd30f8ab19"/>
     <w:p>
       <w:pPr>
         <w:pStyle w:val="Heading2"/>
@@ -450,8 +450,8 @@
       </w:r>
       <w:r>
         <w:rPr>
+          <w:b/>
           <w:bCs/>
-          <w:b/>
         </w:rPr>
         <w:t xml:space="preserve">kits</w:t>
       </w:r>
@@ -470,7 +470,6 @@
         <w:tblStyle w:val="Table"/>
         <w:tblW w:type="auto" w:w="0"/>
         <w:tblLook w:firstRow="1" w:lastRow="0" w:firstColumn="0" w:lastColumn="0" w:noHBand="0" w:noVBand="0" w:val="0020"/>
-        <w:jc w:val="start"/>
       </w:tblPr>
       <w:tblGrid>
         <w:gridCol w:w="1584"/>
@@ -481,14 +480,13 @@
       </w:tblGrid>
       <w:tr>
         <w:trPr>
-          <w:tblHeader w:val="true"/>
+          <w:tblHeader w:val="on"/>
         </w:trPr>
         <w:tc>
           <w:tcPr/>
           <w:p>
             <w:pPr>
               <w:pStyle w:val="Compact"/>
-              <w:jc w:val="left"/>
             </w:pPr>
             <w:r>
               <w:t xml:space="preserve">Kit</w:t>
@@ -500,7 +498,6 @@
           <w:p>
             <w:pPr>
               <w:pStyle w:val="Compact"/>
-              <w:jc w:val="left"/>
             </w:pPr>
             <w:r>
               <w:t xml:space="preserve">Domain</w:t>
@@ -512,7 +509,6 @@
           <w:p>
             <w:pPr>
               <w:pStyle w:val="Compact"/>
-              <w:jc w:val="left"/>
             </w:pPr>
             <w:r>
               <w:t xml:space="preserve">On the card</w:t>
@@ -524,7 +520,6 @@
           <w:p>
             <w:pPr>
               <w:pStyle w:val="Compact"/>
-              <w:jc w:val="left"/>
             </w:pPr>
             <w:r>
               <w:t xml:space="preserve">Sources</w:t>
@@ -536,7 +531,6 @@
           <w:p>
             <w:pPr>
               <w:pStyle w:val="Compact"/>
-              <w:jc w:val="left"/>
             </w:pPr>
             <w:r>
               <w:t xml:space="preserve">Reference</w:t>
@@ -550,12 +544,11 @@
           <w:p>
             <w:pPr>
               <w:pStyle w:val="Compact"/>
-              <w:jc w:val="left"/>
             </w:pPr>
             <w:r>
               <w:rPr>
+                <w:b/>
                 <w:bCs/>
-                <w:b/>
               </w:rPr>
               <w:t xml:space="preserve">AppKit</w:t>
             </w:r>
@@ -566,7 +559,6 @@
           <w:p>
             <w:pPr>
               <w:pStyle w:val="Compact"/>
-              <w:jc w:val="left"/>
             </w:pPr>
             <w:r>
               <w:t xml:space="preserve">What makes a program run: the system's calls, strings, the console,</w:t>
@@ -593,7 +585,6 @@
           <w:p>
             <w:pPr>
               <w:pStyle w:val="Compact"/>
-              <w:jc w:val="left"/>
             </w:pPr>
             <w:r>
               <w:rPr>
@@ -608,7 +599,6 @@
           <w:p>
             <w:pPr>
               <w:pStyle w:val="Compact"/>
-              <w:jc w:val="left"/>
             </w:pPr>
             <w:r>
               <w:rPr>
@@ -623,9 +613,8 @@
           <w:p>
             <w:pPr>
               <w:pStyle w:val="Compact"/>
-              <w:jc w:val="left"/>
             </w:pPr>
-            <w:hyperlink r:id="rId23">
+            <w:hyperlink r:id="rId21">
               <w:r>
                 <w:rPr>
                   <w:rStyle w:val="Hyperlink"/>
@@ -642,12 +631,11 @@
           <w:p>
             <w:pPr>
               <w:pStyle w:val="Compact"/>
-              <w:jc w:val="left"/>
             </w:pPr>
             <w:r>
               <w:rPr>
+                <w:b/>
                 <w:bCs/>
-                <w:b/>
               </w:rPr>
               <w:t xml:space="preserve">UIKit</w:t>
             </w:r>
@@ -658,7 +646,6 @@
           <w:p>
             <w:pPr>
               <w:pStyle w:val="Compact"/>
-              <w:jc w:val="left"/>
             </w:pPr>
             <w:r>
               <w:t xml:space="preserve">The interface: windows, widgets, dialogs, the theme, icons</w:t>
@@ -670,7 +657,6 @@
           <w:p>
             <w:pPr>
               <w:pStyle w:val="Compact"/>
-              <w:jc w:val="left"/>
             </w:pPr>
             <w:r>
               <w:rPr>
@@ -685,7 +671,6 @@
           <w:p>
             <w:pPr>
               <w:pStyle w:val="Compact"/>
-              <w:jc w:val="left"/>
             </w:pPr>
             <w:r>
               <w:rPr>
@@ -700,9 +685,8 @@
           <w:p>
             <w:pPr>
               <w:pStyle w:val="Compact"/>
-              <w:jc w:val="left"/>
             </w:pPr>
-            <w:hyperlink r:id="rId24">
+            <w:hyperlink r:id="rId22">
               <w:r>
                 <w:rPr>
                   <w:rStyle w:val="Hyperlink"/>
@@ -719,12 +703,11 @@
           <w:p>
             <w:pPr>
               <w:pStyle w:val="Compact"/>
-              <w:jc w:val="left"/>
             </w:pPr>
             <w:r>
               <w:rPr>
+                <w:b/>
                 <w:bCs/>
-                <w:b/>
               </w:rPr>
               <w:t xml:space="preserve">SystemKit</w:t>
             </w:r>
@@ -735,7 +718,6 @@
           <w:p>
             <w:pPr>
               <w:pStyle w:val="Compact"/>
-              <w:jc w:val="left"/>
             </w:pPr>
             <w:r>
               <w:t xml:space="preserve">Talking to the system and the other programs: notifications, clipboard, trash, volume, wallpaper, file associations, the dock, the language and the time zone</w:t>
@@ -747,7 +729,6 @@
           <w:p>
             <w:pPr>
               <w:pStyle w:val="Compact"/>
-              <w:jc w:val="left"/>
             </w:pPr>
             <w:r>
               <w:rPr>
@@ -762,7 +743,6 @@
           <w:p>
             <w:pPr>
               <w:pStyle w:val="Compact"/>
-              <w:jc w:val="left"/>
             </w:pPr>
             <w:r>
               <w:rPr>
@@ -777,9 +757,8 @@
           <w:p>
             <w:pPr>
               <w:pStyle w:val="Compact"/>
-              <w:jc w:val="left"/>
             </w:pPr>
-            <w:hyperlink r:id="rId25">
+            <w:hyperlink r:id="rId23">
               <w:r>
                 <w:rPr>
                   <w:rStyle w:val="Hyperlink"/>
@@ -796,12 +775,11 @@
           <w:p>
             <w:pPr>
               <w:pStyle w:val="Compact"/>
-              <w:jc w:val="left"/>
             </w:pPr>
             <w:r>
               <w:rPr>
+                <w:b/>
                 <w:bCs/>
-                <w:b/>
               </w:rPr>
               <w:t xml:space="preserve">NetKit</w:t>
             </w:r>
@@ -812,7 +790,6 @@
           <w:p>
             <w:pPr>
               <w:pStyle w:val="Compact"/>
-              <w:jc w:val="left"/>
             </w:pPr>
             <w:r>
               <w:t xml:space="preserve">The network: HTTP, the FTP volumes</w:t>
@@ -824,7 +801,6 @@
           <w:p>
             <w:pPr>
               <w:pStyle w:val="Compact"/>
-              <w:jc w:val="left"/>
             </w:pPr>
             <w:r>
               <w:rPr>
@@ -839,7 +815,6 @@
           <w:p>
             <w:pPr>
               <w:pStyle w:val="Compact"/>
-              <w:jc w:val="left"/>
             </w:pPr>
             <w:r>
               <w:rPr>
@@ -854,9 +829,8 @@
           <w:p>
             <w:pPr>
               <w:pStyle w:val="Compact"/>
-              <w:jc w:val="left"/>
             </w:pPr>
-            <w:hyperlink r:id="rId26">
+            <w:hyperlink r:id="rId24">
               <w:r>
                 <w:rPr>
                   <w:rStyle w:val="Hyperlink"/>
@@ -873,12 +847,11 @@
           <w:p>
             <w:pPr>
               <w:pStyle w:val="Compact"/>
-              <w:jc w:val="left"/>
             </w:pPr>
             <w:r>
               <w:rPr>
+                <w:b/>
                 <w:bCs/>
-                <w:b/>
               </w:rPr>
               <w:t xml:space="preserve">FileKit</w:t>
             </w:r>
@@ -889,7 +862,6 @@
           <w:p>
             <w:pPr>
               <w:pStyle w:val="Compact"/>
-              <w:jc w:val="left"/>
             </w:pPr>
             <w:r>
               <w:t xml:space="preserve">Files and folders, paths, compression, archives</w:t>
@@ -901,7 +873,6 @@
           <w:p>
             <w:pPr>
               <w:pStyle w:val="Compact"/>
-              <w:jc w:val="left"/>
             </w:pPr>
             <w:r>
               <w:rPr>
@@ -916,7 +887,6 @@
           <w:p>
             <w:pPr>
               <w:pStyle w:val="Compact"/>
-              <w:jc w:val="left"/>
             </w:pPr>
             <w:r>
               <w:rPr>
@@ -931,9 +901,8 @@
           <w:p>
             <w:pPr>
               <w:pStyle w:val="Compact"/>
-              <w:jc w:val="left"/>
             </w:pPr>
-            <w:hyperlink r:id="rId27">
+            <w:hyperlink r:id="rId25">
               <w:r>
                 <w:rPr>
                   <w:rStyle w:val="Hyperlink"/>
@@ -950,12 +919,11 @@
           <w:p>
             <w:pPr>
               <w:pStyle w:val="Compact"/>
-              <w:jc w:val="left"/>
             </w:pPr>
             <w:r>
               <w:rPr>
+                <w:b/>
                 <w:bCs/>
-                <w:b/>
               </w:rPr>
               <w:t xml:space="preserve">ImageKit</w:t>
             </w:r>
@@ -966,7 +934,6 @@
           <w:p>
             <w:pPr>
               <w:pStyle w:val="Compact"/>
-              <w:jc w:val="left"/>
             </w:pPr>
             <w:r>
               <w:t xml:space="preserve">Pictures: reading, writing, resizing, adjusting</w:t>
@@ -978,7 +945,6 @@
           <w:p>
             <w:pPr>
               <w:pStyle w:val="Compact"/>
-              <w:jc w:val="left"/>
             </w:pPr>
             <w:r>
               <w:rPr>
@@ -993,7 +959,6 @@
           <w:p>
             <w:pPr>
               <w:pStyle w:val="Compact"/>
-              <w:jc w:val="left"/>
             </w:pPr>
             <w:r>
               <w:rPr>
@@ -1008,9 +973,8 @@
           <w:p>
             <w:pPr>
               <w:pStyle w:val="Compact"/>
-              <w:jc w:val="left"/>
             </w:pPr>
-            <w:hyperlink r:id="rId28">
+            <w:hyperlink r:id="rId26">
               <w:r>
                 <w:rPr>
                   <w:rStyle w:val="Hyperlink"/>
@@ -1027,12 +991,11 @@
           <w:p>
             <w:pPr>
               <w:pStyle w:val="Compact"/>
-              <w:jc w:val="left"/>
             </w:pPr>
             <w:r>
               <w:rPr>
+                <w:b/>
                 <w:bCs/>
-                <w:b/>
               </w:rPr>
               <w:t xml:space="preserve">AudioKit</w:t>
             </w:r>
@@ -1043,7 +1006,6 @@
           <w:p>
             <w:pPr>
               <w:pStyle w:val="Compact"/>
-              <w:jc w:val="left"/>
             </w:pPr>
             <w:r>
               <w:t xml:space="preserve">Sound: playing files, notes, synthesis, the sound output</w:t>
@@ -1055,7 +1017,6 @@
           <w:p>
             <w:pPr>
               <w:pStyle w:val="Compact"/>
-              <w:jc w:val="left"/>
             </w:pPr>
             <w:r>
               <w:rPr>
@@ -1070,7 +1031,6 @@
           <w:p>
             <w:pPr>
               <w:pStyle w:val="Compact"/>
-              <w:jc w:val="left"/>
             </w:pPr>
             <w:r>
               <w:rPr>
@@ -1085,9 +1045,8 @@
           <w:p>
             <w:pPr>
               <w:pStyle w:val="Compact"/>
-              <w:jc w:val="left"/>
             </w:pPr>
-            <w:hyperlink r:id="rId29">
+            <w:hyperlink r:id="rId27">
               <w:r>
                 <w:rPr>
                   <w:rStyle w:val="Hyperlink"/>
@@ -1104,12 +1063,11 @@
           <w:p>
             <w:pPr>
               <w:pStyle w:val="Compact"/>
-              <w:jc w:val="left"/>
             </w:pPr>
             <w:r>
               <w:rPr>
+                <w:b/>
                 <w:bCs/>
-                <w:b/>
               </w:rPr>
               <w:t xml:space="preserve">FontKit</w:t>
             </w:r>
@@ -1120,7 +1078,6 @@
           <w:p>
             <w:pPr>
               <w:pStyle w:val="Compact"/>
-              <w:jc w:val="left"/>
             </w:pPr>
             <w:r>
               <w:t xml:space="preserve">Fonts: FreeType, the font manager, anti-aliased text</w:t>
@@ -1132,7 +1089,6 @@
           <w:p>
             <w:pPr>
               <w:pStyle w:val="Compact"/>
-              <w:jc w:val="left"/>
             </w:pPr>
             <w:r>
               <w:rPr>
@@ -1147,7 +1103,6 @@
           <w:p>
             <w:pPr>
               <w:pStyle w:val="Compact"/>
-              <w:jc w:val="left"/>
             </w:pPr>
             <w:r>
               <w:rPr>
@@ -1162,9 +1117,8 @@
           <w:p>
             <w:pPr>
               <w:pStyle w:val="Compact"/>
-              <w:jc w:val="left"/>
             </w:pPr>
-            <w:hyperlink r:id="rId30">
+            <w:hyperlink r:id="rId28">
               <w:r>
                 <w:rPr>
                   <w:rStyle w:val="Hyperlink"/>
@@ -1181,12 +1135,11 @@
           <w:p>
             <w:pPr>
               <w:pStyle w:val="Compact"/>
-              <w:jc w:val="left"/>
             </w:pPr>
             <w:r>
               <w:rPr>
+                <w:b/>
                 <w:bCs/>
-                <w:b/>
               </w:rPr>
               <w:t xml:space="preserve">PrinterKit</w:t>
             </w:r>
@@ -1197,7 +1150,6 @@
           <w:p>
             <w:pPr>
               <w:pStyle w:val="Compact"/>
-              <w:jc w:val="left"/>
             </w:pPr>
             <w:r>
               <w:t xml:space="preserve">Printing: the Print dialog, a job's pages</w:t>
@@ -1209,7 +1161,6 @@
           <w:p>
             <w:pPr>
               <w:pStyle w:val="Compact"/>
-              <w:jc w:val="left"/>
             </w:pPr>
             <w:r>
               <w:rPr>
@@ -1224,7 +1175,6 @@
           <w:p>
             <w:pPr>
               <w:pStyle w:val="Compact"/>
-              <w:jc w:val="left"/>
             </w:pPr>
             <w:r>
               <w:rPr>
@@ -1239,9 +1189,8 @@
           <w:p>
             <w:pPr>
               <w:pStyle w:val="Compact"/>
-              <w:jc w:val="left"/>
             </w:pPr>
-            <w:hyperlink r:id="rId31">
+            <w:hyperlink r:id="rId29">
               <w:r>
                 <w:rPr>
                   <w:rStyle w:val="Hyperlink"/>
@@ -1258,12 +1207,11 @@
           <w:p>
             <w:pPr>
               <w:pStyle w:val="Compact"/>
-              <w:jc w:val="left"/>
             </w:pPr>
             <w:r>
               <w:rPr>
+                <w:b/>
                 <w:bCs/>
-                <w:b/>
               </w:rPr>
               <w:t xml:space="preserve">GPIOKit</w:t>
             </w:r>
@@ -1274,7 +1222,6 @@
           <w:p>
             <w:pPr>
               <w:pStyle w:val="Compact"/>
-              <w:jc w:val="left"/>
             </w:pPr>
             <w:r>
               <w:t xml:space="preserve">The Raspberry Pi's 40-pin header: pins, PWM, edges, I2C, SPI; a simulated board</w:t>
@@ -1286,7 +1233,6 @@
           <w:p>
             <w:pPr>
               <w:pStyle w:val="Compact"/>
-              <w:jc w:val="left"/>
             </w:pPr>
             <w:r>
               <w:rPr>
@@ -1301,7 +1247,6 @@
           <w:p>
             <w:pPr>
               <w:pStyle w:val="Compact"/>
-              <w:jc w:val="left"/>
             </w:pPr>
             <w:r>
               <w:rPr>
@@ -1316,9 +1261,8 @@
           <w:p>
             <w:pPr>
               <w:pStyle w:val="Compact"/>
-              <w:jc w:val="left"/>
             </w:pPr>
-            <w:hyperlink r:id="rId32">
+            <w:hyperlink r:id="rId30">
               <w:r>
                 <w:rPr>
                   <w:rStyle w:val="Hyperlink"/>
@@ -1335,12 +1279,11 @@
           <w:p>
             <w:pPr>
               <w:pStyle w:val="Compact"/>
-              <w:jc w:val="left"/>
             </w:pPr>
             <w:r>
               <w:rPr>
+                <w:b/>
                 <w:bCs/>
-                <w:b/>
               </w:rPr>
               <w:t xml:space="preserve">GameKit</w:t>
             </w:r>
@@ -1351,7 +1294,6 @@
           <w:p>
             <w:pPr>
               <w:pStyle w:val="Compact"/>
-              <w:jc w:val="left"/>
             </w:pPr>
             <w:r>
               <w:t xml:space="preserve">The games of the card's ROMs: the emulators' consoles, the watched folders, the ROMs, their pictures</w:t>
@@ -1363,7 +1305,6 @@
           <w:p>
             <w:pPr>
               <w:pStyle w:val="Compact"/>
-              <w:jc w:val="left"/>
             </w:pPr>
             <w:r>
               <w:rPr>
@@ -1378,7 +1319,6 @@
           <w:p>
             <w:pPr>
               <w:pStyle w:val="Compact"/>
-              <w:jc w:val="left"/>
             </w:pPr>
             <w:r>
               <w:rPr>
@@ -1393,9 +1333,8 @@
           <w:p>
             <w:pPr>
               <w:pStyle w:val="Compact"/>
-              <w:jc w:val="left"/>
             </w:pPr>
-            <w:hyperlink r:id="rId33">
+            <w:hyperlink r:id="rId31">
               <w:r>
                 <w:rPr>
                   <w:rStyle w:val="Hyperlink"/>
@@ -1417,16 +1356,16 @@
     </w:p>
     <w:p>
       <w:pPr>
+        <w:pStyle w:val="Compact"/>
         <w:numPr>
           <w:ilvl w:val="0"/>
           <w:numId w:val="1002"/>
         </w:numPr>
-        <w:pStyle w:val="Compact"/>
       </w:pPr>
       <w:r>
         <w:rPr>
+          <w:b/>
           <w:bCs/>
-          <w:b/>
         </w:rPr>
         <w:t xml:space="preserve">Reusable code goes into the adequate kit</w:t>
       </w:r>
@@ -1445,41 +1384,41 @@
     </w:p>
     <w:p>
       <w:pPr>
+        <w:pStyle w:val="Compact"/>
         <w:numPr>
           <w:ilvl w:val="0"/>
           <w:numId w:val="1002"/>
         </w:numPr>
-        <w:pStyle w:val="Compact"/>
       </w:pPr>
       <w:r>
         <w:rPr>
+          <w:b/>
           <w:bCs/>
+        </w:rPr>
+        <w:t xml:space="preserve">A program draws on the kits as much as it can</w:t>
+      </w:r>
+      <w:r>
+        <w:t xml:space="preserve">, and never reaches the kernel itself. Only AppKit</w:t>
+      </w:r>
+      <w:r>
+        <w:t xml:space="preserve"> </w:t>
+      </w:r>
+      <w:r>
+        <w:t xml:space="preserve">reads the kernel's table; so the kernel can change without any program being rebuilt. (One exception,</w:t>
+      </w:r>
+      <w:r>
+        <w:t xml:space="preserve"> </w:t>
+      </w:r>
+      <w:r>
+        <w:t xml:space="preserve">decided by the user:</w:t>
+      </w:r>
+      <w:r>
+        <w:t xml:space="preserve"> </w:t>
+      </w:r>
+      <w:r>
+        <w:rPr>
           <w:b/>
-        </w:rPr>
-        <w:t xml:space="preserve">A program draws on the kits as much as it can</w:t>
-      </w:r>
-      <w:r>
-        <w:t xml:space="preserve">, and never reaches the kernel itself. Only AppKit</w:t>
-      </w:r>
-      <w:r>
-        <w:t xml:space="preserve"> </w:t>
-      </w:r>
-      <w:r>
-        <w:t xml:space="preserve">reads the kernel's table; so the kernel can change without any program being rebuilt. (One exception,</w:t>
-      </w:r>
-      <w:r>
-        <w:t xml:space="preserve"> </w:t>
-      </w:r>
-      <w:r>
-        <w:t xml:space="preserve">decided by the user:</w:t>
-      </w:r>
-      <w:r>
-        <w:t xml:space="preserve"> </w:t>
-      </w:r>
-      <w:r>
-        <w:rPr>
           <w:bCs/>
-          <w:b/>
         </w:rPr>
         <w:t xml:space="preserve">GPIOKit</w:t>
       </w:r>
@@ -1513,16 +1452,16 @@
     </w:p>
     <w:p>
       <w:pPr>
+        <w:pStyle w:val="Compact"/>
         <w:numPr>
           <w:ilvl w:val="0"/>
           <w:numId w:val="1002"/>
         </w:numPr>
-        <w:pStyle w:val="Compact"/>
       </w:pPr>
       <w:r>
         <w:rPr>
+          <w:b/>
           <w:bCs/>
-          <w:b/>
         </w:rPr>
         <w:t xml:space="preserve">What one program alone uses stays beside that program</w:t>
       </w:r>
@@ -1542,33 +1481,33 @@
       </w:r>
       <w:r>
         <w:rPr>
+          <w:b/>
           <w:bCs/>
+        </w:rPr>
+        <w:t xml:space="preserve">one header</w:t>
+      </w:r>
+      <w:r>
+        <w:t xml:space="preserve">,</w:t>
+      </w:r>
+      <w:r>
+        <w:t xml:space="preserve"> </w:t>
+      </w:r>
+      <w:r>
+        <w:rPr>
+          <w:rStyle w:val="VerbatimChar"/>
+        </w:rPr>
+        <w:t xml:space="preserve">&lt;kit&gt;/&lt;kit&gt;.h</w:t>
+      </w:r>
+      <w:r>
+        <w:t xml:space="preserve">, which</w:t>
+      </w:r>
+      <w:r>
+        <w:t xml:space="preserve"> </w:t>
+      </w:r>
+      <w:r>
+        <w:rPr>
           <w:b/>
-        </w:rPr>
-        <w:t xml:space="preserve">one header</w:t>
-      </w:r>
-      <w:r>
-        <w:t xml:space="preserve">,</w:t>
-      </w:r>
-      <w:r>
-        <w:t xml:space="preserve"> </w:t>
-      </w:r>
-      <w:r>
-        <w:rPr>
-          <w:rStyle w:val="VerbatimChar"/>
-        </w:rPr>
-        <w:t xml:space="preserve">&lt;kit&gt;/&lt;kit&gt;.h</w:t>
-      </w:r>
-      <w:r>
-        <w:t xml:space="preserve">, which</w:t>
-      </w:r>
-      <w:r>
-        <w:t xml:space="preserve"> </w:t>
-      </w:r>
-      <w:r>
-        <w:rPr>
           <w:bCs/>
-          <w:b/>
         </w:rPr>
         <w:t xml:space="preserve">declares</w:t>
       </w:r>
@@ -1582,8 +1521,8 @@
         <w:t xml:space="preserve">code is shared by every program that uses it.</w:t>
       </w:r>
     </w:p>
-    <w:bookmarkEnd w:id="34"/>
-    <w:bookmarkStart w:id="40" w:name="X85b9036d0c437b6d6abf0631055454f6f74ddb8"/>
+    <w:bookmarkEnd w:id="32"/>
+    <w:bookmarkStart w:id="38" w:name="X85b9036d0c437b6d6abf0631055454f6f74ddb8"/>
     <w:p>
       <w:pPr>
         <w:pStyle w:val="Heading2"/>
@@ -1592,7 +1531,7 @@
         <w:t xml:space="preserve">2. Using a kit in a program</w:t>
       </w:r>
     </w:p>
-    <w:bookmarkStart w:id="35" w:name="including"/>
+    <w:bookmarkStart w:id="33" w:name="including"/>
     <w:p>
       <w:pPr>
         <w:pStyle w:val="Heading3"/>
@@ -1869,8 +1808,8 @@
         <w:t xml:space="preserve">// PrinterKit</w:t>
       </w:r>
     </w:p>
-    <w:bookmarkEnd w:id="35"/>
-    <w:bookmarkStart w:id="36" w:name="linking"/>
+    <w:bookmarkEnd w:id="33"/>
+    <w:bookmarkStart w:id="34" w:name="linking"/>
     <w:p>
       <w:pPr>
         <w:pStyle w:val="Heading3"/>
@@ -1897,8 +1836,8 @@
       </w:r>
       <w:r>
         <w:rPr>
+          <w:b/>
           <w:bCs/>
-          <w:b/>
         </w:rPr>
         <w:t xml:space="preserve">import archive</w:t>
       </w:r>
@@ -1923,7 +1862,6 @@
         <w:tblStyle w:val="Table"/>
         <w:tblW w:type="auto" w:w="0"/>
         <w:tblLook w:firstRow="1" w:lastRow="0" w:firstColumn="0" w:lastColumn="0" w:noHBand="0" w:noVBand="0" w:val="0020"/>
-        <w:jc w:val="start"/>
       </w:tblPr>
       <w:tblGrid>
         <w:gridCol w:w="3960"/>
@@ -1931,14 +1869,13 @@
       </w:tblGrid>
       <w:tr>
         <w:trPr>
-          <w:tblHeader w:val="true"/>
+          <w:tblHeader w:val="on"/>
         </w:trPr>
         <w:tc>
           <w:tcPr/>
           <w:p>
             <w:pPr>
               <w:pStyle w:val="Compact"/>
-              <w:jc w:val="left"/>
             </w:pPr>
             <w:r>
               <w:t xml:space="preserve">The program is</w:t>
@@ -1950,7 +1887,6 @@
           <w:p>
             <w:pPr>
               <w:pStyle w:val="Compact"/>
-              <w:jc w:val="left"/>
             </w:pPr>
             <w:r>
               <w:t xml:space="preserve">It links</w:t>
@@ -1964,7 +1900,6 @@
           <w:p>
             <w:pPr>
               <w:pStyle w:val="Compact"/>
-              <w:jc w:val="left"/>
             </w:pPr>
             <w:r>
               <w:t xml:space="preserve">C++ (an application)</w:t>
@@ -1976,7 +1911,6 @@
           <w:p>
             <w:pPr>
               <w:pStyle w:val="Compact"/>
-              <w:jc w:val="left"/>
             </w:pPr>
             <w:r>
               <w:rPr>
@@ -1993,7 +1927,6 @@
           <w:p>
             <w:pPr>
               <w:pStyle w:val="Compact"/>
-              <w:jc w:val="left"/>
             </w:pPr>
             <w:r>
               <w:t xml:space="preserve">C (a console tool)</w:t>
@@ -2005,7 +1938,6 @@
           <w:p>
             <w:pPr>
               <w:pStyle w:val="Compact"/>
-              <w:jc w:val="left"/>
             </w:pPr>
             <w:r>
               <w:rPr>
@@ -2093,8 +2025,8 @@
         <w:t xml:space="preserve">mytool.elf: ../lib/systemkit.imp_c.a</w:t>
       </w:r>
     </w:p>
-    <w:bookmarkEnd w:id="36"/>
-    <w:bookmarkStart w:id="37" w:name="versions"/>
+    <w:bookmarkEnd w:id="34"/>
+    <w:bookmarkStart w:id="35" w:name="versions"/>
     <w:p>
       <w:pPr>
         <w:pStyle w:val="Heading3"/>
@@ -2153,8 +2085,8 @@
         <w:t xml:space="preserve">library first.</w:t>
       </w:r>
     </w:p>
-    <w:bookmarkEnd w:id="37"/>
-    <w:bookmarkStart w:id="38" w:name="from-basic"/>
+    <w:bookmarkEnd w:id="35"/>
+    <w:bookmarkStart w:id="36" w:name="from-basic"/>
     <w:p>
       <w:pPr>
         <w:pStyle w:val="Heading3"/>
@@ -2223,112 +2155,112 @@
       </w:r>
       <w:r>
         <w:rPr>
+          <w:i/>
           <w:iCs/>
+        </w:rPr>
+        <w:t xml:space="preserve">The system's kits</w:t>
+      </w:r>
+      <w:r>
+        <w:t xml:space="preserve">). BASIC knows a kit by its</w:t>
+      </w:r>
+      <w:r>
+        <w:t xml:space="preserve"> </w:t>
+      </w:r>
+      <w:r>
+        <w:rPr>
+          <w:b/>
+          <w:bCs/>
+        </w:rPr>
+        <w:t xml:space="preserve">description</w:t>
+      </w:r>
+      <w:r>
+        <w:t xml:space="preserve">,</w:t>
+      </w:r>
+      <w:r>
+        <w:t xml:space="preserve"> </w:t>
+      </w:r>
+      <w:r>
+        <w:rPr>
+          <w:rStyle w:val="VerbatimChar"/>
+        </w:rPr>
+        <w:t xml:space="preserve">SD:/lib/&lt;kit&gt;.bi</w:t>
+      </w:r>
+      <w:r>
+        <w:t xml:space="preserve">, made from the kit's</w:t>
+      </w:r>
+      <w:r>
+        <w:t xml:space="preserve"> </w:t>
+      </w:r>
+      <w:r>
+        <w:rPr>
+          <w:rStyle w:val="VerbatimChar"/>
+        </w:rPr>
+        <w:t xml:space="preserve">.abi</w:t>
+      </w:r>
+      <w:r>
+        <w:t xml:space="preserve"> </w:t>
+      </w:r>
+      <w:r>
+        <w:t xml:space="preserve">and its</w:t>
+      </w:r>
+      <w:r>
+        <w:t xml:space="preserve"> </w:t>
+      </w:r>
+      <w:r>
+        <w:t xml:space="preserve">headers by</w:t>
+      </w:r>
+      <w:r>
+        <w:t xml:space="preserve"> </w:t>
+      </w:r>
+      <w:r>
+        <w:rPr>
+          <w:rStyle w:val="VerbatimChar"/>
+        </w:rPr>
+        <w:t xml:space="preserve">tools/kitbi/kitbi.py</w:t>
+      </w:r>
+      <w:r>
+        <w:t xml:space="preserve"> </w:t>
+      </w:r>
+      <w:r>
+        <w:t xml:space="preserve">when the kits are built: nothing in BASIC names a kit, so</w:t>
+      </w:r>
+      <w:r>
+        <w:t xml:space="preserve"> </w:t>
+      </w:r>
+      <w:r>
+        <w:rPr>
+          <w:b/>
+          <w:bCs/>
+        </w:rPr>
+        <w:t xml:space="preserve">a new kit is</w:t>
+      </w:r>
+      <w:r>
+        <w:rPr>
+          <w:b/>
+          <w:bCs/>
+        </w:rPr>
+        <w:t xml:space="preserve"> </w:t>
+      </w:r>
+      <w:r>
+        <w:rPr>
+          <w:b/>
+          <w:bCs/>
+        </w:rPr>
+        <w:t xml:space="preserve">importable as soon as it is built</w:t>
+      </w:r>
+      <w:r>
+        <w:t xml:space="preserve"> </w:t>
+      </w:r>
+      <w:r>
+        <w:t xml:space="preserve">(docs/03,</w:t>
+      </w:r>
+      <w:r>
+        <w:t xml:space="preserve"> </w:t>
+      </w:r>
+      <w:r>
+        <w:rPr>
           <w:i/>
-        </w:rPr>
-        <w:t xml:space="preserve">The system's kits</w:t>
-      </w:r>
-      <w:r>
-        <w:t xml:space="preserve">). BASIC knows a kit by its</w:t>
-      </w:r>
-      <w:r>
-        <w:t xml:space="preserve"> </w:t>
-      </w:r>
-      <w:r>
-        <w:rPr>
-          <w:bCs/>
-          <w:b/>
-        </w:rPr>
-        <w:t xml:space="preserve">description</w:t>
-      </w:r>
-      <w:r>
-        <w:t xml:space="preserve">,</w:t>
-      </w:r>
-      <w:r>
-        <w:t xml:space="preserve"> </w:t>
-      </w:r>
-      <w:r>
-        <w:rPr>
-          <w:rStyle w:val="VerbatimChar"/>
-        </w:rPr>
-        <w:t xml:space="preserve">SD:/lib/&lt;kit&gt;.bi</w:t>
-      </w:r>
-      <w:r>
-        <w:t xml:space="preserve">, made from the kit's</w:t>
-      </w:r>
-      <w:r>
-        <w:t xml:space="preserve"> </w:t>
-      </w:r>
-      <w:r>
-        <w:rPr>
-          <w:rStyle w:val="VerbatimChar"/>
-        </w:rPr>
-        <w:t xml:space="preserve">.abi</w:t>
-      </w:r>
-      <w:r>
-        <w:t xml:space="preserve"> </w:t>
-      </w:r>
-      <w:r>
-        <w:t xml:space="preserve">and its</w:t>
-      </w:r>
-      <w:r>
-        <w:t xml:space="preserve"> </w:t>
-      </w:r>
-      <w:r>
-        <w:t xml:space="preserve">headers by</w:t>
-      </w:r>
-      <w:r>
-        <w:t xml:space="preserve"> </w:t>
-      </w:r>
-      <w:r>
-        <w:rPr>
-          <w:rStyle w:val="VerbatimChar"/>
-        </w:rPr>
-        <w:t xml:space="preserve">tools/kitbi/kitbi.py</w:t>
-      </w:r>
-      <w:r>
-        <w:t xml:space="preserve"> </w:t>
-      </w:r>
-      <w:r>
-        <w:t xml:space="preserve">when the kits are built: nothing in BASIC names a kit, so</w:t>
-      </w:r>
-      <w:r>
-        <w:t xml:space="preserve"> </w:t>
-      </w:r>
-      <w:r>
-        <w:rPr>
-          <w:bCs/>
-          <w:b/>
-        </w:rPr>
-        <w:t xml:space="preserve">a new kit is</w:t>
-      </w:r>
-      <w:r>
-        <w:rPr>
-          <w:bCs/>
-          <w:b/>
-        </w:rPr>
-        <w:t xml:space="preserve"> </w:t>
-      </w:r>
-      <w:r>
-        <w:rPr>
-          <w:bCs/>
-          <w:b/>
-        </w:rPr>
-        <w:t xml:space="preserve">importable as soon as it is built</w:t>
-      </w:r>
-      <w:r>
-        <w:t xml:space="preserve"> </w:t>
-      </w:r>
-      <w:r>
-        <w:t xml:space="preserve">(docs/03,</w:t>
-      </w:r>
-      <w:r>
-        <w:t xml:space="preserve"> </w:t>
-      </w:r>
-      <w:r>
-        <w:rPr>
           <w:iCs/>
-          <w:i/>
         </w:rPr>
         <w:t xml:space="preserve">BASIC and the kits</w:t>
       </w:r>
@@ -2348,8 +2280,8 @@
         <w:t xml:space="preserve">functions.</w:t>
       </w:r>
     </w:p>
-    <w:bookmarkEnd w:id="38"/>
-    <w:bookmarkStart w:id="39" w:name="on-a-pc"/>
+    <w:bookmarkEnd w:id="36"/>
+    <w:bookmarkStart w:id="37" w:name="on-a-pc"/>
     <w:p>
       <w:pPr>
         <w:pStyle w:val="Heading3"/>
@@ -2396,9 +2328,9 @@
         <w:t xml:space="preserve">program's code.</w:t>
       </w:r>
     </w:p>
-    <w:bookmarkEnd w:id="39"/>
-    <w:bookmarkEnd w:id="40"/>
-    <w:bookmarkStart w:id="41" w:name="X479a017f3f362789bae7c4b9122aafaba533bfa"/>
+    <w:bookmarkEnd w:id="37"/>
+    <w:bookmarkEnd w:id="38"/>
+    <w:bookmarkStart w:id="39" w:name="X479a017f3f362789bae7c4b9122aafaba533bfa"/>
     <w:p>
       <w:pPr>
         <w:pStyle w:val="Heading2"/>
@@ -2486,8 +2418,8 @@
       </w:pPr>
       <w:r>
         <w:rPr>
+          <w:b/>
           <w:bCs/>
-          <w:b/>
         </w:rPr>
         <w:t xml:space="preserve">A console tool</w:t>
       </w:r>
@@ -3154,37 +3086,37 @@
       </w:pPr>
       <w:r>
         <w:rPr>
+          <w:b/>
           <w:bCs/>
+        </w:rPr>
+        <w:t xml:space="preserve">Settings from an</w:t>
+      </w:r>
+      <w:r>
+        <w:rPr>
           <w:b/>
-        </w:rPr>
-        <w:t xml:space="preserve">Settings from an</w:t>
-      </w:r>
-      <w:r>
-        <w:rPr>
           <w:bCs/>
+        </w:rPr>
+        <w:t xml:space="preserve"> </w:t>
+      </w:r>
+      <w:r>
+        <w:rPr>
+          <w:rStyle w:val="VerbatimChar"/>
           <w:b/>
-        </w:rPr>
-        <w:t xml:space="preserve"> </w:t>
-      </w:r>
-      <w:r>
-        <w:rPr>
-          <w:rStyle w:val="VerbatimChar"/>
           <w:bCs/>
+        </w:rPr>
+        <w:t xml:space="preserve">.ini</w:t>
+      </w:r>
+      <w:r>
+        <w:rPr>
           <w:b/>
-        </w:rPr>
-        <w:t xml:space="preserve">.ini</w:t>
-      </w:r>
-      <w:r>
-        <w:rPr>
           <w:bCs/>
+        </w:rPr>
+        <w:t xml:space="preserve"> </w:t>
+      </w:r>
+      <w:r>
+        <w:rPr>
           <w:b/>
-        </w:rPr>
-        <w:t xml:space="preserve"> </w:t>
-      </w:r>
-      <w:r>
-        <w:rPr>
           <w:bCs/>
-          <w:b/>
         </w:rPr>
         <w:t xml:space="preserve">file</w:t>
       </w:r>
@@ -3644,8 +3576,8 @@
       </w:pPr>
       <w:r>
         <w:rPr>
+          <w:b/>
           <w:bCs/>
-          <w:b/>
         </w:rPr>
         <w:t xml:space="preserve">Strings</w:t>
       </w:r>
@@ -4093,8 +4025,8 @@
       </w:pPr>
       <w:r>
         <w:rPr>
+          <w:b/>
           <w:bCs/>
-          <w:b/>
         </w:rPr>
         <w:t xml:space="preserve">Starting a program</w:t>
       </w:r>
@@ -4248,8 +4180,8 @@
       </w:pPr>
       <w:r>
         <w:rPr>
+          <w:b/>
           <w:bCs/>
-          <w:b/>
         </w:rPr>
         <w:t xml:space="preserve">The volumes, USB sticks</w:t>
       </w:r>
@@ -5039,8 +4971,8 @@
         <w:t xml:space="preserve">// erases it; SD: is always refused</w:t>
       </w:r>
     </w:p>
-    <w:bookmarkEnd w:id="41"/>
-    <w:bookmarkStart w:id="42" w:name="X0a53c701f88fdf6f7c7ea97f28ca21204deb07c"/>
+    <w:bookmarkEnd w:id="39"/>
+    <w:bookmarkStart w:id="40" w:name="X0a53c701f88fdf6f7c7ea97f28ca21204deb07c"/>
     <w:p>
       <w:pPr>
         <w:pStyle w:val="Heading2"/>
@@ -5140,8 +5072,8 @@
       </w:pPr>
       <w:r>
         <w:rPr>
+          <w:b/>
           <w:bCs/>
-          <w:b/>
         </w:rPr>
         <w:t xml:space="preserve">A window, a label, a button:</w:t>
       </w:r>
@@ -6267,8 +6199,8 @@
       </w:pPr>
       <w:r>
         <w:rPr>
+          <w:b/>
           <w:bCs/>
-          <w:b/>
         </w:rPr>
         <w:t xml:space="preserve">Dialogs</w:t>
       </w:r>
@@ -6710,57 +6642,57 @@
       </w:pPr>
       <w:r>
         <w:rPr>
+          <w:b/>
           <w:bCs/>
+        </w:rPr>
+        <w:t xml:space="preserve">Tabs</w:t>
+      </w:r>
+      <w:r>
+        <w:t xml:space="preserve"> </w:t>
+      </w:r>
+      <w:r>
+        <w:t xml:space="preserve">(</w:t>
+      </w:r>
+      <w:r>
+        <w:rPr>
+          <w:rStyle w:val="VerbatimChar"/>
+        </w:rPr>
+        <w:t xml:space="preserve">TabStrip</w:t>
+      </w:r>
+      <w:r>
+        <w:t xml:space="preserve">,</w:t>
+      </w:r>
+      <w:r>
+        <w:t xml:space="preserve"> </w:t>
+      </w:r>
+      <w:r>
+        <w:rPr>
+          <w:rStyle w:val="VerbatimChar"/>
+        </w:rPr>
+        <w:t xml:space="preserve">uikit/tabstrip.h</w:t>
+      </w:r>
+      <w:r>
+        <w:t xml:space="preserve">): a row of closable tabs over the program's own view — the</w:t>
+      </w:r>
+      <w:r>
+        <w:t xml:space="preserve"> </w:t>
+      </w:r>
+      <w:r>
+        <w:t xml:space="preserve">strip shows them, the program shows the chosen one's content. Each tab carries a pointer for the</w:t>
+      </w:r>
+      <w:r>
+        <w:t xml:space="preserve"> </w:t>
+      </w:r>
+      <w:r>
+        <w:t xml:space="preserve">program; a close is only</w:t>
+      </w:r>
+      <w:r>
+        <w:t xml:space="preserve"> </w:t>
+      </w:r>
+      <w:r>
+        <w:rPr>
           <w:b/>
-        </w:rPr>
-        <w:t xml:space="preserve">Tabs</w:t>
-      </w:r>
-      <w:r>
-        <w:t xml:space="preserve"> </w:t>
-      </w:r>
-      <w:r>
-        <w:t xml:space="preserve">(</w:t>
-      </w:r>
-      <w:r>
-        <w:rPr>
-          <w:rStyle w:val="VerbatimChar"/>
-        </w:rPr>
-        <w:t xml:space="preserve">TabStrip</w:t>
-      </w:r>
-      <w:r>
-        <w:t xml:space="preserve">,</w:t>
-      </w:r>
-      <w:r>
-        <w:t xml:space="preserve"> </w:t>
-      </w:r>
-      <w:r>
-        <w:rPr>
-          <w:rStyle w:val="VerbatimChar"/>
-        </w:rPr>
-        <w:t xml:space="preserve">uikit/tabstrip.h</w:t>
-      </w:r>
-      <w:r>
-        <w:t xml:space="preserve">): a row of closable tabs over the program's own view — the</w:t>
-      </w:r>
-      <w:r>
-        <w:t xml:space="preserve"> </w:t>
-      </w:r>
-      <w:r>
-        <w:t xml:space="preserve">strip shows them, the program shows the chosen one's content. Each tab carries a pointer for the</w:t>
-      </w:r>
-      <w:r>
-        <w:t xml:space="preserve"> </w:t>
-      </w:r>
-      <w:r>
-        <w:t xml:space="preserve">program; a close is only</w:t>
-      </w:r>
-      <w:r>
-        <w:t xml:space="preserve"> </w:t>
-      </w:r>
-      <w:r>
-        <w:rPr>
           <w:bCs/>
-          <w:b/>
         </w:rPr>
         <w:t xml:space="preserve">asked</w:t>
       </w:r>
@@ -7810,8 +7742,8 @@
       </w:pPr>
       <w:r>
         <w:rPr>
+          <w:b/>
           <w:bCs/>
-          <w:b/>
         </w:rPr>
         <w:t xml:space="preserve">The theme</w:t>
       </w:r>
@@ -7876,8 +7808,8 @@
       </w:pPr>
       <w:r>
         <w:rPr>
+          <w:b/>
           <w:bCs/>
-          <w:b/>
         </w:rPr>
         <w:t xml:space="preserve">Text in an owner-drawn widget</w:t>
       </w:r>
@@ -8937,8 +8869,8 @@
       </w:pPr>
       <w:r>
         <w:rPr>
+          <w:b/>
           <w:bCs/>
-          <w:b/>
         </w:rPr>
         <w:t xml:space="preserve">Without C++</w:t>
       </w:r>
@@ -9625,22 +9557,22 @@
       </w:r>
       <w:r>
         <w:rPr>
+          <w:i/>
           <w:iCs/>
+        </w:rPr>
+        <w:t xml:space="preserve">or a</w:t>
+      </w:r>
+      <w:r>
+        <w:rPr>
           <w:i/>
-        </w:rPr>
-        <w:t xml:space="preserve">or a</w:t>
-      </w:r>
-      <w:r>
-        <w:rPr>
           <w:iCs/>
+        </w:rPr>
+        <w:t xml:space="preserve"> </w:t>
+      </w:r>
+      <w:r>
+        <w:rPr>
           <w:i/>
-        </w:rPr>
-        <w:t xml:space="preserve"> </w:t>
-      </w:r>
-      <w:r>
-        <w:rPr>
           <w:iCs/>
-          <w:i/>
         </w:rPr>
         <w:t xml:space="preserve">panel</w:t>
       </w:r>
@@ -9719,8 +9651,8 @@
       </w:pPr>
       <w:r>
         <w:rPr>
+          <w:b/>
           <w:bCs/>
-          <w:b/>
         </w:rPr>
         <w:t xml:space="preserve">An icon</w:t>
       </w:r>
@@ -10018,8 +9950,8 @@
       </w:pPr>
       <w:r>
         <w:rPr>
+          <w:b/>
           <w:bCs/>
-          <w:b/>
         </w:rPr>
         <w:t xml:space="preserve">A code editor</w:t>
       </w:r>
@@ -10703,8 +10635,8 @@
       </w:pPr>
       <w:r>
         <w:rPr>
+          <w:b/>
           <w:bCs/>
-          <w:b/>
         </w:rPr>
         <w:t xml:space="preserve">A timer or polling</w:t>
       </w:r>
@@ -10748,8 +10680,8 @@
       </w:pPr>
       <w:r>
         <w:rPr>
+          <w:b/>
           <w:bCs/>
-          <w:b/>
         </w:rPr>
         <w:t xml:space="preserve">Several windows</w:t>
       </w:r>
@@ -10875,8 +10807,8 @@
       </w:r>
       <w:r>
         <w:rPr>
+          <w:i/>
           <w:iCs/>
-          <w:i/>
         </w:rPr>
         <w:t xml:space="preserve">Several windows</w:t>
       </w:r>
@@ -11573,8 +11505,8 @@
       </w:pPr>
       <w:r>
         <w:rPr>
+          <w:b/>
           <w:bCs/>
-          <w:b/>
         </w:rPr>
         <w:t xml:space="preserve">An icon in the menu bar's status area</w:t>
       </w:r>
@@ -11666,8 +11598,8 @@
       </w:pPr>
       <w:r>
         <w:rPr>
+          <w:b/>
           <w:bCs/>
-          <w:b/>
         </w:rPr>
         <w:t xml:space="preserve">The window API</w:t>
       </w:r>
@@ -12961,181 +12893,181 @@
       </w:pPr>
       <w:r>
         <w:rPr>
+          <w:b/>
           <w:bCs/>
+        </w:rPr>
+        <w:t xml:space="preserve">The adaptive widgets</w:t>
+      </w:r>
+      <w:r>
+        <w:t xml:space="preserve"> </w:t>
+      </w:r>
+      <w:r>
+        <w:t xml:space="preserve">(</w:t>
+      </w:r>
+      <w:r>
+        <w:rPr>
+          <w:rStyle w:val="VerbatimChar"/>
+        </w:rPr>
+        <w:t xml:space="preserve">uikit/adapt.h</w:t>
+      </w:r>
+      <w:r>
+        <w:t xml:space="preserve">,</w:t>
+      </w:r>
+      <w:r>
+        <w:t xml:space="preserve"> </w:t>
+      </w:r>
+      <w:r>
+        <w:rPr>
+          <w:rStyle w:val="VerbatimChar"/>
+        </w:rPr>
+        <w:t xml:space="preserve">sidepanel.h</w:t>
+      </w:r>
+      <w:r>
+        <w:t xml:space="preserve">,</w:t>
+      </w:r>
+      <w:r>
+        <w:t xml:space="preserve"> </w:t>
+      </w:r>
+      <w:r>
+        <w:rPr>
+          <w:rStyle w:val="VerbatimChar"/>
+        </w:rPr>
+        <w:t xml:space="preserve">form.h</w:t>
+      </w:r>
+      <w:r>
+        <w:t xml:space="preserve">, PocketUI's phase P6; docs/03 §5.10.6): the</w:t>
+      </w:r>
+      <w:r>
+        <w:t xml:space="preserve"> </w:t>
+      </w:r>
+      <w:r>
+        <w:t xml:space="preserve">same binary runs on the desktop, in pocket and in console; the app says</w:t>
+      </w:r>
+      <w:r>
+        <w:t xml:space="preserve"> </w:t>
+      </w:r>
+      <w:r>
+        <w:rPr>
           <w:b/>
-        </w:rPr>
-        <w:t xml:space="preserve">The adaptive widgets</w:t>
-      </w:r>
-      <w:r>
-        <w:t xml:space="preserve"> </w:t>
-      </w:r>
-      <w:r>
-        <w:t xml:space="preserve">(</w:t>
-      </w:r>
-      <w:r>
-        <w:rPr>
-          <w:rStyle w:val="VerbatimChar"/>
-        </w:rPr>
-        <w:t xml:space="preserve">uikit/adapt.h</w:t>
-      </w:r>
-      <w:r>
-        <w:t xml:space="preserve">,</w:t>
-      </w:r>
-      <w:r>
-        <w:t xml:space="preserve"> </w:t>
-      </w:r>
-      <w:r>
-        <w:rPr>
-          <w:rStyle w:val="VerbatimChar"/>
-        </w:rPr>
-        <w:t xml:space="preserve">sidepanel.h</w:t>
-      </w:r>
-      <w:r>
-        <w:t xml:space="preserve">,</w:t>
-      </w:r>
-      <w:r>
-        <w:t xml:space="preserve"> </w:t>
-      </w:r>
-      <w:r>
-        <w:rPr>
-          <w:rStyle w:val="VerbatimChar"/>
-        </w:rPr>
-        <w:t xml:space="preserve">form.h</w:t>
-      </w:r>
-      <w:r>
-        <w:t xml:space="preserve">, PocketUI's phase P6; docs/03 §5.10.6): the</w:t>
-      </w:r>
-      <w:r>
-        <w:t xml:space="preserve"> </w:t>
-      </w:r>
-      <w:r>
-        <w:t xml:space="preserve">same binary runs on the desktop, in pocket and in console; the app says</w:t>
-      </w:r>
-      <w:r>
-        <w:t xml:space="preserve"> </w:t>
-      </w:r>
-      <w:r>
-        <w:rPr>
           <w:bCs/>
+        </w:rPr>
+        <w:t xml:space="preserve">what</w:t>
+      </w:r>
+      <w:r>
+        <w:t xml:space="preserve"> </w:t>
+      </w:r>
+      <w:r>
+        <w:t xml:space="preserve">its parts are and each UIKit shows</w:t>
+      </w:r>
+      <w:r>
+        <w:t xml:space="preserve"> </w:t>
+      </w:r>
+      <w:r>
+        <w:t xml:space="preserve">them for its mode — on the desktop exactly as before. A navigation</w:t>
+      </w:r>
+      <w:r>
+        <w:t xml:space="preserve"> </w:t>
+      </w:r>
+      <w:r>
+        <w:rPr>
           <w:b/>
-        </w:rPr>
-        <w:t xml:space="preserve">what</w:t>
-      </w:r>
-      <w:r>
-        <w:t xml:space="preserve"> </w:t>
-      </w:r>
-      <w:r>
-        <w:t xml:space="preserve">its parts are and each UIKit shows</w:t>
-      </w:r>
-      <w:r>
-        <w:t xml:space="preserve"> </w:t>
-      </w:r>
-      <w:r>
-        <w:t xml:space="preserve">them for its mode — on the desktop exactly as before. A navigation</w:t>
-      </w:r>
-      <w:r>
-        <w:t xml:space="preserve"> </w:t>
-      </w:r>
-      <w:r>
-        <w:rPr>
           <w:bCs/>
+        </w:rPr>
+        <w:t xml:space="preserve">SidePanel</w:t>
+      </w:r>
+      <w:r>
+        <w:t xml:space="preserve"> </w:t>
+      </w:r>
+      <w:r>
+        <w:t xml:space="preserve">(a rail, a drawer, a console column</w:t>
+      </w:r>
+      <w:r>
+        <w:t xml:space="preserve"> </w:t>
+      </w:r>
+      <w:r>
+        <w:t xml:space="preserve">away from the desktop), tools with</w:t>
+      </w:r>
+      <w:r>
+        <w:t xml:space="preserve"> </w:t>
+      </w:r>
+      <w:r>
+        <w:rPr>
           <w:b/>
-        </w:rPr>
-        <w:t xml:space="preserve">SidePanel</w:t>
-      </w:r>
-      <w:r>
-        <w:t xml:space="preserve"> </w:t>
-      </w:r>
-      <w:r>
-        <w:t xml:space="preserve">(a rail, a drawer, a console column</w:t>
-      </w:r>
-      <w:r>
-        <w:t xml:space="preserve"> </w:t>
-      </w:r>
-      <w:r>
-        <w:t xml:space="preserve">away from the desktop), tools with</w:t>
-      </w:r>
-      <w:r>
-        <w:t xml:space="preserve"> </w:t>
-      </w:r>
-      <w:r>
-        <w:rPr>
           <w:bCs/>
+        </w:rPr>
+        <w:t xml:space="preserve">priorities</w:t>
+      </w:r>
+      <w:r>
+        <w:t xml:space="preserve"> </w:t>
+      </w:r>
+      <w:r>
+        <w:t xml:space="preserve">(pocket: one row and</w:t>
+      </w:r>
+      <w:r>
+        <w:t xml:space="preserve"> </w:t>
+      </w:r>
+      <w:r>
+        <w:rPr>
           <w:b/>
-        </w:rPr>
-        <w:t xml:space="preserve">priorities</w:t>
-      </w:r>
-      <w:r>
-        <w:t xml:space="preserve"> </w:t>
-      </w:r>
-      <w:r>
-        <w:t xml:space="preserve">(pocket: one row and</w:t>
-      </w:r>
-      <w:r>
-        <w:t xml:space="preserve"> </w:t>
-      </w:r>
-      <w:r>
-        <w:rPr>
           <w:bCs/>
+        </w:rPr>
+        <w:t xml:space="preserve">»</w:t>
+      </w:r>
+      <w:r>
+        <w:t xml:space="preserve">),</w:t>
+      </w:r>
+      <w:r>
+        <w:t xml:space="preserve"> </w:t>
+      </w:r>
+      <w:r>
+        <w:rPr>
           <w:b/>
-        </w:rPr>
-        <w:t xml:space="preserve">»</w:t>
-      </w:r>
-      <w:r>
-        <w:t xml:space="preserve">),</w:t>
-      </w:r>
-      <w:r>
-        <w:t xml:space="preserve"> </w:t>
-      </w:r>
-      <w:r>
-        <w:rPr>
           <w:bCs/>
+        </w:rPr>
+        <w:t xml:space="preserve">column roles</w:t>
+      </w:r>
+      <w:r>
+        <w:t xml:space="preserve"> </w:t>
+      </w:r>
+      <w:r>
+        <w:t xml:space="preserve">(portrait: cards), a</w:t>
+      </w:r>
+      <w:r>
+        <w:t xml:space="preserve"> </w:t>
+      </w:r>
+      <w:r>
+        <w:rPr>
           <w:b/>
-        </w:rPr>
-        <w:t xml:space="preserve">column roles</w:t>
-      </w:r>
-      <w:r>
-        <w:t xml:space="preserve"> </w:t>
-      </w:r>
-      <w:r>
-        <w:t xml:space="preserve">(portrait: cards), a</w:t>
-      </w:r>
-      <w:r>
-        <w:t xml:space="preserve"> </w:t>
-      </w:r>
-      <w:r>
-        <w:rPr>
           <w:bCs/>
+        </w:rPr>
+        <w:t xml:space="preserve">FormDialog</w:t>
+      </w:r>
+      <w:r>
+        <w:t xml:space="preserve"> </w:t>
+      </w:r>
+      <w:r>
+        <w:t xml:space="preserve">(portrait: a sheet), a field's</w:t>
+      </w:r>
+      <w:r>
+        <w:t xml:space="preserve"> </w:t>
+      </w:r>
+      <w:r>
+        <w:rPr>
           <w:b/>
-        </w:rPr>
-        <w:t xml:space="preserve">FormDialog</w:t>
-      </w:r>
-      <w:r>
-        <w:t xml:space="preserve"> </w:t>
-      </w:r>
-      <w:r>
-        <w:t xml:space="preserve">(portrait: a sheet), a field's</w:t>
-      </w:r>
-      <w:r>
-        <w:t xml:space="preserve"> </w:t>
-      </w:r>
-      <w:r>
-        <w:rPr>
           <w:bCs/>
+        </w:rPr>
+        <w:t xml:space="preserve">type</w:t>
+      </w:r>
+      <w:r>
+        <w:t xml:space="preserve">, the</w:t>
+      </w:r>
+      <w:r>
+        <w:t xml:space="preserve"> </w:t>
+      </w:r>
+      <w:r>
+        <w:rPr>
           <w:b/>
-        </w:rPr>
-        <w:t xml:space="preserve">type</w:t>
-      </w:r>
-      <w:r>
-        <w:t xml:space="preserve">, the</w:t>
-      </w:r>
-      <w:r>
-        <w:t xml:space="preserve"> </w:t>
-      </w:r>
-      <w:r>
-        <w:rPr>
           <w:bCs/>
-          <w:b/>
         </w:rPr>
         <w:t xml:space="preserve">size class</w:t>
       </w:r>
@@ -14615,8 +14547,8 @@
         <w:t xml:space="preserve">();</w:t>
       </w:r>
     </w:p>
-    <w:bookmarkEnd w:id="42"/>
-    <w:bookmarkStart w:id="43" w:name="X1c12e241ab2b4ebd18b32f840f751712082d5e1"/>
+    <w:bookmarkEnd w:id="40"/>
+    <w:bookmarkStart w:id="41" w:name="X1c12e241ab2b4ebd18b32f840f751712082d5e1"/>
     <w:p>
       <w:pPr>
         <w:pStyle w:val="Heading2"/>
@@ -14690,8 +14622,8 @@
       </w:pPr>
       <w:r>
         <w:rPr>
+          <w:b/>
           <w:bCs/>
-          <w:b/>
         </w:rPr>
         <w:t xml:space="preserve">A notification</w:t>
       </w:r>
@@ -14851,8 +14783,8 @@
       </w:pPr>
       <w:r>
         <w:rPr>
+          <w:b/>
           <w:bCs/>
-          <w:b/>
         </w:rPr>
         <w:t xml:space="preserve">The clipboard</w:t>
       </w:r>
@@ -15288,8 +15220,8 @@
       </w:pPr>
       <w:r>
         <w:rPr>
+          <w:b/>
           <w:bCs/>
-          <w:b/>
         </w:rPr>
         <w:t xml:space="preserve">The trash</w:t>
       </w:r>
@@ -15458,8 +15390,8 @@
       </w:pPr>
       <w:r>
         <w:rPr>
+          <w:b/>
           <w:bCs/>
-          <w:b/>
         </w:rPr>
         <w:t xml:space="preserve">Opening a file with the right application</w:t>
       </w:r>
@@ -15685,8 +15617,8 @@
       </w:pPr>
       <w:r>
         <w:rPr>
+          <w:b/>
           <w:bCs/>
-          <w:b/>
         </w:rPr>
         <w:t xml:space="preserve">The volume, the wallpaper, the dock</w:t>
       </w:r>
@@ -15903,8 +15835,8 @@
       </w:pPr>
       <w:r>
         <w:rPr>
+          <w:b/>
           <w:bCs/>
-          <w:b/>
         </w:rPr>
         <w:t xml:space="preserve">Starting a program at every boot</w:t>
       </w:r>
@@ -16079,8 +16011,8 @@
       </w:pPr>
       <w:r>
         <w:rPr>
+          <w:b/>
           <w:bCs/>
-          <w:b/>
         </w:rPr>
         <w:t xml:space="preserve">The system's language</w:t>
       </w:r>
@@ -16432,8 +16364,8 @@
       </w:pPr>
       <w:r>
         <w:rPr>
+          <w:b/>
           <w:bCs/>
-          <w:b/>
         </w:rPr>
         <w:t xml:space="preserve">The time zones at an instant</w:t>
       </w:r>
@@ -17030,8 +16962,8 @@
       </w:pPr>
       <w:r>
         <w:rPr>
+          <w:b/>
           <w:bCs/>
-          <w:b/>
         </w:rPr>
         <w:t xml:space="preserve">The interface's mode and its session</w:t>
       </w:r>
@@ -17811,8 +17743,8 @@
       </w:pPr>
       <w:r>
         <w:rPr>
+          <w:b/>
           <w:bCs/>
-          <w:b/>
         </w:rPr>
         <w:t xml:space="preserve">The pocket shell</w:t>
       </w:r>
@@ -17939,8 +17871,8 @@
       </w:pPr>
       <w:r>
         <w:rPr>
+          <w:b/>
           <w:bCs/>
-          <w:b/>
         </w:rPr>
         <w:t xml:space="preserve">The documents opened last</w:t>
       </w:r>
@@ -18139,8 +18071,8 @@
       </w:pPr>
       <w:r>
         <w:rPr>
+          <w:b/>
           <w:bCs/>
-          <w:b/>
         </w:rPr>
         <w:t xml:space="preserve">The screen's resolution</w:t>
       </w:r>
@@ -19014,8 +18946,8 @@
       </w:pPr>
       <w:r>
         <w:rPr>
+          <w:b/>
           <w:bCs/>
-          <w:b/>
         </w:rPr>
         <w:t xml:space="preserve">The keyboard and the mouse</w:t>
       </w:r>
@@ -19354,7 +19286,6 @@
         <w:tblStyle w:val="Table"/>
         <w:tblW w:type="auto" w:w="0"/>
         <w:tblLook w:firstRow="1" w:lastRow="0" w:firstColumn="0" w:lastColumn="0" w:noHBand="0" w:noVBand="0" w:val="0020"/>
-        <w:jc w:val="start"/>
       </w:tblPr>
       <w:tblGrid>
         <w:gridCol w:w="3960"/>
@@ -19362,14 +19293,13 @@
       </w:tblGrid>
       <w:tr>
         <w:trPr>
-          <w:tblHeader w:val="true"/>
+          <w:tblHeader w:val="on"/>
         </w:trPr>
         <w:tc>
           <w:tcPr/>
           <w:p>
             <w:pPr>
               <w:pStyle w:val="Compact"/>
-              <w:jc w:val="left"/>
             </w:pPr>
             <w:r>
               <w:t xml:space="preserve">Its part (a header of its own, beside</w:t>
@@ -19393,7 +19323,6 @@
           <w:p>
             <w:pPr>
               <w:pStyle w:val="Compact"/>
-              <w:jc w:val="left"/>
             </w:pPr>
             <w:r>
               <w:t xml:space="preserve">Subject</w:t>
@@ -19407,7 +19336,6 @@
           <w:p>
             <w:pPr>
               <w:pStyle w:val="Compact"/>
-              <w:jc w:val="left"/>
             </w:pPr>
             <w:r>
               <w:rPr>
@@ -19422,7 +19350,6 @@
           <w:p>
             <w:pPr>
               <w:pStyle w:val="Compact"/>
-              <w:jc w:val="left"/>
             </w:pPr>
             <w:r>
               <w:t xml:space="preserve">Notifications</w:t>
@@ -19436,7 +19363,6 @@
           <w:p>
             <w:pPr>
               <w:pStyle w:val="Compact"/>
-              <w:jc w:val="left"/>
             </w:pPr>
             <w:r>
               <w:rPr>
@@ -19466,7 +19392,6 @@
           <w:p>
             <w:pPr>
               <w:pStyle w:val="Compact"/>
-              <w:jc w:val="left"/>
             </w:pPr>
             <w:r>
               <w:t xml:space="preserve">The clipboard</w:t>
@@ -19480,7 +19405,6 @@
           <w:p>
             <w:pPr>
               <w:pStyle w:val="Compact"/>
-              <w:jc w:val="left"/>
             </w:pPr>
             <w:r>
               <w:rPr>
@@ -19495,7 +19419,6 @@
           <w:p>
             <w:pPr>
               <w:pStyle w:val="Compact"/>
-              <w:jc w:val="left"/>
             </w:pPr>
             <w:r>
               <w:t xml:space="preserve">The trash</w:t>
@@ -19509,7 +19432,6 @@
           <w:p>
             <w:pPr>
               <w:pStyle w:val="Compact"/>
-              <w:jc w:val="left"/>
             </w:pPr>
             <w:r>
               <w:rPr>
@@ -19524,7 +19446,6 @@
           <w:p>
             <w:pPr>
               <w:pStyle w:val="Compact"/>
-              <w:jc w:val="left"/>
             </w:pPr>
             <w:r>
               <w:t xml:space="preserve">Which application opens which file</w:t>
@@ -19538,7 +19459,6 @@
           <w:p>
             <w:pPr>
               <w:pStyle w:val="Compact"/>
-              <w:jc w:val="left"/>
             </w:pPr>
             <w:r>
               <w:rPr>
@@ -19553,7 +19473,6 @@
           <w:p>
             <w:pPr>
               <w:pStyle w:val="Compact"/>
-              <w:jc w:val="left"/>
             </w:pPr>
             <w:r>
               <w:t xml:space="preserve">The master volume, the output, each program's volume</w:t>
@@ -19567,7 +19486,6 @@
           <w:p>
             <w:pPr>
               <w:pStyle w:val="Compact"/>
-              <w:jc w:val="left"/>
             </w:pPr>
             <w:r>
               <w:rPr>
@@ -19582,7 +19500,6 @@
           <w:p>
             <w:pPr>
               <w:pStyle w:val="Compact"/>
-              <w:jc w:val="left"/>
             </w:pPr>
             <w:r>
               <w:t xml:space="preserve">The wallpaper's settings and its painter</w:t>
@@ -19596,7 +19513,6 @@
           <w:p>
             <w:pPr>
               <w:pStyle w:val="Compact"/>
-              <w:jc w:val="left"/>
             </w:pPr>
             <w:r>
               <w:rPr>
@@ -19611,7 +19527,6 @@
           <w:p>
             <w:pPr>
               <w:pStyle w:val="Compact"/>
-              <w:jc w:val="left"/>
             </w:pPr>
             <w:r>
               <w:t xml:space="preserve">The dock's settings</w:t>
@@ -19625,7 +19540,6 @@
           <w:p>
             <w:pPr>
               <w:pStyle w:val="Compact"/>
-              <w:jc w:val="left"/>
             </w:pPr>
             <w:r>
               <w:rPr>
@@ -19640,7 +19554,6 @@
           <w:p>
             <w:pPr>
               <w:pStyle w:val="Compact"/>
-              <w:jc w:val="left"/>
             </w:pPr>
             <w:r>
               <w:t xml:space="preserve">The programs loaded ahead at boot</w:t>
@@ -19654,7 +19567,6 @@
           <w:p>
             <w:pPr>
               <w:pStyle w:val="Compact"/>
-              <w:jc w:val="left"/>
             </w:pPr>
             <w:r>
               <w:rPr>
@@ -19669,7 +19581,6 @@
           <w:p>
             <w:pPr>
               <w:pStyle w:val="Compact"/>
-              <w:jc w:val="left"/>
             </w:pPr>
             <w:r>
               <w:t xml:space="preserve">The programs started at boot (</w:t>
@@ -19695,7 +19606,6 @@
           <w:p>
             <w:pPr>
               <w:pStyle w:val="Compact"/>
-              <w:jc w:val="left"/>
             </w:pPr>
             <w:r>
               <w:rPr>
@@ -19710,7 +19620,6 @@
           <w:p>
             <w:pPr>
               <w:pStyle w:val="Compact"/>
-              <w:jc w:val="left"/>
             </w:pPr>
             <w:r>
               <w:t xml:space="preserve">A settings applet shown inside the Control Panel</w:t>
@@ -19724,7 +19633,6 @@
           <w:p>
             <w:pPr>
               <w:pStyle w:val="Compact"/>
-              <w:jc w:val="left"/>
             </w:pPr>
             <w:r>
               <w:rPr>
@@ -19739,7 +19647,6 @@
           <w:p>
             <w:pPr>
               <w:pStyle w:val="Compact"/>
-              <w:jc w:val="left"/>
             </w:pPr>
             <w:r>
               <w:t xml:space="preserve">The system's language and time zone (</w:t>
@@ -19762,7 +19669,6 @@
           <w:p>
             <w:pPr>
               <w:pStyle w:val="Compact"/>
-              <w:jc w:val="left"/>
             </w:pPr>
             <w:r>
               <w:rPr>
@@ -19777,7 +19683,6 @@
           <w:p>
             <w:pPr>
               <w:pStyle w:val="Compact"/>
-              <w:jc w:val="left"/>
             </w:pPr>
             <w:r>
               <w:t xml:space="preserve">The interface's mode (desktop, pocket, console) and its session:</w:t>
@@ -19803,7 +19708,6 @@
           <w:p>
             <w:pPr>
               <w:pStyle w:val="Compact"/>
-              <w:jc w:val="left"/>
             </w:pPr>
             <w:r>
               <w:rPr>
@@ -19818,7 +19722,6 @@
           <w:p>
             <w:pPr>
               <w:pStyle w:val="Compact"/>
-              <w:jc w:val="left"/>
             </w:pPr>
             <w:r>
               <w:t xml:space="preserve">The pocket shell's screens asked (</w:t>
@@ -19853,7 +19756,6 @@
           <w:p>
             <w:pPr>
               <w:pStyle w:val="Compact"/>
-              <w:jc w:val="left"/>
             </w:pPr>
             <w:r>
               <w:rPr>
@@ -19868,7 +19770,6 @@
           <w:p>
             <w:pPr>
               <w:pStyle w:val="Compact"/>
-              <w:jc w:val="left"/>
             </w:pPr>
             <w:r>
               <w:t xml:space="preserve">The documents opened last (</w:t>
@@ -19930,7 +19831,6 @@
           <w:p>
             <w:pPr>
               <w:pStyle w:val="Compact"/>
-              <w:jc w:val="left"/>
             </w:pPr>
             <w:r>
               <w:rPr>
@@ -19945,7 +19845,6 @@
           <w:p>
             <w:pPr>
               <w:pStyle w:val="Compact"/>
-              <w:jc w:val="left"/>
             </w:pPr>
             <w:r>
               <w:t xml:space="preserve">The screen's resolution: the sizes, the one kept (</w:t>
@@ -19977,7 +19876,6 @@
           <w:p>
             <w:pPr>
               <w:pStyle w:val="Compact"/>
-              <w:jc w:val="left"/>
             </w:pPr>
             <w:r>
               <w:rPr>
@@ -19992,7 +19890,6 @@
           <w:p>
             <w:pPr>
               <w:pStyle w:val="Compact"/>
-              <w:jc w:val="left"/>
             </w:pPr>
             <w:r>
               <w:t xml:space="preserve">The keyboard's layouts (</w:t>
@@ -20022,8 +19919,8 @@
         </w:tc>
       </w:tr>
     </w:tbl>
-    <w:bookmarkEnd w:id="43"/>
-    <w:bookmarkStart w:id="44" w:name="X21c5dfbcb5a69cd5c428264b88180cd193f70a2"/>
+    <w:bookmarkEnd w:id="41"/>
+    <w:bookmarkStart w:id="42" w:name="X21c5dfbcb5a69cd5c428264b88180cd193f70a2"/>
     <w:p>
       <w:pPr>
         <w:pStyle w:val="Heading2"/>
@@ -20112,8 +20009,8 @@
       </w:pPr>
       <w:r>
         <w:rPr>
+          <w:b/>
           <w:bCs/>
-          <w:b/>
         </w:rPr>
         <w:t xml:space="preserve">A page fetched</w:t>
       </w:r>
@@ -20696,8 +20593,8 @@
       </w:pPr>
       <w:r>
         <w:rPr>
+          <w:b/>
           <w:bCs/>
-          <w:b/>
         </w:rPr>
         <w:t xml:space="preserve">A web API</w:t>
       </w:r>
@@ -21064,8 +20961,8 @@
       </w:pPr>
       <w:r>
         <w:rPr>
+          <w:b/>
           <w:bCs/>
-          <w:b/>
         </w:rPr>
         <w:t xml:space="preserve">An FTP server as a volume</w:t>
       </w:r>
@@ -21327,8 +21224,8 @@
       </w:pPr>
       <w:r>
         <w:rPr>
+          <w:b/>
           <w:bCs/>
-          <w:b/>
         </w:rPr>
         <w:t xml:space="preserve">The known Wi-Fi networks</w:t>
       </w:r>
@@ -21747,8 +21644,8 @@
         <w:t xml:space="preserve">them belong.</w:t>
       </w:r>
     </w:p>
-    <w:bookmarkEnd w:id="44"/>
-    <w:bookmarkStart w:id="45" w:name="X491a56bd334c8c4c777570fe8bd846c18e7eccb"/>
+    <w:bookmarkEnd w:id="42"/>
+    <w:bookmarkStart w:id="43" w:name="X491a56bd334c8c4c777570fe8bd846c18e7eccb"/>
     <w:p>
       <w:pPr>
         <w:pStyle w:val="Heading2"/>
@@ -21792,8 +21689,8 @@
       </w:pPr>
       <w:r>
         <w:rPr>
+          <w:b/>
           <w:bCs/>
-          <w:b/>
         </w:rPr>
         <w:t xml:space="preserve">A whole file, read and written:</w:t>
       </w:r>
@@ -22115,8 +22012,8 @@
       </w:pPr>
       <w:r>
         <w:rPr>
+          <w:b/>
           <w:bCs/>
-          <w:b/>
         </w:rPr>
         <w:t xml:space="preserve">Folders and paths:</w:t>
       </w:r>
@@ -22522,8 +22419,8 @@
       </w:pPr>
       <w:r>
         <w:rPr>
+          <w:b/>
           <w:bCs/>
-          <w:b/>
         </w:rPr>
         <w:t xml:space="preserve">A ZIP archive, read:</w:t>
       </w:r>
@@ -23094,8 +22991,8 @@
       </w:pPr>
       <w:r>
         <w:rPr>
+          <w:b/>
           <w:bCs/>
-          <w:b/>
         </w:rPr>
         <w:t xml:space="preserve">A ZIP archive, written:</w:t>
       </w:r>
@@ -23365,8 +23262,8 @@
       </w:pPr>
       <w:r>
         <w:rPr>
+          <w:b/>
           <w:bCs/>
-          <w:b/>
         </w:rPr>
         <w:t xml:space="preserve">A settings or progress file with sections, read and written back</w:t>
       </w:r>
@@ -24480,8 +24377,8 @@
         <w:t xml:space="preserve">);</w:t>
       </w:r>
     </w:p>
-    <w:bookmarkEnd w:id="45"/>
-    <w:bookmarkStart w:id="46" w:name="Xf777c6178c1b7acc606d863a1dc288d7a0b8399"/>
+    <w:bookmarkEnd w:id="43"/>
+    <w:bookmarkStart w:id="44" w:name="Xf777c6178c1b7acc606d863a1dc288d7a0b8399"/>
     <w:p>
       <w:pPr>
         <w:pStyle w:val="Heading2"/>
@@ -24539,8 +24436,8 @@
       </w:pPr>
       <w:r>
         <w:rPr>
+          <w:b/>
           <w:bCs/>
-          <w:b/>
         </w:rPr>
         <w:t xml:space="preserve">A picture read, turned, saved in another format:</w:t>
       </w:r>
@@ -25012,8 +24909,8 @@
       </w:pPr>
       <w:r>
         <w:rPr>
+          <w:b/>
           <w:bCs/>
-          <w:b/>
         </w:rPr>
         <w:t xml:space="preserve">Pixels of the program's own, saved:</w:t>
       </w:r>
@@ -25203,8 +25100,8 @@
       </w:pPr>
       <w:r>
         <w:rPr>
+          <w:b/>
           <w:bCs/>
-          <w:b/>
         </w:rPr>
         <w:t xml:space="preserve">The formats, asked</w:t>
       </w:r>
@@ -25345,8 +25242,8 @@
         <w:t xml:space="preserve">same header.</w:t>
       </w:r>
     </w:p>
-    <w:bookmarkEnd w:id="46"/>
-    <w:bookmarkStart w:id="47" w:name="X5d555d25266128ff4d9fa5481cdbbe513b622de"/>
+    <w:bookmarkEnd w:id="44"/>
+    <w:bookmarkStart w:id="45" w:name="X5d555d25266128ff4d9fa5481cdbbe513b622de"/>
     <w:p>
       <w:pPr>
         <w:pStyle w:val="Heading2"/>
@@ -25404,8 +25301,8 @@
       </w:pPr>
       <w:r>
         <w:rPr>
+          <w:b/>
           <w:bCs/>
-          <w:b/>
         </w:rPr>
         <w:t xml:space="preserve">A sound file</w:t>
       </w:r>
@@ -25622,8 +25519,8 @@
       </w:pPr>
       <w:r>
         <w:rPr>
+          <w:b/>
           <w:bCs/>
-          <w:b/>
         </w:rPr>
         <w:t xml:space="preserve">Notes</w:t>
       </w:r>
@@ -25789,8 +25686,8 @@
       </w:pPr>
       <w:r>
         <w:rPr>
+          <w:b/>
           <w:bCs/>
-          <w:b/>
         </w:rPr>
         <w:t xml:space="preserve">A sound effect</w:t>
       </w:r>
@@ -25956,8 +25853,8 @@
       </w:pPr>
       <w:r>
         <w:rPr>
+          <w:b/>
           <w:bCs/>
-          <w:b/>
         </w:rPr>
         <w:t xml:space="preserve">The program's own samples</w:t>
       </w:r>
@@ -26240,8 +26137,8 @@
         <w:t xml:space="preserve">}</w:t>
       </w:r>
     </w:p>
-    <w:bookmarkEnd w:id="47"/>
-    <w:bookmarkStart w:id="48" w:name="Xfe4ab0ec0802ddea0ccd1e2aa45325e2067bf65"/>
+    <w:bookmarkEnd w:id="45"/>
+    <w:bookmarkStart w:id="46" w:name="Xfe4ab0ec0802ddea0ccd1e2aa45325e2067bf65"/>
     <w:p>
       <w:pPr>
         <w:pStyle w:val="Heading2"/>
@@ -26317,8 +26214,8 @@
       </w:pPr>
       <w:r>
         <w:rPr>
+          <w:b/>
           <w:bCs/>
-          <w:b/>
         </w:rPr>
         <w:t xml:space="preserve">Anti-aliased text in a UIKit application</w:t>
       </w:r>
@@ -26763,8 +26660,8 @@
       </w:pPr>
       <w:r>
         <w:rPr>
+          <w:b/>
           <w:bCs/>
-          <w:b/>
         </w:rPr>
         <w:t xml:space="preserve">The font manager</w:t>
       </w:r>
@@ -27275,8 +27172,8 @@
         <w:t xml:space="preserve">// in 26.6 units</w:t>
       </w:r>
     </w:p>
-    <w:bookmarkEnd w:id="48"/>
-    <w:bookmarkStart w:id="49" w:name="Xc2f542cdd1b9794d820c6abd4ac9243886c7e6b"/>
+    <w:bookmarkEnd w:id="46"/>
+    <w:bookmarkStart w:id="47" w:name="Xc2f542cdd1b9794d820c6abd4ac9243886c7e6b"/>
     <w:p>
       <w:pPr>
         <w:pStyle w:val="Heading2"/>
@@ -28337,8 +28234,8 @@
         <w:t xml:space="preserve">).</w:t>
       </w:r>
     </w:p>
-    <w:bookmarkEnd w:id="49"/>
-    <w:bookmarkStart w:id="50" w:name="Xb7d04fe5597e6f81749c2de70bfb4a609e0417c"/>
+    <w:bookmarkEnd w:id="47"/>
+    <w:bookmarkStart w:id="48" w:name="Xb7d04fe5597e6f81749c2de70bfb4a609e0417c"/>
     <w:p>
       <w:pPr>
         <w:pStyle w:val="Heading2"/>
@@ -28412,50 +28309,50 @@
       </w:r>
       <w:r>
         <w:rPr>
+          <w:b/>
           <w:bCs/>
+        </w:rPr>
+        <w:t xml:space="preserve">BCM GPIO numbers</w:t>
+      </w:r>
+      <w:r>
+        <w:t xml:space="preserve"> </w:t>
+      </w:r>
+      <w:r>
+        <w:t xml:space="preserve">(GPIO 17 is the header's pin 11:</w:t>
+      </w:r>
+      <w:r>
+        <w:t xml:space="preserve"> </w:t>
+      </w:r>
+      <w:r>
+        <w:rPr>
+          <w:rStyle w:val="VerbatimChar"/>
+        </w:rPr>
+        <w:t xml:space="preserve">gk_header_pin</w:t>
+      </w:r>
+      <w:r>
+        <w:t xml:space="preserve">).</w:t>
+      </w:r>
+      <w:r>
+        <w:t xml:space="preserve"> </w:t>
+      </w:r>
+      <w:r>
+        <w:rPr>
           <w:b/>
-        </w:rPr>
-        <w:t xml:space="preserve">BCM GPIO numbers</w:t>
-      </w:r>
-      <w:r>
-        <w:t xml:space="preserve"> </w:t>
-      </w:r>
-      <w:r>
-        <w:t xml:space="preserve">(GPIO 17 is the header's pin 11:</w:t>
-      </w:r>
-      <w:r>
-        <w:t xml:space="preserve"> </w:t>
-      </w:r>
-      <w:r>
-        <w:rPr>
-          <w:rStyle w:val="VerbatimChar"/>
-        </w:rPr>
-        <w:t xml:space="preserve">gk_header_pin</w:t>
-      </w:r>
-      <w:r>
-        <w:t xml:space="preserve">).</w:t>
-      </w:r>
-      <w:r>
-        <w:t xml:space="preserve"> </w:t>
-      </w:r>
-      <w:r>
-        <w:rPr>
           <w:bCs/>
+        </w:rPr>
+        <w:t xml:space="preserve">The levels are</w:t>
+      </w:r>
+      <w:r>
+        <w:rPr>
           <w:b/>
-        </w:rPr>
-        <w:t xml:space="preserve">The levels are</w:t>
-      </w:r>
-      <w:r>
-        <w:rPr>
           <w:bCs/>
+        </w:rPr>
+        <w:t xml:space="preserve"> </w:t>
+      </w:r>
+      <w:r>
+        <w:rPr>
           <w:b/>
-        </w:rPr>
-        <w:t xml:space="preserve"> </w:t>
-      </w:r>
-      <w:r>
-        <w:rPr>
           <w:bCs/>
-          <w:b/>
         </w:rPr>
         <w:t xml:space="preserve">3.3 V</w:t>
       </w:r>
@@ -28582,8 +28479,8 @@
       </w:pPr>
       <w:r>
         <w:rPr>
+          <w:b/>
           <w:bCs/>
-          <w:b/>
         </w:rPr>
         <w:t xml:space="preserve">An LED, a button</w:t>
       </w:r>
@@ -29073,8 +28970,8 @@
       </w:pPr>
       <w:r>
         <w:rPr>
+          <w:b/>
           <w:bCs/>
-          <w:b/>
         </w:rPr>
         <w:t xml:space="preserve">PWM and a servo</w:t>
       </w:r>
@@ -29225,8 +29122,8 @@
       </w:pPr>
       <w:r>
         <w:rPr>
+          <w:b/>
           <w:bCs/>
-          <w:b/>
         </w:rPr>
         <w:t xml:space="preserve">I2C</w:t>
       </w:r>
@@ -29602,8 +29499,8 @@
       </w:pPr>
       <w:r>
         <w:rPr>
+          <w:b/>
           <w:bCs/>
-          <w:b/>
         </w:rPr>
         <w:t xml:space="preserve">SPI 0</w:t>
       </w:r>
@@ -29644,8 +29541,8 @@
       </w:pPr>
       <w:r>
         <w:rPr>
+          <w:b/>
           <w:bCs/>
-          <w:b/>
         </w:rPr>
         <w:t xml:space="preserve">C++</w:t>
       </w:r>
@@ -29943,24 +29840,24 @@
       </w:pPr>
       <w:r>
         <w:rPr>
+          <w:b/>
           <w:bCs/>
+        </w:rPr>
+        <w:t xml:space="preserve">No hardware?</w:t>
+      </w:r>
+      <w:r>
+        <w:t xml:space="preserve"> </w:t>
+      </w:r>
+      <w:r>
+        <w:t xml:space="preserve">GPIOKit has a</w:t>
+      </w:r>
+      <w:r>
+        <w:t xml:space="preserve"> </w:t>
+      </w:r>
+      <w:r>
+        <w:rPr>
           <w:b/>
-        </w:rPr>
-        <w:t xml:space="preserve">No hardware?</w:t>
-      </w:r>
-      <w:r>
-        <w:t xml:space="preserve"> </w:t>
-      </w:r>
-      <w:r>
-        <w:t xml:space="preserve">GPIOKit has a</w:t>
-      </w:r>
-      <w:r>
-        <w:t xml:space="preserve"> </w:t>
-      </w:r>
-      <w:r>
-        <w:rPr>
           <w:bCs/>
-          <w:b/>
         </w:rPr>
         <w:t xml:space="preserve">simulator</w:t>
       </w:r>
@@ -30035,8 +29932,8 @@
       </w:r>
       <w:r>
         <w:rPr>
+          <w:i/>
           <w:iCs/>
-          <w:i/>
         </w:rPr>
         <w:t xml:space="preserve">GPIO</w:t>
       </w:r>
@@ -30044,8 +29941,8 @@
         <w:t xml:space="preserve">).</w:t>
       </w:r>
     </w:p>
-    <w:bookmarkEnd w:id="50"/>
-    <w:bookmarkStart w:id="51" w:name="X7bee38e3dabe969bc7760c3e9f8efbee9e9a335"/>
+    <w:bookmarkEnd w:id="48"/>
+    <w:bookmarkStart w:id="49" w:name="X7bee38e3dabe969bc7760c3e9f8efbee9e9a335"/>
     <w:p>
       <w:pPr>
         <w:pStyle w:val="Heading2"/>
@@ -30113,34 +30010,92 @@
       </w:r>
       <w:r>
         <w:rPr>
+          <w:b/>
           <w:bCs/>
+        </w:rPr>
+        <w:t xml:space="preserve">the consoles</w:t>
+      </w:r>
+      <w:r>
+        <w:t xml:space="preserve"> </w:t>
+      </w:r>
+      <w:r>
+        <w:t xml:space="preserve">the installed emulators play</w:t>
+      </w:r>
+      <w:r>
+        <w:t xml:space="preserve"> </w:t>
+      </w:r>
+      <w:r>
+        <w:t xml:space="preserve">(each emulator's</w:t>
+      </w:r>
+      <w:r>
+        <w:t xml:space="preserve"> </w:t>
+      </w:r>
+      <w:r>
+        <w:rPr>
+          <w:rStyle w:val="VerbatimChar"/>
+        </w:rPr>
+        <w:t xml:space="preserve">app.txt</w:t>
+      </w:r>
+      <w:r>
+        <w:t xml:space="preserve">:</w:t>
+      </w:r>
+      <w:r>
+        <w:t xml:space="preserve"> </w:t>
+      </w:r>
+      <w:r>
+        <w:rPr>
+          <w:rStyle w:val="VerbatimChar"/>
+        </w:rPr>
+        <w:t xml:space="preserve">games = Game Boy Color: gbc; Game Boy: gb</w:t>
+      </w:r>
+      <w:r>
+        <w:t xml:space="preserve">,</w:t>
+      </w:r>
+      <w:r>
+        <w:t xml:space="preserve"> </w:t>
+      </w:r>
+      <w:r>
+        <w:rPr>
+          <w:rStyle w:val="VerbatimChar"/>
+        </w:rPr>
+        <w:t xml:space="preserve">order = 50</w:t>
+      </w:r>
+      <w:r>
+        <w:t xml:space="preserve"> </w:t>
+      </w:r>
+      <w:r>
+        <w:t xml:space="preserve">— an emulator's package</w:t>
+      </w:r>
+      <w:r>
+        <w:t xml:space="preserve"> </w:t>
+      </w:r>
+      <w:r>
+        <w:t xml:space="preserve">installed, its console appears),</w:t>
+      </w:r>
+      <w:r>
+        <w:t xml:space="preserve"> </w:t>
+      </w:r>
+      <w:r>
+        <w:rPr>
           <w:b/>
-        </w:rPr>
-        <w:t xml:space="preserve">the consoles</w:t>
-      </w:r>
-      <w:r>
-        <w:t xml:space="preserve"> </w:t>
-      </w:r>
-      <w:r>
-        <w:t xml:space="preserve">the installed emulators play</w:t>
-      </w:r>
-      <w:r>
-        <w:t xml:space="preserve"> </w:t>
-      </w:r>
-      <w:r>
-        <w:t xml:space="preserve">(each emulator's</w:t>
-      </w:r>
-      <w:r>
-        <w:t xml:space="preserve"> </w:t>
+          <w:bCs/>
+        </w:rPr>
+        <w:t xml:space="preserve">the watched folders</w:t>
+      </w:r>
+      <w:r>
+        <w:t xml:space="preserve"> </w:t>
+      </w:r>
+      <w:r>
+        <w:t xml:space="preserve">(</w:t>
       </w:r>
       <w:r>
         <w:rPr>
           <w:rStyle w:val="VerbatimChar"/>
         </w:rPr>
-        <w:t xml:space="preserve">app.txt</w:t>
-      </w:r>
-      <w:r>
-        <w:t xml:space="preserve">:</w:t>
+        <w:t xml:space="preserve">SD:/apps/gamelib.app/config.ini</w:t>
+      </w:r>
+      <w:r>
+        <w:t xml:space="preserve">, one</w:t>
       </w:r>
       <w:r>
         <w:t xml:space="preserve"> </w:t>
@@ -30149,10 +30104,13 @@
         <w:rPr>
           <w:rStyle w:val="VerbatimChar"/>
         </w:rPr>
-        <w:t xml:space="preserve">games = Game Boy Color: gbc; Game Boy: gb</w:t>
-      </w:r>
-      <w:r>
-        <w:t xml:space="preserve">,</w:t>
+        <w:t xml:space="preserve">folder =</w:t>
+      </w:r>
+      <w:r>
+        <w:t xml:space="preserve"> </w:t>
+      </w:r>
+      <w:r>
+        <w:t xml:space="preserve">line each;</w:t>
       </w:r>
       <w:r>
         <w:t xml:space="preserve"> </w:t>
@@ -30161,143 +30119,82 @@
         <w:rPr>
           <w:rStyle w:val="VerbatimChar"/>
         </w:rPr>
-        <w:t xml:space="preserve">order = 50</w:t>
-      </w:r>
-      <w:r>
-        <w:t xml:space="preserve"> </w:t>
-      </w:r>
-      <w:r>
-        <w:t xml:space="preserve">— an emulator's package</w:t>
-      </w:r>
-      <w:r>
-        <w:t xml:space="preserve"> </w:t>
-      </w:r>
-      <w:r>
-        <w:t xml:space="preserve">installed, its console appears),</w:t>
-      </w:r>
-      <w:r>
-        <w:t xml:space="preserve"> </w:t>
-      </w:r>
-      <w:r>
-        <w:rPr>
+        <w:t xml:space="preserve">SD:/roms</w:t>
+      </w:r>
+      <w:r>
+        <w:t xml:space="preserve"> </w:t>
+      </w:r>
+      <w:r>
+        <w:t xml:space="preserve">when none is said),</w:t>
+      </w:r>
+      <w:r>
+        <w:t xml:space="preserve"> </w:t>
+      </w:r>
+      <w:r>
+        <w:rPr>
+          <w:b/>
           <w:bCs/>
+        </w:rPr>
+        <w:t xml:space="preserve">the ROMs</w:t>
+      </w:r>
+      <w:r>
+        <w:t xml:space="preserve"> </w:t>
+      </w:r>
+      <w:r>
+        <w:t xml:space="preserve">found in them and their sub-folders by their extension — sorted by console,</w:t>
+      </w:r>
+      <w:r>
+        <w:t xml:space="preserve"> </w:t>
+      </w:r>
+      <w:r>
+        <w:t xml:space="preserve">then by name, each with a name to show (</w:t>
+      </w:r>
+      <w:r>
+        <w:rPr>
+          <w:rStyle w:val="VerbatimChar"/>
+        </w:rPr>
+        <w:t xml:space="preserve">ZeldaOracleOfSeason.gbc</w:t>
+      </w:r>
+      <w:r>
+        <w:t xml:space="preserve"> </w:t>
+      </w:r>
+      <w:r>
+        <w:t xml:space="preserve">→</w:t>
+      </w:r>
+      <w:r>
+        <w:t xml:space="preserve"> </w:t>
+      </w:r>
+      <w:r>
+        <w:rPr>
+          <w:i/>
+          <w:iCs/>
+        </w:rPr>
+        <w:t xml:space="preserve">Zelda Oracle Of Season</w:t>
+      </w:r>
+      <w:r>
+        <w:t xml:space="preserve">) — and</w:t>
+      </w:r>
+      <w:r>
+        <w:t xml:space="preserve"> </w:t>
+      </w:r>
+      <w:r>
+        <w:rPr>
           <w:b/>
-        </w:rPr>
-        <w:t xml:space="preserve">the watched folders</w:t>
-      </w:r>
-      <w:r>
-        <w:t xml:space="preserve"> </w:t>
-      </w:r>
-      <w:r>
-        <w:t xml:space="preserve">(</w:t>
-      </w:r>
-      <w:r>
-        <w:rPr>
-          <w:rStyle w:val="VerbatimChar"/>
-        </w:rPr>
-        <w:t xml:space="preserve">SD:/apps/gamelib.app/config.ini</w:t>
-      </w:r>
-      <w:r>
-        <w:t xml:space="preserve">, one</w:t>
-      </w:r>
-      <w:r>
-        <w:t xml:space="preserve"> </w:t>
-      </w:r>
-      <w:r>
-        <w:rPr>
-          <w:rStyle w:val="VerbatimChar"/>
-        </w:rPr>
-        <w:t xml:space="preserve">folder =</w:t>
-      </w:r>
-      <w:r>
-        <w:t xml:space="preserve"> </w:t>
-      </w:r>
-      <w:r>
-        <w:t xml:space="preserve">line each;</w:t>
-      </w:r>
-      <w:r>
-        <w:t xml:space="preserve"> </w:t>
-      </w:r>
-      <w:r>
-        <w:rPr>
-          <w:rStyle w:val="VerbatimChar"/>
-        </w:rPr>
-        <w:t xml:space="preserve">SD:/roms</w:t>
-      </w:r>
-      <w:r>
-        <w:t xml:space="preserve"> </w:t>
-      </w:r>
-      <w:r>
-        <w:t xml:space="preserve">when none is said),</w:t>
-      </w:r>
-      <w:r>
-        <w:t xml:space="preserve"> </w:t>
-      </w:r>
-      <w:r>
-        <w:rPr>
           <w:bCs/>
+        </w:rPr>
+        <w:t xml:space="preserve">their</w:t>
+      </w:r>
+      <w:r>
+        <w:rPr>
           <w:b/>
-        </w:rPr>
-        <w:t xml:space="preserve">the ROMs</w:t>
-      </w:r>
-      <w:r>
-        <w:t xml:space="preserve"> </w:t>
-      </w:r>
-      <w:r>
-        <w:t xml:space="preserve">found in them and their sub-folders by their extension — sorted by console,</w:t>
-      </w:r>
-      <w:r>
-        <w:t xml:space="preserve"> </w:t>
-      </w:r>
-      <w:r>
-        <w:t xml:space="preserve">then by name, each with a name to show (</w:t>
-      </w:r>
-      <w:r>
-        <w:rPr>
-          <w:rStyle w:val="VerbatimChar"/>
-        </w:rPr>
-        <w:t xml:space="preserve">ZeldaOracleOfSeason.gbc</w:t>
-      </w:r>
-      <w:r>
-        <w:t xml:space="preserve"> </w:t>
-      </w:r>
-      <w:r>
-        <w:t xml:space="preserve">→</w:t>
-      </w:r>
-      <w:r>
-        <w:t xml:space="preserve"> </w:t>
-      </w:r>
-      <w:r>
-        <w:rPr>
-          <w:iCs/>
-          <w:i/>
-        </w:rPr>
-        <w:t xml:space="preserve">Zelda Oracle Of Season</w:t>
-      </w:r>
-      <w:r>
-        <w:t xml:space="preserve">) — and</w:t>
-      </w:r>
-      <w:r>
-        <w:t xml:space="preserve"> </w:t>
-      </w:r>
-      <w:r>
-        <w:rPr>
           <w:bCs/>
+        </w:rPr>
+        <w:t xml:space="preserve"> </w:t>
+      </w:r>
+      <w:r>
+        <w:rPr>
           <w:b/>
-        </w:rPr>
-        <w:t xml:space="preserve">their</w:t>
-      </w:r>
-      <w:r>
-        <w:rPr>
           <w:bCs/>
-          <w:b/>
-        </w:rPr>
-        <w:t xml:space="preserve"> </w:t>
-      </w:r>
-      <w:r>
-        <w:rPr>
-          <w:bCs/>
-          <w:b/>
         </w:rPr>
         <w:t xml:space="preserve">pictures</w:t>
       </w:r>
@@ -30341,8 +30238,8 @@
       </w:pPr>
       <w:r>
         <w:rPr>
+          <w:b/>
           <w:bCs/>
-          <w:b/>
         </w:rPr>
         <w:t xml:space="preserve">Every Game Boy Advance game, its picture</w:t>
       </w:r>
@@ -31314,8 +31211,8 @@
         <w:t xml:space="preserve">.</w:t>
       </w:r>
     </w:p>
-    <w:bookmarkEnd w:id="51"/>
-    <w:bookmarkStart w:id="54" w:name="Xbcc3c9982cb41910d48a6fc07f420d59f65e738"/>
+    <w:bookmarkEnd w:id="49"/>
+    <w:bookmarkStart w:id="52" w:name="Xbcc3c9982cb41910d48a6fc07f420d59f65e738"/>
     <w:p>
       <w:pPr>
         <w:pStyle w:val="Heading2"/>
@@ -31330,8 +31227,8 @@
       </w:pPr>
       <w:r>
         <w:rPr>
+          <w:b/>
           <w:bCs/>
-          <w:b/>
         </w:rPr>
         <w:t xml:space="preserve">Before writing a helper, look for it in the kits.</w:t>
       </w:r>
@@ -31348,7 +31245,7 @@
         <w:t xml:space="preserve">kit.</w:t>
       </w:r>
     </w:p>
-    <w:bookmarkStart w:id="52" w:name="adding-a-function-to-a-kit"/>
+    <w:bookmarkStart w:id="50" w:name="adding-a-function-to-a-kit"/>
     <w:p>
       <w:pPr>
         <w:pStyle w:val="Heading3"/>
@@ -31359,16 +31256,16 @@
     </w:p>
     <w:p>
       <w:pPr>
+        <w:pStyle w:val="Compact"/>
         <w:numPr>
           <w:ilvl w:val="0"/>
           <w:numId w:val="1003"/>
         </w:numPr>
-        <w:pStyle w:val="Compact"/>
       </w:pPr>
       <w:r>
         <w:rPr>
+          <w:b/>
           <w:bCs/>
-          <w:b/>
         </w:rPr>
         <w:t xml:space="preserve">Declare</w:t>
       </w:r>
@@ -31381,16 +31278,16 @@
     </w:p>
     <w:p>
       <w:pPr>
+        <w:pStyle w:val="Compact"/>
         <w:numPr>
           <w:ilvl w:val="0"/>
           <w:numId w:val="1003"/>
         </w:numPr>
-        <w:pStyle w:val="Compact"/>
       </w:pPr>
       <w:r>
         <w:rPr>
+          <w:b/>
           <w:bCs/>
-          <w:b/>
         </w:rPr>
         <w:t xml:space="preserve">Write its code</w:t>
       </w:r>
@@ -31430,16 +31327,16 @@
     </w:p>
     <w:p>
       <w:pPr>
+        <w:pStyle w:val="Compact"/>
         <w:numPr>
           <w:ilvl w:val="0"/>
           <w:numId w:val="1003"/>
         </w:numPr>
-        <w:pStyle w:val="Compact"/>
       </w:pPr>
       <w:r>
         <w:rPr>
+          <w:b/>
           <w:bCs/>
-          <w:b/>
         </w:rPr>
         <w:t xml:space="preserve">Build</w:t>
       </w:r>
@@ -31476,16 +31373,16 @@
     </w:p>
     <w:p>
       <w:pPr>
+        <w:pStyle w:val="Compact"/>
         <w:numPr>
           <w:ilvl w:val="0"/>
           <w:numId w:val="1003"/>
         </w:numPr>
-        <w:pStyle w:val="Compact"/>
       </w:pPr>
       <w:r>
         <w:rPr>
+          <w:b/>
           <w:bCs/>
-          <w:b/>
         </w:rPr>
         <w:t xml:space="preserve">Raise the package's version</w:t>
       </w:r>
@@ -31549,16 +31446,16 @@
     </w:p>
     <w:p>
       <w:pPr>
+        <w:pStyle w:val="Compact"/>
         <w:numPr>
           <w:ilvl w:val="0"/>
           <w:numId w:val="1003"/>
         </w:numPr>
-        <w:pStyle w:val="Compact"/>
       </w:pPr>
       <w:r>
         <w:rPr>
+          <w:b/>
           <w:bCs/>
-          <w:b/>
         </w:rPr>
         <w:t xml:space="preserve">Document</w:t>
       </w:r>
@@ -31602,8 +31499,8 @@
         <w:t xml:space="preserve">.</w:t>
       </w:r>
     </w:p>
-    <w:bookmarkEnd w:id="52"/>
-    <w:bookmarkStart w:id="53" w:name="creating-a-kit"/>
+    <w:bookmarkEnd w:id="50"/>
+    <w:bookmarkStart w:id="51" w:name="creating-a-kit"/>
     <w:p>
       <w:pPr>
         <w:pStyle w:val="Heading3"/>
@@ -31622,11 +31519,11 @@
     </w:p>
     <w:p>
       <w:pPr>
+        <w:pStyle w:val="Compact"/>
         <w:numPr>
           <w:ilvl w:val="0"/>
           <w:numId w:val="1004"/>
         </w:numPr>
-        <w:pStyle w:val="Compact"/>
       </w:pPr>
       <w:r>
         <w:t xml:space="preserve">a folder</w:t>
@@ -31648,23 +31545,23 @@
       </w:r>
       <w:r>
         <w:rPr>
+          <w:b/>
           <w:bCs/>
+        </w:rPr>
+        <w:t xml:space="preserve">one header a program includes,</w:t>
+      </w:r>
+      <w:r>
+        <w:rPr>
           <w:b/>
-        </w:rPr>
-        <w:t xml:space="preserve">one header a program includes,</w:t>
-      </w:r>
-      <w:r>
-        <w:rPr>
           <w:bCs/>
+        </w:rPr>
+        <w:t xml:space="preserve"> </w:t>
+      </w:r>
+      <w:r>
+        <w:rPr>
+          <w:rStyle w:val="VerbatimChar"/>
           <w:b/>
-        </w:rPr>
-        <w:t xml:space="preserve"> </w:t>
-      </w:r>
-      <w:r>
-        <w:rPr>
-          <w:rStyle w:val="VerbatimChar"/>
           <w:bCs/>
-          <w:b/>
         </w:rPr>
         <w:t xml:space="preserve">&lt;kit&gt;/&lt;kit&gt;.h</w:t>
       </w:r>
@@ -31728,11 +31625,11 @@
     </w:p>
     <w:p>
       <w:pPr>
+        <w:pStyle w:val="Compact"/>
         <w:numPr>
           <w:ilvl w:val="0"/>
           <w:numId w:val="1004"/>
         </w:numPr>
-        <w:pStyle w:val="Compact"/>
       </w:pPr>
       <w:r>
         <w:t xml:space="preserve">its rules in</w:t>
@@ -31803,11 +31700,11 @@
     </w:p>
     <w:p>
       <w:pPr>
+        <w:pStyle w:val="Compact"/>
         <w:numPr>
           <w:ilvl w:val="0"/>
           <w:numId w:val="1004"/>
         </w:numPr>
-        <w:pStyle w:val="Compact"/>
       </w:pPr>
       <w:r>
         <w:t xml:space="preserve">its package in</w:t>
@@ -31877,8 +31774,8 @@
       </w:r>
       <w:r>
         <w:rPr>
+          <w:i/>
           <w:iCs/>
-          <w:i/>
         </w:rPr>
         <w:t xml:space="preserve">From BASIC</w:t>
       </w:r>
@@ -31897,9 +31794,9 @@
         <w:t xml:space="preserve">The header of a kit a C program may use is written in C.</w:t>
       </w:r>
     </w:p>
-    <w:bookmarkEnd w:id="53"/>
-    <w:bookmarkEnd w:id="54"/>
-    <w:bookmarkStart w:id="55" w:name="X3af01a0667e17ad839a7c64a0acda15c6c35965"/>
+    <w:bookmarkEnd w:id="51"/>
+    <w:bookmarkEnd w:id="52"/>
+    <w:bookmarkStart w:id="53" w:name="X3af01a0667e17ad839a7c64a0acda15c6c35965"/>
     <w:p>
       <w:pPr>
         <w:pStyle w:val="Heading2"/>
@@ -31913,7 +31810,6 @@
         <w:tblStyle w:val="Table"/>
         <w:tblW w:type="auto" w:w="0"/>
         <w:tblLook w:firstRow="1" w:lastRow="0" w:firstColumn="0" w:lastColumn="0" w:noHBand="0" w:noVBand="0" w:val="0020"/>
-        <w:jc w:val="start"/>
       </w:tblPr>
       <w:tblGrid>
         <w:gridCol w:w="2640"/>
@@ -31922,14 +31818,13 @@
       </w:tblGrid>
       <w:tr>
         <w:trPr>
-          <w:tblHeader w:val="true"/>
+          <w:tblHeader w:val="on"/>
         </w:trPr>
         <w:tc>
           <w:tcPr/>
           <w:p>
             <w:pPr>
               <w:pStyle w:val="Compact"/>
-              <w:jc w:val="left"/>
             </w:pPr>
             <w:r>
               <w:t xml:space="preserve">I want to…</w:t>
@@ -31941,7 +31836,6 @@
           <w:p>
             <w:pPr>
               <w:pStyle w:val="Compact"/>
-              <w:jc w:val="left"/>
             </w:pPr>
             <w:r>
               <w:t xml:space="preserve">Kit</w:t>
@@ -31953,7 +31847,6 @@
           <w:p>
             <w:pPr>
               <w:pStyle w:val="Compact"/>
-              <w:jc w:val="left"/>
             </w:pPr>
             <w:r>
               <w:t xml:space="preserve">Call</w:t>
@@ -31967,7 +31860,6 @@
           <w:p>
             <w:pPr>
               <w:pStyle w:val="Compact"/>
-              <w:jc w:val="left"/>
             </w:pPr>
             <w:r>
               <w:t xml:space="preserve">read or write a file</w:t>
@@ -31979,7 +31871,6 @@
           <w:p>
             <w:pPr>
               <w:pStyle w:val="Compact"/>
-              <w:jc w:val="left"/>
             </w:pPr>
             <w:r>
               <w:t xml:space="preserve">AppKit</w:t>
@@ -31991,7 +31882,6 @@
           <w:p>
             <w:pPr>
               <w:pStyle w:val="Compact"/>
-              <w:jc w:val="left"/>
             </w:pPr>
             <w:r>
               <w:rPr>
@@ -32032,7 +31922,6 @@
           <w:p>
             <w:pPr>
               <w:pStyle w:val="Compact"/>
-              <w:jc w:val="left"/>
             </w:pPr>
             <w:r>
               <w:t xml:space="preserve">load a whole file in memory</w:t>
@@ -32044,7 +31933,6 @@
           <w:p>
             <w:pPr>
               <w:pStyle w:val="Compact"/>
-              <w:jc w:val="left"/>
             </w:pPr>
             <w:r>
               <w:t xml:space="preserve">FileKit</w:t>
@@ -32056,7 +31944,6 @@
           <w:p>
             <w:pPr>
               <w:pStyle w:val="Compact"/>
-              <w:jc w:val="left"/>
             </w:pPr>
             <w:r>
               <w:rPr>
@@ -32085,7 +31972,6 @@
           <w:p>
             <w:pPr>
               <w:pStyle w:val="Compact"/>
-              <w:jc w:val="left"/>
             </w:pPr>
             <w:r>
               <w:t xml:space="preserve">copy or remove a folder</w:t>
@@ -32097,7 +31983,6 @@
           <w:p>
             <w:pPr>
               <w:pStyle w:val="Compact"/>
-              <w:jc w:val="left"/>
             </w:pPr>
             <w:r>
               <w:t xml:space="preserve">FileKit</w:t>
@@ -32109,7 +31994,6 @@
           <w:p>
             <w:pPr>
               <w:pStyle w:val="Compact"/>
-              <w:jc w:val="left"/>
             </w:pPr>
             <w:r>
               <w:rPr>
@@ -32138,7 +32022,6 @@
           <w:p>
             <w:pPr>
               <w:pStyle w:val="Compact"/>
-              <w:jc w:val="left"/>
             </w:pPr>
             <w:r>
               <w:t xml:space="preserve">build a path</w:t>
@@ -32150,7 +32033,6 @@
           <w:p>
             <w:pPr>
               <w:pStyle w:val="Compact"/>
-              <w:jc w:val="left"/>
             </w:pPr>
             <w:r>
               <w:t xml:space="preserve">FileKit</w:t>
@@ -32162,7 +32044,6 @@
           <w:p>
             <w:pPr>
               <w:pStyle w:val="Compact"/>
-              <w:jc w:val="left"/>
             </w:pPr>
             <w:r>
               <w:rPr>
@@ -32191,7 +32072,6 @@
           <w:p>
             <w:pPr>
               <w:pStyle w:val="Compact"/>
-              <w:jc w:val="left"/>
             </w:pPr>
             <w:r>
               <w:t xml:space="preserve">read or write a ZIP</w:t>
@@ -32203,7 +32083,6 @@
           <w:p>
             <w:pPr>
               <w:pStyle w:val="Compact"/>
-              <w:jc w:val="left"/>
             </w:pPr>
             <w:r>
               <w:t xml:space="preserve">FileKit</w:t>
@@ -32215,7 +32094,6 @@
           <w:p>
             <w:pPr>
               <w:pStyle w:val="Compact"/>
-              <w:jc w:val="left"/>
             </w:pPr>
             <w:r>
               <w:rPr>
@@ -32244,7 +32122,6 @@
           <w:p>
             <w:pPr>
               <w:pStyle w:val="Compact"/>
-              <w:jc w:val="left"/>
             </w:pPr>
             <w:r>
               <w:t xml:space="preserve">read and write a settings / progress file with sections</w:t>
@@ -32256,7 +32133,6 @@
           <w:p>
             <w:pPr>
               <w:pStyle w:val="Compact"/>
-              <w:jc w:val="left"/>
             </w:pPr>
             <w:r>
               <w:t xml:space="preserve">FileKit</w:t>
@@ -32268,7 +32144,6 @@
           <w:p>
             <w:pPr>
               <w:pStyle w:val="Compact"/>
-              <w:jc w:val="left"/>
             </w:pPr>
             <w:r>
               <w:rPr>
@@ -32309,7 +32184,6 @@
           <w:p>
             <w:pPr>
               <w:pStyle w:val="Compact"/>
-              <w:jc w:val="left"/>
             </w:pPr>
             <w:r>
               <w:t xml:space="preserve">print to the console</w:t>
@@ -32321,7 +32195,6 @@
           <w:p>
             <w:pPr>
               <w:pStyle w:val="Compact"/>
-              <w:jc w:val="left"/>
             </w:pPr>
             <w:r>
               <w:t xml:space="preserve">AppKit</w:t>
@@ -32333,7 +32206,6 @@
           <w:p>
             <w:pPr>
               <w:pStyle w:val="Compact"/>
-              <w:jc w:val="left"/>
             </w:pPr>
             <w:r>
               <w:rPr>
@@ -32362,7 +32234,6 @@
           <w:p>
             <w:pPr>
               <w:pStyle w:val="Compact"/>
-              <w:jc w:val="left"/>
             </w:pPr>
             <w:r>
               <w:t xml:space="preserve">read an</w:t>
@@ -32389,7 +32260,6 @@
           <w:p>
             <w:pPr>
               <w:pStyle w:val="Compact"/>
-              <w:jc w:val="left"/>
             </w:pPr>
             <w:r>
               <w:t xml:space="preserve">AppKit</w:t>
@@ -32401,7 +32271,6 @@
           <w:p>
             <w:pPr>
               <w:pStyle w:val="Compact"/>
-              <w:jc w:val="left"/>
             </w:pPr>
             <w:r>
               <w:rPr>
@@ -32430,7 +32299,6 @@
           <w:p>
             <w:pPr>
               <w:pStyle w:val="Compact"/>
-              <w:jc w:val="left"/>
             </w:pPr>
             <w:r>
               <w:t xml:space="preserve">start another program</w:t>
@@ -32442,7 +32310,6 @@
           <w:p>
             <w:pPr>
               <w:pStyle w:val="Compact"/>
-              <w:jc w:val="left"/>
             </w:pPr>
             <w:r>
               <w:t xml:space="preserve">AppKit</w:t>
@@ -32454,7 +32321,6 @@
           <w:p>
             <w:pPr>
               <w:pStyle w:val="Compact"/>
-              <w:jc w:val="left"/>
             </w:pPr>
             <w:r>
               <w:rPr>
@@ -32483,7 +32349,6 @@
           <w:p>
             <w:pPr>
               <w:pStyle w:val="Compact"/>
-              <w:jc w:val="left"/>
             </w:pPr>
             <w:r>
               <w:t xml:space="preserve">open a window with widgets</w:t>
@@ -32495,7 +32360,6 @@
           <w:p>
             <w:pPr>
               <w:pStyle w:val="Compact"/>
-              <w:jc w:val="left"/>
             </w:pPr>
             <w:r>
               <w:t xml:space="preserve">UIKit</w:t>
@@ -32507,7 +32371,6 @@
           <w:p>
             <w:pPr>
               <w:pStyle w:val="Compact"/>
-              <w:jc w:val="left"/>
             </w:pPr>
             <w:r>
               <w:rPr>
@@ -32551,7 +32414,6 @@
           <w:p>
             <w:pPr>
               <w:pStyle w:val="Compact"/>
-              <w:jc w:val="left"/>
             </w:pPr>
             <w:r>
               <w:t xml:space="preserve">open a bare window, draw its pixels</w:t>
@@ -32563,7 +32425,6 @@
           <w:p>
             <w:pPr>
               <w:pStyle w:val="Compact"/>
-              <w:jc w:val="left"/>
             </w:pPr>
             <w:r>
               <w:t xml:space="preserve">UIKit</w:t>
@@ -32575,7 +32436,6 @@
           <w:p>
             <w:pPr>
               <w:pStyle w:val="Compact"/>
-              <w:jc w:val="left"/>
             </w:pPr>
             <w:r>
               <w:rPr>
@@ -32616,7 +32476,6 @@
           <w:p>
             <w:pPr>
               <w:pStyle w:val="Compact"/>
-              <w:jc w:val="left"/>
             </w:pPr>
             <w:r>
               <w:t xml:space="preserve">take the whole screen (a game, an emulator)</w:t>
@@ -32628,7 +32487,6 @@
           <w:p>
             <w:pPr>
               <w:pStyle w:val="Compact"/>
-              <w:jc w:val="left"/>
             </w:pPr>
             <w:r>
               <w:t xml:space="preserve">UIKit (then AppKit's</w:t>
@@ -32652,7 +32510,6 @@
           <w:p>
             <w:pPr>
               <w:pStyle w:val="Compact"/>
-              <w:jc w:val="left"/>
             </w:pPr>
             <w:r>
               <w:rPr>
@@ -32681,7 +32538,6 @@
           <w:p>
             <w:pPr>
               <w:pStyle w:val="Compact"/>
-              <w:jc w:val="left"/>
             </w:pPr>
             <w:r>
               <w:t xml:space="preserve">list, raise, move the windows (a shell)</w:t>
@@ -32693,7 +32549,6 @@
           <w:p>
             <w:pPr>
               <w:pStyle w:val="Compact"/>
-              <w:jc w:val="left"/>
             </w:pPr>
             <w:r>
               <w:t xml:space="preserve">UIKit</w:t>
@@ -32705,7 +32560,6 @@
           <w:p>
             <w:pPr>
               <w:pStyle w:val="Compact"/>
-              <w:jc w:val="left"/>
             </w:pPr>
             <w:r>
               <w:rPr>
@@ -32746,7 +32600,6 @@
           <w:p>
             <w:pPr>
               <w:pStyle w:val="Compact"/>
-              <w:jc w:val="left"/>
             </w:pPr>
             <w:r>
               <w:t xml:space="preserve">ask the user (message, file, colour)</w:t>
@@ -32758,7 +32611,6 @@
           <w:p>
             <w:pPr>
               <w:pStyle w:val="Compact"/>
-              <w:jc w:val="left"/>
             </w:pPr>
             <w:r>
               <w:t xml:space="preserve">UIKit</w:t>
@@ -32770,7 +32622,6 @@
           <w:p>
             <w:pPr>
               <w:pStyle w:val="Compact"/>
-              <w:jc w:val="left"/>
             </w:pPr>
             <w:r>
               <w:rPr>
@@ -32811,7 +32662,6 @@
           <w:p>
             <w:pPr>
               <w:pStyle w:val="Compact"/>
-              <w:jc w:val="left"/>
             </w:pPr>
             <w:r>
               <w:t xml:space="preserve">lay the app out for every mode (desktop, pocket, console)</w:t>
@@ -32823,7 +32673,6 @@
           <w:p>
             <w:pPr>
               <w:pStyle w:val="Compact"/>
-              <w:jc w:val="left"/>
             </w:pPr>
             <w:r>
               <w:t xml:space="preserve">UIKit</w:t>
@@ -32835,7 +32684,6 @@
           <w:p>
             <w:pPr>
               <w:pStyle w:val="Compact"/>
-              <w:jc w:val="left"/>
             </w:pPr>
             <w:r>
               <w:rPr>
@@ -32912,7 +32760,6 @@
           <w:p>
             <w:pPr>
               <w:pStyle w:val="Compact"/>
-              <w:jc w:val="left"/>
             </w:pPr>
             <w:r>
               <w:t xml:space="preserve">load an icon</w:t>
@@ -32924,7 +32771,6 @@
           <w:p>
             <w:pPr>
               <w:pStyle w:val="Compact"/>
-              <w:jc w:val="left"/>
             </w:pPr>
             <w:r>
               <w:t xml:space="preserve">UIKit</w:t>
@@ -32936,7 +32782,6 @@
           <w:p>
             <w:pPr>
               <w:pStyle w:val="Compact"/>
-              <w:jc w:val="left"/>
             </w:pPr>
             <w:r>
               <w:rPr>
@@ -32953,7 +32798,6 @@
           <w:p>
             <w:pPr>
               <w:pStyle w:val="Compact"/>
-              <w:jc w:val="left"/>
             </w:pPr>
             <w:r>
               <w:t xml:space="preserve">list the card's games (ROMs), their consoles, their pictures</w:t>
@@ -32965,7 +32809,6 @@
           <w:p>
             <w:pPr>
               <w:pStyle w:val="Compact"/>
-              <w:jc w:val="left"/>
             </w:pPr>
             <w:r>
               <w:t xml:space="preserve">GameKit</w:t>
@@ -32977,7 +32820,6 @@
           <w:p>
             <w:pPr>
               <w:pStyle w:val="Compact"/>
-              <w:jc w:val="left"/>
             </w:pPr>
             <w:r>
               <w:rPr>
@@ -33030,7 +32872,6 @@
           <w:p>
             <w:pPr>
               <w:pStyle w:val="Compact"/>
-              <w:jc w:val="left"/>
             </w:pPr>
             <w:r>
               <w:t xml:space="preserve">show a notification</w:t>
@@ -33042,7 +32883,6 @@
           <w:p>
             <w:pPr>
               <w:pStyle w:val="Compact"/>
-              <w:jc w:val="left"/>
             </w:pPr>
             <w:r>
               <w:t xml:space="preserve">SystemKit</w:t>
@@ -33054,7 +32894,6 @@
           <w:p>
             <w:pPr>
               <w:pStyle w:val="Compact"/>
-              <w:jc w:val="left"/>
             </w:pPr>
             <w:r>
               <w:rPr>
@@ -33083,7 +32922,6 @@
           <w:p>
             <w:pPr>
               <w:pStyle w:val="Compact"/>
-              <w:jc w:val="left"/>
             </w:pPr>
             <w:r>
               <w:t xml:space="preserve">copy / paste</w:t>
@@ -33095,7 +32933,6 @@
           <w:p>
             <w:pPr>
               <w:pStyle w:val="Compact"/>
-              <w:jc w:val="left"/>
             </w:pPr>
             <w:r>
               <w:t xml:space="preserve">SystemKit</w:t>
@@ -33107,7 +32944,6 @@
           <w:p>
             <w:pPr>
               <w:pStyle w:val="Compact"/>
-              <w:jc w:val="left"/>
             </w:pPr>
             <w:r>
               <w:rPr>
@@ -33136,7 +32972,6 @@
           <w:p>
             <w:pPr>
               <w:pStyle w:val="Compact"/>
-              <w:jc w:val="left"/>
             </w:pPr>
             <w:r>
               <w:t xml:space="preserve">know the system's language</w:t>
@@ -33148,7 +32983,6 @@
           <w:p>
             <w:pPr>
               <w:pStyle w:val="Compact"/>
-              <w:jc w:val="left"/>
             </w:pPr>
             <w:r>
               <w:t xml:space="preserve">SystemKit (UIKit's</w:t>
@@ -33175,7 +33009,6 @@
           <w:p>
             <w:pPr>
               <w:pStyle w:val="Compact"/>
-              <w:jc w:val="left"/>
             </w:pPr>
             <w:r>
               <w:rPr>
@@ -33204,7 +33037,6 @@
           <w:p>
             <w:pPr>
               <w:pStyle w:val="Compact"/>
-              <w:jc w:val="left"/>
             </w:pPr>
             <w:r>
               <w:t xml:space="preserve">move a file to the trash</w:t>
@@ -33216,7 +33048,6 @@
           <w:p>
             <w:pPr>
               <w:pStyle w:val="Compact"/>
-              <w:jc w:val="left"/>
             </w:pPr>
             <w:r>
               <w:t xml:space="preserve">SystemKit</w:t>
@@ -33228,7 +33059,6 @@
           <w:p>
             <w:pPr>
               <w:pStyle w:val="Compact"/>
-              <w:jc w:val="left"/>
             </w:pPr>
             <w:r>
               <w:rPr>
@@ -33245,7 +33075,6 @@
           <w:p>
             <w:pPr>
               <w:pStyle w:val="Compact"/>
-              <w:jc w:val="left"/>
             </w:pPr>
             <w:r>
               <w:t xml:space="preserve">open a file with its application</w:t>
@@ -33257,7 +33086,6 @@
           <w:p>
             <w:pPr>
               <w:pStyle w:val="Compact"/>
-              <w:jc w:val="left"/>
             </w:pPr>
             <w:r>
               <w:t xml:space="preserve">SystemKit</w:t>
@@ -33269,7 +33097,6 @@
           <w:p>
             <w:pPr>
               <w:pStyle w:val="Compact"/>
-              <w:jc w:val="left"/>
             </w:pPr>
             <w:r>
               <w:rPr>
@@ -33286,7 +33113,6 @@
           <w:p>
             <w:pPr>
               <w:pStyle w:val="Compact"/>
-              <w:jc w:val="left"/>
             </w:pPr>
             <w:r>
               <w:t xml:space="preserve">fetch a web page</w:t>
@@ -33298,7 +33124,6 @@
           <w:p>
             <w:pPr>
               <w:pStyle w:val="Compact"/>
-              <w:jc w:val="left"/>
             </w:pPr>
             <w:r>
               <w:t xml:space="preserve">NetKit</w:t>
@@ -33310,7 +33135,6 @@
           <w:p>
             <w:pPr>
               <w:pStyle w:val="Compact"/>
-              <w:jc w:val="left"/>
             </w:pPr>
             <w:r>
               <w:rPr>
@@ -33339,7 +33163,6 @@
           <w:p>
             <w:pPr>
               <w:pStyle w:val="Compact"/>
-              <w:jc w:val="left"/>
             </w:pPr>
             <w:r>
               <w:t xml:space="preserve">reach an FTP server</w:t>
@@ -33351,7 +33174,6 @@
           <w:p>
             <w:pPr>
               <w:pStyle w:val="Compact"/>
-              <w:jc w:val="left"/>
             </w:pPr>
             <w:r>
               <w:t xml:space="preserve">NetKit</w:t>
@@ -33363,7 +33185,6 @@
           <w:p>
             <w:pPr>
               <w:pStyle w:val="Compact"/>
-              <w:jc w:val="left"/>
             </w:pPr>
             <w:r>
               <w:rPr>
@@ -33398,7 +33219,6 @@
           <w:p>
             <w:pPr>
               <w:pStyle w:val="Compact"/>
-              <w:jc w:val="left"/>
             </w:pPr>
             <w:r>
               <w:t xml:space="preserve">load or save a picture</w:t>
@@ -33410,7 +33230,6 @@
           <w:p>
             <w:pPr>
               <w:pStyle w:val="Compact"/>
-              <w:jc w:val="left"/>
             </w:pPr>
             <w:r>
               <w:t xml:space="preserve">ImageKit</w:t>
@@ -33422,7 +33241,6 @@
           <w:p>
             <w:pPr>
               <w:pStyle w:val="Compact"/>
-              <w:jc w:val="left"/>
             </w:pPr>
             <w:r>
               <w:rPr>
@@ -33451,7 +33269,6 @@
           <w:p>
             <w:pPr>
               <w:pStyle w:val="Compact"/>
-              <w:jc w:val="left"/>
             </w:pPr>
             <w:r>
               <w:t xml:space="preserve">resize or turn a picture</w:t>
@@ -33463,7 +33280,6 @@
           <w:p>
             <w:pPr>
               <w:pStyle w:val="Compact"/>
-              <w:jc w:val="left"/>
             </w:pPr>
             <w:r>
               <w:t xml:space="preserve">ImageKit</w:t>
@@ -33475,7 +33291,6 @@
           <w:p>
             <w:pPr>
               <w:pStyle w:val="Compact"/>
-              <w:jc w:val="left"/>
             </w:pPr>
             <w:r>
               <w:rPr>
@@ -33504,7 +33319,6 @@
           <w:p>
             <w:pPr>
               <w:pStyle w:val="Compact"/>
-              <w:jc w:val="left"/>
             </w:pPr>
             <w:r>
               <w:t xml:space="preserve">play a sound file</w:t>
@@ -33516,7 +33330,6 @@
           <w:p>
             <w:pPr>
               <w:pStyle w:val="Compact"/>
-              <w:jc w:val="left"/>
             </w:pPr>
             <w:r>
               <w:t xml:space="preserve">AudioKit</w:t>
@@ -33528,7 +33341,6 @@
           <w:p>
             <w:pPr>
               <w:pStyle w:val="Compact"/>
-              <w:jc w:val="left"/>
             </w:pPr>
             <w:r>
               <w:rPr>
@@ -33545,7 +33357,6 @@
           <w:p>
             <w:pPr>
               <w:pStyle w:val="Compact"/>
-              <w:jc w:val="left"/>
             </w:pPr>
             <w:r>
               <w:t xml:space="preserve">play a note or an effect</w:t>
@@ -33557,7 +33368,6 @@
           <w:p>
             <w:pPr>
               <w:pStyle w:val="Compact"/>
-              <w:jc w:val="left"/>
             </w:pPr>
             <w:r>
               <w:t xml:space="preserve">AudioKit</w:t>
@@ -33569,7 +33379,6 @@
           <w:p>
             <w:pPr>
               <w:pStyle w:val="Compact"/>
-              <w:jc w:val="left"/>
             </w:pPr>
             <w:r>
               <w:rPr>
@@ -33598,7 +33407,6 @@
           <w:p>
             <w:pPr>
               <w:pStyle w:val="Compact"/>
-              <w:jc w:val="left"/>
             </w:pPr>
             <w:r>
               <w:t xml:space="preserve">send samples to the output</w:t>
@@ -33610,7 +33418,6 @@
           <w:p>
             <w:pPr>
               <w:pStyle w:val="Compact"/>
-              <w:jc w:val="left"/>
             </w:pPr>
             <w:r>
               <w:t xml:space="preserve">AudioKit</w:t>
@@ -33622,7 +33429,6 @@
           <w:p>
             <w:pPr>
               <w:pStyle w:val="Compact"/>
-              <w:jc w:val="left"/>
             </w:pPr>
             <w:r>
               <w:rPr>
@@ -33651,7 +33457,6 @@
           <w:p>
             <w:pPr>
               <w:pStyle w:val="Compact"/>
-              <w:jc w:val="left"/>
             </w:pPr>
             <w:r>
               <w:t xml:space="preserve">draw smooth text</w:t>
@@ -33663,7 +33468,6 @@
           <w:p>
             <w:pPr>
               <w:pStyle w:val="Compact"/>
-              <w:jc w:val="left"/>
             </w:pPr>
             <w:r>
               <w:t xml:space="preserve">FontKit</w:t>
@@ -33675,7 +33479,6 @@
           <w:p>
             <w:pPr>
               <w:pStyle w:val="Compact"/>
-              <w:jc w:val="left"/>
             </w:pPr>
             <w:r>
               <w:rPr>
@@ -33704,7 +33507,6 @@
           <w:p>
             <w:pPr>
               <w:pStyle w:val="Compact"/>
-              <w:jc w:val="left"/>
             </w:pPr>
             <w:r>
               <w:t xml:space="preserve">print</w:t>
@@ -33716,7 +33518,6 @@
           <w:p>
             <w:pPr>
               <w:pStyle w:val="Compact"/>
-              <w:jc w:val="left"/>
             </w:pPr>
             <w:r>
               <w:t xml:space="preserve">PrinterKit</w:t>
@@ -33728,7 +33529,6 @@
           <w:p>
             <w:pPr>
               <w:pStyle w:val="Compact"/>
-              <w:jc w:val="left"/>
             </w:pPr>
             <w:r>
               <w:rPr>
@@ -33781,7 +33581,6 @@
           <w:p>
             <w:pPr>
               <w:pStyle w:val="Compact"/>
-              <w:jc w:val="left"/>
             </w:pPr>
             <w:r>
               <w:t xml:space="preserve">light an LED, read a button</w:t>
@@ -33793,7 +33592,6 @@
           <w:p>
             <w:pPr>
               <w:pStyle w:val="Compact"/>
-              <w:jc w:val="left"/>
             </w:pPr>
             <w:r>
               <w:t xml:space="preserve">GPIOKit</w:t>
@@ -33805,7 +33603,6 @@
           <w:p>
             <w:pPr>
               <w:pStyle w:val="Compact"/>
-              <w:jc w:val="left"/>
             </w:pPr>
             <w:r>
               <w:rPr>
@@ -33846,7 +33643,6 @@
           <w:p>
             <w:pPr>
               <w:pStyle w:val="Compact"/>
-              <w:jc w:val="left"/>
             </w:pPr>
             <w:r>
               <w:t xml:space="preserve">wait for a button's press</w:t>
@@ -33858,7 +33654,6 @@
           <w:p>
             <w:pPr>
               <w:pStyle w:val="Compact"/>
-              <w:jc w:val="left"/>
             </w:pPr>
             <w:r>
               <w:t xml:space="preserve">GPIOKit</w:t>
@@ -33870,7 +33665,6 @@
           <w:p>
             <w:pPr>
               <w:pStyle w:val="Compact"/>
-              <w:jc w:val="left"/>
             </w:pPr>
             <w:r>
               <w:rPr>
@@ -33899,7 +33693,6 @@
           <w:p>
             <w:pPr>
               <w:pStyle w:val="Compact"/>
-              <w:jc w:val="left"/>
             </w:pPr>
             <w:r>
               <w:t xml:space="preserve">dim an LED, move a servo</w:t>
@@ -33911,7 +33704,6 @@
           <w:p>
             <w:pPr>
               <w:pStyle w:val="Compact"/>
-              <w:jc w:val="left"/>
             </w:pPr>
             <w:r>
               <w:t xml:space="preserve">GPIOKit</w:t>
@@ -33923,7 +33715,6 @@
           <w:p>
             <w:pPr>
               <w:pStyle w:val="Compact"/>
-              <w:jc w:val="left"/>
             </w:pPr>
             <w:r>
               <w:rPr>
@@ -33952,7 +33743,6 @@
           <w:p>
             <w:pPr>
               <w:pStyle w:val="Compact"/>
-              <w:jc w:val="left"/>
             </w:pPr>
             <w:r>
               <w:t xml:space="preserve">talk to an I2C / SPI device</w:t>
@@ -33964,7 +33754,6 @@
           <w:p>
             <w:pPr>
               <w:pStyle w:val="Compact"/>
-              <w:jc w:val="left"/>
             </w:pPr>
             <w:r>
               <w:t xml:space="preserve">GPIOKit</w:t>
@@ -33976,7 +33765,6 @@
           <w:p>
             <w:pPr>
               <w:pStyle w:val="Compact"/>
-              <w:jc w:val="left"/>
             </w:pPr>
             <w:r>
               <w:rPr>
@@ -34012,7 +33800,7 @@
         </w:tc>
       </w:tr>
     </w:tbl>
-    <w:bookmarkEnd w:id="55"/>
+    <w:bookmarkEnd w:id="53"/>
     <w:sectPr>
       <w:footerReference r:id="rId9" w:type="default"/>
       <w:footnotePr>
@@ -34094,14 +33882,14 @@
 <file path=word/numbering.xml><?xml version="1.0" encoding="utf-8"?>
 <w:numbering xmlns:w="http://schemas.openxmlformats.org/wordprocessingml/2006/main">
   <w:abstractNum w:abstractNumId="990">
-    <w:nsid w:val="A990"/>
+    <w:nsid w:val="0000A990"/>
     <w:multiLevelType w:val="multilevel"/>
     <w:lvl w:ilvl="0">
       <w:numFmt w:val="bullet"/>
       <w:lvlText w:val=" "/>
       <w:lvlJc w:val="left"/>
       <w:pPr>
-        <w:ind w:left="720" w:hanging="480"/>
+        <w:ind w:left="720" w:hanging="360"/>
       </w:pPr>
     </w:lvl>
     <w:lvl w:ilvl="1">
@@ -34109,7 +33897,7 @@
       <w:lvlText w:val=" "/>
       <w:lvlJc w:val="left"/>
       <w:pPr>
-        <w:ind w:left="1440" w:hanging="480"/>
+        <w:ind w:left="1440" w:hanging="360"/>
       </w:pPr>
     </w:lvl>
     <w:lvl w:ilvl="2">
@@ -34117,7 +33905,7 @@
       <w:lvlText w:val=" "/>
       <w:lvlJc w:val="left"/>
       <w:pPr>
-        <w:ind w:left="2160" w:hanging="480"/>
+        <w:ind w:left="2160" w:hanging="360"/>
       </w:pPr>
     </w:lvl>
     <w:lvl w:ilvl="3">
@@ -34125,7 +33913,7 @@
       <w:lvlText w:val=" "/>
       <w:lvlJc w:val="left"/>
       <w:pPr>
-        <w:ind w:left="2880" w:hanging="480"/>
+        <w:ind w:left="2880" w:hanging="360"/>
       </w:pPr>
     </w:lvl>
     <w:lvl w:ilvl="4">
@@ -34133,7 +33921,7 @@
       <w:lvlText w:val=" "/>
       <w:lvlJc w:val="left"/>
       <w:pPr>
-        <w:ind w:left="3600" w:hanging="480"/>
+        <w:ind w:left="3600" w:hanging="360"/>
       </w:pPr>
     </w:lvl>
     <w:lvl w:ilvl="5">
@@ -34141,7 +33929,7 @@
       <w:lvlText w:val=" "/>
       <w:lvlJc w:val="left"/>
       <w:pPr>
-        <w:ind w:left="4320" w:hanging="480"/>
+        <w:ind w:left="4320" w:hanging="360"/>
       </w:pPr>
     </w:lvl>
     <w:lvl w:ilvl="6">
@@ -34149,7 +33937,7 @@
       <w:lvlText w:val=" "/>
       <w:lvlJc w:val="left"/>
       <w:pPr>
-        <w:ind w:left="5040" w:hanging="480"/>
+        <w:ind w:left="5040" w:hanging="360"/>
       </w:pPr>
     </w:lvl>
     <w:lvl w:ilvl="7">
@@ -34157,7 +33945,7 @@
       <w:lvlText w:val=" "/>
       <w:lvlJc w:val="left"/>
       <w:pPr>
-        <w:ind w:left="5760" w:hanging="480"/>
+        <w:ind w:left="5760" w:hanging="360"/>
       </w:pPr>
     </w:lvl>
     <w:lvl w:ilvl="8">
@@ -34165,12 +33953,12 @@
       <w:lvlText w:val=" "/>
       <w:lvlJc w:val="left"/>
       <w:pPr>
-        <w:ind w:left="6480" w:hanging="480"/>
+        <w:ind w:left="6480" w:hanging="360"/>
       </w:pPr>
     </w:lvl>
   </w:abstractNum>
   <w:abstractNum w:abstractNumId="99411">
-    <w:nsid w:val="A99411"/>
+    <w:nsid w:val="00A99411"/>
     <w:multiLevelType w:val="multilevel"/>
     <w:lvl w:ilvl="0">
       <w:start w:val="1"/>
@@ -34178,7 +33966,7 @@
       <w:lvlText w:val="%1."/>
       <w:lvlJc w:val="left"/>
       <w:pPr>
-        <w:ind w:left="720" w:hanging="480"/>
+        <w:ind w:left="720" w:hanging="360"/>
       </w:pPr>
     </w:lvl>
     <w:lvl w:ilvl="1">
@@ -34187,7 +33975,7 @@
       <w:lvlText w:val="%2."/>
       <w:lvlJc w:val="left"/>
       <w:pPr>
-        <w:ind w:left="1440" w:hanging="480"/>
+        <w:ind w:left="1440" w:hanging="360"/>
       </w:pPr>
     </w:lvl>
     <w:lvl w:ilvl="2">
@@ -34196,7 +33984,7 @@
       <w:lvlText w:val="%3."/>
       <w:lvlJc w:val="left"/>
       <w:pPr>
-        <w:ind w:left="2160" w:hanging="480"/>
+        <w:ind w:left="2160" w:hanging="360"/>
       </w:pPr>
     </w:lvl>
     <w:lvl w:ilvl="3">
@@ -34205,7 +33993,7 @@
       <w:lvlText w:val="%4."/>
       <w:lvlJc w:val="left"/>
       <w:pPr>
-        <w:ind w:left="2880" w:hanging="480"/>
+        <w:ind w:left="2880" w:hanging="360"/>
       </w:pPr>
     </w:lvl>
     <w:lvl w:ilvl="4">
@@ -34214,7 +34002,7 @@
       <w:lvlText w:val="%5."/>
       <w:lvlJc w:val="left"/>
       <w:pPr>
-        <w:ind w:left="3600" w:hanging="480"/>
+        <w:ind w:left="3600" w:hanging="360"/>
       </w:pPr>
     </w:lvl>
     <w:lvl w:ilvl="5">
@@ -34223,7 +34011,7 @@
       <w:lvlText w:val="%6."/>
       <w:lvlJc w:val="left"/>
       <w:pPr>
-        <w:ind w:left="4320" w:hanging="480"/>
+        <w:ind w:left="4320" w:hanging="360"/>
       </w:pPr>
     </w:lvl>
     <w:lvl w:ilvl="6">
@@ -34232,7 +34020,7 @@
       <w:lvlText w:val="%7."/>
       <w:lvlJc w:val="left"/>
       <w:pPr>
-        <w:ind w:left="5040" w:hanging="480"/>
+        <w:ind w:left="5040" w:hanging="360"/>
       </w:pPr>
     </w:lvl>
     <w:lvl w:ilvl="7">
@@ -34241,7 +34029,7 @@
       <w:lvlText w:val="%8."/>
       <w:lvlJc w:val="left"/>
       <w:pPr>
-        <w:ind w:left="5760" w:hanging="480"/>
+        <w:ind w:left="5760" w:hanging="360"/>
       </w:pPr>
     </w:lvl>
     <w:lvl w:ilvl="8">
@@ -34250,84 +34038,111 @@
       <w:lvlText w:val="%9."/>
       <w:lvlJc w:val="left"/>
       <w:pPr>
-        <w:ind w:left="6480" w:hanging="480"/>
+        <w:ind w:left="6480" w:hanging="360"/>
       </w:pPr>
     </w:lvl>
   </w:abstractNum>
   <w:abstractNum w:abstractNumId="991">
-    <w:nsid w:val="A991"/>
+    <w:nsid w:val="0000A991"/>
     <w:multiLevelType w:val="multilevel"/>
     <w:lvl w:ilvl="0">
       <w:numFmt w:val="bullet"/>
-      <w:lvlText w:val="•"/>
+      <w:lvlText w:val=""/>
       <w:lvlJc w:val="left"/>
       <w:pPr>
-        <w:ind w:left="720" w:hanging="480"/>
+        <w:ind w:left="720" w:hanging="360"/>
       </w:pPr>
+      <w:rPr>
+        <w:rFonts w:ascii="Symbol" w:hAnsi="Symbol" w:cs="Symbol" w:hint="default"/>
+      </w:rPr>
     </w:lvl>
     <w:lvl w:ilvl="1">
       <w:numFmt w:val="bullet"/>
-      <w:lvlText w:val="–"/>
+      <w:lvlText w:val="o"/>
       <w:lvlJc w:val="left"/>
       <w:pPr>
-        <w:ind w:left="1440" w:hanging="480"/>
+        <w:ind w:left="1440" w:hanging="360"/>
       </w:pPr>
+      <w:rPr>
+        <w:rFonts w:ascii="Courier New" w:hAnsi="Courier New" w:cs="Courier New" w:hint="default"/>
+      </w:rPr>
     </w:lvl>
     <w:lvl w:ilvl="2">
       <w:numFmt w:val="bullet"/>
-      <w:lvlText w:val="•"/>
+      <w:lvlText w:val=""/>
       <w:lvlJc w:val="left"/>
       <w:pPr>
-        <w:ind w:left="2160" w:hanging="480"/>
+        <w:ind w:left="2160" w:hanging="360"/>
       </w:pPr>
+      <w:rPr>
+        <w:rFonts w:ascii="Wingdings" w:hAnsi="Wingdings" w:cs="Wingdings" w:hint="default"/>
+      </w:rPr>
     </w:lvl>
     <w:lvl w:ilvl="3">
       <w:numFmt w:val="bullet"/>
-      <w:lvlText w:val="–"/>
+      <w:lvlText w:val=""/>
       <w:lvlJc w:val="left"/>
       <w:pPr>
-        <w:ind w:left="2880" w:hanging="480"/>
+        <w:ind w:left="2880" w:hanging="360"/>
       </w:pPr>
+      <w:rPr>
+        <w:rFonts w:ascii="Symbol" w:hAnsi="Symbol" w:cs="Symbol" w:hint="default"/>
+      </w:rPr>
     </w:lvl>
     <w:lvl w:ilvl="4">
       <w:numFmt w:val="bullet"/>
-      <w:lvlText w:val="•"/>
+      <w:lvlText w:val="o"/>
       <w:lvlJc w:val="left"/>
       <w:pPr>
-        <w:ind w:left="3600" w:hanging="480"/>
+        <w:ind w:left="3600" w:hanging="360"/>
       </w:pPr>
+      <w:rPr>
+        <w:rFonts w:ascii="Courier New" w:hAnsi="Courier New" w:cs="Courier New" w:hint="default"/>
+      </w:rPr>
     </w:lvl>
     <w:lvl w:ilvl="5">
       <w:numFmt w:val="bullet"/>
-      <w:lvlText w:val="–"/>
+      <w:lvlText w:val=""/>
       <w:lvlJc w:val="left"/>
       <w:pPr>
-        <w:ind w:left="4320" w:hanging="480"/>
+        <w:ind w:left="4320" w:hanging="360"/>
       </w:pPr>
+      <w:rPr>
+        <w:rFonts w:ascii="Wingdings" w:hAnsi="Wingdings" w:cs="Wingdings" w:hint="default"/>
+      </w:rPr>
     </w:lvl>
     <w:lvl w:ilvl="6">
       <w:numFmt w:val="bullet"/>
-      <w:lvlText w:val="•"/>
+      <w:lvlText w:val=""/>
       <w:lvlJc w:val="left"/>
       <w:pPr>
-        <w:ind w:left="5040" w:hanging="480"/>
+        <w:ind w:left="5040" w:hanging="360"/>
       </w:pPr>
+      <w:rPr>
+        <w:rFonts w:ascii="Symbol" w:hAnsi="Symbol" w:cs="Symbol" w:hint="default"/>
+      </w:rPr>
     </w:lvl>
     <w:lvl w:ilvl="7">
       <w:numFmt w:val="bullet"/>
-      <w:lvlText w:val="–"/>
+      <w:lvlText w:val="o"/>
       <w:lvlJc w:val="left"/>
       <w:pPr>
-        <w:ind w:left="5760" w:hanging="480"/>
+        <w:ind w:left="5760" w:hanging="360"/>
       </w:pPr>
+      <w:rPr>
+        <w:rFonts w:ascii="Courier New" w:hAnsi="Courier New" w:cs="Courier New" w:hint="default"/>
+      </w:rPr>
     </w:lvl>
     <w:lvl w:ilvl="8">
       <w:numFmt w:val="bullet"/>
-      <w:lvlText w:val="•"/>
+      <w:lvlText w:val=""/>
       <w:lvlJc w:val="left"/>
       <w:pPr>
-        <w:ind w:left="6480" w:hanging="480"/>
+        <w:ind w:left="6480" w:hanging="360"/>
       </w:pPr>
+      <w:rPr>
+        <w:rFonts w:ascii="Wingdings" w:hAnsi="Wingdings" w:cs="Wingdings" w:hint="default"/>
+      </w:rPr>
     </w:lvl>
   </w:abstractNum>
   <w:num w:numId="1000">
@@ -35100,8 +34915,8 @@
     <w:name w:val="KeywordTok"/>
     <w:basedOn w:val="VerbatimChar"/>
     <w:rPr>
+      <w:b/>
       <w:color w:val="007020"/>
-      <w:b/>
     </w:rPr>
   </w:style>
   <w:style w:type="character" w:customStyle="1" w:styleId="DataTypeTok">
@@ -35178,42 +34993,42 @@
     <w:name w:val="ImportTok"/>
     <w:basedOn w:val="VerbatimChar"/>
     <w:rPr>
+      <w:b/>
       <w:color w:val="008000"/>
-      <w:b/>
     </w:rPr>
   </w:style>
   <w:style w:type="character" w:customStyle="1" w:styleId="CommentTok">
     <w:name w:val="CommentTok"/>
     <w:basedOn w:val="VerbatimChar"/>
     <w:rPr>
+      <w:i/>
       <w:color w:val="60a0b0"/>
-      <w:i/>
     </w:rPr>
   </w:style>
   <w:style w:type="character" w:customStyle="1" w:styleId="DocumentationTok">
     <w:name w:val="DocumentationTok"/>
     <w:basedOn w:val="VerbatimChar"/>
     <w:rPr>
+      <w:i/>
       <w:color w:val="ba2121"/>
-      <w:i/>
     </w:rPr>
   </w:style>
   <w:style w:type="character" w:customStyle="1" w:styleId="AnnotationTok">
     <w:name w:val="AnnotationTok"/>
     <w:basedOn w:val="VerbatimChar"/>
     <w:rPr>
-      <w:color w:val="60a0b0"/>
       <w:b/>
       <w:i/>
+      <w:color w:val="60a0b0"/>
     </w:rPr>
   </w:style>
   <w:style w:type="character" w:customStyle="1" w:styleId="CommentVarTok">
     <w:name w:val="CommentVarTok"/>
     <w:basedOn w:val="VerbatimChar"/>
     <w:rPr>
-      <w:color w:val="60a0b0"/>
       <w:b/>
       <w:i/>
+      <w:color w:val="60a0b0"/>
     </w:rPr>
   </w:style>
   <w:style w:type="character" w:customStyle="1" w:styleId="OtherTok">
@@ -35241,8 +35056,8 @@
     <w:name w:val="ControlFlowTok"/>
     <w:basedOn w:val="VerbatimChar"/>
     <w:rPr>
+      <w:b/>
       <w:color w:val="007020"/>
-      <w:b/>
     </w:rPr>
   </w:style>
   <w:style w:type="character" w:customStyle="1" w:styleId="OperatorTok">
@@ -35287,34 +35102,34 @@
     <w:name w:val="InformationTok"/>
     <w:basedOn w:val="VerbatimChar"/>
     <w:rPr>
-      <w:color w:val="60a0b0"/>
       <w:b/>
       <w:i/>
+      <w:color w:val="60a0b0"/>
     </w:rPr>
   </w:style>
   <w:style w:type="character" w:customStyle="1" w:styleId="WarningTok">
     <w:name w:val="WarningTok"/>
     <w:basedOn w:val="VerbatimChar"/>
     <w:rPr>
-      <w:color w:val="60a0b0"/>
       <w:b/>
       <w:i/>
+      <w:color w:val="60a0b0"/>
     </w:rPr>
   </w:style>
   <w:style w:type="character" w:customStyle="1" w:styleId="AlertTok">
     <w:name w:val="AlertTok"/>
     <w:basedOn w:val="VerbatimChar"/>
     <w:rPr>
+      <w:b/>
       <w:color w:val="ff0000"/>
-      <w:b/>
     </w:rPr>
   </w:style>
   <w:style w:type="character" w:customStyle="1" w:styleId="ErrorTok">
     <w:name w:val="ErrorTok"/>
     <w:basedOn w:val="VerbatimChar"/>
     <w:rPr>
+      <w:b/>
       <w:color w:val="ff0000"/>
-      <w:b/>
     </w:rPr>
   </w:style>
   <w:style w:type="character" w:customStyle="1" w:styleId="NormalTok">

--- a/docs/exports/06-KITS-GUIDE.docx
+++ b/docs/exports/06-KITS-GUIDE.docx
@@ -18949,6 +18949,386 @@
           <w:b/>
           <w:bCs/>
         </w:rPr>
+        <w:t xml:space="preserve">The screen at the size of the app in front</w:t>
+      </w:r>
+      <w:r>
+        <w:t xml:space="preserve"> </w:t>
+      </w:r>
+      <w:r>
+        <w:t xml:space="preserve">(</w:t>
+      </w:r>
+      <w:r>
+        <w:rPr>
+          <w:rStyle w:val="VerbatimChar"/>
+        </w:rPr>
+        <w:t xml:space="preserve">display.h</w:t>
+      </w:r>
+      <w:r>
+        <w:t xml:space="preserve"> </w:t>
+      </w:r>
+      <w:r>
+        <w:rPr>
+          <w:rStyle w:val="VerbatimChar"/>
+        </w:rPr>
+        <w:t xml:space="preserve">display_follow</w:t>
+      </w:r>
+      <w:r>
+        <w:t xml:space="preserve">, 2026-10-26): what the console's home and</w:t>
+      </w:r>
+      <w:r>
+        <w:t xml:space="preserve"> </w:t>
+      </w:r>
+      <w:r>
+        <w:t xml:space="preserve">the pocket shell both do -- an app's own size while it is in front (its</w:t>
+      </w:r>
+      <w:r>
+        <w:t xml:space="preserve"> </w:t>
+      </w:r>
+      <w:r>
+        <w:rPr>
+          <w:rStyle w:val="VerbatimChar"/>
+        </w:rPr>
+        <w:t xml:space="preserve">resolution =</w:t>
+      </w:r>
+      <w:r>
+        <w:t xml:space="preserve">,</w:t>
+      </w:r>
+      <w:r>
+        <w:t xml:space="preserve"> </w:t>
+      </w:r>
+      <w:r>
+        <w:rPr>
+          <w:rStyle w:val="VerbatimChar"/>
+        </w:rPr>
+        <w:t xml:space="preserve">console.ini</w:t>
+      </w:r>
+      <w:r>
+        <w:t xml:space="preserve">, what it asked</w:t>
+      </w:r>
+      <w:r>
+        <w:t xml:space="preserve"> </w:t>
+      </w:r>
+      <w:r>
+        <w:t xml:space="preserve">with</w:t>
+      </w:r>
+      <w:r>
+        <w:t xml:space="preserve"> </w:t>
+      </w:r>
+      <w:r>
+        <w:rPr>
+          <w:rStyle w:val="VerbatimChar"/>
+        </w:rPr>
+        <w:t xml:space="preserve">display_game_ask</w:t>
+      </w:r>
+      <w:r>
+        <w:t xml:space="preserve">), the system's again at home. A shell keeps one</w:t>
+      </w:r>
+      <w:r>
+        <w:t xml:space="preserve"> </w:t>
+      </w:r>
+      <w:r>
+        <w:rPr>
+          <w:rStyle w:val="VerbatimChar"/>
+        </w:rPr>
+        <w:t xml:space="preserve">struct display_follow</w:t>
+      </w:r>
+      <w:r>
+        <w:t xml:space="preserve">:</w:t>
+      </w:r>
+    </w:p>
+    <w:p>
+      <w:pPr>
+        <w:pStyle w:val="SourceCode"/>
+      </w:pPr>
+      <w:r>
+        <w:rPr>
+          <w:rStyle w:val="DataTypeTok"/>
+        </w:rPr>
+        <w:t xml:space="preserve">static</w:t>
+      </w:r>
+      <w:r>
+        <w:rPr>
+          <w:rStyle w:val="NormalTok"/>
+        </w:rPr>
+        <w:t xml:space="preserve"> </w:t>
+      </w:r>
+      <w:r>
+        <w:rPr>
+          <w:rStyle w:val="KeywordTok"/>
+        </w:rPr>
+        <w:t xml:space="preserve">struct</w:t>
+      </w:r>
+      <w:r>
+        <w:rPr>
+          <w:rStyle w:val="NormalTok"/>
+        </w:rPr>
+        <w:t xml:space="preserve"> display_follow f</w:t>
+      </w:r>
+      <w:r>
+        <w:rPr>
+          <w:rStyle w:val="OperatorTok"/>
+        </w:rPr>
+        <w:t xml:space="preserve">;</w:t>
+      </w:r>
+      <w:r>
+        <w:rPr>
+          <w:rStyle w:val="NormalTok"/>
+        </w:rPr>
+        <w:t xml:space="preserve">  display_follow_init </w:t>
+      </w:r>
+      <w:r>
+        <w:rPr>
+          <w:rStyle w:val="OperatorTok"/>
+        </w:rPr>
+        <w:t xml:space="preserve">(&amp;</w:t>
+      </w:r>
+      <w:r>
+        <w:rPr>
+          <w:rStyle w:val="NormalTok"/>
+        </w:rPr>
+        <w:t xml:space="preserve">f</w:t>
+      </w:r>
+      <w:r>
+        <w:rPr>
+          <w:rStyle w:val="OperatorTok"/>
+        </w:rPr>
+        <w:t xml:space="preserve">,</w:t>
+      </w:r>
+      <w:r>
+        <w:rPr>
+          <w:rStyle w:val="NormalTok"/>
+        </w:rPr>
+        <w:t xml:space="preserve"> </w:t>
+      </w:r>
+      <w:r>
+        <w:rPr>
+          <w:rStyle w:val="StringTok"/>
+        </w:rPr>
+        <w:t xml:space="preserve">"pocketshell"</w:t>
+      </w:r>
+      <w:r>
+        <w:rPr>
+          <w:rStyle w:val="OperatorTok"/>
+        </w:rPr>
+        <w:t xml:space="preserve">);</w:t>
+      </w:r>
+      <w:r>
+        <w:br/>
+      </w:r>
+      <w:r>
+        <w:rPr>
+          <w:rStyle w:val="NormalTok"/>
+        </w:rPr>
+        <w:t xml:space="preserve">display_follow_launch </w:t>
+      </w:r>
+      <w:r>
+        <w:rPr>
+          <w:rStyle w:val="OperatorTok"/>
+        </w:rPr>
+        <w:t xml:space="preserve">(&amp;</w:t>
+      </w:r>
+      <w:r>
+        <w:rPr>
+          <w:rStyle w:val="NormalTok"/>
+        </w:rPr>
+        <w:t xml:space="preserve">f</w:t>
+      </w:r>
+      <w:r>
+        <w:rPr>
+          <w:rStyle w:val="OperatorTok"/>
+        </w:rPr>
+        <w:t xml:space="preserve">,</w:t>
+      </w:r>
+      <w:r>
+        <w:rPr>
+          <w:rStyle w:val="NormalTok"/>
+        </w:rPr>
+        <w:t xml:space="preserve"> </w:t>
+      </w:r>
+      <w:r>
+        <w:rPr>
+          <w:rStyle w:val="StringTok"/>
+        </w:rPr>
+        <w:t xml:space="preserve">"cosmozoom"</w:t>
+      </w:r>
+      <w:r>
+        <w:rPr>
+          <w:rStyle w:val="OperatorTok"/>
+        </w:rPr>
+        <w:t xml:space="preserve">);</w:t>
+      </w:r>
+      <w:r>
+        <w:rPr>
+          <w:rStyle w:val="NormalTok"/>
+        </w:rPr>
+        <w:t xml:space="preserve">          </w:t>
+      </w:r>
+      <w:r>
+        <w:rPr>
+          <w:rStyle w:val="CommentTok"/>
+        </w:rPr>
+        <w:t xml:space="preserve">// opening it: its size now, before it reads the screen's</w:t>
+      </w:r>
+      <w:r>
+        <w:br/>
+      </w:r>
+      <w:r>
+        <w:rPr>
+          <w:rStyle w:val="NormalTok"/>
+        </w:rPr>
+        <w:t xml:space="preserve">display_follow_ask </w:t>
+      </w:r>
+      <w:r>
+        <w:rPr>
+          <w:rStyle w:val="OperatorTok"/>
+        </w:rPr>
+        <w:t xml:space="preserve">(&amp;</w:t>
+      </w:r>
+      <w:r>
+        <w:rPr>
+          <w:rStyle w:val="NormalTok"/>
+        </w:rPr>
+        <w:t xml:space="preserve">f</w:t>
+      </w:r>
+      <w:r>
+        <w:rPr>
+          <w:rStyle w:val="OperatorTok"/>
+        </w:rPr>
+        <w:t xml:space="preserve">,</w:t>
+      </w:r>
+      <w:r>
+        <w:rPr>
+          <w:rStyle w:val="NormalTok"/>
+        </w:rPr>
+        <w:t xml:space="preserve"> front</w:t>
+      </w:r>
+      <w:r>
+        <w:rPr>
+          <w:rStyle w:val="OperatorTok"/>
+        </w:rPr>
+        <w:t xml:space="preserve">,</w:t>
+      </w:r>
+      <w:r>
+        <w:rPr>
+          <w:rStyle w:val="NormalTok"/>
+        </w:rPr>
+        <w:t xml:space="preserve"> w</w:t>
+      </w:r>
+      <w:r>
+        <w:rPr>
+          <w:rStyle w:val="OperatorTok"/>
+        </w:rPr>
+        <w:t xml:space="preserve">,</w:t>
+      </w:r>
+      <w:r>
+        <w:rPr>
+          <w:rStyle w:val="NormalTok"/>
+        </w:rPr>
+        <w:t xml:space="preserve"> h</w:t>
+      </w:r>
+      <w:r>
+        <w:rPr>
+          <w:rStyle w:val="OperatorTok"/>
+        </w:rPr>
+        <w:t xml:space="preserve">);</w:t>
+      </w:r>
+      <w:r>
+        <w:rPr>
+          <w:rStyle w:val="NormalTok"/>
+        </w:rPr>
+        <w:t xml:space="preserve">             </w:t>
+      </w:r>
+      <w:r>
+        <w:rPr>
+          <w:rStyle w:val="CommentTok"/>
+        </w:rPr>
+        <w:t xml:space="preserve">// SHELL_MSG_SCREEN received</w:t>
+      </w:r>
+      <w:r>
+        <w:br/>
+      </w:r>
+      <w:r>
+        <w:rPr>
+          <w:rStyle w:val="NormalTok"/>
+        </w:rPr>
+        <w:t xml:space="preserve">display_follow_tick </w:t>
+      </w:r>
+      <w:r>
+        <w:rPr>
+          <w:rStyle w:val="OperatorTok"/>
+        </w:rPr>
+        <w:t xml:space="preserve">(&amp;</w:t>
+      </w:r>
+      <w:r>
+        <w:rPr>
+          <w:rStyle w:val="NormalTok"/>
+        </w:rPr>
+        <w:t xml:space="preserve">f</w:t>
+      </w:r>
+      <w:r>
+        <w:rPr>
+          <w:rStyle w:val="OperatorTok"/>
+        </w:rPr>
+        <w:t xml:space="preserve">,</w:t>
+      </w:r>
+      <w:r>
+        <w:rPr>
+          <w:rStyle w:val="NormalTok"/>
+        </w:rPr>
+        <w:t xml:space="preserve"> front</w:t>
+      </w:r>
+      <w:r>
+        <w:rPr>
+          <w:rStyle w:val="OperatorTok"/>
+        </w:rPr>
+        <w:t xml:space="preserve">,</w:t>
+      </w:r>
+      <w:r>
+        <w:rPr>
+          <w:rStyle w:val="NormalTok"/>
+        </w:rPr>
+        <w:t xml:space="preserve"> names</w:t>
+      </w:r>
+      <w:r>
+        <w:rPr>
+          <w:rStyle w:val="OperatorTok"/>
+        </w:rPr>
+        <w:t xml:space="preserve">,</w:t>
+      </w:r>
+      <w:r>
+        <w:rPr>
+          <w:rStyle w:val="NormalTok"/>
+        </w:rPr>
+        <w:t xml:space="preserve"> n</w:t>
+      </w:r>
+      <w:r>
+        <w:rPr>
+          <w:rStyle w:val="OperatorTok"/>
+        </w:rPr>
+        <w:t xml:space="preserve">);</w:t>
+      </w:r>
+      <w:r>
+        <w:rPr>
+          <w:rStyle w:val="NormalTok"/>
+        </w:rPr>
+        <w:t xml:space="preserve">        </w:t>
+      </w:r>
+      <w:r>
+        <w:rPr>
+          <w:rStyle w:val="CommentTok"/>
+        </w:rPr>
+        <w:t xml:space="preserve">// every 0.1 s: the app in front ("" at home), the programs running</w:t>
+      </w:r>
+    </w:p>
+    <w:p>
+      <w:pPr>
+        <w:pStyle w:val="FirstParagraph"/>
+      </w:pPr>
+      <w:r>
+        <w:rPr>
+          <w:b/>
+          <w:bCs/>
+        </w:rPr>
         <w:t xml:space="preserve">The keyboard and the mouse</w:t>
       </w:r>
       <w:r>
@@ -19730,7 +20110,7 @@
               <w:rPr>
                 <w:rStyle w:val="VerbatimChar"/>
               </w:rPr>
-              <w:t xml:space="preserve">shell_ask (SHELL_MSG_HOME / _SWITCHER / _QUICK / _SEARCH)</w:t>
+              <w:t xml:space="preserve">shell_ask (SHELL_MSG_HOME / _SWITCHER / _QUICK / _SEARCH / _CLIPBOARD)</w:t>
             </w:r>
             <w:r>
               <w:t xml:space="preserve">,</w:t>
@@ -26137,6 +26517,383 @@
         <w:t xml:space="preserve">}</w:t>
       </w:r>
     </w:p>
+    <w:p>
+      <w:pPr>
+        <w:pStyle w:val="FirstParagraph"/>
+      </w:pPr>
+      <w:r>
+        <w:rPr>
+          <w:b/>
+          <w:bCs/>
+        </w:rPr>
+        <w:t xml:space="preserve">The microphone</w:t>
+      </w:r>
+      <w:r>
+        <w:t xml:space="preserve"> </w:t>
+      </w:r>
+      <w:r>
+        <w:t xml:space="preserve">(the one chosen in Control Panel ▸ Sound: USB or I2S): mono, 16 bits, at the rate you ask.</w:t>
+      </w:r>
+      <w:r>
+        <w:t xml:space="preserve"> </w:t>
+      </w:r>
+      <w:r>
+        <w:t xml:space="preserve">One program records at a time.</w:t>
+      </w:r>
+    </w:p>
+    <w:p>
+      <w:pPr>
+        <w:pStyle w:val="SourceCode"/>
+      </w:pPr>
+      <w:r>
+        <w:rPr>
+          <w:rStyle w:val="DataTypeTok"/>
+        </w:rPr>
+        <w:t xml:space="preserve">int</w:t>
+      </w:r>
+      <w:r>
+        <w:rPr>
+          <w:rStyle w:val="NormalTok"/>
+        </w:rPr>
+        <w:t xml:space="preserve"> rate </w:t>
+      </w:r>
+      <w:r>
+        <w:rPr>
+          <w:rStyle w:val="OperatorTok"/>
+        </w:rPr>
+        <w:t xml:space="preserve">=</w:t>
+      </w:r>
+      <w:r>
+        <w:rPr>
+          <w:rStyle w:val="NormalTok"/>
+        </w:rPr>
+        <w:t xml:space="preserve"> ak_in_open </w:t>
+      </w:r>
+      <w:r>
+        <w:rPr>
+          <w:rStyle w:val="OperatorTok"/>
+        </w:rPr>
+        <w:t xml:space="preserve">(</w:t>
+      </w:r>
+      <w:r>
+        <w:rPr>
+          <w:rStyle w:val="DecValTok"/>
+        </w:rPr>
+        <w:t xml:space="preserve">16000</w:t>
+      </w:r>
+      <w:r>
+        <w:rPr>
+          <w:rStyle w:val="OperatorTok"/>
+        </w:rPr>
+        <w:t xml:space="preserve">);</w:t>
+      </w:r>
+      <w:r>
+        <w:rPr>
+          <w:rStyle w:val="NormalTok"/>
+        </w:rPr>
+        <w:t xml:space="preserve">                        </w:t>
+      </w:r>
+      <w:r>
+        <w:rPr>
+          <w:rStyle w:val="CommentTok"/>
+        </w:rPr>
+        <w:t xml:space="preserve">// 0: another program records, -1: no microphone</w:t>
+      </w:r>
+      <w:r>
+        <w:br/>
+      </w:r>
+      <w:r>
+        <w:rPr>
+          <w:rStyle w:val="ControlFlowTok"/>
+        </w:rPr>
+        <w:t xml:space="preserve">if</w:t>
+      </w:r>
+      <w:r>
+        <w:rPr>
+          <w:rStyle w:val="NormalTok"/>
+        </w:rPr>
+        <w:t xml:space="preserve"> </w:t>
+      </w:r>
+      <w:r>
+        <w:rPr>
+          <w:rStyle w:val="OperatorTok"/>
+        </w:rPr>
+        <w:t xml:space="preserve">(</w:t>
+      </w:r>
+      <w:r>
+        <w:rPr>
+          <w:rStyle w:val="NormalTok"/>
+        </w:rPr>
+        <w:t xml:space="preserve">rate </w:t>
+      </w:r>
+      <w:r>
+        <w:rPr>
+          <w:rStyle w:val="OperatorTok"/>
+        </w:rPr>
+        <w:t xml:space="preserve">&gt;</w:t>
+      </w:r>
+      <w:r>
+        <w:rPr>
+          <w:rStyle w:val="NormalTok"/>
+        </w:rPr>
+        <w:t xml:space="preserve"> </w:t>
+      </w:r>
+      <w:r>
+        <w:rPr>
+          <w:rStyle w:val="DecValTok"/>
+        </w:rPr>
+        <w:t xml:space="preserve">0</w:t>
+      </w:r>
+      <w:r>
+        <w:rPr>
+          <w:rStyle w:val="OperatorTok"/>
+        </w:rPr>
+        <w:t xml:space="preserve">)</w:t>
+      </w:r>
+      <w:r>
+        <w:br/>
+      </w:r>
+      <w:r>
+        <w:rPr>
+          <w:rStyle w:val="OperatorTok"/>
+        </w:rPr>
+        <w:t xml:space="preserve">{</w:t>
+      </w:r>
+      <w:r>
+        <w:br/>
+      </w:r>
+      <w:r>
+        <w:rPr>
+          <w:rStyle w:val="NormalTok"/>
+        </w:rPr>
+        <w:t xml:space="preserve">    </w:t>
+      </w:r>
+      <w:r>
+        <w:rPr>
+          <w:rStyle w:val="DataTypeTok"/>
+        </w:rPr>
+        <w:t xml:space="preserve">short</w:t>
+      </w:r>
+      <w:r>
+        <w:rPr>
+          <w:rStyle w:val="NormalTok"/>
+        </w:rPr>
+        <w:t xml:space="preserve"> s</w:t>
+      </w:r>
+      <w:r>
+        <w:rPr>
+          <w:rStyle w:val="OperatorTok"/>
+        </w:rPr>
+        <w:t xml:space="preserve">[</w:t>
+      </w:r>
+      <w:r>
+        <w:rPr>
+          <w:rStyle w:val="DecValTok"/>
+        </w:rPr>
+        <w:t xml:space="preserve">1600</w:t>
+      </w:r>
+      <w:r>
+        <w:rPr>
+          <w:rStyle w:val="OperatorTok"/>
+        </w:rPr>
+        <w:t xml:space="preserve">];</w:t>
+      </w:r>
+      <w:r>
+        <w:br/>
+      </w:r>
+      <w:r>
+        <w:rPr>
+          <w:rStyle w:val="NormalTok"/>
+        </w:rPr>
+        <w:t xml:space="preserve">    </w:t>
+      </w:r>
+      <w:r>
+        <w:rPr>
+          <w:rStyle w:val="DataTypeTok"/>
+        </w:rPr>
+        <w:t xml:space="preserve">int</w:t>
+      </w:r>
+      <w:r>
+        <w:rPr>
+          <w:rStyle w:val="NormalTok"/>
+        </w:rPr>
+        <w:t xml:space="preserve"> n </w:t>
+      </w:r>
+      <w:r>
+        <w:rPr>
+          <w:rStyle w:val="OperatorTok"/>
+        </w:rPr>
+        <w:t xml:space="preserve">=</w:t>
+      </w:r>
+      <w:r>
+        <w:rPr>
+          <w:rStyle w:val="NormalTok"/>
+        </w:rPr>
+        <w:t xml:space="preserve"> ak_in_read </w:t>
+      </w:r>
+      <w:r>
+        <w:rPr>
+          <w:rStyle w:val="OperatorTok"/>
+        </w:rPr>
+        <w:t xml:space="preserve">(</w:t>
+      </w:r>
+      <w:r>
+        <w:rPr>
+          <w:rStyle w:val="NormalTok"/>
+        </w:rPr>
+        <w:t xml:space="preserve">s</w:t>
+      </w:r>
+      <w:r>
+        <w:rPr>
+          <w:rStyle w:val="OperatorTok"/>
+        </w:rPr>
+        <w:t xml:space="preserve">,</w:t>
+      </w:r>
+      <w:r>
+        <w:rPr>
+          <w:rStyle w:val="NormalTok"/>
+        </w:rPr>
+        <w:t xml:space="preserve"> </w:t>
+      </w:r>
+      <w:r>
+        <w:rPr>
+          <w:rStyle w:val="DecValTok"/>
+        </w:rPr>
+        <w:t xml:space="preserve">1600</w:t>
+      </w:r>
+      <w:r>
+        <w:rPr>
+          <w:rStyle w:val="OperatorTok"/>
+        </w:rPr>
+        <w:t xml:space="preserve">);</w:t>
+      </w:r>
+      <w:r>
+        <w:rPr>
+          <w:rStyle w:val="NormalTok"/>
+        </w:rPr>
+        <w:t xml:space="preserve">                     </w:t>
+      </w:r>
+      <w:r>
+        <w:rPr>
+          <w:rStyle w:val="CommentTok"/>
+        </w:rPr>
+        <w:t xml:space="preserve">// never waits: 0 = nothing yet, -1 = gone</w:t>
+      </w:r>
+      <w:r>
+        <w:br/>
+      </w:r>
+      <w:r>
+        <w:rPr>
+          <w:rStyle w:val="NormalTok"/>
+        </w:rPr>
+        <w:t xml:space="preserve">    </w:t>
+      </w:r>
+      <w:r>
+        <w:rPr>
+          <w:rStyle w:val="DataTypeTok"/>
+        </w:rPr>
+        <w:t xml:space="preserve">int</w:t>
+      </w:r>
+      <w:r>
+        <w:rPr>
+          <w:rStyle w:val="NormalTok"/>
+        </w:rPr>
+        <w:t xml:space="preserve"> level </w:t>
+      </w:r>
+      <w:r>
+        <w:rPr>
+          <w:rStyle w:val="OperatorTok"/>
+        </w:rPr>
+        <w:t xml:space="preserve">=</w:t>
+      </w:r>
+      <w:r>
+        <w:rPr>
+          <w:rStyle w:val="NormalTok"/>
+        </w:rPr>
+        <w:t xml:space="preserve"> ak_in_peak </w:t>
+      </w:r>
+      <w:r>
+        <w:rPr>
+          <w:rStyle w:val="OperatorTok"/>
+        </w:rPr>
+        <w:t xml:space="preserve">(</w:t>
+      </w:r>
+      <w:r>
+        <w:rPr>
+          <w:rStyle w:val="NormalTok"/>
+        </w:rPr>
+        <w:t xml:space="preserve">s</w:t>
+      </w:r>
+      <w:r>
+        <w:rPr>
+          <w:rStyle w:val="OperatorTok"/>
+        </w:rPr>
+        <w:t xml:space="preserve">,</w:t>
+      </w:r>
+      <w:r>
+        <w:rPr>
+          <w:rStyle w:val="NormalTok"/>
+        </w:rPr>
+        <w:t xml:space="preserve"> n</w:t>
+      </w:r>
+      <w:r>
+        <w:rPr>
+          <w:rStyle w:val="OperatorTok"/>
+        </w:rPr>
+        <w:t xml:space="preserve">);</w:t>
+      </w:r>
+      <w:r>
+        <w:rPr>
+          <w:rStyle w:val="NormalTok"/>
+        </w:rPr>
+        <w:t xml:space="preserve">                    </w:t>
+      </w:r>
+      <w:r>
+        <w:rPr>
+          <w:rStyle w:val="CommentTok"/>
+        </w:rPr>
+        <w:t xml:space="preserve">// 0..32767</w:t>
+      </w:r>
+      <w:r>
+        <w:br/>
+      </w:r>
+      <w:r>
+        <w:rPr>
+          <w:rStyle w:val="NormalTok"/>
+        </w:rPr>
+        <w:t xml:space="preserve">    </w:t>
+      </w:r>
+      <w:r>
+        <w:rPr>
+          <w:rStyle w:val="CommentTok"/>
+        </w:rPr>
+        <w:t xml:space="preserve">/* ... ak_wav_begin / ak_wav_write to keep it ... */</w:t>
+      </w:r>
+      <w:r>
+        <w:br/>
+      </w:r>
+      <w:r>
+        <w:rPr>
+          <w:rStyle w:val="NormalTok"/>
+        </w:rPr>
+        <w:t xml:space="preserve">    ak_in_close </w:t>
+      </w:r>
+      <w:r>
+        <w:rPr>
+          <w:rStyle w:val="OperatorTok"/>
+        </w:rPr>
+        <w:t xml:space="preserve">();</w:t>
+      </w:r>
+      <w:r>
+        <w:br/>
+      </w:r>
+      <w:r>
+        <w:rPr>
+          <w:rStyle w:val="OperatorTok"/>
+        </w:rPr>
+        <w:t xml:space="preserve">}</w:t>
+      </w:r>
+    </w:p>
     <w:bookmarkEnd w:id="45"/>
     <w:bookmarkStart w:id="46" w:name="Xfe4ab0ec0802ddea0ccd1e2aa45325e2067bf65"/>
     <w:p>
@@ -31212,13 +31969,13 @@
       </w:r>
     </w:p>
     <w:bookmarkEnd w:id="49"/>
-    <w:bookmarkStart w:id="52" w:name="Xbcc3c9982cb41910d48a6fc07f420d59f65e738"/>
+    <w:bookmarkStart w:id="50" w:name="Xc3fd1e06d490e8b4a1e1da3540f0e1d50638f17"/>
     <w:p>
       <w:pPr>
         <w:pStyle w:val="Heading2"/>
       </w:pPr>
       <w:r>
-        <w:t xml:space="preserve">14. Adding to a kit, creating a kit</w:t>
+        <w:t xml:space="preserve">14. InputKit — the keyboard and the gamepads as one input</w:t>
       </w:r>
     </w:p>
     <w:p>
@@ -31227,31 +31984,812 @@
       </w:pPr>
       <w:r>
         <w:rPr>
+          <w:rStyle w:val="VerbatimChar"/>
+        </w:rPr>
+        <w:t xml:space="preserve">#include "inputkit/inputkit.h"</w:t>
+      </w:r>
+      <w:r>
+        <w:t xml:space="preserve"> </w:t>
+      </w:r>
+      <w:r>
+        <w:t xml:space="preserve">— link</w:t>
+      </w:r>
+      <w:r>
+        <w:t xml:space="preserve"> </w:t>
+      </w:r>
+      <w:r>
+        <w:rPr>
+          <w:rStyle w:val="VerbatimChar"/>
+        </w:rPr>
+        <w:t xml:space="preserve">lib/inputkit.imp.a</w:t>
+      </w:r>
+      <w:r>
+        <w:t xml:space="preserve"> </w:t>
+      </w:r>
+      <w:r>
+        <w:t xml:space="preserve">(C++) or</w:t>
+      </w:r>
+      <w:r>
+        <w:t xml:space="preserve"> </w:t>
+      </w:r>
+      <w:r>
+        <w:rPr>
+          <w:rStyle w:val="VerbatimChar"/>
+        </w:rPr>
+        <w:t xml:space="preserve">lib/inputkit.imp_c.a</w:t>
+      </w:r>
+      <w:r>
+        <w:t xml:space="preserve"> </w:t>
+      </w:r>
+      <w:r>
+        <w:t xml:space="preserve">(C). Reference:</w:t>
+      </w:r>
+      <w:r>
+        <w:t xml:space="preserve"> </w:t>
+      </w:r>
+      <w:r>
+        <w:rPr>
+          <w:rStyle w:val="VerbatimChar"/>
+        </w:rPr>
+        <w:t xml:space="preserve">docs/21-INPUTKIT.md</w:t>
+      </w:r>
+      <w:r>
+        <w:t xml:space="preserve">.</w:t>
+      </w:r>
+    </w:p>
+    <w:p>
+      <w:pPr>
+        <w:pStyle w:val="BodyText"/>
+      </w:pPr>
+      <w:r>
+        <w:t xml:space="preserve">A program asks for an</w:t>
+      </w:r>
+      <w:r>
+        <w:t xml:space="preserve"> </w:t>
+      </w:r>
+      <w:r>
+        <w:rPr>
           <w:b/>
           <w:bCs/>
         </w:rPr>
-        <w:t xml:space="preserve">Before writing a helper, look for it in the kits.</w:t>
-      </w:r>
-      <w:r>
-        <w:t xml:space="preserve"> </w:t>
-      </w:r>
-      <w:r>
-        <w:t xml:space="preserve">If two programs could use it, it belongs to a</w:t>
-      </w:r>
-      <w:r>
-        <w:t xml:space="preserve"> </w:t>
-      </w:r>
-      <w:r>
-        <w:t xml:space="preserve">kit.</w:t>
+        <w:t xml:space="preserve">action</w:t>
+      </w:r>
+      <w:r>
+        <w:t xml:space="preserve"> </w:t>
+      </w:r>
+      <w:r>
+        <w:t xml:space="preserve">—</w:t>
+      </w:r>
+      <w:r>
+        <w:t xml:space="preserve"> </w:t>
+      </w:r>
+      <w:r>
+        <w:rPr>
+          <w:rStyle w:val="VerbatimChar"/>
+        </w:rPr>
+        <w:t xml:space="preserve">IN_UP</w:t>
+      </w:r>
+      <w:r>
+        <w:t xml:space="preserve">,</w:t>
+      </w:r>
+      <w:r>
+        <w:t xml:space="preserve"> </w:t>
+      </w:r>
+      <w:r>
+        <w:rPr>
+          <w:rStyle w:val="VerbatimChar"/>
+        </w:rPr>
+        <w:t xml:space="preserve">IN_ACCEPT</w:t>
+      </w:r>
+      <w:r>
+        <w:t xml:space="preserve">,</w:t>
+      </w:r>
+      <w:r>
+        <w:t xml:space="preserve"> </w:t>
+      </w:r>
+      <w:r>
+        <w:rPr>
+          <w:rStyle w:val="VerbatimChar"/>
+        </w:rPr>
+        <w:t xml:space="preserve">IN_NEXT</w:t>
+      </w:r>
+      <w:r>
+        <w:t xml:space="preserve">... — never for "the arrow key or the D-pad".</w:t>
+      </w:r>
+      <w:r>
+        <w:t xml:space="preserve"> </w:t>
+      </w:r>
+      <w:r>
+        <w:t xml:space="preserve">Each action has its</w:t>
+      </w:r>
+      <w:r>
+        <w:t xml:space="preserve"> </w:t>
+      </w:r>
+      <w:r>
+        <w:rPr>
+          <w:b/>
+          <w:bCs/>
+        </w:rPr>
+        <w:t xml:space="preserve">sources</w:t>
+      </w:r>
+      <w:r>
+        <w:t xml:space="preserve">, keys (with their modifiers) and pad buttons, in one file,</w:t>
+      </w:r>
+      <w:r>
+        <w:t xml:space="preserve"> </w:t>
+      </w:r>
+      <w:r>
+        <w:rPr>
+          <w:rStyle w:val="VerbatimChar"/>
+          <w:b/>
+          <w:bCs/>
+        </w:rPr>
+        <w:t xml:space="preserve">SD:/etc/input.ini</w:t>
+      </w:r>
+      <w:r>
+        <w:t xml:space="preserve"> </w:t>
+      </w:r>
+      <w:r>
+        <w:t xml:space="preserve">(two sections,</w:t>
+      </w:r>
+      <w:r>
+        <w:t xml:space="preserve"> </w:t>
+      </w:r>
+      <w:r>
+        <w:rPr>
+          <w:rStyle w:val="VerbatimChar"/>
+        </w:rPr>
+        <w:t xml:space="preserve">[keys]</w:t>
+      </w:r>
+      <w:r>
+        <w:t xml:space="preserve"> </w:t>
+      </w:r>
+      <w:r>
+        <w:t xml:space="preserve">and</w:t>
+      </w:r>
+      <w:r>
+        <w:t xml:space="preserve"> </w:t>
+      </w:r>
+      <w:r>
+        <w:rPr>
+          <w:rStyle w:val="VerbatimChar"/>
+        </w:rPr>
+        <w:t xml:space="preserve">[pad]</w:t>
+      </w:r>
+      <w:r>
+        <w:t xml:space="preserve">; without the file, or for what it does not say, the defaults):</w:t>
       </w:r>
     </w:p>
-    <w:bookmarkStart w:id="50" w:name="adding-a-function-to-a-kit"/>
+    <w:tbl>
+      <w:tblPr>
+        <w:tblStyle w:val="Table"/>
+        <w:tblW w:type="auto" w:w="0"/>
+        <w:tblLook w:firstRow="1" w:lastRow="0" w:firstColumn="0" w:lastColumn="0" w:noHBand="0" w:noVBand="0" w:val="0020"/>
+      </w:tblPr>
+      <w:tblGrid>
+        <w:gridCol w:w="1980"/>
+        <w:gridCol w:w="1980"/>
+        <w:gridCol w:w="1980"/>
+        <w:gridCol w:w="1980"/>
+      </w:tblGrid>
+      <w:tr>
+        <w:trPr>
+          <w:tblHeader w:val="on"/>
+        </w:trPr>
+        <w:tc>
+          <w:tcPr/>
+          <w:p>
+            <w:pPr>
+              <w:pStyle w:val="Compact"/>
+            </w:pPr>
+            <w:r>
+              <w:t xml:space="preserve">action</w:t>
+            </w:r>
+          </w:p>
+        </w:tc>
+        <w:tc>
+          <w:tcPr/>
+          <w:p>
+            <w:pPr>
+              <w:pStyle w:val="Compact"/>
+            </w:pPr>
+            <w:r>
+              <w:t xml:space="preserve">keys</w:t>
+            </w:r>
+          </w:p>
+        </w:tc>
+        <w:tc>
+          <w:tcPr/>
+          <w:p>
+            <w:pPr>
+              <w:pStyle w:val="Compact"/>
+            </w:pPr>
+            <w:r>
+              <w:t xml:space="preserve">pad</w:t>
+            </w:r>
+          </w:p>
+        </w:tc>
+        <w:tc>
+          <w:tcPr/>
+          <w:p>
+            <w:pPr>
+              <w:pStyle w:val="Compact"/>
+            </w:pPr>
+            <w:r>
+              <w:t xml:space="preserve">what it is for</w:t>
+            </w:r>
+          </w:p>
+        </w:tc>
+      </w:tr>
+      <w:tr>
+        <w:tc>
+          <w:tcPr/>
+          <w:p>
+            <w:pPr>
+              <w:pStyle w:val="Compact"/>
+            </w:pPr>
+            <w:r>
+              <w:rPr>
+                <w:rStyle w:val="VerbatimChar"/>
+              </w:rPr>
+              <w:t xml:space="preserve">up</w:t>
+            </w:r>
+            <w:r>
+              <w:t xml:space="preserve"> </w:t>
+            </w:r>
+            <w:r>
+              <w:rPr>
+                <w:rStyle w:val="VerbatimChar"/>
+              </w:rPr>
+              <w:t xml:space="preserve">down</w:t>
+            </w:r>
+            <w:r>
+              <w:t xml:space="preserve"> </w:t>
+            </w:r>
+            <w:r>
+              <w:rPr>
+                <w:rStyle w:val="VerbatimChar"/>
+              </w:rPr>
+              <w:t xml:space="preserve">left</w:t>
+            </w:r>
+            <w:r>
+              <w:t xml:space="preserve"> </w:t>
+            </w:r>
+            <w:r>
+              <w:rPr>
+                <w:rStyle w:val="VerbatimChar"/>
+              </w:rPr>
+              <w:t xml:space="preserve">right</w:t>
+            </w:r>
+          </w:p>
+        </w:tc>
+        <w:tc>
+          <w:tcPr/>
+          <w:p>
+            <w:pPr>
+              <w:pStyle w:val="Compact"/>
+            </w:pPr>
+            <w:r>
+              <w:t xml:space="preserve">the arrows</w:t>
+            </w:r>
+          </w:p>
+        </w:tc>
+        <w:tc>
+          <w:tcPr/>
+          <w:p>
+            <w:pPr>
+              <w:pStyle w:val="Compact"/>
+            </w:pPr>
+            <w:r>
+              <w:t xml:space="preserve">the D-pad (and the left stick)</w:t>
+            </w:r>
+          </w:p>
+        </w:tc>
+        <w:tc>
+          <w:tcPr/>
+          <w:p>
+            <w:pPr>
+              <w:pStyle w:val="Compact"/>
+            </w:pPr>
+            <w:r>
+              <w:t xml:space="preserve">the focus, the caret</w:t>
+            </w:r>
+          </w:p>
+        </w:tc>
+      </w:tr>
+      <w:tr>
+        <w:tc>
+          <w:tcPr/>
+          <w:p>
+            <w:pPr>
+              <w:pStyle w:val="Compact"/>
+            </w:pPr>
+            <w:r>
+              <w:rPr>
+                <w:rStyle w:val="VerbatimChar"/>
+              </w:rPr>
+              <w:t xml:space="preserve">accept</w:t>
+            </w:r>
+          </w:p>
+        </w:tc>
+        <w:tc>
+          <w:tcPr/>
+          <w:p>
+            <w:pPr>
+              <w:pStyle w:val="Compact"/>
+            </w:pPr>
+            <w:r>
+              <w:t xml:space="preserve">Enter</w:t>
+            </w:r>
+          </w:p>
+        </w:tc>
+        <w:tc>
+          <w:tcPr/>
+          <w:p>
+            <w:pPr>
+              <w:pStyle w:val="Compact"/>
+            </w:pPr>
+            <w:r>
+              <w:t xml:space="preserve">A</w:t>
+            </w:r>
+          </w:p>
+        </w:tc>
+        <w:tc>
+          <w:tcPr/>
+          <w:p>
+            <w:pPr>
+              <w:pStyle w:val="Compact"/>
+            </w:pPr>
+            <w:r>
+              <w:t xml:space="preserve">open, confirm, activate</w:t>
+            </w:r>
+          </w:p>
+        </w:tc>
+      </w:tr>
+      <w:tr>
+        <w:tc>
+          <w:tcPr/>
+          <w:p>
+            <w:pPr>
+              <w:pStyle w:val="Compact"/>
+            </w:pPr>
+            <w:r>
+              <w:rPr>
+                <w:rStyle w:val="VerbatimChar"/>
+              </w:rPr>
+              <w:t xml:space="preserve">back</w:t>
+            </w:r>
+          </w:p>
+        </w:tc>
+        <w:tc>
+          <w:tcPr/>
+          <w:p>
+            <w:pPr>
+              <w:pStyle w:val="Compact"/>
+            </w:pPr>
+            <w:r>
+              <w:t xml:space="preserve">Esc</w:t>
+            </w:r>
+          </w:p>
+        </w:tc>
+        <w:tc>
+          <w:tcPr/>
+          <w:p>
+            <w:pPr>
+              <w:pStyle w:val="Compact"/>
+            </w:pPr>
+            <w:r>
+              <w:t xml:space="preserve">B</w:t>
+            </w:r>
+          </w:p>
+        </w:tc>
+        <w:tc>
+          <w:tcPr/>
+          <w:p>
+            <w:pPr>
+              <w:pStyle w:val="Compact"/>
+            </w:pPr>
+            <w:r>
+              <w:t xml:space="preserve">cancel, close, back</w:t>
+            </w:r>
+          </w:p>
+        </w:tc>
+      </w:tr>
+      <w:tr>
+        <w:tc>
+          <w:tcPr/>
+          <w:p>
+            <w:pPr>
+              <w:pStyle w:val="Compact"/>
+            </w:pPr>
+            <w:r>
+              <w:rPr>
+                <w:rStyle w:val="VerbatimChar"/>
+              </w:rPr>
+              <w:t xml:space="preserve">alt1</w:t>
+            </w:r>
+          </w:p>
+        </w:tc>
+        <w:tc>
+          <w:tcPr/>
+          <w:p>
+            <w:pPr>
+              <w:pStyle w:val="Compact"/>
+            </w:pPr>
+            <w:r>
+              <w:t xml:space="preserve">Delete</w:t>
+            </w:r>
+          </w:p>
+        </w:tc>
+        <w:tc>
+          <w:tcPr/>
+          <w:p>
+            <w:pPr>
+              <w:pStyle w:val="Compact"/>
+            </w:pPr>
+            <w:r>
+              <w:t xml:space="preserve">X</w:t>
+            </w:r>
+          </w:p>
+        </w:tc>
+        <w:tc>
+          <w:tcPr/>
+          <w:p>
+            <w:pPr>
+              <w:pStyle w:val="Compact"/>
+            </w:pPr>
+            <w:r>
+              <w:t xml:space="preserve">the second action: close the chosen app, remove</w:t>
+            </w:r>
+          </w:p>
+        </w:tc>
+      </w:tr>
+      <w:tr>
+        <w:tc>
+          <w:tcPr/>
+          <w:p>
+            <w:pPr>
+              <w:pStyle w:val="Compact"/>
+            </w:pPr>
+            <w:r>
+              <w:rPr>
+                <w:rStyle w:val="VerbatimChar"/>
+              </w:rPr>
+              <w:t xml:space="preserve">alt2</w:t>
+            </w:r>
+          </w:p>
+        </w:tc>
+        <w:tc>
+          <w:tcPr/>
+          <w:p>
+            <w:pPr>
+              <w:pStyle w:val="Compact"/>
+            </w:pPr>
+            <w:r>
+              <w:t xml:space="preserve">Shift+F10</w:t>
+            </w:r>
+          </w:p>
+        </w:tc>
+        <w:tc>
+          <w:tcPr/>
+          <w:p>
+            <w:pPr>
+              <w:pStyle w:val="Compact"/>
+            </w:pPr>
+            <w:r>
+              <w:t xml:space="preserve">Y</w:t>
+            </w:r>
+          </w:p>
+        </w:tc>
+        <w:tc>
+          <w:tcPr/>
+          <w:p>
+            <w:pPr>
+              <w:pStyle w:val="Compact"/>
+            </w:pPr>
+            <w:r>
+              <w:t xml:space="preserve">the options: a context menu</w:t>
+            </w:r>
+          </w:p>
+        </w:tc>
+      </w:tr>
+      <w:tr>
+        <w:tc>
+          <w:tcPr/>
+          <w:p>
+            <w:pPr>
+              <w:pStyle w:val="Compact"/>
+            </w:pPr>
+            <w:r>
+              <w:rPr>
+                <w:rStyle w:val="VerbatimChar"/>
+              </w:rPr>
+              <w:t xml:space="preserve">prev</w:t>
+            </w:r>
+            <w:r>
+              <w:t xml:space="preserve"> </w:t>
+            </w:r>
+            <w:r>
+              <w:t xml:space="preserve">/</w:t>
+            </w:r>
+            <w:r>
+              <w:t xml:space="preserve"> </w:t>
+            </w:r>
+            <w:r>
+              <w:rPr>
+                <w:rStyle w:val="VerbatimChar"/>
+              </w:rPr>
+              <w:t xml:space="preserve">next</w:t>
+            </w:r>
+          </w:p>
+        </w:tc>
+        <w:tc>
+          <w:tcPr/>
+          <w:p>
+            <w:pPr>
+              <w:pStyle w:val="Compact"/>
+            </w:pPr>
+            <w:r>
+              <w:t xml:space="preserve">Ctrl+Page Up, Ctrl+Shift+Tab / Ctrl+Page Down, Ctrl+Tab</w:t>
+            </w:r>
+          </w:p>
+        </w:tc>
+        <w:tc>
+          <w:tcPr/>
+          <w:p>
+            <w:pPr>
+              <w:pStyle w:val="Compact"/>
+            </w:pPr>
+            <w:r>
+              <w:t xml:space="preserve">L / R</w:t>
+            </w:r>
+          </w:p>
+        </w:tc>
+        <w:tc>
+          <w:tcPr/>
+          <w:p>
+            <w:pPr>
+              <w:pStyle w:val="Compact"/>
+            </w:pPr>
+            <w:r>
+              <w:t xml:space="preserve">the tab, the category, the section before / after</w:t>
+            </w:r>
+          </w:p>
+        </w:tc>
+      </w:tr>
+      <w:tr>
+        <w:tc>
+          <w:tcPr/>
+          <w:p>
+            <w:pPr>
+              <w:pStyle w:val="Compact"/>
+            </w:pPr>
+            <w:r>
+              <w:rPr>
+                <w:rStyle w:val="VerbatimChar"/>
+              </w:rPr>
+              <w:t xml:space="preserve">menu</w:t>
+            </w:r>
+          </w:p>
+        </w:tc>
+        <w:tc>
+          <w:tcPr/>
+          <w:p>
+            <w:pPr>
+              <w:pStyle w:val="Compact"/>
+            </w:pPr>
+            <w:r>
+              <w:t xml:space="preserve">F10</w:t>
+            </w:r>
+          </w:p>
+        </w:tc>
+        <w:tc>
+          <w:tcPr/>
+          <w:p>
+            <w:pPr>
+              <w:pStyle w:val="Compact"/>
+            </w:pPr>
+            <w:r>
+              <w:t xml:space="preserve">—</w:t>
+            </w:r>
+          </w:p>
+        </w:tc>
+        <w:tc>
+          <w:tcPr/>
+          <w:p>
+            <w:pPr>
+              <w:pStyle w:val="Compact"/>
+            </w:pPr>
+            <w:r>
+              <w:t xml:space="preserve">the app's menus (PocketUI's CMD key is the server's own)</w:t>
+            </w:r>
+          </w:p>
+        </w:tc>
+      </w:tr>
+      <w:tr>
+        <w:tc>
+          <w:tcPr/>
+          <w:p>
+            <w:pPr>
+              <w:pStyle w:val="Compact"/>
+            </w:pPr>
+            <w:r>
+              <w:rPr>
+                <w:rStyle w:val="VerbatimChar"/>
+              </w:rPr>
+              <w:t xml:space="preserve">home</w:t>
+            </w:r>
+          </w:p>
+        </w:tc>
+        <w:tc>
+          <w:tcPr/>
+          <w:p>
+            <w:pPr>
+              <w:pStyle w:val="Compact"/>
+            </w:pPr>
+            <w:r>
+              <w:t xml:space="preserve">Ctrl+Esc</w:t>
+            </w:r>
+          </w:p>
+        </w:tc>
+        <w:tc>
+          <w:tcPr/>
+          <w:p>
+            <w:pPr>
+              <w:pStyle w:val="Compact"/>
+            </w:pPr>
+            <w:r>
+              <w:t xml:space="preserve">the middle button</w:t>
+            </w:r>
+          </w:p>
+        </w:tc>
+        <w:tc>
+          <w:tcPr/>
+          <w:p>
+            <w:pPr>
+              <w:pStyle w:val="Compact"/>
+            </w:pPr>
+            <w:r>
+              <w:t xml:space="preserve">Home</w:t>
+            </w:r>
+          </w:p>
+        </w:tc>
+      </w:tr>
+      <w:tr>
+        <w:tc>
+          <w:tcPr/>
+          <w:p>
+            <w:pPr>
+              <w:pStyle w:val="Compact"/>
+            </w:pPr>
+            <w:r>
+              <w:rPr>
+                <w:rStyle w:val="VerbatimChar"/>
+              </w:rPr>
+              <w:t xml:space="preserve">start</w:t>
+            </w:r>
+            <w:r>
+              <w:t xml:space="preserve"> </w:t>
+            </w:r>
+            <w:r>
+              <w:rPr>
+                <w:rStyle w:val="VerbatimChar"/>
+              </w:rPr>
+              <w:t xml:space="preserve">select</w:t>
+            </w:r>
+            <w:r>
+              <w:t xml:space="preserve"> </w:t>
+            </w:r>
+            <w:r>
+              <w:rPr>
+                <w:rStyle w:val="VerbatimChar"/>
+              </w:rPr>
+              <w:t xml:space="preserve">l2</w:t>
+            </w:r>
+            <w:r>
+              <w:t xml:space="preserve"> </w:t>
+            </w:r>
+            <w:r>
+              <w:rPr>
+                <w:rStyle w:val="VerbatimChar"/>
+              </w:rPr>
+              <w:t xml:space="preserve">r2</w:t>
+            </w:r>
+          </w:p>
+        </w:tc>
+        <w:tc>
+          <w:tcPr/>
+          <w:p>
+            <w:pPr>
+              <w:pStyle w:val="Compact"/>
+            </w:pPr>
+            <w:r>
+              <w:t xml:space="preserve">—</w:t>
+            </w:r>
+          </w:p>
+        </w:tc>
+        <w:tc>
+          <w:tcPr/>
+          <w:p>
+            <w:pPr>
+              <w:pStyle w:val="Compact"/>
+            </w:pPr>
+            <w:r>
+              <w:t xml:space="preserve">Start, Select, L2, R2</w:t>
+            </w:r>
+          </w:p>
+        </w:tc>
+        <w:tc>
+          <w:tcPr/>
+          <w:p>
+            <w:pPr>
+              <w:pStyle w:val="Compact"/>
+            </w:pPr>
+            <w:r>
+              <w:t xml:space="preserve">a game's</w:t>
+            </w:r>
+          </w:p>
+        </w:tc>
+      </w:tr>
+    </w:tbl>
     <w:p>
       <w:pPr>
-        <w:pStyle w:val="Heading3"/>
+        <w:pStyle w:val="BodyText"/>
       </w:pPr>
       <w:r>
-        <w:t xml:space="preserve">Adding a function to a kit</w:t>
+        <w:t xml:space="preserve">Which raw button of a given pad model is "A" stays</w:t>
+      </w:r>
+      <w:r>
+        <w:t xml:space="preserve"> </w:t>
+      </w:r>
+      <w:r>
+        <w:rPr>
+          <w:rStyle w:val="VerbatimChar"/>
+          <w:b/>
+          <w:bCs/>
+        </w:rPr>
+        <w:t xml:space="preserve">gamepad.h</w:t>
+      </w:r>
+      <w:r>
+        <w:t xml:space="preserve">'s business (</w:t>
+      </w:r>
+      <w:r>
+        <w:rPr>
+          <w:rStyle w:val="VerbatimChar"/>
+        </w:rPr>
+        <w:t xml:space="preserve">SD:/etc/gamepad.ini</w:t>
+      </w:r>
+      <w:r>
+        <w:t xml:space="preserve">, the Control</w:t>
+      </w:r>
+      <w:r>
+        <w:t xml:space="preserve"> </w:t>
+      </w:r>
+      <w:r>
+        <w:t xml:space="preserve">Panel's Gamepad applet): InputKit is built on it, and the emulators that still read</w:t>
+      </w:r>
+      <w:r>
+        <w:t xml:space="preserve"> </w:t>
+      </w:r>
+      <w:r>
+        <w:rPr>
+          <w:rStyle w:val="VerbatimChar"/>
+        </w:rPr>
+        <w:t xml:space="preserve">gamepad.h</w:t>
+      </w:r>
+      <w:r>
+        <w:t xml:space="preserve"> </w:t>
+      </w:r>
+      <w:r>
+        <w:t xml:space="preserve">are untouched.</w:t>
+      </w:r>
+    </w:p>
+    <w:p>
+      <w:pPr>
+        <w:pStyle w:val="BodyText"/>
+      </w:pPr>
+      <w:r>
+        <w:t xml:space="preserve">Two ways to read, for two kinds of programs:</w:t>
       </w:r>
     </w:p>
     <w:p>
@@ -31267,13 +32805,109 @@
           <w:b/>
           <w:bCs/>
         </w:rPr>
-        <w:t xml:space="preserve">Declare</w:t>
-      </w:r>
-      <w:r>
-        <w:t xml:space="preserve"> </w:t>
-      </w:r>
-      <w:r>
-        <w:t xml:space="preserve">it in the kit's header, with a comment that says what it does.</w:t>
+        <w:t xml:space="preserve">events</w:t>
+      </w:r>
+      <w:r>
+        <w:t xml:space="preserve">, for an interface —</w:t>
+      </w:r>
+      <w:r>
+        <w:t xml:space="preserve"> </w:t>
+      </w:r>
+      <w:r>
+        <w:rPr>
+          <w:rStyle w:val="VerbatimChar"/>
+        </w:rPr>
+        <w:t xml:space="preserve">in_poll</w:t>
+      </w:r>
+      <w:r>
+        <w:t xml:space="preserve"> </w:t>
+      </w:r>
+      <w:r>
+        <w:t xml:space="preserve">gives the pads' actions</w:t>
+      </w:r>
+      <w:r>
+        <w:t xml:space="preserve"> </w:t>
+      </w:r>
+      <w:r>
+        <w:rPr>
+          <w:i/>
+          <w:iCs/>
+        </w:rPr>
+        <w:t xml:space="preserve">pressed</w:t>
+      </w:r>
+      <w:r>
+        <w:t xml:space="preserve">,</w:t>
+      </w:r>
+      <w:r>
+        <w:t xml:space="preserve"> </w:t>
+      </w:r>
+      <w:r>
+        <w:rPr>
+          <w:i/>
+          <w:iCs/>
+        </w:rPr>
+        <w:t xml:space="preserve">repeated</w:t>
+      </w:r>
+      <w:r>
+        <w:t xml:space="preserve"> </w:t>
+      </w:r>
+      <w:r>
+        <w:t xml:space="preserve">(the directions, at the</w:t>
+      </w:r>
+      <w:r>
+        <w:t xml:space="preserve"> </w:t>
+      </w:r>
+      <w:r>
+        <w:t xml:space="preserve">keyboard's cadence) and</w:t>
+      </w:r>
+      <w:r>
+        <w:t xml:space="preserve"> </w:t>
+      </w:r>
+      <w:r>
+        <w:rPr>
+          <w:i/>
+          <w:iCs/>
+        </w:rPr>
+        <w:t xml:space="preserve">released</w:t>
+      </w:r>
+      <w:r>
+        <w:t xml:space="preserve">, each saying its source (so a hint shows the right glyph:</w:t>
+      </w:r>
+      <w:r>
+        <w:t xml:space="preserve"> </w:t>
+      </w:r>
+      <w:r>
+        <w:rPr>
+          <w:rStyle w:val="VerbatimChar"/>
+        </w:rPr>
+        <w:t xml:space="preserve">in_binding</w:t>
+      </w:r>
+      <w:r>
+        <w:t xml:space="preserve">); a key</w:t>
+      </w:r>
+      <w:r>
+        <w:t xml:space="preserve"> </w:t>
+      </w:r>
+      <w:r>
+        <w:t xml:space="preserve">the program received becomes its action with</w:t>
+      </w:r>
+      <w:r>
+        <w:t xml:space="preserve"> </w:t>
+      </w:r>
+      <w:r>
+        <w:rPr>
+          <w:rStyle w:val="VerbatimChar"/>
+        </w:rPr>
+        <w:t xml:space="preserve">in_key_action (key, kapi_get_modifiers ())</w:t>
+      </w:r>
+      <w:r>
+        <w:t xml:space="preserve">. Only the program that</w:t>
+      </w:r>
+      <w:r>
+        <w:t xml:space="preserve"> </w:t>
+      </w:r>
+      <w:r>
+        <w:t xml:space="preserve">has the keys gets a pad's events: a background app never moves;</w:t>
       </w:r>
     </w:p>
     <w:p>
@@ -31289,13 +32923,10 @@
           <w:b/>
           <w:bCs/>
         </w:rPr>
-        <w:t xml:space="preserve">Write its code</w:t>
-      </w:r>
-      <w:r>
-        <w:t xml:space="preserve"> </w:t>
-      </w:r>
-      <w:r>
-        <w:t xml:space="preserve">in the kit's source (for SystemKit, NetKit and</w:t>
+        <w:t xml:space="preserve">state</w:t>
+      </w:r>
+      <w:r>
+        <w:t xml:space="preserve">, for a game —</w:t>
       </w:r>
       <w:r>
         <w:t xml:space="preserve"> </w:t>
@@ -31304,209 +32935,1402 @@
         <w:rPr>
           <w:rStyle w:val="VerbatimChar"/>
         </w:rPr>
-        <w:t xml:space="preserve">filekit/fsutil.h</w:t>
-      </w:r>
-      <w:r>
-        <w:t xml:space="preserve">: the</w:t>
-      </w:r>
-      <w:r>
-        <w:t xml:space="preserve"> </w:t>
+        <w:t xml:space="preserve">in_state (player, &amp;st)</w:t>
+      </w:r>
+      <w:r>
+        <w:t xml:space="preserve">: the actions held now (</w:t>
       </w:r>
       <w:r>
         <w:rPr>
           <w:rStyle w:val="VerbatimChar"/>
         </w:rPr>
-        <w:t xml:space="preserve">.inc</w:t>
-      </w:r>
-      <w:r>
-        <w:t xml:space="preserve"> </w:t>
-      </w:r>
-      <w:r>
-        <w:t xml:space="preserve">beside the header).</w:t>
+        <w:t xml:space="preserve">st.held &amp; IN_BIT (IN_ACCEPT)</w:t>
+      </w:r>
+      <w:r>
+        <w:t xml:space="preserve">), the</w:t>
+      </w:r>
+      <w:r>
+        <w:t xml:space="preserve"> </w:t>
+      </w:r>
+      <w:r>
+        <w:t xml:space="preserve">sticks, per player; player 0 also reads the keyboard's held keys. A program that reads the state</w:t>
+      </w:r>
+      <w:r>
+        <w:t xml:space="preserve"> </w:t>
+      </w:r>
+      <w:r>
+        <w:rPr>
+          <w:b/>
+          <w:bCs/>
+        </w:rPr>
+        <w:t xml:space="preserve">owns the pad</w:t>
+      </w:r>
+      <w:r>
+        <w:t xml:space="preserve"> </w:t>
+      </w:r>
+      <w:r>
+        <w:t xml:space="preserve">(</w:t>
+      </w:r>
+      <w:r>
+        <w:rPr>
+          <w:rStyle w:val="VerbatimChar"/>
+        </w:rPr>
+        <w:t xml:space="preserve">in_claimed</w:t>
+      </w:r>
+      <w:r>
+        <w:t xml:space="preserve">): the interface's navigation leaves it alone.</w:t>
       </w:r>
     </w:p>
     <w:p>
       <w:pPr>
-        <w:pStyle w:val="Compact"/>
-        <w:numPr>
-          <w:ilvl w:val="0"/>
-          <w:numId w:val="1003"/>
-        </w:numPr>
+        <w:pStyle w:val="SourceCode"/>
       </w:pPr>
       <w:r>
         <w:rPr>
-          <w:b/>
-          <w:bCs/>
-        </w:rPr>
-        <w:t xml:space="preserve">Build</w:t>
-      </w:r>
-      <w:r>
-        <w:t xml:space="preserve">: the kit's table (</w:t>
-      </w:r>
-      <w:r>
-        <w:rPr>
-          <w:rStyle w:val="VerbatimChar"/>
-        </w:rPr>
-        <w:t xml:space="preserve">&lt;kit&gt;.abi</w:t>
-      </w:r>
-      <w:r>
-        <w:t xml:space="preserve">) gets the new name at its end. Commit the</w:t>
-      </w:r>
-      <w:r>
-        <w:t xml:space="preserve"> </w:t>
-      </w:r>
-      <w:r>
-        <w:rPr>
-          <w:rStyle w:val="VerbatimChar"/>
-        </w:rPr>
-        <w:t xml:space="preserve">.abi</w:t>
-      </w:r>
-      <w:r>
-        <w:t xml:space="preserve">. A name is</w:t>
-      </w:r>
-      <w:r>
-        <w:t xml:space="preserve"> </w:t>
-      </w:r>
-      <w:r>
-        <w:t xml:space="preserve">never removed nor renamed: a function that is no longer needed keeps a body.</w:t>
-      </w:r>
-    </w:p>
-    <w:p>
-      <w:pPr>
-        <w:pStyle w:val="Compact"/>
-        <w:numPr>
-          <w:ilvl w:val="0"/>
-          <w:numId w:val="1003"/>
-        </w:numPr>
-      </w:pPr>
-      <w:r>
-        <w:rPr>
-          <w:b/>
-          <w:bCs/>
-        </w:rPr>
-        <w:t xml:space="preserve">Raise the package's version</w:t>
-      </w:r>
-      <w:r>
-        <w:t xml:space="preserve"> </w:t>
-      </w:r>
-      <w:r>
+          <w:rStyle w:val="PreprocessorTok"/>
+        </w:rPr>
+        <w:t xml:space="preserve">#include </w:t>
+      </w:r>
+      <w:r>
+        <w:rPr>
+          <w:rStyle w:val="ImportTok"/>
+        </w:rPr>
+        <w:t xml:space="preserve">"inputkit/inputkit.h"</w:t>
+      </w:r>
+      <w:r>
+        <w:br/>
+      </w:r>
+      <w:r>
+        <w:br/>
+      </w:r>
+      <w:r>
+        <w:rPr>
+          <w:rStyle w:val="CommentTok"/>
+        </w:rPr>
+        <w:t xml:space="preserve">// an interface with its own loop: the pad and the keys through the same switch</w:t>
+      </w:r>
+      <w:r>
+        <w:br/>
+      </w:r>
+      <w:r>
+        <w:rPr>
+          <w:rStyle w:val="AttributeTok"/>
+        </w:rPr>
+        <w:t xml:space="preserve">static</w:t>
+      </w:r>
+      <w:r>
+        <w:rPr>
+          <w:rStyle w:val="NormalTok"/>
+        </w:rPr>
+        <w:t xml:space="preserve"> </w:t>
+      </w:r>
+      <w:r>
+        <w:rPr>
+          <w:rStyle w:val="DataTypeTok"/>
+        </w:rPr>
+        <w:t xml:space="preserve">void</w:t>
+      </w:r>
+      <w:r>
+        <w:rPr>
+          <w:rStyle w:val="NormalTok"/>
+        </w:rPr>
+        <w:t xml:space="preserve"> act </w:t>
+      </w:r>
+      <w:r>
+        <w:rPr>
+          <w:rStyle w:val="OperatorTok"/>
+        </w:rPr>
         <w:t xml:space="preserve">(</w:t>
       </w:r>
       <w:r>
         <w:rPr>
-          <w:rStyle w:val="VerbatimChar"/>
-        </w:rPr>
-        <w:t xml:space="preserve">tools/pkg/versions.ini</w:t>
-      </w:r>
-      <w:r>
+          <w:rStyle w:val="DataTypeTok"/>
+        </w:rPr>
+        <w:t xml:space="preserve">int</w:t>
+      </w:r>
+      <w:r>
+        <w:rPr>
+          <w:rStyle w:val="NormalTok"/>
+        </w:rPr>
+        <w:t xml:space="preserve"> action</w:t>
+      </w:r>
+      <w:r>
+        <w:rPr>
+          <w:rStyle w:val="OperatorTok"/>
+        </w:rPr>
+        <w:t xml:space="preserve">)</w:t>
+      </w:r>
+      <w:r>
+        <w:br/>
+      </w:r>
+      <w:r>
+        <w:rPr>
+          <w:rStyle w:val="OperatorTok"/>
+        </w:rPr>
+        <w:t xml:space="preserve">{</w:t>
+      </w:r>
+      <w:r>
+        <w:br/>
+      </w:r>
+      <w:r>
+        <w:rPr>
+          <w:rStyle w:val="NormalTok"/>
+        </w:rPr>
+        <w:t xml:space="preserve">    </w:t>
+      </w:r>
+      <w:r>
+        <w:rPr>
+          <w:rStyle w:val="ControlFlowTok"/>
+        </w:rPr>
+        <w:t xml:space="preserve">switch</w:t>
+      </w:r>
+      <w:r>
+        <w:rPr>
+          <w:rStyle w:val="NormalTok"/>
+        </w:rPr>
+        <w:t xml:space="preserve"> </w:t>
+      </w:r>
+      <w:r>
+        <w:rPr>
+          <w:rStyle w:val="OperatorTok"/>
+        </w:rPr>
+        <w:t xml:space="preserve">(</w:t>
+      </w:r>
+      <w:r>
+        <w:rPr>
+          <w:rStyle w:val="NormalTok"/>
+        </w:rPr>
+        <w:t xml:space="preserve">action</w:t>
+      </w:r>
+      <w:r>
+        <w:rPr>
+          <w:rStyle w:val="OperatorTok"/>
+        </w:rPr>
+        <w:t xml:space="preserve">)</w:t>
+      </w:r>
+      <w:r>
+        <w:br/>
+      </w:r>
+      <w:r>
+        <w:rPr>
+          <w:rStyle w:val="NormalTok"/>
+        </w:rPr>
+        <w:t xml:space="preserve">    </w:t>
+      </w:r>
+      <w:r>
+        <w:rPr>
+          <w:rStyle w:val="OperatorTok"/>
+        </w:rPr>
+        <w:t xml:space="preserve">{</w:t>
+      </w:r>
+      <w:r>
+        <w:br/>
+      </w:r>
+      <w:r>
+        <w:rPr>
+          <w:rStyle w:val="NormalTok"/>
+        </w:rPr>
+        <w:t xml:space="preserve">    </w:t>
+      </w:r>
+      <w:r>
+        <w:rPr>
+          <w:rStyle w:val="ControlFlowTok"/>
+        </w:rPr>
+        <w:t xml:space="preserve">case</w:t>
+      </w:r>
+      <w:r>
+        <w:rPr>
+          <w:rStyle w:val="NormalTok"/>
+        </w:rPr>
+        <w:t xml:space="preserve"> IN_LEFT</w:t>
+      </w:r>
+      <w:r>
+        <w:rPr>
+          <w:rStyle w:val="OperatorTok"/>
+        </w:rPr>
         <w:t xml:space="preserve">:</w:t>
       </w:r>
       <w:r>
-        <w:t xml:space="preserve"> </w:t>
-      </w:r>
-      <w:r>
-        <w:rPr>
-          <w:rStyle w:val="VerbatimChar"/>
-        </w:rPr>
-        <w:t xml:space="preserve">1.&lt;the table's size&gt;.0</w:t>
-      </w:r>
-      <w:r>
-        <w:t xml:space="preserve">) and what the</w:t>
-      </w:r>
-      <w:r>
-        <w:t xml:space="preserve"> </w:t>
-      </w:r>
-      <w:r>
-        <w:t xml:space="preserve">applications need (</w:t>
-      </w:r>
-      <w:r>
-        <w:rPr>
-          <w:rStyle w:val="VerbatimChar"/>
-        </w:rPr>
-        <w:t xml:space="preserve">needs = &lt;kit&gt; &gt;= 1.&lt;size&gt;</w:t>
-      </w:r>
-      <w:r>
-        <w:t xml:space="preserve"> </w:t>
-      </w:r>
-      <w:r>
-        <w:t xml:space="preserve">in</w:t>
-      </w:r>
-      <w:r>
-        <w:t xml:space="preserve"> </w:t>
-      </w:r>
-      <w:r>
-        <w:rPr>
-          <w:rStyle w:val="VerbatimChar"/>
-        </w:rPr>
-        <w:t xml:space="preserve">tools/pkg/packages.ini</w:t>
-      </w:r>
-      <w:r>
-        <w:t xml:space="preserve">).</w:t>
-      </w:r>
-    </w:p>
-    <w:p>
-      <w:pPr>
-        <w:pStyle w:val="Compact"/>
-        <w:numPr>
-          <w:ilvl w:val="0"/>
-          <w:numId w:val="1003"/>
-        </w:numPr>
-      </w:pPr>
-      <w:r>
-        <w:rPr>
-          <w:b/>
-          <w:bCs/>
-        </w:rPr>
-        <w:t xml:space="preserve">Document</w:t>
-      </w:r>
-      <w:r>
-        <w:t xml:space="preserve"> </w:t>
-      </w:r>
-      <w:r>
-        <w:t xml:space="preserve">it: its comment in the header is its documentation — run</w:t>
-      </w:r>
-      <w:r>
-        <w:t xml:space="preserve"> </w:t>
-      </w:r>
-      <w:r>
-        <w:rPr>
-          <w:rStyle w:val="VerbatimChar"/>
-        </w:rPr>
-        <w:t xml:space="preserve">python tools/docgen/kitdocs.py</w:t>
-      </w:r>
-      <w:r>
-        <w:t xml:space="preserve"> </w:t>
-      </w:r>
-      <w:r>
-        <w:t xml:space="preserve">(the kit's reference follows), add an example here if it deserves</w:t>
-      </w:r>
-      <w:r>
-        <w:t xml:space="preserve"> </w:t>
-      </w:r>
-      <w:r>
-        <w:t xml:space="preserve">one, then</w:t>
-      </w:r>
-      <w:r>
-        <w:t xml:space="preserve"> </w:t>
-      </w:r>
-      <w:r>
-        <w:rPr>
-          <w:rStyle w:val="VerbatimChar"/>
-        </w:rPr>
-        <w:t xml:space="preserve">python docs/build_docs.py</w:t>
-      </w:r>
-      <w:r>
+        <w:rPr>
+          <w:rStyle w:val="NormalTok"/>
+        </w:rPr>
+        <w:t xml:space="preserve">   move </w:t>
+      </w:r>
+      <w:r>
+        <w:rPr>
+          <w:rStyle w:val="OperatorTok"/>
+        </w:rPr>
+        <w:t xml:space="preserve">(-</w:t>
+      </w:r>
+      <w:r>
+        <w:rPr>
+          <w:rStyle w:val="DecValTok"/>
+        </w:rPr>
+        <w:t xml:space="preserve">1</w:t>
+      </w:r>
+      <w:r>
+        <w:rPr>
+          <w:rStyle w:val="OperatorTok"/>
+        </w:rPr>
+        <w:t xml:space="preserve">);</w:t>
+      </w:r>
+      <w:r>
+        <w:rPr>
+          <w:rStyle w:val="NormalTok"/>
+        </w:rPr>
+        <w:t xml:space="preserve"> </w:t>
+      </w:r>
+      <w:r>
+        <w:rPr>
+          <w:rStyle w:val="ControlFlowTok"/>
+        </w:rPr>
+        <w:t xml:space="preserve">break</w:t>
+      </w:r>
+      <w:r>
+        <w:rPr>
+          <w:rStyle w:val="OperatorTok"/>
+        </w:rPr>
+        <w:t xml:space="preserve">;</w:t>
+      </w:r>
+      <w:r>
+        <w:br/>
+      </w:r>
+      <w:r>
+        <w:rPr>
+          <w:rStyle w:val="NormalTok"/>
+        </w:rPr>
+        <w:t xml:space="preserve">    </w:t>
+      </w:r>
+      <w:r>
+        <w:rPr>
+          <w:rStyle w:val="ControlFlowTok"/>
+        </w:rPr>
+        <w:t xml:space="preserve">case</w:t>
+      </w:r>
+      <w:r>
+        <w:rPr>
+          <w:rStyle w:val="NormalTok"/>
+        </w:rPr>
+        <w:t xml:space="preserve"> IN_RIGHT</w:t>
+      </w:r>
+      <w:r>
+        <w:rPr>
+          <w:rStyle w:val="OperatorTok"/>
+        </w:rPr>
+        <w:t xml:space="preserve">:</w:t>
+      </w:r>
+      <w:r>
+        <w:rPr>
+          <w:rStyle w:val="NormalTok"/>
+        </w:rPr>
+        <w:t xml:space="preserve">  move </w:t>
+      </w:r>
+      <w:r>
+        <w:rPr>
+          <w:rStyle w:val="OperatorTok"/>
+        </w:rPr>
+        <w:t xml:space="preserve">(</w:t>
+      </w:r>
+      <w:r>
+        <w:rPr>
+          <w:rStyle w:val="DecValTok"/>
+        </w:rPr>
+        <w:t xml:space="preserve">1</w:t>
+      </w:r>
+      <w:r>
+        <w:rPr>
+          <w:rStyle w:val="OperatorTok"/>
+        </w:rPr>
+        <w:t xml:space="preserve">);</w:t>
+      </w:r>
+      <w:r>
+        <w:rPr>
+          <w:rStyle w:val="NormalTok"/>
+        </w:rPr>
+        <w:t xml:space="preserve"> </w:t>
+      </w:r>
+      <w:r>
+        <w:rPr>
+          <w:rStyle w:val="ControlFlowTok"/>
+        </w:rPr>
+        <w:t xml:space="preserve">break</w:t>
+      </w:r>
+      <w:r>
+        <w:rPr>
+          <w:rStyle w:val="OperatorTok"/>
+        </w:rPr>
+        <w:t xml:space="preserve">;</w:t>
+      </w:r>
+      <w:r>
+        <w:br/>
+      </w:r>
+      <w:r>
+        <w:rPr>
+          <w:rStyle w:val="NormalTok"/>
+        </w:rPr>
+        <w:t xml:space="preserve">    </w:t>
+      </w:r>
+      <w:r>
+        <w:rPr>
+          <w:rStyle w:val="ControlFlowTok"/>
+        </w:rPr>
+        <w:t xml:space="preserve">case</w:t>
+      </w:r>
+      <w:r>
+        <w:rPr>
+          <w:rStyle w:val="NormalTok"/>
+        </w:rPr>
+        <w:t xml:space="preserve"> IN_ACCEPT</w:t>
+      </w:r>
+      <w:r>
+        <w:rPr>
+          <w:rStyle w:val="OperatorTok"/>
+        </w:rPr>
+        <w:t xml:space="preserve">:</w:t>
+      </w:r>
+      <w:r>
+        <w:rPr>
+          <w:rStyle w:val="NormalTok"/>
+        </w:rPr>
+        <w:t xml:space="preserve"> open_chosen </w:t>
+      </w:r>
+      <w:r>
+        <w:rPr>
+          <w:rStyle w:val="OperatorTok"/>
+        </w:rPr>
+        <w:t xml:space="preserve">();</w:t>
+      </w:r>
+      <w:r>
+        <w:rPr>
+          <w:rStyle w:val="NormalTok"/>
+        </w:rPr>
+        <w:t xml:space="preserve"> </w:t>
+      </w:r>
+      <w:r>
+        <w:rPr>
+          <w:rStyle w:val="ControlFlowTok"/>
+        </w:rPr>
+        <w:t xml:space="preserve">break</w:t>
+      </w:r>
+      <w:r>
+        <w:rPr>
+          <w:rStyle w:val="OperatorTok"/>
+        </w:rPr>
+        <w:t xml:space="preserve">;</w:t>
+      </w:r>
+      <w:r>
+        <w:br/>
+      </w:r>
+      <w:r>
+        <w:rPr>
+          <w:rStyle w:val="NormalTok"/>
+        </w:rPr>
+        <w:t xml:space="preserve">    </w:t>
+      </w:r>
+      <w:r>
+        <w:rPr>
+          <w:rStyle w:val="ControlFlowTok"/>
+        </w:rPr>
+        <w:t xml:space="preserve">case</w:t>
+      </w:r>
+      <w:r>
+        <w:rPr>
+          <w:rStyle w:val="NormalTok"/>
+        </w:rPr>
+        <w:t xml:space="preserve"> IN_BACK</w:t>
+      </w:r>
+      <w:r>
+        <w:rPr>
+          <w:rStyle w:val="OperatorTok"/>
+        </w:rPr>
+        <w:t xml:space="preserve">:</w:t>
+      </w:r>
+      <w:r>
+        <w:rPr>
+          <w:rStyle w:val="NormalTok"/>
+        </w:rPr>
+        <w:t xml:space="preserve">   close_me </w:t>
+      </w:r>
+      <w:r>
+        <w:rPr>
+          <w:rStyle w:val="OperatorTok"/>
+        </w:rPr>
+        <w:t xml:space="preserve">();</w:t>
+      </w:r>
+      <w:r>
+        <w:rPr>
+          <w:rStyle w:val="NormalTok"/>
+        </w:rPr>
+        <w:t xml:space="preserve"> </w:t>
+      </w:r>
+      <w:r>
+        <w:rPr>
+          <w:rStyle w:val="ControlFlowTok"/>
+        </w:rPr>
+        <w:t xml:space="preserve">break</w:t>
+      </w:r>
+      <w:r>
+        <w:rPr>
+          <w:rStyle w:val="OperatorTok"/>
+        </w:rPr>
+        <w:t xml:space="preserve">;</w:t>
+      </w:r>
+      <w:r>
+        <w:br/>
+      </w:r>
+      <w:r>
+        <w:rPr>
+          <w:rStyle w:val="NormalTok"/>
+        </w:rPr>
+        <w:t xml:space="preserve">    </w:t>
+      </w:r>
+      <w:r>
+        <w:rPr>
+          <w:rStyle w:val="ControlFlowTok"/>
+        </w:rPr>
+        <w:t xml:space="preserve">case</w:t>
+      </w:r>
+      <w:r>
+        <w:rPr>
+          <w:rStyle w:val="NormalTok"/>
+        </w:rPr>
+        <w:t xml:space="preserve"> IN_NEXT</w:t>
+      </w:r>
+      <w:r>
+        <w:rPr>
+          <w:rStyle w:val="OperatorTok"/>
+        </w:rPr>
+        <w:t xml:space="preserve">:</w:t>
+      </w:r>
+      <w:r>
+        <w:rPr>
+          <w:rStyle w:val="NormalTok"/>
+        </w:rPr>
+        <w:t xml:space="preserve">   next_page </w:t>
+      </w:r>
+      <w:r>
+        <w:rPr>
+          <w:rStyle w:val="OperatorTok"/>
+        </w:rPr>
+        <w:t xml:space="preserve">();</w:t>
+      </w:r>
+      <w:r>
+        <w:rPr>
+          <w:rStyle w:val="NormalTok"/>
+        </w:rPr>
+        <w:t xml:space="preserve"> </w:t>
+      </w:r>
+      <w:r>
+        <w:rPr>
+          <w:rStyle w:val="ControlFlowTok"/>
+        </w:rPr>
+        <w:t xml:space="preserve">break</w:t>
+      </w:r>
+      <w:r>
+        <w:rPr>
+          <w:rStyle w:val="OperatorTok"/>
+        </w:rPr>
+        <w:t xml:space="preserve">;</w:t>
+      </w:r>
+      <w:r>
+        <w:br/>
+      </w:r>
+      <w:r>
+        <w:rPr>
+          <w:rStyle w:val="NormalTok"/>
+        </w:rPr>
+        <w:t xml:space="preserve">    </w:t>
+      </w:r>
+      <w:r>
+        <w:rPr>
+          <w:rStyle w:val="OperatorTok"/>
+        </w:rPr>
+        <w:t xml:space="preserve">}</w:t>
+      </w:r>
+      <w:r>
+        <w:br/>
+      </w:r>
+      <w:r>
+        <w:rPr>
+          <w:rStyle w:val="OperatorTok"/>
+        </w:rPr>
+        <w:t xml:space="preserve">}</w:t>
+      </w:r>
+      <w:r>
+        <w:br/>
+      </w:r>
+      <w:r>
+        <w:rPr>
+          <w:rStyle w:val="AttributeTok"/>
+        </w:rPr>
+        <w:t xml:space="preserve">static</w:t>
+      </w:r>
+      <w:r>
+        <w:rPr>
+          <w:rStyle w:val="NormalTok"/>
+        </w:rPr>
+        <w:t xml:space="preserve"> </w:t>
+      </w:r>
+      <w:r>
+        <w:rPr>
+          <w:rStyle w:val="DataTypeTok"/>
+        </w:rPr>
+        <w:t xml:space="preserve">void</w:t>
+      </w:r>
+      <w:r>
+        <w:rPr>
+          <w:rStyle w:val="NormalTok"/>
+        </w:rPr>
+        <w:t xml:space="preserve"> on_key </w:t>
+      </w:r>
+      <w:r>
+        <w:rPr>
+          <w:rStyle w:val="OperatorTok"/>
+        </w:rPr>
+        <w:t xml:space="preserve">(</w:t>
+      </w:r>
+      <w:r>
+        <w:rPr>
+          <w:rStyle w:val="DataTypeTok"/>
+        </w:rPr>
+        <w:t xml:space="preserve">unsigned</w:t>
+      </w:r>
+      <w:r>
+        <w:rPr>
+          <w:rStyle w:val="NormalTok"/>
+        </w:rPr>
+        <w:t xml:space="preserve"> </w:t>
+      </w:r>
+      <w:r>
+        <w:rPr>
+          <w:rStyle w:val="DataTypeTok"/>
+        </w:rPr>
+        <w:t xml:space="preserve">long</w:t>
+      </w:r>
+      <w:r>
+        <w:rPr>
+          <w:rStyle w:val="OperatorTok"/>
+        </w:rPr>
+        <w:t xml:space="preserve">,</w:t>
+      </w:r>
+      <w:r>
+        <w:rPr>
+          <w:rStyle w:val="NormalTok"/>
+        </w:rPr>
+        <w:t xml:space="preserve"> </w:t>
+      </w:r>
+      <w:r>
+        <w:rPr>
+          <w:rStyle w:val="DataTypeTok"/>
+        </w:rPr>
+        <w:t xml:space="preserve">int</w:t>
+      </w:r>
+      <w:r>
+        <w:rPr>
+          <w:rStyle w:val="OperatorTok"/>
+        </w:rPr>
+        <w:t xml:space="preserve">,</w:t>
+      </w:r>
+      <w:r>
+        <w:rPr>
+          <w:rStyle w:val="NormalTok"/>
+        </w:rPr>
+        <w:t xml:space="preserve"> </w:t>
+      </w:r>
+      <w:r>
+        <w:rPr>
+          <w:rStyle w:val="DataTypeTok"/>
+        </w:rPr>
+        <w:t xml:space="preserve">long</w:t>
+      </w:r>
+      <w:r>
+        <w:rPr>
+          <w:rStyle w:val="NormalTok"/>
+        </w:rPr>
+        <w:t xml:space="preserve"> key</w:t>
+      </w:r>
+      <w:r>
+        <w:rPr>
+          <w:rStyle w:val="OperatorTok"/>
+        </w:rPr>
+        <w:t xml:space="preserve">)</w:t>
+      </w:r>
+      <w:r>
+        <w:rPr>
+          <w:rStyle w:val="NormalTok"/>
+        </w:rPr>
+        <w:t xml:space="preserve"> </w:t>
+      </w:r>
+      <w:r>
+        <w:rPr>
+          <w:rStyle w:val="OperatorTok"/>
+        </w:rPr>
+        <w:t xml:space="preserve">{</w:t>
+      </w:r>
+      <w:r>
+        <w:rPr>
+          <w:rStyle w:val="NormalTok"/>
+        </w:rPr>
+        <w:t xml:space="preserve"> </w:t>
+      </w:r>
+      <w:r>
+        <w:rPr>
+          <w:rStyle w:val="DataTypeTok"/>
+        </w:rPr>
+        <w:t xml:space="preserve">int</w:t>
+      </w:r>
+      <w:r>
+        <w:rPr>
+          <w:rStyle w:val="NormalTok"/>
+        </w:rPr>
+        <w:t xml:space="preserve"> a </w:t>
+      </w:r>
+      <w:r>
+        <w:rPr>
+          <w:rStyle w:val="OperatorTok"/>
+        </w:rPr>
+        <w:t xml:space="preserve">=</w:t>
+      </w:r>
+      <w:r>
+        <w:rPr>
+          <w:rStyle w:val="NormalTok"/>
+        </w:rPr>
+        <w:t xml:space="preserve"> in_key_action </w:t>
+      </w:r>
+      <w:r>
+        <w:rPr>
+          <w:rStyle w:val="OperatorTok"/>
+        </w:rPr>
+        <w:t xml:space="preserve">((</w:t>
+      </w:r>
+      <w:r>
+        <w:rPr>
+          <w:rStyle w:val="DataTypeTok"/>
+        </w:rPr>
+        <w:t xml:space="preserve">int</w:t>
+      </w:r>
+      <w:r>
+        <w:rPr>
+          <w:rStyle w:val="OperatorTok"/>
+        </w:rPr>
+        <w:t xml:space="preserve">)</w:t>
+      </w:r>
+      <w:r>
+        <w:rPr>
+          <w:rStyle w:val="NormalTok"/>
+        </w:rPr>
+        <w:t xml:space="preserve"> key</w:t>
+      </w:r>
+      <w:r>
+        <w:rPr>
+          <w:rStyle w:val="OperatorTok"/>
+        </w:rPr>
+        <w:t xml:space="preserve">,</w:t>
+      </w:r>
+      <w:r>
+        <w:rPr>
+          <w:rStyle w:val="NormalTok"/>
+        </w:rPr>
+        <w:t xml:space="preserve"> kapi_get_modifiers </w:t>
+      </w:r>
+      <w:r>
+        <w:rPr>
+          <w:rStyle w:val="OperatorTok"/>
+        </w:rPr>
+        <w:t xml:space="preserve">());</w:t>
+      </w:r>
+      <w:r>
+        <w:rPr>
+          <w:rStyle w:val="NormalTok"/>
+        </w:rPr>
+        <w:t xml:space="preserve"> </w:t>
+      </w:r>
+      <w:r>
+        <w:rPr>
+          <w:rStyle w:val="ControlFlowTok"/>
+        </w:rPr>
+        <w:t xml:space="preserve">if</w:t>
+      </w:r>
+      <w:r>
+        <w:rPr>
+          <w:rStyle w:val="NormalTok"/>
+        </w:rPr>
+        <w:t xml:space="preserve"> </w:t>
+      </w:r>
+      <w:r>
+        <w:rPr>
+          <w:rStyle w:val="OperatorTok"/>
+        </w:rPr>
+        <w:t xml:space="preserve">(</w:t>
+      </w:r>
+      <w:r>
+        <w:rPr>
+          <w:rStyle w:val="NormalTok"/>
+        </w:rPr>
+        <w:t xml:space="preserve">a </w:t>
+      </w:r>
+      <w:r>
+        <w:rPr>
+          <w:rStyle w:val="OperatorTok"/>
+        </w:rPr>
+        <w:t xml:space="preserve">&gt;=</w:t>
+      </w:r>
+      <w:r>
+        <w:rPr>
+          <w:rStyle w:val="NormalTok"/>
+        </w:rPr>
+        <w:t xml:space="preserve"> </w:t>
+      </w:r>
+      <w:r>
+        <w:rPr>
+          <w:rStyle w:val="DecValTok"/>
+        </w:rPr>
+        <w:t xml:space="preserve">0</w:t>
+      </w:r>
+      <w:r>
+        <w:rPr>
+          <w:rStyle w:val="OperatorTok"/>
+        </w:rPr>
+        <w:t xml:space="preserve">)</w:t>
+      </w:r>
+      <w:r>
+        <w:rPr>
+          <w:rStyle w:val="NormalTok"/>
+        </w:rPr>
+        <w:t xml:space="preserve"> act </w:t>
+      </w:r>
+      <w:r>
+        <w:rPr>
+          <w:rStyle w:val="OperatorTok"/>
+        </w:rPr>
+        <w:t xml:space="preserve">(</w:t>
+      </w:r>
+      <w:r>
+        <w:rPr>
+          <w:rStyle w:val="NormalTok"/>
+        </w:rPr>
+        <w:t xml:space="preserve">a</w:t>
+      </w:r>
+      <w:r>
+        <w:rPr>
+          <w:rStyle w:val="OperatorTok"/>
+        </w:rPr>
+        <w:t xml:space="preserve">);</w:t>
+      </w:r>
+      <w:r>
+        <w:rPr>
+          <w:rStyle w:val="NormalTok"/>
+        </w:rPr>
+        <w:t xml:space="preserve"> </w:t>
+      </w:r>
+      <w:r>
+        <w:rPr>
+          <w:rStyle w:val="OperatorTok"/>
+        </w:rPr>
+        <w:t xml:space="preserve">}</w:t>
+      </w:r>
+      <w:r>
+        <w:br/>
+      </w:r>
+      <w:r>
+        <w:rPr>
+          <w:rStyle w:val="CommentTok"/>
+        </w:rPr>
+        <w:t xml:space="preserve">// ... each turn:</w:t>
+      </w:r>
+      <w:r>
+        <w:br/>
+      </w:r>
+      <w:r>
+        <w:rPr>
+          <w:rStyle w:val="KeywordTok"/>
+        </w:rPr>
+        <w:t xml:space="preserve">struct</w:t>
+      </w:r>
+      <w:r>
+        <w:rPr>
+          <w:rStyle w:val="NormalTok"/>
+        </w:rPr>
+        <w:t xml:space="preserve"> in_event ev</w:t>
+      </w:r>
+      <w:r>
+        <w:rPr>
+          <w:rStyle w:val="OperatorTok"/>
+        </w:rPr>
+        <w:t xml:space="preserve">[</w:t>
+      </w:r>
+      <w:r>
+        <w:rPr>
+          <w:rStyle w:val="DecValTok"/>
+        </w:rPr>
+        <w:t xml:space="preserve">8</w:t>
+      </w:r>
+      <w:r>
+        <w:rPr>
+          <w:rStyle w:val="OperatorTok"/>
+        </w:rPr>
+        <w:t xml:space="preserve">];</w:t>
+      </w:r>
+      <w:r>
+        <w:br/>
+      </w:r>
+      <w:r>
+        <w:rPr>
+          <w:rStyle w:val="ControlFlowTok"/>
+        </w:rPr>
+        <w:t xml:space="preserve">for</w:t>
+      </w:r>
+      <w:r>
+        <w:rPr>
+          <w:rStyle w:val="NormalTok"/>
+        </w:rPr>
+        <w:t xml:space="preserve"> </w:t>
+      </w:r>
+      <w:r>
+        <w:rPr>
+          <w:rStyle w:val="OperatorTok"/>
+        </w:rPr>
+        <w:t xml:space="preserve">(</w:t>
+      </w:r>
+      <w:r>
+        <w:rPr>
+          <w:rStyle w:val="DataTypeTok"/>
+        </w:rPr>
+        <w:t xml:space="preserve">int</w:t>
+      </w:r>
+      <w:r>
+        <w:rPr>
+          <w:rStyle w:val="NormalTok"/>
+        </w:rPr>
+        <w:t xml:space="preserve"> i </w:t>
+      </w:r>
+      <w:r>
+        <w:rPr>
+          <w:rStyle w:val="OperatorTok"/>
+        </w:rPr>
+        <w:t xml:space="preserve">=</w:t>
+      </w:r>
+      <w:r>
+        <w:rPr>
+          <w:rStyle w:val="NormalTok"/>
+        </w:rPr>
+        <w:t xml:space="preserve"> </w:t>
+      </w:r>
+      <w:r>
+        <w:rPr>
+          <w:rStyle w:val="DecValTok"/>
+        </w:rPr>
+        <w:t xml:space="preserve">0</w:t>
+      </w:r>
+      <w:r>
+        <w:rPr>
+          <w:rStyle w:val="OperatorTok"/>
+        </w:rPr>
+        <w:t xml:space="preserve">,</w:t>
+      </w:r>
+      <w:r>
+        <w:rPr>
+          <w:rStyle w:val="NormalTok"/>
+        </w:rPr>
+        <w:t xml:space="preserve"> n </w:t>
+      </w:r>
+      <w:r>
+        <w:rPr>
+          <w:rStyle w:val="OperatorTok"/>
+        </w:rPr>
+        <w:t xml:space="preserve">=</w:t>
+      </w:r>
+      <w:r>
+        <w:rPr>
+          <w:rStyle w:val="NormalTok"/>
+        </w:rPr>
+        <w:t xml:space="preserve"> in_poll </w:t>
+      </w:r>
+      <w:r>
+        <w:rPr>
+          <w:rStyle w:val="OperatorTok"/>
+        </w:rPr>
+        <w:t xml:space="preserve">(</w:t>
+      </w:r>
+      <w:r>
+        <w:rPr>
+          <w:rStyle w:val="NormalTok"/>
+        </w:rPr>
+        <w:t xml:space="preserve">ev</w:t>
+      </w:r>
+      <w:r>
+        <w:rPr>
+          <w:rStyle w:val="OperatorTok"/>
+        </w:rPr>
+        <w:t xml:space="preserve">,</w:t>
+      </w:r>
+      <w:r>
+        <w:rPr>
+          <w:rStyle w:val="NormalTok"/>
+        </w:rPr>
+        <w:t xml:space="preserve"> </w:t>
+      </w:r>
+      <w:r>
+        <w:rPr>
+          <w:rStyle w:val="DecValTok"/>
+        </w:rPr>
+        <w:t xml:space="preserve">8</w:t>
+      </w:r>
+      <w:r>
+        <w:rPr>
+          <w:rStyle w:val="OperatorTok"/>
+        </w:rPr>
+        <w:t xml:space="preserve">);</w:t>
+      </w:r>
+      <w:r>
+        <w:rPr>
+          <w:rStyle w:val="NormalTok"/>
+        </w:rPr>
+        <w:t xml:space="preserve"> i </w:t>
+      </w:r>
+      <w:r>
+        <w:rPr>
+          <w:rStyle w:val="OperatorTok"/>
+        </w:rPr>
+        <w:t xml:space="preserve">&lt;</w:t>
+      </w:r>
+      <w:r>
+        <w:rPr>
+          <w:rStyle w:val="NormalTok"/>
+        </w:rPr>
+        <w:t xml:space="preserve"> n</w:t>
+      </w:r>
+      <w:r>
+        <w:rPr>
+          <w:rStyle w:val="OperatorTok"/>
+        </w:rPr>
+        <w:t xml:space="preserve">;</w:t>
+      </w:r>
+      <w:r>
+        <w:rPr>
+          <w:rStyle w:val="NormalTok"/>
+        </w:rPr>
+        <w:t xml:space="preserve"> i</w:t>
+      </w:r>
+      <w:r>
+        <w:rPr>
+          <w:rStyle w:val="OperatorTok"/>
+        </w:rPr>
+        <w:t xml:space="preserve">++)</w:t>
+      </w:r>
+      <w:r>
+        <w:rPr>
+          <w:rStyle w:val="NormalTok"/>
+        </w:rPr>
+        <w:t xml:space="preserve"> </w:t>
+      </w:r>
+      <w:r>
+        <w:rPr>
+          <w:rStyle w:val="ControlFlowTok"/>
+        </w:rPr>
+        <w:t xml:space="preserve">if</w:t>
+      </w:r>
+      <w:r>
+        <w:rPr>
+          <w:rStyle w:val="NormalTok"/>
+        </w:rPr>
+        <w:t xml:space="preserve"> </w:t>
+      </w:r>
+      <w:r>
+        <w:rPr>
+          <w:rStyle w:val="OperatorTok"/>
+        </w:rPr>
+        <w:t xml:space="preserve">(</w:t>
+      </w:r>
+      <w:r>
+        <w:rPr>
+          <w:rStyle w:val="NormalTok"/>
+        </w:rPr>
+        <w:t xml:space="preserve">ev</w:t>
+      </w:r>
+      <w:r>
+        <w:rPr>
+          <w:rStyle w:val="OperatorTok"/>
+        </w:rPr>
+        <w:t xml:space="preserve">[</w:t>
+      </w:r>
+      <w:r>
+        <w:rPr>
+          <w:rStyle w:val="NormalTok"/>
+        </w:rPr>
+        <w:t xml:space="preserve">i</w:t>
+      </w:r>
+      <w:r>
+        <w:rPr>
+          <w:rStyle w:val="OperatorTok"/>
+        </w:rPr>
+        <w:t xml:space="preserve">].</w:t>
+      </w:r>
+      <w:r>
+        <w:rPr>
+          <w:rStyle w:val="NormalTok"/>
+        </w:rPr>
+        <w:t xml:space="preserve">kind </w:t>
+      </w:r>
+      <w:r>
+        <w:rPr>
+          <w:rStyle w:val="OperatorTok"/>
+        </w:rPr>
+        <w:t xml:space="preserve">!=</w:t>
+      </w:r>
+      <w:r>
+        <w:rPr>
+          <w:rStyle w:val="NormalTok"/>
+        </w:rPr>
+        <w:t xml:space="preserve"> IN_RELEASE</w:t>
+      </w:r>
+      <w:r>
+        <w:rPr>
+          <w:rStyle w:val="OperatorTok"/>
+        </w:rPr>
+        <w:t xml:space="preserve">)</w:t>
+      </w:r>
+      <w:r>
+        <w:rPr>
+          <w:rStyle w:val="NormalTok"/>
+        </w:rPr>
+        <w:t xml:space="preserve"> act </w:t>
+      </w:r>
+      <w:r>
+        <w:rPr>
+          <w:rStyle w:val="OperatorTok"/>
+        </w:rPr>
+        <w:t xml:space="preserve">(</w:t>
+      </w:r>
+      <w:r>
+        <w:rPr>
+          <w:rStyle w:val="NormalTok"/>
+        </w:rPr>
+        <w:t xml:space="preserve">ev</w:t>
+      </w:r>
+      <w:r>
+        <w:rPr>
+          <w:rStyle w:val="OperatorTok"/>
+        </w:rPr>
+        <w:t xml:space="preserve">[</w:t>
+      </w:r>
+      <w:r>
+        <w:rPr>
+          <w:rStyle w:val="NormalTok"/>
+        </w:rPr>
+        <w:t xml:space="preserve">i</w:t>
+      </w:r>
+      <w:r>
+        <w:rPr>
+          <w:rStyle w:val="OperatorTok"/>
+        </w:rPr>
+        <w:t xml:space="preserve">].</w:t>
+      </w:r>
+      <w:r>
+        <w:rPr>
+          <w:rStyle w:val="NormalTok"/>
+        </w:rPr>
+        <w:t xml:space="preserve">action</w:t>
+      </w:r>
+      <w:r>
+        <w:rPr>
+          <w:rStyle w:val="OperatorTok"/>
+        </w:rPr>
+        <w:t xml:space="preserve">);</w:t>
+      </w:r>
+      <w:r>
+        <w:br/>
+      </w:r>
+      <w:r>
+        <w:br/>
+      </w:r>
+      <w:r>
+        <w:rPr>
+          <w:rStyle w:val="CommentTok"/>
+        </w:rPr>
+        <w:t xml:space="preserve">// a game: the state</w:t>
+      </w:r>
+      <w:r>
+        <w:br/>
+      </w:r>
+      <w:r>
+        <w:rPr>
+          <w:rStyle w:val="KeywordTok"/>
+        </w:rPr>
+        <w:t xml:space="preserve">struct</w:t>
+      </w:r>
+      <w:r>
+        <w:rPr>
+          <w:rStyle w:val="NormalTok"/>
+        </w:rPr>
+        <w:t xml:space="preserve"> in_state st</w:t>
+      </w:r>
+      <w:r>
+        <w:rPr>
+          <w:rStyle w:val="OperatorTok"/>
+        </w:rPr>
+        <w:t xml:space="preserve">;</w:t>
+      </w:r>
+      <w:r>
+        <w:br/>
+      </w:r>
+      <w:r>
+        <w:rPr>
+          <w:rStyle w:val="ControlFlowTok"/>
+        </w:rPr>
+        <w:t xml:space="preserve">if</w:t>
+      </w:r>
+      <w:r>
+        <w:rPr>
+          <w:rStyle w:val="NormalTok"/>
+        </w:rPr>
+        <w:t xml:space="preserve"> </w:t>
+      </w:r>
+      <w:r>
+        <w:rPr>
+          <w:rStyle w:val="OperatorTok"/>
+        </w:rPr>
+        <w:t xml:space="preserve">(</w:t>
+      </w:r>
+      <w:r>
+        <w:rPr>
+          <w:rStyle w:val="NormalTok"/>
+        </w:rPr>
+        <w:t xml:space="preserve">in_state </w:t>
+      </w:r>
+      <w:r>
+        <w:rPr>
+          <w:rStyle w:val="OperatorTok"/>
+        </w:rPr>
+        <w:t xml:space="preserve">(</w:t>
+      </w:r>
+      <w:r>
+        <w:rPr>
+          <w:rStyle w:val="DecValTok"/>
+        </w:rPr>
+        <w:t xml:space="preserve">0</w:t>
+      </w:r>
+      <w:r>
+        <w:rPr>
+          <w:rStyle w:val="OperatorTok"/>
+        </w:rPr>
+        <w:t xml:space="preserve">,</w:t>
+      </w:r>
+      <w:r>
+        <w:rPr>
+          <w:rStyle w:val="NormalTok"/>
+        </w:rPr>
+        <w:t xml:space="preserve"> </w:t>
+      </w:r>
+      <w:r>
+        <w:rPr>
+          <w:rStyle w:val="OperatorTok"/>
+        </w:rPr>
+        <w:t xml:space="preserve">&amp;</w:t>
+      </w:r>
+      <w:r>
+        <w:rPr>
+          <w:rStyle w:val="NormalTok"/>
+        </w:rPr>
+        <w:t xml:space="preserve">st</w:t>
+      </w:r>
+      <w:r>
+        <w:rPr>
+          <w:rStyle w:val="OperatorTok"/>
+        </w:rPr>
+        <w:t xml:space="preserve">))</w:t>
+      </w:r>
+      <w:r>
+        <w:rPr>
+          <w:rStyle w:val="NormalTok"/>
+        </w:rPr>
+        <w:t xml:space="preserve"> </w:t>
+      </w:r>
+      <w:r>
+        <w:rPr>
+          <w:rStyle w:val="OperatorTok"/>
+        </w:rPr>
+        <w:t xml:space="preserve">{</w:t>
+      </w:r>
+      <w:r>
+        <w:rPr>
+          <w:rStyle w:val="NormalTok"/>
+        </w:rPr>
+        <w:t xml:space="preserve"> </w:t>
+      </w:r>
+      <w:r>
+        <w:rPr>
+          <w:rStyle w:val="ControlFlowTok"/>
+        </w:rPr>
+        <w:t xml:space="preserve">if</w:t>
+      </w:r>
+      <w:r>
+        <w:rPr>
+          <w:rStyle w:val="NormalTok"/>
+        </w:rPr>
+        <w:t xml:space="preserve"> </w:t>
+      </w:r>
+      <w:r>
+        <w:rPr>
+          <w:rStyle w:val="OperatorTok"/>
+        </w:rPr>
+        <w:t xml:space="preserve">(</w:t>
+      </w:r>
+      <w:r>
+        <w:rPr>
+          <w:rStyle w:val="NormalTok"/>
+        </w:rPr>
+        <w:t xml:space="preserve">st</w:t>
+      </w:r>
+      <w:r>
+        <w:rPr>
+          <w:rStyle w:val="OperatorTok"/>
+        </w:rPr>
         <w:t xml:space="preserve">.</w:t>
       </w:r>
-    </w:p>
-    <w:bookmarkEnd w:id="50"/>
-    <w:bookmarkStart w:id="51" w:name="creating-a-kit"/>
-    <w:p>
-      <w:pPr>
-        <w:pStyle w:val="Heading3"/>
-      </w:pPr>
-      <w:r>
-        <w:t xml:space="preserve">Creating a kit</w:t>
+      <w:r>
+        <w:rPr>
+          <w:rStyle w:val="NormalTok"/>
+        </w:rPr>
+        <w:t xml:space="preserve">held </w:t>
+      </w:r>
+      <w:r>
+        <w:rPr>
+          <w:rStyle w:val="OperatorTok"/>
+        </w:rPr>
+        <w:t xml:space="preserve">&amp;</w:t>
+      </w:r>
+      <w:r>
+        <w:rPr>
+          <w:rStyle w:val="NormalTok"/>
+        </w:rPr>
+        <w:t xml:space="preserve"> IN_BIT </w:t>
+      </w:r>
+      <w:r>
+        <w:rPr>
+          <w:rStyle w:val="OperatorTok"/>
+        </w:rPr>
+        <w:t xml:space="preserve">(</w:t>
+      </w:r>
+      <w:r>
+        <w:rPr>
+          <w:rStyle w:val="NormalTok"/>
+        </w:rPr>
+        <w:t xml:space="preserve">IN_LEFT</w:t>
+      </w:r>
+      <w:r>
+        <w:rPr>
+          <w:rStyle w:val="OperatorTok"/>
+        </w:rPr>
+        <w:t xml:space="preserve">))</w:t>
+      </w:r>
+      <w:r>
+        <w:rPr>
+          <w:rStyle w:val="NormalTok"/>
+        </w:rPr>
+        <w:t xml:space="preserve"> x</w:t>
+      </w:r>
+      <w:r>
+        <w:rPr>
+          <w:rStyle w:val="OperatorTok"/>
+        </w:rPr>
+        <w:t xml:space="preserve">--;</w:t>
+      </w:r>
+      <w:r>
+        <w:rPr>
+          <w:rStyle w:val="NormalTok"/>
+        </w:rPr>
+        <w:t xml:space="preserve"> </w:t>
+      </w:r>
+      <w:r>
+        <w:rPr>
+          <w:rStyle w:val="ControlFlowTok"/>
+        </w:rPr>
+        <w:t xml:space="preserve">if</w:t>
+      </w:r>
+      <w:r>
+        <w:rPr>
+          <w:rStyle w:val="NormalTok"/>
+        </w:rPr>
+        <w:t xml:space="preserve"> </w:t>
+      </w:r>
+      <w:r>
+        <w:rPr>
+          <w:rStyle w:val="OperatorTok"/>
+        </w:rPr>
+        <w:t xml:space="preserve">(</w:t>
+      </w:r>
+      <w:r>
+        <w:rPr>
+          <w:rStyle w:val="NormalTok"/>
+        </w:rPr>
+        <w:t xml:space="preserve">st</w:t>
+      </w:r>
+      <w:r>
+        <w:rPr>
+          <w:rStyle w:val="OperatorTok"/>
+        </w:rPr>
+        <w:t xml:space="preserve">.</w:t>
+      </w:r>
+      <w:r>
+        <w:rPr>
+          <w:rStyle w:val="NormalTok"/>
+        </w:rPr>
+        <w:t xml:space="preserve">held </w:t>
+      </w:r>
+      <w:r>
+        <w:rPr>
+          <w:rStyle w:val="OperatorTok"/>
+        </w:rPr>
+        <w:t xml:space="preserve">&amp;</w:t>
+      </w:r>
+      <w:r>
+        <w:rPr>
+          <w:rStyle w:val="NormalTok"/>
+        </w:rPr>
+        <w:t xml:space="preserve"> IN_BIT </w:t>
+      </w:r>
+      <w:r>
+        <w:rPr>
+          <w:rStyle w:val="OperatorTok"/>
+        </w:rPr>
+        <w:t xml:space="preserve">(</w:t>
+      </w:r>
+      <w:r>
+        <w:rPr>
+          <w:rStyle w:val="NormalTok"/>
+        </w:rPr>
+        <w:t xml:space="preserve">IN_ACCEPT</w:t>
+      </w:r>
+      <w:r>
+        <w:rPr>
+          <w:rStyle w:val="OperatorTok"/>
+        </w:rPr>
+        <w:t xml:space="preserve">))</w:t>
+      </w:r>
+      <w:r>
+        <w:rPr>
+          <w:rStyle w:val="NormalTok"/>
+        </w:rPr>
+        <w:t xml:space="preserve"> jump </w:t>
+      </w:r>
+      <w:r>
+        <w:rPr>
+          <w:rStyle w:val="OperatorTok"/>
+        </w:rPr>
+        <w:t xml:space="preserve">();</w:t>
+      </w:r>
+      <w:r>
+        <w:rPr>
+          <w:rStyle w:val="NormalTok"/>
+        </w:rPr>
+        <w:t xml:space="preserve"> </w:t>
+      </w:r>
+      <w:r>
+        <w:rPr>
+          <w:rStyle w:val="OperatorTok"/>
+        </w:rPr>
+        <w:t xml:space="preserve">}</w:t>
       </w:r>
     </w:p>
     <w:p>
@@ -31514,7 +34338,84 @@
         <w:pStyle w:val="FirstParagraph"/>
       </w:pPr>
       <w:r>
-        <w:t xml:space="preserve">When a domain has no kit (SystemKit and NetKit are the models — small, with no dependency):</w:t>
+        <w:rPr>
+          <w:b/>
+          <w:bCs/>
+        </w:rPr>
+        <w:t xml:space="preserve">A UIKit app writes none of this</w:t>
+      </w:r>
+      <w:r>
+        <w:t xml:space="preserve">: a</w:t>
+      </w:r>
+      <w:r>
+        <w:t xml:space="preserve"> </w:t>
+      </w:r>
+      <w:r>
+        <w:rPr>
+          <w:rStyle w:val="VerbatimChar"/>
+        </w:rPr>
+        <w:t xml:space="preserve">Root</w:t>
+      </w:r>
+      <w:r>
+        <w:t xml:space="preserve"> </w:t>
+      </w:r>
+      <w:r>
+        <w:t xml:space="preserve">takes its navigation from InputKit (docs/03 §5.10.8) — the pad's</w:t>
+      </w:r>
+      <w:r>
+        <w:t xml:space="preserve"> </w:t>
+      </w:r>
+      <w:r>
+        <w:t xml:space="preserve">directions, A, B and X act as the arrows, Enter, Esc and Delete on the focused control, L / R step the window's</w:t>
+      </w:r>
+      <w:r>
+        <w:t xml:space="preserve"> </w:t>
+      </w:r>
+      <w:r>
+        <w:t xml:space="preserve">tabs, Y is the context menu. Text is not InputKit's: characters keep coming as keys.</w:t>
+      </w:r>
+    </w:p>
+    <w:bookmarkEnd w:id="50"/>
+    <w:bookmarkStart w:id="53" w:name="Xe81979b63a38b0279ef3a5c63251be0bb101d27"/>
+    <w:p>
+      <w:pPr>
+        <w:pStyle w:val="Heading2"/>
+      </w:pPr>
+      <w:r>
+        <w:t xml:space="preserve">15. Adding to a kit, creating a kit</w:t>
+      </w:r>
+    </w:p>
+    <w:p>
+      <w:pPr>
+        <w:pStyle w:val="FirstParagraph"/>
+      </w:pPr>
+      <w:r>
+        <w:rPr>
+          <w:b/>
+          <w:bCs/>
+        </w:rPr>
+        <w:t xml:space="preserve">Before writing a helper, look for it in the kits.</w:t>
+      </w:r>
+      <w:r>
+        <w:t xml:space="preserve"> </w:t>
+      </w:r>
+      <w:r>
+        <w:t xml:space="preserve">If two programs could use it, it belongs to a</w:t>
+      </w:r>
+      <w:r>
+        <w:t xml:space="preserve"> </w:t>
+      </w:r>
+      <w:r>
+        <w:t xml:space="preserve">kit.</w:t>
+      </w:r>
+    </w:p>
+    <w:bookmarkStart w:id="51" w:name="adding-a-function-to-a-kit"/>
+    <w:p>
+      <w:pPr>
+        <w:pStyle w:val="Heading3"/>
+      </w:pPr>
+      <w:r>
+        <w:t xml:space="preserve">Adding a function to a kit</w:t>
       </w:r>
     </w:p>
     <w:p>
@@ -31526,101 +34427,17 @@
         </w:numPr>
       </w:pPr>
       <w:r>
-        <w:t xml:space="preserve">a folder</w:t>
-      </w:r>
-      <w:r>
-        <w:t xml:space="preserve"> </w:t>
-      </w:r>
-      <w:r>
-        <w:rPr>
-          <w:rStyle w:val="VerbatimChar"/>
-        </w:rPr>
-        <w:t xml:space="preserve">user/Kits/&lt;kit&gt;/</w:t>
-      </w:r>
-      <w:r>
-        <w:t xml:space="preserve">:</w:t>
-      </w:r>
-      <w:r>
-        <w:t xml:space="preserve"> </w:t>
-      </w:r>
-      <w:r>
         <w:rPr>
           <w:b/>
           <w:bCs/>
         </w:rPr>
-        <w:t xml:space="preserve">one header a program includes,</w:t>
-      </w:r>
-      <w:r>
-        <w:rPr>
-          <w:b/>
-          <w:bCs/>
-        </w:rPr>
-        <w:t xml:space="preserve"> </w:t>
-      </w:r>
-      <w:r>
-        <w:rPr>
-          <w:rStyle w:val="VerbatimChar"/>
-          <w:b/>
-          <w:bCs/>
-        </w:rPr>
-        <w:t xml:space="preserve">&lt;kit&gt;/&lt;kit&gt;.h</w:t>
-      </w:r>
-      <w:r>
-        <w:t xml:space="preserve"> </w:t>
-      </w:r>
-      <w:r>
-        <w:t xml:space="preserve">— it may bring a</w:t>
-      </w:r>
-      <w:r>
-        <w:t xml:space="preserve"> </w:t>
-      </w:r>
-      <w:r>
-        <w:t xml:space="preserve">header per subject, each declaring its functions (</w:t>
-      </w:r>
-      <w:r>
-        <w:rPr>
-          <w:rStyle w:val="VerbatimChar"/>
-        </w:rPr>
-        <w:t xml:space="preserve">XK_API int f (...);</w:t>
-      </w:r>
-      <w:r>
-        <w:t xml:space="preserve">) with a</w:t>
-      </w:r>
-      <w:r>
-        <w:t xml:space="preserve"> </w:t>
-      </w:r>
-      <w:r>
-        <w:rPr>
-          <w:rStyle w:val="VerbatimChar"/>
-        </w:rPr>
-        <w:t xml:space="preserve">.inc</w:t>
-      </w:r>
-      <w:r>
-        <w:t xml:space="preserve"> </w:t>
-      </w:r>
-      <w:r>
-        <w:t xml:space="preserve">beside it for</w:t>
-      </w:r>
-      <w:r>
-        <w:t xml:space="preserve"> </w:t>
-      </w:r>
-      <w:r>
-        <w:t xml:space="preserve">the code — and one source</w:t>
-      </w:r>
-      <w:r>
-        <w:t xml:space="preserve"> </w:t>
-      </w:r>
-      <w:r>
-        <w:rPr>
-          <w:rStyle w:val="VerbatimChar"/>
-        </w:rPr>
-        <w:t xml:space="preserve">&lt;kit&gt;.cpp</w:t>
-      </w:r>
-      <w:r>
-        <w:t xml:space="preserve"> </w:t>
-      </w:r>
-      <w:r>
-        <w:t xml:space="preserve">that compiles the code into the library;</w:t>
+        <w:t xml:space="preserve">Declare</w:t>
+      </w:r>
+      <w:r>
+        <w:t xml:space="preserve"> </w:t>
+      </w:r>
+      <w:r>
+        <w:t xml:space="preserve">it in the kit's header, with a comment that says what it does.</w:t>
       </w:r>
     </w:p>
     <w:p>
@@ -31632,7 +34449,17 @@
         </w:numPr>
       </w:pPr>
       <w:r>
-        <w:t xml:space="preserve">its rules in</w:t>
+        <w:rPr>
+          <w:b/>
+          <w:bCs/>
+        </w:rPr>
+        <w:t xml:space="preserve">Write its code</w:t>
+      </w:r>
+      <w:r>
+        <w:t xml:space="preserve"> </w:t>
+      </w:r>
+      <w:r>
+        <w:t xml:space="preserve">in the kit's source (for SystemKit, NetKit and</w:t>
       </w:r>
       <w:r>
         <w:t xml:space="preserve"> </w:t>
@@ -31641,13 +34468,10 @@
         <w:rPr>
           <w:rStyle w:val="VerbatimChar"/>
         </w:rPr>
-        <w:t xml:space="preserve">user/Makefile</w:t>
-      </w:r>
-      <w:r>
-        <w:t xml:space="preserve"> </w:t>
-      </w:r>
-      <w:r>
-        <w:t xml:space="preserve">(copy SystemKit's block): the library</w:t>
+        <w:t xml:space="preserve">filekit/fsutil.h</w:t>
+      </w:r>
+      <w:r>
+        <w:t xml:space="preserve">: the</w:t>
       </w:r>
       <w:r>
         <w:t xml:space="preserve"> </w:t>
@@ -31656,46 +34480,13 @@
         <w:rPr>
           <w:rStyle w:val="VerbatimChar"/>
         </w:rPr>
-        <w:t xml:space="preserve">lib/&lt;kit&gt;.so</w:t>
-      </w:r>
-      <w:r>
-        <w:t xml:space="preserve">, its import</w:t>
-      </w:r>
-      <w:r>
-        <w:t xml:space="preserve"> </w:t>
-      </w:r>
-      <w:r>
-        <w:t xml:space="preserve">archives</w:t>
-      </w:r>
-      <w:r>
-        <w:t xml:space="preserve"> </w:t>
-      </w:r>
-      <w:r>
-        <w:rPr>
-          <w:rStyle w:val="VerbatimChar"/>
-        </w:rPr>
-        <w:t xml:space="preserve">lib/&lt;kit&gt;.imp.a</w:t>
-      </w:r>
-      <w:r>
-        <w:t xml:space="preserve"> </w:t>
-      </w:r>
-      <w:r>
-        <w:t xml:space="preserve">(C++) and</w:t>
-      </w:r>
-      <w:r>
-        <w:t xml:space="preserve"> </w:t>
-      </w:r>
-      <w:r>
-        <w:rPr>
-          <w:rStyle w:val="VerbatimChar"/>
-        </w:rPr>
-        <w:t xml:space="preserve">lib/&lt;kit&gt;.imp_c.a</w:t>
-      </w:r>
-      <w:r>
-        <w:t xml:space="preserve"> </w:t>
-      </w:r>
-      <w:r>
-        <w:t xml:space="preserve">(C);</w:t>
+        <w:t xml:space="preserve">.inc</w:t>
+      </w:r>
+      <w:r>
+        <w:t xml:space="preserve"> </w:t>
+      </w:r>
+      <w:r>
+        <w:t xml:space="preserve">beside the header).</w:t>
       </w:r>
     </w:p>
     <w:p>
@@ -31707,31 +34498,157 @@
         </w:numPr>
       </w:pPr>
       <w:r>
-        <w:t xml:space="preserve">its package in</w:t>
-      </w:r>
-      <w:r>
-        <w:t xml:space="preserve"> </w:t>
+        <w:rPr>
+          <w:b/>
+          <w:bCs/>
+        </w:rPr>
+        <w:t xml:space="preserve">Build</w:t>
+      </w:r>
+      <w:r>
+        <w:t xml:space="preserve">: the kit's table (</w:t>
       </w:r>
       <w:r>
         <w:rPr>
           <w:rStyle w:val="VerbatimChar"/>
         </w:rPr>
+        <w:t xml:space="preserve">&lt;kit&gt;.abi</w:t>
+      </w:r>
+      <w:r>
+        <w:t xml:space="preserve">) gets the new name at its end. Commit the</w:t>
+      </w:r>
+      <w:r>
+        <w:t xml:space="preserve"> </w:t>
+      </w:r>
+      <w:r>
+        <w:rPr>
+          <w:rStyle w:val="VerbatimChar"/>
+        </w:rPr>
+        <w:t xml:space="preserve">.abi</w:t>
+      </w:r>
+      <w:r>
+        <w:t xml:space="preserve">. A name is</w:t>
+      </w:r>
+      <w:r>
+        <w:t xml:space="preserve"> </w:t>
+      </w:r>
+      <w:r>
+        <w:t xml:space="preserve">never removed nor renamed: a function that is no longer needed keeps a body.</w:t>
+      </w:r>
+    </w:p>
+    <w:p>
+      <w:pPr>
+        <w:pStyle w:val="Compact"/>
+        <w:numPr>
+          <w:ilvl w:val="0"/>
+          <w:numId w:val="1004"/>
+        </w:numPr>
+      </w:pPr>
+      <w:r>
+        <w:rPr>
+          <w:b/>
+          <w:bCs/>
+        </w:rPr>
+        <w:t xml:space="preserve">Raise the package's version</w:t>
+      </w:r>
+      <w:r>
+        <w:t xml:space="preserve"> </w:t>
+      </w:r>
+      <w:r>
+        <w:t xml:space="preserve">(</w:t>
+      </w:r>
+      <w:r>
+        <w:rPr>
+          <w:rStyle w:val="VerbatimChar"/>
+        </w:rPr>
+        <w:t xml:space="preserve">tools/pkg/versions.ini</w:t>
+      </w:r>
+      <w:r>
+        <w:t xml:space="preserve">:</w:t>
+      </w:r>
+      <w:r>
+        <w:t xml:space="preserve"> </w:t>
+      </w:r>
+      <w:r>
+        <w:rPr>
+          <w:rStyle w:val="VerbatimChar"/>
+        </w:rPr>
+        <w:t xml:space="preserve">1.&lt;the table's size&gt;.0</w:t>
+      </w:r>
+      <w:r>
+        <w:t xml:space="preserve">) and what the</w:t>
+      </w:r>
+      <w:r>
+        <w:t xml:space="preserve"> </w:t>
+      </w:r>
+      <w:r>
+        <w:t xml:space="preserve">applications need (</w:t>
+      </w:r>
+      <w:r>
+        <w:rPr>
+          <w:rStyle w:val="VerbatimChar"/>
+        </w:rPr>
+        <w:t xml:space="preserve">needs = &lt;kit&gt; &gt;= 1.&lt;size&gt;</w:t>
+      </w:r>
+      <w:r>
+        <w:t xml:space="preserve"> </w:t>
+      </w:r>
+      <w:r>
+        <w:t xml:space="preserve">in</w:t>
+      </w:r>
+      <w:r>
+        <w:t xml:space="preserve"> </w:t>
+      </w:r>
+      <w:r>
+        <w:rPr>
+          <w:rStyle w:val="VerbatimChar"/>
+        </w:rPr>
         <w:t xml:space="preserve">tools/pkg/packages.ini</w:t>
       </w:r>
       <w:r>
-        <w:t xml:space="preserve"> </w:t>
-      </w:r>
-      <w:r>
-        <w:t xml:space="preserve">(</w:t>
+        <w:t xml:space="preserve">).</w:t>
+      </w:r>
+    </w:p>
+    <w:p>
+      <w:pPr>
+        <w:pStyle w:val="Compact"/>
+        <w:numPr>
+          <w:ilvl w:val="0"/>
+          <w:numId w:val="1004"/>
+        </w:numPr>
+      </w:pPr>
+      <w:r>
+        <w:rPr>
+          <w:b/>
+          <w:bCs/>
+        </w:rPr>
+        <w:t xml:space="preserve">Document</w:t>
+      </w:r>
+      <w:r>
+        <w:t xml:space="preserve"> </w:t>
+      </w:r>
+      <w:r>
+        <w:t xml:space="preserve">it: its comment in the header is its documentation — run</w:t>
+      </w:r>
+      <w:r>
+        <w:t xml:space="preserve"> </w:t>
       </w:r>
       <w:r>
         <w:rPr>
           <w:rStyle w:val="VerbatimChar"/>
         </w:rPr>
-        <w:t xml:space="preserve">required = 1</w:t>
-      </w:r>
-      <w:r>
-        <w:t xml:space="preserve">,</w:t>
+        <w:t xml:space="preserve">python tools/docgen/kitdocs.py</w:t>
+      </w:r>
+      <w:r>
+        <w:t xml:space="preserve"> </w:t>
+      </w:r>
+      <w:r>
+        <w:t xml:space="preserve">(the kit's reference follows), add an example here if it deserves</w:t>
+      </w:r>
+      <w:r>
+        <w:t xml:space="preserve"> </w:t>
+      </w:r>
+      <w:r>
+        <w:t xml:space="preserve">one, then</w:t>
       </w:r>
       <w:r>
         <w:t xml:space="preserve"> </w:t>
@@ -31740,50 +34657,20 @@
         <w:rPr>
           <w:rStyle w:val="VerbatimChar"/>
         </w:rPr>
-        <w:t xml:space="preserve">files = lib/&lt;kit&gt;.so lib/&lt;kit&gt;.bi</w:t>
-      </w:r>
-      <w:r>
-        <w:t xml:space="preserve"> </w:t>
-      </w:r>
-      <w:r>
-        <w:t xml:space="preserve">— the</w:t>
-      </w:r>
-      <w:r>
-        <w:t xml:space="preserve"> </w:t>
-      </w:r>
-      <w:r>
-        <w:rPr>
-          <w:rStyle w:val="VerbatimChar"/>
-        </w:rPr>
-        <w:t xml:space="preserve">.bi</w:t>
-      </w:r>
-      <w:r>
-        <w:t xml:space="preserve"> </w:t>
-      </w:r>
-      <w:r>
-        <w:t xml:space="preserve">is</w:t>
-      </w:r>
-      <w:r>
-        <w:t xml:space="preserve"> </w:t>
-      </w:r>
-      <w:r>
-        <w:t xml:space="preserve">what BASIC reads of it, made by the build:</w:t>
-      </w:r>
-      <w:r>
-        <w:t xml:space="preserve"> </w:t>
-      </w:r>
-      <w:r>
-        <w:rPr>
-          <w:i/>
-          <w:iCs/>
-        </w:rPr>
-        <w:t xml:space="preserve">From BASIC</w:t>
-      </w:r>
-      <w:r>
-        <w:t xml:space="preserve"> </w:t>
-      </w:r>
-      <w:r>
-        <w:t xml:space="preserve">above).</w:t>
+        <w:t xml:space="preserve">python docs/build_docs.py</w:t>
+      </w:r>
+      <w:r>
+        <w:t xml:space="preserve">.</w:t>
+      </w:r>
+    </w:p>
+    <w:bookmarkEnd w:id="51"/>
+    <w:bookmarkStart w:id="52" w:name="creating-a-kit"/>
+    <w:p>
+      <w:pPr>
+        <w:pStyle w:val="Heading3"/>
+      </w:pPr>
+      <w:r>
+        <w:t xml:space="preserve">Creating a kit</w:t>
       </w:r>
     </w:p>
     <w:p>
@@ -31791,18 +34678,295 @@
         <w:pStyle w:val="FirstParagraph"/>
       </w:pPr>
       <w:r>
+        <w:t xml:space="preserve">When a domain has no kit (SystemKit and NetKit are the models — small, with no dependency):</w:t>
+      </w:r>
+    </w:p>
+    <w:p>
+      <w:pPr>
+        <w:pStyle w:val="Compact"/>
+        <w:numPr>
+          <w:ilvl w:val="0"/>
+          <w:numId w:val="1005"/>
+        </w:numPr>
+      </w:pPr>
+      <w:r>
+        <w:t xml:space="preserve">a folder</w:t>
+      </w:r>
+      <w:r>
+        <w:t xml:space="preserve"> </w:t>
+      </w:r>
+      <w:r>
+        <w:rPr>
+          <w:rStyle w:val="VerbatimChar"/>
+        </w:rPr>
+        <w:t xml:space="preserve">user/Kits/&lt;kit&gt;/</w:t>
+      </w:r>
+      <w:r>
+        <w:t xml:space="preserve">:</w:t>
+      </w:r>
+      <w:r>
+        <w:t xml:space="preserve"> </w:t>
+      </w:r>
+      <w:r>
+        <w:rPr>
+          <w:b/>
+          <w:bCs/>
+        </w:rPr>
+        <w:t xml:space="preserve">one header a program includes,</w:t>
+      </w:r>
+      <w:r>
+        <w:rPr>
+          <w:b/>
+          <w:bCs/>
+        </w:rPr>
+        <w:t xml:space="preserve"> </w:t>
+      </w:r>
+      <w:r>
+        <w:rPr>
+          <w:rStyle w:val="VerbatimChar"/>
+          <w:b/>
+          <w:bCs/>
+        </w:rPr>
+        <w:t xml:space="preserve">&lt;kit&gt;/&lt;kit&gt;.h</w:t>
+      </w:r>
+      <w:r>
+        <w:t xml:space="preserve"> </w:t>
+      </w:r>
+      <w:r>
+        <w:t xml:space="preserve">— it may bring a</w:t>
+      </w:r>
+      <w:r>
+        <w:t xml:space="preserve"> </w:t>
+      </w:r>
+      <w:r>
+        <w:t xml:space="preserve">header per subject, each declaring its functions (</w:t>
+      </w:r>
+      <w:r>
+        <w:rPr>
+          <w:rStyle w:val="VerbatimChar"/>
+        </w:rPr>
+        <w:t xml:space="preserve">XK_API int f (...);</w:t>
+      </w:r>
+      <w:r>
+        <w:t xml:space="preserve">) with a</w:t>
+      </w:r>
+      <w:r>
+        <w:t xml:space="preserve"> </w:t>
+      </w:r>
+      <w:r>
+        <w:rPr>
+          <w:rStyle w:val="VerbatimChar"/>
+        </w:rPr>
+        <w:t xml:space="preserve">.inc</w:t>
+      </w:r>
+      <w:r>
+        <w:t xml:space="preserve"> </w:t>
+      </w:r>
+      <w:r>
+        <w:t xml:space="preserve">beside it for</w:t>
+      </w:r>
+      <w:r>
+        <w:t xml:space="preserve"> </w:t>
+      </w:r>
+      <w:r>
+        <w:t xml:space="preserve">the code — and one source</w:t>
+      </w:r>
+      <w:r>
+        <w:t xml:space="preserve"> </w:t>
+      </w:r>
+      <w:r>
+        <w:rPr>
+          <w:rStyle w:val="VerbatimChar"/>
+        </w:rPr>
+        <w:t xml:space="preserve">&lt;kit&gt;.cpp</w:t>
+      </w:r>
+      <w:r>
+        <w:t xml:space="preserve"> </w:t>
+      </w:r>
+      <w:r>
+        <w:t xml:space="preserve">that compiles the code into the library;</w:t>
+      </w:r>
+    </w:p>
+    <w:p>
+      <w:pPr>
+        <w:pStyle w:val="Compact"/>
+        <w:numPr>
+          <w:ilvl w:val="0"/>
+          <w:numId w:val="1005"/>
+        </w:numPr>
+      </w:pPr>
+      <w:r>
+        <w:t xml:space="preserve">its rules in</w:t>
+      </w:r>
+      <w:r>
+        <w:t xml:space="preserve"> </w:t>
+      </w:r>
+      <w:r>
+        <w:rPr>
+          <w:rStyle w:val="VerbatimChar"/>
+        </w:rPr>
+        <w:t xml:space="preserve">user/Makefile</w:t>
+      </w:r>
+      <w:r>
+        <w:t xml:space="preserve"> </w:t>
+      </w:r>
+      <w:r>
+        <w:t xml:space="preserve">(copy SystemKit's block): the library</w:t>
+      </w:r>
+      <w:r>
+        <w:t xml:space="preserve"> </w:t>
+      </w:r>
+      <w:r>
+        <w:rPr>
+          <w:rStyle w:val="VerbatimChar"/>
+        </w:rPr>
+        <w:t xml:space="preserve">lib/&lt;kit&gt;.so</w:t>
+      </w:r>
+      <w:r>
+        <w:t xml:space="preserve">, its import</w:t>
+      </w:r>
+      <w:r>
+        <w:t xml:space="preserve"> </w:t>
+      </w:r>
+      <w:r>
+        <w:t xml:space="preserve">archives</w:t>
+      </w:r>
+      <w:r>
+        <w:t xml:space="preserve"> </w:t>
+      </w:r>
+      <w:r>
+        <w:rPr>
+          <w:rStyle w:val="VerbatimChar"/>
+        </w:rPr>
+        <w:t xml:space="preserve">lib/&lt;kit&gt;.imp.a</w:t>
+      </w:r>
+      <w:r>
+        <w:t xml:space="preserve"> </w:t>
+      </w:r>
+      <w:r>
+        <w:t xml:space="preserve">(C++) and</w:t>
+      </w:r>
+      <w:r>
+        <w:t xml:space="preserve"> </w:t>
+      </w:r>
+      <w:r>
+        <w:rPr>
+          <w:rStyle w:val="VerbatimChar"/>
+        </w:rPr>
+        <w:t xml:space="preserve">lib/&lt;kit&gt;.imp_c.a</w:t>
+      </w:r>
+      <w:r>
+        <w:t xml:space="preserve"> </w:t>
+      </w:r>
+      <w:r>
+        <w:t xml:space="preserve">(C);</w:t>
+      </w:r>
+    </w:p>
+    <w:p>
+      <w:pPr>
+        <w:pStyle w:val="Compact"/>
+        <w:numPr>
+          <w:ilvl w:val="0"/>
+          <w:numId w:val="1005"/>
+        </w:numPr>
+      </w:pPr>
+      <w:r>
+        <w:t xml:space="preserve">its package in</w:t>
+      </w:r>
+      <w:r>
+        <w:t xml:space="preserve"> </w:t>
+      </w:r>
+      <w:r>
+        <w:rPr>
+          <w:rStyle w:val="VerbatimChar"/>
+        </w:rPr>
+        <w:t xml:space="preserve">tools/pkg/packages.ini</w:t>
+      </w:r>
+      <w:r>
+        <w:t xml:space="preserve"> </w:t>
+      </w:r>
+      <w:r>
+        <w:t xml:space="preserve">(</w:t>
+      </w:r>
+      <w:r>
+        <w:rPr>
+          <w:rStyle w:val="VerbatimChar"/>
+        </w:rPr>
+        <w:t xml:space="preserve">required = 1</w:t>
+      </w:r>
+      <w:r>
+        <w:t xml:space="preserve">,</w:t>
+      </w:r>
+      <w:r>
+        <w:t xml:space="preserve"> </w:t>
+      </w:r>
+      <w:r>
+        <w:rPr>
+          <w:rStyle w:val="VerbatimChar"/>
+        </w:rPr>
+        <w:t xml:space="preserve">files = lib/&lt;kit&gt;.so lib/&lt;kit&gt;.bi</w:t>
+      </w:r>
+      <w:r>
+        <w:t xml:space="preserve"> </w:t>
+      </w:r>
+      <w:r>
+        <w:t xml:space="preserve">— the</w:t>
+      </w:r>
+      <w:r>
+        <w:t xml:space="preserve"> </w:t>
+      </w:r>
+      <w:r>
+        <w:rPr>
+          <w:rStyle w:val="VerbatimChar"/>
+        </w:rPr>
+        <w:t xml:space="preserve">.bi</w:t>
+      </w:r>
+      <w:r>
+        <w:t xml:space="preserve"> </w:t>
+      </w:r>
+      <w:r>
+        <w:t xml:space="preserve">is</w:t>
+      </w:r>
+      <w:r>
+        <w:t xml:space="preserve"> </w:t>
+      </w:r>
+      <w:r>
+        <w:t xml:space="preserve">what BASIC reads of it, made by the build:</w:t>
+      </w:r>
+      <w:r>
+        <w:t xml:space="preserve"> </w:t>
+      </w:r>
+      <w:r>
+        <w:rPr>
+          <w:i/>
+          <w:iCs/>
+        </w:rPr>
+        <w:t xml:space="preserve">From BASIC</w:t>
+      </w:r>
+      <w:r>
+        <w:t xml:space="preserve"> </w:t>
+      </w:r>
+      <w:r>
+        <w:t xml:space="preserve">above).</w:t>
+      </w:r>
+    </w:p>
+    <w:p>
+      <w:pPr>
+        <w:pStyle w:val="FirstParagraph"/>
+      </w:pPr>
+      <w:r>
         <w:t xml:space="preserve">The header of a kit a C program may use is written in C.</w:t>
       </w:r>
     </w:p>
-    <w:bookmarkEnd w:id="51"/>
     <w:bookmarkEnd w:id="52"/>
-    <w:bookmarkStart w:id="53" w:name="X3af01a0667e17ad839a7c64a0acda15c6c35965"/>
+    <w:bookmarkEnd w:id="53"/>
+    <w:bookmarkStart w:id="54" w:name="X7606924291e8bf71f69dcb12fcf6ce470229685"/>
     <w:p>
       <w:pPr>
         <w:pStyle w:val="Heading2"/>
       </w:pPr>
       <w:r>
-        <w:t xml:space="preserve">15. Quick reference</w:t>
+        <w:t xml:space="preserve">16. Quick reference</w:t>
       </w:r>
     </w:p>
     <w:tbl>
@@ -33459,7 +36623,7 @@
               <w:pStyle w:val="Compact"/>
             </w:pPr>
             <w:r>
-              <w:t xml:space="preserve">draw smooth text</w:t>
+              <w:t xml:space="preserve">record the microphone</w:t>
             </w:r>
           </w:p>
         </w:tc>
@@ -33470,7 +36634,7 @@
               <w:pStyle w:val="Compact"/>
             </w:pPr>
             <w:r>
-              <w:t xml:space="preserve">FontKit</w:t>
+              <w:t xml:space="preserve">AudioKit</w:t>
             </w:r>
           </w:p>
         </w:tc>
@@ -33484,7 +36648,7 @@
               <w:rPr>
                 <w:rStyle w:val="VerbatimChar"/>
               </w:rPr>
-              <w:t xml:space="preserve">ft_uikit_install</w:t>
+              <w:t xml:space="preserve">ak_in_open</w:t>
             </w:r>
             <w:r>
               <w:t xml:space="preserve">,</w:t>
@@ -33496,7 +36660,7 @@
               <w:rPr>
                 <w:rStyle w:val="VerbatimChar"/>
               </w:rPr>
-              <w:t xml:space="preserve">fnt::get</w:t>
+              <w:t xml:space="preserve">ak_in_read</w:t>
             </w:r>
           </w:p>
         </w:tc>
@@ -33509,7 +36673,7 @@
               <w:pStyle w:val="Compact"/>
             </w:pPr>
             <w:r>
-              <w:t xml:space="preserve">print</w:t>
+              <w:t xml:space="preserve">draw smooth text</w:t>
             </w:r>
           </w:p>
         </w:tc>
@@ -33520,7 +36684,7 @@
               <w:pStyle w:val="Compact"/>
             </w:pPr>
             <w:r>
-              <w:t xml:space="preserve">PrinterKit</w:t>
+              <w:t xml:space="preserve">FontKit</w:t>
             </w:r>
           </w:p>
         </w:tc>
@@ -33534,7 +36698,7 @@
               <w:rPr>
                 <w:rStyle w:val="VerbatimChar"/>
               </w:rPr>
-              <w:t xml:space="preserve">print_dialog</w:t>
+              <w:t xml:space="preserve">ft_uikit_install</w:t>
             </w:r>
             <w:r>
               <w:t xml:space="preserve">,</w:t>
@@ -33546,31 +36710,7 @@
               <w:rPr>
                 <w:rStyle w:val="VerbatimChar"/>
               </w:rPr>
-              <w:t xml:space="preserve">print_begin</w:t>
-            </w:r>
-            <w:r>
-              <w:t xml:space="preserve">,</w:t>
-            </w:r>
-            <w:r>
-              <w:t xml:space="preserve"> </w:t>
-            </w:r>
-            <w:r>
-              <w:rPr>
-                <w:rStyle w:val="VerbatimChar"/>
-              </w:rPr>
-              <w:t xml:space="preserve">print_page</w:t>
-            </w:r>
-            <w:r>
-              <w:t xml:space="preserve">,</w:t>
-            </w:r>
-            <w:r>
-              <w:t xml:space="preserve"> </w:t>
-            </w:r>
-            <w:r>
-              <w:rPr>
-                <w:rStyle w:val="VerbatimChar"/>
-              </w:rPr>
-              <w:t xml:space="preserve">print_end</w:t>
+              <w:t xml:space="preserve">fnt::get</w:t>
             </w:r>
           </w:p>
         </w:tc>
@@ -33583,7 +36723,7 @@
               <w:pStyle w:val="Compact"/>
             </w:pPr>
             <w:r>
-              <w:t xml:space="preserve">light an LED, read a button</w:t>
+              <w:t xml:space="preserve">print</w:t>
             </w:r>
           </w:p>
         </w:tc>
@@ -33594,7 +36734,7 @@
               <w:pStyle w:val="Compact"/>
             </w:pPr>
             <w:r>
-              <w:t xml:space="preserve">GPIOKit</w:t>
+              <w:t xml:space="preserve">PrinterKit</w:t>
             </w:r>
           </w:p>
         </w:tc>
@@ -33608,7 +36748,7 @@
               <w:rPr>
                 <w:rStyle w:val="VerbatimChar"/>
               </w:rPr>
-              <w:t xml:space="preserve">gk_mode</w:t>
+              <w:t xml:space="preserve">print_dialog</w:t>
             </w:r>
             <w:r>
               <w:t xml:space="preserve">,</w:t>
@@ -33620,7 +36760,7 @@
               <w:rPr>
                 <w:rStyle w:val="VerbatimChar"/>
               </w:rPr>
-              <w:t xml:space="preserve">gk_write</w:t>
+              <w:t xml:space="preserve">print_begin</w:t>
             </w:r>
             <w:r>
               <w:t xml:space="preserve">,</w:t>
@@ -33632,7 +36772,19 @@
               <w:rPr>
                 <w:rStyle w:val="VerbatimChar"/>
               </w:rPr>
-              <w:t xml:space="preserve">gk_read</w:t>
+              <w:t xml:space="preserve">print_page</w:t>
+            </w:r>
+            <w:r>
+              <w:t xml:space="preserve">,</w:t>
+            </w:r>
+            <w:r>
+              <w:t xml:space="preserve"> </w:t>
+            </w:r>
+            <w:r>
+              <w:rPr>
+                <w:rStyle w:val="VerbatimChar"/>
+              </w:rPr>
+              <w:t xml:space="preserve">print_end</w:t>
             </w:r>
           </w:p>
         </w:tc>
@@ -33645,7 +36797,7 @@
               <w:pStyle w:val="Compact"/>
             </w:pPr>
             <w:r>
-              <w:t xml:space="preserve">wait for a button's press</w:t>
+              <w:t xml:space="preserve">light an LED, read a button</w:t>
             </w:r>
           </w:p>
         </w:tc>
@@ -33670,7 +36822,7 @@
               <w:rPr>
                 <w:rStyle w:val="VerbatimChar"/>
               </w:rPr>
-              <w:t xml:space="preserve">gk_edges</w:t>
+              <w:t xml:space="preserve">gk_mode</w:t>
             </w:r>
             <w:r>
               <w:t xml:space="preserve">,</w:t>
@@ -33682,7 +36834,19 @@
               <w:rPr>
                 <w:rStyle w:val="VerbatimChar"/>
               </w:rPr>
-              <w:t xml:space="preserve">gk_events</w:t>
+              <w:t xml:space="preserve">gk_write</w:t>
+            </w:r>
+            <w:r>
+              <w:t xml:space="preserve">,</w:t>
+            </w:r>
+            <w:r>
+              <w:t xml:space="preserve"> </w:t>
+            </w:r>
+            <w:r>
+              <w:rPr>
+                <w:rStyle w:val="VerbatimChar"/>
+              </w:rPr>
+              <w:t xml:space="preserve">gk_read</w:t>
             </w:r>
           </w:p>
         </w:tc>
@@ -33695,7 +36859,7 @@
               <w:pStyle w:val="Compact"/>
             </w:pPr>
             <w:r>
-              <w:t xml:space="preserve">dim an LED, move a servo</w:t>
+              <w:t xml:space="preserve">wait for a button's press</w:t>
             </w:r>
           </w:p>
         </w:tc>
@@ -33720,7 +36884,7 @@
               <w:rPr>
                 <w:rStyle w:val="VerbatimChar"/>
               </w:rPr>
-              <w:t xml:space="preserve">gk_pwm</w:t>
+              <w:t xml:space="preserve">gk_edges</w:t>
             </w:r>
             <w:r>
               <w:t xml:space="preserve">,</w:t>
@@ -33732,7 +36896,7 @@
               <w:rPr>
                 <w:rStyle w:val="VerbatimChar"/>
               </w:rPr>
-              <w:t xml:space="preserve">gk_servo</w:t>
+              <w:t xml:space="preserve">gk_events</w:t>
             </w:r>
           </w:p>
         </w:tc>
@@ -33745,7 +36909,7 @@
               <w:pStyle w:val="Compact"/>
             </w:pPr>
             <w:r>
-              <w:t xml:space="preserve">talk to an I2C / SPI device</w:t>
+              <w:t xml:space="preserve">dim an LED, move a servo</w:t>
             </w:r>
           </w:p>
         </w:tc>
@@ -33770,6 +36934,56 @@
               <w:rPr>
                 <w:rStyle w:val="VerbatimChar"/>
               </w:rPr>
+              <w:t xml:space="preserve">gk_pwm</w:t>
+            </w:r>
+            <w:r>
+              <w:t xml:space="preserve">,</w:t>
+            </w:r>
+            <w:r>
+              <w:t xml:space="preserve"> </w:t>
+            </w:r>
+            <w:r>
+              <w:rPr>
+                <w:rStyle w:val="VerbatimChar"/>
+              </w:rPr>
+              <w:t xml:space="preserve">gk_servo</w:t>
+            </w:r>
+          </w:p>
+        </w:tc>
+      </w:tr>
+      <w:tr>
+        <w:tc>
+          <w:tcPr/>
+          <w:p>
+            <w:pPr>
+              <w:pStyle w:val="Compact"/>
+            </w:pPr>
+            <w:r>
+              <w:t xml:space="preserve">talk to an I2C / SPI device</w:t>
+            </w:r>
+          </w:p>
+        </w:tc>
+        <w:tc>
+          <w:tcPr/>
+          <w:p>
+            <w:pPr>
+              <w:pStyle w:val="Compact"/>
+            </w:pPr>
+            <w:r>
+              <w:t xml:space="preserve">GPIOKit</w:t>
+            </w:r>
+          </w:p>
+        </w:tc>
+        <w:tc>
+          <w:tcPr/>
+          <w:p>
+            <w:pPr>
+              <w:pStyle w:val="Compact"/>
+            </w:pPr>
+            <w:r>
+              <w:rPr>
+                <w:rStyle w:val="VerbatimChar"/>
+              </w:rPr>
               <w:t xml:space="preserve">gk_i2c_reg_read</w:t>
             </w:r>
             <w:r>
@@ -33800,7 +37014,7 @@
         </w:tc>
       </w:tr>
     </w:tbl>
-    <w:bookmarkEnd w:id="53"/>
+    <w:bookmarkEnd w:id="54"/>
     <w:sectPr>
       <w:footerReference r:id="rId9" w:type="default"/>
       <w:footnotePr>
@@ -34182,6 +37396,9 @@
     <w:abstractNumId w:val="991"/>
   </w:num>
   <w:num w:numId="1003">
+    <w:abstractNumId w:val="991"/>
+  </w:num>
+  <w:num w:numId="1004">
     <w:abstractNumId w:val="99411"/>
     <w:lvlOverride w:ilvl="0">
       <w:startOverride w:val="1"/>
@@ -34211,7 +37428,7 @@
       <w:startOverride w:val="1"/>
     </w:lvlOverride>
   </w:num>
-  <w:num w:numId="1004">
+  <w:num w:numId="1005">
     <w:abstractNumId w:val="991"/>
   </w:num>
 </w:numbering>
